--- a/public/documentazione/Manuale_Test_Portale_CWP.docx
+++ b/public/documentazione/Manuale_Test_Portale_CWP.docx
@@ -302,7 +302,7 @@
                 <w:sz w:val="20"/>
                 <w:szCs w:val="20"/>
               </w:rPr>
-              <w:t xml:space="preserve">Rev. 1.0</w:t>
+              <w:t xml:space="preserve">Rev. 1.1</w:t>
             </w:r>
           </w:p>
         </w:tc>
@@ -719,6 +719,140 @@
                 <w:sz w:val="18"/>
                 <w:szCs w:val="18"/>
               </w:rPr>
+              <w:t xml:space="preserve">1.1</w:t>
+            </w:r>
+          </w:p>
+        </w:tc>
+        <w:tc>
+          <w:tcPr>
+            <w:tcW w:type="dxa" w:w="1300"/>
+            <w:tcBorders>
+              <w:top w:val="single" w:color="D9D4C5" w:sz="4"/>
+              <w:left w:val="single" w:color="D9D4C5" w:sz="4"/>
+              <w:bottom w:val="single" w:color="D9D4C5" w:sz="4"/>
+              <w:right w:val="single" w:color="D9D4C5" w:sz="4"/>
+            </w:tcBorders>
+            <w:tcMar>
+              <w:top w:type="dxa" w:w="70"/>
+              <w:left w:type="dxa" w:w="110"/>
+              <w:bottom w:type="dxa" w:w="70"/>
+              <w:right w:type="dxa" w:w="110"/>
+            </w:tcMar>
+            <w:vAlign w:val="center"/>
+          </w:tcPr>
+          <w:p>
+            <w:pPr>
+              <w:spacing w:after="0" w:before="0"/>
+            </w:pPr>
+            <w:r>
+              <w:rPr>
+                <w:rFonts w:ascii="Arial" w:cs="Arial" w:eastAsia="Arial" w:hAnsi="Arial"/>
+                <w:color w:val="1B2118"/>
+                <w:sz w:val="18"/>
+                <w:szCs w:val="18"/>
+              </w:rPr>
+              <w:t xml:space="preserve">18/10/2026</w:t>
+            </w:r>
+          </w:p>
+        </w:tc>
+        <w:tc>
+          <w:tcPr>
+            <w:tcW w:type="dxa" w:w="5538"/>
+            <w:tcBorders>
+              <w:top w:val="single" w:color="D9D4C5" w:sz="4"/>
+              <w:left w:val="single" w:color="D9D4C5" w:sz="4"/>
+              <w:bottom w:val="single" w:color="D9D4C5" w:sz="4"/>
+              <w:right w:val="single" w:color="D9D4C5" w:sz="4"/>
+            </w:tcBorders>
+            <w:tcMar>
+              <w:top w:type="dxa" w:w="70"/>
+              <w:left w:type="dxa" w:w="110"/>
+              <w:bottom w:type="dxa" w:w="70"/>
+              <w:right w:type="dxa" w:w="110"/>
+            </w:tcMar>
+            <w:vAlign w:val="center"/>
+          </w:tcPr>
+          <w:p>
+            <w:pPr>
+              <w:spacing w:after="0" w:before="0"/>
+            </w:pPr>
+            <w:r>
+              <w:rPr>
+                <w:rFonts w:ascii="Arial" w:cs="Arial" w:eastAsia="Arial" w:hAnsi="Arial"/>
+                <w:color w:val="1B2118"/>
+                <w:sz w:val="18"/>
+                <w:szCs w:val="18"/>
+              </w:rPr>
+              <w:t xml:space="preserve">Prove per Enti di Validazione, modelli, note di fase, messaggi, pagamenti visibili al Comune, pratica sospesa, consultazione pubblica con conferma dell'email, limiti di invio ed errata corrige.</w:t>
+            </w:r>
+          </w:p>
+        </w:tc>
+        <w:tc>
+          <w:tcPr>
+            <w:tcW w:type="dxa" w:w="2000"/>
+            <w:tcBorders>
+              <w:top w:val="single" w:color="D9D4C5" w:sz="4"/>
+              <w:left w:val="single" w:color="D9D4C5" w:sz="4"/>
+              <w:bottom w:val="single" w:color="D9D4C5" w:sz="4"/>
+              <w:right w:val="single" w:color="D9D4C5" w:sz="4"/>
+            </w:tcBorders>
+            <w:tcMar>
+              <w:top w:type="dxa" w:w="70"/>
+              <w:left w:type="dxa" w:w="110"/>
+              <w:bottom w:type="dxa" w:w="70"/>
+              <w:right w:type="dxa" w:w="110"/>
+            </w:tcMar>
+            <w:vAlign w:val="center"/>
+          </w:tcPr>
+          <w:p>
+            <w:pPr>
+              <w:spacing w:after="0" w:before="0"/>
+            </w:pPr>
+            <w:r>
+              <w:rPr>
+                <w:rFonts w:ascii="Arial" w:cs="Arial" w:eastAsia="Arial" w:hAnsi="Arial"/>
+                <w:color w:val="1B2118"/>
+                <w:sz w:val="18"/>
+                <w:szCs w:val="18"/>
+              </w:rPr>
+              <w:t xml:space="preserve">Fondazione Operate</w:t>
+            </w:r>
+          </w:p>
+        </w:tc>
+      </w:tr>
+      <w:tr>
+        <w:trPr>
+          <w:cantSplit/>
+        </w:trPr>
+        <w:tc>
+          <w:tcPr>
+            <w:tcW w:type="dxa" w:w="800"/>
+            <w:tcBorders>
+              <w:top w:val="single" w:color="D9D4C5" w:sz="4"/>
+              <w:left w:val="single" w:color="D9D4C5" w:sz="4"/>
+              <w:bottom w:val="single" w:color="D9D4C5" w:sz="4"/>
+              <w:right w:val="single" w:color="D9D4C5" w:sz="4"/>
+            </w:tcBorders>
+            <w:shd w:fill="F6F4EE" w:color="auto" w:val="clear"/>
+            <w:tcMar>
+              <w:top w:type="dxa" w:w="70"/>
+              <w:left w:type="dxa" w:w="110"/>
+              <w:bottom w:type="dxa" w:w="70"/>
+              <w:right w:type="dxa" w:w="110"/>
+            </w:tcMar>
+            <w:vAlign w:val="center"/>
+          </w:tcPr>
+          <w:p>
+            <w:pPr>
+              <w:spacing w:after="0" w:before="0"/>
+            </w:pPr>
+            <w:r>
+              <w:rPr>
+                <w:rFonts w:ascii="Arial" w:cs="Arial" w:eastAsia="Arial" w:hAnsi="Arial"/>
+                <w:color w:val="1B2118"/>
+                <w:sz w:val="18"/>
+                <w:szCs w:val="18"/>
+              </w:rPr>
               <w:t xml:space="preserve">1.0</w:t>
             </w:r>
           </w:p>
@@ -732,6 +866,7 @@
               <w:bottom w:val="single" w:color="D9D4C5" w:sz="4"/>
               <w:right w:val="single" w:color="D9D4C5" w:sz="4"/>
             </w:tcBorders>
+            <w:shd w:fill="F6F4EE" w:color="auto" w:val="clear"/>
             <w:tcMar>
               <w:top w:type="dxa" w:w="70"/>
               <w:left w:type="dxa" w:w="110"/>
@@ -764,6 +899,7 @@
               <w:bottom w:val="single" w:color="D9D4C5" w:sz="4"/>
               <w:right w:val="single" w:color="D9D4C5" w:sz="4"/>
             </w:tcBorders>
+            <w:shd w:fill="F6F4EE" w:color="auto" w:val="clear"/>
             <w:tcMar>
               <w:top w:type="dxa" w:w="70"/>
               <w:left w:type="dxa" w:w="110"/>
@@ -796,6 +932,7 @@
               <w:bottom w:val="single" w:color="D9D4C5" w:sz="4"/>
               <w:right w:val="single" w:color="D9D4C5" w:sz="4"/>
             </w:tcBorders>
+            <w:shd w:fill="F6F4EE" w:color="auto" w:val="clear"/>
             <w:tcMar>
               <w:top w:type="dxa" w:w="70"/>
               <w:left w:type="dxa" w:w="110"/>
@@ -837,7 +974,7 @@
           <w:sz w:val="20"/>
           <w:szCs w:val="20"/>
         </w:rPr>
-        <w:t xml:space="preserve">Guida alla revisione 1.0 del 18/10/2026, allineata al portale e agli altri manuali. È aggiornata a ogni rilascio; la versione corrente si scarica dall'area Documentazione del portale (solo Amministratori).</w:t>
+        <w:t xml:space="preserve">Guida alla revisione 1.1 del 18/10/2026, allineata al portale e agli altri manuali. È aggiornata a ogni rilascio; la versione corrente si scarica dall'area Documentazione del portale (solo Amministratori).</w:t>
       </w:r>
     </w:p>
     <w:p>
@@ -1211,7 +1348,7 @@
         </w:rPr>
         <w:t xml:space="preserve">Il portale: </w:t>
       </w:r>
-      <w:hyperlink w:history="1" r:id="rIds2hnbv3hcli_npi3fw8g1">
+      <w:hyperlink w:history="1" r:id="rIdj9c_q5ngyczqf29y_fk4k">
         <w:r>
           <w:rPr>
             <w:rFonts w:ascii="Arial" w:cs="Arial" w:eastAsia="Arial" w:hAnsi="Arial"/>
@@ -3213,8 +3350,8 @@
       </w:tblPr>
       <w:tblGrid>
         <w:gridCol w:w="2010"/>
-        <w:gridCol w:w="5618"/>
-        <w:gridCol w:w="2010"/>
+        <w:gridCol w:w="5546"/>
+        <w:gridCol w:w="2082"/>
       </w:tblGrid>
       <w:tr>
         <w:trPr>
@@ -3257,7 +3394,7 @@
         </w:tc>
         <w:tc>
           <w:tcPr>
-            <w:tcW w:type="dxa" w:w="5618"/>
+            <w:tcW w:type="dxa" w:w="5546"/>
             <w:tcBorders>
               <w:top w:val="single" w:color="D9D4C5" w:sz="4"/>
               <w:left w:val="single" w:color="D9D4C5" w:sz="4"/>
@@ -3292,7 +3429,7 @@
         </w:tc>
         <w:tc>
           <w:tcPr>
-            <w:tcW w:type="dxa" w:w="2010"/>
+            <w:tcW w:type="dxa" w:w="2082"/>
             <w:tcBorders>
               <w:top w:val="single" w:color="D9D4C5" w:sz="4"/>
               <w:left w:val="single" w:color="D9D4C5" w:sz="4"/>
@@ -3364,7 +3501,7 @@
         </w:tc>
         <w:tc>
           <w:tcPr>
-            <w:tcW w:type="dxa" w:w="5618"/>
+            <w:tcW w:type="dxa" w:w="5546"/>
             <w:tcBorders>
               <w:top w:val="single" w:color="D9D4C5" w:sz="4"/>
               <w:left w:val="single" w:color="D9D4C5" w:sz="4"/>
@@ -3396,7 +3533,7 @@
         </w:tc>
         <w:tc>
           <w:tcPr>
-            <w:tcW w:type="dxa" w:w="2010"/>
+            <w:tcW w:type="dxa" w:w="2082"/>
             <w:tcBorders>
               <w:top w:val="single" w:color="D9D4C5" w:sz="4"/>
               <w:left w:val="single" w:color="D9D4C5" w:sz="4"/>
@@ -3466,7 +3603,7 @@
         </w:tc>
         <w:tc>
           <w:tcPr>
-            <w:tcW w:type="dxa" w:w="5618"/>
+            <w:tcW w:type="dxa" w:w="5546"/>
             <w:tcBorders>
               <w:top w:val="single" w:color="D9D4C5" w:sz="4"/>
               <w:left w:val="single" w:color="D9D4C5" w:sz="4"/>
@@ -3499,7 +3636,7 @@
         </w:tc>
         <w:tc>
           <w:tcPr>
-            <w:tcW w:type="dxa" w:w="2010"/>
+            <w:tcW w:type="dxa" w:w="2082"/>
             <w:tcBorders>
               <w:top w:val="single" w:color="D9D4C5" w:sz="4"/>
               <w:left w:val="single" w:color="D9D4C5" w:sz="4"/>
@@ -3569,65 +3706,65 @@
         </w:tc>
         <w:tc>
           <w:tcPr>
-            <w:tcW w:type="dxa" w:w="5618"/>
-            <w:tcBorders>
-              <w:top w:val="single" w:color="D9D4C5" w:sz="4"/>
-              <w:left w:val="single" w:color="D9D4C5" w:sz="4"/>
-              <w:bottom w:val="single" w:color="D9D4C5" w:sz="4"/>
-              <w:right w:val="single" w:color="D9D4C5" w:sz="4"/>
-            </w:tcBorders>
-            <w:tcMar>
-              <w:top w:type="dxa" w:w="70"/>
-              <w:left w:type="dxa" w:w="110"/>
-              <w:bottom w:type="dxa" w:w="70"/>
-              <w:right w:type="dxa" w:w="110"/>
-            </w:tcMar>
-            <w:vAlign w:val="center"/>
-          </w:tcPr>
-          <w:p>
-            <w:pPr>
-              <w:spacing w:after="0" w:before="0"/>
-            </w:pPr>
-            <w:r>
-              <w:rPr>
-                <w:rFonts w:ascii="Arial" w:cs="Arial" w:eastAsia="Arial" w:hAnsi="Arial"/>
-                <w:color w:val="1B2118"/>
-                <w:sz w:val="18"/>
-                <w:szCs w:val="18"/>
-              </w:rPr>
-              <w:t xml:space="preserve">7 fasi con apertura, scadenza calcolata, chiusura, modifica della scadenza con motivazione</w:t>
-            </w:r>
-          </w:p>
-        </w:tc>
-        <w:tc>
-          <w:tcPr>
-            <w:tcW w:type="dxa" w:w="2010"/>
-            <w:tcBorders>
-              <w:top w:val="single" w:color="D9D4C5" w:sz="4"/>
-              <w:left w:val="single" w:color="D9D4C5" w:sz="4"/>
-              <w:bottom w:val="single" w:color="D9D4C5" w:sz="4"/>
-              <w:right w:val="single" w:color="D9D4C5" w:sz="4"/>
-            </w:tcBorders>
-            <w:tcMar>
-              <w:top w:type="dxa" w:w="70"/>
-              <w:left w:type="dxa" w:w="110"/>
-              <w:bottom w:type="dxa" w:w="70"/>
-              <w:right w:type="dxa" w:w="110"/>
-            </w:tcMar>
-            <w:vAlign w:val="center"/>
-          </w:tcPr>
-          <w:p>
-            <w:pPr>
-              <w:spacing w:after="0" w:before="0"/>
-            </w:pPr>
-            <w:r>
-              <w:rPr>
-                <w:rFonts w:ascii="Arial" w:cs="Arial" w:eastAsia="Arial" w:hAnsi="Arial"/>
-                <w:color w:val="1B2118"/>
-                <w:sz w:val="18"/>
-                <w:szCs w:val="18"/>
-              </w:rPr>
-              <w:t xml:space="preserve">Fondazione</w:t>
+            <w:tcW w:type="dxa" w:w="5546"/>
+            <w:tcBorders>
+              <w:top w:val="single" w:color="D9D4C5" w:sz="4"/>
+              <w:left w:val="single" w:color="D9D4C5" w:sz="4"/>
+              <w:bottom w:val="single" w:color="D9D4C5" w:sz="4"/>
+              <w:right w:val="single" w:color="D9D4C5" w:sz="4"/>
+            </w:tcBorders>
+            <w:tcMar>
+              <w:top w:type="dxa" w:w="70"/>
+              <w:left w:type="dxa" w:w="110"/>
+              <w:bottom w:type="dxa" w:w="70"/>
+              <w:right w:type="dxa" w:w="110"/>
+            </w:tcMar>
+            <w:vAlign w:val="center"/>
+          </w:tcPr>
+          <w:p>
+            <w:pPr>
+              <w:spacing w:after="0" w:before="0"/>
+            </w:pPr>
+            <w:r>
+              <w:rPr>
+                <w:rFonts w:ascii="Arial" w:cs="Arial" w:eastAsia="Arial" w:hAnsi="Arial"/>
+                <w:color w:val="1B2118"/>
+                <w:sz w:val="18"/>
+                <w:szCs w:val="18"/>
+              </w:rPr>
+              <w:t xml:space="preserve">7 fasi con apertura, scadenza calcolata, chiusura, modifica della scadenza con motivazione; note di fase interne o condivise; modelli da scaricare per fase</w:t>
+            </w:r>
+          </w:p>
+        </w:tc>
+        <w:tc>
+          <w:tcPr>
+            <w:tcW w:type="dxa" w:w="2082"/>
+            <w:tcBorders>
+              <w:top w:val="single" w:color="D9D4C5" w:sz="4"/>
+              <w:left w:val="single" w:color="D9D4C5" w:sz="4"/>
+              <w:bottom w:val="single" w:color="D9D4C5" w:sz="4"/>
+              <w:right w:val="single" w:color="D9D4C5" w:sz="4"/>
+            </w:tcBorders>
+            <w:tcMar>
+              <w:top w:type="dxa" w:w="70"/>
+              <w:left w:type="dxa" w:w="110"/>
+              <w:bottom w:type="dxa" w:w="70"/>
+              <w:right w:type="dxa" w:w="110"/>
+            </w:tcMar>
+            <w:vAlign w:val="center"/>
+          </w:tcPr>
+          <w:p>
+            <w:pPr>
+              <w:spacing w:after="0" w:before="0"/>
+            </w:pPr>
+            <w:r>
+              <w:rPr>
+                <w:rFonts w:ascii="Arial" w:cs="Arial" w:eastAsia="Arial" w:hAnsi="Arial"/>
+                <w:color w:val="1B2118"/>
+                <w:sz w:val="18"/>
+                <w:szCs w:val="18"/>
+              </w:rPr>
+              <w:t xml:space="preserve">Fondazione; il Comune consulta</w:t>
             </w:r>
           </w:p>
         </w:tc>
@@ -3665,13 +3802,13 @@
                 <w:sz w:val="18"/>
                 <w:szCs w:val="18"/>
               </w:rPr>
-              <w:t xml:space="preserve">Documenti</w:t>
-            </w:r>
-          </w:p>
-        </w:tc>
-        <w:tc>
-          <w:tcPr>
-            <w:tcW w:type="dxa" w:w="5618"/>
+              <w:t xml:space="preserve">Messaggi</w:t>
+            </w:r>
+          </w:p>
+        </w:tc>
+        <w:tc>
+          <w:tcPr>
+            <w:tcW w:type="dxa" w:w="5546"/>
             <w:tcBorders>
               <w:top w:val="single" w:color="D9D4C5" w:sz="4"/>
               <w:left w:val="single" w:color="D9D4C5" w:sz="4"/>
@@ -3698,13 +3835,13 @@
                 <w:sz w:val="18"/>
                 <w:szCs w:val="18"/>
               </w:rPr>
-              <w:t xml:space="preserve">Caricamento con versioni (mai sovrascritte), visibilità, controllo di formato e contenuto, impronta di integrità</w:t>
-            </w:r>
-          </w:p>
-        </w:tc>
-        <w:tc>
-          <w:tcPr>
-            <w:tcW w:type="dxa" w:w="2010"/>
+              <w:t xml:space="preserve">Conversazione tra Comune e Fondazione dentro ogni pratica</w:t>
+            </w:r>
+          </w:p>
+        </w:tc>
+        <w:tc>
+          <w:tcPr>
+            <w:tcW w:type="dxa" w:w="2082"/>
             <w:tcBorders>
               <w:top w:val="single" w:color="D9D4C5" w:sz="4"/>
               <w:left w:val="single" w:color="D9D4C5" w:sz="4"/>
@@ -3768,45 +3905,45 @@
                 <w:sz w:val="18"/>
                 <w:szCs w:val="18"/>
               </w:rPr>
-              <w:t xml:space="preserve">Integrazioni</w:t>
-            </w:r>
-          </w:p>
-        </w:tc>
-        <w:tc>
-          <w:tcPr>
-            <w:tcW w:type="dxa" w:w="5618"/>
-            <w:tcBorders>
-              <w:top w:val="single" w:color="D9D4C5" w:sz="4"/>
-              <w:left w:val="single" w:color="D9D4C5" w:sz="4"/>
-              <w:bottom w:val="single" w:color="D9D4C5" w:sz="4"/>
-              <w:right w:val="single" w:color="D9D4C5" w:sz="4"/>
-            </w:tcBorders>
-            <w:tcMar>
-              <w:top w:type="dxa" w:w="70"/>
-              <w:left w:type="dxa" w:w="110"/>
-              <w:bottom w:type="dxa" w:w="70"/>
-              <w:right w:type="dxa" w:w="110"/>
-            </w:tcMar>
-            <w:vAlign w:val="center"/>
-          </w:tcPr>
-          <w:p>
-            <w:pPr>
-              <w:spacing w:after="0" w:before="0"/>
-            </w:pPr>
-            <w:r>
-              <w:rPr>
-                <w:rFonts w:ascii="Arial" w:cs="Arial" w:eastAsia="Arial" w:hAnsi="Arial"/>
-                <w:color w:val="1B2118"/>
-                <w:sz w:val="18"/>
-                <w:szCs w:val="18"/>
-              </w:rPr>
-              <w:t xml:space="preserve">Richiesta della Fondazione → risposta del Comune con documento → chiusura</w:t>
-            </w:r>
-          </w:p>
-        </w:tc>
-        <w:tc>
-          <w:tcPr>
-            <w:tcW w:type="dxa" w:w="2010"/>
+              <w:t xml:space="preserve">Documenti</w:t>
+            </w:r>
+          </w:p>
+        </w:tc>
+        <w:tc>
+          <w:tcPr>
+            <w:tcW w:type="dxa" w:w="5546"/>
+            <w:tcBorders>
+              <w:top w:val="single" w:color="D9D4C5" w:sz="4"/>
+              <w:left w:val="single" w:color="D9D4C5" w:sz="4"/>
+              <w:bottom w:val="single" w:color="D9D4C5" w:sz="4"/>
+              <w:right w:val="single" w:color="D9D4C5" w:sz="4"/>
+            </w:tcBorders>
+            <w:tcMar>
+              <w:top w:type="dxa" w:w="70"/>
+              <w:left w:type="dxa" w:w="110"/>
+              <w:bottom w:type="dxa" w:w="70"/>
+              <w:right w:type="dxa" w:w="110"/>
+            </w:tcMar>
+            <w:vAlign w:val="center"/>
+          </w:tcPr>
+          <w:p>
+            <w:pPr>
+              <w:spacing w:after="0" w:before="0"/>
+            </w:pPr>
+            <w:r>
+              <w:rPr>
+                <w:rFonts w:ascii="Arial" w:cs="Arial" w:eastAsia="Arial" w:hAnsi="Arial"/>
+                <w:color w:val="1B2118"/>
+                <w:sz w:val="18"/>
+                <w:szCs w:val="18"/>
+              </w:rPr>
+              <w:t xml:space="preserve">Caricamento con versioni (mai sovrascritte), visibilità, controllo di formato e contenuto, impronta di integrità</w:t>
+            </w:r>
+          </w:p>
+        </w:tc>
+        <w:tc>
+          <w:tcPr>
+            <w:tcW w:type="dxa" w:w="2082"/>
             <w:tcBorders>
               <w:top w:val="single" w:color="D9D4C5" w:sz="4"/>
               <w:left w:val="single" w:color="D9D4C5" w:sz="4"/>
@@ -3870,13 +4007,13 @@
                 <w:sz w:val="18"/>
                 <w:szCs w:val="18"/>
               </w:rPr>
-              <w:t xml:space="preserve">Consultazione pubblica</w:t>
-            </w:r>
-          </w:p>
-        </w:tc>
-        <w:tc>
-          <w:tcPr>
-            <w:tcW w:type="dxa" w:w="5618"/>
+              <w:t xml:space="preserve">Integrazioni</w:t>
+            </w:r>
+          </w:p>
+        </w:tc>
+        <w:tc>
+          <w:tcPr>
+            <w:tcW w:type="dxa" w:w="5546"/>
             <w:tcBorders>
               <w:top w:val="single" w:color="D9D4C5" w:sz="4"/>
               <w:left w:val="single" w:color="D9D4C5" w:sz="4"/>
@@ -3903,13 +4040,13 @@
                 <w:sz w:val="18"/>
                 <w:szCs w:val="18"/>
               </w:rPr>
-              <w:t xml:space="preserve">Pubblicazione per 30 giorni, osservazioni, moderazione, risposte del Comune</w:t>
-            </w:r>
-          </w:p>
-        </w:tc>
-        <w:tc>
-          <w:tcPr>
-            <w:tcW w:type="dxa" w:w="2010"/>
+              <w:t xml:space="preserve">Richiesta della Fondazione → risposta del Comune con documento → chiusura</w:t>
+            </w:r>
+          </w:p>
+        </w:tc>
+        <w:tc>
+          <w:tcPr>
+            <w:tcW w:type="dxa" w:w="2082"/>
             <w:tcBorders>
               <w:top w:val="single" w:color="D9D4C5" w:sz="4"/>
               <w:left w:val="single" w:color="D9D4C5" w:sz="4"/>
@@ -3973,71 +4110,71 @@
                 <w:sz w:val="18"/>
                 <w:szCs w:val="18"/>
               </w:rPr>
-              <w:t xml:space="preserve">Pagamenti</w:t>
-            </w:r>
-          </w:p>
-        </w:tc>
-        <w:tc>
-          <w:tcPr>
-            <w:tcW w:type="dxa" w:w="5618"/>
-            <w:tcBorders>
-              <w:top w:val="single" w:color="D9D4C5" w:sz="4"/>
-              <w:left w:val="single" w:color="D9D4C5" w:sz="4"/>
-              <w:bottom w:val="single" w:color="D9D4C5" w:sz="4"/>
-              <w:right w:val="single" w:color="D9D4C5" w:sz="4"/>
-            </w:tcBorders>
-            <w:tcMar>
-              <w:top w:type="dxa" w:w="70"/>
-              <w:left w:type="dxa" w:w="110"/>
-              <w:bottom w:type="dxa" w:w="70"/>
-              <w:right w:type="dxa" w:w="110"/>
-            </w:tcMar>
-            <w:vAlign w:val="center"/>
-          </w:tcPr>
-          <w:p>
-            <w:pPr>
-              <w:spacing w:after="0" w:before="0"/>
-            </w:pPr>
-            <w:r>
-              <w:rPr>
-                <w:rFonts w:ascii="Arial" w:cs="Arial" w:eastAsia="Arial" w:hAnsi="Arial"/>
-                <w:color w:val="1B2118"/>
-                <w:sz w:val="18"/>
-                <w:szCs w:val="18"/>
-              </w:rPr>
-              <w:t xml:space="preserve">Voci previste e incassi registrati a mano (nessun pagamento online)</w:t>
-            </w:r>
-          </w:p>
-        </w:tc>
-        <w:tc>
-          <w:tcPr>
-            <w:tcW w:type="dxa" w:w="2010"/>
-            <w:tcBorders>
-              <w:top w:val="single" w:color="D9D4C5" w:sz="4"/>
-              <w:left w:val="single" w:color="D9D4C5" w:sz="4"/>
-              <w:bottom w:val="single" w:color="D9D4C5" w:sz="4"/>
-              <w:right w:val="single" w:color="D9D4C5" w:sz="4"/>
-            </w:tcBorders>
-            <w:tcMar>
-              <w:top w:type="dxa" w:w="70"/>
-              <w:left w:type="dxa" w:w="110"/>
-              <w:bottom w:type="dxa" w:w="70"/>
-              <w:right w:type="dxa" w:w="110"/>
-            </w:tcMar>
-            <w:vAlign w:val="center"/>
-          </w:tcPr>
-          <w:p>
-            <w:pPr>
-              <w:spacing w:after="0" w:before="0"/>
-            </w:pPr>
-            <w:r>
-              <w:rPr>
-                <w:rFonts w:ascii="Arial" w:cs="Arial" w:eastAsia="Arial" w:hAnsi="Arial"/>
-                <w:color w:val="1B2118"/>
-                <w:sz w:val="18"/>
-                <w:szCs w:val="18"/>
-              </w:rPr>
-              <w:t xml:space="preserve">Fondazione</w:t>
+              <w:t xml:space="preserve">Consultazione pubblica</w:t>
+            </w:r>
+          </w:p>
+        </w:tc>
+        <w:tc>
+          <w:tcPr>
+            <w:tcW w:type="dxa" w:w="5546"/>
+            <w:tcBorders>
+              <w:top w:val="single" w:color="D9D4C5" w:sz="4"/>
+              <w:left w:val="single" w:color="D9D4C5" w:sz="4"/>
+              <w:bottom w:val="single" w:color="D9D4C5" w:sz="4"/>
+              <w:right w:val="single" w:color="D9D4C5" w:sz="4"/>
+            </w:tcBorders>
+            <w:tcMar>
+              <w:top w:type="dxa" w:w="70"/>
+              <w:left w:type="dxa" w:w="110"/>
+              <w:bottom w:type="dxa" w:w="70"/>
+              <w:right w:type="dxa" w:w="110"/>
+            </w:tcMar>
+            <w:vAlign w:val="center"/>
+          </w:tcPr>
+          <w:p>
+            <w:pPr>
+              <w:spacing w:after="0" w:before="0"/>
+            </w:pPr>
+            <w:r>
+              <w:rPr>
+                <w:rFonts w:ascii="Arial" w:cs="Arial" w:eastAsia="Arial" w:hAnsi="Arial"/>
+                <w:color w:val="1B2118"/>
+                <w:sz w:val="18"/>
+                <w:szCs w:val="18"/>
+              </w:rPr>
+              <w:t xml:space="preserve">Pagina pubblica per 30 giorni; osservazioni con email confermata e allegato; moderazione; risposte del Comune; errata corrige</w:t>
+            </w:r>
+          </w:p>
+        </w:tc>
+        <w:tc>
+          <w:tcPr>
+            <w:tcW w:type="dxa" w:w="2082"/>
+            <w:tcBorders>
+              <w:top w:val="single" w:color="D9D4C5" w:sz="4"/>
+              <w:left w:val="single" w:color="D9D4C5" w:sz="4"/>
+              <w:bottom w:val="single" w:color="D9D4C5" w:sz="4"/>
+              <w:right w:val="single" w:color="D9D4C5" w:sz="4"/>
+            </w:tcBorders>
+            <w:tcMar>
+              <w:top w:type="dxa" w:w="70"/>
+              <w:left w:type="dxa" w:w="110"/>
+              <w:bottom w:type="dxa" w:w="70"/>
+              <w:right w:type="dxa" w:w="110"/>
+            </w:tcMar>
+            <w:vAlign w:val="center"/>
+          </w:tcPr>
+          <w:p>
+            <w:pPr>
+              <w:spacing w:after="0" w:before="0"/>
+            </w:pPr>
+            <w:r>
+              <w:rPr>
+                <w:rFonts w:ascii="Arial" w:cs="Arial" w:eastAsia="Arial" w:hAnsi="Arial"/>
+                <w:color w:val="1B2118"/>
+                <w:sz w:val="18"/>
+                <w:szCs w:val="18"/>
+              </w:rPr>
+              <w:t xml:space="preserve">tutti, anche senza accesso</w:t>
             </w:r>
           </w:p>
         </w:tc>
@@ -4075,13 +4212,13 @@
                 <w:sz w:val="18"/>
                 <w:szCs w:val="18"/>
               </w:rPr>
-              <w:t xml:space="preserve">Notifiche</w:t>
-            </w:r>
-          </w:p>
-        </w:tc>
-        <w:tc>
-          <w:tcPr>
-            <w:tcW w:type="dxa" w:w="5618"/>
+              <w:t xml:space="preserve">Pagamenti</w:t>
+            </w:r>
+          </w:p>
+        </w:tc>
+        <w:tc>
+          <w:tcPr>
+            <w:tcW w:type="dxa" w:w="5546"/>
             <w:tcBorders>
               <w:top w:val="single" w:color="D9D4C5" w:sz="4"/>
               <w:left w:val="single" w:color="D9D4C5" w:sz="4"/>
@@ -4108,13 +4245,13 @@
                 <w:sz w:val="18"/>
                 <w:szCs w:val="18"/>
               </w:rPr>
-              <w:t xml:space="preserve">Campanella nel portale ed email per ogni evento importante; avvisi di scadenza</w:t>
-            </w:r>
-          </w:p>
-        </w:tc>
-        <w:tc>
-          <w:tcPr>
-            <w:tcW w:type="dxa" w:w="2010"/>
+              <w:t xml:space="preserve">Voci previste e incassi registrati a mano (nessun pagamento online)</w:t>
+            </w:r>
+          </w:p>
+        </w:tc>
+        <w:tc>
+          <w:tcPr>
+            <w:tcW w:type="dxa" w:w="2082"/>
             <w:tcBorders>
               <w:top w:val="single" w:color="D9D4C5" w:sz="4"/>
               <w:left w:val="single" w:color="D9D4C5" w:sz="4"/>
@@ -4141,7 +4278,7 @@
                 <w:sz w:val="18"/>
                 <w:szCs w:val="18"/>
               </w:rPr>
-              <w:t xml:space="preserve">tutti</w:t>
+              <w:t xml:space="preserve">Fondazione; il Comune consulta</w:t>
             </w:r>
           </w:p>
         </w:tc>
@@ -4178,71 +4315,71 @@
                 <w:sz w:val="18"/>
                 <w:szCs w:val="18"/>
               </w:rPr>
-              <w:t xml:space="preserve">Cruscotto</w:t>
-            </w:r>
-          </w:p>
-        </w:tc>
-        <w:tc>
-          <w:tcPr>
-            <w:tcW w:type="dxa" w:w="5618"/>
-            <w:tcBorders>
-              <w:top w:val="single" w:color="D9D4C5" w:sz="4"/>
-              <w:left w:val="single" w:color="D9D4C5" w:sz="4"/>
-              <w:bottom w:val="single" w:color="D9D4C5" w:sz="4"/>
-              <w:right w:val="single" w:color="D9D4C5" w:sz="4"/>
-            </w:tcBorders>
-            <w:tcMar>
-              <w:top w:type="dxa" w:w="70"/>
-              <w:left w:type="dxa" w:w="110"/>
-              <w:bottom w:type="dxa" w:w="70"/>
-              <w:right w:type="dxa" w:w="110"/>
-            </w:tcMar>
-            <w:vAlign w:val="center"/>
-          </w:tcPr>
-          <w:p>
-            <w:pPr>
-              <w:spacing w:after="0" w:before="0"/>
-            </w:pPr>
-            <w:r>
-              <w:rPr>
-                <w:rFonts w:ascii="Arial" w:cs="Arial" w:eastAsia="Arial" w:hAnsi="Arial"/>
-                <w:color w:val="1B2118"/>
-                <w:sz w:val="18"/>
-                <w:szCs w:val="18"/>
-              </w:rPr>
-              <w:t xml:space="preserve">Tutte le pratiche con fase, scadenza e cose da fare, filtri e ricerca</w:t>
-            </w:r>
-          </w:p>
-        </w:tc>
-        <w:tc>
-          <w:tcPr>
-            <w:tcW w:type="dxa" w:w="2010"/>
-            <w:tcBorders>
-              <w:top w:val="single" w:color="D9D4C5" w:sz="4"/>
-              <w:left w:val="single" w:color="D9D4C5" w:sz="4"/>
-              <w:bottom w:val="single" w:color="D9D4C5" w:sz="4"/>
-              <w:right w:val="single" w:color="D9D4C5" w:sz="4"/>
-            </w:tcBorders>
-            <w:tcMar>
-              <w:top w:type="dxa" w:w="70"/>
-              <w:left w:type="dxa" w:w="110"/>
-              <w:bottom w:type="dxa" w:w="70"/>
-              <w:right w:type="dxa" w:w="110"/>
-            </w:tcMar>
-            <w:vAlign w:val="center"/>
-          </w:tcPr>
-          <w:p>
-            <w:pPr>
-              <w:spacing w:after="0" w:before="0"/>
-            </w:pPr>
-            <w:r>
-              <w:rPr>
-                <w:rFonts w:ascii="Arial" w:cs="Arial" w:eastAsia="Arial" w:hAnsi="Arial"/>
-                <w:color w:val="1B2118"/>
-                <w:sz w:val="18"/>
-                <w:szCs w:val="18"/>
-              </w:rPr>
-              <w:t xml:space="preserve">Fondazione</w:t>
+              <w:t xml:space="preserve">Notifiche</w:t>
+            </w:r>
+          </w:p>
+        </w:tc>
+        <w:tc>
+          <w:tcPr>
+            <w:tcW w:type="dxa" w:w="5546"/>
+            <w:tcBorders>
+              <w:top w:val="single" w:color="D9D4C5" w:sz="4"/>
+              <w:left w:val="single" w:color="D9D4C5" w:sz="4"/>
+              <w:bottom w:val="single" w:color="D9D4C5" w:sz="4"/>
+              <w:right w:val="single" w:color="D9D4C5" w:sz="4"/>
+            </w:tcBorders>
+            <w:tcMar>
+              <w:top w:type="dxa" w:w="70"/>
+              <w:left w:type="dxa" w:w="110"/>
+              <w:bottom w:type="dxa" w:w="70"/>
+              <w:right w:type="dxa" w:w="110"/>
+            </w:tcMar>
+            <w:vAlign w:val="center"/>
+          </w:tcPr>
+          <w:p>
+            <w:pPr>
+              <w:spacing w:after="0" w:before="0"/>
+            </w:pPr>
+            <w:r>
+              <w:rPr>
+                <w:rFonts w:ascii="Arial" w:cs="Arial" w:eastAsia="Arial" w:hAnsi="Arial"/>
+                <w:color w:val="1B2118"/>
+                <w:sz w:val="18"/>
+                <w:szCs w:val="18"/>
+              </w:rPr>
+              <w:t xml:space="preserve">Campanella nel portale ed email per ogni evento importante; avvisi di scadenza</w:t>
+            </w:r>
+          </w:p>
+        </w:tc>
+        <w:tc>
+          <w:tcPr>
+            <w:tcW w:type="dxa" w:w="2082"/>
+            <w:tcBorders>
+              <w:top w:val="single" w:color="D9D4C5" w:sz="4"/>
+              <w:left w:val="single" w:color="D9D4C5" w:sz="4"/>
+              <w:bottom w:val="single" w:color="D9D4C5" w:sz="4"/>
+              <w:right w:val="single" w:color="D9D4C5" w:sz="4"/>
+            </w:tcBorders>
+            <w:tcMar>
+              <w:top w:type="dxa" w:w="70"/>
+              <w:left w:type="dxa" w:w="110"/>
+              <w:bottom w:type="dxa" w:w="70"/>
+              <w:right w:type="dxa" w:w="110"/>
+            </w:tcMar>
+            <w:vAlign w:val="center"/>
+          </w:tcPr>
+          <w:p>
+            <w:pPr>
+              <w:spacing w:after="0" w:before="0"/>
+            </w:pPr>
+            <w:r>
+              <w:rPr>
+                <w:rFonts w:ascii="Arial" w:cs="Arial" w:eastAsia="Arial" w:hAnsi="Arial"/>
+                <w:color w:val="1B2118"/>
+                <w:sz w:val="18"/>
+                <w:szCs w:val="18"/>
+              </w:rPr>
+              <w:t xml:space="preserve">tutti</w:t>
             </w:r>
           </w:p>
         </w:tc>
@@ -4280,13 +4417,13 @@
                 <w:sz w:val="18"/>
                 <w:szCs w:val="18"/>
               </w:rPr>
-              <w:t xml:space="preserve">Export</w:t>
-            </w:r>
-          </w:p>
-        </w:tc>
-        <w:tc>
-          <w:tcPr>
-            <w:tcW w:type="dxa" w:w="5618"/>
+              <w:t xml:space="preserve">Cruscotto</w:t>
+            </w:r>
+          </w:p>
+        </w:tc>
+        <w:tc>
+          <w:tcPr>
+            <w:tcW w:type="dxa" w:w="5546"/>
             <w:tcBorders>
               <w:top w:val="single" w:color="D9D4C5" w:sz="4"/>
               <w:left w:val="single" w:color="D9D4C5" w:sz="4"/>
@@ -4313,13 +4450,13 @@
                 <w:sz w:val="18"/>
                 <w:szCs w:val="18"/>
               </w:rPr>
-              <w:t xml:space="preserve">Fascicolo completo della pratica in un file ZIP</w:t>
-            </w:r>
-          </w:p>
-        </w:tc>
-        <w:tc>
-          <w:tcPr>
-            <w:tcW w:type="dxa" w:w="2010"/>
+              <w:t xml:space="preserve">Tutte le pratiche con fase, scadenza e cose da fare, filtri e ricerca</w:t>
+            </w:r>
+          </w:p>
+        </w:tc>
+        <w:tc>
+          <w:tcPr>
+            <w:tcW w:type="dxa" w:w="2082"/>
             <w:tcBorders>
               <w:top w:val="single" w:color="D9D4C5" w:sz="4"/>
               <w:left w:val="single" w:color="D9D4C5" w:sz="4"/>
@@ -4346,7 +4483,7 @@
                 <w:sz w:val="18"/>
                 <w:szCs w:val="18"/>
               </w:rPr>
-              <w:t xml:space="preserve">tutti</w:t>
+              <w:t xml:space="preserve">Fondazione</w:t>
             </w:r>
           </w:p>
         </w:tc>
@@ -4383,71 +4520,71 @@
                 <w:sz w:val="18"/>
                 <w:szCs w:val="18"/>
               </w:rPr>
-              <w:t xml:space="preserve">Audit</w:t>
-            </w:r>
-          </w:p>
-        </w:tc>
-        <w:tc>
-          <w:tcPr>
-            <w:tcW w:type="dxa" w:w="5618"/>
-            <w:tcBorders>
-              <w:top w:val="single" w:color="D9D4C5" w:sz="4"/>
-              <w:left w:val="single" w:color="D9D4C5" w:sz="4"/>
-              <w:bottom w:val="single" w:color="D9D4C5" w:sz="4"/>
-              <w:right w:val="single" w:color="D9D4C5" w:sz="4"/>
-            </w:tcBorders>
-            <w:tcMar>
-              <w:top w:type="dxa" w:w="70"/>
-              <w:left w:type="dxa" w:w="110"/>
-              <w:bottom w:type="dxa" w:w="70"/>
-              <w:right w:type="dxa" w:w="110"/>
-            </w:tcMar>
-            <w:vAlign w:val="center"/>
-          </w:tcPr>
-          <w:p>
-            <w:pPr>
-              <w:spacing w:after="0" w:before="0"/>
-            </w:pPr>
-            <w:r>
-              <w:rPr>
-                <w:rFonts w:ascii="Arial" w:cs="Arial" w:eastAsia="Arial" w:hAnsi="Arial"/>
-                <w:color w:val="1B2118"/>
-                <w:sz w:val="18"/>
-                <w:szCs w:val="18"/>
-              </w:rPr>
-              <w:t xml:space="preserve">Registro non modificabile di ogni operazione, con motivazione</w:t>
-            </w:r>
-          </w:p>
-        </w:tc>
-        <w:tc>
-          <w:tcPr>
-            <w:tcW w:type="dxa" w:w="2010"/>
-            <w:tcBorders>
-              <w:top w:val="single" w:color="D9D4C5" w:sz="4"/>
-              <w:left w:val="single" w:color="D9D4C5" w:sz="4"/>
-              <w:bottom w:val="single" w:color="D9D4C5" w:sz="4"/>
-              <w:right w:val="single" w:color="D9D4C5" w:sz="4"/>
-            </w:tcBorders>
-            <w:tcMar>
-              <w:top w:type="dxa" w:w="70"/>
-              <w:left w:type="dxa" w:w="110"/>
-              <w:bottom w:type="dxa" w:w="70"/>
-              <w:right w:type="dxa" w:w="110"/>
-            </w:tcMar>
-            <w:vAlign w:val="center"/>
-          </w:tcPr>
-          <w:p>
-            <w:pPr>
-              <w:spacing w:after="0" w:before="0"/>
-            </w:pPr>
-            <w:r>
-              <w:rPr>
-                <w:rFonts w:ascii="Arial" w:cs="Arial" w:eastAsia="Arial" w:hAnsi="Arial"/>
-                <w:color w:val="1B2118"/>
-                <w:sz w:val="18"/>
-                <w:szCs w:val="18"/>
-              </w:rPr>
-              <w:t xml:space="preserve">Amministratore</w:t>
+              <w:t xml:space="preserve">Export</w:t>
+            </w:r>
+          </w:p>
+        </w:tc>
+        <w:tc>
+          <w:tcPr>
+            <w:tcW w:type="dxa" w:w="5546"/>
+            <w:tcBorders>
+              <w:top w:val="single" w:color="D9D4C5" w:sz="4"/>
+              <w:left w:val="single" w:color="D9D4C5" w:sz="4"/>
+              <w:bottom w:val="single" w:color="D9D4C5" w:sz="4"/>
+              <w:right w:val="single" w:color="D9D4C5" w:sz="4"/>
+            </w:tcBorders>
+            <w:tcMar>
+              <w:top w:type="dxa" w:w="70"/>
+              <w:left w:type="dxa" w:w="110"/>
+              <w:bottom w:type="dxa" w:w="70"/>
+              <w:right w:type="dxa" w:w="110"/>
+            </w:tcMar>
+            <w:vAlign w:val="center"/>
+          </w:tcPr>
+          <w:p>
+            <w:pPr>
+              <w:spacing w:after="0" w:before="0"/>
+            </w:pPr>
+            <w:r>
+              <w:rPr>
+                <w:rFonts w:ascii="Arial" w:cs="Arial" w:eastAsia="Arial" w:hAnsi="Arial"/>
+                <w:color w:val="1B2118"/>
+                <w:sz w:val="18"/>
+                <w:szCs w:val="18"/>
+              </w:rPr>
+              <w:t xml:space="preserve">Fascicolo completo della pratica in un file ZIP</w:t>
+            </w:r>
+          </w:p>
+        </w:tc>
+        <w:tc>
+          <w:tcPr>
+            <w:tcW w:type="dxa" w:w="2082"/>
+            <w:tcBorders>
+              <w:top w:val="single" w:color="D9D4C5" w:sz="4"/>
+              <w:left w:val="single" w:color="D9D4C5" w:sz="4"/>
+              <w:bottom w:val="single" w:color="D9D4C5" w:sz="4"/>
+              <w:right w:val="single" w:color="D9D4C5" w:sz="4"/>
+            </w:tcBorders>
+            <w:tcMar>
+              <w:top w:type="dxa" w:w="70"/>
+              <w:left w:type="dxa" w:w="110"/>
+              <w:bottom w:type="dxa" w:w="70"/>
+              <w:right w:type="dxa" w:w="110"/>
+            </w:tcMar>
+            <w:vAlign w:val="center"/>
+          </w:tcPr>
+          <w:p>
+            <w:pPr>
+              <w:spacing w:after="0" w:before="0"/>
+            </w:pPr>
+            <w:r>
+              <w:rPr>
+                <w:rFonts w:ascii="Arial" w:cs="Arial" w:eastAsia="Arial" w:hAnsi="Arial"/>
+                <w:color w:val="1B2118"/>
+                <w:sz w:val="18"/>
+                <w:szCs w:val="18"/>
+              </w:rPr>
+              <w:t xml:space="preserve">tutti</w:t>
             </w:r>
           </w:p>
         </w:tc>
@@ -4485,13 +4622,13 @@
                 <w:sz w:val="18"/>
                 <w:szCs w:val="18"/>
               </w:rPr>
-              <w:t xml:space="preserve">Utenti e impostazioni</w:t>
-            </w:r>
-          </w:p>
-        </w:tc>
-        <w:tc>
-          <w:tcPr>
-            <w:tcW w:type="dxa" w:w="5618"/>
+              <w:t xml:space="preserve">Audit</w:t>
+            </w:r>
+          </w:p>
+        </w:tc>
+        <w:tc>
+          <w:tcPr>
+            <w:tcW w:type="dxa" w:w="5546"/>
             <w:tcBorders>
               <w:top w:val="single" w:color="D9D4C5" w:sz="4"/>
               <w:left w:val="single" w:color="D9D4C5" w:sz="4"/>
@@ -4518,13 +4655,13 @@
                 <w:sz w:val="18"/>
                 <w:szCs w:val="18"/>
               </w:rPr>
-              <w:t xml:space="preserve">Creazione utenti, associazione ai Comuni, reimpostazione password, durata delle fasi</w:t>
-            </w:r>
-          </w:p>
-        </w:tc>
-        <w:tc>
-          <w:tcPr>
-            <w:tcW w:type="dxa" w:w="2010"/>
+              <w:t xml:space="preserve">Registro non modificabile di ogni operazione, con motivazione</w:t>
+            </w:r>
+          </w:p>
+        </w:tc>
+        <w:tc>
+          <w:tcPr>
+            <w:tcW w:type="dxa" w:w="2082"/>
             <w:tcBorders>
               <w:top w:val="single" w:color="D9D4C5" w:sz="4"/>
               <w:left w:val="single" w:color="D9D4C5" w:sz="4"/>
@@ -4588,45 +4725,45 @@
                 <w:sz w:val="18"/>
                 <w:szCs w:val="18"/>
               </w:rPr>
-              <w:t xml:space="preserve">Calcolo crediti</w:t>
-            </w:r>
-          </w:p>
-        </w:tc>
-        <w:tc>
-          <w:tcPr>
-            <w:tcW w:type="dxa" w:w="5618"/>
-            <w:tcBorders>
-              <w:top w:val="single" w:color="D9D4C5" w:sz="4"/>
-              <w:left w:val="single" w:color="D9D4C5" w:sz="4"/>
-              <w:bottom w:val="single" w:color="D9D4C5" w:sz="4"/>
-              <w:right w:val="single" w:color="D9D4C5" w:sz="4"/>
-            </w:tcBorders>
-            <w:tcMar>
-              <w:top w:type="dxa" w:w="70"/>
-              <w:left w:type="dxa" w:w="110"/>
-              <w:bottom w:type="dxa" w:w="70"/>
-              <w:right w:type="dxa" w:w="110"/>
-            </w:tcMar>
-            <w:vAlign w:val="center"/>
-          </w:tcPr>
-          <w:p>
-            <w:pPr>
-              <w:spacing w:after="0" w:before="0"/>
-            </w:pPr>
-            <w:r>
-              <w:rPr>
-                <w:rFonts w:ascii="Arial" w:cs="Arial" w:eastAsia="Arial" w:hAnsi="Arial"/>
-                <w:color w:val="1B2118"/>
-                <w:sz w:val="18"/>
-                <w:szCs w:val="18"/>
-              </w:rPr>
-              <w:t xml:space="preserve">Calcolo secondo la Metodologia, conferma definitiva, nuove versioni</w:t>
-            </w:r>
-          </w:p>
-        </w:tc>
-        <w:tc>
-          <w:tcPr>
-            <w:tcW w:type="dxa" w:w="2010"/>
+              <w:t xml:space="preserve">Utenti e impostazioni</w:t>
+            </w:r>
+          </w:p>
+        </w:tc>
+        <w:tc>
+          <w:tcPr>
+            <w:tcW w:type="dxa" w:w="5546"/>
+            <w:tcBorders>
+              <w:top w:val="single" w:color="D9D4C5" w:sz="4"/>
+              <w:left w:val="single" w:color="D9D4C5" w:sz="4"/>
+              <w:bottom w:val="single" w:color="D9D4C5" w:sz="4"/>
+              <w:right w:val="single" w:color="D9D4C5" w:sz="4"/>
+            </w:tcBorders>
+            <w:tcMar>
+              <w:top w:type="dxa" w:w="70"/>
+              <w:left w:type="dxa" w:w="110"/>
+              <w:bottom w:type="dxa" w:w="70"/>
+              <w:right w:type="dxa" w:w="110"/>
+            </w:tcMar>
+            <w:vAlign w:val="center"/>
+          </w:tcPr>
+          <w:p>
+            <w:pPr>
+              <w:spacing w:after="0" w:before="0"/>
+            </w:pPr>
+            <w:r>
+              <w:rPr>
+                <w:rFonts w:ascii="Arial" w:cs="Arial" w:eastAsia="Arial" w:hAnsi="Arial"/>
+                <w:color w:val="1B2118"/>
+                <w:sz w:val="18"/>
+                <w:szCs w:val="18"/>
+              </w:rPr>
+              <w:t xml:space="preserve">Creazione utenti, associazione ai Comuni, reimpostazione password, durata delle fasi, Enti di Validazione, modelli di documento</w:t>
+            </w:r>
+          </w:p>
+        </w:tc>
+        <w:tc>
+          <w:tcPr>
+            <w:tcW w:type="dxa" w:w="2082"/>
             <w:tcBorders>
               <w:top w:val="single" w:color="D9D4C5" w:sz="4"/>
               <w:left w:val="single" w:color="D9D4C5" w:sz="4"/>
@@ -4690,13 +4827,13 @@
                 <w:sz w:val="18"/>
                 <w:szCs w:val="18"/>
               </w:rPr>
-              <w:t xml:space="preserve">Formato dati</w:t>
-            </w:r>
-          </w:p>
-        </w:tc>
-        <w:tc>
-          <w:tcPr>
-            <w:tcW w:type="dxa" w:w="5618"/>
+              <w:t xml:space="preserve">Calcolo crediti</w:t>
+            </w:r>
+          </w:p>
+        </w:tc>
+        <w:tc>
+          <w:tcPr>
+            <w:tcW w:type="dxa" w:w="5546"/>
             <w:tcBorders>
               <w:top w:val="single" w:color="D9D4C5" w:sz="4"/>
               <w:left w:val="single" w:color="D9D4C5" w:sz="4"/>
@@ -4723,13 +4860,13 @@
                 <w:sz w:val="18"/>
                 <w:szCs w:val="18"/>
               </w:rPr>
-              <w:t xml:space="preserve">Pagina pubblica con il tracciato Excel standard per i dati dei Comuni</w:t>
-            </w:r>
-          </w:p>
-        </w:tc>
-        <w:tc>
-          <w:tcPr>
-            <w:tcW w:type="dxa" w:w="2010"/>
+              <w:t xml:space="preserve">Calcolo secondo la Metodologia, conferma definitiva, nuove versioni</w:t>
+            </w:r>
+          </w:p>
+        </w:tc>
+        <w:tc>
+          <w:tcPr>
+            <w:tcW w:type="dxa" w:w="2082"/>
             <w:tcBorders>
               <w:top w:val="single" w:color="D9D4C5" w:sz="4"/>
               <w:left w:val="single" w:color="D9D4C5" w:sz="4"/>
@@ -4756,7 +4893,7 @@
                 <w:sz w:val="18"/>
                 <w:szCs w:val="18"/>
               </w:rPr>
-              <w:t xml:space="preserve">tutti, anche senza accesso</w:t>
+              <w:t xml:space="preserve">Amministratore</w:t>
             </w:r>
           </w:p>
         </w:tc>
@@ -4793,19 +4930,122 @@
                 <w:sz w:val="18"/>
                 <w:szCs w:val="18"/>
               </w:rPr>
+              <w:t xml:space="preserve">Formato dati</w:t>
+            </w:r>
+          </w:p>
+        </w:tc>
+        <w:tc>
+          <w:tcPr>
+            <w:tcW w:type="dxa" w:w="5546"/>
+            <w:tcBorders>
+              <w:top w:val="single" w:color="D9D4C5" w:sz="4"/>
+              <w:left w:val="single" w:color="D9D4C5" w:sz="4"/>
+              <w:bottom w:val="single" w:color="D9D4C5" w:sz="4"/>
+              <w:right w:val="single" w:color="D9D4C5" w:sz="4"/>
+            </w:tcBorders>
+            <w:tcMar>
+              <w:top w:type="dxa" w:w="70"/>
+              <w:left w:type="dxa" w:w="110"/>
+              <w:bottom w:type="dxa" w:w="70"/>
+              <w:right w:type="dxa" w:w="110"/>
+            </w:tcMar>
+            <w:vAlign w:val="center"/>
+          </w:tcPr>
+          <w:p>
+            <w:pPr>
+              <w:spacing w:after="0" w:before="0"/>
+            </w:pPr>
+            <w:r>
+              <w:rPr>
+                <w:rFonts w:ascii="Arial" w:cs="Arial" w:eastAsia="Arial" w:hAnsi="Arial"/>
+                <w:color w:val="1B2118"/>
+                <w:sz w:val="18"/>
+                <w:szCs w:val="18"/>
+              </w:rPr>
+              <w:t xml:space="preserve">Pagina pubblica con il tracciato Excel standard per i dati dei Comuni</w:t>
+            </w:r>
+          </w:p>
+        </w:tc>
+        <w:tc>
+          <w:tcPr>
+            <w:tcW w:type="dxa" w:w="2082"/>
+            <w:tcBorders>
+              <w:top w:val="single" w:color="D9D4C5" w:sz="4"/>
+              <w:left w:val="single" w:color="D9D4C5" w:sz="4"/>
+              <w:bottom w:val="single" w:color="D9D4C5" w:sz="4"/>
+              <w:right w:val="single" w:color="D9D4C5" w:sz="4"/>
+            </w:tcBorders>
+            <w:tcMar>
+              <w:top w:type="dxa" w:w="70"/>
+              <w:left w:type="dxa" w:w="110"/>
+              <w:bottom w:type="dxa" w:w="70"/>
+              <w:right w:type="dxa" w:w="110"/>
+            </w:tcMar>
+            <w:vAlign w:val="center"/>
+          </w:tcPr>
+          <w:p>
+            <w:pPr>
+              <w:spacing w:after="0" w:before="0"/>
+            </w:pPr>
+            <w:r>
+              <w:rPr>
+                <w:rFonts w:ascii="Arial" w:cs="Arial" w:eastAsia="Arial" w:hAnsi="Arial"/>
+                <w:color w:val="1B2118"/>
+                <w:sz w:val="18"/>
+                <w:szCs w:val="18"/>
+              </w:rPr>
+              <w:t xml:space="preserve">tutti, anche senza accesso</w:t>
+            </w:r>
+          </w:p>
+        </w:tc>
+      </w:tr>
+      <w:tr>
+        <w:trPr>
+          <w:cantSplit/>
+        </w:trPr>
+        <w:tc>
+          <w:tcPr>
+            <w:tcW w:type="dxa" w:w="2010"/>
+            <w:tcBorders>
+              <w:top w:val="single" w:color="D9D4C5" w:sz="4"/>
+              <w:left w:val="single" w:color="D9D4C5" w:sz="4"/>
+              <w:bottom w:val="single" w:color="D9D4C5" w:sz="4"/>
+              <w:right w:val="single" w:color="D9D4C5" w:sz="4"/>
+            </w:tcBorders>
+            <w:shd w:fill="F6F4EE" w:color="auto" w:val="clear"/>
+            <w:tcMar>
+              <w:top w:type="dxa" w:w="70"/>
+              <w:left w:type="dxa" w:w="110"/>
+              <w:bottom w:type="dxa" w:w="70"/>
+              <w:right w:type="dxa" w:w="110"/>
+            </w:tcMar>
+            <w:vAlign w:val="center"/>
+          </w:tcPr>
+          <w:p>
+            <w:pPr>
+              <w:spacing w:after="0" w:before="0"/>
+            </w:pPr>
+            <w:r>
+              <w:rPr>
+                <w:rFonts w:ascii="Arial" w:cs="Arial" w:eastAsia="Arial" w:hAnsi="Arial"/>
+                <w:color w:val="1B2118"/>
+                <w:sz w:val="18"/>
+                <w:szCs w:val="18"/>
+              </w:rPr>
               <w:t xml:space="preserve">Documentazione</w:t>
             </w:r>
           </w:p>
         </w:tc>
         <w:tc>
           <w:tcPr>
-            <w:tcW w:type="dxa" w:w="5618"/>
-            <w:tcBorders>
-              <w:top w:val="single" w:color="D9D4C5" w:sz="4"/>
-              <w:left w:val="single" w:color="D9D4C5" w:sz="4"/>
-              <w:bottom w:val="single" w:color="D9D4C5" w:sz="4"/>
-              <w:right w:val="single" w:color="D9D4C5" w:sz="4"/>
-            </w:tcBorders>
+            <w:tcW w:type="dxa" w:w="5546"/>
+            <w:tcBorders>
+              <w:top w:val="single" w:color="D9D4C5" w:sz="4"/>
+              <w:left w:val="single" w:color="D9D4C5" w:sz="4"/>
+              <w:bottom w:val="single" w:color="D9D4C5" w:sz="4"/>
+              <w:right w:val="single" w:color="D9D4C5" w:sz="4"/>
+            </w:tcBorders>
+            <w:shd w:fill="F6F4EE" w:color="auto" w:val="clear"/>
             <w:tcMar>
               <w:top w:type="dxa" w:w="70"/>
               <w:left w:type="dxa" w:w="110"/>
@@ -4831,13 +5071,14 @@
         </w:tc>
         <w:tc>
           <w:tcPr>
-            <w:tcW w:type="dxa" w:w="2010"/>
-            <w:tcBorders>
-              <w:top w:val="single" w:color="D9D4C5" w:sz="4"/>
-              <w:left w:val="single" w:color="D9D4C5" w:sz="4"/>
-              <w:bottom w:val="single" w:color="D9D4C5" w:sz="4"/>
-              <w:right w:val="single" w:color="D9D4C5" w:sz="4"/>
-            </w:tcBorders>
+            <w:tcW w:type="dxa" w:w="2082"/>
+            <w:tcBorders>
+              <w:top w:val="single" w:color="D9D4C5" w:sz="4"/>
+              <w:left w:val="single" w:color="D9D4C5" w:sz="4"/>
+              <w:bottom w:val="single" w:color="D9D4C5" w:sz="4"/>
+              <w:right w:val="single" w:color="D9D4C5" w:sz="4"/>
+            </w:tcBorders>
+            <w:shd w:fill="F6F4EE" w:color="auto" w:val="clear"/>
             <w:tcMar>
               <w:top w:type="dxa" w:w="70"/>
               <w:left w:type="dxa" w:w="110"/>
@@ -5642,6 +5883,211 @@
           </w:p>
         </w:tc>
       </w:tr>
+      <w:tr>
+        <w:trPr>
+          <w:cantSplit/>
+        </w:trPr>
+        <w:tc>
+          <w:tcPr>
+            <w:tcW w:type="dxa" w:w="809"/>
+            <w:tcBorders>
+              <w:top w:val="single" w:color="D9D4C5" w:sz="4"/>
+              <w:left w:val="single" w:color="D9D4C5" w:sz="4"/>
+              <w:bottom w:val="single" w:color="D9D4C5" w:sz="4"/>
+              <w:right w:val="single" w:color="D9D4C5" w:sz="4"/>
+            </w:tcBorders>
+            <w:shd w:fill="F6F4EE" w:color="auto" w:val="clear"/>
+            <w:tcMar>
+              <w:top w:type="dxa" w:w="70"/>
+              <w:left w:type="dxa" w:w="110"/>
+              <w:bottom w:type="dxa" w:w="70"/>
+              <w:right w:type="dxa" w:w="110"/>
+            </w:tcMar>
+            <w:vAlign w:val="center"/>
+          </w:tcPr>
+          <w:p>
+            <w:pPr>
+              <w:spacing w:after="0" w:before="0"/>
+            </w:pPr>
+            <w:r>
+              <w:rPr>
+                <w:rFonts w:ascii="Arial" w:cs="Arial" w:eastAsia="Arial" w:hAnsi="Arial"/>
+                <w:color w:val="1B2118"/>
+                <w:sz w:val="18"/>
+                <w:szCs w:val="18"/>
+              </w:rPr>
+              <w:t xml:space="preserve">1.6</w:t>
+            </w:r>
+          </w:p>
+        </w:tc>
+        <w:tc>
+          <w:tcPr>
+            <w:tcW w:type="dxa" w:w="4414"/>
+            <w:tcBorders>
+              <w:top w:val="single" w:color="D9D4C5" w:sz="4"/>
+              <w:left w:val="single" w:color="D9D4C5" w:sz="4"/>
+              <w:bottom w:val="single" w:color="D9D4C5" w:sz="4"/>
+              <w:right w:val="single" w:color="D9D4C5" w:sz="4"/>
+            </w:tcBorders>
+            <w:shd w:fill="F6F4EE" w:color="auto" w:val="clear"/>
+            <w:tcMar>
+              <w:top w:type="dxa" w:w="70"/>
+              <w:left w:type="dxa" w:w="110"/>
+              <w:bottom w:type="dxa" w:w="70"/>
+              <w:right w:type="dxa" w:w="110"/>
+            </w:tcMar>
+            <w:vAlign w:val="center"/>
+          </w:tcPr>
+          <w:p>
+            <w:pPr>
+              <w:spacing w:after="0" w:before="0"/>
+            </w:pPr>
+            <w:r>
+              <w:rPr>
+                <w:rFonts w:ascii="Arial" w:cs="Arial" w:eastAsia="Arial" w:hAnsi="Arial"/>
+                <w:color w:val="1B2118"/>
+                <w:sz w:val="18"/>
+                <w:szCs w:val="18"/>
+              </w:rPr>
+              <w:t xml:space="preserve">[A] Impostazioni → Enti di Validazione: + Nuovo ente «RINA (prova)»</w:t>
+            </w:r>
+          </w:p>
+        </w:tc>
+        <w:tc>
+          <w:tcPr>
+            <w:tcW w:type="dxa" w:w="4415"/>
+            <w:tcBorders>
+              <w:top w:val="single" w:color="D9D4C5" w:sz="4"/>
+              <w:left w:val="single" w:color="D9D4C5" w:sz="4"/>
+              <w:bottom w:val="single" w:color="D9D4C5" w:sz="4"/>
+              <w:right w:val="single" w:color="D9D4C5" w:sz="4"/>
+            </w:tcBorders>
+            <w:shd w:fill="F6F4EE" w:color="auto" w:val="clear"/>
+            <w:tcMar>
+              <w:top w:type="dxa" w:w="70"/>
+              <w:left w:type="dxa" w:w="110"/>
+              <w:bottom w:type="dxa" w:w="70"/>
+              <w:right w:type="dxa" w:w="110"/>
+            </w:tcMar>
+            <w:vAlign w:val="center"/>
+          </w:tcPr>
+          <w:p>
+            <w:pPr>
+              <w:spacing w:after="0" w:before="0"/>
+            </w:pPr>
+            <w:r>
+              <w:rPr>
+                <w:rFonts w:ascii="Arial" w:cs="Arial" w:eastAsia="Arial" w:hAnsi="Arial"/>
+                <w:color w:val="1B2118"/>
+                <w:sz w:val="18"/>
+                <w:szCs w:val="18"/>
+              </w:rPr>
+              <w:t xml:space="preserve">L'ente compare in elenco</w:t>
+            </w:r>
+          </w:p>
+        </w:tc>
+      </w:tr>
+      <w:tr>
+        <w:trPr>
+          <w:cantSplit/>
+        </w:trPr>
+        <w:tc>
+          <w:tcPr>
+            <w:tcW w:type="dxa" w:w="809"/>
+            <w:tcBorders>
+              <w:top w:val="single" w:color="D9D4C5" w:sz="4"/>
+              <w:left w:val="single" w:color="D9D4C5" w:sz="4"/>
+              <w:bottom w:val="single" w:color="D9D4C5" w:sz="4"/>
+              <w:right w:val="single" w:color="D9D4C5" w:sz="4"/>
+            </w:tcBorders>
+            <w:tcMar>
+              <w:top w:type="dxa" w:w="70"/>
+              <w:left w:type="dxa" w:w="110"/>
+              <w:bottom w:type="dxa" w:w="70"/>
+              <w:right w:type="dxa" w:w="110"/>
+            </w:tcMar>
+            <w:vAlign w:val="center"/>
+          </w:tcPr>
+          <w:p>
+            <w:pPr>
+              <w:spacing w:after="0" w:before="0"/>
+            </w:pPr>
+            <w:r>
+              <w:rPr>
+                <w:rFonts w:ascii="Arial" w:cs="Arial" w:eastAsia="Arial" w:hAnsi="Arial"/>
+                <w:color w:val="1B2118"/>
+                <w:sz w:val="18"/>
+                <w:szCs w:val="18"/>
+              </w:rPr>
+              <w:t xml:space="preserve">1.7</w:t>
+            </w:r>
+          </w:p>
+        </w:tc>
+        <w:tc>
+          <w:tcPr>
+            <w:tcW w:type="dxa" w:w="4414"/>
+            <w:tcBorders>
+              <w:top w:val="single" w:color="D9D4C5" w:sz="4"/>
+              <w:left w:val="single" w:color="D9D4C5" w:sz="4"/>
+              <w:bottom w:val="single" w:color="D9D4C5" w:sz="4"/>
+              <w:right w:val="single" w:color="D9D4C5" w:sz="4"/>
+            </w:tcBorders>
+            <w:tcMar>
+              <w:top w:type="dxa" w:w="70"/>
+              <w:left w:type="dxa" w:w="110"/>
+              <w:bottom w:type="dxa" w:w="70"/>
+              <w:right w:type="dxa" w:w="110"/>
+            </w:tcMar>
+            <w:vAlign w:val="center"/>
+          </w:tcPr>
+          <w:p>
+            <w:pPr>
+              <w:spacing w:after="0" w:before="0"/>
+            </w:pPr>
+            <w:r>
+              <w:rPr>
+                <w:rFonts w:ascii="Arial" w:cs="Arial" w:eastAsia="Arial" w:hAnsi="Arial"/>
+                <w:color w:val="1B2118"/>
+                <w:sz w:val="18"/>
+                <w:szCs w:val="18"/>
+              </w:rPr>
+              <w:t xml:space="preserve">[A] Impostazioni → Modelli di documento: un modello per la fase 1 e uno Generale</w:t>
+            </w:r>
+          </w:p>
+        </w:tc>
+        <w:tc>
+          <w:tcPr>
+            <w:tcW w:type="dxa" w:w="4415"/>
+            <w:tcBorders>
+              <w:top w:val="single" w:color="D9D4C5" w:sz="4"/>
+              <w:left w:val="single" w:color="D9D4C5" w:sz="4"/>
+              <w:bottom w:val="single" w:color="D9D4C5" w:sz="4"/>
+              <w:right w:val="single" w:color="D9D4C5" w:sz="4"/>
+            </w:tcBorders>
+            <w:tcMar>
+              <w:top w:type="dxa" w:w="70"/>
+              <w:left w:type="dxa" w:w="110"/>
+              <w:bottom w:type="dxa" w:w="70"/>
+              <w:right w:type="dxa" w:w="110"/>
+            </w:tcMar>
+            <w:vAlign w:val="center"/>
+          </w:tcPr>
+          <w:p>
+            <w:pPr>
+              <w:spacing w:after="0" w:before="0"/>
+            </w:pPr>
+            <w:r>
+              <w:rPr>
+                <w:rFonts w:ascii="Arial" w:cs="Arial" w:eastAsia="Arial" w:hAnsi="Arial"/>
+                <w:color w:val="1B2118"/>
+                <w:sz w:val="18"/>
+                <w:szCs w:val="18"/>
+              </w:rPr>
+              <w:t xml:space="preserve">Pubblicati; il Comune vede il primo nella fase 1 e il secondo in I tuoi documenti</w:t>
+            </w:r>
+          </w:p>
+        </w:tc>
+      </w:tr>
     </w:tbl>
     <w:p>
       <w:pPr>
@@ -5680,9 +6126,9 @@
         <w:tblLayout w:type="fixed"/>
       </w:tblPr>
       <w:tblGrid>
-        <w:gridCol w:w="831"/>
-        <w:gridCol w:w="4532"/>
-        <w:gridCol w:w="4275"/>
+        <w:gridCol w:w="824"/>
+        <w:gridCol w:w="4496"/>
+        <w:gridCol w:w="4318"/>
       </w:tblGrid>
       <w:tr>
         <w:trPr>
@@ -5690,7 +6136,7 @@
         </w:trPr>
         <w:tc>
           <w:tcPr>
-            <w:tcW w:type="dxa" w:w="831"/>
+            <w:tcW w:type="dxa" w:w="824"/>
             <w:tcBorders>
               <w:top w:val="single" w:color="D9D4C5" w:sz="4"/>
               <w:left w:val="single" w:color="D9D4C5" w:sz="4"/>
@@ -5725,7 +6171,7 @@
         </w:tc>
         <w:tc>
           <w:tcPr>
-            <w:tcW w:type="dxa" w:w="4532"/>
+            <w:tcW w:type="dxa" w:w="4496"/>
             <w:tcBorders>
               <w:top w:val="single" w:color="D9D4C5" w:sz="4"/>
               <w:left w:val="single" w:color="D9D4C5" w:sz="4"/>
@@ -5760,7 +6206,7 @@
         </w:tc>
         <w:tc>
           <w:tcPr>
-            <w:tcW w:type="dxa" w:w="4275"/>
+            <w:tcW w:type="dxa" w:w="4318"/>
             <w:tcBorders>
               <w:top w:val="single" w:color="D9D4C5" w:sz="4"/>
               <w:left w:val="single" w:color="D9D4C5" w:sz="4"/>
@@ -5800,7 +6246,7 @@
         </w:trPr>
         <w:tc>
           <w:tcPr>
-            <w:tcW w:type="dxa" w:w="831"/>
+            <w:tcW w:type="dxa" w:w="824"/>
             <w:tcBorders>
               <w:top w:val="single" w:color="D9D4C5" w:sz="4"/>
               <w:left w:val="single" w:color="D9D4C5" w:sz="4"/>
@@ -5832,7 +6278,7 @@
         </w:tc>
         <w:tc>
           <w:tcPr>
-            <w:tcW w:type="dxa" w:w="4532"/>
+            <w:tcW w:type="dxa" w:w="4496"/>
             <w:tcBorders>
               <w:top w:val="single" w:color="D9D4C5" w:sz="4"/>
               <w:left w:val="single" w:color="D9D4C5" w:sz="4"/>
@@ -5864,7 +6310,7 @@
         </w:tc>
         <w:tc>
           <w:tcPr>
-            <w:tcW w:type="dxa" w:w="4275"/>
+            <w:tcW w:type="dxa" w:w="4318"/>
             <w:tcBorders>
               <w:top w:val="single" w:color="D9D4C5" w:sz="4"/>
               <w:left w:val="single" w:color="D9D4C5" w:sz="4"/>
@@ -5901,7 +6347,7 @@
         </w:trPr>
         <w:tc>
           <w:tcPr>
-            <w:tcW w:type="dxa" w:w="831"/>
+            <w:tcW w:type="dxa" w:w="824"/>
             <w:tcBorders>
               <w:top w:val="single" w:color="D9D4C5" w:sz="4"/>
               <w:left w:val="single" w:color="D9D4C5" w:sz="4"/>
@@ -5934,7 +6380,7 @@
         </w:tc>
         <w:tc>
           <w:tcPr>
-            <w:tcW w:type="dxa" w:w="4532"/>
+            <w:tcW w:type="dxa" w:w="4496"/>
             <w:tcBorders>
               <w:top w:val="single" w:color="D9D4C5" w:sz="4"/>
               <w:left w:val="single" w:color="D9D4C5" w:sz="4"/>
@@ -5967,7 +6413,7 @@
         </w:tc>
         <w:tc>
           <w:tcPr>
-            <w:tcW w:type="dxa" w:w="4275"/>
+            <w:tcW w:type="dxa" w:w="4318"/>
             <w:tcBorders>
               <w:top w:val="single" w:color="D9D4C5" w:sz="4"/>
               <w:left w:val="single" w:color="D9D4C5" w:sz="4"/>
@@ -6005,7 +6451,7 @@
         </w:trPr>
         <w:tc>
           <w:tcPr>
-            <w:tcW w:type="dxa" w:w="831"/>
+            <w:tcW w:type="dxa" w:w="824"/>
             <w:tcBorders>
               <w:top w:val="single" w:color="D9D4C5" w:sz="4"/>
               <w:left w:val="single" w:color="D9D4C5" w:sz="4"/>
@@ -6037,7 +6483,7 @@
         </w:tc>
         <w:tc>
           <w:tcPr>
-            <w:tcW w:type="dxa" w:w="4532"/>
+            <w:tcW w:type="dxa" w:w="4496"/>
             <w:tcBorders>
               <w:top w:val="single" w:color="D9D4C5" w:sz="4"/>
               <w:left w:val="single" w:color="D9D4C5" w:sz="4"/>
@@ -6069,7 +6515,7 @@
         </w:tc>
         <w:tc>
           <w:tcPr>
-            <w:tcW w:type="dxa" w:w="4275"/>
+            <w:tcW w:type="dxa" w:w="4318"/>
             <w:tcBorders>
               <w:top w:val="single" w:color="D9D4C5" w:sz="4"/>
               <w:left w:val="single" w:color="D9D4C5" w:sz="4"/>
@@ -6106,7 +6552,7 @@
         </w:trPr>
         <w:tc>
           <w:tcPr>
-            <w:tcW w:type="dxa" w:w="831"/>
+            <w:tcW w:type="dxa" w:w="824"/>
             <w:tcBorders>
               <w:top w:val="single" w:color="D9D4C5" w:sz="4"/>
               <w:left w:val="single" w:color="D9D4C5" w:sz="4"/>
@@ -6139,7 +6585,7 @@
         </w:tc>
         <w:tc>
           <w:tcPr>
-            <w:tcW w:type="dxa" w:w="4532"/>
+            <w:tcW w:type="dxa" w:w="4496"/>
             <w:tcBorders>
               <w:top w:val="single" w:color="D9D4C5" w:sz="4"/>
               <w:left w:val="single" w:color="D9D4C5" w:sz="4"/>
@@ -6172,7 +6618,7 @@
         </w:tc>
         <w:tc>
           <w:tcPr>
-            <w:tcW w:type="dxa" w:w="4275"/>
+            <w:tcW w:type="dxa" w:w="4318"/>
             <w:tcBorders>
               <w:top w:val="single" w:color="D9D4C5" w:sz="4"/>
               <w:left w:val="single" w:color="D9D4C5" w:sz="4"/>
@@ -6210,7 +6656,7 @@
         </w:trPr>
         <w:tc>
           <w:tcPr>
-            <w:tcW w:type="dxa" w:w="831"/>
+            <w:tcW w:type="dxa" w:w="824"/>
             <w:tcBorders>
               <w:top w:val="single" w:color="D9D4C5" w:sz="4"/>
               <w:left w:val="single" w:color="D9D4C5" w:sz="4"/>
@@ -6242,7 +6688,417 @@
         </w:tc>
         <w:tc>
           <w:tcPr>
-            <w:tcW w:type="dxa" w:w="4532"/>
+            <w:tcW w:type="dxa" w:w="4496"/>
+            <w:tcBorders>
+              <w:top w:val="single" w:color="D9D4C5" w:sz="4"/>
+              <w:left w:val="single" w:color="D9D4C5" w:sz="4"/>
+              <w:bottom w:val="single" w:color="D9D4C5" w:sz="4"/>
+              <w:right w:val="single" w:color="D9D4C5" w:sz="4"/>
+            </w:tcBorders>
+            <w:tcMar>
+              <w:top w:type="dxa" w:w="70"/>
+              <w:left w:type="dxa" w:w="110"/>
+              <w:bottom w:type="dxa" w:w="70"/>
+              <w:right w:type="dxa" w:w="110"/>
+            </w:tcMar>
+            <w:vAlign w:val="center"/>
+          </w:tcPr>
+          <w:p>
+            <w:pPr>
+              <w:spacing w:after="0" w:before="0"/>
+            </w:pPr>
+            <w:r>
+              <w:rPr>
+                <w:rFonts w:ascii="Arial" w:cs="Arial" w:eastAsia="Arial" w:hAnsi="Arial"/>
+                <w:color w:val="1B2118"/>
+                <w:sz w:val="18"/>
+                <w:szCs w:val="18"/>
+              </w:rPr>
+              <w:t xml:space="preserve">[C] Aprite la pratica: sezione Pagamenti</w:t>
+            </w:r>
+          </w:p>
+        </w:tc>
+        <w:tc>
+          <w:tcPr>
+            <w:tcW w:type="dxa" w:w="4318"/>
+            <w:tcBorders>
+              <w:top w:val="single" w:color="D9D4C5" w:sz="4"/>
+              <w:left w:val="single" w:color="D9D4C5" w:sz="4"/>
+              <w:bottom w:val="single" w:color="D9D4C5" w:sz="4"/>
+              <w:right w:val="single" w:color="D9D4C5" w:sz="4"/>
+            </w:tcBorders>
+            <w:tcMar>
+              <w:top w:type="dxa" w:w="70"/>
+              <w:left w:type="dxa" w:w="110"/>
+              <w:bottom w:type="dxa" w:w="70"/>
+              <w:right w:type="dxa" w:w="110"/>
+            </w:tcMar>
+            <w:vAlign w:val="center"/>
+          </w:tcPr>
+          <w:p>
+            <w:pPr>
+              <w:spacing w:after="0" w:before="0"/>
+            </w:pPr>
+            <w:r>
+              <w:rPr>
+                <w:rFonts w:ascii="Arial" w:cs="Arial" w:eastAsia="Arial" w:hAnsi="Arial"/>
+                <w:color w:val="1B2118"/>
+                <w:sz w:val="18"/>
+                <w:szCs w:val="18"/>
+              </w:rPr>
+              <w:t xml:space="preserve">La voce è visibile in sola lettura, senza pulsanti</w:t>
+            </w:r>
+          </w:p>
+        </w:tc>
+      </w:tr>
+      <w:tr>
+        <w:trPr>
+          <w:cantSplit/>
+        </w:trPr>
+        <w:tc>
+          <w:tcPr>
+            <w:tcW w:type="dxa" w:w="824"/>
+            <w:tcBorders>
+              <w:top w:val="single" w:color="D9D4C5" w:sz="4"/>
+              <w:left w:val="single" w:color="D9D4C5" w:sz="4"/>
+              <w:bottom w:val="single" w:color="D9D4C5" w:sz="4"/>
+              <w:right w:val="single" w:color="D9D4C5" w:sz="4"/>
+            </w:tcBorders>
+            <w:shd w:fill="F6F4EE" w:color="auto" w:val="clear"/>
+            <w:tcMar>
+              <w:top w:type="dxa" w:w="70"/>
+              <w:left w:type="dxa" w:w="110"/>
+              <w:bottom w:type="dxa" w:w="70"/>
+              <w:right w:type="dxa" w:w="110"/>
+            </w:tcMar>
+            <w:vAlign w:val="center"/>
+          </w:tcPr>
+          <w:p>
+            <w:pPr>
+              <w:spacing w:after="0" w:before="0"/>
+            </w:pPr>
+            <w:r>
+              <w:rPr>
+                <w:rFonts w:ascii="Arial" w:cs="Arial" w:eastAsia="Arial" w:hAnsi="Arial"/>
+                <w:color w:val="1B2118"/>
+                <w:sz w:val="18"/>
+                <w:szCs w:val="18"/>
+              </w:rPr>
+              <w:t xml:space="preserve">2.6</w:t>
+            </w:r>
+          </w:p>
+        </w:tc>
+        <w:tc>
+          <w:tcPr>
+            <w:tcW w:type="dxa" w:w="4496"/>
+            <w:tcBorders>
+              <w:top w:val="single" w:color="D9D4C5" w:sz="4"/>
+              <w:left w:val="single" w:color="D9D4C5" w:sz="4"/>
+              <w:bottom w:val="single" w:color="D9D4C5" w:sz="4"/>
+              <w:right w:val="single" w:color="D9D4C5" w:sz="4"/>
+            </w:tcBorders>
+            <w:shd w:fill="F6F4EE" w:color="auto" w:val="clear"/>
+            <w:tcMar>
+              <w:top w:type="dxa" w:w="70"/>
+              <w:left w:type="dxa" w:w="110"/>
+              <w:bottom w:type="dxa" w:w="70"/>
+              <w:right w:type="dxa" w:w="110"/>
+            </w:tcMar>
+            <w:vAlign w:val="center"/>
+          </w:tcPr>
+          <w:p>
+            <w:pPr>
+              <w:spacing w:after="0" w:before="0"/>
+            </w:pPr>
+            <w:r>
+              <w:rPr>
+                <w:rFonts w:ascii="Arial" w:cs="Arial" w:eastAsia="Arial" w:hAnsi="Arial"/>
+                <w:color w:val="1B2118"/>
+                <w:sz w:val="18"/>
+                <w:szCs w:val="18"/>
+              </w:rPr>
+              <w:t xml:space="preserve">[O] Nella fase 1 + Aggiungi nota: una interna e una «Visibile al Comune»</w:t>
+            </w:r>
+          </w:p>
+        </w:tc>
+        <w:tc>
+          <w:tcPr>
+            <w:tcW w:type="dxa" w:w="4318"/>
+            <w:tcBorders>
+              <w:top w:val="single" w:color="D9D4C5" w:sz="4"/>
+              <w:left w:val="single" w:color="D9D4C5" w:sz="4"/>
+              <w:bottom w:val="single" w:color="D9D4C5" w:sz="4"/>
+              <w:right w:val="single" w:color="D9D4C5" w:sz="4"/>
+            </w:tcBorders>
+            <w:shd w:fill="F6F4EE" w:color="auto" w:val="clear"/>
+            <w:tcMar>
+              <w:top w:type="dxa" w:w="70"/>
+              <w:left w:type="dxa" w:w="110"/>
+              <w:bottom w:type="dxa" w:w="70"/>
+              <w:right w:type="dxa" w:w="110"/>
+            </w:tcMar>
+            <w:vAlign w:val="center"/>
+          </w:tcPr>
+          <w:p>
+            <w:pPr>
+              <w:spacing w:after="0" w:before="0"/>
+            </w:pPr>
+            <w:r>
+              <w:rPr>
+                <w:rFonts w:ascii="Arial" w:cs="Arial" w:eastAsia="Arial" w:hAnsi="Arial"/>
+                <w:color w:val="1B2118"/>
+                <w:sz w:val="18"/>
+                <w:szCs w:val="18"/>
+              </w:rPr>
+              <w:t xml:space="preserve">Il Comune vede solo la seconda e riceve la notifica</w:t>
+            </w:r>
+          </w:p>
+        </w:tc>
+      </w:tr>
+      <w:tr>
+        <w:trPr>
+          <w:cantSplit/>
+        </w:trPr>
+        <w:tc>
+          <w:tcPr>
+            <w:tcW w:type="dxa" w:w="824"/>
+            <w:tcBorders>
+              <w:top w:val="single" w:color="D9D4C5" w:sz="4"/>
+              <w:left w:val="single" w:color="D9D4C5" w:sz="4"/>
+              <w:bottom w:val="single" w:color="D9D4C5" w:sz="4"/>
+              <w:right w:val="single" w:color="D9D4C5" w:sz="4"/>
+            </w:tcBorders>
+            <w:tcMar>
+              <w:top w:type="dxa" w:w="70"/>
+              <w:left w:type="dxa" w:w="110"/>
+              <w:bottom w:type="dxa" w:w="70"/>
+              <w:right w:type="dxa" w:w="110"/>
+            </w:tcMar>
+            <w:vAlign w:val="center"/>
+          </w:tcPr>
+          <w:p>
+            <w:pPr>
+              <w:spacing w:after="0" w:before="0"/>
+            </w:pPr>
+            <w:r>
+              <w:rPr>
+                <w:rFonts w:ascii="Arial" w:cs="Arial" w:eastAsia="Arial" w:hAnsi="Arial"/>
+                <w:color w:val="1B2118"/>
+                <w:sz w:val="18"/>
+                <w:szCs w:val="18"/>
+              </w:rPr>
+              <w:t xml:space="preserve">2.7</w:t>
+            </w:r>
+          </w:p>
+        </w:tc>
+        <w:tc>
+          <w:tcPr>
+            <w:tcW w:type="dxa" w:w="4496"/>
+            <w:tcBorders>
+              <w:top w:val="single" w:color="D9D4C5" w:sz="4"/>
+              <w:left w:val="single" w:color="D9D4C5" w:sz="4"/>
+              <w:bottom w:val="single" w:color="D9D4C5" w:sz="4"/>
+              <w:right w:val="single" w:color="D9D4C5" w:sz="4"/>
+            </w:tcBorders>
+            <w:tcMar>
+              <w:top w:type="dxa" w:w="70"/>
+              <w:left w:type="dxa" w:w="110"/>
+              <w:bottom w:type="dxa" w:w="70"/>
+              <w:right w:type="dxa" w:w="110"/>
+            </w:tcMar>
+            <w:vAlign w:val="center"/>
+          </w:tcPr>
+          <w:p>
+            <w:pPr>
+              <w:spacing w:after="0" w:before="0"/>
+            </w:pPr>
+            <w:r>
+              <w:rPr>
+                <w:rFonts w:ascii="Arial" w:cs="Arial" w:eastAsia="Arial" w:hAnsi="Arial"/>
+                <w:color w:val="1B2118"/>
+                <w:sz w:val="18"/>
+                <w:szCs w:val="18"/>
+              </w:rPr>
+              <w:t xml:space="preserve">[C] Messaggi: scrivete una domanda; [O] rispondete</w:t>
+            </w:r>
+          </w:p>
+        </w:tc>
+        <w:tc>
+          <w:tcPr>
+            <w:tcW w:type="dxa" w:w="4318"/>
+            <w:tcBorders>
+              <w:top w:val="single" w:color="D9D4C5" w:sz="4"/>
+              <w:left w:val="single" w:color="D9D4C5" w:sz="4"/>
+              <w:bottom w:val="single" w:color="D9D4C5" w:sz="4"/>
+              <w:right w:val="single" w:color="D9D4C5" w:sz="4"/>
+            </w:tcBorders>
+            <w:tcMar>
+              <w:top w:type="dxa" w:w="70"/>
+              <w:left w:type="dxa" w:w="110"/>
+              <w:bottom w:type="dxa" w:w="70"/>
+              <w:right w:type="dxa" w:w="110"/>
+            </w:tcMar>
+            <w:vAlign w:val="center"/>
+          </w:tcPr>
+          <w:p>
+            <w:pPr>
+              <w:spacing w:after="0" w:before="0"/>
+            </w:pPr>
+            <w:r>
+              <w:rPr>
+                <w:rFonts w:ascii="Arial" w:cs="Arial" w:eastAsia="Arial" w:hAnsi="Arial"/>
+                <w:color w:val="1B2118"/>
+                <w:sz w:val="18"/>
+                <w:szCs w:val="18"/>
+              </w:rPr>
+              <w:t xml:space="preserve">Ognuno riceve la notifica del messaggio dell'altro</w:t>
+            </w:r>
+          </w:p>
+        </w:tc>
+      </w:tr>
+      <w:tr>
+        <w:trPr>
+          <w:cantSplit/>
+        </w:trPr>
+        <w:tc>
+          <w:tcPr>
+            <w:tcW w:type="dxa" w:w="824"/>
+            <w:tcBorders>
+              <w:top w:val="single" w:color="D9D4C5" w:sz="4"/>
+              <w:left w:val="single" w:color="D9D4C5" w:sz="4"/>
+              <w:bottom w:val="single" w:color="D9D4C5" w:sz="4"/>
+              <w:right w:val="single" w:color="D9D4C5" w:sz="4"/>
+            </w:tcBorders>
+            <w:shd w:fill="F6F4EE" w:color="auto" w:val="clear"/>
+            <w:tcMar>
+              <w:top w:type="dxa" w:w="70"/>
+              <w:left w:type="dxa" w:w="110"/>
+              <w:bottom w:type="dxa" w:w="70"/>
+              <w:right w:type="dxa" w:w="110"/>
+            </w:tcMar>
+            <w:vAlign w:val="center"/>
+          </w:tcPr>
+          <w:p>
+            <w:pPr>
+              <w:spacing w:after="0" w:before="0"/>
+            </w:pPr>
+            <w:r>
+              <w:rPr>
+                <w:rFonts w:ascii="Arial" w:cs="Arial" w:eastAsia="Arial" w:hAnsi="Arial"/>
+                <w:color w:val="1B2118"/>
+                <w:sz w:val="18"/>
+                <w:szCs w:val="18"/>
+              </w:rPr>
+              <w:t xml:space="preserve">2.8</w:t>
+            </w:r>
+          </w:p>
+        </w:tc>
+        <w:tc>
+          <w:tcPr>
+            <w:tcW w:type="dxa" w:w="4496"/>
+            <w:tcBorders>
+              <w:top w:val="single" w:color="D9D4C5" w:sz="4"/>
+              <w:left w:val="single" w:color="D9D4C5" w:sz="4"/>
+              <w:bottom w:val="single" w:color="D9D4C5" w:sz="4"/>
+              <w:right w:val="single" w:color="D9D4C5" w:sz="4"/>
+            </w:tcBorders>
+            <w:shd w:fill="F6F4EE" w:color="auto" w:val="clear"/>
+            <w:tcMar>
+              <w:top w:type="dxa" w:w="70"/>
+              <w:left w:type="dxa" w:w="110"/>
+              <w:bottom w:type="dxa" w:w="70"/>
+              <w:right w:type="dxa" w:w="110"/>
+            </w:tcMar>
+            <w:vAlign w:val="center"/>
+          </w:tcPr>
+          <w:p>
+            <w:pPr>
+              <w:spacing w:after="0" w:before="0"/>
+            </w:pPr>
+            <w:r>
+              <w:rPr>
+                <w:rFonts w:ascii="Arial" w:cs="Arial" w:eastAsia="Arial" w:hAnsi="Arial"/>
+                <w:color w:val="1B2118"/>
+                <w:sz w:val="18"/>
+                <w:szCs w:val="18"/>
+              </w:rPr>
+              <w:t xml:space="preserve">[O] Intestazione della pratica: Ente di Validazione → Assegna «RINA (prova)»</w:t>
+            </w:r>
+          </w:p>
+        </w:tc>
+        <w:tc>
+          <w:tcPr>
+            <w:tcW w:type="dxa" w:w="4318"/>
+            <w:tcBorders>
+              <w:top w:val="single" w:color="D9D4C5" w:sz="4"/>
+              <w:left w:val="single" w:color="D9D4C5" w:sz="4"/>
+              <w:bottom w:val="single" w:color="D9D4C5" w:sz="4"/>
+              <w:right w:val="single" w:color="D9D4C5" w:sz="4"/>
+            </w:tcBorders>
+            <w:shd w:fill="F6F4EE" w:color="auto" w:val="clear"/>
+            <w:tcMar>
+              <w:top w:type="dxa" w:w="70"/>
+              <w:left w:type="dxa" w:w="110"/>
+              <w:bottom w:type="dxa" w:w="70"/>
+              <w:right w:type="dxa" w:w="110"/>
+            </w:tcMar>
+            <w:vAlign w:val="center"/>
+          </w:tcPr>
+          <w:p>
+            <w:pPr>
+              <w:spacing w:after="0" w:before="0"/>
+            </w:pPr>
+            <w:r>
+              <w:rPr>
+                <w:rFonts w:ascii="Arial" w:cs="Arial" w:eastAsia="Arial" w:hAnsi="Arial"/>
+                <w:color w:val="1B2118"/>
+                <w:sz w:val="18"/>
+                <w:szCs w:val="18"/>
+              </w:rPr>
+              <w:t xml:space="preserve">Il Comune vede il nome dell'ente</w:t>
+            </w:r>
+          </w:p>
+        </w:tc>
+      </w:tr>
+      <w:tr>
+        <w:trPr>
+          <w:cantSplit/>
+        </w:trPr>
+        <w:tc>
+          <w:tcPr>
+            <w:tcW w:type="dxa" w:w="824"/>
+            <w:tcBorders>
+              <w:top w:val="single" w:color="D9D4C5" w:sz="4"/>
+              <w:left w:val="single" w:color="D9D4C5" w:sz="4"/>
+              <w:bottom w:val="single" w:color="D9D4C5" w:sz="4"/>
+              <w:right w:val="single" w:color="D9D4C5" w:sz="4"/>
+            </w:tcBorders>
+            <w:tcMar>
+              <w:top w:type="dxa" w:w="70"/>
+              <w:left w:type="dxa" w:w="110"/>
+              <w:bottom w:type="dxa" w:w="70"/>
+              <w:right w:type="dxa" w:w="110"/>
+            </w:tcMar>
+            <w:vAlign w:val="center"/>
+          </w:tcPr>
+          <w:p>
+            <w:pPr>
+              <w:spacing w:after="0" w:before="0"/>
+            </w:pPr>
+            <w:r>
+              <w:rPr>
+                <w:rFonts w:ascii="Arial" w:cs="Arial" w:eastAsia="Arial" w:hAnsi="Arial"/>
+                <w:color w:val="1B2118"/>
+                <w:sz w:val="18"/>
+                <w:szCs w:val="18"/>
+              </w:rPr>
+              <w:t xml:space="preserve">2.9</w:t>
+            </w:r>
+          </w:p>
+        </w:tc>
+        <w:tc>
+          <w:tcPr>
+            <w:tcW w:type="dxa" w:w="4496"/>
             <w:tcBorders>
               <w:top w:val="single" w:color="D9D4C5" w:sz="4"/>
               <w:left w:val="single" w:color="D9D4C5" w:sz="4"/>
@@ -6274,7 +7130,7 @@
         </w:tc>
         <w:tc>
           <w:tcPr>
-            <w:tcW w:type="dxa" w:w="4275"/>
+            <w:tcW w:type="dxa" w:w="4318"/>
             <w:tcBorders>
               <w:top w:val="single" w:color="D9D4C5" w:sz="4"/>
               <w:left w:val="single" w:color="D9D4C5" w:sz="4"/>
@@ -7320,7 +8176,7 @@
                 <w:sz w:val="18"/>
                 <w:szCs w:val="18"/>
               </w:rPr>
-              <w:t xml:space="preserve">Consultazione Attiva per 30 giorni; notifica al Comune</w:t>
+              <w:t xml:space="preserve">Consultazione Attiva per 30 giorni; notifica al Comune; link alla pagina pubblica</w:t>
             </w:r>
           </w:p>
         </w:tc>
@@ -7391,7 +8247,7 @@
                 <w:sz w:val="18"/>
                 <w:szCs w:val="18"/>
               </w:rPr>
-              <w:t xml:space="preserve">[C] Nel riquadro Consultazione pubblica scrivete un'osservazione e premete Invia</w:t>
+              <w:t xml:space="preserve">Senza accesso, aprite Consultazioni pubbliche (link nella pagina di accesso) e la consultazione</w:t>
             </w:r>
           </w:p>
         </w:tc>
@@ -7424,7 +8280,7 @@
                 <w:sz w:val="18"/>
                 <w:szCs w:val="18"/>
               </w:rPr>
-              <w:t xml:space="preserve">Arriva allo staff come Ricevuto, con la notifica «Nuova osservazione da moderare»</w:t>
+              <w:t xml:space="preserve">Si leggono documento e osservazioni pubblicate</w:t>
             </w:r>
           </w:p>
         </w:tc>
@@ -7493,7 +8349,7 @@
                 <w:sz w:val="18"/>
                 <w:szCs w:val="18"/>
               </w:rPr>
-              <w:t xml:space="preserve">[O] Pubblica un'osservazione e Non pubblicare un'altra</w:t>
+              <w:t xml:space="preserve">Inviate un'osservazione con nome, email (quella del titolare del servizio email, vedi limiti) e un PDF allegato</w:t>
             </w:r>
           </w:p>
         </w:tc>
@@ -7525,7 +8381,7 @@
                 <w:sz w:val="18"/>
                 <w:szCs w:val="18"/>
               </w:rPr>
-              <w:t xml:space="preserve">Il Comune vede solo quella pubblicata, con autore «Partecipante»</w:t>
+              <w:t xml:space="preserve">Messaggio «Controlla la tua email»; arriva l'email di conferma</w:t>
             </w:r>
           </w:p>
         </w:tc>
@@ -7596,7 +8452,7 @@
                 <w:sz w:val="18"/>
                 <w:szCs w:val="18"/>
               </w:rPr>
-              <w:t xml:space="preserve">[C] Rispondete all'osservazione pubblicata</w:t>
+              <w:t xml:space="preserve">Premete il pulsante dell'email; riprovate lo stesso collegamento</w:t>
             </w:r>
           </w:p>
         </w:tc>
@@ -7629,7 +8485,7 @@
                 <w:sz w:val="18"/>
                 <w:szCs w:val="18"/>
               </w:rPr>
-              <w:t xml:space="preserve">Stato Risposto; lo staff vede la risposta</w:t>
+              <w:t xml:space="preserve">Prima volta: «osservazione ricevuta», notifica allo staff; seconda volta: collegamento già utilizzato</w:t>
             </w:r>
           </w:p>
         </w:tc>
@@ -7667,6 +8523,416 @@
                 <w:szCs w:val="18"/>
               </w:rPr>
               <w:t xml:space="preserve">4.5</w:t>
+            </w:r>
+          </w:p>
+        </w:tc>
+        <w:tc>
+          <w:tcPr>
+            <w:tcW w:type="dxa" w:w="4414"/>
+            <w:tcBorders>
+              <w:top w:val="single" w:color="D9D4C5" w:sz="4"/>
+              <w:left w:val="single" w:color="D9D4C5" w:sz="4"/>
+              <w:bottom w:val="single" w:color="D9D4C5" w:sz="4"/>
+              <w:right w:val="single" w:color="D9D4C5" w:sz="4"/>
+            </w:tcBorders>
+            <w:tcMar>
+              <w:top w:type="dxa" w:w="70"/>
+              <w:left w:type="dxa" w:w="110"/>
+              <w:bottom w:type="dxa" w:w="70"/>
+              <w:right w:type="dxa" w:w="110"/>
+            </w:tcMar>
+            <w:vAlign w:val="center"/>
+          </w:tcPr>
+          <w:p>
+            <w:pPr>
+              <w:spacing w:after="0" w:before="0"/>
+            </w:pPr>
+            <w:r>
+              <w:rPr>
+                <w:rFonts w:ascii="Arial" w:cs="Arial" w:eastAsia="Arial" w:hAnsi="Arial"/>
+                <w:color w:val="1B2118"/>
+                <w:sz w:val="18"/>
+                <w:szCs w:val="18"/>
+              </w:rPr>
+              <w:t xml:space="preserve">Provate a inviare 4 osservazioni in un'ora con lo stesso indirizzo; un allegato .exe</w:t>
+            </w:r>
+          </w:p>
+        </w:tc>
+        <w:tc>
+          <w:tcPr>
+            <w:tcW w:type="dxa" w:w="4415"/>
+            <w:tcBorders>
+              <w:top w:val="single" w:color="D9D4C5" w:sz="4"/>
+              <w:left w:val="single" w:color="D9D4C5" w:sz="4"/>
+              <w:bottom w:val="single" w:color="D9D4C5" w:sz="4"/>
+              <w:right w:val="single" w:color="D9D4C5" w:sz="4"/>
+            </w:tcBorders>
+            <w:tcMar>
+              <w:top w:type="dxa" w:w="70"/>
+              <w:left w:type="dxa" w:w="110"/>
+              <w:bottom w:type="dxa" w:w="70"/>
+              <w:right w:type="dxa" w:w="110"/>
+            </w:tcMar>
+            <w:vAlign w:val="center"/>
+          </w:tcPr>
+          <w:p>
+            <w:pPr>
+              <w:spacing w:after="0" w:before="0"/>
+            </w:pPr>
+            <w:r>
+              <w:rPr>
+                <w:rFonts w:ascii="Arial" w:cs="Arial" w:eastAsia="Arial" w:hAnsi="Arial"/>
+                <w:color w:val="1B2118"/>
+                <w:sz w:val="18"/>
+                <w:szCs w:val="18"/>
+              </w:rPr>
+              <w:t xml:space="preserve">La quarta e l'allegato sono rifiutati con un messaggio chiaro</w:t>
+            </w:r>
+          </w:p>
+        </w:tc>
+      </w:tr>
+      <w:tr>
+        <w:trPr>
+          <w:cantSplit/>
+        </w:trPr>
+        <w:tc>
+          <w:tcPr>
+            <w:tcW w:type="dxa" w:w="809"/>
+            <w:tcBorders>
+              <w:top w:val="single" w:color="D9D4C5" w:sz="4"/>
+              <w:left w:val="single" w:color="D9D4C5" w:sz="4"/>
+              <w:bottom w:val="single" w:color="D9D4C5" w:sz="4"/>
+              <w:right w:val="single" w:color="D9D4C5" w:sz="4"/>
+            </w:tcBorders>
+            <w:shd w:fill="F6F4EE" w:color="auto" w:val="clear"/>
+            <w:tcMar>
+              <w:top w:type="dxa" w:w="70"/>
+              <w:left w:type="dxa" w:w="110"/>
+              <w:bottom w:type="dxa" w:w="70"/>
+              <w:right w:type="dxa" w:w="110"/>
+            </w:tcMar>
+            <w:vAlign w:val="center"/>
+          </w:tcPr>
+          <w:p>
+            <w:pPr>
+              <w:spacing w:after="0" w:before="0"/>
+            </w:pPr>
+            <w:r>
+              <w:rPr>
+                <w:rFonts w:ascii="Arial" w:cs="Arial" w:eastAsia="Arial" w:hAnsi="Arial"/>
+                <w:color w:val="1B2118"/>
+                <w:sz w:val="18"/>
+                <w:szCs w:val="18"/>
+              </w:rPr>
+              <w:t xml:space="preserve">4.6</w:t>
+            </w:r>
+          </w:p>
+        </w:tc>
+        <w:tc>
+          <w:tcPr>
+            <w:tcW w:type="dxa" w:w="4414"/>
+            <w:tcBorders>
+              <w:top w:val="single" w:color="D9D4C5" w:sz="4"/>
+              <w:left w:val="single" w:color="D9D4C5" w:sz="4"/>
+              <w:bottom w:val="single" w:color="D9D4C5" w:sz="4"/>
+              <w:right w:val="single" w:color="D9D4C5" w:sz="4"/>
+            </w:tcBorders>
+            <w:shd w:fill="F6F4EE" w:color="auto" w:val="clear"/>
+            <w:tcMar>
+              <w:top w:type="dxa" w:w="70"/>
+              <w:left w:type="dxa" w:w="110"/>
+              <w:bottom w:type="dxa" w:w="70"/>
+              <w:right w:type="dxa" w:w="110"/>
+            </w:tcMar>
+            <w:vAlign w:val="center"/>
+          </w:tcPr>
+          <w:p>
+            <w:pPr>
+              <w:spacing w:after="0" w:before="0"/>
+            </w:pPr>
+            <w:r>
+              <w:rPr>
+                <w:rFonts w:ascii="Arial" w:cs="Arial" w:eastAsia="Arial" w:hAnsi="Arial"/>
+                <w:color w:val="1B2118"/>
+                <w:sz w:val="18"/>
+                <w:szCs w:val="18"/>
+              </w:rPr>
+              <w:t xml:space="preserve">[O] Pubblica un'osservazione e Non pubblicare un'altra</w:t>
+            </w:r>
+          </w:p>
+        </w:tc>
+        <w:tc>
+          <w:tcPr>
+            <w:tcW w:type="dxa" w:w="4415"/>
+            <w:tcBorders>
+              <w:top w:val="single" w:color="D9D4C5" w:sz="4"/>
+              <w:left w:val="single" w:color="D9D4C5" w:sz="4"/>
+              <w:bottom w:val="single" w:color="D9D4C5" w:sz="4"/>
+              <w:right w:val="single" w:color="D9D4C5" w:sz="4"/>
+            </w:tcBorders>
+            <w:shd w:fill="F6F4EE" w:color="auto" w:val="clear"/>
+            <w:tcMar>
+              <w:top w:type="dxa" w:w="70"/>
+              <w:left w:type="dxa" w:w="110"/>
+              <w:bottom w:type="dxa" w:w="70"/>
+              <w:right w:type="dxa" w:w="110"/>
+            </w:tcMar>
+            <w:vAlign w:val="center"/>
+          </w:tcPr>
+          <w:p>
+            <w:pPr>
+              <w:spacing w:after="0" w:before="0"/>
+            </w:pPr>
+            <w:r>
+              <w:rPr>
+                <w:rFonts w:ascii="Arial" w:cs="Arial" w:eastAsia="Arial" w:hAnsi="Arial"/>
+                <w:color w:val="1B2118"/>
+                <w:sz w:val="18"/>
+                <w:szCs w:val="18"/>
+              </w:rPr>
+              <w:t xml:space="preserve">Lo staff vede nome, email e allegato; il Comune e la pagina pubblica vedono solo quella pubblicata, firmata «Partecipante»</w:t>
+            </w:r>
+          </w:p>
+        </w:tc>
+      </w:tr>
+      <w:tr>
+        <w:trPr>
+          <w:cantSplit/>
+        </w:trPr>
+        <w:tc>
+          <w:tcPr>
+            <w:tcW w:type="dxa" w:w="809"/>
+            <w:tcBorders>
+              <w:top w:val="single" w:color="D9D4C5" w:sz="4"/>
+              <w:left w:val="single" w:color="D9D4C5" w:sz="4"/>
+              <w:bottom w:val="single" w:color="D9D4C5" w:sz="4"/>
+              <w:right w:val="single" w:color="D9D4C5" w:sz="4"/>
+            </w:tcBorders>
+            <w:tcMar>
+              <w:top w:type="dxa" w:w="70"/>
+              <w:left w:type="dxa" w:w="110"/>
+              <w:bottom w:type="dxa" w:w="70"/>
+              <w:right w:type="dxa" w:w="110"/>
+            </w:tcMar>
+            <w:vAlign w:val="center"/>
+          </w:tcPr>
+          <w:p>
+            <w:pPr>
+              <w:spacing w:after="0" w:before="0"/>
+            </w:pPr>
+            <w:r>
+              <w:rPr>
+                <w:rFonts w:ascii="Arial" w:cs="Arial" w:eastAsia="Arial" w:hAnsi="Arial"/>
+                <w:color w:val="1B2118"/>
+                <w:sz w:val="18"/>
+                <w:szCs w:val="18"/>
+              </w:rPr>
+              <w:t xml:space="preserve">4.7</w:t>
+            </w:r>
+          </w:p>
+        </w:tc>
+        <w:tc>
+          <w:tcPr>
+            <w:tcW w:type="dxa" w:w="4414"/>
+            <w:tcBorders>
+              <w:top w:val="single" w:color="D9D4C5" w:sz="4"/>
+              <w:left w:val="single" w:color="D9D4C5" w:sz="4"/>
+              <w:bottom w:val="single" w:color="D9D4C5" w:sz="4"/>
+              <w:right w:val="single" w:color="D9D4C5" w:sz="4"/>
+            </w:tcBorders>
+            <w:tcMar>
+              <w:top w:type="dxa" w:w="70"/>
+              <w:left w:type="dxa" w:w="110"/>
+              <w:bottom w:type="dxa" w:w="70"/>
+              <w:right w:type="dxa" w:w="110"/>
+            </w:tcMar>
+            <w:vAlign w:val="center"/>
+          </w:tcPr>
+          <w:p>
+            <w:pPr>
+              <w:spacing w:after="0" w:before="0"/>
+            </w:pPr>
+            <w:r>
+              <w:rPr>
+                <w:rFonts w:ascii="Arial" w:cs="Arial" w:eastAsia="Arial" w:hAnsi="Arial"/>
+                <w:color w:val="1B2118"/>
+                <w:sz w:val="18"/>
+                <w:szCs w:val="18"/>
+              </w:rPr>
+              <w:t xml:space="preserve">[O] + Pubblica errata corrige spuntando «Fai ripartire i 30 giorni», prima senza e poi con motivazione</w:t>
+            </w:r>
+          </w:p>
+        </w:tc>
+        <w:tc>
+          <w:tcPr>
+            <w:tcW w:type="dxa" w:w="4415"/>
+            <w:tcBorders>
+              <w:top w:val="single" w:color="D9D4C5" w:sz="4"/>
+              <w:left w:val="single" w:color="D9D4C5" w:sz="4"/>
+              <w:bottom w:val="single" w:color="D9D4C5" w:sz="4"/>
+              <w:right w:val="single" w:color="D9D4C5" w:sz="4"/>
+            </w:tcBorders>
+            <w:tcMar>
+              <w:top w:type="dxa" w:w="70"/>
+              <w:left w:type="dxa" w:w="110"/>
+              <w:bottom w:type="dxa" w:w="70"/>
+              <w:right w:type="dxa" w:w="110"/>
+            </w:tcMar>
+            <w:vAlign w:val="center"/>
+          </w:tcPr>
+          <w:p>
+            <w:pPr>
+              <w:spacing w:after="0" w:before="0"/>
+            </w:pPr>
+            <w:r>
+              <w:rPr>
+                <w:rFonts w:ascii="Arial" w:cs="Arial" w:eastAsia="Arial" w:hAnsi="Arial"/>
+                <w:color w:val="1B2118"/>
+                <w:sz w:val="18"/>
+                <w:szCs w:val="18"/>
+              </w:rPr>
+              <w:t xml:space="preserve">Senza motivazione: errore; con motivazione: nuova chiusura a 30 giorni, visibile anche sulla pagina pubblica; notifica al Comune</w:t>
+            </w:r>
+          </w:p>
+        </w:tc>
+      </w:tr>
+      <w:tr>
+        <w:trPr>
+          <w:cantSplit/>
+        </w:trPr>
+        <w:tc>
+          <w:tcPr>
+            <w:tcW w:type="dxa" w:w="809"/>
+            <w:tcBorders>
+              <w:top w:val="single" w:color="D9D4C5" w:sz="4"/>
+              <w:left w:val="single" w:color="D9D4C5" w:sz="4"/>
+              <w:bottom w:val="single" w:color="D9D4C5" w:sz="4"/>
+              <w:right w:val="single" w:color="D9D4C5" w:sz="4"/>
+            </w:tcBorders>
+            <w:shd w:fill="F6F4EE" w:color="auto" w:val="clear"/>
+            <w:tcMar>
+              <w:top w:type="dxa" w:w="70"/>
+              <w:left w:type="dxa" w:w="110"/>
+              <w:bottom w:type="dxa" w:w="70"/>
+              <w:right w:type="dxa" w:w="110"/>
+            </w:tcMar>
+            <w:vAlign w:val="center"/>
+          </w:tcPr>
+          <w:p>
+            <w:pPr>
+              <w:spacing w:after="0" w:before="0"/>
+            </w:pPr>
+            <w:r>
+              <w:rPr>
+                <w:rFonts w:ascii="Arial" w:cs="Arial" w:eastAsia="Arial" w:hAnsi="Arial"/>
+                <w:color w:val="1B2118"/>
+                <w:sz w:val="18"/>
+                <w:szCs w:val="18"/>
+              </w:rPr>
+              <w:t xml:space="preserve">4.8</w:t>
+            </w:r>
+          </w:p>
+        </w:tc>
+        <w:tc>
+          <w:tcPr>
+            <w:tcW w:type="dxa" w:w="4414"/>
+            <w:tcBorders>
+              <w:top w:val="single" w:color="D9D4C5" w:sz="4"/>
+              <w:left w:val="single" w:color="D9D4C5" w:sz="4"/>
+              <w:bottom w:val="single" w:color="D9D4C5" w:sz="4"/>
+              <w:right w:val="single" w:color="D9D4C5" w:sz="4"/>
+            </w:tcBorders>
+            <w:shd w:fill="F6F4EE" w:color="auto" w:val="clear"/>
+            <w:tcMar>
+              <w:top w:type="dxa" w:w="70"/>
+              <w:left w:type="dxa" w:w="110"/>
+              <w:bottom w:type="dxa" w:w="70"/>
+              <w:right w:type="dxa" w:w="110"/>
+            </w:tcMar>
+            <w:vAlign w:val="center"/>
+          </w:tcPr>
+          <w:p>
+            <w:pPr>
+              <w:spacing w:after="0" w:before="0"/>
+            </w:pPr>
+            <w:r>
+              <w:rPr>
+                <w:rFonts w:ascii="Arial" w:cs="Arial" w:eastAsia="Arial" w:hAnsi="Arial"/>
+                <w:color w:val="1B2118"/>
+                <w:sz w:val="18"/>
+                <w:szCs w:val="18"/>
+              </w:rPr>
+              <w:t xml:space="preserve">[C] Rispondete all'osservazione pubblicata</w:t>
+            </w:r>
+          </w:p>
+        </w:tc>
+        <w:tc>
+          <w:tcPr>
+            <w:tcW w:type="dxa" w:w="4415"/>
+            <w:tcBorders>
+              <w:top w:val="single" w:color="D9D4C5" w:sz="4"/>
+              <w:left w:val="single" w:color="D9D4C5" w:sz="4"/>
+              <w:bottom w:val="single" w:color="D9D4C5" w:sz="4"/>
+              <w:right w:val="single" w:color="D9D4C5" w:sz="4"/>
+            </w:tcBorders>
+            <w:shd w:fill="F6F4EE" w:color="auto" w:val="clear"/>
+            <w:tcMar>
+              <w:top w:type="dxa" w:w="70"/>
+              <w:left w:type="dxa" w:w="110"/>
+              <w:bottom w:type="dxa" w:w="70"/>
+              <w:right w:type="dxa" w:w="110"/>
+            </w:tcMar>
+            <w:vAlign w:val="center"/>
+          </w:tcPr>
+          <w:p>
+            <w:pPr>
+              <w:spacing w:after="0" w:before="0"/>
+            </w:pPr>
+            <w:r>
+              <w:rPr>
+                <w:rFonts w:ascii="Arial" w:cs="Arial" w:eastAsia="Arial" w:hAnsi="Arial"/>
+                <w:color w:val="1B2118"/>
+                <w:sz w:val="18"/>
+                <w:szCs w:val="18"/>
+              </w:rPr>
+              <w:t xml:space="preserve">Stato Risposto; la risposta compare anche sulla pagina pubblica</w:t>
+            </w:r>
+          </w:p>
+        </w:tc>
+      </w:tr>
+      <w:tr>
+        <w:trPr>
+          <w:cantSplit/>
+        </w:trPr>
+        <w:tc>
+          <w:tcPr>
+            <w:tcW w:type="dxa" w:w="809"/>
+            <w:tcBorders>
+              <w:top w:val="single" w:color="D9D4C5" w:sz="4"/>
+              <w:left w:val="single" w:color="D9D4C5" w:sz="4"/>
+              <w:bottom w:val="single" w:color="D9D4C5" w:sz="4"/>
+              <w:right w:val="single" w:color="D9D4C5" w:sz="4"/>
+            </w:tcBorders>
+            <w:tcMar>
+              <w:top w:type="dxa" w:w="70"/>
+              <w:left w:type="dxa" w:w="110"/>
+              <w:bottom w:type="dxa" w:w="70"/>
+              <w:right w:type="dxa" w:w="110"/>
+            </w:tcMar>
+            <w:vAlign w:val="center"/>
+          </w:tcPr>
+          <w:p>
+            <w:pPr>
+              <w:spacing w:after="0" w:before="0"/>
+            </w:pPr>
+            <w:r>
+              <w:rPr>
+                <w:rFonts w:ascii="Arial" w:cs="Arial" w:eastAsia="Arial" w:hAnsi="Arial"/>
+                <w:color w:val="1B2118"/>
+                <w:sz w:val="18"/>
+                <w:szCs w:val="18"/>
+              </w:rPr>
+              <w:t xml:space="preserve">4.9</w:t>
             </w:r>
           </w:p>
         </w:tc>
@@ -8335,9 +9601,9 @@
         <w:tblLayout w:type="fixed"/>
       </w:tblPr>
       <w:tblGrid>
-        <w:gridCol w:w="964"/>
-        <w:gridCol w:w="5257"/>
-        <w:gridCol w:w="3417"/>
+        <w:gridCol w:w="809"/>
+        <w:gridCol w:w="4414"/>
+        <w:gridCol w:w="4415"/>
       </w:tblGrid>
       <w:tr>
         <w:trPr>
@@ -8345,7 +9611,7 @@
         </w:trPr>
         <w:tc>
           <w:tcPr>
-            <w:tcW w:type="dxa" w:w="964"/>
+            <w:tcW w:type="dxa" w:w="809"/>
             <w:tcBorders>
               <w:top w:val="single" w:color="D9D4C5" w:sz="4"/>
               <w:left w:val="single" w:color="D9D4C5" w:sz="4"/>
@@ -8380,7 +9646,7 @@
         </w:tc>
         <w:tc>
           <w:tcPr>
-            <w:tcW w:type="dxa" w:w="5257"/>
+            <w:tcW w:type="dxa" w:w="4414"/>
             <w:tcBorders>
               <w:top w:val="single" w:color="D9D4C5" w:sz="4"/>
               <w:left w:val="single" w:color="D9D4C5" w:sz="4"/>
@@ -8415,7 +9681,7 @@
         </w:tc>
         <w:tc>
           <w:tcPr>
-            <w:tcW w:type="dxa" w:w="3417"/>
+            <w:tcW w:type="dxa" w:w="4415"/>
             <w:tcBorders>
               <w:top w:val="single" w:color="D9D4C5" w:sz="4"/>
               <w:left w:val="single" w:color="D9D4C5" w:sz="4"/>
@@ -8455,7 +9721,7 @@
         </w:trPr>
         <w:tc>
           <w:tcPr>
-            <w:tcW w:type="dxa" w:w="964"/>
+            <w:tcW w:type="dxa" w:w="809"/>
             <w:tcBorders>
               <w:top w:val="single" w:color="D9D4C5" w:sz="4"/>
               <w:left w:val="single" w:color="D9D4C5" w:sz="4"/>
@@ -8487,7 +9753,7 @@
         </w:tc>
         <w:tc>
           <w:tcPr>
-            <w:tcW w:type="dxa" w:w="5257"/>
+            <w:tcW w:type="dxa" w:w="4414"/>
             <w:tcBorders>
               <w:top w:val="single" w:color="D9D4C5" w:sz="4"/>
               <w:left w:val="single" w:color="D9D4C5" w:sz="4"/>
@@ -8519,7 +9785,7 @@
         </w:tc>
         <w:tc>
           <w:tcPr>
-            <w:tcW w:type="dxa" w:w="3417"/>
+            <w:tcW w:type="dxa" w:w="4415"/>
             <w:tcBorders>
               <w:top w:val="single" w:color="D9D4C5" w:sz="4"/>
               <w:left w:val="single" w:color="D9D4C5" w:sz="4"/>
@@ -8556,7 +9822,7 @@
         </w:trPr>
         <w:tc>
           <w:tcPr>
-            <w:tcW w:type="dxa" w:w="964"/>
+            <w:tcW w:type="dxa" w:w="809"/>
             <w:tcBorders>
               <w:top w:val="single" w:color="D9D4C5" w:sz="4"/>
               <w:left w:val="single" w:color="D9D4C5" w:sz="4"/>
@@ -8589,7 +9855,7 @@
         </w:tc>
         <w:tc>
           <w:tcPr>
-            <w:tcW w:type="dxa" w:w="5257"/>
+            <w:tcW w:type="dxa" w:w="4414"/>
             <w:tcBorders>
               <w:top w:val="single" w:color="D9D4C5" w:sz="4"/>
               <w:left w:val="single" w:color="D9D4C5" w:sz="4"/>
@@ -8616,13 +9882,13 @@
                 <w:sz w:val="18"/>
                 <w:szCs w:val="18"/>
               </w:rPr>
-              <w:t xml:space="preserve">[C] Provate a caricare un documento nella pratica sospesa</w:t>
-            </w:r>
-          </w:p>
-        </w:tc>
-        <w:tc>
-          <w:tcPr>
-            <w:tcW w:type="dxa" w:w="3417"/>
+              <w:t xml:space="preserve">[C] Aprite la pratica sospesa</w:t>
+            </w:r>
+          </w:p>
+        </w:tc>
+        <w:tc>
+          <w:tcPr>
+            <w:tcW w:type="dxa" w:w="4415"/>
             <w:tcBorders>
               <w:top w:val="single" w:color="D9D4C5" w:sz="4"/>
               <w:left w:val="single" w:color="D9D4C5" w:sz="4"/>
@@ -8649,7 +9915,7 @@
                 <w:sz w:val="18"/>
                 <w:szCs w:val="18"/>
               </w:rPr>
-              <w:t xml:space="preserve">Caricamento rifiutato</w:t>
+              <w:t xml:space="preserve">Avviso «La pratica è sospesa…»; nessun pulsante + Carica; i Messaggi funzionano</w:t>
             </w:r>
           </w:p>
         </w:tc>
@@ -8660,7 +9926,7 @@
         </w:trPr>
         <w:tc>
           <w:tcPr>
-            <w:tcW w:type="dxa" w:w="964"/>
+            <w:tcW w:type="dxa" w:w="809"/>
             <w:tcBorders>
               <w:top w:val="single" w:color="D9D4C5" w:sz="4"/>
               <w:left w:val="single" w:color="D9D4C5" w:sz="4"/>
@@ -8692,7 +9958,7 @@
         </w:tc>
         <w:tc>
           <w:tcPr>
-            <w:tcW w:type="dxa" w:w="5257"/>
+            <w:tcW w:type="dxa" w:w="4414"/>
             <w:tcBorders>
               <w:top w:val="single" w:color="D9D4C5" w:sz="4"/>
               <w:left w:val="single" w:color="D9D4C5" w:sz="4"/>
@@ -8724,7 +9990,7 @@
         </w:tc>
         <w:tc>
           <w:tcPr>
-            <w:tcW w:type="dxa" w:w="3417"/>
+            <w:tcW w:type="dxa" w:w="4415"/>
             <w:tcBorders>
               <w:top w:val="single" w:color="D9D4C5" w:sz="4"/>
               <w:left w:val="single" w:color="D9D4C5" w:sz="4"/>
@@ -10771,7 +12037,7 @@
           <w:sz w:val="21"/>
           <w:szCs w:val="21"/>
         </w:rPr>
-        <w:t xml:space="preserve">Le email arrivano solo all'indirizzo del titolare del servizio email finché il dominio della Fondazione non è verificato.</w:t>
+        <w:t xml:space="preserve">Le email (notifiche e conferme della consultazione) arrivano solo all'indirizzo del titolare del servizio email finché il dominio della Fondazione non è verificato.</w:t>
       </w:r>
     </w:p>
     <w:p>
@@ -10853,7 +12119,7 @@
           <w:sz w:val="21"/>
           <w:szCs w:val="21"/>
         </w:rPr>
-        <w:t xml:space="preserve"> (saranno aggiunti al percorso di prova quando disponibili): note di fase, anagrafica degli Enti di Validazione, modelli di documento, messaggi tra Comune e Fondazione, pagamenti visibili al Comune, pagina pubblica della consultazione con conferma dell'email di chi commenta, errata corrige, allegati alle osservazioni; per i crediti import diretto del tracciato, controlli di coerenza, rapporto PDF e registro dei crediti.</w:t>
+        <w:t xml:space="preserve"> (saranno aggiunti al percorso di prova quando disponibili): per i crediti import diretto del tracciato, aggregazione delle singole letture, controllo dei dati personali, controlli di coerenza, rapporto PDF e registro dei crediti; registro di sicurezza; antivirus.</w:t>
       </w:r>
     </w:p>
     <w:sectPr>
@@ -11091,7 +12357,7 @@
         <w:szCs w:val="16"/>
       </w:rPr>
       <w:tab/>
-      <w:t xml:space="preserve">Manuale Test · Rev. 1.0 · 18/10/2026</w:t>
+      <w:t xml:space="preserve">Manuale Test · Rev. 1.1 · 18/10/2026</w:t>
     </w:r>
   </w:p>
 </w:hdr>
@@ -11156,7 +12422,7 @@
         <w:szCs w:val="16"/>
       </w:rPr>
       <w:tab/>
-      <w:t xml:space="preserve">Manuale Test · Rev. 1.0 · 18/10/2026</w:t>
+      <w:t xml:space="preserve">Manuale Test · Rev. 1.1 · 18/10/2026</w:t>
     </w:r>
   </w:p>
 </w:hdr>

--- a/public/documentazione/Manuale_Test_Portale_CWP.docx
+++ b/public/documentazione/Manuale_Test_Portale_CWP.docx
@@ -302,7 +302,7 @@
                 <w:sz w:val="20"/>
                 <w:szCs w:val="20"/>
               </w:rPr>
-              <w:t xml:space="preserve">Rev. 1.1</w:t>
+              <w:t xml:space="preserve">Rev. 1.2</w:t>
             </w:r>
           </w:p>
         </w:tc>
@@ -719,7 +719,7 @@
                 <w:sz w:val="18"/>
                 <w:szCs w:val="18"/>
               </w:rPr>
-              <w:t xml:space="preserve">1.1</w:t>
+              <w:t xml:space="preserve">1.2</w:t>
             </w:r>
           </w:p>
         </w:tc>
@@ -783,7 +783,7 @@
                 <w:sz w:val="18"/>
                 <w:szCs w:val="18"/>
               </w:rPr>
-              <w:t xml:space="preserve">Prove per Enti di Validazione, modelli, note di fase, messaggi, pagamenti visibili al Comune, pratica sospesa, consultazione pubblica con conferma dell'email, limiti di invio ed errata corrige.</w:t>
+              <w:t xml:space="preserve">Calcolo crediti: prove di import del tracciato con i file di esempio (compilato, letture, dati personali) e dei controlli di coerenza.</w:t>
             </w:r>
           </w:p>
         </w:tc>
@@ -853,6 +853,142 @@
                 <w:sz w:val="18"/>
                 <w:szCs w:val="18"/>
               </w:rPr>
+              <w:t xml:space="preserve">1.1</w:t>
+            </w:r>
+          </w:p>
+        </w:tc>
+        <w:tc>
+          <w:tcPr>
+            <w:tcW w:type="dxa" w:w="1300"/>
+            <w:tcBorders>
+              <w:top w:val="single" w:color="D9D4C5" w:sz="4"/>
+              <w:left w:val="single" w:color="D9D4C5" w:sz="4"/>
+              <w:bottom w:val="single" w:color="D9D4C5" w:sz="4"/>
+              <w:right w:val="single" w:color="D9D4C5" w:sz="4"/>
+            </w:tcBorders>
+            <w:shd w:fill="F6F4EE" w:color="auto" w:val="clear"/>
+            <w:tcMar>
+              <w:top w:type="dxa" w:w="70"/>
+              <w:left w:type="dxa" w:w="110"/>
+              <w:bottom w:type="dxa" w:w="70"/>
+              <w:right w:type="dxa" w:w="110"/>
+            </w:tcMar>
+            <w:vAlign w:val="center"/>
+          </w:tcPr>
+          <w:p>
+            <w:pPr>
+              <w:spacing w:after="0" w:before="0"/>
+            </w:pPr>
+            <w:r>
+              <w:rPr>
+                <w:rFonts w:ascii="Arial" w:cs="Arial" w:eastAsia="Arial" w:hAnsi="Arial"/>
+                <w:color w:val="1B2118"/>
+                <w:sz w:val="18"/>
+                <w:szCs w:val="18"/>
+              </w:rPr>
+              <w:t xml:space="preserve">18/10/2026</w:t>
+            </w:r>
+          </w:p>
+        </w:tc>
+        <w:tc>
+          <w:tcPr>
+            <w:tcW w:type="dxa" w:w="5538"/>
+            <w:tcBorders>
+              <w:top w:val="single" w:color="D9D4C5" w:sz="4"/>
+              <w:left w:val="single" w:color="D9D4C5" w:sz="4"/>
+              <w:bottom w:val="single" w:color="D9D4C5" w:sz="4"/>
+              <w:right w:val="single" w:color="D9D4C5" w:sz="4"/>
+            </w:tcBorders>
+            <w:shd w:fill="F6F4EE" w:color="auto" w:val="clear"/>
+            <w:tcMar>
+              <w:top w:type="dxa" w:w="70"/>
+              <w:left w:type="dxa" w:w="110"/>
+              <w:bottom w:type="dxa" w:w="70"/>
+              <w:right w:type="dxa" w:w="110"/>
+            </w:tcMar>
+            <w:vAlign w:val="center"/>
+          </w:tcPr>
+          <w:p>
+            <w:pPr>
+              <w:spacing w:after="0" w:before="0"/>
+            </w:pPr>
+            <w:r>
+              <w:rPr>
+                <w:rFonts w:ascii="Arial" w:cs="Arial" w:eastAsia="Arial" w:hAnsi="Arial"/>
+                <w:color w:val="1B2118"/>
+                <w:sz w:val="18"/>
+                <w:szCs w:val="18"/>
+              </w:rPr>
+              <w:t xml:space="preserve">Prove per Enti di Validazione, modelli, note di fase, messaggi, pagamenti visibili al Comune, pratica sospesa, consultazione pubblica con conferma dell'email, limiti di invio ed errata corrige.</w:t>
+            </w:r>
+          </w:p>
+        </w:tc>
+        <w:tc>
+          <w:tcPr>
+            <w:tcW w:type="dxa" w:w="2000"/>
+            <w:tcBorders>
+              <w:top w:val="single" w:color="D9D4C5" w:sz="4"/>
+              <w:left w:val="single" w:color="D9D4C5" w:sz="4"/>
+              <w:bottom w:val="single" w:color="D9D4C5" w:sz="4"/>
+              <w:right w:val="single" w:color="D9D4C5" w:sz="4"/>
+            </w:tcBorders>
+            <w:shd w:fill="F6F4EE" w:color="auto" w:val="clear"/>
+            <w:tcMar>
+              <w:top w:type="dxa" w:w="70"/>
+              <w:left w:type="dxa" w:w="110"/>
+              <w:bottom w:type="dxa" w:w="70"/>
+              <w:right w:type="dxa" w:w="110"/>
+            </w:tcMar>
+            <w:vAlign w:val="center"/>
+          </w:tcPr>
+          <w:p>
+            <w:pPr>
+              <w:spacing w:after="0" w:before="0"/>
+            </w:pPr>
+            <w:r>
+              <w:rPr>
+                <w:rFonts w:ascii="Arial" w:cs="Arial" w:eastAsia="Arial" w:hAnsi="Arial"/>
+                <w:color w:val="1B2118"/>
+                <w:sz w:val="18"/>
+                <w:szCs w:val="18"/>
+              </w:rPr>
+              <w:t xml:space="preserve">Fondazione Operate</w:t>
+            </w:r>
+          </w:p>
+        </w:tc>
+      </w:tr>
+      <w:tr>
+        <w:trPr>
+          <w:cantSplit/>
+        </w:trPr>
+        <w:tc>
+          <w:tcPr>
+            <w:tcW w:type="dxa" w:w="800"/>
+            <w:tcBorders>
+              <w:top w:val="single" w:color="D9D4C5" w:sz="4"/>
+              <w:left w:val="single" w:color="D9D4C5" w:sz="4"/>
+              <w:bottom w:val="single" w:color="D9D4C5" w:sz="4"/>
+              <w:right w:val="single" w:color="D9D4C5" w:sz="4"/>
+            </w:tcBorders>
+            <w:tcMar>
+              <w:top w:type="dxa" w:w="70"/>
+              <w:left w:type="dxa" w:w="110"/>
+              <w:bottom w:type="dxa" w:w="70"/>
+              <w:right w:type="dxa" w:w="110"/>
+            </w:tcMar>
+            <w:vAlign w:val="center"/>
+          </w:tcPr>
+          <w:p>
+            <w:pPr>
+              <w:spacing w:after="0" w:before="0"/>
+            </w:pPr>
+            <w:r>
+              <w:rPr>
+                <w:rFonts w:ascii="Arial" w:cs="Arial" w:eastAsia="Arial" w:hAnsi="Arial"/>
+                <w:color w:val="1B2118"/>
+                <w:sz w:val="18"/>
+                <w:szCs w:val="18"/>
+              </w:rPr>
               <w:t xml:space="preserve">1.0</w:t>
             </w:r>
           </w:p>
@@ -866,7 +1002,6 @@
               <w:bottom w:val="single" w:color="D9D4C5" w:sz="4"/>
               <w:right w:val="single" w:color="D9D4C5" w:sz="4"/>
             </w:tcBorders>
-            <w:shd w:fill="F6F4EE" w:color="auto" w:val="clear"/>
             <w:tcMar>
               <w:top w:type="dxa" w:w="70"/>
               <w:left w:type="dxa" w:w="110"/>
@@ -899,7 +1034,6 @@
               <w:bottom w:val="single" w:color="D9D4C5" w:sz="4"/>
               <w:right w:val="single" w:color="D9D4C5" w:sz="4"/>
             </w:tcBorders>
-            <w:shd w:fill="F6F4EE" w:color="auto" w:val="clear"/>
             <w:tcMar>
               <w:top w:type="dxa" w:w="70"/>
               <w:left w:type="dxa" w:w="110"/>
@@ -932,7 +1066,6 @@
               <w:bottom w:val="single" w:color="D9D4C5" w:sz="4"/>
               <w:right w:val="single" w:color="D9D4C5" w:sz="4"/>
             </w:tcBorders>
-            <w:shd w:fill="F6F4EE" w:color="auto" w:val="clear"/>
             <w:tcMar>
               <w:top w:type="dxa" w:w="70"/>
               <w:left w:type="dxa" w:w="110"/>
@@ -974,7 +1107,7 @@
           <w:sz w:val="20"/>
           <w:szCs w:val="20"/>
         </w:rPr>
-        <w:t xml:space="preserve">Guida alla revisione 1.1 del 18/10/2026, allineata al portale e agli altri manuali. È aggiornata a ogni rilascio; la versione corrente si scarica dall'area Documentazione del portale (solo Amministratori).</w:t>
+        <w:t xml:space="preserve">Guida alla revisione 1.2 del 18/10/2026, allineata al portale e agli altri manuali. È aggiornata a ogni rilascio; la versione corrente si scarica dall'area Documentazione del portale (solo Amministratori).</w:t>
       </w:r>
     </w:p>
     <w:p>
@@ -1142,7 +1275,7 @@
             <w:szCs w:val="22"/>
           </w:rPr>
           <w:tab/>
-          <w:t xml:space="preserve">10</w:t>
+          <w:t xml:space="preserve">11</w:t>
         </w:r>
       </w:hyperlink>
     </w:p>
@@ -1348,7 +1481,7 @@
         </w:rPr>
         <w:t xml:space="preserve">Il portale: </w:t>
       </w:r>
-      <w:hyperlink w:history="1" r:id="rIdj9c_q5ngyczqf29y_fk4k">
+      <w:hyperlink w:history="1" r:id="rIdmj8myay7egwh7qujsg7ya">
         <w:r>
           <w:rPr>
             <w:rFonts w:ascii="Arial" w:cs="Arial" w:eastAsia="Arial" w:hAnsi="Arial"/>
@@ -4860,7 +4993,7 @@
                 <w:sz w:val="18"/>
                 <w:szCs w:val="18"/>
               </w:rPr>
-              <w:t xml:space="preserve">Calcolo secondo la Metodologia, conferma definitiva, nuove versioni</w:t>
+              <w:t xml:space="preserve">Import del tracciato dati del Comune con controllo dei dati personali e della coerenza, calcolo secondo la Metodologia, conferma definitiva, nuove versioni</w:t>
             </w:r>
           </w:p>
         </w:tc>
@@ -10340,7 +10473,7 @@
                 <w:sz w:val="18"/>
                 <w:szCs w:val="18"/>
               </w:rPr>
-              <w:t xml:space="preserve">[A] Crediti CWP → + Nuovo calcolo sul Rapporto RM1, ex post, anno precedente</w:t>
+              <w:t xml:space="preserve">[C] Nella pratica RM1 caricate il file di esempio «Tracciato_esempio_compilato.xlsx» (Documentazione → file di esempio)</w:t>
             </w:r>
           </w:p>
         </w:tc>
@@ -10373,7 +10506,7 @@
                 <w:sz w:val="18"/>
                 <w:szCs w:val="18"/>
               </w:rPr>
-              <w:t xml:space="preserve">Calcolo in Bozza, con 7 passi</w:t>
+              <w:t xml:space="preserve">Documento caricato</w:t>
             </w:r>
           </w:p>
         </w:tc>
@@ -10442,7 +10575,18 @@
                 <w:sz w:val="18"/>
                 <w:szCs w:val="18"/>
               </w:rPr>
-              <w:t xml:space="preserve">[A] Compilate i passi 2-6: per ogni tabella usate Scarica il modello e poi Importa CSV, oppure + Riga</w:t>
+              <w:t xml:space="preserve">[A] Crediti CWP → + Nuovo calcolo sul Rapporto RM1, ex post, anno </w:t>
+            </w:r>
+            <w:r>
+              <w:rPr>
+                <w:rFonts w:ascii="Arial" w:cs="Arial" w:eastAsia="Arial" w:hAnsi="Arial"/>
+                <w:b/>
+                <w:bCs/>
+                <w:color w:val="1B2118"/>
+                <w:sz w:val="18"/>
+                <w:szCs w:val="18"/>
+              </w:rPr>
+              <w:t xml:space="preserve">2025</w:t>
             </w:r>
           </w:p>
         </w:tc>
@@ -10474,7 +10618,7 @@
                 <w:sz w:val="18"/>
                 <w:szCs w:val="18"/>
               </w:rPr>
-              <w:t xml:space="preserve">Dati salvati; nel passo 6 «Ricava dai dati importati» compila il buffer</w:t>
+              <w:t xml:space="preserve">Calcolo in Bozza; si apre il passo «Importa il tracciato»</w:t>
             </w:r>
           </w:p>
         </w:tc>
@@ -10545,7 +10689,7 @@
                 <w:sz w:val="18"/>
                 <w:szCs w:val="18"/>
               </w:rPr>
-              <w:t xml:space="preserve">[A] Passo 7: Calcola</w:t>
+              <w:t xml:space="preserve">[A] Dai documenti della pratica → Leggi questo file</w:t>
             </w:r>
           </w:p>
         </w:tc>
@@ -10578,7 +10722,7 @@
                 <w:sz w:val="18"/>
                 <w:szCs w:val="18"/>
               </w:rPr>
-              <w:t xml:space="preserve">Crediti lordi, buffer, crediti netti (o debito), dettaglio per utenza; riquadro «Da verificare»</w:t>
+              <w:t xml:space="preserve">Anteprima: 4 rifiuti, 2+1 classi, 4 righe e 3 utenze, 1 riuso; nessuna incoerenza</w:t>
             </w:r>
           </w:p>
         </w:tc>
@@ -10647,7 +10791,7 @@
                 <w:sz w:val="18"/>
                 <w:szCs w:val="18"/>
               </w:rPr>
-              <w:t xml:space="preserve">[A] Scaricate riepilogo e dettaglio (CSV)</w:t>
+              <w:t xml:space="preserve">[A] Importa nel calcolo; controllate i passi 2, 3 e 5</w:t>
             </w:r>
           </w:p>
         </w:tc>
@@ -10679,7 +10823,7 @@
                 <w:sz w:val="18"/>
                 <w:szCs w:val="18"/>
               </w:rPr>
-              <w:t xml:space="preserve">I file si aprono con Excel</w:t>
+              <w:t xml:space="preserve">Dati compilati e salvati; «Ultimo import» con il nome del file</w:t>
             </w:r>
           </w:p>
         </w:tc>
@@ -10750,7 +10894,7 @@
                 <w:sz w:val="18"/>
                 <w:szCs w:val="18"/>
               </w:rPr>
-              <w:t xml:space="preserve">[A] Conferma calcolo → Conferma definitivamente</w:t>
+              <w:t xml:space="preserve">[A] Dal computer, importate «Tracciato_esempio_dati_personali.xlsx»</w:t>
             </w:r>
           </w:p>
         </w:tc>
@@ -10783,7 +10927,7 @@
                 <w:sz w:val="18"/>
                 <w:szCs w:val="18"/>
               </w:rPr>
-              <w:t xml:space="preserve">Calcolo Confermato, in sola lettura</w:t>
+              <w:t xml:space="preserve">Import bloccato: elenco con foglio, riga e tipo di dato personale</w:t>
             </w:r>
           </w:p>
         </w:tc>
@@ -10821,6 +10965,621 @@
                 <w:szCs w:val="18"/>
               </w:rPr>
               <w:t xml:space="preserve">7.7</w:t>
+            </w:r>
+          </w:p>
+        </w:tc>
+        <w:tc>
+          <w:tcPr>
+            <w:tcW w:type="dxa" w:w="4414"/>
+            <w:tcBorders>
+              <w:top w:val="single" w:color="D9D4C5" w:sz="4"/>
+              <w:left w:val="single" w:color="D9D4C5" w:sz="4"/>
+              <w:bottom w:val="single" w:color="D9D4C5" w:sz="4"/>
+              <w:right w:val="single" w:color="D9D4C5" w:sz="4"/>
+            </w:tcBorders>
+            <w:tcMar>
+              <w:top w:type="dxa" w:w="70"/>
+              <w:left w:type="dxa" w:w="110"/>
+              <w:bottom w:type="dxa" w:w="70"/>
+              <w:right w:type="dxa" w:w="110"/>
+            </w:tcMar>
+            <w:vAlign w:val="center"/>
+          </w:tcPr>
+          <w:p>
+            <w:pPr>
+              <w:spacing w:after="0" w:before="0"/>
+            </w:pPr>
+            <w:r>
+              <w:rPr>
+                <w:rFonts w:ascii="Arial" w:cs="Arial" w:eastAsia="Arial" w:hAnsi="Arial"/>
+                <w:color w:val="1B2118"/>
+                <w:sz w:val="18"/>
+                <w:szCs w:val="18"/>
+              </w:rPr>
+              <w:t xml:space="preserve">[A] Dal computer, importate «Tracciato_esempio_letture.zip»</w:t>
+            </w:r>
+          </w:p>
+        </w:tc>
+        <w:tc>
+          <w:tcPr>
+            <w:tcW w:type="dxa" w:w="4415"/>
+            <w:tcBorders>
+              <w:top w:val="single" w:color="D9D4C5" w:sz="4"/>
+              <w:left w:val="single" w:color="D9D4C5" w:sz="4"/>
+              <w:bottom w:val="single" w:color="D9D4C5" w:sz="4"/>
+              <w:right w:val="single" w:color="D9D4C5" w:sz="4"/>
+            </w:tcBorders>
+            <w:tcMar>
+              <w:top w:type="dxa" w:w="70"/>
+              <w:left w:type="dxa" w:w="110"/>
+              <w:bottom w:type="dxa" w:w="70"/>
+              <w:right w:type="dxa" w:w="110"/>
+            </w:tcMar>
+            <w:vAlign w:val="center"/>
+          </w:tcPr>
+          <w:p>
+            <w:pPr>
+              <w:spacing w:after="0" w:before="0"/>
+            </w:pPr>
+            <w:r>
+              <w:rPr>
+                <w:rFonts w:ascii="Arial" w:cs="Arial" w:eastAsia="Arial" w:hAnsi="Arial"/>
+                <w:color w:val="1B2118"/>
+                <w:sz w:val="18"/>
+                <w:szCs w:val="18"/>
+              </w:rPr>
+              <w:t xml:space="preserve">Letture sommate (U0001: 18 svuotamenti); avviso di una lettura fuori anno esclusa</w:t>
+            </w:r>
+          </w:p>
+        </w:tc>
+      </w:tr>
+      <w:tr>
+        <w:trPr>
+          <w:cantSplit/>
+        </w:trPr>
+        <w:tc>
+          <w:tcPr>
+            <w:tcW w:type="dxa" w:w="809"/>
+            <w:tcBorders>
+              <w:top w:val="single" w:color="D9D4C5" w:sz="4"/>
+              <w:left w:val="single" w:color="D9D4C5" w:sz="4"/>
+              <w:bottom w:val="single" w:color="D9D4C5" w:sz="4"/>
+              <w:right w:val="single" w:color="D9D4C5" w:sz="4"/>
+            </w:tcBorders>
+            <w:shd w:fill="F6F4EE" w:color="auto" w:val="clear"/>
+            <w:tcMar>
+              <w:top w:type="dxa" w:w="70"/>
+              <w:left w:type="dxa" w:w="110"/>
+              <w:bottom w:type="dxa" w:w="70"/>
+              <w:right w:type="dxa" w:w="110"/>
+            </w:tcMar>
+            <w:vAlign w:val="center"/>
+          </w:tcPr>
+          <w:p>
+            <w:pPr>
+              <w:spacing w:after="0" w:before="0"/>
+            </w:pPr>
+            <w:r>
+              <w:rPr>
+                <w:rFonts w:ascii="Arial" w:cs="Arial" w:eastAsia="Arial" w:hAnsi="Arial"/>
+                <w:color w:val="1B2118"/>
+                <w:sz w:val="18"/>
+                <w:szCs w:val="18"/>
+              </w:rPr>
+              <w:t xml:space="preserve">7.8</w:t>
+            </w:r>
+          </w:p>
+        </w:tc>
+        <w:tc>
+          <w:tcPr>
+            <w:tcW w:type="dxa" w:w="4414"/>
+            <w:tcBorders>
+              <w:top w:val="single" w:color="D9D4C5" w:sz="4"/>
+              <w:left w:val="single" w:color="D9D4C5" w:sz="4"/>
+              <w:bottom w:val="single" w:color="D9D4C5" w:sz="4"/>
+              <w:right w:val="single" w:color="D9D4C5" w:sz="4"/>
+            </w:tcBorders>
+            <w:shd w:fill="F6F4EE" w:color="auto" w:val="clear"/>
+            <w:tcMar>
+              <w:top w:type="dxa" w:w="70"/>
+              <w:left w:type="dxa" w:w="110"/>
+              <w:bottom w:type="dxa" w:w="70"/>
+              <w:right w:type="dxa" w:w="110"/>
+            </w:tcMar>
+            <w:vAlign w:val="center"/>
+          </w:tcPr>
+          <w:p>
+            <w:pPr>
+              <w:spacing w:after="0" w:before="0"/>
+            </w:pPr>
+            <w:r>
+              <w:rPr>
+                <w:rFonts w:ascii="Arial" w:cs="Arial" w:eastAsia="Arial" w:hAnsi="Arial"/>
+                <w:color w:val="1B2118"/>
+                <w:sz w:val="18"/>
+                <w:szCs w:val="18"/>
+              </w:rPr>
+              <w:t xml:space="preserve">[A] Passo 3: cambiate il nome di una classe; aprite il passo 5</w:t>
+            </w:r>
+          </w:p>
+        </w:tc>
+        <w:tc>
+          <w:tcPr>
+            <w:tcW w:type="dxa" w:w="4415"/>
+            <w:tcBorders>
+              <w:top w:val="single" w:color="D9D4C5" w:sz="4"/>
+              <w:left w:val="single" w:color="D9D4C5" w:sz="4"/>
+              <w:bottom w:val="single" w:color="D9D4C5" w:sz="4"/>
+              <w:right w:val="single" w:color="D9D4C5" w:sz="4"/>
+            </w:tcBorders>
+            <w:shd w:fill="F6F4EE" w:color="auto" w:val="clear"/>
+            <w:tcMar>
+              <w:top w:type="dxa" w:w="70"/>
+              <w:left w:type="dxa" w:w="110"/>
+              <w:bottom w:type="dxa" w:w="70"/>
+              <w:right w:type="dxa" w:w="110"/>
+            </w:tcMar>
+            <w:vAlign w:val="center"/>
+          </w:tcPr>
+          <w:p>
+            <w:pPr>
+              <w:spacing w:after="0" w:before="0"/>
+            </w:pPr>
+            <w:r>
+              <w:rPr>
+                <w:rFonts w:ascii="Arial" w:cs="Arial" w:eastAsia="Arial" w:hAnsi="Arial"/>
+                <w:color w:val="1B2118"/>
+                <w:sz w:val="18"/>
+                <w:szCs w:val="18"/>
+              </w:rPr>
+              <w:t xml:space="preserve">Controllo di coerenza «Classi … assenti nella delibera»; ripristinate il nome</w:t>
+            </w:r>
+          </w:p>
+        </w:tc>
+      </w:tr>
+      <w:tr>
+        <w:trPr>
+          <w:cantSplit/>
+        </w:trPr>
+        <w:tc>
+          <w:tcPr>
+            <w:tcW w:type="dxa" w:w="809"/>
+            <w:tcBorders>
+              <w:top w:val="single" w:color="D9D4C5" w:sz="4"/>
+              <w:left w:val="single" w:color="D9D4C5" w:sz="4"/>
+              <w:bottom w:val="single" w:color="D9D4C5" w:sz="4"/>
+              <w:right w:val="single" w:color="D9D4C5" w:sz="4"/>
+            </w:tcBorders>
+            <w:tcMar>
+              <w:top w:type="dxa" w:w="70"/>
+              <w:left w:type="dxa" w:w="110"/>
+              <w:bottom w:type="dxa" w:w="70"/>
+              <w:right w:type="dxa" w:w="110"/>
+            </w:tcMar>
+            <w:vAlign w:val="center"/>
+          </w:tcPr>
+          <w:p>
+            <w:pPr>
+              <w:spacing w:after="0" w:before="0"/>
+            </w:pPr>
+            <w:r>
+              <w:rPr>
+                <w:rFonts w:ascii="Arial" w:cs="Arial" w:eastAsia="Arial" w:hAnsi="Arial"/>
+                <w:color w:val="1B2118"/>
+                <w:sz w:val="18"/>
+                <w:szCs w:val="18"/>
+              </w:rPr>
+              <w:t xml:space="preserve">7.9</w:t>
+            </w:r>
+          </w:p>
+        </w:tc>
+        <w:tc>
+          <w:tcPr>
+            <w:tcW w:type="dxa" w:w="4414"/>
+            <w:tcBorders>
+              <w:top w:val="single" w:color="D9D4C5" w:sz="4"/>
+              <w:left w:val="single" w:color="D9D4C5" w:sz="4"/>
+              <w:bottom w:val="single" w:color="D9D4C5" w:sz="4"/>
+              <w:right w:val="single" w:color="D9D4C5" w:sz="4"/>
+            </w:tcBorders>
+            <w:tcMar>
+              <w:top w:type="dxa" w:w="70"/>
+              <w:left w:type="dxa" w:w="110"/>
+              <w:bottom w:type="dxa" w:w="70"/>
+              <w:right w:type="dxa" w:w="110"/>
+            </w:tcMar>
+            <w:vAlign w:val="center"/>
+          </w:tcPr>
+          <w:p>
+            <w:pPr>
+              <w:spacing w:after="0" w:before="0"/>
+            </w:pPr>
+            <w:r>
+              <w:rPr>
+                <w:rFonts w:ascii="Arial" w:cs="Arial" w:eastAsia="Arial" w:hAnsi="Arial"/>
+                <w:color w:val="1B2118"/>
+                <w:sz w:val="18"/>
+                <w:szCs w:val="18"/>
+              </w:rPr>
+              <w:t xml:space="preserve">[A] Passo 6: «Ricava dai dati importati»</w:t>
+            </w:r>
+          </w:p>
+        </w:tc>
+        <w:tc>
+          <w:tcPr>
+            <w:tcW w:type="dxa" w:w="4415"/>
+            <w:tcBorders>
+              <w:top w:val="single" w:color="D9D4C5" w:sz="4"/>
+              <w:left w:val="single" w:color="D9D4C5" w:sz="4"/>
+              <w:bottom w:val="single" w:color="D9D4C5" w:sz="4"/>
+              <w:right w:val="single" w:color="D9D4C5" w:sz="4"/>
+            </w:tcBorders>
+            <w:tcMar>
+              <w:top w:type="dxa" w:w="70"/>
+              <w:left w:type="dxa" w:w="110"/>
+              <w:bottom w:type="dxa" w:w="70"/>
+              <w:right w:type="dxa" w:w="110"/>
+            </w:tcMar>
+            <w:vAlign w:val="center"/>
+          </w:tcPr>
+          <w:p>
+            <w:pPr>
+              <w:spacing w:after="0" w:before="0"/>
+            </w:pPr>
+            <w:r>
+              <w:rPr>
+                <w:rFonts w:ascii="Arial" w:cs="Arial" w:eastAsia="Arial" w:hAnsi="Arial"/>
+                <w:color w:val="1B2118"/>
+                <w:sz w:val="18"/>
+                <w:szCs w:val="18"/>
+              </w:rPr>
+              <w:t xml:space="preserve">Il buffer si compila dai dati</w:t>
+            </w:r>
+          </w:p>
+        </w:tc>
+      </w:tr>
+      <w:tr>
+        <w:trPr>
+          <w:cantSplit/>
+        </w:trPr>
+        <w:tc>
+          <w:tcPr>
+            <w:tcW w:type="dxa" w:w="809"/>
+            <w:tcBorders>
+              <w:top w:val="single" w:color="D9D4C5" w:sz="4"/>
+              <w:left w:val="single" w:color="D9D4C5" w:sz="4"/>
+              <w:bottom w:val="single" w:color="D9D4C5" w:sz="4"/>
+              <w:right w:val="single" w:color="D9D4C5" w:sz="4"/>
+            </w:tcBorders>
+            <w:shd w:fill="F6F4EE" w:color="auto" w:val="clear"/>
+            <w:tcMar>
+              <w:top w:type="dxa" w:w="70"/>
+              <w:left w:type="dxa" w:w="110"/>
+              <w:bottom w:type="dxa" w:w="70"/>
+              <w:right w:type="dxa" w:w="110"/>
+            </w:tcMar>
+            <w:vAlign w:val="center"/>
+          </w:tcPr>
+          <w:p>
+            <w:pPr>
+              <w:spacing w:after="0" w:before="0"/>
+            </w:pPr>
+            <w:r>
+              <w:rPr>
+                <w:rFonts w:ascii="Arial" w:cs="Arial" w:eastAsia="Arial" w:hAnsi="Arial"/>
+                <w:color w:val="1B2118"/>
+                <w:sz w:val="18"/>
+                <w:szCs w:val="18"/>
+              </w:rPr>
+              <w:t xml:space="preserve">7.10</w:t>
+            </w:r>
+          </w:p>
+        </w:tc>
+        <w:tc>
+          <w:tcPr>
+            <w:tcW w:type="dxa" w:w="4414"/>
+            <w:tcBorders>
+              <w:top w:val="single" w:color="D9D4C5" w:sz="4"/>
+              <w:left w:val="single" w:color="D9D4C5" w:sz="4"/>
+              <w:bottom w:val="single" w:color="D9D4C5" w:sz="4"/>
+              <w:right w:val="single" w:color="D9D4C5" w:sz="4"/>
+            </w:tcBorders>
+            <w:shd w:fill="F6F4EE" w:color="auto" w:val="clear"/>
+            <w:tcMar>
+              <w:top w:type="dxa" w:w="70"/>
+              <w:left w:type="dxa" w:w="110"/>
+              <w:bottom w:type="dxa" w:w="70"/>
+              <w:right w:type="dxa" w:w="110"/>
+            </w:tcMar>
+            <w:vAlign w:val="center"/>
+          </w:tcPr>
+          <w:p>
+            <w:pPr>
+              <w:spacing w:after="0" w:before="0"/>
+            </w:pPr>
+            <w:r>
+              <w:rPr>
+                <w:rFonts w:ascii="Arial" w:cs="Arial" w:eastAsia="Arial" w:hAnsi="Arial"/>
+                <w:color w:val="1B2118"/>
+                <w:sz w:val="18"/>
+                <w:szCs w:val="18"/>
+              </w:rPr>
+              <w:t xml:space="preserve">[A] Passo 7: Calcola</w:t>
+            </w:r>
+          </w:p>
+        </w:tc>
+        <w:tc>
+          <w:tcPr>
+            <w:tcW w:type="dxa" w:w="4415"/>
+            <w:tcBorders>
+              <w:top w:val="single" w:color="D9D4C5" w:sz="4"/>
+              <w:left w:val="single" w:color="D9D4C5" w:sz="4"/>
+              <w:bottom w:val="single" w:color="D9D4C5" w:sz="4"/>
+              <w:right w:val="single" w:color="D9D4C5" w:sz="4"/>
+            </w:tcBorders>
+            <w:shd w:fill="F6F4EE" w:color="auto" w:val="clear"/>
+            <w:tcMar>
+              <w:top w:type="dxa" w:w="70"/>
+              <w:left w:type="dxa" w:w="110"/>
+              <w:bottom w:type="dxa" w:w="70"/>
+              <w:right w:type="dxa" w:w="110"/>
+            </w:tcMar>
+            <w:vAlign w:val="center"/>
+          </w:tcPr>
+          <w:p>
+            <w:pPr>
+              <w:spacing w:after="0" w:before="0"/>
+            </w:pPr>
+            <w:r>
+              <w:rPr>
+                <w:rFonts w:ascii="Arial" w:cs="Arial" w:eastAsia="Arial" w:hAnsi="Arial"/>
+                <w:color w:val="1B2118"/>
+                <w:sz w:val="18"/>
+                <w:szCs w:val="18"/>
+              </w:rPr>
+              <w:t xml:space="preserve">Crediti lordi, buffer, crediti netti (o debito), dettaglio per utenza; controlli di coerenza e riquadro «Da verificare»</w:t>
+            </w:r>
+          </w:p>
+        </w:tc>
+      </w:tr>
+      <w:tr>
+        <w:trPr>
+          <w:cantSplit/>
+        </w:trPr>
+        <w:tc>
+          <w:tcPr>
+            <w:tcW w:type="dxa" w:w="809"/>
+            <w:tcBorders>
+              <w:top w:val="single" w:color="D9D4C5" w:sz="4"/>
+              <w:left w:val="single" w:color="D9D4C5" w:sz="4"/>
+              <w:bottom w:val="single" w:color="D9D4C5" w:sz="4"/>
+              <w:right w:val="single" w:color="D9D4C5" w:sz="4"/>
+            </w:tcBorders>
+            <w:tcMar>
+              <w:top w:type="dxa" w:w="70"/>
+              <w:left w:type="dxa" w:w="110"/>
+              <w:bottom w:type="dxa" w:w="70"/>
+              <w:right w:type="dxa" w:w="110"/>
+            </w:tcMar>
+            <w:vAlign w:val="center"/>
+          </w:tcPr>
+          <w:p>
+            <w:pPr>
+              <w:spacing w:after="0" w:before="0"/>
+            </w:pPr>
+            <w:r>
+              <w:rPr>
+                <w:rFonts w:ascii="Arial" w:cs="Arial" w:eastAsia="Arial" w:hAnsi="Arial"/>
+                <w:color w:val="1B2118"/>
+                <w:sz w:val="18"/>
+                <w:szCs w:val="18"/>
+              </w:rPr>
+              <w:t xml:space="preserve">7.11</w:t>
+            </w:r>
+          </w:p>
+        </w:tc>
+        <w:tc>
+          <w:tcPr>
+            <w:tcW w:type="dxa" w:w="4414"/>
+            <w:tcBorders>
+              <w:top w:val="single" w:color="D9D4C5" w:sz="4"/>
+              <w:left w:val="single" w:color="D9D4C5" w:sz="4"/>
+              <w:bottom w:val="single" w:color="D9D4C5" w:sz="4"/>
+              <w:right w:val="single" w:color="D9D4C5" w:sz="4"/>
+            </w:tcBorders>
+            <w:tcMar>
+              <w:top w:type="dxa" w:w="70"/>
+              <w:left w:type="dxa" w:w="110"/>
+              <w:bottom w:type="dxa" w:w="70"/>
+              <w:right w:type="dxa" w:w="110"/>
+            </w:tcMar>
+            <w:vAlign w:val="center"/>
+          </w:tcPr>
+          <w:p>
+            <w:pPr>
+              <w:spacing w:after="0" w:before="0"/>
+            </w:pPr>
+            <w:r>
+              <w:rPr>
+                <w:rFonts w:ascii="Arial" w:cs="Arial" w:eastAsia="Arial" w:hAnsi="Arial"/>
+                <w:color w:val="1B2118"/>
+                <w:sz w:val="18"/>
+                <w:szCs w:val="18"/>
+              </w:rPr>
+              <w:t xml:space="preserve">[A] Scaricate riepilogo e dettaglio (CSV)</w:t>
+            </w:r>
+          </w:p>
+        </w:tc>
+        <w:tc>
+          <w:tcPr>
+            <w:tcW w:type="dxa" w:w="4415"/>
+            <w:tcBorders>
+              <w:top w:val="single" w:color="D9D4C5" w:sz="4"/>
+              <w:left w:val="single" w:color="D9D4C5" w:sz="4"/>
+              <w:bottom w:val="single" w:color="D9D4C5" w:sz="4"/>
+              <w:right w:val="single" w:color="D9D4C5" w:sz="4"/>
+            </w:tcBorders>
+            <w:tcMar>
+              <w:top w:type="dxa" w:w="70"/>
+              <w:left w:type="dxa" w:w="110"/>
+              <w:bottom w:type="dxa" w:w="70"/>
+              <w:right w:type="dxa" w:w="110"/>
+            </w:tcMar>
+            <w:vAlign w:val="center"/>
+          </w:tcPr>
+          <w:p>
+            <w:pPr>
+              <w:spacing w:after="0" w:before="0"/>
+            </w:pPr>
+            <w:r>
+              <w:rPr>
+                <w:rFonts w:ascii="Arial" w:cs="Arial" w:eastAsia="Arial" w:hAnsi="Arial"/>
+                <w:color w:val="1B2118"/>
+                <w:sz w:val="18"/>
+                <w:szCs w:val="18"/>
+              </w:rPr>
+              <w:t xml:space="preserve">I file si aprono con Excel</w:t>
+            </w:r>
+          </w:p>
+        </w:tc>
+      </w:tr>
+      <w:tr>
+        <w:trPr>
+          <w:cantSplit/>
+        </w:trPr>
+        <w:tc>
+          <w:tcPr>
+            <w:tcW w:type="dxa" w:w="809"/>
+            <w:tcBorders>
+              <w:top w:val="single" w:color="D9D4C5" w:sz="4"/>
+              <w:left w:val="single" w:color="D9D4C5" w:sz="4"/>
+              <w:bottom w:val="single" w:color="D9D4C5" w:sz="4"/>
+              <w:right w:val="single" w:color="D9D4C5" w:sz="4"/>
+            </w:tcBorders>
+            <w:shd w:fill="F6F4EE" w:color="auto" w:val="clear"/>
+            <w:tcMar>
+              <w:top w:type="dxa" w:w="70"/>
+              <w:left w:type="dxa" w:w="110"/>
+              <w:bottom w:type="dxa" w:w="70"/>
+              <w:right w:type="dxa" w:w="110"/>
+            </w:tcMar>
+            <w:vAlign w:val="center"/>
+          </w:tcPr>
+          <w:p>
+            <w:pPr>
+              <w:spacing w:after="0" w:before="0"/>
+            </w:pPr>
+            <w:r>
+              <w:rPr>
+                <w:rFonts w:ascii="Arial" w:cs="Arial" w:eastAsia="Arial" w:hAnsi="Arial"/>
+                <w:color w:val="1B2118"/>
+                <w:sz w:val="18"/>
+                <w:szCs w:val="18"/>
+              </w:rPr>
+              <w:t xml:space="preserve">7.12</w:t>
+            </w:r>
+          </w:p>
+        </w:tc>
+        <w:tc>
+          <w:tcPr>
+            <w:tcW w:type="dxa" w:w="4414"/>
+            <w:tcBorders>
+              <w:top w:val="single" w:color="D9D4C5" w:sz="4"/>
+              <w:left w:val="single" w:color="D9D4C5" w:sz="4"/>
+              <w:bottom w:val="single" w:color="D9D4C5" w:sz="4"/>
+              <w:right w:val="single" w:color="D9D4C5" w:sz="4"/>
+            </w:tcBorders>
+            <w:shd w:fill="F6F4EE" w:color="auto" w:val="clear"/>
+            <w:tcMar>
+              <w:top w:type="dxa" w:w="70"/>
+              <w:left w:type="dxa" w:w="110"/>
+              <w:bottom w:type="dxa" w:w="70"/>
+              <w:right w:type="dxa" w:w="110"/>
+            </w:tcMar>
+            <w:vAlign w:val="center"/>
+          </w:tcPr>
+          <w:p>
+            <w:pPr>
+              <w:spacing w:after="0" w:before="0"/>
+            </w:pPr>
+            <w:r>
+              <w:rPr>
+                <w:rFonts w:ascii="Arial" w:cs="Arial" w:eastAsia="Arial" w:hAnsi="Arial"/>
+                <w:color w:val="1B2118"/>
+                <w:sz w:val="18"/>
+                <w:szCs w:val="18"/>
+              </w:rPr>
+              <w:t xml:space="preserve">[A] Conferma calcolo → Conferma definitivamente</w:t>
+            </w:r>
+          </w:p>
+        </w:tc>
+        <w:tc>
+          <w:tcPr>
+            <w:tcW w:type="dxa" w:w="4415"/>
+            <w:tcBorders>
+              <w:top w:val="single" w:color="D9D4C5" w:sz="4"/>
+              <w:left w:val="single" w:color="D9D4C5" w:sz="4"/>
+              <w:bottom w:val="single" w:color="D9D4C5" w:sz="4"/>
+              <w:right w:val="single" w:color="D9D4C5" w:sz="4"/>
+            </w:tcBorders>
+            <w:shd w:fill="F6F4EE" w:color="auto" w:val="clear"/>
+            <w:tcMar>
+              <w:top w:type="dxa" w:w="70"/>
+              <w:left w:type="dxa" w:w="110"/>
+              <w:bottom w:type="dxa" w:w="70"/>
+              <w:right w:type="dxa" w:w="110"/>
+            </w:tcMar>
+            <w:vAlign w:val="center"/>
+          </w:tcPr>
+          <w:p>
+            <w:pPr>
+              <w:spacing w:after="0" w:before="0"/>
+            </w:pPr>
+            <w:r>
+              <w:rPr>
+                <w:rFonts w:ascii="Arial" w:cs="Arial" w:eastAsia="Arial" w:hAnsi="Arial"/>
+                <w:color w:val="1B2118"/>
+                <w:sz w:val="18"/>
+                <w:szCs w:val="18"/>
+              </w:rPr>
+              <w:t xml:space="preserve">Calcolo Confermato, in sola lettura; il passo «Importa il tracciato» non permette più l'import</w:t>
+            </w:r>
+          </w:p>
+        </w:tc>
+      </w:tr>
+      <w:tr>
+        <w:trPr>
+          <w:cantSplit/>
+        </w:trPr>
+        <w:tc>
+          <w:tcPr>
+            <w:tcW w:type="dxa" w:w="809"/>
+            <w:tcBorders>
+              <w:top w:val="single" w:color="D9D4C5" w:sz="4"/>
+              <w:left w:val="single" w:color="D9D4C5" w:sz="4"/>
+              <w:bottom w:val="single" w:color="D9D4C5" w:sz="4"/>
+              <w:right w:val="single" w:color="D9D4C5" w:sz="4"/>
+            </w:tcBorders>
+            <w:tcMar>
+              <w:top w:type="dxa" w:w="70"/>
+              <w:left w:type="dxa" w:w="110"/>
+              <w:bottom w:type="dxa" w:w="70"/>
+              <w:right w:type="dxa" w:w="110"/>
+            </w:tcMar>
+            <w:vAlign w:val="center"/>
+          </w:tcPr>
+          <w:p>
+            <w:pPr>
+              <w:spacing w:after="0" w:before="0"/>
+            </w:pPr>
+            <w:r>
+              <w:rPr>
+                <w:rFonts w:ascii="Arial" w:cs="Arial" w:eastAsia="Arial" w:hAnsi="Arial"/>
+                <w:color w:val="1B2118"/>
+                <w:sz w:val="18"/>
+                <w:szCs w:val="18"/>
+              </w:rPr>
+              <w:t xml:space="preserve">7.13</w:t>
             </w:r>
           </w:p>
         </w:tc>
@@ -10902,11 +11661,40 @@
       <w:r>
         <w:rPr>
           <w:rFonts w:ascii="Arial" w:cs="Arial" w:eastAsia="Arial" w:hAnsi="Arial"/>
+          <w:b/>
+          <w:bCs/>
           <w:color w:val="1B2118"/>
           <w:sz w:val="21"/>
           <w:szCs w:val="21"/>
         </w:rPr>
-        <w:t xml:space="preserve">Un esempio di dati di prova si costruisce compilando il tracciato con poche utenze inventate (codici anonimi come U001, U002…): mai dati reali di persone.</w:t>
+        <w:t xml:space="preserve">File di esempio.</w:t>
+      </w:r>
+      <w:r>
+        <w:rPr>
+          <w:rFonts w:ascii="Arial" w:cs="Arial" w:eastAsia="Arial" w:hAnsi="Arial"/>
+          <w:color w:val="1B2118"/>
+          <w:sz w:val="21"/>
+          <w:szCs w:val="21"/>
+        </w:rPr>
+        <w:t xml:space="preserve"> I tre file usati sopra si scaricano da </w:t>
+      </w:r>
+      <w:r>
+        <w:rPr>
+          <w:rFonts w:ascii="Consolas" w:cs="Consolas" w:eastAsia="Consolas" w:hAnsi="Consolas"/>
+          <w:color w:val="2F5D3A"/>
+          <w:sz w:val="21"/>
+          <w:szCs w:val="21"/>
+        </w:rPr>
+        <w:t xml:space="preserve">portale-cwp.vercel.app/documentazione/esempi/</w:t>
+      </w:r>
+      <w:r>
+        <w:rPr>
+          <w:rFonts w:ascii="Arial" w:cs="Arial" w:eastAsia="Arial" w:hAnsi="Arial"/>
+          <w:color w:val="1B2118"/>
+          <w:sz w:val="21"/>
+          <w:szCs w:val="21"/>
+        </w:rPr>
+        <w:t xml:space="preserve"> (Tracciato_esempio_compilato.xlsx, Tracciato_esempio_letture.zip, Tracciato_esempio_dati_personali.xlsx) e contengono solo dati inventati, con anno 2025. Per prove proprie usate sempre codici anonimi (U0001, U0002…), mai dati reali di persone.</w:t>
       </w:r>
     </w:p>
     <w:p>
@@ -12075,25 +12863,6 @@
           <w:sz w:val="21"/>
           <w:szCs w:val="21"/>
         </w:rPr>
-        <w:t xml:space="preserve">Il tracciato dati non si importa ancora direttamente nel calcolo: i fogli si importano come CSV, passo per passo.</w:t>
-      </w:r>
-    </w:p>
-    <w:p>
-      <w:pPr>
-        <w:pStyle w:val="ListParagraph"/>
-        <w:numPr>
-          <w:ilvl w:val="0"/>
-          <w:numId w:val="2"/>
-        </w:numPr>
-        <w:spacing w:after="70" w:line="290"/>
-      </w:pPr>
-      <w:r>
-        <w:rPr>
-          <w:rFonts w:ascii="Arial" w:cs="Arial" w:eastAsia="Arial" w:hAnsi="Arial"/>
-          <w:color w:val="1B2118"/>
-          <w:sz w:val="21"/>
-          <w:szCs w:val="21"/>
-        </w:rPr>
         <w:t xml:space="preserve">Non c'è ancora l'antivirus sui file caricati.</w:t>
       </w:r>
     </w:p>
@@ -12119,7 +12888,7 @@
           <w:sz w:val="21"/>
           <w:szCs w:val="21"/>
         </w:rPr>
-        <w:t xml:space="preserve"> (saranno aggiunti al percorso di prova quando disponibili): per i crediti import diretto del tracciato, aggregazione delle singole letture, controllo dei dati personali, controlli di coerenza, rapporto PDF e registro dei crediti; registro di sicurezza; antivirus.</w:t>
+        <w:t xml:space="preserve"> (saranno aggiunti al percorso di prova quando disponibili): rapporto di calcolo in PDF e registro dei crediti; registro di sicurezza; antivirus.</w:t>
       </w:r>
     </w:p>
     <w:sectPr>
@@ -12357,7 +13126,7 @@
         <w:szCs w:val="16"/>
       </w:rPr>
       <w:tab/>
-      <w:t xml:space="preserve">Manuale Test · Rev. 1.1 · 18/10/2026</w:t>
+      <w:t xml:space="preserve">Manuale Test · Rev. 1.2 · 18/10/2026</w:t>
     </w:r>
   </w:p>
 </w:hdr>
@@ -12422,7 +13191,7 @@
         <w:szCs w:val="16"/>
       </w:rPr>
       <w:tab/>
-      <w:t xml:space="preserve">Manuale Test · Rev. 1.1 · 18/10/2026</w:t>
+      <w:t xml:space="preserve">Manuale Test · Rev. 1.2 · 18/10/2026</w:t>
     </w:r>
   </w:p>
 </w:hdr>

--- a/public/documentazione/Manuale_Test_Portale_CWP.docx
+++ b/public/documentazione/Manuale_Test_Portale_CWP.docx
@@ -302,7 +302,7 @@
                 <w:sz w:val="20"/>
                 <w:szCs w:val="20"/>
               </w:rPr>
-              <w:t xml:space="preserve">Rev. 1.2</w:t>
+              <w:t xml:space="preserve">Rev. 1.3</w:t>
             </w:r>
           </w:p>
         </w:tc>
@@ -719,7 +719,7 @@
                 <w:sz w:val="18"/>
                 <w:szCs w:val="18"/>
               </w:rPr>
-              <w:t xml:space="preserve">1.2</w:t>
+              <w:t xml:space="preserve">1.3</w:t>
             </w:r>
           </w:p>
         </w:tc>
@@ -783,7 +783,7 @@
                 <w:sz w:val="18"/>
                 <w:szCs w:val="18"/>
               </w:rPr>
-              <w:t xml:space="preserve">Calcolo crediti: prove di import del tracciato con i file di esempio (compilato, letture, dati personali) e dei controlli di coerenza.</w:t>
+              <w:t xml:space="preserve">Prove del rapporto PDF, del numero di registro e del registro dei crediti con le nuove versioni.</w:t>
             </w:r>
           </w:p>
         </w:tc>
@@ -853,7 +853,7 @@
                 <w:sz w:val="18"/>
                 <w:szCs w:val="18"/>
               </w:rPr>
-              <w:t xml:space="preserve">1.1</w:t>
+              <w:t xml:space="preserve">1.2</w:t>
             </w:r>
           </w:p>
         </w:tc>
@@ -919,7 +919,7 @@
                 <w:sz w:val="18"/>
                 <w:szCs w:val="18"/>
               </w:rPr>
-              <w:t xml:space="preserve">Prove per Enti di Validazione, modelli, note di fase, messaggi, pagamenti visibili al Comune, pratica sospesa, consultazione pubblica con conferma dell'email, limiti di invio ed errata corrige.</w:t>
+              <w:t xml:space="preserve">Calcolo crediti: prove di import del tracciato con i file di esempio (compilato, letture, dati personali) e dei controlli di coerenza.</w:t>
             </w:r>
           </w:p>
         </w:tc>
@@ -989,6 +989,140 @@
                 <w:sz w:val="18"/>
                 <w:szCs w:val="18"/>
               </w:rPr>
+              <w:t xml:space="preserve">1.1</w:t>
+            </w:r>
+          </w:p>
+        </w:tc>
+        <w:tc>
+          <w:tcPr>
+            <w:tcW w:type="dxa" w:w="1300"/>
+            <w:tcBorders>
+              <w:top w:val="single" w:color="D9D4C5" w:sz="4"/>
+              <w:left w:val="single" w:color="D9D4C5" w:sz="4"/>
+              <w:bottom w:val="single" w:color="D9D4C5" w:sz="4"/>
+              <w:right w:val="single" w:color="D9D4C5" w:sz="4"/>
+            </w:tcBorders>
+            <w:tcMar>
+              <w:top w:type="dxa" w:w="70"/>
+              <w:left w:type="dxa" w:w="110"/>
+              <w:bottom w:type="dxa" w:w="70"/>
+              <w:right w:type="dxa" w:w="110"/>
+            </w:tcMar>
+            <w:vAlign w:val="center"/>
+          </w:tcPr>
+          <w:p>
+            <w:pPr>
+              <w:spacing w:after="0" w:before="0"/>
+            </w:pPr>
+            <w:r>
+              <w:rPr>
+                <w:rFonts w:ascii="Arial" w:cs="Arial" w:eastAsia="Arial" w:hAnsi="Arial"/>
+                <w:color w:val="1B2118"/>
+                <w:sz w:val="18"/>
+                <w:szCs w:val="18"/>
+              </w:rPr>
+              <w:t xml:space="preserve">18/10/2026</w:t>
+            </w:r>
+          </w:p>
+        </w:tc>
+        <w:tc>
+          <w:tcPr>
+            <w:tcW w:type="dxa" w:w="5538"/>
+            <w:tcBorders>
+              <w:top w:val="single" w:color="D9D4C5" w:sz="4"/>
+              <w:left w:val="single" w:color="D9D4C5" w:sz="4"/>
+              <w:bottom w:val="single" w:color="D9D4C5" w:sz="4"/>
+              <w:right w:val="single" w:color="D9D4C5" w:sz="4"/>
+            </w:tcBorders>
+            <w:tcMar>
+              <w:top w:type="dxa" w:w="70"/>
+              <w:left w:type="dxa" w:w="110"/>
+              <w:bottom w:type="dxa" w:w="70"/>
+              <w:right w:type="dxa" w:w="110"/>
+            </w:tcMar>
+            <w:vAlign w:val="center"/>
+          </w:tcPr>
+          <w:p>
+            <w:pPr>
+              <w:spacing w:after="0" w:before="0"/>
+            </w:pPr>
+            <w:r>
+              <w:rPr>
+                <w:rFonts w:ascii="Arial" w:cs="Arial" w:eastAsia="Arial" w:hAnsi="Arial"/>
+                <w:color w:val="1B2118"/>
+                <w:sz w:val="18"/>
+                <w:szCs w:val="18"/>
+              </w:rPr>
+              <w:t xml:space="preserve">Prove per Enti di Validazione, modelli, note di fase, messaggi, pagamenti visibili al Comune, pratica sospesa, consultazione pubblica con conferma dell'email, limiti di invio ed errata corrige.</w:t>
+            </w:r>
+          </w:p>
+        </w:tc>
+        <w:tc>
+          <w:tcPr>
+            <w:tcW w:type="dxa" w:w="2000"/>
+            <w:tcBorders>
+              <w:top w:val="single" w:color="D9D4C5" w:sz="4"/>
+              <w:left w:val="single" w:color="D9D4C5" w:sz="4"/>
+              <w:bottom w:val="single" w:color="D9D4C5" w:sz="4"/>
+              <w:right w:val="single" w:color="D9D4C5" w:sz="4"/>
+            </w:tcBorders>
+            <w:tcMar>
+              <w:top w:type="dxa" w:w="70"/>
+              <w:left w:type="dxa" w:w="110"/>
+              <w:bottom w:type="dxa" w:w="70"/>
+              <w:right w:type="dxa" w:w="110"/>
+            </w:tcMar>
+            <w:vAlign w:val="center"/>
+          </w:tcPr>
+          <w:p>
+            <w:pPr>
+              <w:spacing w:after="0" w:before="0"/>
+            </w:pPr>
+            <w:r>
+              <w:rPr>
+                <w:rFonts w:ascii="Arial" w:cs="Arial" w:eastAsia="Arial" w:hAnsi="Arial"/>
+                <w:color w:val="1B2118"/>
+                <w:sz w:val="18"/>
+                <w:szCs w:val="18"/>
+              </w:rPr>
+              <w:t xml:space="preserve">Fondazione Operate</w:t>
+            </w:r>
+          </w:p>
+        </w:tc>
+      </w:tr>
+      <w:tr>
+        <w:trPr>
+          <w:cantSplit/>
+        </w:trPr>
+        <w:tc>
+          <w:tcPr>
+            <w:tcW w:type="dxa" w:w="800"/>
+            <w:tcBorders>
+              <w:top w:val="single" w:color="D9D4C5" w:sz="4"/>
+              <w:left w:val="single" w:color="D9D4C5" w:sz="4"/>
+              <w:bottom w:val="single" w:color="D9D4C5" w:sz="4"/>
+              <w:right w:val="single" w:color="D9D4C5" w:sz="4"/>
+            </w:tcBorders>
+            <w:shd w:fill="F6F4EE" w:color="auto" w:val="clear"/>
+            <w:tcMar>
+              <w:top w:type="dxa" w:w="70"/>
+              <w:left w:type="dxa" w:w="110"/>
+              <w:bottom w:type="dxa" w:w="70"/>
+              <w:right w:type="dxa" w:w="110"/>
+            </w:tcMar>
+            <w:vAlign w:val="center"/>
+          </w:tcPr>
+          <w:p>
+            <w:pPr>
+              <w:spacing w:after="0" w:before="0"/>
+            </w:pPr>
+            <w:r>
+              <w:rPr>
+                <w:rFonts w:ascii="Arial" w:cs="Arial" w:eastAsia="Arial" w:hAnsi="Arial"/>
+                <w:color w:val="1B2118"/>
+                <w:sz w:val="18"/>
+                <w:szCs w:val="18"/>
+              </w:rPr>
               <w:t xml:space="preserve">1.0</w:t>
             </w:r>
           </w:p>
@@ -1002,6 +1136,7 @@
               <w:bottom w:val="single" w:color="D9D4C5" w:sz="4"/>
               <w:right w:val="single" w:color="D9D4C5" w:sz="4"/>
             </w:tcBorders>
+            <w:shd w:fill="F6F4EE" w:color="auto" w:val="clear"/>
             <w:tcMar>
               <w:top w:type="dxa" w:w="70"/>
               <w:left w:type="dxa" w:w="110"/>
@@ -1034,6 +1169,7 @@
               <w:bottom w:val="single" w:color="D9D4C5" w:sz="4"/>
               <w:right w:val="single" w:color="D9D4C5" w:sz="4"/>
             </w:tcBorders>
+            <w:shd w:fill="F6F4EE" w:color="auto" w:val="clear"/>
             <w:tcMar>
               <w:top w:type="dxa" w:w="70"/>
               <w:left w:type="dxa" w:w="110"/>
@@ -1066,6 +1202,7 @@
               <w:bottom w:val="single" w:color="D9D4C5" w:sz="4"/>
               <w:right w:val="single" w:color="D9D4C5" w:sz="4"/>
             </w:tcBorders>
+            <w:shd w:fill="F6F4EE" w:color="auto" w:val="clear"/>
             <w:tcMar>
               <w:top w:type="dxa" w:w="70"/>
               <w:left w:type="dxa" w:w="110"/>
@@ -1107,7 +1244,7 @@
           <w:sz w:val="20"/>
           <w:szCs w:val="20"/>
         </w:rPr>
-        <w:t xml:space="preserve">Guida alla revisione 1.2 del 18/10/2026, allineata al portale e agli altri manuali. È aggiornata a ogni rilascio; la versione corrente si scarica dall'area Documentazione del portale (solo Amministratori).</w:t>
+        <w:t xml:space="preserve">Guida alla revisione 1.3 del 18/10/2026, allineata al portale e agli altri manuali. È aggiornata a ogni rilascio; la versione corrente si scarica dall'area Documentazione del portale (solo Amministratori).</w:t>
       </w:r>
     </w:p>
     <w:p>
@@ -1481,7 +1618,7 @@
         </w:rPr>
         <w:t xml:space="preserve">Il portale: </w:t>
       </w:r>
-      <w:hyperlink w:history="1" r:id="rIdmj8myay7egwh7qujsg7ya">
+      <w:hyperlink w:history="1" r:id="rIdbzjs38vikz4h5oubzz5np">
         <w:r>
           <w:rPr>
             <w:rFonts w:ascii="Arial" w:cs="Arial" w:eastAsia="Arial" w:hAnsi="Arial"/>
@@ -4993,7 +5130,7 @@
                 <w:sz w:val="18"/>
                 <w:szCs w:val="18"/>
               </w:rPr>
-              <w:t xml:space="preserve">Import del tracciato dati del Comune con controllo dei dati personali e della coerenza, calcolo secondo la Metodologia, conferma definitiva, nuove versioni</w:t>
+              <w:t xml:space="preserve">Import del tracciato dati del Comune con controllo dei dati personali e della coerenza, calcolo secondo la Metodologia, rapporto PDF, conferma con numero di registro, registro dei crediti, nuove versioni</w:t>
             </w:r>
           </w:p>
         </w:tc>
@@ -11406,7 +11543,7 @@
                 <w:sz w:val="18"/>
                 <w:szCs w:val="18"/>
               </w:rPr>
-              <w:t xml:space="preserve">[A] Scaricate riepilogo e dettaglio (CSV)</w:t>
+              <w:t xml:space="preserve">[A] Scaricate riepilogo e dettaglio (CSV) e Scarica il rapporto (PDF)</w:t>
             </w:r>
           </w:p>
         </w:tc>
@@ -11438,7 +11575,7 @@
                 <w:sz w:val="18"/>
                 <w:szCs w:val="18"/>
               </w:rPr>
-              <w:t xml:space="preserve">I file si aprono con Excel</w:t>
+              <w:t xml:space="preserve">I CSV si aprono con Excel; il PDF ha la scritta BOZZA su ogni pagina</w:t>
             </w:r>
           </w:p>
         </w:tc>
@@ -11542,7 +11679,7 @@
                 <w:sz w:val="18"/>
                 <w:szCs w:val="18"/>
               </w:rPr>
-              <w:t xml:space="preserve">Calcolo Confermato, in sola lettura; il passo «Importa il tracciato» non permette più l'import</w:t>
+              <w:t xml:space="preserve">Calcolo Confermato con numero di registro CWP-REG-…; in sola lettura; il passo «Importa il tracciato» non permette più l'import</w:t>
             </w:r>
           </w:p>
         </w:tc>
@@ -11611,7 +11748,7 @@
                 <w:sz w:val="18"/>
                 <w:szCs w:val="18"/>
               </w:rPr>
-              <w:t xml:space="preserve">[A] Nuova versione</w:t>
+              <w:t xml:space="preserve">[A] Scarica il rapporto (PDF), poi Archivia il rapporto nella pratica</w:t>
             </w:r>
           </w:p>
         </w:tc>
@@ -11643,7 +11780,212 @@
                 <w:sz w:val="18"/>
                 <w:szCs w:val="18"/>
               </w:rPr>
-              <w:t xml:space="preserve">Nasce una bozza «(rev.)»; l'originale non cambia</w:t>
+              <w:t xml:space="preserve">PDF senza BOZZA, con numero di registro e impronta; nella pratica compare il documento «Rapporto di calcolo dei crediti», non visibile al Comune</w:t>
+            </w:r>
+          </w:p>
+        </w:tc>
+      </w:tr>
+      <w:tr>
+        <w:trPr>
+          <w:cantSplit/>
+        </w:trPr>
+        <w:tc>
+          <w:tcPr>
+            <w:tcW w:type="dxa" w:w="809"/>
+            <w:tcBorders>
+              <w:top w:val="single" w:color="D9D4C5" w:sz="4"/>
+              <w:left w:val="single" w:color="D9D4C5" w:sz="4"/>
+              <w:bottom w:val="single" w:color="D9D4C5" w:sz="4"/>
+              <w:right w:val="single" w:color="D9D4C5" w:sz="4"/>
+            </w:tcBorders>
+            <w:shd w:fill="F6F4EE" w:color="auto" w:val="clear"/>
+            <w:tcMar>
+              <w:top w:type="dxa" w:w="70"/>
+              <w:left w:type="dxa" w:w="110"/>
+              <w:bottom w:type="dxa" w:w="70"/>
+              <w:right w:type="dxa" w:w="110"/>
+            </w:tcMar>
+            <w:vAlign w:val="center"/>
+          </w:tcPr>
+          <w:p>
+            <w:pPr>
+              <w:spacing w:after="0" w:before="0"/>
+            </w:pPr>
+            <w:r>
+              <w:rPr>
+                <w:rFonts w:ascii="Arial" w:cs="Arial" w:eastAsia="Arial" w:hAnsi="Arial"/>
+                <w:color w:val="1B2118"/>
+                <w:sz w:val="18"/>
+                <w:szCs w:val="18"/>
+              </w:rPr>
+              <w:t xml:space="preserve">7.14</w:t>
+            </w:r>
+          </w:p>
+        </w:tc>
+        <w:tc>
+          <w:tcPr>
+            <w:tcW w:type="dxa" w:w="4414"/>
+            <w:tcBorders>
+              <w:top w:val="single" w:color="D9D4C5" w:sz="4"/>
+              <w:left w:val="single" w:color="D9D4C5" w:sz="4"/>
+              <w:bottom w:val="single" w:color="D9D4C5" w:sz="4"/>
+              <w:right w:val="single" w:color="D9D4C5" w:sz="4"/>
+            </w:tcBorders>
+            <w:shd w:fill="F6F4EE" w:color="auto" w:val="clear"/>
+            <w:tcMar>
+              <w:top w:type="dxa" w:w="70"/>
+              <w:left w:type="dxa" w:w="110"/>
+              <w:bottom w:type="dxa" w:w="70"/>
+              <w:right w:type="dxa" w:w="110"/>
+            </w:tcMar>
+            <w:vAlign w:val="center"/>
+          </w:tcPr>
+          <w:p>
+            <w:pPr>
+              <w:spacing w:after="0" w:before="0"/>
+            </w:pPr>
+            <w:r>
+              <w:rPr>
+                <w:rFonts w:ascii="Arial" w:cs="Arial" w:eastAsia="Arial" w:hAnsi="Arial"/>
+                <w:color w:val="1B2118"/>
+                <w:sz w:val="18"/>
+                <w:szCs w:val="18"/>
+              </w:rPr>
+              <w:t xml:space="preserve">[A] Crediti CWP → Registro dei crediti</w:t>
+            </w:r>
+          </w:p>
+        </w:tc>
+        <w:tc>
+          <w:tcPr>
+            <w:tcW w:type="dxa" w:w="4415"/>
+            <w:tcBorders>
+              <w:top w:val="single" w:color="D9D4C5" w:sz="4"/>
+              <w:left w:val="single" w:color="D9D4C5" w:sz="4"/>
+              <w:bottom w:val="single" w:color="D9D4C5" w:sz="4"/>
+              <w:right w:val="single" w:color="D9D4C5" w:sz="4"/>
+            </w:tcBorders>
+            <w:shd w:fill="F6F4EE" w:color="auto" w:val="clear"/>
+            <w:tcMar>
+              <w:top w:type="dxa" w:w="70"/>
+              <w:left w:type="dxa" w:w="110"/>
+              <w:bottom w:type="dxa" w:w="70"/>
+              <w:right w:type="dxa" w:w="110"/>
+            </w:tcMar>
+            <w:vAlign w:val="center"/>
+          </w:tcPr>
+          <w:p>
+            <w:pPr>
+              <w:spacing w:after="0" w:before="0"/>
+            </w:pPr>
+            <w:r>
+              <w:rPr>
+                <w:rFonts w:ascii="Arial" w:cs="Arial" w:eastAsia="Arial" w:hAnsi="Arial"/>
+                <w:color w:val="1B2118"/>
+                <w:sz w:val="18"/>
+                <w:szCs w:val="18"/>
+              </w:rPr>
+              <w:t xml:space="preserve">Il calcolo compare come Valido; totali per ente e anno; CSV scaricabile</w:t>
+            </w:r>
+          </w:p>
+        </w:tc>
+      </w:tr>
+      <w:tr>
+        <w:trPr>
+          <w:cantSplit/>
+        </w:trPr>
+        <w:tc>
+          <w:tcPr>
+            <w:tcW w:type="dxa" w:w="809"/>
+            <w:tcBorders>
+              <w:top w:val="single" w:color="D9D4C5" w:sz="4"/>
+              <w:left w:val="single" w:color="D9D4C5" w:sz="4"/>
+              <w:bottom w:val="single" w:color="D9D4C5" w:sz="4"/>
+              <w:right w:val="single" w:color="D9D4C5" w:sz="4"/>
+            </w:tcBorders>
+            <w:tcMar>
+              <w:top w:type="dxa" w:w="70"/>
+              <w:left w:type="dxa" w:w="110"/>
+              <w:bottom w:type="dxa" w:w="70"/>
+              <w:right w:type="dxa" w:w="110"/>
+            </w:tcMar>
+            <w:vAlign w:val="center"/>
+          </w:tcPr>
+          <w:p>
+            <w:pPr>
+              <w:spacing w:after="0" w:before="0"/>
+            </w:pPr>
+            <w:r>
+              <w:rPr>
+                <w:rFonts w:ascii="Arial" w:cs="Arial" w:eastAsia="Arial" w:hAnsi="Arial"/>
+                <w:color w:val="1B2118"/>
+                <w:sz w:val="18"/>
+                <w:szCs w:val="18"/>
+              </w:rPr>
+              <w:t xml:space="preserve">7.15</w:t>
+            </w:r>
+          </w:p>
+        </w:tc>
+        <w:tc>
+          <w:tcPr>
+            <w:tcW w:type="dxa" w:w="4414"/>
+            <w:tcBorders>
+              <w:top w:val="single" w:color="D9D4C5" w:sz="4"/>
+              <w:left w:val="single" w:color="D9D4C5" w:sz="4"/>
+              <w:bottom w:val="single" w:color="D9D4C5" w:sz="4"/>
+              <w:right w:val="single" w:color="D9D4C5" w:sz="4"/>
+            </w:tcBorders>
+            <w:tcMar>
+              <w:top w:type="dxa" w:w="70"/>
+              <w:left w:type="dxa" w:w="110"/>
+              <w:bottom w:type="dxa" w:w="70"/>
+              <w:right w:type="dxa" w:w="110"/>
+            </w:tcMar>
+            <w:vAlign w:val="center"/>
+          </w:tcPr>
+          <w:p>
+            <w:pPr>
+              <w:spacing w:after="0" w:before="0"/>
+            </w:pPr>
+            <w:r>
+              <w:rPr>
+                <w:rFonts w:ascii="Arial" w:cs="Arial" w:eastAsia="Arial" w:hAnsi="Arial"/>
+                <w:color w:val="1B2118"/>
+                <w:sz w:val="18"/>
+                <w:szCs w:val="18"/>
+              </w:rPr>
+              <w:t xml:space="preserve">[A] Nuova versione, poi Calcola e conferma la nuova versione</w:t>
+            </w:r>
+          </w:p>
+        </w:tc>
+        <w:tc>
+          <w:tcPr>
+            <w:tcW w:type="dxa" w:w="4415"/>
+            <w:tcBorders>
+              <w:top w:val="single" w:color="D9D4C5" w:sz="4"/>
+              <w:left w:val="single" w:color="D9D4C5" w:sz="4"/>
+              <w:bottom w:val="single" w:color="D9D4C5" w:sz="4"/>
+              <w:right w:val="single" w:color="D9D4C5" w:sz="4"/>
+            </w:tcBorders>
+            <w:tcMar>
+              <w:top w:type="dxa" w:w="70"/>
+              <w:left w:type="dxa" w:w="110"/>
+              <w:bottom w:type="dxa" w:w="70"/>
+              <w:right w:type="dxa" w:w="110"/>
+            </w:tcMar>
+            <w:vAlign w:val="center"/>
+          </w:tcPr>
+          <w:p>
+            <w:pPr>
+              <w:spacing w:after="0" w:before="0"/>
+            </w:pPr>
+            <w:r>
+              <w:rPr>
+                <w:rFonts w:ascii="Arial" w:cs="Arial" w:eastAsia="Arial" w:hAnsi="Arial"/>
+                <w:color w:val="1B2118"/>
+                <w:sz w:val="18"/>
+                <w:szCs w:val="18"/>
+              </w:rPr>
+              <w:t xml:space="preserve">Nasce una bozza «(rev.)»; alla conferma riceve un nuovo numero e nel registro la riga precedente diventa «Sostituito da …»</w:t>
             </w:r>
           </w:p>
         </w:tc>
@@ -12888,7 +13230,7 @@
           <w:sz w:val="21"/>
           <w:szCs w:val="21"/>
         </w:rPr>
-        <w:t xml:space="preserve"> (saranno aggiunti al percorso di prova quando disponibili): rapporto di calcolo in PDF e registro dei crediti; registro di sicurezza; antivirus.</w:t>
+        <w:t xml:space="preserve"> (saranno aggiunti al percorso di prova quando disponibili): regole del registro dei crediti previste dallo Standard CWP; registro di sicurezza; antivirus.</w:t>
       </w:r>
     </w:p>
     <w:sectPr>
@@ -13126,7 +13468,7 @@
         <w:szCs w:val="16"/>
       </w:rPr>
       <w:tab/>
-      <w:t xml:space="preserve">Manuale Test · Rev. 1.2 · 18/10/2026</w:t>
+      <w:t xml:space="preserve">Manuale Test · Rev. 1.3 · 18/10/2026</w:t>
     </w:r>
   </w:p>
 </w:hdr>
@@ -13191,7 +13533,7 @@
         <w:szCs w:val="16"/>
       </w:rPr>
       <w:tab/>
-      <w:t xml:space="preserve">Manuale Test · Rev. 1.2 · 18/10/2026</w:t>
+      <w:t xml:space="preserve">Manuale Test · Rev. 1.3 · 18/10/2026</w:t>
     </w:r>
   </w:p>
 </w:hdr>

--- a/public/documentazione/Manuale_Test_Portale_CWP.docx
+++ b/public/documentazione/Manuale_Test_Portale_CWP.docx
@@ -302,7 +302,7 @@
                 <w:sz w:val="20"/>
                 <w:szCs w:val="20"/>
               </w:rPr>
-              <w:t xml:space="preserve">Rev. 1.3</w:t>
+              <w:t xml:space="preserve">Rev. 1.4</w:t>
             </w:r>
           </w:p>
         </w:tc>
@@ -719,7 +719,7 @@
                 <w:sz w:val="18"/>
                 <w:szCs w:val="18"/>
               </w:rPr>
-              <w:t xml:space="preserve">1.3</w:t>
+              <w:t xml:space="preserve">1.4</w:t>
             </w:r>
           </w:p>
         </w:tc>
@@ -783,7 +783,7 @@
                 <w:sz w:val="18"/>
                 <w:szCs w:val="18"/>
               </w:rPr>
-              <w:t xml:space="preserve">Prove del rapporto PDF, del numero di registro e del registro dei crediti con le nuove versioni.</w:t>
+              <w:t xml:space="preserve">Nuova prova 7.12 (risultato azzerato dopo una modifica dei dati); prove successive del blocco 7 rinumerate; prova 8.4 estesa.</w:t>
             </w:r>
           </w:p>
         </w:tc>
@@ -853,7 +853,7 @@
                 <w:sz w:val="18"/>
                 <w:szCs w:val="18"/>
               </w:rPr>
-              <w:t xml:space="preserve">1.2</w:t>
+              <w:t xml:space="preserve">1.3</w:t>
             </w:r>
           </w:p>
         </w:tc>
@@ -919,7 +919,7 @@
                 <w:sz w:val="18"/>
                 <w:szCs w:val="18"/>
               </w:rPr>
-              <w:t xml:space="preserve">Calcolo crediti: prove di import del tracciato con i file di esempio (compilato, letture, dati personali) e dei controlli di coerenza.</w:t>
+              <w:t xml:space="preserve">Prove del rapporto PDF, del numero di registro e del registro dei crediti con le nuove versioni.</w:t>
             </w:r>
           </w:p>
         </w:tc>
@@ -989,7 +989,7 @@
                 <w:sz w:val="18"/>
                 <w:szCs w:val="18"/>
               </w:rPr>
-              <w:t xml:space="preserve">1.1</w:t>
+              <w:t xml:space="preserve">1.2</w:t>
             </w:r>
           </w:p>
         </w:tc>
@@ -1053,7 +1053,7 @@
                 <w:sz w:val="18"/>
                 <w:szCs w:val="18"/>
               </w:rPr>
-              <w:t xml:space="preserve">Prove per Enti di Validazione, modelli, note di fase, messaggi, pagamenti visibili al Comune, pratica sospesa, consultazione pubblica con conferma dell'email, limiti di invio ed errata corrige.</w:t>
+              <w:t xml:space="preserve">Calcolo crediti: prove di import del tracciato con i file di esempio (compilato, letture, dati personali) e dei controlli di coerenza.</w:t>
             </w:r>
           </w:p>
         </w:tc>
@@ -1123,6 +1123,142 @@
                 <w:sz w:val="18"/>
                 <w:szCs w:val="18"/>
               </w:rPr>
+              <w:t xml:space="preserve">1.1</w:t>
+            </w:r>
+          </w:p>
+        </w:tc>
+        <w:tc>
+          <w:tcPr>
+            <w:tcW w:type="dxa" w:w="1300"/>
+            <w:tcBorders>
+              <w:top w:val="single" w:color="D9D4C5" w:sz="4"/>
+              <w:left w:val="single" w:color="D9D4C5" w:sz="4"/>
+              <w:bottom w:val="single" w:color="D9D4C5" w:sz="4"/>
+              <w:right w:val="single" w:color="D9D4C5" w:sz="4"/>
+            </w:tcBorders>
+            <w:shd w:fill="F6F4EE" w:color="auto" w:val="clear"/>
+            <w:tcMar>
+              <w:top w:type="dxa" w:w="70"/>
+              <w:left w:type="dxa" w:w="110"/>
+              <w:bottom w:type="dxa" w:w="70"/>
+              <w:right w:type="dxa" w:w="110"/>
+            </w:tcMar>
+            <w:vAlign w:val="center"/>
+          </w:tcPr>
+          <w:p>
+            <w:pPr>
+              <w:spacing w:after="0" w:before="0"/>
+            </w:pPr>
+            <w:r>
+              <w:rPr>
+                <w:rFonts w:ascii="Arial" w:cs="Arial" w:eastAsia="Arial" w:hAnsi="Arial"/>
+                <w:color w:val="1B2118"/>
+                <w:sz w:val="18"/>
+                <w:szCs w:val="18"/>
+              </w:rPr>
+              <w:t xml:space="preserve">18/10/2026</w:t>
+            </w:r>
+          </w:p>
+        </w:tc>
+        <w:tc>
+          <w:tcPr>
+            <w:tcW w:type="dxa" w:w="5538"/>
+            <w:tcBorders>
+              <w:top w:val="single" w:color="D9D4C5" w:sz="4"/>
+              <w:left w:val="single" w:color="D9D4C5" w:sz="4"/>
+              <w:bottom w:val="single" w:color="D9D4C5" w:sz="4"/>
+              <w:right w:val="single" w:color="D9D4C5" w:sz="4"/>
+            </w:tcBorders>
+            <w:shd w:fill="F6F4EE" w:color="auto" w:val="clear"/>
+            <w:tcMar>
+              <w:top w:type="dxa" w:w="70"/>
+              <w:left w:type="dxa" w:w="110"/>
+              <w:bottom w:type="dxa" w:w="70"/>
+              <w:right w:type="dxa" w:w="110"/>
+            </w:tcMar>
+            <w:vAlign w:val="center"/>
+          </w:tcPr>
+          <w:p>
+            <w:pPr>
+              <w:spacing w:after="0" w:before="0"/>
+            </w:pPr>
+            <w:r>
+              <w:rPr>
+                <w:rFonts w:ascii="Arial" w:cs="Arial" w:eastAsia="Arial" w:hAnsi="Arial"/>
+                <w:color w:val="1B2118"/>
+                <w:sz w:val="18"/>
+                <w:szCs w:val="18"/>
+              </w:rPr>
+              <w:t xml:space="preserve">Prove per Enti di Validazione, modelli, note di fase, messaggi, pagamenti visibili al Comune, pratica sospesa, consultazione pubblica con conferma dell'email, limiti di invio ed errata corrige.</w:t>
+            </w:r>
+          </w:p>
+        </w:tc>
+        <w:tc>
+          <w:tcPr>
+            <w:tcW w:type="dxa" w:w="2000"/>
+            <w:tcBorders>
+              <w:top w:val="single" w:color="D9D4C5" w:sz="4"/>
+              <w:left w:val="single" w:color="D9D4C5" w:sz="4"/>
+              <w:bottom w:val="single" w:color="D9D4C5" w:sz="4"/>
+              <w:right w:val="single" w:color="D9D4C5" w:sz="4"/>
+            </w:tcBorders>
+            <w:shd w:fill="F6F4EE" w:color="auto" w:val="clear"/>
+            <w:tcMar>
+              <w:top w:type="dxa" w:w="70"/>
+              <w:left w:type="dxa" w:w="110"/>
+              <w:bottom w:type="dxa" w:w="70"/>
+              <w:right w:type="dxa" w:w="110"/>
+            </w:tcMar>
+            <w:vAlign w:val="center"/>
+          </w:tcPr>
+          <w:p>
+            <w:pPr>
+              <w:spacing w:after="0" w:before="0"/>
+            </w:pPr>
+            <w:r>
+              <w:rPr>
+                <w:rFonts w:ascii="Arial" w:cs="Arial" w:eastAsia="Arial" w:hAnsi="Arial"/>
+                <w:color w:val="1B2118"/>
+                <w:sz w:val="18"/>
+                <w:szCs w:val="18"/>
+              </w:rPr>
+              <w:t xml:space="preserve">Fondazione Operate</w:t>
+            </w:r>
+          </w:p>
+        </w:tc>
+      </w:tr>
+      <w:tr>
+        <w:trPr>
+          <w:cantSplit/>
+        </w:trPr>
+        <w:tc>
+          <w:tcPr>
+            <w:tcW w:type="dxa" w:w="800"/>
+            <w:tcBorders>
+              <w:top w:val="single" w:color="D9D4C5" w:sz="4"/>
+              <w:left w:val="single" w:color="D9D4C5" w:sz="4"/>
+              <w:bottom w:val="single" w:color="D9D4C5" w:sz="4"/>
+              <w:right w:val="single" w:color="D9D4C5" w:sz="4"/>
+            </w:tcBorders>
+            <w:tcMar>
+              <w:top w:type="dxa" w:w="70"/>
+              <w:left w:type="dxa" w:w="110"/>
+              <w:bottom w:type="dxa" w:w="70"/>
+              <w:right w:type="dxa" w:w="110"/>
+            </w:tcMar>
+            <w:vAlign w:val="center"/>
+          </w:tcPr>
+          <w:p>
+            <w:pPr>
+              <w:spacing w:after="0" w:before="0"/>
+            </w:pPr>
+            <w:r>
+              <w:rPr>
+                <w:rFonts w:ascii="Arial" w:cs="Arial" w:eastAsia="Arial" w:hAnsi="Arial"/>
+                <w:color w:val="1B2118"/>
+                <w:sz w:val="18"/>
+                <w:szCs w:val="18"/>
+              </w:rPr>
               <w:t xml:space="preserve">1.0</w:t>
             </w:r>
           </w:p>
@@ -1136,7 +1272,6 @@
               <w:bottom w:val="single" w:color="D9D4C5" w:sz="4"/>
               <w:right w:val="single" w:color="D9D4C5" w:sz="4"/>
             </w:tcBorders>
-            <w:shd w:fill="F6F4EE" w:color="auto" w:val="clear"/>
             <w:tcMar>
               <w:top w:type="dxa" w:w="70"/>
               <w:left w:type="dxa" w:w="110"/>
@@ -1169,7 +1304,6 @@
               <w:bottom w:val="single" w:color="D9D4C5" w:sz="4"/>
               <w:right w:val="single" w:color="D9D4C5" w:sz="4"/>
             </w:tcBorders>
-            <w:shd w:fill="F6F4EE" w:color="auto" w:val="clear"/>
             <w:tcMar>
               <w:top w:type="dxa" w:w="70"/>
               <w:left w:type="dxa" w:w="110"/>
@@ -1202,7 +1336,6 @@
               <w:bottom w:val="single" w:color="D9D4C5" w:sz="4"/>
               <w:right w:val="single" w:color="D9D4C5" w:sz="4"/>
             </w:tcBorders>
-            <w:shd w:fill="F6F4EE" w:color="auto" w:val="clear"/>
             <w:tcMar>
               <w:top w:type="dxa" w:w="70"/>
               <w:left w:type="dxa" w:w="110"/>
@@ -1244,7 +1377,7 @@
           <w:sz w:val="20"/>
           <w:szCs w:val="20"/>
         </w:rPr>
-        <w:t xml:space="preserve">Guida alla revisione 1.3 del 18/10/2026, allineata al portale e agli altri manuali. È aggiornata a ogni rilascio; la versione corrente si scarica dall'area Documentazione del portale (solo Amministratori).</w:t>
+        <w:t xml:space="preserve">Guida alla revisione 1.4 del 18/10/2026, allineata al portale e agli altri manuali. È aggiornata a ogni rilascio; la versione corrente si scarica dall'area Documentazione del portale (solo Amministratori).</w:t>
       </w:r>
     </w:p>
     <w:p>
@@ -1618,7 +1751,7 @@
         </w:rPr>
         <w:t xml:space="preserve">Il portale: </w:t>
       </w:r>
-      <w:hyperlink w:history="1" r:id="rIdbzjs38vikz4h5oubzz5np">
+      <w:hyperlink w:history="1" r:id="rIdeynjy1rwvnkjw21lac6yo">
         <w:r>
           <w:rPr>
             <w:rFonts w:ascii="Arial" w:cs="Arial" w:eastAsia="Arial" w:hAnsi="Arial"/>
@@ -11646,7 +11779,7 @@
                 <w:sz w:val="18"/>
                 <w:szCs w:val="18"/>
               </w:rPr>
-              <w:t xml:space="preserve">[A] Conferma calcolo → Conferma definitivamente</w:t>
+              <w:t xml:space="preserve">[A] Passo 2: cambiate una quantità e premete Salva; poi rimettete il valore giusto, salvate e premete Calcola</w:t>
             </w:r>
           </w:p>
         </w:tc>
@@ -11679,7 +11812,7 @@
                 <w:sz w:val="18"/>
                 <w:szCs w:val="18"/>
               </w:rPr>
-              <w:t xml:space="preserve">Calcolo Confermato con numero di registro CWP-REG-…; in sola lettura; il passo «Importa il tracciato» non permette più l'import</w:t>
+              <w:t xml:space="preserve">Dopo il primo Salva il risultato si azzera e «Conferma calcolo» scompare; ricompare solo dopo Calcola</w:t>
             </w:r>
           </w:p>
         </w:tc>
@@ -11748,7 +11881,7 @@
                 <w:sz w:val="18"/>
                 <w:szCs w:val="18"/>
               </w:rPr>
-              <w:t xml:space="preserve">[A] Scarica il rapporto (PDF), poi Archivia il rapporto nella pratica</w:t>
+              <w:t xml:space="preserve">[A] Conferma calcolo → Conferma definitivamente</w:t>
             </w:r>
           </w:p>
         </w:tc>
@@ -11780,7 +11913,7 @@
                 <w:sz w:val="18"/>
                 <w:szCs w:val="18"/>
               </w:rPr>
-              <w:t xml:space="preserve">PDF senza BOZZA, con numero di registro e impronta; nella pratica compare il documento «Rapporto di calcolo dei crediti», non visibile al Comune</w:t>
+              <w:t xml:space="preserve">Calcolo Confermato con numero di registro CWP-REG-…; in sola lettura; il passo «Importa il tracciato» non permette più l'import</w:t>
             </w:r>
           </w:p>
         </w:tc>
@@ -11851,7 +11984,7 @@
                 <w:sz w:val="18"/>
                 <w:szCs w:val="18"/>
               </w:rPr>
-              <w:t xml:space="preserve">[A] Crediti CWP → Registro dei crediti</w:t>
+              <w:t xml:space="preserve">[A] Scarica il rapporto (PDF), poi Archivia il rapporto nella pratica</w:t>
             </w:r>
           </w:p>
         </w:tc>
@@ -11884,7 +12017,7 @@
                 <w:sz w:val="18"/>
                 <w:szCs w:val="18"/>
               </w:rPr>
-              <w:t xml:space="preserve">Il calcolo compare come Valido; totali per ente e anno; CSV scaricabile</w:t>
+              <w:t xml:space="preserve">PDF senza BOZZA, con numero di registro e impronta; nella pratica compare il documento «Rapporto di calcolo dei crediti», non visibile al Comune</w:t>
             </w:r>
           </w:p>
         </w:tc>
@@ -11953,6 +12086,109 @@
                 <w:sz w:val="18"/>
                 <w:szCs w:val="18"/>
               </w:rPr>
+              <w:t xml:space="preserve">[A] Crediti CWP → Registro dei crediti</w:t>
+            </w:r>
+          </w:p>
+        </w:tc>
+        <w:tc>
+          <w:tcPr>
+            <w:tcW w:type="dxa" w:w="4415"/>
+            <w:tcBorders>
+              <w:top w:val="single" w:color="D9D4C5" w:sz="4"/>
+              <w:left w:val="single" w:color="D9D4C5" w:sz="4"/>
+              <w:bottom w:val="single" w:color="D9D4C5" w:sz="4"/>
+              <w:right w:val="single" w:color="D9D4C5" w:sz="4"/>
+            </w:tcBorders>
+            <w:tcMar>
+              <w:top w:type="dxa" w:w="70"/>
+              <w:left w:type="dxa" w:w="110"/>
+              <w:bottom w:type="dxa" w:w="70"/>
+              <w:right w:type="dxa" w:w="110"/>
+            </w:tcMar>
+            <w:vAlign w:val="center"/>
+          </w:tcPr>
+          <w:p>
+            <w:pPr>
+              <w:spacing w:after="0" w:before="0"/>
+            </w:pPr>
+            <w:r>
+              <w:rPr>
+                <w:rFonts w:ascii="Arial" w:cs="Arial" w:eastAsia="Arial" w:hAnsi="Arial"/>
+                <w:color w:val="1B2118"/>
+                <w:sz w:val="18"/>
+                <w:szCs w:val="18"/>
+              </w:rPr>
+              <w:t xml:space="preserve">Il calcolo compare come Valido; totali per ente e anno; CSV scaricabile</w:t>
+            </w:r>
+          </w:p>
+        </w:tc>
+      </w:tr>
+      <w:tr>
+        <w:trPr>
+          <w:cantSplit/>
+        </w:trPr>
+        <w:tc>
+          <w:tcPr>
+            <w:tcW w:type="dxa" w:w="809"/>
+            <w:tcBorders>
+              <w:top w:val="single" w:color="D9D4C5" w:sz="4"/>
+              <w:left w:val="single" w:color="D9D4C5" w:sz="4"/>
+              <w:bottom w:val="single" w:color="D9D4C5" w:sz="4"/>
+              <w:right w:val="single" w:color="D9D4C5" w:sz="4"/>
+            </w:tcBorders>
+            <w:shd w:fill="F6F4EE" w:color="auto" w:val="clear"/>
+            <w:tcMar>
+              <w:top w:type="dxa" w:w="70"/>
+              <w:left w:type="dxa" w:w="110"/>
+              <w:bottom w:type="dxa" w:w="70"/>
+              <w:right w:type="dxa" w:w="110"/>
+            </w:tcMar>
+            <w:vAlign w:val="center"/>
+          </w:tcPr>
+          <w:p>
+            <w:pPr>
+              <w:spacing w:after="0" w:before="0"/>
+            </w:pPr>
+            <w:r>
+              <w:rPr>
+                <w:rFonts w:ascii="Arial" w:cs="Arial" w:eastAsia="Arial" w:hAnsi="Arial"/>
+                <w:color w:val="1B2118"/>
+                <w:sz w:val="18"/>
+                <w:szCs w:val="18"/>
+              </w:rPr>
+              <w:t xml:space="preserve">7.16</w:t>
+            </w:r>
+          </w:p>
+        </w:tc>
+        <w:tc>
+          <w:tcPr>
+            <w:tcW w:type="dxa" w:w="4414"/>
+            <w:tcBorders>
+              <w:top w:val="single" w:color="D9D4C5" w:sz="4"/>
+              <w:left w:val="single" w:color="D9D4C5" w:sz="4"/>
+              <w:bottom w:val="single" w:color="D9D4C5" w:sz="4"/>
+              <w:right w:val="single" w:color="D9D4C5" w:sz="4"/>
+            </w:tcBorders>
+            <w:shd w:fill="F6F4EE" w:color="auto" w:val="clear"/>
+            <w:tcMar>
+              <w:top w:type="dxa" w:w="70"/>
+              <w:left w:type="dxa" w:w="110"/>
+              <w:bottom w:type="dxa" w:w="70"/>
+              <w:right w:type="dxa" w:w="110"/>
+            </w:tcMar>
+            <w:vAlign w:val="center"/>
+          </w:tcPr>
+          <w:p>
+            <w:pPr>
+              <w:spacing w:after="0" w:before="0"/>
+            </w:pPr>
+            <w:r>
+              <w:rPr>
+                <w:rFonts w:ascii="Arial" w:cs="Arial" w:eastAsia="Arial" w:hAnsi="Arial"/>
+                <w:color w:val="1B2118"/>
+                <w:sz w:val="18"/>
+                <w:szCs w:val="18"/>
+              </w:rPr>
               <w:t xml:space="preserve">[A] Nuova versione, poi Calcola e conferma la nuova versione</w:t>
             </w:r>
           </w:p>
@@ -11966,6 +12202,7 @@
               <w:bottom w:val="single" w:color="D9D4C5" w:sz="4"/>
               <w:right w:val="single" w:color="D9D4C5" w:sz="4"/>
             </w:tcBorders>
+            <w:shd w:fill="F6F4EE" w:color="auto" w:val="clear"/>
             <w:tcMar>
               <w:top w:type="dxa" w:w="70"/>
               <w:left w:type="dxa" w:w="110"/>
@@ -12590,7 +12827,7 @@
                 <w:sz w:val="18"/>
                 <w:szCs w:val="18"/>
               </w:rPr>
-              <w:t xml:space="preserve">Al successivo accesso il Cliente deve scegliere una nuova password</w:t>
+              <w:t xml:space="preserve">Al successivo accesso il Cliente deve scegliere una nuova password e, finché non lo fa, non vede alcun dato</w:t>
             </w:r>
           </w:p>
         </w:tc>
@@ -13468,7 +13705,7 @@
         <w:szCs w:val="16"/>
       </w:rPr>
       <w:tab/>
-      <w:t xml:space="preserve">Manuale Test · Rev. 1.3 · 18/10/2026</w:t>
+      <w:t xml:space="preserve">Manuale Test · Rev. 1.4 · 18/10/2026</w:t>
     </w:r>
   </w:p>
 </w:hdr>
@@ -13533,7 +13770,7 @@
         <w:szCs w:val="16"/>
       </w:rPr>
       <w:tab/>
-      <w:t xml:space="preserve">Manuale Test · Rev. 1.3 · 18/10/2026</w:t>
+      <w:t xml:space="preserve">Manuale Test · Rev. 1.4 · 18/10/2026</w:t>
     </w:r>
   </w:p>
 </w:hdr>

--- a/public/documentazione/Manuale_Test_Portale_CWP.docx
+++ b/public/documentazione/Manuale_Test_Portale_CWP.docx
@@ -302,7 +302,7 @@
                 <w:sz w:val="20"/>
                 <w:szCs w:val="20"/>
               </w:rPr>
-              <w:t xml:space="preserve">Rev. 1.4</w:t>
+              <w:t xml:space="preserve">Rev. 1.5</w:t>
             </w:r>
           </w:p>
         </w:tc>
@@ -719,7 +719,7 @@
                 <w:sz w:val="18"/>
                 <w:szCs w:val="18"/>
               </w:rPr>
-              <w:t xml:space="preserve">1.4</w:t>
+              <w:t xml:space="preserve">1.5</w:t>
             </w:r>
           </w:p>
         </w:tc>
@@ -783,7 +783,7 @@
                 <w:sz w:val="18"/>
                 <w:szCs w:val="18"/>
               </w:rPr>
-              <w:t xml:space="preserve">Nuova prova 7.12 (risultato azzerato dopo una modifica dei dati); prove successive del blocco 7 rinumerate; prova 8.4 estesa.</w:t>
+              <w:t xml:space="preserve">Nuove prove 1.2b, 1.8, 3.7, 4.1b, 6.4, 6.5; prove 1.6, 1.7, 3.2, 4.1, 4.6, 5.4 e 6.3 aggiornate (anagrafiche, documenti richiesti, consultazione, Rapporti a 4 fasi, conservazione, fascicolo).</w:t>
             </w:r>
           </w:p>
         </w:tc>
@@ -853,7 +853,7 @@
                 <w:sz w:val="18"/>
                 <w:szCs w:val="18"/>
               </w:rPr>
-              <w:t xml:space="preserve">1.3</w:t>
+              <w:t xml:space="preserve">1.4</w:t>
             </w:r>
           </w:p>
         </w:tc>
@@ -919,7 +919,7 @@
                 <w:sz w:val="18"/>
                 <w:szCs w:val="18"/>
               </w:rPr>
-              <w:t xml:space="preserve">Prove del rapporto PDF, del numero di registro e del registro dei crediti con le nuove versioni.</w:t>
+              <w:t xml:space="preserve">Nuova prova 7.12 (risultato azzerato dopo una modifica dei dati); prove successive del blocco 7 rinumerate; prova 8.4 estesa.</w:t>
             </w:r>
           </w:p>
         </w:tc>
@@ -989,7 +989,7 @@
                 <w:sz w:val="18"/>
                 <w:szCs w:val="18"/>
               </w:rPr>
-              <w:t xml:space="preserve">1.2</w:t>
+              <w:t xml:space="preserve">1.3</w:t>
             </w:r>
           </w:p>
         </w:tc>
@@ -1053,7 +1053,7 @@
                 <w:sz w:val="18"/>
                 <w:szCs w:val="18"/>
               </w:rPr>
-              <w:t xml:space="preserve">Calcolo crediti: prove di import del tracciato con i file di esempio (compilato, letture, dati personali) e dei controlli di coerenza.</w:t>
+              <w:t xml:space="preserve">Prove del rapporto PDF, del numero di registro e del registro dei crediti con le nuove versioni.</w:t>
             </w:r>
           </w:p>
         </w:tc>
@@ -1123,7 +1123,7 @@
                 <w:sz w:val="18"/>
                 <w:szCs w:val="18"/>
               </w:rPr>
-              <w:t xml:space="preserve">1.1</w:t>
+              <w:t xml:space="preserve">1.2</w:t>
             </w:r>
           </w:p>
         </w:tc>
@@ -1189,7 +1189,7 @@
                 <w:sz w:val="18"/>
                 <w:szCs w:val="18"/>
               </w:rPr>
-              <w:t xml:space="preserve">Prove per Enti di Validazione, modelli, note di fase, messaggi, pagamenti visibili al Comune, pratica sospesa, consultazione pubblica con conferma dell'email, limiti di invio ed errata corrige.</w:t>
+              <w:t xml:space="preserve">Calcolo crediti: prove di import del tracciato con i file di esempio (compilato, letture, dati personali) e dei controlli di coerenza.</w:t>
             </w:r>
           </w:p>
         </w:tc>
@@ -1259,6 +1259,140 @@
                 <w:sz w:val="18"/>
                 <w:szCs w:val="18"/>
               </w:rPr>
+              <w:t xml:space="preserve">1.1</w:t>
+            </w:r>
+          </w:p>
+        </w:tc>
+        <w:tc>
+          <w:tcPr>
+            <w:tcW w:type="dxa" w:w="1300"/>
+            <w:tcBorders>
+              <w:top w:val="single" w:color="D9D4C5" w:sz="4"/>
+              <w:left w:val="single" w:color="D9D4C5" w:sz="4"/>
+              <w:bottom w:val="single" w:color="D9D4C5" w:sz="4"/>
+              <w:right w:val="single" w:color="D9D4C5" w:sz="4"/>
+            </w:tcBorders>
+            <w:tcMar>
+              <w:top w:type="dxa" w:w="70"/>
+              <w:left w:type="dxa" w:w="110"/>
+              <w:bottom w:type="dxa" w:w="70"/>
+              <w:right w:type="dxa" w:w="110"/>
+            </w:tcMar>
+            <w:vAlign w:val="center"/>
+          </w:tcPr>
+          <w:p>
+            <w:pPr>
+              <w:spacing w:after="0" w:before="0"/>
+            </w:pPr>
+            <w:r>
+              <w:rPr>
+                <w:rFonts w:ascii="Arial" w:cs="Arial" w:eastAsia="Arial" w:hAnsi="Arial"/>
+                <w:color w:val="1B2118"/>
+                <w:sz w:val="18"/>
+                <w:szCs w:val="18"/>
+              </w:rPr>
+              <w:t xml:space="preserve">18/10/2026</w:t>
+            </w:r>
+          </w:p>
+        </w:tc>
+        <w:tc>
+          <w:tcPr>
+            <w:tcW w:type="dxa" w:w="5538"/>
+            <w:tcBorders>
+              <w:top w:val="single" w:color="D9D4C5" w:sz="4"/>
+              <w:left w:val="single" w:color="D9D4C5" w:sz="4"/>
+              <w:bottom w:val="single" w:color="D9D4C5" w:sz="4"/>
+              <w:right w:val="single" w:color="D9D4C5" w:sz="4"/>
+            </w:tcBorders>
+            <w:tcMar>
+              <w:top w:type="dxa" w:w="70"/>
+              <w:left w:type="dxa" w:w="110"/>
+              <w:bottom w:type="dxa" w:w="70"/>
+              <w:right w:type="dxa" w:w="110"/>
+            </w:tcMar>
+            <w:vAlign w:val="center"/>
+          </w:tcPr>
+          <w:p>
+            <w:pPr>
+              <w:spacing w:after="0" w:before="0"/>
+            </w:pPr>
+            <w:r>
+              <w:rPr>
+                <w:rFonts w:ascii="Arial" w:cs="Arial" w:eastAsia="Arial" w:hAnsi="Arial"/>
+                <w:color w:val="1B2118"/>
+                <w:sz w:val="18"/>
+                <w:szCs w:val="18"/>
+              </w:rPr>
+              <w:t xml:space="preserve">Prove per Enti di Validazione, modelli, note di fase, messaggi, pagamenti visibili al Comune, pratica sospesa, consultazione pubblica con conferma dell'email, limiti di invio ed errata corrige.</w:t>
+            </w:r>
+          </w:p>
+        </w:tc>
+        <w:tc>
+          <w:tcPr>
+            <w:tcW w:type="dxa" w:w="2000"/>
+            <w:tcBorders>
+              <w:top w:val="single" w:color="D9D4C5" w:sz="4"/>
+              <w:left w:val="single" w:color="D9D4C5" w:sz="4"/>
+              <w:bottom w:val="single" w:color="D9D4C5" w:sz="4"/>
+              <w:right w:val="single" w:color="D9D4C5" w:sz="4"/>
+            </w:tcBorders>
+            <w:tcMar>
+              <w:top w:type="dxa" w:w="70"/>
+              <w:left w:type="dxa" w:w="110"/>
+              <w:bottom w:type="dxa" w:w="70"/>
+              <w:right w:type="dxa" w:w="110"/>
+            </w:tcMar>
+            <w:vAlign w:val="center"/>
+          </w:tcPr>
+          <w:p>
+            <w:pPr>
+              <w:spacing w:after="0" w:before="0"/>
+            </w:pPr>
+            <w:r>
+              <w:rPr>
+                <w:rFonts w:ascii="Arial" w:cs="Arial" w:eastAsia="Arial" w:hAnsi="Arial"/>
+                <w:color w:val="1B2118"/>
+                <w:sz w:val="18"/>
+                <w:szCs w:val="18"/>
+              </w:rPr>
+              <w:t xml:space="preserve">Fondazione Operate</w:t>
+            </w:r>
+          </w:p>
+        </w:tc>
+      </w:tr>
+      <w:tr>
+        <w:trPr>
+          <w:cantSplit/>
+        </w:trPr>
+        <w:tc>
+          <w:tcPr>
+            <w:tcW w:type="dxa" w:w="800"/>
+            <w:tcBorders>
+              <w:top w:val="single" w:color="D9D4C5" w:sz="4"/>
+              <w:left w:val="single" w:color="D9D4C5" w:sz="4"/>
+              <w:bottom w:val="single" w:color="D9D4C5" w:sz="4"/>
+              <w:right w:val="single" w:color="D9D4C5" w:sz="4"/>
+            </w:tcBorders>
+            <w:shd w:fill="F6F4EE" w:color="auto" w:val="clear"/>
+            <w:tcMar>
+              <w:top w:type="dxa" w:w="70"/>
+              <w:left w:type="dxa" w:w="110"/>
+              <w:bottom w:type="dxa" w:w="70"/>
+              <w:right w:type="dxa" w:w="110"/>
+            </w:tcMar>
+            <w:vAlign w:val="center"/>
+          </w:tcPr>
+          <w:p>
+            <w:pPr>
+              <w:spacing w:after="0" w:before="0"/>
+            </w:pPr>
+            <w:r>
+              <w:rPr>
+                <w:rFonts w:ascii="Arial" w:cs="Arial" w:eastAsia="Arial" w:hAnsi="Arial"/>
+                <w:color w:val="1B2118"/>
+                <w:sz w:val="18"/>
+                <w:szCs w:val="18"/>
+              </w:rPr>
               <w:t xml:space="preserve">1.0</w:t>
             </w:r>
           </w:p>
@@ -1272,6 +1406,7 @@
               <w:bottom w:val="single" w:color="D9D4C5" w:sz="4"/>
               <w:right w:val="single" w:color="D9D4C5" w:sz="4"/>
             </w:tcBorders>
+            <w:shd w:fill="F6F4EE" w:color="auto" w:val="clear"/>
             <w:tcMar>
               <w:top w:type="dxa" w:w="70"/>
               <w:left w:type="dxa" w:w="110"/>
@@ -1304,6 +1439,7 @@
               <w:bottom w:val="single" w:color="D9D4C5" w:sz="4"/>
               <w:right w:val="single" w:color="D9D4C5" w:sz="4"/>
             </w:tcBorders>
+            <w:shd w:fill="F6F4EE" w:color="auto" w:val="clear"/>
             <w:tcMar>
               <w:top w:type="dxa" w:w="70"/>
               <w:left w:type="dxa" w:w="110"/>
@@ -1336,6 +1472,7 @@
               <w:bottom w:val="single" w:color="D9D4C5" w:sz="4"/>
               <w:right w:val="single" w:color="D9D4C5" w:sz="4"/>
             </w:tcBorders>
+            <w:shd w:fill="F6F4EE" w:color="auto" w:val="clear"/>
             <w:tcMar>
               <w:top w:type="dxa" w:w="70"/>
               <w:left w:type="dxa" w:w="110"/>
@@ -1377,7 +1514,7 @@
           <w:sz w:val="20"/>
           <w:szCs w:val="20"/>
         </w:rPr>
-        <w:t xml:space="preserve">Guida alla revisione 1.4 del 18/10/2026, allineata al portale e agli altri manuali. È aggiornata a ogni rilascio; la versione corrente si scarica dall'area Documentazione del portale (solo Amministratori).</w:t>
+        <w:t xml:space="preserve">Guida alla revisione 1.5 del 18/10/2026, allineata al portale e agli altri manuali. È aggiornata a ogni rilascio; la versione corrente si scarica dall'area Documentazione del portale (solo Amministratori).</w:t>
       </w:r>
     </w:p>
     <w:p>
@@ -1751,7 +1888,7 @@
         </w:rPr>
         <w:t xml:space="preserve">Il portale: </w:t>
       </w:r>
-      <w:hyperlink w:history="1" r:id="rIdeynjy1rwvnkjw21lac6yo">
+      <w:hyperlink w:history="1" r:id="rIdkwchexy9bxerj6lj0uwjs">
         <w:r>
           <w:rPr>
             <w:rFonts w:ascii="Arial" w:cs="Arial" w:eastAsia="Arial" w:hAnsi="Arial"/>
@@ -3753,8 +3890,8 @@
       </w:tblPr>
       <w:tblGrid>
         <w:gridCol w:w="2010"/>
-        <w:gridCol w:w="5546"/>
-        <w:gridCol w:w="2082"/>
+        <w:gridCol w:w="5556"/>
+        <w:gridCol w:w="2072"/>
       </w:tblGrid>
       <w:tr>
         <w:trPr>
@@ -3797,7 +3934,7 @@
         </w:tc>
         <w:tc>
           <w:tcPr>
-            <w:tcW w:type="dxa" w:w="5546"/>
+            <w:tcW w:type="dxa" w:w="5556"/>
             <w:tcBorders>
               <w:top w:val="single" w:color="D9D4C5" w:sz="4"/>
               <w:left w:val="single" w:color="D9D4C5" w:sz="4"/>
@@ -3832,7 +3969,7 @@
         </w:tc>
         <w:tc>
           <w:tcPr>
-            <w:tcW w:type="dxa" w:w="2082"/>
+            <w:tcW w:type="dxa" w:w="2072"/>
             <w:tcBorders>
               <w:top w:val="single" w:color="D9D4C5" w:sz="4"/>
               <w:left w:val="single" w:color="D9D4C5" w:sz="4"/>
@@ -3904,7 +4041,7 @@
         </w:tc>
         <w:tc>
           <w:tcPr>
-            <w:tcW w:type="dxa" w:w="5546"/>
+            <w:tcW w:type="dxa" w:w="5556"/>
             <w:tcBorders>
               <w:top w:val="single" w:color="D9D4C5" w:sz="4"/>
               <w:left w:val="single" w:color="D9D4C5" w:sz="4"/>
@@ -3936,7 +4073,7 @@
         </w:tc>
         <w:tc>
           <w:tcPr>
-            <w:tcW w:type="dxa" w:w="2082"/>
+            <w:tcW w:type="dxa" w:w="2072"/>
             <w:tcBorders>
               <w:top w:val="single" w:color="D9D4C5" w:sz="4"/>
               <w:left w:val="single" w:color="D9D4C5" w:sz="4"/>
@@ -4006,7 +4143,7 @@
         </w:tc>
         <w:tc>
           <w:tcPr>
-            <w:tcW w:type="dxa" w:w="5546"/>
+            <w:tcW w:type="dxa" w:w="5556"/>
             <w:tcBorders>
               <w:top w:val="single" w:color="D9D4C5" w:sz="4"/>
               <w:left w:val="single" w:color="D9D4C5" w:sz="4"/>
@@ -4033,13 +4170,13 @@
                 <w:sz w:val="18"/>
                 <w:szCs w:val="18"/>
               </w:rPr>
-              <w:t xml:space="preserve">Progetti e Rapporti di Monitoraggio, codice automatico (CWP-AAAA-NNNN), stati attiva / sospesa / annullata / chiusa</w:t>
-            </w:r>
-          </w:p>
-        </w:tc>
-        <w:tc>
-          <w:tcPr>
-            <w:tcW w:type="dxa" w:w="2082"/>
+              <w:t xml:space="preserve">Progetti e Rapporti di Monitoraggio, codice automatico (CWP-AAAA-NNNN), stati attiva / sospesa / annullata / chiusa; conservazione per 10 anni, nulla si cancella</w:t>
+            </w:r>
+          </w:p>
+        </w:tc>
+        <w:tc>
+          <w:tcPr>
+            <w:tcW w:type="dxa" w:w="2072"/>
             <w:tcBorders>
               <w:top w:val="single" w:color="D9D4C5" w:sz="4"/>
               <w:left w:val="single" w:color="D9D4C5" w:sz="4"/>
@@ -4109,39 +4246,39 @@
         </w:tc>
         <w:tc>
           <w:tcPr>
-            <w:tcW w:type="dxa" w:w="5546"/>
-            <w:tcBorders>
-              <w:top w:val="single" w:color="D9D4C5" w:sz="4"/>
-              <w:left w:val="single" w:color="D9D4C5" w:sz="4"/>
-              <w:bottom w:val="single" w:color="D9D4C5" w:sz="4"/>
-              <w:right w:val="single" w:color="D9D4C5" w:sz="4"/>
-            </w:tcBorders>
-            <w:tcMar>
-              <w:top w:type="dxa" w:w="70"/>
-              <w:left w:type="dxa" w:w="110"/>
-              <w:bottom w:type="dxa" w:w="70"/>
-              <w:right w:type="dxa" w:w="110"/>
-            </w:tcMar>
-            <w:vAlign w:val="center"/>
-          </w:tcPr>
-          <w:p>
-            <w:pPr>
-              <w:spacing w:after="0" w:before="0"/>
-            </w:pPr>
-            <w:r>
-              <w:rPr>
-                <w:rFonts w:ascii="Arial" w:cs="Arial" w:eastAsia="Arial" w:hAnsi="Arial"/>
-                <w:color w:val="1B2118"/>
-                <w:sz w:val="18"/>
-                <w:szCs w:val="18"/>
-              </w:rPr>
-              <w:t xml:space="preserve">7 fasi con apertura, scadenza calcolata, chiusura, modifica della scadenza con motivazione; note di fase interne o condivise; modelli da scaricare per fase</w:t>
-            </w:r>
-          </w:p>
-        </w:tc>
-        <w:tc>
-          <w:tcPr>
-            <w:tcW w:type="dxa" w:w="2082"/>
+            <w:tcW w:type="dxa" w:w="5556"/>
+            <w:tcBorders>
+              <w:top w:val="single" w:color="D9D4C5" w:sz="4"/>
+              <w:left w:val="single" w:color="D9D4C5" w:sz="4"/>
+              <w:bottom w:val="single" w:color="D9D4C5" w:sz="4"/>
+              <w:right w:val="single" w:color="D9D4C5" w:sz="4"/>
+            </w:tcBorders>
+            <w:tcMar>
+              <w:top w:type="dxa" w:w="70"/>
+              <w:left w:type="dxa" w:w="110"/>
+              <w:bottom w:type="dxa" w:w="70"/>
+              <w:right w:type="dxa" w:w="110"/>
+            </w:tcMar>
+            <w:vAlign w:val="center"/>
+          </w:tcPr>
+          <w:p>
+            <w:pPr>
+              <w:spacing w:after="0" w:before="0"/>
+            </w:pPr>
+            <w:r>
+              <w:rPr>
+                <w:rFonts w:ascii="Arial" w:cs="Arial" w:eastAsia="Arial" w:hAnsi="Arial"/>
+                <w:color w:val="1B2118"/>
+                <w:sz w:val="18"/>
+                <w:szCs w:val="18"/>
+              </w:rPr>
+              <w:t xml:space="preserve">7 fasi per il Progetto, 4 per il Rapporto; apertura, scadenza calcolata, chiusura, modifica della scadenza con motivazione; note di fase interne o condivise; modelli da scaricare e documenti richiesti per fase</w:t>
+            </w:r>
+          </w:p>
+        </w:tc>
+        <w:tc>
+          <w:tcPr>
+            <w:tcW w:type="dxa" w:w="2072"/>
             <w:tcBorders>
               <w:top w:val="single" w:color="D9D4C5" w:sz="4"/>
               <w:left w:val="single" w:color="D9D4C5" w:sz="4"/>
@@ -4205,13 +4342,13 @@
                 <w:sz w:val="18"/>
                 <w:szCs w:val="18"/>
               </w:rPr>
-              <w:t xml:space="preserve">Messaggi</w:t>
-            </w:r>
-          </w:p>
-        </w:tc>
-        <w:tc>
-          <w:tcPr>
-            <w:tcW w:type="dxa" w:w="5546"/>
+              <w:t xml:space="preserve">Anagrafiche</w:t>
+            </w:r>
+          </w:p>
+        </w:tc>
+        <w:tc>
+          <w:tcPr>
+            <w:tcW w:type="dxa" w:w="5556"/>
             <w:tcBorders>
               <w:top w:val="single" w:color="D9D4C5" w:sz="4"/>
               <w:left w:val="single" w:color="D9D4C5" w:sz="4"/>
@@ -4238,13 +4375,13 @@
                 <w:sz w:val="18"/>
                 <w:szCs w:val="18"/>
               </w:rPr>
-              <w:t xml:space="preserve">Conversazione tra Comune e Fondazione dentro ogni pratica</w:t>
-            </w:r>
-          </w:p>
-        </w:tc>
-        <w:tc>
-          <w:tcPr>
-            <w:tcW w:type="dxa" w:w="2082"/>
+              <w:t xml:space="preserve">Organizzazioni ed Enti di Validazione, con le pratiche collegate</w:t>
+            </w:r>
+          </w:p>
+        </w:tc>
+        <w:tc>
+          <w:tcPr>
+            <w:tcW w:type="dxa" w:w="2072"/>
             <w:tcBorders>
               <w:top w:val="single" w:color="D9D4C5" w:sz="4"/>
               <w:left w:val="single" w:color="D9D4C5" w:sz="4"/>
@@ -4271,7 +4408,7 @@
                 <w:sz w:val="18"/>
                 <w:szCs w:val="18"/>
               </w:rPr>
-              <w:t xml:space="preserve">tutti</w:t>
+              <w:t xml:space="preserve">Fondazione</w:t>
             </w:r>
           </w:p>
         </w:tc>
@@ -4308,45 +4445,45 @@
                 <w:sz w:val="18"/>
                 <w:szCs w:val="18"/>
               </w:rPr>
-              <w:t xml:space="preserve">Documenti</w:t>
-            </w:r>
-          </w:p>
-        </w:tc>
-        <w:tc>
-          <w:tcPr>
-            <w:tcW w:type="dxa" w:w="5546"/>
-            <w:tcBorders>
-              <w:top w:val="single" w:color="D9D4C5" w:sz="4"/>
-              <w:left w:val="single" w:color="D9D4C5" w:sz="4"/>
-              <w:bottom w:val="single" w:color="D9D4C5" w:sz="4"/>
-              <w:right w:val="single" w:color="D9D4C5" w:sz="4"/>
-            </w:tcBorders>
-            <w:tcMar>
-              <w:top w:type="dxa" w:w="70"/>
-              <w:left w:type="dxa" w:w="110"/>
-              <w:bottom w:type="dxa" w:w="70"/>
-              <w:right w:type="dxa" w:w="110"/>
-            </w:tcMar>
-            <w:vAlign w:val="center"/>
-          </w:tcPr>
-          <w:p>
-            <w:pPr>
-              <w:spacing w:after="0" w:before="0"/>
-            </w:pPr>
-            <w:r>
-              <w:rPr>
-                <w:rFonts w:ascii="Arial" w:cs="Arial" w:eastAsia="Arial" w:hAnsi="Arial"/>
-                <w:color w:val="1B2118"/>
-                <w:sz w:val="18"/>
-                <w:szCs w:val="18"/>
-              </w:rPr>
-              <w:t xml:space="preserve">Caricamento con versioni (mai sovrascritte), visibilità, controllo di formato e contenuto, impronta di integrità</w:t>
-            </w:r>
-          </w:p>
-        </w:tc>
-        <w:tc>
-          <w:tcPr>
-            <w:tcW w:type="dxa" w:w="2082"/>
+              <w:t xml:space="preserve">Messaggi</w:t>
+            </w:r>
+          </w:p>
+        </w:tc>
+        <w:tc>
+          <w:tcPr>
+            <w:tcW w:type="dxa" w:w="5556"/>
+            <w:tcBorders>
+              <w:top w:val="single" w:color="D9D4C5" w:sz="4"/>
+              <w:left w:val="single" w:color="D9D4C5" w:sz="4"/>
+              <w:bottom w:val="single" w:color="D9D4C5" w:sz="4"/>
+              <w:right w:val="single" w:color="D9D4C5" w:sz="4"/>
+            </w:tcBorders>
+            <w:tcMar>
+              <w:top w:type="dxa" w:w="70"/>
+              <w:left w:type="dxa" w:w="110"/>
+              <w:bottom w:type="dxa" w:w="70"/>
+              <w:right w:type="dxa" w:w="110"/>
+            </w:tcMar>
+            <w:vAlign w:val="center"/>
+          </w:tcPr>
+          <w:p>
+            <w:pPr>
+              <w:spacing w:after="0" w:before="0"/>
+            </w:pPr>
+            <w:r>
+              <w:rPr>
+                <w:rFonts w:ascii="Arial" w:cs="Arial" w:eastAsia="Arial" w:hAnsi="Arial"/>
+                <w:color w:val="1B2118"/>
+                <w:sz w:val="18"/>
+                <w:szCs w:val="18"/>
+              </w:rPr>
+              <w:t xml:space="preserve">Conversazione tra Comune e Fondazione dentro ogni pratica</w:t>
+            </w:r>
+          </w:p>
+        </w:tc>
+        <w:tc>
+          <w:tcPr>
+            <w:tcW w:type="dxa" w:w="2072"/>
             <w:tcBorders>
               <w:top w:val="single" w:color="D9D4C5" w:sz="4"/>
               <w:left w:val="single" w:color="D9D4C5" w:sz="4"/>
@@ -4410,13 +4547,13 @@
                 <w:sz w:val="18"/>
                 <w:szCs w:val="18"/>
               </w:rPr>
-              <w:t xml:space="preserve">Integrazioni</w:t>
-            </w:r>
-          </w:p>
-        </w:tc>
-        <w:tc>
-          <w:tcPr>
-            <w:tcW w:type="dxa" w:w="5546"/>
+              <w:t xml:space="preserve">Documenti</w:t>
+            </w:r>
+          </w:p>
+        </w:tc>
+        <w:tc>
+          <w:tcPr>
+            <w:tcW w:type="dxa" w:w="5556"/>
             <w:tcBorders>
               <w:top w:val="single" w:color="D9D4C5" w:sz="4"/>
               <w:left w:val="single" w:color="D9D4C5" w:sz="4"/>
@@ -4443,13 +4580,13 @@
                 <w:sz w:val="18"/>
                 <w:szCs w:val="18"/>
               </w:rPr>
-              <w:t xml:space="preserve">Richiesta della Fondazione → risposta del Comune con documento → chiusura</w:t>
-            </w:r>
-          </w:p>
-        </w:tc>
-        <w:tc>
-          <w:tcPr>
-            <w:tcW w:type="dxa" w:w="2082"/>
+              <w:t xml:space="preserve">Caricamento con versioni (mai sovrascritte), visibilità, controllo di formato e contenuto, impronta di integrità</w:t>
+            </w:r>
+          </w:p>
+        </w:tc>
+        <w:tc>
+          <w:tcPr>
+            <w:tcW w:type="dxa" w:w="2072"/>
             <w:tcBorders>
               <w:top w:val="single" w:color="D9D4C5" w:sz="4"/>
               <w:left w:val="single" w:color="D9D4C5" w:sz="4"/>
@@ -4513,71 +4650,71 @@
                 <w:sz w:val="18"/>
                 <w:szCs w:val="18"/>
               </w:rPr>
-              <w:t xml:space="preserve">Consultazione pubblica</w:t>
-            </w:r>
-          </w:p>
-        </w:tc>
-        <w:tc>
-          <w:tcPr>
-            <w:tcW w:type="dxa" w:w="5546"/>
-            <w:tcBorders>
-              <w:top w:val="single" w:color="D9D4C5" w:sz="4"/>
-              <w:left w:val="single" w:color="D9D4C5" w:sz="4"/>
-              <w:bottom w:val="single" w:color="D9D4C5" w:sz="4"/>
-              <w:right w:val="single" w:color="D9D4C5" w:sz="4"/>
-            </w:tcBorders>
-            <w:tcMar>
-              <w:top w:type="dxa" w:w="70"/>
-              <w:left w:type="dxa" w:w="110"/>
-              <w:bottom w:type="dxa" w:w="70"/>
-              <w:right w:type="dxa" w:w="110"/>
-            </w:tcMar>
-            <w:vAlign w:val="center"/>
-          </w:tcPr>
-          <w:p>
-            <w:pPr>
-              <w:spacing w:after="0" w:before="0"/>
-            </w:pPr>
-            <w:r>
-              <w:rPr>
-                <w:rFonts w:ascii="Arial" w:cs="Arial" w:eastAsia="Arial" w:hAnsi="Arial"/>
-                <w:color w:val="1B2118"/>
-                <w:sz w:val="18"/>
-                <w:szCs w:val="18"/>
-              </w:rPr>
-              <w:t xml:space="preserve">Pagina pubblica per 30 giorni; osservazioni con email confermata e allegato; moderazione; risposte del Comune; errata corrige</w:t>
-            </w:r>
-          </w:p>
-        </w:tc>
-        <w:tc>
-          <w:tcPr>
-            <w:tcW w:type="dxa" w:w="2082"/>
-            <w:tcBorders>
-              <w:top w:val="single" w:color="D9D4C5" w:sz="4"/>
-              <w:left w:val="single" w:color="D9D4C5" w:sz="4"/>
-              <w:bottom w:val="single" w:color="D9D4C5" w:sz="4"/>
-              <w:right w:val="single" w:color="D9D4C5" w:sz="4"/>
-            </w:tcBorders>
-            <w:tcMar>
-              <w:top w:type="dxa" w:w="70"/>
-              <w:left w:type="dxa" w:w="110"/>
-              <w:bottom w:type="dxa" w:w="70"/>
-              <w:right w:type="dxa" w:w="110"/>
-            </w:tcMar>
-            <w:vAlign w:val="center"/>
-          </w:tcPr>
-          <w:p>
-            <w:pPr>
-              <w:spacing w:after="0" w:before="0"/>
-            </w:pPr>
-            <w:r>
-              <w:rPr>
-                <w:rFonts w:ascii="Arial" w:cs="Arial" w:eastAsia="Arial" w:hAnsi="Arial"/>
-                <w:color w:val="1B2118"/>
-                <w:sz w:val="18"/>
-                <w:szCs w:val="18"/>
-              </w:rPr>
-              <w:t xml:space="preserve">tutti, anche senza accesso</w:t>
+              <w:t xml:space="preserve">Integrazioni</w:t>
+            </w:r>
+          </w:p>
+        </w:tc>
+        <w:tc>
+          <w:tcPr>
+            <w:tcW w:type="dxa" w:w="5556"/>
+            <w:tcBorders>
+              <w:top w:val="single" w:color="D9D4C5" w:sz="4"/>
+              <w:left w:val="single" w:color="D9D4C5" w:sz="4"/>
+              <w:bottom w:val="single" w:color="D9D4C5" w:sz="4"/>
+              <w:right w:val="single" w:color="D9D4C5" w:sz="4"/>
+            </w:tcBorders>
+            <w:tcMar>
+              <w:top w:type="dxa" w:w="70"/>
+              <w:left w:type="dxa" w:w="110"/>
+              <w:bottom w:type="dxa" w:w="70"/>
+              <w:right w:type="dxa" w:w="110"/>
+            </w:tcMar>
+            <w:vAlign w:val="center"/>
+          </w:tcPr>
+          <w:p>
+            <w:pPr>
+              <w:spacing w:after="0" w:before="0"/>
+            </w:pPr>
+            <w:r>
+              <w:rPr>
+                <w:rFonts w:ascii="Arial" w:cs="Arial" w:eastAsia="Arial" w:hAnsi="Arial"/>
+                <w:color w:val="1B2118"/>
+                <w:sz w:val="18"/>
+                <w:szCs w:val="18"/>
+              </w:rPr>
+              <w:t xml:space="preserve">Richiesta della Fondazione → risposta del Comune con documento → chiusura</w:t>
+            </w:r>
+          </w:p>
+        </w:tc>
+        <w:tc>
+          <w:tcPr>
+            <w:tcW w:type="dxa" w:w="2072"/>
+            <w:tcBorders>
+              <w:top w:val="single" w:color="D9D4C5" w:sz="4"/>
+              <w:left w:val="single" w:color="D9D4C5" w:sz="4"/>
+              <w:bottom w:val="single" w:color="D9D4C5" w:sz="4"/>
+              <w:right w:val="single" w:color="D9D4C5" w:sz="4"/>
+            </w:tcBorders>
+            <w:tcMar>
+              <w:top w:type="dxa" w:w="70"/>
+              <w:left w:type="dxa" w:w="110"/>
+              <w:bottom w:type="dxa" w:w="70"/>
+              <w:right w:type="dxa" w:w="110"/>
+            </w:tcMar>
+            <w:vAlign w:val="center"/>
+          </w:tcPr>
+          <w:p>
+            <w:pPr>
+              <w:spacing w:after="0" w:before="0"/>
+            </w:pPr>
+            <w:r>
+              <w:rPr>
+                <w:rFonts w:ascii="Arial" w:cs="Arial" w:eastAsia="Arial" w:hAnsi="Arial"/>
+                <w:color w:val="1B2118"/>
+                <w:sz w:val="18"/>
+                <w:szCs w:val="18"/>
+              </w:rPr>
+              <w:t xml:space="preserve">tutti</w:t>
             </w:r>
           </w:p>
         </w:tc>
@@ -4615,13 +4752,13 @@
                 <w:sz w:val="18"/>
                 <w:szCs w:val="18"/>
               </w:rPr>
-              <w:t xml:space="preserve">Pagamenti</w:t>
-            </w:r>
-          </w:p>
-        </w:tc>
-        <w:tc>
-          <w:tcPr>
-            <w:tcW w:type="dxa" w:w="5546"/>
+              <w:t xml:space="preserve">Consultazione pubblica</w:t>
+            </w:r>
+          </w:p>
+        </w:tc>
+        <w:tc>
+          <w:tcPr>
+            <w:tcW w:type="dxa" w:w="5556"/>
             <w:tcBorders>
               <w:top w:val="single" w:color="D9D4C5" w:sz="4"/>
               <w:left w:val="single" w:color="D9D4C5" w:sz="4"/>
@@ -4648,13 +4785,13 @@
                 <w:sz w:val="18"/>
                 <w:szCs w:val="18"/>
               </w:rPr>
-              <w:t xml:space="preserve">Voci previste e incassi registrati a mano (nessun pagamento online)</w:t>
-            </w:r>
-          </w:p>
-        </w:tc>
-        <w:tc>
-          <w:tcPr>
-            <w:tcW w:type="dxa" w:w="2082"/>
+              <w:t xml:space="preserve">Pagina pubblica per 30 giorni; documento bloccato; osservazioni numerate con email confermata e allegato; moderazione con motivazione; risposte del Comune; errata corrige</w:t>
+            </w:r>
+          </w:p>
+        </w:tc>
+        <w:tc>
+          <w:tcPr>
+            <w:tcW w:type="dxa" w:w="2072"/>
             <w:tcBorders>
               <w:top w:val="single" w:color="D9D4C5" w:sz="4"/>
               <w:left w:val="single" w:color="D9D4C5" w:sz="4"/>
@@ -4681,7 +4818,7 @@
                 <w:sz w:val="18"/>
                 <w:szCs w:val="18"/>
               </w:rPr>
-              <w:t xml:space="preserve">Fondazione; il Comune consulta</w:t>
+              <w:t xml:space="preserve">tutti, anche senza accesso</w:t>
             </w:r>
           </w:p>
         </w:tc>
@@ -4718,71 +4855,71 @@
                 <w:sz w:val="18"/>
                 <w:szCs w:val="18"/>
               </w:rPr>
-              <w:t xml:space="preserve">Notifiche</w:t>
-            </w:r>
-          </w:p>
-        </w:tc>
-        <w:tc>
-          <w:tcPr>
-            <w:tcW w:type="dxa" w:w="5546"/>
-            <w:tcBorders>
-              <w:top w:val="single" w:color="D9D4C5" w:sz="4"/>
-              <w:left w:val="single" w:color="D9D4C5" w:sz="4"/>
-              <w:bottom w:val="single" w:color="D9D4C5" w:sz="4"/>
-              <w:right w:val="single" w:color="D9D4C5" w:sz="4"/>
-            </w:tcBorders>
-            <w:tcMar>
-              <w:top w:type="dxa" w:w="70"/>
-              <w:left w:type="dxa" w:w="110"/>
-              <w:bottom w:type="dxa" w:w="70"/>
-              <w:right w:type="dxa" w:w="110"/>
-            </w:tcMar>
-            <w:vAlign w:val="center"/>
-          </w:tcPr>
-          <w:p>
-            <w:pPr>
-              <w:spacing w:after="0" w:before="0"/>
-            </w:pPr>
-            <w:r>
-              <w:rPr>
-                <w:rFonts w:ascii="Arial" w:cs="Arial" w:eastAsia="Arial" w:hAnsi="Arial"/>
-                <w:color w:val="1B2118"/>
-                <w:sz w:val="18"/>
-                <w:szCs w:val="18"/>
-              </w:rPr>
-              <w:t xml:space="preserve">Campanella nel portale ed email per ogni evento importante; avvisi di scadenza</w:t>
-            </w:r>
-          </w:p>
-        </w:tc>
-        <w:tc>
-          <w:tcPr>
-            <w:tcW w:type="dxa" w:w="2082"/>
-            <w:tcBorders>
-              <w:top w:val="single" w:color="D9D4C5" w:sz="4"/>
-              <w:left w:val="single" w:color="D9D4C5" w:sz="4"/>
-              <w:bottom w:val="single" w:color="D9D4C5" w:sz="4"/>
-              <w:right w:val="single" w:color="D9D4C5" w:sz="4"/>
-            </w:tcBorders>
-            <w:tcMar>
-              <w:top w:type="dxa" w:w="70"/>
-              <w:left w:type="dxa" w:w="110"/>
-              <w:bottom w:type="dxa" w:w="70"/>
-              <w:right w:type="dxa" w:w="110"/>
-            </w:tcMar>
-            <w:vAlign w:val="center"/>
-          </w:tcPr>
-          <w:p>
-            <w:pPr>
-              <w:spacing w:after="0" w:before="0"/>
-            </w:pPr>
-            <w:r>
-              <w:rPr>
-                <w:rFonts w:ascii="Arial" w:cs="Arial" w:eastAsia="Arial" w:hAnsi="Arial"/>
-                <w:color w:val="1B2118"/>
-                <w:sz w:val="18"/>
-                <w:szCs w:val="18"/>
-              </w:rPr>
-              <w:t xml:space="preserve">tutti</w:t>
+              <w:t xml:space="preserve">Pagamenti</w:t>
+            </w:r>
+          </w:p>
+        </w:tc>
+        <w:tc>
+          <w:tcPr>
+            <w:tcW w:type="dxa" w:w="5556"/>
+            <w:tcBorders>
+              <w:top w:val="single" w:color="D9D4C5" w:sz="4"/>
+              <w:left w:val="single" w:color="D9D4C5" w:sz="4"/>
+              <w:bottom w:val="single" w:color="D9D4C5" w:sz="4"/>
+              <w:right w:val="single" w:color="D9D4C5" w:sz="4"/>
+            </w:tcBorders>
+            <w:tcMar>
+              <w:top w:type="dxa" w:w="70"/>
+              <w:left w:type="dxa" w:w="110"/>
+              <w:bottom w:type="dxa" w:w="70"/>
+              <w:right w:type="dxa" w:w="110"/>
+            </w:tcMar>
+            <w:vAlign w:val="center"/>
+          </w:tcPr>
+          <w:p>
+            <w:pPr>
+              <w:spacing w:after="0" w:before="0"/>
+            </w:pPr>
+            <w:r>
+              <w:rPr>
+                <w:rFonts w:ascii="Arial" w:cs="Arial" w:eastAsia="Arial" w:hAnsi="Arial"/>
+                <w:color w:val="1B2118"/>
+                <w:sz w:val="18"/>
+                <w:szCs w:val="18"/>
+              </w:rPr>
+              <w:t xml:space="preserve">Voci previste e incassi registrati a mano (nessun pagamento online)</w:t>
+            </w:r>
+          </w:p>
+        </w:tc>
+        <w:tc>
+          <w:tcPr>
+            <w:tcW w:type="dxa" w:w="2072"/>
+            <w:tcBorders>
+              <w:top w:val="single" w:color="D9D4C5" w:sz="4"/>
+              <w:left w:val="single" w:color="D9D4C5" w:sz="4"/>
+              <w:bottom w:val="single" w:color="D9D4C5" w:sz="4"/>
+              <w:right w:val="single" w:color="D9D4C5" w:sz="4"/>
+            </w:tcBorders>
+            <w:tcMar>
+              <w:top w:type="dxa" w:w="70"/>
+              <w:left w:type="dxa" w:w="110"/>
+              <w:bottom w:type="dxa" w:w="70"/>
+              <w:right w:type="dxa" w:w="110"/>
+            </w:tcMar>
+            <w:vAlign w:val="center"/>
+          </w:tcPr>
+          <w:p>
+            <w:pPr>
+              <w:spacing w:after="0" w:before="0"/>
+            </w:pPr>
+            <w:r>
+              <w:rPr>
+                <w:rFonts w:ascii="Arial" w:cs="Arial" w:eastAsia="Arial" w:hAnsi="Arial"/>
+                <w:color w:val="1B2118"/>
+                <w:sz w:val="18"/>
+                <w:szCs w:val="18"/>
+              </w:rPr>
+              <w:t xml:space="preserve">Fondazione; il Comune consulta</w:t>
             </w:r>
           </w:p>
         </w:tc>
@@ -4820,13 +4957,13 @@
                 <w:sz w:val="18"/>
                 <w:szCs w:val="18"/>
               </w:rPr>
-              <w:t xml:space="preserve">Cruscotto</w:t>
-            </w:r>
-          </w:p>
-        </w:tc>
-        <w:tc>
-          <w:tcPr>
-            <w:tcW w:type="dxa" w:w="5546"/>
+              <w:t xml:space="preserve">Notifiche</w:t>
+            </w:r>
+          </w:p>
+        </w:tc>
+        <w:tc>
+          <w:tcPr>
+            <w:tcW w:type="dxa" w:w="5556"/>
             <w:tcBorders>
               <w:top w:val="single" w:color="D9D4C5" w:sz="4"/>
               <w:left w:val="single" w:color="D9D4C5" w:sz="4"/>
@@ -4853,13 +4990,13 @@
                 <w:sz w:val="18"/>
                 <w:szCs w:val="18"/>
               </w:rPr>
-              <w:t xml:space="preserve">Tutte le pratiche con fase, scadenza e cose da fare, filtri e ricerca</w:t>
-            </w:r>
-          </w:p>
-        </w:tc>
-        <w:tc>
-          <w:tcPr>
-            <w:tcW w:type="dxa" w:w="2082"/>
+              <w:t xml:space="preserve">Campanella nel portale ed email per ogni evento importante; avvisi di scadenza</w:t>
+            </w:r>
+          </w:p>
+        </w:tc>
+        <w:tc>
+          <w:tcPr>
+            <w:tcW w:type="dxa" w:w="2072"/>
             <w:tcBorders>
               <w:top w:val="single" w:color="D9D4C5" w:sz="4"/>
               <w:left w:val="single" w:color="D9D4C5" w:sz="4"/>
@@ -4886,7 +5023,7 @@
                 <w:sz w:val="18"/>
                 <w:szCs w:val="18"/>
               </w:rPr>
-              <w:t xml:space="preserve">Fondazione</w:t>
+              <w:t xml:space="preserve">tutti</w:t>
             </w:r>
           </w:p>
         </w:tc>
@@ -4923,71 +5060,71 @@
                 <w:sz w:val="18"/>
                 <w:szCs w:val="18"/>
               </w:rPr>
-              <w:t xml:space="preserve">Export</w:t>
-            </w:r>
-          </w:p>
-        </w:tc>
-        <w:tc>
-          <w:tcPr>
-            <w:tcW w:type="dxa" w:w="5546"/>
-            <w:tcBorders>
-              <w:top w:val="single" w:color="D9D4C5" w:sz="4"/>
-              <w:left w:val="single" w:color="D9D4C5" w:sz="4"/>
-              <w:bottom w:val="single" w:color="D9D4C5" w:sz="4"/>
-              <w:right w:val="single" w:color="D9D4C5" w:sz="4"/>
-            </w:tcBorders>
-            <w:tcMar>
-              <w:top w:type="dxa" w:w="70"/>
-              <w:left w:type="dxa" w:w="110"/>
-              <w:bottom w:type="dxa" w:w="70"/>
-              <w:right w:type="dxa" w:w="110"/>
-            </w:tcMar>
-            <w:vAlign w:val="center"/>
-          </w:tcPr>
-          <w:p>
-            <w:pPr>
-              <w:spacing w:after="0" w:before="0"/>
-            </w:pPr>
-            <w:r>
-              <w:rPr>
-                <w:rFonts w:ascii="Arial" w:cs="Arial" w:eastAsia="Arial" w:hAnsi="Arial"/>
-                <w:color w:val="1B2118"/>
-                <w:sz w:val="18"/>
-                <w:szCs w:val="18"/>
-              </w:rPr>
-              <w:t xml:space="preserve">Fascicolo completo della pratica in un file ZIP</w:t>
-            </w:r>
-          </w:p>
-        </w:tc>
-        <w:tc>
-          <w:tcPr>
-            <w:tcW w:type="dxa" w:w="2082"/>
-            <w:tcBorders>
-              <w:top w:val="single" w:color="D9D4C5" w:sz="4"/>
-              <w:left w:val="single" w:color="D9D4C5" w:sz="4"/>
-              <w:bottom w:val="single" w:color="D9D4C5" w:sz="4"/>
-              <w:right w:val="single" w:color="D9D4C5" w:sz="4"/>
-            </w:tcBorders>
-            <w:tcMar>
-              <w:top w:type="dxa" w:w="70"/>
-              <w:left w:type="dxa" w:w="110"/>
-              <w:bottom w:type="dxa" w:w="70"/>
-              <w:right w:type="dxa" w:w="110"/>
-            </w:tcMar>
-            <w:vAlign w:val="center"/>
-          </w:tcPr>
-          <w:p>
-            <w:pPr>
-              <w:spacing w:after="0" w:before="0"/>
-            </w:pPr>
-            <w:r>
-              <w:rPr>
-                <w:rFonts w:ascii="Arial" w:cs="Arial" w:eastAsia="Arial" w:hAnsi="Arial"/>
-                <w:color w:val="1B2118"/>
-                <w:sz w:val="18"/>
-                <w:szCs w:val="18"/>
-              </w:rPr>
-              <w:t xml:space="preserve">tutti</w:t>
+              <w:t xml:space="preserve">Cruscotto</w:t>
+            </w:r>
+          </w:p>
+        </w:tc>
+        <w:tc>
+          <w:tcPr>
+            <w:tcW w:type="dxa" w:w="5556"/>
+            <w:tcBorders>
+              <w:top w:val="single" w:color="D9D4C5" w:sz="4"/>
+              <w:left w:val="single" w:color="D9D4C5" w:sz="4"/>
+              <w:bottom w:val="single" w:color="D9D4C5" w:sz="4"/>
+              <w:right w:val="single" w:color="D9D4C5" w:sz="4"/>
+            </w:tcBorders>
+            <w:tcMar>
+              <w:top w:type="dxa" w:w="70"/>
+              <w:left w:type="dxa" w:w="110"/>
+              <w:bottom w:type="dxa" w:w="70"/>
+              <w:right w:type="dxa" w:w="110"/>
+            </w:tcMar>
+            <w:vAlign w:val="center"/>
+          </w:tcPr>
+          <w:p>
+            <w:pPr>
+              <w:spacing w:after="0" w:before="0"/>
+            </w:pPr>
+            <w:r>
+              <w:rPr>
+                <w:rFonts w:ascii="Arial" w:cs="Arial" w:eastAsia="Arial" w:hAnsi="Arial"/>
+                <w:color w:val="1B2118"/>
+                <w:sz w:val="18"/>
+                <w:szCs w:val="18"/>
+              </w:rPr>
+              <w:t xml:space="preserve">Tutte le pratiche con fase, scadenza e cose da fare, filtri e ricerca</w:t>
+            </w:r>
+          </w:p>
+        </w:tc>
+        <w:tc>
+          <w:tcPr>
+            <w:tcW w:type="dxa" w:w="2072"/>
+            <w:tcBorders>
+              <w:top w:val="single" w:color="D9D4C5" w:sz="4"/>
+              <w:left w:val="single" w:color="D9D4C5" w:sz="4"/>
+              <w:bottom w:val="single" w:color="D9D4C5" w:sz="4"/>
+              <w:right w:val="single" w:color="D9D4C5" w:sz="4"/>
+            </w:tcBorders>
+            <w:tcMar>
+              <w:top w:type="dxa" w:w="70"/>
+              <w:left w:type="dxa" w:w="110"/>
+              <w:bottom w:type="dxa" w:w="70"/>
+              <w:right w:type="dxa" w:w="110"/>
+            </w:tcMar>
+            <w:vAlign w:val="center"/>
+          </w:tcPr>
+          <w:p>
+            <w:pPr>
+              <w:spacing w:after="0" w:before="0"/>
+            </w:pPr>
+            <w:r>
+              <w:rPr>
+                <w:rFonts w:ascii="Arial" w:cs="Arial" w:eastAsia="Arial" w:hAnsi="Arial"/>
+                <w:color w:val="1B2118"/>
+                <w:sz w:val="18"/>
+                <w:szCs w:val="18"/>
+              </w:rPr>
+              <w:t xml:space="preserve">Fondazione</w:t>
             </w:r>
           </w:p>
         </w:tc>
@@ -5025,13 +5162,13 @@
                 <w:sz w:val="18"/>
                 <w:szCs w:val="18"/>
               </w:rPr>
-              <w:t xml:space="preserve">Audit</w:t>
-            </w:r>
-          </w:p>
-        </w:tc>
-        <w:tc>
-          <w:tcPr>
-            <w:tcW w:type="dxa" w:w="5546"/>
+              <w:t xml:space="preserve">Export</w:t>
+            </w:r>
+          </w:p>
+        </w:tc>
+        <w:tc>
+          <w:tcPr>
+            <w:tcW w:type="dxa" w:w="5556"/>
             <w:tcBorders>
               <w:top w:val="single" w:color="D9D4C5" w:sz="4"/>
               <w:left w:val="single" w:color="D9D4C5" w:sz="4"/>
@@ -5058,13 +5195,13 @@
                 <w:sz w:val="18"/>
                 <w:szCs w:val="18"/>
               </w:rPr>
-              <w:t xml:space="preserve">Registro non modificabile di ogni operazione, con motivazione</w:t>
-            </w:r>
-          </w:p>
-        </w:tc>
-        <w:tc>
-          <w:tcPr>
-            <w:tcW w:type="dxa" w:w="2082"/>
+              <w:t xml:space="preserve">Fascicolo completo della pratica in un file ZIP con riepilogo PDF</w:t>
+            </w:r>
+          </w:p>
+        </w:tc>
+        <w:tc>
+          <w:tcPr>
+            <w:tcW w:type="dxa" w:w="2072"/>
             <w:tcBorders>
               <w:top w:val="single" w:color="D9D4C5" w:sz="4"/>
               <w:left w:val="single" w:color="D9D4C5" w:sz="4"/>
@@ -5091,7 +5228,7 @@
                 <w:sz w:val="18"/>
                 <w:szCs w:val="18"/>
               </w:rPr>
-              <w:t xml:space="preserve">Amministratore</w:t>
+              <w:t xml:space="preserve">tutti</w:t>
             </w:r>
           </w:p>
         </w:tc>
@@ -5128,45 +5265,45 @@
                 <w:sz w:val="18"/>
                 <w:szCs w:val="18"/>
               </w:rPr>
-              <w:t xml:space="preserve">Utenti e impostazioni</w:t>
-            </w:r>
-          </w:p>
-        </w:tc>
-        <w:tc>
-          <w:tcPr>
-            <w:tcW w:type="dxa" w:w="5546"/>
-            <w:tcBorders>
-              <w:top w:val="single" w:color="D9D4C5" w:sz="4"/>
-              <w:left w:val="single" w:color="D9D4C5" w:sz="4"/>
-              <w:bottom w:val="single" w:color="D9D4C5" w:sz="4"/>
-              <w:right w:val="single" w:color="D9D4C5" w:sz="4"/>
-            </w:tcBorders>
-            <w:tcMar>
-              <w:top w:type="dxa" w:w="70"/>
-              <w:left w:type="dxa" w:w="110"/>
-              <w:bottom w:type="dxa" w:w="70"/>
-              <w:right w:type="dxa" w:w="110"/>
-            </w:tcMar>
-            <w:vAlign w:val="center"/>
-          </w:tcPr>
-          <w:p>
-            <w:pPr>
-              <w:spacing w:after="0" w:before="0"/>
-            </w:pPr>
-            <w:r>
-              <w:rPr>
-                <w:rFonts w:ascii="Arial" w:cs="Arial" w:eastAsia="Arial" w:hAnsi="Arial"/>
-                <w:color w:val="1B2118"/>
-                <w:sz w:val="18"/>
-                <w:szCs w:val="18"/>
-              </w:rPr>
-              <w:t xml:space="preserve">Creazione utenti, associazione ai Comuni, reimpostazione password, durata delle fasi, Enti di Validazione, modelli di documento</w:t>
-            </w:r>
-          </w:p>
-        </w:tc>
-        <w:tc>
-          <w:tcPr>
-            <w:tcW w:type="dxa" w:w="2082"/>
+              <w:t xml:space="preserve">Audit</w:t>
+            </w:r>
+          </w:p>
+        </w:tc>
+        <w:tc>
+          <w:tcPr>
+            <w:tcW w:type="dxa" w:w="5556"/>
+            <w:tcBorders>
+              <w:top w:val="single" w:color="D9D4C5" w:sz="4"/>
+              <w:left w:val="single" w:color="D9D4C5" w:sz="4"/>
+              <w:bottom w:val="single" w:color="D9D4C5" w:sz="4"/>
+              <w:right w:val="single" w:color="D9D4C5" w:sz="4"/>
+            </w:tcBorders>
+            <w:tcMar>
+              <w:top w:type="dxa" w:w="70"/>
+              <w:left w:type="dxa" w:w="110"/>
+              <w:bottom w:type="dxa" w:w="70"/>
+              <w:right w:type="dxa" w:w="110"/>
+            </w:tcMar>
+            <w:vAlign w:val="center"/>
+          </w:tcPr>
+          <w:p>
+            <w:pPr>
+              <w:spacing w:after="0" w:before="0"/>
+            </w:pPr>
+            <w:r>
+              <w:rPr>
+                <w:rFonts w:ascii="Arial" w:cs="Arial" w:eastAsia="Arial" w:hAnsi="Arial"/>
+                <w:color w:val="1B2118"/>
+                <w:sz w:val="18"/>
+                <w:szCs w:val="18"/>
+              </w:rPr>
+              <w:t xml:space="preserve">Registro non modificabile di ogni operazione, con motivazione</w:t>
+            </w:r>
+          </w:p>
+        </w:tc>
+        <w:tc>
+          <w:tcPr>
+            <w:tcW w:type="dxa" w:w="2072"/>
             <w:tcBorders>
               <w:top w:val="single" w:color="D9D4C5" w:sz="4"/>
               <w:left w:val="single" w:color="D9D4C5" w:sz="4"/>
@@ -5230,13 +5367,13 @@
                 <w:sz w:val="18"/>
                 <w:szCs w:val="18"/>
               </w:rPr>
-              <w:t xml:space="preserve">Calcolo crediti</w:t>
-            </w:r>
-          </w:p>
-        </w:tc>
-        <w:tc>
-          <w:tcPr>
-            <w:tcW w:type="dxa" w:w="5546"/>
+              <w:t xml:space="preserve">Utenti e impostazioni</w:t>
+            </w:r>
+          </w:p>
+        </w:tc>
+        <w:tc>
+          <w:tcPr>
+            <w:tcW w:type="dxa" w:w="5556"/>
             <w:tcBorders>
               <w:top w:val="single" w:color="D9D4C5" w:sz="4"/>
               <w:left w:val="single" w:color="D9D4C5" w:sz="4"/>
@@ -5263,13 +5400,13 @@
                 <w:sz w:val="18"/>
                 <w:szCs w:val="18"/>
               </w:rPr>
-              <w:t xml:space="preserve">Import del tracciato dati del Comune con controllo dei dati personali e della coerenza, calcolo secondo la Metodologia, rapporto PDF, conferma con numero di registro, registro dei crediti, nuove versioni</w:t>
-            </w:r>
-          </w:p>
-        </w:tc>
-        <w:tc>
-          <w:tcPr>
-            <w:tcW w:type="dxa" w:w="2082"/>
+              <w:t xml:space="preserve">Creazione utenti, associazione ai Comuni, reimpostazione password, durata delle fasi, documenti richiesti, modelli di documento</w:t>
+            </w:r>
+          </w:p>
+        </w:tc>
+        <w:tc>
+          <w:tcPr>
+            <w:tcW w:type="dxa" w:w="2072"/>
             <w:tcBorders>
               <w:top w:val="single" w:color="D9D4C5" w:sz="4"/>
               <w:left w:val="single" w:color="D9D4C5" w:sz="4"/>
@@ -5333,71 +5470,71 @@
                 <w:sz w:val="18"/>
                 <w:szCs w:val="18"/>
               </w:rPr>
-              <w:t xml:space="preserve">Formato dati</w:t>
-            </w:r>
-          </w:p>
-        </w:tc>
-        <w:tc>
-          <w:tcPr>
-            <w:tcW w:type="dxa" w:w="5546"/>
-            <w:tcBorders>
-              <w:top w:val="single" w:color="D9D4C5" w:sz="4"/>
-              <w:left w:val="single" w:color="D9D4C5" w:sz="4"/>
-              <w:bottom w:val="single" w:color="D9D4C5" w:sz="4"/>
-              <w:right w:val="single" w:color="D9D4C5" w:sz="4"/>
-            </w:tcBorders>
-            <w:tcMar>
-              <w:top w:type="dxa" w:w="70"/>
-              <w:left w:type="dxa" w:w="110"/>
-              <w:bottom w:type="dxa" w:w="70"/>
-              <w:right w:type="dxa" w:w="110"/>
-            </w:tcMar>
-            <w:vAlign w:val="center"/>
-          </w:tcPr>
-          <w:p>
-            <w:pPr>
-              <w:spacing w:after="0" w:before="0"/>
-            </w:pPr>
-            <w:r>
-              <w:rPr>
-                <w:rFonts w:ascii="Arial" w:cs="Arial" w:eastAsia="Arial" w:hAnsi="Arial"/>
-                <w:color w:val="1B2118"/>
-                <w:sz w:val="18"/>
-                <w:szCs w:val="18"/>
-              </w:rPr>
-              <w:t xml:space="preserve">Pagina pubblica con il tracciato Excel standard per i dati dei Comuni</w:t>
-            </w:r>
-          </w:p>
-        </w:tc>
-        <w:tc>
-          <w:tcPr>
-            <w:tcW w:type="dxa" w:w="2082"/>
-            <w:tcBorders>
-              <w:top w:val="single" w:color="D9D4C5" w:sz="4"/>
-              <w:left w:val="single" w:color="D9D4C5" w:sz="4"/>
-              <w:bottom w:val="single" w:color="D9D4C5" w:sz="4"/>
-              <w:right w:val="single" w:color="D9D4C5" w:sz="4"/>
-            </w:tcBorders>
-            <w:tcMar>
-              <w:top w:type="dxa" w:w="70"/>
-              <w:left w:type="dxa" w:w="110"/>
-              <w:bottom w:type="dxa" w:w="70"/>
-              <w:right w:type="dxa" w:w="110"/>
-            </w:tcMar>
-            <w:vAlign w:val="center"/>
-          </w:tcPr>
-          <w:p>
-            <w:pPr>
-              <w:spacing w:after="0" w:before="0"/>
-            </w:pPr>
-            <w:r>
-              <w:rPr>
-                <w:rFonts w:ascii="Arial" w:cs="Arial" w:eastAsia="Arial" w:hAnsi="Arial"/>
-                <w:color w:val="1B2118"/>
-                <w:sz w:val="18"/>
-                <w:szCs w:val="18"/>
-              </w:rPr>
-              <w:t xml:space="preserve">tutti, anche senza accesso</w:t>
+              <w:t xml:space="preserve">Calcolo crediti</w:t>
+            </w:r>
+          </w:p>
+        </w:tc>
+        <w:tc>
+          <w:tcPr>
+            <w:tcW w:type="dxa" w:w="5556"/>
+            <w:tcBorders>
+              <w:top w:val="single" w:color="D9D4C5" w:sz="4"/>
+              <w:left w:val="single" w:color="D9D4C5" w:sz="4"/>
+              <w:bottom w:val="single" w:color="D9D4C5" w:sz="4"/>
+              <w:right w:val="single" w:color="D9D4C5" w:sz="4"/>
+            </w:tcBorders>
+            <w:tcMar>
+              <w:top w:type="dxa" w:w="70"/>
+              <w:left w:type="dxa" w:w="110"/>
+              <w:bottom w:type="dxa" w:w="70"/>
+              <w:right w:type="dxa" w:w="110"/>
+            </w:tcMar>
+            <w:vAlign w:val="center"/>
+          </w:tcPr>
+          <w:p>
+            <w:pPr>
+              <w:spacing w:after="0" w:before="0"/>
+            </w:pPr>
+            <w:r>
+              <w:rPr>
+                <w:rFonts w:ascii="Arial" w:cs="Arial" w:eastAsia="Arial" w:hAnsi="Arial"/>
+                <w:color w:val="1B2118"/>
+                <w:sz w:val="18"/>
+                <w:szCs w:val="18"/>
+              </w:rPr>
+              <w:t xml:space="preserve">Import del tracciato dati del Comune con controllo dei dati personali e della coerenza, calcolo secondo la Metodologia, rapporto PDF, conferma con numero di registro, registro dei crediti, nuove versioni</w:t>
+            </w:r>
+          </w:p>
+        </w:tc>
+        <w:tc>
+          <w:tcPr>
+            <w:tcW w:type="dxa" w:w="2072"/>
+            <w:tcBorders>
+              <w:top w:val="single" w:color="D9D4C5" w:sz="4"/>
+              <w:left w:val="single" w:color="D9D4C5" w:sz="4"/>
+              <w:bottom w:val="single" w:color="D9D4C5" w:sz="4"/>
+              <w:right w:val="single" w:color="D9D4C5" w:sz="4"/>
+            </w:tcBorders>
+            <w:tcMar>
+              <w:top w:type="dxa" w:w="70"/>
+              <w:left w:type="dxa" w:w="110"/>
+              <w:bottom w:type="dxa" w:w="70"/>
+              <w:right w:type="dxa" w:w="110"/>
+            </w:tcMar>
+            <w:vAlign w:val="center"/>
+          </w:tcPr>
+          <w:p>
+            <w:pPr>
+              <w:spacing w:after="0" w:before="0"/>
+            </w:pPr>
+            <w:r>
+              <w:rPr>
+                <w:rFonts w:ascii="Arial" w:cs="Arial" w:eastAsia="Arial" w:hAnsi="Arial"/>
+                <w:color w:val="1B2118"/>
+                <w:sz w:val="18"/>
+                <w:szCs w:val="18"/>
+              </w:rPr>
+              <w:t xml:space="preserve">Amministratore</w:t>
             </w:r>
           </w:p>
         </w:tc>
@@ -5435,20 +5572,122 @@
                 <w:sz w:val="18"/>
                 <w:szCs w:val="18"/>
               </w:rPr>
+              <w:t xml:space="preserve">Formato dati</w:t>
+            </w:r>
+          </w:p>
+        </w:tc>
+        <w:tc>
+          <w:tcPr>
+            <w:tcW w:type="dxa" w:w="5556"/>
+            <w:tcBorders>
+              <w:top w:val="single" w:color="D9D4C5" w:sz="4"/>
+              <w:left w:val="single" w:color="D9D4C5" w:sz="4"/>
+              <w:bottom w:val="single" w:color="D9D4C5" w:sz="4"/>
+              <w:right w:val="single" w:color="D9D4C5" w:sz="4"/>
+            </w:tcBorders>
+            <w:shd w:fill="F6F4EE" w:color="auto" w:val="clear"/>
+            <w:tcMar>
+              <w:top w:type="dxa" w:w="70"/>
+              <w:left w:type="dxa" w:w="110"/>
+              <w:bottom w:type="dxa" w:w="70"/>
+              <w:right w:type="dxa" w:w="110"/>
+            </w:tcMar>
+            <w:vAlign w:val="center"/>
+          </w:tcPr>
+          <w:p>
+            <w:pPr>
+              <w:spacing w:after="0" w:before="0"/>
+            </w:pPr>
+            <w:r>
+              <w:rPr>
+                <w:rFonts w:ascii="Arial" w:cs="Arial" w:eastAsia="Arial" w:hAnsi="Arial"/>
+                <w:color w:val="1B2118"/>
+                <w:sz w:val="18"/>
+                <w:szCs w:val="18"/>
+              </w:rPr>
+              <w:t xml:space="preserve">Pagina pubblica con il tracciato Excel standard per i dati dei Comuni</w:t>
+            </w:r>
+          </w:p>
+        </w:tc>
+        <w:tc>
+          <w:tcPr>
+            <w:tcW w:type="dxa" w:w="2072"/>
+            <w:tcBorders>
+              <w:top w:val="single" w:color="D9D4C5" w:sz="4"/>
+              <w:left w:val="single" w:color="D9D4C5" w:sz="4"/>
+              <w:bottom w:val="single" w:color="D9D4C5" w:sz="4"/>
+              <w:right w:val="single" w:color="D9D4C5" w:sz="4"/>
+            </w:tcBorders>
+            <w:shd w:fill="F6F4EE" w:color="auto" w:val="clear"/>
+            <w:tcMar>
+              <w:top w:type="dxa" w:w="70"/>
+              <w:left w:type="dxa" w:w="110"/>
+              <w:bottom w:type="dxa" w:w="70"/>
+              <w:right w:type="dxa" w:w="110"/>
+            </w:tcMar>
+            <w:vAlign w:val="center"/>
+          </w:tcPr>
+          <w:p>
+            <w:pPr>
+              <w:spacing w:after="0" w:before="0"/>
+            </w:pPr>
+            <w:r>
+              <w:rPr>
+                <w:rFonts w:ascii="Arial" w:cs="Arial" w:eastAsia="Arial" w:hAnsi="Arial"/>
+                <w:color w:val="1B2118"/>
+                <w:sz w:val="18"/>
+                <w:szCs w:val="18"/>
+              </w:rPr>
+              <w:t xml:space="preserve">tutti, anche senza accesso</w:t>
+            </w:r>
+          </w:p>
+        </w:tc>
+      </w:tr>
+      <w:tr>
+        <w:trPr>
+          <w:cantSplit/>
+        </w:trPr>
+        <w:tc>
+          <w:tcPr>
+            <w:tcW w:type="dxa" w:w="2010"/>
+            <w:tcBorders>
+              <w:top w:val="single" w:color="D9D4C5" w:sz="4"/>
+              <w:left w:val="single" w:color="D9D4C5" w:sz="4"/>
+              <w:bottom w:val="single" w:color="D9D4C5" w:sz="4"/>
+              <w:right w:val="single" w:color="D9D4C5" w:sz="4"/>
+            </w:tcBorders>
+            <w:tcMar>
+              <w:top w:type="dxa" w:w="70"/>
+              <w:left w:type="dxa" w:w="110"/>
+              <w:bottom w:type="dxa" w:w="70"/>
+              <w:right w:type="dxa" w:w="110"/>
+            </w:tcMar>
+            <w:vAlign w:val="center"/>
+          </w:tcPr>
+          <w:p>
+            <w:pPr>
+              <w:spacing w:after="0" w:before="0"/>
+            </w:pPr>
+            <w:r>
+              <w:rPr>
+                <w:rFonts w:ascii="Arial" w:cs="Arial" w:eastAsia="Arial" w:hAnsi="Arial"/>
+                <w:color w:val="1B2118"/>
+                <w:sz w:val="18"/>
+                <w:szCs w:val="18"/>
+              </w:rPr>
               <w:t xml:space="preserve">Documentazione</w:t>
             </w:r>
           </w:p>
         </w:tc>
         <w:tc>
           <w:tcPr>
-            <w:tcW w:type="dxa" w:w="5546"/>
-            <w:tcBorders>
-              <w:top w:val="single" w:color="D9D4C5" w:sz="4"/>
-              <w:left w:val="single" w:color="D9D4C5" w:sz="4"/>
-              <w:bottom w:val="single" w:color="D9D4C5" w:sz="4"/>
-              <w:right w:val="single" w:color="D9D4C5" w:sz="4"/>
-            </w:tcBorders>
-            <w:shd w:fill="F6F4EE" w:color="auto" w:val="clear"/>
+            <w:tcW w:type="dxa" w:w="5556"/>
+            <w:tcBorders>
+              <w:top w:val="single" w:color="D9D4C5" w:sz="4"/>
+              <w:left w:val="single" w:color="D9D4C5" w:sz="4"/>
+              <w:bottom w:val="single" w:color="D9D4C5" w:sz="4"/>
+              <w:right w:val="single" w:color="D9D4C5" w:sz="4"/>
+            </w:tcBorders>
             <w:tcMar>
               <w:top w:type="dxa" w:w="70"/>
               <w:left w:type="dxa" w:w="110"/>
@@ -5474,14 +5713,13 @@
         </w:tc>
         <w:tc>
           <w:tcPr>
-            <w:tcW w:type="dxa" w:w="2082"/>
-            <w:tcBorders>
-              <w:top w:val="single" w:color="D9D4C5" w:sz="4"/>
-              <w:left w:val="single" w:color="D9D4C5" w:sz="4"/>
-              <w:bottom w:val="single" w:color="D9D4C5" w:sz="4"/>
-              <w:right w:val="single" w:color="D9D4C5" w:sz="4"/>
-            </w:tcBorders>
-            <w:shd w:fill="F6F4EE" w:color="auto" w:val="clear"/>
+            <w:tcW w:type="dxa" w:w="2072"/>
+            <w:tcBorders>
+              <w:top w:val="single" w:color="D9D4C5" w:sz="4"/>
+              <w:left w:val="single" w:color="D9D4C5" w:sz="4"/>
+              <w:bottom w:val="single" w:color="D9D4C5" w:sz="4"/>
+              <w:right w:val="single" w:color="D9D4C5" w:sz="4"/>
+            </w:tcBorders>
             <w:tcMar>
               <w:top w:type="dxa" w:w="70"/>
               <w:left w:type="dxa" w:w="110"/>
@@ -6012,7 +6250,7 @@
                 <w:sz w:val="18"/>
                 <w:szCs w:val="18"/>
               </w:rPr>
-              <w:t xml:space="preserve">1.3</w:t>
+              <w:t xml:space="preserve">1.2b</w:t>
             </w:r>
           </w:p>
         </w:tc>
@@ -6044,7 +6282,7 @@
                 <w:sz w:val="18"/>
                 <w:szCs w:val="18"/>
               </w:rPr>
-              <w:t xml:space="preserve">[A] Utenti → + Nuovo utente, ruolo Cliente, associato a «Comune di Prova»</w:t>
+              <w:t xml:space="preserve">[O] Anagrafiche → Organizzazioni: Modifica «Comune di Prova» aggiungendo codice fiscale e PEC</w:t>
             </w:r>
           </w:p>
         </w:tc>
@@ -6076,7 +6314,7 @@
                 <w:sz w:val="18"/>
                 <w:szCs w:val="18"/>
               </w:rPr>
-              <w:t xml:space="preserve">L'utente compare in elenco; annotate la password temporanea</w:t>
+              <w:t xml:space="preserve">Dati salvati; sotto l'organizzazione compare la pratica creata</w:t>
             </w:r>
           </w:p>
         </w:tc>
@@ -6114,7 +6352,7 @@
                 <w:sz w:val="18"/>
                 <w:szCs w:val="18"/>
               </w:rPr>
-              <w:t xml:space="preserve">1.4</w:t>
+              <w:t xml:space="preserve">1.3</w:t>
             </w:r>
           </w:p>
         </w:tc>
@@ -6147,7 +6385,7 @@
                 <w:sz w:val="18"/>
                 <w:szCs w:val="18"/>
               </w:rPr>
-              <w:t xml:space="preserve">[C] Accedete con la password temporanea</w:t>
+              <w:t xml:space="preserve">[A] Utenti → + Nuovo utente, ruolo Cliente, associato a «Comune di Prova»</w:t>
             </w:r>
           </w:p>
         </w:tc>
@@ -6180,7 +6418,7 @@
                 <w:sz w:val="18"/>
                 <w:szCs w:val="18"/>
               </w:rPr>
-              <w:t xml:space="preserve">Il portale chiede subito una nuova password (min. 10 caratteri, lettere e numeri)</w:t>
+              <w:t xml:space="preserve">L'utente compare in elenco; annotate la password temporanea</w:t>
             </w:r>
           </w:p>
         </w:tc>
@@ -6217,7 +6455,7 @@
                 <w:sz w:val="18"/>
                 <w:szCs w:val="18"/>
               </w:rPr>
-              <w:t xml:space="preserve">1.5</w:t>
+              <w:t xml:space="preserve">1.4</w:t>
             </w:r>
           </w:p>
         </w:tc>
@@ -6249,7 +6487,7 @@
                 <w:sz w:val="18"/>
                 <w:szCs w:val="18"/>
               </w:rPr>
-              <w:t xml:space="preserve">[C] Aprite Il mio profilo e il Manuale</w:t>
+              <w:t xml:space="preserve">[C] Accedete con la password temporanea</w:t>
             </w:r>
           </w:p>
         </w:tc>
@@ -6281,7 +6519,7 @@
                 <w:sz w:val="18"/>
                 <w:szCs w:val="18"/>
               </w:rPr>
-              <w:t xml:space="preserve">Dati dell'account; manuale scaricabile in PDF</w:t>
+              <w:t xml:space="preserve">Il portale chiede subito una nuova password (min. 10 caratteri, lettere e numeri)</w:t>
             </w:r>
           </w:p>
         </w:tc>
@@ -6319,7 +6557,7 @@
                 <w:sz w:val="18"/>
                 <w:szCs w:val="18"/>
               </w:rPr>
-              <w:t xml:space="preserve">1.6</w:t>
+              <w:t xml:space="preserve">1.5</w:t>
             </w:r>
           </w:p>
         </w:tc>
@@ -6352,7 +6590,7 @@
                 <w:sz w:val="18"/>
                 <w:szCs w:val="18"/>
               </w:rPr>
-              <w:t xml:space="preserve">[A] Impostazioni → Enti di Validazione: + Nuovo ente «RINA (prova)»</w:t>
+              <w:t xml:space="preserve">[C] Aprite Il mio profilo e il Manuale</w:t>
             </w:r>
           </w:p>
         </w:tc>
@@ -6385,7 +6623,7 @@
                 <w:sz w:val="18"/>
                 <w:szCs w:val="18"/>
               </w:rPr>
-              <w:t xml:space="preserve">L'ente compare in elenco</w:t>
+              <w:t xml:space="preserve">Dati dell'account; manuale scaricabile in PDF</w:t>
             </w:r>
           </w:p>
         </w:tc>
@@ -6422,6 +6660,108 @@
                 <w:sz w:val="18"/>
                 <w:szCs w:val="18"/>
               </w:rPr>
+              <w:t xml:space="preserve">1.6</w:t>
+            </w:r>
+          </w:p>
+        </w:tc>
+        <w:tc>
+          <w:tcPr>
+            <w:tcW w:type="dxa" w:w="4414"/>
+            <w:tcBorders>
+              <w:top w:val="single" w:color="D9D4C5" w:sz="4"/>
+              <w:left w:val="single" w:color="D9D4C5" w:sz="4"/>
+              <w:bottom w:val="single" w:color="D9D4C5" w:sz="4"/>
+              <w:right w:val="single" w:color="D9D4C5" w:sz="4"/>
+            </w:tcBorders>
+            <w:tcMar>
+              <w:top w:type="dxa" w:w="70"/>
+              <w:left w:type="dxa" w:w="110"/>
+              <w:bottom w:type="dxa" w:w="70"/>
+              <w:right w:type="dxa" w:w="110"/>
+            </w:tcMar>
+            <w:vAlign w:val="center"/>
+          </w:tcPr>
+          <w:p>
+            <w:pPr>
+              <w:spacing w:after="0" w:before="0"/>
+            </w:pPr>
+            <w:r>
+              <w:rPr>
+                <w:rFonts w:ascii="Arial" w:cs="Arial" w:eastAsia="Arial" w:hAnsi="Arial"/>
+                <w:color w:val="1B2118"/>
+                <w:sz w:val="18"/>
+                <w:szCs w:val="18"/>
+              </w:rPr>
+              <w:t xml:space="preserve">[O] Anagrafiche → Enti di Validazione: + Nuovo ente «RINA (prova)»</w:t>
+            </w:r>
+          </w:p>
+        </w:tc>
+        <w:tc>
+          <w:tcPr>
+            <w:tcW w:type="dxa" w:w="4415"/>
+            <w:tcBorders>
+              <w:top w:val="single" w:color="D9D4C5" w:sz="4"/>
+              <w:left w:val="single" w:color="D9D4C5" w:sz="4"/>
+              <w:bottom w:val="single" w:color="D9D4C5" w:sz="4"/>
+              <w:right w:val="single" w:color="D9D4C5" w:sz="4"/>
+            </w:tcBorders>
+            <w:tcMar>
+              <w:top w:type="dxa" w:w="70"/>
+              <w:left w:type="dxa" w:w="110"/>
+              <w:bottom w:type="dxa" w:w="70"/>
+              <w:right w:type="dxa" w:w="110"/>
+            </w:tcMar>
+            <w:vAlign w:val="center"/>
+          </w:tcPr>
+          <w:p>
+            <w:pPr>
+              <w:spacing w:after="0" w:before="0"/>
+            </w:pPr>
+            <w:r>
+              <w:rPr>
+                <w:rFonts w:ascii="Arial" w:cs="Arial" w:eastAsia="Arial" w:hAnsi="Arial"/>
+                <w:color w:val="1B2118"/>
+                <w:sz w:val="18"/>
+                <w:szCs w:val="18"/>
+              </w:rPr>
+              <w:t xml:space="preserve">L'ente compare in elenco (anche un Operatore può crearlo)</w:t>
+            </w:r>
+          </w:p>
+        </w:tc>
+      </w:tr>
+      <w:tr>
+        <w:trPr>
+          <w:cantSplit/>
+        </w:trPr>
+        <w:tc>
+          <w:tcPr>
+            <w:tcW w:type="dxa" w:w="809"/>
+            <w:tcBorders>
+              <w:top w:val="single" w:color="D9D4C5" w:sz="4"/>
+              <w:left w:val="single" w:color="D9D4C5" w:sz="4"/>
+              <w:bottom w:val="single" w:color="D9D4C5" w:sz="4"/>
+              <w:right w:val="single" w:color="D9D4C5" w:sz="4"/>
+            </w:tcBorders>
+            <w:shd w:fill="F6F4EE" w:color="auto" w:val="clear"/>
+            <w:tcMar>
+              <w:top w:type="dxa" w:w="70"/>
+              <w:left w:type="dxa" w:w="110"/>
+              <w:bottom w:type="dxa" w:w="70"/>
+              <w:right w:type="dxa" w:w="110"/>
+            </w:tcMar>
+            <w:vAlign w:val="center"/>
+          </w:tcPr>
+          <w:p>
+            <w:pPr>
+              <w:spacing w:after="0" w:before="0"/>
+            </w:pPr>
+            <w:r>
+              <w:rPr>
+                <w:rFonts w:ascii="Arial" w:cs="Arial" w:eastAsia="Arial" w:hAnsi="Arial"/>
+                <w:color w:val="1B2118"/>
+                <w:sz w:val="18"/>
+                <w:szCs w:val="18"/>
+              </w:rPr>
               <w:t xml:space="preserve">1.7</w:t>
             </w:r>
           </w:p>
@@ -6435,26 +6775,27 @@
               <w:bottom w:val="single" w:color="D9D4C5" w:sz="4"/>
               <w:right w:val="single" w:color="D9D4C5" w:sz="4"/>
             </w:tcBorders>
-            <w:tcMar>
-              <w:top w:type="dxa" w:w="70"/>
-              <w:left w:type="dxa" w:w="110"/>
-              <w:bottom w:type="dxa" w:w="70"/>
-              <w:right w:type="dxa" w:w="110"/>
-            </w:tcMar>
-            <w:vAlign w:val="center"/>
-          </w:tcPr>
-          <w:p>
-            <w:pPr>
-              <w:spacing w:after="0" w:before="0"/>
-            </w:pPr>
-            <w:r>
-              <w:rPr>
-                <w:rFonts w:ascii="Arial" w:cs="Arial" w:eastAsia="Arial" w:hAnsi="Arial"/>
-                <w:color w:val="1B2118"/>
-                <w:sz w:val="18"/>
-                <w:szCs w:val="18"/>
-              </w:rPr>
-              <w:t xml:space="preserve">[A] Impostazioni → Modelli di documento: un modello per la fase 1 e uno Generale</w:t>
+            <w:shd w:fill="F6F4EE" w:color="auto" w:val="clear"/>
+            <w:tcMar>
+              <w:top w:type="dxa" w:w="70"/>
+              <w:left w:type="dxa" w:w="110"/>
+              <w:bottom w:type="dxa" w:w="70"/>
+              <w:right w:type="dxa" w:w="110"/>
+            </w:tcMar>
+            <w:vAlign w:val="center"/>
+          </w:tcPr>
+          <w:p>
+            <w:pPr>
+              <w:spacing w:after="0" w:before="0"/>
+            </w:pPr>
+            <w:r>
+              <w:rPr>
+                <w:rFonts w:ascii="Arial" w:cs="Arial" w:eastAsia="Arial" w:hAnsi="Arial"/>
+                <w:color w:val="1B2118"/>
+                <w:sz w:val="18"/>
+                <w:szCs w:val="18"/>
+              </w:rPr>
+              <w:t xml:space="preserve">[A] Impostazioni → Modelli di documento: un modello per «Progetto · Fase 1» e uno Generale</w:t>
             </w:r>
           </w:p>
         </w:tc>
@@ -6467,6 +6808,7 @@
               <w:bottom w:val="single" w:color="D9D4C5" w:sz="4"/>
               <w:right w:val="single" w:color="D9D4C5" w:sz="4"/>
             </w:tcBorders>
+            <w:shd w:fill="F6F4EE" w:color="auto" w:val="clear"/>
             <w:tcMar>
               <w:top w:type="dxa" w:w="70"/>
               <w:left w:type="dxa" w:w="110"/>
@@ -6487,6 +6829,107 @@
                 <w:szCs w:val="18"/>
               </w:rPr>
               <w:t xml:space="preserve">Pubblicati; il Comune vede il primo nella fase 1 e il secondo in I tuoi documenti</w:t>
+            </w:r>
+          </w:p>
+        </w:tc>
+      </w:tr>
+      <w:tr>
+        <w:trPr>
+          <w:cantSplit/>
+        </w:trPr>
+        <w:tc>
+          <w:tcPr>
+            <w:tcW w:type="dxa" w:w="809"/>
+            <w:tcBorders>
+              <w:top w:val="single" w:color="D9D4C5" w:sz="4"/>
+              <w:left w:val="single" w:color="D9D4C5" w:sz="4"/>
+              <w:bottom w:val="single" w:color="D9D4C5" w:sz="4"/>
+              <w:right w:val="single" w:color="D9D4C5" w:sz="4"/>
+            </w:tcBorders>
+            <w:tcMar>
+              <w:top w:type="dxa" w:w="70"/>
+              <w:left w:type="dxa" w:w="110"/>
+              <w:bottom w:type="dxa" w:w="70"/>
+              <w:right w:type="dxa" w:w="110"/>
+            </w:tcMar>
+            <w:vAlign w:val="center"/>
+          </w:tcPr>
+          <w:p>
+            <w:pPr>
+              <w:spacing w:after="0" w:before="0"/>
+            </w:pPr>
+            <w:r>
+              <w:rPr>
+                <w:rFonts w:ascii="Arial" w:cs="Arial" w:eastAsia="Arial" w:hAnsi="Arial"/>
+                <w:color w:val="1B2118"/>
+                <w:sz w:val="18"/>
+                <w:szCs w:val="18"/>
+              </w:rPr>
+              <w:t xml:space="preserve">1.8</w:t>
+            </w:r>
+          </w:p>
+        </w:tc>
+        <w:tc>
+          <w:tcPr>
+            <w:tcW w:type="dxa" w:w="4414"/>
+            <w:tcBorders>
+              <w:top w:val="single" w:color="D9D4C5" w:sz="4"/>
+              <w:left w:val="single" w:color="D9D4C5" w:sz="4"/>
+              <w:bottom w:val="single" w:color="D9D4C5" w:sz="4"/>
+              <w:right w:val="single" w:color="D9D4C5" w:sz="4"/>
+            </w:tcBorders>
+            <w:tcMar>
+              <w:top w:type="dxa" w:w="70"/>
+              <w:left w:type="dxa" w:w="110"/>
+              <w:bottom w:type="dxa" w:w="70"/>
+              <w:right w:type="dxa" w:w="110"/>
+            </w:tcMar>
+            <w:vAlign w:val="center"/>
+          </w:tcPr>
+          <w:p>
+            <w:pPr>
+              <w:spacing w:after="0" w:before="0"/>
+            </w:pPr>
+            <w:r>
+              <w:rPr>
+                <w:rFonts w:ascii="Arial" w:cs="Arial" w:eastAsia="Arial" w:hAnsi="Arial"/>
+                <w:color w:val="1B2118"/>
+                <w:sz w:val="18"/>
+                <w:szCs w:val="18"/>
+              </w:rPr>
+              <w:t xml:space="preserve">[A] Impostazioni → Documenti richiesti per fase: Progetto, Fase 2, tipologia «Documento di progetto»</w:t>
+            </w:r>
+          </w:p>
+        </w:tc>
+        <w:tc>
+          <w:tcPr>
+            <w:tcW w:type="dxa" w:w="4415"/>
+            <w:tcBorders>
+              <w:top w:val="single" w:color="D9D4C5" w:sz="4"/>
+              <w:left w:val="single" w:color="D9D4C5" w:sz="4"/>
+              <w:bottom w:val="single" w:color="D9D4C5" w:sz="4"/>
+              <w:right w:val="single" w:color="D9D4C5" w:sz="4"/>
+            </w:tcBorders>
+            <w:tcMar>
+              <w:top w:type="dxa" w:w="70"/>
+              <w:left w:type="dxa" w:w="110"/>
+              <w:bottom w:type="dxa" w:w="70"/>
+              <w:right w:type="dxa" w:w="110"/>
+            </w:tcMar>
+            <w:vAlign w:val="center"/>
+          </w:tcPr>
+          <w:p>
+            <w:pPr>
+              <w:spacing w:after="0" w:before="0"/>
+            </w:pPr>
+            <w:r>
+              <w:rPr>
+                <w:rFonts w:ascii="Arial" w:cs="Arial" w:eastAsia="Arial" w:hAnsi="Arial"/>
+                <w:color w:val="1B2118"/>
+                <w:sz w:val="18"/>
+                <w:szCs w:val="18"/>
+              </w:rPr>
+              <w:t xml:space="preserve">La voce compare in elenco</w:t>
             </w:r>
           </w:p>
         </w:tc>
@@ -7883,7 +8326,7 @@
                 <w:sz w:val="18"/>
                 <w:szCs w:val="18"/>
               </w:rPr>
-              <w:t xml:space="preserve">[C] Nella fase 2 caricate un documento di progetto</w:t>
+              <w:t xml:space="preserve">[C] Nella fase 2 guardate «Documenti richiesti», poi caricate un file scegliendo «Documento di progetto»</w:t>
             </w:r>
           </w:p>
         </w:tc>
@@ -7916,7 +8359,7 @@
                 <w:sz w:val="18"/>
                 <w:szCs w:val="18"/>
               </w:rPr>
-              <w:t xml:space="preserve">Lo staff riceve la notifica «Il Cliente ha caricato un documento»</w:t>
+              <w:t xml:space="preserve">Prima «○ manca», dopo «✓ presente»; lo staff riceve la notifica «Il Cliente ha caricato un documento»</w:t>
             </w:r>
           </w:p>
         </w:tc>
@@ -8327,6 +8770,107 @@
                 <w:szCs w:val="18"/>
               </w:rPr>
               <w:t xml:space="preserve">La fase torna In corso dopo la chiusura dell'integrazione, poi Completata</w:t>
+            </w:r>
+          </w:p>
+        </w:tc>
+      </w:tr>
+      <w:tr>
+        <w:trPr>
+          <w:cantSplit/>
+        </w:trPr>
+        <w:tc>
+          <w:tcPr>
+            <w:tcW w:type="dxa" w:w="809"/>
+            <w:tcBorders>
+              <w:top w:val="single" w:color="D9D4C5" w:sz="4"/>
+              <w:left w:val="single" w:color="D9D4C5" w:sz="4"/>
+              <w:bottom w:val="single" w:color="D9D4C5" w:sz="4"/>
+              <w:right w:val="single" w:color="D9D4C5" w:sz="4"/>
+            </w:tcBorders>
+            <w:tcMar>
+              <w:top w:type="dxa" w:w="70"/>
+              <w:left w:type="dxa" w:w="110"/>
+              <w:bottom w:type="dxa" w:w="70"/>
+              <w:right w:type="dxa" w:w="110"/>
+            </w:tcMar>
+            <w:vAlign w:val="center"/>
+          </w:tcPr>
+          <w:p>
+            <w:pPr>
+              <w:spacing w:after="0" w:before="0"/>
+            </w:pPr>
+            <w:r>
+              <w:rPr>
+                <w:rFonts w:ascii="Arial" w:cs="Arial" w:eastAsia="Arial" w:hAnsi="Arial"/>
+                <w:color w:val="1B2118"/>
+                <w:sz w:val="18"/>
+                <w:szCs w:val="18"/>
+              </w:rPr>
+              <w:t xml:space="preserve">3.7</w:t>
+            </w:r>
+          </w:p>
+        </w:tc>
+        <w:tc>
+          <w:tcPr>
+            <w:tcW w:type="dxa" w:w="4414"/>
+            <w:tcBorders>
+              <w:top w:val="single" w:color="D9D4C5" w:sz="4"/>
+              <w:left w:val="single" w:color="D9D4C5" w:sz="4"/>
+              <w:bottom w:val="single" w:color="D9D4C5" w:sz="4"/>
+              <w:right w:val="single" w:color="D9D4C5" w:sz="4"/>
+            </w:tcBorders>
+            <w:tcMar>
+              <w:top w:type="dxa" w:w="70"/>
+              <w:left w:type="dxa" w:w="110"/>
+              <w:bottom w:type="dxa" w:w="70"/>
+              <w:right w:type="dxa" w:w="110"/>
+            </w:tcMar>
+            <w:vAlign w:val="center"/>
+          </w:tcPr>
+          <w:p>
+            <w:pPr>
+              <w:spacing w:after="0" w:before="0"/>
+            </w:pPr>
+            <w:r>
+              <w:rPr>
+                <w:rFonts w:ascii="Arial" w:cs="Arial" w:eastAsia="Arial" w:hAnsi="Arial"/>
+                <w:color w:val="1B2118"/>
+                <w:sz w:val="18"/>
+                <w:szCs w:val="18"/>
+              </w:rPr>
+              <w:t xml:space="preserve">[C] Riaprite la fase 2 completata</w:t>
+            </w:r>
+          </w:p>
+        </w:tc>
+        <w:tc>
+          <w:tcPr>
+            <w:tcW w:type="dxa" w:w="4415"/>
+            <w:tcBorders>
+              <w:top w:val="single" w:color="D9D4C5" w:sz="4"/>
+              <w:left w:val="single" w:color="D9D4C5" w:sz="4"/>
+              <w:bottom w:val="single" w:color="D9D4C5" w:sz="4"/>
+              <w:right w:val="single" w:color="D9D4C5" w:sz="4"/>
+            </w:tcBorders>
+            <w:tcMar>
+              <w:top w:type="dxa" w:w="70"/>
+              <w:left w:type="dxa" w:w="110"/>
+              <w:bottom w:type="dxa" w:w="70"/>
+              <w:right w:type="dxa" w:w="110"/>
+            </w:tcMar>
+            <w:vAlign w:val="center"/>
+          </w:tcPr>
+          <w:p>
+            <w:pPr>
+              <w:spacing w:after="0" w:before="0"/>
+            </w:pPr>
+            <w:r>
+              <w:rPr>
+                <w:rFonts w:ascii="Arial" w:cs="Arial" w:eastAsia="Arial" w:hAnsi="Arial"/>
+                <w:color w:val="1B2118"/>
+                <w:sz w:val="18"/>
+                <w:szCs w:val="18"/>
+              </w:rPr>
+              <w:t xml:space="preserve">Il pulsante + Carica non c'è più (si carica solo nelle fasi aperte)</w:t>
             </w:r>
           </w:p>
         </w:tc>
@@ -8579,7 +9123,7 @@
                 <w:sz w:val="18"/>
                 <w:szCs w:val="18"/>
               </w:rPr>
-              <w:t xml:space="preserve">Consultazione Attiva per 30 giorni; notifica al Comune; link alla pagina pubblica</w:t>
+              <w:t xml:space="preserve">Consultazione Attiva per 30 giorni; il documento diventa Pubblico; notifica al Comune; link alla pagina pubblica</w:t>
             </w:r>
           </w:p>
         </w:tc>
@@ -8617,7 +9161,7 @@
                 <w:sz w:val="18"/>
                 <w:szCs w:val="18"/>
               </w:rPr>
-              <w:t xml:space="preserve">4.2</w:t>
+              <w:t xml:space="preserve">4.1b</w:t>
             </w:r>
           </w:p>
         </w:tc>
@@ -8650,7 +9194,7 @@
                 <w:sz w:val="18"/>
                 <w:szCs w:val="18"/>
               </w:rPr>
-              <w:t xml:space="preserve">Senza accesso, aprite Consultazioni pubbliche (link nella pagina di accesso) e la consultazione</w:t>
+              <w:t xml:space="preserve">[O] Sul documento in consultazione provate a togliere la spunta Pubblico</w:t>
             </w:r>
           </w:p>
         </w:tc>
@@ -8683,7 +9227,7 @@
                 <w:sz w:val="18"/>
                 <w:szCs w:val="18"/>
               </w:rPr>
-              <w:t xml:space="preserve">Si leggono documento e osservazioni pubblicate</w:t>
+              <w:t xml:space="preserve">Rifiutato: «Il documento è pubblicato in una consultazione attiva…»</w:t>
             </w:r>
           </w:p>
         </w:tc>
@@ -8720,7 +9264,7 @@
                 <w:sz w:val="18"/>
                 <w:szCs w:val="18"/>
               </w:rPr>
-              <w:t xml:space="preserve">4.3</w:t>
+              <w:t xml:space="preserve">4.2</w:t>
             </w:r>
           </w:p>
         </w:tc>
@@ -8752,7 +9296,7 @@
                 <w:sz w:val="18"/>
                 <w:szCs w:val="18"/>
               </w:rPr>
-              <w:t xml:space="preserve">Inviate un'osservazione con nome, email (quella del titolare del servizio email, vedi limiti) e un PDF allegato</w:t>
+              <w:t xml:space="preserve">Senza accesso, aprite Consultazioni pubbliche (link nella pagina di accesso) e la consultazione</w:t>
             </w:r>
           </w:p>
         </w:tc>
@@ -8784,7 +9328,7 @@
                 <w:sz w:val="18"/>
                 <w:szCs w:val="18"/>
               </w:rPr>
-              <w:t xml:space="preserve">Messaggio «Controlla la tua email»; arriva l'email di conferma</w:t>
+              <w:t xml:space="preserve">Si leggono documento e osservazioni pubblicate</w:t>
             </w:r>
           </w:p>
         </w:tc>
@@ -8822,7 +9366,7 @@
                 <w:sz w:val="18"/>
                 <w:szCs w:val="18"/>
               </w:rPr>
-              <w:t xml:space="preserve">4.4</w:t>
+              <w:t xml:space="preserve">4.3</w:t>
             </w:r>
           </w:p>
         </w:tc>
@@ -8855,7 +9399,7 @@
                 <w:sz w:val="18"/>
                 <w:szCs w:val="18"/>
               </w:rPr>
-              <w:t xml:space="preserve">Premete il pulsante dell'email; riprovate lo stesso collegamento</w:t>
+              <w:t xml:space="preserve">Inviate un'osservazione con nome, email (quella del titolare del servizio email, vedi limiti) e un PDF allegato</w:t>
             </w:r>
           </w:p>
         </w:tc>
@@ -8888,7 +9432,7 @@
                 <w:sz w:val="18"/>
                 <w:szCs w:val="18"/>
               </w:rPr>
-              <w:t xml:space="preserve">Prima volta: «osservazione ricevuta», notifica allo staff; seconda volta: collegamento già utilizzato</w:t>
+              <w:t xml:space="preserve">Messaggio «Controlla la tua email»; arriva l'email di conferma</w:t>
             </w:r>
           </w:p>
         </w:tc>
@@ -8925,7 +9469,7 @@
                 <w:sz w:val="18"/>
                 <w:szCs w:val="18"/>
               </w:rPr>
-              <w:t xml:space="preserve">4.5</w:t>
+              <w:t xml:space="preserve">4.4</w:t>
             </w:r>
           </w:p>
         </w:tc>
@@ -8957,7 +9501,7 @@
                 <w:sz w:val="18"/>
                 <w:szCs w:val="18"/>
               </w:rPr>
-              <w:t xml:space="preserve">Provate a inviare 4 osservazioni in un'ora con lo stesso indirizzo; un allegato .exe</w:t>
+              <w:t xml:space="preserve">Premete il pulsante dell'email; riprovate lo stesso collegamento</w:t>
             </w:r>
           </w:p>
         </w:tc>
@@ -8989,7 +9533,7 @@
                 <w:sz w:val="18"/>
                 <w:szCs w:val="18"/>
               </w:rPr>
-              <w:t xml:space="preserve">La quarta e l'allegato sono rifiutati con un messaggio chiaro</w:t>
+              <w:t xml:space="preserve">Prima volta: «osservazione ricevuta», notifica allo staff; seconda volta: collegamento già utilizzato</w:t>
             </w:r>
           </w:p>
         </w:tc>
@@ -9027,7 +9571,7 @@
                 <w:sz w:val="18"/>
                 <w:szCs w:val="18"/>
               </w:rPr>
-              <w:t xml:space="preserve">4.6</w:t>
+              <w:t xml:space="preserve">4.5</w:t>
             </w:r>
           </w:p>
         </w:tc>
@@ -9060,7 +9604,7 @@
                 <w:sz w:val="18"/>
                 <w:szCs w:val="18"/>
               </w:rPr>
-              <w:t xml:space="preserve">[O] Pubblica un'osservazione e Non pubblicare un'altra</w:t>
+              <w:t xml:space="preserve">Provate a inviare 4 osservazioni in un'ora con lo stesso indirizzo; un allegato .exe</w:t>
             </w:r>
           </w:p>
         </w:tc>
@@ -9093,7 +9637,7 @@
                 <w:sz w:val="18"/>
                 <w:szCs w:val="18"/>
               </w:rPr>
-              <w:t xml:space="preserve">Lo staff vede nome, email e allegato; il Comune e la pagina pubblica vedono solo quella pubblicata, firmata «Partecipante»</w:t>
+              <w:t xml:space="preserve">La quarta e l'allegato sono rifiutati con un messaggio chiaro</w:t>
             </w:r>
           </w:p>
         </w:tc>
@@ -9130,7 +9674,7 @@
                 <w:sz w:val="18"/>
                 <w:szCs w:val="18"/>
               </w:rPr>
-              <w:t xml:space="preserve">4.7</w:t>
+              <w:t xml:space="preserve">4.6</w:t>
             </w:r>
           </w:p>
         </w:tc>
@@ -9162,7 +9706,7 @@
                 <w:sz w:val="18"/>
                 <w:szCs w:val="18"/>
               </w:rPr>
-              <w:t xml:space="preserve">[O] + Pubblica errata corrige spuntando «Fai ripartire i 30 giorni», prima senza e poi con motivazione</w:t>
+              <w:t xml:space="preserve">[O] Pubblica un'osservazione; su un'altra Non pubblicare scrivendo una motivazione</w:t>
             </w:r>
           </w:p>
         </w:tc>
@@ -9194,7 +9738,7 @@
                 <w:sz w:val="18"/>
                 <w:szCs w:val="18"/>
               </w:rPr>
-              <w:t xml:space="preserve">Senza motivazione: errore; con motivazione: nuova chiusura a 30 giorni, visibile anche sulla pagina pubblica; notifica al Comune</w:t>
+              <w:t xml:space="preserve">Ogni osservazione ha il suo numero («Osservazione n. 1»); lo staff vede nome, email, allegato e la motivazione; il Comune riceve «Nuova osservazione a cui rispondere»; il Comune e la pagina pubblica vedono solo quella pubblicata, firmata «Partecipante»</w:t>
             </w:r>
           </w:p>
         </w:tc>
@@ -9232,7 +9776,7 @@
                 <w:sz w:val="18"/>
                 <w:szCs w:val="18"/>
               </w:rPr>
-              <w:t xml:space="preserve">4.8</w:t>
+              <w:t xml:space="preserve">4.7</w:t>
             </w:r>
           </w:p>
         </w:tc>
@@ -9265,7 +9809,7 @@
                 <w:sz w:val="18"/>
                 <w:szCs w:val="18"/>
               </w:rPr>
-              <w:t xml:space="preserve">[C] Rispondete all'osservazione pubblicata</w:t>
+              <w:t xml:space="preserve">[O] + Pubblica errata corrige spuntando «Fai ripartire i 30 giorni», prima senza e poi con motivazione</w:t>
             </w:r>
           </w:p>
         </w:tc>
@@ -9298,7 +9842,7 @@
                 <w:sz w:val="18"/>
                 <w:szCs w:val="18"/>
               </w:rPr>
-              <w:t xml:space="preserve">Stato Risposto; la risposta compare anche sulla pagina pubblica</w:t>
+              <w:t xml:space="preserve">Senza motivazione: errore; con motivazione: nuova chiusura a 30 giorni, visibile anche sulla pagina pubblica; notifica al Comune</w:t>
             </w:r>
           </w:p>
         </w:tc>
@@ -9335,6 +9879,108 @@
                 <w:sz w:val="18"/>
                 <w:szCs w:val="18"/>
               </w:rPr>
+              <w:t xml:space="preserve">4.8</w:t>
+            </w:r>
+          </w:p>
+        </w:tc>
+        <w:tc>
+          <w:tcPr>
+            <w:tcW w:type="dxa" w:w="4414"/>
+            <w:tcBorders>
+              <w:top w:val="single" w:color="D9D4C5" w:sz="4"/>
+              <w:left w:val="single" w:color="D9D4C5" w:sz="4"/>
+              <w:bottom w:val="single" w:color="D9D4C5" w:sz="4"/>
+              <w:right w:val="single" w:color="D9D4C5" w:sz="4"/>
+            </w:tcBorders>
+            <w:tcMar>
+              <w:top w:type="dxa" w:w="70"/>
+              <w:left w:type="dxa" w:w="110"/>
+              <w:bottom w:type="dxa" w:w="70"/>
+              <w:right w:type="dxa" w:w="110"/>
+            </w:tcMar>
+            <w:vAlign w:val="center"/>
+          </w:tcPr>
+          <w:p>
+            <w:pPr>
+              <w:spacing w:after="0" w:before="0"/>
+            </w:pPr>
+            <w:r>
+              <w:rPr>
+                <w:rFonts w:ascii="Arial" w:cs="Arial" w:eastAsia="Arial" w:hAnsi="Arial"/>
+                <w:color w:val="1B2118"/>
+                <w:sz w:val="18"/>
+                <w:szCs w:val="18"/>
+              </w:rPr>
+              <w:t xml:space="preserve">[C] Rispondete all'osservazione pubblicata</w:t>
+            </w:r>
+          </w:p>
+        </w:tc>
+        <w:tc>
+          <w:tcPr>
+            <w:tcW w:type="dxa" w:w="4415"/>
+            <w:tcBorders>
+              <w:top w:val="single" w:color="D9D4C5" w:sz="4"/>
+              <w:left w:val="single" w:color="D9D4C5" w:sz="4"/>
+              <w:bottom w:val="single" w:color="D9D4C5" w:sz="4"/>
+              <w:right w:val="single" w:color="D9D4C5" w:sz="4"/>
+            </w:tcBorders>
+            <w:tcMar>
+              <w:top w:type="dxa" w:w="70"/>
+              <w:left w:type="dxa" w:w="110"/>
+              <w:bottom w:type="dxa" w:w="70"/>
+              <w:right w:type="dxa" w:w="110"/>
+            </w:tcMar>
+            <w:vAlign w:val="center"/>
+          </w:tcPr>
+          <w:p>
+            <w:pPr>
+              <w:spacing w:after="0" w:before="0"/>
+            </w:pPr>
+            <w:r>
+              <w:rPr>
+                <w:rFonts w:ascii="Arial" w:cs="Arial" w:eastAsia="Arial" w:hAnsi="Arial"/>
+                <w:color w:val="1B2118"/>
+                <w:sz w:val="18"/>
+                <w:szCs w:val="18"/>
+              </w:rPr>
+              <w:t xml:space="preserve">Stato Risposto; la risposta compare anche sulla pagina pubblica</w:t>
+            </w:r>
+          </w:p>
+        </w:tc>
+      </w:tr>
+      <w:tr>
+        <w:trPr>
+          <w:cantSplit/>
+        </w:trPr>
+        <w:tc>
+          <w:tcPr>
+            <w:tcW w:type="dxa" w:w="809"/>
+            <w:tcBorders>
+              <w:top w:val="single" w:color="D9D4C5" w:sz="4"/>
+              <w:left w:val="single" w:color="D9D4C5" w:sz="4"/>
+              <w:bottom w:val="single" w:color="D9D4C5" w:sz="4"/>
+              <w:right w:val="single" w:color="D9D4C5" w:sz="4"/>
+            </w:tcBorders>
+            <w:shd w:fill="F6F4EE" w:color="auto" w:val="clear"/>
+            <w:tcMar>
+              <w:top w:type="dxa" w:w="70"/>
+              <w:left w:type="dxa" w:w="110"/>
+              <w:bottom w:type="dxa" w:w="70"/>
+              <w:right w:type="dxa" w:w="110"/>
+            </w:tcMar>
+            <w:vAlign w:val="center"/>
+          </w:tcPr>
+          <w:p>
+            <w:pPr>
+              <w:spacing w:after="0" w:before="0"/>
+            </w:pPr>
+            <w:r>
+              <w:rPr>
+                <w:rFonts w:ascii="Arial" w:cs="Arial" w:eastAsia="Arial" w:hAnsi="Arial"/>
+                <w:color w:val="1B2118"/>
+                <w:sz w:val="18"/>
+                <w:szCs w:val="18"/>
+              </w:rPr>
               <w:t xml:space="preserve">4.9</w:t>
             </w:r>
           </w:p>
@@ -9348,6 +9994,7 @@
               <w:bottom w:val="single" w:color="D9D4C5" w:sz="4"/>
               <w:right w:val="single" w:color="D9D4C5" w:sz="4"/>
             </w:tcBorders>
+            <w:shd w:fill="F6F4EE" w:color="auto" w:val="clear"/>
             <w:tcMar>
               <w:top w:type="dxa" w:w="70"/>
               <w:left w:type="dxa" w:w="110"/>
@@ -9380,6 +10027,7 @@
               <w:bottom w:val="single" w:color="D9D4C5" w:sz="4"/>
               <w:right w:val="single" w:color="D9D4C5" w:sz="4"/>
             </w:tcBorders>
+            <w:shd w:fill="F6F4EE" w:color="auto" w:val="clear"/>
             <w:tcMar>
               <w:top w:type="dxa" w:w="70"/>
               <w:left w:type="dxa" w:w="110"/>
@@ -9961,7 +10609,7 @@
                 <w:sz w:val="18"/>
                 <w:szCs w:val="18"/>
               </w:rPr>
-              <w:t xml:space="preserve">ZIP con documenti e riepiloghi; pagamenti e audit solo nell'export dello staff</w:t>
+              <w:t xml:space="preserve">ZIP con Riepilogo.pdf, documenti, cartella Validazione (rapporto dell'Ente), Consultazione con osservazioni numerate e allegati, note e messaggi; pagamenti e audit (con i nomi) solo nell'export dello staff</w:t>
             </w:r>
           </w:p>
         </w:tc>
@@ -10419,7 +11067,212 @@
                 <w:sz w:val="18"/>
                 <w:szCs w:val="18"/>
               </w:rPr>
-              <w:t xml:space="preserve">Nasce la pratica CWP-…-RM1 con le sue 7 fasi</w:t>
+              <w:t xml:space="preserve">Nasce la pratica CWP-…-RM1 con 4 fasi (Caricamento del rapporto in corso, Verifica documentale, Validazione e verifica, Chiusura), senza consultazione</w:t>
+            </w:r>
+          </w:p>
+        </w:tc>
+      </w:tr>
+      <w:tr>
+        <w:trPr>
+          <w:cantSplit/>
+        </w:trPr>
+        <w:tc>
+          <w:tcPr>
+            <w:tcW w:type="dxa" w:w="809"/>
+            <w:tcBorders>
+              <w:top w:val="single" w:color="D9D4C5" w:sz="4"/>
+              <w:left w:val="single" w:color="D9D4C5" w:sz="4"/>
+              <w:bottom w:val="single" w:color="D9D4C5" w:sz="4"/>
+              <w:right w:val="single" w:color="D9D4C5" w:sz="4"/>
+            </w:tcBorders>
+            <w:shd w:fill="F6F4EE" w:color="auto" w:val="clear"/>
+            <w:tcMar>
+              <w:top w:type="dxa" w:w="70"/>
+              <w:left w:type="dxa" w:w="110"/>
+              <w:bottom w:type="dxa" w:w="70"/>
+              <w:right w:type="dxa" w:w="110"/>
+            </w:tcMar>
+            <w:vAlign w:val="center"/>
+          </w:tcPr>
+          <w:p>
+            <w:pPr>
+              <w:spacing w:after="0" w:before="0"/>
+            </w:pPr>
+            <w:r>
+              <w:rPr>
+                <w:rFonts w:ascii="Arial" w:cs="Arial" w:eastAsia="Arial" w:hAnsi="Arial"/>
+                <w:color w:val="1B2118"/>
+                <w:sz w:val="18"/>
+                <w:szCs w:val="18"/>
+              </w:rPr>
+              <w:t xml:space="preserve">6.4</w:t>
+            </w:r>
+          </w:p>
+        </w:tc>
+        <w:tc>
+          <w:tcPr>
+            <w:tcW w:type="dxa" w:w="4414"/>
+            <w:tcBorders>
+              <w:top w:val="single" w:color="D9D4C5" w:sz="4"/>
+              <w:left w:val="single" w:color="D9D4C5" w:sz="4"/>
+              <w:bottom w:val="single" w:color="D9D4C5" w:sz="4"/>
+              <w:right w:val="single" w:color="D9D4C5" w:sz="4"/>
+            </w:tcBorders>
+            <w:shd w:fill="F6F4EE" w:color="auto" w:val="clear"/>
+            <w:tcMar>
+              <w:top w:type="dxa" w:w="70"/>
+              <w:left w:type="dxa" w:w="110"/>
+              <w:bottom w:type="dxa" w:w="70"/>
+              <w:right w:type="dxa" w:w="110"/>
+            </w:tcMar>
+            <w:vAlign w:val="center"/>
+          </w:tcPr>
+          <w:p>
+            <w:pPr>
+              <w:spacing w:after="0" w:before="0"/>
+            </w:pPr>
+            <w:r>
+              <w:rPr>
+                <w:rFonts w:ascii="Arial" w:cs="Arial" w:eastAsia="Arial" w:hAnsi="Arial"/>
+                <w:color w:val="1B2118"/>
+                <w:sz w:val="18"/>
+                <w:szCs w:val="18"/>
+              </w:rPr>
+              <w:t xml:space="preserve">[O] Nel Rapporto aprite la fase 2</w:t>
+            </w:r>
+          </w:p>
+        </w:tc>
+        <w:tc>
+          <w:tcPr>
+            <w:tcW w:type="dxa" w:w="4415"/>
+            <w:tcBorders>
+              <w:top w:val="single" w:color="D9D4C5" w:sz="4"/>
+              <w:left w:val="single" w:color="D9D4C5" w:sz="4"/>
+              <w:bottom w:val="single" w:color="D9D4C5" w:sz="4"/>
+              <w:right w:val="single" w:color="D9D4C5" w:sz="4"/>
+            </w:tcBorders>
+            <w:shd w:fill="F6F4EE" w:color="auto" w:val="clear"/>
+            <w:tcMar>
+              <w:top w:type="dxa" w:w="70"/>
+              <w:left w:type="dxa" w:w="110"/>
+              <w:bottom w:type="dxa" w:w="70"/>
+              <w:right w:type="dxa" w:w="110"/>
+            </w:tcMar>
+            <w:vAlign w:val="center"/>
+          </w:tcPr>
+          <w:p>
+            <w:pPr>
+              <w:spacing w:after="0" w:before="0"/>
+            </w:pPr>
+            <w:r>
+              <w:rPr>
+                <w:rFonts w:ascii="Arial" w:cs="Arial" w:eastAsia="Arial" w:hAnsi="Arial"/>
+                <w:color w:val="1B2118"/>
+                <w:sz w:val="18"/>
+                <w:szCs w:val="18"/>
+              </w:rPr>
+              <w:t xml:space="preserve">Scadenza = oggi + 10 giorni (durata del Rapporto in Impostazioni)</w:t>
+            </w:r>
+          </w:p>
+        </w:tc>
+      </w:tr>
+      <w:tr>
+        <w:trPr>
+          <w:cantSplit/>
+        </w:trPr>
+        <w:tc>
+          <w:tcPr>
+            <w:tcW w:type="dxa" w:w="809"/>
+            <w:tcBorders>
+              <w:top w:val="single" w:color="D9D4C5" w:sz="4"/>
+              <w:left w:val="single" w:color="D9D4C5" w:sz="4"/>
+              <w:bottom w:val="single" w:color="D9D4C5" w:sz="4"/>
+              <w:right w:val="single" w:color="D9D4C5" w:sz="4"/>
+            </w:tcBorders>
+            <w:tcMar>
+              <w:top w:type="dxa" w:w="70"/>
+              <w:left w:type="dxa" w:w="110"/>
+              <w:bottom w:type="dxa" w:w="70"/>
+              <w:right w:type="dxa" w:w="110"/>
+            </w:tcMar>
+            <w:vAlign w:val="center"/>
+          </w:tcPr>
+          <w:p>
+            <w:pPr>
+              <w:spacing w:after="0" w:before="0"/>
+            </w:pPr>
+            <w:r>
+              <w:rPr>
+                <w:rFonts w:ascii="Arial" w:cs="Arial" w:eastAsia="Arial" w:hAnsi="Arial"/>
+                <w:color w:val="1B2118"/>
+                <w:sz w:val="18"/>
+                <w:szCs w:val="18"/>
+              </w:rPr>
+              <w:t xml:space="preserve">6.5</w:t>
+            </w:r>
+          </w:p>
+        </w:tc>
+        <w:tc>
+          <w:tcPr>
+            <w:tcW w:type="dxa" w:w="4414"/>
+            <w:tcBorders>
+              <w:top w:val="single" w:color="D9D4C5" w:sz="4"/>
+              <w:left w:val="single" w:color="D9D4C5" w:sz="4"/>
+              <w:bottom w:val="single" w:color="D9D4C5" w:sz="4"/>
+              <w:right w:val="single" w:color="D9D4C5" w:sz="4"/>
+            </w:tcBorders>
+            <w:tcMar>
+              <w:top w:type="dxa" w:w="70"/>
+              <w:left w:type="dxa" w:w="110"/>
+              <w:bottom w:type="dxa" w:w="70"/>
+              <w:right w:type="dxa" w:w="110"/>
+            </w:tcMar>
+            <w:vAlign w:val="center"/>
+          </w:tcPr>
+          <w:p>
+            <w:pPr>
+              <w:spacing w:after="0" w:before="0"/>
+            </w:pPr>
+            <w:r>
+              <w:rPr>
+                <w:rFonts w:ascii="Arial" w:cs="Arial" w:eastAsia="Arial" w:hAnsi="Arial"/>
+                <w:color w:val="1B2118"/>
+                <w:sz w:val="18"/>
+                <w:szCs w:val="18"/>
+              </w:rPr>
+              <w:t xml:space="preserve">[O] Chiudete la pratica (Chiudi pratica, con motivazione)</w:t>
+            </w:r>
+          </w:p>
+        </w:tc>
+        <w:tc>
+          <w:tcPr>
+            <w:tcW w:type="dxa" w:w="4415"/>
+            <w:tcBorders>
+              <w:top w:val="single" w:color="D9D4C5" w:sz="4"/>
+              <w:left w:val="single" w:color="D9D4C5" w:sz="4"/>
+              <w:bottom w:val="single" w:color="D9D4C5" w:sz="4"/>
+              <w:right w:val="single" w:color="D9D4C5" w:sz="4"/>
+            </w:tcBorders>
+            <w:tcMar>
+              <w:top w:type="dxa" w:w="70"/>
+              <w:left w:type="dxa" w:w="110"/>
+              <w:bottom w:type="dxa" w:w="70"/>
+              <w:right w:type="dxa" w:w="110"/>
+            </w:tcMar>
+            <w:vAlign w:val="center"/>
+          </w:tcPr>
+          <w:p>
+            <w:pPr>
+              <w:spacing w:after="0" w:before="0"/>
+            </w:pPr>
+            <w:r>
+              <w:rPr>
+                <w:rFonts w:ascii="Arial" w:cs="Arial" w:eastAsia="Arial" w:hAnsi="Arial"/>
+                <w:color w:val="1B2118"/>
+                <w:sz w:val="18"/>
+                <w:szCs w:val="18"/>
+              </w:rPr>
+              <w:t xml:space="preserve">Stato Chiusa; nell'intestazione «Da conservare fino al» con la data tra 10 anni; riattivando la data sparisce</w:t>
             </w:r>
           </w:p>
         </w:tc>
@@ -13705,7 +14558,7 @@
         <w:szCs w:val="16"/>
       </w:rPr>
       <w:tab/>
-      <w:t xml:space="preserve">Manuale Test · Rev. 1.4 · 18/10/2026</w:t>
+      <w:t xml:space="preserve">Manuale Test · Rev. 1.5 · 18/10/2026</w:t>
     </w:r>
   </w:p>
 </w:hdr>
@@ -13770,7 +14623,7 @@
         <w:szCs w:val="16"/>
       </w:rPr>
       <w:tab/>
-      <w:t xml:space="preserve">Manuale Test · Rev. 1.4 · 18/10/2026</w:t>
+      <w:t xml:space="preserve">Manuale Test · Rev. 1.5 · 18/10/2026</w:t>
     </w:r>
   </w:p>
 </w:hdr>

--- a/public/documentazione/Manuale_Test_Portale_CWP.docx
+++ b/public/documentazione/Manuale_Test_Portale_CWP.docx
@@ -302,7 +302,7 @@
                 <w:sz w:val="20"/>
                 <w:szCs w:val="20"/>
               </w:rPr>
-              <w:t xml:space="preserve">Rev. 1.5</w:t>
+              <w:t xml:space="preserve">Rev. 1.6</w:t>
             </w:r>
           </w:p>
         </w:tc>
@@ -719,7 +719,7 @@
                 <w:sz w:val="18"/>
                 <w:szCs w:val="18"/>
               </w:rPr>
-              <w:t xml:space="preserve">1.5</w:t>
+              <w:t xml:space="preserve">1.6</w:t>
             </w:r>
           </w:p>
         </w:tc>
@@ -783,7 +783,7 @@
                 <w:sz w:val="18"/>
                 <w:szCs w:val="18"/>
               </w:rPr>
-              <w:t xml:space="preserve">Nuove prove 1.2b, 1.8, 3.7, 4.1b, 6.4, 6.5; prove 1.6, 1.7, 3.2, 4.1, 4.6, 5.4 e 6.3 aggiornate (anagrafiche, documenti richiesti, consultazione, Rapporti a 4 fasi, conservazione, fascicolo).</w:t>
+              <w:t xml:space="preserve">Glossario: descrizione corretta del buffer (al massimo 80%).</w:t>
             </w:r>
           </w:p>
         </w:tc>
@@ -853,7 +853,7 @@
                 <w:sz w:val="18"/>
                 <w:szCs w:val="18"/>
               </w:rPr>
-              <w:t xml:space="preserve">1.4</w:t>
+              <w:t xml:space="preserve">1.5</w:t>
             </w:r>
           </w:p>
         </w:tc>
@@ -919,7 +919,7 @@
                 <w:sz w:val="18"/>
                 <w:szCs w:val="18"/>
               </w:rPr>
-              <w:t xml:space="preserve">Nuova prova 7.12 (risultato azzerato dopo una modifica dei dati); prove successive del blocco 7 rinumerate; prova 8.4 estesa.</w:t>
+              <w:t xml:space="preserve">Nuove prove 1.2b, 1.8, 3.7, 4.1b, 6.4, 6.5; prove 1.6, 1.7, 3.2, 4.1, 4.6, 5.4 e 6.3 aggiornate (anagrafiche, documenti richiesti, consultazione, Rapporti a 4 fasi, conservazione, fascicolo).</w:t>
             </w:r>
           </w:p>
         </w:tc>
@@ -989,7 +989,7 @@
                 <w:sz w:val="18"/>
                 <w:szCs w:val="18"/>
               </w:rPr>
-              <w:t xml:space="preserve">1.3</w:t>
+              <w:t xml:space="preserve">1.4</w:t>
             </w:r>
           </w:p>
         </w:tc>
@@ -1053,7 +1053,7 @@
                 <w:sz w:val="18"/>
                 <w:szCs w:val="18"/>
               </w:rPr>
-              <w:t xml:space="preserve">Prove del rapporto PDF, del numero di registro e del registro dei crediti con le nuove versioni.</w:t>
+              <w:t xml:space="preserve">Nuova prova 7.12 (risultato azzerato dopo una modifica dei dati); prove successive del blocco 7 rinumerate; prova 8.4 estesa.</w:t>
             </w:r>
           </w:p>
         </w:tc>
@@ -1123,7 +1123,7 @@
                 <w:sz w:val="18"/>
                 <w:szCs w:val="18"/>
               </w:rPr>
-              <w:t xml:space="preserve">1.2</w:t>
+              <w:t xml:space="preserve">1.3</w:t>
             </w:r>
           </w:p>
         </w:tc>
@@ -1189,7 +1189,7 @@
                 <w:sz w:val="18"/>
                 <w:szCs w:val="18"/>
               </w:rPr>
-              <w:t xml:space="preserve">Calcolo crediti: prove di import del tracciato con i file di esempio (compilato, letture, dati personali) e dei controlli di coerenza.</w:t>
+              <w:t xml:space="preserve">Prove del rapporto PDF, del numero di registro e del registro dei crediti con le nuove versioni.</w:t>
             </w:r>
           </w:p>
         </w:tc>
@@ -1259,7 +1259,7 @@
                 <w:sz w:val="18"/>
                 <w:szCs w:val="18"/>
               </w:rPr>
-              <w:t xml:space="preserve">1.1</w:t>
+              <w:t xml:space="preserve">1.2</w:t>
             </w:r>
           </w:p>
         </w:tc>
@@ -1323,7 +1323,7 @@
                 <w:sz w:val="18"/>
                 <w:szCs w:val="18"/>
               </w:rPr>
-              <w:t xml:space="preserve">Prove per Enti di Validazione, modelli, note di fase, messaggi, pagamenti visibili al Comune, pratica sospesa, consultazione pubblica con conferma dell'email, limiti di invio ed errata corrige.</w:t>
+              <w:t xml:space="preserve">Calcolo crediti: prove di import del tracciato con i file di esempio (compilato, letture, dati personali) e dei controlli di coerenza.</w:t>
             </w:r>
           </w:p>
         </w:tc>
@@ -1393,6 +1393,142 @@
                 <w:sz w:val="18"/>
                 <w:szCs w:val="18"/>
               </w:rPr>
+              <w:t xml:space="preserve">1.1</w:t>
+            </w:r>
+          </w:p>
+        </w:tc>
+        <w:tc>
+          <w:tcPr>
+            <w:tcW w:type="dxa" w:w="1300"/>
+            <w:tcBorders>
+              <w:top w:val="single" w:color="D9D4C5" w:sz="4"/>
+              <w:left w:val="single" w:color="D9D4C5" w:sz="4"/>
+              <w:bottom w:val="single" w:color="D9D4C5" w:sz="4"/>
+              <w:right w:val="single" w:color="D9D4C5" w:sz="4"/>
+            </w:tcBorders>
+            <w:shd w:fill="F6F4EE" w:color="auto" w:val="clear"/>
+            <w:tcMar>
+              <w:top w:type="dxa" w:w="70"/>
+              <w:left w:type="dxa" w:w="110"/>
+              <w:bottom w:type="dxa" w:w="70"/>
+              <w:right w:type="dxa" w:w="110"/>
+            </w:tcMar>
+            <w:vAlign w:val="center"/>
+          </w:tcPr>
+          <w:p>
+            <w:pPr>
+              <w:spacing w:after="0" w:before="0"/>
+            </w:pPr>
+            <w:r>
+              <w:rPr>
+                <w:rFonts w:ascii="Arial" w:cs="Arial" w:eastAsia="Arial" w:hAnsi="Arial"/>
+                <w:color w:val="1B2118"/>
+                <w:sz w:val="18"/>
+                <w:szCs w:val="18"/>
+              </w:rPr>
+              <w:t xml:space="preserve">18/10/2026</w:t>
+            </w:r>
+          </w:p>
+        </w:tc>
+        <w:tc>
+          <w:tcPr>
+            <w:tcW w:type="dxa" w:w="5538"/>
+            <w:tcBorders>
+              <w:top w:val="single" w:color="D9D4C5" w:sz="4"/>
+              <w:left w:val="single" w:color="D9D4C5" w:sz="4"/>
+              <w:bottom w:val="single" w:color="D9D4C5" w:sz="4"/>
+              <w:right w:val="single" w:color="D9D4C5" w:sz="4"/>
+            </w:tcBorders>
+            <w:shd w:fill="F6F4EE" w:color="auto" w:val="clear"/>
+            <w:tcMar>
+              <w:top w:type="dxa" w:w="70"/>
+              <w:left w:type="dxa" w:w="110"/>
+              <w:bottom w:type="dxa" w:w="70"/>
+              <w:right w:type="dxa" w:w="110"/>
+            </w:tcMar>
+            <w:vAlign w:val="center"/>
+          </w:tcPr>
+          <w:p>
+            <w:pPr>
+              <w:spacing w:after="0" w:before="0"/>
+            </w:pPr>
+            <w:r>
+              <w:rPr>
+                <w:rFonts w:ascii="Arial" w:cs="Arial" w:eastAsia="Arial" w:hAnsi="Arial"/>
+                <w:color w:val="1B2118"/>
+                <w:sz w:val="18"/>
+                <w:szCs w:val="18"/>
+              </w:rPr>
+              <w:t xml:space="preserve">Prove per Enti di Validazione, modelli, note di fase, messaggi, pagamenti visibili al Comune, pratica sospesa, consultazione pubblica con conferma dell'email, limiti di invio ed errata corrige.</w:t>
+            </w:r>
+          </w:p>
+        </w:tc>
+        <w:tc>
+          <w:tcPr>
+            <w:tcW w:type="dxa" w:w="2000"/>
+            <w:tcBorders>
+              <w:top w:val="single" w:color="D9D4C5" w:sz="4"/>
+              <w:left w:val="single" w:color="D9D4C5" w:sz="4"/>
+              <w:bottom w:val="single" w:color="D9D4C5" w:sz="4"/>
+              <w:right w:val="single" w:color="D9D4C5" w:sz="4"/>
+            </w:tcBorders>
+            <w:shd w:fill="F6F4EE" w:color="auto" w:val="clear"/>
+            <w:tcMar>
+              <w:top w:type="dxa" w:w="70"/>
+              <w:left w:type="dxa" w:w="110"/>
+              <w:bottom w:type="dxa" w:w="70"/>
+              <w:right w:type="dxa" w:w="110"/>
+            </w:tcMar>
+            <w:vAlign w:val="center"/>
+          </w:tcPr>
+          <w:p>
+            <w:pPr>
+              <w:spacing w:after="0" w:before="0"/>
+            </w:pPr>
+            <w:r>
+              <w:rPr>
+                <w:rFonts w:ascii="Arial" w:cs="Arial" w:eastAsia="Arial" w:hAnsi="Arial"/>
+                <w:color w:val="1B2118"/>
+                <w:sz w:val="18"/>
+                <w:szCs w:val="18"/>
+              </w:rPr>
+              <w:t xml:space="preserve">Fondazione Operate</w:t>
+            </w:r>
+          </w:p>
+        </w:tc>
+      </w:tr>
+      <w:tr>
+        <w:trPr>
+          <w:cantSplit/>
+        </w:trPr>
+        <w:tc>
+          <w:tcPr>
+            <w:tcW w:type="dxa" w:w="800"/>
+            <w:tcBorders>
+              <w:top w:val="single" w:color="D9D4C5" w:sz="4"/>
+              <w:left w:val="single" w:color="D9D4C5" w:sz="4"/>
+              <w:bottom w:val="single" w:color="D9D4C5" w:sz="4"/>
+              <w:right w:val="single" w:color="D9D4C5" w:sz="4"/>
+            </w:tcBorders>
+            <w:tcMar>
+              <w:top w:type="dxa" w:w="70"/>
+              <w:left w:type="dxa" w:w="110"/>
+              <w:bottom w:type="dxa" w:w="70"/>
+              <w:right w:type="dxa" w:w="110"/>
+            </w:tcMar>
+            <w:vAlign w:val="center"/>
+          </w:tcPr>
+          <w:p>
+            <w:pPr>
+              <w:spacing w:after="0" w:before="0"/>
+            </w:pPr>
+            <w:r>
+              <w:rPr>
+                <w:rFonts w:ascii="Arial" w:cs="Arial" w:eastAsia="Arial" w:hAnsi="Arial"/>
+                <w:color w:val="1B2118"/>
+                <w:sz w:val="18"/>
+                <w:szCs w:val="18"/>
+              </w:rPr>
               <w:t xml:space="preserve">1.0</w:t>
             </w:r>
           </w:p>
@@ -1406,7 +1542,6 @@
               <w:bottom w:val="single" w:color="D9D4C5" w:sz="4"/>
               <w:right w:val="single" w:color="D9D4C5" w:sz="4"/>
             </w:tcBorders>
-            <w:shd w:fill="F6F4EE" w:color="auto" w:val="clear"/>
             <w:tcMar>
               <w:top w:type="dxa" w:w="70"/>
               <w:left w:type="dxa" w:w="110"/>
@@ -1439,7 +1574,6 @@
               <w:bottom w:val="single" w:color="D9D4C5" w:sz="4"/>
               <w:right w:val="single" w:color="D9D4C5" w:sz="4"/>
             </w:tcBorders>
-            <w:shd w:fill="F6F4EE" w:color="auto" w:val="clear"/>
             <w:tcMar>
               <w:top w:type="dxa" w:w="70"/>
               <w:left w:type="dxa" w:w="110"/>
@@ -1472,7 +1606,6 @@
               <w:bottom w:val="single" w:color="D9D4C5" w:sz="4"/>
               <w:right w:val="single" w:color="D9D4C5" w:sz="4"/>
             </w:tcBorders>
-            <w:shd w:fill="F6F4EE" w:color="auto" w:val="clear"/>
             <w:tcMar>
               <w:top w:type="dxa" w:w="70"/>
               <w:left w:type="dxa" w:w="110"/>
@@ -1514,7 +1647,7 @@
           <w:sz w:val="20"/>
           <w:szCs w:val="20"/>
         </w:rPr>
-        <w:t xml:space="preserve">Guida alla revisione 1.5 del 18/10/2026, allineata al portale e agli altri manuali. È aggiornata a ogni rilascio; la versione corrente si scarica dall'area Documentazione del portale (solo Amministratori).</w:t>
+        <w:t xml:space="preserve">Guida alla revisione 1.6 del 18/10/2026, allineata al portale e agli altri manuali. È aggiornata a ogni rilascio; la versione corrente si scarica dall'area Documentazione del portale (solo Amministratori).</w:t>
       </w:r>
     </w:p>
     <w:p>
@@ -1888,7 +2021,7 @@
         </w:rPr>
         <w:t xml:space="preserve">Il portale: </w:t>
       </w:r>
-      <w:hyperlink w:history="1" r:id="rIdkwchexy9bxerj6lj0uwjs">
+      <w:hyperlink w:history="1" r:id="rIdt6ms4hthxbo5r18ziymo-">
         <w:r>
           <w:rPr>
             <w:rFonts w:ascii="Arial" w:cs="Arial" w:eastAsia="Arial" w:hAnsi="Arial"/>
@@ -2662,7 +2795,7 @@
                 <w:sz w:val="18"/>
                 <w:szCs w:val="18"/>
               </w:rPr>
-              <w:t xml:space="preserve">Una quota dei crediti (fino al 30%) trattenuta a garanzia, più bassa se il Comune misura bene i conferimenti</w:t>
+              <w:t xml:space="preserve">Una quota dei crediti trattenuta a garanzia: somma di più voci (utenze monitorate, rifiuti misurati, solo utenze virtuose), al massimo 80%, più bassa se il Comune misura bene i conferimenti e dimezzata con la tariffa puntuale</w:t>
             </w:r>
           </w:p>
         </w:tc>
@@ -14558,7 +14691,7 @@
         <w:szCs w:val="16"/>
       </w:rPr>
       <w:tab/>
-      <w:t xml:space="preserve">Manuale Test · Rev. 1.5 · 18/10/2026</w:t>
+      <w:t xml:space="preserve">Manuale Test · Rev. 1.6 · 18/10/2026</w:t>
     </w:r>
   </w:p>
 </w:hdr>
@@ -14623,7 +14756,7 @@
         <w:szCs w:val="16"/>
       </w:rPr>
       <w:tab/>
-      <w:t xml:space="preserve">Manuale Test · Rev. 1.5 · 18/10/2026</w:t>
+      <w:t xml:space="preserve">Manuale Test · Rev. 1.6 · 18/10/2026</w:t>
     </w:r>
   </w:p>
 </w:hdr>

--- a/public/documentazione/Manuale_Test_Portale_CWP.docx
+++ b/public/documentazione/Manuale_Test_Portale_CWP.docx
@@ -302,7 +302,7 @@
                 <w:sz w:val="20"/>
                 <w:szCs w:val="20"/>
               </w:rPr>
-              <w:t xml:space="preserve">Rev. 1.7</w:t>
+              <w:t xml:space="preserve">Rev. 1.8</w:t>
             </w:r>
           </w:p>
         </w:tc>
@@ -365,7 +365,7 @@
                 <w:sz w:val="20"/>
                 <w:szCs w:val="20"/>
               </w:rPr>
-              <w:t xml:space="preserve">18/10/2026</w:t>
+              <w:t xml:space="preserve">19/10/2026</w:t>
             </w:r>
           </w:p>
         </w:tc>
@@ -719,7 +719,7 @@
                 <w:sz w:val="18"/>
                 <w:szCs w:val="18"/>
               </w:rPr>
-              <w:t xml:space="preserve">1.7</w:t>
+              <w:t xml:space="preserve">1.8</w:t>
             </w:r>
           </w:p>
         </w:tc>
@@ -751,7 +751,7 @@
                 <w:sz w:val="18"/>
                 <w:szCs w:val="18"/>
               </w:rPr>
-              <w:t xml:space="preserve">18/10/2026</w:t>
+              <w:t xml:space="preserve">19/10/2026</w:t>
             </w:r>
           </w:p>
         </w:tc>
@@ -783,7 +783,7 @@
                 <w:sz w:val="18"/>
                 <w:szCs w:val="18"/>
               </w:rPr>
-              <w:t xml:space="preserve">Percorso di prova esteso alle funzioni dell'allineamento ai documenti CWP: territorio ISTAT, stati del Programma, Rapporto a 7 fasi, tariffe e sospensione, accuratezza, ritiro, account unico, crediti emessi, reclami, pagina pubblica, qualità dei dati.</w:t>
+              <w:t xml:space="preserve">Tolto il limite noto sull'incarico del soggetto promotore del programma.</w:t>
             </w:r>
           </w:p>
         </w:tc>
@@ -853,7 +853,7 @@
                 <w:sz w:val="18"/>
                 <w:szCs w:val="18"/>
               </w:rPr>
-              <w:t xml:space="preserve">1.6</w:t>
+              <w:t xml:space="preserve">1.7</w:t>
             </w:r>
           </w:p>
         </w:tc>
@@ -919,7 +919,7 @@
                 <w:sz w:val="18"/>
                 <w:szCs w:val="18"/>
               </w:rPr>
-              <w:t xml:space="preserve">Glossario: descrizione corretta del buffer (al massimo 80%).</w:t>
+              <w:t xml:space="preserve">Percorso di prova esteso alle funzioni dell'allineamento ai documenti CWP: territorio ISTAT, stati del Programma, Rapporto a 7 fasi, tariffe e sospensione, accuratezza, ritiro, account unico, crediti emessi, reclami, pagina pubblica, qualità dei dati.</w:t>
             </w:r>
           </w:p>
         </w:tc>
@@ -989,7 +989,7 @@
                 <w:sz w:val="18"/>
                 <w:szCs w:val="18"/>
               </w:rPr>
-              <w:t xml:space="preserve">1.5</w:t>
+              <w:t xml:space="preserve">1.6</w:t>
             </w:r>
           </w:p>
         </w:tc>
@@ -1053,7 +1053,7 @@
                 <w:sz w:val="18"/>
                 <w:szCs w:val="18"/>
               </w:rPr>
-              <w:t xml:space="preserve">Nuove prove 1.2b, 1.8, 3.7, 4.1b, 6.4, 6.5; prove 1.6, 1.7, 3.2, 4.1, 4.6, 5.4 e 6.3 aggiornate (anagrafiche, documenti richiesti, consultazione, Rapporti a 4 fasi, conservazione, fascicolo).</w:t>
+              <w:t xml:space="preserve">Glossario: descrizione corretta del buffer (al massimo 80%).</w:t>
             </w:r>
           </w:p>
         </w:tc>
@@ -1123,7 +1123,7 @@
                 <w:sz w:val="18"/>
                 <w:szCs w:val="18"/>
               </w:rPr>
-              <w:t xml:space="preserve">1.4</w:t>
+              <w:t xml:space="preserve">1.5</w:t>
             </w:r>
           </w:p>
         </w:tc>
@@ -1189,7 +1189,7 @@
                 <w:sz w:val="18"/>
                 <w:szCs w:val="18"/>
               </w:rPr>
-              <w:t xml:space="preserve">Nuova prova 7.12 (risultato azzerato dopo una modifica dei dati); prove successive del blocco 7 rinumerate; prova 8.4 estesa.</w:t>
+              <w:t xml:space="preserve">Nuove prove 1.2b, 1.8, 3.7, 4.1b, 6.4, 6.5; prove 1.6, 1.7, 3.2, 4.1, 4.6, 5.4 e 6.3 aggiornate (anagrafiche, documenti richiesti, consultazione, Rapporti a 4 fasi, conservazione, fascicolo).</w:t>
             </w:r>
           </w:p>
         </w:tc>
@@ -1259,7 +1259,7 @@
                 <w:sz w:val="18"/>
                 <w:szCs w:val="18"/>
               </w:rPr>
-              <w:t xml:space="preserve">1.3</w:t>
+              <w:t xml:space="preserve">1.4</w:t>
             </w:r>
           </w:p>
         </w:tc>
@@ -1323,7 +1323,7 @@
                 <w:sz w:val="18"/>
                 <w:szCs w:val="18"/>
               </w:rPr>
-              <w:t xml:space="preserve">Prove del rapporto PDF, del numero di registro e del registro dei crediti con le nuove versioni.</w:t>
+              <w:t xml:space="preserve">Nuova prova 7.12 (risultato azzerato dopo una modifica dei dati); prove successive del blocco 7 rinumerate; prova 8.4 estesa.</w:t>
             </w:r>
           </w:p>
         </w:tc>
@@ -1393,7 +1393,7 @@
                 <w:sz w:val="18"/>
                 <w:szCs w:val="18"/>
               </w:rPr>
-              <w:t xml:space="preserve">1.2</w:t>
+              <w:t xml:space="preserve">1.3</w:t>
             </w:r>
           </w:p>
         </w:tc>
@@ -1459,7 +1459,7 @@
                 <w:sz w:val="18"/>
                 <w:szCs w:val="18"/>
               </w:rPr>
-              <w:t xml:space="preserve">Calcolo crediti: prove di import del tracciato con i file di esempio (compilato, letture, dati personali) e dei controlli di coerenza.</w:t>
+              <w:t xml:space="preserve">Prove del rapporto PDF, del numero di registro e del registro dei crediti con le nuove versioni.</w:t>
             </w:r>
           </w:p>
         </w:tc>
@@ -1529,7 +1529,7 @@
                 <w:sz w:val="18"/>
                 <w:szCs w:val="18"/>
               </w:rPr>
-              <w:t xml:space="preserve">1.1</w:t>
+              <w:t xml:space="preserve">1.2</w:t>
             </w:r>
           </w:p>
         </w:tc>
@@ -1593,7 +1593,7 @@
                 <w:sz w:val="18"/>
                 <w:szCs w:val="18"/>
               </w:rPr>
-              <w:t xml:space="preserve">Prove per Enti di Validazione, modelli, note di fase, messaggi, pagamenti visibili al Comune, pratica sospesa, consultazione pubblica con conferma dell'email, limiti di invio ed errata corrige.</w:t>
+              <w:t xml:space="preserve">Calcolo crediti: prove di import del tracciato con i file di esempio (compilato, letture, dati personali) e dei controlli di coerenza.</w:t>
             </w:r>
           </w:p>
         </w:tc>
@@ -1663,6 +1663,142 @@
                 <w:sz w:val="18"/>
                 <w:szCs w:val="18"/>
               </w:rPr>
+              <w:t xml:space="preserve">1.1</w:t>
+            </w:r>
+          </w:p>
+        </w:tc>
+        <w:tc>
+          <w:tcPr>
+            <w:tcW w:type="dxa" w:w="1300"/>
+            <w:tcBorders>
+              <w:top w:val="single" w:color="D9D4C5" w:sz="4"/>
+              <w:left w:val="single" w:color="D9D4C5" w:sz="4"/>
+              <w:bottom w:val="single" w:color="D9D4C5" w:sz="4"/>
+              <w:right w:val="single" w:color="D9D4C5" w:sz="4"/>
+            </w:tcBorders>
+            <w:shd w:fill="F6F4EE" w:color="auto" w:val="clear"/>
+            <w:tcMar>
+              <w:top w:type="dxa" w:w="70"/>
+              <w:left w:type="dxa" w:w="110"/>
+              <w:bottom w:type="dxa" w:w="70"/>
+              <w:right w:type="dxa" w:w="110"/>
+            </w:tcMar>
+            <w:vAlign w:val="center"/>
+          </w:tcPr>
+          <w:p>
+            <w:pPr>
+              <w:spacing w:after="0" w:before="0"/>
+            </w:pPr>
+            <w:r>
+              <w:rPr>
+                <w:rFonts w:ascii="Arial" w:cs="Arial" w:eastAsia="Arial" w:hAnsi="Arial"/>
+                <w:color w:val="1B2118"/>
+                <w:sz w:val="18"/>
+                <w:szCs w:val="18"/>
+              </w:rPr>
+              <w:t xml:space="preserve">18/10/2026</w:t>
+            </w:r>
+          </w:p>
+        </w:tc>
+        <w:tc>
+          <w:tcPr>
+            <w:tcW w:type="dxa" w:w="5538"/>
+            <w:tcBorders>
+              <w:top w:val="single" w:color="D9D4C5" w:sz="4"/>
+              <w:left w:val="single" w:color="D9D4C5" w:sz="4"/>
+              <w:bottom w:val="single" w:color="D9D4C5" w:sz="4"/>
+              <w:right w:val="single" w:color="D9D4C5" w:sz="4"/>
+            </w:tcBorders>
+            <w:shd w:fill="F6F4EE" w:color="auto" w:val="clear"/>
+            <w:tcMar>
+              <w:top w:type="dxa" w:w="70"/>
+              <w:left w:type="dxa" w:w="110"/>
+              <w:bottom w:type="dxa" w:w="70"/>
+              <w:right w:type="dxa" w:w="110"/>
+            </w:tcMar>
+            <w:vAlign w:val="center"/>
+          </w:tcPr>
+          <w:p>
+            <w:pPr>
+              <w:spacing w:after="0" w:before="0"/>
+            </w:pPr>
+            <w:r>
+              <w:rPr>
+                <w:rFonts w:ascii="Arial" w:cs="Arial" w:eastAsia="Arial" w:hAnsi="Arial"/>
+                <w:color w:val="1B2118"/>
+                <w:sz w:val="18"/>
+                <w:szCs w:val="18"/>
+              </w:rPr>
+              <w:t xml:space="preserve">Prove per Enti di Validazione, modelli, note di fase, messaggi, pagamenti visibili al Comune, pratica sospesa, consultazione pubblica con conferma dell'email, limiti di invio ed errata corrige.</w:t>
+            </w:r>
+          </w:p>
+        </w:tc>
+        <w:tc>
+          <w:tcPr>
+            <w:tcW w:type="dxa" w:w="2000"/>
+            <w:tcBorders>
+              <w:top w:val="single" w:color="D9D4C5" w:sz="4"/>
+              <w:left w:val="single" w:color="D9D4C5" w:sz="4"/>
+              <w:bottom w:val="single" w:color="D9D4C5" w:sz="4"/>
+              <w:right w:val="single" w:color="D9D4C5" w:sz="4"/>
+            </w:tcBorders>
+            <w:shd w:fill="F6F4EE" w:color="auto" w:val="clear"/>
+            <w:tcMar>
+              <w:top w:type="dxa" w:w="70"/>
+              <w:left w:type="dxa" w:w="110"/>
+              <w:bottom w:type="dxa" w:w="70"/>
+              <w:right w:type="dxa" w:w="110"/>
+            </w:tcMar>
+            <w:vAlign w:val="center"/>
+          </w:tcPr>
+          <w:p>
+            <w:pPr>
+              <w:spacing w:after="0" w:before="0"/>
+            </w:pPr>
+            <w:r>
+              <w:rPr>
+                <w:rFonts w:ascii="Arial" w:cs="Arial" w:eastAsia="Arial" w:hAnsi="Arial"/>
+                <w:color w:val="1B2118"/>
+                <w:sz w:val="18"/>
+                <w:szCs w:val="18"/>
+              </w:rPr>
+              <w:t xml:space="preserve">Fondazione Operate</w:t>
+            </w:r>
+          </w:p>
+        </w:tc>
+      </w:tr>
+      <w:tr>
+        <w:trPr>
+          <w:cantSplit/>
+        </w:trPr>
+        <w:tc>
+          <w:tcPr>
+            <w:tcW w:type="dxa" w:w="800"/>
+            <w:tcBorders>
+              <w:top w:val="single" w:color="D9D4C5" w:sz="4"/>
+              <w:left w:val="single" w:color="D9D4C5" w:sz="4"/>
+              <w:bottom w:val="single" w:color="D9D4C5" w:sz="4"/>
+              <w:right w:val="single" w:color="D9D4C5" w:sz="4"/>
+            </w:tcBorders>
+            <w:tcMar>
+              <w:top w:type="dxa" w:w="70"/>
+              <w:left w:type="dxa" w:w="110"/>
+              <w:bottom w:type="dxa" w:w="70"/>
+              <w:right w:type="dxa" w:w="110"/>
+            </w:tcMar>
+            <w:vAlign w:val="center"/>
+          </w:tcPr>
+          <w:p>
+            <w:pPr>
+              <w:spacing w:after="0" w:before="0"/>
+            </w:pPr>
+            <w:r>
+              <w:rPr>
+                <w:rFonts w:ascii="Arial" w:cs="Arial" w:eastAsia="Arial" w:hAnsi="Arial"/>
+                <w:color w:val="1B2118"/>
+                <w:sz w:val="18"/>
+                <w:szCs w:val="18"/>
+              </w:rPr>
               <w:t xml:space="preserve">1.0</w:t>
             </w:r>
           </w:p>
@@ -1676,7 +1812,6 @@
               <w:bottom w:val="single" w:color="D9D4C5" w:sz="4"/>
               <w:right w:val="single" w:color="D9D4C5" w:sz="4"/>
             </w:tcBorders>
-            <w:shd w:fill="F6F4EE" w:color="auto" w:val="clear"/>
             <w:tcMar>
               <w:top w:type="dxa" w:w="70"/>
               <w:left w:type="dxa" w:w="110"/>
@@ -1709,7 +1844,6 @@
               <w:bottom w:val="single" w:color="D9D4C5" w:sz="4"/>
               <w:right w:val="single" w:color="D9D4C5" w:sz="4"/>
             </w:tcBorders>
-            <w:shd w:fill="F6F4EE" w:color="auto" w:val="clear"/>
             <w:tcMar>
               <w:top w:type="dxa" w:w="70"/>
               <w:left w:type="dxa" w:w="110"/>
@@ -1742,7 +1876,6 @@
               <w:bottom w:val="single" w:color="D9D4C5" w:sz="4"/>
               <w:right w:val="single" w:color="D9D4C5" w:sz="4"/>
             </w:tcBorders>
-            <w:shd w:fill="F6F4EE" w:color="auto" w:val="clear"/>
             <w:tcMar>
               <w:top w:type="dxa" w:w="70"/>
               <w:left w:type="dxa" w:w="110"/>
@@ -1784,7 +1917,7 @@
           <w:sz w:val="20"/>
           <w:szCs w:val="20"/>
         </w:rPr>
-        <w:t xml:space="preserve">Guida alla revisione 1.7 del 18/10/2026, allineata al portale e agli altri manuali. È aggiornata a ogni rilascio; la versione corrente si scarica dall'area Documentazione del portale (solo Amministratori).</w:t>
+        <w:t xml:space="preserve">Guida alla revisione 1.8 del 19/10/2026, allineata al portale e agli altri manuali. È aggiornata a ogni rilascio; la versione corrente si scarica dall'area Documentazione del portale (solo Amministratori).</w:t>
       </w:r>
     </w:p>
     <w:p>
@@ -2158,7 +2291,7 @@
         </w:rPr>
         <w:t xml:space="preserve">Il portale: </w:t>
       </w:r>
-      <w:hyperlink w:history="1" r:id="rIdwl7gfc6_kbo9fv1ez7auo">
+      <w:hyperlink w:history="1" r:id="rIdyuam7orkptacyxmppbcvm">
         <w:r>
           <w:rPr>
             <w:rFonts w:ascii="Arial" w:cs="Arial" w:eastAsia="Arial" w:hAnsi="Arial"/>
@@ -20563,45 +20696,6 @@
           <w:sz w:val="21"/>
           <w:szCs w:val="21"/>
         </w:rPr>
-        <w:t xml:space="preserve">Il soggetto promotore del programma mostrato sulla pagina pubblica è quello iniziale (Studio Associato Wastelab), in attesa dell'</w:t>
-      </w:r>
-      <w:r>
-        <w:rPr>
-          <w:rFonts w:ascii="Arial" w:cs="Arial" w:eastAsia="Arial" w:hAnsi="Arial"/>
-          <w:b/>
-          <w:bCs/>
-          <w:color w:val="1B2118"/>
-          <w:sz w:val="21"/>
-          <w:szCs w:val="21"/>
-        </w:rPr>
-        <w:t xml:space="preserve">incarico formale</w:t>
-      </w:r>
-      <w:r>
-        <w:rPr>
-          <w:rFonts w:ascii="Arial" w:cs="Arial" w:eastAsia="Arial" w:hAnsi="Arial"/>
-          <w:color w:val="1B2118"/>
-          <w:sz w:val="21"/>
-          <w:szCs w:val="21"/>
-        </w:rPr>
-        <w:t xml:space="preserve"> al soggetto che gestirà la piattaforma: è un atto esterno al portale; quando arriva, l'Amministratore aggiorna il dato in Impostazioni.</w:t>
-      </w:r>
-    </w:p>
-    <w:p>
-      <w:pPr>
-        <w:pStyle w:val="ListParagraph"/>
-        <w:numPr>
-          <w:ilvl w:val="0"/>
-          <w:numId w:val="2"/>
-        </w:numPr>
-        <w:spacing w:after="70" w:line="290"/>
-      </w:pPr>
-      <w:r>
-        <w:rPr>
-          <w:rFonts w:ascii="Arial" w:cs="Arial" w:eastAsia="Arial" w:hAnsi="Arial"/>
-          <w:color w:val="1B2118"/>
-          <w:sz w:val="21"/>
-          <w:szCs w:val="21"/>
-        </w:rPr>
         <w:t xml:space="preserve">La verifica in due passaggi per lo staff è pronta ma spenta.</w:t>
       </w:r>
     </w:p>
@@ -20884,7 +20978,7 @@
         <w:szCs w:val="16"/>
       </w:rPr>
       <w:tab/>
-      <w:t xml:space="preserve">Manuale Test · Rev. 1.7 · 18/10/2026</w:t>
+      <w:t xml:space="preserve">Manuale Test · Rev. 1.8 · 19/10/2026</w:t>
     </w:r>
   </w:p>
 </w:hdr>
@@ -20949,7 +21043,7 @@
         <w:szCs w:val="16"/>
       </w:rPr>
       <w:tab/>
-      <w:t xml:space="preserve">Manuale Test · Rev. 1.7 · 18/10/2026</w:t>
+      <w:t xml:space="preserve">Manuale Test · Rev. 1.8 · 19/10/2026</w:t>
     </w:r>
   </w:p>
 </w:hdr>

--- a/public/documentazione/Manuale_Test_Portale_CWP.docx
+++ b/public/documentazione/Manuale_Test_Portale_CWP.docx
@@ -302,7 +302,7 @@
                 <w:sz w:val="20"/>
                 <w:szCs w:val="20"/>
               </w:rPr>
-              <w:t xml:space="preserve">Rev. 1.8</w:t>
+              <w:t xml:space="preserve">Rev. 1.9</w:t>
             </w:r>
           </w:p>
         </w:tc>
@@ -719,7 +719,7 @@
                 <w:sz w:val="18"/>
                 <w:szCs w:val="18"/>
               </w:rPr>
-              <w:t xml:space="preserve">1.8</w:t>
+              <w:t xml:space="preserve">1.9</w:t>
             </w:r>
           </w:p>
         </w:tc>
@@ -783,7 +783,7 @@
                 <w:sz w:val="18"/>
                 <w:szCs w:val="18"/>
               </w:rPr>
-              <w:t xml:space="preserve">Tolto il limite noto sull'incarico del soggetto promotore del programma.</w:t>
+              <w:t xml:space="preserve">In sviluppo: simulatore di scenari e assistente virtuale.</w:t>
             </w:r>
           </w:p>
         </w:tc>
@@ -853,7 +853,7 @@
                 <w:sz w:val="18"/>
                 <w:szCs w:val="18"/>
               </w:rPr>
-              <w:t xml:space="preserve">1.7</w:t>
+              <w:t xml:space="preserve">1.8</w:t>
             </w:r>
           </w:p>
         </w:tc>
@@ -886,7 +886,7 @@
                 <w:sz w:val="18"/>
                 <w:szCs w:val="18"/>
               </w:rPr>
-              <w:t xml:space="preserve">18/10/2026</w:t>
+              <w:t xml:space="preserve">19/10/2026</w:t>
             </w:r>
           </w:p>
         </w:tc>
@@ -919,7 +919,7 @@
                 <w:sz w:val="18"/>
                 <w:szCs w:val="18"/>
               </w:rPr>
-              <w:t xml:space="preserve">Percorso di prova esteso alle funzioni dell'allineamento ai documenti CWP: territorio ISTAT, stati del Programma, Rapporto a 7 fasi, tariffe e sospensione, accuratezza, ritiro, account unico, crediti emessi, reclami, pagina pubblica, qualità dei dati.</w:t>
+              <w:t xml:space="preserve">Tolto il limite noto sull'incarico del soggetto promotore del programma.</w:t>
             </w:r>
           </w:p>
         </w:tc>
@@ -989,7 +989,7 @@
                 <w:sz w:val="18"/>
                 <w:szCs w:val="18"/>
               </w:rPr>
-              <w:t xml:space="preserve">1.6</w:t>
+              <w:t xml:space="preserve">1.7</w:t>
             </w:r>
           </w:p>
         </w:tc>
@@ -1053,7 +1053,7 @@
                 <w:sz w:val="18"/>
                 <w:szCs w:val="18"/>
               </w:rPr>
-              <w:t xml:space="preserve">Glossario: descrizione corretta del buffer (al massimo 80%).</w:t>
+              <w:t xml:space="preserve">Percorso di prova esteso alle funzioni dell'allineamento ai documenti CWP: territorio ISTAT, stati del Programma, Rapporto a 7 fasi, tariffe e sospensione, accuratezza, ritiro, account unico, crediti emessi, reclami, pagina pubblica, qualità dei dati.</w:t>
             </w:r>
           </w:p>
         </w:tc>
@@ -1123,7 +1123,7 @@
                 <w:sz w:val="18"/>
                 <w:szCs w:val="18"/>
               </w:rPr>
-              <w:t xml:space="preserve">1.5</w:t>
+              <w:t xml:space="preserve">1.6</w:t>
             </w:r>
           </w:p>
         </w:tc>
@@ -1189,7 +1189,7 @@
                 <w:sz w:val="18"/>
                 <w:szCs w:val="18"/>
               </w:rPr>
-              <w:t xml:space="preserve">Nuove prove 1.2b, 1.8, 3.7, 4.1b, 6.4, 6.5; prove 1.6, 1.7, 3.2, 4.1, 4.6, 5.4 e 6.3 aggiornate (anagrafiche, documenti richiesti, consultazione, Rapporti a 4 fasi, conservazione, fascicolo).</w:t>
+              <w:t xml:space="preserve">Glossario: descrizione corretta del buffer (al massimo 80%).</w:t>
             </w:r>
           </w:p>
         </w:tc>
@@ -1259,7 +1259,7 @@
                 <w:sz w:val="18"/>
                 <w:szCs w:val="18"/>
               </w:rPr>
-              <w:t xml:space="preserve">1.4</w:t>
+              <w:t xml:space="preserve">1.5</w:t>
             </w:r>
           </w:p>
         </w:tc>
@@ -1323,7 +1323,7 @@
                 <w:sz w:val="18"/>
                 <w:szCs w:val="18"/>
               </w:rPr>
-              <w:t xml:space="preserve">Nuova prova 7.12 (risultato azzerato dopo una modifica dei dati); prove successive del blocco 7 rinumerate; prova 8.4 estesa.</w:t>
+              <w:t xml:space="preserve">Nuove prove 1.2b, 1.8, 3.7, 4.1b, 6.4, 6.5; prove 1.6, 1.7, 3.2, 4.1, 4.6, 5.4 e 6.3 aggiornate (anagrafiche, documenti richiesti, consultazione, Rapporti a 4 fasi, conservazione, fascicolo).</w:t>
             </w:r>
           </w:p>
         </w:tc>
@@ -1393,7 +1393,7 @@
                 <w:sz w:val="18"/>
                 <w:szCs w:val="18"/>
               </w:rPr>
-              <w:t xml:space="preserve">1.3</w:t>
+              <w:t xml:space="preserve">1.4</w:t>
             </w:r>
           </w:p>
         </w:tc>
@@ -1459,7 +1459,7 @@
                 <w:sz w:val="18"/>
                 <w:szCs w:val="18"/>
               </w:rPr>
-              <w:t xml:space="preserve">Prove del rapporto PDF, del numero di registro e del registro dei crediti con le nuove versioni.</w:t>
+              <w:t xml:space="preserve">Nuova prova 7.12 (risultato azzerato dopo una modifica dei dati); prove successive del blocco 7 rinumerate; prova 8.4 estesa.</w:t>
             </w:r>
           </w:p>
         </w:tc>
@@ -1529,7 +1529,7 @@
                 <w:sz w:val="18"/>
                 <w:szCs w:val="18"/>
               </w:rPr>
-              <w:t xml:space="preserve">1.2</w:t>
+              <w:t xml:space="preserve">1.3</w:t>
             </w:r>
           </w:p>
         </w:tc>
@@ -1593,7 +1593,7 @@
                 <w:sz w:val="18"/>
                 <w:szCs w:val="18"/>
               </w:rPr>
-              <w:t xml:space="preserve">Calcolo crediti: prove di import del tracciato con i file di esempio (compilato, letture, dati personali) e dei controlli di coerenza.</w:t>
+              <w:t xml:space="preserve">Prove del rapporto PDF, del numero di registro e del registro dei crediti con le nuove versioni.</w:t>
             </w:r>
           </w:p>
         </w:tc>
@@ -1663,7 +1663,7 @@
                 <w:sz w:val="18"/>
                 <w:szCs w:val="18"/>
               </w:rPr>
-              <w:t xml:space="preserve">1.1</w:t>
+              <w:t xml:space="preserve">1.2</w:t>
             </w:r>
           </w:p>
         </w:tc>
@@ -1729,7 +1729,7 @@
                 <w:sz w:val="18"/>
                 <w:szCs w:val="18"/>
               </w:rPr>
-              <w:t xml:space="preserve">Prove per Enti di Validazione, modelli, note di fase, messaggi, pagamenti visibili al Comune, pratica sospesa, consultazione pubblica con conferma dell'email, limiti di invio ed errata corrige.</w:t>
+              <w:t xml:space="preserve">Calcolo crediti: prove di import del tracciato con i file di esempio (compilato, letture, dati personali) e dei controlli di coerenza.</w:t>
             </w:r>
           </w:p>
         </w:tc>
@@ -1799,6 +1799,140 @@
                 <w:sz w:val="18"/>
                 <w:szCs w:val="18"/>
               </w:rPr>
+              <w:t xml:space="preserve">1.1</w:t>
+            </w:r>
+          </w:p>
+        </w:tc>
+        <w:tc>
+          <w:tcPr>
+            <w:tcW w:type="dxa" w:w="1300"/>
+            <w:tcBorders>
+              <w:top w:val="single" w:color="D9D4C5" w:sz="4"/>
+              <w:left w:val="single" w:color="D9D4C5" w:sz="4"/>
+              <w:bottom w:val="single" w:color="D9D4C5" w:sz="4"/>
+              <w:right w:val="single" w:color="D9D4C5" w:sz="4"/>
+            </w:tcBorders>
+            <w:tcMar>
+              <w:top w:type="dxa" w:w="70"/>
+              <w:left w:type="dxa" w:w="110"/>
+              <w:bottom w:type="dxa" w:w="70"/>
+              <w:right w:type="dxa" w:w="110"/>
+            </w:tcMar>
+            <w:vAlign w:val="center"/>
+          </w:tcPr>
+          <w:p>
+            <w:pPr>
+              <w:spacing w:after="0" w:before="0"/>
+            </w:pPr>
+            <w:r>
+              <w:rPr>
+                <w:rFonts w:ascii="Arial" w:cs="Arial" w:eastAsia="Arial" w:hAnsi="Arial"/>
+                <w:color w:val="1B2118"/>
+                <w:sz w:val="18"/>
+                <w:szCs w:val="18"/>
+              </w:rPr>
+              <w:t xml:space="preserve">18/10/2026</w:t>
+            </w:r>
+          </w:p>
+        </w:tc>
+        <w:tc>
+          <w:tcPr>
+            <w:tcW w:type="dxa" w:w="5538"/>
+            <w:tcBorders>
+              <w:top w:val="single" w:color="D9D4C5" w:sz="4"/>
+              <w:left w:val="single" w:color="D9D4C5" w:sz="4"/>
+              <w:bottom w:val="single" w:color="D9D4C5" w:sz="4"/>
+              <w:right w:val="single" w:color="D9D4C5" w:sz="4"/>
+            </w:tcBorders>
+            <w:tcMar>
+              <w:top w:type="dxa" w:w="70"/>
+              <w:left w:type="dxa" w:w="110"/>
+              <w:bottom w:type="dxa" w:w="70"/>
+              <w:right w:type="dxa" w:w="110"/>
+            </w:tcMar>
+            <w:vAlign w:val="center"/>
+          </w:tcPr>
+          <w:p>
+            <w:pPr>
+              <w:spacing w:after="0" w:before="0"/>
+            </w:pPr>
+            <w:r>
+              <w:rPr>
+                <w:rFonts w:ascii="Arial" w:cs="Arial" w:eastAsia="Arial" w:hAnsi="Arial"/>
+                <w:color w:val="1B2118"/>
+                <w:sz w:val="18"/>
+                <w:szCs w:val="18"/>
+              </w:rPr>
+              <w:t xml:space="preserve">Prove per Enti di Validazione, modelli, note di fase, messaggi, pagamenti visibili al Comune, pratica sospesa, consultazione pubblica con conferma dell'email, limiti di invio ed errata corrige.</w:t>
+            </w:r>
+          </w:p>
+        </w:tc>
+        <w:tc>
+          <w:tcPr>
+            <w:tcW w:type="dxa" w:w="2000"/>
+            <w:tcBorders>
+              <w:top w:val="single" w:color="D9D4C5" w:sz="4"/>
+              <w:left w:val="single" w:color="D9D4C5" w:sz="4"/>
+              <w:bottom w:val="single" w:color="D9D4C5" w:sz="4"/>
+              <w:right w:val="single" w:color="D9D4C5" w:sz="4"/>
+            </w:tcBorders>
+            <w:tcMar>
+              <w:top w:type="dxa" w:w="70"/>
+              <w:left w:type="dxa" w:w="110"/>
+              <w:bottom w:type="dxa" w:w="70"/>
+              <w:right w:type="dxa" w:w="110"/>
+            </w:tcMar>
+            <w:vAlign w:val="center"/>
+          </w:tcPr>
+          <w:p>
+            <w:pPr>
+              <w:spacing w:after="0" w:before="0"/>
+            </w:pPr>
+            <w:r>
+              <w:rPr>
+                <w:rFonts w:ascii="Arial" w:cs="Arial" w:eastAsia="Arial" w:hAnsi="Arial"/>
+                <w:color w:val="1B2118"/>
+                <w:sz w:val="18"/>
+                <w:szCs w:val="18"/>
+              </w:rPr>
+              <w:t xml:space="preserve">Fondazione Operate</w:t>
+            </w:r>
+          </w:p>
+        </w:tc>
+      </w:tr>
+      <w:tr>
+        <w:trPr>
+          <w:cantSplit/>
+        </w:trPr>
+        <w:tc>
+          <w:tcPr>
+            <w:tcW w:type="dxa" w:w="800"/>
+            <w:tcBorders>
+              <w:top w:val="single" w:color="D9D4C5" w:sz="4"/>
+              <w:left w:val="single" w:color="D9D4C5" w:sz="4"/>
+              <w:bottom w:val="single" w:color="D9D4C5" w:sz="4"/>
+              <w:right w:val="single" w:color="D9D4C5" w:sz="4"/>
+            </w:tcBorders>
+            <w:shd w:fill="F6F4EE" w:color="auto" w:val="clear"/>
+            <w:tcMar>
+              <w:top w:type="dxa" w:w="70"/>
+              <w:left w:type="dxa" w:w="110"/>
+              <w:bottom w:type="dxa" w:w="70"/>
+              <w:right w:type="dxa" w:w="110"/>
+            </w:tcMar>
+            <w:vAlign w:val="center"/>
+          </w:tcPr>
+          <w:p>
+            <w:pPr>
+              <w:spacing w:after="0" w:before="0"/>
+            </w:pPr>
+            <w:r>
+              <w:rPr>
+                <w:rFonts w:ascii="Arial" w:cs="Arial" w:eastAsia="Arial" w:hAnsi="Arial"/>
+                <w:color w:val="1B2118"/>
+                <w:sz w:val="18"/>
+                <w:szCs w:val="18"/>
+              </w:rPr>
               <w:t xml:space="preserve">1.0</w:t>
             </w:r>
           </w:p>
@@ -1812,6 +1946,7 @@
               <w:bottom w:val="single" w:color="D9D4C5" w:sz="4"/>
               <w:right w:val="single" w:color="D9D4C5" w:sz="4"/>
             </w:tcBorders>
+            <w:shd w:fill="F6F4EE" w:color="auto" w:val="clear"/>
             <w:tcMar>
               <w:top w:type="dxa" w:w="70"/>
               <w:left w:type="dxa" w:w="110"/>
@@ -1844,6 +1979,7 @@
               <w:bottom w:val="single" w:color="D9D4C5" w:sz="4"/>
               <w:right w:val="single" w:color="D9D4C5" w:sz="4"/>
             </w:tcBorders>
+            <w:shd w:fill="F6F4EE" w:color="auto" w:val="clear"/>
             <w:tcMar>
               <w:top w:type="dxa" w:w="70"/>
               <w:left w:type="dxa" w:w="110"/>
@@ -1876,6 +2012,7 @@
               <w:bottom w:val="single" w:color="D9D4C5" w:sz="4"/>
               <w:right w:val="single" w:color="D9D4C5" w:sz="4"/>
             </w:tcBorders>
+            <w:shd w:fill="F6F4EE" w:color="auto" w:val="clear"/>
             <w:tcMar>
               <w:top w:type="dxa" w:w="70"/>
               <w:left w:type="dxa" w:w="110"/>
@@ -1917,7 +2054,7 @@
           <w:sz w:val="20"/>
           <w:szCs w:val="20"/>
         </w:rPr>
-        <w:t xml:space="preserve">Guida alla revisione 1.8 del 19/10/2026, allineata al portale e agli altri manuali. È aggiornata a ogni rilascio; la versione corrente si scarica dall'area Documentazione del portale (solo Amministratori).</w:t>
+        <w:t xml:space="preserve">Guida alla revisione 1.9 del 19/10/2026, allineata al portale e agli altri manuali. È aggiornata a ogni rilascio; la versione corrente si scarica dall'area Documentazione del portale (solo Amministratori).</w:t>
       </w:r>
     </w:p>
     <w:p>
@@ -2291,7 +2428,7 @@
         </w:rPr>
         <w:t xml:space="preserve">Il portale: </w:t>
       </w:r>
-      <w:hyperlink w:history="1" r:id="rIdyuam7orkptacyxmppbcvm">
+      <w:hyperlink w:history="1" r:id="rIdpbmayi0fjrp9kpx2-grj2">
         <w:r>
           <w:rPr>
             <w:rFonts w:ascii="Arial" w:cs="Arial" w:eastAsia="Arial" w:hAnsi="Arial"/>
@@ -20740,7 +20877,47 @@
           <w:sz w:val="21"/>
           <w:szCs w:val="21"/>
         </w:rPr>
-        <w:t xml:space="preserve"> (saranno aggiunti al percorso di prova quando disponibili): accesso con SPID, CIE o CNS; registro di sicurezza; antivirus.</w:t>
+        <w:t xml:space="preserve"> (saranno aggiunti al percorso di prova quando disponibili): accesso con SPID, CIE o CNS; registro di sicurezza; antivirus; </w:t>
+      </w:r>
+      <w:r>
+        <w:rPr>
+          <w:rFonts w:ascii="Arial" w:cs="Arial" w:eastAsia="Arial" w:hAnsi="Arial"/>
+          <w:b/>
+          <w:bCs/>
+          <w:color w:val="1B2118"/>
+          <w:sz w:val="21"/>
+          <w:szCs w:val="21"/>
+        </w:rPr>
+        <w:t xml:space="preserve">simulatore di scenari</w:t>
+      </w:r>
+      <w:r>
+        <w:rPr>
+          <w:rFonts w:ascii="Arial" w:cs="Arial" w:eastAsia="Arial" w:hAnsi="Arial"/>
+          <w:color w:val="1B2118"/>
+          <w:sz w:val="21"/>
+          <w:szCs w:val="21"/>
+        </w:rPr>
+        <w:t xml:space="preserve"> (durata 7, 10 o 21 anni, obiettivi annui di produzione e di secco residuo, % di differenziata e crediti stimati anno per anno); </w:t>
+      </w:r>
+      <w:r>
+        <w:rPr>
+          <w:rFonts w:ascii="Arial" w:cs="Arial" w:eastAsia="Arial" w:hAnsi="Arial"/>
+          <w:b/>
+          <w:bCs/>
+          <w:color w:val="1B2118"/>
+          <w:sz w:val="21"/>
+          <w:szCs w:val="21"/>
+        </w:rPr>
+        <w:t xml:space="preserve">assistente virtuale (Claude)</w:t>
+      </w:r>
+      <w:r>
+        <w:rPr>
+          <w:rFonts w:ascii="Arial" w:cs="Arial" w:eastAsia="Arial" w:hAnsi="Arial"/>
+          <w:color w:val="1B2118"/>
+          <w:sz w:val="21"/>
+          <w:szCs w:val="21"/>
+        </w:rPr>
+        <w:t xml:space="preserve"> nel portale.</w:t>
       </w:r>
     </w:p>
     <w:sectPr>
@@ -20978,7 +21155,7 @@
         <w:szCs w:val="16"/>
       </w:rPr>
       <w:tab/>
-      <w:t xml:space="preserve">Manuale Test · Rev. 1.8 · 19/10/2026</w:t>
+      <w:t xml:space="preserve">Manuale Test · Rev. 1.9 · 19/10/2026</w:t>
     </w:r>
   </w:p>
 </w:hdr>
@@ -21043,7 +21220,7 @@
         <w:szCs w:val="16"/>
       </w:rPr>
       <w:tab/>
-      <w:t xml:space="preserve">Manuale Test · Rev. 1.8 · 19/10/2026</w:t>
+      <w:t xml:space="preserve">Manuale Test · Rev. 1.9 · 19/10/2026</w:t>
     </w:r>
   </w:p>
 </w:hdr>

--- a/public/documentazione/Manuale_Test_Portale_CWP.docx
+++ b/public/documentazione/Manuale_Test_Portale_CWP.docx
@@ -302,7 +302,7 @@
                 <w:sz w:val="20"/>
                 <w:szCs w:val="20"/>
               </w:rPr>
-              <w:t xml:space="preserve">Rev. 1.9</w:t>
+              <w:t xml:space="preserve">Rev. 2.0</w:t>
             </w:r>
           </w:p>
         </w:tc>
@@ -719,7 +719,7 @@
                 <w:sz w:val="18"/>
                 <w:szCs w:val="18"/>
               </w:rPr>
-              <w:t xml:space="preserve">1.9</w:t>
+              <w:t xml:space="preserve">2.0</w:t>
             </w:r>
           </w:p>
         </w:tc>
@@ -783,7 +783,7 @@
                 <w:sz w:val="18"/>
                 <w:szCs w:val="18"/>
               </w:rPr>
-              <w:t xml:space="preserve">In sviluppo: simulatore di scenari e assistente virtuale.</w:t>
+              <w:t xml:space="preserve">Prove 8b del simulatore di scenari.</w:t>
             </w:r>
           </w:p>
         </w:tc>
@@ -853,7 +853,7 @@
                 <w:sz w:val="18"/>
                 <w:szCs w:val="18"/>
               </w:rPr>
-              <w:t xml:space="preserve">1.8</w:t>
+              <w:t xml:space="preserve">1.9</w:t>
             </w:r>
           </w:p>
         </w:tc>
@@ -919,7 +919,7 @@
                 <w:sz w:val="18"/>
                 <w:szCs w:val="18"/>
               </w:rPr>
-              <w:t xml:space="preserve">Tolto il limite noto sull'incarico del soggetto promotore del programma.</w:t>
+              <w:t xml:space="preserve">In sviluppo: simulatore di scenari e assistente virtuale.</w:t>
             </w:r>
           </w:p>
         </w:tc>
@@ -989,7 +989,7 @@
                 <w:sz w:val="18"/>
                 <w:szCs w:val="18"/>
               </w:rPr>
-              <w:t xml:space="preserve">1.7</w:t>
+              <w:t xml:space="preserve">1.8</w:t>
             </w:r>
           </w:p>
         </w:tc>
@@ -1021,7 +1021,7 @@
                 <w:sz w:val="18"/>
                 <w:szCs w:val="18"/>
               </w:rPr>
-              <w:t xml:space="preserve">18/10/2026</w:t>
+              <w:t xml:space="preserve">19/10/2026</w:t>
             </w:r>
           </w:p>
         </w:tc>
@@ -1053,7 +1053,7 @@
                 <w:sz w:val="18"/>
                 <w:szCs w:val="18"/>
               </w:rPr>
-              <w:t xml:space="preserve">Percorso di prova esteso alle funzioni dell'allineamento ai documenti CWP: territorio ISTAT, stati del Programma, Rapporto a 7 fasi, tariffe e sospensione, accuratezza, ritiro, account unico, crediti emessi, reclami, pagina pubblica, qualità dei dati.</w:t>
+              <w:t xml:space="preserve">Tolto il limite noto sull'incarico del soggetto promotore del programma.</w:t>
             </w:r>
           </w:p>
         </w:tc>
@@ -1123,7 +1123,7 @@
                 <w:sz w:val="18"/>
                 <w:szCs w:val="18"/>
               </w:rPr>
-              <w:t xml:space="preserve">1.6</w:t>
+              <w:t xml:space="preserve">1.7</w:t>
             </w:r>
           </w:p>
         </w:tc>
@@ -1189,7 +1189,7 @@
                 <w:sz w:val="18"/>
                 <w:szCs w:val="18"/>
               </w:rPr>
-              <w:t xml:space="preserve">Glossario: descrizione corretta del buffer (al massimo 80%).</w:t>
+              <w:t xml:space="preserve">Percorso di prova esteso alle funzioni dell'allineamento ai documenti CWP: territorio ISTAT, stati del Programma, Rapporto a 7 fasi, tariffe e sospensione, accuratezza, ritiro, account unico, crediti emessi, reclami, pagina pubblica, qualità dei dati.</w:t>
             </w:r>
           </w:p>
         </w:tc>
@@ -1259,7 +1259,7 @@
                 <w:sz w:val="18"/>
                 <w:szCs w:val="18"/>
               </w:rPr>
-              <w:t xml:space="preserve">1.5</w:t>
+              <w:t xml:space="preserve">1.6</w:t>
             </w:r>
           </w:p>
         </w:tc>
@@ -1323,7 +1323,7 @@
                 <w:sz w:val="18"/>
                 <w:szCs w:val="18"/>
               </w:rPr>
-              <w:t xml:space="preserve">Nuove prove 1.2b, 1.8, 3.7, 4.1b, 6.4, 6.5; prove 1.6, 1.7, 3.2, 4.1, 4.6, 5.4 e 6.3 aggiornate (anagrafiche, documenti richiesti, consultazione, Rapporti a 4 fasi, conservazione, fascicolo).</w:t>
+              <w:t xml:space="preserve">Glossario: descrizione corretta del buffer (al massimo 80%).</w:t>
             </w:r>
           </w:p>
         </w:tc>
@@ -1393,7 +1393,7 @@
                 <w:sz w:val="18"/>
                 <w:szCs w:val="18"/>
               </w:rPr>
-              <w:t xml:space="preserve">1.4</w:t>
+              <w:t xml:space="preserve">1.5</w:t>
             </w:r>
           </w:p>
         </w:tc>
@@ -1459,7 +1459,7 @@
                 <w:sz w:val="18"/>
                 <w:szCs w:val="18"/>
               </w:rPr>
-              <w:t xml:space="preserve">Nuova prova 7.12 (risultato azzerato dopo una modifica dei dati); prove successive del blocco 7 rinumerate; prova 8.4 estesa.</w:t>
+              <w:t xml:space="preserve">Nuove prove 1.2b, 1.8, 3.7, 4.1b, 6.4, 6.5; prove 1.6, 1.7, 3.2, 4.1, 4.6, 5.4 e 6.3 aggiornate (anagrafiche, documenti richiesti, consultazione, Rapporti a 4 fasi, conservazione, fascicolo).</w:t>
             </w:r>
           </w:p>
         </w:tc>
@@ -1529,7 +1529,7 @@
                 <w:sz w:val="18"/>
                 <w:szCs w:val="18"/>
               </w:rPr>
-              <w:t xml:space="preserve">1.3</w:t>
+              <w:t xml:space="preserve">1.4</w:t>
             </w:r>
           </w:p>
         </w:tc>
@@ -1593,7 +1593,7 @@
                 <w:sz w:val="18"/>
                 <w:szCs w:val="18"/>
               </w:rPr>
-              <w:t xml:space="preserve">Prove del rapporto PDF, del numero di registro e del registro dei crediti con le nuove versioni.</w:t>
+              <w:t xml:space="preserve">Nuova prova 7.12 (risultato azzerato dopo una modifica dei dati); prove successive del blocco 7 rinumerate; prova 8.4 estesa.</w:t>
             </w:r>
           </w:p>
         </w:tc>
@@ -1663,7 +1663,7 @@
                 <w:sz w:val="18"/>
                 <w:szCs w:val="18"/>
               </w:rPr>
-              <w:t xml:space="preserve">1.2</w:t>
+              <w:t xml:space="preserve">1.3</w:t>
             </w:r>
           </w:p>
         </w:tc>
@@ -1729,7 +1729,7 @@
                 <w:sz w:val="18"/>
                 <w:szCs w:val="18"/>
               </w:rPr>
-              <w:t xml:space="preserve">Calcolo crediti: prove di import del tracciato con i file di esempio (compilato, letture, dati personali) e dei controlli di coerenza.</w:t>
+              <w:t xml:space="preserve">Prove del rapporto PDF, del numero di registro e del registro dei crediti con le nuove versioni.</w:t>
             </w:r>
           </w:p>
         </w:tc>
@@ -1799,7 +1799,7 @@
                 <w:sz w:val="18"/>
                 <w:szCs w:val="18"/>
               </w:rPr>
-              <w:t xml:space="preserve">1.1</w:t>
+              <w:t xml:space="preserve">1.2</w:t>
             </w:r>
           </w:p>
         </w:tc>
@@ -1863,7 +1863,7 @@
                 <w:sz w:val="18"/>
                 <w:szCs w:val="18"/>
               </w:rPr>
-              <w:t xml:space="preserve">Prove per Enti di Validazione, modelli, note di fase, messaggi, pagamenti visibili al Comune, pratica sospesa, consultazione pubblica con conferma dell'email, limiti di invio ed errata corrige.</w:t>
+              <w:t xml:space="preserve">Calcolo crediti: prove di import del tracciato con i file di esempio (compilato, letture, dati personali) e dei controlli di coerenza.</w:t>
             </w:r>
           </w:p>
         </w:tc>
@@ -1933,6 +1933,142 @@
                 <w:sz w:val="18"/>
                 <w:szCs w:val="18"/>
               </w:rPr>
+              <w:t xml:space="preserve">1.1</w:t>
+            </w:r>
+          </w:p>
+        </w:tc>
+        <w:tc>
+          <w:tcPr>
+            <w:tcW w:type="dxa" w:w="1300"/>
+            <w:tcBorders>
+              <w:top w:val="single" w:color="D9D4C5" w:sz="4"/>
+              <w:left w:val="single" w:color="D9D4C5" w:sz="4"/>
+              <w:bottom w:val="single" w:color="D9D4C5" w:sz="4"/>
+              <w:right w:val="single" w:color="D9D4C5" w:sz="4"/>
+            </w:tcBorders>
+            <w:shd w:fill="F6F4EE" w:color="auto" w:val="clear"/>
+            <w:tcMar>
+              <w:top w:type="dxa" w:w="70"/>
+              <w:left w:type="dxa" w:w="110"/>
+              <w:bottom w:type="dxa" w:w="70"/>
+              <w:right w:type="dxa" w:w="110"/>
+            </w:tcMar>
+            <w:vAlign w:val="center"/>
+          </w:tcPr>
+          <w:p>
+            <w:pPr>
+              <w:spacing w:after="0" w:before="0"/>
+            </w:pPr>
+            <w:r>
+              <w:rPr>
+                <w:rFonts w:ascii="Arial" w:cs="Arial" w:eastAsia="Arial" w:hAnsi="Arial"/>
+                <w:color w:val="1B2118"/>
+                <w:sz w:val="18"/>
+                <w:szCs w:val="18"/>
+              </w:rPr>
+              <w:t xml:space="preserve">18/10/2026</w:t>
+            </w:r>
+          </w:p>
+        </w:tc>
+        <w:tc>
+          <w:tcPr>
+            <w:tcW w:type="dxa" w:w="5538"/>
+            <w:tcBorders>
+              <w:top w:val="single" w:color="D9D4C5" w:sz="4"/>
+              <w:left w:val="single" w:color="D9D4C5" w:sz="4"/>
+              <w:bottom w:val="single" w:color="D9D4C5" w:sz="4"/>
+              <w:right w:val="single" w:color="D9D4C5" w:sz="4"/>
+            </w:tcBorders>
+            <w:shd w:fill="F6F4EE" w:color="auto" w:val="clear"/>
+            <w:tcMar>
+              <w:top w:type="dxa" w:w="70"/>
+              <w:left w:type="dxa" w:w="110"/>
+              <w:bottom w:type="dxa" w:w="70"/>
+              <w:right w:type="dxa" w:w="110"/>
+            </w:tcMar>
+            <w:vAlign w:val="center"/>
+          </w:tcPr>
+          <w:p>
+            <w:pPr>
+              <w:spacing w:after="0" w:before="0"/>
+            </w:pPr>
+            <w:r>
+              <w:rPr>
+                <w:rFonts w:ascii="Arial" w:cs="Arial" w:eastAsia="Arial" w:hAnsi="Arial"/>
+                <w:color w:val="1B2118"/>
+                <w:sz w:val="18"/>
+                <w:szCs w:val="18"/>
+              </w:rPr>
+              <w:t xml:space="preserve">Prove per Enti di Validazione, modelli, note di fase, messaggi, pagamenti visibili al Comune, pratica sospesa, consultazione pubblica con conferma dell'email, limiti di invio ed errata corrige.</w:t>
+            </w:r>
+          </w:p>
+        </w:tc>
+        <w:tc>
+          <w:tcPr>
+            <w:tcW w:type="dxa" w:w="2000"/>
+            <w:tcBorders>
+              <w:top w:val="single" w:color="D9D4C5" w:sz="4"/>
+              <w:left w:val="single" w:color="D9D4C5" w:sz="4"/>
+              <w:bottom w:val="single" w:color="D9D4C5" w:sz="4"/>
+              <w:right w:val="single" w:color="D9D4C5" w:sz="4"/>
+            </w:tcBorders>
+            <w:shd w:fill="F6F4EE" w:color="auto" w:val="clear"/>
+            <w:tcMar>
+              <w:top w:type="dxa" w:w="70"/>
+              <w:left w:type="dxa" w:w="110"/>
+              <w:bottom w:type="dxa" w:w="70"/>
+              <w:right w:type="dxa" w:w="110"/>
+            </w:tcMar>
+            <w:vAlign w:val="center"/>
+          </w:tcPr>
+          <w:p>
+            <w:pPr>
+              <w:spacing w:after="0" w:before="0"/>
+            </w:pPr>
+            <w:r>
+              <w:rPr>
+                <w:rFonts w:ascii="Arial" w:cs="Arial" w:eastAsia="Arial" w:hAnsi="Arial"/>
+                <w:color w:val="1B2118"/>
+                <w:sz w:val="18"/>
+                <w:szCs w:val="18"/>
+              </w:rPr>
+              <w:t xml:space="preserve">Fondazione Operate</w:t>
+            </w:r>
+          </w:p>
+        </w:tc>
+      </w:tr>
+      <w:tr>
+        <w:trPr>
+          <w:cantSplit/>
+        </w:trPr>
+        <w:tc>
+          <w:tcPr>
+            <w:tcW w:type="dxa" w:w="800"/>
+            <w:tcBorders>
+              <w:top w:val="single" w:color="D9D4C5" w:sz="4"/>
+              <w:left w:val="single" w:color="D9D4C5" w:sz="4"/>
+              <w:bottom w:val="single" w:color="D9D4C5" w:sz="4"/>
+              <w:right w:val="single" w:color="D9D4C5" w:sz="4"/>
+            </w:tcBorders>
+            <w:tcMar>
+              <w:top w:type="dxa" w:w="70"/>
+              <w:left w:type="dxa" w:w="110"/>
+              <w:bottom w:type="dxa" w:w="70"/>
+              <w:right w:type="dxa" w:w="110"/>
+            </w:tcMar>
+            <w:vAlign w:val="center"/>
+          </w:tcPr>
+          <w:p>
+            <w:pPr>
+              <w:spacing w:after="0" w:before="0"/>
+            </w:pPr>
+            <w:r>
+              <w:rPr>
+                <w:rFonts w:ascii="Arial" w:cs="Arial" w:eastAsia="Arial" w:hAnsi="Arial"/>
+                <w:color w:val="1B2118"/>
+                <w:sz w:val="18"/>
+                <w:szCs w:val="18"/>
+              </w:rPr>
               <w:t xml:space="preserve">1.0</w:t>
             </w:r>
           </w:p>
@@ -1946,7 +2082,6 @@
               <w:bottom w:val="single" w:color="D9D4C5" w:sz="4"/>
               <w:right w:val="single" w:color="D9D4C5" w:sz="4"/>
             </w:tcBorders>
-            <w:shd w:fill="F6F4EE" w:color="auto" w:val="clear"/>
             <w:tcMar>
               <w:top w:type="dxa" w:w="70"/>
               <w:left w:type="dxa" w:w="110"/>
@@ -1979,7 +2114,6 @@
               <w:bottom w:val="single" w:color="D9D4C5" w:sz="4"/>
               <w:right w:val="single" w:color="D9D4C5" w:sz="4"/>
             </w:tcBorders>
-            <w:shd w:fill="F6F4EE" w:color="auto" w:val="clear"/>
             <w:tcMar>
               <w:top w:type="dxa" w:w="70"/>
               <w:left w:type="dxa" w:w="110"/>
@@ -2012,7 +2146,6 @@
               <w:bottom w:val="single" w:color="D9D4C5" w:sz="4"/>
               <w:right w:val="single" w:color="D9D4C5" w:sz="4"/>
             </w:tcBorders>
-            <w:shd w:fill="F6F4EE" w:color="auto" w:val="clear"/>
             <w:tcMar>
               <w:top w:type="dxa" w:w="70"/>
               <w:left w:type="dxa" w:w="110"/>
@@ -2054,7 +2187,7 @@
           <w:sz w:val="20"/>
           <w:szCs w:val="20"/>
         </w:rPr>
-        <w:t xml:space="preserve">Guida alla revisione 1.9 del 19/10/2026, allineata al portale e agli altri manuali. È aggiornata a ogni rilascio; la versione corrente si scarica dall'area Documentazione del portale (solo Amministratori).</w:t>
+        <w:t xml:space="preserve">Guida alla revisione 2.0 del 19/10/2026, allineata al portale e agli altri manuali. È aggiornata a ogni rilascio; la versione corrente si scarica dall'area Documentazione del portale (solo Amministratori).</w:t>
       </w:r>
     </w:p>
     <w:p>
@@ -2222,7 +2355,7 @@
             <w:szCs w:val="22"/>
           </w:rPr>
           <w:tab/>
-          <w:t xml:space="preserve">16</w:t>
+          <w:t xml:space="preserve">17</w:t>
         </w:r>
       </w:hyperlink>
     </w:p>
@@ -2428,7 +2561,7 @@
         </w:rPr>
         <w:t xml:space="preserve">Il portale: </w:t>
       </w:r>
-      <w:hyperlink w:history="1" r:id="rIdpbmayi0fjrp9kpx2-grj2">
+      <w:hyperlink w:history="1" r:id="rId8s6r_1kzz460j2wllgych">
         <w:r>
           <w:rPr>
             <w:rFonts w:ascii="Arial" w:cs="Arial" w:eastAsia="Arial" w:hAnsi="Arial"/>
@@ -18895,6 +19028,1130 @@
           <w:sz w:val="25"/>
           <w:szCs w:val="25"/>
         </w:rPr>
+        <w:t xml:space="preserve">8b. Simulatore di scenari</w:t>
+      </w:r>
+    </w:p>
+    <w:tbl>
+      <w:tblPr>
+        <w:tblW w:type="dxa" w:w="9638"/>
+        <w:tblBorders>
+          <w:top w:val="single" w:color="auto" w:sz="4"/>
+          <w:left w:val="single" w:color="auto" w:sz="4"/>
+          <w:bottom w:val="single" w:color="auto" w:sz="4"/>
+          <w:right w:val="single" w:color="auto" w:sz="4"/>
+          <w:insideH w:val="single" w:color="auto" w:sz="4"/>
+          <w:insideV w:val="single" w:color="auto" w:sz="4"/>
+        </w:tblBorders>
+        <w:tblLayout w:type="fixed"/>
+      </w:tblPr>
+      <w:tblGrid>
+        <w:gridCol w:w="809"/>
+        <w:gridCol w:w="4414"/>
+        <w:gridCol w:w="4415"/>
+      </w:tblGrid>
+      <w:tr>
+        <w:trPr>
+          <w:tblHeader/>
+        </w:trPr>
+        <w:tc>
+          <w:tcPr>
+            <w:tcW w:type="dxa" w:w="809"/>
+            <w:tcBorders>
+              <w:top w:val="single" w:color="D9D4C5" w:sz="4"/>
+              <w:left w:val="single" w:color="D9D4C5" w:sz="4"/>
+              <w:bottom w:val="single" w:color="D9D4C5" w:sz="4"/>
+              <w:right w:val="single" w:color="D9D4C5" w:sz="4"/>
+            </w:tcBorders>
+            <w:shd w:fill="2F5D3A" w:color="auto" w:val="clear"/>
+            <w:tcMar>
+              <w:top w:type="dxa" w:w="70"/>
+              <w:left w:type="dxa" w:w="110"/>
+              <w:bottom w:type="dxa" w:w="70"/>
+              <w:right w:type="dxa" w:w="110"/>
+            </w:tcMar>
+            <w:vAlign w:val="center"/>
+          </w:tcPr>
+          <w:p>
+            <w:pPr>
+              <w:spacing w:after="0" w:before="0"/>
+            </w:pPr>
+            <w:r>
+              <w:rPr>
+                <w:rFonts w:ascii="Arial" w:cs="Arial" w:eastAsia="Arial" w:hAnsi="Arial"/>
+                <w:b/>
+                <w:bCs/>
+                <w:color w:val="FFFFFF"/>
+                <w:sz w:val="18"/>
+                <w:szCs w:val="18"/>
+              </w:rPr>
+              <w:t xml:space="preserve">N.</w:t>
+            </w:r>
+          </w:p>
+        </w:tc>
+        <w:tc>
+          <w:tcPr>
+            <w:tcW w:type="dxa" w:w="4414"/>
+            <w:tcBorders>
+              <w:top w:val="single" w:color="D9D4C5" w:sz="4"/>
+              <w:left w:val="single" w:color="D9D4C5" w:sz="4"/>
+              <w:bottom w:val="single" w:color="D9D4C5" w:sz="4"/>
+              <w:right w:val="single" w:color="D9D4C5" w:sz="4"/>
+            </w:tcBorders>
+            <w:shd w:fill="2F5D3A" w:color="auto" w:val="clear"/>
+            <w:tcMar>
+              <w:top w:type="dxa" w:w="70"/>
+              <w:left w:type="dxa" w:w="110"/>
+              <w:bottom w:type="dxa" w:w="70"/>
+              <w:right w:type="dxa" w:w="110"/>
+            </w:tcMar>
+            <w:vAlign w:val="center"/>
+          </w:tcPr>
+          <w:p>
+            <w:pPr>
+              <w:spacing w:after="0" w:before="0"/>
+            </w:pPr>
+            <w:r>
+              <w:rPr>
+                <w:rFonts w:ascii="Arial" w:cs="Arial" w:eastAsia="Arial" w:hAnsi="Arial"/>
+                <w:b/>
+                <w:bCs/>
+                <w:color w:val="FFFFFF"/>
+                <w:sz w:val="18"/>
+                <w:szCs w:val="18"/>
+              </w:rPr>
+              <w:t xml:space="preserve">Prova</w:t>
+            </w:r>
+          </w:p>
+        </w:tc>
+        <w:tc>
+          <w:tcPr>
+            <w:tcW w:type="dxa" w:w="4415"/>
+            <w:tcBorders>
+              <w:top w:val="single" w:color="D9D4C5" w:sz="4"/>
+              <w:left w:val="single" w:color="D9D4C5" w:sz="4"/>
+              <w:bottom w:val="single" w:color="D9D4C5" w:sz="4"/>
+              <w:right w:val="single" w:color="D9D4C5" w:sz="4"/>
+            </w:tcBorders>
+            <w:shd w:fill="2F5D3A" w:color="auto" w:val="clear"/>
+            <w:tcMar>
+              <w:top w:type="dxa" w:w="70"/>
+              <w:left w:type="dxa" w:w="110"/>
+              <w:bottom w:type="dxa" w:w="70"/>
+              <w:right w:type="dxa" w:w="110"/>
+            </w:tcMar>
+            <w:vAlign w:val="center"/>
+          </w:tcPr>
+          <w:p>
+            <w:pPr>
+              <w:spacing w:after="0" w:before="0"/>
+            </w:pPr>
+            <w:r>
+              <w:rPr>
+                <w:rFonts w:ascii="Arial" w:cs="Arial" w:eastAsia="Arial" w:hAnsi="Arial"/>
+                <w:b/>
+                <w:bCs/>
+                <w:color w:val="FFFFFF"/>
+                <w:sz w:val="18"/>
+                <w:szCs w:val="18"/>
+              </w:rPr>
+              <w:t xml:space="preserve">Risultato atteso</w:t>
+            </w:r>
+          </w:p>
+        </w:tc>
+      </w:tr>
+      <w:tr>
+        <w:trPr>
+          <w:cantSplit/>
+        </w:trPr>
+        <w:tc>
+          <w:tcPr>
+            <w:tcW w:type="dxa" w:w="809"/>
+            <w:tcBorders>
+              <w:top w:val="single" w:color="D9D4C5" w:sz="4"/>
+              <w:left w:val="single" w:color="D9D4C5" w:sz="4"/>
+              <w:bottom w:val="single" w:color="D9D4C5" w:sz="4"/>
+              <w:right w:val="single" w:color="D9D4C5" w:sz="4"/>
+            </w:tcBorders>
+            <w:tcMar>
+              <w:top w:type="dxa" w:w="70"/>
+              <w:left w:type="dxa" w:w="110"/>
+              <w:bottom w:type="dxa" w:w="70"/>
+              <w:right w:type="dxa" w:w="110"/>
+            </w:tcMar>
+            <w:vAlign w:val="center"/>
+          </w:tcPr>
+          <w:p>
+            <w:pPr>
+              <w:spacing w:after="0" w:before="0"/>
+            </w:pPr>
+            <w:r>
+              <w:rPr>
+                <w:rFonts w:ascii="Arial" w:cs="Arial" w:eastAsia="Arial" w:hAnsi="Arial"/>
+                <w:color w:val="1B2118"/>
+                <w:sz w:val="18"/>
+                <w:szCs w:val="18"/>
+              </w:rPr>
+              <w:t xml:space="preserve">8b.1</w:t>
+            </w:r>
+          </w:p>
+        </w:tc>
+        <w:tc>
+          <w:tcPr>
+            <w:tcW w:type="dxa" w:w="4414"/>
+            <w:tcBorders>
+              <w:top w:val="single" w:color="D9D4C5" w:sz="4"/>
+              <w:left w:val="single" w:color="D9D4C5" w:sz="4"/>
+              <w:bottom w:val="single" w:color="D9D4C5" w:sz="4"/>
+              <w:right w:val="single" w:color="D9D4C5" w:sz="4"/>
+            </w:tcBorders>
+            <w:tcMar>
+              <w:top w:type="dxa" w:w="70"/>
+              <w:left w:type="dxa" w:w="110"/>
+              <w:bottom w:type="dxa" w:w="70"/>
+              <w:right w:type="dxa" w:w="110"/>
+            </w:tcMar>
+            <w:vAlign w:val="center"/>
+          </w:tcPr>
+          <w:p>
+            <w:pPr>
+              <w:spacing w:after="0" w:before="0"/>
+            </w:pPr>
+            <w:r>
+              <w:rPr>
+                <w:rFonts w:ascii="Arial" w:cs="Arial" w:eastAsia="Arial" w:hAnsi="Arial"/>
+                <w:color w:val="1B2118"/>
+                <w:sz w:val="18"/>
+                <w:szCs w:val="18"/>
+              </w:rPr>
+              <w:t xml:space="preserve">[O] Menu Simulatore → + Nuovo scenario: Comune scritto a mano «Comune di Prova», nome «Obiettivo», durata dal menu </w:t>
+            </w:r>
+            <w:r>
+              <w:rPr>
+                <w:rFonts w:ascii="Arial" w:cs="Arial" w:eastAsia="Arial" w:hAnsi="Arial"/>
+                <w:b/>
+                <w:bCs/>
+                <w:color w:val="1B2118"/>
+                <w:sz w:val="18"/>
+                <w:szCs w:val="18"/>
+              </w:rPr>
+              <w:t xml:space="preserve">10 anni</w:t>
+            </w:r>
+            <w:r>
+              <w:rPr>
+                <w:rFonts w:ascii="Arial" w:cs="Arial" w:eastAsia="Arial" w:hAnsi="Arial"/>
+                <w:color w:val="1B2118"/>
+                <w:sz w:val="18"/>
+                <w:szCs w:val="18"/>
+              </w:rPr>
+              <w:t xml:space="preserve">, primo anno 2027 → Crea</w:t>
+            </w:r>
+          </w:p>
+        </w:tc>
+        <w:tc>
+          <w:tcPr>
+            <w:tcW w:type="dxa" w:w="4415"/>
+            <w:tcBorders>
+              <w:top w:val="single" w:color="D9D4C5" w:sz="4"/>
+              <w:left w:val="single" w:color="D9D4C5" w:sz="4"/>
+              <w:bottom w:val="single" w:color="D9D4C5" w:sz="4"/>
+              <w:right w:val="single" w:color="D9D4C5" w:sz="4"/>
+            </w:tcBorders>
+            <w:tcMar>
+              <w:top w:type="dxa" w:w="70"/>
+              <w:left w:type="dxa" w:w="110"/>
+              <w:bottom w:type="dxa" w:w="70"/>
+              <w:right w:type="dxa" w:w="110"/>
+            </w:tcMar>
+            <w:vAlign w:val="center"/>
+          </w:tcPr>
+          <w:p>
+            <w:pPr>
+              <w:spacing w:after="0" w:before="0"/>
+            </w:pPr>
+            <w:r>
+              <w:rPr>
+                <w:rFonts w:ascii="Arial" w:cs="Arial" w:eastAsia="Arial" w:hAnsi="Arial"/>
+                <w:color w:val="1B2118"/>
+                <w:sz w:val="18"/>
+                <w:szCs w:val="18"/>
+              </w:rPr>
+              <w:t xml:space="preserve">Si apre lo scenario con 10 righe di obiettivi (2027-2036)</w:t>
+            </w:r>
+          </w:p>
+        </w:tc>
+      </w:tr>
+      <w:tr>
+        <w:trPr>
+          <w:cantSplit/>
+        </w:trPr>
+        <w:tc>
+          <w:tcPr>
+            <w:tcW w:type="dxa" w:w="809"/>
+            <w:tcBorders>
+              <w:top w:val="single" w:color="D9D4C5" w:sz="4"/>
+              <w:left w:val="single" w:color="D9D4C5" w:sz="4"/>
+              <w:bottom w:val="single" w:color="D9D4C5" w:sz="4"/>
+              <w:right w:val="single" w:color="D9D4C5" w:sz="4"/>
+            </w:tcBorders>
+            <w:shd w:fill="F6F4EE" w:color="auto" w:val="clear"/>
+            <w:tcMar>
+              <w:top w:type="dxa" w:w="70"/>
+              <w:left w:type="dxa" w:w="110"/>
+              <w:bottom w:type="dxa" w:w="70"/>
+              <w:right w:type="dxa" w:w="110"/>
+            </w:tcMar>
+            <w:vAlign w:val="center"/>
+          </w:tcPr>
+          <w:p>
+            <w:pPr>
+              <w:spacing w:after="0" w:before="0"/>
+            </w:pPr>
+            <w:r>
+              <w:rPr>
+                <w:rFonts w:ascii="Arial" w:cs="Arial" w:eastAsia="Arial" w:hAnsi="Arial"/>
+                <w:color w:val="1B2118"/>
+                <w:sz w:val="18"/>
+                <w:szCs w:val="18"/>
+              </w:rPr>
+              <w:t xml:space="preserve">8b.2</w:t>
+            </w:r>
+          </w:p>
+        </w:tc>
+        <w:tc>
+          <w:tcPr>
+            <w:tcW w:type="dxa" w:w="4414"/>
+            <w:tcBorders>
+              <w:top w:val="single" w:color="D9D4C5" w:sz="4"/>
+              <w:left w:val="single" w:color="D9D4C5" w:sz="4"/>
+              <w:bottom w:val="single" w:color="D9D4C5" w:sz="4"/>
+              <w:right w:val="single" w:color="D9D4C5" w:sz="4"/>
+            </w:tcBorders>
+            <w:shd w:fill="F6F4EE" w:color="auto" w:val="clear"/>
+            <w:tcMar>
+              <w:top w:type="dxa" w:w="70"/>
+              <w:left w:type="dxa" w:w="110"/>
+              <w:bottom w:type="dxa" w:w="70"/>
+              <w:right w:type="dxa" w:w="110"/>
+            </w:tcMar>
+            <w:vAlign w:val="center"/>
+          </w:tcPr>
+          <w:p>
+            <w:pPr>
+              <w:spacing w:after="0" w:before="0"/>
+            </w:pPr>
+            <w:r>
+              <w:rPr>
+                <w:rFonts w:ascii="Arial" w:cs="Arial" w:eastAsia="Arial" w:hAnsi="Arial"/>
+                <w:color w:val="1B2118"/>
+                <w:sz w:val="18"/>
+                <w:szCs w:val="18"/>
+              </w:rPr>
+              <w:t xml:space="preserve">Anno base: popolazione 10000, cluster 4 → Usa i valori medi del cluster</w:t>
+            </w:r>
+          </w:p>
+        </w:tc>
+        <w:tc>
+          <w:tcPr>
+            <w:tcW w:type="dxa" w:w="4415"/>
+            <w:tcBorders>
+              <w:top w:val="single" w:color="D9D4C5" w:sz="4"/>
+              <w:left w:val="single" w:color="D9D4C5" w:sz="4"/>
+              <w:bottom w:val="single" w:color="D9D4C5" w:sz="4"/>
+              <w:right w:val="single" w:color="D9D4C5" w:sz="4"/>
+            </w:tcBorders>
+            <w:shd w:fill="F6F4EE" w:color="auto" w:val="clear"/>
+            <w:tcMar>
+              <w:top w:type="dxa" w:w="70"/>
+              <w:left w:type="dxa" w:w="110"/>
+              <w:bottom w:type="dxa" w:w="70"/>
+              <w:right w:type="dxa" w:w="110"/>
+            </w:tcMar>
+            <w:vAlign w:val="center"/>
+          </w:tcPr>
+          <w:p>
+            <w:pPr>
+              <w:spacing w:after="0" w:before="0"/>
+            </w:pPr>
+            <w:r>
+              <w:rPr>
+                <w:rFonts w:ascii="Arial" w:cs="Arial" w:eastAsia="Arial" w:hAnsi="Arial"/>
+                <w:color w:val="1B2118"/>
+                <w:sz w:val="18"/>
+                <w:szCs w:val="18"/>
+              </w:rPr>
+              <w:t xml:space="preserve">Tabella dei rifiuti compilata; riepilogo: produzione 445 kg/ab, secco 95 kg/ab, differenziata circa 78,7%</w:t>
+            </w:r>
+          </w:p>
+        </w:tc>
+      </w:tr>
+      <w:tr>
+        <w:trPr>
+          <w:cantSplit/>
+        </w:trPr>
+        <w:tc>
+          <w:tcPr>
+            <w:tcW w:type="dxa" w:w="809"/>
+            <w:tcBorders>
+              <w:top w:val="single" w:color="D9D4C5" w:sz="4"/>
+              <w:left w:val="single" w:color="D9D4C5" w:sz="4"/>
+              <w:bottom w:val="single" w:color="D9D4C5" w:sz="4"/>
+              <w:right w:val="single" w:color="D9D4C5" w:sz="4"/>
+            </w:tcBorders>
+            <w:tcMar>
+              <w:top w:type="dxa" w:w="70"/>
+              <w:left w:type="dxa" w:w="110"/>
+              <w:bottom w:type="dxa" w:w="70"/>
+              <w:right w:type="dxa" w:w="110"/>
+            </w:tcMar>
+            <w:vAlign w:val="center"/>
+          </w:tcPr>
+          <w:p>
+            <w:pPr>
+              <w:spacing w:after="0" w:before="0"/>
+            </w:pPr>
+            <w:r>
+              <w:rPr>
+                <w:rFonts w:ascii="Arial" w:cs="Arial" w:eastAsia="Arial" w:hAnsi="Arial"/>
+                <w:color w:val="1B2118"/>
+                <w:sz w:val="18"/>
+                <w:szCs w:val="18"/>
+              </w:rPr>
+              <w:t xml:space="preserve">8b.3</w:t>
+            </w:r>
+          </w:p>
+        </w:tc>
+        <w:tc>
+          <w:tcPr>
+            <w:tcW w:type="dxa" w:w="4414"/>
+            <w:tcBorders>
+              <w:top w:val="single" w:color="D9D4C5" w:sz="4"/>
+              <w:left w:val="single" w:color="D9D4C5" w:sz="4"/>
+              <w:bottom w:val="single" w:color="D9D4C5" w:sz="4"/>
+              <w:right w:val="single" w:color="D9D4C5" w:sz="4"/>
+            </w:tcBorders>
+            <w:tcMar>
+              <w:top w:type="dxa" w:w="70"/>
+              <w:left w:type="dxa" w:w="110"/>
+              <w:bottom w:type="dxa" w:w="70"/>
+              <w:right w:type="dxa" w:w="110"/>
+            </w:tcMar>
+            <w:vAlign w:val="center"/>
+          </w:tcPr>
+          <w:p>
+            <w:pPr>
+              <w:spacing w:after="0" w:before="0"/>
+            </w:pPr>
+            <w:r>
+              <w:rPr>
+                <w:rFonts w:ascii="Arial" w:cs="Arial" w:eastAsia="Arial" w:hAnsi="Arial"/>
+                <w:color w:val="1B2118"/>
+                <w:sz w:val="18"/>
+                <w:szCs w:val="18"/>
+              </w:rPr>
+              <w:t xml:space="preserve">Obiettivi: pro capite finale 350, secco pro capite finale 60 → Applica la traiettoria</w:t>
+            </w:r>
+          </w:p>
+        </w:tc>
+        <w:tc>
+          <w:tcPr>
+            <w:tcW w:type="dxa" w:w="4415"/>
+            <w:tcBorders>
+              <w:top w:val="single" w:color="D9D4C5" w:sz="4"/>
+              <w:left w:val="single" w:color="D9D4C5" w:sz="4"/>
+              <w:bottom w:val="single" w:color="D9D4C5" w:sz="4"/>
+              <w:right w:val="single" w:color="D9D4C5" w:sz="4"/>
+            </w:tcBorders>
+            <w:tcMar>
+              <w:top w:type="dxa" w:w="70"/>
+              <w:left w:type="dxa" w:w="110"/>
+              <w:bottom w:type="dxa" w:w="70"/>
+              <w:right w:type="dxa" w:w="110"/>
+            </w:tcMar>
+            <w:vAlign w:val="center"/>
+          </w:tcPr>
+          <w:p>
+            <w:pPr>
+              <w:spacing w:after="0" w:before="0"/>
+            </w:pPr>
+            <w:r>
+              <w:rPr>
+                <w:rFonts w:ascii="Arial" w:cs="Arial" w:eastAsia="Arial" w:hAnsi="Arial"/>
+                <w:color w:val="1B2118"/>
+                <w:sz w:val="18"/>
+                <w:szCs w:val="18"/>
+              </w:rPr>
+              <w:t xml:space="preserve">Righe compilate in modo lineare; la % di differenziata cresce ogni anno; nei Risultati crediti netti positivi e crescenti, grafici aggiornati</w:t>
+            </w:r>
+          </w:p>
+        </w:tc>
+      </w:tr>
+      <w:tr>
+        <w:trPr>
+          <w:cantSplit/>
+        </w:trPr>
+        <w:tc>
+          <w:tcPr>
+            <w:tcW w:type="dxa" w:w="809"/>
+            <w:tcBorders>
+              <w:top w:val="single" w:color="D9D4C5" w:sz="4"/>
+              <w:left w:val="single" w:color="D9D4C5" w:sz="4"/>
+              <w:bottom w:val="single" w:color="D9D4C5" w:sz="4"/>
+              <w:right w:val="single" w:color="D9D4C5" w:sz="4"/>
+            </w:tcBorders>
+            <w:shd w:fill="F6F4EE" w:color="auto" w:val="clear"/>
+            <w:tcMar>
+              <w:top w:type="dxa" w:w="70"/>
+              <w:left w:type="dxa" w:w="110"/>
+              <w:bottom w:type="dxa" w:w="70"/>
+              <w:right w:type="dxa" w:w="110"/>
+            </w:tcMar>
+            <w:vAlign w:val="center"/>
+          </w:tcPr>
+          <w:p>
+            <w:pPr>
+              <w:spacing w:after="0" w:before="0"/>
+            </w:pPr>
+            <w:r>
+              <w:rPr>
+                <w:rFonts w:ascii="Arial" w:cs="Arial" w:eastAsia="Arial" w:hAnsi="Arial"/>
+                <w:color w:val="1B2118"/>
+                <w:sz w:val="18"/>
+                <w:szCs w:val="18"/>
+              </w:rPr>
+              <w:t xml:space="preserve">8b.4</w:t>
+            </w:r>
+          </w:p>
+        </w:tc>
+        <w:tc>
+          <w:tcPr>
+            <w:tcW w:type="dxa" w:w="4414"/>
+            <w:tcBorders>
+              <w:top w:val="single" w:color="D9D4C5" w:sz="4"/>
+              <w:left w:val="single" w:color="D9D4C5" w:sz="4"/>
+              <w:bottom w:val="single" w:color="D9D4C5" w:sz="4"/>
+              <w:right w:val="single" w:color="D9D4C5" w:sz="4"/>
+            </w:tcBorders>
+            <w:shd w:fill="F6F4EE" w:color="auto" w:val="clear"/>
+            <w:tcMar>
+              <w:top w:type="dxa" w:w="70"/>
+              <w:left w:type="dxa" w:w="110"/>
+              <w:bottom w:type="dxa" w:w="70"/>
+              <w:right w:type="dxa" w:w="110"/>
+            </w:tcMar>
+            <w:vAlign w:val="center"/>
+          </w:tcPr>
+          <w:p>
+            <w:pPr>
+              <w:spacing w:after="0" w:before="0"/>
+            </w:pPr>
+            <w:r>
+              <w:rPr>
+                <w:rFonts w:ascii="Arial" w:cs="Arial" w:eastAsia="Arial" w:hAnsi="Arial"/>
+                <w:color w:val="1B2118"/>
+                <w:sz w:val="18"/>
+                <w:szCs w:val="18"/>
+              </w:rPr>
+              <w:t xml:space="preserve">Cambiate la durata a </w:t>
+            </w:r>
+            <w:r>
+              <w:rPr>
+                <w:rFonts w:ascii="Arial" w:cs="Arial" w:eastAsia="Arial" w:hAnsi="Arial"/>
+                <w:b/>
+                <w:bCs/>
+                <w:color w:val="1B2118"/>
+                <w:sz w:val="18"/>
+                <w:szCs w:val="18"/>
+              </w:rPr>
+              <w:t xml:space="preserve">21 anni</w:t>
+            </w:r>
+            <w:r>
+              <w:rPr>
+                <w:rFonts w:ascii="Arial" w:cs="Arial" w:eastAsia="Arial" w:hAnsi="Arial"/>
+                <w:color w:val="1B2118"/>
+                <w:sz w:val="18"/>
+                <w:szCs w:val="18"/>
+              </w:rPr>
+              <w:t xml:space="preserve">, poi a </w:t>
+            </w:r>
+            <w:r>
+              <w:rPr>
+                <w:rFonts w:ascii="Arial" w:cs="Arial" w:eastAsia="Arial" w:hAnsi="Arial"/>
+                <w:b/>
+                <w:bCs/>
+                <w:color w:val="1B2118"/>
+                <w:sz w:val="18"/>
+                <w:szCs w:val="18"/>
+              </w:rPr>
+              <w:t xml:space="preserve">7 anni</w:t>
+            </w:r>
+          </w:p>
+        </w:tc>
+        <w:tc>
+          <w:tcPr>
+            <w:tcW w:type="dxa" w:w="4415"/>
+            <w:tcBorders>
+              <w:top w:val="single" w:color="D9D4C5" w:sz="4"/>
+              <w:left w:val="single" w:color="D9D4C5" w:sz="4"/>
+              <w:bottom w:val="single" w:color="D9D4C5" w:sz="4"/>
+              <w:right w:val="single" w:color="D9D4C5" w:sz="4"/>
+            </w:tcBorders>
+            <w:shd w:fill="F6F4EE" w:color="auto" w:val="clear"/>
+            <w:tcMar>
+              <w:top w:type="dxa" w:w="70"/>
+              <w:left w:type="dxa" w:w="110"/>
+              <w:bottom w:type="dxa" w:w="70"/>
+              <w:right w:type="dxa" w:w="110"/>
+            </w:tcMar>
+            <w:vAlign w:val="center"/>
+          </w:tcPr>
+          <w:p>
+            <w:pPr>
+              <w:spacing w:after="0" w:before="0"/>
+            </w:pPr>
+            <w:r>
+              <w:rPr>
+                <w:rFonts w:ascii="Arial" w:cs="Arial" w:eastAsia="Arial" w:hAnsi="Arial"/>
+                <w:color w:val="1B2118"/>
+                <w:sz w:val="18"/>
+                <w:szCs w:val="18"/>
+              </w:rPr>
+              <w:t xml:space="preserve">Le righe diventano 21 e poi 7; i valori già inseriti per gli stessi anni restano</w:t>
+            </w:r>
+          </w:p>
+        </w:tc>
+      </w:tr>
+      <w:tr>
+        <w:trPr>
+          <w:cantSplit/>
+        </w:trPr>
+        <w:tc>
+          <w:tcPr>
+            <w:tcW w:type="dxa" w:w="809"/>
+            <w:tcBorders>
+              <w:top w:val="single" w:color="D9D4C5" w:sz="4"/>
+              <w:left w:val="single" w:color="D9D4C5" w:sz="4"/>
+              <w:bottom w:val="single" w:color="D9D4C5" w:sz="4"/>
+              <w:right w:val="single" w:color="D9D4C5" w:sz="4"/>
+            </w:tcBorders>
+            <w:tcMar>
+              <w:top w:type="dxa" w:w="70"/>
+              <w:left w:type="dxa" w:w="110"/>
+              <w:bottom w:type="dxa" w:w="70"/>
+              <w:right w:type="dxa" w:w="110"/>
+            </w:tcMar>
+            <w:vAlign w:val="center"/>
+          </w:tcPr>
+          <w:p>
+            <w:pPr>
+              <w:spacing w:after="0" w:before="0"/>
+            </w:pPr>
+            <w:r>
+              <w:rPr>
+                <w:rFonts w:ascii="Arial" w:cs="Arial" w:eastAsia="Arial" w:hAnsi="Arial"/>
+                <w:color w:val="1B2118"/>
+                <w:sz w:val="18"/>
+                <w:szCs w:val="18"/>
+              </w:rPr>
+              <w:t xml:space="preserve">8b.5</w:t>
+            </w:r>
+          </w:p>
+        </w:tc>
+        <w:tc>
+          <w:tcPr>
+            <w:tcW w:type="dxa" w:w="4414"/>
+            <w:tcBorders>
+              <w:top w:val="single" w:color="D9D4C5" w:sz="4"/>
+              <w:left w:val="single" w:color="D9D4C5" w:sz="4"/>
+              <w:bottom w:val="single" w:color="D9D4C5" w:sz="4"/>
+              <w:right w:val="single" w:color="D9D4C5" w:sz="4"/>
+            </w:tcBorders>
+            <w:tcMar>
+              <w:top w:type="dxa" w:w="70"/>
+              <w:left w:type="dxa" w:w="110"/>
+              <w:bottom w:type="dxa" w:w="70"/>
+              <w:right w:type="dxa" w:w="110"/>
+            </w:tcMar>
+            <w:vAlign w:val="center"/>
+          </w:tcPr>
+          <w:p>
+            <w:pPr>
+              <w:spacing w:after="0" w:before="0"/>
+            </w:pPr>
+            <w:r>
+              <w:rPr>
+                <w:rFonts w:ascii="Arial" w:cs="Arial" w:eastAsia="Arial" w:hAnsi="Arial"/>
+                <w:color w:val="1B2118"/>
+                <w:sz w:val="18"/>
+                <w:szCs w:val="18"/>
+              </w:rPr>
+              <w:t xml:space="preserve">In un anno portate il secco pro capite oltre il pro capite totale</w:t>
+            </w:r>
+          </w:p>
+        </w:tc>
+        <w:tc>
+          <w:tcPr>
+            <w:tcW w:type="dxa" w:w="4415"/>
+            <w:tcBorders>
+              <w:top w:val="single" w:color="D9D4C5" w:sz="4"/>
+              <w:left w:val="single" w:color="D9D4C5" w:sz="4"/>
+              <w:bottom w:val="single" w:color="D9D4C5" w:sz="4"/>
+              <w:right w:val="single" w:color="D9D4C5" w:sz="4"/>
+            </w:tcBorders>
+            <w:tcMar>
+              <w:top w:type="dxa" w:w="70"/>
+              <w:left w:type="dxa" w:w="110"/>
+              <w:bottom w:type="dxa" w:w="70"/>
+              <w:right w:type="dxa" w:w="110"/>
+            </w:tcMar>
+            <w:vAlign w:val="center"/>
+          </w:tcPr>
+          <w:p>
+            <w:pPr>
+              <w:spacing w:after="0" w:before="0"/>
+            </w:pPr>
+            <w:r>
+              <w:rPr>
+                <w:rFonts w:ascii="Arial" w:cs="Arial" w:eastAsia="Arial" w:hAnsi="Arial"/>
+                <w:color w:val="1B2118"/>
+                <w:sz w:val="18"/>
+                <w:szCs w:val="18"/>
+              </w:rPr>
+              <w:t xml:space="preserve">Avviso «il secco previsto supera la produzione totale»</w:t>
+            </w:r>
+          </w:p>
+        </w:tc>
+      </w:tr>
+      <w:tr>
+        <w:trPr>
+          <w:cantSplit/>
+        </w:trPr>
+        <w:tc>
+          <w:tcPr>
+            <w:tcW w:type="dxa" w:w="809"/>
+            <w:tcBorders>
+              <w:top w:val="single" w:color="D9D4C5" w:sz="4"/>
+              <w:left w:val="single" w:color="D9D4C5" w:sz="4"/>
+              <w:bottom w:val="single" w:color="D9D4C5" w:sz="4"/>
+              <w:right w:val="single" w:color="D9D4C5" w:sz="4"/>
+            </w:tcBorders>
+            <w:shd w:fill="F6F4EE" w:color="auto" w:val="clear"/>
+            <w:tcMar>
+              <w:top w:type="dxa" w:w="70"/>
+              <w:left w:type="dxa" w:w="110"/>
+              <w:bottom w:type="dxa" w:w="70"/>
+              <w:right w:type="dxa" w:w="110"/>
+            </w:tcMar>
+            <w:vAlign w:val="center"/>
+          </w:tcPr>
+          <w:p>
+            <w:pPr>
+              <w:spacing w:after="0" w:before="0"/>
+            </w:pPr>
+            <w:r>
+              <w:rPr>
+                <w:rFonts w:ascii="Arial" w:cs="Arial" w:eastAsia="Arial" w:hAnsi="Arial"/>
+                <w:color w:val="1B2118"/>
+                <w:sz w:val="18"/>
+                <w:szCs w:val="18"/>
+              </w:rPr>
+              <w:t xml:space="preserve">8b.6</w:t>
+            </w:r>
+          </w:p>
+        </w:tc>
+        <w:tc>
+          <w:tcPr>
+            <w:tcW w:type="dxa" w:w="4414"/>
+            <w:tcBorders>
+              <w:top w:val="single" w:color="D9D4C5" w:sz="4"/>
+              <w:left w:val="single" w:color="D9D4C5" w:sz="4"/>
+              <w:bottom w:val="single" w:color="D9D4C5" w:sz="4"/>
+              <w:right w:val="single" w:color="D9D4C5" w:sz="4"/>
+            </w:tcBorders>
+            <w:shd w:fill="F6F4EE" w:color="auto" w:val="clear"/>
+            <w:tcMar>
+              <w:top w:type="dxa" w:w="70"/>
+              <w:left w:type="dxa" w:w="110"/>
+              <w:bottom w:type="dxa" w:w="70"/>
+              <w:right w:type="dxa" w:w="110"/>
+            </w:tcMar>
+            <w:vAlign w:val="center"/>
+          </w:tcPr>
+          <w:p>
+            <w:pPr>
+              <w:spacing w:after="0" w:before="0"/>
+            </w:pPr>
+            <w:r>
+              <w:rPr>
+                <w:rFonts w:ascii="Arial" w:cs="Arial" w:eastAsia="Arial" w:hAnsi="Arial"/>
+                <w:color w:val="1B2118"/>
+                <w:sz w:val="18"/>
+                <w:szCs w:val="18"/>
+              </w:rPr>
+              <w:t xml:space="preserve">Salva → Duplica con nome «Ambizioso», cambiate il secco finale a 40 → Salva</w:t>
+            </w:r>
+          </w:p>
+        </w:tc>
+        <w:tc>
+          <w:tcPr>
+            <w:tcW w:type="dxa" w:w="4415"/>
+            <w:tcBorders>
+              <w:top w:val="single" w:color="D9D4C5" w:sz="4"/>
+              <w:left w:val="single" w:color="D9D4C5" w:sz="4"/>
+              <w:bottom w:val="single" w:color="D9D4C5" w:sz="4"/>
+              <w:right w:val="single" w:color="D9D4C5" w:sz="4"/>
+            </w:tcBorders>
+            <w:shd w:fill="F6F4EE" w:color="auto" w:val="clear"/>
+            <w:tcMar>
+              <w:top w:type="dxa" w:w="70"/>
+              <w:left w:type="dxa" w:w="110"/>
+              <w:bottom w:type="dxa" w:w="70"/>
+              <w:right w:type="dxa" w:w="110"/>
+            </w:tcMar>
+            <w:vAlign w:val="center"/>
+          </w:tcPr>
+          <w:p>
+            <w:pPr>
+              <w:spacing w:after="0" w:before="0"/>
+            </w:pPr>
+            <w:r>
+              <w:rPr>
+                <w:rFonts w:ascii="Arial" w:cs="Arial" w:eastAsia="Arial" w:hAnsi="Arial"/>
+                <w:color w:val="1B2118"/>
+                <w:sz w:val="18"/>
+                <w:szCs w:val="18"/>
+              </w:rPr>
+              <w:t xml:space="preserve">Nell'elenco del Comune due scenari con % finale e crediti a confronto</w:t>
+            </w:r>
+          </w:p>
+        </w:tc>
+      </w:tr>
+      <w:tr>
+        <w:trPr>
+          <w:cantSplit/>
+        </w:trPr>
+        <w:tc>
+          <w:tcPr>
+            <w:tcW w:type="dxa" w:w="809"/>
+            <w:tcBorders>
+              <w:top w:val="single" w:color="D9D4C5" w:sz="4"/>
+              <w:left w:val="single" w:color="D9D4C5" w:sz="4"/>
+              <w:bottom w:val="single" w:color="D9D4C5" w:sz="4"/>
+              <w:right w:val="single" w:color="D9D4C5" w:sz="4"/>
+            </w:tcBorders>
+            <w:tcMar>
+              <w:top w:type="dxa" w:w="70"/>
+              <w:left w:type="dxa" w:w="110"/>
+              <w:bottom w:type="dxa" w:w="70"/>
+              <w:right w:type="dxa" w:w="110"/>
+            </w:tcMar>
+            <w:vAlign w:val="center"/>
+          </w:tcPr>
+          <w:p>
+            <w:pPr>
+              <w:spacing w:after="0" w:before="0"/>
+            </w:pPr>
+            <w:r>
+              <w:rPr>
+                <w:rFonts w:ascii="Arial" w:cs="Arial" w:eastAsia="Arial" w:hAnsi="Arial"/>
+                <w:color w:val="1B2118"/>
+                <w:sz w:val="18"/>
+                <w:szCs w:val="18"/>
+              </w:rPr>
+              <w:t xml:space="preserve">8b.7</w:t>
+            </w:r>
+          </w:p>
+        </w:tc>
+        <w:tc>
+          <w:tcPr>
+            <w:tcW w:type="dxa" w:w="4414"/>
+            <w:tcBorders>
+              <w:top w:val="single" w:color="D9D4C5" w:sz="4"/>
+              <w:left w:val="single" w:color="D9D4C5" w:sz="4"/>
+              <w:bottom w:val="single" w:color="D9D4C5" w:sz="4"/>
+              <w:right w:val="single" w:color="D9D4C5" w:sz="4"/>
+            </w:tcBorders>
+            <w:tcMar>
+              <w:top w:type="dxa" w:w="70"/>
+              <w:left w:type="dxa" w:w="110"/>
+              <w:bottom w:type="dxa" w:w="70"/>
+              <w:right w:type="dxa" w:w="110"/>
+            </w:tcMar>
+            <w:vAlign w:val="center"/>
+          </w:tcPr>
+          <w:p>
+            <w:pPr>
+              <w:spacing w:after="0" w:before="0"/>
+            </w:pPr>
+            <w:r>
+              <w:rPr>
+                <w:rFonts w:ascii="Arial" w:cs="Arial" w:eastAsia="Arial" w:hAnsi="Arial"/>
+                <w:color w:val="1B2118"/>
+                <w:sz w:val="18"/>
+                <w:szCs w:val="18"/>
+              </w:rPr>
+              <w:t xml:space="preserve">Esporta CSV e Stampa</w:t>
+            </w:r>
+          </w:p>
+        </w:tc>
+        <w:tc>
+          <w:tcPr>
+            <w:tcW w:type="dxa" w:w="4415"/>
+            <w:tcBorders>
+              <w:top w:val="single" w:color="D9D4C5" w:sz="4"/>
+              <w:left w:val="single" w:color="D9D4C5" w:sz="4"/>
+              <w:bottom w:val="single" w:color="D9D4C5" w:sz="4"/>
+              <w:right w:val="single" w:color="D9D4C5" w:sz="4"/>
+            </w:tcBorders>
+            <w:tcMar>
+              <w:top w:type="dxa" w:w="70"/>
+              <w:left w:type="dxa" w:w="110"/>
+              <w:bottom w:type="dxa" w:w="70"/>
+              <w:right w:type="dxa" w:w="110"/>
+            </w:tcMar>
+            <w:vAlign w:val="center"/>
+          </w:tcPr>
+          <w:p>
+            <w:pPr>
+              <w:spacing w:after="0" w:before="0"/>
+            </w:pPr>
+            <w:r>
+              <w:rPr>
+                <w:rFonts w:ascii="Arial" w:cs="Arial" w:eastAsia="Arial" w:hAnsi="Arial"/>
+                <w:color w:val="1B2118"/>
+                <w:sz w:val="18"/>
+                <w:szCs w:val="18"/>
+              </w:rPr>
+              <w:t xml:space="preserve">Il CSV si apre in Excel con una riga per anno; la stampa non mostra pulsanti né menu</w:t>
+            </w:r>
+          </w:p>
+        </w:tc>
+      </w:tr>
+      <w:tr>
+        <w:trPr>
+          <w:cantSplit/>
+        </w:trPr>
+        <w:tc>
+          <w:tcPr>
+            <w:tcW w:type="dxa" w:w="809"/>
+            <w:tcBorders>
+              <w:top w:val="single" w:color="D9D4C5" w:sz="4"/>
+              <w:left w:val="single" w:color="D9D4C5" w:sz="4"/>
+              <w:bottom w:val="single" w:color="D9D4C5" w:sz="4"/>
+              <w:right w:val="single" w:color="D9D4C5" w:sz="4"/>
+            </w:tcBorders>
+            <w:shd w:fill="F6F4EE" w:color="auto" w:val="clear"/>
+            <w:tcMar>
+              <w:top w:type="dxa" w:w="70"/>
+              <w:left w:type="dxa" w:w="110"/>
+              <w:bottom w:type="dxa" w:w="70"/>
+              <w:right w:type="dxa" w:w="110"/>
+            </w:tcMar>
+            <w:vAlign w:val="center"/>
+          </w:tcPr>
+          <w:p>
+            <w:pPr>
+              <w:spacing w:after="0" w:before="0"/>
+            </w:pPr>
+            <w:r>
+              <w:rPr>
+                <w:rFonts w:ascii="Arial" w:cs="Arial" w:eastAsia="Arial" w:hAnsi="Arial"/>
+                <w:color w:val="1B2118"/>
+                <w:sz w:val="18"/>
+                <w:szCs w:val="18"/>
+              </w:rPr>
+              <w:t xml:space="preserve">8b.8</w:t>
+            </w:r>
+          </w:p>
+        </w:tc>
+        <w:tc>
+          <w:tcPr>
+            <w:tcW w:type="dxa" w:w="4414"/>
+            <w:tcBorders>
+              <w:top w:val="single" w:color="D9D4C5" w:sz="4"/>
+              <w:left w:val="single" w:color="D9D4C5" w:sz="4"/>
+              <w:bottom w:val="single" w:color="D9D4C5" w:sz="4"/>
+              <w:right w:val="single" w:color="D9D4C5" w:sz="4"/>
+            </w:tcBorders>
+            <w:shd w:fill="F6F4EE" w:color="auto" w:val="clear"/>
+            <w:tcMar>
+              <w:top w:type="dxa" w:w="70"/>
+              <w:left w:type="dxa" w:w="110"/>
+              <w:bottom w:type="dxa" w:w="70"/>
+              <w:right w:type="dxa" w:w="110"/>
+            </w:tcMar>
+            <w:vAlign w:val="center"/>
+          </w:tcPr>
+          <w:p>
+            <w:pPr>
+              <w:spacing w:after="0" w:before="0"/>
+            </w:pPr>
+            <w:r>
+              <w:rPr>
+                <w:rFonts w:ascii="Arial" w:cs="Arial" w:eastAsia="Arial" w:hAnsi="Arial"/>
+                <w:color w:val="1B2118"/>
+                <w:sz w:val="18"/>
+                <w:szCs w:val="18"/>
+              </w:rPr>
+              <w:t xml:space="preserve">[C] Provate ad aprire /simulatore</w:t>
+            </w:r>
+          </w:p>
+        </w:tc>
+        <w:tc>
+          <w:tcPr>
+            <w:tcW w:type="dxa" w:w="4415"/>
+            <w:tcBorders>
+              <w:top w:val="single" w:color="D9D4C5" w:sz="4"/>
+              <w:left w:val="single" w:color="D9D4C5" w:sz="4"/>
+              <w:bottom w:val="single" w:color="D9D4C5" w:sz="4"/>
+              <w:right w:val="single" w:color="D9D4C5" w:sz="4"/>
+            </w:tcBorders>
+            <w:shd w:fill="F6F4EE" w:color="auto" w:val="clear"/>
+            <w:tcMar>
+              <w:top w:type="dxa" w:w="70"/>
+              <w:left w:type="dxa" w:w="110"/>
+              <w:bottom w:type="dxa" w:w="70"/>
+              <w:right w:type="dxa" w:w="110"/>
+            </w:tcMar>
+            <w:vAlign w:val="center"/>
+          </w:tcPr>
+          <w:p>
+            <w:pPr>
+              <w:spacing w:after="0" w:before="0"/>
+            </w:pPr>
+            <w:r>
+              <w:rPr>
+                <w:rFonts w:ascii="Arial" w:cs="Arial" w:eastAsia="Arial" w:hAnsi="Arial"/>
+                <w:color w:val="1B2118"/>
+                <w:sz w:val="18"/>
+                <w:szCs w:val="18"/>
+              </w:rPr>
+              <w:t xml:space="preserve">«Questa sezione è riservata alla Fondazione»</w:t>
+            </w:r>
+          </w:p>
+        </w:tc>
+      </w:tr>
+      <w:tr>
+        <w:trPr>
+          <w:cantSplit/>
+        </w:trPr>
+        <w:tc>
+          <w:tcPr>
+            <w:tcW w:type="dxa" w:w="809"/>
+            <w:tcBorders>
+              <w:top w:val="single" w:color="D9D4C5" w:sz="4"/>
+              <w:left w:val="single" w:color="D9D4C5" w:sz="4"/>
+              <w:bottom w:val="single" w:color="D9D4C5" w:sz="4"/>
+              <w:right w:val="single" w:color="D9D4C5" w:sz="4"/>
+            </w:tcBorders>
+            <w:tcMar>
+              <w:top w:type="dxa" w:w="70"/>
+              <w:left w:type="dxa" w:w="110"/>
+              <w:bottom w:type="dxa" w:w="70"/>
+              <w:right w:type="dxa" w:w="110"/>
+            </w:tcMar>
+            <w:vAlign w:val="center"/>
+          </w:tcPr>
+          <w:p>
+            <w:pPr>
+              <w:spacing w:after="0" w:before="0"/>
+            </w:pPr>
+            <w:r>
+              <w:rPr>
+                <w:rFonts w:ascii="Arial" w:cs="Arial" w:eastAsia="Arial" w:hAnsi="Arial"/>
+                <w:color w:val="1B2118"/>
+                <w:sz w:val="18"/>
+                <w:szCs w:val="18"/>
+              </w:rPr>
+              <w:t xml:space="preserve">8b.9</w:t>
+            </w:r>
+          </w:p>
+        </w:tc>
+        <w:tc>
+          <w:tcPr>
+            <w:tcW w:type="dxa" w:w="4414"/>
+            <w:tcBorders>
+              <w:top w:val="single" w:color="D9D4C5" w:sz="4"/>
+              <w:left w:val="single" w:color="D9D4C5" w:sz="4"/>
+              <w:bottom w:val="single" w:color="D9D4C5" w:sz="4"/>
+              <w:right w:val="single" w:color="D9D4C5" w:sz="4"/>
+            </w:tcBorders>
+            <w:tcMar>
+              <w:top w:type="dxa" w:w="70"/>
+              <w:left w:type="dxa" w:w="110"/>
+              <w:bottom w:type="dxa" w:w="70"/>
+              <w:right w:type="dxa" w:w="110"/>
+            </w:tcMar>
+            <w:vAlign w:val="center"/>
+          </w:tcPr>
+          <w:p>
+            <w:pPr>
+              <w:spacing w:after="0" w:before="0"/>
+            </w:pPr>
+            <w:r>
+              <w:rPr>
+                <w:rFonts w:ascii="Arial" w:cs="Arial" w:eastAsia="Arial" w:hAnsi="Arial"/>
+                <w:color w:val="1B2118"/>
+                <w:sz w:val="18"/>
+                <w:szCs w:val="18"/>
+              </w:rPr>
+              <w:t xml:space="preserve">[A] Audit</w:t>
+            </w:r>
+          </w:p>
+        </w:tc>
+        <w:tc>
+          <w:tcPr>
+            <w:tcW w:type="dxa" w:w="4415"/>
+            <w:tcBorders>
+              <w:top w:val="single" w:color="D9D4C5" w:sz="4"/>
+              <w:left w:val="single" w:color="D9D4C5" w:sz="4"/>
+              <w:bottom w:val="single" w:color="D9D4C5" w:sz="4"/>
+              <w:right w:val="single" w:color="D9D4C5" w:sz="4"/>
+            </w:tcBorders>
+            <w:tcMar>
+              <w:top w:type="dxa" w:w="70"/>
+              <w:left w:type="dxa" w:w="110"/>
+              <w:bottom w:type="dxa" w:w="70"/>
+              <w:right w:type="dxa" w:w="110"/>
+            </w:tcMar>
+            <w:vAlign w:val="center"/>
+          </w:tcPr>
+          <w:p>
+            <w:pPr>
+              <w:spacing w:after="0" w:before="0"/>
+            </w:pPr>
+            <w:r>
+              <w:rPr>
+                <w:rFonts w:ascii="Arial" w:cs="Arial" w:eastAsia="Arial" w:hAnsi="Arial"/>
+                <w:color w:val="1B2118"/>
+                <w:sz w:val="18"/>
+                <w:szCs w:val="18"/>
+              </w:rPr>
+              <w:t xml:space="preserve">Voci di creazione, modifica e cancellazione degli scenari</w:t>
+            </w:r>
+          </w:p>
+        </w:tc>
+      </w:tr>
+    </w:tbl>
+    <w:p>
+      <w:pPr>
+        <w:spacing w:after="160"/>
+      </w:pPr>
+    </w:p>
+    <w:p>
+      <w:pPr>
+        <w:pStyle w:val="Heading2"/>
+        <w:keepNext/>
+        <w:spacing w:after="120" w:before="240"/>
+      </w:pPr>
+      <w:r>
+        <w:rPr>
+          <w:rFonts w:ascii="Arial" w:cs="Arial" w:eastAsia="Arial" w:hAnsi="Arial"/>
+          <w:b/>
+          <w:bCs/>
+          <w:color w:val="2F5D3A"/>
+          <w:sz w:val="25"/>
+          <w:szCs w:val="25"/>
+        </w:rPr>
         <w:t xml:space="preserve">9. Reclami e richieste di chiarimento</w:t>
       </w:r>
     </w:p>
@@ -20878,26 +22135,6 @@
           <w:szCs w:val="21"/>
         </w:rPr>
         <w:t xml:space="preserve"> (saranno aggiunti al percorso di prova quando disponibili): accesso con SPID, CIE o CNS; registro di sicurezza; antivirus; </w:t>
-      </w:r>
-      <w:r>
-        <w:rPr>
-          <w:rFonts w:ascii="Arial" w:cs="Arial" w:eastAsia="Arial" w:hAnsi="Arial"/>
-          <w:b/>
-          <w:bCs/>
-          <w:color w:val="1B2118"/>
-          <w:sz w:val="21"/>
-          <w:szCs w:val="21"/>
-        </w:rPr>
-        <w:t xml:space="preserve">simulatore di scenari</w:t>
-      </w:r>
-      <w:r>
-        <w:rPr>
-          <w:rFonts w:ascii="Arial" w:cs="Arial" w:eastAsia="Arial" w:hAnsi="Arial"/>
-          <w:color w:val="1B2118"/>
-          <w:sz w:val="21"/>
-          <w:szCs w:val="21"/>
-        </w:rPr>
-        <w:t xml:space="preserve"> (durata 7, 10 o 21 anni, obiettivi annui di produzione e di secco residuo, % di differenziata e crediti stimati anno per anno); </w:t>
       </w:r>
       <w:r>
         <w:rPr>
@@ -21155,7 +22392,7 @@
         <w:szCs w:val="16"/>
       </w:rPr>
       <w:tab/>
-      <w:t xml:space="preserve">Manuale Test · Rev. 1.9 · 19/10/2026</w:t>
+      <w:t xml:space="preserve">Manuale Test · Rev. 2.0 · 19/10/2026</w:t>
     </w:r>
   </w:p>
 </w:hdr>
@@ -21220,7 +22457,7 @@
         <w:szCs w:val="16"/>
       </w:rPr>
       <w:tab/>
-      <w:t xml:space="preserve">Manuale Test · Rev. 1.9 · 19/10/2026</w:t>
+      <w:t xml:space="preserve">Manuale Test · Rev. 2.0 · 19/10/2026</w:t>
     </w:r>
   </w:p>
 </w:hdr>

--- a/public/documentazione/Manuale_Test_Portale_CWP.docx
+++ b/public/documentazione/Manuale_Test_Portale_CWP.docx
@@ -302,7 +302,7 @@
                 <w:sz w:val="20"/>
                 <w:szCs w:val="20"/>
               </w:rPr>
-              <w:t xml:space="preserve">Rev. 2.0</w:t>
+              <w:t xml:space="preserve">Rev. 2.1</w:t>
             </w:r>
           </w:p>
         </w:tc>
@@ -719,7 +719,7 @@
                 <w:sz w:val="18"/>
                 <w:szCs w:val="18"/>
               </w:rPr>
-              <w:t xml:space="preserve">2.0</w:t>
+              <w:t xml:space="preserve">2.1</w:t>
             </w:r>
           </w:p>
         </w:tc>
@@ -783,7 +783,7 @@
                 <w:sz w:val="18"/>
                 <w:szCs w:val="18"/>
               </w:rPr>
-              <w:t xml:space="preserve">Prove 8b del simulatore di scenari.</w:t>
+              <w:t xml:space="preserve">Prove 8b.2b e 8b.2c (scenario di riferimento e situazione attuale).</w:t>
             </w:r>
           </w:p>
         </w:tc>
@@ -853,7 +853,7 @@
                 <w:sz w:val="18"/>
                 <w:szCs w:val="18"/>
               </w:rPr>
-              <w:t xml:space="preserve">1.9</w:t>
+              <w:t xml:space="preserve">2.0</w:t>
             </w:r>
           </w:p>
         </w:tc>
@@ -919,7 +919,7 @@
                 <w:sz w:val="18"/>
                 <w:szCs w:val="18"/>
               </w:rPr>
-              <w:t xml:space="preserve">In sviluppo: simulatore di scenari e assistente virtuale.</w:t>
+              <w:t xml:space="preserve">Prove 8b del simulatore di scenari.</w:t>
             </w:r>
           </w:p>
         </w:tc>
@@ -989,7 +989,7 @@
                 <w:sz w:val="18"/>
                 <w:szCs w:val="18"/>
               </w:rPr>
-              <w:t xml:space="preserve">1.8</w:t>
+              <w:t xml:space="preserve">1.9</w:t>
             </w:r>
           </w:p>
         </w:tc>
@@ -1053,7 +1053,7 @@
                 <w:sz w:val="18"/>
                 <w:szCs w:val="18"/>
               </w:rPr>
-              <w:t xml:space="preserve">Tolto il limite noto sull'incarico del soggetto promotore del programma.</w:t>
+              <w:t xml:space="preserve">In sviluppo: simulatore di scenari e assistente virtuale.</w:t>
             </w:r>
           </w:p>
         </w:tc>
@@ -1123,7 +1123,7 @@
                 <w:sz w:val="18"/>
                 <w:szCs w:val="18"/>
               </w:rPr>
-              <w:t xml:space="preserve">1.7</w:t>
+              <w:t xml:space="preserve">1.8</w:t>
             </w:r>
           </w:p>
         </w:tc>
@@ -1156,7 +1156,7 @@
                 <w:sz w:val="18"/>
                 <w:szCs w:val="18"/>
               </w:rPr>
-              <w:t xml:space="preserve">18/10/2026</w:t>
+              <w:t xml:space="preserve">19/10/2026</w:t>
             </w:r>
           </w:p>
         </w:tc>
@@ -1189,7 +1189,7 @@
                 <w:sz w:val="18"/>
                 <w:szCs w:val="18"/>
               </w:rPr>
-              <w:t xml:space="preserve">Percorso di prova esteso alle funzioni dell'allineamento ai documenti CWP: territorio ISTAT, stati del Programma, Rapporto a 7 fasi, tariffe e sospensione, accuratezza, ritiro, account unico, crediti emessi, reclami, pagina pubblica, qualità dei dati.</w:t>
+              <w:t xml:space="preserve">Tolto il limite noto sull'incarico del soggetto promotore del programma.</w:t>
             </w:r>
           </w:p>
         </w:tc>
@@ -1259,7 +1259,7 @@
                 <w:sz w:val="18"/>
                 <w:szCs w:val="18"/>
               </w:rPr>
-              <w:t xml:space="preserve">1.6</w:t>
+              <w:t xml:space="preserve">1.7</w:t>
             </w:r>
           </w:p>
         </w:tc>
@@ -1323,7 +1323,7 @@
                 <w:sz w:val="18"/>
                 <w:szCs w:val="18"/>
               </w:rPr>
-              <w:t xml:space="preserve">Glossario: descrizione corretta del buffer (al massimo 80%).</w:t>
+              <w:t xml:space="preserve">Percorso di prova esteso alle funzioni dell'allineamento ai documenti CWP: territorio ISTAT, stati del Programma, Rapporto a 7 fasi, tariffe e sospensione, accuratezza, ritiro, account unico, crediti emessi, reclami, pagina pubblica, qualità dei dati.</w:t>
             </w:r>
           </w:p>
         </w:tc>
@@ -1393,7 +1393,7 @@
                 <w:sz w:val="18"/>
                 <w:szCs w:val="18"/>
               </w:rPr>
-              <w:t xml:space="preserve">1.5</w:t>
+              <w:t xml:space="preserve">1.6</w:t>
             </w:r>
           </w:p>
         </w:tc>
@@ -1459,7 +1459,7 @@
                 <w:sz w:val="18"/>
                 <w:szCs w:val="18"/>
               </w:rPr>
-              <w:t xml:space="preserve">Nuove prove 1.2b, 1.8, 3.7, 4.1b, 6.4, 6.5; prove 1.6, 1.7, 3.2, 4.1, 4.6, 5.4 e 6.3 aggiornate (anagrafiche, documenti richiesti, consultazione, Rapporti a 4 fasi, conservazione, fascicolo).</w:t>
+              <w:t xml:space="preserve">Glossario: descrizione corretta del buffer (al massimo 80%).</w:t>
             </w:r>
           </w:p>
         </w:tc>
@@ -1529,7 +1529,7 @@
                 <w:sz w:val="18"/>
                 <w:szCs w:val="18"/>
               </w:rPr>
-              <w:t xml:space="preserve">1.4</w:t>
+              <w:t xml:space="preserve">1.5</w:t>
             </w:r>
           </w:p>
         </w:tc>
@@ -1593,7 +1593,7 @@
                 <w:sz w:val="18"/>
                 <w:szCs w:val="18"/>
               </w:rPr>
-              <w:t xml:space="preserve">Nuova prova 7.12 (risultato azzerato dopo una modifica dei dati); prove successive del blocco 7 rinumerate; prova 8.4 estesa.</w:t>
+              <w:t xml:space="preserve">Nuove prove 1.2b, 1.8, 3.7, 4.1b, 6.4, 6.5; prove 1.6, 1.7, 3.2, 4.1, 4.6, 5.4 e 6.3 aggiornate (anagrafiche, documenti richiesti, consultazione, Rapporti a 4 fasi, conservazione, fascicolo).</w:t>
             </w:r>
           </w:p>
         </w:tc>
@@ -1663,7 +1663,7 @@
                 <w:sz w:val="18"/>
                 <w:szCs w:val="18"/>
               </w:rPr>
-              <w:t xml:space="preserve">1.3</w:t>
+              <w:t xml:space="preserve">1.4</w:t>
             </w:r>
           </w:p>
         </w:tc>
@@ -1729,7 +1729,7 @@
                 <w:sz w:val="18"/>
                 <w:szCs w:val="18"/>
               </w:rPr>
-              <w:t xml:space="preserve">Prove del rapporto PDF, del numero di registro e del registro dei crediti con le nuove versioni.</w:t>
+              <w:t xml:space="preserve">Nuova prova 7.12 (risultato azzerato dopo una modifica dei dati); prove successive del blocco 7 rinumerate; prova 8.4 estesa.</w:t>
             </w:r>
           </w:p>
         </w:tc>
@@ -1799,7 +1799,7 @@
                 <w:sz w:val="18"/>
                 <w:szCs w:val="18"/>
               </w:rPr>
-              <w:t xml:space="preserve">1.2</w:t>
+              <w:t xml:space="preserve">1.3</w:t>
             </w:r>
           </w:p>
         </w:tc>
@@ -1863,7 +1863,7 @@
                 <w:sz w:val="18"/>
                 <w:szCs w:val="18"/>
               </w:rPr>
-              <w:t xml:space="preserve">Calcolo crediti: prove di import del tracciato con i file di esempio (compilato, letture, dati personali) e dei controlli di coerenza.</w:t>
+              <w:t xml:space="preserve">Prove del rapporto PDF, del numero di registro e del registro dei crediti con le nuove versioni.</w:t>
             </w:r>
           </w:p>
         </w:tc>
@@ -1933,7 +1933,7 @@
                 <w:sz w:val="18"/>
                 <w:szCs w:val="18"/>
               </w:rPr>
-              <w:t xml:space="preserve">1.1</w:t>
+              <w:t xml:space="preserve">1.2</w:t>
             </w:r>
           </w:p>
         </w:tc>
@@ -1999,7 +1999,7 @@
                 <w:sz w:val="18"/>
                 <w:szCs w:val="18"/>
               </w:rPr>
-              <w:t xml:space="preserve">Prove per Enti di Validazione, modelli, note di fase, messaggi, pagamenti visibili al Comune, pratica sospesa, consultazione pubblica con conferma dell'email, limiti di invio ed errata corrige.</w:t>
+              <w:t xml:space="preserve">Calcolo crediti: prove di import del tracciato con i file di esempio (compilato, letture, dati personali) e dei controlli di coerenza.</w:t>
             </w:r>
           </w:p>
         </w:tc>
@@ -2069,6 +2069,140 @@
                 <w:sz w:val="18"/>
                 <w:szCs w:val="18"/>
               </w:rPr>
+              <w:t xml:space="preserve">1.1</w:t>
+            </w:r>
+          </w:p>
+        </w:tc>
+        <w:tc>
+          <w:tcPr>
+            <w:tcW w:type="dxa" w:w="1300"/>
+            <w:tcBorders>
+              <w:top w:val="single" w:color="D9D4C5" w:sz="4"/>
+              <w:left w:val="single" w:color="D9D4C5" w:sz="4"/>
+              <w:bottom w:val="single" w:color="D9D4C5" w:sz="4"/>
+              <w:right w:val="single" w:color="D9D4C5" w:sz="4"/>
+            </w:tcBorders>
+            <w:tcMar>
+              <w:top w:type="dxa" w:w="70"/>
+              <w:left w:type="dxa" w:w="110"/>
+              <w:bottom w:type="dxa" w:w="70"/>
+              <w:right w:type="dxa" w:w="110"/>
+            </w:tcMar>
+            <w:vAlign w:val="center"/>
+          </w:tcPr>
+          <w:p>
+            <w:pPr>
+              <w:spacing w:after="0" w:before="0"/>
+            </w:pPr>
+            <w:r>
+              <w:rPr>
+                <w:rFonts w:ascii="Arial" w:cs="Arial" w:eastAsia="Arial" w:hAnsi="Arial"/>
+                <w:color w:val="1B2118"/>
+                <w:sz w:val="18"/>
+                <w:szCs w:val="18"/>
+              </w:rPr>
+              <w:t xml:space="preserve">18/10/2026</w:t>
+            </w:r>
+          </w:p>
+        </w:tc>
+        <w:tc>
+          <w:tcPr>
+            <w:tcW w:type="dxa" w:w="5538"/>
+            <w:tcBorders>
+              <w:top w:val="single" w:color="D9D4C5" w:sz="4"/>
+              <w:left w:val="single" w:color="D9D4C5" w:sz="4"/>
+              <w:bottom w:val="single" w:color="D9D4C5" w:sz="4"/>
+              <w:right w:val="single" w:color="D9D4C5" w:sz="4"/>
+            </w:tcBorders>
+            <w:tcMar>
+              <w:top w:type="dxa" w:w="70"/>
+              <w:left w:type="dxa" w:w="110"/>
+              <w:bottom w:type="dxa" w:w="70"/>
+              <w:right w:type="dxa" w:w="110"/>
+            </w:tcMar>
+            <w:vAlign w:val="center"/>
+          </w:tcPr>
+          <w:p>
+            <w:pPr>
+              <w:spacing w:after="0" w:before="0"/>
+            </w:pPr>
+            <w:r>
+              <w:rPr>
+                <w:rFonts w:ascii="Arial" w:cs="Arial" w:eastAsia="Arial" w:hAnsi="Arial"/>
+                <w:color w:val="1B2118"/>
+                <w:sz w:val="18"/>
+                <w:szCs w:val="18"/>
+              </w:rPr>
+              <w:t xml:space="preserve">Prove per Enti di Validazione, modelli, note di fase, messaggi, pagamenti visibili al Comune, pratica sospesa, consultazione pubblica con conferma dell'email, limiti di invio ed errata corrige.</w:t>
+            </w:r>
+          </w:p>
+        </w:tc>
+        <w:tc>
+          <w:tcPr>
+            <w:tcW w:type="dxa" w:w="2000"/>
+            <w:tcBorders>
+              <w:top w:val="single" w:color="D9D4C5" w:sz="4"/>
+              <w:left w:val="single" w:color="D9D4C5" w:sz="4"/>
+              <w:bottom w:val="single" w:color="D9D4C5" w:sz="4"/>
+              <w:right w:val="single" w:color="D9D4C5" w:sz="4"/>
+            </w:tcBorders>
+            <w:tcMar>
+              <w:top w:type="dxa" w:w="70"/>
+              <w:left w:type="dxa" w:w="110"/>
+              <w:bottom w:type="dxa" w:w="70"/>
+              <w:right w:type="dxa" w:w="110"/>
+            </w:tcMar>
+            <w:vAlign w:val="center"/>
+          </w:tcPr>
+          <w:p>
+            <w:pPr>
+              <w:spacing w:after="0" w:before="0"/>
+            </w:pPr>
+            <w:r>
+              <w:rPr>
+                <w:rFonts w:ascii="Arial" w:cs="Arial" w:eastAsia="Arial" w:hAnsi="Arial"/>
+                <w:color w:val="1B2118"/>
+                <w:sz w:val="18"/>
+                <w:szCs w:val="18"/>
+              </w:rPr>
+              <w:t xml:space="preserve">Fondazione Operate</w:t>
+            </w:r>
+          </w:p>
+        </w:tc>
+      </w:tr>
+      <w:tr>
+        <w:trPr>
+          <w:cantSplit/>
+        </w:trPr>
+        <w:tc>
+          <w:tcPr>
+            <w:tcW w:type="dxa" w:w="800"/>
+            <w:tcBorders>
+              <w:top w:val="single" w:color="D9D4C5" w:sz="4"/>
+              <w:left w:val="single" w:color="D9D4C5" w:sz="4"/>
+              <w:bottom w:val="single" w:color="D9D4C5" w:sz="4"/>
+              <w:right w:val="single" w:color="D9D4C5" w:sz="4"/>
+            </w:tcBorders>
+            <w:shd w:fill="F6F4EE" w:color="auto" w:val="clear"/>
+            <w:tcMar>
+              <w:top w:type="dxa" w:w="70"/>
+              <w:left w:type="dxa" w:w="110"/>
+              <w:bottom w:type="dxa" w:w="70"/>
+              <w:right w:type="dxa" w:w="110"/>
+            </w:tcMar>
+            <w:vAlign w:val="center"/>
+          </w:tcPr>
+          <w:p>
+            <w:pPr>
+              <w:spacing w:after="0" w:before="0"/>
+            </w:pPr>
+            <w:r>
+              <w:rPr>
+                <w:rFonts w:ascii="Arial" w:cs="Arial" w:eastAsia="Arial" w:hAnsi="Arial"/>
+                <w:color w:val="1B2118"/>
+                <w:sz w:val="18"/>
+                <w:szCs w:val="18"/>
+              </w:rPr>
               <w:t xml:space="preserve">1.0</w:t>
             </w:r>
           </w:p>
@@ -2082,6 +2216,7 @@
               <w:bottom w:val="single" w:color="D9D4C5" w:sz="4"/>
               <w:right w:val="single" w:color="D9D4C5" w:sz="4"/>
             </w:tcBorders>
+            <w:shd w:fill="F6F4EE" w:color="auto" w:val="clear"/>
             <w:tcMar>
               <w:top w:type="dxa" w:w="70"/>
               <w:left w:type="dxa" w:w="110"/>
@@ -2114,6 +2249,7 @@
               <w:bottom w:val="single" w:color="D9D4C5" w:sz="4"/>
               <w:right w:val="single" w:color="D9D4C5" w:sz="4"/>
             </w:tcBorders>
+            <w:shd w:fill="F6F4EE" w:color="auto" w:val="clear"/>
             <w:tcMar>
               <w:top w:type="dxa" w:w="70"/>
               <w:left w:type="dxa" w:w="110"/>
@@ -2146,6 +2282,7 @@
               <w:bottom w:val="single" w:color="D9D4C5" w:sz="4"/>
               <w:right w:val="single" w:color="D9D4C5" w:sz="4"/>
             </w:tcBorders>
+            <w:shd w:fill="F6F4EE" w:color="auto" w:val="clear"/>
             <w:tcMar>
               <w:top w:type="dxa" w:w="70"/>
               <w:left w:type="dxa" w:w="110"/>
@@ -2187,7 +2324,7 @@
           <w:sz w:val="20"/>
           <w:szCs w:val="20"/>
         </w:rPr>
-        <w:t xml:space="preserve">Guida alla revisione 2.0 del 19/10/2026, allineata al portale e agli altri manuali. È aggiornata a ogni rilascio; la versione corrente si scarica dall'area Documentazione del portale (solo Amministratori).</w:t>
+        <w:t xml:space="preserve">Guida alla revisione 2.1 del 19/10/2026, allineata al portale e agli altri manuali. È aggiornata a ogni rilascio; la versione corrente si scarica dall'area Documentazione del portale (solo Amministratori).</w:t>
       </w:r>
     </w:p>
     <w:p>
@@ -2561,7 +2698,7 @@
         </w:rPr>
         <w:t xml:space="preserve">Il portale: </w:t>
       </w:r>
-      <w:hyperlink w:history="1" r:id="rId8s6r_1kzz460j2wllgych">
+      <w:hyperlink w:history="1" r:id="rId2q6kdrkoo4mfqae8ztw9r">
         <w:r>
           <w:rPr>
             <w:rFonts w:ascii="Arial" w:cs="Arial" w:eastAsia="Arial" w:hAnsi="Arial"/>
@@ -19045,9 +19182,9 @@
         <w:tblLayout w:type="fixed"/>
       </w:tblPr>
       <w:tblGrid>
-        <w:gridCol w:w="809"/>
-        <w:gridCol w:w="4414"/>
-        <w:gridCol w:w="4415"/>
+        <w:gridCol w:w="885"/>
+        <w:gridCol w:w="4377"/>
+        <w:gridCol w:w="4376"/>
       </w:tblGrid>
       <w:tr>
         <w:trPr>
@@ -19055,7 +19192,7 @@
         </w:trPr>
         <w:tc>
           <w:tcPr>
-            <w:tcW w:type="dxa" w:w="809"/>
+            <w:tcW w:type="dxa" w:w="885"/>
             <w:tcBorders>
               <w:top w:val="single" w:color="D9D4C5" w:sz="4"/>
               <w:left w:val="single" w:color="D9D4C5" w:sz="4"/>
@@ -19090,7 +19227,7 @@
         </w:tc>
         <w:tc>
           <w:tcPr>
-            <w:tcW w:type="dxa" w:w="4414"/>
+            <w:tcW w:type="dxa" w:w="4377"/>
             <w:tcBorders>
               <w:top w:val="single" w:color="D9D4C5" w:sz="4"/>
               <w:left w:val="single" w:color="D9D4C5" w:sz="4"/>
@@ -19125,7 +19262,7 @@
         </w:tc>
         <w:tc>
           <w:tcPr>
-            <w:tcW w:type="dxa" w:w="4415"/>
+            <w:tcW w:type="dxa" w:w="4376"/>
             <w:tcBorders>
               <w:top w:val="single" w:color="D9D4C5" w:sz="4"/>
               <w:left w:val="single" w:color="D9D4C5" w:sz="4"/>
@@ -19165,7 +19302,7 @@
         </w:trPr>
         <w:tc>
           <w:tcPr>
-            <w:tcW w:type="dxa" w:w="809"/>
+            <w:tcW w:type="dxa" w:w="885"/>
             <w:tcBorders>
               <w:top w:val="single" w:color="D9D4C5" w:sz="4"/>
               <w:left w:val="single" w:color="D9D4C5" w:sz="4"/>
@@ -19197,7 +19334,7 @@
         </w:tc>
         <w:tc>
           <w:tcPr>
-            <w:tcW w:type="dxa" w:w="4414"/>
+            <w:tcW w:type="dxa" w:w="4377"/>
             <w:tcBorders>
               <w:top w:val="single" w:color="D9D4C5" w:sz="4"/>
               <w:left w:val="single" w:color="D9D4C5" w:sz="4"/>
@@ -19249,7 +19386,7 @@
         </w:tc>
         <w:tc>
           <w:tcPr>
-            <w:tcW w:type="dxa" w:w="4415"/>
+            <w:tcW w:type="dxa" w:w="4376"/>
             <w:tcBorders>
               <w:top w:val="single" w:color="D9D4C5" w:sz="4"/>
               <w:left w:val="single" w:color="D9D4C5" w:sz="4"/>
@@ -19286,7 +19423,7 @@
         </w:trPr>
         <w:tc>
           <w:tcPr>
-            <w:tcW w:type="dxa" w:w="809"/>
+            <w:tcW w:type="dxa" w:w="885"/>
             <w:tcBorders>
               <w:top w:val="single" w:color="D9D4C5" w:sz="4"/>
               <w:left w:val="single" w:color="D9D4C5" w:sz="4"/>
@@ -19319,40 +19456,40 @@
         </w:tc>
         <w:tc>
           <w:tcPr>
-            <w:tcW w:type="dxa" w:w="4414"/>
-            <w:tcBorders>
-              <w:top w:val="single" w:color="D9D4C5" w:sz="4"/>
-              <w:left w:val="single" w:color="D9D4C5" w:sz="4"/>
-              <w:bottom w:val="single" w:color="D9D4C5" w:sz="4"/>
-              <w:right w:val="single" w:color="D9D4C5" w:sz="4"/>
-            </w:tcBorders>
-            <w:shd w:fill="F6F4EE" w:color="auto" w:val="clear"/>
-            <w:tcMar>
-              <w:top w:type="dxa" w:w="70"/>
-              <w:left w:type="dxa" w:w="110"/>
-              <w:bottom w:type="dxa" w:w="70"/>
-              <w:right w:type="dxa" w:w="110"/>
-            </w:tcMar>
-            <w:vAlign w:val="center"/>
-          </w:tcPr>
-          <w:p>
-            <w:pPr>
-              <w:spacing w:after="0" w:before="0"/>
-            </w:pPr>
-            <w:r>
-              <w:rPr>
-                <w:rFonts w:ascii="Arial" w:cs="Arial" w:eastAsia="Arial" w:hAnsi="Arial"/>
-                <w:color w:val="1B2118"/>
-                <w:sz w:val="18"/>
-                <w:szCs w:val="18"/>
-              </w:rPr>
-              <w:t xml:space="preserve">Anno base: popolazione 10000, cluster 4 → Usa i valori medi del cluster</w:t>
-            </w:r>
-          </w:p>
-        </w:tc>
-        <w:tc>
-          <w:tcPr>
-            <w:tcW w:type="dxa" w:w="4415"/>
+            <w:tcW w:type="dxa" w:w="4377"/>
+            <w:tcBorders>
+              <w:top w:val="single" w:color="D9D4C5" w:sz="4"/>
+              <w:left w:val="single" w:color="D9D4C5" w:sz="4"/>
+              <w:bottom w:val="single" w:color="D9D4C5" w:sz="4"/>
+              <w:right w:val="single" w:color="D9D4C5" w:sz="4"/>
+            </w:tcBorders>
+            <w:shd w:fill="F6F4EE" w:color="auto" w:val="clear"/>
+            <w:tcMar>
+              <w:top w:type="dxa" w:w="70"/>
+              <w:left w:type="dxa" w:w="110"/>
+              <w:bottom w:type="dxa" w:w="70"/>
+              <w:right w:type="dxa" w:w="110"/>
+            </w:tcMar>
+            <w:vAlign w:val="center"/>
+          </w:tcPr>
+          <w:p>
+            <w:pPr>
+              <w:spacing w:after="0" w:before="0"/>
+            </w:pPr>
+            <w:r>
+              <w:rPr>
+                <w:rFonts w:ascii="Arial" w:cs="Arial" w:eastAsia="Arial" w:hAnsi="Arial"/>
+                <w:color w:val="1B2118"/>
+                <w:sz w:val="18"/>
+                <w:szCs w:val="18"/>
+              </w:rPr>
+              <w:t xml:space="preserve">Scenario di riferimento → Valori medi del cluster (Tabella 3): popolazione 10000, cluster 4 → Calcola dai valori medi del cluster</w:t>
+            </w:r>
+          </w:p>
+        </w:tc>
+        <w:tc>
+          <w:tcPr>
+            <w:tcW w:type="dxa" w:w="4376"/>
             <w:tcBorders>
               <w:top w:val="single" w:color="D9D4C5" w:sz="4"/>
               <w:left w:val="single" w:color="D9D4C5" w:sz="4"/>
@@ -19390,97 +19527,97 @@
         </w:trPr>
         <w:tc>
           <w:tcPr>
-            <w:tcW w:type="dxa" w:w="809"/>
-            <w:tcBorders>
-              <w:top w:val="single" w:color="D9D4C5" w:sz="4"/>
-              <w:left w:val="single" w:color="D9D4C5" w:sz="4"/>
-              <w:bottom w:val="single" w:color="D9D4C5" w:sz="4"/>
-              <w:right w:val="single" w:color="D9D4C5" w:sz="4"/>
-            </w:tcBorders>
-            <w:tcMar>
-              <w:top w:type="dxa" w:w="70"/>
-              <w:left w:type="dxa" w:w="110"/>
-              <w:bottom w:type="dxa" w:w="70"/>
-              <w:right w:type="dxa" w:w="110"/>
-            </w:tcMar>
-            <w:vAlign w:val="center"/>
-          </w:tcPr>
-          <w:p>
-            <w:pPr>
-              <w:spacing w:after="0" w:before="0"/>
-            </w:pPr>
-            <w:r>
-              <w:rPr>
-                <w:rFonts w:ascii="Arial" w:cs="Arial" w:eastAsia="Arial" w:hAnsi="Arial"/>
-                <w:color w:val="1B2118"/>
-                <w:sz w:val="18"/>
-                <w:szCs w:val="18"/>
-              </w:rPr>
-              <w:t xml:space="preserve">8b.3</w:t>
-            </w:r>
-          </w:p>
-        </w:tc>
-        <w:tc>
-          <w:tcPr>
-            <w:tcW w:type="dxa" w:w="4414"/>
-            <w:tcBorders>
-              <w:top w:val="single" w:color="D9D4C5" w:sz="4"/>
-              <w:left w:val="single" w:color="D9D4C5" w:sz="4"/>
-              <w:bottom w:val="single" w:color="D9D4C5" w:sz="4"/>
-              <w:right w:val="single" w:color="D9D4C5" w:sz="4"/>
-            </w:tcBorders>
-            <w:tcMar>
-              <w:top w:type="dxa" w:w="70"/>
-              <w:left w:type="dxa" w:w="110"/>
-              <w:bottom w:type="dxa" w:w="70"/>
-              <w:right w:type="dxa" w:w="110"/>
-            </w:tcMar>
-            <w:vAlign w:val="center"/>
-          </w:tcPr>
-          <w:p>
-            <w:pPr>
-              <w:spacing w:after="0" w:before="0"/>
-            </w:pPr>
-            <w:r>
-              <w:rPr>
-                <w:rFonts w:ascii="Arial" w:cs="Arial" w:eastAsia="Arial" w:hAnsi="Arial"/>
-                <w:color w:val="1B2118"/>
-                <w:sz w:val="18"/>
-                <w:szCs w:val="18"/>
-              </w:rPr>
-              <w:t xml:space="preserve">Obiettivi: pro capite finale 350, secco pro capite finale 60 → Applica la traiettoria</w:t>
-            </w:r>
-          </w:p>
-        </w:tc>
-        <w:tc>
-          <w:tcPr>
-            <w:tcW w:type="dxa" w:w="4415"/>
-            <w:tcBorders>
-              <w:top w:val="single" w:color="D9D4C5" w:sz="4"/>
-              <w:left w:val="single" w:color="D9D4C5" w:sz="4"/>
-              <w:bottom w:val="single" w:color="D9D4C5" w:sz="4"/>
-              <w:right w:val="single" w:color="D9D4C5" w:sz="4"/>
-            </w:tcBorders>
-            <w:tcMar>
-              <w:top w:type="dxa" w:w="70"/>
-              <w:left w:type="dxa" w:w="110"/>
-              <w:bottom w:type="dxa" w:w="70"/>
-              <w:right w:type="dxa" w:w="110"/>
-            </w:tcMar>
-            <w:vAlign w:val="center"/>
-          </w:tcPr>
-          <w:p>
-            <w:pPr>
-              <w:spacing w:after="0" w:before="0"/>
-            </w:pPr>
-            <w:r>
-              <w:rPr>
-                <w:rFonts w:ascii="Arial" w:cs="Arial" w:eastAsia="Arial" w:hAnsi="Arial"/>
-                <w:color w:val="1B2118"/>
-                <w:sz w:val="18"/>
-                <w:szCs w:val="18"/>
-              </w:rPr>
-              <w:t xml:space="preserve">Righe compilate in modo lineare; la % di differenziata cresce ogni anno; nei Risultati crediti netti positivi e crescenti, grafici aggiornati</w:t>
+            <w:tcW w:type="dxa" w:w="885"/>
+            <w:tcBorders>
+              <w:top w:val="single" w:color="D9D4C5" w:sz="4"/>
+              <w:left w:val="single" w:color="D9D4C5" w:sz="4"/>
+              <w:bottom w:val="single" w:color="D9D4C5" w:sz="4"/>
+              <w:right w:val="single" w:color="D9D4C5" w:sz="4"/>
+            </w:tcBorders>
+            <w:tcMar>
+              <w:top w:type="dxa" w:w="70"/>
+              <w:left w:type="dxa" w:w="110"/>
+              <w:bottom w:type="dxa" w:w="70"/>
+              <w:right w:type="dxa" w:w="110"/>
+            </w:tcMar>
+            <w:vAlign w:val="center"/>
+          </w:tcPr>
+          <w:p>
+            <w:pPr>
+              <w:spacing w:after="0" w:before="0"/>
+            </w:pPr>
+            <w:r>
+              <w:rPr>
+                <w:rFonts w:ascii="Arial" w:cs="Arial" w:eastAsia="Arial" w:hAnsi="Arial"/>
+                <w:color w:val="1B2118"/>
+                <w:sz w:val="18"/>
+                <w:szCs w:val="18"/>
+              </w:rPr>
+              <w:t xml:space="preserve">8b.2b</w:t>
+            </w:r>
+          </w:p>
+        </w:tc>
+        <w:tc>
+          <w:tcPr>
+            <w:tcW w:type="dxa" w:w="4377"/>
+            <w:tcBorders>
+              <w:top w:val="single" w:color="D9D4C5" w:sz="4"/>
+              <w:left w:val="single" w:color="D9D4C5" w:sz="4"/>
+              <w:bottom w:val="single" w:color="D9D4C5" w:sz="4"/>
+              <w:right w:val="single" w:color="D9D4C5" w:sz="4"/>
+            </w:tcBorders>
+            <w:tcMar>
+              <w:top w:type="dxa" w:w="70"/>
+              <w:left w:type="dxa" w:w="110"/>
+              <w:bottom w:type="dxa" w:w="70"/>
+              <w:right w:type="dxa" w:w="110"/>
+            </w:tcMar>
+            <w:vAlign w:val="center"/>
+          </w:tcPr>
+          <w:p>
+            <w:pPr>
+              <w:spacing w:after="0" w:before="0"/>
+            </w:pPr>
+            <w:r>
+              <w:rPr>
+                <w:rFonts w:ascii="Arial" w:cs="Arial" w:eastAsia="Arial" w:hAnsi="Arial"/>
+                <w:color w:val="1B2118"/>
+                <w:sz w:val="18"/>
+                <w:szCs w:val="18"/>
+              </w:rPr>
+              <w:t xml:space="preserve">Passate ad «Anno con il 65% di differenziata» lasciando gli stessi rifiuti</w:t>
+            </w:r>
+          </w:p>
+        </w:tc>
+        <w:tc>
+          <w:tcPr>
+            <w:tcW w:type="dxa" w:w="4376"/>
+            <w:tcBorders>
+              <w:top w:val="single" w:color="D9D4C5" w:sz="4"/>
+              <w:left w:val="single" w:color="D9D4C5" w:sz="4"/>
+              <w:bottom w:val="single" w:color="D9D4C5" w:sz="4"/>
+              <w:right w:val="single" w:color="D9D4C5" w:sz="4"/>
+            </w:tcBorders>
+            <w:tcMar>
+              <w:top w:type="dxa" w:w="70"/>
+              <w:left w:type="dxa" w:w="110"/>
+              <w:bottom w:type="dxa" w:w="70"/>
+              <w:right w:type="dxa" w:w="110"/>
+            </w:tcMar>
+            <w:vAlign w:val="center"/>
+          </w:tcPr>
+          <w:p>
+            <w:pPr>
+              <w:spacing w:after="0" w:before="0"/>
+            </w:pPr>
+            <w:r>
+              <w:rPr>
+                <w:rFonts w:ascii="Arial" w:cs="Arial" w:eastAsia="Arial" w:hAnsi="Arial"/>
+                <w:color w:val="1B2118"/>
+                <w:sz w:val="18"/>
+                <w:szCs w:val="18"/>
+              </w:rPr>
+              <w:t xml:space="preserve">Riquadro arancione «Lo Standard 4.8.1 chiede un anno con differenziata tra 64% e 66%» e avviso nei Risultati; tornando al cluster l'avviso sparisce</w:t>
             </w:r>
           </w:p>
         </w:tc>
@@ -19491,131 +19628,100 @@
         </w:trPr>
         <w:tc>
           <w:tcPr>
-            <w:tcW w:type="dxa" w:w="809"/>
-            <w:tcBorders>
-              <w:top w:val="single" w:color="D9D4C5" w:sz="4"/>
-              <w:left w:val="single" w:color="D9D4C5" w:sz="4"/>
-              <w:bottom w:val="single" w:color="D9D4C5" w:sz="4"/>
-              <w:right w:val="single" w:color="D9D4C5" w:sz="4"/>
-            </w:tcBorders>
-            <w:shd w:fill="F6F4EE" w:color="auto" w:val="clear"/>
-            <w:tcMar>
-              <w:top w:type="dxa" w:w="70"/>
-              <w:left w:type="dxa" w:w="110"/>
-              <w:bottom w:type="dxa" w:w="70"/>
-              <w:right w:type="dxa" w:w="110"/>
-            </w:tcMar>
-            <w:vAlign w:val="center"/>
-          </w:tcPr>
-          <w:p>
-            <w:pPr>
-              <w:spacing w:after="0" w:before="0"/>
-            </w:pPr>
-            <w:r>
-              <w:rPr>
-                <w:rFonts w:ascii="Arial" w:cs="Arial" w:eastAsia="Arial" w:hAnsi="Arial"/>
-                <w:color w:val="1B2118"/>
-                <w:sz w:val="18"/>
-                <w:szCs w:val="18"/>
-              </w:rPr>
-              <w:t xml:space="preserve">8b.4</w:t>
-            </w:r>
-          </w:p>
-        </w:tc>
-        <w:tc>
-          <w:tcPr>
-            <w:tcW w:type="dxa" w:w="4414"/>
-            <w:tcBorders>
-              <w:top w:val="single" w:color="D9D4C5" w:sz="4"/>
-              <w:left w:val="single" w:color="D9D4C5" w:sz="4"/>
-              <w:bottom w:val="single" w:color="D9D4C5" w:sz="4"/>
-              <w:right w:val="single" w:color="D9D4C5" w:sz="4"/>
-            </w:tcBorders>
-            <w:shd w:fill="F6F4EE" w:color="auto" w:val="clear"/>
-            <w:tcMar>
-              <w:top w:type="dxa" w:w="70"/>
-              <w:left w:type="dxa" w:w="110"/>
-              <w:bottom w:type="dxa" w:w="70"/>
-              <w:right w:type="dxa" w:w="110"/>
-            </w:tcMar>
-            <w:vAlign w:val="center"/>
-          </w:tcPr>
-          <w:p>
-            <w:pPr>
-              <w:spacing w:after="0" w:before="0"/>
-            </w:pPr>
-            <w:r>
-              <w:rPr>
-                <w:rFonts w:ascii="Arial" w:cs="Arial" w:eastAsia="Arial" w:hAnsi="Arial"/>
-                <w:color w:val="1B2118"/>
-                <w:sz w:val="18"/>
-                <w:szCs w:val="18"/>
-              </w:rPr>
-              <w:t xml:space="preserve">Cambiate la durata a </w:t>
-            </w:r>
-            <w:r>
-              <w:rPr>
-                <w:rFonts w:ascii="Arial" w:cs="Arial" w:eastAsia="Arial" w:hAnsi="Arial"/>
-                <w:b/>
-                <w:bCs/>
-                <w:color w:val="1B2118"/>
-                <w:sz w:val="18"/>
-                <w:szCs w:val="18"/>
-              </w:rPr>
-              <w:t xml:space="preserve">21 anni</w:t>
-            </w:r>
-            <w:r>
-              <w:rPr>
-                <w:rFonts w:ascii="Arial" w:cs="Arial" w:eastAsia="Arial" w:hAnsi="Arial"/>
-                <w:color w:val="1B2118"/>
-                <w:sz w:val="18"/>
-                <w:szCs w:val="18"/>
-              </w:rPr>
-              <w:t xml:space="preserve">, poi a </w:t>
-            </w:r>
-            <w:r>
-              <w:rPr>
-                <w:rFonts w:ascii="Arial" w:cs="Arial" w:eastAsia="Arial" w:hAnsi="Arial"/>
-                <w:b/>
-                <w:bCs/>
-                <w:color w:val="1B2118"/>
-                <w:sz w:val="18"/>
-                <w:szCs w:val="18"/>
-              </w:rPr>
-              <w:t xml:space="preserve">7 anni</w:t>
-            </w:r>
-          </w:p>
-        </w:tc>
-        <w:tc>
-          <w:tcPr>
-            <w:tcW w:type="dxa" w:w="4415"/>
-            <w:tcBorders>
-              <w:top w:val="single" w:color="D9D4C5" w:sz="4"/>
-              <w:left w:val="single" w:color="D9D4C5" w:sz="4"/>
-              <w:bottom w:val="single" w:color="D9D4C5" w:sz="4"/>
-              <w:right w:val="single" w:color="D9D4C5" w:sz="4"/>
-            </w:tcBorders>
-            <w:shd w:fill="F6F4EE" w:color="auto" w:val="clear"/>
-            <w:tcMar>
-              <w:top w:type="dxa" w:w="70"/>
-              <w:left w:type="dxa" w:w="110"/>
-              <w:bottom w:type="dxa" w:w="70"/>
-              <w:right w:type="dxa" w:w="110"/>
-            </w:tcMar>
-            <w:vAlign w:val="center"/>
-          </w:tcPr>
-          <w:p>
-            <w:pPr>
-              <w:spacing w:after="0" w:before="0"/>
-            </w:pPr>
-            <w:r>
-              <w:rPr>
-                <w:rFonts w:ascii="Arial" w:cs="Arial" w:eastAsia="Arial" w:hAnsi="Arial"/>
-                <w:color w:val="1B2118"/>
-                <w:sz w:val="18"/>
-                <w:szCs w:val="18"/>
-              </w:rPr>
-              <w:t xml:space="preserve">Le righe diventano 21 e poi 7; i valori già inseriti per gli stessi anni restano</w:t>
+            <w:tcW w:type="dxa" w:w="885"/>
+            <w:tcBorders>
+              <w:top w:val="single" w:color="D9D4C5" w:sz="4"/>
+              <w:left w:val="single" w:color="D9D4C5" w:sz="4"/>
+              <w:bottom w:val="single" w:color="D9D4C5" w:sz="4"/>
+              <w:right w:val="single" w:color="D9D4C5" w:sz="4"/>
+            </w:tcBorders>
+            <w:shd w:fill="F6F4EE" w:color="auto" w:val="clear"/>
+            <w:tcMar>
+              <w:top w:type="dxa" w:w="70"/>
+              <w:left w:type="dxa" w:w="110"/>
+              <w:bottom w:type="dxa" w:w="70"/>
+              <w:right w:type="dxa" w:w="110"/>
+            </w:tcMar>
+            <w:vAlign w:val="center"/>
+          </w:tcPr>
+          <w:p>
+            <w:pPr>
+              <w:spacing w:after="0" w:before="0"/>
+            </w:pPr>
+            <w:r>
+              <w:rPr>
+                <w:rFonts w:ascii="Arial" w:cs="Arial" w:eastAsia="Arial" w:hAnsi="Arial"/>
+                <w:color w:val="1B2118"/>
+                <w:sz w:val="18"/>
+                <w:szCs w:val="18"/>
+              </w:rPr>
+              <w:t xml:space="preserve">8b.2c</w:t>
+            </w:r>
+          </w:p>
+        </w:tc>
+        <w:tc>
+          <w:tcPr>
+            <w:tcW w:type="dxa" w:w="4377"/>
+            <w:tcBorders>
+              <w:top w:val="single" w:color="D9D4C5" w:sz="4"/>
+              <w:left w:val="single" w:color="D9D4C5" w:sz="4"/>
+              <w:bottom w:val="single" w:color="D9D4C5" w:sz="4"/>
+              <w:right w:val="single" w:color="D9D4C5" w:sz="4"/>
+            </w:tcBorders>
+            <w:shd w:fill="F6F4EE" w:color="auto" w:val="clear"/>
+            <w:tcMar>
+              <w:top w:type="dxa" w:w="70"/>
+              <w:left w:type="dxa" w:w="110"/>
+              <w:bottom w:type="dxa" w:w="70"/>
+              <w:right w:type="dxa" w:w="110"/>
+            </w:tcMar>
+            <w:vAlign w:val="center"/>
+          </w:tcPr>
+          <w:p>
+            <w:pPr>
+              <w:spacing w:after="0" w:before="0"/>
+            </w:pPr>
+            <w:r>
+              <w:rPr>
+                <w:rFonts w:ascii="Arial" w:cs="Arial" w:eastAsia="Arial" w:hAnsi="Arial"/>
+                <w:color w:val="1B2118"/>
+                <w:sz w:val="18"/>
+                <w:szCs w:val="18"/>
+              </w:rPr>
+              <w:t xml:space="preserve">Situazione attuale: anno 2025, produzione 430 kg/ab, secco 90 kg/ab</w:t>
+            </w:r>
+          </w:p>
+        </w:tc>
+        <w:tc>
+          <w:tcPr>
+            <w:tcW w:type="dxa" w:w="4376"/>
+            <w:tcBorders>
+              <w:top w:val="single" w:color="D9D4C5" w:sz="4"/>
+              <w:left w:val="single" w:color="D9D4C5" w:sz="4"/>
+              <w:bottom w:val="single" w:color="D9D4C5" w:sz="4"/>
+              <w:right w:val="single" w:color="D9D4C5" w:sz="4"/>
+            </w:tcBorders>
+            <w:shd w:fill="F6F4EE" w:color="auto" w:val="clear"/>
+            <w:tcMar>
+              <w:top w:type="dxa" w:w="70"/>
+              <w:left w:type="dxa" w:w="110"/>
+              <w:bottom w:type="dxa" w:w="70"/>
+              <w:right w:type="dxa" w:w="110"/>
+            </w:tcMar>
+            <w:vAlign w:val="center"/>
+          </w:tcPr>
+          <w:p>
+            <w:pPr>
+              <w:spacing w:after="0" w:before="0"/>
+            </w:pPr>
+            <w:r>
+              <w:rPr>
+                <w:rFonts w:ascii="Arial" w:cs="Arial" w:eastAsia="Arial" w:hAnsi="Arial"/>
+                <w:color w:val="1B2118"/>
+                <w:sz w:val="18"/>
+                <w:szCs w:val="18"/>
+              </w:rPr>
+              <w:t xml:space="preserve">«Differenziata attuale: 79,1%»; gli obiettivi nuovi partono da questi valori</w:t>
             </w:r>
           </w:p>
         </w:tc>
@@ -19626,97 +19732,97 @@
         </w:trPr>
         <w:tc>
           <w:tcPr>
-            <w:tcW w:type="dxa" w:w="809"/>
-            <w:tcBorders>
-              <w:top w:val="single" w:color="D9D4C5" w:sz="4"/>
-              <w:left w:val="single" w:color="D9D4C5" w:sz="4"/>
-              <w:bottom w:val="single" w:color="D9D4C5" w:sz="4"/>
-              <w:right w:val="single" w:color="D9D4C5" w:sz="4"/>
-            </w:tcBorders>
-            <w:tcMar>
-              <w:top w:type="dxa" w:w="70"/>
-              <w:left w:type="dxa" w:w="110"/>
-              <w:bottom w:type="dxa" w:w="70"/>
-              <w:right w:type="dxa" w:w="110"/>
-            </w:tcMar>
-            <w:vAlign w:val="center"/>
-          </w:tcPr>
-          <w:p>
-            <w:pPr>
-              <w:spacing w:after="0" w:before="0"/>
-            </w:pPr>
-            <w:r>
-              <w:rPr>
-                <w:rFonts w:ascii="Arial" w:cs="Arial" w:eastAsia="Arial" w:hAnsi="Arial"/>
-                <w:color w:val="1B2118"/>
-                <w:sz w:val="18"/>
-                <w:szCs w:val="18"/>
-              </w:rPr>
-              <w:t xml:space="preserve">8b.5</w:t>
-            </w:r>
-          </w:p>
-        </w:tc>
-        <w:tc>
-          <w:tcPr>
-            <w:tcW w:type="dxa" w:w="4414"/>
-            <w:tcBorders>
-              <w:top w:val="single" w:color="D9D4C5" w:sz="4"/>
-              <w:left w:val="single" w:color="D9D4C5" w:sz="4"/>
-              <w:bottom w:val="single" w:color="D9D4C5" w:sz="4"/>
-              <w:right w:val="single" w:color="D9D4C5" w:sz="4"/>
-            </w:tcBorders>
-            <w:tcMar>
-              <w:top w:type="dxa" w:w="70"/>
-              <w:left w:type="dxa" w:w="110"/>
-              <w:bottom w:type="dxa" w:w="70"/>
-              <w:right w:type="dxa" w:w="110"/>
-            </w:tcMar>
-            <w:vAlign w:val="center"/>
-          </w:tcPr>
-          <w:p>
-            <w:pPr>
-              <w:spacing w:after="0" w:before="0"/>
-            </w:pPr>
-            <w:r>
-              <w:rPr>
-                <w:rFonts w:ascii="Arial" w:cs="Arial" w:eastAsia="Arial" w:hAnsi="Arial"/>
-                <w:color w:val="1B2118"/>
-                <w:sz w:val="18"/>
-                <w:szCs w:val="18"/>
-              </w:rPr>
-              <w:t xml:space="preserve">In un anno portate il secco pro capite oltre il pro capite totale</w:t>
-            </w:r>
-          </w:p>
-        </w:tc>
-        <w:tc>
-          <w:tcPr>
-            <w:tcW w:type="dxa" w:w="4415"/>
-            <w:tcBorders>
-              <w:top w:val="single" w:color="D9D4C5" w:sz="4"/>
-              <w:left w:val="single" w:color="D9D4C5" w:sz="4"/>
-              <w:bottom w:val="single" w:color="D9D4C5" w:sz="4"/>
-              <w:right w:val="single" w:color="D9D4C5" w:sz="4"/>
-            </w:tcBorders>
-            <w:tcMar>
-              <w:top w:type="dxa" w:w="70"/>
-              <w:left w:type="dxa" w:w="110"/>
-              <w:bottom w:type="dxa" w:w="70"/>
-              <w:right w:type="dxa" w:w="110"/>
-            </w:tcMar>
-            <w:vAlign w:val="center"/>
-          </w:tcPr>
-          <w:p>
-            <w:pPr>
-              <w:spacing w:after="0" w:before="0"/>
-            </w:pPr>
-            <w:r>
-              <w:rPr>
-                <w:rFonts w:ascii="Arial" w:cs="Arial" w:eastAsia="Arial" w:hAnsi="Arial"/>
-                <w:color w:val="1B2118"/>
-                <w:sz w:val="18"/>
-                <w:szCs w:val="18"/>
-              </w:rPr>
-              <w:t xml:space="preserve">Avviso «il secco previsto supera la produzione totale»</w:t>
+            <w:tcW w:type="dxa" w:w="885"/>
+            <w:tcBorders>
+              <w:top w:val="single" w:color="D9D4C5" w:sz="4"/>
+              <w:left w:val="single" w:color="D9D4C5" w:sz="4"/>
+              <w:bottom w:val="single" w:color="D9D4C5" w:sz="4"/>
+              <w:right w:val="single" w:color="D9D4C5" w:sz="4"/>
+            </w:tcBorders>
+            <w:tcMar>
+              <w:top w:type="dxa" w:w="70"/>
+              <w:left w:type="dxa" w:w="110"/>
+              <w:bottom w:type="dxa" w:w="70"/>
+              <w:right w:type="dxa" w:w="110"/>
+            </w:tcMar>
+            <w:vAlign w:val="center"/>
+          </w:tcPr>
+          <w:p>
+            <w:pPr>
+              <w:spacing w:after="0" w:before="0"/>
+            </w:pPr>
+            <w:r>
+              <w:rPr>
+                <w:rFonts w:ascii="Arial" w:cs="Arial" w:eastAsia="Arial" w:hAnsi="Arial"/>
+                <w:color w:val="1B2118"/>
+                <w:sz w:val="18"/>
+                <w:szCs w:val="18"/>
+              </w:rPr>
+              <w:t xml:space="preserve">8b.3</w:t>
+            </w:r>
+          </w:p>
+        </w:tc>
+        <w:tc>
+          <w:tcPr>
+            <w:tcW w:type="dxa" w:w="4377"/>
+            <w:tcBorders>
+              <w:top w:val="single" w:color="D9D4C5" w:sz="4"/>
+              <w:left w:val="single" w:color="D9D4C5" w:sz="4"/>
+              <w:bottom w:val="single" w:color="D9D4C5" w:sz="4"/>
+              <w:right w:val="single" w:color="D9D4C5" w:sz="4"/>
+            </w:tcBorders>
+            <w:tcMar>
+              <w:top w:type="dxa" w:w="70"/>
+              <w:left w:type="dxa" w:w="110"/>
+              <w:bottom w:type="dxa" w:w="70"/>
+              <w:right w:type="dxa" w:w="110"/>
+            </w:tcMar>
+            <w:vAlign w:val="center"/>
+          </w:tcPr>
+          <w:p>
+            <w:pPr>
+              <w:spacing w:after="0" w:before="0"/>
+            </w:pPr>
+            <w:r>
+              <w:rPr>
+                <w:rFonts w:ascii="Arial" w:cs="Arial" w:eastAsia="Arial" w:hAnsi="Arial"/>
+                <w:color w:val="1B2118"/>
+                <w:sz w:val="18"/>
+                <w:szCs w:val="18"/>
+              </w:rPr>
+              <w:t xml:space="preserve">Obiettivi: pro capite finale 350, secco pro capite finale 60 → Applica la traiettoria</w:t>
+            </w:r>
+          </w:p>
+        </w:tc>
+        <w:tc>
+          <w:tcPr>
+            <w:tcW w:type="dxa" w:w="4376"/>
+            <w:tcBorders>
+              <w:top w:val="single" w:color="D9D4C5" w:sz="4"/>
+              <w:left w:val="single" w:color="D9D4C5" w:sz="4"/>
+              <w:bottom w:val="single" w:color="D9D4C5" w:sz="4"/>
+              <w:right w:val="single" w:color="D9D4C5" w:sz="4"/>
+            </w:tcBorders>
+            <w:tcMar>
+              <w:top w:type="dxa" w:w="70"/>
+              <w:left w:type="dxa" w:w="110"/>
+              <w:bottom w:type="dxa" w:w="70"/>
+              <w:right w:type="dxa" w:w="110"/>
+            </w:tcMar>
+            <w:vAlign w:val="center"/>
+          </w:tcPr>
+          <w:p>
+            <w:pPr>
+              <w:spacing w:after="0" w:before="0"/>
+            </w:pPr>
+            <w:r>
+              <w:rPr>
+                <w:rFonts w:ascii="Arial" w:cs="Arial" w:eastAsia="Arial" w:hAnsi="Arial"/>
+                <w:color w:val="1B2118"/>
+                <w:sz w:val="18"/>
+                <w:szCs w:val="18"/>
+              </w:rPr>
+              <w:t xml:space="preserve">Righe compilate in modo lineare; la % di differenziata cresce ogni anno; nei Risultati crediti netti positivi e crescenti, grafici aggiornati</w:t>
             </w:r>
           </w:p>
         </w:tc>
@@ -19727,100 +19833,131 @@
         </w:trPr>
         <w:tc>
           <w:tcPr>
-            <w:tcW w:type="dxa" w:w="809"/>
-            <w:tcBorders>
-              <w:top w:val="single" w:color="D9D4C5" w:sz="4"/>
-              <w:left w:val="single" w:color="D9D4C5" w:sz="4"/>
-              <w:bottom w:val="single" w:color="D9D4C5" w:sz="4"/>
-              <w:right w:val="single" w:color="D9D4C5" w:sz="4"/>
-            </w:tcBorders>
-            <w:shd w:fill="F6F4EE" w:color="auto" w:val="clear"/>
-            <w:tcMar>
-              <w:top w:type="dxa" w:w="70"/>
-              <w:left w:type="dxa" w:w="110"/>
-              <w:bottom w:type="dxa" w:w="70"/>
-              <w:right w:type="dxa" w:w="110"/>
-            </w:tcMar>
-            <w:vAlign w:val="center"/>
-          </w:tcPr>
-          <w:p>
-            <w:pPr>
-              <w:spacing w:after="0" w:before="0"/>
-            </w:pPr>
-            <w:r>
-              <w:rPr>
-                <w:rFonts w:ascii="Arial" w:cs="Arial" w:eastAsia="Arial" w:hAnsi="Arial"/>
-                <w:color w:val="1B2118"/>
-                <w:sz w:val="18"/>
-                <w:szCs w:val="18"/>
-              </w:rPr>
-              <w:t xml:space="preserve">8b.6</w:t>
-            </w:r>
-          </w:p>
-        </w:tc>
-        <w:tc>
-          <w:tcPr>
-            <w:tcW w:type="dxa" w:w="4414"/>
-            <w:tcBorders>
-              <w:top w:val="single" w:color="D9D4C5" w:sz="4"/>
-              <w:left w:val="single" w:color="D9D4C5" w:sz="4"/>
-              <w:bottom w:val="single" w:color="D9D4C5" w:sz="4"/>
-              <w:right w:val="single" w:color="D9D4C5" w:sz="4"/>
-            </w:tcBorders>
-            <w:shd w:fill="F6F4EE" w:color="auto" w:val="clear"/>
-            <w:tcMar>
-              <w:top w:type="dxa" w:w="70"/>
-              <w:left w:type="dxa" w:w="110"/>
-              <w:bottom w:type="dxa" w:w="70"/>
-              <w:right w:type="dxa" w:w="110"/>
-            </w:tcMar>
-            <w:vAlign w:val="center"/>
-          </w:tcPr>
-          <w:p>
-            <w:pPr>
-              <w:spacing w:after="0" w:before="0"/>
-            </w:pPr>
-            <w:r>
-              <w:rPr>
-                <w:rFonts w:ascii="Arial" w:cs="Arial" w:eastAsia="Arial" w:hAnsi="Arial"/>
-                <w:color w:val="1B2118"/>
-                <w:sz w:val="18"/>
-                <w:szCs w:val="18"/>
-              </w:rPr>
-              <w:t xml:space="preserve">Salva → Duplica con nome «Ambizioso», cambiate il secco finale a 40 → Salva</w:t>
-            </w:r>
-          </w:p>
-        </w:tc>
-        <w:tc>
-          <w:tcPr>
-            <w:tcW w:type="dxa" w:w="4415"/>
-            <w:tcBorders>
-              <w:top w:val="single" w:color="D9D4C5" w:sz="4"/>
-              <w:left w:val="single" w:color="D9D4C5" w:sz="4"/>
-              <w:bottom w:val="single" w:color="D9D4C5" w:sz="4"/>
-              <w:right w:val="single" w:color="D9D4C5" w:sz="4"/>
-            </w:tcBorders>
-            <w:shd w:fill="F6F4EE" w:color="auto" w:val="clear"/>
-            <w:tcMar>
-              <w:top w:type="dxa" w:w="70"/>
-              <w:left w:type="dxa" w:w="110"/>
-              <w:bottom w:type="dxa" w:w="70"/>
-              <w:right w:type="dxa" w:w="110"/>
-            </w:tcMar>
-            <w:vAlign w:val="center"/>
-          </w:tcPr>
-          <w:p>
-            <w:pPr>
-              <w:spacing w:after="0" w:before="0"/>
-            </w:pPr>
-            <w:r>
-              <w:rPr>
-                <w:rFonts w:ascii="Arial" w:cs="Arial" w:eastAsia="Arial" w:hAnsi="Arial"/>
-                <w:color w:val="1B2118"/>
-                <w:sz w:val="18"/>
-                <w:szCs w:val="18"/>
-              </w:rPr>
-              <w:t xml:space="preserve">Nell'elenco del Comune due scenari con % finale e crediti a confronto</w:t>
+            <w:tcW w:type="dxa" w:w="885"/>
+            <w:tcBorders>
+              <w:top w:val="single" w:color="D9D4C5" w:sz="4"/>
+              <w:left w:val="single" w:color="D9D4C5" w:sz="4"/>
+              <w:bottom w:val="single" w:color="D9D4C5" w:sz="4"/>
+              <w:right w:val="single" w:color="D9D4C5" w:sz="4"/>
+            </w:tcBorders>
+            <w:shd w:fill="F6F4EE" w:color="auto" w:val="clear"/>
+            <w:tcMar>
+              <w:top w:type="dxa" w:w="70"/>
+              <w:left w:type="dxa" w:w="110"/>
+              <w:bottom w:type="dxa" w:w="70"/>
+              <w:right w:type="dxa" w:w="110"/>
+            </w:tcMar>
+            <w:vAlign w:val="center"/>
+          </w:tcPr>
+          <w:p>
+            <w:pPr>
+              <w:spacing w:after="0" w:before="0"/>
+            </w:pPr>
+            <w:r>
+              <w:rPr>
+                <w:rFonts w:ascii="Arial" w:cs="Arial" w:eastAsia="Arial" w:hAnsi="Arial"/>
+                <w:color w:val="1B2118"/>
+                <w:sz w:val="18"/>
+                <w:szCs w:val="18"/>
+              </w:rPr>
+              <w:t xml:space="preserve">8b.4</w:t>
+            </w:r>
+          </w:p>
+        </w:tc>
+        <w:tc>
+          <w:tcPr>
+            <w:tcW w:type="dxa" w:w="4377"/>
+            <w:tcBorders>
+              <w:top w:val="single" w:color="D9D4C5" w:sz="4"/>
+              <w:left w:val="single" w:color="D9D4C5" w:sz="4"/>
+              <w:bottom w:val="single" w:color="D9D4C5" w:sz="4"/>
+              <w:right w:val="single" w:color="D9D4C5" w:sz="4"/>
+            </w:tcBorders>
+            <w:shd w:fill="F6F4EE" w:color="auto" w:val="clear"/>
+            <w:tcMar>
+              <w:top w:type="dxa" w:w="70"/>
+              <w:left w:type="dxa" w:w="110"/>
+              <w:bottom w:type="dxa" w:w="70"/>
+              <w:right w:type="dxa" w:w="110"/>
+            </w:tcMar>
+            <w:vAlign w:val="center"/>
+          </w:tcPr>
+          <w:p>
+            <w:pPr>
+              <w:spacing w:after="0" w:before="0"/>
+            </w:pPr>
+            <w:r>
+              <w:rPr>
+                <w:rFonts w:ascii="Arial" w:cs="Arial" w:eastAsia="Arial" w:hAnsi="Arial"/>
+                <w:color w:val="1B2118"/>
+                <w:sz w:val="18"/>
+                <w:szCs w:val="18"/>
+              </w:rPr>
+              <w:t xml:space="preserve">Cambiate la durata a </w:t>
+            </w:r>
+            <w:r>
+              <w:rPr>
+                <w:rFonts w:ascii="Arial" w:cs="Arial" w:eastAsia="Arial" w:hAnsi="Arial"/>
+                <w:b/>
+                <w:bCs/>
+                <w:color w:val="1B2118"/>
+                <w:sz w:val="18"/>
+                <w:szCs w:val="18"/>
+              </w:rPr>
+              <w:t xml:space="preserve">21 anni</w:t>
+            </w:r>
+            <w:r>
+              <w:rPr>
+                <w:rFonts w:ascii="Arial" w:cs="Arial" w:eastAsia="Arial" w:hAnsi="Arial"/>
+                <w:color w:val="1B2118"/>
+                <w:sz w:val="18"/>
+                <w:szCs w:val="18"/>
+              </w:rPr>
+              <w:t xml:space="preserve">, poi a </w:t>
+            </w:r>
+            <w:r>
+              <w:rPr>
+                <w:rFonts w:ascii="Arial" w:cs="Arial" w:eastAsia="Arial" w:hAnsi="Arial"/>
+                <w:b/>
+                <w:bCs/>
+                <w:color w:val="1B2118"/>
+                <w:sz w:val="18"/>
+                <w:szCs w:val="18"/>
+              </w:rPr>
+              <w:t xml:space="preserve">7 anni</w:t>
+            </w:r>
+          </w:p>
+        </w:tc>
+        <w:tc>
+          <w:tcPr>
+            <w:tcW w:type="dxa" w:w="4376"/>
+            <w:tcBorders>
+              <w:top w:val="single" w:color="D9D4C5" w:sz="4"/>
+              <w:left w:val="single" w:color="D9D4C5" w:sz="4"/>
+              <w:bottom w:val="single" w:color="D9D4C5" w:sz="4"/>
+              <w:right w:val="single" w:color="D9D4C5" w:sz="4"/>
+            </w:tcBorders>
+            <w:shd w:fill="F6F4EE" w:color="auto" w:val="clear"/>
+            <w:tcMar>
+              <w:top w:type="dxa" w:w="70"/>
+              <w:left w:type="dxa" w:w="110"/>
+              <w:bottom w:type="dxa" w:w="70"/>
+              <w:right w:type="dxa" w:w="110"/>
+            </w:tcMar>
+            <w:vAlign w:val="center"/>
+          </w:tcPr>
+          <w:p>
+            <w:pPr>
+              <w:spacing w:after="0" w:before="0"/>
+            </w:pPr>
+            <w:r>
+              <w:rPr>
+                <w:rFonts w:ascii="Arial" w:cs="Arial" w:eastAsia="Arial" w:hAnsi="Arial"/>
+                <w:color w:val="1B2118"/>
+                <w:sz w:val="18"/>
+                <w:szCs w:val="18"/>
+              </w:rPr>
+              <w:t xml:space="preserve">Le righe diventano 21 e poi 7; i valori già inseriti per gli stessi anni restano</w:t>
             </w:r>
           </w:p>
         </w:tc>
@@ -19831,97 +19968,97 @@
         </w:trPr>
         <w:tc>
           <w:tcPr>
-            <w:tcW w:type="dxa" w:w="809"/>
-            <w:tcBorders>
-              <w:top w:val="single" w:color="D9D4C5" w:sz="4"/>
-              <w:left w:val="single" w:color="D9D4C5" w:sz="4"/>
-              <w:bottom w:val="single" w:color="D9D4C5" w:sz="4"/>
-              <w:right w:val="single" w:color="D9D4C5" w:sz="4"/>
-            </w:tcBorders>
-            <w:tcMar>
-              <w:top w:type="dxa" w:w="70"/>
-              <w:left w:type="dxa" w:w="110"/>
-              <w:bottom w:type="dxa" w:w="70"/>
-              <w:right w:type="dxa" w:w="110"/>
-            </w:tcMar>
-            <w:vAlign w:val="center"/>
-          </w:tcPr>
-          <w:p>
-            <w:pPr>
-              <w:spacing w:after="0" w:before="0"/>
-            </w:pPr>
-            <w:r>
-              <w:rPr>
-                <w:rFonts w:ascii="Arial" w:cs="Arial" w:eastAsia="Arial" w:hAnsi="Arial"/>
-                <w:color w:val="1B2118"/>
-                <w:sz w:val="18"/>
-                <w:szCs w:val="18"/>
-              </w:rPr>
-              <w:t xml:space="preserve">8b.7</w:t>
-            </w:r>
-          </w:p>
-        </w:tc>
-        <w:tc>
-          <w:tcPr>
-            <w:tcW w:type="dxa" w:w="4414"/>
-            <w:tcBorders>
-              <w:top w:val="single" w:color="D9D4C5" w:sz="4"/>
-              <w:left w:val="single" w:color="D9D4C5" w:sz="4"/>
-              <w:bottom w:val="single" w:color="D9D4C5" w:sz="4"/>
-              <w:right w:val="single" w:color="D9D4C5" w:sz="4"/>
-            </w:tcBorders>
-            <w:tcMar>
-              <w:top w:type="dxa" w:w="70"/>
-              <w:left w:type="dxa" w:w="110"/>
-              <w:bottom w:type="dxa" w:w="70"/>
-              <w:right w:type="dxa" w:w="110"/>
-            </w:tcMar>
-            <w:vAlign w:val="center"/>
-          </w:tcPr>
-          <w:p>
-            <w:pPr>
-              <w:spacing w:after="0" w:before="0"/>
-            </w:pPr>
-            <w:r>
-              <w:rPr>
-                <w:rFonts w:ascii="Arial" w:cs="Arial" w:eastAsia="Arial" w:hAnsi="Arial"/>
-                <w:color w:val="1B2118"/>
-                <w:sz w:val="18"/>
-                <w:szCs w:val="18"/>
-              </w:rPr>
-              <w:t xml:space="preserve">Esporta CSV e Stampa</w:t>
-            </w:r>
-          </w:p>
-        </w:tc>
-        <w:tc>
-          <w:tcPr>
-            <w:tcW w:type="dxa" w:w="4415"/>
-            <w:tcBorders>
-              <w:top w:val="single" w:color="D9D4C5" w:sz="4"/>
-              <w:left w:val="single" w:color="D9D4C5" w:sz="4"/>
-              <w:bottom w:val="single" w:color="D9D4C5" w:sz="4"/>
-              <w:right w:val="single" w:color="D9D4C5" w:sz="4"/>
-            </w:tcBorders>
-            <w:tcMar>
-              <w:top w:type="dxa" w:w="70"/>
-              <w:left w:type="dxa" w:w="110"/>
-              <w:bottom w:type="dxa" w:w="70"/>
-              <w:right w:type="dxa" w:w="110"/>
-            </w:tcMar>
-            <w:vAlign w:val="center"/>
-          </w:tcPr>
-          <w:p>
-            <w:pPr>
-              <w:spacing w:after="0" w:before="0"/>
-            </w:pPr>
-            <w:r>
-              <w:rPr>
-                <w:rFonts w:ascii="Arial" w:cs="Arial" w:eastAsia="Arial" w:hAnsi="Arial"/>
-                <w:color w:val="1B2118"/>
-                <w:sz w:val="18"/>
-                <w:szCs w:val="18"/>
-              </w:rPr>
-              <w:t xml:space="preserve">Il CSV si apre in Excel con una riga per anno; la stampa non mostra pulsanti né menu</w:t>
+            <w:tcW w:type="dxa" w:w="885"/>
+            <w:tcBorders>
+              <w:top w:val="single" w:color="D9D4C5" w:sz="4"/>
+              <w:left w:val="single" w:color="D9D4C5" w:sz="4"/>
+              <w:bottom w:val="single" w:color="D9D4C5" w:sz="4"/>
+              <w:right w:val="single" w:color="D9D4C5" w:sz="4"/>
+            </w:tcBorders>
+            <w:tcMar>
+              <w:top w:type="dxa" w:w="70"/>
+              <w:left w:type="dxa" w:w="110"/>
+              <w:bottom w:type="dxa" w:w="70"/>
+              <w:right w:type="dxa" w:w="110"/>
+            </w:tcMar>
+            <w:vAlign w:val="center"/>
+          </w:tcPr>
+          <w:p>
+            <w:pPr>
+              <w:spacing w:after="0" w:before="0"/>
+            </w:pPr>
+            <w:r>
+              <w:rPr>
+                <w:rFonts w:ascii="Arial" w:cs="Arial" w:eastAsia="Arial" w:hAnsi="Arial"/>
+                <w:color w:val="1B2118"/>
+                <w:sz w:val="18"/>
+                <w:szCs w:val="18"/>
+              </w:rPr>
+              <w:t xml:space="preserve">8b.5</w:t>
+            </w:r>
+          </w:p>
+        </w:tc>
+        <w:tc>
+          <w:tcPr>
+            <w:tcW w:type="dxa" w:w="4377"/>
+            <w:tcBorders>
+              <w:top w:val="single" w:color="D9D4C5" w:sz="4"/>
+              <w:left w:val="single" w:color="D9D4C5" w:sz="4"/>
+              <w:bottom w:val="single" w:color="D9D4C5" w:sz="4"/>
+              <w:right w:val="single" w:color="D9D4C5" w:sz="4"/>
+            </w:tcBorders>
+            <w:tcMar>
+              <w:top w:type="dxa" w:w="70"/>
+              <w:left w:type="dxa" w:w="110"/>
+              <w:bottom w:type="dxa" w:w="70"/>
+              <w:right w:type="dxa" w:w="110"/>
+            </w:tcMar>
+            <w:vAlign w:val="center"/>
+          </w:tcPr>
+          <w:p>
+            <w:pPr>
+              <w:spacing w:after="0" w:before="0"/>
+            </w:pPr>
+            <w:r>
+              <w:rPr>
+                <w:rFonts w:ascii="Arial" w:cs="Arial" w:eastAsia="Arial" w:hAnsi="Arial"/>
+                <w:color w:val="1B2118"/>
+                <w:sz w:val="18"/>
+                <w:szCs w:val="18"/>
+              </w:rPr>
+              <w:t xml:space="preserve">In un anno portate il secco pro capite oltre il pro capite totale</w:t>
+            </w:r>
+          </w:p>
+        </w:tc>
+        <w:tc>
+          <w:tcPr>
+            <w:tcW w:type="dxa" w:w="4376"/>
+            <w:tcBorders>
+              <w:top w:val="single" w:color="D9D4C5" w:sz="4"/>
+              <w:left w:val="single" w:color="D9D4C5" w:sz="4"/>
+              <w:bottom w:val="single" w:color="D9D4C5" w:sz="4"/>
+              <w:right w:val="single" w:color="D9D4C5" w:sz="4"/>
+            </w:tcBorders>
+            <w:tcMar>
+              <w:top w:type="dxa" w:w="70"/>
+              <w:left w:type="dxa" w:w="110"/>
+              <w:bottom w:type="dxa" w:w="70"/>
+              <w:right w:type="dxa" w:w="110"/>
+            </w:tcMar>
+            <w:vAlign w:val="center"/>
+          </w:tcPr>
+          <w:p>
+            <w:pPr>
+              <w:spacing w:after="0" w:before="0"/>
+            </w:pPr>
+            <w:r>
+              <w:rPr>
+                <w:rFonts w:ascii="Arial" w:cs="Arial" w:eastAsia="Arial" w:hAnsi="Arial"/>
+                <w:color w:val="1B2118"/>
+                <w:sz w:val="18"/>
+                <w:szCs w:val="18"/>
+              </w:rPr>
+              <w:t xml:space="preserve">Avviso «il secco previsto supera la produzione totale»</w:t>
             </w:r>
           </w:p>
         </w:tc>
@@ -19932,100 +20069,100 @@
         </w:trPr>
         <w:tc>
           <w:tcPr>
-            <w:tcW w:type="dxa" w:w="809"/>
-            <w:tcBorders>
-              <w:top w:val="single" w:color="D9D4C5" w:sz="4"/>
-              <w:left w:val="single" w:color="D9D4C5" w:sz="4"/>
-              <w:bottom w:val="single" w:color="D9D4C5" w:sz="4"/>
-              <w:right w:val="single" w:color="D9D4C5" w:sz="4"/>
-            </w:tcBorders>
-            <w:shd w:fill="F6F4EE" w:color="auto" w:val="clear"/>
-            <w:tcMar>
-              <w:top w:type="dxa" w:w="70"/>
-              <w:left w:type="dxa" w:w="110"/>
-              <w:bottom w:type="dxa" w:w="70"/>
-              <w:right w:type="dxa" w:w="110"/>
-            </w:tcMar>
-            <w:vAlign w:val="center"/>
-          </w:tcPr>
-          <w:p>
-            <w:pPr>
-              <w:spacing w:after="0" w:before="0"/>
-            </w:pPr>
-            <w:r>
-              <w:rPr>
-                <w:rFonts w:ascii="Arial" w:cs="Arial" w:eastAsia="Arial" w:hAnsi="Arial"/>
-                <w:color w:val="1B2118"/>
-                <w:sz w:val="18"/>
-                <w:szCs w:val="18"/>
-              </w:rPr>
-              <w:t xml:space="preserve">8b.8</w:t>
-            </w:r>
-          </w:p>
-        </w:tc>
-        <w:tc>
-          <w:tcPr>
-            <w:tcW w:type="dxa" w:w="4414"/>
-            <w:tcBorders>
-              <w:top w:val="single" w:color="D9D4C5" w:sz="4"/>
-              <w:left w:val="single" w:color="D9D4C5" w:sz="4"/>
-              <w:bottom w:val="single" w:color="D9D4C5" w:sz="4"/>
-              <w:right w:val="single" w:color="D9D4C5" w:sz="4"/>
-            </w:tcBorders>
-            <w:shd w:fill="F6F4EE" w:color="auto" w:val="clear"/>
-            <w:tcMar>
-              <w:top w:type="dxa" w:w="70"/>
-              <w:left w:type="dxa" w:w="110"/>
-              <w:bottom w:type="dxa" w:w="70"/>
-              <w:right w:type="dxa" w:w="110"/>
-            </w:tcMar>
-            <w:vAlign w:val="center"/>
-          </w:tcPr>
-          <w:p>
-            <w:pPr>
-              <w:spacing w:after="0" w:before="0"/>
-            </w:pPr>
-            <w:r>
-              <w:rPr>
-                <w:rFonts w:ascii="Arial" w:cs="Arial" w:eastAsia="Arial" w:hAnsi="Arial"/>
-                <w:color w:val="1B2118"/>
-                <w:sz w:val="18"/>
-                <w:szCs w:val="18"/>
-              </w:rPr>
-              <w:t xml:space="preserve">[C] Provate ad aprire /simulatore</w:t>
-            </w:r>
-          </w:p>
-        </w:tc>
-        <w:tc>
-          <w:tcPr>
-            <w:tcW w:type="dxa" w:w="4415"/>
-            <w:tcBorders>
-              <w:top w:val="single" w:color="D9D4C5" w:sz="4"/>
-              <w:left w:val="single" w:color="D9D4C5" w:sz="4"/>
-              <w:bottom w:val="single" w:color="D9D4C5" w:sz="4"/>
-              <w:right w:val="single" w:color="D9D4C5" w:sz="4"/>
-            </w:tcBorders>
-            <w:shd w:fill="F6F4EE" w:color="auto" w:val="clear"/>
-            <w:tcMar>
-              <w:top w:type="dxa" w:w="70"/>
-              <w:left w:type="dxa" w:w="110"/>
-              <w:bottom w:type="dxa" w:w="70"/>
-              <w:right w:type="dxa" w:w="110"/>
-            </w:tcMar>
-            <w:vAlign w:val="center"/>
-          </w:tcPr>
-          <w:p>
-            <w:pPr>
-              <w:spacing w:after="0" w:before="0"/>
-            </w:pPr>
-            <w:r>
-              <w:rPr>
-                <w:rFonts w:ascii="Arial" w:cs="Arial" w:eastAsia="Arial" w:hAnsi="Arial"/>
-                <w:color w:val="1B2118"/>
-                <w:sz w:val="18"/>
-                <w:szCs w:val="18"/>
-              </w:rPr>
-              <w:t xml:space="preserve">«Questa sezione è riservata alla Fondazione»</w:t>
+            <w:tcW w:type="dxa" w:w="885"/>
+            <w:tcBorders>
+              <w:top w:val="single" w:color="D9D4C5" w:sz="4"/>
+              <w:left w:val="single" w:color="D9D4C5" w:sz="4"/>
+              <w:bottom w:val="single" w:color="D9D4C5" w:sz="4"/>
+              <w:right w:val="single" w:color="D9D4C5" w:sz="4"/>
+            </w:tcBorders>
+            <w:shd w:fill="F6F4EE" w:color="auto" w:val="clear"/>
+            <w:tcMar>
+              <w:top w:type="dxa" w:w="70"/>
+              <w:left w:type="dxa" w:w="110"/>
+              <w:bottom w:type="dxa" w:w="70"/>
+              <w:right w:type="dxa" w:w="110"/>
+            </w:tcMar>
+            <w:vAlign w:val="center"/>
+          </w:tcPr>
+          <w:p>
+            <w:pPr>
+              <w:spacing w:after="0" w:before="0"/>
+            </w:pPr>
+            <w:r>
+              <w:rPr>
+                <w:rFonts w:ascii="Arial" w:cs="Arial" w:eastAsia="Arial" w:hAnsi="Arial"/>
+                <w:color w:val="1B2118"/>
+                <w:sz w:val="18"/>
+                <w:szCs w:val="18"/>
+              </w:rPr>
+              <w:t xml:space="preserve">8b.6</w:t>
+            </w:r>
+          </w:p>
+        </w:tc>
+        <w:tc>
+          <w:tcPr>
+            <w:tcW w:type="dxa" w:w="4377"/>
+            <w:tcBorders>
+              <w:top w:val="single" w:color="D9D4C5" w:sz="4"/>
+              <w:left w:val="single" w:color="D9D4C5" w:sz="4"/>
+              <w:bottom w:val="single" w:color="D9D4C5" w:sz="4"/>
+              <w:right w:val="single" w:color="D9D4C5" w:sz="4"/>
+            </w:tcBorders>
+            <w:shd w:fill="F6F4EE" w:color="auto" w:val="clear"/>
+            <w:tcMar>
+              <w:top w:type="dxa" w:w="70"/>
+              <w:left w:type="dxa" w:w="110"/>
+              <w:bottom w:type="dxa" w:w="70"/>
+              <w:right w:type="dxa" w:w="110"/>
+            </w:tcMar>
+            <w:vAlign w:val="center"/>
+          </w:tcPr>
+          <w:p>
+            <w:pPr>
+              <w:spacing w:after="0" w:before="0"/>
+            </w:pPr>
+            <w:r>
+              <w:rPr>
+                <w:rFonts w:ascii="Arial" w:cs="Arial" w:eastAsia="Arial" w:hAnsi="Arial"/>
+                <w:color w:val="1B2118"/>
+                <w:sz w:val="18"/>
+                <w:szCs w:val="18"/>
+              </w:rPr>
+              <w:t xml:space="preserve">Salva → Duplica con nome «Ambizioso», cambiate il secco finale a 40 → Salva</w:t>
+            </w:r>
+          </w:p>
+        </w:tc>
+        <w:tc>
+          <w:tcPr>
+            <w:tcW w:type="dxa" w:w="4376"/>
+            <w:tcBorders>
+              <w:top w:val="single" w:color="D9D4C5" w:sz="4"/>
+              <w:left w:val="single" w:color="D9D4C5" w:sz="4"/>
+              <w:bottom w:val="single" w:color="D9D4C5" w:sz="4"/>
+              <w:right w:val="single" w:color="D9D4C5" w:sz="4"/>
+            </w:tcBorders>
+            <w:shd w:fill="F6F4EE" w:color="auto" w:val="clear"/>
+            <w:tcMar>
+              <w:top w:type="dxa" w:w="70"/>
+              <w:left w:type="dxa" w:w="110"/>
+              <w:bottom w:type="dxa" w:w="70"/>
+              <w:right w:type="dxa" w:w="110"/>
+            </w:tcMar>
+            <w:vAlign w:val="center"/>
+          </w:tcPr>
+          <w:p>
+            <w:pPr>
+              <w:spacing w:after="0" w:before="0"/>
+            </w:pPr>
+            <w:r>
+              <w:rPr>
+                <w:rFonts w:ascii="Arial" w:cs="Arial" w:eastAsia="Arial" w:hAnsi="Arial"/>
+                <w:color w:val="1B2118"/>
+                <w:sz w:val="18"/>
+                <w:szCs w:val="18"/>
+              </w:rPr>
+              <w:t xml:space="preserve">Nell'elenco del Comune due scenari con % finale e crediti a confronto</w:t>
             </w:r>
           </w:p>
         </w:tc>
@@ -20036,7 +20173,212 @@
         </w:trPr>
         <w:tc>
           <w:tcPr>
-            <w:tcW w:type="dxa" w:w="809"/>
+            <w:tcW w:type="dxa" w:w="885"/>
+            <w:tcBorders>
+              <w:top w:val="single" w:color="D9D4C5" w:sz="4"/>
+              <w:left w:val="single" w:color="D9D4C5" w:sz="4"/>
+              <w:bottom w:val="single" w:color="D9D4C5" w:sz="4"/>
+              <w:right w:val="single" w:color="D9D4C5" w:sz="4"/>
+            </w:tcBorders>
+            <w:tcMar>
+              <w:top w:type="dxa" w:w="70"/>
+              <w:left w:type="dxa" w:w="110"/>
+              <w:bottom w:type="dxa" w:w="70"/>
+              <w:right w:type="dxa" w:w="110"/>
+            </w:tcMar>
+            <w:vAlign w:val="center"/>
+          </w:tcPr>
+          <w:p>
+            <w:pPr>
+              <w:spacing w:after="0" w:before="0"/>
+            </w:pPr>
+            <w:r>
+              <w:rPr>
+                <w:rFonts w:ascii="Arial" w:cs="Arial" w:eastAsia="Arial" w:hAnsi="Arial"/>
+                <w:color w:val="1B2118"/>
+                <w:sz w:val="18"/>
+                <w:szCs w:val="18"/>
+              </w:rPr>
+              <w:t xml:space="preserve">8b.7</w:t>
+            </w:r>
+          </w:p>
+        </w:tc>
+        <w:tc>
+          <w:tcPr>
+            <w:tcW w:type="dxa" w:w="4377"/>
+            <w:tcBorders>
+              <w:top w:val="single" w:color="D9D4C5" w:sz="4"/>
+              <w:left w:val="single" w:color="D9D4C5" w:sz="4"/>
+              <w:bottom w:val="single" w:color="D9D4C5" w:sz="4"/>
+              <w:right w:val="single" w:color="D9D4C5" w:sz="4"/>
+            </w:tcBorders>
+            <w:tcMar>
+              <w:top w:type="dxa" w:w="70"/>
+              <w:left w:type="dxa" w:w="110"/>
+              <w:bottom w:type="dxa" w:w="70"/>
+              <w:right w:type="dxa" w:w="110"/>
+            </w:tcMar>
+            <w:vAlign w:val="center"/>
+          </w:tcPr>
+          <w:p>
+            <w:pPr>
+              <w:spacing w:after="0" w:before="0"/>
+            </w:pPr>
+            <w:r>
+              <w:rPr>
+                <w:rFonts w:ascii="Arial" w:cs="Arial" w:eastAsia="Arial" w:hAnsi="Arial"/>
+                <w:color w:val="1B2118"/>
+                <w:sz w:val="18"/>
+                <w:szCs w:val="18"/>
+              </w:rPr>
+              <w:t xml:space="preserve">Esporta CSV e Stampa</w:t>
+            </w:r>
+          </w:p>
+        </w:tc>
+        <w:tc>
+          <w:tcPr>
+            <w:tcW w:type="dxa" w:w="4376"/>
+            <w:tcBorders>
+              <w:top w:val="single" w:color="D9D4C5" w:sz="4"/>
+              <w:left w:val="single" w:color="D9D4C5" w:sz="4"/>
+              <w:bottom w:val="single" w:color="D9D4C5" w:sz="4"/>
+              <w:right w:val="single" w:color="D9D4C5" w:sz="4"/>
+            </w:tcBorders>
+            <w:tcMar>
+              <w:top w:type="dxa" w:w="70"/>
+              <w:left w:type="dxa" w:w="110"/>
+              <w:bottom w:type="dxa" w:w="70"/>
+              <w:right w:type="dxa" w:w="110"/>
+            </w:tcMar>
+            <w:vAlign w:val="center"/>
+          </w:tcPr>
+          <w:p>
+            <w:pPr>
+              <w:spacing w:after="0" w:before="0"/>
+            </w:pPr>
+            <w:r>
+              <w:rPr>
+                <w:rFonts w:ascii="Arial" w:cs="Arial" w:eastAsia="Arial" w:hAnsi="Arial"/>
+                <w:color w:val="1B2118"/>
+                <w:sz w:val="18"/>
+                <w:szCs w:val="18"/>
+              </w:rPr>
+              <w:t xml:space="preserve">Il CSV si apre in Excel con una riga per anno; la stampa non mostra pulsanti né menu</w:t>
+            </w:r>
+          </w:p>
+        </w:tc>
+      </w:tr>
+      <w:tr>
+        <w:trPr>
+          <w:cantSplit/>
+        </w:trPr>
+        <w:tc>
+          <w:tcPr>
+            <w:tcW w:type="dxa" w:w="885"/>
+            <w:tcBorders>
+              <w:top w:val="single" w:color="D9D4C5" w:sz="4"/>
+              <w:left w:val="single" w:color="D9D4C5" w:sz="4"/>
+              <w:bottom w:val="single" w:color="D9D4C5" w:sz="4"/>
+              <w:right w:val="single" w:color="D9D4C5" w:sz="4"/>
+            </w:tcBorders>
+            <w:shd w:fill="F6F4EE" w:color="auto" w:val="clear"/>
+            <w:tcMar>
+              <w:top w:type="dxa" w:w="70"/>
+              <w:left w:type="dxa" w:w="110"/>
+              <w:bottom w:type="dxa" w:w="70"/>
+              <w:right w:type="dxa" w:w="110"/>
+            </w:tcMar>
+            <w:vAlign w:val="center"/>
+          </w:tcPr>
+          <w:p>
+            <w:pPr>
+              <w:spacing w:after="0" w:before="0"/>
+            </w:pPr>
+            <w:r>
+              <w:rPr>
+                <w:rFonts w:ascii="Arial" w:cs="Arial" w:eastAsia="Arial" w:hAnsi="Arial"/>
+                <w:color w:val="1B2118"/>
+                <w:sz w:val="18"/>
+                <w:szCs w:val="18"/>
+              </w:rPr>
+              <w:t xml:space="preserve">8b.8</w:t>
+            </w:r>
+          </w:p>
+        </w:tc>
+        <w:tc>
+          <w:tcPr>
+            <w:tcW w:type="dxa" w:w="4377"/>
+            <w:tcBorders>
+              <w:top w:val="single" w:color="D9D4C5" w:sz="4"/>
+              <w:left w:val="single" w:color="D9D4C5" w:sz="4"/>
+              <w:bottom w:val="single" w:color="D9D4C5" w:sz="4"/>
+              <w:right w:val="single" w:color="D9D4C5" w:sz="4"/>
+            </w:tcBorders>
+            <w:shd w:fill="F6F4EE" w:color="auto" w:val="clear"/>
+            <w:tcMar>
+              <w:top w:type="dxa" w:w="70"/>
+              <w:left w:type="dxa" w:w="110"/>
+              <w:bottom w:type="dxa" w:w="70"/>
+              <w:right w:type="dxa" w:w="110"/>
+            </w:tcMar>
+            <w:vAlign w:val="center"/>
+          </w:tcPr>
+          <w:p>
+            <w:pPr>
+              <w:spacing w:after="0" w:before="0"/>
+            </w:pPr>
+            <w:r>
+              <w:rPr>
+                <w:rFonts w:ascii="Arial" w:cs="Arial" w:eastAsia="Arial" w:hAnsi="Arial"/>
+                <w:color w:val="1B2118"/>
+                <w:sz w:val="18"/>
+                <w:szCs w:val="18"/>
+              </w:rPr>
+              <w:t xml:space="preserve">[C] Provate ad aprire /simulatore</w:t>
+            </w:r>
+          </w:p>
+        </w:tc>
+        <w:tc>
+          <w:tcPr>
+            <w:tcW w:type="dxa" w:w="4376"/>
+            <w:tcBorders>
+              <w:top w:val="single" w:color="D9D4C5" w:sz="4"/>
+              <w:left w:val="single" w:color="D9D4C5" w:sz="4"/>
+              <w:bottom w:val="single" w:color="D9D4C5" w:sz="4"/>
+              <w:right w:val="single" w:color="D9D4C5" w:sz="4"/>
+            </w:tcBorders>
+            <w:shd w:fill="F6F4EE" w:color="auto" w:val="clear"/>
+            <w:tcMar>
+              <w:top w:type="dxa" w:w="70"/>
+              <w:left w:type="dxa" w:w="110"/>
+              <w:bottom w:type="dxa" w:w="70"/>
+              <w:right w:type="dxa" w:w="110"/>
+            </w:tcMar>
+            <w:vAlign w:val="center"/>
+          </w:tcPr>
+          <w:p>
+            <w:pPr>
+              <w:spacing w:after="0" w:before="0"/>
+            </w:pPr>
+            <w:r>
+              <w:rPr>
+                <w:rFonts w:ascii="Arial" w:cs="Arial" w:eastAsia="Arial" w:hAnsi="Arial"/>
+                <w:color w:val="1B2118"/>
+                <w:sz w:val="18"/>
+                <w:szCs w:val="18"/>
+              </w:rPr>
+              <w:t xml:space="preserve">«Questa sezione è riservata alla Fondazione»</w:t>
+            </w:r>
+          </w:p>
+        </w:tc>
+      </w:tr>
+      <w:tr>
+        <w:trPr>
+          <w:cantSplit/>
+        </w:trPr>
+        <w:tc>
+          <w:tcPr>
+            <w:tcW w:type="dxa" w:w="885"/>
             <w:tcBorders>
               <w:top w:val="single" w:color="D9D4C5" w:sz="4"/>
               <w:left w:val="single" w:color="D9D4C5" w:sz="4"/>
@@ -20068,7 +20410,7 @@
         </w:tc>
         <w:tc>
           <w:tcPr>
-            <w:tcW w:type="dxa" w:w="4414"/>
+            <w:tcW w:type="dxa" w:w="4377"/>
             <w:tcBorders>
               <w:top w:val="single" w:color="D9D4C5" w:sz="4"/>
               <w:left w:val="single" w:color="D9D4C5" w:sz="4"/>
@@ -20100,7 +20442,7 @@
         </w:tc>
         <w:tc>
           <w:tcPr>
-            <w:tcW w:type="dxa" w:w="4415"/>
+            <w:tcW w:type="dxa" w:w="4376"/>
             <w:tcBorders>
               <w:top w:val="single" w:color="D9D4C5" w:sz="4"/>
               <w:left w:val="single" w:color="D9D4C5" w:sz="4"/>
@@ -22392,7 +22734,7 @@
         <w:szCs w:val="16"/>
       </w:rPr>
       <w:tab/>
-      <w:t xml:space="preserve">Manuale Test · Rev. 2.0 · 19/10/2026</w:t>
+      <w:t xml:space="preserve">Manuale Test · Rev. 2.1 · 19/10/2026</w:t>
     </w:r>
   </w:p>
 </w:hdr>
@@ -22457,7 +22799,7 @@
         <w:szCs w:val="16"/>
       </w:rPr>
       <w:tab/>
-      <w:t xml:space="preserve">Manuale Test · Rev. 2.0 · 19/10/2026</w:t>
+      <w:t xml:space="preserve">Manuale Test · Rev. 2.1 · 19/10/2026</w:t>
     </w:r>
   </w:p>
 </w:hdr>

--- a/public/documentazione/Manuale_Test_Portale_CWP.docx
+++ b/public/documentazione/Manuale_Test_Portale_CWP.docx
@@ -2698,7 +2698,7 @@
         </w:rPr>
         <w:t xml:space="preserve">Il portale: </w:t>
       </w:r>
-      <w:hyperlink w:history="1" r:id="rId2q6kdrkoo4mfqae8ztw9r">
+      <w:hyperlink w:history="1" r:id="rIdtthjxk5kbe2aub0brrqui">
         <w:r>
           <w:rPr>
             <w:rFonts w:ascii="Arial" w:cs="Arial" w:eastAsia="Arial" w:hAnsi="Arial"/>

--- a/public/documentazione/Manuale_Test_Portale_CWP.docx
+++ b/public/documentazione/Manuale_Test_Portale_CWP.docx
@@ -302,7 +302,7 @@
                 <w:sz w:val="20"/>
                 <w:szCs w:val="20"/>
               </w:rPr>
-              <w:t xml:space="preserve">Rev. 2.1</w:t>
+              <w:t xml:space="preserve">Rev. 2.2</w:t>
             </w:r>
           </w:p>
         </w:tc>
@@ -719,7 +719,7 @@
                 <w:sz w:val="18"/>
                 <w:szCs w:val="18"/>
               </w:rPr>
-              <w:t xml:space="preserve">2.1</w:t>
+              <w:t xml:space="preserve">2.2</w:t>
             </w:r>
           </w:p>
         </w:tc>
@@ -783,7 +783,7 @@
                 <w:sz w:val="18"/>
                 <w:szCs w:val="18"/>
               </w:rPr>
-              <w:t xml:space="preserve">Prove 8b.2b e 8b.2c (scenario di riferimento e situazione attuale).</w:t>
+              <w:t xml:space="preserve">Prova 8b.7b della simulazione economica (ricavi e costi per il Comune).</w:t>
             </w:r>
           </w:p>
         </w:tc>
@@ -853,7 +853,7 @@
                 <w:sz w:val="18"/>
                 <w:szCs w:val="18"/>
               </w:rPr>
-              <w:t xml:space="preserve">2.0</w:t>
+              <w:t xml:space="preserve">2.1</w:t>
             </w:r>
           </w:p>
         </w:tc>
@@ -919,7 +919,7 @@
                 <w:sz w:val="18"/>
                 <w:szCs w:val="18"/>
               </w:rPr>
-              <w:t xml:space="preserve">Prove 8b del simulatore di scenari.</w:t>
+              <w:t xml:space="preserve">Prove 8b.2b e 8b.2c (scenario di riferimento e situazione attuale).</w:t>
             </w:r>
           </w:p>
         </w:tc>
@@ -989,7 +989,7 @@
                 <w:sz w:val="18"/>
                 <w:szCs w:val="18"/>
               </w:rPr>
-              <w:t xml:space="preserve">1.9</w:t>
+              <w:t xml:space="preserve">2.0</w:t>
             </w:r>
           </w:p>
         </w:tc>
@@ -1053,7 +1053,7 @@
                 <w:sz w:val="18"/>
                 <w:szCs w:val="18"/>
               </w:rPr>
-              <w:t xml:space="preserve">In sviluppo: simulatore di scenari e assistente virtuale.</w:t>
+              <w:t xml:space="preserve">Prove 8b del simulatore di scenari.</w:t>
             </w:r>
           </w:p>
         </w:tc>
@@ -1123,7 +1123,7 @@
                 <w:sz w:val="18"/>
                 <w:szCs w:val="18"/>
               </w:rPr>
-              <w:t xml:space="preserve">1.8</w:t>
+              <w:t xml:space="preserve">1.9</w:t>
             </w:r>
           </w:p>
         </w:tc>
@@ -1189,7 +1189,7 @@
                 <w:sz w:val="18"/>
                 <w:szCs w:val="18"/>
               </w:rPr>
-              <w:t xml:space="preserve">Tolto il limite noto sull'incarico del soggetto promotore del programma.</w:t>
+              <w:t xml:space="preserve">In sviluppo: simulatore di scenari e assistente virtuale.</w:t>
             </w:r>
           </w:p>
         </w:tc>
@@ -1259,7 +1259,7 @@
                 <w:sz w:val="18"/>
                 <w:szCs w:val="18"/>
               </w:rPr>
-              <w:t xml:space="preserve">1.7</w:t>
+              <w:t xml:space="preserve">1.8</w:t>
             </w:r>
           </w:p>
         </w:tc>
@@ -1291,7 +1291,7 @@
                 <w:sz w:val="18"/>
                 <w:szCs w:val="18"/>
               </w:rPr>
-              <w:t xml:space="preserve">18/10/2026</w:t>
+              <w:t xml:space="preserve">19/10/2026</w:t>
             </w:r>
           </w:p>
         </w:tc>
@@ -1323,7 +1323,7 @@
                 <w:sz w:val="18"/>
                 <w:szCs w:val="18"/>
               </w:rPr>
-              <w:t xml:space="preserve">Percorso di prova esteso alle funzioni dell'allineamento ai documenti CWP: territorio ISTAT, stati del Programma, Rapporto a 7 fasi, tariffe e sospensione, accuratezza, ritiro, account unico, crediti emessi, reclami, pagina pubblica, qualità dei dati.</w:t>
+              <w:t xml:space="preserve">Tolto il limite noto sull'incarico del soggetto promotore del programma.</w:t>
             </w:r>
           </w:p>
         </w:tc>
@@ -1393,7 +1393,7 @@
                 <w:sz w:val="18"/>
                 <w:szCs w:val="18"/>
               </w:rPr>
-              <w:t xml:space="preserve">1.6</w:t>
+              <w:t xml:space="preserve">1.7</w:t>
             </w:r>
           </w:p>
         </w:tc>
@@ -1459,7 +1459,7 @@
                 <w:sz w:val="18"/>
                 <w:szCs w:val="18"/>
               </w:rPr>
-              <w:t xml:space="preserve">Glossario: descrizione corretta del buffer (al massimo 80%).</w:t>
+              <w:t xml:space="preserve">Percorso di prova esteso alle funzioni dell'allineamento ai documenti CWP: territorio ISTAT, stati del Programma, Rapporto a 7 fasi, tariffe e sospensione, accuratezza, ritiro, account unico, crediti emessi, reclami, pagina pubblica, qualità dei dati.</w:t>
             </w:r>
           </w:p>
         </w:tc>
@@ -1529,7 +1529,7 @@
                 <w:sz w:val="18"/>
                 <w:szCs w:val="18"/>
               </w:rPr>
-              <w:t xml:space="preserve">1.5</w:t>
+              <w:t xml:space="preserve">1.6</w:t>
             </w:r>
           </w:p>
         </w:tc>
@@ -1593,7 +1593,7 @@
                 <w:sz w:val="18"/>
                 <w:szCs w:val="18"/>
               </w:rPr>
-              <w:t xml:space="preserve">Nuove prove 1.2b, 1.8, 3.7, 4.1b, 6.4, 6.5; prove 1.6, 1.7, 3.2, 4.1, 4.6, 5.4 e 6.3 aggiornate (anagrafiche, documenti richiesti, consultazione, Rapporti a 4 fasi, conservazione, fascicolo).</w:t>
+              <w:t xml:space="preserve">Glossario: descrizione corretta del buffer (al massimo 80%).</w:t>
             </w:r>
           </w:p>
         </w:tc>
@@ -1663,7 +1663,7 @@
                 <w:sz w:val="18"/>
                 <w:szCs w:val="18"/>
               </w:rPr>
-              <w:t xml:space="preserve">1.4</w:t>
+              <w:t xml:space="preserve">1.5</w:t>
             </w:r>
           </w:p>
         </w:tc>
@@ -1729,7 +1729,7 @@
                 <w:sz w:val="18"/>
                 <w:szCs w:val="18"/>
               </w:rPr>
-              <w:t xml:space="preserve">Nuova prova 7.12 (risultato azzerato dopo una modifica dei dati); prove successive del blocco 7 rinumerate; prova 8.4 estesa.</w:t>
+              <w:t xml:space="preserve">Nuove prove 1.2b, 1.8, 3.7, 4.1b, 6.4, 6.5; prove 1.6, 1.7, 3.2, 4.1, 4.6, 5.4 e 6.3 aggiornate (anagrafiche, documenti richiesti, consultazione, Rapporti a 4 fasi, conservazione, fascicolo).</w:t>
             </w:r>
           </w:p>
         </w:tc>
@@ -1799,7 +1799,7 @@
                 <w:sz w:val="18"/>
                 <w:szCs w:val="18"/>
               </w:rPr>
-              <w:t xml:space="preserve">1.3</w:t>
+              <w:t xml:space="preserve">1.4</w:t>
             </w:r>
           </w:p>
         </w:tc>
@@ -1863,7 +1863,7 @@
                 <w:sz w:val="18"/>
                 <w:szCs w:val="18"/>
               </w:rPr>
-              <w:t xml:space="preserve">Prove del rapporto PDF, del numero di registro e del registro dei crediti con le nuove versioni.</w:t>
+              <w:t xml:space="preserve">Nuova prova 7.12 (risultato azzerato dopo una modifica dei dati); prove successive del blocco 7 rinumerate; prova 8.4 estesa.</w:t>
             </w:r>
           </w:p>
         </w:tc>
@@ -1933,7 +1933,7 @@
                 <w:sz w:val="18"/>
                 <w:szCs w:val="18"/>
               </w:rPr>
-              <w:t xml:space="preserve">1.2</w:t>
+              <w:t xml:space="preserve">1.3</w:t>
             </w:r>
           </w:p>
         </w:tc>
@@ -1999,7 +1999,7 @@
                 <w:sz w:val="18"/>
                 <w:szCs w:val="18"/>
               </w:rPr>
-              <w:t xml:space="preserve">Calcolo crediti: prove di import del tracciato con i file di esempio (compilato, letture, dati personali) e dei controlli di coerenza.</w:t>
+              <w:t xml:space="preserve">Prove del rapporto PDF, del numero di registro e del registro dei crediti con le nuove versioni.</w:t>
             </w:r>
           </w:p>
         </w:tc>
@@ -2069,7 +2069,7 @@
                 <w:sz w:val="18"/>
                 <w:szCs w:val="18"/>
               </w:rPr>
-              <w:t xml:space="preserve">1.1</w:t>
+              <w:t xml:space="preserve">1.2</w:t>
             </w:r>
           </w:p>
         </w:tc>
@@ -2133,7 +2133,7 @@
                 <w:sz w:val="18"/>
                 <w:szCs w:val="18"/>
               </w:rPr>
-              <w:t xml:space="preserve">Prove per Enti di Validazione, modelli, note di fase, messaggi, pagamenti visibili al Comune, pratica sospesa, consultazione pubblica con conferma dell'email, limiti di invio ed errata corrige.</w:t>
+              <w:t xml:space="preserve">Calcolo crediti: prove di import del tracciato con i file di esempio (compilato, letture, dati personali) e dei controlli di coerenza.</w:t>
             </w:r>
           </w:p>
         </w:tc>
@@ -2203,6 +2203,142 @@
                 <w:sz w:val="18"/>
                 <w:szCs w:val="18"/>
               </w:rPr>
+              <w:t xml:space="preserve">1.1</w:t>
+            </w:r>
+          </w:p>
+        </w:tc>
+        <w:tc>
+          <w:tcPr>
+            <w:tcW w:type="dxa" w:w="1300"/>
+            <w:tcBorders>
+              <w:top w:val="single" w:color="D9D4C5" w:sz="4"/>
+              <w:left w:val="single" w:color="D9D4C5" w:sz="4"/>
+              <w:bottom w:val="single" w:color="D9D4C5" w:sz="4"/>
+              <w:right w:val="single" w:color="D9D4C5" w:sz="4"/>
+            </w:tcBorders>
+            <w:shd w:fill="F6F4EE" w:color="auto" w:val="clear"/>
+            <w:tcMar>
+              <w:top w:type="dxa" w:w="70"/>
+              <w:left w:type="dxa" w:w="110"/>
+              <w:bottom w:type="dxa" w:w="70"/>
+              <w:right w:type="dxa" w:w="110"/>
+            </w:tcMar>
+            <w:vAlign w:val="center"/>
+          </w:tcPr>
+          <w:p>
+            <w:pPr>
+              <w:spacing w:after="0" w:before="0"/>
+            </w:pPr>
+            <w:r>
+              <w:rPr>
+                <w:rFonts w:ascii="Arial" w:cs="Arial" w:eastAsia="Arial" w:hAnsi="Arial"/>
+                <w:color w:val="1B2118"/>
+                <w:sz w:val="18"/>
+                <w:szCs w:val="18"/>
+              </w:rPr>
+              <w:t xml:space="preserve">18/10/2026</w:t>
+            </w:r>
+          </w:p>
+        </w:tc>
+        <w:tc>
+          <w:tcPr>
+            <w:tcW w:type="dxa" w:w="5538"/>
+            <w:tcBorders>
+              <w:top w:val="single" w:color="D9D4C5" w:sz="4"/>
+              <w:left w:val="single" w:color="D9D4C5" w:sz="4"/>
+              <w:bottom w:val="single" w:color="D9D4C5" w:sz="4"/>
+              <w:right w:val="single" w:color="D9D4C5" w:sz="4"/>
+            </w:tcBorders>
+            <w:shd w:fill="F6F4EE" w:color="auto" w:val="clear"/>
+            <w:tcMar>
+              <w:top w:type="dxa" w:w="70"/>
+              <w:left w:type="dxa" w:w="110"/>
+              <w:bottom w:type="dxa" w:w="70"/>
+              <w:right w:type="dxa" w:w="110"/>
+            </w:tcMar>
+            <w:vAlign w:val="center"/>
+          </w:tcPr>
+          <w:p>
+            <w:pPr>
+              <w:spacing w:after="0" w:before="0"/>
+            </w:pPr>
+            <w:r>
+              <w:rPr>
+                <w:rFonts w:ascii="Arial" w:cs="Arial" w:eastAsia="Arial" w:hAnsi="Arial"/>
+                <w:color w:val="1B2118"/>
+                <w:sz w:val="18"/>
+                <w:szCs w:val="18"/>
+              </w:rPr>
+              <w:t xml:space="preserve">Prove per Enti di Validazione, modelli, note di fase, messaggi, pagamenti visibili al Comune, pratica sospesa, consultazione pubblica con conferma dell'email, limiti di invio ed errata corrige.</w:t>
+            </w:r>
+          </w:p>
+        </w:tc>
+        <w:tc>
+          <w:tcPr>
+            <w:tcW w:type="dxa" w:w="2000"/>
+            <w:tcBorders>
+              <w:top w:val="single" w:color="D9D4C5" w:sz="4"/>
+              <w:left w:val="single" w:color="D9D4C5" w:sz="4"/>
+              <w:bottom w:val="single" w:color="D9D4C5" w:sz="4"/>
+              <w:right w:val="single" w:color="D9D4C5" w:sz="4"/>
+            </w:tcBorders>
+            <w:shd w:fill="F6F4EE" w:color="auto" w:val="clear"/>
+            <w:tcMar>
+              <w:top w:type="dxa" w:w="70"/>
+              <w:left w:type="dxa" w:w="110"/>
+              <w:bottom w:type="dxa" w:w="70"/>
+              <w:right w:type="dxa" w:w="110"/>
+            </w:tcMar>
+            <w:vAlign w:val="center"/>
+          </w:tcPr>
+          <w:p>
+            <w:pPr>
+              <w:spacing w:after="0" w:before="0"/>
+            </w:pPr>
+            <w:r>
+              <w:rPr>
+                <w:rFonts w:ascii="Arial" w:cs="Arial" w:eastAsia="Arial" w:hAnsi="Arial"/>
+                <w:color w:val="1B2118"/>
+                <w:sz w:val="18"/>
+                <w:szCs w:val="18"/>
+              </w:rPr>
+              <w:t xml:space="preserve">Fondazione Operate</w:t>
+            </w:r>
+          </w:p>
+        </w:tc>
+      </w:tr>
+      <w:tr>
+        <w:trPr>
+          <w:cantSplit/>
+        </w:trPr>
+        <w:tc>
+          <w:tcPr>
+            <w:tcW w:type="dxa" w:w="800"/>
+            <w:tcBorders>
+              <w:top w:val="single" w:color="D9D4C5" w:sz="4"/>
+              <w:left w:val="single" w:color="D9D4C5" w:sz="4"/>
+              <w:bottom w:val="single" w:color="D9D4C5" w:sz="4"/>
+              <w:right w:val="single" w:color="D9D4C5" w:sz="4"/>
+            </w:tcBorders>
+            <w:tcMar>
+              <w:top w:type="dxa" w:w="70"/>
+              <w:left w:type="dxa" w:w="110"/>
+              <w:bottom w:type="dxa" w:w="70"/>
+              <w:right w:type="dxa" w:w="110"/>
+            </w:tcMar>
+            <w:vAlign w:val="center"/>
+          </w:tcPr>
+          <w:p>
+            <w:pPr>
+              <w:spacing w:after="0" w:before="0"/>
+            </w:pPr>
+            <w:r>
+              <w:rPr>
+                <w:rFonts w:ascii="Arial" w:cs="Arial" w:eastAsia="Arial" w:hAnsi="Arial"/>
+                <w:color w:val="1B2118"/>
+                <w:sz w:val="18"/>
+                <w:szCs w:val="18"/>
+              </w:rPr>
               <w:t xml:space="preserve">1.0</w:t>
             </w:r>
           </w:p>
@@ -2216,7 +2352,6 @@
               <w:bottom w:val="single" w:color="D9D4C5" w:sz="4"/>
               <w:right w:val="single" w:color="D9D4C5" w:sz="4"/>
             </w:tcBorders>
-            <w:shd w:fill="F6F4EE" w:color="auto" w:val="clear"/>
             <w:tcMar>
               <w:top w:type="dxa" w:w="70"/>
               <w:left w:type="dxa" w:w="110"/>
@@ -2249,7 +2384,6 @@
               <w:bottom w:val="single" w:color="D9D4C5" w:sz="4"/>
               <w:right w:val="single" w:color="D9D4C5" w:sz="4"/>
             </w:tcBorders>
-            <w:shd w:fill="F6F4EE" w:color="auto" w:val="clear"/>
             <w:tcMar>
               <w:top w:type="dxa" w:w="70"/>
               <w:left w:type="dxa" w:w="110"/>
@@ -2282,7 +2416,6 @@
               <w:bottom w:val="single" w:color="D9D4C5" w:sz="4"/>
               <w:right w:val="single" w:color="D9D4C5" w:sz="4"/>
             </w:tcBorders>
-            <w:shd w:fill="F6F4EE" w:color="auto" w:val="clear"/>
             <w:tcMar>
               <w:top w:type="dxa" w:w="70"/>
               <w:left w:type="dxa" w:w="110"/>
@@ -2324,7 +2457,7 @@
           <w:sz w:val="20"/>
           <w:szCs w:val="20"/>
         </w:rPr>
-        <w:t xml:space="preserve">Guida alla revisione 2.1 del 19/10/2026, allineata al portale e agli altri manuali. È aggiornata a ogni rilascio; la versione corrente si scarica dall'area Documentazione del portale (solo Amministratori).</w:t>
+        <w:t xml:space="preserve">Guida alla revisione 2.2 del 19/10/2026, allineata al portale e agli altri manuali. È aggiornata a ogni rilascio; la versione corrente si scarica dall'area Documentazione del portale (solo Amministratori).</w:t>
       </w:r>
     </w:p>
     <w:p>
@@ -2698,7 +2831,7 @@
         </w:rPr>
         <w:t xml:space="preserve">Il portale: </w:t>
       </w:r>
-      <w:hyperlink w:history="1" r:id="rIdtthjxk5kbe2aub0brrqui">
+      <w:hyperlink w:history="1" r:id="rIdmupuixli3-rglphwuiomc">
         <w:r>
           <w:rPr>
             <w:rFonts w:ascii="Arial" w:cs="Arial" w:eastAsia="Arial" w:hAnsi="Arial"/>
@@ -20301,7 +20434,7 @@
                 <w:sz w:val="18"/>
                 <w:szCs w:val="18"/>
               </w:rPr>
-              <w:t xml:space="preserve">8b.8</w:t>
+              <w:t xml:space="preserve">8b.7b</w:t>
             </w:r>
           </w:p>
         </w:tc>
@@ -20334,7 +20467,7 @@
                 <w:sz w:val="18"/>
                 <w:szCs w:val="18"/>
               </w:rPr>
-              <w:t xml:space="preserve">[C] Provate ad aprire /simulatore</w:t>
+              <w:t xml:space="preserve">Simulazione economica: valore unitario 8 €, minimo 6 €, massimo 10 €, listino «Contratti tipo della Fondazione»</w:t>
             </w:r>
           </w:p>
         </w:tc>
@@ -20367,7 +20500,7 @@
                 <w:sz w:val="18"/>
                 <w:szCs w:val="18"/>
               </w:rPr>
-              <w:t xml:space="preserve">«Questa sezione è riservata alla Fondazione»</w:t>
+              <w:t xml:space="preserve">Tabella anno per anno con ricavi, partecipazione al Programma, consulenza, costi e margine; riquadri con ricavi da minimo a massimo, costi, margine, costo e ricavo per abitante; cambiando una voce del contratto (es. registrazione Rapporto) i costi si aggiornano; con «Schema tariffario» compaiono le tariffe massime</w:t>
             </w:r>
           </w:p>
         </w:tc>
@@ -20404,6 +20537,108 @@
                 <w:sz w:val="18"/>
                 <w:szCs w:val="18"/>
               </w:rPr>
+              <w:t xml:space="preserve">8b.8</w:t>
+            </w:r>
+          </w:p>
+        </w:tc>
+        <w:tc>
+          <w:tcPr>
+            <w:tcW w:type="dxa" w:w="4377"/>
+            <w:tcBorders>
+              <w:top w:val="single" w:color="D9D4C5" w:sz="4"/>
+              <w:left w:val="single" w:color="D9D4C5" w:sz="4"/>
+              <w:bottom w:val="single" w:color="D9D4C5" w:sz="4"/>
+              <w:right w:val="single" w:color="D9D4C5" w:sz="4"/>
+            </w:tcBorders>
+            <w:tcMar>
+              <w:top w:type="dxa" w:w="70"/>
+              <w:left w:type="dxa" w:w="110"/>
+              <w:bottom w:type="dxa" w:w="70"/>
+              <w:right w:type="dxa" w:w="110"/>
+            </w:tcMar>
+            <w:vAlign w:val="center"/>
+          </w:tcPr>
+          <w:p>
+            <w:pPr>
+              <w:spacing w:after="0" w:before="0"/>
+            </w:pPr>
+            <w:r>
+              <w:rPr>
+                <w:rFonts w:ascii="Arial" w:cs="Arial" w:eastAsia="Arial" w:hAnsi="Arial"/>
+                <w:color w:val="1B2118"/>
+                <w:sz w:val="18"/>
+                <w:szCs w:val="18"/>
+              </w:rPr>
+              <w:t xml:space="preserve">[C] Provate ad aprire /simulatore</w:t>
+            </w:r>
+          </w:p>
+        </w:tc>
+        <w:tc>
+          <w:tcPr>
+            <w:tcW w:type="dxa" w:w="4376"/>
+            <w:tcBorders>
+              <w:top w:val="single" w:color="D9D4C5" w:sz="4"/>
+              <w:left w:val="single" w:color="D9D4C5" w:sz="4"/>
+              <w:bottom w:val="single" w:color="D9D4C5" w:sz="4"/>
+              <w:right w:val="single" w:color="D9D4C5" w:sz="4"/>
+            </w:tcBorders>
+            <w:tcMar>
+              <w:top w:type="dxa" w:w="70"/>
+              <w:left w:type="dxa" w:w="110"/>
+              <w:bottom w:type="dxa" w:w="70"/>
+              <w:right w:type="dxa" w:w="110"/>
+            </w:tcMar>
+            <w:vAlign w:val="center"/>
+          </w:tcPr>
+          <w:p>
+            <w:pPr>
+              <w:spacing w:after="0" w:before="0"/>
+            </w:pPr>
+            <w:r>
+              <w:rPr>
+                <w:rFonts w:ascii="Arial" w:cs="Arial" w:eastAsia="Arial" w:hAnsi="Arial"/>
+                <w:color w:val="1B2118"/>
+                <w:sz w:val="18"/>
+                <w:szCs w:val="18"/>
+              </w:rPr>
+              <w:t xml:space="preserve">«Questa sezione è riservata alla Fondazione»</w:t>
+            </w:r>
+          </w:p>
+        </w:tc>
+      </w:tr>
+      <w:tr>
+        <w:trPr>
+          <w:cantSplit/>
+        </w:trPr>
+        <w:tc>
+          <w:tcPr>
+            <w:tcW w:type="dxa" w:w="885"/>
+            <w:tcBorders>
+              <w:top w:val="single" w:color="D9D4C5" w:sz="4"/>
+              <w:left w:val="single" w:color="D9D4C5" w:sz="4"/>
+              <w:bottom w:val="single" w:color="D9D4C5" w:sz="4"/>
+              <w:right w:val="single" w:color="D9D4C5" w:sz="4"/>
+            </w:tcBorders>
+            <w:shd w:fill="F6F4EE" w:color="auto" w:val="clear"/>
+            <w:tcMar>
+              <w:top w:type="dxa" w:w="70"/>
+              <w:left w:type="dxa" w:w="110"/>
+              <w:bottom w:type="dxa" w:w="70"/>
+              <w:right w:type="dxa" w:w="110"/>
+            </w:tcMar>
+            <w:vAlign w:val="center"/>
+          </w:tcPr>
+          <w:p>
+            <w:pPr>
+              <w:spacing w:after="0" w:before="0"/>
+            </w:pPr>
+            <w:r>
+              <w:rPr>
+                <w:rFonts w:ascii="Arial" w:cs="Arial" w:eastAsia="Arial" w:hAnsi="Arial"/>
+                <w:color w:val="1B2118"/>
+                <w:sz w:val="18"/>
+                <w:szCs w:val="18"/>
+              </w:rPr>
               <w:t xml:space="preserve">8b.9</w:t>
             </w:r>
           </w:p>
@@ -20417,6 +20652,7 @@
               <w:bottom w:val="single" w:color="D9D4C5" w:sz="4"/>
               <w:right w:val="single" w:color="D9D4C5" w:sz="4"/>
             </w:tcBorders>
+            <w:shd w:fill="F6F4EE" w:color="auto" w:val="clear"/>
             <w:tcMar>
               <w:top w:type="dxa" w:w="70"/>
               <w:left w:type="dxa" w:w="110"/>
@@ -20449,6 +20685,7 @@
               <w:bottom w:val="single" w:color="D9D4C5" w:sz="4"/>
               <w:right w:val="single" w:color="D9D4C5" w:sz="4"/>
             </w:tcBorders>
+            <w:shd w:fill="F6F4EE" w:color="auto" w:val="clear"/>
             <w:tcMar>
               <w:top w:type="dxa" w:w="70"/>
               <w:left w:type="dxa" w:w="110"/>
@@ -22734,7 +22971,7 @@
         <w:szCs w:val="16"/>
       </w:rPr>
       <w:tab/>
-      <w:t xml:space="preserve">Manuale Test · Rev. 2.1 · 19/10/2026</w:t>
+      <w:t xml:space="preserve">Manuale Test · Rev. 2.2 · 19/10/2026</w:t>
     </w:r>
   </w:p>
 </w:hdr>
@@ -22799,7 +23036,7 @@
         <w:szCs w:val="16"/>
       </w:rPr>
       <w:tab/>
-      <w:t xml:space="preserve">Manuale Test · Rev. 2.1 · 19/10/2026</w:t>
+      <w:t xml:space="preserve">Manuale Test · Rev. 2.2 · 19/10/2026</w:t>
     </w:r>
   </w:p>
 </w:hdr>

--- a/public/documentazione/Manuale_Test_Portale_CWP.docx
+++ b/public/documentazione/Manuale_Test_Portale_CWP.docx
@@ -302,7 +302,7 @@
                 <w:sz w:val="20"/>
                 <w:szCs w:val="20"/>
               </w:rPr>
-              <w:t xml:space="preserve">Rev. 2.2</w:t>
+              <w:t xml:space="preserve">Rev. 2.3</w:t>
             </w:r>
           </w:p>
         </w:tc>
@@ -719,7 +719,7 @@
                 <w:sz w:val="18"/>
                 <w:szCs w:val="18"/>
               </w:rPr>
-              <w:t xml:space="preserve">2.2</w:t>
+              <w:t xml:space="preserve">2.3</w:t>
             </w:r>
           </w:p>
         </w:tc>
@@ -783,7 +783,7 @@
                 <w:sz w:val="18"/>
                 <w:szCs w:val="18"/>
               </w:rPr>
-              <w:t xml:space="preserve">Prova 8b.7b della simulazione economica (ricavi e costi per il Comune).</w:t>
+              <w:t xml:space="preserve">Prova 8b.7b aggiornata: valore del credito anno per anno.</w:t>
             </w:r>
           </w:p>
         </w:tc>
@@ -853,7 +853,7 @@
                 <w:sz w:val="18"/>
                 <w:szCs w:val="18"/>
               </w:rPr>
-              <w:t xml:space="preserve">2.1</w:t>
+              <w:t xml:space="preserve">2.2</w:t>
             </w:r>
           </w:p>
         </w:tc>
@@ -919,7 +919,7 @@
                 <w:sz w:val="18"/>
                 <w:szCs w:val="18"/>
               </w:rPr>
-              <w:t xml:space="preserve">Prove 8b.2b e 8b.2c (scenario di riferimento e situazione attuale).</w:t>
+              <w:t xml:space="preserve">Prova 8b.7b della simulazione economica (ricavi e costi per il Comune).</w:t>
             </w:r>
           </w:p>
         </w:tc>
@@ -989,7 +989,7 @@
                 <w:sz w:val="18"/>
                 <w:szCs w:val="18"/>
               </w:rPr>
-              <w:t xml:space="preserve">2.0</w:t>
+              <w:t xml:space="preserve">2.1</w:t>
             </w:r>
           </w:p>
         </w:tc>
@@ -1053,7 +1053,7 @@
                 <w:sz w:val="18"/>
                 <w:szCs w:val="18"/>
               </w:rPr>
-              <w:t xml:space="preserve">Prove 8b del simulatore di scenari.</w:t>
+              <w:t xml:space="preserve">Prove 8b.2b e 8b.2c (scenario di riferimento e situazione attuale).</w:t>
             </w:r>
           </w:p>
         </w:tc>
@@ -1123,7 +1123,7 @@
                 <w:sz w:val="18"/>
                 <w:szCs w:val="18"/>
               </w:rPr>
-              <w:t xml:space="preserve">1.9</w:t>
+              <w:t xml:space="preserve">2.0</w:t>
             </w:r>
           </w:p>
         </w:tc>
@@ -1189,7 +1189,7 @@
                 <w:sz w:val="18"/>
                 <w:szCs w:val="18"/>
               </w:rPr>
-              <w:t xml:space="preserve">In sviluppo: simulatore di scenari e assistente virtuale.</w:t>
+              <w:t xml:space="preserve">Prove 8b del simulatore di scenari.</w:t>
             </w:r>
           </w:p>
         </w:tc>
@@ -1259,7 +1259,7 @@
                 <w:sz w:val="18"/>
                 <w:szCs w:val="18"/>
               </w:rPr>
-              <w:t xml:space="preserve">1.8</w:t>
+              <w:t xml:space="preserve">1.9</w:t>
             </w:r>
           </w:p>
         </w:tc>
@@ -1323,7 +1323,7 @@
                 <w:sz w:val="18"/>
                 <w:szCs w:val="18"/>
               </w:rPr>
-              <w:t xml:space="preserve">Tolto il limite noto sull'incarico del soggetto promotore del programma.</w:t>
+              <w:t xml:space="preserve">In sviluppo: simulatore di scenari e assistente virtuale.</w:t>
             </w:r>
           </w:p>
         </w:tc>
@@ -1393,7 +1393,7 @@
                 <w:sz w:val="18"/>
                 <w:szCs w:val="18"/>
               </w:rPr>
-              <w:t xml:space="preserve">1.7</w:t>
+              <w:t xml:space="preserve">1.8</w:t>
             </w:r>
           </w:p>
         </w:tc>
@@ -1426,7 +1426,7 @@
                 <w:sz w:val="18"/>
                 <w:szCs w:val="18"/>
               </w:rPr>
-              <w:t xml:space="preserve">18/10/2026</w:t>
+              <w:t xml:space="preserve">19/10/2026</w:t>
             </w:r>
           </w:p>
         </w:tc>
@@ -1459,7 +1459,7 @@
                 <w:sz w:val="18"/>
                 <w:szCs w:val="18"/>
               </w:rPr>
-              <w:t xml:space="preserve">Percorso di prova esteso alle funzioni dell'allineamento ai documenti CWP: territorio ISTAT, stati del Programma, Rapporto a 7 fasi, tariffe e sospensione, accuratezza, ritiro, account unico, crediti emessi, reclami, pagina pubblica, qualità dei dati.</w:t>
+              <w:t xml:space="preserve">Tolto il limite noto sull'incarico del soggetto promotore del programma.</w:t>
             </w:r>
           </w:p>
         </w:tc>
@@ -1529,7 +1529,7 @@
                 <w:sz w:val="18"/>
                 <w:szCs w:val="18"/>
               </w:rPr>
-              <w:t xml:space="preserve">1.6</w:t>
+              <w:t xml:space="preserve">1.7</w:t>
             </w:r>
           </w:p>
         </w:tc>
@@ -1593,7 +1593,7 @@
                 <w:sz w:val="18"/>
                 <w:szCs w:val="18"/>
               </w:rPr>
-              <w:t xml:space="preserve">Glossario: descrizione corretta del buffer (al massimo 80%).</w:t>
+              <w:t xml:space="preserve">Percorso di prova esteso alle funzioni dell'allineamento ai documenti CWP: territorio ISTAT, stati del Programma, Rapporto a 7 fasi, tariffe e sospensione, accuratezza, ritiro, account unico, crediti emessi, reclami, pagina pubblica, qualità dei dati.</w:t>
             </w:r>
           </w:p>
         </w:tc>
@@ -1663,7 +1663,7 @@
                 <w:sz w:val="18"/>
                 <w:szCs w:val="18"/>
               </w:rPr>
-              <w:t xml:space="preserve">1.5</w:t>
+              <w:t xml:space="preserve">1.6</w:t>
             </w:r>
           </w:p>
         </w:tc>
@@ -1729,7 +1729,7 @@
                 <w:sz w:val="18"/>
                 <w:szCs w:val="18"/>
               </w:rPr>
-              <w:t xml:space="preserve">Nuove prove 1.2b, 1.8, 3.7, 4.1b, 6.4, 6.5; prove 1.6, 1.7, 3.2, 4.1, 4.6, 5.4 e 6.3 aggiornate (anagrafiche, documenti richiesti, consultazione, Rapporti a 4 fasi, conservazione, fascicolo).</w:t>
+              <w:t xml:space="preserve">Glossario: descrizione corretta del buffer (al massimo 80%).</w:t>
             </w:r>
           </w:p>
         </w:tc>
@@ -1799,7 +1799,7 @@
                 <w:sz w:val="18"/>
                 <w:szCs w:val="18"/>
               </w:rPr>
-              <w:t xml:space="preserve">1.4</w:t>
+              <w:t xml:space="preserve">1.5</w:t>
             </w:r>
           </w:p>
         </w:tc>
@@ -1863,7 +1863,7 @@
                 <w:sz w:val="18"/>
                 <w:szCs w:val="18"/>
               </w:rPr>
-              <w:t xml:space="preserve">Nuova prova 7.12 (risultato azzerato dopo una modifica dei dati); prove successive del blocco 7 rinumerate; prova 8.4 estesa.</w:t>
+              <w:t xml:space="preserve">Nuove prove 1.2b, 1.8, 3.7, 4.1b, 6.4, 6.5; prove 1.6, 1.7, 3.2, 4.1, 4.6, 5.4 e 6.3 aggiornate (anagrafiche, documenti richiesti, consultazione, Rapporti a 4 fasi, conservazione, fascicolo).</w:t>
             </w:r>
           </w:p>
         </w:tc>
@@ -1933,7 +1933,7 @@
                 <w:sz w:val="18"/>
                 <w:szCs w:val="18"/>
               </w:rPr>
-              <w:t xml:space="preserve">1.3</w:t>
+              <w:t xml:space="preserve">1.4</w:t>
             </w:r>
           </w:p>
         </w:tc>
@@ -1999,7 +1999,7 @@
                 <w:sz w:val="18"/>
                 <w:szCs w:val="18"/>
               </w:rPr>
-              <w:t xml:space="preserve">Prove del rapporto PDF, del numero di registro e del registro dei crediti con le nuove versioni.</w:t>
+              <w:t xml:space="preserve">Nuova prova 7.12 (risultato azzerato dopo una modifica dei dati); prove successive del blocco 7 rinumerate; prova 8.4 estesa.</w:t>
             </w:r>
           </w:p>
         </w:tc>
@@ -2069,7 +2069,7 @@
                 <w:sz w:val="18"/>
                 <w:szCs w:val="18"/>
               </w:rPr>
-              <w:t xml:space="preserve">1.2</w:t>
+              <w:t xml:space="preserve">1.3</w:t>
             </w:r>
           </w:p>
         </w:tc>
@@ -2133,7 +2133,7 @@
                 <w:sz w:val="18"/>
                 <w:szCs w:val="18"/>
               </w:rPr>
-              <w:t xml:space="preserve">Calcolo crediti: prove di import del tracciato con i file di esempio (compilato, letture, dati personali) e dei controlli di coerenza.</w:t>
+              <w:t xml:space="preserve">Prove del rapporto PDF, del numero di registro e del registro dei crediti con le nuove versioni.</w:t>
             </w:r>
           </w:p>
         </w:tc>
@@ -2203,7 +2203,7 @@
                 <w:sz w:val="18"/>
                 <w:szCs w:val="18"/>
               </w:rPr>
-              <w:t xml:space="preserve">1.1</w:t>
+              <w:t xml:space="preserve">1.2</w:t>
             </w:r>
           </w:p>
         </w:tc>
@@ -2269,7 +2269,7 @@
                 <w:sz w:val="18"/>
                 <w:szCs w:val="18"/>
               </w:rPr>
-              <w:t xml:space="preserve">Prove per Enti di Validazione, modelli, note di fase, messaggi, pagamenti visibili al Comune, pratica sospesa, consultazione pubblica con conferma dell'email, limiti di invio ed errata corrige.</w:t>
+              <w:t xml:space="preserve">Calcolo crediti: prove di import del tracciato con i file di esempio (compilato, letture, dati personali) e dei controlli di coerenza.</w:t>
             </w:r>
           </w:p>
         </w:tc>
@@ -2339,6 +2339,140 @@
                 <w:sz w:val="18"/>
                 <w:szCs w:val="18"/>
               </w:rPr>
+              <w:t xml:space="preserve">1.1</w:t>
+            </w:r>
+          </w:p>
+        </w:tc>
+        <w:tc>
+          <w:tcPr>
+            <w:tcW w:type="dxa" w:w="1300"/>
+            <w:tcBorders>
+              <w:top w:val="single" w:color="D9D4C5" w:sz="4"/>
+              <w:left w:val="single" w:color="D9D4C5" w:sz="4"/>
+              <w:bottom w:val="single" w:color="D9D4C5" w:sz="4"/>
+              <w:right w:val="single" w:color="D9D4C5" w:sz="4"/>
+            </w:tcBorders>
+            <w:tcMar>
+              <w:top w:type="dxa" w:w="70"/>
+              <w:left w:type="dxa" w:w="110"/>
+              <w:bottom w:type="dxa" w:w="70"/>
+              <w:right w:type="dxa" w:w="110"/>
+            </w:tcMar>
+            <w:vAlign w:val="center"/>
+          </w:tcPr>
+          <w:p>
+            <w:pPr>
+              <w:spacing w:after="0" w:before="0"/>
+            </w:pPr>
+            <w:r>
+              <w:rPr>
+                <w:rFonts w:ascii="Arial" w:cs="Arial" w:eastAsia="Arial" w:hAnsi="Arial"/>
+                <w:color w:val="1B2118"/>
+                <w:sz w:val="18"/>
+                <w:szCs w:val="18"/>
+              </w:rPr>
+              <w:t xml:space="preserve">18/10/2026</w:t>
+            </w:r>
+          </w:p>
+        </w:tc>
+        <w:tc>
+          <w:tcPr>
+            <w:tcW w:type="dxa" w:w="5538"/>
+            <w:tcBorders>
+              <w:top w:val="single" w:color="D9D4C5" w:sz="4"/>
+              <w:left w:val="single" w:color="D9D4C5" w:sz="4"/>
+              <w:bottom w:val="single" w:color="D9D4C5" w:sz="4"/>
+              <w:right w:val="single" w:color="D9D4C5" w:sz="4"/>
+            </w:tcBorders>
+            <w:tcMar>
+              <w:top w:type="dxa" w:w="70"/>
+              <w:left w:type="dxa" w:w="110"/>
+              <w:bottom w:type="dxa" w:w="70"/>
+              <w:right w:type="dxa" w:w="110"/>
+            </w:tcMar>
+            <w:vAlign w:val="center"/>
+          </w:tcPr>
+          <w:p>
+            <w:pPr>
+              <w:spacing w:after="0" w:before="0"/>
+            </w:pPr>
+            <w:r>
+              <w:rPr>
+                <w:rFonts w:ascii="Arial" w:cs="Arial" w:eastAsia="Arial" w:hAnsi="Arial"/>
+                <w:color w:val="1B2118"/>
+                <w:sz w:val="18"/>
+                <w:szCs w:val="18"/>
+              </w:rPr>
+              <w:t xml:space="preserve">Prove per Enti di Validazione, modelli, note di fase, messaggi, pagamenti visibili al Comune, pratica sospesa, consultazione pubblica con conferma dell'email, limiti di invio ed errata corrige.</w:t>
+            </w:r>
+          </w:p>
+        </w:tc>
+        <w:tc>
+          <w:tcPr>
+            <w:tcW w:type="dxa" w:w="2000"/>
+            <w:tcBorders>
+              <w:top w:val="single" w:color="D9D4C5" w:sz="4"/>
+              <w:left w:val="single" w:color="D9D4C5" w:sz="4"/>
+              <w:bottom w:val="single" w:color="D9D4C5" w:sz="4"/>
+              <w:right w:val="single" w:color="D9D4C5" w:sz="4"/>
+            </w:tcBorders>
+            <w:tcMar>
+              <w:top w:type="dxa" w:w="70"/>
+              <w:left w:type="dxa" w:w="110"/>
+              <w:bottom w:type="dxa" w:w="70"/>
+              <w:right w:type="dxa" w:w="110"/>
+            </w:tcMar>
+            <w:vAlign w:val="center"/>
+          </w:tcPr>
+          <w:p>
+            <w:pPr>
+              <w:spacing w:after="0" w:before="0"/>
+            </w:pPr>
+            <w:r>
+              <w:rPr>
+                <w:rFonts w:ascii="Arial" w:cs="Arial" w:eastAsia="Arial" w:hAnsi="Arial"/>
+                <w:color w:val="1B2118"/>
+                <w:sz w:val="18"/>
+                <w:szCs w:val="18"/>
+              </w:rPr>
+              <w:t xml:space="preserve">Fondazione Operate</w:t>
+            </w:r>
+          </w:p>
+        </w:tc>
+      </w:tr>
+      <w:tr>
+        <w:trPr>
+          <w:cantSplit/>
+        </w:trPr>
+        <w:tc>
+          <w:tcPr>
+            <w:tcW w:type="dxa" w:w="800"/>
+            <w:tcBorders>
+              <w:top w:val="single" w:color="D9D4C5" w:sz="4"/>
+              <w:left w:val="single" w:color="D9D4C5" w:sz="4"/>
+              <w:bottom w:val="single" w:color="D9D4C5" w:sz="4"/>
+              <w:right w:val="single" w:color="D9D4C5" w:sz="4"/>
+            </w:tcBorders>
+            <w:shd w:fill="F6F4EE" w:color="auto" w:val="clear"/>
+            <w:tcMar>
+              <w:top w:type="dxa" w:w="70"/>
+              <w:left w:type="dxa" w:w="110"/>
+              <w:bottom w:type="dxa" w:w="70"/>
+              <w:right w:type="dxa" w:w="110"/>
+            </w:tcMar>
+            <w:vAlign w:val="center"/>
+          </w:tcPr>
+          <w:p>
+            <w:pPr>
+              <w:spacing w:after="0" w:before="0"/>
+            </w:pPr>
+            <w:r>
+              <w:rPr>
+                <w:rFonts w:ascii="Arial" w:cs="Arial" w:eastAsia="Arial" w:hAnsi="Arial"/>
+                <w:color w:val="1B2118"/>
+                <w:sz w:val="18"/>
+                <w:szCs w:val="18"/>
+              </w:rPr>
               <w:t xml:space="preserve">1.0</w:t>
             </w:r>
           </w:p>
@@ -2352,6 +2486,7 @@
               <w:bottom w:val="single" w:color="D9D4C5" w:sz="4"/>
               <w:right w:val="single" w:color="D9D4C5" w:sz="4"/>
             </w:tcBorders>
+            <w:shd w:fill="F6F4EE" w:color="auto" w:val="clear"/>
             <w:tcMar>
               <w:top w:type="dxa" w:w="70"/>
               <w:left w:type="dxa" w:w="110"/>
@@ -2384,6 +2519,7 @@
               <w:bottom w:val="single" w:color="D9D4C5" w:sz="4"/>
               <w:right w:val="single" w:color="D9D4C5" w:sz="4"/>
             </w:tcBorders>
+            <w:shd w:fill="F6F4EE" w:color="auto" w:val="clear"/>
             <w:tcMar>
               <w:top w:type="dxa" w:w="70"/>
               <w:left w:type="dxa" w:w="110"/>
@@ -2416,6 +2552,7 @@
               <w:bottom w:val="single" w:color="D9D4C5" w:sz="4"/>
               <w:right w:val="single" w:color="D9D4C5" w:sz="4"/>
             </w:tcBorders>
+            <w:shd w:fill="F6F4EE" w:color="auto" w:val="clear"/>
             <w:tcMar>
               <w:top w:type="dxa" w:w="70"/>
               <w:left w:type="dxa" w:w="110"/>
@@ -2457,7 +2594,7 @@
           <w:sz w:val="20"/>
           <w:szCs w:val="20"/>
         </w:rPr>
-        <w:t xml:space="preserve">Guida alla revisione 2.2 del 19/10/2026, allineata al portale e agli altri manuali. È aggiornata a ogni rilascio; la versione corrente si scarica dall'area Documentazione del portale (solo Amministratori).</w:t>
+        <w:t xml:space="preserve">Guida alla revisione 2.3 del 19/10/2026, allineata al portale e agli altri manuali. È aggiornata a ogni rilascio; la versione corrente si scarica dall'area Documentazione del portale (solo Amministratori).</w:t>
       </w:r>
     </w:p>
     <w:p>
@@ -2831,7 +2968,7 @@
         </w:rPr>
         <w:t xml:space="preserve">Il portale: </w:t>
       </w:r>
-      <w:hyperlink w:history="1" r:id="rIdmupuixli3-rglphwuiomc">
+      <w:hyperlink w:history="1" r:id="rIdxgp7qhmg3mcteopztvwv4">
         <w:r>
           <w:rPr>
             <w:rFonts w:ascii="Arial" w:cs="Arial" w:eastAsia="Arial" w:hAnsi="Arial"/>
@@ -20467,7 +20604,7 @@
                 <w:sz w:val="18"/>
                 <w:szCs w:val="18"/>
               </w:rPr>
-              <w:t xml:space="preserve">Simulazione economica: valore unitario 8 €, minimo 6 €, massimo 10 €, listino «Contratti tipo della Fondazione»</w:t>
+              <w:t xml:space="preserve">Simulazione economica: valore proposto 32 €, variazione 2% → Applica a tutti gli anni; poi cambiate a mano il valore del 2030 a 40 €; listino «Contratti tipo della Fondazione»</w:t>
             </w:r>
           </w:p>
         </w:tc>
@@ -20500,7 +20637,7 @@
                 <w:sz w:val="18"/>
                 <w:szCs w:val="18"/>
               </w:rPr>
-              <w:t xml:space="preserve">Tabella anno per anno con ricavi, partecipazione al Programma, consulenza, costi e margine; riquadri con ricavi da minimo a massimo, costi, margine, costo e ricavo per abitante; cambiando una voce del contratto (es. registrazione Rapporto) i costi si aggiornano; con «Schema tariffario» compaiono le tariffe massime</w:t>
+              <w:t xml:space="preserve">Colonna «Valore» compilata anno per anno (32,00 · 32,64 · …), il 2030 a 40 € in grassetto; ricavi, partecipazione al Programma, consulenza, costi e margine per anno; riquadri con ricavi, costi, margine, costo e ricavo per abitante; cambiando una voce del contratto (es. registrazione Rapporto) i costi si aggiornano; con «Schema tariffario» compaiono le tariffe massime</w:t>
             </w:r>
           </w:p>
         </w:tc>
@@ -22971,7 +23108,7 @@
         <w:szCs w:val="16"/>
       </w:rPr>
       <w:tab/>
-      <w:t xml:space="preserve">Manuale Test · Rev. 2.2 · 19/10/2026</w:t>
+      <w:t xml:space="preserve">Manuale Test · Rev. 2.3 · 19/10/2026</w:t>
     </w:r>
   </w:p>
 </w:hdr>
@@ -23036,7 +23173,7 @@
         <w:szCs w:val="16"/>
       </w:rPr>
       <w:tab/>
-      <w:t xml:space="preserve">Manuale Test · Rev. 2.2 · 19/10/2026</w:t>
+      <w:t xml:space="preserve">Manuale Test · Rev. 2.3 · 19/10/2026</w:t>
     </w:r>
   </w:p>
 </w:hdr>

--- a/public/documentazione/Manuale_Test_Portale_CWP.docx
+++ b/public/documentazione/Manuale_Test_Portale_CWP.docx
@@ -302,7 +302,7 @@
                 <w:sz w:val="20"/>
                 <w:szCs w:val="20"/>
               </w:rPr>
-              <w:t xml:space="preserve">Rev. 2.3</w:t>
+              <w:t xml:space="preserve">Rev. 2.4</w:t>
             </w:r>
           </w:p>
         </w:tc>
@@ -719,7 +719,7 @@
                 <w:sz w:val="18"/>
                 <w:szCs w:val="18"/>
               </w:rPr>
-              <w:t xml:space="preserve">2.3</w:t>
+              <w:t xml:space="preserve">2.4</w:t>
             </w:r>
           </w:p>
         </w:tc>
@@ -783,7 +783,7 @@
                 <w:sz w:val="18"/>
                 <w:szCs w:val="18"/>
               </w:rPr>
-              <w:t xml:space="preserve">Prova 8b.7b aggiornata: valore del credito anno per anno.</w:t>
+              <w:t xml:space="preserve">Prove 8b.7c e 8b.7d: costi Caso 1 e Caso 2.</w:t>
             </w:r>
           </w:p>
         </w:tc>
@@ -853,7 +853,7 @@
                 <w:sz w:val="18"/>
                 <w:szCs w:val="18"/>
               </w:rPr>
-              <w:t xml:space="preserve">2.2</w:t>
+              <w:t xml:space="preserve">2.3</w:t>
             </w:r>
           </w:p>
         </w:tc>
@@ -919,7 +919,7 @@
                 <w:sz w:val="18"/>
                 <w:szCs w:val="18"/>
               </w:rPr>
-              <w:t xml:space="preserve">Prova 8b.7b della simulazione economica (ricavi e costi per il Comune).</w:t>
+              <w:t xml:space="preserve">Prova 8b.7b aggiornata: valore del credito anno per anno.</w:t>
             </w:r>
           </w:p>
         </w:tc>
@@ -989,7 +989,7 @@
                 <w:sz w:val="18"/>
                 <w:szCs w:val="18"/>
               </w:rPr>
-              <w:t xml:space="preserve">2.1</w:t>
+              <w:t xml:space="preserve">2.2</w:t>
             </w:r>
           </w:p>
         </w:tc>
@@ -1053,7 +1053,7 @@
                 <w:sz w:val="18"/>
                 <w:szCs w:val="18"/>
               </w:rPr>
-              <w:t xml:space="preserve">Prove 8b.2b e 8b.2c (scenario di riferimento e situazione attuale).</w:t>
+              <w:t xml:space="preserve">Prova 8b.7b della simulazione economica (ricavi e costi per il Comune).</w:t>
             </w:r>
           </w:p>
         </w:tc>
@@ -1123,7 +1123,7 @@
                 <w:sz w:val="18"/>
                 <w:szCs w:val="18"/>
               </w:rPr>
-              <w:t xml:space="preserve">2.0</w:t>
+              <w:t xml:space="preserve">2.1</w:t>
             </w:r>
           </w:p>
         </w:tc>
@@ -1189,7 +1189,7 @@
                 <w:sz w:val="18"/>
                 <w:szCs w:val="18"/>
               </w:rPr>
-              <w:t xml:space="preserve">Prove 8b del simulatore di scenari.</w:t>
+              <w:t xml:space="preserve">Prove 8b.2b e 8b.2c (scenario di riferimento e situazione attuale).</w:t>
             </w:r>
           </w:p>
         </w:tc>
@@ -1259,7 +1259,7 @@
                 <w:sz w:val="18"/>
                 <w:szCs w:val="18"/>
               </w:rPr>
-              <w:t xml:space="preserve">1.9</w:t>
+              <w:t xml:space="preserve">2.0</w:t>
             </w:r>
           </w:p>
         </w:tc>
@@ -1323,7 +1323,7 @@
                 <w:sz w:val="18"/>
                 <w:szCs w:val="18"/>
               </w:rPr>
-              <w:t xml:space="preserve">In sviluppo: simulatore di scenari e assistente virtuale.</w:t>
+              <w:t xml:space="preserve">Prove 8b del simulatore di scenari.</w:t>
             </w:r>
           </w:p>
         </w:tc>
@@ -1393,7 +1393,7 @@
                 <w:sz w:val="18"/>
                 <w:szCs w:val="18"/>
               </w:rPr>
-              <w:t xml:space="preserve">1.8</w:t>
+              <w:t xml:space="preserve">1.9</w:t>
             </w:r>
           </w:p>
         </w:tc>
@@ -1459,7 +1459,7 @@
                 <w:sz w:val="18"/>
                 <w:szCs w:val="18"/>
               </w:rPr>
-              <w:t xml:space="preserve">Tolto il limite noto sull'incarico del soggetto promotore del programma.</w:t>
+              <w:t xml:space="preserve">In sviluppo: simulatore di scenari e assistente virtuale.</w:t>
             </w:r>
           </w:p>
         </w:tc>
@@ -1529,7 +1529,7 @@
                 <w:sz w:val="18"/>
                 <w:szCs w:val="18"/>
               </w:rPr>
-              <w:t xml:space="preserve">1.7</w:t>
+              <w:t xml:space="preserve">1.8</w:t>
             </w:r>
           </w:p>
         </w:tc>
@@ -1561,7 +1561,7 @@
                 <w:sz w:val="18"/>
                 <w:szCs w:val="18"/>
               </w:rPr>
-              <w:t xml:space="preserve">18/10/2026</w:t>
+              <w:t xml:space="preserve">19/10/2026</w:t>
             </w:r>
           </w:p>
         </w:tc>
@@ -1593,7 +1593,7 @@
                 <w:sz w:val="18"/>
                 <w:szCs w:val="18"/>
               </w:rPr>
-              <w:t xml:space="preserve">Percorso di prova esteso alle funzioni dell'allineamento ai documenti CWP: territorio ISTAT, stati del Programma, Rapporto a 7 fasi, tariffe e sospensione, accuratezza, ritiro, account unico, crediti emessi, reclami, pagina pubblica, qualità dei dati.</w:t>
+              <w:t xml:space="preserve">Tolto il limite noto sull'incarico del soggetto promotore del programma.</w:t>
             </w:r>
           </w:p>
         </w:tc>
@@ -1663,7 +1663,7 @@
                 <w:sz w:val="18"/>
                 <w:szCs w:val="18"/>
               </w:rPr>
-              <w:t xml:space="preserve">1.6</w:t>
+              <w:t xml:space="preserve">1.7</w:t>
             </w:r>
           </w:p>
         </w:tc>
@@ -1729,7 +1729,7 @@
                 <w:sz w:val="18"/>
                 <w:szCs w:val="18"/>
               </w:rPr>
-              <w:t xml:space="preserve">Glossario: descrizione corretta del buffer (al massimo 80%).</w:t>
+              <w:t xml:space="preserve">Percorso di prova esteso alle funzioni dell'allineamento ai documenti CWP: territorio ISTAT, stati del Programma, Rapporto a 7 fasi, tariffe e sospensione, accuratezza, ritiro, account unico, crediti emessi, reclami, pagina pubblica, qualità dei dati.</w:t>
             </w:r>
           </w:p>
         </w:tc>
@@ -1799,7 +1799,7 @@
                 <w:sz w:val="18"/>
                 <w:szCs w:val="18"/>
               </w:rPr>
-              <w:t xml:space="preserve">1.5</w:t>
+              <w:t xml:space="preserve">1.6</w:t>
             </w:r>
           </w:p>
         </w:tc>
@@ -1863,7 +1863,7 @@
                 <w:sz w:val="18"/>
                 <w:szCs w:val="18"/>
               </w:rPr>
-              <w:t xml:space="preserve">Nuove prove 1.2b, 1.8, 3.7, 4.1b, 6.4, 6.5; prove 1.6, 1.7, 3.2, 4.1, 4.6, 5.4 e 6.3 aggiornate (anagrafiche, documenti richiesti, consultazione, Rapporti a 4 fasi, conservazione, fascicolo).</w:t>
+              <w:t xml:space="preserve">Glossario: descrizione corretta del buffer (al massimo 80%).</w:t>
             </w:r>
           </w:p>
         </w:tc>
@@ -1933,7 +1933,7 @@
                 <w:sz w:val="18"/>
                 <w:szCs w:val="18"/>
               </w:rPr>
-              <w:t xml:space="preserve">1.4</w:t>
+              <w:t xml:space="preserve">1.5</w:t>
             </w:r>
           </w:p>
         </w:tc>
@@ -1999,7 +1999,7 @@
                 <w:sz w:val="18"/>
                 <w:szCs w:val="18"/>
               </w:rPr>
-              <w:t xml:space="preserve">Nuova prova 7.12 (risultato azzerato dopo una modifica dei dati); prove successive del blocco 7 rinumerate; prova 8.4 estesa.</w:t>
+              <w:t xml:space="preserve">Nuove prove 1.2b, 1.8, 3.7, 4.1b, 6.4, 6.5; prove 1.6, 1.7, 3.2, 4.1, 4.6, 5.4 e 6.3 aggiornate (anagrafiche, documenti richiesti, consultazione, Rapporti a 4 fasi, conservazione, fascicolo).</w:t>
             </w:r>
           </w:p>
         </w:tc>
@@ -2069,7 +2069,7 @@
                 <w:sz w:val="18"/>
                 <w:szCs w:val="18"/>
               </w:rPr>
-              <w:t xml:space="preserve">1.3</w:t>
+              <w:t xml:space="preserve">1.4</w:t>
             </w:r>
           </w:p>
         </w:tc>
@@ -2133,7 +2133,7 @@
                 <w:sz w:val="18"/>
                 <w:szCs w:val="18"/>
               </w:rPr>
-              <w:t xml:space="preserve">Prove del rapporto PDF, del numero di registro e del registro dei crediti con le nuove versioni.</w:t>
+              <w:t xml:space="preserve">Nuova prova 7.12 (risultato azzerato dopo una modifica dei dati); prove successive del blocco 7 rinumerate; prova 8.4 estesa.</w:t>
             </w:r>
           </w:p>
         </w:tc>
@@ -2203,7 +2203,7 @@
                 <w:sz w:val="18"/>
                 <w:szCs w:val="18"/>
               </w:rPr>
-              <w:t xml:space="preserve">1.2</w:t>
+              <w:t xml:space="preserve">1.3</w:t>
             </w:r>
           </w:p>
         </w:tc>
@@ -2269,7 +2269,7 @@
                 <w:sz w:val="18"/>
                 <w:szCs w:val="18"/>
               </w:rPr>
-              <w:t xml:space="preserve">Calcolo crediti: prove di import del tracciato con i file di esempio (compilato, letture, dati personali) e dei controlli di coerenza.</w:t>
+              <w:t xml:space="preserve">Prove del rapporto PDF, del numero di registro e del registro dei crediti con le nuove versioni.</w:t>
             </w:r>
           </w:p>
         </w:tc>
@@ -2339,7 +2339,7 @@
                 <w:sz w:val="18"/>
                 <w:szCs w:val="18"/>
               </w:rPr>
-              <w:t xml:space="preserve">1.1</w:t>
+              <w:t xml:space="preserve">1.2</w:t>
             </w:r>
           </w:p>
         </w:tc>
@@ -2403,7 +2403,7 @@
                 <w:sz w:val="18"/>
                 <w:szCs w:val="18"/>
               </w:rPr>
-              <w:t xml:space="preserve">Prove per Enti di Validazione, modelli, note di fase, messaggi, pagamenti visibili al Comune, pratica sospesa, consultazione pubblica con conferma dell'email, limiti di invio ed errata corrige.</w:t>
+              <w:t xml:space="preserve">Calcolo crediti: prove di import del tracciato con i file di esempio (compilato, letture, dati personali) e dei controlli di coerenza.</w:t>
             </w:r>
           </w:p>
         </w:tc>
@@ -2473,6 +2473,142 @@
                 <w:sz w:val="18"/>
                 <w:szCs w:val="18"/>
               </w:rPr>
+              <w:t xml:space="preserve">1.1</w:t>
+            </w:r>
+          </w:p>
+        </w:tc>
+        <w:tc>
+          <w:tcPr>
+            <w:tcW w:type="dxa" w:w="1300"/>
+            <w:tcBorders>
+              <w:top w:val="single" w:color="D9D4C5" w:sz="4"/>
+              <w:left w:val="single" w:color="D9D4C5" w:sz="4"/>
+              <w:bottom w:val="single" w:color="D9D4C5" w:sz="4"/>
+              <w:right w:val="single" w:color="D9D4C5" w:sz="4"/>
+            </w:tcBorders>
+            <w:shd w:fill="F6F4EE" w:color="auto" w:val="clear"/>
+            <w:tcMar>
+              <w:top w:type="dxa" w:w="70"/>
+              <w:left w:type="dxa" w:w="110"/>
+              <w:bottom w:type="dxa" w:w="70"/>
+              <w:right w:type="dxa" w:w="110"/>
+            </w:tcMar>
+            <w:vAlign w:val="center"/>
+          </w:tcPr>
+          <w:p>
+            <w:pPr>
+              <w:spacing w:after="0" w:before="0"/>
+            </w:pPr>
+            <w:r>
+              <w:rPr>
+                <w:rFonts w:ascii="Arial" w:cs="Arial" w:eastAsia="Arial" w:hAnsi="Arial"/>
+                <w:color w:val="1B2118"/>
+                <w:sz w:val="18"/>
+                <w:szCs w:val="18"/>
+              </w:rPr>
+              <w:t xml:space="preserve">18/10/2026</w:t>
+            </w:r>
+          </w:p>
+        </w:tc>
+        <w:tc>
+          <w:tcPr>
+            <w:tcW w:type="dxa" w:w="5538"/>
+            <w:tcBorders>
+              <w:top w:val="single" w:color="D9D4C5" w:sz="4"/>
+              <w:left w:val="single" w:color="D9D4C5" w:sz="4"/>
+              <w:bottom w:val="single" w:color="D9D4C5" w:sz="4"/>
+              <w:right w:val="single" w:color="D9D4C5" w:sz="4"/>
+            </w:tcBorders>
+            <w:shd w:fill="F6F4EE" w:color="auto" w:val="clear"/>
+            <w:tcMar>
+              <w:top w:type="dxa" w:w="70"/>
+              <w:left w:type="dxa" w:w="110"/>
+              <w:bottom w:type="dxa" w:w="70"/>
+              <w:right w:type="dxa" w:w="110"/>
+            </w:tcMar>
+            <w:vAlign w:val="center"/>
+          </w:tcPr>
+          <w:p>
+            <w:pPr>
+              <w:spacing w:after="0" w:before="0"/>
+            </w:pPr>
+            <w:r>
+              <w:rPr>
+                <w:rFonts w:ascii="Arial" w:cs="Arial" w:eastAsia="Arial" w:hAnsi="Arial"/>
+                <w:color w:val="1B2118"/>
+                <w:sz w:val="18"/>
+                <w:szCs w:val="18"/>
+              </w:rPr>
+              <w:t xml:space="preserve">Prove per Enti di Validazione, modelli, note di fase, messaggi, pagamenti visibili al Comune, pratica sospesa, consultazione pubblica con conferma dell'email, limiti di invio ed errata corrige.</w:t>
+            </w:r>
+          </w:p>
+        </w:tc>
+        <w:tc>
+          <w:tcPr>
+            <w:tcW w:type="dxa" w:w="2000"/>
+            <w:tcBorders>
+              <w:top w:val="single" w:color="D9D4C5" w:sz="4"/>
+              <w:left w:val="single" w:color="D9D4C5" w:sz="4"/>
+              <w:bottom w:val="single" w:color="D9D4C5" w:sz="4"/>
+              <w:right w:val="single" w:color="D9D4C5" w:sz="4"/>
+            </w:tcBorders>
+            <w:shd w:fill="F6F4EE" w:color="auto" w:val="clear"/>
+            <w:tcMar>
+              <w:top w:type="dxa" w:w="70"/>
+              <w:left w:type="dxa" w:w="110"/>
+              <w:bottom w:type="dxa" w:w="70"/>
+              <w:right w:type="dxa" w:w="110"/>
+            </w:tcMar>
+            <w:vAlign w:val="center"/>
+          </w:tcPr>
+          <w:p>
+            <w:pPr>
+              <w:spacing w:after="0" w:before="0"/>
+            </w:pPr>
+            <w:r>
+              <w:rPr>
+                <w:rFonts w:ascii="Arial" w:cs="Arial" w:eastAsia="Arial" w:hAnsi="Arial"/>
+                <w:color w:val="1B2118"/>
+                <w:sz w:val="18"/>
+                <w:szCs w:val="18"/>
+              </w:rPr>
+              <w:t xml:space="preserve">Fondazione Operate</w:t>
+            </w:r>
+          </w:p>
+        </w:tc>
+      </w:tr>
+      <w:tr>
+        <w:trPr>
+          <w:cantSplit/>
+        </w:trPr>
+        <w:tc>
+          <w:tcPr>
+            <w:tcW w:type="dxa" w:w="800"/>
+            <w:tcBorders>
+              <w:top w:val="single" w:color="D9D4C5" w:sz="4"/>
+              <w:left w:val="single" w:color="D9D4C5" w:sz="4"/>
+              <w:bottom w:val="single" w:color="D9D4C5" w:sz="4"/>
+              <w:right w:val="single" w:color="D9D4C5" w:sz="4"/>
+            </w:tcBorders>
+            <w:tcMar>
+              <w:top w:type="dxa" w:w="70"/>
+              <w:left w:type="dxa" w:w="110"/>
+              <w:bottom w:type="dxa" w:w="70"/>
+              <w:right w:type="dxa" w:w="110"/>
+            </w:tcMar>
+            <w:vAlign w:val="center"/>
+          </w:tcPr>
+          <w:p>
+            <w:pPr>
+              <w:spacing w:after="0" w:before="0"/>
+            </w:pPr>
+            <w:r>
+              <w:rPr>
+                <w:rFonts w:ascii="Arial" w:cs="Arial" w:eastAsia="Arial" w:hAnsi="Arial"/>
+                <w:color w:val="1B2118"/>
+                <w:sz w:val="18"/>
+                <w:szCs w:val="18"/>
+              </w:rPr>
               <w:t xml:space="preserve">1.0</w:t>
             </w:r>
           </w:p>
@@ -2486,7 +2622,6 @@
               <w:bottom w:val="single" w:color="D9D4C5" w:sz="4"/>
               <w:right w:val="single" w:color="D9D4C5" w:sz="4"/>
             </w:tcBorders>
-            <w:shd w:fill="F6F4EE" w:color="auto" w:val="clear"/>
             <w:tcMar>
               <w:top w:type="dxa" w:w="70"/>
               <w:left w:type="dxa" w:w="110"/>
@@ -2519,7 +2654,6 @@
               <w:bottom w:val="single" w:color="D9D4C5" w:sz="4"/>
               <w:right w:val="single" w:color="D9D4C5" w:sz="4"/>
             </w:tcBorders>
-            <w:shd w:fill="F6F4EE" w:color="auto" w:val="clear"/>
             <w:tcMar>
               <w:top w:type="dxa" w:w="70"/>
               <w:left w:type="dxa" w:w="110"/>
@@ -2552,7 +2686,6 @@
               <w:bottom w:val="single" w:color="D9D4C5" w:sz="4"/>
               <w:right w:val="single" w:color="D9D4C5" w:sz="4"/>
             </w:tcBorders>
-            <w:shd w:fill="F6F4EE" w:color="auto" w:val="clear"/>
             <w:tcMar>
               <w:top w:type="dxa" w:w="70"/>
               <w:left w:type="dxa" w:w="110"/>
@@ -2594,7 +2727,7 @@
           <w:sz w:val="20"/>
           <w:szCs w:val="20"/>
         </w:rPr>
-        <w:t xml:space="preserve">Guida alla revisione 2.3 del 19/10/2026, allineata al portale e agli altri manuali. È aggiornata a ogni rilascio; la versione corrente si scarica dall'area Documentazione del portale (solo Amministratori).</w:t>
+        <w:t xml:space="preserve">Guida alla revisione 2.4 del 19/10/2026, allineata al portale e agli altri manuali. È aggiornata a ogni rilascio; la versione corrente si scarica dall'area Documentazione del portale (solo Amministratori).</w:t>
       </w:r>
     </w:p>
     <w:p>
@@ -2968,7 +3101,7 @@
         </w:rPr>
         <w:t xml:space="preserve">Il portale: </w:t>
       </w:r>
-      <w:hyperlink w:history="1" r:id="rIdxgp7qhmg3mcteopztvwv4">
+      <w:hyperlink w:history="1" r:id="rId856d8xmbvj81nwnqnlplk">
         <w:r>
           <w:rPr>
             <w:rFonts w:ascii="Arial" w:cs="Arial" w:eastAsia="Arial" w:hAnsi="Arial"/>
@@ -20604,7 +20737,7 @@
                 <w:sz w:val="18"/>
                 <w:szCs w:val="18"/>
               </w:rPr>
-              <w:t xml:space="preserve">Simulazione economica: valore proposto 32 €, variazione 2% → Applica a tutti gli anni; poi cambiate a mano il valore del 2030 a 40 €; listino «Contratti tipo della Fondazione»</w:t>
+              <w:t xml:space="preserve">Simulazione economica: valore proposto 32 € → Applica a tutti gli anni; poi cambiate a mano il valore del 2030 a 40 €</w:t>
             </w:r>
           </w:p>
         </w:tc>
@@ -20637,7 +20770,212 @@
                 <w:sz w:val="18"/>
                 <w:szCs w:val="18"/>
               </w:rPr>
-              <w:t xml:space="preserve">Colonna «Valore» compilata anno per anno (32,00 · 32,64 · …), il 2030 a 40 € in grassetto; ricavi, partecipazione al Programma, consulenza, costi e margine per anno; riquadri con ricavi, costi, margine, costo e ricavo per abitante; cambiando una voce del contratto (es. registrazione Rapporto) i costi si aggiornano; con «Schema tariffario» compaiono le tariffe massime</w:t>
+              <w:t xml:space="preserve">Colonna «Valore» compilata anno per anno, il 2030 a 40 € in grassetto; ricavi aggiornati</w:t>
+            </w:r>
+          </w:p>
+        </w:tc>
+      </w:tr>
+      <w:tr>
+        <w:trPr>
+          <w:cantSplit/>
+        </w:trPr>
+        <w:tc>
+          <w:tcPr>
+            <w:tcW w:type="dxa" w:w="885"/>
+            <w:tcBorders>
+              <w:top w:val="single" w:color="D9D4C5" w:sz="4"/>
+              <w:left w:val="single" w:color="D9D4C5" w:sz="4"/>
+              <w:bottom w:val="single" w:color="D9D4C5" w:sz="4"/>
+              <w:right w:val="single" w:color="D9D4C5" w:sz="4"/>
+            </w:tcBorders>
+            <w:tcMar>
+              <w:top w:type="dxa" w:w="70"/>
+              <w:left w:type="dxa" w:w="110"/>
+              <w:bottom w:type="dxa" w:w="70"/>
+              <w:right w:type="dxa" w:w="110"/>
+            </w:tcMar>
+            <w:vAlign w:val="center"/>
+          </w:tcPr>
+          <w:p>
+            <w:pPr>
+              <w:spacing w:after="0" w:before="0"/>
+            </w:pPr>
+            <w:r>
+              <w:rPr>
+                <w:rFonts w:ascii="Arial" w:cs="Arial" w:eastAsia="Arial" w:hAnsi="Arial"/>
+                <w:color w:val="1B2118"/>
+                <w:sz w:val="18"/>
+                <w:szCs w:val="18"/>
+              </w:rPr>
+              <w:t xml:space="preserve">8b.7c</w:t>
+            </w:r>
+          </w:p>
+        </w:tc>
+        <w:tc>
+          <w:tcPr>
+            <w:tcW w:type="dxa" w:w="4377"/>
+            <w:tcBorders>
+              <w:top w:val="single" w:color="D9D4C5" w:sz="4"/>
+              <w:left w:val="single" w:color="D9D4C5" w:sz="4"/>
+              <w:bottom w:val="single" w:color="D9D4C5" w:sz="4"/>
+              <w:right w:val="single" w:color="D9D4C5" w:sz="4"/>
+            </w:tcBorders>
+            <w:tcMar>
+              <w:top w:type="dxa" w:w="70"/>
+              <w:left w:type="dxa" w:w="110"/>
+              <w:bottom w:type="dxa" w:w="70"/>
+              <w:right w:type="dxa" w:w="110"/>
+            </w:tcMar>
+            <w:vAlign w:val="center"/>
+          </w:tcPr>
+          <w:p>
+            <w:pPr>
+              <w:spacing w:after="0" w:before="0"/>
+            </w:pPr>
+            <w:r>
+              <w:rPr>
+                <w:rFonts w:ascii="Arial" w:cs="Arial" w:eastAsia="Arial" w:hAnsi="Arial"/>
+                <w:color w:val="1B2118"/>
+                <w:sz w:val="18"/>
+                <w:szCs w:val="18"/>
+              </w:rPr>
+              <w:t xml:space="preserve">Alla domanda «Simulare i costi in base al Caso 1 o al Caso 2?» scegliete Caso 1, poi Caso 2, con 16.735 abitanti</w:t>
+            </w:r>
+          </w:p>
+        </w:tc>
+        <w:tc>
+          <w:tcPr>
+            <w:tcW w:type="dxa" w:w="4376"/>
+            <w:tcBorders>
+              <w:top w:val="single" w:color="D9D4C5" w:sz="4"/>
+              <w:left w:val="single" w:color="D9D4C5" w:sz="4"/>
+              <w:bottom w:val="single" w:color="D9D4C5" w:sz="4"/>
+              <w:right w:val="single" w:color="D9D4C5" w:sz="4"/>
+            </w:tcBorders>
+            <w:tcMar>
+              <w:top w:type="dxa" w:w="70"/>
+              <w:left w:type="dxa" w:w="110"/>
+              <w:bottom w:type="dxa" w:w="70"/>
+              <w:right w:type="dxa" w:w="110"/>
+            </w:tcMar>
+            <w:vAlign w:val="center"/>
+          </w:tcPr>
+          <w:p>
+            <w:pPr>
+              <w:spacing w:after="0" w:before="0"/>
+            </w:pPr>
+            <w:r>
+              <w:rPr>
+                <w:rFonts w:ascii="Arial" w:cs="Arial" w:eastAsia="Arial" w:hAnsi="Arial"/>
+                <w:color w:val="1B2118"/>
+                <w:sz w:val="18"/>
+                <w:szCs w:val="18"/>
+              </w:rPr>
+              <w:t xml:space="preserve">Tabella delle sei voci con € per abitante interpolati (Caso 1: Progetto 0,13 €/ab, totale annuo circa 16.233 €); con il Caso 2 i costi salgono; nella tabella annuale partecipazione al Programma e consulenza, margine e anno di rientro</w:t>
+            </w:r>
+          </w:p>
+        </w:tc>
+      </w:tr>
+      <w:tr>
+        <w:trPr>
+          <w:cantSplit/>
+        </w:trPr>
+        <w:tc>
+          <w:tcPr>
+            <w:tcW w:type="dxa" w:w="885"/>
+            <w:tcBorders>
+              <w:top w:val="single" w:color="D9D4C5" w:sz="4"/>
+              <w:left w:val="single" w:color="D9D4C5" w:sz="4"/>
+              <w:bottom w:val="single" w:color="D9D4C5" w:sz="4"/>
+              <w:right w:val="single" w:color="D9D4C5" w:sz="4"/>
+            </w:tcBorders>
+            <w:shd w:fill="F6F4EE" w:color="auto" w:val="clear"/>
+            <w:tcMar>
+              <w:top w:type="dxa" w:w="70"/>
+              <w:left w:type="dxa" w:w="110"/>
+              <w:bottom w:type="dxa" w:w="70"/>
+              <w:right w:type="dxa" w:w="110"/>
+            </w:tcMar>
+            <w:vAlign w:val="center"/>
+          </w:tcPr>
+          <w:p>
+            <w:pPr>
+              <w:spacing w:after="0" w:before="0"/>
+            </w:pPr>
+            <w:r>
+              <w:rPr>
+                <w:rFonts w:ascii="Arial" w:cs="Arial" w:eastAsia="Arial" w:hAnsi="Arial"/>
+                <w:color w:val="1B2118"/>
+                <w:sz w:val="18"/>
+                <w:szCs w:val="18"/>
+              </w:rPr>
+              <w:t xml:space="preserve">8b.7d</w:t>
+            </w:r>
+          </w:p>
+        </w:tc>
+        <w:tc>
+          <w:tcPr>
+            <w:tcW w:type="dxa" w:w="4377"/>
+            <w:tcBorders>
+              <w:top w:val="single" w:color="D9D4C5" w:sz="4"/>
+              <w:left w:val="single" w:color="D9D4C5" w:sz="4"/>
+              <w:bottom w:val="single" w:color="D9D4C5" w:sz="4"/>
+              <w:right w:val="single" w:color="D9D4C5" w:sz="4"/>
+            </w:tcBorders>
+            <w:shd w:fill="F6F4EE" w:color="auto" w:val="clear"/>
+            <w:tcMar>
+              <w:top w:type="dxa" w:w="70"/>
+              <w:left w:type="dxa" w:w="110"/>
+              <w:bottom w:type="dxa" w:w="70"/>
+              <w:right w:type="dxa" w:w="110"/>
+            </w:tcMar>
+            <w:vAlign w:val="center"/>
+          </w:tcPr>
+          <w:p>
+            <w:pPr>
+              <w:spacing w:after="0" w:before="0"/>
+            </w:pPr>
+            <w:r>
+              <w:rPr>
+                <w:rFonts w:ascii="Arial" w:cs="Arial" w:eastAsia="Arial" w:hAnsi="Arial"/>
+                <w:color w:val="1B2118"/>
+                <w:sz w:val="18"/>
+                <w:szCs w:val="18"/>
+              </w:rPr>
+              <w:t xml:space="preserve">Cambiate la durata a 7 anni</w:t>
+            </w:r>
+          </w:p>
+        </w:tc>
+        <w:tc>
+          <w:tcPr>
+            <w:tcW w:type="dxa" w:w="4376"/>
+            <w:tcBorders>
+              <w:top w:val="single" w:color="D9D4C5" w:sz="4"/>
+              <w:left w:val="single" w:color="D9D4C5" w:sz="4"/>
+              <w:bottom w:val="single" w:color="D9D4C5" w:sz="4"/>
+              <w:right w:val="single" w:color="D9D4C5" w:sz="4"/>
+            </w:tcBorders>
+            <w:shd w:fill="F6F4EE" w:color="auto" w:val="clear"/>
+            <w:tcMar>
+              <w:top w:type="dxa" w:w="70"/>
+              <w:left w:type="dxa" w:w="110"/>
+              <w:bottom w:type="dxa" w:w="70"/>
+              <w:right w:type="dxa" w:w="110"/>
+            </w:tcMar>
+            <w:vAlign w:val="center"/>
+          </w:tcPr>
+          <w:p>
+            <w:pPr>
+              <w:spacing w:after="0" w:before="0"/>
+            </w:pPr>
+            <w:r>
+              <w:rPr>
+                <w:rFonts w:ascii="Arial" w:cs="Arial" w:eastAsia="Arial" w:hAnsi="Arial"/>
+                <w:color w:val="1B2118"/>
+                <w:sz w:val="18"/>
+                <w:szCs w:val="18"/>
+              </w:rPr>
+              <w:t xml:space="preserve">Avviso: le tabelle valgono per progetti di 10 anni, i costi si computano a parte</w:t>
             </w:r>
           </w:p>
         </w:tc>
@@ -23108,7 +23446,7 @@
         <w:szCs w:val="16"/>
       </w:rPr>
       <w:tab/>
-      <w:t xml:space="preserve">Manuale Test · Rev. 2.3 · 19/10/2026</w:t>
+      <w:t xml:space="preserve">Manuale Test · Rev. 2.4 · 19/10/2026</w:t>
     </w:r>
   </w:p>
 </w:hdr>
@@ -23173,7 +23511,7 @@
         <w:szCs w:val="16"/>
       </w:rPr>
       <w:tab/>
-      <w:t xml:space="preserve">Manuale Test · Rev. 2.3 · 19/10/2026</w:t>
+      <w:t xml:space="preserve">Manuale Test · Rev. 2.4 · 19/10/2026</w:t>
     </w:r>
   </w:p>
 </w:hdr>

--- a/public/documentazione/Manuale_Test_Portale_CWP.docx
+++ b/public/documentazione/Manuale_Test_Portale_CWP.docx
@@ -302,7 +302,7 @@
                 <w:sz w:val="20"/>
                 <w:szCs w:val="20"/>
               </w:rPr>
-              <w:t xml:space="preserve">Rev. 2.4</w:t>
+              <w:t xml:space="preserve">Rev. 2.5</w:t>
             </w:r>
           </w:p>
         </w:tc>
@@ -719,7 +719,7 @@
                 <w:sz w:val="18"/>
                 <w:szCs w:val="18"/>
               </w:rPr>
-              <w:t xml:space="preserve">2.4</w:t>
+              <w:t xml:space="preserve">2.5</w:t>
             </w:r>
           </w:p>
         </w:tc>
@@ -783,7 +783,7 @@
                 <w:sz w:val="18"/>
                 <w:szCs w:val="18"/>
               </w:rPr>
-              <w:t xml:space="preserve">Prove 8b.7c e 8b.7d: costi Caso 1 e Caso 2.</w:t>
+              <w:t xml:space="preserve">Prove 1.3a-1.3a3: nomina di un Amministratore e protezione del principale.</w:t>
             </w:r>
           </w:p>
         </w:tc>
@@ -853,7 +853,7 @@
                 <w:sz w:val="18"/>
                 <w:szCs w:val="18"/>
               </w:rPr>
-              <w:t xml:space="preserve">2.3</w:t>
+              <w:t xml:space="preserve">2.4</w:t>
             </w:r>
           </w:p>
         </w:tc>
@@ -919,7 +919,7 @@
                 <w:sz w:val="18"/>
                 <w:szCs w:val="18"/>
               </w:rPr>
-              <w:t xml:space="preserve">Prova 8b.7b aggiornata: valore del credito anno per anno.</w:t>
+              <w:t xml:space="preserve">Prove 8b.7c e 8b.7d: costi Caso 1 e Caso 2.</w:t>
             </w:r>
           </w:p>
         </w:tc>
@@ -989,7 +989,7 @@
                 <w:sz w:val="18"/>
                 <w:szCs w:val="18"/>
               </w:rPr>
-              <w:t xml:space="preserve">2.2</w:t>
+              <w:t xml:space="preserve">2.3</w:t>
             </w:r>
           </w:p>
         </w:tc>
@@ -1053,7 +1053,7 @@
                 <w:sz w:val="18"/>
                 <w:szCs w:val="18"/>
               </w:rPr>
-              <w:t xml:space="preserve">Prova 8b.7b della simulazione economica (ricavi e costi per il Comune).</w:t>
+              <w:t xml:space="preserve">Prova 8b.7b aggiornata: valore del credito anno per anno.</w:t>
             </w:r>
           </w:p>
         </w:tc>
@@ -1123,7 +1123,7 @@
                 <w:sz w:val="18"/>
                 <w:szCs w:val="18"/>
               </w:rPr>
-              <w:t xml:space="preserve">2.1</w:t>
+              <w:t xml:space="preserve">2.2</w:t>
             </w:r>
           </w:p>
         </w:tc>
@@ -1189,7 +1189,7 @@
                 <w:sz w:val="18"/>
                 <w:szCs w:val="18"/>
               </w:rPr>
-              <w:t xml:space="preserve">Prove 8b.2b e 8b.2c (scenario di riferimento e situazione attuale).</w:t>
+              <w:t xml:space="preserve">Prova 8b.7b della simulazione economica (ricavi e costi per il Comune).</w:t>
             </w:r>
           </w:p>
         </w:tc>
@@ -1259,7 +1259,7 @@
                 <w:sz w:val="18"/>
                 <w:szCs w:val="18"/>
               </w:rPr>
-              <w:t xml:space="preserve">2.0</w:t>
+              <w:t xml:space="preserve">2.1</w:t>
             </w:r>
           </w:p>
         </w:tc>
@@ -1323,7 +1323,7 @@
                 <w:sz w:val="18"/>
                 <w:szCs w:val="18"/>
               </w:rPr>
-              <w:t xml:space="preserve">Prove 8b del simulatore di scenari.</w:t>
+              <w:t xml:space="preserve">Prove 8b.2b e 8b.2c (scenario di riferimento e situazione attuale).</w:t>
             </w:r>
           </w:p>
         </w:tc>
@@ -1393,7 +1393,7 @@
                 <w:sz w:val="18"/>
                 <w:szCs w:val="18"/>
               </w:rPr>
-              <w:t xml:space="preserve">1.9</w:t>
+              <w:t xml:space="preserve">2.0</w:t>
             </w:r>
           </w:p>
         </w:tc>
@@ -1459,7 +1459,7 @@
                 <w:sz w:val="18"/>
                 <w:szCs w:val="18"/>
               </w:rPr>
-              <w:t xml:space="preserve">In sviluppo: simulatore di scenari e assistente virtuale.</w:t>
+              <w:t xml:space="preserve">Prove 8b del simulatore di scenari.</w:t>
             </w:r>
           </w:p>
         </w:tc>
@@ -1529,7 +1529,7 @@
                 <w:sz w:val="18"/>
                 <w:szCs w:val="18"/>
               </w:rPr>
-              <w:t xml:space="preserve">1.8</w:t>
+              <w:t xml:space="preserve">1.9</w:t>
             </w:r>
           </w:p>
         </w:tc>
@@ -1593,7 +1593,7 @@
                 <w:sz w:val="18"/>
                 <w:szCs w:val="18"/>
               </w:rPr>
-              <w:t xml:space="preserve">Tolto il limite noto sull'incarico del soggetto promotore del programma.</w:t>
+              <w:t xml:space="preserve">In sviluppo: simulatore di scenari e assistente virtuale.</w:t>
             </w:r>
           </w:p>
         </w:tc>
@@ -1663,7 +1663,7 @@
                 <w:sz w:val="18"/>
                 <w:szCs w:val="18"/>
               </w:rPr>
-              <w:t xml:space="preserve">1.7</w:t>
+              <w:t xml:space="preserve">1.8</w:t>
             </w:r>
           </w:p>
         </w:tc>
@@ -1696,7 +1696,7 @@
                 <w:sz w:val="18"/>
                 <w:szCs w:val="18"/>
               </w:rPr>
-              <w:t xml:space="preserve">18/10/2026</w:t>
+              <w:t xml:space="preserve">19/10/2026</w:t>
             </w:r>
           </w:p>
         </w:tc>
@@ -1729,7 +1729,7 @@
                 <w:sz w:val="18"/>
                 <w:szCs w:val="18"/>
               </w:rPr>
-              <w:t xml:space="preserve">Percorso di prova esteso alle funzioni dell'allineamento ai documenti CWP: territorio ISTAT, stati del Programma, Rapporto a 7 fasi, tariffe e sospensione, accuratezza, ritiro, account unico, crediti emessi, reclami, pagina pubblica, qualità dei dati.</w:t>
+              <w:t xml:space="preserve">Tolto il limite noto sull'incarico del soggetto promotore del programma.</w:t>
             </w:r>
           </w:p>
         </w:tc>
@@ -1799,7 +1799,7 @@
                 <w:sz w:val="18"/>
                 <w:szCs w:val="18"/>
               </w:rPr>
-              <w:t xml:space="preserve">1.6</w:t>
+              <w:t xml:space="preserve">1.7</w:t>
             </w:r>
           </w:p>
         </w:tc>
@@ -1863,7 +1863,7 @@
                 <w:sz w:val="18"/>
                 <w:szCs w:val="18"/>
               </w:rPr>
-              <w:t xml:space="preserve">Glossario: descrizione corretta del buffer (al massimo 80%).</w:t>
+              <w:t xml:space="preserve">Percorso di prova esteso alle funzioni dell'allineamento ai documenti CWP: territorio ISTAT, stati del Programma, Rapporto a 7 fasi, tariffe e sospensione, accuratezza, ritiro, account unico, crediti emessi, reclami, pagina pubblica, qualità dei dati.</w:t>
             </w:r>
           </w:p>
         </w:tc>
@@ -1933,7 +1933,7 @@
                 <w:sz w:val="18"/>
                 <w:szCs w:val="18"/>
               </w:rPr>
-              <w:t xml:space="preserve">1.5</w:t>
+              <w:t xml:space="preserve">1.6</w:t>
             </w:r>
           </w:p>
         </w:tc>
@@ -1999,7 +1999,7 @@
                 <w:sz w:val="18"/>
                 <w:szCs w:val="18"/>
               </w:rPr>
-              <w:t xml:space="preserve">Nuove prove 1.2b, 1.8, 3.7, 4.1b, 6.4, 6.5; prove 1.6, 1.7, 3.2, 4.1, 4.6, 5.4 e 6.3 aggiornate (anagrafiche, documenti richiesti, consultazione, Rapporti a 4 fasi, conservazione, fascicolo).</w:t>
+              <w:t xml:space="preserve">Glossario: descrizione corretta del buffer (al massimo 80%).</w:t>
             </w:r>
           </w:p>
         </w:tc>
@@ -2069,7 +2069,7 @@
                 <w:sz w:val="18"/>
                 <w:szCs w:val="18"/>
               </w:rPr>
-              <w:t xml:space="preserve">1.4</w:t>
+              <w:t xml:space="preserve">1.5</w:t>
             </w:r>
           </w:p>
         </w:tc>
@@ -2133,7 +2133,7 @@
                 <w:sz w:val="18"/>
                 <w:szCs w:val="18"/>
               </w:rPr>
-              <w:t xml:space="preserve">Nuova prova 7.12 (risultato azzerato dopo una modifica dei dati); prove successive del blocco 7 rinumerate; prova 8.4 estesa.</w:t>
+              <w:t xml:space="preserve">Nuove prove 1.2b, 1.8, 3.7, 4.1b, 6.4, 6.5; prove 1.6, 1.7, 3.2, 4.1, 4.6, 5.4 e 6.3 aggiornate (anagrafiche, documenti richiesti, consultazione, Rapporti a 4 fasi, conservazione, fascicolo).</w:t>
             </w:r>
           </w:p>
         </w:tc>
@@ -2203,7 +2203,7 @@
                 <w:sz w:val="18"/>
                 <w:szCs w:val="18"/>
               </w:rPr>
-              <w:t xml:space="preserve">1.3</w:t>
+              <w:t xml:space="preserve">1.4</w:t>
             </w:r>
           </w:p>
         </w:tc>
@@ -2269,7 +2269,7 @@
                 <w:sz w:val="18"/>
                 <w:szCs w:val="18"/>
               </w:rPr>
-              <w:t xml:space="preserve">Prove del rapporto PDF, del numero di registro e del registro dei crediti con le nuove versioni.</w:t>
+              <w:t xml:space="preserve">Nuova prova 7.12 (risultato azzerato dopo una modifica dei dati); prove successive del blocco 7 rinumerate; prova 8.4 estesa.</w:t>
             </w:r>
           </w:p>
         </w:tc>
@@ -2339,7 +2339,7 @@
                 <w:sz w:val="18"/>
                 <w:szCs w:val="18"/>
               </w:rPr>
-              <w:t xml:space="preserve">1.2</w:t>
+              <w:t xml:space="preserve">1.3</w:t>
             </w:r>
           </w:p>
         </w:tc>
@@ -2403,7 +2403,7 @@
                 <w:sz w:val="18"/>
                 <w:szCs w:val="18"/>
               </w:rPr>
-              <w:t xml:space="preserve">Calcolo crediti: prove di import del tracciato con i file di esempio (compilato, letture, dati personali) e dei controlli di coerenza.</w:t>
+              <w:t xml:space="preserve">Prove del rapporto PDF, del numero di registro e del registro dei crediti con le nuove versioni.</w:t>
             </w:r>
           </w:p>
         </w:tc>
@@ -2473,7 +2473,7 @@
                 <w:sz w:val="18"/>
                 <w:szCs w:val="18"/>
               </w:rPr>
-              <w:t xml:space="preserve">1.1</w:t>
+              <w:t xml:space="preserve">1.2</w:t>
             </w:r>
           </w:p>
         </w:tc>
@@ -2539,7 +2539,7 @@
                 <w:sz w:val="18"/>
                 <w:szCs w:val="18"/>
               </w:rPr>
-              <w:t xml:space="preserve">Prove per Enti di Validazione, modelli, note di fase, messaggi, pagamenti visibili al Comune, pratica sospesa, consultazione pubblica con conferma dell'email, limiti di invio ed errata corrige.</w:t>
+              <w:t xml:space="preserve">Calcolo crediti: prove di import del tracciato con i file di esempio (compilato, letture, dati personali) e dei controlli di coerenza.</w:t>
             </w:r>
           </w:p>
         </w:tc>
@@ -2609,6 +2609,140 @@
                 <w:sz w:val="18"/>
                 <w:szCs w:val="18"/>
               </w:rPr>
+              <w:t xml:space="preserve">1.1</w:t>
+            </w:r>
+          </w:p>
+        </w:tc>
+        <w:tc>
+          <w:tcPr>
+            <w:tcW w:type="dxa" w:w="1300"/>
+            <w:tcBorders>
+              <w:top w:val="single" w:color="D9D4C5" w:sz="4"/>
+              <w:left w:val="single" w:color="D9D4C5" w:sz="4"/>
+              <w:bottom w:val="single" w:color="D9D4C5" w:sz="4"/>
+              <w:right w:val="single" w:color="D9D4C5" w:sz="4"/>
+            </w:tcBorders>
+            <w:tcMar>
+              <w:top w:type="dxa" w:w="70"/>
+              <w:left w:type="dxa" w:w="110"/>
+              <w:bottom w:type="dxa" w:w="70"/>
+              <w:right w:type="dxa" w:w="110"/>
+            </w:tcMar>
+            <w:vAlign w:val="center"/>
+          </w:tcPr>
+          <w:p>
+            <w:pPr>
+              <w:spacing w:after="0" w:before="0"/>
+            </w:pPr>
+            <w:r>
+              <w:rPr>
+                <w:rFonts w:ascii="Arial" w:cs="Arial" w:eastAsia="Arial" w:hAnsi="Arial"/>
+                <w:color w:val="1B2118"/>
+                <w:sz w:val="18"/>
+                <w:szCs w:val="18"/>
+              </w:rPr>
+              <w:t xml:space="preserve">18/10/2026</w:t>
+            </w:r>
+          </w:p>
+        </w:tc>
+        <w:tc>
+          <w:tcPr>
+            <w:tcW w:type="dxa" w:w="5538"/>
+            <w:tcBorders>
+              <w:top w:val="single" w:color="D9D4C5" w:sz="4"/>
+              <w:left w:val="single" w:color="D9D4C5" w:sz="4"/>
+              <w:bottom w:val="single" w:color="D9D4C5" w:sz="4"/>
+              <w:right w:val="single" w:color="D9D4C5" w:sz="4"/>
+            </w:tcBorders>
+            <w:tcMar>
+              <w:top w:type="dxa" w:w="70"/>
+              <w:left w:type="dxa" w:w="110"/>
+              <w:bottom w:type="dxa" w:w="70"/>
+              <w:right w:type="dxa" w:w="110"/>
+            </w:tcMar>
+            <w:vAlign w:val="center"/>
+          </w:tcPr>
+          <w:p>
+            <w:pPr>
+              <w:spacing w:after="0" w:before="0"/>
+            </w:pPr>
+            <w:r>
+              <w:rPr>
+                <w:rFonts w:ascii="Arial" w:cs="Arial" w:eastAsia="Arial" w:hAnsi="Arial"/>
+                <w:color w:val="1B2118"/>
+                <w:sz w:val="18"/>
+                <w:szCs w:val="18"/>
+              </w:rPr>
+              <w:t xml:space="preserve">Prove per Enti di Validazione, modelli, note di fase, messaggi, pagamenti visibili al Comune, pratica sospesa, consultazione pubblica con conferma dell'email, limiti di invio ed errata corrige.</w:t>
+            </w:r>
+          </w:p>
+        </w:tc>
+        <w:tc>
+          <w:tcPr>
+            <w:tcW w:type="dxa" w:w="2000"/>
+            <w:tcBorders>
+              <w:top w:val="single" w:color="D9D4C5" w:sz="4"/>
+              <w:left w:val="single" w:color="D9D4C5" w:sz="4"/>
+              <w:bottom w:val="single" w:color="D9D4C5" w:sz="4"/>
+              <w:right w:val="single" w:color="D9D4C5" w:sz="4"/>
+            </w:tcBorders>
+            <w:tcMar>
+              <w:top w:type="dxa" w:w="70"/>
+              <w:left w:type="dxa" w:w="110"/>
+              <w:bottom w:type="dxa" w:w="70"/>
+              <w:right w:type="dxa" w:w="110"/>
+            </w:tcMar>
+            <w:vAlign w:val="center"/>
+          </w:tcPr>
+          <w:p>
+            <w:pPr>
+              <w:spacing w:after="0" w:before="0"/>
+            </w:pPr>
+            <w:r>
+              <w:rPr>
+                <w:rFonts w:ascii="Arial" w:cs="Arial" w:eastAsia="Arial" w:hAnsi="Arial"/>
+                <w:color w:val="1B2118"/>
+                <w:sz w:val="18"/>
+                <w:szCs w:val="18"/>
+              </w:rPr>
+              <w:t xml:space="preserve">Fondazione Operate</w:t>
+            </w:r>
+          </w:p>
+        </w:tc>
+      </w:tr>
+      <w:tr>
+        <w:trPr>
+          <w:cantSplit/>
+        </w:trPr>
+        <w:tc>
+          <w:tcPr>
+            <w:tcW w:type="dxa" w:w="800"/>
+            <w:tcBorders>
+              <w:top w:val="single" w:color="D9D4C5" w:sz="4"/>
+              <w:left w:val="single" w:color="D9D4C5" w:sz="4"/>
+              <w:bottom w:val="single" w:color="D9D4C5" w:sz="4"/>
+              <w:right w:val="single" w:color="D9D4C5" w:sz="4"/>
+            </w:tcBorders>
+            <w:shd w:fill="F6F4EE" w:color="auto" w:val="clear"/>
+            <w:tcMar>
+              <w:top w:type="dxa" w:w="70"/>
+              <w:left w:type="dxa" w:w="110"/>
+              <w:bottom w:type="dxa" w:w="70"/>
+              <w:right w:type="dxa" w:w="110"/>
+            </w:tcMar>
+            <w:vAlign w:val="center"/>
+          </w:tcPr>
+          <w:p>
+            <w:pPr>
+              <w:spacing w:after="0" w:before="0"/>
+            </w:pPr>
+            <w:r>
+              <w:rPr>
+                <w:rFonts w:ascii="Arial" w:cs="Arial" w:eastAsia="Arial" w:hAnsi="Arial"/>
+                <w:color w:val="1B2118"/>
+                <w:sz w:val="18"/>
+                <w:szCs w:val="18"/>
+              </w:rPr>
               <w:t xml:space="preserve">1.0</w:t>
             </w:r>
           </w:p>
@@ -2622,6 +2756,7 @@
               <w:bottom w:val="single" w:color="D9D4C5" w:sz="4"/>
               <w:right w:val="single" w:color="D9D4C5" w:sz="4"/>
             </w:tcBorders>
+            <w:shd w:fill="F6F4EE" w:color="auto" w:val="clear"/>
             <w:tcMar>
               <w:top w:type="dxa" w:w="70"/>
               <w:left w:type="dxa" w:w="110"/>
@@ -2654,6 +2789,7 @@
               <w:bottom w:val="single" w:color="D9D4C5" w:sz="4"/>
               <w:right w:val="single" w:color="D9D4C5" w:sz="4"/>
             </w:tcBorders>
+            <w:shd w:fill="F6F4EE" w:color="auto" w:val="clear"/>
             <w:tcMar>
               <w:top w:type="dxa" w:w="70"/>
               <w:left w:type="dxa" w:w="110"/>
@@ -2686,6 +2822,7 @@
               <w:bottom w:val="single" w:color="D9D4C5" w:sz="4"/>
               <w:right w:val="single" w:color="D9D4C5" w:sz="4"/>
             </w:tcBorders>
+            <w:shd w:fill="F6F4EE" w:color="auto" w:val="clear"/>
             <w:tcMar>
               <w:top w:type="dxa" w:w="70"/>
               <w:left w:type="dxa" w:w="110"/>
@@ -2727,7 +2864,7 @@
           <w:sz w:val="20"/>
           <w:szCs w:val="20"/>
         </w:rPr>
-        <w:t xml:space="preserve">Guida alla revisione 2.4 del 19/10/2026, allineata al portale e agli altri manuali. È aggiornata a ogni rilascio; la versione corrente si scarica dall'area Documentazione del portale (solo Amministratori).</w:t>
+        <w:t xml:space="preserve">Guida alla revisione 2.5 del 19/10/2026, allineata al portale e agli altri manuali. È aggiornata a ogni rilascio; la versione corrente si scarica dall'area Documentazione del portale (solo Amministratori).</w:t>
       </w:r>
     </w:p>
     <w:p>
@@ -3101,7 +3238,7 @@
         </w:rPr>
         <w:t xml:space="preserve">Il portale: </w:t>
       </w:r>
-      <w:hyperlink w:history="1" r:id="rId856d8xmbvj81nwnqnlplk">
+      <w:hyperlink w:history="1" r:id="rIderz5i2svn5vsqinznf4jm">
         <w:r>
           <w:rPr>
             <w:rFonts w:ascii="Arial" w:cs="Arial" w:eastAsia="Arial" w:hAnsi="Arial"/>
@@ -8240,9 +8377,9 @@
         <w:tblLayout w:type="fixed"/>
       </w:tblPr>
       <w:tblGrid>
-        <w:gridCol w:w="809"/>
-        <w:gridCol w:w="4414"/>
-        <w:gridCol w:w="4415"/>
+        <w:gridCol w:w="885"/>
+        <w:gridCol w:w="4377"/>
+        <w:gridCol w:w="4376"/>
       </w:tblGrid>
       <w:tr>
         <w:trPr>
@@ -8250,7 +8387,7 @@
         </w:trPr>
         <w:tc>
           <w:tcPr>
-            <w:tcW w:type="dxa" w:w="809"/>
+            <w:tcW w:type="dxa" w:w="885"/>
             <w:tcBorders>
               <w:top w:val="single" w:color="D9D4C5" w:sz="4"/>
               <w:left w:val="single" w:color="D9D4C5" w:sz="4"/>
@@ -8285,7 +8422,7 @@
         </w:tc>
         <w:tc>
           <w:tcPr>
-            <w:tcW w:type="dxa" w:w="4414"/>
+            <w:tcW w:type="dxa" w:w="4377"/>
             <w:tcBorders>
               <w:top w:val="single" w:color="D9D4C5" w:sz="4"/>
               <w:left w:val="single" w:color="D9D4C5" w:sz="4"/>
@@ -8320,7 +8457,7 @@
         </w:tc>
         <w:tc>
           <w:tcPr>
-            <w:tcW w:type="dxa" w:w="4415"/>
+            <w:tcW w:type="dxa" w:w="4376"/>
             <w:tcBorders>
               <w:top w:val="single" w:color="D9D4C5" w:sz="4"/>
               <w:left w:val="single" w:color="D9D4C5" w:sz="4"/>
@@ -8360,7 +8497,7 @@
         </w:trPr>
         <w:tc>
           <w:tcPr>
-            <w:tcW w:type="dxa" w:w="809"/>
+            <w:tcW w:type="dxa" w:w="885"/>
             <w:tcBorders>
               <w:top w:val="single" w:color="D9D4C5" w:sz="4"/>
               <w:left w:val="single" w:color="D9D4C5" w:sz="4"/>
@@ -8392,7 +8529,7 @@
         </w:tc>
         <w:tc>
           <w:tcPr>
-            <w:tcW w:type="dxa" w:w="4414"/>
+            <w:tcW w:type="dxa" w:w="4377"/>
             <w:tcBorders>
               <w:top w:val="single" w:color="D9D4C5" w:sz="4"/>
               <w:left w:val="single" w:color="D9D4C5" w:sz="4"/>
@@ -8424,7 +8561,7 @@
         </w:tc>
         <w:tc>
           <w:tcPr>
-            <w:tcW w:type="dxa" w:w="4415"/>
+            <w:tcW w:type="dxa" w:w="4376"/>
             <w:tcBorders>
               <w:top w:val="single" w:color="D9D4C5" w:sz="4"/>
               <w:left w:val="single" w:color="D9D4C5" w:sz="4"/>
@@ -8461,7 +8598,7 @@
         </w:trPr>
         <w:tc>
           <w:tcPr>
-            <w:tcW w:type="dxa" w:w="809"/>
+            <w:tcW w:type="dxa" w:w="885"/>
             <w:tcBorders>
               <w:top w:val="single" w:color="D9D4C5" w:sz="4"/>
               <w:left w:val="single" w:color="D9D4C5" w:sz="4"/>
@@ -8494,7 +8631,7 @@
         </w:tc>
         <w:tc>
           <w:tcPr>
-            <w:tcW w:type="dxa" w:w="4414"/>
+            <w:tcW w:type="dxa" w:w="4377"/>
             <w:tcBorders>
               <w:top w:val="single" w:color="D9D4C5" w:sz="4"/>
               <w:left w:val="single" w:color="D9D4C5" w:sz="4"/>
@@ -8598,7 +8735,7 @@
         </w:tc>
         <w:tc>
           <w:tcPr>
-            <w:tcW w:type="dxa" w:w="4415"/>
+            <w:tcW w:type="dxa" w:w="4376"/>
             <w:tcBorders>
               <w:top w:val="single" w:color="D9D4C5" w:sz="4"/>
               <w:left w:val="single" w:color="D9D4C5" w:sz="4"/>
@@ -8636,7 +8773,7 @@
         </w:trPr>
         <w:tc>
           <w:tcPr>
-            <w:tcW w:type="dxa" w:w="809"/>
+            <w:tcW w:type="dxa" w:w="885"/>
             <w:tcBorders>
               <w:top w:val="single" w:color="D9D4C5" w:sz="4"/>
               <w:left w:val="single" w:color="D9D4C5" w:sz="4"/>
@@ -8668,7 +8805,7 @@
         </w:tc>
         <w:tc>
           <w:tcPr>
-            <w:tcW w:type="dxa" w:w="4414"/>
+            <w:tcW w:type="dxa" w:w="4377"/>
             <w:tcBorders>
               <w:top w:val="single" w:color="D9D4C5" w:sz="4"/>
               <w:left w:val="single" w:color="D9D4C5" w:sz="4"/>
@@ -8720,7 +8857,7 @@
         </w:tc>
         <w:tc>
           <w:tcPr>
-            <w:tcW w:type="dxa" w:w="4415"/>
+            <w:tcW w:type="dxa" w:w="4376"/>
             <w:tcBorders>
               <w:top w:val="single" w:color="D9D4C5" w:sz="4"/>
               <w:left w:val="single" w:color="D9D4C5" w:sz="4"/>
@@ -8757,7 +8894,7 @@
         </w:trPr>
         <w:tc>
           <w:tcPr>
-            <w:tcW w:type="dxa" w:w="809"/>
+            <w:tcW w:type="dxa" w:w="885"/>
             <w:tcBorders>
               <w:top w:val="single" w:color="D9D4C5" w:sz="4"/>
               <w:left w:val="single" w:color="D9D4C5" w:sz="4"/>
@@ -8790,7 +8927,7 @@
         </w:tc>
         <w:tc>
           <w:tcPr>
-            <w:tcW w:type="dxa" w:w="4414"/>
+            <w:tcW w:type="dxa" w:w="4377"/>
             <w:tcBorders>
               <w:top w:val="single" w:color="D9D4C5" w:sz="4"/>
               <w:left w:val="single" w:color="D9D4C5" w:sz="4"/>
@@ -8834,7 +8971,7 @@
         </w:tc>
         <w:tc>
           <w:tcPr>
-            <w:tcW w:type="dxa" w:w="4415"/>
+            <w:tcW w:type="dxa" w:w="4376"/>
             <w:tcBorders>
               <w:top w:val="single" w:color="D9D4C5" w:sz="4"/>
               <w:left w:val="single" w:color="D9D4C5" w:sz="4"/>
@@ -8872,7 +9009,7 @@
         </w:trPr>
         <w:tc>
           <w:tcPr>
-            <w:tcW w:type="dxa" w:w="809"/>
+            <w:tcW w:type="dxa" w:w="885"/>
             <w:tcBorders>
               <w:top w:val="single" w:color="D9D4C5" w:sz="4"/>
               <w:left w:val="single" w:color="D9D4C5" w:sz="4"/>
@@ -8904,7 +9041,7 @@
         </w:tc>
         <w:tc>
           <w:tcPr>
-            <w:tcW w:type="dxa" w:w="4414"/>
+            <w:tcW w:type="dxa" w:w="4377"/>
             <w:tcBorders>
               <w:top w:val="single" w:color="D9D4C5" w:sz="4"/>
               <w:left w:val="single" w:color="D9D4C5" w:sz="4"/>
@@ -8936,7 +9073,7 @@
         </w:tc>
         <w:tc>
           <w:tcPr>
-            <w:tcW w:type="dxa" w:w="4415"/>
+            <w:tcW w:type="dxa" w:w="4376"/>
             <w:tcBorders>
               <w:top w:val="single" w:color="D9D4C5" w:sz="4"/>
               <w:left w:val="single" w:color="D9D4C5" w:sz="4"/>
@@ -8973,7 +9110,7 @@
         </w:trPr>
         <w:tc>
           <w:tcPr>
-            <w:tcW w:type="dxa" w:w="809"/>
+            <w:tcW w:type="dxa" w:w="885"/>
             <w:tcBorders>
               <w:top w:val="single" w:color="D9D4C5" w:sz="4"/>
               <w:left w:val="single" w:color="D9D4C5" w:sz="4"/>
@@ -9006,7 +9143,7 @@
         </w:tc>
         <w:tc>
           <w:tcPr>
-            <w:tcW w:type="dxa" w:w="4414"/>
+            <w:tcW w:type="dxa" w:w="4377"/>
             <w:tcBorders>
               <w:top w:val="single" w:color="D9D4C5" w:sz="4"/>
               <w:left w:val="single" w:color="D9D4C5" w:sz="4"/>
@@ -9039,7 +9176,7 @@
         </w:tc>
         <w:tc>
           <w:tcPr>
-            <w:tcW w:type="dxa" w:w="4415"/>
+            <w:tcW w:type="dxa" w:w="4376"/>
             <w:tcBorders>
               <w:top w:val="single" w:color="D9D4C5" w:sz="4"/>
               <w:left w:val="single" w:color="D9D4C5" w:sz="4"/>
@@ -9077,65 +9214,65 @@
         </w:trPr>
         <w:tc>
           <w:tcPr>
-            <w:tcW w:type="dxa" w:w="809"/>
-            <w:tcBorders>
-              <w:top w:val="single" w:color="D9D4C5" w:sz="4"/>
-              <w:left w:val="single" w:color="D9D4C5" w:sz="4"/>
-              <w:bottom w:val="single" w:color="D9D4C5" w:sz="4"/>
-              <w:right w:val="single" w:color="D9D4C5" w:sz="4"/>
-            </w:tcBorders>
-            <w:tcMar>
-              <w:top w:type="dxa" w:w="70"/>
-              <w:left w:type="dxa" w:w="110"/>
-              <w:bottom w:type="dxa" w:w="70"/>
-              <w:right w:type="dxa" w:w="110"/>
-            </w:tcMar>
-            <w:vAlign w:val="center"/>
-          </w:tcPr>
-          <w:p>
-            <w:pPr>
-              <w:spacing w:after="0" w:before="0"/>
-            </w:pPr>
-            <w:r>
-              <w:rPr>
-                <w:rFonts w:ascii="Arial" w:cs="Arial" w:eastAsia="Arial" w:hAnsi="Arial"/>
-                <w:color w:val="1B2118"/>
-                <w:sz w:val="18"/>
-                <w:szCs w:val="18"/>
-              </w:rPr>
-              <w:t xml:space="preserve">1.3b</w:t>
-            </w:r>
-          </w:p>
-        </w:tc>
-        <w:tc>
-          <w:tcPr>
-            <w:tcW w:type="dxa" w:w="4414"/>
-            <w:tcBorders>
-              <w:top w:val="single" w:color="D9D4C5" w:sz="4"/>
-              <w:left w:val="single" w:color="D9D4C5" w:sz="4"/>
-              <w:bottom w:val="single" w:color="D9D4C5" w:sz="4"/>
-              <w:right w:val="single" w:color="D9D4C5" w:sz="4"/>
-            </w:tcBorders>
-            <w:tcMar>
-              <w:top w:type="dxa" w:w="70"/>
-              <w:left w:type="dxa" w:w="110"/>
-              <w:bottom w:type="dxa" w:w="70"/>
-              <w:right w:type="dxa" w:w="110"/>
-            </w:tcMar>
-            <w:vAlign w:val="center"/>
-          </w:tcPr>
-          <w:p>
-            <w:pPr>
-              <w:spacing w:after="0" w:before="0"/>
-            </w:pPr>
-            <w:r>
-              <w:rPr>
-                <w:rFonts w:ascii="Arial" w:cs="Arial" w:eastAsia="Arial" w:hAnsi="Arial"/>
-                <w:color w:val="1B2118"/>
-                <w:sz w:val="18"/>
-                <w:szCs w:val="18"/>
-              </w:rPr>
-              <w:t xml:space="preserve">[A] Create un </w:t>
+            <w:tcW w:type="dxa" w:w="885"/>
+            <w:tcBorders>
+              <w:top w:val="single" w:color="D9D4C5" w:sz="4"/>
+              <w:left w:val="single" w:color="D9D4C5" w:sz="4"/>
+              <w:bottom w:val="single" w:color="D9D4C5" w:sz="4"/>
+              <w:right w:val="single" w:color="D9D4C5" w:sz="4"/>
+            </w:tcBorders>
+            <w:tcMar>
+              <w:top w:type="dxa" w:w="70"/>
+              <w:left w:type="dxa" w:w="110"/>
+              <w:bottom w:type="dxa" w:w="70"/>
+              <w:right w:type="dxa" w:w="110"/>
+            </w:tcMar>
+            <w:vAlign w:val="center"/>
+          </w:tcPr>
+          <w:p>
+            <w:pPr>
+              <w:spacing w:after="0" w:before="0"/>
+            </w:pPr>
+            <w:r>
+              <w:rPr>
+                <w:rFonts w:ascii="Arial" w:cs="Arial" w:eastAsia="Arial" w:hAnsi="Arial"/>
+                <w:color w:val="1B2118"/>
+                <w:sz w:val="18"/>
+                <w:szCs w:val="18"/>
+              </w:rPr>
+              <w:t xml:space="preserve">1.3a</w:t>
+            </w:r>
+          </w:p>
+        </w:tc>
+        <w:tc>
+          <w:tcPr>
+            <w:tcW w:type="dxa" w:w="4377"/>
+            <w:tcBorders>
+              <w:top w:val="single" w:color="D9D4C5" w:sz="4"/>
+              <w:left w:val="single" w:color="D9D4C5" w:sz="4"/>
+              <w:bottom w:val="single" w:color="D9D4C5" w:sz="4"/>
+              <w:right w:val="single" w:color="D9D4C5" w:sz="4"/>
+            </w:tcBorders>
+            <w:tcMar>
+              <w:top w:type="dxa" w:w="70"/>
+              <w:left w:type="dxa" w:w="110"/>
+              <w:bottom w:type="dxa" w:w="70"/>
+              <w:right w:type="dxa" w:w="110"/>
+            </w:tcMar>
+            <w:vAlign w:val="center"/>
+          </w:tcPr>
+          <w:p>
+            <w:pPr>
+              <w:spacing w:after="0" w:before="0"/>
+            </w:pPr>
+            <w:r>
+              <w:rPr>
+                <w:rFonts w:ascii="Arial" w:cs="Arial" w:eastAsia="Arial" w:hAnsi="Arial"/>
+                <w:color w:val="1B2118"/>
+                <w:sz w:val="18"/>
+                <w:szCs w:val="18"/>
+              </w:rPr>
+              <w:t xml:space="preserve">[A] Utenti → + Nuovo utente, ruolo </w:t>
             </w:r>
             <w:r>
               <w:rPr>
@@ -9146,48 +9283,48 @@
                 <w:sz w:val="18"/>
                 <w:szCs w:val="18"/>
               </w:rPr>
-              <w:t xml:space="preserve">secondo</w:t>
-            </w:r>
-            <w:r>
-              <w:rPr>
-                <w:rFonts w:ascii="Arial" w:cs="Arial" w:eastAsia="Arial" w:hAnsi="Arial"/>
-                <w:color w:val="1B2118"/>
-                <w:sz w:val="18"/>
-                <w:szCs w:val="18"/>
-              </w:rPr>
-              <w:t xml:space="preserve"> utente Cliente associato a «Comune di Prova»</w:t>
-            </w:r>
-          </w:p>
-        </w:tc>
-        <w:tc>
-          <w:tcPr>
-            <w:tcW w:type="dxa" w:w="4415"/>
-            <w:tcBorders>
-              <w:top w:val="single" w:color="D9D4C5" w:sz="4"/>
-              <w:left w:val="single" w:color="D9D4C5" w:sz="4"/>
-              <w:bottom w:val="single" w:color="D9D4C5" w:sz="4"/>
-              <w:right w:val="single" w:color="D9D4C5" w:sz="4"/>
-            </w:tcBorders>
-            <w:tcMar>
-              <w:top w:type="dxa" w:w="70"/>
-              <w:left w:type="dxa" w:w="110"/>
-              <w:bottom w:type="dxa" w:w="70"/>
-              <w:right w:type="dxa" w:w="110"/>
-            </w:tcMar>
-            <w:vAlign w:val="center"/>
-          </w:tcPr>
-          <w:p>
-            <w:pPr>
-              <w:spacing w:after="0" w:before="0"/>
-            </w:pPr>
-            <w:r>
-              <w:rPr>
-                <w:rFonts w:ascii="Arial" w:cs="Arial" w:eastAsia="Arial" w:hAnsi="Arial"/>
-                <w:color w:val="1B2118"/>
-                <w:sz w:val="18"/>
-                <w:szCs w:val="18"/>
-              </w:rPr>
-              <w:t xml:space="preserve">Rifiutato: «L'Organizzazione «Comune di Prova» ha già un account attivo… Disattiva quello attuale prima di attivarne un altro»</w:t>
+              <w:t xml:space="preserve">Amministratore</w:t>
+            </w:r>
+            <w:r>
+              <w:rPr>
+                <w:rFonts w:ascii="Arial" w:cs="Arial" w:eastAsia="Arial" w:hAnsi="Arial"/>
+                <w:color w:val="1B2118"/>
+                <w:sz w:val="18"/>
+                <w:szCs w:val="18"/>
+              </w:rPr>
+              <w:t xml:space="preserve"> (compare il promemoria sull'accesso completo) → Crea; poi entrate con il nuovo account</w:t>
+            </w:r>
+          </w:p>
+        </w:tc>
+        <w:tc>
+          <w:tcPr>
+            <w:tcW w:type="dxa" w:w="4376"/>
+            <w:tcBorders>
+              <w:top w:val="single" w:color="D9D4C5" w:sz="4"/>
+              <w:left w:val="single" w:color="D9D4C5" w:sz="4"/>
+              <w:bottom w:val="single" w:color="D9D4C5" w:sz="4"/>
+              <w:right w:val="single" w:color="D9D4C5" w:sz="4"/>
+            </w:tcBorders>
+            <w:tcMar>
+              <w:top w:type="dxa" w:w="70"/>
+              <w:left w:type="dxa" w:w="110"/>
+              <w:bottom w:type="dxa" w:w="70"/>
+              <w:right w:type="dxa" w:w="110"/>
+            </w:tcMar>
+            <w:vAlign w:val="center"/>
+          </w:tcPr>
+          <w:p>
+            <w:pPr>
+              <w:spacing w:after="0" w:before="0"/>
+            </w:pPr>
+            <w:r>
+              <w:rPr>
+                <w:rFonts w:ascii="Arial" w:cs="Arial" w:eastAsia="Arial" w:hAnsi="Arial"/>
+                <w:color w:val="1B2118"/>
+                <w:sz w:val="18"/>
+                <w:szCs w:val="18"/>
+              </w:rPr>
+              <w:t xml:space="preserve">Il nuovo utente ha il segno Admin e vede tutto il menu dell'Amministratore</w:t>
             </w:r>
           </w:p>
         </w:tc>
@@ -9198,100 +9335,100 @@
         </w:trPr>
         <w:tc>
           <w:tcPr>
-            <w:tcW w:type="dxa" w:w="809"/>
-            <w:tcBorders>
-              <w:top w:val="single" w:color="D9D4C5" w:sz="4"/>
-              <w:left w:val="single" w:color="D9D4C5" w:sz="4"/>
-              <w:bottom w:val="single" w:color="D9D4C5" w:sz="4"/>
-              <w:right w:val="single" w:color="D9D4C5" w:sz="4"/>
-            </w:tcBorders>
-            <w:shd w:fill="F6F4EE" w:color="auto" w:val="clear"/>
-            <w:tcMar>
-              <w:top w:type="dxa" w:w="70"/>
-              <w:left w:type="dxa" w:w="110"/>
-              <w:bottom w:type="dxa" w:w="70"/>
-              <w:right w:type="dxa" w:w="110"/>
-            </w:tcMar>
-            <w:vAlign w:val="center"/>
-          </w:tcPr>
-          <w:p>
-            <w:pPr>
-              <w:spacing w:after="0" w:before="0"/>
-            </w:pPr>
-            <w:r>
-              <w:rPr>
-                <w:rFonts w:ascii="Arial" w:cs="Arial" w:eastAsia="Arial" w:hAnsi="Arial"/>
-                <w:color w:val="1B2118"/>
-                <w:sz w:val="18"/>
-                <w:szCs w:val="18"/>
-              </w:rPr>
-              <w:t xml:space="preserve">1.4</w:t>
-            </w:r>
-          </w:p>
-        </w:tc>
-        <w:tc>
-          <w:tcPr>
-            <w:tcW w:type="dxa" w:w="4414"/>
-            <w:tcBorders>
-              <w:top w:val="single" w:color="D9D4C5" w:sz="4"/>
-              <w:left w:val="single" w:color="D9D4C5" w:sz="4"/>
-              <w:bottom w:val="single" w:color="D9D4C5" w:sz="4"/>
-              <w:right w:val="single" w:color="D9D4C5" w:sz="4"/>
-            </w:tcBorders>
-            <w:shd w:fill="F6F4EE" w:color="auto" w:val="clear"/>
-            <w:tcMar>
-              <w:top w:type="dxa" w:w="70"/>
-              <w:left w:type="dxa" w:w="110"/>
-              <w:bottom w:type="dxa" w:w="70"/>
-              <w:right w:type="dxa" w:w="110"/>
-            </w:tcMar>
-            <w:vAlign w:val="center"/>
-          </w:tcPr>
-          <w:p>
-            <w:pPr>
-              <w:spacing w:after="0" w:before="0"/>
-            </w:pPr>
-            <w:r>
-              <w:rPr>
-                <w:rFonts w:ascii="Arial" w:cs="Arial" w:eastAsia="Arial" w:hAnsi="Arial"/>
-                <w:color w:val="1B2118"/>
-                <w:sz w:val="18"/>
-                <w:szCs w:val="18"/>
-              </w:rPr>
-              <w:t xml:space="preserve">[C] Accedete con la password temporanea</w:t>
-            </w:r>
-          </w:p>
-        </w:tc>
-        <w:tc>
-          <w:tcPr>
-            <w:tcW w:type="dxa" w:w="4415"/>
-            <w:tcBorders>
-              <w:top w:val="single" w:color="D9D4C5" w:sz="4"/>
-              <w:left w:val="single" w:color="D9D4C5" w:sz="4"/>
-              <w:bottom w:val="single" w:color="D9D4C5" w:sz="4"/>
-              <w:right w:val="single" w:color="D9D4C5" w:sz="4"/>
-            </w:tcBorders>
-            <w:shd w:fill="F6F4EE" w:color="auto" w:val="clear"/>
-            <w:tcMar>
-              <w:top w:type="dxa" w:w="70"/>
-              <w:left w:type="dxa" w:w="110"/>
-              <w:bottom w:type="dxa" w:w="70"/>
-              <w:right w:type="dxa" w:w="110"/>
-            </w:tcMar>
-            <w:vAlign w:val="center"/>
-          </w:tcPr>
-          <w:p>
-            <w:pPr>
-              <w:spacing w:after="0" w:before="0"/>
-            </w:pPr>
-            <w:r>
-              <w:rPr>
-                <w:rFonts w:ascii="Arial" w:cs="Arial" w:eastAsia="Arial" w:hAnsi="Arial"/>
-                <w:color w:val="1B2118"/>
-                <w:sz w:val="18"/>
-                <w:szCs w:val="18"/>
-              </w:rPr>
-              <w:t xml:space="preserve">Il portale chiede subito una nuova password (min. 10 caratteri, lettere e numeri)</w:t>
+            <w:tcW w:type="dxa" w:w="885"/>
+            <w:tcBorders>
+              <w:top w:val="single" w:color="D9D4C5" w:sz="4"/>
+              <w:left w:val="single" w:color="D9D4C5" w:sz="4"/>
+              <w:bottom w:val="single" w:color="D9D4C5" w:sz="4"/>
+              <w:right w:val="single" w:color="D9D4C5" w:sz="4"/>
+            </w:tcBorders>
+            <w:shd w:fill="F6F4EE" w:color="auto" w:val="clear"/>
+            <w:tcMar>
+              <w:top w:type="dxa" w:w="70"/>
+              <w:left w:type="dxa" w:w="110"/>
+              <w:bottom w:type="dxa" w:w="70"/>
+              <w:right w:type="dxa" w:w="110"/>
+            </w:tcMar>
+            <w:vAlign w:val="center"/>
+          </w:tcPr>
+          <w:p>
+            <w:pPr>
+              <w:spacing w:after="0" w:before="0"/>
+            </w:pPr>
+            <w:r>
+              <w:rPr>
+                <w:rFonts w:ascii="Arial" w:cs="Arial" w:eastAsia="Arial" w:hAnsi="Arial"/>
+                <w:color w:val="1B2118"/>
+                <w:sz w:val="18"/>
+                <w:szCs w:val="18"/>
+              </w:rPr>
+              <w:t xml:space="preserve">1.3a2</w:t>
+            </w:r>
+          </w:p>
+        </w:tc>
+        <w:tc>
+          <w:tcPr>
+            <w:tcW w:type="dxa" w:w="4377"/>
+            <w:tcBorders>
+              <w:top w:val="single" w:color="D9D4C5" w:sz="4"/>
+              <w:left w:val="single" w:color="D9D4C5" w:sz="4"/>
+              <w:bottom w:val="single" w:color="D9D4C5" w:sz="4"/>
+              <w:right w:val="single" w:color="D9D4C5" w:sz="4"/>
+            </w:tcBorders>
+            <w:shd w:fill="F6F4EE" w:color="auto" w:val="clear"/>
+            <w:tcMar>
+              <w:top w:type="dxa" w:w="70"/>
+              <w:left w:type="dxa" w:w="110"/>
+              <w:bottom w:type="dxa" w:w="70"/>
+              <w:right w:type="dxa" w:w="110"/>
+            </w:tcMar>
+            <w:vAlign w:val="center"/>
+          </w:tcPr>
+          <w:p>
+            <w:pPr>
+              <w:spacing w:after="0" w:before="0"/>
+            </w:pPr>
+            <w:r>
+              <w:rPr>
+                <w:rFonts w:ascii="Arial" w:cs="Arial" w:eastAsia="Arial" w:hAnsi="Arial"/>
+                <w:color w:val="1B2118"/>
+                <w:sz w:val="18"/>
+                <w:szCs w:val="18"/>
+              </w:rPr>
+              <w:t xml:space="preserve">[A] Nella riga di luca.moretti@operate.it</w:t>
+            </w:r>
+          </w:p>
+        </w:tc>
+        <w:tc>
+          <w:tcPr>
+            <w:tcW w:type="dxa" w:w="4376"/>
+            <w:tcBorders>
+              <w:top w:val="single" w:color="D9D4C5" w:sz="4"/>
+              <w:left w:val="single" w:color="D9D4C5" w:sz="4"/>
+              <w:bottom w:val="single" w:color="D9D4C5" w:sz="4"/>
+              <w:right w:val="single" w:color="D9D4C5" w:sz="4"/>
+            </w:tcBorders>
+            <w:shd w:fill="F6F4EE" w:color="auto" w:val="clear"/>
+            <w:tcMar>
+              <w:top w:type="dxa" w:w="70"/>
+              <w:left w:type="dxa" w:w="110"/>
+              <w:bottom w:type="dxa" w:w="70"/>
+              <w:right w:type="dxa" w:w="110"/>
+            </w:tcMar>
+            <w:vAlign w:val="center"/>
+          </w:tcPr>
+          <w:p>
+            <w:pPr>
+              <w:spacing w:after="0" w:before="0"/>
+            </w:pPr>
+            <w:r>
+              <w:rPr>
+                <w:rFonts w:ascii="Arial" w:cs="Arial" w:eastAsia="Arial" w:hAnsi="Arial"/>
+                <w:color w:val="1B2118"/>
+                <w:sz w:val="18"/>
+                <w:szCs w:val="18"/>
+              </w:rPr>
+              <w:t xml:space="preserve">Segno «Principale», nessun pulsante Modifica, Reimposta password o Disattiva</w:t>
             </w:r>
           </w:p>
         </w:tc>
@@ -9302,97 +9439,97 @@
         </w:trPr>
         <w:tc>
           <w:tcPr>
-            <w:tcW w:type="dxa" w:w="809"/>
-            <w:tcBorders>
-              <w:top w:val="single" w:color="D9D4C5" w:sz="4"/>
-              <w:left w:val="single" w:color="D9D4C5" w:sz="4"/>
-              <w:bottom w:val="single" w:color="D9D4C5" w:sz="4"/>
-              <w:right w:val="single" w:color="D9D4C5" w:sz="4"/>
-            </w:tcBorders>
-            <w:tcMar>
-              <w:top w:type="dxa" w:w="70"/>
-              <w:left w:type="dxa" w:w="110"/>
-              <w:bottom w:type="dxa" w:w="70"/>
-              <w:right w:type="dxa" w:w="110"/>
-            </w:tcMar>
-            <w:vAlign w:val="center"/>
-          </w:tcPr>
-          <w:p>
-            <w:pPr>
-              <w:spacing w:after="0" w:before="0"/>
-            </w:pPr>
-            <w:r>
-              <w:rPr>
-                <w:rFonts w:ascii="Arial" w:cs="Arial" w:eastAsia="Arial" w:hAnsi="Arial"/>
-                <w:color w:val="1B2118"/>
-                <w:sz w:val="18"/>
-                <w:szCs w:val="18"/>
-              </w:rPr>
-              <w:t xml:space="preserve">1.5</w:t>
-            </w:r>
-          </w:p>
-        </w:tc>
-        <w:tc>
-          <w:tcPr>
-            <w:tcW w:type="dxa" w:w="4414"/>
-            <w:tcBorders>
-              <w:top w:val="single" w:color="D9D4C5" w:sz="4"/>
-              <w:left w:val="single" w:color="D9D4C5" w:sz="4"/>
-              <w:bottom w:val="single" w:color="D9D4C5" w:sz="4"/>
-              <w:right w:val="single" w:color="D9D4C5" w:sz="4"/>
-            </w:tcBorders>
-            <w:tcMar>
-              <w:top w:type="dxa" w:w="70"/>
-              <w:left w:type="dxa" w:w="110"/>
-              <w:bottom w:type="dxa" w:w="70"/>
-              <w:right w:type="dxa" w:w="110"/>
-            </w:tcMar>
-            <w:vAlign w:val="center"/>
-          </w:tcPr>
-          <w:p>
-            <w:pPr>
-              <w:spacing w:after="0" w:before="0"/>
-            </w:pPr>
-            <w:r>
-              <w:rPr>
-                <w:rFonts w:ascii="Arial" w:cs="Arial" w:eastAsia="Arial" w:hAnsi="Arial"/>
-                <w:color w:val="1B2118"/>
-                <w:sz w:val="18"/>
-                <w:szCs w:val="18"/>
-              </w:rPr>
-              <w:t xml:space="preserve">[C] Aprite Il mio profilo e il Manuale</w:t>
-            </w:r>
-          </w:p>
-        </w:tc>
-        <w:tc>
-          <w:tcPr>
-            <w:tcW w:type="dxa" w:w="4415"/>
-            <w:tcBorders>
-              <w:top w:val="single" w:color="D9D4C5" w:sz="4"/>
-              <w:left w:val="single" w:color="D9D4C5" w:sz="4"/>
-              <w:bottom w:val="single" w:color="D9D4C5" w:sz="4"/>
-              <w:right w:val="single" w:color="D9D4C5" w:sz="4"/>
-            </w:tcBorders>
-            <w:tcMar>
-              <w:top w:type="dxa" w:w="70"/>
-              <w:left w:type="dxa" w:w="110"/>
-              <w:bottom w:type="dxa" w:w="70"/>
-              <w:right w:type="dxa" w:w="110"/>
-            </w:tcMar>
-            <w:vAlign w:val="center"/>
-          </w:tcPr>
-          <w:p>
-            <w:pPr>
-              <w:spacing w:after="0" w:before="0"/>
-            </w:pPr>
-            <w:r>
-              <w:rPr>
-                <w:rFonts w:ascii="Arial" w:cs="Arial" w:eastAsia="Arial" w:hAnsi="Arial"/>
-                <w:color w:val="1B2118"/>
-                <w:sz w:val="18"/>
-                <w:szCs w:val="18"/>
-              </w:rPr>
-              <w:t xml:space="preserve">Dati dell'account; manuale scaricabile in PDF</w:t>
+            <w:tcW w:type="dxa" w:w="885"/>
+            <w:tcBorders>
+              <w:top w:val="single" w:color="D9D4C5" w:sz="4"/>
+              <w:left w:val="single" w:color="D9D4C5" w:sz="4"/>
+              <w:bottom w:val="single" w:color="D9D4C5" w:sz="4"/>
+              <w:right w:val="single" w:color="D9D4C5" w:sz="4"/>
+            </w:tcBorders>
+            <w:tcMar>
+              <w:top w:type="dxa" w:w="70"/>
+              <w:left w:type="dxa" w:w="110"/>
+              <w:bottom w:type="dxa" w:w="70"/>
+              <w:right w:type="dxa" w:w="110"/>
+            </w:tcMar>
+            <w:vAlign w:val="center"/>
+          </w:tcPr>
+          <w:p>
+            <w:pPr>
+              <w:spacing w:after="0" w:before="0"/>
+            </w:pPr>
+            <w:r>
+              <w:rPr>
+                <w:rFonts w:ascii="Arial" w:cs="Arial" w:eastAsia="Arial" w:hAnsi="Arial"/>
+                <w:color w:val="1B2118"/>
+                <w:sz w:val="18"/>
+                <w:szCs w:val="18"/>
+              </w:rPr>
+              <w:t xml:space="preserve">1.3a3</w:t>
+            </w:r>
+          </w:p>
+        </w:tc>
+        <w:tc>
+          <w:tcPr>
+            <w:tcW w:type="dxa" w:w="4377"/>
+            <w:tcBorders>
+              <w:top w:val="single" w:color="D9D4C5" w:sz="4"/>
+              <w:left w:val="single" w:color="D9D4C5" w:sz="4"/>
+              <w:bottom w:val="single" w:color="D9D4C5" w:sz="4"/>
+              <w:right w:val="single" w:color="D9D4C5" w:sz="4"/>
+            </w:tcBorders>
+            <w:tcMar>
+              <w:top w:type="dxa" w:w="70"/>
+              <w:left w:type="dxa" w:w="110"/>
+              <w:bottom w:type="dxa" w:w="70"/>
+              <w:right w:type="dxa" w:w="110"/>
+            </w:tcMar>
+            <w:vAlign w:val="center"/>
+          </w:tcPr>
+          <w:p>
+            <w:pPr>
+              <w:spacing w:after="0" w:before="0"/>
+            </w:pPr>
+            <w:r>
+              <w:rPr>
+                <w:rFonts w:ascii="Arial" w:cs="Arial" w:eastAsia="Arial" w:hAnsi="Arial"/>
+                <w:color w:val="1B2118"/>
+                <w:sz w:val="18"/>
+                <w:szCs w:val="18"/>
+              </w:rPr>
+              <w:t xml:space="preserve">[A] Con Modifica riportate il nuovo Amministratore a Operatore, poi Disattiva e Riattiva</w:t>
+            </w:r>
+          </w:p>
+        </w:tc>
+        <w:tc>
+          <w:tcPr>
+            <w:tcW w:type="dxa" w:w="4376"/>
+            <w:tcBorders>
+              <w:top w:val="single" w:color="D9D4C5" w:sz="4"/>
+              <w:left w:val="single" w:color="D9D4C5" w:sz="4"/>
+              <w:bottom w:val="single" w:color="D9D4C5" w:sz="4"/>
+              <w:right w:val="single" w:color="D9D4C5" w:sz="4"/>
+            </w:tcBorders>
+            <w:tcMar>
+              <w:top w:type="dxa" w:w="70"/>
+              <w:left w:type="dxa" w:w="110"/>
+              <w:bottom w:type="dxa" w:w="70"/>
+              <w:right w:type="dxa" w:w="110"/>
+            </w:tcMar>
+            <w:vAlign w:val="center"/>
+          </w:tcPr>
+          <w:p>
+            <w:pPr>
+              <w:spacing w:after="0" w:before="0"/>
+            </w:pPr>
+            <w:r>
+              <w:rPr>
+                <w:rFonts w:ascii="Arial" w:cs="Arial" w:eastAsia="Arial" w:hAnsi="Arial"/>
+                <w:color w:val="1B2118"/>
+                <w:sz w:val="18"/>
+                <w:szCs w:val="18"/>
+              </w:rPr>
+              <w:t xml:space="preserve">Ruolo cambiato; disattivazione e riattivazione riuscite; voci nell'audit</w:t>
             </w:r>
           </w:p>
         </w:tc>
@@ -9403,100 +9540,120 @@
         </w:trPr>
         <w:tc>
           <w:tcPr>
-            <w:tcW w:type="dxa" w:w="809"/>
-            <w:tcBorders>
-              <w:top w:val="single" w:color="D9D4C5" w:sz="4"/>
-              <w:left w:val="single" w:color="D9D4C5" w:sz="4"/>
-              <w:bottom w:val="single" w:color="D9D4C5" w:sz="4"/>
-              <w:right w:val="single" w:color="D9D4C5" w:sz="4"/>
-            </w:tcBorders>
-            <w:shd w:fill="F6F4EE" w:color="auto" w:val="clear"/>
-            <w:tcMar>
-              <w:top w:type="dxa" w:w="70"/>
-              <w:left w:type="dxa" w:w="110"/>
-              <w:bottom w:type="dxa" w:w="70"/>
-              <w:right w:type="dxa" w:w="110"/>
-            </w:tcMar>
-            <w:vAlign w:val="center"/>
-          </w:tcPr>
-          <w:p>
-            <w:pPr>
-              <w:spacing w:after="0" w:before="0"/>
-            </w:pPr>
-            <w:r>
-              <w:rPr>
-                <w:rFonts w:ascii="Arial" w:cs="Arial" w:eastAsia="Arial" w:hAnsi="Arial"/>
-                <w:color w:val="1B2118"/>
-                <w:sz w:val="18"/>
-                <w:szCs w:val="18"/>
-              </w:rPr>
-              <w:t xml:space="preserve">1.6</w:t>
-            </w:r>
-          </w:p>
-        </w:tc>
-        <w:tc>
-          <w:tcPr>
-            <w:tcW w:type="dxa" w:w="4414"/>
-            <w:tcBorders>
-              <w:top w:val="single" w:color="D9D4C5" w:sz="4"/>
-              <w:left w:val="single" w:color="D9D4C5" w:sz="4"/>
-              <w:bottom w:val="single" w:color="D9D4C5" w:sz="4"/>
-              <w:right w:val="single" w:color="D9D4C5" w:sz="4"/>
-            </w:tcBorders>
-            <w:shd w:fill="F6F4EE" w:color="auto" w:val="clear"/>
-            <w:tcMar>
-              <w:top w:type="dxa" w:w="70"/>
-              <w:left w:type="dxa" w:w="110"/>
-              <w:bottom w:type="dxa" w:w="70"/>
-              <w:right w:type="dxa" w:w="110"/>
-            </w:tcMar>
-            <w:vAlign w:val="center"/>
-          </w:tcPr>
-          <w:p>
-            <w:pPr>
-              <w:spacing w:after="0" w:before="0"/>
-            </w:pPr>
-            <w:r>
-              <w:rPr>
-                <w:rFonts w:ascii="Arial" w:cs="Arial" w:eastAsia="Arial" w:hAnsi="Arial"/>
-                <w:color w:val="1B2118"/>
-                <w:sz w:val="18"/>
-                <w:szCs w:val="18"/>
-              </w:rPr>
-              <w:t xml:space="preserve">[O] Anagrafiche → Enti di Validazione: + Nuovo ente «RINA (prova)»</w:t>
-            </w:r>
-          </w:p>
-        </w:tc>
-        <w:tc>
-          <w:tcPr>
-            <w:tcW w:type="dxa" w:w="4415"/>
-            <w:tcBorders>
-              <w:top w:val="single" w:color="D9D4C5" w:sz="4"/>
-              <w:left w:val="single" w:color="D9D4C5" w:sz="4"/>
-              <w:bottom w:val="single" w:color="D9D4C5" w:sz="4"/>
-              <w:right w:val="single" w:color="D9D4C5" w:sz="4"/>
-            </w:tcBorders>
-            <w:shd w:fill="F6F4EE" w:color="auto" w:val="clear"/>
-            <w:tcMar>
-              <w:top w:type="dxa" w:w="70"/>
-              <w:left w:type="dxa" w:w="110"/>
-              <w:bottom w:type="dxa" w:w="70"/>
-              <w:right w:type="dxa" w:w="110"/>
-            </w:tcMar>
-            <w:vAlign w:val="center"/>
-          </w:tcPr>
-          <w:p>
-            <w:pPr>
-              <w:spacing w:after="0" w:before="0"/>
-            </w:pPr>
-            <w:r>
-              <w:rPr>
-                <w:rFonts w:ascii="Arial" w:cs="Arial" w:eastAsia="Arial" w:hAnsi="Arial"/>
-                <w:color w:val="1B2118"/>
-                <w:sz w:val="18"/>
-                <w:szCs w:val="18"/>
-              </w:rPr>
-              <w:t xml:space="preserve">L'ente compare in elenco (anche un Operatore può crearlo)</w:t>
+            <w:tcW w:type="dxa" w:w="885"/>
+            <w:tcBorders>
+              <w:top w:val="single" w:color="D9D4C5" w:sz="4"/>
+              <w:left w:val="single" w:color="D9D4C5" w:sz="4"/>
+              <w:bottom w:val="single" w:color="D9D4C5" w:sz="4"/>
+              <w:right w:val="single" w:color="D9D4C5" w:sz="4"/>
+            </w:tcBorders>
+            <w:shd w:fill="F6F4EE" w:color="auto" w:val="clear"/>
+            <w:tcMar>
+              <w:top w:type="dxa" w:w="70"/>
+              <w:left w:type="dxa" w:w="110"/>
+              <w:bottom w:type="dxa" w:w="70"/>
+              <w:right w:type="dxa" w:w="110"/>
+            </w:tcMar>
+            <w:vAlign w:val="center"/>
+          </w:tcPr>
+          <w:p>
+            <w:pPr>
+              <w:spacing w:after="0" w:before="0"/>
+            </w:pPr>
+            <w:r>
+              <w:rPr>
+                <w:rFonts w:ascii="Arial" w:cs="Arial" w:eastAsia="Arial" w:hAnsi="Arial"/>
+                <w:color w:val="1B2118"/>
+                <w:sz w:val="18"/>
+                <w:szCs w:val="18"/>
+              </w:rPr>
+              <w:t xml:space="preserve">1.3b</w:t>
+            </w:r>
+          </w:p>
+        </w:tc>
+        <w:tc>
+          <w:tcPr>
+            <w:tcW w:type="dxa" w:w="4377"/>
+            <w:tcBorders>
+              <w:top w:val="single" w:color="D9D4C5" w:sz="4"/>
+              <w:left w:val="single" w:color="D9D4C5" w:sz="4"/>
+              <w:bottom w:val="single" w:color="D9D4C5" w:sz="4"/>
+              <w:right w:val="single" w:color="D9D4C5" w:sz="4"/>
+            </w:tcBorders>
+            <w:shd w:fill="F6F4EE" w:color="auto" w:val="clear"/>
+            <w:tcMar>
+              <w:top w:type="dxa" w:w="70"/>
+              <w:left w:type="dxa" w:w="110"/>
+              <w:bottom w:type="dxa" w:w="70"/>
+              <w:right w:type="dxa" w:w="110"/>
+            </w:tcMar>
+            <w:vAlign w:val="center"/>
+          </w:tcPr>
+          <w:p>
+            <w:pPr>
+              <w:spacing w:after="0" w:before="0"/>
+            </w:pPr>
+            <w:r>
+              <w:rPr>
+                <w:rFonts w:ascii="Arial" w:cs="Arial" w:eastAsia="Arial" w:hAnsi="Arial"/>
+                <w:color w:val="1B2118"/>
+                <w:sz w:val="18"/>
+                <w:szCs w:val="18"/>
+              </w:rPr>
+              <w:t xml:space="preserve">[A] Create un </w:t>
+            </w:r>
+            <w:r>
+              <w:rPr>
+                <w:rFonts w:ascii="Arial" w:cs="Arial" w:eastAsia="Arial" w:hAnsi="Arial"/>
+                <w:b/>
+                <w:bCs/>
+                <w:color w:val="1B2118"/>
+                <w:sz w:val="18"/>
+                <w:szCs w:val="18"/>
+              </w:rPr>
+              <w:t xml:space="preserve">secondo</w:t>
+            </w:r>
+            <w:r>
+              <w:rPr>
+                <w:rFonts w:ascii="Arial" w:cs="Arial" w:eastAsia="Arial" w:hAnsi="Arial"/>
+                <w:color w:val="1B2118"/>
+                <w:sz w:val="18"/>
+                <w:szCs w:val="18"/>
+              </w:rPr>
+              <w:t xml:space="preserve"> utente Cliente associato a «Comune di Prova»</w:t>
+            </w:r>
+          </w:p>
+        </w:tc>
+        <w:tc>
+          <w:tcPr>
+            <w:tcW w:type="dxa" w:w="4376"/>
+            <w:tcBorders>
+              <w:top w:val="single" w:color="D9D4C5" w:sz="4"/>
+              <w:left w:val="single" w:color="D9D4C5" w:sz="4"/>
+              <w:bottom w:val="single" w:color="D9D4C5" w:sz="4"/>
+              <w:right w:val="single" w:color="D9D4C5" w:sz="4"/>
+            </w:tcBorders>
+            <w:shd w:fill="F6F4EE" w:color="auto" w:val="clear"/>
+            <w:tcMar>
+              <w:top w:type="dxa" w:w="70"/>
+              <w:left w:type="dxa" w:w="110"/>
+              <w:bottom w:type="dxa" w:w="70"/>
+              <w:right w:type="dxa" w:w="110"/>
+            </w:tcMar>
+            <w:vAlign w:val="center"/>
+          </w:tcPr>
+          <w:p>
+            <w:pPr>
+              <w:spacing w:after="0" w:before="0"/>
+            </w:pPr>
+            <w:r>
+              <w:rPr>
+                <w:rFonts w:ascii="Arial" w:cs="Arial" w:eastAsia="Arial" w:hAnsi="Arial"/>
+                <w:color w:val="1B2118"/>
+                <w:sz w:val="18"/>
+                <w:szCs w:val="18"/>
+              </w:rPr>
+              <w:t xml:space="preserve">Rifiutato: «L'Organizzazione «Comune di Prova» ha già un account attivo… Disattiva quello attuale prima di attivarne un altro»</w:t>
             </w:r>
           </w:p>
         </w:tc>
@@ -9507,97 +9664,97 @@
         </w:trPr>
         <w:tc>
           <w:tcPr>
-            <w:tcW w:type="dxa" w:w="809"/>
-            <w:tcBorders>
-              <w:top w:val="single" w:color="D9D4C5" w:sz="4"/>
-              <w:left w:val="single" w:color="D9D4C5" w:sz="4"/>
-              <w:bottom w:val="single" w:color="D9D4C5" w:sz="4"/>
-              <w:right w:val="single" w:color="D9D4C5" w:sz="4"/>
-            </w:tcBorders>
-            <w:tcMar>
-              <w:top w:type="dxa" w:w="70"/>
-              <w:left w:type="dxa" w:w="110"/>
-              <w:bottom w:type="dxa" w:w="70"/>
-              <w:right w:type="dxa" w:w="110"/>
-            </w:tcMar>
-            <w:vAlign w:val="center"/>
-          </w:tcPr>
-          <w:p>
-            <w:pPr>
-              <w:spacing w:after="0" w:before="0"/>
-            </w:pPr>
-            <w:r>
-              <w:rPr>
-                <w:rFonts w:ascii="Arial" w:cs="Arial" w:eastAsia="Arial" w:hAnsi="Arial"/>
-                <w:color w:val="1B2118"/>
-                <w:sz w:val="18"/>
-                <w:szCs w:val="18"/>
-              </w:rPr>
-              <w:t xml:space="preserve">1.6b</w:t>
-            </w:r>
-          </w:p>
-        </w:tc>
-        <w:tc>
-          <w:tcPr>
-            <w:tcW w:type="dxa" w:w="4414"/>
-            <w:tcBorders>
-              <w:top w:val="single" w:color="D9D4C5" w:sz="4"/>
-              <w:left w:val="single" w:color="D9D4C5" w:sz="4"/>
-              <w:bottom w:val="single" w:color="D9D4C5" w:sz="4"/>
-              <w:right w:val="single" w:color="D9D4C5" w:sz="4"/>
-            </w:tcBorders>
-            <w:tcMar>
-              <w:top w:type="dxa" w:w="70"/>
-              <w:left w:type="dxa" w:w="110"/>
-              <w:bottom w:type="dxa" w:w="70"/>
-              <w:right w:type="dxa" w:w="110"/>
-            </w:tcMar>
-            <w:vAlign w:val="center"/>
-          </w:tcPr>
-          <w:p>
-            <w:pPr>
-              <w:spacing w:after="0" w:before="0"/>
-            </w:pPr>
-            <w:r>
-              <w:rPr>
-                <w:rFonts w:ascii="Arial" w:cs="Arial" w:eastAsia="Arial" w:hAnsi="Arial"/>
-                <w:color w:val="1B2118"/>
-                <w:sz w:val="18"/>
-                <w:szCs w:val="18"/>
-              </w:rPr>
-              <w:t xml:space="preserve">[O] Anagrafiche → Registri: + Nuovo registro «Registro (prova)», attivo</w:t>
-            </w:r>
-          </w:p>
-        </w:tc>
-        <w:tc>
-          <w:tcPr>
-            <w:tcW w:type="dxa" w:w="4415"/>
-            <w:tcBorders>
-              <w:top w:val="single" w:color="D9D4C5" w:sz="4"/>
-              <w:left w:val="single" w:color="D9D4C5" w:sz="4"/>
-              <w:bottom w:val="single" w:color="D9D4C5" w:sz="4"/>
-              <w:right w:val="single" w:color="D9D4C5" w:sz="4"/>
-            </w:tcBorders>
-            <w:tcMar>
-              <w:top w:type="dxa" w:w="70"/>
-              <w:left w:type="dxa" w:w="110"/>
-              <w:bottom w:type="dxa" w:w="70"/>
-              <w:right w:type="dxa" w:w="110"/>
-            </w:tcMar>
-            <w:vAlign w:val="center"/>
-          </w:tcPr>
-          <w:p>
-            <w:pPr>
-              <w:spacing w:after="0" w:before="0"/>
-            </w:pPr>
-            <w:r>
-              <w:rPr>
-                <w:rFonts w:ascii="Arial" w:cs="Arial" w:eastAsia="Arial" w:hAnsi="Arial"/>
-                <w:color w:val="1B2118"/>
-                <w:sz w:val="18"/>
-                <w:szCs w:val="18"/>
-              </w:rPr>
-              <w:t xml:space="preserve">Il registro compare in elenco (serve alla prova 8.2)</w:t>
+            <w:tcW w:type="dxa" w:w="885"/>
+            <w:tcBorders>
+              <w:top w:val="single" w:color="D9D4C5" w:sz="4"/>
+              <w:left w:val="single" w:color="D9D4C5" w:sz="4"/>
+              <w:bottom w:val="single" w:color="D9D4C5" w:sz="4"/>
+              <w:right w:val="single" w:color="D9D4C5" w:sz="4"/>
+            </w:tcBorders>
+            <w:tcMar>
+              <w:top w:type="dxa" w:w="70"/>
+              <w:left w:type="dxa" w:w="110"/>
+              <w:bottom w:type="dxa" w:w="70"/>
+              <w:right w:type="dxa" w:w="110"/>
+            </w:tcMar>
+            <w:vAlign w:val="center"/>
+          </w:tcPr>
+          <w:p>
+            <w:pPr>
+              <w:spacing w:after="0" w:before="0"/>
+            </w:pPr>
+            <w:r>
+              <w:rPr>
+                <w:rFonts w:ascii="Arial" w:cs="Arial" w:eastAsia="Arial" w:hAnsi="Arial"/>
+                <w:color w:val="1B2118"/>
+                <w:sz w:val="18"/>
+                <w:szCs w:val="18"/>
+              </w:rPr>
+              <w:t xml:space="preserve">1.4</w:t>
+            </w:r>
+          </w:p>
+        </w:tc>
+        <w:tc>
+          <w:tcPr>
+            <w:tcW w:type="dxa" w:w="4377"/>
+            <w:tcBorders>
+              <w:top w:val="single" w:color="D9D4C5" w:sz="4"/>
+              <w:left w:val="single" w:color="D9D4C5" w:sz="4"/>
+              <w:bottom w:val="single" w:color="D9D4C5" w:sz="4"/>
+              <w:right w:val="single" w:color="D9D4C5" w:sz="4"/>
+            </w:tcBorders>
+            <w:tcMar>
+              <w:top w:type="dxa" w:w="70"/>
+              <w:left w:type="dxa" w:w="110"/>
+              <w:bottom w:type="dxa" w:w="70"/>
+              <w:right w:type="dxa" w:w="110"/>
+            </w:tcMar>
+            <w:vAlign w:val="center"/>
+          </w:tcPr>
+          <w:p>
+            <w:pPr>
+              <w:spacing w:after="0" w:before="0"/>
+            </w:pPr>
+            <w:r>
+              <w:rPr>
+                <w:rFonts w:ascii="Arial" w:cs="Arial" w:eastAsia="Arial" w:hAnsi="Arial"/>
+                <w:color w:val="1B2118"/>
+                <w:sz w:val="18"/>
+                <w:szCs w:val="18"/>
+              </w:rPr>
+              <w:t xml:space="preserve">[C] Accedete con la password temporanea</w:t>
+            </w:r>
+          </w:p>
+        </w:tc>
+        <w:tc>
+          <w:tcPr>
+            <w:tcW w:type="dxa" w:w="4376"/>
+            <w:tcBorders>
+              <w:top w:val="single" w:color="D9D4C5" w:sz="4"/>
+              <w:left w:val="single" w:color="D9D4C5" w:sz="4"/>
+              <w:bottom w:val="single" w:color="D9D4C5" w:sz="4"/>
+              <w:right w:val="single" w:color="D9D4C5" w:sz="4"/>
+            </w:tcBorders>
+            <w:tcMar>
+              <w:top w:type="dxa" w:w="70"/>
+              <w:left w:type="dxa" w:w="110"/>
+              <w:bottom w:type="dxa" w:w="70"/>
+              <w:right w:type="dxa" w:w="110"/>
+            </w:tcMar>
+            <w:vAlign w:val="center"/>
+          </w:tcPr>
+          <w:p>
+            <w:pPr>
+              <w:spacing w:after="0" w:before="0"/>
+            </w:pPr>
+            <w:r>
+              <w:rPr>
+                <w:rFonts w:ascii="Arial" w:cs="Arial" w:eastAsia="Arial" w:hAnsi="Arial"/>
+                <w:color w:val="1B2118"/>
+                <w:sz w:val="18"/>
+                <w:szCs w:val="18"/>
+              </w:rPr>
+              <w:t xml:space="preserve">Il portale chiede subito una nuova password (min. 10 caratteri, lettere e numeri)</w:t>
             </w:r>
           </w:p>
         </w:tc>
@@ -9608,100 +9765,100 @@
         </w:trPr>
         <w:tc>
           <w:tcPr>
-            <w:tcW w:type="dxa" w:w="809"/>
-            <w:tcBorders>
-              <w:top w:val="single" w:color="D9D4C5" w:sz="4"/>
-              <w:left w:val="single" w:color="D9D4C5" w:sz="4"/>
-              <w:bottom w:val="single" w:color="D9D4C5" w:sz="4"/>
-              <w:right w:val="single" w:color="D9D4C5" w:sz="4"/>
-            </w:tcBorders>
-            <w:shd w:fill="F6F4EE" w:color="auto" w:val="clear"/>
-            <w:tcMar>
-              <w:top w:type="dxa" w:w="70"/>
-              <w:left w:type="dxa" w:w="110"/>
-              <w:bottom w:type="dxa" w:w="70"/>
-              <w:right w:type="dxa" w:w="110"/>
-            </w:tcMar>
-            <w:vAlign w:val="center"/>
-          </w:tcPr>
-          <w:p>
-            <w:pPr>
-              <w:spacing w:after="0" w:before="0"/>
-            </w:pPr>
-            <w:r>
-              <w:rPr>
-                <w:rFonts w:ascii="Arial" w:cs="Arial" w:eastAsia="Arial" w:hAnsi="Arial"/>
-                <w:color w:val="1B2118"/>
-                <w:sz w:val="18"/>
-                <w:szCs w:val="18"/>
-              </w:rPr>
-              <w:t xml:space="preserve">1.7</w:t>
-            </w:r>
-          </w:p>
-        </w:tc>
-        <w:tc>
-          <w:tcPr>
-            <w:tcW w:type="dxa" w:w="4414"/>
-            <w:tcBorders>
-              <w:top w:val="single" w:color="D9D4C5" w:sz="4"/>
-              <w:left w:val="single" w:color="D9D4C5" w:sz="4"/>
-              <w:bottom w:val="single" w:color="D9D4C5" w:sz="4"/>
-              <w:right w:val="single" w:color="D9D4C5" w:sz="4"/>
-            </w:tcBorders>
-            <w:shd w:fill="F6F4EE" w:color="auto" w:val="clear"/>
-            <w:tcMar>
-              <w:top w:type="dxa" w:w="70"/>
-              <w:left w:type="dxa" w:w="110"/>
-              <w:bottom w:type="dxa" w:w="70"/>
-              <w:right w:type="dxa" w:w="110"/>
-            </w:tcMar>
-            <w:vAlign w:val="center"/>
-          </w:tcPr>
-          <w:p>
-            <w:pPr>
-              <w:spacing w:after="0" w:before="0"/>
-            </w:pPr>
-            <w:r>
-              <w:rPr>
-                <w:rFonts w:ascii="Arial" w:cs="Arial" w:eastAsia="Arial" w:hAnsi="Arial"/>
-                <w:color w:val="1B2118"/>
-                <w:sz w:val="18"/>
-                <w:szCs w:val="18"/>
-              </w:rPr>
-              <w:t xml:space="preserve">[A] Impostazioni → Modelli di documento: un modello per «Progetto · Fase 1» e uno Generale, spuntando «pubblico» sul secondo con sezione «Modulistica»</w:t>
-            </w:r>
-          </w:p>
-        </w:tc>
-        <w:tc>
-          <w:tcPr>
-            <w:tcW w:type="dxa" w:w="4415"/>
-            <w:tcBorders>
-              <w:top w:val="single" w:color="D9D4C5" w:sz="4"/>
-              <w:left w:val="single" w:color="D9D4C5" w:sz="4"/>
-              <w:bottom w:val="single" w:color="D9D4C5" w:sz="4"/>
-              <w:right w:val="single" w:color="D9D4C5" w:sz="4"/>
-            </w:tcBorders>
-            <w:shd w:fill="F6F4EE" w:color="auto" w:val="clear"/>
-            <w:tcMar>
-              <w:top w:type="dxa" w:w="70"/>
-              <w:left w:type="dxa" w:w="110"/>
-              <w:bottom w:type="dxa" w:w="70"/>
-              <w:right w:type="dxa" w:w="110"/>
-            </w:tcMar>
-            <w:vAlign w:val="center"/>
-          </w:tcPr>
-          <w:p>
-            <w:pPr>
-              <w:spacing w:after="0" w:before="0"/>
-            </w:pPr>
-            <w:r>
-              <w:rPr>
-                <w:rFonts w:ascii="Arial" w:cs="Arial" w:eastAsia="Arial" w:hAnsi="Arial"/>
-                <w:color w:val="1B2118"/>
-                <w:sz w:val="18"/>
-                <w:szCs w:val="18"/>
-              </w:rPr>
-              <w:t xml:space="preserve">Pubblicati; il Comune vede il primo nella fase 1 e il secondo in I tuoi documenti</w:t>
+            <w:tcW w:type="dxa" w:w="885"/>
+            <w:tcBorders>
+              <w:top w:val="single" w:color="D9D4C5" w:sz="4"/>
+              <w:left w:val="single" w:color="D9D4C5" w:sz="4"/>
+              <w:bottom w:val="single" w:color="D9D4C5" w:sz="4"/>
+              <w:right w:val="single" w:color="D9D4C5" w:sz="4"/>
+            </w:tcBorders>
+            <w:shd w:fill="F6F4EE" w:color="auto" w:val="clear"/>
+            <w:tcMar>
+              <w:top w:type="dxa" w:w="70"/>
+              <w:left w:type="dxa" w:w="110"/>
+              <w:bottom w:type="dxa" w:w="70"/>
+              <w:right w:type="dxa" w:w="110"/>
+            </w:tcMar>
+            <w:vAlign w:val="center"/>
+          </w:tcPr>
+          <w:p>
+            <w:pPr>
+              <w:spacing w:after="0" w:before="0"/>
+            </w:pPr>
+            <w:r>
+              <w:rPr>
+                <w:rFonts w:ascii="Arial" w:cs="Arial" w:eastAsia="Arial" w:hAnsi="Arial"/>
+                <w:color w:val="1B2118"/>
+                <w:sz w:val="18"/>
+                <w:szCs w:val="18"/>
+              </w:rPr>
+              <w:t xml:space="preserve">1.5</w:t>
+            </w:r>
+          </w:p>
+        </w:tc>
+        <w:tc>
+          <w:tcPr>
+            <w:tcW w:type="dxa" w:w="4377"/>
+            <w:tcBorders>
+              <w:top w:val="single" w:color="D9D4C5" w:sz="4"/>
+              <w:left w:val="single" w:color="D9D4C5" w:sz="4"/>
+              <w:bottom w:val="single" w:color="D9D4C5" w:sz="4"/>
+              <w:right w:val="single" w:color="D9D4C5" w:sz="4"/>
+            </w:tcBorders>
+            <w:shd w:fill="F6F4EE" w:color="auto" w:val="clear"/>
+            <w:tcMar>
+              <w:top w:type="dxa" w:w="70"/>
+              <w:left w:type="dxa" w:w="110"/>
+              <w:bottom w:type="dxa" w:w="70"/>
+              <w:right w:type="dxa" w:w="110"/>
+            </w:tcMar>
+            <w:vAlign w:val="center"/>
+          </w:tcPr>
+          <w:p>
+            <w:pPr>
+              <w:spacing w:after="0" w:before="0"/>
+            </w:pPr>
+            <w:r>
+              <w:rPr>
+                <w:rFonts w:ascii="Arial" w:cs="Arial" w:eastAsia="Arial" w:hAnsi="Arial"/>
+                <w:color w:val="1B2118"/>
+                <w:sz w:val="18"/>
+                <w:szCs w:val="18"/>
+              </w:rPr>
+              <w:t xml:space="preserve">[C] Aprite Il mio profilo e il Manuale</w:t>
+            </w:r>
+          </w:p>
+        </w:tc>
+        <w:tc>
+          <w:tcPr>
+            <w:tcW w:type="dxa" w:w="4376"/>
+            <w:tcBorders>
+              <w:top w:val="single" w:color="D9D4C5" w:sz="4"/>
+              <w:left w:val="single" w:color="D9D4C5" w:sz="4"/>
+              <w:bottom w:val="single" w:color="D9D4C5" w:sz="4"/>
+              <w:right w:val="single" w:color="D9D4C5" w:sz="4"/>
+            </w:tcBorders>
+            <w:shd w:fill="F6F4EE" w:color="auto" w:val="clear"/>
+            <w:tcMar>
+              <w:top w:type="dxa" w:w="70"/>
+              <w:left w:type="dxa" w:w="110"/>
+              <w:bottom w:type="dxa" w:w="70"/>
+              <w:right w:type="dxa" w:w="110"/>
+            </w:tcMar>
+            <w:vAlign w:val="center"/>
+          </w:tcPr>
+          <w:p>
+            <w:pPr>
+              <w:spacing w:after="0" w:before="0"/>
+            </w:pPr>
+            <w:r>
+              <w:rPr>
+                <w:rFonts w:ascii="Arial" w:cs="Arial" w:eastAsia="Arial" w:hAnsi="Arial"/>
+                <w:color w:val="1B2118"/>
+                <w:sz w:val="18"/>
+                <w:szCs w:val="18"/>
+              </w:rPr>
+              <w:t xml:space="preserve">Dati dell'account; manuale scaricabile in PDF</w:t>
             </w:r>
           </w:p>
         </w:tc>
@@ -9712,97 +9869,97 @@
         </w:trPr>
         <w:tc>
           <w:tcPr>
-            <w:tcW w:type="dxa" w:w="809"/>
-            <w:tcBorders>
-              <w:top w:val="single" w:color="D9D4C5" w:sz="4"/>
-              <w:left w:val="single" w:color="D9D4C5" w:sz="4"/>
-              <w:bottom w:val="single" w:color="D9D4C5" w:sz="4"/>
-              <w:right w:val="single" w:color="D9D4C5" w:sz="4"/>
-            </w:tcBorders>
-            <w:tcMar>
-              <w:top w:type="dxa" w:w="70"/>
-              <w:left w:type="dxa" w:w="110"/>
-              <w:bottom w:type="dxa" w:w="70"/>
-              <w:right w:type="dxa" w:w="110"/>
-            </w:tcMar>
-            <w:vAlign w:val="center"/>
-          </w:tcPr>
-          <w:p>
-            <w:pPr>
-              <w:spacing w:after="0" w:before="0"/>
-            </w:pPr>
-            <w:r>
-              <w:rPr>
-                <w:rFonts w:ascii="Arial" w:cs="Arial" w:eastAsia="Arial" w:hAnsi="Arial"/>
-                <w:color w:val="1B2118"/>
-                <w:sz w:val="18"/>
-                <w:szCs w:val="18"/>
-              </w:rPr>
-              <w:t xml:space="preserve">1.8</w:t>
-            </w:r>
-          </w:p>
-        </w:tc>
-        <w:tc>
-          <w:tcPr>
-            <w:tcW w:type="dxa" w:w="4414"/>
-            <w:tcBorders>
-              <w:top w:val="single" w:color="D9D4C5" w:sz="4"/>
-              <w:left w:val="single" w:color="D9D4C5" w:sz="4"/>
-              <w:bottom w:val="single" w:color="D9D4C5" w:sz="4"/>
-              <w:right w:val="single" w:color="D9D4C5" w:sz="4"/>
-            </w:tcBorders>
-            <w:tcMar>
-              <w:top w:type="dxa" w:w="70"/>
-              <w:left w:type="dxa" w:w="110"/>
-              <w:bottom w:type="dxa" w:w="70"/>
-              <w:right w:type="dxa" w:w="110"/>
-            </w:tcMar>
-            <w:vAlign w:val="center"/>
-          </w:tcPr>
-          <w:p>
-            <w:pPr>
-              <w:spacing w:after="0" w:before="0"/>
-            </w:pPr>
-            <w:r>
-              <w:rPr>
-                <w:rFonts w:ascii="Arial" w:cs="Arial" w:eastAsia="Arial" w:hAnsi="Arial"/>
-                <w:color w:val="1B2118"/>
-                <w:sz w:val="18"/>
-                <w:szCs w:val="18"/>
-              </w:rPr>
-              <w:t xml:space="preserve">[A] Impostazioni → Documenti richiesti per fase: controllate le voci già presenti, poi aggiungete Progetto, Fase 2, «Altra (scrivila)…» «Delibera tariffaria»</w:t>
-            </w:r>
-          </w:p>
-        </w:tc>
-        <w:tc>
-          <w:tcPr>
-            <w:tcW w:type="dxa" w:w="4415"/>
-            <w:tcBorders>
-              <w:top w:val="single" w:color="D9D4C5" w:sz="4"/>
-              <w:left w:val="single" w:color="D9D4C5" w:sz="4"/>
-              <w:bottom w:val="single" w:color="D9D4C5" w:sz="4"/>
-              <w:right w:val="single" w:color="D9D4C5" w:sz="4"/>
-            </w:tcBorders>
-            <w:tcMar>
-              <w:top w:type="dxa" w:w="70"/>
-              <w:left w:type="dxa" w:w="110"/>
-              <w:bottom w:type="dxa" w:w="70"/>
-              <w:right w:type="dxa" w:w="110"/>
-            </w:tcMar>
-            <w:vAlign w:val="center"/>
-          </w:tcPr>
-          <w:p>
-            <w:pPr>
-              <w:spacing w:after="0" w:before="0"/>
-            </w:pPr>
-            <w:r>
-              <w:rPr>
-                <w:rFonts w:ascii="Arial" w:cs="Arial" w:eastAsia="Arial" w:hAnsi="Arial"/>
-                <w:color w:val="1B2118"/>
-                <w:sz w:val="18"/>
-                <w:szCs w:val="18"/>
-              </w:rPr>
-              <w:t xml:space="preserve">Ci sono già le voci della Guida (es. Progetto · Fase 1 «Modulo di descrizione del progetto», Fase 3 «Contratto con l'ente di validazione e verifica»); la nuova voce compare in elenco</w:t>
+            <w:tcW w:type="dxa" w:w="885"/>
+            <w:tcBorders>
+              <w:top w:val="single" w:color="D9D4C5" w:sz="4"/>
+              <w:left w:val="single" w:color="D9D4C5" w:sz="4"/>
+              <w:bottom w:val="single" w:color="D9D4C5" w:sz="4"/>
+              <w:right w:val="single" w:color="D9D4C5" w:sz="4"/>
+            </w:tcBorders>
+            <w:tcMar>
+              <w:top w:type="dxa" w:w="70"/>
+              <w:left w:type="dxa" w:w="110"/>
+              <w:bottom w:type="dxa" w:w="70"/>
+              <w:right w:type="dxa" w:w="110"/>
+            </w:tcMar>
+            <w:vAlign w:val="center"/>
+          </w:tcPr>
+          <w:p>
+            <w:pPr>
+              <w:spacing w:after="0" w:before="0"/>
+            </w:pPr>
+            <w:r>
+              <w:rPr>
+                <w:rFonts w:ascii="Arial" w:cs="Arial" w:eastAsia="Arial" w:hAnsi="Arial"/>
+                <w:color w:val="1B2118"/>
+                <w:sz w:val="18"/>
+                <w:szCs w:val="18"/>
+              </w:rPr>
+              <w:t xml:space="preserve">1.6</w:t>
+            </w:r>
+          </w:p>
+        </w:tc>
+        <w:tc>
+          <w:tcPr>
+            <w:tcW w:type="dxa" w:w="4377"/>
+            <w:tcBorders>
+              <w:top w:val="single" w:color="D9D4C5" w:sz="4"/>
+              <w:left w:val="single" w:color="D9D4C5" w:sz="4"/>
+              <w:bottom w:val="single" w:color="D9D4C5" w:sz="4"/>
+              <w:right w:val="single" w:color="D9D4C5" w:sz="4"/>
+            </w:tcBorders>
+            <w:tcMar>
+              <w:top w:type="dxa" w:w="70"/>
+              <w:left w:type="dxa" w:w="110"/>
+              <w:bottom w:type="dxa" w:w="70"/>
+              <w:right w:type="dxa" w:w="110"/>
+            </w:tcMar>
+            <w:vAlign w:val="center"/>
+          </w:tcPr>
+          <w:p>
+            <w:pPr>
+              <w:spacing w:after="0" w:before="0"/>
+            </w:pPr>
+            <w:r>
+              <w:rPr>
+                <w:rFonts w:ascii="Arial" w:cs="Arial" w:eastAsia="Arial" w:hAnsi="Arial"/>
+                <w:color w:val="1B2118"/>
+                <w:sz w:val="18"/>
+                <w:szCs w:val="18"/>
+              </w:rPr>
+              <w:t xml:space="preserve">[O] Anagrafiche → Enti di Validazione: + Nuovo ente «RINA (prova)»</w:t>
+            </w:r>
+          </w:p>
+        </w:tc>
+        <w:tc>
+          <w:tcPr>
+            <w:tcW w:type="dxa" w:w="4376"/>
+            <w:tcBorders>
+              <w:top w:val="single" w:color="D9D4C5" w:sz="4"/>
+              <w:left w:val="single" w:color="D9D4C5" w:sz="4"/>
+              <w:bottom w:val="single" w:color="D9D4C5" w:sz="4"/>
+              <w:right w:val="single" w:color="D9D4C5" w:sz="4"/>
+            </w:tcBorders>
+            <w:tcMar>
+              <w:top w:type="dxa" w:w="70"/>
+              <w:left w:type="dxa" w:w="110"/>
+              <w:bottom w:type="dxa" w:w="70"/>
+              <w:right w:type="dxa" w:w="110"/>
+            </w:tcMar>
+            <w:vAlign w:val="center"/>
+          </w:tcPr>
+          <w:p>
+            <w:pPr>
+              <w:spacing w:after="0" w:before="0"/>
+            </w:pPr>
+            <w:r>
+              <w:rPr>
+                <w:rFonts w:ascii="Arial" w:cs="Arial" w:eastAsia="Arial" w:hAnsi="Arial"/>
+                <w:color w:val="1B2118"/>
+                <w:sz w:val="18"/>
+                <w:szCs w:val="18"/>
+              </w:rPr>
+              <w:t xml:space="preserve">L'ente compare in elenco (anche un Operatore può crearlo)</w:t>
             </w:r>
           </w:p>
         </w:tc>
@@ -9813,14 +9970,322 @@
         </w:trPr>
         <w:tc>
           <w:tcPr>
-            <w:tcW w:type="dxa" w:w="809"/>
-            <w:tcBorders>
-              <w:top w:val="single" w:color="D9D4C5" w:sz="4"/>
-              <w:left w:val="single" w:color="D9D4C5" w:sz="4"/>
-              <w:bottom w:val="single" w:color="D9D4C5" w:sz="4"/>
-              <w:right w:val="single" w:color="D9D4C5" w:sz="4"/>
-            </w:tcBorders>
-            <w:shd w:fill="F6F4EE" w:color="auto" w:val="clear"/>
+            <w:tcW w:type="dxa" w:w="885"/>
+            <w:tcBorders>
+              <w:top w:val="single" w:color="D9D4C5" w:sz="4"/>
+              <w:left w:val="single" w:color="D9D4C5" w:sz="4"/>
+              <w:bottom w:val="single" w:color="D9D4C5" w:sz="4"/>
+              <w:right w:val="single" w:color="D9D4C5" w:sz="4"/>
+            </w:tcBorders>
+            <w:shd w:fill="F6F4EE" w:color="auto" w:val="clear"/>
+            <w:tcMar>
+              <w:top w:type="dxa" w:w="70"/>
+              <w:left w:type="dxa" w:w="110"/>
+              <w:bottom w:type="dxa" w:w="70"/>
+              <w:right w:type="dxa" w:w="110"/>
+            </w:tcMar>
+            <w:vAlign w:val="center"/>
+          </w:tcPr>
+          <w:p>
+            <w:pPr>
+              <w:spacing w:after="0" w:before="0"/>
+            </w:pPr>
+            <w:r>
+              <w:rPr>
+                <w:rFonts w:ascii="Arial" w:cs="Arial" w:eastAsia="Arial" w:hAnsi="Arial"/>
+                <w:color w:val="1B2118"/>
+                <w:sz w:val="18"/>
+                <w:szCs w:val="18"/>
+              </w:rPr>
+              <w:t xml:space="preserve">1.6b</w:t>
+            </w:r>
+          </w:p>
+        </w:tc>
+        <w:tc>
+          <w:tcPr>
+            <w:tcW w:type="dxa" w:w="4377"/>
+            <w:tcBorders>
+              <w:top w:val="single" w:color="D9D4C5" w:sz="4"/>
+              <w:left w:val="single" w:color="D9D4C5" w:sz="4"/>
+              <w:bottom w:val="single" w:color="D9D4C5" w:sz="4"/>
+              <w:right w:val="single" w:color="D9D4C5" w:sz="4"/>
+            </w:tcBorders>
+            <w:shd w:fill="F6F4EE" w:color="auto" w:val="clear"/>
+            <w:tcMar>
+              <w:top w:type="dxa" w:w="70"/>
+              <w:left w:type="dxa" w:w="110"/>
+              <w:bottom w:type="dxa" w:w="70"/>
+              <w:right w:type="dxa" w:w="110"/>
+            </w:tcMar>
+            <w:vAlign w:val="center"/>
+          </w:tcPr>
+          <w:p>
+            <w:pPr>
+              <w:spacing w:after="0" w:before="0"/>
+            </w:pPr>
+            <w:r>
+              <w:rPr>
+                <w:rFonts w:ascii="Arial" w:cs="Arial" w:eastAsia="Arial" w:hAnsi="Arial"/>
+                <w:color w:val="1B2118"/>
+                <w:sz w:val="18"/>
+                <w:szCs w:val="18"/>
+              </w:rPr>
+              <w:t xml:space="preserve">[O] Anagrafiche → Registri: + Nuovo registro «Registro (prova)», attivo</w:t>
+            </w:r>
+          </w:p>
+        </w:tc>
+        <w:tc>
+          <w:tcPr>
+            <w:tcW w:type="dxa" w:w="4376"/>
+            <w:tcBorders>
+              <w:top w:val="single" w:color="D9D4C5" w:sz="4"/>
+              <w:left w:val="single" w:color="D9D4C5" w:sz="4"/>
+              <w:bottom w:val="single" w:color="D9D4C5" w:sz="4"/>
+              <w:right w:val="single" w:color="D9D4C5" w:sz="4"/>
+            </w:tcBorders>
+            <w:shd w:fill="F6F4EE" w:color="auto" w:val="clear"/>
+            <w:tcMar>
+              <w:top w:type="dxa" w:w="70"/>
+              <w:left w:type="dxa" w:w="110"/>
+              <w:bottom w:type="dxa" w:w="70"/>
+              <w:right w:type="dxa" w:w="110"/>
+            </w:tcMar>
+            <w:vAlign w:val="center"/>
+          </w:tcPr>
+          <w:p>
+            <w:pPr>
+              <w:spacing w:after="0" w:before="0"/>
+            </w:pPr>
+            <w:r>
+              <w:rPr>
+                <w:rFonts w:ascii="Arial" w:cs="Arial" w:eastAsia="Arial" w:hAnsi="Arial"/>
+                <w:color w:val="1B2118"/>
+                <w:sz w:val="18"/>
+                <w:szCs w:val="18"/>
+              </w:rPr>
+              <w:t xml:space="preserve">Il registro compare in elenco (serve alla prova 8.2)</w:t>
+            </w:r>
+          </w:p>
+        </w:tc>
+      </w:tr>
+      <w:tr>
+        <w:trPr>
+          <w:cantSplit/>
+        </w:trPr>
+        <w:tc>
+          <w:tcPr>
+            <w:tcW w:type="dxa" w:w="885"/>
+            <w:tcBorders>
+              <w:top w:val="single" w:color="D9D4C5" w:sz="4"/>
+              <w:left w:val="single" w:color="D9D4C5" w:sz="4"/>
+              <w:bottom w:val="single" w:color="D9D4C5" w:sz="4"/>
+              <w:right w:val="single" w:color="D9D4C5" w:sz="4"/>
+            </w:tcBorders>
+            <w:tcMar>
+              <w:top w:type="dxa" w:w="70"/>
+              <w:left w:type="dxa" w:w="110"/>
+              <w:bottom w:type="dxa" w:w="70"/>
+              <w:right w:type="dxa" w:w="110"/>
+            </w:tcMar>
+            <w:vAlign w:val="center"/>
+          </w:tcPr>
+          <w:p>
+            <w:pPr>
+              <w:spacing w:after="0" w:before="0"/>
+            </w:pPr>
+            <w:r>
+              <w:rPr>
+                <w:rFonts w:ascii="Arial" w:cs="Arial" w:eastAsia="Arial" w:hAnsi="Arial"/>
+                <w:color w:val="1B2118"/>
+                <w:sz w:val="18"/>
+                <w:szCs w:val="18"/>
+              </w:rPr>
+              <w:t xml:space="preserve">1.7</w:t>
+            </w:r>
+          </w:p>
+        </w:tc>
+        <w:tc>
+          <w:tcPr>
+            <w:tcW w:type="dxa" w:w="4377"/>
+            <w:tcBorders>
+              <w:top w:val="single" w:color="D9D4C5" w:sz="4"/>
+              <w:left w:val="single" w:color="D9D4C5" w:sz="4"/>
+              <w:bottom w:val="single" w:color="D9D4C5" w:sz="4"/>
+              <w:right w:val="single" w:color="D9D4C5" w:sz="4"/>
+            </w:tcBorders>
+            <w:tcMar>
+              <w:top w:type="dxa" w:w="70"/>
+              <w:left w:type="dxa" w:w="110"/>
+              <w:bottom w:type="dxa" w:w="70"/>
+              <w:right w:type="dxa" w:w="110"/>
+            </w:tcMar>
+            <w:vAlign w:val="center"/>
+          </w:tcPr>
+          <w:p>
+            <w:pPr>
+              <w:spacing w:after="0" w:before="0"/>
+            </w:pPr>
+            <w:r>
+              <w:rPr>
+                <w:rFonts w:ascii="Arial" w:cs="Arial" w:eastAsia="Arial" w:hAnsi="Arial"/>
+                <w:color w:val="1B2118"/>
+                <w:sz w:val="18"/>
+                <w:szCs w:val="18"/>
+              </w:rPr>
+              <w:t xml:space="preserve">[A] Impostazioni → Modelli di documento: un modello per «Progetto · Fase 1» e uno Generale, spuntando «pubblico» sul secondo con sezione «Modulistica»</w:t>
+            </w:r>
+          </w:p>
+        </w:tc>
+        <w:tc>
+          <w:tcPr>
+            <w:tcW w:type="dxa" w:w="4376"/>
+            <w:tcBorders>
+              <w:top w:val="single" w:color="D9D4C5" w:sz="4"/>
+              <w:left w:val="single" w:color="D9D4C5" w:sz="4"/>
+              <w:bottom w:val="single" w:color="D9D4C5" w:sz="4"/>
+              <w:right w:val="single" w:color="D9D4C5" w:sz="4"/>
+            </w:tcBorders>
+            <w:tcMar>
+              <w:top w:type="dxa" w:w="70"/>
+              <w:left w:type="dxa" w:w="110"/>
+              <w:bottom w:type="dxa" w:w="70"/>
+              <w:right w:type="dxa" w:w="110"/>
+            </w:tcMar>
+            <w:vAlign w:val="center"/>
+          </w:tcPr>
+          <w:p>
+            <w:pPr>
+              <w:spacing w:after="0" w:before="0"/>
+            </w:pPr>
+            <w:r>
+              <w:rPr>
+                <w:rFonts w:ascii="Arial" w:cs="Arial" w:eastAsia="Arial" w:hAnsi="Arial"/>
+                <w:color w:val="1B2118"/>
+                <w:sz w:val="18"/>
+                <w:szCs w:val="18"/>
+              </w:rPr>
+              <w:t xml:space="preserve">Pubblicati; il Comune vede il primo nella fase 1 e il secondo in I tuoi documenti</w:t>
+            </w:r>
+          </w:p>
+        </w:tc>
+      </w:tr>
+      <w:tr>
+        <w:trPr>
+          <w:cantSplit/>
+        </w:trPr>
+        <w:tc>
+          <w:tcPr>
+            <w:tcW w:type="dxa" w:w="885"/>
+            <w:tcBorders>
+              <w:top w:val="single" w:color="D9D4C5" w:sz="4"/>
+              <w:left w:val="single" w:color="D9D4C5" w:sz="4"/>
+              <w:bottom w:val="single" w:color="D9D4C5" w:sz="4"/>
+              <w:right w:val="single" w:color="D9D4C5" w:sz="4"/>
+            </w:tcBorders>
+            <w:shd w:fill="F6F4EE" w:color="auto" w:val="clear"/>
+            <w:tcMar>
+              <w:top w:type="dxa" w:w="70"/>
+              <w:left w:type="dxa" w:w="110"/>
+              <w:bottom w:type="dxa" w:w="70"/>
+              <w:right w:type="dxa" w:w="110"/>
+            </w:tcMar>
+            <w:vAlign w:val="center"/>
+          </w:tcPr>
+          <w:p>
+            <w:pPr>
+              <w:spacing w:after="0" w:before="0"/>
+            </w:pPr>
+            <w:r>
+              <w:rPr>
+                <w:rFonts w:ascii="Arial" w:cs="Arial" w:eastAsia="Arial" w:hAnsi="Arial"/>
+                <w:color w:val="1B2118"/>
+                <w:sz w:val="18"/>
+                <w:szCs w:val="18"/>
+              </w:rPr>
+              <w:t xml:space="preserve">1.8</w:t>
+            </w:r>
+          </w:p>
+        </w:tc>
+        <w:tc>
+          <w:tcPr>
+            <w:tcW w:type="dxa" w:w="4377"/>
+            <w:tcBorders>
+              <w:top w:val="single" w:color="D9D4C5" w:sz="4"/>
+              <w:left w:val="single" w:color="D9D4C5" w:sz="4"/>
+              <w:bottom w:val="single" w:color="D9D4C5" w:sz="4"/>
+              <w:right w:val="single" w:color="D9D4C5" w:sz="4"/>
+            </w:tcBorders>
+            <w:shd w:fill="F6F4EE" w:color="auto" w:val="clear"/>
+            <w:tcMar>
+              <w:top w:type="dxa" w:w="70"/>
+              <w:left w:type="dxa" w:w="110"/>
+              <w:bottom w:type="dxa" w:w="70"/>
+              <w:right w:type="dxa" w:w="110"/>
+            </w:tcMar>
+            <w:vAlign w:val="center"/>
+          </w:tcPr>
+          <w:p>
+            <w:pPr>
+              <w:spacing w:after="0" w:before="0"/>
+            </w:pPr>
+            <w:r>
+              <w:rPr>
+                <w:rFonts w:ascii="Arial" w:cs="Arial" w:eastAsia="Arial" w:hAnsi="Arial"/>
+                <w:color w:val="1B2118"/>
+                <w:sz w:val="18"/>
+                <w:szCs w:val="18"/>
+              </w:rPr>
+              <w:t xml:space="preserve">[A] Impostazioni → Documenti richiesti per fase: controllate le voci già presenti, poi aggiungete Progetto, Fase 2, «Altra (scrivila)…» «Delibera tariffaria»</w:t>
+            </w:r>
+          </w:p>
+        </w:tc>
+        <w:tc>
+          <w:tcPr>
+            <w:tcW w:type="dxa" w:w="4376"/>
+            <w:tcBorders>
+              <w:top w:val="single" w:color="D9D4C5" w:sz="4"/>
+              <w:left w:val="single" w:color="D9D4C5" w:sz="4"/>
+              <w:bottom w:val="single" w:color="D9D4C5" w:sz="4"/>
+              <w:right w:val="single" w:color="D9D4C5" w:sz="4"/>
+            </w:tcBorders>
+            <w:shd w:fill="F6F4EE" w:color="auto" w:val="clear"/>
+            <w:tcMar>
+              <w:top w:type="dxa" w:w="70"/>
+              <w:left w:type="dxa" w:w="110"/>
+              <w:bottom w:type="dxa" w:w="70"/>
+              <w:right w:type="dxa" w:w="110"/>
+            </w:tcMar>
+            <w:vAlign w:val="center"/>
+          </w:tcPr>
+          <w:p>
+            <w:pPr>
+              <w:spacing w:after="0" w:before="0"/>
+            </w:pPr>
+            <w:r>
+              <w:rPr>
+                <w:rFonts w:ascii="Arial" w:cs="Arial" w:eastAsia="Arial" w:hAnsi="Arial"/>
+                <w:color w:val="1B2118"/>
+                <w:sz w:val="18"/>
+                <w:szCs w:val="18"/>
+              </w:rPr>
+              <w:t xml:space="preserve">Ci sono già le voci della Guida (es. Progetto · Fase 1 «Modulo di descrizione del progetto», Fase 3 «Contratto con l'ente di validazione e verifica»); la nuova voce compare in elenco</w:t>
+            </w:r>
+          </w:p>
+        </w:tc>
+      </w:tr>
+      <w:tr>
+        <w:trPr>
+          <w:cantSplit/>
+        </w:trPr>
+        <w:tc>
+          <w:tcPr>
+            <w:tcW w:type="dxa" w:w="885"/>
+            <w:tcBorders>
+              <w:top w:val="single" w:color="D9D4C5" w:sz="4"/>
+              <w:left w:val="single" w:color="D9D4C5" w:sz="4"/>
+              <w:bottom w:val="single" w:color="D9D4C5" w:sz="4"/>
+              <w:right w:val="single" w:color="D9D4C5" w:sz="4"/>
+            </w:tcBorders>
             <w:tcMar>
               <w:top w:type="dxa" w:w="70"/>
               <w:left w:type="dxa" w:w="110"/>
@@ -9846,14 +10311,13 @@
         </w:tc>
         <w:tc>
           <w:tcPr>
-            <w:tcW w:type="dxa" w:w="4414"/>
-            <w:tcBorders>
-              <w:top w:val="single" w:color="D9D4C5" w:sz="4"/>
-              <w:left w:val="single" w:color="D9D4C5" w:sz="4"/>
-              <w:bottom w:val="single" w:color="D9D4C5" w:sz="4"/>
-              <w:right w:val="single" w:color="D9D4C5" w:sz="4"/>
-            </w:tcBorders>
-            <w:shd w:fill="F6F4EE" w:color="auto" w:val="clear"/>
+            <w:tcW w:type="dxa" w:w="4377"/>
+            <w:tcBorders>
+              <w:top w:val="single" w:color="D9D4C5" w:sz="4"/>
+              <w:left w:val="single" w:color="D9D4C5" w:sz="4"/>
+              <w:bottom w:val="single" w:color="D9D4C5" w:sz="4"/>
+              <w:right w:val="single" w:color="D9D4C5" w:sz="4"/>
+            </w:tcBorders>
             <w:tcMar>
               <w:top w:type="dxa" w:w="70"/>
               <w:left w:type="dxa" w:w="110"/>
@@ -9879,14 +10343,13 @@
         </w:tc>
         <w:tc>
           <w:tcPr>
-            <w:tcW w:type="dxa" w:w="4415"/>
-            <w:tcBorders>
-              <w:top w:val="single" w:color="D9D4C5" w:sz="4"/>
-              <w:left w:val="single" w:color="D9D4C5" w:sz="4"/>
-              <w:bottom w:val="single" w:color="D9D4C5" w:sz="4"/>
-              <w:right w:val="single" w:color="D9D4C5" w:sz="4"/>
-            </w:tcBorders>
-            <w:shd w:fill="F6F4EE" w:color="auto" w:val="clear"/>
+            <w:tcW w:type="dxa" w:w="4376"/>
+            <w:tcBorders>
+              <w:top w:val="single" w:color="D9D4C5" w:sz="4"/>
+              <w:left w:val="single" w:color="D9D4C5" w:sz="4"/>
+              <w:bottom w:val="single" w:color="D9D4C5" w:sz="4"/>
+              <w:right w:val="single" w:color="D9D4C5" w:sz="4"/>
+            </w:tcBorders>
             <w:tcMar>
               <w:top w:type="dxa" w:w="70"/>
               <w:left w:type="dxa" w:w="110"/>
@@ -23446,7 +23909,7 @@
         <w:szCs w:val="16"/>
       </w:rPr>
       <w:tab/>
-      <w:t xml:space="preserve">Manuale Test · Rev. 2.4 · 19/10/2026</w:t>
+      <w:t xml:space="preserve">Manuale Test · Rev. 2.5 · 19/10/2026</w:t>
     </w:r>
   </w:p>
 </w:hdr>
@@ -23511,7 +23974,7 @@
         <w:szCs w:val="16"/>
       </w:rPr>
       <w:tab/>
-      <w:t xml:space="preserve">Manuale Test · Rev. 2.4 · 19/10/2026</w:t>
+      <w:t xml:space="preserve">Manuale Test · Rev. 2.5 · 19/10/2026</w:t>
     </w:r>
   </w:p>
 </w:hdr>

--- a/public/documentazione/Manuale_Test_Portale_CWP.docx
+++ b/public/documentazione/Manuale_Test_Portale_CWP.docx
@@ -302,7 +302,7 @@
                 <w:sz w:val="20"/>
                 <w:szCs w:val="20"/>
               </w:rPr>
-              <w:t xml:space="preserve">Rev. 2.5</w:t>
+              <w:t xml:space="preserve">Rev. 2.6</w:t>
             </w:r>
           </w:p>
         </w:tc>
@@ -719,7 +719,7 @@
                 <w:sz w:val="18"/>
                 <w:szCs w:val="18"/>
               </w:rPr>
-              <w:t xml:space="preserve">2.5</w:t>
+              <w:t xml:space="preserve">2.6</w:t>
             </w:r>
           </w:p>
         </w:tc>
@@ -783,7 +783,7 @@
                 <w:sz w:val="18"/>
                 <w:szCs w:val="18"/>
               </w:rPr>
-              <w:t xml:space="preserve">Prove 1.3a-1.3a3: nomina di un Amministratore e protezione del principale.</w:t>
+              <w:t xml:space="preserve">Prove 1.3 e 1.3c: email con le credenziali.</w:t>
             </w:r>
           </w:p>
         </w:tc>
@@ -853,7 +853,7 @@
                 <w:sz w:val="18"/>
                 <w:szCs w:val="18"/>
               </w:rPr>
-              <w:t xml:space="preserve">2.4</w:t>
+              <w:t xml:space="preserve">2.5</w:t>
             </w:r>
           </w:p>
         </w:tc>
@@ -919,7 +919,7 @@
                 <w:sz w:val="18"/>
                 <w:szCs w:val="18"/>
               </w:rPr>
-              <w:t xml:space="preserve">Prove 8b.7c e 8b.7d: costi Caso 1 e Caso 2.</w:t>
+              <w:t xml:space="preserve">Prove 1.3a-1.3a3: nomina di un Amministratore e protezione del principale.</w:t>
             </w:r>
           </w:p>
         </w:tc>
@@ -989,7 +989,7 @@
                 <w:sz w:val="18"/>
                 <w:szCs w:val="18"/>
               </w:rPr>
-              <w:t xml:space="preserve">2.3</w:t>
+              <w:t xml:space="preserve">2.4</w:t>
             </w:r>
           </w:p>
         </w:tc>
@@ -1053,7 +1053,7 @@
                 <w:sz w:val="18"/>
                 <w:szCs w:val="18"/>
               </w:rPr>
-              <w:t xml:space="preserve">Prova 8b.7b aggiornata: valore del credito anno per anno.</w:t>
+              <w:t xml:space="preserve">Prove 8b.7c e 8b.7d: costi Caso 1 e Caso 2.</w:t>
             </w:r>
           </w:p>
         </w:tc>
@@ -1123,7 +1123,7 @@
                 <w:sz w:val="18"/>
                 <w:szCs w:val="18"/>
               </w:rPr>
-              <w:t xml:space="preserve">2.2</w:t>
+              <w:t xml:space="preserve">2.3</w:t>
             </w:r>
           </w:p>
         </w:tc>
@@ -1189,7 +1189,7 @@
                 <w:sz w:val="18"/>
                 <w:szCs w:val="18"/>
               </w:rPr>
-              <w:t xml:space="preserve">Prova 8b.7b della simulazione economica (ricavi e costi per il Comune).</w:t>
+              <w:t xml:space="preserve">Prova 8b.7b aggiornata: valore del credito anno per anno.</w:t>
             </w:r>
           </w:p>
         </w:tc>
@@ -1259,7 +1259,7 @@
                 <w:sz w:val="18"/>
                 <w:szCs w:val="18"/>
               </w:rPr>
-              <w:t xml:space="preserve">2.1</w:t>
+              <w:t xml:space="preserve">2.2</w:t>
             </w:r>
           </w:p>
         </w:tc>
@@ -1323,7 +1323,7 @@
                 <w:sz w:val="18"/>
                 <w:szCs w:val="18"/>
               </w:rPr>
-              <w:t xml:space="preserve">Prove 8b.2b e 8b.2c (scenario di riferimento e situazione attuale).</w:t>
+              <w:t xml:space="preserve">Prova 8b.7b della simulazione economica (ricavi e costi per il Comune).</w:t>
             </w:r>
           </w:p>
         </w:tc>
@@ -1393,7 +1393,7 @@
                 <w:sz w:val="18"/>
                 <w:szCs w:val="18"/>
               </w:rPr>
-              <w:t xml:space="preserve">2.0</w:t>
+              <w:t xml:space="preserve">2.1</w:t>
             </w:r>
           </w:p>
         </w:tc>
@@ -1459,7 +1459,7 @@
                 <w:sz w:val="18"/>
                 <w:szCs w:val="18"/>
               </w:rPr>
-              <w:t xml:space="preserve">Prove 8b del simulatore di scenari.</w:t>
+              <w:t xml:space="preserve">Prove 8b.2b e 8b.2c (scenario di riferimento e situazione attuale).</w:t>
             </w:r>
           </w:p>
         </w:tc>
@@ -1529,7 +1529,7 @@
                 <w:sz w:val="18"/>
                 <w:szCs w:val="18"/>
               </w:rPr>
-              <w:t xml:space="preserve">1.9</w:t>
+              <w:t xml:space="preserve">2.0</w:t>
             </w:r>
           </w:p>
         </w:tc>
@@ -1593,7 +1593,7 @@
                 <w:sz w:val="18"/>
                 <w:szCs w:val="18"/>
               </w:rPr>
-              <w:t xml:space="preserve">In sviluppo: simulatore di scenari e assistente virtuale.</w:t>
+              <w:t xml:space="preserve">Prove 8b del simulatore di scenari.</w:t>
             </w:r>
           </w:p>
         </w:tc>
@@ -1663,7 +1663,7 @@
                 <w:sz w:val="18"/>
                 <w:szCs w:val="18"/>
               </w:rPr>
-              <w:t xml:space="preserve">1.8</w:t>
+              <w:t xml:space="preserve">1.9</w:t>
             </w:r>
           </w:p>
         </w:tc>
@@ -1729,7 +1729,7 @@
                 <w:sz w:val="18"/>
                 <w:szCs w:val="18"/>
               </w:rPr>
-              <w:t xml:space="preserve">Tolto il limite noto sull'incarico del soggetto promotore del programma.</w:t>
+              <w:t xml:space="preserve">In sviluppo: simulatore di scenari e assistente virtuale.</w:t>
             </w:r>
           </w:p>
         </w:tc>
@@ -1799,7 +1799,7 @@
                 <w:sz w:val="18"/>
                 <w:szCs w:val="18"/>
               </w:rPr>
-              <w:t xml:space="preserve">1.7</w:t>
+              <w:t xml:space="preserve">1.8</w:t>
             </w:r>
           </w:p>
         </w:tc>
@@ -1831,7 +1831,7 @@
                 <w:sz w:val="18"/>
                 <w:szCs w:val="18"/>
               </w:rPr>
-              <w:t xml:space="preserve">18/10/2026</w:t>
+              <w:t xml:space="preserve">19/10/2026</w:t>
             </w:r>
           </w:p>
         </w:tc>
@@ -1863,7 +1863,7 @@
                 <w:sz w:val="18"/>
                 <w:szCs w:val="18"/>
               </w:rPr>
-              <w:t xml:space="preserve">Percorso di prova esteso alle funzioni dell'allineamento ai documenti CWP: territorio ISTAT, stati del Programma, Rapporto a 7 fasi, tariffe e sospensione, accuratezza, ritiro, account unico, crediti emessi, reclami, pagina pubblica, qualità dei dati.</w:t>
+              <w:t xml:space="preserve">Tolto il limite noto sull'incarico del soggetto promotore del programma.</w:t>
             </w:r>
           </w:p>
         </w:tc>
@@ -1933,7 +1933,7 @@
                 <w:sz w:val="18"/>
                 <w:szCs w:val="18"/>
               </w:rPr>
-              <w:t xml:space="preserve">1.6</w:t>
+              <w:t xml:space="preserve">1.7</w:t>
             </w:r>
           </w:p>
         </w:tc>
@@ -1999,7 +1999,7 @@
                 <w:sz w:val="18"/>
                 <w:szCs w:val="18"/>
               </w:rPr>
-              <w:t xml:space="preserve">Glossario: descrizione corretta del buffer (al massimo 80%).</w:t>
+              <w:t xml:space="preserve">Percorso di prova esteso alle funzioni dell'allineamento ai documenti CWP: territorio ISTAT, stati del Programma, Rapporto a 7 fasi, tariffe e sospensione, accuratezza, ritiro, account unico, crediti emessi, reclami, pagina pubblica, qualità dei dati.</w:t>
             </w:r>
           </w:p>
         </w:tc>
@@ -2069,7 +2069,7 @@
                 <w:sz w:val="18"/>
                 <w:szCs w:val="18"/>
               </w:rPr>
-              <w:t xml:space="preserve">1.5</w:t>
+              <w:t xml:space="preserve">1.6</w:t>
             </w:r>
           </w:p>
         </w:tc>
@@ -2133,7 +2133,7 @@
                 <w:sz w:val="18"/>
                 <w:szCs w:val="18"/>
               </w:rPr>
-              <w:t xml:space="preserve">Nuove prove 1.2b, 1.8, 3.7, 4.1b, 6.4, 6.5; prove 1.6, 1.7, 3.2, 4.1, 4.6, 5.4 e 6.3 aggiornate (anagrafiche, documenti richiesti, consultazione, Rapporti a 4 fasi, conservazione, fascicolo).</w:t>
+              <w:t xml:space="preserve">Glossario: descrizione corretta del buffer (al massimo 80%).</w:t>
             </w:r>
           </w:p>
         </w:tc>
@@ -2203,7 +2203,7 @@
                 <w:sz w:val="18"/>
                 <w:szCs w:val="18"/>
               </w:rPr>
-              <w:t xml:space="preserve">1.4</w:t>
+              <w:t xml:space="preserve">1.5</w:t>
             </w:r>
           </w:p>
         </w:tc>
@@ -2269,7 +2269,7 @@
                 <w:sz w:val="18"/>
                 <w:szCs w:val="18"/>
               </w:rPr>
-              <w:t xml:space="preserve">Nuova prova 7.12 (risultato azzerato dopo una modifica dei dati); prove successive del blocco 7 rinumerate; prova 8.4 estesa.</w:t>
+              <w:t xml:space="preserve">Nuove prove 1.2b, 1.8, 3.7, 4.1b, 6.4, 6.5; prove 1.6, 1.7, 3.2, 4.1, 4.6, 5.4 e 6.3 aggiornate (anagrafiche, documenti richiesti, consultazione, Rapporti a 4 fasi, conservazione, fascicolo).</w:t>
             </w:r>
           </w:p>
         </w:tc>
@@ -2339,7 +2339,7 @@
                 <w:sz w:val="18"/>
                 <w:szCs w:val="18"/>
               </w:rPr>
-              <w:t xml:space="preserve">1.3</w:t>
+              <w:t xml:space="preserve">1.4</w:t>
             </w:r>
           </w:p>
         </w:tc>
@@ -2403,7 +2403,7 @@
                 <w:sz w:val="18"/>
                 <w:szCs w:val="18"/>
               </w:rPr>
-              <w:t xml:space="preserve">Prove del rapporto PDF, del numero di registro e del registro dei crediti con le nuove versioni.</w:t>
+              <w:t xml:space="preserve">Nuova prova 7.12 (risultato azzerato dopo una modifica dei dati); prove successive del blocco 7 rinumerate; prova 8.4 estesa.</w:t>
             </w:r>
           </w:p>
         </w:tc>
@@ -2473,7 +2473,7 @@
                 <w:sz w:val="18"/>
                 <w:szCs w:val="18"/>
               </w:rPr>
-              <w:t xml:space="preserve">1.2</w:t>
+              <w:t xml:space="preserve">1.3</w:t>
             </w:r>
           </w:p>
         </w:tc>
@@ -2539,7 +2539,7 @@
                 <w:sz w:val="18"/>
                 <w:szCs w:val="18"/>
               </w:rPr>
-              <w:t xml:space="preserve">Calcolo crediti: prove di import del tracciato con i file di esempio (compilato, letture, dati personali) e dei controlli di coerenza.</w:t>
+              <w:t xml:space="preserve">Prove del rapporto PDF, del numero di registro e del registro dei crediti con le nuove versioni.</w:t>
             </w:r>
           </w:p>
         </w:tc>
@@ -2609,7 +2609,7 @@
                 <w:sz w:val="18"/>
                 <w:szCs w:val="18"/>
               </w:rPr>
-              <w:t xml:space="preserve">1.1</w:t>
+              <w:t xml:space="preserve">1.2</w:t>
             </w:r>
           </w:p>
         </w:tc>
@@ -2673,7 +2673,7 @@
                 <w:sz w:val="18"/>
                 <w:szCs w:val="18"/>
               </w:rPr>
-              <w:t xml:space="preserve">Prove per Enti di Validazione, modelli, note di fase, messaggi, pagamenti visibili al Comune, pratica sospesa, consultazione pubblica con conferma dell'email, limiti di invio ed errata corrige.</w:t>
+              <w:t xml:space="preserve">Calcolo crediti: prove di import del tracciato con i file di esempio (compilato, letture, dati personali) e dei controlli di coerenza.</w:t>
             </w:r>
           </w:p>
         </w:tc>
@@ -2743,6 +2743,142 @@
                 <w:sz w:val="18"/>
                 <w:szCs w:val="18"/>
               </w:rPr>
+              <w:t xml:space="preserve">1.1</w:t>
+            </w:r>
+          </w:p>
+        </w:tc>
+        <w:tc>
+          <w:tcPr>
+            <w:tcW w:type="dxa" w:w="1300"/>
+            <w:tcBorders>
+              <w:top w:val="single" w:color="D9D4C5" w:sz="4"/>
+              <w:left w:val="single" w:color="D9D4C5" w:sz="4"/>
+              <w:bottom w:val="single" w:color="D9D4C5" w:sz="4"/>
+              <w:right w:val="single" w:color="D9D4C5" w:sz="4"/>
+            </w:tcBorders>
+            <w:shd w:fill="F6F4EE" w:color="auto" w:val="clear"/>
+            <w:tcMar>
+              <w:top w:type="dxa" w:w="70"/>
+              <w:left w:type="dxa" w:w="110"/>
+              <w:bottom w:type="dxa" w:w="70"/>
+              <w:right w:type="dxa" w:w="110"/>
+            </w:tcMar>
+            <w:vAlign w:val="center"/>
+          </w:tcPr>
+          <w:p>
+            <w:pPr>
+              <w:spacing w:after="0" w:before="0"/>
+            </w:pPr>
+            <w:r>
+              <w:rPr>
+                <w:rFonts w:ascii="Arial" w:cs="Arial" w:eastAsia="Arial" w:hAnsi="Arial"/>
+                <w:color w:val="1B2118"/>
+                <w:sz w:val="18"/>
+                <w:szCs w:val="18"/>
+              </w:rPr>
+              <w:t xml:space="preserve">18/10/2026</w:t>
+            </w:r>
+          </w:p>
+        </w:tc>
+        <w:tc>
+          <w:tcPr>
+            <w:tcW w:type="dxa" w:w="5538"/>
+            <w:tcBorders>
+              <w:top w:val="single" w:color="D9D4C5" w:sz="4"/>
+              <w:left w:val="single" w:color="D9D4C5" w:sz="4"/>
+              <w:bottom w:val="single" w:color="D9D4C5" w:sz="4"/>
+              <w:right w:val="single" w:color="D9D4C5" w:sz="4"/>
+            </w:tcBorders>
+            <w:shd w:fill="F6F4EE" w:color="auto" w:val="clear"/>
+            <w:tcMar>
+              <w:top w:type="dxa" w:w="70"/>
+              <w:left w:type="dxa" w:w="110"/>
+              <w:bottom w:type="dxa" w:w="70"/>
+              <w:right w:type="dxa" w:w="110"/>
+            </w:tcMar>
+            <w:vAlign w:val="center"/>
+          </w:tcPr>
+          <w:p>
+            <w:pPr>
+              <w:spacing w:after="0" w:before="0"/>
+            </w:pPr>
+            <w:r>
+              <w:rPr>
+                <w:rFonts w:ascii="Arial" w:cs="Arial" w:eastAsia="Arial" w:hAnsi="Arial"/>
+                <w:color w:val="1B2118"/>
+                <w:sz w:val="18"/>
+                <w:szCs w:val="18"/>
+              </w:rPr>
+              <w:t xml:space="preserve">Prove per Enti di Validazione, modelli, note di fase, messaggi, pagamenti visibili al Comune, pratica sospesa, consultazione pubblica con conferma dell'email, limiti di invio ed errata corrige.</w:t>
+            </w:r>
+          </w:p>
+        </w:tc>
+        <w:tc>
+          <w:tcPr>
+            <w:tcW w:type="dxa" w:w="2000"/>
+            <w:tcBorders>
+              <w:top w:val="single" w:color="D9D4C5" w:sz="4"/>
+              <w:left w:val="single" w:color="D9D4C5" w:sz="4"/>
+              <w:bottom w:val="single" w:color="D9D4C5" w:sz="4"/>
+              <w:right w:val="single" w:color="D9D4C5" w:sz="4"/>
+            </w:tcBorders>
+            <w:shd w:fill="F6F4EE" w:color="auto" w:val="clear"/>
+            <w:tcMar>
+              <w:top w:type="dxa" w:w="70"/>
+              <w:left w:type="dxa" w:w="110"/>
+              <w:bottom w:type="dxa" w:w="70"/>
+              <w:right w:type="dxa" w:w="110"/>
+            </w:tcMar>
+            <w:vAlign w:val="center"/>
+          </w:tcPr>
+          <w:p>
+            <w:pPr>
+              <w:spacing w:after="0" w:before="0"/>
+            </w:pPr>
+            <w:r>
+              <w:rPr>
+                <w:rFonts w:ascii="Arial" w:cs="Arial" w:eastAsia="Arial" w:hAnsi="Arial"/>
+                <w:color w:val="1B2118"/>
+                <w:sz w:val="18"/>
+                <w:szCs w:val="18"/>
+              </w:rPr>
+              <w:t xml:space="preserve">Fondazione Operate</w:t>
+            </w:r>
+          </w:p>
+        </w:tc>
+      </w:tr>
+      <w:tr>
+        <w:trPr>
+          <w:cantSplit/>
+        </w:trPr>
+        <w:tc>
+          <w:tcPr>
+            <w:tcW w:type="dxa" w:w="800"/>
+            <w:tcBorders>
+              <w:top w:val="single" w:color="D9D4C5" w:sz="4"/>
+              <w:left w:val="single" w:color="D9D4C5" w:sz="4"/>
+              <w:bottom w:val="single" w:color="D9D4C5" w:sz="4"/>
+              <w:right w:val="single" w:color="D9D4C5" w:sz="4"/>
+            </w:tcBorders>
+            <w:tcMar>
+              <w:top w:type="dxa" w:w="70"/>
+              <w:left w:type="dxa" w:w="110"/>
+              <w:bottom w:type="dxa" w:w="70"/>
+              <w:right w:type="dxa" w:w="110"/>
+            </w:tcMar>
+            <w:vAlign w:val="center"/>
+          </w:tcPr>
+          <w:p>
+            <w:pPr>
+              <w:spacing w:after="0" w:before="0"/>
+            </w:pPr>
+            <w:r>
+              <w:rPr>
+                <w:rFonts w:ascii="Arial" w:cs="Arial" w:eastAsia="Arial" w:hAnsi="Arial"/>
+                <w:color w:val="1B2118"/>
+                <w:sz w:val="18"/>
+                <w:szCs w:val="18"/>
+              </w:rPr>
               <w:t xml:space="preserve">1.0</w:t>
             </w:r>
           </w:p>
@@ -2756,7 +2892,6 @@
               <w:bottom w:val="single" w:color="D9D4C5" w:sz="4"/>
               <w:right w:val="single" w:color="D9D4C5" w:sz="4"/>
             </w:tcBorders>
-            <w:shd w:fill="F6F4EE" w:color="auto" w:val="clear"/>
             <w:tcMar>
               <w:top w:type="dxa" w:w="70"/>
               <w:left w:type="dxa" w:w="110"/>
@@ -2789,7 +2924,6 @@
               <w:bottom w:val="single" w:color="D9D4C5" w:sz="4"/>
               <w:right w:val="single" w:color="D9D4C5" w:sz="4"/>
             </w:tcBorders>
-            <w:shd w:fill="F6F4EE" w:color="auto" w:val="clear"/>
             <w:tcMar>
               <w:top w:type="dxa" w:w="70"/>
               <w:left w:type="dxa" w:w="110"/>
@@ -2822,7 +2956,6 @@
               <w:bottom w:val="single" w:color="D9D4C5" w:sz="4"/>
               <w:right w:val="single" w:color="D9D4C5" w:sz="4"/>
             </w:tcBorders>
-            <w:shd w:fill="F6F4EE" w:color="auto" w:val="clear"/>
             <w:tcMar>
               <w:top w:type="dxa" w:w="70"/>
               <w:left w:type="dxa" w:w="110"/>
@@ -2864,7 +2997,7 @@
           <w:sz w:val="20"/>
           <w:szCs w:val="20"/>
         </w:rPr>
-        <w:t xml:space="preserve">Guida alla revisione 2.5 del 19/10/2026, allineata al portale e agli altri manuali. È aggiornata a ogni rilascio; la versione corrente si scarica dall'area Documentazione del portale (solo Amministratori).</w:t>
+        <w:t xml:space="preserve">Guida alla revisione 2.6 del 19/10/2026, allineata al portale e agli altri manuali. È aggiornata a ogni rilascio; la versione corrente si scarica dall'area Documentazione del portale (solo Amministratori).</w:t>
       </w:r>
     </w:p>
     <w:p>
@@ -3238,7 +3371,7 @@
         </w:rPr>
         <w:t xml:space="preserve">Il portale: </w:t>
       </w:r>
-      <w:hyperlink w:history="1" r:id="rIderz5i2svn5vsqinznf4jm">
+      <w:hyperlink w:history="1" r:id="rIdegbhjafmtrsvn_7yzg8m_">
         <w:r>
           <w:rPr>
             <w:rFonts w:ascii="Arial" w:cs="Arial" w:eastAsia="Arial" w:hAnsi="Arial"/>
@@ -9203,7 +9336,7 @@
                 <w:sz w:val="18"/>
                 <w:szCs w:val="18"/>
               </w:rPr>
-              <w:t xml:space="preserve">L'utente compare in elenco; annotate la password temporanea</w:t>
+              <w:t xml:space="preserve">L'utente compare in elenco; la finestra dice se l'email con le credenziali è partita (finché il dominio non è verificato su Resend arriva solo all'indirizzo del titolare Resend, per gli altri «⚠ Email non inviata»); annotate la password temporanea</w:t>
             </w:r>
           </w:p>
         </w:tc>
@@ -9240,7 +9373,7 @@
                 <w:sz w:val="18"/>
                 <w:szCs w:val="18"/>
               </w:rPr>
-              <w:t xml:space="preserve">1.3a</w:t>
+              <w:t xml:space="preserve">1.3c</w:t>
             </w:r>
           </w:p>
         </w:tc>
@@ -9272,27 +9405,7 @@
                 <w:sz w:val="18"/>
                 <w:szCs w:val="18"/>
               </w:rPr>
-              <w:t xml:space="preserve">[A] Utenti → + Nuovo utente, ruolo </w:t>
-            </w:r>
-            <w:r>
-              <w:rPr>
-                <w:rFonts w:ascii="Arial" w:cs="Arial" w:eastAsia="Arial" w:hAnsi="Arial"/>
-                <w:b/>
-                <w:bCs/>
-                <w:color w:val="1B2118"/>
-                <w:sz w:val="18"/>
-                <w:szCs w:val="18"/>
-              </w:rPr>
-              <w:t xml:space="preserve">Amministratore</w:t>
-            </w:r>
-            <w:r>
-              <w:rPr>
-                <w:rFonts w:ascii="Arial" w:cs="Arial" w:eastAsia="Arial" w:hAnsi="Arial"/>
-                <w:color w:val="1B2118"/>
-                <w:sz w:val="18"/>
-                <w:szCs w:val="18"/>
-              </w:rPr>
-              <w:t xml:space="preserve"> (compare il promemoria sull'accesso completo) → Crea; poi entrate con il nuovo account</w:t>
+              <w:t xml:space="preserve">[C] Aprite l'email «Il tuo accesso al Portale CWP» (se arrivata) e premete Accedi al portale</w:t>
             </w:r>
           </w:p>
         </w:tc>
@@ -9324,7 +9437,7 @@
                 <w:sz w:val="18"/>
                 <w:szCs w:val="18"/>
               </w:rPr>
-              <w:t xml:space="preserve">Il nuovo utente ha il segno Admin e vede tutto il menu dell'Amministratore</w:t>
+              <w:t xml:space="preserve">Si apre la pagina di accesso; con email e password temporanea dell'email il portale chiede subito la password personale</w:t>
             </w:r>
           </w:p>
         </w:tc>
@@ -9362,7 +9475,7 @@
                 <w:sz w:val="18"/>
                 <w:szCs w:val="18"/>
               </w:rPr>
-              <w:t xml:space="preserve">1.3a2</w:t>
+              <w:t xml:space="preserve">1.3a</w:t>
             </w:r>
           </w:p>
         </w:tc>
@@ -9395,7 +9508,27 @@
                 <w:sz w:val="18"/>
                 <w:szCs w:val="18"/>
               </w:rPr>
-              <w:t xml:space="preserve">[A] Nella riga di luca.moretti@operate.it</w:t>
+              <w:t xml:space="preserve">[A] Utenti → + Nuovo utente, ruolo </w:t>
+            </w:r>
+            <w:r>
+              <w:rPr>
+                <w:rFonts w:ascii="Arial" w:cs="Arial" w:eastAsia="Arial" w:hAnsi="Arial"/>
+                <w:b/>
+                <w:bCs/>
+                <w:color w:val="1B2118"/>
+                <w:sz w:val="18"/>
+                <w:szCs w:val="18"/>
+              </w:rPr>
+              <w:t xml:space="preserve">Amministratore</w:t>
+            </w:r>
+            <w:r>
+              <w:rPr>
+                <w:rFonts w:ascii="Arial" w:cs="Arial" w:eastAsia="Arial" w:hAnsi="Arial"/>
+                <w:color w:val="1B2118"/>
+                <w:sz w:val="18"/>
+                <w:szCs w:val="18"/>
+              </w:rPr>
+              <w:t xml:space="preserve"> (compare il promemoria sull'accesso completo) → Crea; poi entrate con il nuovo account</w:t>
             </w:r>
           </w:p>
         </w:tc>
@@ -9428,7 +9561,7 @@
                 <w:sz w:val="18"/>
                 <w:szCs w:val="18"/>
               </w:rPr>
-              <w:t xml:space="preserve">Segno «Principale», nessun pulsante Modifica, Reimposta password o Disattiva</w:t>
+              <w:t xml:space="preserve">Il nuovo utente ha il segno Admin e vede tutto il menu dell'Amministratore</w:t>
             </w:r>
           </w:p>
         </w:tc>
@@ -9465,7 +9598,7 @@
                 <w:sz w:val="18"/>
                 <w:szCs w:val="18"/>
               </w:rPr>
-              <w:t xml:space="preserve">1.3a3</w:t>
+              <w:t xml:space="preserve">1.3a2</w:t>
             </w:r>
           </w:p>
         </w:tc>
@@ -9497,7 +9630,7 @@
                 <w:sz w:val="18"/>
                 <w:szCs w:val="18"/>
               </w:rPr>
-              <w:t xml:space="preserve">[A] Con Modifica riportate il nuovo Amministratore a Operatore, poi Disattiva e Riattiva</w:t>
+              <w:t xml:space="preserve">[A] Nella riga di luca.moretti@operate.it</w:t>
             </w:r>
           </w:p>
         </w:tc>
@@ -9529,7 +9662,7 @@
                 <w:sz w:val="18"/>
                 <w:szCs w:val="18"/>
               </w:rPr>
-              <w:t xml:space="preserve">Ruolo cambiato; disattivazione e riattivazione riuscite; voci nell'audit</w:t>
+              <w:t xml:space="preserve">Segno «Principale», nessun pulsante Modifica, Reimposta password o Disattiva</w:t>
             </w:r>
           </w:p>
         </w:tc>
@@ -9567,7 +9700,7 @@
                 <w:sz w:val="18"/>
                 <w:szCs w:val="18"/>
               </w:rPr>
-              <w:t xml:space="preserve">1.3b</w:t>
+              <w:t xml:space="preserve">1.3a3</w:t>
             </w:r>
           </w:p>
         </w:tc>
@@ -9600,27 +9733,7 @@
                 <w:sz w:val="18"/>
                 <w:szCs w:val="18"/>
               </w:rPr>
-              <w:t xml:space="preserve">[A] Create un </w:t>
-            </w:r>
-            <w:r>
-              <w:rPr>
-                <w:rFonts w:ascii="Arial" w:cs="Arial" w:eastAsia="Arial" w:hAnsi="Arial"/>
-                <w:b/>
-                <w:bCs/>
-                <w:color w:val="1B2118"/>
-                <w:sz w:val="18"/>
-                <w:szCs w:val="18"/>
-              </w:rPr>
-              <w:t xml:space="preserve">secondo</w:t>
-            </w:r>
-            <w:r>
-              <w:rPr>
-                <w:rFonts w:ascii="Arial" w:cs="Arial" w:eastAsia="Arial" w:hAnsi="Arial"/>
-                <w:color w:val="1B2118"/>
-                <w:sz w:val="18"/>
-                <w:szCs w:val="18"/>
-              </w:rPr>
-              <w:t xml:space="preserve"> utente Cliente associato a «Comune di Prova»</w:t>
+              <w:t xml:space="preserve">[A] Con Modifica riportate il nuovo Amministratore a Operatore, poi Disattiva e Riattiva</w:t>
             </w:r>
           </w:p>
         </w:tc>
@@ -9653,7 +9766,7 @@
                 <w:sz w:val="18"/>
                 <w:szCs w:val="18"/>
               </w:rPr>
-              <w:t xml:space="preserve">Rifiutato: «L'Organizzazione «Comune di Prova» ha già un account attivo… Disattiva quello attuale prima di attivarne un altro»</w:t>
+              <w:t xml:space="preserve">Ruolo cambiato; disattivazione e riattivazione riuscite; voci nell'audit</w:t>
             </w:r>
           </w:p>
         </w:tc>
@@ -9690,7 +9803,7 @@
                 <w:sz w:val="18"/>
                 <w:szCs w:val="18"/>
               </w:rPr>
-              <w:t xml:space="preserve">1.4</w:t>
+              <w:t xml:space="preserve">1.3b</w:t>
             </w:r>
           </w:p>
         </w:tc>
@@ -9722,7 +9835,27 @@
                 <w:sz w:val="18"/>
                 <w:szCs w:val="18"/>
               </w:rPr>
-              <w:t xml:space="preserve">[C] Accedete con la password temporanea</w:t>
+              <w:t xml:space="preserve">[A] Create un </w:t>
+            </w:r>
+            <w:r>
+              <w:rPr>
+                <w:rFonts w:ascii="Arial" w:cs="Arial" w:eastAsia="Arial" w:hAnsi="Arial"/>
+                <w:b/>
+                <w:bCs/>
+                <w:color w:val="1B2118"/>
+                <w:sz w:val="18"/>
+                <w:szCs w:val="18"/>
+              </w:rPr>
+              <w:t xml:space="preserve">secondo</w:t>
+            </w:r>
+            <w:r>
+              <w:rPr>
+                <w:rFonts w:ascii="Arial" w:cs="Arial" w:eastAsia="Arial" w:hAnsi="Arial"/>
+                <w:color w:val="1B2118"/>
+                <w:sz w:val="18"/>
+                <w:szCs w:val="18"/>
+              </w:rPr>
+              <w:t xml:space="preserve"> utente Cliente associato a «Comune di Prova»</w:t>
             </w:r>
           </w:p>
         </w:tc>
@@ -9754,7 +9887,7 @@
                 <w:sz w:val="18"/>
                 <w:szCs w:val="18"/>
               </w:rPr>
-              <w:t xml:space="preserve">Il portale chiede subito una nuova password (min. 10 caratteri, lettere e numeri)</w:t>
+              <w:t xml:space="preserve">Rifiutato: «L'Organizzazione «Comune di Prova» ha già un account attivo… Disattiva quello attuale prima di attivarne un altro»</w:t>
             </w:r>
           </w:p>
         </w:tc>
@@ -9792,7 +9925,7 @@
                 <w:sz w:val="18"/>
                 <w:szCs w:val="18"/>
               </w:rPr>
-              <w:t xml:space="preserve">1.5</w:t>
+              <w:t xml:space="preserve">1.4</w:t>
             </w:r>
           </w:p>
         </w:tc>
@@ -9825,7 +9958,7 @@
                 <w:sz w:val="18"/>
                 <w:szCs w:val="18"/>
               </w:rPr>
-              <w:t xml:space="preserve">[C] Aprite Il mio profilo e il Manuale</w:t>
+              <w:t xml:space="preserve">[C] Accedete con la password temporanea</w:t>
             </w:r>
           </w:p>
         </w:tc>
@@ -9858,7 +9991,7 @@
                 <w:sz w:val="18"/>
                 <w:szCs w:val="18"/>
               </w:rPr>
-              <w:t xml:space="preserve">Dati dell'account; manuale scaricabile in PDF</w:t>
+              <w:t xml:space="preserve">Il portale chiede subito una nuova password (min. 10 caratteri, lettere e numeri)</w:t>
             </w:r>
           </w:p>
         </w:tc>
@@ -9895,7 +10028,7 @@
                 <w:sz w:val="18"/>
                 <w:szCs w:val="18"/>
               </w:rPr>
-              <w:t xml:space="preserve">1.6</w:t>
+              <w:t xml:space="preserve">1.5</w:t>
             </w:r>
           </w:p>
         </w:tc>
@@ -9927,7 +10060,7 @@
                 <w:sz w:val="18"/>
                 <w:szCs w:val="18"/>
               </w:rPr>
-              <w:t xml:space="preserve">[O] Anagrafiche → Enti di Validazione: + Nuovo ente «RINA (prova)»</w:t>
+              <w:t xml:space="preserve">[C] Aprite Il mio profilo e il Manuale</w:t>
             </w:r>
           </w:p>
         </w:tc>
@@ -9959,7 +10092,7 @@
                 <w:sz w:val="18"/>
                 <w:szCs w:val="18"/>
               </w:rPr>
-              <w:t xml:space="preserve">L'ente compare in elenco (anche un Operatore può crearlo)</w:t>
+              <w:t xml:space="preserve">Dati dell'account; manuale scaricabile in PDF</w:t>
             </w:r>
           </w:p>
         </w:tc>
@@ -9997,7 +10130,7 @@
                 <w:sz w:val="18"/>
                 <w:szCs w:val="18"/>
               </w:rPr>
-              <w:t xml:space="preserve">1.6b</w:t>
+              <w:t xml:space="preserve">1.6</w:t>
             </w:r>
           </w:p>
         </w:tc>
@@ -10030,7 +10163,7 @@
                 <w:sz w:val="18"/>
                 <w:szCs w:val="18"/>
               </w:rPr>
-              <w:t xml:space="preserve">[O] Anagrafiche → Registri: + Nuovo registro «Registro (prova)», attivo</w:t>
+              <w:t xml:space="preserve">[O] Anagrafiche → Enti di Validazione: + Nuovo ente «RINA (prova)»</w:t>
             </w:r>
           </w:p>
         </w:tc>
@@ -10063,7 +10196,7 @@
                 <w:sz w:val="18"/>
                 <w:szCs w:val="18"/>
               </w:rPr>
-              <w:t xml:space="preserve">Il registro compare in elenco (serve alla prova 8.2)</w:t>
+              <w:t xml:space="preserve">L'ente compare in elenco (anche un Operatore può crearlo)</w:t>
             </w:r>
           </w:p>
         </w:tc>
@@ -10100,7 +10233,7 @@
                 <w:sz w:val="18"/>
                 <w:szCs w:val="18"/>
               </w:rPr>
-              <w:t xml:space="preserve">1.7</w:t>
+              <w:t xml:space="preserve">1.6b</w:t>
             </w:r>
           </w:p>
         </w:tc>
@@ -10132,7 +10265,7 @@
                 <w:sz w:val="18"/>
                 <w:szCs w:val="18"/>
               </w:rPr>
-              <w:t xml:space="preserve">[A] Impostazioni → Modelli di documento: un modello per «Progetto · Fase 1» e uno Generale, spuntando «pubblico» sul secondo con sezione «Modulistica»</w:t>
+              <w:t xml:space="preserve">[O] Anagrafiche → Registri: + Nuovo registro «Registro (prova)», attivo</w:t>
             </w:r>
           </w:p>
         </w:tc>
@@ -10164,7 +10297,7 @@
                 <w:sz w:val="18"/>
                 <w:szCs w:val="18"/>
               </w:rPr>
-              <w:t xml:space="preserve">Pubblicati; il Comune vede il primo nella fase 1 e il secondo in I tuoi documenti</w:t>
+              <w:t xml:space="preserve">Il registro compare in elenco (serve alla prova 8.2)</w:t>
             </w:r>
           </w:p>
         </w:tc>
@@ -10202,7 +10335,7 @@
                 <w:sz w:val="18"/>
                 <w:szCs w:val="18"/>
               </w:rPr>
-              <w:t xml:space="preserve">1.8</w:t>
+              <w:t xml:space="preserve">1.7</w:t>
             </w:r>
           </w:p>
         </w:tc>
@@ -10235,7 +10368,7 @@
                 <w:sz w:val="18"/>
                 <w:szCs w:val="18"/>
               </w:rPr>
-              <w:t xml:space="preserve">[A] Impostazioni → Documenti richiesti per fase: controllate le voci già presenti, poi aggiungete Progetto, Fase 2, «Altra (scrivila)…» «Delibera tariffaria»</w:t>
+              <w:t xml:space="preserve">[A] Impostazioni → Modelli di documento: un modello per «Progetto · Fase 1» e uno Generale, spuntando «pubblico» sul secondo con sezione «Modulistica»</w:t>
             </w:r>
           </w:p>
         </w:tc>
@@ -10268,7 +10401,7 @@
                 <w:sz w:val="18"/>
                 <w:szCs w:val="18"/>
               </w:rPr>
-              <w:t xml:space="preserve">Ci sono già le voci della Guida (es. Progetto · Fase 1 «Modulo di descrizione del progetto», Fase 3 «Contratto con l'ente di validazione e verifica»); la nuova voce compare in elenco</w:t>
+              <w:t xml:space="preserve">Pubblicati; il Comune vede il primo nella fase 1 e il secondo in I tuoi documenti</w:t>
             </w:r>
           </w:p>
         </w:tc>
@@ -10305,6 +10438,108 @@
                 <w:sz w:val="18"/>
                 <w:szCs w:val="18"/>
               </w:rPr>
+              <w:t xml:space="preserve">1.8</w:t>
+            </w:r>
+          </w:p>
+        </w:tc>
+        <w:tc>
+          <w:tcPr>
+            <w:tcW w:type="dxa" w:w="4377"/>
+            <w:tcBorders>
+              <w:top w:val="single" w:color="D9D4C5" w:sz="4"/>
+              <w:left w:val="single" w:color="D9D4C5" w:sz="4"/>
+              <w:bottom w:val="single" w:color="D9D4C5" w:sz="4"/>
+              <w:right w:val="single" w:color="D9D4C5" w:sz="4"/>
+            </w:tcBorders>
+            <w:tcMar>
+              <w:top w:type="dxa" w:w="70"/>
+              <w:left w:type="dxa" w:w="110"/>
+              <w:bottom w:type="dxa" w:w="70"/>
+              <w:right w:type="dxa" w:w="110"/>
+            </w:tcMar>
+            <w:vAlign w:val="center"/>
+          </w:tcPr>
+          <w:p>
+            <w:pPr>
+              <w:spacing w:after="0" w:before="0"/>
+            </w:pPr>
+            <w:r>
+              <w:rPr>
+                <w:rFonts w:ascii="Arial" w:cs="Arial" w:eastAsia="Arial" w:hAnsi="Arial"/>
+                <w:color w:val="1B2118"/>
+                <w:sz w:val="18"/>
+                <w:szCs w:val="18"/>
+              </w:rPr>
+              <w:t xml:space="preserve">[A] Impostazioni → Documenti richiesti per fase: controllate le voci già presenti, poi aggiungete Progetto, Fase 2, «Altra (scrivila)…» «Delibera tariffaria»</w:t>
+            </w:r>
+          </w:p>
+        </w:tc>
+        <w:tc>
+          <w:tcPr>
+            <w:tcW w:type="dxa" w:w="4376"/>
+            <w:tcBorders>
+              <w:top w:val="single" w:color="D9D4C5" w:sz="4"/>
+              <w:left w:val="single" w:color="D9D4C5" w:sz="4"/>
+              <w:bottom w:val="single" w:color="D9D4C5" w:sz="4"/>
+              <w:right w:val="single" w:color="D9D4C5" w:sz="4"/>
+            </w:tcBorders>
+            <w:tcMar>
+              <w:top w:type="dxa" w:w="70"/>
+              <w:left w:type="dxa" w:w="110"/>
+              <w:bottom w:type="dxa" w:w="70"/>
+              <w:right w:type="dxa" w:w="110"/>
+            </w:tcMar>
+            <w:vAlign w:val="center"/>
+          </w:tcPr>
+          <w:p>
+            <w:pPr>
+              <w:spacing w:after="0" w:before="0"/>
+            </w:pPr>
+            <w:r>
+              <w:rPr>
+                <w:rFonts w:ascii="Arial" w:cs="Arial" w:eastAsia="Arial" w:hAnsi="Arial"/>
+                <w:color w:val="1B2118"/>
+                <w:sz w:val="18"/>
+                <w:szCs w:val="18"/>
+              </w:rPr>
+              <w:t xml:space="preserve">Ci sono già le voci della Guida (es. Progetto · Fase 1 «Modulo di descrizione del progetto», Fase 3 «Contratto con l'ente di validazione e verifica»); la nuova voce compare in elenco</w:t>
+            </w:r>
+          </w:p>
+        </w:tc>
+      </w:tr>
+      <w:tr>
+        <w:trPr>
+          <w:cantSplit/>
+        </w:trPr>
+        <w:tc>
+          <w:tcPr>
+            <w:tcW w:type="dxa" w:w="885"/>
+            <w:tcBorders>
+              <w:top w:val="single" w:color="D9D4C5" w:sz="4"/>
+              <w:left w:val="single" w:color="D9D4C5" w:sz="4"/>
+              <w:bottom w:val="single" w:color="D9D4C5" w:sz="4"/>
+              <w:right w:val="single" w:color="D9D4C5" w:sz="4"/>
+            </w:tcBorders>
+            <w:shd w:fill="F6F4EE" w:color="auto" w:val="clear"/>
+            <w:tcMar>
+              <w:top w:type="dxa" w:w="70"/>
+              <w:left w:type="dxa" w:w="110"/>
+              <w:bottom w:type="dxa" w:w="70"/>
+              <w:right w:type="dxa" w:w="110"/>
+            </w:tcMar>
+            <w:vAlign w:val="center"/>
+          </w:tcPr>
+          <w:p>
+            <w:pPr>
+              <w:spacing w:after="0" w:before="0"/>
+            </w:pPr>
+            <w:r>
+              <w:rPr>
+                <w:rFonts w:ascii="Arial" w:cs="Arial" w:eastAsia="Arial" w:hAnsi="Arial"/>
+                <w:color w:val="1B2118"/>
+                <w:sz w:val="18"/>
+                <w:szCs w:val="18"/>
+              </w:rPr>
               <w:t xml:space="preserve">1.9</w:t>
             </w:r>
           </w:p>
@@ -10318,6 +10553,7 @@
               <w:bottom w:val="single" w:color="D9D4C5" w:sz="4"/>
               <w:right w:val="single" w:color="D9D4C5" w:sz="4"/>
             </w:tcBorders>
+            <w:shd w:fill="F6F4EE" w:color="auto" w:val="clear"/>
             <w:tcMar>
               <w:top w:type="dxa" w:w="70"/>
               <w:left w:type="dxa" w:w="110"/>
@@ -10350,6 +10586,7 @@
               <w:bottom w:val="single" w:color="D9D4C5" w:sz="4"/>
               <w:right w:val="single" w:color="D9D4C5" w:sz="4"/>
             </w:tcBorders>
+            <w:shd w:fill="F6F4EE" w:color="auto" w:val="clear"/>
             <w:tcMar>
               <w:top w:type="dxa" w:w="70"/>
               <w:left w:type="dxa" w:w="110"/>
@@ -23909,7 +24146,7 @@
         <w:szCs w:val="16"/>
       </w:rPr>
       <w:tab/>
-      <w:t xml:space="preserve">Manuale Test · Rev. 2.5 · 19/10/2026</w:t>
+      <w:t xml:space="preserve">Manuale Test · Rev. 2.6 · 19/10/2026</w:t>
     </w:r>
   </w:p>
 </w:hdr>
@@ -23974,7 +24211,7 @@
         <w:szCs w:val="16"/>
       </w:rPr>
       <w:tab/>
-      <w:t xml:space="preserve">Manuale Test · Rev. 2.5 · 19/10/2026</w:t>
+      <w:t xml:space="preserve">Manuale Test · Rev. 2.6 · 19/10/2026</w:t>
     </w:r>
   </w:p>
 </w:hdr>

--- a/public/documentazione/Manuale_Test_Portale_CWP.docx
+++ b/public/documentazione/Manuale_Test_Portale_CWP.docx
@@ -302,7 +302,7 @@
                 <w:sz w:val="20"/>
                 <w:szCs w:val="20"/>
               </w:rPr>
-              <w:t xml:space="preserve">Rev. 2.6</w:t>
+              <w:t xml:space="preserve">Rev. 2.7</w:t>
             </w:r>
           </w:p>
         </w:tc>
@@ -719,7 +719,7 @@
                 <w:sz w:val="18"/>
                 <w:szCs w:val="18"/>
               </w:rPr>
-              <w:t xml:space="preserve">2.6</w:t>
+              <w:t xml:space="preserve">2.7</w:t>
             </w:r>
           </w:p>
         </w:tc>
@@ -783,7 +783,7 @@
                 <w:sz w:val="18"/>
                 <w:szCs w:val="18"/>
               </w:rPr>
-              <w:t xml:space="preserve">Prove 1.3 e 1.3c: email con le credenziali.</w:t>
+              <w:t xml:space="preserve">Prova 1.3d: eliminazione di un utente mai attivo.</w:t>
             </w:r>
           </w:p>
         </w:tc>
@@ -853,7 +853,7 @@
                 <w:sz w:val="18"/>
                 <w:szCs w:val="18"/>
               </w:rPr>
-              <w:t xml:space="preserve">2.5</w:t>
+              <w:t xml:space="preserve">2.6</w:t>
             </w:r>
           </w:p>
         </w:tc>
@@ -919,7 +919,7 @@
                 <w:sz w:val="18"/>
                 <w:szCs w:val="18"/>
               </w:rPr>
-              <w:t xml:space="preserve">Prove 1.3a-1.3a3: nomina di un Amministratore e protezione del principale.</w:t>
+              <w:t xml:space="preserve">Prove 1.3 e 1.3c: email con le credenziali.</w:t>
             </w:r>
           </w:p>
         </w:tc>
@@ -989,7 +989,7 @@
                 <w:sz w:val="18"/>
                 <w:szCs w:val="18"/>
               </w:rPr>
-              <w:t xml:space="preserve">2.4</w:t>
+              <w:t xml:space="preserve">2.5</w:t>
             </w:r>
           </w:p>
         </w:tc>
@@ -1053,7 +1053,7 @@
                 <w:sz w:val="18"/>
                 <w:szCs w:val="18"/>
               </w:rPr>
-              <w:t xml:space="preserve">Prove 8b.7c e 8b.7d: costi Caso 1 e Caso 2.</w:t>
+              <w:t xml:space="preserve">Prove 1.3a-1.3a3: nomina di un Amministratore e protezione del principale.</w:t>
             </w:r>
           </w:p>
         </w:tc>
@@ -1123,7 +1123,7 @@
                 <w:sz w:val="18"/>
                 <w:szCs w:val="18"/>
               </w:rPr>
-              <w:t xml:space="preserve">2.3</w:t>
+              <w:t xml:space="preserve">2.4</w:t>
             </w:r>
           </w:p>
         </w:tc>
@@ -1189,7 +1189,7 @@
                 <w:sz w:val="18"/>
                 <w:szCs w:val="18"/>
               </w:rPr>
-              <w:t xml:space="preserve">Prova 8b.7b aggiornata: valore del credito anno per anno.</w:t>
+              <w:t xml:space="preserve">Prove 8b.7c e 8b.7d: costi Caso 1 e Caso 2.</w:t>
             </w:r>
           </w:p>
         </w:tc>
@@ -1259,7 +1259,7 @@
                 <w:sz w:val="18"/>
                 <w:szCs w:val="18"/>
               </w:rPr>
-              <w:t xml:space="preserve">2.2</w:t>
+              <w:t xml:space="preserve">2.3</w:t>
             </w:r>
           </w:p>
         </w:tc>
@@ -1323,7 +1323,7 @@
                 <w:sz w:val="18"/>
                 <w:szCs w:val="18"/>
               </w:rPr>
-              <w:t xml:space="preserve">Prova 8b.7b della simulazione economica (ricavi e costi per il Comune).</w:t>
+              <w:t xml:space="preserve">Prova 8b.7b aggiornata: valore del credito anno per anno.</w:t>
             </w:r>
           </w:p>
         </w:tc>
@@ -1393,7 +1393,7 @@
                 <w:sz w:val="18"/>
                 <w:szCs w:val="18"/>
               </w:rPr>
-              <w:t xml:space="preserve">2.1</w:t>
+              <w:t xml:space="preserve">2.2</w:t>
             </w:r>
           </w:p>
         </w:tc>
@@ -1459,7 +1459,7 @@
                 <w:sz w:val="18"/>
                 <w:szCs w:val="18"/>
               </w:rPr>
-              <w:t xml:space="preserve">Prove 8b.2b e 8b.2c (scenario di riferimento e situazione attuale).</w:t>
+              <w:t xml:space="preserve">Prova 8b.7b della simulazione economica (ricavi e costi per il Comune).</w:t>
             </w:r>
           </w:p>
         </w:tc>
@@ -1529,7 +1529,7 @@
                 <w:sz w:val="18"/>
                 <w:szCs w:val="18"/>
               </w:rPr>
-              <w:t xml:space="preserve">2.0</w:t>
+              <w:t xml:space="preserve">2.1</w:t>
             </w:r>
           </w:p>
         </w:tc>
@@ -1593,7 +1593,7 @@
                 <w:sz w:val="18"/>
                 <w:szCs w:val="18"/>
               </w:rPr>
-              <w:t xml:space="preserve">Prove 8b del simulatore di scenari.</w:t>
+              <w:t xml:space="preserve">Prove 8b.2b e 8b.2c (scenario di riferimento e situazione attuale).</w:t>
             </w:r>
           </w:p>
         </w:tc>
@@ -1663,7 +1663,7 @@
                 <w:sz w:val="18"/>
                 <w:szCs w:val="18"/>
               </w:rPr>
-              <w:t xml:space="preserve">1.9</w:t>
+              <w:t xml:space="preserve">2.0</w:t>
             </w:r>
           </w:p>
         </w:tc>
@@ -1729,7 +1729,7 @@
                 <w:sz w:val="18"/>
                 <w:szCs w:val="18"/>
               </w:rPr>
-              <w:t xml:space="preserve">In sviluppo: simulatore di scenari e assistente virtuale.</w:t>
+              <w:t xml:space="preserve">Prove 8b del simulatore di scenari.</w:t>
             </w:r>
           </w:p>
         </w:tc>
@@ -1799,7 +1799,7 @@
                 <w:sz w:val="18"/>
                 <w:szCs w:val="18"/>
               </w:rPr>
-              <w:t xml:space="preserve">1.8</w:t>
+              <w:t xml:space="preserve">1.9</w:t>
             </w:r>
           </w:p>
         </w:tc>
@@ -1863,7 +1863,7 @@
                 <w:sz w:val="18"/>
                 <w:szCs w:val="18"/>
               </w:rPr>
-              <w:t xml:space="preserve">Tolto il limite noto sull'incarico del soggetto promotore del programma.</w:t>
+              <w:t xml:space="preserve">In sviluppo: simulatore di scenari e assistente virtuale.</w:t>
             </w:r>
           </w:p>
         </w:tc>
@@ -1933,7 +1933,7 @@
                 <w:sz w:val="18"/>
                 <w:szCs w:val="18"/>
               </w:rPr>
-              <w:t xml:space="preserve">1.7</w:t>
+              <w:t xml:space="preserve">1.8</w:t>
             </w:r>
           </w:p>
         </w:tc>
@@ -1966,7 +1966,7 @@
                 <w:sz w:val="18"/>
                 <w:szCs w:val="18"/>
               </w:rPr>
-              <w:t xml:space="preserve">18/10/2026</w:t>
+              <w:t xml:space="preserve">19/10/2026</w:t>
             </w:r>
           </w:p>
         </w:tc>
@@ -1999,7 +1999,7 @@
                 <w:sz w:val="18"/>
                 <w:szCs w:val="18"/>
               </w:rPr>
-              <w:t xml:space="preserve">Percorso di prova esteso alle funzioni dell'allineamento ai documenti CWP: territorio ISTAT, stati del Programma, Rapporto a 7 fasi, tariffe e sospensione, accuratezza, ritiro, account unico, crediti emessi, reclami, pagina pubblica, qualità dei dati.</w:t>
+              <w:t xml:space="preserve">Tolto il limite noto sull'incarico del soggetto promotore del programma.</w:t>
             </w:r>
           </w:p>
         </w:tc>
@@ -2069,7 +2069,7 @@
                 <w:sz w:val="18"/>
                 <w:szCs w:val="18"/>
               </w:rPr>
-              <w:t xml:space="preserve">1.6</w:t>
+              <w:t xml:space="preserve">1.7</w:t>
             </w:r>
           </w:p>
         </w:tc>
@@ -2133,7 +2133,7 @@
                 <w:sz w:val="18"/>
                 <w:szCs w:val="18"/>
               </w:rPr>
-              <w:t xml:space="preserve">Glossario: descrizione corretta del buffer (al massimo 80%).</w:t>
+              <w:t xml:space="preserve">Percorso di prova esteso alle funzioni dell'allineamento ai documenti CWP: territorio ISTAT, stati del Programma, Rapporto a 7 fasi, tariffe e sospensione, accuratezza, ritiro, account unico, crediti emessi, reclami, pagina pubblica, qualità dei dati.</w:t>
             </w:r>
           </w:p>
         </w:tc>
@@ -2203,7 +2203,7 @@
                 <w:sz w:val="18"/>
                 <w:szCs w:val="18"/>
               </w:rPr>
-              <w:t xml:space="preserve">1.5</w:t>
+              <w:t xml:space="preserve">1.6</w:t>
             </w:r>
           </w:p>
         </w:tc>
@@ -2269,7 +2269,7 @@
                 <w:sz w:val="18"/>
                 <w:szCs w:val="18"/>
               </w:rPr>
-              <w:t xml:space="preserve">Nuove prove 1.2b, 1.8, 3.7, 4.1b, 6.4, 6.5; prove 1.6, 1.7, 3.2, 4.1, 4.6, 5.4 e 6.3 aggiornate (anagrafiche, documenti richiesti, consultazione, Rapporti a 4 fasi, conservazione, fascicolo).</w:t>
+              <w:t xml:space="preserve">Glossario: descrizione corretta del buffer (al massimo 80%).</w:t>
             </w:r>
           </w:p>
         </w:tc>
@@ -2339,7 +2339,7 @@
                 <w:sz w:val="18"/>
                 <w:szCs w:val="18"/>
               </w:rPr>
-              <w:t xml:space="preserve">1.4</w:t>
+              <w:t xml:space="preserve">1.5</w:t>
             </w:r>
           </w:p>
         </w:tc>
@@ -2403,7 +2403,7 @@
                 <w:sz w:val="18"/>
                 <w:szCs w:val="18"/>
               </w:rPr>
-              <w:t xml:space="preserve">Nuova prova 7.12 (risultato azzerato dopo una modifica dei dati); prove successive del blocco 7 rinumerate; prova 8.4 estesa.</w:t>
+              <w:t xml:space="preserve">Nuove prove 1.2b, 1.8, 3.7, 4.1b, 6.4, 6.5; prove 1.6, 1.7, 3.2, 4.1, 4.6, 5.4 e 6.3 aggiornate (anagrafiche, documenti richiesti, consultazione, Rapporti a 4 fasi, conservazione, fascicolo).</w:t>
             </w:r>
           </w:p>
         </w:tc>
@@ -2473,7 +2473,7 @@
                 <w:sz w:val="18"/>
                 <w:szCs w:val="18"/>
               </w:rPr>
-              <w:t xml:space="preserve">1.3</w:t>
+              <w:t xml:space="preserve">1.4</w:t>
             </w:r>
           </w:p>
         </w:tc>
@@ -2539,7 +2539,7 @@
                 <w:sz w:val="18"/>
                 <w:szCs w:val="18"/>
               </w:rPr>
-              <w:t xml:space="preserve">Prove del rapporto PDF, del numero di registro e del registro dei crediti con le nuove versioni.</w:t>
+              <w:t xml:space="preserve">Nuova prova 7.12 (risultato azzerato dopo una modifica dei dati); prove successive del blocco 7 rinumerate; prova 8.4 estesa.</w:t>
             </w:r>
           </w:p>
         </w:tc>
@@ -2609,7 +2609,7 @@
                 <w:sz w:val="18"/>
                 <w:szCs w:val="18"/>
               </w:rPr>
-              <w:t xml:space="preserve">1.2</w:t>
+              <w:t xml:space="preserve">1.3</w:t>
             </w:r>
           </w:p>
         </w:tc>
@@ -2673,7 +2673,7 @@
                 <w:sz w:val="18"/>
                 <w:szCs w:val="18"/>
               </w:rPr>
-              <w:t xml:space="preserve">Calcolo crediti: prove di import del tracciato con i file di esempio (compilato, letture, dati personali) e dei controlli di coerenza.</w:t>
+              <w:t xml:space="preserve">Prove del rapporto PDF, del numero di registro e del registro dei crediti con le nuove versioni.</w:t>
             </w:r>
           </w:p>
         </w:tc>
@@ -2743,7 +2743,7 @@
                 <w:sz w:val="18"/>
                 <w:szCs w:val="18"/>
               </w:rPr>
-              <w:t xml:space="preserve">1.1</w:t>
+              <w:t xml:space="preserve">1.2</w:t>
             </w:r>
           </w:p>
         </w:tc>
@@ -2809,7 +2809,7 @@
                 <w:sz w:val="18"/>
                 <w:szCs w:val="18"/>
               </w:rPr>
-              <w:t xml:space="preserve">Prove per Enti di Validazione, modelli, note di fase, messaggi, pagamenti visibili al Comune, pratica sospesa, consultazione pubblica con conferma dell'email, limiti di invio ed errata corrige.</w:t>
+              <w:t xml:space="preserve">Calcolo crediti: prove di import del tracciato con i file di esempio (compilato, letture, dati personali) e dei controlli di coerenza.</w:t>
             </w:r>
           </w:p>
         </w:tc>
@@ -2879,6 +2879,140 @@
                 <w:sz w:val="18"/>
                 <w:szCs w:val="18"/>
               </w:rPr>
+              <w:t xml:space="preserve">1.1</w:t>
+            </w:r>
+          </w:p>
+        </w:tc>
+        <w:tc>
+          <w:tcPr>
+            <w:tcW w:type="dxa" w:w="1300"/>
+            <w:tcBorders>
+              <w:top w:val="single" w:color="D9D4C5" w:sz="4"/>
+              <w:left w:val="single" w:color="D9D4C5" w:sz="4"/>
+              <w:bottom w:val="single" w:color="D9D4C5" w:sz="4"/>
+              <w:right w:val="single" w:color="D9D4C5" w:sz="4"/>
+            </w:tcBorders>
+            <w:tcMar>
+              <w:top w:type="dxa" w:w="70"/>
+              <w:left w:type="dxa" w:w="110"/>
+              <w:bottom w:type="dxa" w:w="70"/>
+              <w:right w:type="dxa" w:w="110"/>
+            </w:tcMar>
+            <w:vAlign w:val="center"/>
+          </w:tcPr>
+          <w:p>
+            <w:pPr>
+              <w:spacing w:after="0" w:before="0"/>
+            </w:pPr>
+            <w:r>
+              <w:rPr>
+                <w:rFonts w:ascii="Arial" w:cs="Arial" w:eastAsia="Arial" w:hAnsi="Arial"/>
+                <w:color w:val="1B2118"/>
+                <w:sz w:val="18"/>
+                <w:szCs w:val="18"/>
+              </w:rPr>
+              <w:t xml:space="preserve">18/10/2026</w:t>
+            </w:r>
+          </w:p>
+        </w:tc>
+        <w:tc>
+          <w:tcPr>
+            <w:tcW w:type="dxa" w:w="5538"/>
+            <w:tcBorders>
+              <w:top w:val="single" w:color="D9D4C5" w:sz="4"/>
+              <w:left w:val="single" w:color="D9D4C5" w:sz="4"/>
+              <w:bottom w:val="single" w:color="D9D4C5" w:sz="4"/>
+              <w:right w:val="single" w:color="D9D4C5" w:sz="4"/>
+            </w:tcBorders>
+            <w:tcMar>
+              <w:top w:type="dxa" w:w="70"/>
+              <w:left w:type="dxa" w:w="110"/>
+              <w:bottom w:type="dxa" w:w="70"/>
+              <w:right w:type="dxa" w:w="110"/>
+            </w:tcMar>
+            <w:vAlign w:val="center"/>
+          </w:tcPr>
+          <w:p>
+            <w:pPr>
+              <w:spacing w:after="0" w:before="0"/>
+            </w:pPr>
+            <w:r>
+              <w:rPr>
+                <w:rFonts w:ascii="Arial" w:cs="Arial" w:eastAsia="Arial" w:hAnsi="Arial"/>
+                <w:color w:val="1B2118"/>
+                <w:sz w:val="18"/>
+                <w:szCs w:val="18"/>
+              </w:rPr>
+              <w:t xml:space="preserve">Prove per Enti di Validazione, modelli, note di fase, messaggi, pagamenti visibili al Comune, pratica sospesa, consultazione pubblica con conferma dell'email, limiti di invio ed errata corrige.</w:t>
+            </w:r>
+          </w:p>
+        </w:tc>
+        <w:tc>
+          <w:tcPr>
+            <w:tcW w:type="dxa" w:w="2000"/>
+            <w:tcBorders>
+              <w:top w:val="single" w:color="D9D4C5" w:sz="4"/>
+              <w:left w:val="single" w:color="D9D4C5" w:sz="4"/>
+              <w:bottom w:val="single" w:color="D9D4C5" w:sz="4"/>
+              <w:right w:val="single" w:color="D9D4C5" w:sz="4"/>
+            </w:tcBorders>
+            <w:tcMar>
+              <w:top w:type="dxa" w:w="70"/>
+              <w:left w:type="dxa" w:w="110"/>
+              <w:bottom w:type="dxa" w:w="70"/>
+              <w:right w:type="dxa" w:w="110"/>
+            </w:tcMar>
+            <w:vAlign w:val="center"/>
+          </w:tcPr>
+          <w:p>
+            <w:pPr>
+              <w:spacing w:after="0" w:before="0"/>
+            </w:pPr>
+            <w:r>
+              <w:rPr>
+                <w:rFonts w:ascii="Arial" w:cs="Arial" w:eastAsia="Arial" w:hAnsi="Arial"/>
+                <w:color w:val="1B2118"/>
+                <w:sz w:val="18"/>
+                <w:szCs w:val="18"/>
+              </w:rPr>
+              <w:t xml:space="preserve">Fondazione Operate</w:t>
+            </w:r>
+          </w:p>
+        </w:tc>
+      </w:tr>
+      <w:tr>
+        <w:trPr>
+          <w:cantSplit/>
+        </w:trPr>
+        <w:tc>
+          <w:tcPr>
+            <w:tcW w:type="dxa" w:w="800"/>
+            <w:tcBorders>
+              <w:top w:val="single" w:color="D9D4C5" w:sz="4"/>
+              <w:left w:val="single" w:color="D9D4C5" w:sz="4"/>
+              <w:bottom w:val="single" w:color="D9D4C5" w:sz="4"/>
+              <w:right w:val="single" w:color="D9D4C5" w:sz="4"/>
+            </w:tcBorders>
+            <w:shd w:fill="F6F4EE" w:color="auto" w:val="clear"/>
+            <w:tcMar>
+              <w:top w:type="dxa" w:w="70"/>
+              <w:left w:type="dxa" w:w="110"/>
+              <w:bottom w:type="dxa" w:w="70"/>
+              <w:right w:type="dxa" w:w="110"/>
+            </w:tcMar>
+            <w:vAlign w:val="center"/>
+          </w:tcPr>
+          <w:p>
+            <w:pPr>
+              <w:spacing w:after="0" w:before="0"/>
+            </w:pPr>
+            <w:r>
+              <w:rPr>
+                <w:rFonts w:ascii="Arial" w:cs="Arial" w:eastAsia="Arial" w:hAnsi="Arial"/>
+                <w:color w:val="1B2118"/>
+                <w:sz w:val="18"/>
+                <w:szCs w:val="18"/>
+              </w:rPr>
               <w:t xml:space="preserve">1.0</w:t>
             </w:r>
           </w:p>
@@ -2892,6 +3026,7 @@
               <w:bottom w:val="single" w:color="D9D4C5" w:sz="4"/>
               <w:right w:val="single" w:color="D9D4C5" w:sz="4"/>
             </w:tcBorders>
+            <w:shd w:fill="F6F4EE" w:color="auto" w:val="clear"/>
             <w:tcMar>
               <w:top w:type="dxa" w:w="70"/>
               <w:left w:type="dxa" w:w="110"/>
@@ -2924,6 +3059,7 @@
               <w:bottom w:val="single" w:color="D9D4C5" w:sz="4"/>
               <w:right w:val="single" w:color="D9D4C5" w:sz="4"/>
             </w:tcBorders>
+            <w:shd w:fill="F6F4EE" w:color="auto" w:val="clear"/>
             <w:tcMar>
               <w:top w:type="dxa" w:w="70"/>
               <w:left w:type="dxa" w:w="110"/>
@@ -2956,6 +3092,7 @@
               <w:bottom w:val="single" w:color="D9D4C5" w:sz="4"/>
               <w:right w:val="single" w:color="D9D4C5" w:sz="4"/>
             </w:tcBorders>
+            <w:shd w:fill="F6F4EE" w:color="auto" w:val="clear"/>
             <w:tcMar>
               <w:top w:type="dxa" w:w="70"/>
               <w:left w:type="dxa" w:w="110"/>
@@ -2997,7 +3134,7 @@
           <w:sz w:val="20"/>
           <w:szCs w:val="20"/>
         </w:rPr>
-        <w:t xml:space="preserve">Guida alla revisione 2.6 del 19/10/2026, allineata al portale e agli altri manuali. È aggiornata a ogni rilascio; la versione corrente si scarica dall'area Documentazione del portale (solo Amministratori).</w:t>
+        <w:t xml:space="preserve">Guida alla revisione 2.7 del 19/10/2026, allineata al portale e agli altri manuali. È aggiornata a ogni rilascio; la versione corrente si scarica dall'area Documentazione del portale (solo Amministratori).</w:t>
       </w:r>
     </w:p>
     <w:p>
@@ -3371,7 +3508,7 @@
         </w:rPr>
         <w:t xml:space="preserve">Il portale: </w:t>
       </w:r>
-      <w:hyperlink w:history="1" r:id="rIdegbhjafmtrsvn_7yzg8m_">
+      <w:hyperlink w:history="1" r:id="rIdi0oqvdt6qhc08xvlixtmu">
         <w:r>
           <w:rPr>
             <w:rFonts w:ascii="Arial" w:cs="Arial" w:eastAsia="Arial" w:hAnsi="Arial"/>
@@ -9373,7 +9510,7 @@
                 <w:sz w:val="18"/>
                 <w:szCs w:val="18"/>
               </w:rPr>
-              <w:t xml:space="preserve">1.3c</w:t>
+              <w:t xml:space="preserve">1.3d</w:t>
             </w:r>
           </w:p>
         </w:tc>
@@ -9405,7 +9542,27 @@
                 <w:sz w:val="18"/>
                 <w:szCs w:val="18"/>
               </w:rPr>
-              <w:t xml:space="preserve">[C] Aprite l'email «Il tuo accesso al Portale CWP» (se arrivata) e premete Accedi al portale</w:t>
+              <w:t xml:space="preserve">[A] Create un utente con un'email di prova, poi premete </w:t>
+            </w:r>
+            <w:r>
+              <w:rPr>
+                <w:rFonts w:ascii="Arial" w:cs="Arial" w:eastAsia="Arial" w:hAnsi="Arial"/>
+                <w:b/>
+                <w:bCs/>
+                <w:color w:val="1B2118"/>
+                <w:sz w:val="18"/>
+                <w:szCs w:val="18"/>
+              </w:rPr>
+              <w:t xml:space="preserve">Elimina</w:t>
+            </w:r>
+            <w:r>
+              <w:rPr>
+                <w:rFonts w:ascii="Arial" w:cs="Arial" w:eastAsia="Arial" w:hAnsi="Arial"/>
+                <w:color w:val="1B2118"/>
+                <w:sz w:val="18"/>
+                <w:szCs w:val="18"/>
+              </w:rPr>
+              <w:t xml:space="preserve"> nella sua riga → Elimina definitivamente</w:t>
             </w:r>
           </w:p>
         </w:tc>
@@ -9437,7 +9594,7 @@
                 <w:sz w:val="18"/>
                 <w:szCs w:val="18"/>
               </w:rPr>
-              <w:t xml:space="preserve">Si apre la pagina di accesso; con email e password temporanea dell'email il portale chiede subito la password personale</w:t>
+              <w:t xml:space="preserve">L'utente sparisce dall'elenco; in Audit la voce «cancellazione profilo». Sul referente del Comune, che ha già operato, il pulsante Elimina non compare</w:t>
             </w:r>
           </w:p>
         </w:tc>
@@ -9475,7 +9632,7 @@
                 <w:sz w:val="18"/>
                 <w:szCs w:val="18"/>
               </w:rPr>
-              <w:t xml:space="preserve">1.3a</w:t>
+              <w:t xml:space="preserve">1.3c</w:t>
             </w:r>
           </w:p>
         </w:tc>
@@ -9508,27 +9665,7 @@
                 <w:sz w:val="18"/>
                 <w:szCs w:val="18"/>
               </w:rPr>
-              <w:t xml:space="preserve">[A] Utenti → + Nuovo utente, ruolo </w:t>
-            </w:r>
-            <w:r>
-              <w:rPr>
-                <w:rFonts w:ascii="Arial" w:cs="Arial" w:eastAsia="Arial" w:hAnsi="Arial"/>
-                <w:b/>
-                <w:bCs/>
-                <w:color w:val="1B2118"/>
-                <w:sz w:val="18"/>
-                <w:szCs w:val="18"/>
-              </w:rPr>
-              <w:t xml:space="preserve">Amministratore</w:t>
-            </w:r>
-            <w:r>
-              <w:rPr>
-                <w:rFonts w:ascii="Arial" w:cs="Arial" w:eastAsia="Arial" w:hAnsi="Arial"/>
-                <w:color w:val="1B2118"/>
-                <w:sz w:val="18"/>
-                <w:szCs w:val="18"/>
-              </w:rPr>
-              <w:t xml:space="preserve"> (compare il promemoria sull'accesso completo) → Crea; poi entrate con il nuovo account</w:t>
+              <w:t xml:space="preserve">[C] Aprite l'email «Il tuo accesso al Portale CWP» (se arrivata) e premete Accedi al portale</w:t>
             </w:r>
           </w:p>
         </w:tc>
@@ -9561,7 +9698,7 @@
                 <w:sz w:val="18"/>
                 <w:szCs w:val="18"/>
               </w:rPr>
-              <w:t xml:space="preserve">Il nuovo utente ha il segno Admin e vede tutto il menu dell'Amministratore</w:t>
+              <w:t xml:space="preserve">Si apre la pagina di accesso; con email e password temporanea dell'email il portale chiede subito la password personale</w:t>
             </w:r>
           </w:p>
         </w:tc>
@@ -9598,7 +9735,7 @@
                 <w:sz w:val="18"/>
                 <w:szCs w:val="18"/>
               </w:rPr>
-              <w:t xml:space="preserve">1.3a2</w:t>
+              <w:t xml:space="preserve">1.3a</w:t>
             </w:r>
           </w:p>
         </w:tc>
@@ -9630,7 +9767,27 @@
                 <w:sz w:val="18"/>
                 <w:szCs w:val="18"/>
               </w:rPr>
-              <w:t xml:space="preserve">[A] Nella riga di luca.moretti@operate.it</w:t>
+              <w:t xml:space="preserve">[A] Utenti → + Nuovo utente, ruolo </w:t>
+            </w:r>
+            <w:r>
+              <w:rPr>
+                <w:rFonts w:ascii="Arial" w:cs="Arial" w:eastAsia="Arial" w:hAnsi="Arial"/>
+                <w:b/>
+                <w:bCs/>
+                <w:color w:val="1B2118"/>
+                <w:sz w:val="18"/>
+                <w:szCs w:val="18"/>
+              </w:rPr>
+              <w:t xml:space="preserve">Amministratore</w:t>
+            </w:r>
+            <w:r>
+              <w:rPr>
+                <w:rFonts w:ascii="Arial" w:cs="Arial" w:eastAsia="Arial" w:hAnsi="Arial"/>
+                <w:color w:val="1B2118"/>
+                <w:sz w:val="18"/>
+                <w:szCs w:val="18"/>
+              </w:rPr>
+              <w:t xml:space="preserve"> (compare il promemoria sull'accesso completo) → Crea; poi entrate con il nuovo account</w:t>
             </w:r>
           </w:p>
         </w:tc>
@@ -9662,7 +9819,7 @@
                 <w:sz w:val="18"/>
                 <w:szCs w:val="18"/>
               </w:rPr>
-              <w:t xml:space="preserve">Segno «Principale», nessun pulsante Modifica, Reimposta password o Disattiva</w:t>
+              <w:t xml:space="preserve">Il nuovo utente ha il segno Admin e vede tutto il menu dell'Amministratore</w:t>
             </w:r>
           </w:p>
         </w:tc>
@@ -9700,7 +9857,7 @@
                 <w:sz w:val="18"/>
                 <w:szCs w:val="18"/>
               </w:rPr>
-              <w:t xml:space="preserve">1.3a3</w:t>
+              <w:t xml:space="preserve">1.3a2</w:t>
             </w:r>
           </w:p>
         </w:tc>
@@ -9733,7 +9890,7 @@
                 <w:sz w:val="18"/>
                 <w:szCs w:val="18"/>
               </w:rPr>
-              <w:t xml:space="preserve">[A] Con Modifica riportate il nuovo Amministratore a Operatore, poi Disattiva e Riattiva</w:t>
+              <w:t xml:space="preserve">[A] Nella riga di luca.moretti@operate.it</w:t>
             </w:r>
           </w:p>
         </w:tc>
@@ -9766,7 +9923,7 @@
                 <w:sz w:val="18"/>
                 <w:szCs w:val="18"/>
               </w:rPr>
-              <w:t xml:space="preserve">Ruolo cambiato; disattivazione e riattivazione riuscite; voci nell'audit</w:t>
+              <w:t xml:space="preserve">Segno «Principale», nessun pulsante Modifica, Reimposta password o Disattiva</w:t>
             </w:r>
           </w:p>
         </w:tc>
@@ -9803,7 +9960,7 @@
                 <w:sz w:val="18"/>
                 <w:szCs w:val="18"/>
               </w:rPr>
-              <w:t xml:space="preserve">1.3b</w:t>
+              <w:t xml:space="preserve">1.3a3</w:t>
             </w:r>
           </w:p>
         </w:tc>
@@ -9835,27 +9992,7 @@
                 <w:sz w:val="18"/>
                 <w:szCs w:val="18"/>
               </w:rPr>
-              <w:t xml:space="preserve">[A] Create un </w:t>
-            </w:r>
-            <w:r>
-              <w:rPr>
-                <w:rFonts w:ascii="Arial" w:cs="Arial" w:eastAsia="Arial" w:hAnsi="Arial"/>
-                <w:b/>
-                <w:bCs/>
-                <w:color w:val="1B2118"/>
-                <w:sz w:val="18"/>
-                <w:szCs w:val="18"/>
-              </w:rPr>
-              <w:t xml:space="preserve">secondo</w:t>
-            </w:r>
-            <w:r>
-              <w:rPr>
-                <w:rFonts w:ascii="Arial" w:cs="Arial" w:eastAsia="Arial" w:hAnsi="Arial"/>
-                <w:color w:val="1B2118"/>
-                <w:sz w:val="18"/>
-                <w:szCs w:val="18"/>
-              </w:rPr>
-              <w:t xml:space="preserve"> utente Cliente associato a «Comune di Prova»</w:t>
+              <w:t xml:space="preserve">[A] Con Modifica riportate il nuovo Amministratore a Operatore, poi Disattiva e Riattiva</w:t>
             </w:r>
           </w:p>
         </w:tc>
@@ -9887,7 +10024,7 @@
                 <w:sz w:val="18"/>
                 <w:szCs w:val="18"/>
               </w:rPr>
-              <w:t xml:space="preserve">Rifiutato: «L'Organizzazione «Comune di Prova» ha già un account attivo… Disattiva quello attuale prima di attivarne un altro»</w:t>
+              <w:t xml:space="preserve">Ruolo cambiato; disattivazione e riattivazione riuscite; voci nell'audit</w:t>
             </w:r>
           </w:p>
         </w:tc>
@@ -9925,7 +10062,7 @@
                 <w:sz w:val="18"/>
                 <w:szCs w:val="18"/>
               </w:rPr>
-              <w:t xml:space="preserve">1.4</w:t>
+              <w:t xml:space="preserve">1.3b</w:t>
             </w:r>
           </w:p>
         </w:tc>
@@ -9958,7 +10095,27 @@
                 <w:sz w:val="18"/>
                 <w:szCs w:val="18"/>
               </w:rPr>
-              <w:t xml:space="preserve">[C] Accedete con la password temporanea</w:t>
+              <w:t xml:space="preserve">[A] Create un </w:t>
+            </w:r>
+            <w:r>
+              <w:rPr>
+                <w:rFonts w:ascii="Arial" w:cs="Arial" w:eastAsia="Arial" w:hAnsi="Arial"/>
+                <w:b/>
+                <w:bCs/>
+                <w:color w:val="1B2118"/>
+                <w:sz w:val="18"/>
+                <w:szCs w:val="18"/>
+              </w:rPr>
+              <w:t xml:space="preserve">secondo</w:t>
+            </w:r>
+            <w:r>
+              <w:rPr>
+                <w:rFonts w:ascii="Arial" w:cs="Arial" w:eastAsia="Arial" w:hAnsi="Arial"/>
+                <w:color w:val="1B2118"/>
+                <w:sz w:val="18"/>
+                <w:szCs w:val="18"/>
+              </w:rPr>
+              <w:t xml:space="preserve"> utente Cliente associato a «Comune di Prova»</w:t>
             </w:r>
           </w:p>
         </w:tc>
@@ -9991,7 +10148,7 @@
                 <w:sz w:val="18"/>
                 <w:szCs w:val="18"/>
               </w:rPr>
-              <w:t xml:space="preserve">Il portale chiede subito una nuova password (min. 10 caratteri, lettere e numeri)</w:t>
+              <w:t xml:space="preserve">Rifiutato: «L'Organizzazione «Comune di Prova» ha già un account attivo… Disattiva quello attuale prima di attivarne un altro»</w:t>
             </w:r>
           </w:p>
         </w:tc>
@@ -10028,7 +10185,7 @@
                 <w:sz w:val="18"/>
                 <w:szCs w:val="18"/>
               </w:rPr>
-              <w:t xml:space="preserve">1.5</w:t>
+              <w:t xml:space="preserve">1.4</w:t>
             </w:r>
           </w:p>
         </w:tc>
@@ -10060,7 +10217,7 @@
                 <w:sz w:val="18"/>
                 <w:szCs w:val="18"/>
               </w:rPr>
-              <w:t xml:space="preserve">[C] Aprite Il mio profilo e il Manuale</w:t>
+              <w:t xml:space="preserve">[C] Accedete con la password temporanea</w:t>
             </w:r>
           </w:p>
         </w:tc>
@@ -10092,7 +10249,7 @@
                 <w:sz w:val="18"/>
                 <w:szCs w:val="18"/>
               </w:rPr>
-              <w:t xml:space="preserve">Dati dell'account; manuale scaricabile in PDF</w:t>
+              <w:t xml:space="preserve">Il portale chiede subito una nuova password (min. 10 caratteri, lettere e numeri)</w:t>
             </w:r>
           </w:p>
         </w:tc>
@@ -10130,7 +10287,7 @@
                 <w:sz w:val="18"/>
                 <w:szCs w:val="18"/>
               </w:rPr>
-              <w:t xml:space="preserve">1.6</w:t>
+              <w:t xml:space="preserve">1.5</w:t>
             </w:r>
           </w:p>
         </w:tc>
@@ -10163,7 +10320,7 @@
                 <w:sz w:val="18"/>
                 <w:szCs w:val="18"/>
               </w:rPr>
-              <w:t xml:space="preserve">[O] Anagrafiche → Enti di Validazione: + Nuovo ente «RINA (prova)»</w:t>
+              <w:t xml:space="preserve">[C] Aprite Il mio profilo e il Manuale</w:t>
             </w:r>
           </w:p>
         </w:tc>
@@ -10196,7 +10353,7 @@
                 <w:sz w:val="18"/>
                 <w:szCs w:val="18"/>
               </w:rPr>
-              <w:t xml:space="preserve">L'ente compare in elenco (anche un Operatore può crearlo)</w:t>
+              <w:t xml:space="preserve">Dati dell'account; manuale scaricabile in PDF</w:t>
             </w:r>
           </w:p>
         </w:tc>
@@ -10233,7 +10390,7 @@
                 <w:sz w:val="18"/>
                 <w:szCs w:val="18"/>
               </w:rPr>
-              <w:t xml:space="preserve">1.6b</w:t>
+              <w:t xml:space="preserve">1.6</w:t>
             </w:r>
           </w:p>
         </w:tc>
@@ -10265,7 +10422,7 @@
                 <w:sz w:val="18"/>
                 <w:szCs w:val="18"/>
               </w:rPr>
-              <w:t xml:space="preserve">[O] Anagrafiche → Registri: + Nuovo registro «Registro (prova)», attivo</w:t>
+              <w:t xml:space="preserve">[O] Anagrafiche → Enti di Validazione: + Nuovo ente «RINA (prova)»</w:t>
             </w:r>
           </w:p>
         </w:tc>
@@ -10297,7 +10454,7 @@
                 <w:sz w:val="18"/>
                 <w:szCs w:val="18"/>
               </w:rPr>
-              <w:t xml:space="preserve">Il registro compare in elenco (serve alla prova 8.2)</w:t>
+              <w:t xml:space="preserve">L'ente compare in elenco (anche un Operatore può crearlo)</w:t>
             </w:r>
           </w:p>
         </w:tc>
@@ -10335,7 +10492,7 @@
                 <w:sz w:val="18"/>
                 <w:szCs w:val="18"/>
               </w:rPr>
-              <w:t xml:space="preserve">1.7</w:t>
+              <w:t xml:space="preserve">1.6b</w:t>
             </w:r>
           </w:p>
         </w:tc>
@@ -10368,7 +10525,7 @@
                 <w:sz w:val="18"/>
                 <w:szCs w:val="18"/>
               </w:rPr>
-              <w:t xml:space="preserve">[A] Impostazioni → Modelli di documento: un modello per «Progetto · Fase 1» e uno Generale, spuntando «pubblico» sul secondo con sezione «Modulistica»</w:t>
+              <w:t xml:space="preserve">[O] Anagrafiche → Registri: + Nuovo registro «Registro (prova)», attivo</w:t>
             </w:r>
           </w:p>
         </w:tc>
@@ -10401,7 +10558,7 @@
                 <w:sz w:val="18"/>
                 <w:szCs w:val="18"/>
               </w:rPr>
-              <w:t xml:space="preserve">Pubblicati; il Comune vede il primo nella fase 1 e il secondo in I tuoi documenti</w:t>
+              <w:t xml:space="preserve">Il registro compare in elenco (serve alla prova 8.2)</w:t>
             </w:r>
           </w:p>
         </w:tc>
@@ -10438,7 +10595,7 @@
                 <w:sz w:val="18"/>
                 <w:szCs w:val="18"/>
               </w:rPr>
-              <w:t xml:space="preserve">1.8</w:t>
+              <w:t xml:space="preserve">1.7</w:t>
             </w:r>
           </w:p>
         </w:tc>
@@ -10470,7 +10627,7 @@
                 <w:sz w:val="18"/>
                 <w:szCs w:val="18"/>
               </w:rPr>
-              <w:t xml:space="preserve">[A] Impostazioni → Documenti richiesti per fase: controllate le voci già presenti, poi aggiungete Progetto, Fase 2, «Altra (scrivila)…» «Delibera tariffaria»</w:t>
+              <w:t xml:space="preserve">[A] Impostazioni → Modelli di documento: un modello per «Progetto · Fase 1» e uno Generale, spuntando «pubblico» sul secondo con sezione «Modulistica»</w:t>
             </w:r>
           </w:p>
         </w:tc>
@@ -10502,7 +10659,7 @@
                 <w:sz w:val="18"/>
                 <w:szCs w:val="18"/>
               </w:rPr>
-              <w:t xml:space="preserve">Ci sono già le voci della Guida (es. Progetto · Fase 1 «Modulo di descrizione del progetto», Fase 3 «Contratto con l'ente di validazione e verifica»); la nuova voce compare in elenco</w:t>
+              <w:t xml:space="preserve">Pubblicati; il Comune vede il primo nella fase 1 e il secondo in I tuoi documenti</w:t>
             </w:r>
           </w:p>
         </w:tc>
@@ -10540,6 +10697,109 @@
                 <w:sz w:val="18"/>
                 <w:szCs w:val="18"/>
               </w:rPr>
+              <w:t xml:space="preserve">1.8</w:t>
+            </w:r>
+          </w:p>
+        </w:tc>
+        <w:tc>
+          <w:tcPr>
+            <w:tcW w:type="dxa" w:w="4377"/>
+            <w:tcBorders>
+              <w:top w:val="single" w:color="D9D4C5" w:sz="4"/>
+              <w:left w:val="single" w:color="D9D4C5" w:sz="4"/>
+              <w:bottom w:val="single" w:color="D9D4C5" w:sz="4"/>
+              <w:right w:val="single" w:color="D9D4C5" w:sz="4"/>
+            </w:tcBorders>
+            <w:shd w:fill="F6F4EE" w:color="auto" w:val="clear"/>
+            <w:tcMar>
+              <w:top w:type="dxa" w:w="70"/>
+              <w:left w:type="dxa" w:w="110"/>
+              <w:bottom w:type="dxa" w:w="70"/>
+              <w:right w:type="dxa" w:w="110"/>
+            </w:tcMar>
+            <w:vAlign w:val="center"/>
+          </w:tcPr>
+          <w:p>
+            <w:pPr>
+              <w:spacing w:after="0" w:before="0"/>
+            </w:pPr>
+            <w:r>
+              <w:rPr>
+                <w:rFonts w:ascii="Arial" w:cs="Arial" w:eastAsia="Arial" w:hAnsi="Arial"/>
+                <w:color w:val="1B2118"/>
+                <w:sz w:val="18"/>
+                <w:szCs w:val="18"/>
+              </w:rPr>
+              <w:t xml:space="preserve">[A] Impostazioni → Documenti richiesti per fase: controllate le voci già presenti, poi aggiungete Progetto, Fase 2, «Altra (scrivila)…» «Delibera tariffaria»</w:t>
+            </w:r>
+          </w:p>
+        </w:tc>
+        <w:tc>
+          <w:tcPr>
+            <w:tcW w:type="dxa" w:w="4376"/>
+            <w:tcBorders>
+              <w:top w:val="single" w:color="D9D4C5" w:sz="4"/>
+              <w:left w:val="single" w:color="D9D4C5" w:sz="4"/>
+              <w:bottom w:val="single" w:color="D9D4C5" w:sz="4"/>
+              <w:right w:val="single" w:color="D9D4C5" w:sz="4"/>
+            </w:tcBorders>
+            <w:shd w:fill="F6F4EE" w:color="auto" w:val="clear"/>
+            <w:tcMar>
+              <w:top w:type="dxa" w:w="70"/>
+              <w:left w:type="dxa" w:w="110"/>
+              <w:bottom w:type="dxa" w:w="70"/>
+              <w:right w:type="dxa" w:w="110"/>
+            </w:tcMar>
+            <w:vAlign w:val="center"/>
+          </w:tcPr>
+          <w:p>
+            <w:pPr>
+              <w:spacing w:after="0" w:before="0"/>
+            </w:pPr>
+            <w:r>
+              <w:rPr>
+                <w:rFonts w:ascii="Arial" w:cs="Arial" w:eastAsia="Arial" w:hAnsi="Arial"/>
+                <w:color w:val="1B2118"/>
+                <w:sz w:val="18"/>
+                <w:szCs w:val="18"/>
+              </w:rPr>
+              <w:t xml:space="preserve">Ci sono già le voci della Guida (es. Progetto · Fase 1 «Modulo di descrizione del progetto», Fase 3 «Contratto con l'ente di validazione e verifica»); la nuova voce compare in elenco</w:t>
+            </w:r>
+          </w:p>
+        </w:tc>
+      </w:tr>
+      <w:tr>
+        <w:trPr>
+          <w:cantSplit/>
+        </w:trPr>
+        <w:tc>
+          <w:tcPr>
+            <w:tcW w:type="dxa" w:w="885"/>
+            <w:tcBorders>
+              <w:top w:val="single" w:color="D9D4C5" w:sz="4"/>
+              <w:left w:val="single" w:color="D9D4C5" w:sz="4"/>
+              <w:bottom w:val="single" w:color="D9D4C5" w:sz="4"/>
+              <w:right w:val="single" w:color="D9D4C5" w:sz="4"/>
+            </w:tcBorders>
+            <w:tcMar>
+              <w:top w:type="dxa" w:w="70"/>
+              <w:left w:type="dxa" w:w="110"/>
+              <w:bottom w:type="dxa" w:w="70"/>
+              <w:right w:type="dxa" w:w="110"/>
+            </w:tcMar>
+            <w:vAlign w:val="center"/>
+          </w:tcPr>
+          <w:p>
+            <w:pPr>
+              <w:spacing w:after="0" w:before="0"/>
+            </w:pPr>
+            <w:r>
+              <w:rPr>
+                <w:rFonts w:ascii="Arial" w:cs="Arial" w:eastAsia="Arial" w:hAnsi="Arial"/>
+                <w:color w:val="1B2118"/>
+                <w:sz w:val="18"/>
+                <w:szCs w:val="18"/>
+              </w:rPr>
               <w:t xml:space="preserve">1.9</w:t>
             </w:r>
           </w:p>
@@ -10553,7 +10813,6 @@
               <w:bottom w:val="single" w:color="D9D4C5" w:sz="4"/>
               <w:right w:val="single" w:color="D9D4C5" w:sz="4"/>
             </w:tcBorders>
-            <w:shd w:fill="F6F4EE" w:color="auto" w:val="clear"/>
             <w:tcMar>
               <w:top w:type="dxa" w:w="70"/>
               <w:left w:type="dxa" w:w="110"/>
@@ -10586,7 +10845,6 @@
               <w:bottom w:val="single" w:color="D9D4C5" w:sz="4"/>
               <w:right w:val="single" w:color="D9D4C5" w:sz="4"/>
             </w:tcBorders>
-            <w:shd w:fill="F6F4EE" w:color="auto" w:val="clear"/>
             <w:tcMar>
               <w:top w:type="dxa" w:w="70"/>
               <w:left w:type="dxa" w:w="110"/>
@@ -24146,7 +24404,7 @@
         <w:szCs w:val="16"/>
       </w:rPr>
       <w:tab/>
-      <w:t xml:space="preserve">Manuale Test · Rev. 2.6 · 19/10/2026</w:t>
+      <w:t xml:space="preserve">Manuale Test · Rev. 2.7 · 19/10/2026</w:t>
     </w:r>
   </w:p>
 </w:hdr>
@@ -24211,7 +24469,7 @@
         <w:szCs w:val="16"/>
       </w:rPr>
       <w:tab/>
-      <w:t xml:space="preserve">Manuale Test · Rev. 2.6 · 19/10/2026</w:t>
+      <w:t xml:space="preserve">Manuale Test · Rev. 2.7 · 19/10/2026</w:t>
     </w:r>
   </w:p>
 </w:hdr>

--- a/public/documentazione/Manuale_Test_Portale_CWP.docx
+++ b/public/documentazione/Manuale_Test_Portale_CWP.docx
@@ -302,7 +302,7 @@
                 <w:sz w:val="20"/>
                 <w:szCs w:val="20"/>
               </w:rPr>
-              <w:t xml:space="preserve">Rev. 2.7</w:t>
+              <w:t xml:space="preserve">Rev. 2.8</w:t>
             </w:r>
           </w:p>
         </w:tc>
@@ -719,7 +719,7 @@
                 <w:sz w:val="18"/>
                 <w:szCs w:val="18"/>
               </w:rPr>
-              <w:t xml:space="preserve">2.7</w:t>
+              <w:t xml:space="preserve">2.8</w:t>
             </w:r>
           </w:p>
         </w:tc>
@@ -783,7 +783,7 @@
                 <w:sz w:val="18"/>
                 <w:szCs w:val="18"/>
               </w:rPr>
-              <w:t xml:space="preserve">Prova 1.3d: eliminazione di un utente mai attivo.</w:t>
+              <w:t xml:space="preserve">Prova 10.10b: barra a LED della Dashboard.</w:t>
             </w:r>
           </w:p>
         </w:tc>
@@ -853,7 +853,7 @@
                 <w:sz w:val="18"/>
                 <w:szCs w:val="18"/>
               </w:rPr>
-              <w:t xml:space="preserve">2.6</w:t>
+              <w:t xml:space="preserve">2.7</w:t>
             </w:r>
           </w:p>
         </w:tc>
@@ -919,7 +919,7 @@
                 <w:sz w:val="18"/>
                 <w:szCs w:val="18"/>
               </w:rPr>
-              <w:t xml:space="preserve">Prove 1.3 e 1.3c: email con le credenziali.</w:t>
+              <w:t xml:space="preserve">Prova 1.3d: eliminazione di un utente mai attivo.</w:t>
             </w:r>
           </w:p>
         </w:tc>
@@ -989,7 +989,7 @@
                 <w:sz w:val="18"/>
                 <w:szCs w:val="18"/>
               </w:rPr>
-              <w:t xml:space="preserve">2.5</w:t>
+              <w:t xml:space="preserve">2.6</w:t>
             </w:r>
           </w:p>
         </w:tc>
@@ -1053,7 +1053,7 @@
                 <w:sz w:val="18"/>
                 <w:szCs w:val="18"/>
               </w:rPr>
-              <w:t xml:space="preserve">Prove 1.3a-1.3a3: nomina di un Amministratore e protezione del principale.</w:t>
+              <w:t xml:space="preserve">Prove 1.3 e 1.3c: email con le credenziali.</w:t>
             </w:r>
           </w:p>
         </w:tc>
@@ -1123,7 +1123,7 @@
                 <w:sz w:val="18"/>
                 <w:szCs w:val="18"/>
               </w:rPr>
-              <w:t xml:space="preserve">2.4</w:t>
+              <w:t xml:space="preserve">2.5</w:t>
             </w:r>
           </w:p>
         </w:tc>
@@ -1189,7 +1189,7 @@
                 <w:sz w:val="18"/>
                 <w:szCs w:val="18"/>
               </w:rPr>
-              <w:t xml:space="preserve">Prove 8b.7c e 8b.7d: costi Caso 1 e Caso 2.</w:t>
+              <w:t xml:space="preserve">Prove 1.3a-1.3a3: nomina di un Amministratore e protezione del principale.</w:t>
             </w:r>
           </w:p>
         </w:tc>
@@ -1259,7 +1259,7 @@
                 <w:sz w:val="18"/>
                 <w:szCs w:val="18"/>
               </w:rPr>
-              <w:t xml:space="preserve">2.3</w:t>
+              <w:t xml:space="preserve">2.4</w:t>
             </w:r>
           </w:p>
         </w:tc>
@@ -1323,7 +1323,7 @@
                 <w:sz w:val="18"/>
                 <w:szCs w:val="18"/>
               </w:rPr>
-              <w:t xml:space="preserve">Prova 8b.7b aggiornata: valore del credito anno per anno.</w:t>
+              <w:t xml:space="preserve">Prove 8b.7c e 8b.7d: costi Caso 1 e Caso 2.</w:t>
             </w:r>
           </w:p>
         </w:tc>
@@ -1393,7 +1393,7 @@
                 <w:sz w:val="18"/>
                 <w:szCs w:val="18"/>
               </w:rPr>
-              <w:t xml:space="preserve">2.2</w:t>
+              <w:t xml:space="preserve">2.3</w:t>
             </w:r>
           </w:p>
         </w:tc>
@@ -1459,7 +1459,7 @@
                 <w:sz w:val="18"/>
                 <w:szCs w:val="18"/>
               </w:rPr>
-              <w:t xml:space="preserve">Prova 8b.7b della simulazione economica (ricavi e costi per il Comune).</w:t>
+              <w:t xml:space="preserve">Prova 8b.7b aggiornata: valore del credito anno per anno.</w:t>
             </w:r>
           </w:p>
         </w:tc>
@@ -1529,7 +1529,7 @@
                 <w:sz w:val="18"/>
                 <w:szCs w:val="18"/>
               </w:rPr>
-              <w:t xml:space="preserve">2.1</w:t>
+              <w:t xml:space="preserve">2.2</w:t>
             </w:r>
           </w:p>
         </w:tc>
@@ -1593,7 +1593,7 @@
                 <w:sz w:val="18"/>
                 <w:szCs w:val="18"/>
               </w:rPr>
-              <w:t xml:space="preserve">Prove 8b.2b e 8b.2c (scenario di riferimento e situazione attuale).</w:t>
+              <w:t xml:space="preserve">Prova 8b.7b della simulazione economica (ricavi e costi per il Comune).</w:t>
             </w:r>
           </w:p>
         </w:tc>
@@ -1663,7 +1663,7 @@
                 <w:sz w:val="18"/>
                 <w:szCs w:val="18"/>
               </w:rPr>
-              <w:t xml:space="preserve">2.0</w:t>
+              <w:t xml:space="preserve">2.1</w:t>
             </w:r>
           </w:p>
         </w:tc>
@@ -1729,7 +1729,7 @@
                 <w:sz w:val="18"/>
                 <w:szCs w:val="18"/>
               </w:rPr>
-              <w:t xml:space="preserve">Prove 8b del simulatore di scenari.</w:t>
+              <w:t xml:space="preserve">Prove 8b.2b e 8b.2c (scenario di riferimento e situazione attuale).</w:t>
             </w:r>
           </w:p>
         </w:tc>
@@ -1799,7 +1799,7 @@
                 <w:sz w:val="18"/>
                 <w:szCs w:val="18"/>
               </w:rPr>
-              <w:t xml:space="preserve">1.9</w:t>
+              <w:t xml:space="preserve">2.0</w:t>
             </w:r>
           </w:p>
         </w:tc>
@@ -1863,7 +1863,7 @@
                 <w:sz w:val="18"/>
                 <w:szCs w:val="18"/>
               </w:rPr>
-              <w:t xml:space="preserve">In sviluppo: simulatore di scenari e assistente virtuale.</w:t>
+              <w:t xml:space="preserve">Prove 8b del simulatore di scenari.</w:t>
             </w:r>
           </w:p>
         </w:tc>
@@ -1933,7 +1933,7 @@
                 <w:sz w:val="18"/>
                 <w:szCs w:val="18"/>
               </w:rPr>
-              <w:t xml:space="preserve">1.8</w:t>
+              <w:t xml:space="preserve">1.9</w:t>
             </w:r>
           </w:p>
         </w:tc>
@@ -1999,7 +1999,7 @@
                 <w:sz w:val="18"/>
                 <w:szCs w:val="18"/>
               </w:rPr>
-              <w:t xml:space="preserve">Tolto il limite noto sull'incarico del soggetto promotore del programma.</w:t>
+              <w:t xml:space="preserve">In sviluppo: simulatore di scenari e assistente virtuale.</w:t>
             </w:r>
           </w:p>
         </w:tc>
@@ -2069,7 +2069,7 @@
                 <w:sz w:val="18"/>
                 <w:szCs w:val="18"/>
               </w:rPr>
-              <w:t xml:space="preserve">1.7</w:t>
+              <w:t xml:space="preserve">1.8</w:t>
             </w:r>
           </w:p>
         </w:tc>
@@ -2101,7 +2101,7 @@
                 <w:sz w:val="18"/>
                 <w:szCs w:val="18"/>
               </w:rPr>
-              <w:t xml:space="preserve">18/10/2026</w:t>
+              <w:t xml:space="preserve">19/10/2026</w:t>
             </w:r>
           </w:p>
         </w:tc>
@@ -2133,7 +2133,7 @@
                 <w:sz w:val="18"/>
                 <w:szCs w:val="18"/>
               </w:rPr>
-              <w:t xml:space="preserve">Percorso di prova esteso alle funzioni dell'allineamento ai documenti CWP: territorio ISTAT, stati del Programma, Rapporto a 7 fasi, tariffe e sospensione, accuratezza, ritiro, account unico, crediti emessi, reclami, pagina pubblica, qualità dei dati.</w:t>
+              <w:t xml:space="preserve">Tolto il limite noto sull'incarico del soggetto promotore del programma.</w:t>
             </w:r>
           </w:p>
         </w:tc>
@@ -2203,7 +2203,7 @@
                 <w:sz w:val="18"/>
                 <w:szCs w:val="18"/>
               </w:rPr>
-              <w:t xml:space="preserve">1.6</w:t>
+              <w:t xml:space="preserve">1.7</w:t>
             </w:r>
           </w:p>
         </w:tc>
@@ -2269,7 +2269,7 @@
                 <w:sz w:val="18"/>
                 <w:szCs w:val="18"/>
               </w:rPr>
-              <w:t xml:space="preserve">Glossario: descrizione corretta del buffer (al massimo 80%).</w:t>
+              <w:t xml:space="preserve">Percorso di prova esteso alle funzioni dell'allineamento ai documenti CWP: territorio ISTAT, stati del Programma, Rapporto a 7 fasi, tariffe e sospensione, accuratezza, ritiro, account unico, crediti emessi, reclami, pagina pubblica, qualità dei dati.</w:t>
             </w:r>
           </w:p>
         </w:tc>
@@ -2339,7 +2339,7 @@
                 <w:sz w:val="18"/>
                 <w:szCs w:val="18"/>
               </w:rPr>
-              <w:t xml:space="preserve">1.5</w:t>
+              <w:t xml:space="preserve">1.6</w:t>
             </w:r>
           </w:p>
         </w:tc>
@@ -2403,7 +2403,7 @@
                 <w:sz w:val="18"/>
                 <w:szCs w:val="18"/>
               </w:rPr>
-              <w:t xml:space="preserve">Nuove prove 1.2b, 1.8, 3.7, 4.1b, 6.4, 6.5; prove 1.6, 1.7, 3.2, 4.1, 4.6, 5.4 e 6.3 aggiornate (anagrafiche, documenti richiesti, consultazione, Rapporti a 4 fasi, conservazione, fascicolo).</w:t>
+              <w:t xml:space="preserve">Glossario: descrizione corretta del buffer (al massimo 80%).</w:t>
             </w:r>
           </w:p>
         </w:tc>
@@ -2473,7 +2473,7 @@
                 <w:sz w:val="18"/>
                 <w:szCs w:val="18"/>
               </w:rPr>
-              <w:t xml:space="preserve">1.4</w:t>
+              <w:t xml:space="preserve">1.5</w:t>
             </w:r>
           </w:p>
         </w:tc>
@@ -2539,7 +2539,7 @@
                 <w:sz w:val="18"/>
                 <w:szCs w:val="18"/>
               </w:rPr>
-              <w:t xml:space="preserve">Nuova prova 7.12 (risultato azzerato dopo una modifica dei dati); prove successive del blocco 7 rinumerate; prova 8.4 estesa.</w:t>
+              <w:t xml:space="preserve">Nuove prove 1.2b, 1.8, 3.7, 4.1b, 6.4, 6.5; prove 1.6, 1.7, 3.2, 4.1, 4.6, 5.4 e 6.3 aggiornate (anagrafiche, documenti richiesti, consultazione, Rapporti a 4 fasi, conservazione, fascicolo).</w:t>
             </w:r>
           </w:p>
         </w:tc>
@@ -2609,7 +2609,7 @@
                 <w:sz w:val="18"/>
                 <w:szCs w:val="18"/>
               </w:rPr>
-              <w:t xml:space="preserve">1.3</w:t>
+              <w:t xml:space="preserve">1.4</w:t>
             </w:r>
           </w:p>
         </w:tc>
@@ -2673,7 +2673,7 @@
                 <w:sz w:val="18"/>
                 <w:szCs w:val="18"/>
               </w:rPr>
-              <w:t xml:space="preserve">Prove del rapporto PDF, del numero di registro e del registro dei crediti con le nuove versioni.</w:t>
+              <w:t xml:space="preserve">Nuova prova 7.12 (risultato azzerato dopo una modifica dei dati); prove successive del blocco 7 rinumerate; prova 8.4 estesa.</w:t>
             </w:r>
           </w:p>
         </w:tc>
@@ -2743,7 +2743,7 @@
                 <w:sz w:val="18"/>
                 <w:szCs w:val="18"/>
               </w:rPr>
-              <w:t xml:space="preserve">1.2</w:t>
+              <w:t xml:space="preserve">1.3</w:t>
             </w:r>
           </w:p>
         </w:tc>
@@ -2809,7 +2809,7 @@
                 <w:sz w:val="18"/>
                 <w:szCs w:val="18"/>
               </w:rPr>
-              <w:t xml:space="preserve">Calcolo crediti: prove di import del tracciato con i file di esempio (compilato, letture, dati personali) e dei controlli di coerenza.</w:t>
+              <w:t xml:space="preserve">Prove del rapporto PDF, del numero di registro e del registro dei crediti con le nuove versioni.</w:t>
             </w:r>
           </w:p>
         </w:tc>
@@ -2879,7 +2879,7 @@
                 <w:sz w:val="18"/>
                 <w:szCs w:val="18"/>
               </w:rPr>
-              <w:t xml:space="preserve">1.1</w:t>
+              <w:t xml:space="preserve">1.2</w:t>
             </w:r>
           </w:p>
         </w:tc>
@@ -2943,7 +2943,7 @@
                 <w:sz w:val="18"/>
                 <w:szCs w:val="18"/>
               </w:rPr>
-              <w:t xml:space="preserve">Prove per Enti di Validazione, modelli, note di fase, messaggi, pagamenti visibili al Comune, pratica sospesa, consultazione pubblica con conferma dell'email, limiti di invio ed errata corrige.</w:t>
+              <w:t xml:space="preserve">Calcolo crediti: prove di import del tracciato con i file di esempio (compilato, letture, dati personali) e dei controlli di coerenza.</w:t>
             </w:r>
           </w:p>
         </w:tc>
@@ -3013,6 +3013,142 @@
                 <w:sz w:val="18"/>
                 <w:szCs w:val="18"/>
               </w:rPr>
+              <w:t xml:space="preserve">1.1</w:t>
+            </w:r>
+          </w:p>
+        </w:tc>
+        <w:tc>
+          <w:tcPr>
+            <w:tcW w:type="dxa" w:w="1300"/>
+            <w:tcBorders>
+              <w:top w:val="single" w:color="D9D4C5" w:sz="4"/>
+              <w:left w:val="single" w:color="D9D4C5" w:sz="4"/>
+              <w:bottom w:val="single" w:color="D9D4C5" w:sz="4"/>
+              <w:right w:val="single" w:color="D9D4C5" w:sz="4"/>
+            </w:tcBorders>
+            <w:shd w:fill="F6F4EE" w:color="auto" w:val="clear"/>
+            <w:tcMar>
+              <w:top w:type="dxa" w:w="70"/>
+              <w:left w:type="dxa" w:w="110"/>
+              <w:bottom w:type="dxa" w:w="70"/>
+              <w:right w:type="dxa" w:w="110"/>
+            </w:tcMar>
+            <w:vAlign w:val="center"/>
+          </w:tcPr>
+          <w:p>
+            <w:pPr>
+              <w:spacing w:after="0" w:before="0"/>
+            </w:pPr>
+            <w:r>
+              <w:rPr>
+                <w:rFonts w:ascii="Arial" w:cs="Arial" w:eastAsia="Arial" w:hAnsi="Arial"/>
+                <w:color w:val="1B2118"/>
+                <w:sz w:val="18"/>
+                <w:szCs w:val="18"/>
+              </w:rPr>
+              <w:t xml:space="preserve">18/10/2026</w:t>
+            </w:r>
+          </w:p>
+        </w:tc>
+        <w:tc>
+          <w:tcPr>
+            <w:tcW w:type="dxa" w:w="5538"/>
+            <w:tcBorders>
+              <w:top w:val="single" w:color="D9D4C5" w:sz="4"/>
+              <w:left w:val="single" w:color="D9D4C5" w:sz="4"/>
+              <w:bottom w:val="single" w:color="D9D4C5" w:sz="4"/>
+              <w:right w:val="single" w:color="D9D4C5" w:sz="4"/>
+            </w:tcBorders>
+            <w:shd w:fill="F6F4EE" w:color="auto" w:val="clear"/>
+            <w:tcMar>
+              <w:top w:type="dxa" w:w="70"/>
+              <w:left w:type="dxa" w:w="110"/>
+              <w:bottom w:type="dxa" w:w="70"/>
+              <w:right w:type="dxa" w:w="110"/>
+            </w:tcMar>
+            <w:vAlign w:val="center"/>
+          </w:tcPr>
+          <w:p>
+            <w:pPr>
+              <w:spacing w:after="0" w:before="0"/>
+            </w:pPr>
+            <w:r>
+              <w:rPr>
+                <w:rFonts w:ascii="Arial" w:cs="Arial" w:eastAsia="Arial" w:hAnsi="Arial"/>
+                <w:color w:val="1B2118"/>
+                <w:sz w:val="18"/>
+                <w:szCs w:val="18"/>
+              </w:rPr>
+              <w:t xml:space="preserve">Prove per Enti di Validazione, modelli, note di fase, messaggi, pagamenti visibili al Comune, pratica sospesa, consultazione pubblica con conferma dell'email, limiti di invio ed errata corrige.</w:t>
+            </w:r>
+          </w:p>
+        </w:tc>
+        <w:tc>
+          <w:tcPr>
+            <w:tcW w:type="dxa" w:w="2000"/>
+            <w:tcBorders>
+              <w:top w:val="single" w:color="D9D4C5" w:sz="4"/>
+              <w:left w:val="single" w:color="D9D4C5" w:sz="4"/>
+              <w:bottom w:val="single" w:color="D9D4C5" w:sz="4"/>
+              <w:right w:val="single" w:color="D9D4C5" w:sz="4"/>
+            </w:tcBorders>
+            <w:shd w:fill="F6F4EE" w:color="auto" w:val="clear"/>
+            <w:tcMar>
+              <w:top w:type="dxa" w:w="70"/>
+              <w:left w:type="dxa" w:w="110"/>
+              <w:bottom w:type="dxa" w:w="70"/>
+              <w:right w:type="dxa" w:w="110"/>
+            </w:tcMar>
+            <w:vAlign w:val="center"/>
+          </w:tcPr>
+          <w:p>
+            <w:pPr>
+              <w:spacing w:after="0" w:before="0"/>
+            </w:pPr>
+            <w:r>
+              <w:rPr>
+                <w:rFonts w:ascii="Arial" w:cs="Arial" w:eastAsia="Arial" w:hAnsi="Arial"/>
+                <w:color w:val="1B2118"/>
+                <w:sz w:val="18"/>
+                <w:szCs w:val="18"/>
+              </w:rPr>
+              <w:t xml:space="preserve">Fondazione Operate</w:t>
+            </w:r>
+          </w:p>
+        </w:tc>
+      </w:tr>
+      <w:tr>
+        <w:trPr>
+          <w:cantSplit/>
+        </w:trPr>
+        <w:tc>
+          <w:tcPr>
+            <w:tcW w:type="dxa" w:w="800"/>
+            <w:tcBorders>
+              <w:top w:val="single" w:color="D9D4C5" w:sz="4"/>
+              <w:left w:val="single" w:color="D9D4C5" w:sz="4"/>
+              <w:bottom w:val="single" w:color="D9D4C5" w:sz="4"/>
+              <w:right w:val="single" w:color="D9D4C5" w:sz="4"/>
+            </w:tcBorders>
+            <w:tcMar>
+              <w:top w:type="dxa" w:w="70"/>
+              <w:left w:type="dxa" w:w="110"/>
+              <w:bottom w:type="dxa" w:w="70"/>
+              <w:right w:type="dxa" w:w="110"/>
+            </w:tcMar>
+            <w:vAlign w:val="center"/>
+          </w:tcPr>
+          <w:p>
+            <w:pPr>
+              <w:spacing w:after="0" w:before="0"/>
+            </w:pPr>
+            <w:r>
+              <w:rPr>
+                <w:rFonts w:ascii="Arial" w:cs="Arial" w:eastAsia="Arial" w:hAnsi="Arial"/>
+                <w:color w:val="1B2118"/>
+                <w:sz w:val="18"/>
+                <w:szCs w:val="18"/>
+              </w:rPr>
               <w:t xml:space="preserve">1.0</w:t>
             </w:r>
           </w:p>
@@ -3026,7 +3162,6 @@
               <w:bottom w:val="single" w:color="D9D4C5" w:sz="4"/>
               <w:right w:val="single" w:color="D9D4C5" w:sz="4"/>
             </w:tcBorders>
-            <w:shd w:fill="F6F4EE" w:color="auto" w:val="clear"/>
             <w:tcMar>
               <w:top w:type="dxa" w:w="70"/>
               <w:left w:type="dxa" w:w="110"/>
@@ -3059,7 +3194,6 @@
               <w:bottom w:val="single" w:color="D9D4C5" w:sz="4"/>
               <w:right w:val="single" w:color="D9D4C5" w:sz="4"/>
             </w:tcBorders>
-            <w:shd w:fill="F6F4EE" w:color="auto" w:val="clear"/>
             <w:tcMar>
               <w:top w:type="dxa" w:w="70"/>
               <w:left w:type="dxa" w:w="110"/>
@@ -3092,7 +3226,6 @@
               <w:bottom w:val="single" w:color="D9D4C5" w:sz="4"/>
               <w:right w:val="single" w:color="D9D4C5" w:sz="4"/>
             </w:tcBorders>
-            <w:shd w:fill="F6F4EE" w:color="auto" w:val="clear"/>
             <w:tcMar>
               <w:top w:type="dxa" w:w="70"/>
               <w:left w:type="dxa" w:w="110"/>
@@ -3134,7 +3267,7 @@
           <w:sz w:val="20"/>
           <w:szCs w:val="20"/>
         </w:rPr>
-        <w:t xml:space="preserve">Guida alla revisione 2.7 del 19/10/2026, allineata al portale e agli altri manuali. È aggiornata a ogni rilascio; la versione corrente si scarica dall'area Documentazione del portale (solo Amministratori).</w:t>
+        <w:t xml:space="preserve">Guida alla revisione 2.8 del 19/10/2026, allineata al portale e agli altri manuali. È aggiornata a ogni rilascio; la versione corrente si scarica dall'area Documentazione del portale (solo Amministratori).</w:t>
       </w:r>
     </w:p>
     <w:p>
@@ -3508,7 +3641,7 @@
         </w:rPr>
         <w:t xml:space="preserve">Il portale: </w:t>
       </w:r>
-      <w:hyperlink w:history="1" r:id="rIdi0oqvdt6qhc08xvlixtmu">
+      <w:hyperlink w:history="1" r:id="rIdnrqq6hupd7lqgxdnfhulq">
         <w:r>
           <w:rPr>
             <w:rFonts w:ascii="Arial" w:cs="Arial" w:eastAsia="Arial" w:hAnsi="Arial"/>
@@ -7499,7 +7632,7 @@
                 <w:sz w:val="18"/>
                 <w:szCs w:val="18"/>
               </w:rPr>
-              <w:t xml:space="preserve">Cruscotto</w:t>
+              <w:t xml:space="preserve">Dashboard</w:t>
             </w:r>
           </w:p>
         </w:tc>
@@ -7531,7 +7664,7 @@
                 <w:sz w:val="18"/>
                 <w:szCs w:val="18"/>
               </w:rPr>
-              <w:t xml:space="preserve">Tutte le pratiche con fase, scadenza e cose da fare, filtri e ricerca</w:t>
+              <w:t xml:space="preserve">Tutte le pratiche con barra a LED delle 7 fasi, fase, scadenza e cose da fare, filtri e ricerca</w:t>
             </w:r>
           </w:p>
         </w:tc>
@@ -12989,7 +13122,7 @@
                 <w:sz w:val="18"/>
                 <w:szCs w:val="18"/>
               </w:rPr>
-              <w:t xml:space="preserve">Fase In attesa di integrazione; notifica al Comune; nel Cruscotto «In attesa del Cliente»</w:t>
+              <w:t xml:space="preserve">Fase In attesa di integrazione; notifica al Comune; nella Dashboard «In attesa del Cliente»</w:t>
             </w:r>
           </w:p>
         </w:tc>
@@ -22844,9 +22977,9 @@
         <w:tblLayout w:type="fixed"/>
       </w:tblPr>
       <w:tblGrid>
-        <w:gridCol w:w="885"/>
-        <w:gridCol w:w="4377"/>
-        <w:gridCol w:w="4376"/>
+        <w:gridCol w:w="1010"/>
+        <w:gridCol w:w="4314"/>
+        <w:gridCol w:w="4314"/>
       </w:tblGrid>
       <w:tr>
         <w:trPr>
@@ -22854,7 +22987,7 @@
         </w:trPr>
         <w:tc>
           <w:tcPr>
-            <w:tcW w:type="dxa" w:w="885"/>
+            <w:tcW w:type="dxa" w:w="1010"/>
             <w:tcBorders>
               <w:top w:val="single" w:color="D9D4C5" w:sz="4"/>
               <w:left w:val="single" w:color="D9D4C5" w:sz="4"/>
@@ -22889,7 +23022,7 @@
         </w:tc>
         <w:tc>
           <w:tcPr>
-            <w:tcW w:type="dxa" w:w="4377"/>
+            <w:tcW w:type="dxa" w:w="4314"/>
             <w:tcBorders>
               <w:top w:val="single" w:color="D9D4C5" w:sz="4"/>
               <w:left w:val="single" w:color="D9D4C5" w:sz="4"/>
@@ -22924,7 +23057,7 @@
         </w:tc>
         <w:tc>
           <w:tcPr>
-            <w:tcW w:type="dxa" w:w="4376"/>
+            <w:tcW w:type="dxa" w:w="4314"/>
             <w:tcBorders>
               <w:top w:val="single" w:color="D9D4C5" w:sz="4"/>
               <w:left w:val="single" w:color="D9D4C5" w:sz="4"/>
@@ -22964,7 +23097,7 @@
         </w:trPr>
         <w:tc>
           <w:tcPr>
-            <w:tcW w:type="dxa" w:w="885"/>
+            <w:tcW w:type="dxa" w:w="1010"/>
             <w:tcBorders>
               <w:top w:val="single" w:color="D9D4C5" w:sz="4"/>
               <w:left w:val="single" w:color="D9D4C5" w:sz="4"/>
@@ -22996,7 +23129,7 @@
         </w:tc>
         <w:tc>
           <w:tcPr>
-            <w:tcW w:type="dxa" w:w="4377"/>
+            <w:tcW w:type="dxa" w:w="4314"/>
             <w:tcBorders>
               <w:top w:val="single" w:color="D9D4C5" w:sz="4"/>
               <w:left w:val="single" w:color="D9D4C5" w:sz="4"/>
@@ -23028,7 +23161,7 @@
         </w:tc>
         <w:tc>
           <w:tcPr>
-            <w:tcW w:type="dxa" w:w="4376"/>
+            <w:tcW w:type="dxa" w:w="4314"/>
             <w:tcBorders>
               <w:top w:val="single" w:color="D9D4C5" w:sz="4"/>
               <w:left w:val="single" w:color="D9D4C5" w:sz="4"/>
@@ -23065,7 +23198,7 @@
         </w:trPr>
         <w:tc>
           <w:tcPr>
-            <w:tcW w:type="dxa" w:w="885"/>
+            <w:tcW w:type="dxa" w:w="1010"/>
             <w:tcBorders>
               <w:top w:val="single" w:color="D9D4C5" w:sz="4"/>
               <w:left w:val="single" w:color="D9D4C5" w:sz="4"/>
@@ -23098,7 +23231,7 @@
         </w:tc>
         <w:tc>
           <w:tcPr>
-            <w:tcW w:type="dxa" w:w="4377"/>
+            <w:tcW w:type="dxa" w:w="4314"/>
             <w:tcBorders>
               <w:top w:val="single" w:color="D9D4C5" w:sz="4"/>
               <w:left w:val="single" w:color="D9D4C5" w:sz="4"/>
@@ -23131,7 +23264,7 @@
         </w:tc>
         <w:tc>
           <w:tcPr>
-            <w:tcW w:type="dxa" w:w="4376"/>
+            <w:tcW w:type="dxa" w:w="4314"/>
             <w:tcBorders>
               <w:top w:val="single" w:color="D9D4C5" w:sz="4"/>
               <w:left w:val="single" w:color="D9D4C5" w:sz="4"/>
@@ -23169,7 +23302,7 @@
         </w:trPr>
         <w:tc>
           <w:tcPr>
-            <w:tcW w:type="dxa" w:w="885"/>
+            <w:tcW w:type="dxa" w:w="1010"/>
             <w:tcBorders>
               <w:top w:val="single" w:color="D9D4C5" w:sz="4"/>
               <w:left w:val="single" w:color="D9D4C5" w:sz="4"/>
@@ -23201,7 +23334,7 @@
         </w:tc>
         <w:tc>
           <w:tcPr>
-            <w:tcW w:type="dxa" w:w="4377"/>
+            <w:tcW w:type="dxa" w:w="4314"/>
             <w:tcBorders>
               <w:top w:val="single" w:color="D9D4C5" w:sz="4"/>
               <w:left w:val="single" w:color="D9D4C5" w:sz="4"/>
@@ -23233,7 +23366,7 @@
         </w:tc>
         <w:tc>
           <w:tcPr>
-            <w:tcW w:type="dxa" w:w="4376"/>
+            <w:tcW w:type="dxa" w:w="4314"/>
             <w:tcBorders>
               <w:top w:val="single" w:color="D9D4C5" w:sz="4"/>
               <w:left w:val="single" w:color="D9D4C5" w:sz="4"/>
@@ -23270,7 +23403,7 @@
         </w:trPr>
         <w:tc>
           <w:tcPr>
-            <w:tcW w:type="dxa" w:w="885"/>
+            <w:tcW w:type="dxa" w:w="1010"/>
             <w:tcBorders>
               <w:top w:val="single" w:color="D9D4C5" w:sz="4"/>
               <w:left w:val="single" w:color="D9D4C5" w:sz="4"/>
@@ -23303,7 +23436,7 @@
         </w:tc>
         <w:tc>
           <w:tcPr>
-            <w:tcW w:type="dxa" w:w="4377"/>
+            <w:tcW w:type="dxa" w:w="4314"/>
             <w:tcBorders>
               <w:top w:val="single" w:color="D9D4C5" w:sz="4"/>
               <w:left w:val="single" w:color="D9D4C5" w:sz="4"/>
@@ -23336,7 +23469,7 @@
         </w:tc>
         <w:tc>
           <w:tcPr>
-            <w:tcW w:type="dxa" w:w="4376"/>
+            <w:tcW w:type="dxa" w:w="4314"/>
             <w:tcBorders>
               <w:top w:val="single" w:color="D9D4C5" w:sz="4"/>
               <w:left w:val="single" w:color="D9D4C5" w:sz="4"/>
@@ -23374,7 +23507,7 @@
         </w:trPr>
         <w:tc>
           <w:tcPr>
-            <w:tcW w:type="dxa" w:w="885"/>
+            <w:tcW w:type="dxa" w:w="1010"/>
             <w:tcBorders>
               <w:top w:val="single" w:color="D9D4C5" w:sz="4"/>
               <w:left w:val="single" w:color="D9D4C5" w:sz="4"/>
@@ -23406,7 +23539,7 @@
         </w:tc>
         <w:tc>
           <w:tcPr>
-            <w:tcW w:type="dxa" w:w="4377"/>
+            <w:tcW w:type="dxa" w:w="4314"/>
             <w:tcBorders>
               <w:top w:val="single" w:color="D9D4C5" w:sz="4"/>
               <w:left w:val="single" w:color="D9D4C5" w:sz="4"/>
@@ -23438,7 +23571,7 @@
         </w:tc>
         <w:tc>
           <w:tcPr>
-            <w:tcW w:type="dxa" w:w="4376"/>
+            <w:tcW w:type="dxa" w:w="4314"/>
             <w:tcBorders>
               <w:top w:val="single" w:color="D9D4C5" w:sz="4"/>
               <w:left w:val="single" w:color="D9D4C5" w:sz="4"/>
@@ -23475,7 +23608,7 @@
         </w:trPr>
         <w:tc>
           <w:tcPr>
-            <w:tcW w:type="dxa" w:w="885"/>
+            <w:tcW w:type="dxa" w:w="1010"/>
             <w:tcBorders>
               <w:top w:val="single" w:color="D9D4C5" w:sz="4"/>
               <w:left w:val="single" w:color="D9D4C5" w:sz="4"/>
@@ -23508,7 +23641,7 @@
         </w:tc>
         <w:tc>
           <w:tcPr>
-            <w:tcW w:type="dxa" w:w="4377"/>
+            <w:tcW w:type="dxa" w:w="4314"/>
             <w:tcBorders>
               <w:top w:val="single" w:color="D9D4C5" w:sz="4"/>
               <w:left w:val="single" w:color="D9D4C5" w:sz="4"/>
@@ -23541,7 +23674,7 @@
         </w:tc>
         <w:tc>
           <w:tcPr>
-            <w:tcW w:type="dxa" w:w="4376"/>
+            <w:tcW w:type="dxa" w:w="4314"/>
             <w:tcBorders>
               <w:top w:val="single" w:color="D9D4C5" w:sz="4"/>
               <w:left w:val="single" w:color="D9D4C5" w:sz="4"/>
@@ -23579,7 +23712,7 @@
         </w:trPr>
         <w:tc>
           <w:tcPr>
-            <w:tcW w:type="dxa" w:w="885"/>
+            <w:tcW w:type="dxa" w:w="1010"/>
             <w:tcBorders>
               <w:top w:val="single" w:color="D9D4C5" w:sz="4"/>
               <w:left w:val="single" w:color="D9D4C5" w:sz="4"/>
@@ -23611,7 +23744,7 @@
         </w:tc>
         <w:tc>
           <w:tcPr>
-            <w:tcW w:type="dxa" w:w="4377"/>
+            <w:tcW w:type="dxa" w:w="4314"/>
             <w:tcBorders>
               <w:top w:val="single" w:color="D9D4C5" w:sz="4"/>
               <w:left w:val="single" w:color="D9D4C5" w:sz="4"/>
@@ -23643,7 +23776,7 @@
         </w:tc>
         <w:tc>
           <w:tcPr>
-            <w:tcW w:type="dxa" w:w="4376"/>
+            <w:tcW w:type="dxa" w:w="4314"/>
             <w:tcBorders>
               <w:top w:val="single" w:color="D9D4C5" w:sz="4"/>
               <w:left w:val="single" w:color="D9D4C5" w:sz="4"/>
@@ -23680,7 +23813,7 @@
         </w:trPr>
         <w:tc>
           <w:tcPr>
-            <w:tcW w:type="dxa" w:w="885"/>
+            <w:tcW w:type="dxa" w:w="1010"/>
             <w:tcBorders>
               <w:top w:val="single" w:color="D9D4C5" w:sz="4"/>
               <w:left w:val="single" w:color="D9D4C5" w:sz="4"/>
@@ -23713,7 +23846,7 @@
         </w:tc>
         <w:tc>
           <w:tcPr>
-            <w:tcW w:type="dxa" w:w="4377"/>
+            <w:tcW w:type="dxa" w:w="4314"/>
             <w:tcBorders>
               <w:top w:val="single" w:color="D9D4C5" w:sz="4"/>
               <w:left w:val="single" w:color="D9D4C5" w:sz="4"/>
@@ -23746,7 +23879,7 @@
         </w:tc>
         <w:tc>
           <w:tcPr>
-            <w:tcW w:type="dxa" w:w="4376"/>
+            <w:tcW w:type="dxa" w:w="4314"/>
             <w:tcBorders>
               <w:top w:val="single" w:color="D9D4C5" w:sz="4"/>
               <w:left w:val="single" w:color="D9D4C5" w:sz="4"/>
@@ -23784,7 +23917,7 @@
         </w:trPr>
         <w:tc>
           <w:tcPr>
-            <w:tcW w:type="dxa" w:w="885"/>
+            <w:tcW w:type="dxa" w:w="1010"/>
             <w:tcBorders>
               <w:top w:val="single" w:color="D9D4C5" w:sz="4"/>
               <w:left w:val="single" w:color="D9D4C5" w:sz="4"/>
@@ -23816,7 +23949,7 @@
         </w:tc>
         <w:tc>
           <w:tcPr>
-            <w:tcW w:type="dxa" w:w="4377"/>
+            <w:tcW w:type="dxa" w:w="4314"/>
             <w:tcBorders>
               <w:top w:val="single" w:color="D9D4C5" w:sz="4"/>
               <w:left w:val="single" w:color="D9D4C5" w:sz="4"/>
@@ -23848,7 +23981,7 @@
         </w:tc>
         <w:tc>
           <w:tcPr>
-            <w:tcW w:type="dxa" w:w="4376"/>
+            <w:tcW w:type="dxa" w:w="4314"/>
             <w:tcBorders>
               <w:top w:val="single" w:color="D9D4C5" w:sz="4"/>
               <w:left w:val="single" w:color="D9D4C5" w:sz="4"/>
@@ -23885,7 +24018,7 @@
         </w:trPr>
         <w:tc>
           <w:tcPr>
-            <w:tcW w:type="dxa" w:w="885"/>
+            <w:tcW w:type="dxa" w:w="1010"/>
             <w:tcBorders>
               <w:top w:val="single" w:color="D9D4C5" w:sz="4"/>
               <w:left w:val="single" w:color="D9D4C5" w:sz="4"/>
@@ -23918,40 +24051,40 @@
         </w:tc>
         <w:tc>
           <w:tcPr>
-            <w:tcW w:type="dxa" w:w="4377"/>
-            <w:tcBorders>
-              <w:top w:val="single" w:color="D9D4C5" w:sz="4"/>
-              <w:left w:val="single" w:color="D9D4C5" w:sz="4"/>
-              <w:bottom w:val="single" w:color="D9D4C5" w:sz="4"/>
-              <w:right w:val="single" w:color="D9D4C5" w:sz="4"/>
-            </w:tcBorders>
-            <w:shd w:fill="F6F4EE" w:color="auto" w:val="clear"/>
-            <w:tcMar>
-              <w:top w:type="dxa" w:w="70"/>
-              <w:left w:type="dxa" w:w="110"/>
-              <w:bottom w:type="dxa" w:w="70"/>
-              <w:right w:type="dxa" w:w="110"/>
-            </w:tcMar>
-            <w:vAlign w:val="center"/>
-          </w:tcPr>
-          <w:p>
-            <w:pPr>
-              <w:spacing w:after="0" w:before="0"/>
-            </w:pPr>
-            <w:r>
-              <w:rPr>
-                <w:rFonts w:ascii="Arial" w:cs="Arial" w:eastAsia="Arial" w:hAnsi="Arial"/>
-                <w:color w:val="1B2118"/>
-                <w:sz w:val="18"/>
-                <w:szCs w:val="18"/>
-              </w:rPr>
-              <w:t xml:space="preserve">[A] Cruscotto: provate riquadri, filtri e ricerca</w:t>
-            </w:r>
-          </w:p>
-        </w:tc>
-        <w:tc>
-          <w:tcPr>
-            <w:tcW w:type="dxa" w:w="4376"/>
+            <w:tcW w:type="dxa" w:w="4314"/>
+            <w:tcBorders>
+              <w:top w:val="single" w:color="D9D4C5" w:sz="4"/>
+              <w:left w:val="single" w:color="D9D4C5" w:sz="4"/>
+              <w:bottom w:val="single" w:color="D9D4C5" w:sz="4"/>
+              <w:right w:val="single" w:color="D9D4C5" w:sz="4"/>
+            </w:tcBorders>
+            <w:shd w:fill="F6F4EE" w:color="auto" w:val="clear"/>
+            <w:tcMar>
+              <w:top w:type="dxa" w:w="70"/>
+              <w:left w:type="dxa" w:w="110"/>
+              <w:bottom w:type="dxa" w:w="70"/>
+              <w:right w:type="dxa" w:w="110"/>
+            </w:tcMar>
+            <w:vAlign w:val="center"/>
+          </w:tcPr>
+          <w:p>
+            <w:pPr>
+              <w:spacing w:after="0" w:before="0"/>
+            </w:pPr>
+            <w:r>
+              <w:rPr>
+                <w:rFonts w:ascii="Arial" w:cs="Arial" w:eastAsia="Arial" w:hAnsi="Arial"/>
+                <w:color w:val="1B2118"/>
+                <w:sz w:val="18"/>
+                <w:szCs w:val="18"/>
+              </w:rPr>
+              <w:t xml:space="preserve">[A] Dashboard: provate riquadri, filtri e ricerca</w:t>
+            </w:r>
+          </w:p>
+        </w:tc>
+        <w:tc>
+          <w:tcPr>
+            <w:tcW w:type="dxa" w:w="4314"/>
             <w:tcBorders>
               <w:top w:val="single" w:color="D9D4C5" w:sz="4"/>
               <w:left w:val="single" w:color="D9D4C5" w:sz="4"/>
@@ -23979,6 +24112,107 @@
                 <w:szCs w:val="18"/>
               </w:rPr>
               <w:t xml:space="preserve">La tabella si filtra di conseguenza</w:t>
+            </w:r>
+          </w:p>
+        </w:tc>
+      </w:tr>
+      <w:tr>
+        <w:trPr>
+          <w:cantSplit/>
+        </w:trPr>
+        <w:tc>
+          <w:tcPr>
+            <w:tcW w:type="dxa" w:w="1010"/>
+            <w:tcBorders>
+              <w:top w:val="single" w:color="D9D4C5" w:sz="4"/>
+              <w:left w:val="single" w:color="D9D4C5" w:sz="4"/>
+              <w:bottom w:val="single" w:color="D9D4C5" w:sz="4"/>
+              <w:right w:val="single" w:color="D9D4C5" w:sz="4"/>
+            </w:tcBorders>
+            <w:tcMar>
+              <w:top w:type="dxa" w:w="70"/>
+              <w:left w:type="dxa" w:w="110"/>
+              <w:bottom w:type="dxa" w:w="70"/>
+              <w:right w:type="dxa" w:w="110"/>
+            </w:tcMar>
+            <w:vAlign w:val="center"/>
+          </w:tcPr>
+          <w:p>
+            <w:pPr>
+              <w:spacing w:after="0" w:before="0"/>
+            </w:pPr>
+            <w:r>
+              <w:rPr>
+                <w:rFonts w:ascii="Arial" w:cs="Arial" w:eastAsia="Arial" w:hAnsi="Arial"/>
+                <w:color w:val="1B2118"/>
+                <w:sz w:val="18"/>
+                <w:szCs w:val="18"/>
+              </w:rPr>
+              <w:t xml:space="preserve">10.10b</w:t>
+            </w:r>
+          </w:p>
+        </w:tc>
+        <w:tc>
+          <w:tcPr>
+            <w:tcW w:type="dxa" w:w="4314"/>
+            <w:tcBorders>
+              <w:top w:val="single" w:color="D9D4C5" w:sz="4"/>
+              <w:left w:val="single" w:color="D9D4C5" w:sz="4"/>
+              <w:bottom w:val="single" w:color="D9D4C5" w:sz="4"/>
+              <w:right w:val="single" w:color="D9D4C5" w:sz="4"/>
+            </w:tcBorders>
+            <w:tcMar>
+              <w:top w:type="dxa" w:w="70"/>
+              <w:left w:type="dxa" w:w="110"/>
+              <w:bottom w:type="dxa" w:w="70"/>
+              <w:right w:type="dxa" w:w="110"/>
+            </w:tcMar>
+            <w:vAlign w:val="center"/>
+          </w:tcPr>
+          <w:p>
+            <w:pPr>
+              <w:spacing w:after="0" w:before="0"/>
+            </w:pPr>
+            <w:r>
+              <w:rPr>
+                <w:rFonts w:ascii="Arial" w:cs="Arial" w:eastAsia="Arial" w:hAnsi="Arial"/>
+                <w:color w:val="1B2118"/>
+                <w:sz w:val="18"/>
+                <w:szCs w:val="18"/>
+              </w:rPr>
+              <w:t xml:space="preserve">[A] Dashboard: guardate la colonna Avanzamento della pratica di prova e passate il mouse sulle luci</w:t>
+            </w:r>
+          </w:p>
+        </w:tc>
+        <w:tc>
+          <w:tcPr>
+            <w:tcW w:type="dxa" w:w="4314"/>
+            <w:tcBorders>
+              <w:top w:val="single" w:color="D9D4C5" w:sz="4"/>
+              <w:left w:val="single" w:color="D9D4C5" w:sz="4"/>
+              <w:bottom w:val="single" w:color="D9D4C5" w:sz="4"/>
+              <w:right w:val="single" w:color="D9D4C5" w:sz="4"/>
+            </w:tcBorders>
+            <w:tcMar>
+              <w:top w:type="dxa" w:w="70"/>
+              <w:left w:type="dxa" w:w="110"/>
+              <w:bottom w:type="dxa" w:w="70"/>
+              <w:right w:type="dxa" w:w="110"/>
+            </w:tcMar>
+            <w:vAlign w:val="center"/>
+          </w:tcPr>
+          <w:p>
+            <w:pPr>
+              <w:spacing w:after="0" w:before="0"/>
+            </w:pPr>
+            <w:r>
+              <w:rPr>
+                <w:rFonts w:ascii="Arial" w:cs="Arial" w:eastAsia="Arial" w:hAnsi="Arial"/>
+                <w:color w:val="1B2118"/>
+                <w:sz w:val="18"/>
+                <w:szCs w:val="18"/>
+              </w:rPr>
+              <w:t xml:space="preserve">Tante luci accese (ambra) quante le fasi completate, le altre spente; la fase in corso ha il contorno ambra; a pratica chiusa la settima luce è verde; il conteggio «n/7» corrisponde</w:t>
             </w:r>
           </w:p>
         </w:tc>
@@ -24404,7 +24638,7 @@
         <w:szCs w:val="16"/>
       </w:rPr>
       <w:tab/>
-      <w:t xml:space="preserve">Manuale Test · Rev. 2.7 · 19/10/2026</w:t>
+      <w:t xml:space="preserve">Manuale Test · Rev. 2.8 · 19/10/2026</w:t>
     </w:r>
   </w:p>
 </w:hdr>
@@ -24469,7 +24703,7 @@
         <w:szCs w:val="16"/>
       </w:rPr>
       <w:tab/>
-      <w:t xml:space="preserve">Manuale Test · Rev. 2.7 · 19/10/2026</w:t>
+      <w:t xml:space="preserve">Manuale Test · Rev. 2.8 · 19/10/2026</w:t>
     </w:r>
   </w:p>
 </w:hdr>

--- a/public/documentazione/Manuale_Test_Portale_CWP.docx
+++ b/public/documentazione/Manuale_Test_Portale_CWP.docx
@@ -302,7 +302,7 @@
                 <w:sz w:val="20"/>
                 <w:szCs w:val="20"/>
               </w:rPr>
-              <w:t xml:space="preserve">Rev. 2.8</w:t>
+              <w:t xml:space="preserve">Rev. 2.9</w:t>
             </w:r>
           </w:p>
         </w:tc>
@@ -719,7 +719,7 @@
                 <w:sz w:val="18"/>
                 <w:szCs w:val="18"/>
               </w:rPr>
-              <w:t xml:space="preserve">2.8</w:t>
+              <w:t xml:space="preserve">2.9</w:t>
             </w:r>
           </w:p>
         </w:tc>
@@ -783,7 +783,7 @@
                 <w:sz w:val="18"/>
                 <w:szCs w:val="18"/>
               </w:rPr>
-              <w:t xml:space="preserve">Prova 10.10b: barra a LED della Dashboard.</w:t>
+              <w:t xml:space="preserve">Prove 8b.3b e 8b.3c: metodo per utenza, buffer e taratura.</w:t>
             </w:r>
           </w:p>
         </w:tc>
@@ -853,7 +853,7 @@
                 <w:sz w:val="18"/>
                 <w:szCs w:val="18"/>
               </w:rPr>
-              <w:t xml:space="preserve">2.7</w:t>
+              <w:t xml:space="preserve">2.8</w:t>
             </w:r>
           </w:p>
         </w:tc>
@@ -919,7 +919,7 @@
                 <w:sz w:val="18"/>
                 <w:szCs w:val="18"/>
               </w:rPr>
-              <w:t xml:space="preserve">Prova 1.3d: eliminazione di un utente mai attivo.</w:t>
+              <w:t xml:space="preserve">Prova 10.10b: barra a LED della Dashboard.</w:t>
             </w:r>
           </w:p>
         </w:tc>
@@ -989,7 +989,7 @@
                 <w:sz w:val="18"/>
                 <w:szCs w:val="18"/>
               </w:rPr>
-              <w:t xml:space="preserve">2.6</w:t>
+              <w:t xml:space="preserve">2.7</w:t>
             </w:r>
           </w:p>
         </w:tc>
@@ -1053,7 +1053,7 @@
                 <w:sz w:val="18"/>
                 <w:szCs w:val="18"/>
               </w:rPr>
-              <w:t xml:space="preserve">Prove 1.3 e 1.3c: email con le credenziali.</w:t>
+              <w:t xml:space="preserve">Prova 1.3d: eliminazione di un utente mai attivo.</w:t>
             </w:r>
           </w:p>
         </w:tc>
@@ -1123,7 +1123,7 @@
                 <w:sz w:val="18"/>
                 <w:szCs w:val="18"/>
               </w:rPr>
-              <w:t xml:space="preserve">2.5</w:t>
+              <w:t xml:space="preserve">2.6</w:t>
             </w:r>
           </w:p>
         </w:tc>
@@ -1189,7 +1189,7 @@
                 <w:sz w:val="18"/>
                 <w:szCs w:val="18"/>
               </w:rPr>
-              <w:t xml:space="preserve">Prove 1.3a-1.3a3: nomina di un Amministratore e protezione del principale.</w:t>
+              <w:t xml:space="preserve">Prove 1.3 e 1.3c: email con le credenziali.</w:t>
             </w:r>
           </w:p>
         </w:tc>
@@ -1259,7 +1259,7 @@
                 <w:sz w:val="18"/>
                 <w:szCs w:val="18"/>
               </w:rPr>
-              <w:t xml:space="preserve">2.4</w:t>
+              <w:t xml:space="preserve">2.5</w:t>
             </w:r>
           </w:p>
         </w:tc>
@@ -1323,7 +1323,7 @@
                 <w:sz w:val="18"/>
                 <w:szCs w:val="18"/>
               </w:rPr>
-              <w:t xml:space="preserve">Prove 8b.7c e 8b.7d: costi Caso 1 e Caso 2.</w:t>
+              <w:t xml:space="preserve">Prove 1.3a-1.3a3: nomina di un Amministratore e protezione del principale.</w:t>
             </w:r>
           </w:p>
         </w:tc>
@@ -1393,7 +1393,7 @@
                 <w:sz w:val="18"/>
                 <w:szCs w:val="18"/>
               </w:rPr>
-              <w:t xml:space="preserve">2.3</w:t>
+              <w:t xml:space="preserve">2.4</w:t>
             </w:r>
           </w:p>
         </w:tc>
@@ -1459,7 +1459,7 @@
                 <w:sz w:val="18"/>
                 <w:szCs w:val="18"/>
               </w:rPr>
-              <w:t xml:space="preserve">Prova 8b.7b aggiornata: valore del credito anno per anno.</w:t>
+              <w:t xml:space="preserve">Prove 8b.7c e 8b.7d: costi Caso 1 e Caso 2.</w:t>
             </w:r>
           </w:p>
         </w:tc>
@@ -1529,7 +1529,7 @@
                 <w:sz w:val="18"/>
                 <w:szCs w:val="18"/>
               </w:rPr>
-              <w:t xml:space="preserve">2.2</w:t>
+              <w:t xml:space="preserve">2.3</w:t>
             </w:r>
           </w:p>
         </w:tc>
@@ -1593,7 +1593,7 @@
                 <w:sz w:val="18"/>
                 <w:szCs w:val="18"/>
               </w:rPr>
-              <w:t xml:space="preserve">Prova 8b.7b della simulazione economica (ricavi e costi per il Comune).</w:t>
+              <w:t xml:space="preserve">Prova 8b.7b aggiornata: valore del credito anno per anno.</w:t>
             </w:r>
           </w:p>
         </w:tc>
@@ -1663,7 +1663,7 @@
                 <w:sz w:val="18"/>
                 <w:szCs w:val="18"/>
               </w:rPr>
-              <w:t xml:space="preserve">2.1</w:t>
+              <w:t xml:space="preserve">2.2</w:t>
             </w:r>
           </w:p>
         </w:tc>
@@ -1729,7 +1729,7 @@
                 <w:sz w:val="18"/>
                 <w:szCs w:val="18"/>
               </w:rPr>
-              <w:t xml:space="preserve">Prove 8b.2b e 8b.2c (scenario di riferimento e situazione attuale).</w:t>
+              <w:t xml:space="preserve">Prova 8b.7b della simulazione economica (ricavi e costi per il Comune).</w:t>
             </w:r>
           </w:p>
         </w:tc>
@@ -1799,7 +1799,7 @@
                 <w:sz w:val="18"/>
                 <w:szCs w:val="18"/>
               </w:rPr>
-              <w:t xml:space="preserve">2.0</w:t>
+              <w:t xml:space="preserve">2.1</w:t>
             </w:r>
           </w:p>
         </w:tc>
@@ -1863,7 +1863,7 @@
                 <w:sz w:val="18"/>
                 <w:szCs w:val="18"/>
               </w:rPr>
-              <w:t xml:space="preserve">Prove 8b del simulatore di scenari.</w:t>
+              <w:t xml:space="preserve">Prove 8b.2b e 8b.2c (scenario di riferimento e situazione attuale).</w:t>
             </w:r>
           </w:p>
         </w:tc>
@@ -1933,7 +1933,7 @@
                 <w:sz w:val="18"/>
                 <w:szCs w:val="18"/>
               </w:rPr>
-              <w:t xml:space="preserve">1.9</w:t>
+              <w:t xml:space="preserve">2.0</w:t>
             </w:r>
           </w:p>
         </w:tc>
@@ -1999,7 +1999,7 @@
                 <w:sz w:val="18"/>
                 <w:szCs w:val="18"/>
               </w:rPr>
-              <w:t xml:space="preserve">In sviluppo: simulatore di scenari e assistente virtuale.</w:t>
+              <w:t xml:space="preserve">Prove 8b del simulatore di scenari.</w:t>
             </w:r>
           </w:p>
         </w:tc>
@@ -2069,7 +2069,7 @@
                 <w:sz w:val="18"/>
                 <w:szCs w:val="18"/>
               </w:rPr>
-              <w:t xml:space="preserve">1.8</w:t>
+              <w:t xml:space="preserve">1.9</w:t>
             </w:r>
           </w:p>
         </w:tc>
@@ -2133,7 +2133,7 @@
                 <w:sz w:val="18"/>
                 <w:szCs w:val="18"/>
               </w:rPr>
-              <w:t xml:space="preserve">Tolto il limite noto sull'incarico del soggetto promotore del programma.</w:t>
+              <w:t xml:space="preserve">In sviluppo: simulatore di scenari e assistente virtuale.</w:t>
             </w:r>
           </w:p>
         </w:tc>
@@ -2203,7 +2203,7 @@
                 <w:sz w:val="18"/>
                 <w:szCs w:val="18"/>
               </w:rPr>
-              <w:t xml:space="preserve">1.7</w:t>
+              <w:t xml:space="preserve">1.8</w:t>
             </w:r>
           </w:p>
         </w:tc>
@@ -2236,7 +2236,7 @@
                 <w:sz w:val="18"/>
                 <w:szCs w:val="18"/>
               </w:rPr>
-              <w:t xml:space="preserve">18/10/2026</w:t>
+              <w:t xml:space="preserve">19/10/2026</w:t>
             </w:r>
           </w:p>
         </w:tc>
@@ -2269,7 +2269,7 @@
                 <w:sz w:val="18"/>
                 <w:szCs w:val="18"/>
               </w:rPr>
-              <w:t xml:space="preserve">Percorso di prova esteso alle funzioni dell'allineamento ai documenti CWP: territorio ISTAT, stati del Programma, Rapporto a 7 fasi, tariffe e sospensione, accuratezza, ritiro, account unico, crediti emessi, reclami, pagina pubblica, qualità dei dati.</w:t>
+              <w:t xml:space="preserve">Tolto il limite noto sull'incarico del soggetto promotore del programma.</w:t>
             </w:r>
           </w:p>
         </w:tc>
@@ -2339,7 +2339,7 @@
                 <w:sz w:val="18"/>
                 <w:szCs w:val="18"/>
               </w:rPr>
-              <w:t xml:space="preserve">1.6</w:t>
+              <w:t xml:space="preserve">1.7</w:t>
             </w:r>
           </w:p>
         </w:tc>
@@ -2403,7 +2403,7 @@
                 <w:sz w:val="18"/>
                 <w:szCs w:val="18"/>
               </w:rPr>
-              <w:t xml:space="preserve">Glossario: descrizione corretta del buffer (al massimo 80%).</w:t>
+              <w:t xml:space="preserve">Percorso di prova esteso alle funzioni dell'allineamento ai documenti CWP: territorio ISTAT, stati del Programma, Rapporto a 7 fasi, tariffe e sospensione, accuratezza, ritiro, account unico, crediti emessi, reclami, pagina pubblica, qualità dei dati.</w:t>
             </w:r>
           </w:p>
         </w:tc>
@@ -2473,7 +2473,7 @@
                 <w:sz w:val="18"/>
                 <w:szCs w:val="18"/>
               </w:rPr>
-              <w:t xml:space="preserve">1.5</w:t>
+              <w:t xml:space="preserve">1.6</w:t>
             </w:r>
           </w:p>
         </w:tc>
@@ -2539,7 +2539,7 @@
                 <w:sz w:val="18"/>
                 <w:szCs w:val="18"/>
               </w:rPr>
-              <w:t xml:space="preserve">Nuove prove 1.2b, 1.8, 3.7, 4.1b, 6.4, 6.5; prove 1.6, 1.7, 3.2, 4.1, 4.6, 5.4 e 6.3 aggiornate (anagrafiche, documenti richiesti, consultazione, Rapporti a 4 fasi, conservazione, fascicolo).</w:t>
+              <w:t xml:space="preserve">Glossario: descrizione corretta del buffer (al massimo 80%).</w:t>
             </w:r>
           </w:p>
         </w:tc>
@@ -2609,7 +2609,7 @@
                 <w:sz w:val="18"/>
                 <w:szCs w:val="18"/>
               </w:rPr>
-              <w:t xml:space="preserve">1.4</w:t>
+              <w:t xml:space="preserve">1.5</w:t>
             </w:r>
           </w:p>
         </w:tc>
@@ -2673,7 +2673,7 @@
                 <w:sz w:val="18"/>
                 <w:szCs w:val="18"/>
               </w:rPr>
-              <w:t xml:space="preserve">Nuova prova 7.12 (risultato azzerato dopo una modifica dei dati); prove successive del blocco 7 rinumerate; prova 8.4 estesa.</w:t>
+              <w:t xml:space="preserve">Nuove prove 1.2b, 1.8, 3.7, 4.1b, 6.4, 6.5; prove 1.6, 1.7, 3.2, 4.1, 4.6, 5.4 e 6.3 aggiornate (anagrafiche, documenti richiesti, consultazione, Rapporti a 4 fasi, conservazione, fascicolo).</w:t>
             </w:r>
           </w:p>
         </w:tc>
@@ -2743,7 +2743,7 @@
                 <w:sz w:val="18"/>
                 <w:szCs w:val="18"/>
               </w:rPr>
-              <w:t xml:space="preserve">1.3</w:t>
+              <w:t xml:space="preserve">1.4</w:t>
             </w:r>
           </w:p>
         </w:tc>
@@ -2809,7 +2809,7 @@
                 <w:sz w:val="18"/>
                 <w:szCs w:val="18"/>
               </w:rPr>
-              <w:t xml:space="preserve">Prove del rapporto PDF, del numero di registro e del registro dei crediti con le nuove versioni.</w:t>
+              <w:t xml:space="preserve">Nuova prova 7.12 (risultato azzerato dopo una modifica dei dati); prove successive del blocco 7 rinumerate; prova 8.4 estesa.</w:t>
             </w:r>
           </w:p>
         </w:tc>
@@ -2879,7 +2879,7 @@
                 <w:sz w:val="18"/>
                 <w:szCs w:val="18"/>
               </w:rPr>
-              <w:t xml:space="preserve">1.2</w:t>
+              <w:t xml:space="preserve">1.3</w:t>
             </w:r>
           </w:p>
         </w:tc>
@@ -2943,7 +2943,7 @@
                 <w:sz w:val="18"/>
                 <w:szCs w:val="18"/>
               </w:rPr>
-              <w:t xml:space="preserve">Calcolo crediti: prove di import del tracciato con i file di esempio (compilato, letture, dati personali) e dei controlli di coerenza.</w:t>
+              <w:t xml:space="preserve">Prove del rapporto PDF, del numero di registro e del registro dei crediti con le nuove versioni.</w:t>
             </w:r>
           </w:p>
         </w:tc>
@@ -3013,7 +3013,7 @@
                 <w:sz w:val="18"/>
                 <w:szCs w:val="18"/>
               </w:rPr>
-              <w:t xml:space="preserve">1.1</w:t>
+              <w:t xml:space="preserve">1.2</w:t>
             </w:r>
           </w:p>
         </w:tc>
@@ -3079,7 +3079,7 @@
                 <w:sz w:val="18"/>
                 <w:szCs w:val="18"/>
               </w:rPr>
-              <w:t xml:space="preserve">Prove per Enti di Validazione, modelli, note di fase, messaggi, pagamenti visibili al Comune, pratica sospesa, consultazione pubblica con conferma dell'email, limiti di invio ed errata corrige.</w:t>
+              <w:t xml:space="preserve">Calcolo crediti: prove di import del tracciato con i file di esempio (compilato, letture, dati personali) e dei controlli di coerenza.</w:t>
             </w:r>
           </w:p>
         </w:tc>
@@ -3149,6 +3149,140 @@
                 <w:sz w:val="18"/>
                 <w:szCs w:val="18"/>
               </w:rPr>
+              <w:t xml:space="preserve">1.1</w:t>
+            </w:r>
+          </w:p>
+        </w:tc>
+        <w:tc>
+          <w:tcPr>
+            <w:tcW w:type="dxa" w:w="1300"/>
+            <w:tcBorders>
+              <w:top w:val="single" w:color="D9D4C5" w:sz="4"/>
+              <w:left w:val="single" w:color="D9D4C5" w:sz="4"/>
+              <w:bottom w:val="single" w:color="D9D4C5" w:sz="4"/>
+              <w:right w:val="single" w:color="D9D4C5" w:sz="4"/>
+            </w:tcBorders>
+            <w:tcMar>
+              <w:top w:type="dxa" w:w="70"/>
+              <w:left w:type="dxa" w:w="110"/>
+              <w:bottom w:type="dxa" w:w="70"/>
+              <w:right w:type="dxa" w:w="110"/>
+            </w:tcMar>
+            <w:vAlign w:val="center"/>
+          </w:tcPr>
+          <w:p>
+            <w:pPr>
+              <w:spacing w:after="0" w:before="0"/>
+            </w:pPr>
+            <w:r>
+              <w:rPr>
+                <w:rFonts w:ascii="Arial" w:cs="Arial" w:eastAsia="Arial" w:hAnsi="Arial"/>
+                <w:color w:val="1B2118"/>
+                <w:sz w:val="18"/>
+                <w:szCs w:val="18"/>
+              </w:rPr>
+              <w:t xml:space="preserve">18/10/2026</w:t>
+            </w:r>
+          </w:p>
+        </w:tc>
+        <w:tc>
+          <w:tcPr>
+            <w:tcW w:type="dxa" w:w="5538"/>
+            <w:tcBorders>
+              <w:top w:val="single" w:color="D9D4C5" w:sz="4"/>
+              <w:left w:val="single" w:color="D9D4C5" w:sz="4"/>
+              <w:bottom w:val="single" w:color="D9D4C5" w:sz="4"/>
+              <w:right w:val="single" w:color="D9D4C5" w:sz="4"/>
+            </w:tcBorders>
+            <w:tcMar>
+              <w:top w:type="dxa" w:w="70"/>
+              <w:left w:type="dxa" w:w="110"/>
+              <w:bottom w:type="dxa" w:w="70"/>
+              <w:right w:type="dxa" w:w="110"/>
+            </w:tcMar>
+            <w:vAlign w:val="center"/>
+          </w:tcPr>
+          <w:p>
+            <w:pPr>
+              <w:spacing w:after="0" w:before="0"/>
+            </w:pPr>
+            <w:r>
+              <w:rPr>
+                <w:rFonts w:ascii="Arial" w:cs="Arial" w:eastAsia="Arial" w:hAnsi="Arial"/>
+                <w:color w:val="1B2118"/>
+                <w:sz w:val="18"/>
+                <w:szCs w:val="18"/>
+              </w:rPr>
+              <w:t xml:space="preserve">Prove per Enti di Validazione, modelli, note di fase, messaggi, pagamenti visibili al Comune, pratica sospesa, consultazione pubblica con conferma dell'email, limiti di invio ed errata corrige.</w:t>
+            </w:r>
+          </w:p>
+        </w:tc>
+        <w:tc>
+          <w:tcPr>
+            <w:tcW w:type="dxa" w:w="2000"/>
+            <w:tcBorders>
+              <w:top w:val="single" w:color="D9D4C5" w:sz="4"/>
+              <w:left w:val="single" w:color="D9D4C5" w:sz="4"/>
+              <w:bottom w:val="single" w:color="D9D4C5" w:sz="4"/>
+              <w:right w:val="single" w:color="D9D4C5" w:sz="4"/>
+            </w:tcBorders>
+            <w:tcMar>
+              <w:top w:type="dxa" w:w="70"/>
+              <w:left w:type="dxa" w:w="110"/>
+              <w:bottom w:type="dxa" w:w="70"/>
+              <w:right w:type="dxa" w:w="110"/>
+            </w:tcMar>
+            <w:vAlign w:val="center"/>
+          </w:tcPr>
+          <w:p>
+            <w:pPr>
+              <w:spacing w:after="0" w:before="0"/>
+            </w:pPr>
+            <w:r>
+              <w:rPr>
+                <w:rFonts w:ascii="Arial" w:cs="Arial" w:eastAsia="Arial" w:hAnsi="Arial"/>
+                <w:color w:val="1B2118"/>
+                <w:sz w:val="18"/>
+                <w:szCs w:val="18"/>
+              </w:rPr>
+              <w:t xml:space="preserve">Fondazione Operate</w:t>
+            </w:r>
+          </w:p>
+        </w:tc>
+      </w:tr>
+      <w:tr>
+        <w:trPr>
+          <w:cantSplit/>
+        </w:trPr>
+        <w:tc>
+          <w:tcPr>
+            <w:tcW w:type="dxa" w:w="800"/>
+            <w:tcBorders>
+              <w:top w:val="single" w:color="D9D4C5" w:sz="4"/>
+              <w:left w:val="single" w:color="D9D4C5" w:sz="4"/>
+              <w:bottom w:val="single" w:color="D9D4C5" w:sz="4"/>
+              <w:right w:val="single" w:color="D9D4C5" w:sz="4"/>
+            </w:tcBorders>
+            <w:shd w:fill="F6F4EE" w:color="auto" w:val="clear"/>
+            <w:tcMar>
+              <w:top w:type="dxa" w:w="70"/>
+              <w:left w:type="dxa" w:w="110"/>
+              <w:bottom w:type="dxa" w:w="70"/>
+              <w:right w:type="dxa" w:w="110"/>
+            </w:tcMar>
+            <w:vAlign w:val="center"/>
+          </w:tcPr>
+          <w:p>
+            <w:pPr>
+              <w:spacing w:after="0" w:before="0"/>
+            </w:pPr>
+            <w:r>
+              <w:rPr>
+                <w:rFonts w:ascii="Arial" w:cs="Arial" w:eastAsia="Arial" w:hAnsi="Arial"/>
+                <w:color w:val="1B2118"/>
+                <w:sz w:val="18"/>
+                <w:szCs w:val="18"/>
+              </w:rPr>
               <w:t xml:space="preserve">1.0</w:t>
             </w:r>
           </w:p>
@@ -3162,6 +3296,7 @@
               <w:bottom w:val="single" w:color="D9D4C5" w:sz="4"/>
               <w:right w:val="single" w:color="D9D4C5" w:sz="4"/>
             </w:tcBorders>
+            <w:shd w:fill="F6F4EE" w:color="auto" w:val="clear"/>
             <w:tcMar>
               <w:top w:type="dxa" w:w="70"/>
               <w:left w:type="dxa" w:w="110"/>
@@ -3194,6 +3329,7 @@
               <w:bottom w:val="single" w:color="D9D4C5" w:sz="4"/>
               <w:right w:val="single" w:color="D9D4C5" w:sz="4"/>
             </w:tcBorders>
+            <w:shd w:fill="F6F4EE" w:color="auto" w:val="clear"/>
             <w:tcMar>
               <w:top w:type="dxa" w:w="70"/>
               <w:left w:type="dxa" w:w="110"/>
@@ -3226,6 +3362,7 @@
               <w:bottom w:val="single" w:color="D9D4C5" w:sz="4"/>
               <w:right w:val="single" w:color="D9D4C5" w:sz="4"/>
             </w:tcBorders>
+            <w:shd w:fill="F6F4EE" w:color="auto" w:val="clear"/>
             <w:tcMar>
               <w:top w:type="dxa" w:w="70"/>
               <w:left w:type="dxa" w:w="110"/>
@@ -3267,7 +3404,7 @@
           <w:sz w:val="20"/>
           <w:szCs w:val="20"/>
         </w:rPr>
-        <w:t xml:space="preserve">Guida alla revisione 2.8 del 19/10/2026, allineata al portale e agli altri manuali. È aggiornata a ogni rilascio; la versione corrente si scarica dall'area Documentazione del portale (solo Amministratori).</w:t>
+        <w:t xml:space="preserve">Guida alla revisione 2.9 del 19/10/2026, allineata al portale e agli altri manuali. È aggiornata a ogni rilascio; la versione corrente si scarica dall'area Documentazione del portale (solo Amministratori).</w:t>
       </w:r>
     </w:p>
     <w:p>
@@ -3435,7 +3572,7 @@
             <w:szCs w:val="22"/>
           </w:rPr>
           <w:tab/>
-          <w:t xml:space="preserve">17</w:t>
+          <w:t xml:space="preserve">18</w:t>
         </w:r>
       </w:hyperlink>
     </w:p>
@@ -3641,7 +3778,7 @@
         </w:rPr>
         <w:t xml:space="preserve">Il portale: </w:t>
       </w:r>
-      <w:hyperlink w:history="1" r:id="rIdnrqq6hupd7lqgxdnfhulq">
+      <w:hyperlink w:history="1" r:id="rIdkmp7bfgs6ojepsgv0j-xv">
         <w:r>
           <w:rPr>
             <w:rFonts w:ascii="Arial" w:cs="Arial" w:eastAsia="Arial" w:hAnsi="Arial"/>
@@ -21317,6 +21454,211 @@
                 <w:szCs w:val="18"/>
               </w:rPr>
               <w:t xml:space="preserve">Righe compilate in modo lineare; la % di differenziata cresce ogni anno; nei Risultati crediti netti positivi e crescenti, grafici aggiornati</w:t>
+            </w:r>
+          </w:p>
+        </w:tc>
+      </w:tr>
+      <w:tr>
+        <w:trPr>
+          <w:cantSplit/>
+        </w:trPr>
+        <w:tc>
+          <w:tcPr>
+            <w:tcW w:type="dxa" w:w="885"/>
+            <w:tcBorders>
+              <w:top w:val="single" w:color="D9D4C5" w:sz="4"/>
+              <w:left w:val="single" w:color="D9D4C5" w:sz="4"/>
+              <w:bottom w:val="single" w:color="D9D4C5" w:sz="4"/>
+              <w:right w:val="single" w:color="D9D4C5" w:sz="4"/>
+            </w:tcBorders>
+            <w:shd w:fill="F6F4EE" w:color="auto" w:val="clear"/>
+            <w:tcMar>
+              <w:top w:type="dxa" w:w="70"/>
+              <w:left w:type="dxa" w:w="110"/>
+              <w:bottom w:type="dxa" w:w="70"/>
+              <w:right w:type="dxa" w:w="110"/>
+            </w:tcMar>
+            <w:vAlign w:val="center"/>
+          </w:tcPr>
+          <w:p>
+            <w:pPr>
+              <w:spacing w:after="0" w:before="0"/>
+            </w:pPr>
+            <w:r>
+              <w:rPr>
+                <w:rFonts w:ascii="Arial" w:cs="Arial" w:eastAsia="Arial" w:hAnsi="Arial"/>
+                <w:color w:val="1B2118"/>
+                <w:sz w:val="18"/>
+                <w:szCs w:val="18"/>
+              </w:rPr>
+              <w:t xml:space="preserve">8b.3b</w:t>
+            </w:r>
+          </w:p>
+        </w:tc>
+        <w:tc>
+          <w:tcPr>
+            <w:tcW w:type="dxa" w:w="4377"/>
+            <w:tcBorders>
+              <w:top w:val="single" w:color="D9D4C5" w:sz="4"/>
+              <w:left w:val="single" w:color="D9D4C5" w:sz="4"/>
+              <w:bottom w:val="single" w:color="D9D4C5" w:sz="4"/>
+              <w:right w:val="single" w:color="D9D4C5" w:sz="4"/>
+            </w:tcBorders>
+            <w:shd w:fill="F6F4EE" w:color="auto" w:val="clear"/>
+            <w:tcMar>
+              <w:top w:type="dxa" w:w="70"/>
+              <w:left w:type="dxa" w:w="110"/>
+              <w:bottom w:type="dxa" w:w="70"/>
+              <w:right w:type="dxa" w:w="110"/>
+            </w:tcMar>
+            <w:vAlign w:val="center"/>
+          </w:tcPr>
+          <w:p>
+            <w:pPr>
+              <w:spacing w:after="0" w:before="0"/>
+            </w:pPr>
+            <w:r>
+              <w:rPr>
+                <w:rFonts w:ascii="Arial" w:cs="Arial" w:eastAsia="Arial" w:hAnsi="Arial"/>
+                <w:color w:val="1B2118"/>
+                <w:sz w:val="18"/>
+                <w:szCs w:val="18"/>
+              </w:rPr>
+              <w:t xml:space="preserve">Impostazioni: metodo «Per utenza: solo utenze virtuose», rifiuti misurati «Indifferenziato e organico», spuntate Tariffa puntuale</w:t>
+            </w:r>
+          </w:p>
+        </w:tc>
+        <w:tc>
+          <w:tcPr>
+            <w:tcW w:type="dxa" w:w="4376"/>
+            <w:tcBorders>
+              <w:top w:val="single" w:color="D9D4C5" w:sz="4"/>
+              <w:left w:val="single" w:color="D9D4C5" w:sz="4"/>
+              <w:bottom w:val="single" w:color="D9D4C5" w:sz="4"/>
+              <w:right w:val="single" w:color="D9D4C5" w:sz="4"/>
+            </w:tcBorders>
+            <w:shd w:fill="F6F4EE" w:color="auto" w:val="clear"/>
+            <w:tcMar>
+              <w:top w:type="dxa" w:w="70"/>
+              <w:left w:type="dxa" w:w="110"/>
+              <w:bottom w:type="dxa" w:w="70"/>
+              <w:right w:type="dxa" w:w="110"/>
+            </w:tcMar>
+            <w:vAlign w:val="center"/>
+          </w:tcPr>
+          <w:p>
+            <w:pPr>
+              <w:spacing w:after="0" w:before="0"/>
+            </w:pPr>
+            <w:r>
+              <w:rPr>
+                <w:rFonts w:ascii="Arial" w:cs="Arial" w:eastAsia="Arial" w:hAnsi="Arial"/>
+                <w:color w:val="1B2118"/>
+                <w:sz w:val="18"/>
+                <w:szCs w:val="18"/>
+              </w:rPr>
+              <w:t xml:space="preserve">Buffer secondo il Capitolo 7: 30% (20% + 10%); se il buffer impostato è più basso compare l'avviso; con «Usa questo buffer» diventa 30; nei Risultati crediti più alti e colonna «Bilancio del Comune» per confronto</w:t>
+            </w:r>
+          </w:p>
+        </w:tc>
+      </w:tr>
+      <w:tr>
+        <w:trPr>
+          <w:cantSplit/>
+        </w:trPr>
+        <w:tc>
+          <w:tcPr>
+            <w:tcW w:type="dxa" w:w="885"/>
+            <w:tcBorders>
+              <w:top w:val="single" w:color="D9D4C5" w:sz="4"/>
+              <w:left w:val="single" w:color="D9D4C5" w:sz="4"/>
+              <w:bottom w:val="single" w:color="D9D4C5" w:sz="4"/>
+              <w:right w:val="single" w:color="D9D4C5" w:sz="4"/>
+            </w:tcBorders>
+            <w:tcMar>
+              <w:top w:type="dxa" w:w="70"/>
+              <w:left w:type="dxa" w:w="110"/>
+              <w:bottom w:type="dxa" w:w="70"/>
+              <w:right w:type="dxa" w:w="110"/>
+            </w:tcMar>
+            <w:vAlign w:val="center"/>
+          </w:tcPr>
+          <w:p>
+            <w:pPr>
+              <w:spacing w:after="0" w:before="0"/>
+            </w:pPr>
+            <w:r>
+              <w:rPr>
+                <w:rFonts w:ascii="Arial" w:cs="Arial" w:eastAsia="Arial" w:hAnsi="Arial"/>
+                <w:color w:val="1B2118"/>
+                <w:sz w:val="18"/>
+                <w:szCs w:val="18"/>
+              </w:rPr>
+              <w:t xml:space="preserve">8b.3c</w:t>
+            </w:r>
+          </w:p>
+        </w:tc>
+        <w:tc>
+          <w:tcPr>
+            <w:tcW w:type="dxa" w:w="4377"/>
+            <w:tcBorders>
+              <w:top w:val="single" w:color="D9D4C5" w:sz="4"/>
+              <w:left w:val="single" w:color="D9D4C5" w:sz="4"/>
+              <w:bottom w:val="single" w:color="D9D4C5" w:sz="4"/>
+              <w:right w:val="single" w:color="D9D4C5" w:sz="4"/>
+            </w:tcBorders>
+            <w:tcMar>
+              <w:top w:type="dxa" w:w="70"/>
+              <w:left w:type="dxa" w:w="110"/>
+              <w:bottom w:type="dxa" w:w="70"/>
+              <w:right w:type="dxa" w:w="110"/>
+            </w:tcMar>
+            <w:vAlign w:val="center"/>
+          </w:tcPr>
+          <w:p>
+            <w:pPr>
+              <w:spacing w:after="0" w:before="0"/>
+            </w:pPr>
+            <w:r>
+              <w:rPr>
+                <w:rFonts w:ascii="Arial" w:cs="Arial" w:eastAsia="Arial" w:hAnsi="Arial"/>
+                <w:color w:val="1B2118"/>
+                <w:sz w:val="18"/>
+                <w:szCs w:val="18"/>
+              </w:rPr>
+              <w:t xml:space="preserve">Taratura: scrivete 0,19 e premete Trova la variabilità</w:t>
+            </w:r>
+          </w:p>
+        </w:tc>
+        <w:tc>
+          <w:tcPr>
+            <w:tcW w:type="dxa" w:w="4376"/>
+            <w:tcBorders>
+              <w:top w:val="single" w:color="D9D4C5" w:sz="4"/>
+              <w:left w:val="single" w:color="D9D4C5" w:sz="4"/>
+              <w:bottom w:val="single" w:color="D9D4C5" w:sz="4"/>
+              <w:right w:val="single" w:color="D9D4C5" w:sz="4"/>
+            </w:tcBorders>
+            <w:tcMar>
+              <w:top w:type="dxa" w:w="70"/>
+              <w:left w:type="dxa" w:w="110"/>
+              <w:bottom w:type="dxa" w:w="70"/>
+              <w:right w:type="dxa" w:w="110"/>
+            </w:tcMar>
+            <w:vAlign w:val="center"/>
+          </w:tcPr>
+          <w:p>
+            <w:pPr>
+              <w:spacing w:after="0" w:before="0"/>
+            </w:pPr>
+            <w:r>
+              <w:rPr>
+                <w:rFonts w:ascii="Arial" w:cs="Arial" w:eastAsia="Arial" w:hAnsi="Arial"/>
+                <w:color w:val="1B2118"/>
+                <w:sz w:val="18"/>
+                <w:szCs w:val="18"/>
+              </w:rPr>
+              <w:t xml:space="preserve">La variabilità cambia e il riquadro «Per abitante all'anno» mostra circa 0,190 (oppure il messaggio «Valore non raggiungibile» se con questi dati non si può)</w:t>
             </w:r>
           </w:p>
         </w:tc>
@@ -24638,7 +24980,7 @@
         <w:szCs w:val="16"/>
       </w:rPr>
       <w:tab/>
-      <w:t xml:space="preserve">Manuale Test · Rev. 2.8 · 19/10/2026</w:t>
+      <w:t xml:space="preserve">Manuale Test · Rev. 2.9 · 19/10/2026</w:t>
     </w:r>
   </w:p>
 </w:hdr>
@@ -24703,7 +25045,7 @@
         <w:szCs w:val="16"/>
       </w:rPr>
       <w:tab/>
-      <w:t xml:space="preserve">Manuale Test · Rev. 2.8 · 19/10/2026</w:t>
+      <w:t xml:space="preserve">Manuale Test · Rev. 2.9 · 19/10/2026</w:t>
     </w:r>
   </w:p>
 </w:hdr>

--- a/public/documentazione/Manuale_Test_Portale_CWP.docx
+++ b/public/documentazione/Manuale_Test_Portale_CWP.docx
@@ -302,7 +302,7 @@
                 <w:sz w:val="20"/>
                 <w:szCs w:val="20"/>
               </w:rPr>
-              <w:t xml:space="preserve">Rev. 2.9</w:t>
+              <w:t xml:space="preserve">Rev. 3.0</w:t>
             </w:r>
           </w:p>
         </w:tc>
@@ -719,7 +719,7 @@
                 <w:sz w:val="18"/>
                 <w:szCs w:val="18"/>
               </w:rPr>
-              <w:t xml:space="preserve">2.9</w:t>
+              <w:t xml:space="preserve">3.0</w:t>
             </w:r>
           </w:p>
         </w:tc>
@@ -783,7 +783,7 @@
                 <w:sz w:val="18"/>
                 <w:szCs w:val="18"/>
               </w:rPr>
-              <w:t xml:space="preserve">Prove 8b.3b e 8b.3c: metodo per utenza, buffer e taratura.</w:t>
+              <w:t xml:space="preserve">Prova 10.10c: ordinamento.</w:t>
             </w:r>
           </w:p>
         </w:tc>
@@ -853,7 +853,7 @@
                 <w:sz w:val="18"/>
                 <w:szCs w:val="18"/>
               </w:rPr>
-              <w:t xml:space="preserve">2.8</w:t>
+              <w:t xml:space="preserve">2.9</w:t>
             </w:r>
           </w:p>
         </w:tc>
@@ -919,7 +919,7 @@
                 <w:sz w:val="18"/>
                 <w:szCs w:val="18"/>
               </w:rPr>
-              <w:t xml:space="preserve">Prova 10.10b: barra a LED della Dashboard.</w:t>
+              <w:t xml:space="preserve">Prove 8b.3b e 8b.3c: metodo per utenza, buffer e taratura.</w:t>
             </w:r>
           </w:p>
         </w:tc>
@@ -989,7 +989,7 @@
                 <w:sz w:val="18"/>
                 <w:szCs w:val="18"/>
               </w:rPr>
-              <w:t xml:space="preserve">2.7</w:t>
+              <w:t xml:space="preserve">2.8</w:t>
             </w:r>
           </w:p>
         </w:tc>
@@ -1053,7 +1053,7 @@
                 <w:sz w:val="18"/>
                 <w:szCs w:val="18"/>
               </w:rPr>
-              <w:t xml:space="preserve">Prova 1.3d: eliminazione di un utente mai attivo.</w:t>
+              <w:t xml:space="preserve">Prova 10.10b: barra a LED della Dashboard.</w:t>
             </w:r>
           </w:p>
         </w:tc>
@@ -1123,7 +1123,7 @@
                 <w:sz w:val="18"/>
                 <w:szCs w:val="18"/>
               </w:rPr>
-              <w:t xml:space="preserve">2.6</w:t>
+              <w:t xml:space="preserve">2.7</w:t>
             </w:r>
           </w:p>
         </w:tc>
@@ -1189,7 +1189,7 @@
                 <w:sz w:val="18"/>
                 <w:szCs w:val="18"/>
               </w:rPr>
-              <w:t xml:space="preserve">Prove 1.3 e 1.3c: email con le credenziali.</w:t>
+              <w:t xml:space="preserve">Prova 1.3d: eliminazione di un utente mai attivo.</w:t>
             </w:r>
           </w:p>
         </w:tc>
@@ -1259,7 +1259,7 @@
                 <w:sz w:val="18"/>
                 <w:szCs w:val="18"/>
               </w:rPr>
-              <w:t xml:space="preserve">2.5</w:t>
+              <w:t xml:space="preserve">2.6</w:t>
             </w:r>
           </w:p>
         </w:tc>
@@ -1323,7 +1323,7 @@
                 <w:sz w:val="18"/>
                 <w:szCs w:val="18"/>
               </w:rPr>
-              <w:t xml:space="preserve">Prove 1.3a-1.3a3: nomina di un Amministratore e protezione del principale.</w:t>
+              <w:t xml:space="preserve">Prove 1.3 e 1.3c: email con le credenziali.</w:t>
             </w:r>
           </w:p>
         </w:tc>
@@ -1393,7 +1393,7 @@
                 <w:sz w:val="18"/>
                 <w:szCs w:val="18"/>
               </w:rPr>
-              <w:t xml:space="preserve">2.4</w:t>
+              <w:t xml:space="preserve">2.5</w:t>
             </w:r>
           </w:p>
         </w:tc>
@@ -1459,7 +1459,7 @@
                 <w:sz w:val="18"/>
                 <w:szCs w:val="18"/>
               </w:rPr>
-              <w:t xml:space="preserve">Prove 8b.7c e 8b.7d: costi Caso 1 e Caso 2.</w:t>
+              <w:t xml:space="preserve">Prove 1.3a-1.3a3: nomina di un Amministratore e protezione del principale.</w:t>
             </w:r>
           </w:p>
         </w:tc>
@@ -1529,7 +1529,7 @@
                 <w:sz w:val="18"/>
                 <w:szCs w:val="18"/>
               </w:rPr>
-              <w:t xml:space="preserve">2.3</w:t>
+              <w:t xml:space="preserve">2.4</w:t>
             </w:r>
           </w:p>
         </w:tc>
@@ -1593,7 +1593,7 @@
                 <w:sz w:val="18"/>
                 <w:szCs w:val="18"/>
               </w:rPr>
-              <w:t xml:space="preserve">Prova 8b.7b aggiornata: valore del credito anno per anno.</w:t>
+              <w:t xml:space="preserve">Prove 8b.7c e 8b.7d: costi Caso 1 e Caso 2.</w:t>
             </w:r>
           </w:p>
         </w:tc>
@@ -1663,7 +1663,7 @@
                 <w:sz w:val="18"/>
                 <w:szCs w:val="18"/>
               </w:rPr>
-              <w:t xml:space="preserve">2.2</w:t>
+              <w:t xml:space="preserve">2.3</w:t>
             </w:r>
           </w:p>
         </w:tc>
@@ -1729,7 +1729,7 @@
                 <w:sz w:val="18"/>
                 <w:szCs w:val="18"/>
               </w:rPr>
-              <w:t xml:space="preserve">Prova 8b.7b della simulazione economica (ricavi e costi per il Comune).</w:t>
+              <w:t xml:space="preserve">Prova 8b.7b aggiornata: valore del credito anno per anno.</w:t>
             </w:r>
           </w:p>
         </w:tc>
@@ -1799,7 +1799,7 @@
                 <w:sz w:val="18"/>
                 <w:szCs w:val="18"/>
               </w:rPr>
-              <w:t xml:space="preserve">2.1</w:t>
+              <w:t xml:space="preserve">2.2</w:t>
             </w:r>
           </w:p>
         </w:tc>
@@ -1863,7 +1863,7 @@
                 <w:sz w:val="18"/>
                 <w:szCs w:val="18"/>
               </w:rPr>
-              <w:t xml:space="preserve">Prove 8b.2b e 8b.2c (scenario di riferimento e situazione attuale).</w:t>
+              <w:t xml:space="preserve">Prova 8b.7b della simulazione economica (ricavi e costi per il Comune).</w:t>
             </w:r>
           </w:p>
         </w:tc>
@@ -1933,7 +1933,7 @@
                 <w:sz w:val="18"/>
                 <w:szCs w:val="18"/>
               </w:rPr>
-              <w:t xml:space="preserve">2.0</w:t>
+              <w:t xml:space="preserve">2.1</w:t>
             </w:r>
           </w:p>
         </w:tc>
@@ -1999,7 +1999,7 @@
                 <w:sz w:val="18"/>
                 <w:szCs w:val="18"/>
               </w:rPr>
-              <w:t xml:space="preserve">Prove 8b del simulatore di scenari.</w:t>
+              <w:t xml:space="preserve">Prove 8b.2b e 8b.2c (scenario di riferimento e situazione attuale).</w:t>
             </w:r>
           </w:p>
         </w:tc>
@@ -2069,7 +2069,7 @@
                 <w:sz w:val="18"/>
                 <w:szCs w:val="18"/>
               </w:rPr>
-              <w:t xml:space="preserve">1.9</w:t>
+              <w:t xml:space="preserve">2.0</w:t>
             </w:r>
           </w:p>
         </w:tc>
@@ -2133,7 +2133,7 @@
                 <w:sz w:val="18"/>
                 <w:szCs w:val="18"/>
               </w:rPr>
-              <w:t xml:space="preserve">In sviluppo: simulatore di scenari e assistente virtuale.</w:t>
+              <w:t xml:space="preserve">Prove 8b del simulatore di scenari.</w:t>
             </w:r>
           </w:p>
         </w:tc>
@@ -2203,7 +2203,7 @@
                 <w:sz w:val="18"/>
                 <w:szCs w:val="18"/>
               </w:rPr>
-              <w:t xml:space="preserve">1.8</w:t>
+              <w:t xml:space="preserve">1.9</w:t>
             </w:r>
           </w:p>
         </w:tc>
@@ -2269,7 +2269,7 @@
                 <w:sz w:val="18"/>
                 <w:szCs w:val="18"/>
               </w:rPr>
-              <w:t xml:space="preserve">Tolto il limite noto sull'incarico del soggetto promotore del programma.</w:t>
+              <w:t xml:space="preserve">In sviluppo: simulatore di scenari e assistente virtuale.</w:t>
             </w:r>
           </w:p>
         </w:tc>
@@ -2339,7 +2339,7 @@
                 <w:sz w:val="18"/>
                 <w:szCs w:val="18"/>
               </w:rPr>
-              <w:t xml:space="preserve">1.7</w:t>
+              <w:t xml:space="preserve">1.8</w:t>
             </w:r>
           </w:p>
         </w:tc>
@@ -2371,7 +2371,7 @@
                 <w:sz w:val="18"/>
                 <w:szCs w:val="18"/>
               </w:rPr>
-              <w:t xml:space="preserve">18/10/2026</w:t>
+              <w:t xml:space="preserve">19/10/2026</w:t>
             </w:r>
           </w:p>
         </w:tc>
@@ -2403,7 +2403,7 @@
                 <w:sz w:val="18"/>
                 <w:szCs w:val="18"/>
               </w:rPr>
-              <w:t xml:space="preserve">Percorso di prova esteso alle funzioni dell'allineamento ai documenti CWP: territorio ISTAT, stati del Programma, Rapporto a 7 fasi, tariffe e sospensione, accuratezza, ritiro, account unico, crediti emessi, reclami, pagina pubblica, qualità dei dati.</w:t>
+              <w:t xml:space="preserve">Tolto il limite noto sull'incarico del soggetto promotore del programma.</w:t>
             </w:r>
           </w:p>
         </w:tc>
@@ -2473,7 +2473,7 @@
                 <w:sz w:val="18"/>
                 <w:szCs w:val="18"/>
               </w:rPr>
-              <w:t xml:space="preserve">1.6</w:t>
+              <w:t xml:space="preserve">1.7</w:t>
             </w:r>
           </w:p>
         </w:tc>
@@ -2539,7 +2539,7 @@
                 <w:sz w:val="18"/>
                 <w:szCs w:val="18"/>
               </w:rPr>
-              <w:t xml:space="preserve">Glossario: descrizione corretta del buffer (al massimo 80%).</w:t>
+              <w:t xml:space="preserve">Percorso di prova esteso alle funzioni dell'allineamento ai documenti CWP: territorio ISTAT, stati del Programma, Rapporto a 7 fasi, tariffe e sospensione, accuratezza, ritiro, account unico, crediti emessi, reclami, pagina pubblica, qualità dei dati.</w:t>
             </w:r>
           </w:p>
         </w:tc>
@@ -2609,7 +2609,7 @@
                 <w:sz w:val="18"/>
                 <w:szCs w:val="18"/>
               </w:rPr>
-              <w:t xml:space="preserve">1.5</w:t>
+              <w:t xml:space="preserve">1.6</w:t>
             </w:r>
           </w:p>
         </w:tc>
@@ -2673,7 +2673,7 @@
                 <w:sz w:val="18"/>
                 <w:szCs w:val="18"/>
               </w:rPr>
-              <w:t xml:space="preserve">Nuove prove 1.2b, 1.8, 3.7, 4.1b, 6.4, 6.5; prove 1.6, 1.7, 3.2, 4.1, 4.6, 5.4 e 6.3 aggiornate (anagrafiche, documenti richiesti, consultazione, Rapporti a 4 fasi, conservazione, fascicolo).</w:t>
+              <w:t xml:space="preserve">Glossario: descrizione corretta del buffer (al massimo 80%).</w:t>
             </w:r>
           </w:p>
         </w:tc>
@@ -2743,7 +2743,7 @@
                 <w:sz w:val="18"/>
                 <w:szCs w:val="18"/>
               </w:rPr>
-              <w:t xml:space="preserve">1.4</w:t>
+              <w:t xml:space="preserve">1.5</w:t>
             </w:r>
           </w:p>
         </w:tc>
@@ -2809,7 +2809,7 @@
                 <w:sz w:val="18"/>
                 <w:szCs w:val="18"/>
               </w:rPr>
-              <w:t xml:space="preserve">Nuova prova 7.12 (risultato azzerato dopo una modifica dei dati); prove successive del blocco 7 rinumerate; prova 8.4 estesa.</w:t>
+              <w:t xml:space="preserve">Nuove prove 1.2b, 1.8, 3.7, 4.1b, 6.4, 6.5; prove 1.6, 1.7, 3.2, 4.1, 4.6, 5.4 e 6.3 aggiornate (anagrafiche, documenti richiesti, consultazione, Rapporti a 4 fasi, conservazione, fascicolo).</w:t>
             </w:r>
           </w:p>
         </w:tc>
@@ -2879,7 +2879,7 @@
                 <w:sz w:val="18"/>
                 <w:szCs w:val="18"/>
               </w:rPr>
-              <w:t xml:space="preserve">1.3</w:t>
+              <w:t xml:space="preserve">1.4</w:t>
             </w:r>
           </w:p>
         </w:tc>
@@ -2943,7 +2943,7 @@
                 <w:sz w:val="18"/>
                 <w:szCs w:val="18"/>
               </w:rPr>
-              <w:t xml:space="preserve">Prove del rapporto PDF, del numero di registro e del registro dei crediti con le nuove versioni.</w:t>
+              <w:t xml:space="preserve">Nuova prova 7.12 (risultato azzerato dopo una modifica dei dati); prove successive del blocco 7 rinumerate; prova 8.4 estesa.</w:t>
             </w:r>
           </w:p>
         </w:tc>
@@ -3013,7 +3013,7 @@
                 <w:sz w:val="18"/>
                 <w:szCs w:val="18"/>
               </w:rPr>
-              <w:t xml:space="preserve">1.2</w:t>
+              <w:t xml:space="preserve">1.3</w:t>
             </w:r>
           </w:p>
         </w:tc>
@@ -3079,7 +3079,7 @@
                 <w:sz w:val="18"/>
                 <w:szCs w:val="18"/>
               </w:rPr>
-              <w:t xml:space="preserve">Calcolo crediti: prove di import del tracciato con i file di esempio (compilato, letture, dati personali) e dei controlli di coerenza.</w:t>
+              <w:t xml:space="preserve">Prove del rapporto PDF, del numero di registro e del registro dei crediti con le nuove versioni.</w:t>
             </w:r>
           </w:p>
         </w:tc>
@@ -3149,7 +3149,7 @@
                 <w:sz w:val="18"/>
                 <w:szCs w:val="18"/>
               </w:rPr>
-              <w:t xml:space="preserve">1.1</w:t>
+              <w:t xml:space="preserve">1.2</w:t>
             </w:r>
           </w:p>
         </w:tc>
@@ -3213,7 +3213,7 @@
                 <w:sz w:val="18"/>
                 <w:szCs w:val="18"/>
               </w:rPr>
-              <w:t xml:space="preserve">Prove per Enti di Validazione, modelli, note di fase, messaggi, pagamenti visibili al Comune, pratica sospesa, consultazione pubblica con conferma dell'email, limiti di invio ed errata corrige.</w:t>
+              <w:t xml:space="preserve">Calcolo crediti: prove di import del tracciato con i file di esempio (compilato, letture, dati personali) e dei controlli di coerenza.</w:t>
             </w:r>
           </w:p>
         </w:tc>
@@ -3283,6 +3283,142 @@
                 <w:sz w:val="18"/>
                 <w:szCs w:val="18"/>
               </w:rPr>
+              <w:t xml:space="preserve">1.1</w:t>
+            </w:r>
+          </w:p>
+        </w:tc>
+        <w:tc>
+          <w:tcPr>
+            <w:tcW w:type="dxa" w:w="1300"/>
+            <w:tcBorders>
+              <w:top w:val="single" w:color="D9D4C5" w:sz="4"/>
+              <w:left w:val="single" w:color="D9D4C5" w:sz="4"/>
+              <w:bottom w:val="single" w:color="D9D4C5" w:sz="4"/>
+              <w:right w:val="single" w:color="D9D4C5" w:sz="4"/>
+            </w:tcBorders>
+            <w:shd w:fill="F6F4EE" w:color="auto" w:val="clear"/>
+            <w:tcMar>
+              <w:top w:type="dxa" w:w="70"/>
+              <w:left w:type="dxa" w:w="110"/>
+              <w:bottom w:type="dxa" w:w="70"/>
+              <w:right w:type="dxa" w:w="110"/>
+            </w:tcMar>
+            <w:vAlign w:val="center"/>
+          </w:tcPr>
+          <w:p>
+            <w:pPr>
+              <w:spacing w:after="0" w:before="0"/>
+            </w:pPr>
+            <w:r>
+              <w:rPr>
+                <w:rFonts w:ascii="Arial" w:cs="Arial" w:eastAsia="Arial" w:hAnsi="Arial"/>
+                <w:color w:val="1B2118"/>
+                <w:sz w:val="18"/>
+                <w:szCs w:val="18"/>
+              </w:rPr>
+              <w:t xml:space="preserve">18/10/2026</w:t>
+            </w:r>
+          </w:p>
+        </w:tc>
+        <w:tc>
+          <w:tcPr>
+            <w:tcW w:type="dxa" w:w="5538"/>
+            <w:tcBorders>
+              <w:top w:val="single" w:color="D9D4C5" w:sz="4"/>
+              <w:left w:val="single" w:color="D9D4C5" w:sz="4"/>
+              <w:bottom w:val="single" w:color="D9D4C5" w:sz="4"/>
+              <w:right w:val="single" w:color="D9D4C5" w:sz="4"/>
+            </w:tcBorders>
+            <w:shd w:fill="F6F4EE" w:color="auto" w:val="clear"/>
+            <w:tcMar>
+              <w:top w:type="dxa" w:w="70"/>
+              <w:left w:type="dxa" w:w="110"/>
+              <w:bottom w:type="dxa" w:w="70"/>
+              <w:right w:type="dxa" w:w="110"/>
+            </w:tcMar>
+            <w:vAlign w:val="center"/>
+          </w:tcPr>
+          <w:p>
+            <w:pPr>
+              <w:spacing w:after="0" w:before="0"/>
+            </w:pPr>
+            <w:r>
+              <w:rPr>
+                <w:rFonts w:ascii="Arial" w:cs="Arial" w:eastAsia="Arial" w:hAnsi="Arial"/>
+                <w:color w:val="1B2118"/>
+                <w:sz w:val="18"/>
+                <w:szCs w:val="18"/>
+              </w:rPr>
+              <w:t xml:space="preserve">Prove per Enti di Validazione, modelli, note di fase, messaggi, pagamenti visibili al Comune, pratica sospesa, consultazione pubblica con conferma dell'email, limiti di invio ed errata corrige.</w:t>
+            </w:r>
+          </w:p>
+        </w:tc>
+        <w:tc>
+          <w:tcPr>
+            <w:tcW w:type="dxa" w:w="2000"/>
+            <w:tcBorders>
+              <w:top w:val="single" w:color="D9D4C5" w:sz="4"/>
+              <w:left w:val="single" w:color="D9D4C5" w:sz="4"/>
+              <w:bottom w:val="single" w:color="D9D4C5" w:sz="4"/>
+              <w:right w:val="single" w:color="D9D4C5" w:sz="4"/>
+            </w:tcBorders>
+            <w:shd w:fill="F6F4EE" w:color="auto" w:val="clear"/>
+            <w:tcMar>
+              <w:top w:type="dxa" w:w="70"/>
+              <w:left w:type="dxa" w:w="110"/>
+              <w:bottom w:type="dxa" w:w="70"/>
+              <w:right w:type="dxa" w:w="110"/>
+            </w:tcMar>
+            <w:vAlign w:val="center"/>
+          </w:tcPr>
+          <w:p>
+            <w:pPr>
+              <w:spacing w:after="0" w:before="0"/>
+            </w:pPr>
+            <w:r>
+              <w:rPr>
+                <w:rFonts w:ascii="Arial" w:cs="Arial" w:eastAsia="Arial" w:hAnsi="Arial"/>
+                <w:color w:val="1B2118"/>
+                <w:sz w:val="18"/>
+                <w:szCs w:val="18"/>
+              </w:rPr>
+              <w:t xml:space="preserve">Fondazione Operate</w:t>
+            </w:r>
+          </w:p>
+        </w:tc>
+      </w:tr>
+      <w:tr>
+        <w:trPr>
+          <w:cantSplit/>
+        </w:trPr>
+        <w:tc>
+          <w:tcPr>
+            <w:tcW w:type="dxa" w:w="800"/>
+            <w:tcBorders>
+              <w:top w:val="single" w:color="D9D4C5" w:sz="4"/>
+              <w:left w:val="single" w:color="D9D4C5" w:sz="4"/>
+              <w:bottom w:val="single" w:color="D9D4C5" w:sz="4"/>
+              <w:right w:val="single" w:color="D9D4C5" w:sz="4"/>
+            </w:tcBorders>
+            <w:tcMar>
+              <w:top w:type="dxa" w:w="70"/>
+              <w:left w:type="dxa" w:w="110"/>
+              <w:bottom w:type="dxa" w:w="70"/>
+              <w:right w:type="dxa" w:w="110"/>
+            </w:tcMar>
+            <w:vAlign w:val="center"/>
+          </w:tcPr>
+          <w:p>
+            <w:pPr>
+              <w:spacing w:after="0" w:before="0"/>
+            </w:pPr>
+            <w:r>
+              <w:rPr>
+                <w:rFonts w:ascii="Arial" w:cs="Arial" w:eastAsia="Arial" w:hAnsi="Arial"/>
+                <w:color w:val="1B2118"/>
+                <w:sz w:val="18"/>
+                <w:szCs w:val="18"/>
+              </w:rPr>
               <w:t xml:space="preserve">1.0</w:t>
             </w:r>
           </w:p>
@@ -3296,7 +3432,6 @@
               <w:bottom w:val="single" w:color="D9D4C5" w:sz="4"/>
               <w:right w:val="single" w:color="D9D4C5" w:sz="4"/>
             </w:tcBorders>
-            <w:shd w:fill="F6F4EE" w:color="auto" w:val="clear"/>
             <w:tcMar>
               <w:top w:type="dxa" w:w="70"/>
               <w:left w:type="dxa" w:w="110"/>
@@ -3329,7 +3464,6 @@
               <w:bottom w:val="single" w:color="D9D4C5" w:sz="4"/>
               <w:right w:val="single" w:color="D9D4C5" w:sz="4"/>
             </w:tcBorders>
-            <w:shd w:fill="F6F4EE" w:color="auto" w:val="clear"/>
             <w:tcMar>
               <w:top w:type="dxa" w:w="70"/>
               <w:left w:type="dxa" w:w="110"/>
@@ -3362,7 +3496,6 @@
               <w:bottom w:val="single" w:color="D9D4C5" w:sz="4"/>
               <w:right w:val="single" w:color="D9D4C5" w:sz="4"/>
             </w:tcBorders>
-            <w:shd w:fill="F6F4EE" w:color="auto" w:val="clear"/>
             <w:tcMar>
               <w:top w:type="dxa" w:w="70"/>
               <w:left w:type="dxa" w:w="110"/>
@@ -3404,7 +3537,7 @@
           <w:sz w:val="20"/>
           <w:szCs w:val="20"/>
         </w:rPr>
-        <w:t xml:space="preserve">Guida alla revisione 2.9 del 19/10/2026, allineata al portale e agli altri manuali. È aggiornata a ogni rilascio; la versione corrente si scarica dall'area Documentazione del portale (solo Amministratori).</w:t>
+        <w:t xml:space="preserve">Guida alla revisione 3.0 del 19/10/2026, allineata al portale e agli altri manuali. È aggiornata a ogni rilascio; la versione corrente si scarica dall'area Documentazione del portale (solo Amministratori).</w:t>
       </w:r>
     </w:p>
     <w:p>
@@ -3778,7 +3911,7 @@
         </w:rPr>
         <w:t xml:space="preserve">Il portale: </w:t>
       </w:r>
-      <w:hyperlink w:history="1" r:id="rIdkmp7bfgs6ojepsgv0j-xv">
+      <w:hyperlink w:history="1" r:id="rIdhtld5hzqcx-5pd5ungcg1">
         <w:r>
           <w:rPr>
             <w:rFonts w:ascii="Arial" w:cs="Arial" w:eastAsia="Arial" w:hAnsi="Arial"/>
@@ -24490,6 +24623,108 @@
                 <w:sz w:val="18"/>
                 <w:szCs w:val="18"/>
               </w:rPr>
+              <w:t xml:space="preserve">10.10c</w:t>
+            </w:r>
+          </w:p>
+        </w:tc>
+        <w:tc>
+          <w:tcPr>
+            <w:tcW w:type="dxa" w:w="4314"/>
+            <w:tcBorders>
+              <w:top w:val="single" w:color="D9D4C5" w:sz="4"/>
+              <w:left w:val="single" w:color="D9D4C5" w:sz="4"/>
+              <w:bottom w:val="single" w:color="D9D4C5" w:sz="4"/>
+              <w:right w:val="single" w:color="D9D4C5" w:sz="4"/>
+            </w:tcBorders>
+            <w:tcMar>
+              <w:top w:type="dxa" w:w="70"/>
+              <w:left w:type="dxa" w:w="110"/>
+              <w:bottom w:type="dxa" w:w="70"/>
+              <w:right w:type="dxa" w:w="110"/>
+            </w:tcMar>
+            <w:vAlign w:val="center"/>
+          </w:tcPr>
+          <w:p>
+            <w:pPr>
+              <w:spacing w:after="0" w:before="0"/>
+            </w:pPr>
+            <w:r>
+              <w:rPr>
+                <w:rFonts w:ascii="Arial" w:cs="Arial" w:eastAsia="Arial" w:hAnsi="Arial"/>
+                <w:color w:val="1B2118"/>
+                <w:sz w:val="18"/>
+                <w:szCs w:val="18"/>
+              </w:rPr>
+              <w:t xml:space="preserve">[A] Dashboard: fate clic su «Organizzazione», poi di nuovo; in Pratiche e Utenti scegliete un campo in «Ordina per» e premete ▲/▼</w:t>
+            </w:r>
+          </w:p>
+        </w:tc>
+        <w:tc>
+          <w:tcPr>
+            <w:tcW w:type="dxa" w:w="4314"/>
+            <w:tcBorders>
+              <w:top w:val="single" w:color="D9D4C5" w:sz="4"/>
+              <w:left w:val="single" w:color="D9D4C5" w:sz="4"/>
+              <w:bottom w:val="single" w:color="D9D4C5" w:sz="4"/>
+              <w:right w:val="single" w:color="D9D4C5" w:sz="4"/>
+            </w:tcBorders>
+            <w:tcMar>
+              <w:top w:type="dxa" w:w="70"/>
+              <w:left w:type="dxa" w:w="110"/>
+              <w:bottom w:type="dxa" w:w="70"/>
+              <w:right w:type="dxa" w:w="110"/>
+            </w:tcMar>
+            <w:vAlign w:val="center"/>
+          </w:tcPr>
+          <w:p>
+            <w:pPr>
+              <w:spacing w:after="0" w:before="0"/>
+            </w:pPr>
+            <w:r>
+              <w:rPr>
+                <w:rFonts w:ascii="Arial" w:cs="Arial" w:eastAsia="Arial" w:hAnsi="Arial"/>
+                <w:color w:val="1B2118"/>
+                <w:sz w:val="18"/>
+                <w:szCs w:val="18"/>
+              </w:rPr>
+              <w:t xml:space="preserve">La tabella si ordina in modo crescente (▲) e poi decrescente (▼); gli elenchi a schede seguono il campo e il verso scelti; «ordine predefinito» torna all'ordine iniziale</w:t>
+            </w:r>
+          </w:p>
+        </w:tc>
+      </w:tr>
+      <w:tr>
+        <w:trPr>
+          <w:cantSplit/>
+        </w:trPr>
+        <w:tc>
+          <w:tcPr>
+            <w:tcW w:type="dxa" w:w="1010"/>
+            <w:tcBorders>
+              <w:top w:val="single" w:color="D9D4C5" w:sz="4"/>
+              <w:left w:val="single" w:color="D9D4C5" w:sz="4"/>
+              <w:bottom w:val="single" w:color="D9D4C5" w:sz="4"/>
+              <w:right w:val="single" w:color="D9D4C5" w:sz="4"/>
+            </w:tcBorders>
+            <w:shd w:fill="F6F4EE" w:color="auto" w:val="clear"/>
+            <w:tcMar>
+              <w:top w:type="dxa" w:w="70"/>
+              <w:left w:type="dxa" w:w="110"/>
+              <w:bottom w:type="dxa" w:w="70"/>
+              <w:right w:type="dxa" w:w="110"/>
+            </w:tcMar>
+            <w:vAlign w:val="center"/>
+          </w:tcPr>
+          <w:p>
+            <w:pPr>
+              <w:spacing w:after="0" w:before="0"/>
+            </w:pPr>
+            <w:r>
+              <w:rPr>
+                <w:rFonts w:ascii="Arial" w:cs="Arial" w:eastAsia="Arial" w:hAnsi="Arial"/>
+                <w:color w:val="1B2118"/>
+                <w:sz w:val="18"/>
+                <w:szCs w:val="18"/>
+              </w:rPr>
               <w:t xml:space="preserve">10.10b</w:t>
             </w:r>
           </w:p>
@@ -24503,6 +24738,7 @@
               <w:bottom w:val="single" w:color="D9D4C5" w:sz="4"/>
               <w:right w:val="single" w:color="D9D4C5" w:sz="4"/>
             </w:tcBorders>
+            <w:shd w:fill="F6F4EE" w:color="auto" w:val="clear"/>
             <w:tcMar>
               <w:top w:type="dxa" w:w="70"/>
               <w:left w:type="dxa" w:w="110"/>
@@ -24535,6 +24771,7 @@
               <w:bottom w:val="single" w:color="D9D4C5" w:sz="4"/>
               <w:right w:val="single" w:color="D9D4C5" w:sz="4"/>
             </w:tcBorders>
+            <w:shd w:fill="F6F4EE" w:color="auto" w:val="clear"/>
             <w:tcMar>
               <w:top w:type="dxa" w:w="70"/>
               <w:left w:type="dxa" w:w="110"/>
@@ -24980,7 +25217,7 @@
         <w:szCs w:val="16"/>
       </w:rPr>
       <w:tab/>
-      <w:t xml:space="preserve">Manuale Test · Rev. 2.9 · 19/10/2026</w:t>
+      <w:t xml:space="preserve">Manuale Test · Rev. 3.0 · 19/10/2026</w:t>
     </w:r>
   </w:p>
 </w:hdr>
@@ -25045,7 +25282,7 @@
         <w:szCs w:val="16"/>
       </w:rPr>
       <w:tab/>
-      <w:t xml:space="preserve">Manuale Test · Rev. 2.9 · 19/10/2026</w:t>
+      <w:t xml:space="preserve">Manuale Test · Rev. 3.0 · 19/10/2026</w:t>
     </w:r>
   </w:p>
 </w:hdr>

--- a/public/documentazione/Manuale_Test_Portale_CWP.docx
+++ b/public/documentazione/Manuale_Test_Portale_CWP.docx
@@ -302,7 +302,7 @@
                 <w:sz w:val="20"/>
                 <w:szCs w:val="20"/>
               </w:rPr>
-              <w:t xml:space="preserve">Rev. 3.0</w:t>
+              <w:t xml:space="preserve">Rev. 3.1</w:t>
             </w:r>
           </w:p>
         </w:tc>
@@ -719,7 +719,7 @@
                 <w:sz w:val="18"/>
                 <w:szCs w:val="18"/>
               </w:rPr>
-              <w:t xml:space="preserve">3.0</w:t>
+              <w:t xml:space="preserve">3.1</w:t>
             </w:r>
           </w:p>
         </w:tc>
@@ -783,7 +783,7 @@
                 <w:sz w:val="18"/>
                 <w:szCs w:val="18"/>
               </w:rPr>
-              <w:t xml:space="preserve">Prova 10.10c: ordinamento.</w:t>
+              <w:t xml:space="preserve">Prove 10.11-10.11c: assistente virtuale e documenti ufficiali.</w:t>
             </w:r>
           </w:p>
         </w:tc>
@@ -853,7 +853,7 @@
                 <w:sz w:val="18"/>
                 <w:szCs w:val="18"/>
               </w:rPr>
-              <w:t xml:space="preserve">2.9</w:t>
+              <w:t xml:space="preserve">3.0</w:t>
             </w:r>
           </w:p>
         </w:tc>
@@ -919,7 +919,7 @@
                 <w:sz w:val="18"/>
                 <w:szCs w:val="18"/>
               </w:rPr>
-              <w:t xml:space="preserve">Prove 8b.3b e 8b.3c: metodo per utenza, buffer e taratura.</w:t>
+              <w:t xml:space="preserve">Prova 10.10c: ordinamento.</w:t>
             </w:r>
           </w:p>
         </w:tc>
@@ -989,7 +989,7 @@
                 <w:sz w:val="18"/>
                 <w:szCs w:val="18"/>
               </w:rPr>
-              <w:t xml:space="preserve">2.8</w:t>
+              <w:t xml:space="preserve">2.9</w:t>
             </w:r>
           </w:p>
         </w:tc>
@@ -1053,7 +1053,7 @@
                 <w:sz w:val="18"/>
                 <w:szCs w:val="18"/>
               </w:rPr>
-              <w:t xml:space="preserve">Prova 10.10b: barra a LED della Dashboard.</w:t>
+              <w:t xml:space="preserve">Prove 8b.3b e 8b.3c: metodo per utenza, buffer e taratura.</w:t>
             </w:r>
           </w:p>
         </w:tc>
@@ -1123,7 +1123,7 @@
                 <w:sz w:val="18"/>
                 <w:szCs w:val="18"/>
               </w:rPr>
-              <w:t xml:space="preserve">2.7</w:t>
+              <w:t xml:space="preserve">2.8</w:t>
             </w:r>
           </w:p>
         </w:tc>
@@ -1189,7 +1189,7 @@
                 <w:sz w:val="18"/>
                 <w:szCs w:val="18"/>
               </w:rPr>
-              <w:t xml:space="preserve">Prova 1.3d: eliminazione di un utente mai attivo.</w:t>
+              <w:t xml:space="preserve">Prova 10.10b: barra a LED della Dashboard.</w:t>
             </w:r>
           </w:p>
         </w:tc>
@@ -1259,7 +1259,7 @@
                 <w:sz w:val="18"/>
                 <w:szCs w:val="18"/>
               </w:rPr>
-              <w:t xml:space="preserve">2.6</w:t>
+              <w:t xml:space="preserve">2.7</w:t>
             </w:r>
           </w:p>
         </w:tc>
@@ -1323,7 +1323,7 @@
                 <w:sz w:val="18"/>
                 <w:szCs w:val="18"/>
               </w:rPr>
-              <w:t xml:space="preserve">Prove 1.3 e 1.3c: email con le credenziali.</w:t>
+              <w:t xml:space="preserve">Prova 1.3d: eliminazione di un utente mai attivo.</w:t>
             </w:r>
           </w:p>
         </w:tc>
@@ -1393,7 +1393,7 @@
                 <w:sz w:val="18"/>
                 <w:szCs w:val="18"/>
               </w:rPr>
-              <w:t xml:space="preserve">2.5</w:t>
+              <w:t xml:space="preserve">2.6</w:t>
             </w:r>
           </w:p>
         </w:tc>
@@ -1459,7 +1459,7 @@
                 <w:sz w:val="18"/>
                 <w:szCs w:val="18"/>
               </w:rPr>
-              <w:t xml:space="preserve">Prove 1.3a-1.3a3: nomina di un Amministratore e protezione del principale.</w:t>
+              <w:t xml:space="preserve">Prove 1.3 e 1.3c: email con le credenziali.</w:t>
             </w:r>
           </w:p>
         </w:tc>
@@ -1529,7 +1529,7 @@
                 <w:sz w:val="18"/>
                 <w:szCs w:val="18"/>
               </w:rPr>
-              <w:t xml:space="preserve">2.4</w:t>
+              <w:t xml:space="preserve">2.5</w:t>
             </w:r>
           </w:p>
         </w:tc>
@@ -1593,7 +1593,7 @@
                 <w:sz w:val="18"/>
                 <w:szCs w:val="18"/>
               </w:rPr>
-              <w:t xml:space="preserve">Prove 8b.7c e 8b.7d: costi Caso 1 e Caso 2.</w:t>
+              <w:t xml:space="preserve">Prove 1.3a-1.3a3: nomina di un Amministratore e protezione del principale.</w:t>
             </w:r>
           </w:p>
         </w:tc>
@@ -1663,7 +1663,7 @@
                 <w:sz w:val="18"/>
                 <w:szCs w:val="18"/>
               </w:rPr>
-              <w:t xml:space="preserve">2.3</w:t>
+              <w:t xml:space="preserve">2.4</w:t>
             </w:r>
           </w:p>
         </w:tc>
@@ -1729,7 +1729,7 @@
                 <w:sz w:val="18"/>
                 <w:szCs w:val="18"/>
               </w:rPr>
-              <w:t xml:space="preserve">Prova 8b.7b aggiornata: valore del credito anno per anno.</w:t>
+              <w:t xml:space="preserve">Prove 8b.7c e 8b.7d: costi Caso 1 e Caso 2.</w:t>
             </w:r>
           </w:p>
         </w:tc>
@@ -1799,7 +1799,7 @@
                 <w:sz w:val="18"/>
                 <w:szCs w:val="18"/>
               </w:rPr>
-              <w:t xml:space="preserve">2.2</w:t>
+              <w:t xml:space="preserve">2.3</w:t>
             </w:r>
           </w:p>
         </w:tc>
@@ -1863,7 +1863,7 @@
                 <w:sz w:val="18"/>
                 <w:szCs w:val="18"/>
               </w:rPr>
-              <w:t xml:space="preserve">Prova 8b.7b della simulazione economica (ricavi e costi per il Comune).</w:t>
+              <w:t xml:space="preserve">Prova 8b.7b aggiornata: valore del credito anno per anno.</w:t>
             </w:r>
           </w:p>
         </w:tc>
@@ -1933,7 +1933,7 @@
                 <w:sz w:val="18"/>
                 <w:szCs w:val="18"/>
               </w:rPr>
-              <w:t xml:space="preserve">2.1</w:t>
+              <w:t xml:space="preserve">2.2</w:t>
             </w:r>
           </w:p>
         </w:tc>
@@ -1999,7 +1999,7 @@
                 <w:sz w:val="18"/>
                 <w:szCs w:val="18"/>
               </w:rPr>
-              <w:t xml:space="preserve">Prove 8b.2b e 8b.2c (scenario di riferimento e situazione attuale).</w:t>
+              <w:t xml:space="preserve">Prova 8b.7b della simulazione economica (ricavi e costi per il Comune).</w:t>
             </w:r>
           </w:p>
         </w:tc>
@@ -2069,7 +2069,7 @@
                 <w:sz w:val="18"/>
                 <w:szCs w:val="18"/>
               </w:rPr>
-              <w:t xml:space="preserve">2.0</w:t>
+              <w:t xml:space="preserve">2.1</w:t>
             </w:r>
           </w:p>
         </w:tc>
@@ -2133,7 +2133,7 @@
                 <w:sz w:val="18"/>
                 <w:szCs w:val="18"/>
               </w:rPr>
-              <w:t xml:space="preserve">Prove 8b del simulatore di scenari.</w:t>
+              <w:t xml:space="preserve">Prove 8b.2b e 8b.2c (scenario di riferimento e situazione attuale).</w:t>
             </w:r>
           </w:p>
         </w:tc>
@@ -2203,7 +2203,7 @@
                 <w:sz w:val="18"/>
                 <w:szCs w:val="18"/>
               </w:rPr>
-              <w:t xml:space="preserve">1.9</w:t>
+              <w:t xml:space="preserve">2.0</w:t>
             </w:r>
           </w:p>
         </w:tc>
@@ -2269,7 +2269,7 @@
                 <w:sz w:val="18"/>
                 <w:szCs w:val="18"/>
               </w:rPr>
-              <w:t xml:space="preserve">In sviluppo: simulatore di scenari e assistente virtuale.</w:t>
+              <w:t xml:space="preserve">Prove 8b del simulatore di scenari.</w:t>
             </w:r>
           </w:p>
         </w:tc>
@@ -2339,7 +2339,7 @@
                 <w:sz w:val="18"/>
                 <w:szCs w:val="18"/>
               </w:rPr>
-              <w:t xml:space="preserve">1.8</w:t>
+              <w:t xml:space="preserve">1.9</w:t>
             </w:r>
           </w:p>
         </w:tc>
@@ -2403,7 +2403,7 @@
                 <w:sz w:val="18"/>
                 <w:szCs w:val="18"/>
               </w:rPr>
-              <w:t xml:space="preserve">Tolto il limite noto sull'incarico del soggetto promotore del programma.</w:t>
+              <w:t xml:space="preserve">In sviluppo: simulatore di scenari e assistente virtuale.</w:t>
             </w:r>
           </w:p>
         </w:tc>
@@ -2473,7 +2473,7 @@
                 <w:sz w:val="18"/>
                 <w:szCs w:val="18"/>
               </w:rPr>
-              <w:t xml:space="preserve">1.7</w:t>
+              <w:t xml:space="preserve">1.8</w:t>
             </w:r>
           </w:p>
         </w:tc>
@@ -2506,7 +2506,7 @@
                 <w:sz w:val="18"/>
                 <w:szCs w:val="18"/>
               </w:rPr>
-              <w:t xml:space="preserve">18/10/2026</w:t>
+              <w:t xml:space="preserve">19/10/2026</w:t>
             </w:r>
           </w:p>
         </w:tc>
@@ -2539,7 +2539,7 @@
                 <w:sz w:val="18"/>
                 <w:szCs w:val="18"/>
               </w:rPr>
-              <w:t xml:space="preserve">Percorso di prova esteso alle funzioni dell'allineamento ai documenti CWP: territorio ISTAT, stati del Programma, Rapporto a 7 fasi, tariffe e sospensione, accuratezza, ritiro, account unico, crediti emessi, reclami, pagina pubblica, qualità dei dati.</w:t>
+              <w:t xml:space="preserve">Tolto il limite noto sull'incarico del soggetto promotore del programma.</w:t>
             </w:r>
           </w:p>
         </w:tc>
@@ -2609,7 +2609,7 @@
                 <w:sz w:val="18"/>
                 <w:szCs w:val="18"/>
               </w:rPr>
-              <w:t xml:space="preserve">1.6</w:t>
+              <w:t xml:space="preserve">1.7</w:t>
             </w:r>
           </w:p>
         </w:tc>
@@ -2673,7 +2673,7 @@
                 <w:sz w:val="18"/>
                 <w:szCs w:val="18"/>
               </w:rPr>
-              <w:t xml:space="preserve">Glossario: descrizione corretta del buffer (al massimo 80%).</w:t>
+              <w:t xml:space="preserve">Percorso di prova esteso alle funzioni dell'allineamento ai documenti CWP: territorio ISTAT, stati del Programma, Rapporto a 7 fasi, tariffe e sospensione, accuratezza, ritiro, account unico, crediti emessi, reclami, pagina pubblica, qualità dei dati.</w:t>
             </w:r>
           </w:p>
         </w:tc>
@@ -2743,7 +2743,7 @@
                 <w:sz w:val="18"/>
                 <w:szCs w:val="18"/>
               </w:rPr>
-              <w:t xml:space="preserve">1.5</w:t>
+              <w:t xml:space="preserve">1.6</w:t>
             </w:r>
           </w:p>
         </w:tc>
@@ -2809,7 +2809,7 @@
                 <w:sz w:val="18"/>
                 <w:szCs w:val="18"/>
               </w:rPr>
-              <w:t xml:space="preserve">Nuove prove 1.2b, 1.8, 3.7, 4.1b, 6.4, 6.5; prove 1.6, 1.7, 3.2, 4.1, 4.6, 5.4 e 6.3 aggiornate (anagrafiche, documenti richiesti, consultazione, Rapporti a 4 fasi, conservazione, fascicolo).</w:t>
+              <w:t xml:space="preserve">Glossario: descrizione corretta del buffer (al massimo 80%).</w:t>
             </w:r>
           </w:p>
         </w:tc>
@@ -2879,7 +2879,7 @@
                 <w:sz w:val="18"/>
                 <w:szCs w:val="18"/>
               </w:rPr>
-              <w:t xml:space="preserve">1.4</w:t>
+              <w:t xml:space="preserve">1.5</w:t>
             </w:r>
           </w:p>
         </w:tc>
@@ -2943,7 +2943,7 @@
                 <w:sz w:val="18"/>
                 <w:szCs w:val="18"/>
               </w:rPr>
-              <w:t xml:space="preserve">Nuova prova 7.12 (risultato azzerato dopo una modifica dei dati); prove successive del blocco 7 rinumerate; prova 8.4 estesa.</w:t>
+              <w:t xml:space="preserve">Nuove prove 1.2b, 1.8, 3.7, 4.1b, 6.4, 6.5; prove 1.6, 1.7, 3.2, 4.1, 4.6, 5.4 e 6.3 aggiornate (anagrafiche, documenti richiesti, consultazione, Rapporti a 4 fasi, conservazione, fascicolo).</w:t>
             </w:r>
           </w:p>
         </w:tc>
@@ -3013,7 +3013,7 @@
                 <w:sz w:val="18"/>
                 <w:szCs w:val="18"/>
               </w:rPr>
-              <w:t xml:space="preserve">1.3</w:t>
+              <w:t xml:space="preserve">1.4</w:t>
             </w:r>
           </w:p>
         </w:tc>
@@ -3079,7 +3079,7 @@
                 <w:sz w:val="18"/>
                 <w:szCs w:val="18"/>
               </w:rPr>
-              <w:t xml:space="preserve">Prove del rapporto PDF, del numero di registro e del registro dei crediti con le nuove versioni.</w:t>
+              <w:t xml:space="preserve">Nuova prova 7.12 (risultato azzerato dopo una modifica dei dati); prove successive del blocco 7 rinumerate; prova 8.4 estesa.</w:t>
             </w:r>
           </w:p>
         </w:tc>
@@ -3149,7 +3149,7 @@
                 <w:sz w:val="18"/>
                 <w:szCs w:val="18"/>
               </w:rPr>
-              <w:t xml:space="preserve">1.2</w:t>
+              <w:t xml:space="preserve">1.3</w:t>
             </w:r>
           </w:p>
         </w:tc>
@@ -3213,7 +3213,7 @@
                 <w:sz w:val="18"/>
                 <w:szCs w:val="18"/>
               </w:rPr>
-              <w:t xml:space="preserve">Calcolo crediti: prove di import del tracciato con i file di esempio (compilato, letture, dati personali) e dei controlli di coerenza.</w:t>
+              <w:t xml:space="preserve">Prove del rapporto PDF, del numero di registro e del registro dei crediti con le nuove versioni.</w:t>
             </w:r>
           </w:p>
         </w:tc>
@@ -3283,7 +3283,7 @@
                 <w:sz w:val="18"/>
                 <w:szCs w:val="18"/>
               </w:rPr>
-              <w:t xml:space="preserve">1.1</w:t>
+              <w:t xml:space="preserve">1.2</w:t>
             </w:r>
           </w:p>
         </w:tc>
@@ -3349,7 +3349,7 @@
                 <w:sz w:val="18"/>
                 <w:szCs w:val="18"/>
               </w:rPr>
-              <w:t xml:space="preserve">Prove per Enti di Validazione, modelli, note di fase, messaggi, pagamenti visibili al Comune, pratica sospesa, consultazione pubblica con conferma dell'email, limiti di invio ed errata corrige.</w:t>
+              <w:t xml:space="preserve">Calcolo crediti: prove di import del tracciato con i file di esempio (compilato, letture, dati personali) e dei controlli di coerenza.</w:t>
             </w:r>
           </w:p>
         </w:tc>
@@ -3419,6 +3419,140 @@
                 <w:sz w:val="18"/>
                 <w:szCs w:val="18"/>
               </w:rPr>
+              <w:t xml:space="preserve">1.1</w:t>
+            </w:r>
+          </w:p>
+        </w:tc>
+        <w:tc>
+          <w:tcPr>
+            <w:tcW w:type="dxa" w:w="1300"/>
+            <w:tcBorders>
+              <w:top w:val="single" w:color="D9D4C5" w:sz="4"/>
+              <w:left w:val="single" w:color="D9D4C5" w:sz="4"/>
+              <w:bottom w:val="single" w:color="D9D4C5" w:sz="4"/>
+              <w:right w:val="single" w:color="D9D4C5" w:sz="4"/>
+            </w:tcBorders>
+            <w:tcMar>
+              <w:top w:type="dxa" w:w="70"/>
+              <w:left w:type="dxa" w:w="110"/>
+              <w:bottom w:type="dxa" w:w="70"/>
+              <w:right w:type="dxa" w:w="110"/>
+            </w:tcMar>
+            <w:vAlign w:val="center"/>
+          </w:tcPr>
+          <w:p>
+            <w:pPr>
+              <w:spacing w:after="0" w:before="0"/>
+            </w:pPr>
+            <w:r>
+              <w:rPr>
+                <w:rFonts w:ascii="Arial" w:cs="Arial" w:eastAsia="Arial" w:hAnsi="Arial"/>
+                <w:color w:val="1B2118"/>
+                <w:sz w:val="18"/>
+                <w:szCs w:val="18"/>
+              </w:rPr>
+              <w:t xml:space="preserve">18/10/2026</w:t>
+            </w:r>
+          </w:p>
+        </w:tc>
+        <w:tc>
+          <w:tcPr>
+            <w:tcW w:type="dxa" w:w="5538"/>
+            <w:tcBorders>
+              <w:top w:val="single" w:color="D9D4C5" w:sz="4"/>
+              <w:left w:val="single" w:color="D9D4C5" w:sz="4"/>
+              <w:bottom w:val="single" w:color="D9D4C5" w:sz="4"/>
+              <w:right w:val="single" w:color="D9D4C5" w:sz="4"/>
+            </w:tcBorders>
+            <w:tcMar>
+              <w:top w:type="dxa" w:w="70"/>
+              <w:left w:type="dxa" w:w="110"/>
+              <w:bottom w:type="dxa" w:w="70"/>
+              <w:right w:type="dxa" w:w="110"/>
+            </w:tcMar>
+            <w:vAlign w:val="center"/>
+          </w:tcPr>
+          <w:p>
+            <w:pPr>
+              <w:spacing w:after="0" w:before="0"/>
+            </w:pPr>
+            <w:r>
+              <w:rPr>
+                <w:rFonts w:ascii="Arial" w:cs="Arial" w:eastAsia="Arial" w:hAnsi="Arial"/>
+                <w:color w:val="1B2118"/>
+                <w:sz w:val="18"/>
+                <w:szCs w:val="18"/>
+              </w:rPr>
+              <w:t xml:space="preserve">Prove per Enti di Validazione, modelli, note di fase, messaggi, pagamenti visibili al Comune, pratica sospesa, consultazione pubblica con conferma dell'email, limiti di invio ed errata corrige.</w:t>
+            </w:r>
+          </w:p>
+        </w:tc>
+        <w:tc>
+          <w:tcPr>
+            <w:tcW w:type="dxa" w:w="2000"/>
+            <w:tcBorders>
+              <w:top w:val="single" w:color="D9D4C5" w:sz="4"/>
+              <w:left w:val="single" w:color="D9D4C5" w:sz="4"/>
+              <w:bottom w:val="single" w:color="D9D4C5" w:sz="4"/>
+              <w:right w:val="single" w:color="D9D4C5" w:sz="4"/>
+            </w:tcBorders>
+            <w:tcMar>
+              <w:top w:type="dxa" w:w="70"/>
+              <w:left w:type="dxa" w:w="110"/>
+              <w:bottom w:type="dxa" w:w="70"/>
+              <w:right w:type="dxa" w:w="110"/>
+            </w:tcMar>
+            <w:vAlign w:val="center"/>
+          </w:tcPr>
+          <w:p>
+            <w:pPr>
+              <w:spacing w:after="0" w:before="0"/>
+            </w:pPr>
+            <w:r>
+              <w:rPr>
+                <w:rFonts w:ascii="Arial" w:cs="Arial" w:eastAsia="Arial" w:hAnsi="Arial"/>
+                <w:color w:val="1B2118"/>
+                <w:sz w:val="18"/>
+                <w:szCs w:val="18"/>
+              </w:rPr>
+              <w:t xml:space="preserve">Fondazione Operate</w:t>
+            </w:r>
+          </w:p>
+        </w:tc>
+      </w:tr>
+      <w:tr>
+        <w:trPr>
+          <w:cantSplit/>
+        </w:trPr>
+        <w:tc>
+          <w:tcPr>
+            <w:tcW w:type="dxa" w:w="800"/>
+            <w:tcBorders>
+              <w:top w:val="single" w:color="D9D4C5" w:sz="4"/>
+              <w:left w:val="single" w:color="D9D4C5" w:sz="4"/>
+              <w:bottom w:val="single" w:color="D9D4C5" w:sz="4"/>
+              <w:right w:val="single" w:color="D9D4C5" w:sz="4"/>
+            </w:tcBorders>
+            <w:shd w:fill="F6F4EE" w:color="auto" w:val="clear"/>
+            <w:tcMar>
+              <w:top w:type="dxa" w:w="70"/>
+              <w:left w:type="dxa" w:w="110"/>
+              <w:bottom w:type="dxa" w:w="70"/>
+              <w:right w:type="dxa" w:w="110"/>
+            </w:tcMar>
+            <w:vAlign w:val="center"/>
+          </w:tcPr>
+          <w:p>
+            <w:pPr>
+              <w:spacing w:after="0" w:before="0"/>
+            </w:pPr>
+            <w:r>
+              <w:rPr>
+                <w:rFonts w:ascii="Arial" w:cs="Arial" w:eastAsia="Arial" w:hAnsi="Arial"/>
+                <w:color w:val="1B2118"/>
+                <w:sz w:val="18"/>
+                <w:szCs w:val="18"/>
+              </w:rPr>
               <w:t xml:space="preserve">1.0</w:t>
             </w:r>
           </w:p>
@@ -3432,6 +3566,7 @@
               <w:bottom w:val="single" w:color="D9D4C5" w:sz="4"/>
               <w:right w:val="single" w:color="D9D4C5" w:sz="4"/>
             </w:tcBorders>
+            <w:shd w:fill="F6F4EE" w:color="auto" w:val="clear"/>
             <w:tcMar>
               <w:top w:type="dxa" w:w="70"/>
               <w:left w:type="dxa" w:w="110"/>
@@ -3464,6 +3599,7 @@
               <w:bottom w:val="single" w:color="D9D4C5" w:sz="4"/>
               <w:right w:val="single" w:color="D9D4C5" w:sz="4"/>
             </w:tcBorders>
+            <w:shd w:fill="F6F4EE" w:color="auto" w:val="clear"/>
             <w:tcMar>
               <w:top w:type="dxa" w:w="70"/>
               <w:left w:type="dxa" w:w="110"/>
@@ -3496,6 +3632,7 @@
               <w:bottom w:val="single" w:color="D9D4C5" w:sz="4"/>
               <w:right w:val="single" w:color="D9D4C5" w:sz="4"/>
             </w:tcBorders>
+            <w:shd w:fill="F6F4EE" w:color="auto" w:val="clear"/>
             <w:tcMar>
               <w:top w:type="dxa" w:w="70"/>
               <w:left w:type="dxa" w:w="110"/>
@@ -3537,7 +3674,7 @@
           <w:sz w:val="20"/>
           <w:szCs w:val="20"/>
         </w:rPr>
-        <w:t xml:space="preserve">Guida alla revisione 3.0 del 19/10/2026, allineata al portale e agli altri manuali. È aggiornata a ogni rilascio; la versione corrente si scarica dall'area Documentazione del portale (solo Amministratori).</w:t>
+        <w:t xml:space="preserve">Guida alla revisione 3.1 del 19/10/2026, allineata al portale e agli altri manuali. È aggiornata a ogni rilascio; la versione corrente si scarica dall'area Documentazione del portale (solo Amministratori).</w:t>
       </w:r>
     </w:p>
     <w:p>
@@ -3911,7 +4048,7 @@
         </w:rPr>
         <w:t xml:space="preserve">Il portale: </w:t>
       </w:r>
-      <w:hyperlink w:history="1" r:id="rIdhtld5hzqcx-5pd5ungcg1">
+      <w:hyperlink w:history="1" r:id="rId6rv35nvxvw2-bfxqfwv01">
         <w:r>
           <w:rPr>
             <w:rFonts w:ascii="Arial" w:cs="Arial" w:eastAsia="Arial" w:hAnsi="Arial"/>
@@ -24623,7 +24760,7 @@
                 <w:sz w:val="18"/>
                 <w:szCs w:val="18"/>
               </w:rPr>
-              <w:t xml:space="preserve">10.10c</w:t>
+              <w:t xml:space="preserve">10.11</w:t>
             </w:r>
           </w:p>
         </w:tc>
@@ -24655,7 +24792,7 @@
                 <w:sz w:val="18"/>
                 <w:szCs w:val="18"/>
               </w:rPr>
-              <w:t xml:space="preserve">[A] Dashboard: fate clic su «Organizzazione», poi di nuovo; in Pratiche e Utenti scegliete un campo in «Ordina per» e premete ▲/▼</w:t>
+              <w:t xml:space="preserve">[A] Premete ✦ Assistente (in basso a destra) e chiedete «Come creo un nuovo utente amministratore?»</w:t>
             </w:r>
           </w:p>
         </w:tc>
@@ -24687,7 +24824,7 @@
                 <w:sz w:val="18"/>
                 <w:szCs w:val="18"/>
               </w:rPr>
-              <w:t xml:space="preserve">La tabella si ordina in modo crescente (▲) e poi decrescente (▼); gli elenchi a schede seguono il campo e il verso scelti; «ordine predefinito» torna all'ordine iniziale</w:t>
+              <w:t xml:space="preserve">Risposta in italiano con i passi del Manuale Amministratore e il capitolo citato; in fondo «Domande di oggi: 1/40». Se la chiave di Anthropic non è ancora inserita: «L'assistente non è ancora attivo…»</w:t>
             </w:r>
           </w:p>
         </w:tc>
@@ -24725,6 +24862,314 @@
                 <w:sz w:val="18"/>
                 <w:szCs w:val="18"/>
               </w:rPr>
+              <w:t xml:space="preserve">10.11b</w:t>
+            </w:r>
+          </w:p>
+        </w:tc>
+        <w:tc>
+          <w:tcPr>
+            <w:tcW w:type="dxa" w:w="4314"/>
+            <w:tcBorders>
+              <w:top w:val="single" w:color="D9D4C5" w:sz="4"/>
+              <w:left w:val="single" w:color="D9D4C5" w:sz="4"/>
+              <w:bottom w:val="single" w:color="D9D4C5" w:sz="4"/>
+              <w:right w:val="single" w:color="D9D4C5" w:sz="4"/>
+            </w:tcBorders>
+            <w:shd w:fill="F6F4EE" w:color="auto" w:val="clear"/>
+            <w:tcMar>
+              <w:top w:type="dxa" w:w="70"/>
+              <w:left w:type="dxa" w:w="110"/>
+              <w:bottom w:type="dxa" w:w="70"/>
+              <w:right w:type="dxa" w:w="110"/>
+            </w:tcMar>
+            <w:vAlign w:val="center"/>
+          </w:tcPr>
+          <w:p>
+            <w:pPr>
+              <w:spacing w:after="0" w:before="0"/>
+            </w:pPr>
+            <w:r>
+              <w:rPr>
+                <w:rFonts w:ascii="Arial" w:cs="Arial" w:eastAsia="Arial" w:hAnsi="Arial"/>
+                <w:color w:val="1B2118"/>
+                <w:sz w:val="18"/>
+                <w:szCs w:val="18"/>
+              </w:rPr>
+              <w:t xml:space="preserve">[C] Con l'utente del Comune chiedete «Quanto costa la registrazione di un progetto?» e poi «In che fase è la mia pratica?»</w:t>
+            </w:r>
+          </w:p>
+        </w:tc>
+        <w:tc>
+          <w:tcPr>
+            <w:tcW w:type="dxa" w:w="4314"/>
+            <w:tcBorders>
+              <w:top w:val="single" w:color="D9D4C5" w:sz="4"/>
+              <w:left w:val="single" w:color="D9D4C5" w:sz="4"/>
+              <w:bottom w:val="single" w:color="D9D4C5" w:sz="4"/>
+              <w:right w:val="single" w:color="D9D4C5" w:sz="4"/>
+            </w:tcBorders>
+            <w:shd w:fill="F6F4EE" w:color="auto" w:val="clear"/>
+            <w:tcMar>
+              <w:top w:type="dxa" w:w="70"/>
+              <w:left w:type="dxa" w:w="110"/>
+              <w:bottom w:type="dxa" w:w="70"/>
+              <w:right w:type="dxa" w:w="110"/>
+            </w:tcMar>
+            <w:vAlign w:val="center"/>
+          </w:tcPr>
+          <w:p>
+            <w:pPr>
+              <w:spacing w:after="0" w:before="0"/>
+            </w:pPr>
+            <w:r>
+              <w:rPr>
+                <w:rFonts w:ascii="Arial" w:cs="Arial" w:eastAsia="Arial" w:hAnsi="Arial"/>
+                <w:color w:val="1B2118"/>
+                <w:sz w:val="18"/>
+                <w:szCs w:val="18"/>
+              </w:rPr>
+              <w:t xml:space="preserve">Cifre dello Schema tariffario (IVA esclusa, da confermare con la Fondazione); alla seconda domanda spiega dove vederlo nel portale perché non vede i dati delle pratiche</w:t>
+            </w:r>
+          </w:p>
+        </w:tc>
+      </w:tr>
+      <w:tr>
+        <w:trPr>
+          <w:cantSplit/>
+        </w:trPr>
+        <w:tc>
+          <w:tcPr>
+            <w:tcW w:type="dxa" w:w="1010"/>
+            <w:tcBorders>
+              <w:top w:val="single" w:color="D9D4C5" w:sz="4"/>
+              <w:left w:val="single" w:color="D9D4C5" w:sz="4"/>
+              <w:bottom w:val="single" w:color="D9D4C5" w:sz="4"/>
+              <w:right w:val="single" w:color="D9D4C5" w:sz="4"/>
+            </w:tcBorders>
+            <w:tcMar>
+              <w:top w:type="dxa" w:w="70"/>
+              <w:left w:type="dxa" w:w="110"/>
+              <w:bottom w:type="dxa" w:w="70"/>
+              <w:right w:type="dxa" w:w="110"/>
+            </w:tcMar>
+            <w:vAlign w:val="center"/>
+          </w:tcPr>
+          <w:p>
+            <w:pPr>
+              <w:spacing w:after="0" w:before="0"/>
+            </w:pPr>
+            <w:r>
+              <w:rPr>
+                <w:rFonts w:ascii="Arial" w:cs="Arial" w:eastAsia="Arial" w:hAnsi="Arial"/>
+                <w:color w:val="1B2118"/>
+                <w:sz w:val="18"/>
+                <w:szCs w:val="18"/>
+              </w:rPr>
+              <w:t xml:space="preserve">10.11c</w:t>
+            </w:r>
+          </w:p>
+        </w:tc>
+        <w:tc>
+          <w:tcPr>
+            <w:tcW w:type="dxa" w:w="4314"/>
+            <w:tcBorders>
+              <w:top w:val="single" w:color="D9D4C5" w:sz="4"/>
+              <w:left w:val="single" w:color="D9D4C5" w:sz="4"/>
+              <w:bottom w:val="single" w:color="D9D4C5" w:sz="4"/>
+              <w:right w:val="single" w:color="D9D4C5" w:sz="4"/>
+            </w:tcBorders>
+            <w:tcMar>
+              <w:top w:type="dxa" w:w="70"/>
+              <w:left w:type="dxa" w:w="110"/>
+              <w:bottom w:type="dxa" w:w="70"/>
+              <w:right w:type="dxa" w:w="110"/>
+            </w:tcMar>
+            <w:vAlign w:val="center"/>
+          </w:tcPr>
+          <w:p>
+            <w:pPr>
+              <w:spacing w:after="0" w:before="0"/>
+            </w:pPr>
+            <w:r>
+              <w:rPr>
+                <w:rFonts w:ascii="Arial" w:cs="Arial" w:eastAsia="Arial" w:hAnsi="Arial"/>
+                <w:color w:val="1B2118"/>
+                <w:sz w:val="18"/>
+                <w:szCs w:val="18"/>
+              </w:rPr>
+              <w:t xml:space="preserve">[A] Documentazione: in fondo alla pagina gli 8 documenti ufficiali del Programma; premete Apri PDF sulla Metodologia</w:t>
+            </w:r>
+          </w:p>
+        </w:tc>
+        <w:tc>
+          <w:tcPr>
+            <w:tcW w:type="dxa" w:w="4314"/>
+            <w:tcBorders>
+              <w:top w:val="single" w:color="D9D4C5" w:sz="4"/>
+              <w:left w:val="single" w:color="D9D4C5" w:sz="4"/>
+              <w:bottom w:val="single" w:color="D9D4C5" w:sz="4"/>
+              <w:right w:val="single" w:color="D9D4C5" w:sz="4"/>
+            </w:tcBorders>
+            <w:tcMar>
+              <w:top w:type="dxa" w:w="70"/>
+              <w:left w:type="dxa" w:w="110"/>
+              <w:bottom w:type="dxa" w:w="70"/>
+              <w:right w:type="dxa" w:w="110"/>
+            </w:tcMar>
+            <w:vAlign w:val="center"/>
+          </w:tcPr>
+          <w:p>
+            <w:pPr>
+              <w:spacing w:after="0" w:before="0"/>
+            </w:pPr>
+            <w:r>
+              <w:rPr>
+                <w:rFonts w:ascii="Arial" w:cs="Arial" w:eastAsia="Arial" w:hAnsi="Arial"/>
+                <w:color w:val="1B2118"/>
+                <w:sz w:val="18"/>
+                <w:szCs w:val="18"/>
+              </w:rPr>
+              <w:t xml:space="preserve">Si apre il PDF della Metodologia CWP v1.2 in una nuova scheda</w:t>
+            </w:r>
+          </w:p>
+        </w:tc>
+      </w:tr>
+      <w:tr>
+        <w:trPr>
+          <w:cantSplit/>
+        </w:trPr>
+        <w:tc>
+          <w:tcPr>
+            <w:tcW w:type="dxa" w:w="1010"/>
+            <w:tcBorders>
+              <w:top w:val="single" w:color="D9D4C5" w:sz="4"/>
+              <w:left w:val="single" w:color="D9D4C5" w:sz="4"/>
+              <w:bottom w:val="single" w:color="D9D4C5" w:sz="4"/>
+              <w:right w:val="single" w:color="D9D4C5" w:sz="4"/>
+            </w:tcBorders>
+            <w:shd w:fill="F6F4EE" w:color="auto" w:val="clear"/>
+            <w:tcMar>
+              <w:top w:type="dxa" w:w="70"/>
+              <w:left w:type="dxa" w:w="110"/>
+              <w:bottom w:type="dxa" w:w="70"/>
+              <w:right w:type="dxa" w:w="110"/>
+            </w:tcMar>
+            <w:vAlign w:val="center"/>
+          </w:tcPr>
+          <w:p>
+            <w:pPr>
+              <w:spacing w:after="0" w:before="0"/>
+            </w:pPr>
+            <w:r>
+              <w:rPr>
+                <w:rFonts w:ascii="Arial" w:cs="Arial" w:eastAsia="Arial" w:hAnsi="Arial"/>
+                <w:color w:val="1B2118"/>
+                <w:sz w:val="18"/>
+                <w:szCs w:val="18"/>
+              </w:rPr>
+              <w:t xml:space="preserve">10.10c</w:t>
+            </w:r>
+          </w:p>
+        </w:tc>
+        <w:tc>
+          <w:tcPr>
+            <w:tcW w:type="dxa" w:w="4314"/>
+            <w:tcBorders>
+              <w:top w:val="single" w:color="D9D4C5" w:sz="4"/>
+              <w:left w:val="single" w:color="D9D4C5" w:sz="4"/>
+              <w:bottom w:val="single" w:color="D9D4C5" w:sz="4"/>
+              <w:right w:val="single" w:color="D9D4C5" w:sz="4"/>
+            </w:tcBorders>
+            <w:shd w:fill="F6F4EE" w:color="auto" w:val="clear"/>
+            <w:tcMar>
+              <w:top w:type="dxa" w:w="70"/>
+              <w:left w:type="dxa" w:w="110"/>
+              <w:bottom w:type="dxa" w:w="70"/>
+              <w:right w:type="dxa" w:w="110"/>
+            </w:tcMar>
+            <w:vAlign w:val="center"/>
+          </w:tcPr>
+          <w:p>
+            <w:pPr>
+              <w:spacing w:after="0" w:before="0"/>
+            </w:pPr>
+            <w:r>
+              <w:rPr>
+                <w:rFonts w:ascii="Arial" w:cs="Arial" w:eastAsia="Arial" w:hAnsi="Arial"/>
+                <w:color w:val="1B2118"/>
+                <w:sz w:val="18"/>
+                <w:szCs w:val="18"/>
+              </w:rPr>
+              <w:t xml:space="preserve">[A] Dashboard: fate clic su «Organizzazione», poi di nuovo; in Pratiche e Utenti scegliete un campo in «Ordina per» e premete ▲/▼</w:t>
+            </w:r>
+          </w:p>
+        </w:tc>
+        <w:tc>
+          <w:tcPr>
+            <w:tcW w:type="dxa" w:w="4314"/>
+            <w:tcBorders>
+              <w:top w:val="single" w:color="D9D4C5" w:sz="4"/>
+              <w:left w:val="single" w:color="D9D4C5" w:sz="4"/>
+              <w:bottom w:val="single" w:color="D9D4C5" w:sz="4"/>
+              <w:right w:val="single" w:color="D9D4C5" w:sz="4"/>
+            </w:tcBorders>
+            <w:shd w:fill="F6F4EE" w:color="auto" w:val="clear"/>
+            <w:tcMar>
+              <w:top w:type="dxa" w:w="70"/>
+              <w:left w:type="dxa" w:w="110"/>
+              <w:bottom w:type="dxa" w:w="70"/>
+              <w:right w:type="dxa" w:w="110"/>
+            </w:tcMar>
+            <w:vAlign w:val="center"/>
+          </w:tcPr>
+          <w:p>
+            <w:pPr>
+              <w:spacing w:after="0" w:before="0"/>
+            </w:pPr>
+            <w:r>
+              <w:rPr>
+                <w:rFonts w:ascii="Arial" w:cs="Arial" w:eastAsia="Arial" w:hAnsi="Arial"/>
+                <w:color w:val="1B2118"/>
+                <w:sz w:val="18"/>
+                <w:szCs w:val="18"/>
+              </w:rPr>
+              <w:t xml:space="preserve">La tabella si ordina in modo crescente (▲) e poi decrescente (▼); gli elenchi a schede seguono il campo e il verso scelti; «ordine predefinito» torna all'ordine iniziale</w:t>
+            </w:r>
+          </w:p>
+        </w:tc>
+      </w:tr>
+      <w:tr>
+        <w:trPr>
+          <w:cantSplit/>
+        </w:trPr>
+        <w:tc>
+          <w:tcPr>
+            <w:tcW w:type="dxa" w:w="1010"/>
+            <w:tcBorders>
+              <w:top w:val="single" w:color="D9D4C5" w:sz="4"/>
+              <w:left w:val="single" w:color="D9D4C5" w:sz="4"/>
+              <w:bottom w:val="single" w:color="D9D4C5" w:sz="4"/>
+              <w:right w:val="single" w:color="D9D4C5" w:sz="4"/>
+            </w:tcBorders>
+            <w:tcMar>
+              <w:top w:type="dxa" w:w="70"/>
+              <w:left w:type="dxa" w:w="110"/>
+              <w:bottom w:type="dxa" w:w="70"/>
+              <w:right w:type="dxa" w:w="110"/>
+            </w:tcMar>
+            <w:vAlign w:val="center"/>
+          </w:tcPr>
+          <w:p>
+            <w:pPr>
+              <w:spacing w:after="0" w:before="0"/>
+            </w:pPr>
+            <w:r>
+              <w:rPr>
+                <w:rFonts w:ascii="Arial" w:cs="Arial" w:eastAsia="Arial" w:hAnsi="Arial"/>
+                <w:color w:val="1B2118"/>
+                <w:sz w:val="18"/>
+                <w:szCs w:val="18"/>
+              </w:rPr>
               <w:t xml:space="preserve">10.10b</w:t>
             </w:r>
           </w:p>
@@ -24738,7 +25183,6 @@
               <w:bottom w:val="single" w:color="D9D4C5" w:sz="4"/>
               <w:right w:val="single" w:color="D9D4C5" w:sz="4"/>
             </w:tcBorders>
-            <w:shd w:fill="F6F4EE" w:color="auto" w:val="clear"/>
             <w:tcMar>
               <w:top w:type="dxa" w:w="70"/>
               <w:left w:type="dxa" w:w="110"/>
@@ -24771,7 +25215,6 @@
               <w:bottom w:val="single" w:color="D9D4C5" w:sz="4"/>
               <w:right w:val="single" w:color="D9D4C5" w:sz="4"/>
             </w:tcBorders>
-            <w:shd w:fill="F6F4EE" w:color="auto" w:val="clear"/>
             <w:tcMar>
               <w:top w:type="dxa" w:w="70"/>
               <w:left w:type="dxa" w:w="110"/>
@@ -25217,7 +25660,7 @@
         <w:szCs w:val="16"/>
       </w:rPr>
       <w:tab/>
-      <w:t xml:space="preserve">Manuale Test · Rev. 3.0 · 19/10/2026</w:t>
+      <w:t xml:space="preserve">Manuale Test · Rev. 3.1 · 19/10/2026</w:t>
     </w:r>
   </w:p>
 </w:hdr>
@@ -25282,7 +25725,7 @@
         <w:szCs w:val="16"/>
       </w:rPr>
       <w:tab/>
-      <w:t xml:space="preserve">Manuale Test · Rev. 3.0 · 19/10/2026</w:t>
+      <w:t xml:space="preserve">Manuale Test · Rev. 3.1 · 19/10/2026</w:t>
     </w:r>
   </w:p>
 </w:hdr>

--- a/public/documentazione/Manuale_Test_Portale_CWP.docx
+++ b/public/documentazione/Manuale_Test_Portale_CWP.docx
@@ -302,7 +302,7 @@
                 <w:sz w:val="20"/>
                 <w:szCs w:val="20"/>
               </w:rPr>
-              <w:t xml:space="preserve">Rev. 3.1</w:t>
+              <w:t xml:space="preserve">Rev. 3.2</w:t>
             </w:r>
           </w:p>
         </w:tc>
@@ -719,7 +719,7 @@
                 <w:sz w:val="18"/>
                 <w:szCs w:val="18"/>
               </w:rPr>
-              <w:t xml:space="preserve">3.1</w:t>
+              <w:t xml:space="preserve">3.2</w:t>
             </w:r>
           </w:p>
         </w:tc>
@@ -783,7 +783,7 @@
                 <w:sz w:val="18"/>
                 <w:szCs w:val="18"/>
               </w:rPr>
-              <w:t xml:space="preserve">Prove 10.11-10.11c: assistente virtuale e documenti ufficiali.</w:t>
+              <w:t xml:space="preserve">Prova 10.11 aggiornata con l'assistente attivo e i messaggi d'errore della Console.</w:t>
             </w:r>
           </w:p>
         </w:tc>
@@ -853,7 +853,7 @@
                 <w:sz w:val="18"/>
                 <w:szCs w:val="18"/>
               </w:rPr>
-              <w:t xml:space="preserve">3.0</w:t>
+              <w:t xml:space="preserve">3.1</w:t>
             </w:r>
           </w:p>
         </w:tc>
@@ -919,7 +919,7 @@
                 <w:sz w:val="18"/>
                 <w:szCs w:val="18"/>
               </w:rPr>
-              <w:t xml:space="preserve">Prova 10.10c: ordinamento.</w:t>
+              <w:t xml:space="preserve">Prove 10.11-10.11c: assistente virtuale e documenti ufficiali.</w:t>
             </w:r>
           </w:p>
         </w:tc>
@@ -989,7 +989,7 @@
                 <w:sz w:val="18"/>
                 <w:szCs w:val="18"/>
               </w:rPr>
-              <w:t xml:space="preserve">2.9</w:t>
+              <w:t xml:space="preserve">3.0</w:t>
             </w:r>
           </w:p>
         </w:tc>
@@ -1053,7 +1053,7 @@
                 <w:sz w:val="18"/>
                 <w:szCs w:val="18"/>
               </w:rPr>
-              <w:t xml:space="preserve">Prove 8b.3b e 8b.3c: metodo per utenza, buffer e taratura.</w:t>
+              <w:t xml:space="preserve">Prova 10.10c: ordinamento.</w:t>
             </w:r>
           </w:p>
         </w:tc>
@@ -1123,7 +1123,7 @@
                 <w:sz w:val="18"/>
                 <w:szCs w:val="18"/>
               </w:rPr>
-              <w:t xml:space="preserve">2.8</w:t>
+              <w:t xml:space="preserve">2.9</w:t>
             </w:r>
           </w:p>
         </w:tc>
@@ -1189,7 +1189,7 @@
                 <w:sz w:val="18"/>
                 <w:szCs w:val="18"/>
               </w:rPr>
-              <w:t xml:space="preserve">Prova 10.10b: barra a LED della Dashboard.</w:t>
+              <w:t xml:space="preserve">Prove 8b.3b e 8b.3c: metodo per utenza, buffer e taratura.</w:t>
             </w:r>
           </w:p>
         </w:tc>
@@ -1259,7 +1259,7 @@
                 <w:sz w:val="18"/>
                 <w:szCs w:val="18"/>
               </w:rPr>
-              <w:t xml:space="preserve">2.7</w:t>
+              <w:t xml:space="preserve">2.8</w:t>
             </w:r>
           </w:p>
         </w:tc>
@@ -1323,7 +1323,7 @@
                 <w:sz w:val="18"/>
                 <w:szCs w:val="18"/>
               </w:rPr>
-              <w:t xml:space="preserve">Prova 1.3d: eliminazione di un utente mai attivo.</w:t>
+              <w:t xml:space="preserve">Prova 10.10b: barra a LED della Dashboard.</w:t>
             </w:r>
           </w:p>
         </w:tc>
@@ -1393,7 +1393,7 @@
                 <w:sz w:val="18"/>
                 <w:szCs w:val="18"/>
               </w:rPr>
-              <w:t xml:space="preserve">2.6</w:t>
+              <w:t xml:space="preserve">2.7</w:t>
             </w:r>
           </w:p>
         </w:tc>
@@ -1459,7 +1459,7 @@
                 <w:sz w:val="18"/>
                 <w:szCs w:val="18"/>
               </w:rPr>
-              <w:t xml:space="preserve">Prove 1.3 e 1.3c: email con le credenziali.</w:t>
+              <w:t xml:space="preserve">Prova 1.3d: eliminazione di un utente mai attivo.</w:t>
             </w:r>
           </w:p>
         </w:tc>
@@ -1529,7 +1529,7 @@
                 <w:sz w:val="18"/>
                 <w:szCs w:val="18"/>
               </w:rPr>
-              <w:t xml:space="preserve">2.5</w:t>
+              <w:t xml:space="preserve">2.6</w:t>
             </w:r>
           </w:p>
         </w:tc>
@@ -1593,7 +1593,7 @@
                 <w:sz w:val="18"/>
                 <w:szCs w:val="18"/>
               </w:rPr>
-              <w:t xml:space="preserve">Prove 1.3a-1.3a3: nomina di un Amministratore e protezione del principale.</w:t>
+              <w:t xml:space="preserve">Prove 1.3 e 1.3c: email con le credenziali.</w:t>
             </w:r>
           </w:p>
         </w:tc>
@@ -1663,7 +1663,7 @@
                 <w:sz w:val="18"/>
                 <w:szCs w:val="18"/>
               </w:rPr>
-              <w:t xml:space="preserve">2.4</w:t>
+              <w:t xml:space="preserve">2.5</w:t>
             </w:r>
           </w:p>
         </w:tc>
@@ -1729,7 +1729,7 @@
                 <w:sz w:val="18"/>
                 <w:szCs w:val="18"/>
               </w:rPr>
-              <w:t xml:space="preserve">Prove 8b.7c e 8b.7d: costi Caso 1 e Caso 2.</w:t>
+              <w:t xml:space="preserve">Prove 1.3a-1.3a3: nomina di un Amministratore e protezione del principale.</w:t>
             </w:r>
           </w:p>
         </w:tc>
@@ -1799,7 +1799,7 @@
                 <w:sz w:val="18"/>
                 <w:szCs w:val="18"/>
               </w:rPr>
-              <w:t xml:space="preserve">2.3</w:t>
+              <w:t xml:space="preserve">2.4</w:t>
             </w:r>
           </w:p>
         </w:tc>
@@ -1863,7 +1863,7 @@
                 <w:sz w:val="18"/>
                 <w:szCs w:val="18"/>
               </w:rPr>
-              <w:t xml:space="preserve">Prova 8b.7b aggiornata: valore del credito anno per anno.</w:t>
+              <w:t xml:space="preserve">Prove 8b.7c e 8b.7d: costi Caso 1 e Caso 2.</w:t>
             </w:r>
           </w:p>
         </w:tc>
@@ -1933,7 +1933,7 @@
                 <w:sz w:val="18"/>
                 <w:szCs w:val="18"/>
               </w:rPr>
-              <w:t xml:space="preserve">2.2</w:t>
+              <w:t xml:space="preserve">2.3</w:t>
             </w:r>
           </w:p>
         </w:tc>
@@ -1999,7 +1999,7 @@
                 <w:sz w:val="18"/>
                 <w:szCs w:val="18"/>
               </w:rPr>
-              <w:t xml:space="preserve">Prova 8b.7b della simulazione economica (ricavi e costi per il Comune).</w:t>
+              <w:t xml:space="preserve">Prova 8b.7b aggiornata: valore del credito anno per anno.</w:t>
             </w:r>
           </w:p>
         </w:tc>
@@ -2069,7 +2069,7 @@
                 <w:sz w:val="18"/>
                 <w:szCs w:val="18"/>
               </w:rPr>
-              <w:t xml:space="preserve">2.1</w:t>
+              <w:t xml:space="preserve">2.2</w:t>
             </w:r>
           </w:p>
         </w:tc>
@@ -2133,7 +2133,7 @@
                 <w:sz w:val="18"/>
                 <w:szCs w:val="18"/>
               </w:rPr>
-              <w:t xml:space="preserve">Prove 8b.2b e 8b.2c (scenario di riferimento e situazione attuale).</w:t>
+              <w:t xml:space="preserve">Prova 8b.7b della simulazione economica (ricavi e costi per il Comune).</w:t>
             </w:r>
           </w:p>
         </w:tc>
@@ -2203,7 +2203,7 @@
                 <w:sz w:val="18"/>
                 <w:szCs w:val="18"/>
               </w:rPr>
-              <w:t xml:space="preserve">2.0</w:t>
+              <w:t xml:space="preserve">2.1</w:t>
             </w:r>
           </w:p>
         </w:tc>
@@ -2269,7 +2269,7 @@
                 <w:sz w:val="18"/>
                 <w:szCs w:val="18"/>
               </w:rPr>
-              <w:t xml:space="preserve">Prove 8b del simulatore di scenari.</w:t>
+              <w:t xml:space="preserve">Prove 8b.2b e 8b.2c (scenario di riferimento e situazione attuale).</w:t>
             </w:r>
           </w:p>
         </w:tc>
@@ -2339,7 +2339,7 @@
                 <w:sz w:val="18"/>
                 <w:szCs w:val="18"/>
               </w:rPr>
-              <w:t xml:space="preserve">1.9</w:t>
+              <w:t xml:space="preserve">2.0</w:t>
             </w:r>
           </w:p>
         </w:tc>
@@ -2403,7 +2403,7 @@
                 <w:sz w:val="18"/>
                 <w:szCs w:val="18"/>
               </w:rPr>
-              <w:t xml:space="preserve">In sviluppo: simulatore di scenari e assistente virtuale.</w:t>
+              <w:t xml:space="preserve">Prove 8b del simulatore di scenari.</w:t>
             </w:r>
           </w:p>
         </w:tc>
@@ -2473,7 +2473,7 @@
                 <w:sz w:val="18"/>
                 <w:szCs w:val="18"/>
               </w:rPr>
-              <w:t xml:space="preserve">1.8</w:t>
+              <w:t xml:space="preserve">1.9</w:t>
             </w:r>
           </w:p>
         </w:tc>
@@ -2539,7 +2539,7 @@
                 <w:sz w:val="18"/>
                 <w:szCs w:val="18"/>
               </w:rPr>
-              <w:t xml:space="preserve">Tolto il limite noto sull'incarico del soggetto promotore del programma.</w:t>
+              <w:t xml:space="preserve">In sviluppo: simulatore di scenari e assistente virtuale.</w:t>
             </w:r>
           </w:p>
         </w:tc>
@@ -2609,7 +2609,7 @@
                 <w:sz w:val="18"/>
                 <w:szCs w:val="18"/>
               </w:rPr>
-              <w:t xml:space="preserve">1.7</w:t>
+              <w:t xml:space="preserve">1.8</w:t>
             </w:r>
           </w:p>
         </w:tc>
@@ -2641,7 +2641,7 @@
                 <w:sz w:val="18"/>
                 <w:szCs w:val="18"/>
               </w:rPr>
-              <w:t xml:space="preserve">18/10/2026</w:t>
+              <w:t xml:space="preserve">19/10/2026</w:t>
             </w:r>
           </w:p>
         </w:tc>
@@ -2673,7 +2673,7 @@
                 <w:sz w:val="18"/>
                 <w:szCs w:val="18"/>
               </w:rPr>
-              <w:t xml:space="preserve">Percorso di prova esteso alle funzioni dell'allineamento ai documenti CWP: territorio ISTAT, stati del Programma, Rapporto a 7 fasi, tariffe e sospensione, accuratezza, ritiro, account unico, crediti emessi, reclami, pagina pubblica, qualità dei dati.</w:t>
+              <w:t xml:space="preserve">Tolto il limite noto sull'incarico del soggetto promotore del programma.</w:t>
             </w:r>
           </w:p>
         </w:tc>
@@ -2743,7 +2743,7 @@
                 <w:sz w:val="18"/>
                 <w:szCs w:val="18"/>
               </w:rPr>
-              <w:t xml:space="preserve">1.6</w:t>
+              <w:t xml:space="preserve">1.7</w:t>
             </w:r>
           </w:p>
         </w:tc>
@@ -2809,7 +2809,7 @@
                 <w:sz w:val="18"/>
                 <w:szCs w:val="18"/>
               </w:rPr>
-              <w:t xml:space="preserve">Glossario: descrizione corretta del buffer (al massimo 80%).</w:t>
+              <w:t xml:space="preserve">Percorso di prova esteso alle funzioni dell'allineamento ai documenti CWP: territorio ISTAT, stati del Programma, Rapporto a 7 fasi, tariffe e sospensione, accuratezza, ritiro, account unico, crediti emessi, reclami, pagina pubblica, qualità dei dati.</w:t>
             </w:r>
           </w:p>
         </w:tc>
@@ -2879,7 +2879,7 @@
                 <w:sz w:val="18"/>
                 <w:szCs w:val="18"/>
               </w:rPr>
-              <w:t xml:space="preserve">1.5</w:t>
+              <w:t xml:space="preserve">1.6</w:t>
             </w:r>
           </w:p>
         </w:tc>
@@ -2943,7 +2943,7 @@
                 <w:sz w:val="18"/>
                 <w:szCs w:val="18"/>
               </w:rPr>
-              <w:t xml:space="preserve">Nuove prove 1.2b, 1.8, 3.7, 4.1b, 6.4, 6.5; prove 1.6, 1.7, 3.2, 4.1, 4.6, 5.4 e 6.3 aggiornate (anagrafiche, documenti richiesti, consultazione, Rapporti a 4 fasi, conservazione, fascicolo).</w:t>
+              <w:t xml:space="preserve">Glossario: descrizione corretta del buffer (al massimo 80%).</w:t>
             </w:r>
           </w:p>
         </w:tc>
@@ -3013,7 +3013,7 @@
                 <w:sz w:val="18"/>
                 <w:szCs w:val="18"/>
               </w:rPr>
-              <w:t xml:space="preserve">1.4</w:t>
+              <w:t xml:space="preserve">1.5</w:t>
             </w:r>
           </w:p>
         </w:tc>
@@ -3079,7 +3079,7 @@
                 <w:sz w:val="18"/>
                 <w:szCs w:val="18"/>
               </w:rPr>
-              <w:t xml:space="preserve">Nuova prova 7.12 (risultato azzerato dopo una modifica dei dati); prove successive del blocco 7 rinumerate; prova 8.4 estesa.</w:t>
+              <w:t xml:space="preserve">Nuove prove 1.2b, 1.8, 3.7, 4.1b, 6.4, 6.5; prove 1.6, 1.7, 3.2, 4.1, 4.6, 5.4 e 6.3 aggiornate (anagrafiche, documenti richiesti, consultazione, Rapporti a 4 fasi, conservazione, fascicolo).</w:t>
             </w:r>
           </w:p>
         </w:tc>
@@ -3149,7 +3149,7 @@
                 <w:sz w:val="18"/>
                 <w:szCs w:val="18"/>
               </w:rPr>
-              <w:t xml:space="preserve">1.3</w:t>
+              <w:t xml:space="preserve">1.4</w:t>
             </w:r>
           </w:p>
         </w:tc>
@@ -3213,7 +3213,7 @@
                 <w:sz w:val="18"/>
                 <w:szCs w:val="18"/>
               </w:rPr>
-              <w:t xml:space="preserve">Prove del rapporto PDF, del numero di registro e del registro dei crediti con le nuove versioni.</w:t>
+              <w:t xml:space="preserve">Nuova prova 7.12 (risultato azzerato dopo una modifica dei dati); prove successive del blocco 7 rinumerate; prova 8.4 estesa.</w:t>
             </w:r>
           </w:p>
         </w:tc>
@@ -3283,7 +3283,7 @@
                 <w:sz w:val="18"/>
                 <w:szCs w:val="18"/>
               </w:rPr>
-              <w:t xml:space="preserve">1.2</w:t>
+              <w:t xml:space="preserve">1.3</w:t>
             </w:r>
           </w:p>
         </w:tc>
@@ -3349,7 +3349,7 @@
                 <w:sz w:val="18"/>
                 <w:szCs w:val="18"/>
               </w:rPr>
-              <w:t xml:space="preserve">Calcolo crediti: prove di import del tracciato con i file di esempio (compilato, letture, dati personali) e dei controlli di coerenza.</w:t>
+              <w:t xml:space="preserve">Prove del rapporto PDF, del numero di registro e del registro dei crediti con le nuove versioni.</w:t>
             </w:r>
           </w:p>
         </w:tc>
@@ -3419,7 +3419,7 @@
                 <w:sz w:val="18"/>
                 <w:szCs w:val="18"/>
               </w:rPr>
-              <w:t xml:space="preserve">1.1</w:t>
+              <w:t xml:space="preserve">1.2</w:t>
             </w:r>
           </w:p>
         </w:tc>
@@ -3483,7 +3483,7 @@
                 <w:sz w:val="18"/>
                 <w:szCs w:val="18"/>
               </w:rPr>
-              <w:t xml:space="preserve">Prove per Enti di Validazione, modelli, note di fase, messaggi, pagamenti visibili al Comune, pratica sospesa, consultazione pubblica con conferma dell'email, limiti di invio ed errata corrige.</w:t>
+              <w:t xml:space="preserve">Calcolo crediti: prove di import del tracciato con i file di esempio (compilato, letture, dati personali) e dei controlli di coerenza.</w:t>
             </w:r>
           </w:p>
         </w:tc>
@@ -3553,6 +3553,142 @@
                 <w:sz w:val="18"/>
                 <w:szCs w:val="18"/>
               </w:rPr>
+              <w:t xml:space="preserve">1.1</w:t>
+            </w:r>
+          </w:p>
+        </w:tc>
+        <w:tc>
+          <w:tcPr>
+            <w:tcW w:type="dxa" w:w="1300"/>
+            <w:tcBorders>
+              <w:top w:val="single" w:color="D9D4C5" w:sz="4"/>
+              <w:left w:val="single" w:color="D9D4C5" w:sz="4"/>
+              <w:bottom w:val="single" w:color="D9D4C5" w:sz="4"/>
+              <w:right w:val="single" w:color="D9D4C5" w:sz="4"/>
+            </w:tcBorders>
+            <w:shd w:fill="F6F4EE" w:color="auto" w:val="clear"/>
+            <w:tcMar>
+              <w:top w:type="dxa" w:w="70"/>
+              <w:left w:type="dxa" w:w="110"/>
+              <w:bottom w:type="dxa" w:w="70"/>
+              <w:right w:type="dxa" w:w="110"/>
+            </w:tcMar>
+            <w:vAlign w:val="center"/>
+          </w:tcPr>
+          <w:p>
+            <w:pPr>
+              <w:spacing w:after="0" w:before="0"/>
+            </w:pPr>
+            <w:r>
+              <w:rPr>
+                <w:rFonts w:ascii="Arial" w:cs="Arial" w:eastAsia="Arial" w:hAnsi="Arial"/>
+                <w:color w:val="1B2118"/>
+                <w:sz w:val="18"/>
+                <w:szCs w:val="18"/>
+              </w:rPr>
+              <w:t xml:space="preserve">18/10/2026</w:t>
+            </w:r>
+          </w:p>
+        </w:tc>
+        <w:tc>
+          <w:tcPr>
+            <w:tcW w:type="dxa" w:w="5538"/>
+            <w:tcBorders>
+              <w:top w:val="single" w:color="D9D4C5" w:sz="4"/>
+              <w:left w:val="single" w:color="D9D4C5" w:sz="4"/>
+              <w:bottom w:val="single" w:color="D9D4C5" w:sz="4"/>
+              <w:right w:val="single" w:color="D9D4C5" w:sz="4"/>
+            </w:tcBorders>
+            <w:shd w:fill="F6F4EE" w:color="auto" w:val="clear"/>
+            <w:tcMar>
+              <w:top w:type="dxa" w:w="70"/>
+              <w:left w:type="dxa" w:w="110"/>
+              <w:bottom w:type="dxa" w:w="70"/>
+              <w:right w:type="dxa" w:w="110"/>
+            </w:tcMar>
+            <w:vAlign w:val="center"/>
+          </w:tcPr>
+          <w:p>
+            <w:pPr>
+              <w:spacing w:after="0" w:before="0"/>
+            </w:pPr>
+            <w:r>
+              <w:rPr>
+                <w:rFonts w:ascii="Arial" w:cs="Arial" w:eastAsia="Arial" w:hAnsi="Arial"/>
+                <w:color w:val="1B2118"/>
+                <w:sz w:val="18"/>
+                <w:szCs w:val="18"/>
+              </w:rPr>
+              <w:t xml:space="preserve">Prove per Enti di Validazione, modelli, note di fase, messaggi, pagamenti visibili al Comune, pratica sospesa, consultazione pubblica con conferma dell'email, limiti di invio ed errata corrige.</w:t>
+            </w:r>
+          </w:p>
+        </w:tc>
+        <w:tc>
+          <w:tcPr>
+            <w:tcW w:type="dxa" w:w="2000"/>
+            <w:tcBorders>
+              <w:top w:val="single" w:color="D9D4C5" w:sz="4"/>
+              <w:left w:val="single" w:color="D9D4C5" w:sz="4"/>
+              <w:bottom w:val="single" w:color="D9D4C5" w:sz="4"/>
+              <w:right w:val="single" w:color="D9D4C5" w:sz="4"/>
+            </w:tcBorders>
+            <w:shd w:fill="F6F4EE" w:color="auto" w:val="clear"/>
+            <w:tcMar>
+              <w:top w:type="dxa" w:w="70"/>
+              <w:left w:type="dxa" w:w="110"/>
+              <w:bottom w:type="dxa" w:w="70"/>
+              <w:right w:type="dxa" w:w="110"/>
+            </w:tcMar>
+            <w:vAlign w:val="center"/>
+          </w:tcPr>
+          <w:p>
+            <w:pPr>
+              <w:spacing w:after="0" w:before="0"/>
+            </w:pPr>
+            <w:r>
+              <w:rPr>
+                <w:rFonts w:ascii="Arial" w:cs="Arial" w:eastAsia="Arial" w:hAnsi="Arial"/>
+                <w:color w:val="1B2118"/>
+                <w:sz w:val="18"/>
+                <w:szCs w:val="18"/>
+              </w:rPr>
+              <w:t xml:space="preserve">Fondazione Operate</w:t>
+            </w:r>
+          </w:p>
+        </w:tc>
+      </w:tr>
+      <w:tr>
+        <w:trPr>
+          <w:cantSplit/>
+        </w:trPr>
+        <w:tc>
+          <w:tcPr>
+            <w:tcW w:type="dxa" w:w="800"/>
+            <w:tcBorders>
+              <w:top w:val="single" w:color="D9D4C5" w:sz="4"/>
+              <w:left w:val="single" w:color="D9D4C5" w:sz="4"/>
+              <w:bottom w:val="single" w:color="D9D4C5" w:sz="4"/>
+              <w:right w:val="single" w:color="D9D4C5" w:sz="4"/>
+            </w:tcBorders>
+            <w:tcMar>
+              <w:top w:type="dxa" w:w="70"/>
+              <w:left w:type="dxa" w:w="110"/>
+              <w:bottom w:type="dxa" w:w="70"/>
+              <w:right w:type="dxa" w:w="110"/>
+            </w:tcMar>
+            <w:vAlign w:val="center"/>
+          </w:tcPr>
+          <w:p>
+            <w:pPr>
+              <w:spacing w:after="0" w:before="0"/>
+            </w:pPr>
+            <w:r>
+              <w:rPr>
+                <w:rFonts w:ascii="Arial" w:cs="Arial" w:eastAsia="Arial" w:hAnsi="Arial"/>
+                <w:color w:val="1B2118"/>
+                <w:sz w:val="18"/>
+                <w:szCs w:val="18"/>
+              </w:rPr>
               <w:t xml:space="preserve">1.0</w:t>
             </w:r>
           </w:p>
@@ -3566,7 +3702,6 @@
               <w:bottom w:val="single" w:color="D9D4C5" w:sz="4"/>
               <w:right w:val="single" w:color="D9D4C5" w:sz="4"/>
             </w:tcBorders>
-            <w:shd w:fill="F6F4EE" w:color="auto" w:val="clear"/>
             <w:tcMar>
               <w:top w:type="dxa" w:w="70"/>
               <w:left w:type="dxa" w:w="110"/>
@@ -3599,7 +3734,6 @@
               <w:bottom w:val="single" w:color="D9D4C5" w:sz="4"/>
               <w:right w:val="single" w:color="D9D4C5" w:sz="4"/>
             </w:tcBorders>
-            <w:shd w:fill="F6F4EE" w:color="auto" w:val="clear"/>
             <w:tcMar>
               <w:top w:type="dxa" w:w="70"/>
               <w:left w:type="dxa" w:w="110"/>
@@ -3632,7 +3766,6 @@
               <w:bottom w:val="single" w:color="D9D4C5" w:sz="4"/>
               <w:right w:val="single" w:color="D9D4C5" w:sz="4"/>
             </w:tcBorders>
-            <w:shd w:fill="F6F4EE" w:color="auto" w:val="clear"/>
             <w:tcMar>
               <w:top w:type="dxa" w:w="70"/>
               <w:left w:type="dxa" w:w="110"/>
@@ -3674,7 +3807,7 @@
           <w:sz w:val="20"/>
           <w:szCs w:val="20"/>
         </w:rPr>
-        <w:t xml:space="preserve">Guida alla revisione 3.1 del 19/10/2026, allineata al portale e agli altri manuali. È aggiornata a ogni rilascio; la versione corrente si scarica dall'area Documentazione del portale (solo Amministratori).</w:t>
+        <w:t xml:space="preserve">Guida alla revisione 3.2 del 19/10/2026, allineata al portale e agli altri manuali. È aggiornata a ogni rilascio; la versione corrente si scarica dall'area Documentazione del portale (solo Amministratori).</w:t>
       </w:r>
     </w:p>
     <w:p>
@@ -4048,7 +4181,7 @@
         </w:rPr>
         <w:t xml:space="preserve">Il portale: </w:t>
       </w:r>
-      <w:hyperlink w:history="1" r:id="rId6rv35nvxvw2-bfxqfwv01">
+      <w:hyperlink w:history="1" r:id="rId-1nu2h8ogqojgd5woqsvz">
         <w:r>
           <w:rPr>
             <w:rFonts w:ascii="Arial" w:cs="Arial" w:eastAsia="Arial" w:hAnsi="Arial"/>
@@ -24824,7 +24957,7 @@
                 <w:sz w:val="18"/>
                 <w:szCs w:val="18"/>
               </w:rPr>
-              <w:t xml:space="preserve">Risposta in italiano con i passi del Manuale Amministratore e il capitolo citato; in fondo «Domande di oggi: 1/40». Se la chiave di Anthropic non è ancora inserita: «L'assistente non è ancora attivo…»</w:t>
+              <w:t xml:space="preserve">Risposta in italiano con i passi del Manuale Amministratore e il capitolo citato; in fondo «Domande di oggi: n/40»; grassetto e corsivo si vedono come testo formattato, senza asterischi. Se compare «non ha potuto rispondere (…credit balance is too low…)» manca credito nella Claude Console; «…not scoped to a workspace…» la chiave non è legata a uno spazio di lavoro</w:t>
             </w:r>
           </w:p>
         </w:tc>
@@ -25402,27 +25535,7 @@
           <w:sz w:val="21"/>
           <w:szCs w:val="21"/>
         </w:rPr>
-        <w:t xml:space="preserve"> (saranno aggiunti al percorso di prova quando disponibili): accesso con SPID, CIE o CNS; registro di sicurezza; antivirus; </w:t>
-      </w:r>
-      <w:r>
-        <w:rPr>
-          <w:rFonts w:ascii="Arial" w:cs="Arial" w:eastAsia="Arial" w:hAnsi="Arial"/>
-          <w:b/>
-          <w:bCs/>
-          <w:color w:val="1B2118"/>
-          <w:sz w:val="21"/>
-          <w:szCs w:val="21"/>
-        </w:rPr>
-        <w:t xml:space="preserve">assistente virtuale (Claude)</w:t>
-      </w:r>
-      <w:r>
-        <w:rPr>
-          <w:rFonts w:ascii="Arial" w:cs="Arial" w:eastAsia="Arial" w:hAnsi="Arial"/>
-          <w:color w:val="1B2118"/>
-          <w:sz w:val="21"/>
-          <w:szCs w:val="21"/>
-        </w:rPr>
-        <w:t xml:space="preserve"> nel portale.</w:t>
+        <w:t xml:space="preserve"> (saranno aggiunti al percorso di prova quando disponibili): accesso con SPID, CIE o CNS; registro di sicurezza; antivirus; assistente virtuale per gli Operatori e aiuto sulla singola pratica.</w:t>
       </w:r>
     </w:p>
     <w:sectPr>
@@ -25660,7 +25773,7 @@
         <w:szCs w:val="16"/>
       </w:rPr>
       <w:tab/>
-      <w:t xml:space="preserve">Manuale Test · Rev. 3.1 · 19/10/2026</w:t>
+      <w:t xml:space="preserve">Manuale Test · Rev. 3.2 · 19/10/2026</w:t>
     </w:r>
   </w:p>
 </w:hdr>
@@ -25725,7 +25838,7 @@
         <w:szCs w:val="16"/>
       </w:rPr>
       <w:tab/>
-      <w:t xml:space="preserve">Manuale Test · Rev. 3.1 · 19/10/2026</w:t>
+      <w:t xml:space="preserve">Manuale Test · Rev. 3.2 · 19/10/2026</w:t>
     </w:r>
   </w:p>
 </w:hdr>

--- a/public/documentazione/Manuale_Test_Portale_CWP.docx
+++ b/public/documentazione/Manuale_Test_Portale_CWP.docx
@@ -302,7 +302,7 @@
                 <w:sz w:val="20"/>
                 <w:szCs w:val="20"/>
               </w:rPr>
-              <w:t xml:space="preserve">Rev. 3.2</w:t>
+              <w:t xml:space="preserve">Rev. 3.3</w:t>
             </w:r>
           </w:p>
         </w:tc>
@@ -719,7 +719,7 @@
                 <w:sz w:val="18"/>
                 <w:szCs w:val="18"/>
               </w:rPr>
-              <w:t xml:space="preserve">3.2</w:t>
+              <w:t xml:space="preserve">3.3</w:t>
             </w:r>
           </w:p>
         </w:tc>
@@ -783,7 +783,7 @@
                 <w:sz w:val="18"/>
                 <w:szCs w:val="18"/>
               </w:rPr>
-              <w:t xml:space="preserve">Prova 10.11 aggiornata con l'assistente attivo e i messaggi d'errore della Console.</w:t>
+              <w:t xml:space="preserve">Prova 10.11: messaggio d'attesa «Un attimo…».</w:t>
             </w:r>
           </w:p>
         </w:tc>
@@ -853,7 +853,7 @@
                 <w:sz w:val="18"/>
                 <w:szCs w:val="18"/>
               </w:rPr>
-              <w:t xml:space="preserve">3.1</w:t>
+              <w:t xml:space="preserve">3.2</w:t>
             </w:r>
           </w:p>
         </w:tc>
@@ -919,7 +919,7 @@
                 <w:sz w:val="18"/>
                 <w:szCs w:val="18"/>
               </w:rPr>
-              <w:t xml:space="preserve">Prove 10.11-10.11c: assistente virtuale e documenti ufficiali.</w:t>
+              <w:t xml:space="preserve">Prova 10.11 aggiornata con l'assistente attivo e i messaggi d'errore della Console.</w:t>
             </w:r>
           </w:p>
         </w:tc>
@@ -989,7 +989,7 @@
                 <w:sz w:val="18"/>
                 <w:szCs w:val="18"/>
               </w:rPr>
-              <w:t xml:space="preserve">3.0</w:t>
+              <w:t xml:space="preserve">3.1</w:t>
             </w:r>
           </w:p>
         </w:tc>
@@ -1053,7 +1053,7 @@
                 <w:sz w:val="18"/>
                 <w:szCs w:val="18"/>
               </w:rPr>
-              <w:t xml:space="preserve">Prova 10.10c: ordinamento.</w:t>
+              <w:t xml:space="preserve">Prove 10.11-10.11c: assistente virtuale e documenti ufficiali.</w:t>
             </w:r>
           </w:p>
         </w:tc>
@@ -1123,7 +1123,7 @@
                 <w:sz w:val="18"/>
                 <w:szCs w:val="18"/>
               </w:rPr>
-              <w:t xml:space="preserve">2.9</w:t>
+              <w:t xml:space="preserve">3.0</w:t>
             </w:r>
           </w:p>
         </w:tc>
@@ -1189,7 +1189,7 @@
                 <w:sz w:val="18"/>
                 <w:szCs w:val="18"/>
               </w:rPr>
-              <w:t xml:space="preserve">Prove 8b.3b e 8b.3c: metodo per utenza, buffer e taratura.</w:t>
+              <w:t xml:space="preserve">Prova 10.10c: ordinamento.</w:t>
             </w:r>
           </w:p>
         </w:tc>
@@ -1259,7 +1259,7 @@
                 <w:sz w:val="18"/>
                 <w:szCs w:val="18"/>
               </w:rPr>
-              <w:t xml:space="preserve">2.8</w:t>
+              <w:t xml:space="preserve">2.9</w:t>
             </w:r>
           </w:p>
         </w:tc>
@@ -1323,7 +1323,7 @@
                 <w:sz w:val="18"/>
                 <w:szCs w:val="18"/>
               </w:rPr>
-              <w:t xml:space="preserve">Prova 10.10b: barra a LED della Dashboard.</w:t>
+              <w:t xml:space="preserve">Prove 8b.3b e 8b.3c: metodo per utenza, buffer e taratura.</w:t>
             </w:r>
           </w:p>
         </w:tc>
@@ -1393,7 +1393,7 @@
                 <w:sz w:val="18"/>
                 <w:szCs w:val="18"/>
               </w:rPr>
-              <w:t xml:space="preserve">2.7</w:t>
+              <w:t xml:space="preserve">2.8</w:t>
             </w:r>
           </w:p>
         </w:tc>
@@ -1459,7 +1459,7 @@
                 <w:sz w:val="18"/>
                 <w:szCs w:val="18"/>
               </w:rPr>
-              <w:t xml:space="preserve">Prova 1.3d: eliminazione di un utente mai attivo.</w:t>
+              <w:t xml:space="preserve">Prova 10.10b: barra a LED della Dashboard.</w:t>
             </w:r>
           </w:p>
         </w:tc>
@@ -1529,7 +1529,7 @@
                 <w:sz w:val="18"/>
                 <w:szCs w:val="18"/>
               </w:rPr>
-              <w:t xml:space="preserve">2.6</w:t>
+              <w:t xml:space="preserve">2.7</w:t>
             </w:r>
           </w:p>
         </w:tc>
@@ -1593,7 +1593,7 @@
                 <w:sz w:val="18"/>
                 <w:szCs w:val="18"/>
               </w:rPr>
-              <w:t xml:space="preserve">Prove 1.3 e 1.3c: email con le credenziali.</w:t>
+              <w:t xml:space="preserve">Prova 1.3d: eliminazione di un utente mai attivo.</w:t>
             </w:r>
           </w:p>
         </w:tc>
@@ -1663,7 +1663,7 @@
                 <w:sz w:val="18"/>
                 <w:szCs w:val="18"/>
               </w:rPr>
-              <w:t xml:space="preserve">2.5</w:t>
+              <w:t xml:space="preserve">2.6</w:t>
             </w:r>
           </w:p>
         </w:tc>
@@ -1729,7 +1729,7 @@
                 <w:sz w:val="18"/>
                 <w:szCs w:val="18"/>
               </w:rPr>
-              <w:t xml:space="preserve">Prove 1.3a-1.3a3: nomina di un Amministratore e protezione del principale.</w:t>
+              <w:t xml:space="preserve">Prove 1.3 e 1.3c: email con le credenziali.</w:t>
             </w:r>
           </w:p>
         </w:tc>
@@ -1799,7 +1799,7 @@
                 <w:sz w:val="18"/>
                 <w:szCs w:val="18"/>
               </w:rPr>
-              <w:t xml:space="preserve">2.4</w:t>
+              <w:t xml:space="preserve">2.5</w:t>
             </w:r>
           </w:p>
         </w:tc>
@@ -1863,7 +1863,7 @@
                 <w:sz w:val="18"/>
                 <w:szCs w:val="18"/>
               </w:rPr>
-              <w:t xml:space="preserve">Prove 8b.7c e 8b.7d: costi Caso 1 e Caso 2.</w:t>
+              <w:t xml:space="preserve">Prove 1.3a-1.3a3: nomina di un Amministratore e protezione del principale.</w:t>
             </w:r>
           </w:p>
         </w:tc>
@@ -1933,7 +1933,7 @@
                 <w:sz w:val="18"/>
                 <w:szCs w:val="18"/>
               </w:rPr>
-              <w:t xml:space="preserve">2.3</w:t>
+              <w:t xml:space="preserve">2.4</w:t>
             </w:r>
           </w:p>
         </w:tc>
@@ -1999,7 +1999,7 @@
                 <w:sz w:val="18"/>
                 <w:szCs w:val="18"/>
               </w:rPr>
-              <w:t xml:space="preserve">Prova 8b.7b aggiornata: valore del credito anno per anno.</w:t>
+              <w:t xml:space="preserve">Prove 8b.7c e 8b.7d: costi Caso 1 e Caso 2.</w:t>
             </w:r>
           </w:p>
         </w:tc>
@@ -2069,7 +2069,7 @@
                 <w:sz w:val="18"/>
                 <w:szCs w:val="18"/>
               </w:rPr>
-              <w:t xml:space="preserve">2.2</w:t>
+              <w:t xml:space="preserve">2.3</w:t>
             </w:r>
           </w:p>
         </w:tc>
@@ -2133,7 +2133,7 @@
                 <w:sz w:val="18"/>
                 <w:szCs w:val="18"/>
               </w:rPr>
-              <w:t xml:space="preserve">Prova 8b.7b della simulazione economica (ricavi e costi per il Comune).</w:t>
+              <w:t xml:space="preserve">Prova 8b.7b aggiornata: valore del credito anno per anno.</w:t>
             </w:r>
           </w:p>
         </w:tc>
@@ -2203,7 +2203,7 @@
                 <w:sz w:val="18"/>
                 <w:szCs w:val="18"/>
               </w:rPr>
-              <w:t xml:space="preserve">2.1</w:t>
+              <w:t xml:space="preserve">2.2</w:t>
             </w:r>
           </w:p>
         </w:tc>
@@ -2269,7 +2269,7 @@
                 <w:sz w:val="18"/>
                 <w:szCs w:val="18"/>
               </w:rPr>
-              <w:t xml:space="preserve">Prove 8b.2b e 8b.2c (scenario di riferimento e situazione attuale).</w:t>
+              <w:t xml:space="preserve">Prova 8b.7b della simulazione economica (ricavi e costi per il Comune).</w:t>
             </w:r>
           </w:p>
         </w:tc>
@@ -2339,7 +2339,7 @@
                 <w:sz w:val="18"/>
                 <w:szCs w:val="18"/>
               </w:rPr>
-              <w:t xml:space="preserve">2.0</w:t>
+              <w:t xml:space="preserve">2.1</w:t>
             </w:r>
           </w:p>
         </w:tc>
@@ -2403,7 +2403,7 @@
                 <w:sz w:val="18"/>
                 <w:szCs w:val="18"/>
               </w:rPr>
-              <w:t xml:space="preserve">Prove 8b del simulatore di scenari.</w:t>
+              <w:t xml:space="preserve">Prove 8b.2b e 8b.2c (scenario di riferimento e situazione attuale).</w:t>
             </w:r>
           </w:p>
         </w:tc>
@@ -2473,7 +2473,7 @@
                 <w:sz w:val="18"/>
                 <w:szCs w:val="18"/>
               </w:rPr>
-              <w:t xml:space="preserve">1.9</w:t>
+              <w:t xml:space="preserve">2.0</w:t>
             </w:r>
           </w:p>
         </w:tc>
@@ -2539,7 +2539,7 @@
                 <w:sz w:val="18"/>
                 <w:szCs w:val="18"/>
               </w:rPr>
-              <w:t xml:space="preserve">In sviluppo: simulatore di scenari e assistente virtuale.</w:t>
+              <w:t xml:space="preserve">Prove 8b del simulatore di scenari.</w:t>
             </w:r>
           </w:p>
         </w:tc>
@@ -2609,7 +2609,7 @@
                 <w:sz w:val="18"/>
                 <w:szCs w:val="18"/>
               </w:rPr>
-              <w:t xml:space="preserve">1.8</w:t>
+              <w:t xml:space="preserve">1.9</w:t>
             </w:r>
           </w:p>
         </w:tc>
@@ -2673,7 +2673,7 @@
                 <w:sz w:val="18"/>
                 <w:szCs w:val="18"/>
               </w:rPr>
-              <w:t xml:space="preserve">Tolto il limite noto sull'incarico del soggetto promotore del programma.</w:t>
+              <w:t xml:space="preserve">In sviluppo: simulatore di scenari e assistente virtuale.</w:t>
             </w:r>
           </w:p>
         </w:tc>
@@ -2743,7 +2743,7 @@
                 <w:sz w:val="18"/>
                 <w:szCs w:val="18"/>
               </w:rPr>
-              <w:t xml:space="preserve">1.7</w:t>
+              <w:t xml:space="preserve">1.8</w:t>
             </w:r>
           </w:p>
         </w:tc>
@@ -2776,7 +2776,7 @@
                 <w:sz w:val="18"/>
                 <w:szCs w:val="18"/>
               </w:rPr>
-              <w:t xml:space="preserve">18/10/2026</w:t>
+              <w:t xml:space="preserve">19/10/2026</w:t>
             </w:r>
           </w:p>
         </w:tc>
@@ -2809,7 +2809,7 @@
                 <w:sz w:val="18"/>
                 <w:szCs w:val="18"/>
               </w:rPr>
-              <w:t xml:space="preserve">Percorso di prova esteso alle funzioni dell'allineamento ai documenti CWP: territorio ISTAT, stati del Programma, Rapporto a 7 fasi, tariffe e sospensione, accuratezza, ritiro, account unico, crediti emessi, reclami, pagina pubblica, qualità dei dati.</w:t>
+              <w:t xml:space="preserve">Tolto il limite noto sull'incarico del soggetto promotore del programma.</w:t>
             </w:r>
           </w:p>
         </w:tc>
@@ -2879,7 +2879,7 @@
                 <w:sz w:val="18"/>
                 <w:szCs w:val="18"/>
               </w:rPr>
-              <w:t xml:space="preserve">1.6</w:t>
+              <w:t xml:space="preserve">1.7</w:t>
             </w:r>
           </w:p>
         </w:tc>
@@ -2943,7 +2943,7 @@
                 <w:sz w:val="18"/>
                 <w:szCs w:val="18"/>
               </w:rPr>
-              <w:t xml:space="preserve">Glossario: descrizione corretta del buffer (al massimo 80%).</w:t>
+              <w:t xml:space="preserve">Percorso di prova esteso alle funzioni dell'allineamento ai documenti CWP: territorio ISTAT, stati del Programma, Rapporto a 7 fasi, tariffe e sospensione, accuratezza, ritiro, account unico, crediti emessi, reclami, pagina pubblica, qualità dei dati.</w:t>
             </w:r>
           </w:p>
         </w:tc>
@@ -3013,7 +3013,7 @@
                 <w:sz w:val="18"/>
                 <w:szCs w:val="18"/>
               </w:rPr>
-              <w:t xml:space="preserve">1.5</w:t>
+              <w:t xml:space="preserve">1.6</w:t>
             </w:r>
           </w:p>
         </w:tc>
@@ -3079,7 +3079,7 @@
                 <w:sz w:val="18"/>
                 <w:szCs w:val="18"/>
               </w:rPr>
-              <w:t xml:space="preserve">Nuove prove 1.2b, 1.8, 3.7, 4.1b, 6.4, 6.5; prove 1.6, 1.7, 3.2, 4.1, 4.6, 5.4 e 6.3 aggiornate (anagrafiche, documenti richiesti, consultazione, Rapporti a 4 fasi, conservazione, fascicolo).</w:t>
+              <w:t xml:space="preserve">Glossario: descrizione corretta del buffer (al massimo 80%).</w:t>
             </w:r>
           </w:p>
         </w:tc>
@@ -3149,7 +3149,7 @@
                 <w:sz w:val="18"/>
                 <w:szCs w:val="18"/>
               </w:rPr>
-              <w:t xml:space="preserve">1.4</w:t>
+              <w:t xml:space="preserve">1.5</w:t>
             </w:r>
           </w:p>
         </w:tc>
@@ -3213,7 +3213,7 @@
                 <w:sz w:val="18"/>
                 <w:szCs w:val="18"/>
               </w:rPr>
-              <w:t xml:space="preserve">Nuova prova 7.12 (risultato azzerato dopo una modifica dei dati); prove successive del blocco 7 rinumerate; prova 8.4 estesa.</w:t>
+              <w:t xml:space="preserve">Nuove prove 1.2b, 1.8, 3.7, 4.1b, 6.4, 6.5; prove 1.6, 1.7, 3.2, 4.1, 4.6, 5.4 e 6.3 aggiornate (anagrafiche, documenti richiesti, consultazione, Rapporti a 4 fasi, conservazione, fascicolo).</w:t>
             </w:r>
           </w:p>
         </w:tc>
@@ -3283,7 +3283,7 @@
                 <w:sz w:val="18"/>
                 <w:szCs w:val="18"/>
               </w:rPr>
-              <w:t xml:space="preserve">1.3</w:t>
+              <w:t xml:space="preserve">1.4</w:t>
             </w:r>
           </w:p>
         </w:tc>
@@ -3349,7 +3349,7 @@
                 <w:sz w:val="18"/>
                 <w:szCs w:val="18"/>
               </w:rPr>
-              <w:t xml:space="preserve">Prove del rapporto PDF, del numero di registro e del registro dei crediti con le nuove versioni.</w:t>
+              <w:t xml:space="preserve">Nuova prova 7.12 (risultato azzerato dopo una modifica dei dati); prove successive del blocco 7 rinumerate; prova 8.4 estesa.</w:t>
             </w:r>
           </w:p>
         </w:tc>
@@ -3419,7 +3419,7 @@
                 <w:sz w:val="18"/>
                 <w:szCs w:val="18"/>
               </w:rPr>
-              <w:t xml:space="preserve">1.2</w:t>
+              <w:t xml:space="preserve">1.3</w:t>
             </w:r>
           </w:p>
         </w:tc>
@@ -3483,7 +3483,7 @@
                 <w:sz w:val="18"/>
                 <w:szCs w:val="18"/>
               </w:rPr>
-              <w:t xml:space="preserve">Calcolo crediti: prove di import del tracciato con i file di esempio (compilato, letture, dati personali) e dei controlli di coerenza.</w:t>
+              <w:t xml:space="preserve">Prove del rapporto PDF, del numero di registro e del registro dei crediti con le nuove versioni.</w:t>
             </w:r>
           </w:p>
         </w:tc>
@@ -3553,7 +3553,7 @@
                 <w:sz w:val="18"/>
                 <w:szCs w:val="18"/>
               </w:rPr>
-              <w:t xml:space="preserve">1.1</w:t>
+              <w:t xml:space="preserve">1.2</w:t>
             </w:r>
           </w:p>
         </w:tc>
@@ -3619,7 +3619,7 @@
                 <w:sz w:val="18"/>
                 <w:szCs w:val="18"/>
               </w:rPr>
-              <w:t xml:space="preserve">Prove per Enti di Validazione, modelli, note di fase, messaggi, pagamenti visibili al Comune, pratica sospesa, consultazione pubblica con conferma dell'email, limiti di invio ed errata corrige.</w:t>
+              <w:t xml:space="preserve">Calcolo crediti: prove di import del tracciato con i file di esempio (compilato, letture, dati personali) e dei controlli di coerenza.</w:t>
             </w:r>
           </w:p>
         </w:tc>
@@ -3689,6 +3689,140 @@
                 <w:sz w:val="18"/>
                 <w:szCs w:val="18"/>
               </w:rPr>
+              <w:t xml:space="preserve">1.1</w:t>
+            </w:r>
+          </w:p>
+        </w:tc>
+        <w:tc>
+          <w:tcPr>
+            <w:tcW w:type="dxa" w:w="1300"/>
+            <w:tcBorders>
+              <w:top w:val="single" w:color="D9D4C5" w:sz="4"/>
+              <w:left w:val="single" w:color="D9D4C5" w:sz="4"/>
+              <w:bottom w:val="single" w:color="D9D4C5" w:sz="4"/>
+              <w:right w:val="single" w:color="D9D4C5" w:sz="4"/>
+            </w:tcBorders>
+            <w:tcMar>
+              <w:top w:type="dxa" w:w="70"/>
+              <w:left w:type="dxa" w:w="110"/>
+              <w:bottom w:type="dxa" w:w="70"/>
+              <w:right w:type="dxa" w:w="110"/>
+            </w:tcMar>
+            <w:vAlign w:val="center"/>
+          </w:tcPr>
+          <w:p>
+            <w:pPr>
+              <w:spacing w:after="0" w:before="0"/>
+            </w:pPr>
+            <w:r>
+              <w:rPr>
+                <w:rFonts w:ascii="Arial" w:cs="Arial" w:eastAsia="Arial" w:hAnsi="Arial"/>
+                <w:color w:val="1B2118"/>
+                <w:sz w:val="18"/>
+                <w:szCs w:val="18"/>
+              </w:rPr>
+              <w:t xml:space="preserve">18/10/2026</w:t>
+            </w:r>
+          </w:p>
+        </w:tc>
+        <w:tc>
+          <w:tcPr>
+            <w:tcW w:type="dxa" w:w="5538"/>
+            <w:tcBorders>
+              <w:top w:val="single" w:color="D9D4C5" w:sz="4"/>
+              <w:left w:val="single" w:color="D9D4C5" w:sz="4"/>
+              <w:bottom w:val="single" w:color="D9D4C5" w:sz="4"/>
+              <w:right w:val="single" w:color="D9D4C5" w:sz="4"/>
+            </w:tcBorders>
+            <w:tcMar>
+              <w:top w:type="dxa" w:w="70"/>
+              <w:left w:type="dxa" w:w="110"/>
+              <w:bottom w:type="dxa" w:w="70"/>
+              <w:right w:type="dxa" w:w="110"/>
+            </w:tcMar>
+            <w:vAlign w:val="center"/>
+          </w:tcPr>
+          <w:p>
+            <w:pPr>
+              <w:spacing w:after="0" w:before="0"/>
+            </w:pPr>
+            <w:r>
+              <w:rPr>
+                <w:rFonts w:ascii="Arial" w:cs="Arial" w:eastAsia="Arial" w:hAnsi="Arial"/>
+                <w:color w:val="1B2118"/>
+                <w:sz w:val="18"/>
+                <w:szCs w:val="18"/>
+              </w:rPr>
+              <w:t xml:space="preserve">Prove per Enti di Validazione, modelli, note di fase, messaggi, pagamenti visibili al Comune, pratica sospesa, consultazione pubblica con conferma dell'email, limiti di invio ed errata corrige.</w:t>
+            </w:r>
+          </w:p>
+        </w:tc>
+        <w:tc>
+          <w:tcPr>
+            <w:tcW w:type="dxa" w:w="2000"/>
+            <w:tcBorders>
+              <w:top w:val="single" w:color="D9D4C5" w:sz="4"/>
+              <w:left w:val="single" w:color="D9D4C5" w:sz="4"/>
+              <w:bottom w:val="single" w:color="D9D4C5" w:sz="4"/>
+              <w:right w:val="single" w:color="D9D4C5" w:sz="4"/>
+            </w:tcBorders>
+            <w:tcMar>
+              <w:top w:type="dxa" w:w="70"/>
+              <w:left w:type="dxa" w:w="110"/>
+              <w:bottom w:type="dxa" w:w="70"/>
+              <w:right w:type="dxa" w:w="110"/>
+            </w:tcMar>
+            <w:vAlign w:val="center"/>
+          </w:tcPr>
+          <w:p>
+            <w:pPr>
+              <w:spacing w:after="0" w:before="0"/>
+            </w:pPr>
+            <w:r>
+              <w:rPr>
+                <w:rFonts w:ascii="Arial" w:cs="Arial" w:eastAsia="Arial" w:hAnsi="Arial"/>
+                <w:color w:val="1B2118"/>
+                <w:sz w:val="18"/>
+                <w:szCs w:val="18"/>
+              </w:rPr>
+              <w:t xml:space="preserve">Fondazione Operate</w:t>
+            </w:r>
+          </w:p>
+        </w:tc>
+      </w:tr>
+      <w:tr>
+        <w:trPr>
+          <w:cantSplit/>
+        </w:trPr>
+        <w:tc>
+          <w:tcPr>
+            <w:tcW w:type="dxa" w:w="800"/>
+            <w:tcBorders>
+              <w:top w:val="single" w:color="D9D4C5" w:sz="4"/>
+              <w:left w:val="single" w:color="D9D4C5" w:sz="4"/>
+              <w:bottom w:val="single" w:color="D9D4C5" w:sz="4"/>
+              <w:right w:val="single" w:color="D9D4C5" w:sz="4"/>
+            </w:tcBorders>
+            <w:shd w:fill="F6F4EE" w:color="auto" w:val="clear"/>
+            <w:tcMar>
+              <w:top w:type="dxa" w:w="70"/>
+              <w:left w:type="dxa" w:w="110"/>
+              <w:bottom w:type="dxa" w:w="70"/>
+              <w:right w:type="dxa" w:w="110"/>
+            </w:tcMar>
+            <w:vAlign w:val="center"/>
+          </w:tcPr>
+          <w:p>
+            <w:pPr>
+              <w:spacing w:after="0" w:before="0"/>
+            </w:pPr>
+            <w:r>
+              <w:rPr>
+                <w:rFonts w:ascii="Arial" w:cs="Arial" w:eastAsia="Arial" w:hAnsi="Arial"/>
+                <w:color w:val="1B2118"/>
+                <w:sz w:val="18"/>
+                <w:szCs w:val="18"/>
+              </w:rPr>
               <w:t xml:space="preserve">1.0</w:t>
             </w:r>
           </w:p>
@@ -3702,6 +3836,7 @@
               <w:bottom w:val="single" w:color="D9D4C5" w:sz="4"/>
               <w:right w:val="single" w:color="D9D4C5" w:sz="4"/>
             </w:tcBorders>
+            <w:shd w:fill="F6F4EE" w:color="auto" w:val="clear"/>
             <w:tcMar>
               <w:top w:type="dxa" w:w="70"/>
               <w:left w:type="dxa" w:w="110"/>
@@ -3734,6 +3869,7 @@
               <w:bottom w:val="single" w:color="D9D4C5" w:sz="4"/>
               <w:right w:val="single" w:color="D9D4C5" w:sz="4"/>
             </w:tcBorders>
+            <w:shd w:fill="F6F4EE" w:color="auto" w:val="clear"/>
             <w:tcMar>
               <w:top w:type="dxa" w:w="70"/>
               <w:left w:type="dxa" w:w="110"/>
@@ -3766,6 +3902,7 @@
               <w:bottom w:val="single" w:color="D9D4C5" w:sz="4"/>
               <w:right w:val="single" w:color="D9D4C5" w:sz="4"/>
             </w:tcBorders>
+            <w:shd w:fill="F6F4EE" w:color="auto" w:val="clear"/>
             <w:tcMar>
               <w:top w:type="dxa" w:w="70"/>
               <w:left w:type="dxa" w:w="110"/>
@@ -3807,7 +3944,7 @@
           <w:sz w:val="20"/>
           <w:szCs w:val="20"/>
         </w:rPr>
-        <w:t xml:space="preserve">Guida alla revisione 3.2 del 19/10/2026, allineata al portale e agli altri manuali. È aggiornata a ogni rilascio; la versione corrente si scarica dall'area Documentazione del portale (solo Amministratori).</w:t>
+        <w:t xml:space="preserve">Guida alla revisione 3.3 del 19/10/2026, allineata al portale e agli altri manuali. È aggiornata a ogni rilascio; la versione corrente si scarica dall'area Documentazione del portale (solo Amministratori).</w:t>
       </w:r>
     </w:p>
     <w:p>
@@ -4181,7 +4318,7 @@
         </w:rPr>
         <w:t xml:space="preserve">Il portale: </w:t>
       </w:r>
-      <w:hyperlink w:history="1" r:id="rId-1nu2h8ogqojgd5woqsvz">
+      <w:hyperlink w:history="1" r:id="rId_p-dek4fazwuukv8zid-e">
         <w:r>
           <w:rPr>
             <w:rFonts w:ascii="Arial" w:cs="Arial" w:eastAsia="Arial" w:hAnsi="Arial"/>
@@ -24957,7 +25094,7 @@
                 <w:sz w:val="18"/>
                 <w:szCs w:val="18"/>
               </w:rPr>
-              <w:t xml:space="preserve">Risposta in italiano con i passi del Manuale Amministratore e il capitolo citato; in fondo «Domande di oggi: n/40»; grassetto e corsivo si vedono come testo formattato, senza asterischi. Se compare «non ha potuto rispondere (…credit balance is too low…)» manca credito nella Claude Console; «…not scoped to a workspace…» la chiave non è legata a uno spazio di lavoro</w:t>
+              <w:t xml:space="preserve">Durante l'attesa compare «Un attimo…»; poi risposta in italiano con i passi del Manuale Amministratore e il capitolo citato; in fondo «Domande di oggi: n/40»; grassetto e corsivo si vedono come testo formattato, senza asterischi. Se compare «non ha potuto rispondere (…credit balance is too low…)» manca credito nella Claude Console; «…not scoped to a workspace…» la chiave non è legata a uno spazio di lavoro</w:t>
             </w:r>
           </w:p>
         </w:tc>
@@ -25773,7 +25910,7 @@
         <w:szCs w:val="16"/>
       </w:rPr>
       <w:tab/>
-      <w:t xml:space="preserve">Manuale Test · Rev. 3.2 · 19/10/2026</w:t>
+      <w:t xml:space="preserve">Manuale Test · Rev. 3.3 · 19/10/2026</w:t>
     </w:r>
   </w:p>
 </w:hdr>
@@ -25838,7 +25975,7 @@
         <w:szCs w:val="16"/>
       </w:rPr>
       <w:tab/>
-      <w:t xml:space="preserve">Manuale Test · Rev. 3.2 · 19/10/2026</w:t>
+      <w:t xml:space="preserve">Manuale Test · Rev. 3.3 · 19/10/2026</w:t>
     </w:r>
   </w:p>
 </w:hdr>

--- a/public/documentazione/Manuale_Test_Portale_CWP.docx
+++ b/public/documentazione/Manuale_Test_Portale_CWP.docx
@@ -302,7 +302,7 @@
                 <w:sz w:val="20"/>
                 <w:szCs w:val="20"/>
               </w:rPr>
-              <w:t xml:space="preserve">Rev. 3.3</w:t>
+              <w:t xml:space="preserve">Rev. 3.4</w:t>
             </w:r>
           </w:p>
         </w:tc>
@@ -365,7 +365,7 @@
                 <w:sz w:val="20"/>
                 <w:szCs w:val="20"/>
               </w:rPr>
-              <w:t xml:space="preserve">19/10/2026</w:t>
+              <w:t xml:space="preserve">20/10/2026</w:t>
             </w:r>
           </w:p>
         </w:tc>
@@ -719,7 +719,7 @@
                 <w:sz w:val="18"/>
                 <w:szCs w:val="18"/>
               </w:rPr>
-              <w:t xml:space="preserve">3.3</w:t>
+              <w:t xml:space="preserve">3.4</w:t>
             </w:r>
           </w:p>
         </w:tc>
@@ -751,7 +751,7 @@
                 <w:sz w:val="18"/>
                 <w:szCs w:val="18"/>
               </w:rPr>
-              <w:t xml:space="preserve">19/10/2026</w:t>
+              <w:t xml:space="preserve">20/10/2026</w:t>
             </w:r>
           </w:p>
         </w:tc>
@@ -783,7 +783,7 @@
                 <w:sz w:val="18"/>
                 <w:szCs w:val="18"/>
               </w:rPr>
-              <w:t xml:space="preserve">Prova 10.11: messaggio d'attesa «Un attimo…».</w:t>
+              <w:t xml:space="preserve">Prove 8b.7-8b.7e (PDF, Excel, telefono), 10.12 (utenti online), 10.11d.</w:t>
             </w:r>
           </w:p>
         </w:tc>
@@ -853,7 +853,7 @@
                 <w:sz w:val="18"/>
                 <w:szCs w:val="18"/>
               </w:rPr>
-              <w:t xml:space="preserve">3.2</w:t>
+              <w:t xml:space="preserve">3.3</w:t>
             </w:r>
           </w:p>
         </w:tc>
@@ -919,7 +919,7 @@
                 <w:sz w:val="18"/>
                 <w:szCs w:val="18"/>
               </w:rPr>
-              <w:t xml:space="preserve">Prova 10.11 aggiornata con l'assistente attivo e i messaggi d'errore della Console.</w:t>
+              <w:t xml:space="preserve">Prova 10.11: messaggio d'attesa «Un attimo…».</w:t>
             </w:r>
           </w:p>
         </w:tc>
@@ -989,7 +989,7 @@
                 <w:sz w:val="18"/>
                 <w:szCs w:val="18"/>
               </w:rPr>
-              <w:t xml:space="preserve">3.1</w:t>
+              <w:t xml:space="preserve">3.2</w:t>
             </w:r>
           </w:p>
         </w:tc>
@@ -1053,7 +1053,7 @@
                 <w:sz w:val="18"/>
                 <w:szCs w:val="18"/>
               </w:rPr>
-              <w:t xml:space="preserve">Prove 10.11-10.11c: assistente virtuale e documenti ufficiali.</w:t>
+              <w:t xml:space="preserve">Prova 10.11 aggiornata con l'assistente attivo e i messaggi d'errore della Console.</w:t>
             </w:r>
           </w:p>
         </w:tc>
@@ -1123,7 +1123,7 @@
                 <w:sz w:val="18"/>
                 <w:szCs w:val="18"/>
               </w:rPr>
-              <w:t xml:space="preserve">3.0</w:t>
+              <w:t xml:space="preserve">3.1</w:t>
             </w:r>
           </w:p>
         </w:tc>
@@ -1189,7 +1189,7 @@
                 <w:sz w:val="18"/>
                 <w:szCs w:val="18"/>
               </w:rPr>
-              <w:t xml:space="preserve">Prova 10.10c: ordinamento.</w:t>
+              <w:t xml:space="preserve">Prove 10.11-10.11c: assistente virtuale e documenti ufficiali.</w:t>
             </w:r>
           </w:p>
         </w:tc>
@@ -1259,7 +1259,7 @@
                 <w:sz w:val="18"/>
                 <w:szCs w:val="18"/>
               </w:rPr>
-              <w:t xml:space="preserve">2.9</w:t>
+              <w:t xml:space="preserve">3.0</w:t>
             </w:r>
           </w:p>
         </w:tc>
@@ -1323,7 +1323,7 @@
                 <w:sz w:val="18"/>
                 <w:szCs w:val="18"/>
               </w:rPr>
-              <w:t xml:space="preserve">Prove 8b.3b e 8b.3c: metodo per utenza, buffer e taratura.</w:t>
+              <w:t xml:space="preserve">Prova 10.10c: ordinamento.</w:t>
             </w:r>
           </w:p>
         </w:tc>
@@ -1393,7 +1393,7 @@
                 <w:sz w:val="18"/>
                 <w:szCs w:val="18"/>
               </w:rPr>
-              <w:t xml:space="preserve">2.8</w:t>
+              <w:t xml:space="preserve">2.9</w:t>
             </w:r>
           </w:p>
         </w:tc>
@@ -1459,7 +1459,7 @@
                 <w:sz w:val="18"/>
                 <w:szCs w:val="18"/>
               </w:rPr>
-              <w:t xml:space="preserve">Prova 10.10b: barra a LED della Dashboard.</w:t>
+              <w:t xml:space="preserve">Prove 8b.3b e 8b.3c: metodo per utenza, buffer e taratura.</w:t>
             </w:r>
           </w:p>
         </w:tc>
@@ -1529,7 +1529,7 @@
                 <w:sz w:val="18"/>
                 <w:szCs w:val="18"/>
               </w:rPr>
-              <w:t xml:space="preserve">2.7</w:t>
+              <w:t xml:space="preserve">2.8</w:t>
             </w:r>
           </w:p>
         </w:tc>
@@ -1593,7 +1593,7 @@
                 <w:sz w:val="18"/>
                 <w:szCs w:val="18"/>
               </w:rPr>
-              <w:t xml:space="preserve">Prova 1.3d: eliminazione di un utente mai attivo.</w:t>
+              <w:t xml:space="preserve">Prova 10.10b: barra a LED della Dashboard.</w:t>
             </w:r>
           </w:p>
         </w:tc>
@@ -1663,7 +1663,7 @@
                 <w:sz w:val="18"/>
                 <w:szCs w:val="18"/>
               </w:rPr>
-              <w:t xml:space="preserve">2.6</w:t>
+              <w:t xml:space="preserve">2.7</w:t>
             </w:r>
           </w:p>
         </w:tc>
@@ -1729,7 +1729,7 @@
                 <w:sz w:val="18"/>
                 <w:szCs w:val="18"/>
               </w:rPr>
-              <w:t xml:space="preserve">Prove 1.3 e 1.3c: email con le credenziali.</w:t>
+              <w:t xml:space="preserve">Prova 1.3d: eliminazione di un utente mai attivo.</w:t>
             </w:r>
           </w:p>
         </w:tc>
@@ -1799,7 +1799,7 @@
                 <w:sz w:val="18"/>
                 <w:szCs w:val="18"/>
               </w:rPr>
-              <w:t xml:space="preserve">2.5</w:t>
+              <w:t xml:space="preserve">2.6</w:t>
             </w:r>
           </w:p>
         </w:tc>
@@ -1863,7 +1863,7 @@
                 <w:sz w:val="18"/>
                 <w:szCs w:val="18"/>
               </w:rPr>
-              <w:t xml:space="preserve">Prove 1.3a-1.3a3: nomina di un Amministratore e protezione del principale.</w:t>
+              <w:t xml:space="preserve">Prove 1.3 e 1.3c: email con le credenziali.</w:t>
             </w:r>
           </w:p>
         </w:tc>
@@ -1933,7 +1933,7 @@
                 <w:sz w:val="18"/>
                 <w:szCs w:val="18"/>
               </w:rPr>
-              <w:t xml:space="preserve">2.4</w:t>
+              <w:t xml:space="preserve">2.5</w:t>
             </w:r>
           </w:p>
         </w:tc>
@@ -1999,7 +1999,7 @@
                 <w:sz w:val="18"/>
                 <w:szCs w:val="18"/>
               </w:rPr>
-              <w:t xml:space="preserve">Prove 8b.7c e 8b.7d: costi Caso 1 e Caso 2.</w:t>
+              <w:t xml:space="preserve">Prove 1.3a-1.3a3: nomina di un Amministratore e protezione del principale.</w:t>
             </w:r>
           </w:p>
         </w:tc>
@@ -2069,7 +2069,7 @@
                 <w:sz w:val="18"/>
                 <w:szCs w:val="18"/>
               </w:rPr>
-              <w:t xml:space="preserve">2.3</w:t>
+              <w:t xml:space="preserve">2.4</w:t>
             </w:r>
           </w:p>
         </w:tc>
@@ -2133,7 +2133,7 @@
                 <w:sz w:val="18"/>
                 <w:szCs w:val="18"/>
               </w:rPr>
-              <w:t xml:space="preserve">Prova 8b.7b aggiornata: valore del credito anno per anno.</w:t>
+              <w:t xml:space="preserve">Prove 8b.7c e 8b.7d: costi Caso 1 e Caso 2.</w:t>
             </w:r>
           </w:p>
         </w:tc>
@@ -2203,7 +2203,7 @@
                 <w:sz w:val="18"/>
                 <w:szCs w:val="18"/>
               </w:rPr>
-              <w:t xml:space="preserve">2.2</w:t>
+              <w:t xml:space="preserve">2.3</w:t>
             </w:r>
           </w:p>
         </w:tc>
@@ -2269,7 +2269,7 @@
                 <w:sz w:val="18"/>
                 <w:szCs w:val="18"/>
               </w:rPr>
-              <w:t xml:space="preserve">Prova 8b.7b della simulazione economica (ricavi e costi per il Comune).</w:t>
+              <w:t xml:space="preserve">Prova 8b.7b aggiornata: valore del credito anno per anno.</w:t>
             </w:r>
           </w:p>
         </w:tc>
@@ -2339,7 +2339,7 @@
                 <w:sz w:val="18"/>
                 <w:szCs w:val="18"/>
               </w:rPr>
-              <w:t xml:space="preserve">2.1</w:t>
+              <w:t xml:space="preserve">2.2</w:t>
             </w:r>
           </w:p>
         </w:tc>
@@ -2403,7 +2403,7 @@
                 <w:sz w:val="18"/>
                 <w:szCs w:val="18"/>
               </w:rPr>
-              <w:t xml:space="preserve">Prove 8b.2b e 8b.2c (scenario di riferimento e situazione attuale).</w:t>
+              <w:t xml:space="preserve">Prova 8b.7b della simulazione economica (ricavi e costi per il Comune).</w:t>
             </w:r>
           </w:p>
         </w:tc>
@@ -2473,7 +2473,7 @@
                 <w:sz w:val="18"/>
                 <w:szCs w:val="18"/>
               </w:rPr>
-              <w:t xml:space="preserve">2.0</w:t>
+              <w:t xml:space="preserve">2.1</w:t>
             </w:r>
           </w:p>
         </w:tc>
@@ -2539,7 +2539,7 @@
                 <w:sz w:val="18"/>
                 <w:szCs w:val="18"/>
               </w:rPr>
-              <w:t xml:space="preserve">Prove 8b del simulatore di scenari.</w:t>
+              <w:t xml:space="preserve">Prove 8b.2b e 8b.2c (scenario di riferimento e situazione attuale).</w:t>
             </w:r>
           </w:p>
         </w:tc>
@@ -2609,7 +2609,7 @@
                 <w:sz w:val="18"/>
                 <w:szCs w:val="18"/>
               </w:rPr>
-              <w:t xml:space="preserve">1.9</w:t>
+              <w:t xml:space="preserve">2.0</w:t>
             </w:r>
           </w:p>
         </w:tc>
@@ -2673,7 +2673,7 @@
                 <w:sz w:val="18"/>
                 <w:szCs w:val="18"/>
               </w:rPr>
-              <w:t xml:space="preserve">In sviluppo: simulatore di scenari e assistente virtuale.</w:t>
+              <w:t xml:space="preserve">Prove 8b del simulatore di scenari.</w:t>
             </w:r>
           </w:p>
         </w:tc>
@@ -2743,7 +2743,7 @@
                 <w:sz w:val="18"/>
                 <w:szCs w:val="18"/>
               </w:rPr>
-              <w:t xml:space="preserve">1.8</w:t>
+              <w:t xml:space="preserve">1.9</w:t>
             </w:r>
           </w:p>
         </w:tc>
@@ -2809,7 +2809,7 @@
                 <w:sz w:val="18"/>
                 <w:szCs w:val="18"/>
               </w:rPr>
-              <w:t xml:space="preserve">Tolto il limite noto sull'incarico del soggetto promotore del programma.</w:t>
+              <w:t xml:space="preserve">In sviluppo: simulatore di scenari e assistente virtuale.</w:t>
             </w:r>
           </w:p>
         </w:tc>
@@ -2879,7 +2879,7 @@
                 <w:sz w:val="18"/>
                 <w:szCs w:val="18"/>
               </w:rPr>
-              <w:t xml:space="preserve">1.7</w:t>
+              <w:t xml:space="preserve">1.8</w:t>
             </w:r>
           </w:p>
         </w:tc>
@@ -2911,7 +2911,7 @@
                 <w:sz w:val="18"/>
                 <w:szCs w:val="18"/>
               </w:rPr>
-              <w:t xml:space="preserve">18/10/2026</w:t>
+              <w:t xml:space="preserve">19/10/2026</w:t>
             </w:r>
           </w:p>
         </w:tc>
@@ -2943,7 +2943,7 @@
                 <w:sz w:val="18"/>
                 <w:szCs w:val="18"/>
               </w:rPr>
-              <w:t xml:space="preserve">Percorso di prova esteso alle funzioni dell'allineamento ai documenti CWP: territorio ISTAT, stati del Programma, Rapporto a 7 fasi, tariffe e sospensione, accuratezza, ritiro, account unico, crediti emessi, reclami, pagina pubblica, qualità dei dati.</w:t>
+              <w:t xml:space="preserve">Tolto il limite noto sull'incarico del soggetto promotore del programma.</w:t>
             </w:r>
           </w:p>
         </w:tc>
@@ -3013,7 +3013,7 @@
                 <w:sz w:val="18"/>
                 <w:szCs w:val="18"/>
               </w:rPr>
-              <w:t xml:space="preserve">1.6</w:t>
+              <w:t xml:space="preserve">1.7</w:t>
             </w:r>
           </w:p>
         </w:tc>
@@ -3079,7 +3079,7 @@
                 <w:sz w:val="18"/>
                 <w:szCs w:val="18"/>
               </w:rPr>
-              <w:t xml:space="preserve">Glossario: descrizione corretta del buffer (al massimo 80%).</w:t>
+              <w:t xml:space="preserve">Percorso di prova esteso alle funzioni dell'allineamento ai documenti CWP: territorio ISTAT, stati del Programma, Rapporto a 7 fasi, tariffe e sospensione, accuratezza, ritiro, account unico, crediti emessi, reclami, pagina pubblica, qualità dei dati.</w:t>
             </w:r>
           </w:p>
         </w:tc>
@@ -3149,7 +3149,7 @@
                 <w:sz w:val="18"/>
                 <w:szCs w:val="18"/>
               </w:rPr>
-              <w:t xml:space="preserve">1.5</w:t>
+              <w:t xml:space="preserve">1.6</w:t>
             </w:r>
           </w:p>
         </w:tc>
@@ -3213,7 +3213,7 @@
                 <w:sz w:val="18"/>
                 <w:szCs w:val="18"/>
               </w:rPr>
-              <w:t xml:space="preserve">Nuove prove 1.2b, 1.8, 3.7, 4.1b, 6.4, 6.5; prove 1.6, 1.7, 3.2, 4.1, 4.6, 5.4 e 6.3 aggiornate (anagrafiche, documenti richiesti, consultazione, Rapporti a 4 fasi, conservazione, fascicolo).</w:t>
+              <w:t xml:space="preserve">Glossario: descrizione corretta del buffer (al massimo 80%).</w:t>
             </w:r>
           </w:p>
         </w:tc>
@@ -3283,7 +3283,7 @@
                 <w:sz w:val="18"/>
                 <w:szCs w:val="18"/>
               </w:rPr>
-              <w:t xml:space="preserve">1.4</w:t>
+              <w:t xml:space="preserve">1.5</w:t>
             </w:r>
           </w:p>
         </w:tc>
@@ -3349,7 +3349,7 @@
                 <w:sz w:val="18"/>
                 <w:szCs w:val="18"/>
               </w:rPr>
-              <w:t xml:space="preserve">Nuova prova 7.12 (risultato azzerato dopo una modifica dei dati); prove successive del blocco 7 rinumerate; prova 8.4 estesa.</w:t>
+              <w:t xml:space="preserve">Nuove prove 1.2b, 1.8, 3.7, 4.1b, 6.4, 6.5; prove 1.6, 1.7, 3.2, 4.1, 4.6, 5.4 e 6.3 aggiornate (anagrafiche, documenti richiesti, consultazione, Rapporti a 4 fasi, conservazione, fascicolo).</w:t>
             </w:r>
           </w:p>
         </w:tc>
@@ -3419,7 +3419,7 @@
                 <w:sz w:val="18"/>
                 <w:szCs w:val="18"/>
               </w:rPr>
-              <w:t xml:space="preserve">1.3</w:t>
+              <w:t xml:space="preserve">1.4</w:t>
             </w:r>
           </w:p>
         </w:tc>
@@ -3483,7 +3483,7 @@
                 <w:sz w:val="18"/>
                 <w:szCs w:val="18"/>
               </w:rPr>
-              <w:t xml:space="preserve">Prove del rapporto PDF, del numero di registro e del registro dei crediti con le nuove versioni.</w:t>
+              <w:t xml:space="preserve">Nuova prova 7.12 (risultato azzerato dopo una modifica dei dati); prove successive del blocco 7 rinumerate; prova 8.4 estesa.</w:t>
             </w:r>
           </w:p>
         </w:tc>
@@ -3553,7 +3553,7 @@
                 <w:sz w:val="18"/>
                 <w:szCs w:val="18"/>
               </w:rPr>
-              <w:t xml:space="preserve">1.2</w:t>
+              <w:t xml:space="preserve">1.3</w:t>
             </w:r>
           </w:p>
         </w:tc>
@@ -3619,7 +3619,7 @@
                 <w:sz w:val="18"/>
                 <w:szCs w:val="18"/>
               </w:rPr>
-              <w:t xml:space="preserve">Calcolo crediti: prove di import del tracciato con i file di esempio (compilato, letture, dati personali) e dei controlli di coerenza.</w:t>
+              <w:t xml:space="preserve">Prove del rapporto PDF, del numero di registro e del registro dei crediti con le nuove versioni.</w:t>
             </w:r>
           </w:p>
         </w:tc>
@@ -3689,7 +3689,7 @@
                 <w:sz w:val="18"/>
                 <w:szCs w:val="18"/>
               </w:rPr>
-              <w:t xml:space="preserve">1.1</w:t>
+              <w:t xml:space="preserve">1.2</w:t>
             </w:r>
           </w:p>
         </w:tc>
@@ -3753,7 +3753,7 @@
                 <w:sz w:val="18"/>
                 <w:szCs w:val="18"/>
               </w:rPr>
-              <w:t xml:space="preserve">Prove per Enti di Validazione, modelli, note di fase, messaggi, pagamenti visibili al Comune, pratica sospesa, consultazione pubblica con conferma dell'email, limiti di invio ed errata corrige.</w:t>
+              <w:t xml:space="preserve">Calcolo crediti: prove di import del tracciato con i file di esempio (compilato, letture, dati personali) e dei controlli di coerenza.</w:t>
             </w:r>
           </w:p>
         </w:tc>
@@ -3823,6 +3823,142 @@
                 <w:sz w:val="18"/>
                 <w:szCs w:val="18"/>
               </w:rPr>
+              <w:t xml:space="preserve">1.1</w:t>
+            </w:r>
+          </w:p>
+        </w:tc>
+        <w:tc>
+          <w:tcPr>
+            <w:tcW w:type="dxa" w:w="1300"/>
+            <w:tcBorders>
+              <w:top w:val="single" w:color="D9D4C5" w:sz="4"/>
+              <w:left w:val="single" w:color="D9D4C5" w:sz="4"/>
+              <w:bottom w:val="single" w:color="D9D4C5" w:sz="4"/>
+              <w:right w:val="single" w:color="D9D4C5" w:sz="4"/>
+            </w:tcBorders>
+            <w:shd w:fill="F6F4EE" w:color="auto" w:val="clear"/>
+            <w:tcMar>
+              <w:top w:type="dxa" w:w="70"/>
+              <w:left w:type="dxa" w:w="110"/>
+              <w:bottom w:type="dxa" w:w="70"/>
+              <w:right w:type="dxa" w:w="110"/>
+            </w:tcMar>
+            <w:vAlign w:val="center"/>
+          </w:tcPr>
+          <w:p>
+            <w:pPr>
+              <w:spacing w:after="0" w:before="0"/>
+            </w:pPr>
+            <w:r>
+              <w:rPr>
+                <w:rFonts w:ascii="Arial" w:cs="Arial" w:eastAsia="Arial" w:hAnsi="Arial"/>
+                <w:color w:val="1B2118"/>
+                <w:sz w:val="18"/>
+                <w:szCs w:val="18"/>
+              </w:rPr>
+              <w:t xml:space="preserve">18/10/2026</w:t>
+            </w:r>
+          </w:p>
+        </w:tc>
+        <w:tc>
+          <w:tcPr>
+            <w:tcW w:type="dxa" w:w="5538"/>
+            <w:tcBorders>
+              <w:top w:val="single" w:color="D9D4C5" w:sz="4"/>
+              <w:left w:val="single" w:color="D9D4C5" w:sz="4"/>
+              <w:bottom w:val="single" w:color="D9D4C5" w:sz="4"/>
+              <w:right w:val="single" w:color="D9D4C5" w:sz="4"/>
+            </w:tcBorders>
+            <w:shd w:fill="F6F4EE" w:color="auto" w:val="clear"/>
+            <w:tcMar>
+              <w:top w:type="dxa" w:w="70"/>
+              <w:left w:type="dxa" w:w="110"/>
+              <w:bottom w:type="dxa" w:w="70"/>
+              <w:right w:type="dxa" w:w="110"/>
+            </w:tcMar>
+            <w:vAlign w:val="center"/>
+          </w:tcPr>
+          <w:p>
+            <w:pPr>
+              <w:spacing w:after="0" w:before="0"/>
+            </w:pPr>
+            <w:r>
+              <w:rPr>
+                <w:rFonts w:ascii="Arial" w:cs="Arial" w:eastAsia="Arial" w:hAnsi="Arial"/>
+                <w:color w:val="1B2118"/>
+                <w:sz w:val="18"/>
+                <w:szCs w:val="18"/>
+              </w:rPr>
+              <w:t xml:space="preserve">Prove per Enti di Validazione, modelli, note di fase, messaggi, pagamenti visibili al Comune, pratica sospesa, consultazione pubblica con conferma dell'email, limiti di invio ed errata corrige.</w:t>
+            </w:r>
+          </w:p>
+        </w:tc>
+        <w:tc>
+          <w:tcPr>
+            <w:tcW w:type="dxa" w:w="2000"/>
+            <w:tcBorders>
+              <w:top w:val="single" w:color="D9D4C5" w:sz="4"/>
+              <w:left w:val="single" w:color="D9D4C5" w:sz="4"/>
+              <w:bottom w:val="single" w:color="D9D4C5" w:sz="4"/>
+              <w:right w:val="single" w:color="D9D4C5" w:sz="4"/>
+            </w:tcBorders>
+            <w:shd w:fill="F6F4EE" w:color="auto" w:val="clear"/>
+            <w:tcMar>
+              <w:top w:type="dxa" w:w="70"/>
+              <w:left w:type="dxa" w:w="110"/>
+              <w:bottom w:type="dxa" w:w="70"/>
+              <w:right w:type="dxa" w:w="110"/>
+            </w:tcMar>
+            <w:vAlign w:val="center"/>
+          </w:tcPr>
+          <w:p>
+            <w:pPr>
+              <w:spacing w:after="0" w:before="0"/>
+            </w:pPr>
+            <w:r>
+              <w:rPr>
+                <w:rFonts w:ascii="Arial" w:cs="Arial" w:eastAsia="Arial" w:hAnsi="Arial"/>
+                <w:color w:val="1B2118"/>
+                <w:sz w:val="18"/>
+                <w:szCs w:val="18"/>
+              </w:rPr>
+              <w:t xml:space="preserve">Fondazione Operate</w:t>
+            </w:r>
+          </w:p>
+        </w:tc>
+      </w:tr>
+      <w:tr>
+        <w:trPr>
+          <w:cantSplit/>
+        </w:trPr>
+        <w:tc>
+          <w:tcPr>
+            <w:tcW w:type="dxa" w:w="800"/>
+            <w:tcBorders>
+              <w:top w:val="single" w:color="D9D4C5" w:sz="4"/>
+              <w:left w:val="single" w:color="D9D4C5" w:sz="4"/>
+              <w:bottom w:val="single" w:color="D9D4C5" w:sz="4"/>
+              <w:right w:val="single" w:color="D9D4C5" w:sz="4"/>
+            </w:tcBorders>
+            <w:tcMar>
+              <w:top w:type="dxa" w:w="70"/>
+              <w:left w:type="dxa" w:w="110"/>
+              <w:bottom w:type="dxa" w:w="70"/>
+              <w:right w:type="dxa" w:w="110"/>
+            </w:tcMar>
+            <w:vAlign w:val="center"/>
+          </w:tcPr>
+          <w:p>
+            <w:pPr>
+              <w:spacing w:after="0" w:before="0"/>
+            </w:pPr>
+            <w:r>
+              <w:rPr>
+                <w:rFonts w:ascii="Arial" w:cs="Arial" w:eastAsia="Arial" w:hAnsi="Arial"/>
+                <w:color w:val="1B2118"/>
+                <w:sz w:val="18"/>
+                <w:szCs w:val="18"/>
+              </w:rPr>
               <w:t xml:space="preserve">1.0</w:t>
             </w:r>
           </w:p>
@@ -3836,7 +3972,6 @@
               <w:bottom w:val="single" w:color="D9D4C5" w:sz="4"/>
               <w:right w:val="single" w:color="D9D4C5" w:sz="4"/>
             </w:tcBorders>
-            <w:shd w:fill="F6F4EE" w:color="auto" w:val="clear"/>
             <w:tcMar>
               <w:top w:type="dxa" w:w="70"/>
               <w:left w:type="dxa" w:w="110"/>
@@ -3869,7 +4004,6 @@
               <w:bottom w:val="single" w:color="D9D4C5" w:sz="4"/>
               <w:right w:val="single" w:color="D9D4C5" w:sz="4"/>
             </w:tcBorders>
-            <w:shd w:fill="F6F4EE" w:color="auto" w:val="clear"/>
             <w:tcMar>
               <w:top w:type="dxa" w:w="70"/>
               <w:left w:type="dxa" w:w="110"/>
@@ -3902,7 +4036,6 @@
               <w:bottom w:val="single" w:color="D9D4C5" w:sz="4"/>
               <w:right w:val="single" w:color="D9D4C5" w:sz="4"/>
             </w:tcBorders>
-            <w:shd w:fill="F6F4EE" w:color="auto" w:val="clear"/>
             <w:tcMar>
               <w:top w:type="dxa" w:w="70"/>
               <w:left w:type="dxa" w:w="110"/>
@@ -3944,7 +4077,7 @@
           <w:sz w:val="20"/>
           <w:szCs w:val="20"/>
         </w:rPr>
-        <w:t xml:space="preserve">Guida alla revisione 3.3 del 19/10/2026, allineata al portale e agli altri manuali. È aggiornata a ogni rilascio; la versione corrente si scarica dall'area Documentazione del portale (solo Amministratori).</w:t>
+        <w:t xml:space="preserve">Guida alla revisione 3.4 del 20/10/2026, allineata al portale e agli altri manuali. È aggiornata a ogni rilascio; la versione corrente si scarica dall'area Documentazione del portale (solo Amministratori).</w:t>
       </w:r>
     </w:p>
     <w:p>
@@ -3996,7 +4129,7 @@
             <w:szCs w:val="22"/>
           </w:rPr>
           <w:tab/>
-          <w:t xml:space="preserve">4</w:t>
+          <w:t xml:space="preserve">5</w:t>
         </w:r>
       </w:hyperlink>
     </w:p>
@@ -4025,7 +4158,7 @@
             <w:szCs w:val="22"/>
           </w:rPr>
           <w:tab/>
-          <w:t xml:space="preserve">5</w:t>
+          <w:t xml:space="preserve">6</w:t>
         </w:r>
       </w:hyperlink>
     </w:p>
@@ -4054,7 +4187,7 @@
             <w:szCs w:val="22"/>
           </w:rPr>
           <w:tab/>
-          <w:t xml:space="preserve">7</w:t>
+          <w:t xml:space="preserve">8</w:t>
         </w:r>
       </w:hyperlink>
     </w:p>
@@ -4083,7 +4216,7 @@
             <w:szCs w:val="22"/>
           </w:rPr>
           <w:tab/>
-          <w:t xml:space="preserve">9</w:t>
+          <w:t xml:space="preserve">10</w:t>
         </w:r>
       </w:hyperlink>
     </w:p>
@@ -4112,7 +4245,7 @@
             <w:szCs w:val="22"/>
           </w:rPr>
           <w:tab/>
-          <w:t xml:space="preserve">18</w:t>
+          <w:t xml:space="preserve">19</w:t>
         </w:r>
       </w:hyperlink>
     </w:p>
@@ -4318,7 +4451,7 @@
         </w:rPr>
         <w:t xml:space="preserve">Il portale: </w:t>
       </w:r>
-      <w:hyperlink w:history="1" r:id="rId_p-dek4fazwuukv8zid-e">
+      <w:hyperlink w:history="1" r:id="rId2v_jxf8e50a5zy6hkmauj">
         <w:r>
           <w:rPr>
             <w:rFonts w:ascii="Arial" w:cs="Arial" w:eastAsia="Arial" w:hAnsi="Arial"/>
@@ -22607,7 +22740,58 @@
                 <w:sz w:val="18"/>
                 <w:szCs w:val="18"/>
               </w:rPr>
-              <w:t xml:space="preserve">Esporta CSV e Stampa</w:t>
+              <w:t xml:space="preserve">Salvate e premete </w:t>
+            </w:r>
+            <w:r>
+              <w:rPr>
+                <w:rFonts w:ascii="Arial" w:cs="Arial" w:eastAsia="Arial" w:hAnsi="Arial"/>
+                <w:b/>
+                <w:bCs/>
+                <w:color w:val="1B2118"/>
+                <w:sz w:val="18"/>
+                <w:szCs w:val="18"/>
+              </w:rPr>
+              <w:t xml:space="preserve">Scarica PDF</w:t>
+            </w:r>
+            <w:r>
+              <w:rPr>
+                <w:rFonts w:ascii="Arial" w:cs="Arial" w:eastAsia="Arial" w:hAnsi="Arial"/>
+                <w:color w:val="1B2118"/>
+                <w:sz w:val="18"/>
+                <w:szCs w:val="18"/>
+              </w:rPr>
+              <w:t xml:space="preserve">, poi </w:t>
+            </w:r>
+            <w:r>
+              <w:rPr>
+                <w:rFonts w:ascii="Arial" w:cs="Arial" w:eastAsia="Arial" w:hAnsi="Arial"/>
+                <w:b/>
+                <w:bCs/>
+                <w:color w:val="1B2118"/>
+                <w:sz w:val="18"/>
+                <w:szCs w:val="18"/>
+              </w:rPr>
+              <w:t xml:space="preserve">Esporta Excel</w:t>
+            </w:r>
+            <w:r>
+              <w:rPr>
+                <w:rFonts w:ascii="Arial" w:cs="Arial" w:eastAsia="Arial" w:hAnsi="Arial"/>
+                <w:color w:val="1B2118"/>
+                <w:sz w:val="18"/>
+                <w:szCs w:val="18"/>
+              </w:rPr>
+              <w:t xml:space="preserve"> e </w:t>
+            </w:r>
+            <w:r>
+              <w:rPr>
+                <w:rFonts w:ascii="Arial" w:cs="Arial" w:eastAsia="Arial" w:hAnsi="Arial"/>
+                <w:b/>
+                <w:bCs/>
+                <w:color w:val="1B2118"/>
+                <w:sz w:val="18"/>
+                <w:szCs w:val="18"/>
+              </w:rPr>
+              <w:t xml:space="preserve">CSV</w:t>
             </w:r>
           </w:p>
         </w:tc>
@@ -22639,7 +22823,7 @@
                 <w:sz w:val="18"/>
                 <w:szCs w:val="18"/>
               </w:rPr>
-              <w:t xml:space="preserve">Il CSV si apre in Excel con una riga per anno; la stampa non mostra pulsanti né menu</w:t>
+              <w:t xml:space="preserve">PDF in A4 orizzontale con loghi, avvertenza «stima ex ante», scheda e sintesi, tabella anno per anno, parte economica e costi, «Pagina n di n»; il file Excel si apre senza avvisi con i fogli Sintesi, Anni, Economia e Costi e i numeri sommabili; il CSV ha una riga per anno</w:t>
             </w:r>
           </w:p>
         </w:tc>
@@ -22677,7 +22861,7 @@
                 <w:sz w:val="18"/>
                 <w:szCs w:val="18"/>
               </w:rPr>
-              <w:t xml:space="preserve">8b.7b</w:t>
+              <w:t xml:space="preserve">8b.7e</w:t>
             </w:r>
           </w:p>
         </w:tc>
@@ -22710,7 +22894,7 @@
                 <w:sz w:val="18"/>
                 <w:szCs w:val="18"/>
               </w:rPr>
-              <w:t xml:space="preserve">Simulazione economica: valore proposto 32 € → Applica a tutti gli anni; poi cambiate a mano il valore del 2030 a 40 €</w:t>
+              <w:t xml:space="preserve">Sul telefono aprite uno scenario</w:t>
             </w:r>
           </w:p>
         </w:tc>
@@ -22743,7 +22927,7 @@
                 <w:sz w:val="18"/>
                 <w:szCs w:val="18"/>
               </w:rPr>
-              <w:t xml:space="preserve">Colonna «Valore» compilata anno per anno, il 2030 a 40 € in grassetto; ricavi aggiornati</w:t>
+              <w:t xml:space="preserve">I pulsanti vanno a capo e la pagina non scorre di lato; le tabelle larghe scorrono dentro il loro riquadro</w:t>
             </w:r>
           </w:p>
         </w:tc>
@@ -22780,7 +22964,7 @@
                 <w:sz w:val="18"/>
                 <w:szCs w:val="18"/>
               </w:rPr>
-              <w:t xml:space="preserve">8b.7c</w:t>
+              <w:t xml:space="preserve">8b.7b</w:t>
             </w:r>
           </w:p>
         </w:tc>
@@ -22812,7 +22996,7 @@
                 <w:sz w:val="18"/>
                 <w:szCs w:val="18"/>
               </w:rPr>
-              <w:t xml:space="preserve">Alla domanda «Simulare i costi in base al Caso 1 o al Caso 2?» scegliete Caso 1, poi Caso 2, con 16.735 abitanti</w:t>
+              <w:t xml:space="preserve">Simulazione economica: valore proposto 32 € → Applica a tutti gli anni; poi cambiate a mano il valore del 2030 a 40 €</w:t>
             </w:r>
           </w:p>
         </w:tc>
@@ -22844,7 +23028,7 @@
                 <w:sz w:val="18"/>
                 <w:szCs w:val="18"/>
               </w:rPr>
-              <w:t xml:space="preserve">Tabella delle sei voci con € per abitante interpolati (Caso 1: Progetto 0,13 €/ab, totale annuo circa 16.233 €); con il Caso 2 i costi salgono; nella tabella annuale partecipazione al Programma e consulenza, margine e anno di rientro</w:t>
+              <w:t xml:space="preserve">Colonna «Valore» compilata anno per anno, il 2030 a 40 € in grassetto; ricavi aggiornati</w:t>
             </w:r>
           </w:p>
         </w:tc>
@@ -22882,7 +23066,7 @@
                 <w:sz w:val="18"/>
                 <w:szCs w:val="18"/>
               </w:rPr>
-              <w:t xml:space="preserve">8b.7d</w:t>
+              <w:t xml:space="preserve">8b.7c</w:t>
             </w:r>
           </w:p>
         </w:tc>
@@ -22915,7 +23099,7 @@
                 <w:sz w:val="18"/>
                 <w:szCs w:val="18"/>
               </w:rPr>
-              <w:t xml:space="preserve">Cambiate la durata a 7 anni</w:t>
+              <w:t xml:space="preserve">Alla domanda «Simulare i costi in base al Caso 1 o al Caso 2?» scegliete Caso 1, poi Caso 2, con 16.735 abitanti</w:t>
             </w:r>
           </w:p>
         </w:tc>
@@ -22948,7 +23132,7 @@
                 <w:sz w:val="18"/>
                 <w:szCs w:val="18"/>
               </w:rPr>
-              <w:t xml:space="preserve">Avviso: le tabelle valgono per progetti di 10 anni, i costi si computano a parte</w:t>
+              <w:t xml:space="preserve">Tabella delle sei voci con € per abitante interpolati (Caso 1: Progetto 0,13 €/ab, totale annuo circa 16.233 €); con il Caso 2 i costi salgono; nella tabella annuale partecipazione al Programma e consulenza, margine e anno di rientro</w:t>
             </w:r>
           </w:p>
         </w:tc>
@@ -22985,7 +23169,7 @@
                 <w:sz w:val="18"/>
                 <w:szCs w:val="18"/>
               </w:rPr>
-              <w:t xml:space="preserve">8b.8</w:t>
+              <w:t xml:space="preserve">8b.7d</w:t>
             </w:r>
           </w:p>
         </w:tc>
@@ -23017,7 +23201,7 @@
                 <w:sz w:val="18"/>
                 <w:szCs w:val="18"/>
               </w:rPr>
-              <w:t xml:space="preserve">[C] Provate ad aprire /simulatore</w:t>
+              <w:t xml:space="preserve">Cambiate la durata a 7 anni</w:t>
             </w:r>
           </w:p>
         </w:tc>
@@ -23049,7 +23233,7 @@
                 <w:sz w:val="18"/>
                 <w:szCs w:val="18"/>
               </w:rPr>
-              <w:t xml:space="preserve">«Questa sezione è riservata alla Fondazione»</w:t>
+              <w:t xml:space="preserve">Avviso: le tabelle valgono per progetti di 10 anni, i costi si computano a parte</w:t>
             </w:r>
           </w:p>
         </w:tc>
@@ -23087,6 +23271,109 @@
                 <w:sz w:val="18"/>
                 <w:szCs w:val="18"/>
               </w:rPr>
+              <w:t xml:space="preserve">8b.8</w:t>
+            </w:r>
+          </w:p>
+        </w:tc>
+        <w:tc>
+          <w:tcPr>
+            <w:tcW w:type="dxa" w:w="4377"/>
+            <w:tcBorders>
+              <w:top w:val="single" w:color="D9D4C5" w:sz="4"/>
+              <w:left w:val="single" w:color="D9D4C5" w:sz="4"/>
+              <w:bottom w:val="single" w:color="D9D4C5" w:sz="4"/>
+              <w:right w:val="single" w:color="D9D4C5" w:sz="4"/>
+            </w:tcBorders>
+            <w:shd w:fill="F6F4EE" w:color="auto" w:val="clear"/>
+            <w:tcMar>
+              <w:top w:type="dxa" w:w="70"/>
+              <w:left w:type="dxa" w:w="110"/>
+              <w:bottom w:type="dxa" w:w="70"/>
+              <w:right w:type="dxa" w:w="110"/>
+            </w:tcMar>
+            <w:vAlign w:val="center"/>
+          </w:tcPr>
+          <w:p>
+            <w:pPr>
+              <w:spacing w:after="0" w:before="0"/>
+            </w:pPr>
+            <w:r>
+              <w:rPr>
+                <w:rFonts w:ascii="Arial" w:cs="Arial" w:eastAsia="Arial" w:hAnsi="Arial"/>
+                <w:color w:val="1B2118"/>
+                <w:sz w:val="18"/>
+                <w:szCs w:val="18"/>
+              </w:rPr>
+              <w:t xml:space="preserve">[C] Provate ad aprire /simulatore</w:t>
+            </w:r>
+          </w:p>
+        </w:tc>
+        <w:tc>
+          <w:tcPr>
+            <w:tcW w:type="dxa" w:w="4376"/>
+            <w:tcBorders>
+              <w:top w:val="single" w:color="D9D4C5" w:sz="4"/>
+              <w:left w:val="single" w:color="D9D4C5" w:sz="4"/>
+              <w:bottom w:val="single" w:color="D9D4C5" w:sz="4"/>
+              <w:right w:val="single" w:color="D9D4C5" w:sz="4"/>
+            </w:tcBorders>
+            <w:shd w:fill="F6F4EE" w:color="auto" w:val="clear"/>
+            <w:tcMar>
+              <w:top w:type="dxa" w:w="70"/>
+              <w:left w:type="dxa" w:w="110"/>
+              <w:bottom w:type="dxa" w:w="70"/>
+              <w:right w:type="dxa" w:w="110"/>
+            </w:tcMar>
+            <w:vAlign w:val="center"/>
+          </w:tcPr>
+          <w:p>
+            <w:pPr>
+              <w:spacing w:after="0" w:before="0"/>
+            </w:pPr>
+            <w:r>
+              <w:rPr>
+                <w:rFonts w:ascii="Arial" w:cs="Arial" w:eastAsia="Arial" w:hAnsi="Arial"/>
+                <w:color w:val="1B2118"/>
+                <w:sz w:val="18"/>
+                <w:szCs w:val="18"/>
+              </w:rPr>
+              <w:t xml:space="preserve">«Questa sezione è riservata alla Fondazione»</w:t>
+            </w:r>
+          </w:p>
+        </w:tc>
+      </w:tr>
+      <w:tr>
+        <w:trPr>
+          <w:cantSplit/>
+        </w:trPr>
+        <w:tc>
+          <w:tcPr>
+            <w:tcW w:type="dxa" w:w="885"/>
+            <w:tcBorders>
+              <w:top w:val="single" w:color="D9D4C5" w:sz="4"/>
+              <w:left w:val="single" w:color="D9D4C5" w:sz="4"/>
+              <w:bottom w:val="single" w:color="D9D4C5" w:sz="4"/>
+              <w:right w:val="single" w:color="D9D4C5" w:sz="4"/>
+            </w:tcBorders>
+            <w:tcMar>
+              <w:top w:type="dxa" w:w="70"/>
+              <w:left w:type="dxa" w:w="110"/>
+              <w:bottom w:type="dxa" w:w="70"/>
+              <w:right w:type="dxa" w:w="110"/>
+            </w:tcMar>
+            <w:vAlign w:val="center"/>
+          </w:tcPr>
+          <w:p>
+            <w:pPr>
+              <w:spacing w:after="0" w:before="0"/>
+            </w:pPr>
+            <w:r>
+              <w:rPr>
+                <w:rFonts w:ascii="Arial" w:cs="Arial" w:eastAsia="Arial" w:hAnsi="Arial"/>
+                <w:color w:val="1B2118"/>
+                <w:sz w:val="18"/>
+                <w:szCs w:val="18"/>
+              </w:rPr>
               <w:t xml:space="preserve">8b.9</w:t>
             </w:r>
           </w:p>
@@ -23100,7 +23387,6 @@
               <w:bottom w:val="single" w:color="D9D4C5" w:sz="4"/>
               <w:right w:val="single" w:color="D9D4C5" w:sz="4"/>
             </w:tcBorders>
-            <w:shd w:fill="F6F4EE" w:color="auto" w:val="clear"/>
             <w:tcMar>
               <w:top w:type="dxa" w:w="70"/>
               <w:left w:type="dxa" w:w="110"/>
@@ -23133,7 +23419,6 @@
               <w:bottom w:val="single" w:color="D9D4C5" w:sz="4"/>
               <w:right w:val="single" w:color="D9D4C5" w:sz="4"/>
             </w:tcBorders>
-            <w:shd w:fill="F6F4EE" w:color="auto" w:val="clear"/>
             <w:tcMar>
               <w:top w:type="dxa" w:w="70"/>
               <w:left w:type="dxa" w:w="110"/>
@@ -25235,7 +25520,7 @@
                 <w:sz w:val="18"/>
                 <w:szCs w:val="18"/>
               </w:rPr>
-              <w:t xml:space="preserve">10.11c</w:t>
+              <w:t xml:space="preserve">10.12</w:t>
             </w:r>
           </w:p>
         </w:tc>
@@ -25267,7 +25552,18 @@
                 <w:sz w:val="18"/>
                 <w:szCs w:val="18"/>
               </w:rPr>
-              <w:t xml:space="preserve">[A] Documentazione: in fondo alla pagina gli 8 documenti ufficiali del Programma; premete Apri PDF sulla Metodologia</w:t>
+              <w:t xml:space="preserve">[A] Come luca.moretti@operate.it, con un altro utente collegato da un altro browser, guardate l'intestazione e premete </w:t>
+            </w:r>
+            <w:r>
+              <w:rPr>
+                <w:rFonts w:ascii="Arial" w:cs="Arial" w:eastAsia="Arial" w:hAnsi="Arial"/>
+                <w:b/>
+                <w:bCs/>
+                <w:color w:val="1B2118"/>
+                <w:sz w:val="18"/>
+                <w:szCs w:val="18"/>
+              </w:rPr>
+              <w:t xml:space="preserve">● n online</w:t>
             </w:r>
           </w:p>
         </w:tc>
@@ -25299,7 +25595,7 @@
                 <w:sz w:val="18"/>
                 <w:szCs w:val="18"/>
               </w:rPr>
-              <w:t xml:space="preserve">Si apre il PDF della Metodologia CWP v1.2 in una nuova scheda</w:t>
+              <w:t xml:space="preserve">Il numero comprende entrambi; nell'elenco compaiono nome, ruolo, pagina aperta e «collegato da …»; quando l'altro preme Esci sparisce dagli online entro 30 secondi e resta tra «visti nelle ultime 24 ore»</w:t>
             </w:r>
           </w:p>
         </w:tc>
@@ -25337,7 +25633,7 @@
                 <w:sz w:val="18"/>
                 <w:szCs w:val="18"/>
               </w:rPr>
-              <w:t xml:space="preserve">10.10c</w:t>
+              <w:t xml:space="preserve">10.12b</w:t>
             </w:r>
           </w:p>
         </w:tc>
@@ -25370,7 +25666,7 @@
                 <w:sz w:val="18"/>
                 <w:szCs w:val="18"/>
               </w:rPr>
-              <w:t xml:space="preserve">[A] Dashboard: fate clic su «Organizzazione», poi di nuovo; in Pratiche e Utenti scegliete un campo in «Ordina per» e premete ▲/▼</w:t>
+              <w:t xml:space="preserve">Entrate con un altro Amministratore</w:t>
             </w:r>
           </w:p>
         </w:tc>
@@ -25403,7 +25699,7 @@
                 <w:sz w:val="18"/>
                 <w:szCs w:val="18"/>
               </w:rPr>
-              <w:t xml:space="preserve">La tabella si ordina in modo crescente (▲) e poi decrescente (▼); gli elenchi a schede seguono il campo e il verso scelti; «ordine predefinito» torna all'ordine iniziale</w:t>
+              <w:t xml:space="preserve">Il pulsante «n online» non compare</w:t>
             </w:r>
           </w:p>
         </w:tc>
@@ -25440,6 +25736,313 @@
                 <w:sz w:val="18"/>
                 <w:szCs w:val="18"/>
               </w:rPr>
+              <w:t xml:space="preserve">10.11d</w:t>
+            </w:r>
+          </w:p>
+        </w:tc>
+        <w:tc>
+          <w:tcPr>
+            <w:tcW w:type="dxa" w:w="4314"/>
+            <w:tcBorders>
+              <w:top w:val="single" w:color="D9D4C5" w:sz="4"/>
+              <w:left w:val="single" w:color="D9D4C5" w:sz="4"/>
+              <w:bottom w:val="single" w:color="D9D4C5" w:sz="4"/>
+              <w:right w:val="single" w:color="D9D4C5" w:sz="4"/>
+            </w:tcBorders>
+            <w:tcMar>
+              <w:top w:type="dxa" w:w="70"/>
+              <w:left w:type="dxa" w:w="110"/>
+              <w:bottom w:type="dxa" w:w="70"/>
+              <w:right w:type="dxa" w:w="110"/>
+            </w:tcMar>
+            <w:vAlign w:val="center"/>
+          </w:tcPr>
+          <w:p>
+            <w:pPr>
+              <w:spacing w:after="0" w:before="0"/>
+            </w:pPr>
+            <w:r>
+              <w:rPr>
+                <w:rFonts w:ascii="Arial" w:cs="Arial" w:eastAsia="Arial" w:hAnsi="Arial"/>
+                <w:color w:val="1B2118"/>
+                <w:sz w:val="18"/>
+                <w:szCs w:val="18"/>
+              </w:rPr>
+              <w:t xml:space="preserve">[C] Chiedete qualcosa all'assistente quando il credito della Console è esaurito (solo se capita; non va provocato)</w:t>
+            </w:r>
+          </w:p>
+        </w:tc>
+        <w:tc>
+          <w:tcPr>
+            <w:tcW w:type="dxa" w:w="4314"/>
+            <w:tcBorders>
+              <w:top w:val="single" w:color="D9D4C5" w:sz="4"/>
+              <w:left w:val="single" w:color="D9D4C5" w:sz="4"/>
+              <w:bottom w:val="single" w:color="D9D4C5" w:sz="4"/>
+              <w:right w:val="single" w:color="D9D4C5" w:sz="4"/>
+            </w:tcBorders>
+            <w:tcMar>
+              <w:top w:type="dxa" w:w="70"/>
+              <w:left w:type="dxa" w:w="110"/>
+              <w:bottom w:type="dxa" w:w="70"/>
+              <w:right w:type="dxa" w:w="110"/>
+            </w:tcMar>
+            <w:vAlign w:val="center"/>
+          </w:tcPr>
+          <w:p>
+            <w:pPr>
+              <w:spacing w:after="0" w:before="0"/>
+            </w:pPr>
+            <w:r>
+              <w:rPr>
+                <w:rFonts w:ascii="Arial" w:cs="Arial" w:eastAsia="Arial" w:hAnsi="Arial"/>
+                <w:color w:val="1B2118"/>
+                <w:sz w:val="18"/>
+                <w:szCs w:val="18"/>
+              </w:rPr>
+              <w:t xml:space="preserve">Messaggio in italiano «L'assistente non è disponibile in questo momento…»; come Amministratore anche la causa tra parentesi</w:t>
+            </w:r>
+          </w:p>
+        </w:tc>
+      </w:tr>
+      <w:tr>
+        <w:trPr>
+          <w:cantSplit/>
+        </w:trPr>
+        <w:tc>
+          <w:tcPr>
+            <w:tcW w:type="dxa" w:w="1010"/>
+            <w:tcBorders>
+              <w:top w:val="single" w:color="D9D4C5" w:sz="4"/>
+              <w:left w:val="single" w:color="D9D4C5" w:sz="4"/>
+              <w:bottom w:val="single" w:color="D9D4C5" w:sz="4"/>
+              <w:right w:val="single" w:color="D9D4C5" w:sz="4"/>
+            </w:tcBorders>
+            <w:shd w:fill="F6F4EE" w:color="auto" w:val="clear"/>
+            <w:tcMar>
+              <w:top w:type="dxa" w:w="70"/>
+              <w:left w:type="dxa" w:w="110"/>
+              <w:bottom w:type="dxa" w:w="70"/>
+              <w:right w:type="dxa" w:w="110"/>
+            </w:tcMar>
+            <w:vAlign w:val="center"/>
+          </w:tcPr>
+          <w:p>
+            <w:pPr>
+              <w:spacing w:after="0" w:before="0"/>
+            </w:pPr>
+            <w:r>
+              <w:rPr>
+                <w:rFonts w:ascii="Arial" w:cs="Arial" w:eastAsia="Arial" w:hAnsi="Arial"/>
+                <w:color w:val="1B2118"/>
+                <w:sz w:val="18"/>
+                <w:szCs w:val="18"/>
+              </w:rPr>
+              <w:t xml:space="preserve">10.11c</w:t>
+            </w:r>
+          </w:p>
+        </w:tc>
+        <w:tc>
+          <w:tcPr>
+            <w:tcW w:type="dxa" w:w="4314"/>
+            <w:tcBorders>
+              <w:top w:val="single" w:color="D9D4C5" w:sz="4"/>
+              <w:left w:val="single" w:color="D9D4C5" w:sz="4"/>
+              <w:bottom w:val="single" w:color="D9D4C5" w:sz="4"/>
+              <w:right w:val="single" w:color="D9D4C5" w:sz="4"/>
+            </w:tcBorders>
+            <w:shd w:fill="F6F4EE" w:color="auto" w:val="clear"/>
+            <w:tcMar>
+              <w:top w:type="dxa" w:w="70"/>
+              <w:left w:type="dxa" w:w="110"/>
+              <w:bottom w:type="dxa" w:w="70"/>
+              <w:right w:type="dxa" w:w="110"/>
+            </w:tcMar>
+            <w:vAlign w:val="center"/>
+          </w:tcPr>
+          <w:p>
+            <w:pPr>
+              <w:spacing w:after="0" w:before="0"/>
+            </w:pPr>
+            <w:r>
+              <w:rPr>
+                <w:rFonts w:ascii="Arial" w:cs="Arial" w:eastAsia="Arial" w:hAnsi="Arial"/>
+                <w:color w:val="1B2118"/>
+                <w:sz w:val="18"/>
+                <w:szCs w:val="18"/>
+              </w:rPr>
+              <w:t xml:space="preserve">[A] Documentazione: in fondo alla pagina gli 8 documenti ufficiali del Programma; premete Apri PDF sulla Metodologia</w:t>
+            </w:r>
+          </w:p>
+        </w:tc>
+        <w:tc>
+          <w:tcPr>
+            <w:tcW w:type="dxa" w:w="4314"/>
+            <w:tcBorders>
+              <w:top w:val="single" w:color="D9D4C5" w:sz="4"/>
+              <w:left w:val="single" w:color="D9D4C5" w:sz="4"/>
+              <w:bottom w:val="single" w:color="D9D4C5" w:sz="4"/>
+              <w:right w:val="single" w:color="D9D4C5" w:sz="4"/>
+            </w:tcBorders>
+            <w:shd w:fill="F6F4EE" w:color="auto" w:val="clear"/>
+            <w:tcMar>
+              <w:top w:type="dxa" w:w="70"/>
+              <w:left w:type="dxa" w:w="110"/>
+              <w:bottom w:type="dxa" w:w="70"/>
+              <w:right w:type="dxa" w:w="110"/>
+            </w:tcMar>
+            <w:vAlign w:val="center"/>
+          </w:tcPr>
+          <w:p>
+            <w:pPr>
+              <w:spacing w:after="0" w:before="0"/>
+            </w:pPr>
+            <w:r>
+              <w:rPr>
+                <w:rFonts w:ascii="Arial" w:cs="Arial" w:eastAsia="Arial" w:hAnsi="Arial"/>
+                <w:color w:val="1B2118"/>
+                <w:sz w:val="18"/>
+                <w:szCs w:val="18"/>
+              </w:rPr>
+              <w:t xml:space="preserve">Si apre il PDF della Metodologia CWP v1.2 in una nuova scheda</w:t>
+            </w:r>
+          </w:p>
+        </w:tc>
+      </w:tr>
+      <w:tr>
+        <w:trPr>
+          <w:cantSplit/>
+        </w:trPr>
+        <w:tc>
+          <w:tcPr>
+            <w:tcW w:type="dxa" w:w="1010"/>
+            <w:tcBorders>
+              <w:top w:val="single" w:color="D9D4C5" w:sz="4"/>
+              <w:left w:val="single" w:color="D9D4C5" w:sz="4"/>
+              <w:bottom w:val="single" w:color="D9D4C5" w:sz="4"/>
+              <w:right w:val="single" w:color="D9D4C5" w:sz="4"/>
+            </w:tcBorders>
+            <w:tcMar>
+              <w:top w:type="dxa" w:w="70"/>
+              <w:left w:type="dxa" w:w="110"/>
+              <w:bottom w:type="dxa" w:w="70"/>
+              <w:right w:type="dxa" w:w="110"/>
+            </w:tcMar>
+            <w:vAlign w:val="center"/>
+          </w:tcPr>
+          <w:p>
+            <w:pPr>
+              <w:spacing w:after="0" w:before="0"/>
+            </w:pPr>
+            <w:r>
+              <w:rPr>
+                <w:rFonts w:ascii="Arial" w:cs="Arial" w:eastAsia="Arial" w:hAnsi="Arial"/>
+                <w:color w:val="1B2118"/>
+                <w:sz w:val="18"/>
+                <w:szCs w:val="18"/>
+              </w:rPr>
+              <w:t xml:space="preserve">10.10c</w:t>
+            </w:r>
+          </w:p>
+        </w:tc>
+        <w:tc>
+          <w:tcPr>
+            <w:tcW w:type="dxa" w:w="4314"/>
+            <w:tcBorders>
+              <w:top w:val="single" w:color="D9D4C5" w:sz="4"/>
+              <w:left w:val="single" w:color="D9D4C5" w:sz="4"/>
+              <w:bottom w:val="single" w:color="D9D4C5" w:sz="4"/>
+              <w:right w:val="single" w:color="D9D4C5" w:sz="4"/>
+            </w:tcBorders>
+            <w:tcMar>
+              <w:top w:type="dxa" w:w="70"/>
+              <w:left w:type="dxa" w:w="110"/>
+              <w:bottom w:type="dxa" w:w="70"/>
+              <w:right w:type="dxa" w:w="110"/>
+            </w:tcMar>
+            <w:vAlign w:val="center"/>
+          </w:tcPr>
+          <w:p>
+            <w:pPr>
+              <w:spacing w:after="0" w:before="0"/>
+            </w:pPr>
+            <w:r>
+              <w:rPr>
+                <w:rFonts w:ascii="Arial" w:cs="Arial" w:eastAsia="Arial" w:hAnsi="Arial"/>
+                <w:color w:val="1B2118"/>
+                <w:sz w:val="18"/>
+                <w:szCs w:val="18"/>
+              </w:rPr>
+              <w:t xml:space="preserve">[A] Dashboard: fate clic su «Organizzazione», poi di nuovo; in Pratiche e Utenti scegliete un campo in «Ordina per» e premete ▲/▼</w:t>
+            </w:r>
+          </w:p>
+        </w:tc>
+        <w:tc>
+          <w:tcPr>
+            <w:tcW w:type="dxa" w:w="4314"/>
+            <w:tcBorders>
+              <w:top w:val="single" w:color="D9D4C5" w:sz="4"/>
+              <w:left w:val="single" w:color="D9D4C5" w:sz="4"/>
+              <w:bottom w:val="single" w:color="D9D4C5" w:sz="4"/>
+              <w:right w:val="single" w:color="D9D4C5" w:sz="4"/>
+            </w:tcBorders>
+            <w:tcMar>
+              <w:top w:type="dxa" w:w="70"/>
+              <w:left w:type="dxa" w:w="110"/>
+              <w:bottom w:type="dxa" w:w="70"/>
+              <w:right w:type="dxa" w:w="110"/>
+            </w:tcMar>
+            <w:vAlign w:val="center"/>
+          </w:tcPr>
+          <w:p>
+            <w:pPr>
+              <w:spacing w:after="0" w:before="0"/>
+            </w:pPr>
+            <w:r>
+              <w:rPr>
+                <w:rFonts w:ascii="Arial" w:cs="Arial" w:eastAsia="Arial" w:hAnsi="Arial"/>
+                <w:color w:val="1B2118"/>
+                <w:sz w:val="18"/>
+                <w:szCs w:val="18"/>
+              </w:rPr>
+              <w:t xml:space="preserve">La tabella si ordina in modo crescente (▲) e poi decrescente (▼); gli elenchi a schede seguono il campo e il verso scelti; «ordine predefinito» torna all'ordine iniziale</w:t>
+            </w:r>
+          </w:p>
+        </w:tc>
+      </w:tr>
+      <w:tr>
+        <w:trPr>
+          <w:cantSplit/>
+        </w:trPr>
+        <w:tc>
+          <w:tcPr>
+            <w:tcW w:type="dxa" w:w="1010"/>
+            <w:tcBorders>
+              <w:top w:val="single" w:color="D9D4C5" w:sz="4"/>
+              <w:left w:val="single" w:color="D9D4C5" w:sz="4"/>
+              <w:bottom w:val="single" w:color="D9D4C5" w:sz="4"/>
+              <w:right w:val="single" w:color="D9D4C5" w:sz="4"/>
+            </w:tcBorders>
+            <w:shd w:fill="F6F4EE" w:color="auto" w:val="clear"/>
+            <w:tcMar>
+              <w:top w:type="dxa" w:w="70"/>
+              <w:left w:type="dxa" w:w="110"/>
+              <w:bottom w:type="dxa" w:w="70"/>
+              <w:right w:type="dxa" w:w="110"/>
+            </w:tcMar>
+            <w:vAlign w:val="center"/>
+          </w:tcPr>
+          <w:p>
+            <w:pPr>
+              <w:spacing w:after="0" w:before="0"/>
+            </w:pPr>
+            <w:r>
+              <w:rPr>
+                <w:rFonts w:ascii="Arial" w:cs="Arial" w:eastAsia="Arial" w:hAnsi="Arial"/>
+                <w:color w:val="1B2118"/>
+                <w:sz w:val="18"/>
+                <w:szCs w:val="18"/>
+              </w:rPr>
               <w:t xml:space="preserve">10.10b</w:t>
             </w:r>
           </w:p>
@@ -25453,6 +26056,7 @@
               <w:bottom w:val="single" w:color="D9D4C5" w:sz="4"/>
               <w:right w:val="single" w:color="D9D4C5" w:sz="4"/>
             </w:tcBorders>
+            <w:shd w:fill="F6F4EE" w:color="auto" w:val="clear"/>
             <w:tcMar>
               <w:top w:type="dxa" w:w="70"/>
               <w:left w:type="dxa" w:w="110"/>
@@ -25485,6 +26089,7 @@
               <w:bottom w:val="single" w:color="D9D4C5" w:sz="4"/>
               <w:right w:val="single" w:color="D9D4C5" w:sz="4"/>
             </w:tcBorders>
+            <w:shd w:fill="F6F4EE" w:color="auto" w:val="clear"/>
             <w:tcMar>
               <w:top w:type="dxa" w:w="70"/>
               <w:left w:type="dxa" w:w="110"/>
@@ -25910,7 +26515,7 @@
         <w:szCs w:val="16"/>
       </w:rPr>
       <w:tab/>
-      <w:t xml:space="preserve">Manuale Test · Rev. 3.3 · 19/10/2026</w:t>
+      <w:t xml:space="preserve">Manuale Test · Rev. 3.4 · 20/10/2026</w:t>
     </w:r>
   </w:p>
 </w:hdr>
@@ -25975,7 +26580,7 @@
         <w:szCs w:val="16"/>
       </w:rPr>
       <w:tab/>
-      <w:t xml:space="preserve">Manuale Test · Rev. 3.3 · 19/10/2026</w:t>
+      <w:t xml:space="preserve">Manuale Test · Rev. 3.4 · 20/10/2026</w:t>
     </w:r>
   </w:p>
 </w:hdr>

--- a/public/documentazione/Manuale_Test_Portale_CWP.docx
+++ b/public/documentazione/Manuale_Test_Portale_CWP.docx
@@ -302,7 +302,7 @@
                 <w:sz w:val="20"/>
                 <w:szCs w:val="20"/>
               </w:rPr>
-              <w:t xml:space="preserve">Rev. 3.4</w:t>
+              <w:t xml:space="preserve">Rev. 3.5</w:t>
             </w:r>
           </w:p>
         </w:tc>
@@ -719,7 +719,7 @@
                 <w:sz w:val="18"/>
                 <w:szCs w:val="18"/>
               </w:rPr>
-              <w:t xml:space="preserve">3.4</w:t>
+              <w:t xml:space="preserve">3.5</w:t>
             </w:r>
           </w:p>
         </w:tc>
@@ -783,7 +783,7 @@
                 <w:sz w:val="18"/>
                 <w:szCs w:val="18"/>
               </w:rPr>
-              <w:t xml:space="preserve">Prove 8b.7-8b.7e (PDF, Excel, telefono), 10.12 (utenti online), 10.11d.</w:t>
+              <w:t xml:space="preserve">Prove 10.12b-10.13d (Audit trail user).</w:t>
             </w:r>
           </w:p>
         </w:tc>
@@ -853,7 +853,7 @@
                 <w:sz w:val="18"/>
                 <w:szCs w:val="18"/>
               </w:rPr>
-              <w:t xml:space="preserve">3.3</w:t>
+              <w:t xml:space="preserve">3.4</w:t>
             </w:r>
           </w:p>
         </w:tc>
@@ -886,7 +886,7 @@
                 <w:sz w:val="18"/>
                 <w:szCs w:val="18"/>
               </w:rPr>
-              <w:t xml:space="preserve">19/10/2026</w:t>
+              <w:t xml:space="preserve">20/10/2026</w:t>
             </w:r>
           </w:p>
         </w:tc>
@@ -919,7 +919,7 @@
                 <w:sz w:val="18"/>
                 <w:szCs w:val="18"/>
               </w:rPr>
-              <w:t xml:space="preserve">Prova 10.11: messaggio d'attesa «Un attimo…».</w:t>
+              <w:t xml:space="preserve">Prove 8b.7-8b.7e (PDF, Excel, telefono), 10.12 (utenti online), 10.11d.</w:t>
             </w:r>
           </w:p>
         </w:tc>
@@ -989,7 +989,7 @@
                 <w:sz w:val="18"/>
                 <w:szCs w:val="18"/>
               </w:rPr>
-              <w:t xml:space="preserve">3.2</w:t>
+              <w:t xml:space="preserve">3.3</w:t>
             </w:r>
           </w:p>
         </w:tc>
@@ -1053,7 +1053,7 @@
                 <w:sz w:val="18"/>
                 <w:szCs w:val="18"/>
               </w:rPr>
-              <w:t xml:space="preserve">Prova 10.11 aggiornata con l'assistente attivo e i messaggi d'errore della Console.</w:t>
+              <w:t xml:space="preserve">Prova 10.11: messaggio d'attesa «Un attimo…».</w:t>
             </w:r>
           </w:p>
         </w:tc>
@@ -1123,7 +1123,7 @@
                 <w:sz w:val="18"/>
                 <w:szCs w:val="18"/>
               </w:rPr>
-              <w:t xml:space="preserve">3.1</w:t>
+              <w:t xml:space="preserve">3.2</w:t>
             </w:r>
           </w:p>
         </w:tc>
@@ -1189,7 +1189,7 @@
                 <w:sz w:val="18"/>
                 <w:szCs w:val="18"/>
               </w:rPr>
-              <w:t xml:space="preserve">Prove 10.11-10.11c: assistente virtuale e documenti ufficiali.</w:t>
+              <w:t xml:space="preserve">Prova 10.11 aggiornata con l'assistente attivo e i messaggi d'errore della Console.</w:t>
             </w:r>
           </w:p>
         </w:tc>
@@ -1259,7 +1259,7 @@
                 <w:sz w:val="18"/>
                 <w:szCs w:val="18"/>
               </w:rPr>
-              <w:t xml:space="preserve">3.0</w:t>
+              <w:t xml:space="preserve">3.1</w:t>
             </w:r>
           </w:p>
         </w:tc>
@@ -1323,7 +1323,7 @@
                 <w:sz w:val="18"/>
                 <w:szCs w:val="18"/>
               </w:rPr>
-              <w:t xml:space="preserve">Prova 10.10c: ordinamento.</w:t>
+              <w:t xml:space="preserve">Prove 10.11-10.11c: assistente virtuale e documenti ufficiali.</w:t>
             </w:r>
           </w:p>
         </w:tc>
@@ -1393,7 +1393,7 @@
                 <w:sz w:val="18"/>
                 <w:szCs w:val="18"/>
               </w:rPr>
-              <w:t xml:space="preserve">2.9</w:t>
+              <w:t xml:space="preserve">3.0</w:t>
             </w:r>
           </w:p>
         </w:tc>
@@ -1459,7 +1459,7 @@
                 <w:sz w:val="18"/>
                 <w:szCs w:val="18"/>
               </w:rPr>
-              <w:t xml:space="preserve">Prove 8b.3b e 8b.3c: metodo per utenza, buffer e taratura.</w:t>
+              <w:t xml:space="preserve">Prova 10.10c: ordinamento.</w:t>
             </w:r>
           </w:p>
         </w:tc>
@@ -1529,7 +1529,7 @@
                 <w:sz w:val="18"/>
                 <w:szCs w:val="18"/>
               </w:rPr>
-              <w:t xml:space="preserve">2.8</w:t>
+              <w:t xml:space="preserve">2.9</w:t>
             </w:r>
           </w:p>
         </w:tc>
@@ -1593,7 +1593,7 @@
                 <w:sz w:val="18"/>
                 <w:szCs w:val="18"/>
               </w:rPr>
-              <w:t xml:space="preserve">Prova 10.10b: barra a LED della Dashboard.</w:t>
+              <w:t xml:space="preserve">Prove 8b.3b e 8b.3c: metodo per utenza, buffer e taratura.</w:t>
             </w:r>
           </w:p>
         </w:tc>
@@ -1663,7 +1663,7 @@
                 <w:sz w:val="18"/>
                 <w:szCs w:val="18"/>
               </w:rPr>
-              <w:t xml:space="preserve">2.7</w:t>
+              <w:t xml:space="preserve">2.8</w:t>
             </w:r>
           </w:p>
         </w:tc>
@@ -1729,7 +1729,7 @@
                 <w:sz w:val="18"/>
                 <w:szCs w:val="18"/>
               </w:rPr>
-              <w:t xml:space="preserve">Prova 1.3d: eliminazione di un utente mai attivo.</w:t>
+              <w:t xml:space="preserve">Prova 10.10b: barra a LED della Dashboard.</w:t>
             </w:r>
           </w:p>
         </w:tc>
@@ -1799,7 +1799,7 @@
                 <w:sz w:val="18"/>
                 <w:szCs w:val="18"/>
               </w:rPr>
-              <w:t xml:space="preserve">2.6</w:t>
+              <w:t xml:space="preserve">2.7</w:t>
             </w:r>
           </w:p>
         </w:tc>
@@ -1863,7 +1863,7 @@
                 <w:sz w:val="18"/>
                 <w:szCs w:val="18"/>
               </w:rPr>
-              <w:t xml:space="preserve">Prove 1.3 e 1.3c: email con le credenziali.</w:t>
+              <w:t xml:space="preserve">Prova 1.3d: eliminazione di un utente mai attivo.</w:t>
             </w:r>
           </w:p>
         </w:tc>
@@ -1933,7 +1933,7 @@
                 <w:sz w:val="18"/>
                 <w:szCs w:val="18"/>
               </w:rPr>
-              <w:t xml:space="preserve">2.5</w:t>
+              <w:t xml:space="preserve">2.6</w:t>
             </w:r>
           </w:p>
         </w:tc>
@@ -1999,7 +1999,7 @@
                 <w:sz w:val="18"/>
                 <w:szCs w:val="18"/>
               </w:rPr>
-              <w:t xml:space="preserve">Prove 1.3a-1.3a3: nomina di un Amministratore e protezione del principale.</w:t>
+              <w:t xml:space="preserve">Prove 1.3 e 1.3c: email con le credenziali.</w:t>
             </w:r>
           </w:p>
         </w:tc>
@@ -2069,7 +2069,7 @@
                 <w:sz w:val="18"/>
                 <w:szCs w:val="18"/>
               </w:rPr>
-              <w:t xml:space="preserve">2.4</w:t>
+              <w:t xml:space="preserve">2.5</w:t>
             </w:r>
           </w:p>
         </w:tc>
@@ -2133,7 +2133,7 @@
                 <w:sz w:val="18"/>
                 <w:szCs w:val="18"/>
               </w:rPr>
-              <w:t xml:space="preserve">Prove 8b.7c e 8b.7d: costi Caso 1 e Caso 2.</w:t>
+              <w:t xml:space="preserve">Prove 1.3a-1.3a3: nomina di un Amministratore e protezione del principale.</w:t>
             </w:r>
           </w:p>
         </w:tc>
@@ -2203,7 +2203,7 @@
                 <w:sz w:val="18"/>
                 <w:szCs w:val="18"/>
               </w:rPr>
-              <w:t xml:space="preserve">2.3</w:t>
+              <w:t xml:space="preserve">2.4</w:t>
             </w:r>
           </w:p>
         </w:tc>
@@ -2269,7 +2269,7 @@
                 <w:sz w:val="18"/>
                 <w:szCs w:val="18"/>
               </w:rPr>
-              <w:t xml:space="preserve">Prova 8b.7b aggiornata: valore del credito anno per anno.</w:t>
+              <w:t xml:space="preserve">Prove 8b.7c e 8b.7d: costi Caso 1 e Caso 2.</w:t>
             </w:r>
           </w:p>
         </w:tc>
@@ -2339,7 +2339,7 @@
                 <w:sz w:val="18"/>
                 <w:szCs w:val="18"/>
               </w:rPr>
-              <w:t xml:space="preserve">2.2</w:t>
+              <w:t xml:space="preserve">2.3</w:t>
             </w:r>
           </w:p>
         </w:tc>
@@ -2403,7 +2403,7 @@
                 <w:sz w:val="18"/>
                 <w:szCs w:val="18"/>
               </w:rPr>
-              <w:t xml:space="preserve">Prova 8b.7b della simulazione economica (ricavi e costi per il Comune).</w:t>
+              <w:t xml:space="preserve">Prova 8b.7b aggiornata: valore del credito anno per anno.</w:t>
             </w:r>
           </w:p>
         </w:tc>
@@ -2473,7 +2473,7 @@
                 <w:sz w:val="18"/>
                 <w:szCs w:val="18"/>
               </w:rPr>
-              <w:t xml:space="preserve">2.1</w:t>
+              <w:t xml:space="preserve">2.2</w:t>
             </w:r>
           </w:p>
         </w:tc>
@@ -2539,7 +2539,7 @@
                 <w:sz w:val="18"/>
                 <w:szCs w:val="18"/>
               </w:rPr>
-              <w:t xml:space="preserve">Prove 8b.2b e 8b.2c (scenario di riferimento e situazione attuale).</w:t>
+              <w:t xml:space="preserve">Prova 8b.7b della simulazione economica (ricavi e costi per il Comune).</w:t>
             </w:r>
           </w:p>
         </w:tc>
@@ -2609,7 +2609,7 @@
                 <w:sz w:val="18"/>
                 <w:szCs w:val="18"/>
               </w:rPr>
-              <w:t xml:space="preserve">2.0</w:t>
+              <w:t xml:space="preserve">2.1</w:t>
             </w:r>
           </w:p>
         </w:tc>
@@ -2673,7 +2673,7 @@
                 <w:sz w:val="18"/>
                 <w:szCs w:val="18"/>
               </w:rPr>
-              <w:t xml:space="preserve">Prove 8b del simulatore di scenari.</w:t>
+              <w:t xml:space="preserve">Prove 8b.2b e 8b.2c (scenario di riferimento e situazione attuale).</w:t>
             </w:r>
           </w:p>
         </w:tc>
@@ -2743,7 +2743,7 @@
                 <w:sz w:val="18"/>
                 <w:szCs w:val="18"/>
               </w:rPr>
-              <w:t xml:space="preserve">1.9</w:t>
+              <w:t xml:space="preserve">2.0</w:t>
             </w:r>
           </w:p>
         </w:tc>
@@ -2809,7 +2809,7 @@
                 <w:sz w:val="18"/>
                 <w:szCs w:val="18"/>
               </w:rPr>
-              <w:t xml:space="preserve">In sviluppo: simulatore di scenari e assistente virtuale.</w:t>
+              <w:t xml:space="preserve">Prove 8b del simulatore di scenari.</w:t>
             </w:r>
           </w:p>
         </w:tc>
@@ -2879,7 +2879,7 @@
                 <w:sz w:val="18"/>
                 <w:szCs w:val="18"/>
               </w:rPr>
-              <w:t xml:space="preserve">1.8</w:t>
+              <w:t xml:space="preserve">1.9</w:t>
             </w:r>
           </w:p>
         </w:tc>
@@ -2943,7 +2943,7 @@
                 <w:sz w:val="18"/>
                 <w:szCs w:val="18"/>
               </w:rPr>
-              <w:t xml:space="preserve">Tolto il limite noto sull'incarico del soggetto promotore del programma.</w:t>
+              <w:t xml:space="preserve">In sviluppo: simulatore di scenari e assistente virtuale.</w:t>
             </w:r>
           </w:p>
         </w:tc>
@@ -3013,7 +3013,7 @@
                 <w:sz w:val="18"/>
                 <w:szCs w:val="18"/>
               </w:rPr>
-              <w:t xml:space="preserve">1.7</w:t>
+              <w:t xml:space="preserve">1.8</w:t>
             </w:r>
           </w:p>
         </w:tc>
@@ -3046,7 +3046,7 @@
                 <w:sz w:val="18"/>
                 <w:szCs w:val="18"/>
               </w:rPr>
-              <w:t xml:space="preserve">18/10/2026</w:t>
+              <w:t xml:space="preserve">19/10/2026</w:t>
             </w:r>
           </w:p>
         </w:tc>
@@ -3079,7 +3079,7 @@
                 <w:sz w:val="18"/>
                 <w:szCs w:val="18"/>
               </w:rPr>
-              <w:t xml:space="preserve">Percorso di prova esteso alle funzioni dell'allineamento ai documenti CWP: territorio ISTAT, stati del Programma, Rapporto a 7 fasi, tariffe e sospensione, accuratezza, ritiro, account unico, crediti emessi, reclami, pagina pubblica, qualità dei dati.</w:t>
+              <w:t xml:space="preserve">Tolto il limite noto sull'incarico del soggetto promotore del programma.</w:t>
             </w:r>
           </w:p>
         </w:tc>
@@ -3149,7 +3149,7 @@
                 <w:sz w:val="18"/>
                 <w:szCs w:val="18"/>
               </w:rPr>
-              <w:t xml:space="preserve">1.6</w:t>
+              <w:t xml:space="preserve">1.7</w:t>
             </w:r>
           </w:p>
         </w:tc>
@@ -3213,7 +3213,7 @@
                 <w:sz w:val="18"/>
                 <w:szCs w:val="18"/>
               </w:rPr>
-              <w:t xml:space="preserve">Glossario: descrizione corretta del buffer (al massimo 80%).</w:t>
+              <w:t xml:space="preserve">Percorso di prova esteso alle funzioni dell'allineamento ai documenti CWP: territorio ISTAT, stati del Programma, Rapporto a 7 fasi, tariffe e sospensione, accuratezza, ritiro, account unico, crediti emessi, reclami, pagina pubblica, qualità dei dati.</w:t>
             </w:r>
           </w:p>
         </w:tc>
@@ -3283,7 +3283,7 @@
                 <w:sz w:val="18"/>
                 <w:szCs w:val="18"/>
               </w:rPr>
-              <w:t xml:space="preserve">1.5</w:t>
+              <w:t xml:space="preserve">1.6</w:t>
             </w:r>
           </w:p>
         </w:tc>
@@ -3349,7 +3349,7 @@
                 <w:sz w:val="18"/>
                 <w:szCs w:val="18"/>
               </w:rPr>
-              <w:t xml:space="preserve">Nuove prove 1.2b, 1.8, 3.7, 4.1b, 6.4, 6.5; prove 1.6, 1.7, 3.2, 4.1, 4.6, 5.4 e 6.3 aggiornate (anagrafiche, documenti richiesti, consultazione, Rapporti a 4 fasi, conservazione, fascicolo).</w:t>
+              <w:t xml:space="preserve">Glossario: descrizione corretta del buffer (al massimo 80%).</w:t>
             </w:r>
           </w:p>
         </w:tc>
@@ -3419,7 +3419,7 @@
                 <w:sz w:val="18"/>
                 <w:szCs w:val="18"/>
               </w:rPr>
-              <w:t xml:space="preserve">1.4</w:t>
+              <w:t xml:space="preserve">1.5</w:t>
             </w:r>
           </w:p>
         </w:tc>
@@ -3483,7 +3483,7 @@
                 <w:sz w:val="18"/>
                 <w:szCs w:val="18"/>
               </w:rPr>
-              <w:t xml:space="preserve">Nuova prova 7.12 (risultato azzerato dopo una modifica dei dati); prove successive del blocco 7 rinumerate; prova 8.4 estesa.</w:t>
+              <w:t xml:space="preserve">Nuove prove 1.2b, 1.8, 3.7, 4.1b, 6.4, 6.5; prove 1.6, 1.7, 3.2, 4.1, 4.6, 5.4 e 6.3 aggiornate (anagrafiche, documenti richiesti, consultazione, Rapporti a 4 fasi, conservazione, fascicolo).</w:t>
             </w:r>
           </w:p>
         </w:tc>
@@ -3553,7 +3553,7 @@
                 <w:sz w:val="18"/>
                 <w:szCs w:val="18"/>
               </w:rPr>
-              <w:t xml:space="preserve">1.3</w:t>
+              <w:t xml:space="preserve">1.4</w:t>
             </w:r>
           </w:p>
         </w:tc>
@@ -3619,7 +3619,7 @@
                 <w:sz w:val="18"/>
                 <w:szCs w:val="18"/>
               </w:rPr>
-              <w:t xml:space="preserve">Prove del rapporto PDF, del numero di registro e del registro dei crediti con le nuove versioni.</w:t>
+              <w:t xml:space="preserve">Nuova prova 7.12 (risultato azzerato dopo una modifica dei dati); prove successive del blocco 7 rinumerate; prova 8.4 estesa.</w:t>
             </w:r>
           </w:p>
         </w:tc>
@@ -3689,7 +3689,7 @@
                 <w:sz w:val="18"/>
                 <w:szCs w:val="18"/>
               </w:rPr>
-              <w:t xml:space="preserve">1.2</w:t>
+              <w:t xml:space="preserve">1.3</w:t>
             </w:r>
           </w:p>
         </w:tc>
@@ -3753,7 +3753,7 @@
                 <w:sz w:val="18"/>
                 <w:szCs w:val="18"/>
               </w:rPr>
-              <w:t xml:space="preserve">Calcolo crediti: prove di import del tracciato con i file di esempio (compilato, letture, dati personali) e dei controlli di coerenza.</w:t>
+              <w:t xml:space="preserve">Prove del rapporto PDF, del numero di registro e del registro dei crediti con le nuove versioni.</w:t>
             </w:r>
           </w:p>
         </w:tc>
@@ -3823,7 +3823,7 @@
                 <w:sz w:val="18"/>
                 <w:szCs w:val="18"/>
               </w:rPr>
-              <w:t xml:space="preserve">1.1</w:t>
+              <w:t xml:space="preserve">1.2</w:t>
             </w:r>
           </w:p>
         </w:tc>
@@ -3889,7 +3889,7 @@
                 <w:sz w:val="18"/>
                 <w:szCs w:val="18"/>
               </w:rPr>
-              <w:t xml:space="preserve">Prove per Enti di Validazione, modelli, note di fase, messaggi, pagamenti visibili al Comune, pratica sospesa, consultazione pubblica con conferma dell'email, limiti di invio ed errata corrige.</w:t>
+              <w:t xml:space="preserve">Calcolo crediti: prove di import del tracciato con i file di esempio (compilato, letture, dati personali) e dei controlli di coerenza.</w:t>
             </w:r>
           </w:p>
         </w:tc>
@@ -3959,6 +3959,140 @@
                 <w:sz w:val="18"/>
                 <w:szCs w:val="18"/>
               </w:rPr>
+              <w:t xml:space="preserve">1.1</w:t>
+            </w:r>
+          </w:p>
+        </w:tc>
+        <w:tc>
+          <w:tcPr>
+            <w:tcW w:type="dxa" w:w="1300"/>
+            <w:tcBorders>
+              <w:top w:val="single" w:color="D9D4C5" w:sz="4"/>
+              <w:left w:val="single" w:color="D9D4C5" w:sz="4"/>
+              <w:bottom w:val="single" w:color="D9D4C5" w:sz="4"/>
+              <w:right w:val="single" w:color="D9D4C5" w:sz="4"/>
+            </w:tcBorders>
+            <w:tcMar>
+              <w:top w:type="dxa" w:w="70"/>
+              <w:left w:type="dxa" w:w="110"/>
+              <w:bottom w:type="dxa" w:w="70"/>
+              <w:right w:type="dxa" w:w="110"/>
+            </w:tcMar>
+            <w:vAlign w:val="center"/>
+          </w:tcPr>
+          <w:p>
+            <w:pPr>
+              <w:spacing w:after="0" w:before="0"/>
+            </w:pPr>
+            <w:r>
+              <w:rPr>
+                <w:rFonts w:ascii="Arial" w:cs="Arial" w:eastAsia="Arial" w:hAnsi="Arial"/>
+                <w:color w:val="1B2118"/>
+                <w:sz w:val="18"/>
+                <w:szCs w:val="18"/>
+              </w:rPr>
+              <w:t xml:space="preserve">18/10/2026</w:t>
+            </w:r>
+          </w:p>
+        </w:tc>
+        <w:tc>
+          <w:tcPr>
+            <w:tcW w:type="dxa" w:w="5538"/>
+            <w:tcBorders>
+              <w:top w:val="single" w:color="D9D4C5" w:sz="4"/>
+              <w:left w:val="single" w:color="D9D4C5" w:sz="4"/>
+              <w:bottom w:val="single" w:color="D9D4C5" w:sz="4"/>
+              <w:right w:val="single" w:color="D9D4C5" w:sz="4"/>
+            </w:tcBorders>
+            <w:tcMar>
+              <w:top w:type="dxa" w:w="70"/>
+              <w:left w:type="dxa" w:w="110"/>
+              <w:bottom w:type="dxa" w:w="70"/>
+              <w:right w:type="dxa" w:w="110"/>
+            </w:tcMar>
+            <w:vAlign w:val="center"/>
+          </w:tcPr>
+          <w:p>
+            <w:pPr>
+              <w:spacing w:after="0" w:before="0"/>
+            </w:pPr>
+            <w:r>
+              <w:rPr>
+                <w:rFonts w:ascii="Arial" w:cs="Arial" w:eastAsia="Arial" w:hAnsi="Arial"/>
+                <w:color w:val="1B2118"/>
+                <w:sz w:val="18"/>
+                <w:szCs w:val="18"/>
+              </w:rPr>
+              <w:t xml:space="preserve">Prove per Enti di Validazione, modelli, note di fase, messaggi, pagamenti visibili al Comune, pratica sospesa, consultazione pubblica con conferma dell'email, limiti di invio ed errata corrige.</w:t>
+            </w:r>
+          </w:p>
+        </w:tc>
+        <w:tc>
+          <w:tcPr>
+            <w:tcW w:type="dxa" w:w="2000"/>
+            <w:tcBorders>
+              <w:top w:val="single" w:color="D9D4C5" w:sz="4"/>
+              <w:left w:val="single" w:color="D9D4C5" w:sz="4"/>
+              <w:bottom w:val="single" w:color="D9D4C5" w:sz="4"/>
+              <w:right w:val="single" w:color="D9D4C5" w:sz="4"/>
+            </w:tcBorders>
+            <w:tcMar>
+              <w:top w:type="dxa" w:w="70"/>
+              <w:left w:type="dxa" w:w="110"/>
+              <w:bottom w:type="dxa" w:w="70"/>
+              <w:right w:type="dxa" w:w="110"/>
+            </w:tcMar>
+            <w:vAlign w:val="center"/>
+          </w:tcPr>
+          <w:p>
+            <w:pPr>
+              <w:spacing w:after="0" w:before="0"/>
+            </w:pPr>
+            <w:r>
+              <w:rPr>
+                <w:rFonts w:ascii="Arial" w:cs="Arial" w:eastAsia="Arial" w:hAnsi="Arial"/>
+                <w:color w:val="1B2118"/>
+                <w:sz w:val="18"/>
+                <w:szCs w:val="18"/>
+              </w:rPr>
+              <w:t xml:space="preserve">Fondazione Operate</w:t>
+            </w:r>
+          </w:p>
+        </w:tc>
+      </w:tr>
+      <w:tr>
+        <w:trPr>
+          <w:cantSplit/>
+        </w:trPr>
+        <w:tc>
+          <w:tcPr>
+            <w:tcW w:type="dxa" w:w="800"/>
+            <w:tcBorders>
+              <w:top w:val="single" w:color="D9D4C5" w:sz="4"/>
+              <w:left w:val="single" w:color="D9D4C5" w:sz="4"/>
+              <w:bottom w:val="single" w:color="D9D4C5" w:sz="4"/>
+              <w:right w:val="single" w:color="D9D4C5" w:sz="4"/>
+            </w:tcBorders>
+            <w:shd w:fill="F6F4EE" w:color="auto" w:val="clear"/>
+            <w:tcMar>
+              <w:top w:type="dxa" w:w="70"/>
+              <w:left w:type="dxa" w:w="110"/>
+              <w:bottom w:type="dxa" w:w="70"/>
+              <w:right w:type="dxa" w:w="110"/>
+            </w:tcMar>
+            <w:vAlign w:val="center"/>
+          </w:tcPr>
+          <w:p>
+            <w:pPr>
+              <w:spacing w:after="0" w:before="0"/>
+            </w:pPr>
+            <w:r>
+              <w:rPr>
+                <w:rFonts w:ascii="Arial" w:cs="Arial" w:eastAsia="Arial" w:hAnsi="Arial"/>
+                <w:color w:val="1B2118"/>
+                <w:sz w:val="18"/>
+                <w:szCs w:val="18"/>
+              </w:rPr>
               <w:t xml:space="preserve">1.0</w:t>
             </w:r>
           </w:p>
@@ -3972,6 +4106,7 @@
               <w:bottom w:val="single" w:color="D9D4C5" w:sz="4"/>
               <w:right w:val="single" w:color="D9D4C5" w:sz="4"/>
             </w:tcBorders>
+            <w:shd w:fill="F6F4EE" w:color="auto" w:val="clear"/>
             <w:tcMar>
               <w:top w:type="dxa" w:w="70"/>
               <w:left w:type="dxa" w:w="110"/>
@@ -4004,6 +4139,7 @@
               <w:bottom w:val="single" w:color="D9D4C5" w:sz="4"/>
               <w:right w:val="single" w:color="D9D4C5" w:sz="4"/>
             </w:tcBorders>
+            <w:shd w:fill="F6F4EE" w:color="auto" w:val="clear"/>
             <w:tcMar>
               <w:top w:type="dxa" w:w="70"/>
               <w:left w:type="dxa" w:w="110"/>
@@ -4036,6 +4172,7 @@
               <w:bottom w:val="single" w:color="D9D4C5" w:sz="4"/>
               <w:right w:val="single" w:color="D9D4C5" w:sz="4"/>
             </w:tcBorders>
+            <w:shd w:fill="F6F4EE" w:color="auto" w:val="clear"/>
             <w:tcMar>
               <w:top w:type="dxa" w:w="70"/>
               <w:left w:type="dxa" w:w="110"/>
@@ -4077,7 +4214,7 @@
           <w:sz w:val="20"/>
           <w:szCs w:val="20"/>
         </w:rPr>
-        <w:t xml:space="preserve">Guida alla revisione 3.4 del 20/10/2026, allineata al portale e agli altri manuali. È aggiornata a ogni rilascio; la versione corrente si scarica dall'area Documentazione del portale (solo Amministratori).</w:t>
+        <w:t xml:space="preserve">Guida alla revisione 3.5 del 20/10/2026, allineata al portale e agli altri manuali. È aggiornata a ogni rilascio; la versione corrente si scarica dall'area Documentazione del portale (solo Amministratori).</w:t>
       </w:r>
     </w:p>
     <w:p>
@@ -4245,7 +4382,7 @@
             <w:szCs w:val="22"/>
           </w:rPr>
           <w:tab/>
-          <w:t xml:space="preserve">19</w:t>
+          <w:t xml:space="preserve">20</w:t>
         </w:r>
       </w:hyperlink>
     </w:p>
@@ -4451,7 +4588,7 @@
         </w:rPr>
         <w:t xml:space="preserve">Il portale: </w:t>
       </w:r>
-      <w:hyperlink w:history="1" r:id="rId2v_jxf8e50a5zy6hkmauj">
+      <w:hyperlink w:history="1" r:id="rIdos7-gvajahondbgkb0ykk">
         <w:r>
           <w:rPr>
             <w:rFonts w:ascii="Arial" w:cs="Arial" w:eastAsia="Arial" w:hAnsi="Arial"/>
@@ -25699,7 +25836,437 @@
                 <w:sz w:val="18"/>
                 <w:szCs w:val="18"/>
               </w:rPr>
-              <w:t xml:space="preserve">Il pulsante «n online» non compare</w:t>
+              <w:t xml:space="preserve">Il pulsante «n online» e la voce «Audit trail user» non compaiono; scrivendo /audit-utenti: «Questa sezione è riservata all'Amministratore principale»</w:t>
+            </w:r>
+          </w:p>
+        </w:tc>
+      </w:tr>
+      <w:tr>
+        <w:trPr>
+          <w:cantSplit/>
+        </w:trPr>
+        <w:tc>
+          <w:tcPr>
+            <w:tcW w:type="dxa" w:w="1010"/>
+            <w:tcBorders>
+              <w:top w:val="single" w:color="D9D4C5" w:sz="4"/>
+              <w:left w:val="single" w:color="D9D4C5" w:sz="4"/>
+              <w:bottom w:val="single" w:color="D9D4C5" w:sz="4"/>
+              <w:right w:val="single" w:color="D9D4C5" w:sz="4"/>
+            </w:tcBorders>
+            <w:tcMar>
+              <w:top w:type="dxa" w:w="70"/>
+              <w:left w:type="dxa" w:w="110"/>
+              <w:bottom w:type="dxa" w:w="70"/>
+              <w:right w:type="dxa" w:w="110"/>
+            </w:tcMar>
+            <w:vAlign w:val="center"/>
+          </w:tcPr>
+          <w:p>
+            <w:pPr>
+              <w:spacing w:after="0" w:before="0"/>
+            </w:pPr>
+            <w:r>
+              <w:rPr>
+                <w:rFonts w:ascii="Arial" w:cs="Arial" w:eastAsia="Arial" w:hAnsi="Arial"/>
+                <w:color w:val="1B2118"/>
+                <w:sz w:val="18"/>
+                <w:szCs w:val="18"/>
+              </w:rPr>
+              <w:t xml:space="preserve">10.13</w:t>
+            </w:r>
+          </w:p>
+        </w:tc>
+        <w:tc>
+          <w:tcPr>
+            <w:tcW w:type="dxa" w:w="4314"/>
+            <w:tcBorders>
+              <w:top w:val="single" w:color="D9D4C5" w:sz="4"/>
+              <w:left w:val="single" w:color="D9D4C5" w:sz="4"/>
+              <w:bottom w:val="single" w:color="D9D4C5" w:sz="4"/>
+              <w:right w:val="single" w:color="D9D4C5" w:sz="4"/>
+            </w:tcBorders>
+            <w:tcMar>
+              <w:top w:type="dxa" w:w="70"/>
+              <w:left w:type="dxa" w:w="110"/>
+              <w:bottom w:type="dxa" w:w="70"/>
+              <w:right w:type="dxa" w:w="110"/>
+            </w:tcMar>
+            <w:vAlign w:val="center"/>
+          </w:tcPr>
+          <w:p>
+            <w:pPr>
+              <w:spacing w:after="0" w:before="0"/>
+            </w:pPr>
+            <w:r>
+              <w:rPr>
+                <w:rFonts w:ascii="Arial" w:cs="Arial" w:eastAsia="Arial" w:hAnsi="Arial"/>
+                <w:color w:val="1B2118"/>
+                <w:sz w:val="18"/>
+                <w:szCs w:val="18"/>
+              </w:rPr>
+              <w:t xml:space="preserve">[C] Provate l'accesso con una password sbagliata, poi entrate, scaricate un documento e premete Esci</w:t>
+            </w:r>
+          </w:p>
+        </w:tc>
+        <w:tc>
+          <w:tcPr>
+            <w:tcW w:type="dxa" w:w="4314"/>
+            <w:tcBorders>
+              <w:top w:val="single" w:color="D9D4C5" w:sz="4"/>
+              <w:left w:val="single" w:color="D9D4C5" w:sz="4"/>
+              <w:bottom w:val="single" w:color="D9D4C5" w:sz="4"/>
+              <w:right w:val="single" w:color="D9D4C5" w:sz="4"/>
+            </w:tcBorders>
+            <w:tcMar>
+              <w:top w:type="dxa" w:w="70"/>
+              <w:left w:type="dxa" w:w="110"/>
+              <w:bottom w:type="dxa" w:w="70"/>
+              <w:right w:type="dxa" w:w="110"/>
+            </w:tcMar>
+            <w:vAlign w:val="center"/>
+          </w:tcPr>
+          <w:p>
+            <w:pPr>
+              <w:spacing w:after="0" w:before="0"/>
+            </w:pPr>
+            <w:r>
+              <w:rPr>
+                <w:rFonts w:ascii="Arial" w:cs="Arial" w:eastAsia="Arial" w:hAnsi="Arial"/>
+                <w:color w:val="1B2118"/>
+                <w:sz w:val="18"/>
+                <w:szCs w:val="18"/>
+              </w:rPr>
+              <w:t xml:space="preserve">—</w:t>
+            </w:r>
+          </w:p>
+        </w:tc>
+      </w:tr>
+      <w:tr>
+        <w:trPr>
+          <w:cantSplit/>
+        </w:trPr>
+        <w:tc>
+          <w:tcPr>
+            <w:tcW w:type="dxa" w:w="1010"/>
+            <w:tcBorders>
+              <w:top w:val="single" w:color="D9D4C5" w:sz="4"/>
+              <w:left w:val="single" w:color="D9D4C5" w:sz="4"/>
+              <w:bottom w:val="single" w:color="D9D4C5" w:sz="4"/>
+              <w:right w:val="single" w:color="D9D4C5" w:sz="4"/>
+            </w:tcBorders>
+            <w:shd w:fill="F6F4EE" w:color="auto" w:val="clear"/>
+            <w:tcMar>
+              <w:top w:type="dxa" w:w="70"/>
+              <w:left w:type="dxa" w:w="110"/>
+              <w:bottom w:type="dxa" w:w="70"/>
+              <w:right w:type="dxa" w:w="110"/>
+            </w:tcMar>
+            <w:vAlign w:val="center"/>
+          </w:tcPr>
+          <w:p>
+            <w:pPr>
+              <w:spacing w:after="0" w:before="0"/>
+            </w:pPr>
+            <w:r>
+              <w:rPr>
+                <w:rFonts w:ascii="Arial" w:cs="Arial" w:eastAsia="Arial" w:hAnsi="Arial"/>
+                <w:color w:val="1B2118"/>
+                <w:sz w:val="18"/>
+                <w:szCs w:val="18"/>
+              </w:rPr>
+              <w:t xml:space="preserve">10.13b</w:t>
+            </w:r>
+          </w:p>
+        </w:tc>
+        <w:tc>
+          <w:tcPr>
+            <w:tcW w:type="dxa" w:w="4314"/>
+            <w:tcBorders>
+              <w:top w:val="single" w:color="D9D4C5" w:sz="4"/>
+              <w:left w:val="single" w:color="D9D4C5" w:sz="4"/>
+              <w:bottom w:val="single" w:color="D9D4C5" w:sz="4"/>
+              <w:right w:val="single" w:color="D9D4C5" w:sz="4"/>
+            </w:tcBorders>
+            <w:shd w:fill="F6F4EE" w:color="auto" w:val="clear"/>
+            <w:tcMar>
+              <w:top w:type="dxa" w:w="70"/>
+              <w:left w:type="dxa" w:w="110"/>
+              <w:bottom w:type="dxa" w:w="70"/>
+              <w:right w:type="dxa" w:w="110"/>
+            </w:tcMar>
+            <w:vAlign w:val="center"/>
+          </w:tcPr>
+          <w:p>
+            <w:pPr>
+              <w:spacing w:after="0" w:before="0"/>
+            </w:pPr>
+            <w:r>
+              <w:rPr>
+                <w:rFonts w:ascii="Arial" w:cs="Arial" w:eastAsia="Arial" w:hAnsi="Arial"/>
+                <w:color w:val="1B2118"/>
+                <w:sz w:val="18"/>
+                <w:szCs w:val="18"/>
+              </w:rPr>
+              <w:t xml:space="preserve">[A] Come luca.moretti@operate.it aprite </w:t>
+            </w:r>
+            <w:r>
+              <w:rPr>
+                <w:rFonts w:ascii="Arial" w:cs="Arial" w:eastAsia="Arial" w:hAnsi="Arial"/>
+                <w:b/>
+                <w:bCs/>
+                <w:color w:val="1B2118"/>
+                <w:sz w:val="18"/>
+                <w:szCs w:val="18"/>
+              </w:rPr>
+              <w:t xml:space="preserve">Audit trail user</w:t>
+            </w:r>
+            <w:r>
+              <w:rPr>
+                <w:rFonts w:ascii="Arial" w:cs="Arial" w:eastAsia="Arial" w:hAnsi="Arial"/>
+                <w:color w:val="1B2118"/>
+                <w:sz w:val="18"/>
+                <w:szCs w:val="18"/>
+              </w:rPr>
+              <w:t xml:space="preserve"> → Accessi, filtrate sull'utente del Comune</w:t>
+            </w:r>
+          </w:p>
+        </w:tc>
+        <w:tc>
+          <w:tcPr>
+            <w:tcW w:type="dxa" w:w="4314"/>
+            <w:tcBorders>
+              <w:top w:val="single" w:color="D9D4C5" w:sz="4"/>
+              <w:left w:val="single" w:color="D9D4C5" w:sz="4"/>
+              <w:bottom w:val="single" w:color="D9D4C5" w:sz="4"/>
+              <w:right w:val="single" w:color="D9D4C5" w:sz="4"/>
+            </w:tcBorders>
+            <w:shd w:fill="F6F4EE" w:color="auto" w:val="clear"/>
+            <w:tcMar>
+              <w:top w:type="dxa" w:w="70"/>
+              <w:left w:type="dxa" w:w="110"/>
+              <w:bottom w:type="dxa" w:w="70"/>
+              <w:right w:type="dxa" w:w="110"/>
+            </w:tcMar>
+            <w:vAlign w:val="center"/>
+          </w:tcPr>
+          <w:p>
+            <w:pPr>
+              <w:spacing w:after="0" w:before="0"/>
+            </w:pPr>
+            <w:r>
+              <w:rPr>
+                <w:rFonts w:ascii="Arial" w:cs="Arial" w:eastAsia="Arial" w:hAnsi="Arial"/>
+                <w:color w:val="1B2118"/>
+                <w:sz w:val="18"/>
+                <w:szCs w:val="18"/>
+              </w:rPr>
+              <w:t xml:space="preserve">In ordine: «Accesso non riuscito – password errata», «Accesso – con email e password», «Uscita (Esci) – dopo n min di collegamento», con data e ora al secondo</w:t>
+            </w:r>
+          </w:p>
+        </w:tc>
+      </w:tr>
+      <w:tr>
+        <w:trPr>
+          <w:cantSplit/>
+        </w:trPr>
+        <w:tc>
+          <w:tcPr>
+            <w:tcW w:type="dxa" w:w="1010"/>
+            <w:tcBorders>
+              <w:top w:val="single" w:color="D9D4C5" w:sz="4"/>
+              <w:left w:val="single" w:color="D9D4C5" w:sz="4"/>
+              <w:bottom w:val="single" w:color="D9D4C5" w:sz="4"/>
+              <w:right w:val="single" w:color="D9D4C5" w:sz="4"/>
+            </w:tcBorders>
+            <w:tcMar>
+              <w:top w:type="dxa" w:w="70"/>
+              <w:left w:type="dxa" w:w="110"/>
+              <w:bottom w:type="dxa" w:w="70"/>
+              <w:right w:type="dxa" w:w="110"/>
+            </w:tcMar>
+            <w:vAlign w:val="center"/>
+          </w:tcPr>
+          <w:p>
+            <w:pPr>
+              <w:spacing w:after="0" w:before="0"/>
+            </w:pPr>
+            <w:r>
+              <w:rPr>
+                <w:rFonts w:ascii="Arial" w:cs="Arial" w:eastAsia="Arial" w:hAnsi="Arial"/>
+                <w:color w:val="1B2118"/>
+                <w:sz w:val="18"/>
+                <w:szCs w:val="18"/>
+              </w:rPr>
+              <w:t xml:space="preserve">10.13c</w:t>
+            </w:r>
+          </w:p>
+        </w:tc>
+        <w:tc>
+          <w:tcPr>
+            <w:tcW w:type="dxa" w:w="4314"/>
+            <w:tcBorders>
+              <w:top w:val="single" w:color="D9D4C5" w:sz="4"/>
+              <w:left w:val="single" w:color="D9D4C5" w:sz="4"/>
+              <w:bottom w:val="single" w:color="D9D4C5" w:sz="4"/>
+              <w:right w:val="single" w:color="D9D4C5" w:sz="4"/>
+            </w:tcBorders>
+            <w:tcMar>
+              <w:top w:type="dxa" w:w="70"/>
+              <w:left w:type="dxa" w:w="110"/>
+              <w:bottom w:type="dxa" w:w="70"/>
+              <w:right w:type="dxa" w:w="110"/>
+            </w:tcMar>
+            <w:vAlign w:val="center"/>
+          </w:tcPr>
+          <w:p>
+            <w:pPr>
+              <w:spacing w:after="0" w:before="0"/>
+            </w:pPr>
+            <w:r>
+              <w:rPr>
+                <w:rFonts w:ascii="Arial" w:cs="Arial" w:eastAsia="Arial" w:hAnsi="Arial"/>
+                <w:color w:val="1B2118"/>
+                <w:sz w:val="18"/>
+                <w:szCs w:val="18"/>
+              </w:rPr>
+              <w:t xml:space="preserve">Scheda Operazioni, stesso utente</w:t>
+            </w:r>
+          </w:p>
+        </w:tc>
+        <w:tc>
+          <w:tcPr>
+            <w:tcW w:type="dxa" w:w="4314"/>
+            <w:tcBorders>
+              <w:top w:val="single" w:color="D9D4C5" w:sz="4"/>
+              <w:left w:val="single" w:color="D9D4C5" w:sz="4"/>
+              <w:bottom w:val="single" w:color="D9D4C5" w:sz="4"/>
+              <w:right w:val="single" w:color="D9D4C5" w:sz="4"/>
+            </w:tcBorders>
+            <w:tcMar>
+              <w:top w:type="dxa" w:w="70"/>
+              <w:left w:type="dxa" w:w="110"/>
+              <w:bottom w:type="dxa" w:w="70"/>
+              <w:right w:type="dxa" w:w="110"/>
+            </w:tcMar>
+            <w:vAlign w:val="center"/>
+          </w:tcPr>
+          <w:p>
+            <w:pPr>
+              <w:spacing w:after="0" w:before="0"/>
+            </w:pPr>
+            <w:r>
+              <w:rPr>
+                <w:rFonts w:ascii="Arial" w:cs="Arial" w:eastAsia="Arial" w:hAnsi="Arial"/>
+                <w:color w:val="1B2118"/>
+                <w:sz w:val="18"/>
+                <w:szCs w:val="18"/>
+              </w:rPr>
+              <w:t xml:space="preserve">Riga «download documento» con il nome del file e il codice della pratica</w:t>
+            </w:r>
+          </w:p>
+        </w:tc>
+      </w:tr>
+      <w:tr>
+        <w:trPr>
+          <w:cantSplit/>
+        </w:trPr>
+        <w:tc>
+          <w:tcPr>
+            <w:tcW w:type="dxa" w:w="1010"/>
+            <w:tcBorders>
+              <w:top w:val="single" w:color="D9D4C5" w:sz="4"/>
+              <w:left w:val="single" w:color="D9D4C5" w:sz="4"/>
+              <w:bottom w:val="single" w:color="D9D4C5" w:sz="4"/>
+              <w:right w:val="single" w:color="D9D4C5" w:sz="4"/>
+            </w:tcBorders>
+            <w:shd w:fill="F6F4EE" w:color="auto" w:val="clear"/>
+            <w:tcMar>
+              <w:top w:type="dxa" w:w="70"/>
+              <w:left w:type="dxa" w:w="110"/>
+              <w:bottom w:type="dxa" w:w="70"/>
+              <w:right w:type="dxa" w:w="110"/>
+            </w:tcMar>
+            <w:vAlign w:val="center"/>
+          </w:tcPr>
+          <w:p>
+            <w:pPr>
+              <w:spacing w:after="0" w:before="0"/>
+            </w:pPr>
+            <w:r>
+              <w:rPr>
+                <w:rFonts w:ascii="Arial" w:cs="Arial" w:eastAsia="Arial" w:hAnsi="Arial"/>
+                <w:color w:val="1B2118"/>
+                <w:sz w:val="18"/>
+                <w:szCs w:val="18"/>
+              </w:rPr>
+              <w:t xml:space="preserve">10.13d</w:t>
+            </w:r>
+          </w:p>
+        </w:tc>
+        <w:tc>
+          <w:tcPr>
+            <w:tcW w:type="dxa" w:w="4314"/>
+            <w:tcBorders>
+              <w:top w:val="single" w:color="D9D4C5" w:sz="4"/>
+              <w:left w:val="single" w:color="D9D4C5" w:sz="4"/>
+              <w:bottom w:val="single" w:color="D9D4C5" w:sz="4"/>
+              <w:right w:val="single" w:color="D9D4C5" w:sz="4"/>
+            </w:tcBorders>
+            <w:shd w:fill="F6F4EE" w:color="auto" w:val="clear"/>
+            <w:tcMar>
+              <w:top w:type="dxa" w:w="70"/>
+              <w:left w:type="dxa" w:w="110"/>
+              <w:bottom w:type="dxa" w:w="70"/>
+              <w:right w:type="dxa" w:w="110"/>
+            </w:tcMar>
+            <w:vAlign w:val="center"/>
+          </w:tcPr>
+          <w:p>
+            <w:pPr>
+              <w:spacing w:after="0" w:before="0"/>
+            </w:pPr>
+            <w:r>
+              <w:rPr>
+                <w:rFonts w:ascii="Arial" w:cs="Arial" w:eastAsia="Arial" w:hAnsi="Arial"/>
+                <w:color w:val="1B2118"/>
+                <w:sz w:val="18"/>
+                <w:szCs w:val="18"/>
+              </w:rPr>
+              <w:t xml:space="preserve">Scheda Utenti e stato online</w:t>
+            </w:r>
+          </w:p>
+        </w:tc>
+        <w:tc>
+          <w:tcPr>
+            <w:tcW w:type="dxa" w:w="4314"/>
+            <w:tcBorders>
+              <w:top w:val="single" w:color="D9D4C5" w:sz="4"/>
+              <w:left w:val="single" w:color="D9D4C5" w:sz="4"/>
+              <w:bottom w:val="single" w:color="D9D4C5" w:sz="4"/>
+              <w:right w:val="single" w:color="D9D4C5" w:sz="4"/>
+            </w:tcBorders>
+            <w:shd w:fill="F6F4EE" w:color="auto" w:val="clear"/>
+            <w:tcMar>
+              <w:top w:type="dxa" w:w="70"/>
+              <w:left w:type="dxa" w:w="110"/>
+              <w:bottom w:type="dxa" w:w="70"/>
+              <w:right w:type="dxa" w:w="110"/>
+            </w:tcMar>
+            <w:vAlign w:val="center"/>
+          </w:tcPr>
+          <w:p>
+            <w:pPr>
+              <w:spacing w:after="0" w:before="0"/>
+            </w:pPr>
+            <w:r>
+              <w:rPr>
+                <w:rFonts w:ascii="Arial" w:cs="Arial" w:eastAsia="Arial" w:hAnsi="Arial"/>
+                <w:color w:val="1B2118"/>
+                <w:sz w:val="18"/>
+                <w:szCs w:val="18"/>
+              </w:rPr>
+              <w:t xml:space="preserve">Riquadri e tabella; l'utente del Comune «Non collegato» con ultimo accesso aggiornato; i pulsanti Accessi e Operazioni aprono le schede filtrate; Esporta CSV scarica il file</w:t>
             </w:r>
           </w:p>
         </w:tc>
@@ -26515,7 +27082,7 @@
         <w:szCs w:val="16"/>
       </w:rPr>
       <w:tab/>
-      <w:t xml:space="preserve">Manuale Test · Rev. 3.4 · 20/10/2026</w:t>
+      <w:t xml:space="preserve">Manuale Test · Rev. 3.5 · 20/10/2026</w:t>
     </w:r>
   </w:p>
 </w:hdr>
@@ -26580,7 +27147,7 @@
         <w:szCs w:val="16"/>
       </w:rPr>
       <w:tab/>
-      <w:t xml:space="preserve">Manuale Test · Rev. 3.4 · 20/10/2026</w:t>
+      <w:t xml:space="preserve">Manuale Test · Rev. 3.5 · 20/10/2026</w:t>
     </w:r>
   </w:p>
 </w:hdr>

--- a/public/documentazione/Manuale_Test_Portale_CWP.docx
+++ b/public/documentazione/Manuale_Test_Portale_CWP.docx
@@ -302,7 +302,7 @@
                 <w:sz w:val="20"/>
                 <w:szCs w:val="20"/>
               </w:rPr>
-              <w:t xml:space="preserve">Rev. 3.5</w:t>
+              <w:t xml:space="preserve">Rev. 3.6</w:t>
             </w:r>
           </w:p>
         </w:tc>
@@ -719,7 +719,7 @@
                 <w:sz w:val="18"/>
                 <w:szCs w:val="18"/>
               </w:rPr>
-              <w:t xml:space="preserve">3.5</w:t>
+              <w:t xml:space="preserve">3.6</w:t>
             </w:r>
           </w:p>
         </w:tc>
@@ -783,7 +783,7 @@
                 <w:sz w:val="18"/>
                 <w:szCs w:val="18"/>
               </w:rPr>
-              <w:t xml:space="preserve">Prove 10.12b-10.13d (Audit trail user).</w:t>
+              <w:t xml:space="preserve">Sezione «Audit User». Voce «Marketplaces» in arrivo.</w:t>
             </w:r>
           </w:p>
         </w:tc>
@@ -853,7 +853,7 @@
                 <w:sz w:val="18"/>
                 <w:szCs w:val="18"/>
               </w:rPr>
-              <w:t xml:space="preserve">3.4</w:t>
+              <w:t xml:space="preserve">3.5</w:t>
             </w:r>
           </w:p>
         </w:tc>
@@ -919,7 +919,7 @@
                 <w:sz w:val="18"/>
                 <w:szCs w:val="18"/>
               </w:rPr>
-              <w:t xml:space="preserve">Prove 8b.7-8b.7e (PDF, Excel, telefono), 10.12 (utenti online), 10.11d.</w:t>
+              <w:t xml:space="preserve">Prove 10.12b-10.13d (Audit trail user).</w:t>
             </w:r>
           </w:p>
         </w:tc>
@@ -989,7 +989,7 @@
                 <w:sz w:val="18"/>
                 <w:szCs w:val="18"/>
               </w:rPr>
-              <w:t xml:space="preserve">3.3</w:t>
+              <w:t xml:space="preserve">3.4</w:t>
             </w:r>
           </w:p>
         </w:tc>
@@ -1021,7 +1021,7 @@
                 <w:sz w:val="18"/>
                 <w:szCs w:val="18"/>
               </w:rPr>
-              <w:t xml:space="preserve">19/10/2026</w:t>
+              <w:t xml:space="preserve">20/10/2026</w:t>
             </w:r>
           </w:p>
         </w:tc>
@@ -1053,7 +1053,7 @@
                 <w:sz w:val="18"/>
                 <w:szCs w:val="18"/>
               </w:rPr>
-              <w:t xml:space="preserve">Prova 10.11: messaggio d'attesa «Un attimo…».</w:t>
+              <w:t xml:space="preserve">Prove 8b.7-8b.7e (PDF, Excel, telefono), 10.12 (utenti online), 10.11d.</w:t>
             </w:r>
           </w:p>
         </w:tc>
@@ -1123,7 +1123,7 @@
                 <w:sz w:val="18"/>
                 <w:szCs w:val="18"/>
               </w:rPr>
-              <w:t xml:space="preserve">3.2</w:t>
+              <w:t xml:space="preserve">3.3</w:t>
             </w:r>
           </w:p>
         </w:tc>
@@ -1189,7 +1189,7 @@
                 <w:sz w:val="18"/>
                 <w:szCs w:val="18"/>
               </w:rPr>
-              <w:t xml:space="preserve">Prova 10.11 aggiornata con l'assistente attivo e i messaggi d'errore della Console.</w:t>
+              <w:t xml:space="preserve">Prova 10.11: messaggio d'attesa «Un attimo…».</w:t>
             </w:r>
           </w:p>
         </w:tc>
@@ -1259,7 +1259,7 @@
                 <w:sz w:val="18"/>
                 <w:szCs w:val="18"/>
               </w:rPr>
-              <w:t xml:space="preserve">3.1</w:t>
+              <w:t xml:space="preserve">3.2</w:t>
             </w:r>
           </w:p>
         </w:tc>
@@ -1323,7 +1323,7 @@
                 <w:sz w:val="18"/>
                 <w:szCs w:val="18"/>
               </w:rPr>
-              <w:t xml:space="preserve">Prove 10.11-10.11c: assistente virtuale e documenti ufficiali.</w:t>
+              <w:t xml:space="preserve">Prova 10.11 aggiornata con l'assistente attivo e i messaggi d'errore della Console.</w:t>
             </w:r>
           </w:p>
         </w:tc>
@@ -1393,7 +1393,7 @@
                 <w:sz w:val="18"/>
                 <w:szCs w:val="18"/>
               </w:rPr>
-              <w:t xml:space="preserve">3.0</w:t>
+              <w:t xml:space="preserve">3.1</w:t>
             </w:r>
           </w:p>
         </w:tc>
@@ -1459,7 +1459,7 @@
                 <w:sz w:val="18"/>
                 <w:szCs w:val="18"/>
               </w:rPr>
-              <w:t xml:space="preserve">Prova 10.10c: ordinamento.</w:t>
+              <w:t xml:space="preserve">Prove 10.11-10.11c: assistente virtuale e documenti ufficiali.</w:t>
             </w:r>
           </w:p>
         </w:tc>
@@ -1529,7 +1529,7 @@
                 <w:sz w:val="18"/>
                 <w:szCs w:val="18"/>
               </w:rPr>
-              <w:t xml:space="preserve">2.9</w:t>
+              <w:t xml:space="preserve">3.0</w:t>
             </w:r>
           </w:p>
         </w:tc>
@@ -1593,7 +1593,7 @@
                 <w:sz w:val="18"/>
                 <w:szCs w:val="18"/>
               </w:rPr>
-              <w:t xml:space="preserve">Prove 8b.3b e 8b.3c: metodo per utenza, buffer e taratura.</w:t>
+              <w:t xml:space="preserve">Prova 10.10c: ordinamento.</w:t>
             </w:r>
           </w:p>
         </w:tc>
@@ -1663,7 +1663,7 @@
                 <w:sz w:val="18"/>
                 <w:szCs w:val="18"/>
               </w:rPr>
-              <w:t xml:space="preserve">2.8</w:t>
+              <w:t xml:space="preserve">2.9</w:t>
             </w:r>
           </w:p>
         </w:tc>
@@ -1729,7 +1729,7 @@
                 <w:sz w:val="18"/>
                 <w:szCs w:val="18"/>
               </w:rPr>
-              <w:t xml:space="preserve">Prova 10.10b: barra a LED della Dashboard.</w:t>
+              <w:t xml:space="preserve">Prove 8b.3b e 8b.3c: metodo per utenza, buffer e taratura.</w:t>
             </w:r>
           </w:p>
         </w:tc>
@@ -1799,7 +1799,7 @@
                 <w:sz w:val="18"/>
                 <w:szCs w:val="18"/>
               </w:rPr>
-              <w:t xml:space="preserve">2.7</w:t>
+              <w:t xml:space="preserve">2.8</w:t>
             </w:r>
           </w:p>
         </w:tc>
@@ -1863,7 +1863,7 @@
                 <w:sz w:val="18"/>
                 <w:szCs w:val="18"/>
               </w:rPr>
-              <w:t xml:space="preserve">Prova 1.3d: eliminazione di un utente mai attivo.</w:t>
+              <w:t xml:space="preserve">Prova 10.10b: barra a LED della Dashboard.</w:t>
             </w:r>
           </w:p>
         </w:tc>
@@ -1933,7 +1933,7 @@
                 <w:sz w:val="18"/>
                 <w:szCs w:val="18"/>
               </w:rPr>
-              <w:t xml:space="preserve">2.6</w:t>
+              <w:t xml:space="preserve">2.7</w:t>
             </w:r>
           </w:p>
         </w:tc>
@@ -1999,7 +1999,7 @@
                 <w:sz w:val="18"/>
                 <w:szCs w:val="18"/>
               </w:rPr>
-              <w:t xml:space="preserve">Prove 1.3 e 1.3c: email con le credenziali.</w:t>
+              <w:t xml:space="preserve">Prova 1.3d: eliminazione di un utente mai attivo.</w:t>
             </w:r>
           </w:p>
         </w:tc>
@@ -2069,7 +2069,7 @@
                 <w:sz w:val="18"/>
                 <w:szCs w:val="18"/>
               </w:rPr>
-              <w:t xml:space="preserve">2.5</w:t>
+              <w:t xml:space="preserve">2.6</w:t>
             </w:r>
           </w:p>
         </w:tc>
@@ -2133,7 +2133,7 @@
                 <w:sz w:val="18"/>
                 <w:szCs w:val="18"/>
               </w:rPr>
-              <w:t xml:space="preserve">Prove 1.3a-1.3a3: nomina di un Amministratore e protezione del principale.</w:t>
+              <w:t xml:space="preserve">Prove 1.3 e 1.3c: email con le credenziali.</w:t>
             </w:r>
           </w:p>
         </w:tc>
@@ -2203,7 +2203,7 @@
                 <w:sz w:val="18"/>
                 <w:szCs w:val="18"/>
               </w:rPr>
-              <w:t xml:space="preserve">2.4</w:t>
+              <w:t xml:space="preserve">2.5</w:t>
             </w:r>
           </w:p>
         </w:tc>
@@ -2269,7 +2269,7 @@
                 <w:sz w:val="18"/>
                 <w:szCs w:val="18"/>
               </w:rPr>
-              <w:t xml:space="preserve">Prove 8b.7c e 8b.7d: costi Caso 1 e Caso 2.</w:t>
+              <w:t xml:space="preserve">Prove 1.3a-1.3a3: nomina di un Amministratore e protezione del principale.</w:t>
             </w:r>
           </w:p>
         </w:tc>
@@ -2339,7 +2339,7 @@
                 <w:sz w:val="18"/>
                 <w:szCs w:val="18"/>
               </w:rPr>
-              <w:t xml:space="preserve">2.3</w:t>
+              <w:t xml:space="preserve">2.4</w:t>
             </w:r>
           </w:p>
         </w:tc>
@@ -2403,7 +2403,7 @@
                 <w:sz w:val="18"/>
                 <w:szCs w:val="18"/>
               </w:rPr>
-              <w:t xml:space="preserve">Prova 8b.7b aggiornata: valore del credito anno per anno.</w:t>
+              <w:t xml:space="preserve">Prove 8b.7c e 8b.7d: costi Caso 1 e Caso 2.</w:t>
             </w:r>
           </w:p>
         </w:tc>
@@ -2473,7 +2473,7 @@
                 <w:sz w:val="18"/>
                 <w:szCs w:val="18"/>
               </w:rPr>
-              <w:t xml:space="preserve">2.2</w:t>
+              <w:t xml:space="preserve">2.3</w:t>
             </w:r>
           </w:p>
         </w:tc>
@@ -2539,7 +2539,7 @@
                 <w:sz w:val="18"/>
                 <w:szCs w:val="18"/>
               </w:rPr>
-              <w:t xml:space="preserve">Prova 8b.7b della simulazione economica (ricavi e costi per il Comune).</w:t>
+              <w:t xml:space="preserve">Prova 8b.7b aggiornata: valore del credito anno per anno.</w:t>
             </w:r>
           </w:p>
         </w:tc>
@@ -2609,7 +2609,7 @@
                 <w:sz w:val="18"/>
                 <w:szCs w:val="18"/>
               </w:rPr>
-              <w:t xml:space="preserve">2.1</w:t>
+              <w:t xml:space="preserve">2.2</w:t>
             </w:r>
           </w:p>
         </w:tc>
@@ -2673,7 +2673,7 @@
                 <w:sz w:val="18"/>
                 <w:szCs w:val="18"/>
               </w:rPr>
-              <w:t xml:space="preserve">Prove 8b.2b e 8b.2c (scenario di riferimento e situazione attuale).</w:t>
+              <w:t xml:space="preserve">Prova 8b.7b della simulazione economica (ricavi e costi per il Comune).</w:t>
             </w:r>
           </w:p>
         </w:tc>
@@ -2743,7 +2743,7 @@
                 <w:sz w:val="18"/>
                 <w:szCs w:val="18"/>
               </w:rPr>
-              <w:t xml:space="preserve">2.0</w:t>
+              <w:t xml:space="preserve">2.1</w:t>
             </w:r>
           </w:p>
         </w:tc>
@@ -2809,7 +2809,7 @@
                 <w:sz w:val="18"/>
                 <w:szCs w:val="18"/>
               </w:rPr>
-              <w:t xml:space="preserve">Prove 8b del simulatore di scenari.</w:t>
+              <w:t xml:space="preserve">Prove 8b.2b e 8b.2c (scenario di riferimento e situazione attuale).</w:t>
             </w:r>
           </w:p>
         </w:tc>
@@ -2879,7 +2879,7 @@
                 <w:sz w:val="18"/>
                 <w:szCs w:val="18"/>
               </w:rPr>
-              <w:t xml:space="preserve">1.9</w:t>
+              <w:t xml:space="preserve">2.0</w:t>
             </w:r>
           </w:p>
         </w:tc>
@@ -2943,7 +2943,7 @@
                 <w:sz w:val="18"/>
                 <w:szCs w:val="18"/>
               </w:rPr>
-              <w:t xml:space="preserve">In sviluppo: simulatore di scenari e assistente virtuale.</w:t>
+              <w:t xml:space="preserve">Prove 8b del simulatore di scenari.</w:t>
             </w:r>
           </w:p>
         </w:tc>
@@ -3013,7 +3013,7 @@
                 <w:sz w:val="18"/>
                 <w:szCs w:val="18"/>
               </w:rPr>
-              <w:t xml:space="preserve">1.8</w:t>
+              <w:t xml:space="preserve">1.9</w:t>
             </w:r>
           </w:p>
         </w:tc>
@@ -3079,7 +3079,7 @@
                 <w:sz w:val="18"/>
                 <w:szCs w:val="18"/>
               </w:rPr>
-              <w:t xml:space="preserve">Tolto il limite noto sull'incarico del soggetto promotore del programma.</w:t>
+              <w:t xml:space="preserve">In sviluppo: simulatore di scenari e assistente virtuale.</w:t>
             </w:r>
           </w:p>
         </w:tc>
@@ -3149,7 +3149,7 @@
                 <w:sz w:val="18"/>
                 <w:szCs w:val="18"/>
               </w:rPr>
-              <w:t xml:space="preserve">1.7</w:t>
+              <w:t xml:space="preserve">1.8</w:t>
             </w:r>
           </w:p>
         </w:tc>
@@ -3181,7 +3181,7 @@
                 <w:sz w:val="18"/>
                 <w:szCs w:val="18"/>
               </w:rPr>
-              <w:t xml:space="preserve">18/10/2026</w:t>
+              <w:t xml:space="preserve">19/10/2026</w:t>
             </w:r>
           </w:p>
         </w:tc>
@@ -3213,7 +3213,7 @@
                 <w:sz w:val="18"/>
                 <w:szCs w:val="18"/>
               </w:rPr>
-              <w:t xml:space="preserve">Percorso di prova esteso alle funzioni dell'allineamento ai documenti CWP: territorio ISTAT, stati del Programma, Rapporto a 7 fasi, tariffe e sospensione, accuratezza, ritiro, account unico, crediti emessi, reclami, pagina pubblica, qualità dei dati.</w:t>
+              <w:t xml:space="preserve">Tolto il limite noto sull'incarico del soggetto promotore del programma.</w:t>
             </w:r>
           </w:p>
         </w:tc>
@@ -3283,7 +3283,7 @@
                 <w:sz w:val="18"/>
                 <w:szCs w:val="18"/>
               </w:rPr>
-              <w:t xml:space="preserve">1.6</w:t>
+              <w:t xml:space="preserve">1.7</w:t>
             </w:r>
           </w:p>
         </w:tc>
@@ -3349,7 +3349,7 @@
                 <w:sz w:val="18"/>
                 <w:szCs w:val="18"/>
               </w:rPr>
-              <w:t xml:space="preserve">Glossario: descrizione corretta del buffer (al massimo 80%).</w:t>
+              <w:t xml:space="preserve">Percorso di prova esteso alle funzioni dell'allineamento ai documenti CWP: territorio ISTAT, stati del Programma, Rapporto a 7 fasi, tariffe e sospensione, accuratezza, ritiro, account unico, crediti emessi, reclami, pagina pubblica, qualità dei dati.</w:t>
             </w:r>
           </w:p>
         </w:tc>
@@ -3419,7 +3419,7 @@
                 <w:sz w:val="18"/>
                 <w:szCs w:val="18"/>
               </w:rPr>
-              <w:t xml:space="preserve">1.5</w:t>
+              <w:t xml:space="preserve">1.6</w:t>
             </w:r>
           </w:p>
         </w:tc>
@@ -3483,7 +3483,7 @@
                 <w:sz w:val="18"/>
                 <w:szCs w:val="18"/>
               </w:rPr>
-              <w:t xml:space="preserve">Nuove prove 1.2b, 1.8, 3.7, 4.1b, 6.4, 6.5; prove 1.6, 1.7, 3.2, 4.1, 4.6, 5.4 e 6.3 aggiornate (anagrafiche, documenti richiesti, consultazione, Rapporti a 4 fasi, conservazione, fascicolo).</w:t>
+              <w:t xml:space="preserve">Glossario: descrizione corretta del buffer (al massimo 80%).</w:t>
             </w:r>
           </w:p>
         </w:tc>
@@ -3553,7 +3553,7 @@
                 <w:sz w:val="18"/>
                 <w:szCs w:val="18"/>
               </w:rPr>
-              <w:t xml:space="preserve">1.4</w:t>
+              <w:t xml:space="preserve">1.5</w:t>
             </w:r>
           </w:p>
         </w:tc>
@@ -3619,7 +3619,7 @@
                 <w:sz w:val="18"/>
                 <w:szCs w:val="18"/>
               </w:rPr>
-              <w:t xml:space="preserve">Nuova prova 7.12 (risultato azzerato dopo una modifica dei dati); prove successive del blocco 7 rinumerate; prova 8.4 estesa.</w:t>
+              <w:t xml:space="preserve">Nuove prove 1.2b, 1.8, 3.7, 4.1b, 6.4, 6.5; prove 1.6, 1.7, 3.2, 4.1, 4.6, 5.4 e 6.3 aggiornate (anagrafiche, documenti richiesti, consultazione, Rapporti a 4 fasi, conservazione, fascicolo).</w:t>
             </w:r>
           </w:p>
         </w:tc>
@@ -3689,7 +3689,7 @@
                 <w:sz w:val="18"/>
                 <w:szCs w:val="18"/>
               </w:rPr>
-              <w:t xml:space="preserve">1.3</w:t>
+              <w:t xml:space="preserve">1.4</w:t>
             </w:r>
           </w:p>
         </w:tc>
@@ -3753,7 +3753,7 @@
                 <w:sz w:val="18"/>
                 <w:szCs w:val="18"/>
               </w:rPr>
-              <w:t xml:space="preserve">Prove del rapporto PDF, del numero di registro e del registro dei crediti con le nuove versioni.</w:t>
+              <w:t xml:space="preserve">Nuova prova 7.12 (risultato azzerato dopo una modifica dei dati); prove successive del blocco 7 rinumerate; prova 8.4 estesa.</w:t>
             </w:r>
           </w:p>
         </w:tc>
@@ -3823,7 +3823,7 @@
                 <w:sz w:val="18"/>
                 <w:szCs w:val="18"/>
               </w:rPr>
-              <w:t xml:space="preserve">1.2</w:t>
+              <w:t xml:space="preserve">1.3</w:t>
             </w:r>
           </w:p>
         </w:tc>
@@ -3889,7 +3889,7 @@
                 <w:sz w:val="18"/>
                 <w:szCs w:val="18"/>
               </w:rPr>
-              <w:t xml:space="preserve">Calcolo crediti: prove di import del tracciato con i file di esempio (compilato, letture, dati personali) e dei controlli di coerenza.</w:t>
+              <w:t xml:space="preserve">Prove del rapporto PDF, del numero di registro e del registro dei crediti con le nuove versioni.</w:t>
             </w:r>
           </w:p>
         </w:tc>
@@ -3959,7 +3959,7 @@
                 <w:sz w:val="18"/>
                 <w:szCs w:val="18"/>
               </w:rPr>
-              <w:t xml:space="preserve">1.1</w:t>
+              <w:t xml:space="preserve">1.2</w:t>
             </w:r>
           </w:p>
         </w:tc>
@@ -4023,7 +4023,7 @@
                 <w:sz w:val="18"/>
                 <w:szCs w:val="18"/>
               </w:rPr>
-              <w:t xml:space="preserve">Prove per Enti di Validazione, modelli, note di fase, messaggi, pagamenti visibili al Comune, pratica sospesa, consultazione pubblica con conferma dell'email, limiti di invio ed errata corrige.</w:t>
+              <w:t xml:space="preserve">Calcolo crediti: prove di import del tracciato con i file di esempio (compilato, letture, dati personali) e dei controlli di coerenza.</w:t>
             </w:r>
           </w:p>
         </w:tc>
@@ -4093,6 +4093,142 @@
                 <w:sz w:val="18"/>
                 <w:szCs w:val="18"/>
               </w:rPr>
+              <w:t xml:space="preserve">1.1</w:t>
+            </w:r>
+          </w:p>
+        </w:tc>
+        <w:tc>
+          <w:tcPr>
+            <w:tcW w:type="dxa" w:w="1300"/>
+            <w:tcBorders>
+              <w:top w:val="single" w:color="D9D4C5" w:sz="4"/>
+              <w:left w:val="single" w:color="D9D4C5" w:sz="4"/>
+              <w:bottom w:val="single" w:color="D9D4C5" w:sz="4"/>
+              <w:right w:val="single" w:color="D9D4C5" w:sz="4"/>
+            </w:tcBorders>
+            <w:shd w:fill="F6F4EE" w:color="auto" w:val="clear"/>
+            <w:tcMar>
+              <w:top w:type="dxa" w:w="70"/>
+              <w:left w:type="dxa" w:w="110"/>
+              <w:bottom w:type="dxa" w:w="70"/>
+              <w:right w:type="dxa" w:w="110"/>
+            </w:tcMar>
+            <w:vAlign w:val="center"/>
+          </w:tcPr>
+          <w:p>
+            <w:pPr>
+              <w:spacing w:after="0" w:before="0"/>
+            </w:pPr>
+            <w:r>
+              <w:rPr>
+                <w:rFonts w:ascii="Arial" w:cs="Arial" w:eastAsia="Arial" w:hAnsi="Arial"/>
+                <w:color w:val="1B2118"/>
+                <w:sz w:val="18"/>
+                <w:szCs w:val="18"/>
+              </w:rPr>
+              <w:t xml:space="preserve">18/10/2026</w:t>
+            </w:r>
+          </w:p>
+        </w:tc>
+        <w:tc>
+          <w:tcPr>
+            <w:tcW w:type="dxa" w:w="5538"/>
+            <w:tcBorders>
+              <w:top w:val="single" w:color="D9D4C5" w:sz="4"/>
+              <w:left w:val="single" w:color="D9D4C5" w:sz="4"/>
+              <w:bottom w:val="single" w:color="D9D4C5" w:sz="4"/>
+              <w:right w:val="single" w:color="D9D4C5" w:sz="4"/>
+            </w:tcBorders>
+            <w:shd w:fill="F6F4EE" w:color="auto" w:val="clear"/>
+            <w:tcMar>
+              <w:top w:type="dxa" w:w="70"/>
+              <w:left w:type="dxa" w:w="110"/>
+              <w:bottom w:type="dxa" w:w="70"/>
+              <w:right w:type="dxa" w:w="110"/>
+            </w:tcMar>
+            <w:vAlign w:val="center"/>
+          </w:tcPr>
+          <w:p>
+            <w:pPr>
+              <w:spacing w:after="0" w:before="0"/>
+            </w:pPr>
+            <w:r>
+              <w:rPr>
+                <w:rFonts w:ascii="Arial" w:cs="Arial" w:eastAsia="Arial" w:hAnsi="Arial"/>
+                <w:color w:val="1B2118"/>
+                <w:sz w:val="18"/>
+                <w:szCs w:val="18"/>
+              </w:rPr>
+              <w:t xml:space="preserve">Prove per Enti di Validazione, modelli, note di fase, messaggi, pagamenti visibili al Comune, pratica sospesa, consultazione pubblica con conferma dell'email, limiti di invio ed errata corrige.</w:t>
+            </w:r>
+          </w:p>
+        </w:tc>
+        <w:tc>
+          <w:tcPr>
+            <w:tcW w:type="dxa" w:w="2000"/>
+            <w:tcBorders>
+              <w:top w:val="single" w:color="D9D4C5" w:sz="4"/>
+              <w:left w:val="single" w:color="D9D4C5" w:sz="4"/>
+              <w:bottom w:val="single" w:color="D9D4C5" w:sz="4"/>
+              <w:right w:val="single" w:color="D9D4C5" w:sz="4"/>
+            </w:tcBorders>
+            <w:shd w:fill="F6F4EE" w:color="auto" w:val="clear"/>
+            <w:tcMar>
+              <w:top w:type="dxa" w:w="70"/>
+              <w:left w:type="dxa" w:w="110"/>
+              <w:bottom w:type="dxa" w:w="70"/>
+              <w:right w:type="dxa" w:w="110"/>
+            </w:tcMar>
+            <w:vAlign w:val="center"/>
+          </w:tcPr>
+          <w:p>
+            <w:pPr>
+              <w:spacing w:after="0" w:before="0"/>
+            </w:pPr>
+            <w:r>
+              <w:rPr>
+                <w:rFonts w:ascii="Arial" w:cs="Arial" w:eastAsia="Arial" w:hAnsi="Arial"/>
+                <w:color w:val="1B2118"/>
+                <w:sz w:val="18"/>
+                <w:szCs w:val="18"/>
+              </w:rPr>
+              <w:t xml:space="preserve">Fondazione Operate</w:t>
+            </w:r>
+          </w:p>
+        </w:tc>
+      </w:tr>
+      <w:tr>
+        <w:trPr>
+          <w:cantSplit/>
+        </w:trPr>
+        <w:tc>
+          <w:tcPr>
+            <w:tcW w:type="dxa" w:w="800"/>
+            <w:tcBorders>
+              <w:top w:val="single" w:color="D9D4C5" w:sz="4"/>
+              <w:left w:val="single" w:color="D9D4C5" w:sz="4"/>
+              <w:bottom w:val="single" w:color="D9D4C5" w:sz="4"/>
+              <w:right w:val="single" w:color="D9D4C5" w:sz="4"/>
+            </w:tcBorders>
+            <w:tcMar>
+              <w:top w:type="dxa" w:w="70"/>
+              <w:left w:type="dxa" w:w="110"/>
+              <w:bottom w:type="dxa" w:w="70"/>
+              <w:right w:type="dxa" w:w="110"/>
+            </w:tcMar>
+            <w:vAlign w:val="center"/>
+          </w:tcPr>
+          <w:p>
+            <w:pPr>
+              <w:spacing w:after="0" w:before="0"/>
+            </w:pPr>
+            <w:r>
+              <w:rPr>
+                <w:rFonts w:ascii="Arial" w:cs="Arial" w:eastAsia="Arial" w:hAnsi="Arial"/>
+                <w:color w:val="1B2118"/>
+                <w:sz w:val="18"/>
+                <w:szCs w:val="18"/>
+              </w:rPr>
               <w:t xml:space="preserve">1.0</w:t>
             </w:r>
           </w:p>
@@ -4106,7 +4242,6 @@
               <w:bottom w:val="single" w:color="D9D4C5" w:sz="4"/>
               <w:right w:val="single" w:color="D9D4C5" w:sz="4"/>
             </w:tcBorders>
-            <w:shd w:fill="F6F4EE" w:color="auto" w:val="clear"/>
             <w:tcMar>
               <w:top w:type="dxa" w:w="70"/>
               <w:left w:type="dxa" w:w="110"/>
@@ -4139,7 +4274,6 @@
               <w:bottom w:val="single" w:color="D9D4C5" w:sz="4"/>
               <w:right w:val="single" w:color="D9D4C5" w:sz="4"/>
             </w:tcBorders>
-            <w:shd w:fill="F6F4EE" w:color="auto" w:val="clear"/>
             <w:tcMar>
               <w:top w:type="dxa" w:w="70"/>
               <w:left w:type="dxa" w:w="110"/>
@@ -4172,7 +4306,6 @@
               <w:bottom w:val="single" w:color="D9D4C5" w:sz="4"/>
               <w:right w:val="single" w:color="D9D4C5" w:sz="4"/>
             </w:tcBorders>
-            <w:shd w:fill="F6F4EE" w:color="auto" w:val="clear"/>
             <w:tcMar>
               <w:top w:type="dxa" w:w="70"/>
               <w:left w:type="dxa" w:w="110"/>
@@ -4214,7 +4347,7 @@
           <w:sz w:val="20"/>
           <w:szCs w:val="20"/>
         </w:rPr>
-        <w:t xml:space="preserve">Guida alla revisione 3.5 del 20/10/2026, allineata al portale e agli altri manuali. È aggiornata a ogni rilascio; la versione corrente si scarica dall'area Documentazione del portale (solo Amministratori).</w:t>
+        <w:t xml:space="preserve">Guida alla revisione 3.6 del 20/10/2026, allineata al portale e agli altri manuali. È aggiornata a ogni rilascio; la versione corrente si scarica dall'area Documentazione del portale (solo Amministratori).</w:t>
       </w:r>
     </w:p>
     <w:p>
@@ -4588,7 +4721,7 @@
         </w:rPr>
         <w:t xml:space="preserve">Il portale: </w:t>
       </w:r>
-      <w:hyperlink w:history="1" r:id="rIdos7-gvajahondbgkb0ykk">
+      <w:hyperlink w:history="1" r:id="rIdg0gnlwhbz80hp_if_f6qg">
         <w:r>
           <w:rPr>
             <w:rFonts w:ascii="Arial" w:cs="Arial" w:eastAsia="Arial" w:hAnsi="Arial"/>
@@ -25106,7 +25239,7 @@
                 <w:sz w:val="18"/>
                 <w:szCs w:val="18"/>
               </w:rPr>
-              <w:t xml:space="preserve">Menu: Le mie pratiche, I tuoi documenti, Formato dati, Reclami, Il Programma, Manuale; solo le pratiche del proprio Comune</w:t>
+              <w:t xml:space="preserve">Menu: Le mie pratiche, I tuoi documenti, Formato dati, Reclami, Il Programma, Manuale e, in grigio e non cliccabile, Marketplaces; solo le pratiche del proprio Comune</w:t>
             </w:r>
           </w:p>
         </w:tc>
@@ -25836,7 +25969,7 @@
                 <w:sz w:val="18"/>
                 <w:szCs w:val="18"/>
               </w:rPr>
-              <w:t xml:space="preserve">Il pulsante «n online» e la voce «Audit trail user» non compaiono; scrivendo /audit-utenti: «Questa sezione è riservata all'Amministratore principale»</w:t>
+              <w:t xml:space="preserve">Il pulsante «n online» e la voce «Audit User» non compaiono; scrivendo /audit-utenti: «Questa sezione è riservata all'Amministratore principale»</w:t>
             </w:r>
           </w:p>
         </w:tc>
@@ -26019,7 +26152,7 @@
                 <w:sz w:val="18"/>
                 <w:szCs w:val="18"/>
               </w:rPr>
-              <w:t xml:space="preserve">Audit trail user</w:t>
+              <w:t xml:space="preserve">Audit User</w:t>
             </w:r>
             <w:r>
               <w:rPr>
@@ -27082,7 +27215,7 @@
         <w:szCs w:val="16"/>
       </w:rPr>
       <w:tab/>
-      <w:t xml:space="preserve">Manuale Test · Rev. 3.5 · 20/10/2026</w:t>
+      <w:t xml:space="preserve">Manuale Test · Rev. 3.6 · 20/10/2026</w:t>
     </w:r>
   </w:p>
 </w:hdr>
@@ -27147,7 +27280,7 @@
         <w:szCs w:val="16"/>
       </w:rPr>
       <w:tab/>
-      <w:t xml:space="preserve">Manuale Test · Rev. 3.5 · 20/10/2026</w:t>
+      <w:t xml:space="preserve">Manuale Test · Rev. 3.6 · 20/10/2026</w:t>
     </w:r>
   </w:p>
 </w:hdr>

--- a/public/documentazione/Manuale_Test_Portale_CWP.docx
+++ b/public/documentazione/Manuale_Test_Portale_CWP.docx
@@ -302,7 +302,7 @@
                 <w:sz w:val="20"/>
                 <w:szCs w:val="20"/>
               </w:rPr>
-              <w:t xml:space="preserve">Rev. 3.6</w:t>
+              <w:t xml:space="preserve">Rev. 3.7</w:t>
             </w:r>
           </w:p>
         </w:tc>
@@ -719,7 +719,7 @@
                 <w:sz w:val="18"/>
                 <w:szCs w:val="18"/>
               </w:rPr>
-              <w:t xml:space="preserve">3.6</w:t>
+              <w:t xml:space="preserve">3.7</w:t>
             </w:r>
           </w:p>
         </w:tc>
@@ -783,7 +783,7 @@
                 <w:sz w:val="18"/>
                 <w:szCs w:val="18"/>
               </w:rPr>
-              <w:t xml:space="preserve">Sezione «Audit User». Voce «Marketplaces» in arrivo.</w:t>
+              <w:t xml:space="preserve">Prove 10.6b (menu Amministratori) e 10.7 (menu enti).</w:t>
             </w:r>
           </w:p>
         </w:tc>
@@ -853,7 +853,7 @@
                 <w:sz w:val="18"/>
                 <w:szCs w:val="18"/>
               </w:rPr>
-              <w:t xml:space="preserve">3.5</w:t>
+              <w:t xml:space="preserve">3.6</w:t>
             </w:r>
           </w:p>
         </w:tc>
@@ -919,7 +919,7 @@
                 <w:sz w:val="18"/>
                 <w:szCs w:val="18"/>
               </w:rPr>
-              <w:t xml:space="preserve">Prove 10.12b-10.13d (Audit trail user).</w:t>
+              <w:t xml:space="preserve">Sezione «Audit User». Voce «Marketplaces» in arrivo.</w:t>
             </w:r>
           </w:p>
         </w:tc>
@@ -989,7 +989,7 @@
                 <w:sz w:val="18"/>
                 <w:szCs w:val="18"/>
               </w:rPr>
-              <w:t xml:space="preserve">3.4</w:t>
+              <w:t xml:space="preserve">3.5</w:t>
             </w:r>
           </w:p>
         </w:tc>
@@ -1053,7 +1053,7 @@
                 <w:sz w:val="18"/>
                 <w:szCs w:val="18"/>
               </w:rPr>
-              <w:t xml:space="preserve">Prove 8b.7-8b.7e (PDF, Excel, telefono), 10.12 (utenti online), 10.11d.</w:t>
+              <w:t xml:space="preserve">Prove 10.12b-10.13d (Audit trail user).</w:t>
             </w:r>
           </w:p>
         </w:tc>
@@ -1123,7 +1123,7 @@
                 <w:sz w:val="18"/>
                 <w:szCs w:val="18"/>
               </w:rPr>
-              <w:t xml:space="preserve">3.3</w:t>
+              <w:t xml:space="preserve">3.4</w:t>
             </w:r>
           </w:p>
         </w:tc>
@@ -1156,7 +1156,7 @@
                 <w:sz w:val="18"/>
                 <w:szCs w:val="18"/>
               </w:rPr>
-              <w:t xml:space="preserve">19/10/2026</w:t>
+              <w:t xml:space="preserve">20/10/2026</w:t>
             </w:r>
           </w:p>
         </w:tc>
@@ -1189,7 +1189,7 @@
                 <w:sz w:val="18"/>
                 <w:szCs w:val="18"/>
               </w:rPr>
-              <w:t xml:space="preserve">Prova 10.11: messaggio d'attesa «Un attimo…».</w:t>
+              <w:t xml:space="preserve">Prove 8b.7-8b.7e (PDF, Excel, telefono), 10.12 (utenti online), 10.11d.</w:t>
             </w:r>
           </w:p>
         </w:tc>
@@ -1259,7 +1259,7 @@
                 <w:sz w:val="18"/>
                 <w:szCs w:val="18"/>
               </w:rPr>
-              <w:t xml:space="preserve">3.2</w:t>
+              <w:t xml:space="preserve">3.3</w:t>
             </w:r>
           </w:p>
         </w:tc>
@@ -1323,7 +1323,7 @@
                 <w:sz w:val="18"/>
                 <w:szCs w:val="18"/>
               </w:rPr>
-              <w:t xml:space="preserve">Prova 10.11 aggiornata con l'assistente attivo e i messaggi d'errore della Console.</w:t>
+              <w:t xml:space="preserve">Prova 10.11: messaggio d'attesa «Un attimo…».</w:t>
             </w:r>
           </w:p>
         </w:tc>
@@ -1393,7 +1393,7 @@
                 <w:sz w:val="18"/>
                 <w:szCs w:val="18"/>
               </w:rPr>
-              <w:t xml:space="preserve">3.1</w:t>
+              <w:t xml:space="preserve">3.2</w:t>
             </w:r>
           </w:p>
         </w:tc>
@@ -1459,7 +1459,7 @@
                 <w:sz w:val="18"/>
                 <w:szCs w:val="18"/>
               </w:rPr>
-              <w:t xml:space="preserve">Prove 10.11-10.11c: assistente virtuale e documenti ufficiali.</w:t>
+              <w:t xml:space="preserve">Prova 10.11 aggiornata con l'assistente attivo e i messaggi d'errore della Console.</w:t>
             </w:r>
           </w:p>
         </w:tc>
@@ -1529,7 +1529,7 @@
                 <w:sz w:val="18"/>
                 <w:szCs w:val="18"/>
               </w:rPr>
-              <w:t xml:space="preserve">3.0</w:t>
+              <w:t xml:space="preserve">3.1</w:t>
             </w:r>
           </w:p>
         </w:tc>
@@ -1593,7 +1593,7 @@
                 <w:sz w:val="18"/>
                 <w:szCs w:val="18"/>
               </w:rPr>
-              <w:t xml:space="preserve">Prova 10.10c: ordinamento.</w:t>
+              <w:t xml:space="preserve">Prove 10.11-10.11c: assistente virtuale e documenti ufficiali.</w:t>
             </w:r>
           </w:p>
         </w:tc>
@@ -1663,7 +1663,7 @@
                 <w:sz w:val="18"/>
                 <w:szCs w:val="18"/>
               </w:rPr>
-              <w:t xml:space="preserve">2.9</w:t>
+              <w:t xml:space="preserve">3.0</w:t>
             </w:r>
           </w:p>
         </w:tc>
@@ -1729,7 +1729,7 @@
                 <w:sz w:val="18"/>
                 <w:szCs w:val="18"/>
               </w:rPr>
-              <w:t xml:space="preserve">Prove 8b.3b e 8b.3c: metodo per utenza, buffer e taratura.</w:t>
+              <w:t xml:space="preserve">Prova 10.10c: ordinamento.</w:t>
             </w:r>
           </w:p>
         </w:tc>
@@ -1799,7 +1799,7 @@
                 <w:sz w:val="18"/>
                 <w:szCs w:val="18"/>
               </w:rPr>
-              <w:t xml:space="preserve">2.8</w:t>
+              <w:t xml:space="preserve">2.9</w:t>
             </w:r>
           </w:p>
         </w:tc>
@@ -1863,7 +1863,7 @@
                 <w:sz w:val="18"/>
                 <w:szCs w:val="18"/>
               </w:rPr>
-              <w:t xml:space="preserve">Prova 10.10b: barra a LED della Dashboard.</w:t>
+              <w:t xml:space="preserve">Prove 8b.3b e 8b.3c: metodo per utenza, buffer e taratura.</w:t>
             </w:r>
           </w:p>
         </w:tc>
@@ -1933,7 +1933,7 @@
                 <w:sz w:val="18"/>
                 <w:szCs w:val="18"/>
               </w:rPr>
-              <w:t xml:space="preserve">2.7</w:t>
+              <w:t xml:space="preserve">2.8</w:t>
             </w:r>
           </w:p>
         </w:tc>
@@ -1999,7 +1999,7 @@
                 <w:sz w:val="18"/>
                 <w:szCs w:val="18"/>
               </w:rPr>
-              <w:t xml:space="preserve">Prova 1.3d: eliminazione di un utente mai attivo.</w:t>
+              <w:t xml:space="preserve">Prova 10.10b: barra a LED della Dashboard.</w:t>
             </w:r>
           </w:p>
         </w:tc>
@@ -2069,7 +2069,7 @@
                 <w:sz w:val="18"/>
                 <w:szCs w:val="18"/>
               </w:rPr>
-              <w:t xml:space="preserve">2.6</w:t>
+              <w:t xml:space="preserve">2.7</w:t>
             </w:r>
           </w:p>
         </w:tc>
@@ -2133,7 +2133,7 @@
                 <w:sz w:val="18"/>
                 <w:szCs w:val="18"/>
               </w:rPr>
-              <w:t xml:space="preserve">Prove 1.3 e 1.3c: email con le credenziali.</w:t>
+              <w:t xml:space="preserve">Prova 1.3d: eliminazione di un utente mai attivo.</w:t>
             </w:r>
           </w:p>
         </w:tc>
@@ -2203,7 +2203,7 @@
                 <w:sz w:val="18"/>
                 <w:szCs w:val="18"/>
               </w:rPr>
-              <w:t xml:space="preserve">2.5</w:t>
+              <w:t xml:space="preserve">2.6</w:t>
             </w:r>
           </w:p>
         </w:tc>
@@ -2269,7 +2269,7 @@
                 <w:sz w:val="18"/>
                 <w:szCs w:val="18"/>
               </w:rPr>
-              <w:t xml:space="preserve">Prove 1.3a-1.3a3: nomina di un Amministratore e protezione del principale.</w:t>
+              <w:t xml:space="preserve">Prove 1.3 e 1.3c: email con le credenziali.</w:t>
             </w:r>
           </w:p>
         </w:tc>
@@ -2339,7 +2339,7 @@
                 <w:sz w:val="18"/>
                 <w:szCs w:val="18"/>
               </w:rPr>
-              <w:t xml:space="preserve">2.4</w:t>
+              <w:t xml:space="preserve">2.5</w:t>
             </w:r>
           </w:p>
         </w:tc>
@@ -2403,7 +2403,7 @@
                 <w:sz w:val="18"/>
                 <w:szCs w:val="18"/>
               </w:rPr>
-              <w:t xml:space="preserve">Prove 8b.7c e 8b.7d: costi Caso 1 e Caso 2.</w:t>
+              <w:t xml:space="preserve">Prove 1.3a-1.3a3: nomina di un Amministratore e protezione del principale.</w:t>
             </w:r>
           </w:p>
         </w:tc>
@@ -2473,7 +2473,7 @@
                 <w:sz w:val="18"/>
                 <w:szCs w:val="18"/>
               </w:rPr>
-              <w:t xml:space="preserve">2.3</w:t>
+              <w:t xml:space="preserve">2.4</w:t>
             </w:r>
           </w:p>
         </w:tc>
@@ -2539,7 +2539,7 @@
                 <w:sz w:val="18"/>
                 <w:szCs w:val="18"/>
               </w:rPr>
-              <w:t xml:space="preserve">Prova 8b.7b aggiornata: valore del credito anno per anno.</w:t>
+              <w:t xml:space="preserve">Prove 8b.7c e 8b.7d: costi Caso 1 e Caso 2.</w:t>
             </w:r>
           </w:p>
         </w:tc>
@@ -2609,7 +2609,7 @@
                 <w:sz w:val="18"/>
                 <w:szCs w:val="18"/>
               </w:rPr>
-              <w:t xml:space="preserve">2.2</w:t>
+              <w:t xml:space="preserve">2.3</w:t>
             </w:r>
           </w:p>
         </w:tc>
@@ -2673,7 +2673,7 @@
                 <w:sz w:val="18"/>
                 <w:szCs w:val="18"/>
               </w:rPr>
-              <w:t xml:space="preserve">Prova 8b.7b della simulazione economica (ricavi e costi per il Comune).</w:t>
+              <w:t xml:space="preserve">Prova 8b.7b aggiornata: valore del credito anno per anno.</w:t>
             </w:r>
           </w:p>
         </w:tc>
@@ -2743,7 +2743,7 @@
                 <w:sz w:val="18"/>
                 <w:szCs w:val="18"/>
               </w:rPr>
-              <w:t xml:space="preserve">2.1</w:t>
+              <w:t xml:space="preserve">2.2</w:t>
             </w:r>
           </w:p>
         </w:tc>
@@ -2809,7 +2809,7 @@
                 <w:sz w:val="18"/>
                 <w:szCs w:val="18"/>
               </w:rPr>
-              <w:t xml:space="preserve">Prove 8b.2b e 8b.2c (scenario di riferimento e situazione attuale).</w:t>
+              <w:t xml:space="preserve">Prova 8b.7b della simulazione economica (ricavi e costi per il Comune).</w:t>
             </w:r>
           </w:p>
         </w:tc>
@@ -2879,7 +2879,7 @@
                 <w:sz w:val="18"/>
                 <w:szCs w:val="18"/>
               </w:rPr>
-              <w:t xml:space="preserve">2.0</w:t>
+              <w:t xml:space="preserve">2.1</w:t>
             </w:r>
           </w:p>
         </w:tc>
@@ -2943,7 +2943,7 @@
                 <w:sz w:val="18"/>
                 <w:szCs w:val="18"/>
               </w:rPr>
-              <w:t xml:space="preserve">Prove 8b del simulatore di scenari.</w:t>
+              <w:t xml:space="preserve">Prove 8b.2b e 8b.2c (scenario di riferimento e situazione attuale).</w:t>
             </w:r>
           </w:p>
         </w:tc>
@@ -3013,7 +3013,7 @@
                 <w:sz w:val="18"/>
                 <w:szCs w:val="18"/>
               </w:rPr>
-              <w:t xml:space="preserve">1.9</w:t>
+              <w:t xml:space="preserve">2.0</w:t>
             </w:r>
           </w:p>
         </w:tc>
@@ -3079,7 +3079,7 @@
                 <w:sz w:val="18"/>
                 <w:szCs w:val="18"/>
               </w:rPr>
-              <w:t xml:space="preserve">In sviluppo: simulatore di scenari e assistente virtuale.</w:t>
+              <w:t xml:space="preserve">Prove 8b del simulatore di scenari.</w:t>
             </w:r>
           </w:p>
         </w:tc>
@@ -3149,7 +3149,7 @@
                 <w:sz w:val="18"/>
                 <w:szCs w:val="18"/>
               </w:rPr>
-              <w:t xml:space="preserve">1.8</w:t>
+              <w:t xml:space="preserve">1.9</w:t>
             </w:r>
           </w:p>
         </w:tc>
@@ -3213,7 +3213,7 @@
                 <w:sz w:val="18"/>
                 <w:szCs w:val="18"/>
               </w:rPr>
-              <w:t xml:space="preserve">Tolto il limite noto sull'incarico del soggetto promotore del programma.</w:t>
+              <w:t xml:space="preserve">In sviluppo: simulatore di scenari e assistente virtuale.</w:t>
             </w:r>
           </w:p>
         </w:tc>
@@ -3283,7 +3283,7 @@
                 <w:sz w:val="18"/>
                 <w:szCs w:val="18"/>
               </w:rPr>
-              <w:t xml:space="preserve">1.7</w:t>
+              <w:t xml:space="preserve">1.8</w:t>
             </w:r>
           </w:p>
         </w:tc>
@@ -3316,7 +3316,7 @@
                 <w:sz w:val="18"/>
                 <w:szCs w:val="18"/>
               </w:rPr>
-              <w:t xml:space="preserve">18/10/2026</w:t>
+              <w:t xml:space="preserve">19/10/2026</w:t>
             </w:r>
           </w:p>
         </w:tc>
@@ -3349,7 +3349,7 @@
                 <w:sz w:val="18"/>
                 <w:szCs w:val="18"/>
               </w:rPr>
-              <w:t xml:space="preserve">Percorso di prova esteso alle funzioni dell'allineamento ai documenti CWP: territorio ISTAT, stati del Programma, Rapporto a 7 fasi, tariffe e sospensione, accuratezza, ritiro, account unico, crediti emessi, reclami, pagina pubblica, qualità dei dati.</w:t>
+              <w:t xml:space="preserve">Tolto il limite noto sull'incarico del soggetto promotore del programma.</w:t>
             </w:r>
           </w:p>
         </w:tc>
@@ -3419,7 +3419,7 @@
                 <w:sz w:val="18"/>
                 <w:szCs w:val="18"/>
               </w:rPr>
-              <w:t xml:space="preserve">1.6</w:t>
+              <w:t xml:space="preserve">1.7</w:t>
             </w:r>
           </w:p>
         </w:tc>
@@ -3483,7 +3483,7 @@
                 <w:sz w:val="18"/>
                 <w:szCs w:val="18"/>
               </w:rPr>
-              <w:t xml:space="preserve">Glossario: descrizione corretta del buffer (al massimo 80%).</w:t>
+              <w:t xml:space="preserve">Percorso di prova esteso alle funzioni dell'allineamento ai documenti CWP: territorio ISTAT, stati del Programma, Rapporto a 7 fasi, tariffe e sospensione, accuratezza, ritiro, account unico, crediti emessi, reclami, pagina pubblica, qualità dei dati.</w:t>
             </w:r>
           </w:p>
         </w:tc>
@@ -3553,7 +3553,7 @@
                 <w:sz w:val="18"/>
                 <w:szCs w:val="18"/>
               </w:rPr>
-              <w:t xml:space="preserve">1.5</w:t>
+              <w:t xml:space="preserve">1.6</w:t>
             </w:r>
           </w:p>
         </w:tc>
@@ -3619,7 +3619,7 @@
                 <w:sz w:val="18"/>
                 <w:szCs w:val="18"/>
               </w:rPr>
-              <w:t xml:space="preserve">Nuove prove 1.2b, 1.8, 3.7, 4.1b, 6.4, 6.5; prove 1.6, 1.7, 3.2, 4.1, 4.6, 5.4 e 6.3 aggiornate (anagrafiche, documenti richiesti, consultazione, Rapporti a 4 fasi, conservazione, fascicolo).</w:t>
+              <w:t xml:space="preserve">Glossario: descrizione corretta del buffer (al massimo 80%).</w:t>
             </w:r>
           </w:p>
         </w:tc>
@@ -3689,7 +3689,7 @@
                 <w:sz w:val="18"/>
                 <w:szCs w:val="18"/>
               </w:rPr>
-              <w:t xml:space="preserve">1.4</w:t>
+              <w:t xml:space="preserve">1.5</w:t>
             </w:r>
           </w:p>
         </w:tc>
@@ -3753,7 +3753,7 @@
                 <w:sz w:val="18"/>
                 <w:szCs w:val="18"/>
               </w:rPr>
-              <w:t xml:space="preserve">Nuova prova 7.12 (risultato azzerato dopo una modifica dei dati); prove successive del blocco 7 rinumerate; prova 8.4 estesa.</w:t>
+              <w:t xml:space="preserve">Nuove prove 1.2b, 1.8, 3.7, 4.1b, 6.4, 6.5; prove 1.6, 1.7, 3.2, 4.1, 4.6, 5.4 e 6.3 aggiornate (anagrafiche, documenti richiesti, consultazione, Rapporti a 4 fasi, conservazione, fascicolo).</w:t>
             </w:r>
           </w:p>
         </w:tc>
@@ -3823,7 +3823,7 @@
                 <w:sz w:val="18"/>
                 <w:szCs w:val="18"/>
               </w:rPr>
-              <w:t xml:space="preserve">1.3</w:t>
+              <w:t xml:space="preserve">1.4</w:t>
             </w:r>
           </w:p>
         </w:tc>
@@ -3889,7 +3889,7 @@
                 <w:sz w:val="18"/>
                 <w:szCs w:val="18"/>
               </w:rPr>
-              <w:t xml:space="preserve">Prove del rapporto PDF, del numero di registro e del registro dei crediti con le nuove versioni.</w:t>
+              <w:t xml:space="preserve">Nuova prova 7.12 (risultato azzerato dopo una modifica dei dati); prove successive del blocco 7 rinumerate; prova 8.4 estesa.</w:t>
             </w:r>
           </w:p>
         </w:tc>
@@ -3959,7 +3959,7 @@
                 <w:sz w:val="18"/>
                 <w:szCs w:val="18"/>
               </w:rPr>
-              <w:t xml:space="preserve">1.2</w:t>
+              <w:t xml:space="preserve">1.3</w:t>
             </w:r>
           </w:p>
         </w:tc>
@@ -4023,7 +4023,7 @@
                 <w:sz w:val="18"/>
                 <w:szCs w:val="18"/>
               </w:rPr>
-              <w:t xml:space="preserve">Calcolo crediti: prove di import del tracciato con i file di esempio (compilato, letture, dati personali) e dei controlli di coerenza.</w:t>
+              <w:t xml:space="preserve">Prove del rapporto PDF, del numero di registro e del registro dei crediti con le nuove versioni.</w:t>
             </w:r>
           </w:p>
         </w:tc>
@@ -4093,7 +4093,7 @@
                 <w:sz w:val="18"/>
                 <w:szCs w:val="18"/>
               </w:rPr>
-              <w:t xml:space="preserve">1.1</w:t>
+              <w:t xml:space="preserve">1.2</w:t>
             </w:r>
           </w:p>
         </w:tc>
@@ -4159,7 +4159,7 @@
                 <w:sz w:val="18"/>
                 <w:szCs w:val="18"/>
               </w:rPr>
-              <w:t xml:space="preserve">Prove per Enti di Validazione, modelli, note di fase, messaggi, pagamenti visibili al Comune, pratica sospesa, consultazione pubblica con conferma dell'email, limiti di invio ed errata corrige.</w:t>
+              <w:t xml:space="preserve">Calcolo crediti: prove di import del tracciato con i file di esempio (compilato, letture, dati personali) e dei controlli di coerenza.</w:t>
             </w:r>
           </w:p>
         </w:tc>
@@ -4229,6 +4229,140 @@
                 <w:sz w:val="18"/>
                 <w:szCs w:val="18"/>
               </w:rPr>
+              <w:t xml:space="preserve">1.1</w:t>
+            </w:r>
+          </w:p>
+        </w:tc>
+        <w:tc>
+          <w:tcPr>
+            <w:tcW w:type="dxa" w:w="1300"/>
+            <w:tcBorders>
+              <w:top w:val="single" w:color="D9D4C5" w:sz="4"/>
+              <w:left w:val="single" w:color="D9D4C5" w:sz="4"/>
+              <w:bottom w:val="single" w:color="D9D4C5" w:sz="4"/>
+              <w:right w:val="single" w:color="D9D4C5" w:sz="4"/>
+            </w:tcBorders>
+            <w:tcMar>
+              <w:top w:type="dxa" w:w="70"/>
+              <w:left w:type="dxa" w:w="110"/>
+              <w:bottom w:type="dxa" w:w="70"/>
+              <w:right w:type="dxa" w:w="110"/>
+            </w:tcMar>
+            <w:vAlign w:val="center"/>
+          </w:tcPr>
+          <w:p>
+            <w:pPr>
+              <w:spacing w:after="0" w:before="0"/>
+            </w:pPr>
+            <w:r>
+              <w:rPr>
+                <w:rFonts w:ascii="Arial" w:cs="Arial" w:eastAsia="Arial" w:hAnsi="Arial"/>
+                <w:color w:val="1B2118"/>
+                <w:sz w:val="18"/>
+                <w:szCs w:val="18"/>
+              </w:rPr>
+              <w:t xml:space="preserve">18/10/2026</w:t>
+            </w:r>
+          </w:p>
+        </w:tc>
+        <w:tc>
+          <w:tcPr>
+            <w:tcW w:type="dxa" w:w="5538"/>
+            <w:tcBorders>
+              <w:top w:val="single" w:color="D9D4C5" w:sz="4"/>
+              <w:left w:val="single" w:color="D9D4C5" w:sz="4"/>
+              <w:bottom w:val="single" w:color="D9D4C5" w:sz="4"/>
+              <w:right w:val="single" w:color="D9D4C5" w:sz="4"/>
+            </w:tcBorders>
+            <w:tcMar>
+              <w:top w:type="dxa" w:w="70"/>
+              <w:left w:type="dxa" w:w="110"/>
+              <w:bottom w:type="dxa" w:w="70"/>
+              <w:right w:type="dxa" w:w="110"/>
+            </w:tcMar>
+            <w:vAlign w:val="center"/>
+          </w:tcPr>
+          <w:p>
+            <w:pPr>
+              <w:spacing w:after="0" w:before="0"/>
+            </w:pPr>
+            <w:r>
+              <w:rPr>
+                <w:rFonts w:ascii="Arial" w:cs="Arial" w:eastAsia="Arial" w:hAnsi="Arial"/>
+                <w:color w:val="1B2118"/>
+                <w:sz w:val="18"/>
+                <w:szCs w:val="18"/>
+              </w:rPr>
+              <w:t xml:space="preserve">Prove per Enti di Validazione, modelli, note di fase, messaggi, pagamenti visibili al Comune, pratica sospesa, consultazione pubblica con conferma dell'email, limiti di invio ed errata corrige.</w:t>
+            </w:r>
+          </w:p>
+        </w:tc>
+        <w:tc>
+          <w:tcPr>
+            <w:tcW w:type="dxa" w:w="2000"/>
+            <w:tcBorders>
+              <w:top w:val="single" w:color="D9D4C5" w:sz="4"/>
+              <w:left w:val="single" w:color="D9D4C5" w:sz="4"/>
+              <w:bottom w:val="single" w:color="D9D4C5" w:sz="4"/>
+              <w:right w:val="single" w:color="D9D4C5" w:sz="4"/>
+            </w:tcBorders>
+            <w:tcMar>
+              <w:top w:type="dxa" w:w="70"/>
+              <w:left w:type="dxa" w:w="110"/>
+              <w:bottom w:type="dxa" w:w="70"/>
+              <w:right w:type="dxa" w:w="110"/>
+            </w:tcMar>
+            <w:vAlign w:val="center"/>
+          </w:tcPr>
+          <w:p>
+            <w:pPr>
+              <w:spacing w:after="0" w:before="0"/>
+            </w:pPr>
+            <w:r>
+              <w:rPr>
+                <w:rFonts w:ascii="Arial" w:cs="Arial" w:eastAsia="Arial" w:hAnsi="Arial"/>
+                <w:color w:val="1B2118"/>
+                <w:sz w:val="18"/>
+                <w:szCs w:val="18"/>
+              </w:rPr>
+              <w:t xml:space="preserve">Fondazione Operate</w:t>
+            </w:r>
+          </w:p>
+        </w:tc>
+      </w:tr>
+      <w:tr>
+        <w:trPr>
+          <w:cantSplit/>
+        </w:trPr>
+        <w:tc>
+          <w:tcPr>
+            <w:tcW w:type="dxa" w:w="800"/>
+            <w:tcBorders>
+              <w:top w:val="single" w:color="D9D4C5" w:sz="4"/>
+              <w:left w:val="single" w:color="D9D4C5" w:sz="4"/>
+              <w:bottom w:val="single" w:color="D9D4C5" w:sz="4"/>
+              <w:right w:val="single" w:color="D9D4C5" w:sz="4"/>
+            </w:tcBorders>
+            <w:shd w:fill="F6F4EE" w:color="auto" w:val="clear"/>
+            <w:tcMar>
+              <w:top w:type="dxa" w:w="70"/>
+              <w:left w:type="dxa" w:w="110"/>
+              <w:bottom w:type="dxa" w:w="70"/>
+              <w:right w:type="dxa" w:w="110"/>
+            </w:tcMar>
+            <w:vAlign w:val="center"/>
+          </w:tcPr>
+          <w:p>
+            <w:pPr>
+              <w:spacing w:after="0" w:before="0"/>
+            </w:pPr>
+            <w:r>
+              <w:rPr>
+                <w:rFonts w:ascii="Arial" w:cs="Arial" w:eastAsia="Arial" w:hAnsi="Arial"/>
+                <w:color w:val="1B2118"/>
+                <w:sz w:val="18"/>
+                <w:szCs w:val="18"/>
+              </w:rPr>
               <w:t xml:space="preserve">1.0</w:t>
             </w:r>
           </w:p>
@@ -4242,6 +4376,7 @@
               <w:bottom w:val="single" w:color="D9D4C5" w:sz="4"/>
               <w:right w:val="single" w:color="D9D4C5" w:sz="4"/>
             </w:tcBorders>
+            <w:shd w:fill="F6F4EE" w:color="auto" w:val="clear"/>
             <w:tcMar>
               <w:top w:type="dxa" w:w="70"/>
               <w:left w:type="dxa" w:w="110"/>
@@ -4274,6 +4409,7 @@
               <w:bottom w:val="single" w:color="D9D4C5" w:sz="4"/>
               <w:right w:val="single" w:color="D9D4C5" w:sz="4"/>
             </w:tcBorders>
+            <w:shd w:fill="F6F4EE" w:color="auto" w:val="clear"/>
             <w:tcMar>
               <w:top w:type="dxa" w:w="70"/>
               <w:left w:type="dxa" w:w="110"/>
@@ -4306,6 +4442,7 @@
               <w:bottom w:val="single" w:color="D9D4C5" w:sz="4"/>
               <w:right w:val="single" w:color="D9D4C5" w:sz="4"/>
             </w:tcBorders>
+            <w:shd w:fill="F6F4EE" w:color="auto" w:val="clear"/>
             <w:tcMar>
               <w:top w:type="dxa" w:w="70"/>
               <w:left w:type="dxa" w:w="110"/>
@@ -4347,7 +4484,7 @@
           <w:sz w:val="20"/>
           <w:szCs w:val="20"/>
         </w:rPr>
-        <w:t xml:space="preserve">Guida alla revisione 3.6 del 20/10/2026, allineata al portale e agli altri manuali. È aggiornata a ogni rilascio; la versione corrente si scarica dall'area Documentazione del portale (solo Amministratori).</w:t>
+        <w:t xml:space="preserve">Guida alla revisione 3.7 del 20/10/2026, allineata al portale e agli altri manuali. È aggiornata a ogni rilascio; la versione corrente si scarica dall'area Documentazione del portale (solo Amministratori).</w:t>
       </w:r>
     </w:p>
     <w:p>
@@ -4721,7 +4858,7 @@
         </w:rPr>
         <w:t xml:space="preserve">Il portale: </w:t>
       </w:r>
-      <w:hyperlink w:history="1" r:id="rIdg0gnlwhbz80hp_if_f6qg">
+      <w:hyperlink w:history="1" r:id="rIdt9-kp4rwxq_pygddcohmd">
         <w:r>
           <w:rPr>
             <w:rFonts w:ascii="Arial" w:cs="Arial" w:eastAsia="Arial" w:hAnsi="Arial"/>
@@ -25175,7 +25312,7 @@
                 <w:sz w:val="18"/>
                 <w:szCs w:val="18"/>
               </w:rPr>
-              <w:t xml:space="preserve">10.7</w:t>
+              <w:t xml:space="preserve">10.6b</w:t>
             </w:r>
           </w:p>
         </w:tc>
@@ -25207,7 +25344,7 @@
                 <w:sz w:val="18"/>
                 <w:szCs w:val="18"/>
               </w:rPr>
-              <w:t xml:space="preserve">[C] Controllate menu e pratiche visibili</w:t>
+              <w:t xml:space="preserve">[A] Controllate il menu come luca.moretti@operate.it e come altro Amministratore</w:t>
             </w:r>
           </w:p>
         </w:tc>
@@ -25239,7 +25376,7 @@
                 <w:sz w:val="18"/>
                 <w:szCs w:val="18"/>
               </w:rPr>
-              <w:t xml:space="preserve">Menu: Le mie pratiche, I tuoi documenti, Formato dati, Reclami, Il Programma, Manuale e, in grigio e non cliccabile, Marketplaces; solo le pratiche del proprio Comune</w:t>
+              <w:t xml:space="preserve">Ordine: Dashboard, Anagrafiche, Simulatore, Pratiche, Reclami, Calcolo crediti, Crediti emessi, Impostazioni, Utenti, Audit, Audit User (solo il principale), Documentazione e Marketplaces in grigio, che non si apre</w:t>
             </w:r>
           </w:p>
         </w:tc>
@@ -25277,7 +25414,7 @@
                 <w:sz w:val="18"/>
                 <w:szCs w:val="18"/>
               </w:rPr>
-              <w:t xml:space="preserve">10.8</w:t>
+              <w:t xml:space="preserve">10.7</w:t>
             </w:r>
           </w:p>
         </w:tc>
@@ -25310,7 +25447,7 @@
                 <w:sz w:val="18"/>
                 <w:szCs w:val="18"/>
               </w:rPr>
-              <w:t xml:space="preserve">Senza accesso, /programma</w:t>
+              <w:t xml:space="preserve">[C] Controllate menu e pratiche visibili</w:t>
             </w:r>
           </w:p>
         </w:tc>
@@ -25343,7 +25480,7 @@
                 <w:sz w:val="18"/>
                 <w:szCs w:val="18"/>
               </w:rPr>
-              <w:t xml:space="preserve">Informazioni del Programma (soggetto promotore, email, sito), enti di validazione e verifica (RINA (prova)), registri (Registro (prova)), metodologie, la modulistica pubblica della prova 1.7 e come presentare un reclamo</w:t>
+              <w:t xml:space="preserve">Menu: Le mie pratiche, I tuoi documenti, Reclami, Formato dati, Il Programma CWP, Manuali e, in grigio e non cliccabile, Marketplaces; solo le pratiche del proprio Comune</w:t>
             </w:r>
           </w:p>
         </w:tc>
@@ -25380,7 +25517,7 @@
                 <w:sz w:val="18"/>
                 <w:szCs w:val="18"/>
               </w:rPr>
-              <w:t xml:space="preserve">10.9</w:t>
+              <w:t xml:space="preserve">10.8</w:t>
             </w:r>
           </w:p>
         </w:tc>
@@ -25412,7 +25549,7 @@
                 <w:sz w:val="18"/>
                 <w:szCs w:val="18"/>
               </w:rPr>
-              <w:t xml:space="preserve">[A] Audit: cercate il codice della pratica di prova</w:t>
+              <w:t xml:space="preserve">Senza accesso, /programma</w:t>
             </w:r>
           </w:p>
         </w:tc>
@@ -25444,7 +25581,7 @@
                 <w:sz w:val="18"/>
                 <w:szCs w:val="18"/>
               </w:rPr>
-              <w:t xml:space="preserve">Tutte le operazioni fatte, con autore, data e motivazione</w:t>
+              <w:t xml:space="preserve">Informazioni del Programma (soggetto promotore, email, sito), enti di validazione e verifica (RINA (prova)), registri (Registro (prova)), metodologie, la modulistica pubblica della prova 1.7 e come presentare un reclamo</w:t>
             </w:r>
           </w:p>
         </w:tc>
@@ -25482,7 +25619,7 @@
                 <w:sz w:val="18"/>
                 <w:szCs w:val="18"/>
               </w:rPr>
-              <w:t xml:space="preserve">10.10</w:t>
+              <w:t xml:space="preserve">10.9</w:t>
             </w:r>
           </w:p>
         </w:tc>
@@ -25515,7 +25652,7 @@
                 <w:sz w:val="18"/>
                 <w:szCs w:val="18"/>
               </w:rPr>
-              <w:t xml:space="preserve">[A] Dashboard: provate riquadri, filtri e ricerca</w:t>
+              <w:t xml:space="preserve">[A] Audit: cercate il codice della pratica di prova</w:t>
             </w:r>
           </w:p>
         </w:tc>
@@ -25548,7 +25685,7 @@
                 <w:sz w:val="18"/>
                 <w:szCs w:val="18"/>
               </w:rPr>
-              <w:t xml:space="preserve">La tabella si filtra di conseguenza</w:t>
+              <w:t xml:space="preserve">Tutte le operazioni fatte, con autore, data e motivazione</w:t>
             </w:r>
           </w:p>
         </w:tc>
@@ -25585,7 +25722,7 @@
                 <w:sz w:val="18"/>
                 <w:szCs w:val="18"/>
               </w:rPr>
-              <w:t xml:space="preserve">10.11</w:t>
+              <w:t xml:space="preserve">10.10</w:t>
             </w:r>
           </w:p>
         </w:tc>
@@ -25617,7 +25754,7 @@
                 <w:sz w:val="18"/>
                 <w:szCs w:val="18"/>
               </w:rPr>
-              <w:t xml:space="preserve">[A] Premete ✦ Assistente (in basso a destra) e chiedete «Come creo un nuovo utente amministratore?»</w:t>
+              <w:t xml:space="preserve">[A] Dashboard: provate riquadri, filtri e ricerca</w:t>
             </w:r>
           </w:p>
         </w:tc>
@@ -25649,7 +25786,7 @@
                 <w:sz w:val="18"/>
                 <w:szCs w:val="18"/>
               </w:rPr>
-              <w:t xml:space="preserve">Durante l'attesa compare «Un attimo…»; poi risposta in italiano con i passi del Manuale Amministratore e il capitolo citato; in fondo «Domande di oggi: n/40»; grassetto e corsivo si vedono come testo formattato, senza asterischi. Se compare «non ha potuto rispondere (…credit balance is too low…)» manca credito nella Claude Console; «…not scoped to a workspace…» la chiave non è legata a uno spazio di lavoro</w:t>
+              <w:t xml:space="preserve">La tabella si filtra di conseguenza</w:t>
             </w:r>
           </w:p>
         </w:tc>
@@ -25687,7 +25824,7 @@
                 <w:sz w:val="18"/>
                 <w:szCs w:val="18"/>
               </w:rPr>
-              <w:t xml:space="preserve">10.11b</w:t>
+              <w:t xml:space="preserve">10.11</w:t>
             </w:r>
           </w:p>
         </w:tc>
@@ -25720,7 +25857,7 @@
                 <w:sz w:val="18"/>
                 <w:szCs w:val="18"/>
               </w:rPr>
-              <w:t xml:space="preserve">[C] Con l'utente del Comune chiedete «Quanto costa la registrazione di un progetto?» e poi «In che fase è la mia pratica?»</w:t>
+              <w:t xml:space="preserve">[A] Premete ✦ Assistente (in basso a destra) e chiedete «Come creo un nuovo utente amministratore?»</w:t>
             </w:r>
           </w:p>
         </w:tc>
@@ -25753,7 +25890,7 @@
                 <w:sz w:val="18"/>
                 <w:szCs w:val="18"/>
               </w:rPr>
-              <w:t xml:space="preserve">Cifre dello Schema tariffario (IVA esclusa, da confermare con la Fondazione); alla seconda domanda spiega dove vederlo nel portale perché non vede i dati delle pratiche</w:t>
+              <w:t xml:space="preserve">Durante l'attesa compare «Un attimo…»; poi risposta in italiano con i passi del Manuale Amministratore e il capitolo citato; in fondo «Domande di oggi: n/40»; grassetto e corsivo si vedono come testo formattato, senza asterischi. Se compare «non ha potuto rispondere (…credit balance is too low…)» manca credito nella Claude Console; «…not scoped to a workspace…» la chiave non è legata a uno spazio di lavoro</w:t>
             </w:r>
           </w:p>
         </w:tc>
@@ -25790,7 +25927,7 @@
                 <w:sz w:val="18"/>
                 <w:szCs w:val="18"/>
               </w:rPr>
-              <w:t xml:space="preserve">10.12</w:t>
+              <w:t xml:space="preserve">10.11b</w:t>
             </w:r>
           </w:p>
         </w:tc>
@@ -25822,18 +25959,7 @@
                 <w:sz w:val="18"/>
                 <w:szCs w:val="18"/>
               </w:rPr>
-              <w:t xml:space="preserve">[A] Come luca.moretti@operate.it, con un altro utente collegato da un altro browser, guardate l'intestazione e premete </w:t>
-            </w:r>
-            <w:r>
-              <w:rPr>
-                <w:rFonts w:ascii="Arial" w:cs="Arial" w:eastAsia="Arial" w:hAnsi="Arial"/>
-                <w:b/>
-                <w:bCs/>
-                <w:color w:val="1B2118"/>
-                <w:sz w:val="18"/>
-                <w:szCs w:val="18"/>
-              </w:rPr>
-              <w:t xml:space="preserve">● n online</w:t>
+              <w:t xml:space="preserve">[C] Con l'utente del Comune chiedete «Quanto costa la registrazione di un progetto?» e poi «In che fase è la mia pratica?»</w:t>
             </w:r>
           </w:p>
         </w:tc>
@@ -25865,7 +25991,7 @@
                 <w:sz w:val="18"/>
                 <w:szCs w:val="18"/>
               </w:rPr>
-              <w:t xml:space="preserve">Il numero comprende entrambi; nell'elenco compaiono nome, ruolo, pagina aperta e «collegato da …»; quando l'altro preme Esci sparisce dagli online entro 30 secondi e resta tra «visti nelle ultime 24 ore»</w:t>
+              <w:t xml:space="preserve">Cifre dello Schema tariffario (IVA esclusa, da confermare con la Fondazione); alla seconda domanda spiega dove vederlo nel portale perché non vede i dati delle pratiche</w:t>
             </w:r>
           </w:p>
         </w:tc>
@@ -25903,7 +26029,7 @@
                 <w:sz w:val="18"/>
                 <w:szCs w:val="18"/>
               </w:rPr>
-              <w:t xml:space="preserve">10.12b</w:t>
+              <w:t xml:space="preserve">10.12</w:t>
             </w:r>
           </w:p>
         </w:tc>
@@ -25936,7 +26062,18 @@
                 <w:sz w:val="18"/>
                 <w:szCs w:val="18"/>
               </w:rPr>
-              <w:t xml:space="preserve">Entrate con un altro Amministratore</w:t>
+              <w:t xml:space="preserve">[A] Come luca.moretti@operate.it, con un altro utente collegato da un altro browser, guardate l'intestazione e premete </w:t>
+            </w:r>
+            <w:r>
+              <w:rPr>
+                <w:rFonts w:ascii="Arial" w:cs="Arial" w:eastAsia="Arial" w:hAnsi="Arial"/>
+                <w:b/>
+                <w:bCs/>
+                <w:color w:val="1B2118"/>
+                <w:sz w:val="18"/>
+                <w:szCs w:val="18"/>
+              </w:rPr>
+              <w:t xml:space="preserve">● n online</w:t>
             </w:r>
           </w:p>
         </w:tc>
@@ -25969,7 +26106,7 @@
                 <w:sz w:val="18"/>
                 <w:szCs w:val="18"/>
               </w:rPr>
-              <w:t xml:space="preserve">Il pulsante «n online» e la voce «Audit User» non compaiono; scrivendo /audit-utenti: «Questa sezione è riservata all'Amministratore principale»</w:t>
+              <w:t xml:space="preserve">Il numero comprende entrambi; nell'elenco compaiono nome, ruolo, pagina aperta e «collegato da …»; quando l'altro preme Esci sparisce dagli online entro 30 secondi e resta tra «visti nelle ultime 24 ore»</w:t>
             </w:r>
           </w:p>
         </w:tc>
@@ -26006,7 +26143,7 @@
                 <w:sz w:val="18"/>
                 <w:szCs w:val="18"/>
               </w:rPr>
-              <w:t xml:space="preserve">10.13</w:t>
+              <w:t xml:space="preserve">10.12b</w:t>
             </w:r>
           </w:p>
         </w:tc>
@@ -26038,7 +26175,7 @@
                 <w:sz w:val="18"/>
                 <w:szCs w:val="18"/>
               </w:rPr>
-              <w:t xml:space="preserve">[C] Provate l'accesso con una password sbagliata, poi entrate, scaricate un documento e premete Esci</w:t>
+              <w:t xml:space="preserve">Entrate con un altro Amministratore</w:t>
             </w:r>
           </w:p>
         </w:tc>
@@ -26070,7 +26207,7 @@
                 <w:sz w:val="18"/>
                 <w:szCs w:val="18"/>
               </w:rPr>
-              <w:t xml:space="preserve">—</w:t>
+              <w:t xml:space="preserve">Il pulsante «n online» e la voce «Audit User» non compaiono; scrivendo /audit-utenti: «Questa sezione è riservata all'Amministratore principale»</w:t>
             </w:r>
           </w:p>
         </w:tc>
@@ -26108,7 +26245,7 @@
                 <w:sz w:val="18"/>
                 <w:szCs w:val="18"/>
               </w:rPr>
-              <w:t xml:space="preserve">10.13b</w:t>
+              <w:t xml:space="preserve">10.13</w:t>
             </w:r>
           </w:p>
         </w:tc>
@@ -26141,27 +26278,7 @@
                 <w:sz w:val="18"/>
                 <w:szCs w:val="18"/>
               </w:rPr>
-              <w:t xml:space="preserve">[A] Come luca.moretti@operate.it aprite </w:t>
-            </w:r>
-            <w:r>
-              <w:rPr>
-                <w:rFonts w:ascii="Arial" w:cs="Arial" w:eastAsia="Arial" w:hAnsi="Arial"/>
-                <w:b/>
-                <w:bCs/>
-                <w:color w:val="1B2118"/>
-                <w:sz w:val="18"/>
-                <w:szCs w:val="18"/>
-              </w:rPr>
-              <w:t xml:space="preserve">Audit User</w:t>
-            </w:r>
-            <w:r>
-              <w:rPr>
-                <w:rFonts w:ascii="Arial" w:cs="Arial" w:eastAsia="Arial" w:hAnsi="Arial"/>
-                <w:color w:val="1B2118"/>
-                <w:sz w:val="18"/>
-                <w:szCs w:val="18"/>
-              </w:rPr>
-              <w:t xml:space="preserve"> → Accessi, filtrate sull'utente del Comune</w:t>
+              <w:t xml:space="preserve">[C] Provate l'accesso con una password sbagliata, poi entrate, scaricate un documento e premete Esci</w:t>
             </w:r>
           </w:p>
         </w:tc>
@@ -26194,7 +26311,7 @@
                 <w:sz w:val="18"/>
                 <w:szCs w:val="18"/>
               </w:rPr>
-              <w:t xml:space="preserve">In ordine: «Accesso non riuscito – password errata», «Accesso – con email e password», «Uscita (Esci) – dopo n min di collegamento», con data e ora al secondo</w:t>
+              <w:t xml:space="preserve">—</w:t>
             </w:r>
           </w:p>
         </w:tc>
@@ -26231,7 +26348,7 @@
                 <w:sz w:val="18"/>
                 <w:szCs w:val="18"/>
               </w:rPr>
-              <w:t xml:space="preserve">10.13c</w:t>
+              <w:t xml:space="preserve">10.13b</w:t>
             </w:r>
           </w:p>
         </w:tc>
@@ -26263,7 +26380,27 @@
                 <w:sz w:val="18"/>
                 <w:szCs w:val="18"/>
               </w:rPr>
-              <w:t xml:space="preserve">Scheda Operazioni, stesso utente</w:t>
+              <w:t xml:space="preserve">[A] Come luca.moretti@operate.it aprite </w:t>
+            </w:r>
+            <w:r>
+              <w:rPr>
+                <w:rFonts w:ascii="Arial" w:cs="Arial" w:eastAsia="Arial" w:hAnsi="Arial"/>
+                <w:b/>
+                <w:bCs/>
+                <w:color w:val="1B2118"/>
+                <w:sz w:val="18"/>
+                <w:szCs w:val="18"/>
+              </w:rPr>
+              <w:t xml:space="preserve">Audit User</w:t>
+            </w:r>
+            <w:r>
+              <w:rPr>
+                <w:rFonts w:ascii="Arial" w:cs="Arial" w:eastAsia="Arial" w:hAnsi="Arial"/>
+                <w:color w:val="1B2118"/>
+                <w:sz w:val="18"/>
+                <w:szCs w:val="18"/>
+              </w:rPr>
+              <w:t xml:space="preserve"> → Accessi, filtrate sull'utente del Comune</w:t>
             </w:r>
           </w:p>
         </w:tc>
@@ -26295,7 +26432,7 @@
                 <w:sz w:val="18"/>
                 <w:szCs w:val="18"/>
               </w:rPr>
-              <w:t xml:space="preserve">Riga «download documento» con il nome del file e il codice della pratica</w:t>
+              <w:t xml:space="preserve">In ordine: «Accesso non riuscito – password errata», «Accesso – con email e password», «Uscita (Esci) – dopo n min di collegamento», con data e ora al secondo</w:t>
             </w:r>
           </w:p>
         </w:tc>
@@ -26333,7 +26470,7 @@
                 <w:sz w:val="18"/>
                 <w:szCs w:val="18"/>
               </w:rPr>
-              <w:t xml:space="preserve">10.13d</w:t>
+              <w:t xml:space="preserve">10.13c</w:t>
             </w:r>
           </w:p>
         </w:tc>
@@ -26366,7 +26503,7 @@
                 <w:sz w:val="18"/>
                 <w:szCs w:val="18"/>
               </w:rPr>
-              <w:t xml:space="preserve">Scheda Utenti e stato online</w:t>
+              <w:t xml:space="preserve">Scheda Operazioni, stesso utente</w:t>
             </w:r>
           </w:p>
         </w:tc>
@@ -26399,7 +26536,7 @@
                 <w:sz w:val="18"/>
                 <w:szCs w:val="18"/>
               </w:rPr>
-              <w:t xml:space="preserve">Riquadri e tabella; l'utente del Comune «Non collegato» con ultimo accesso aggiornato; i pulsanti Accessi e Operazioni aprono le schede filtrate; Esporta CSV scarica il file</w:t>
+              <w:t xml:space="preserve">Riga «download documento» con il nome del file e il codice della pratica</w:t>
             </w:r>
           </w:p>
         </w:tc>
@@ -26436,7 +26573,7 @@
                 <w:sz w:val="18"/>
                 <w:szCs w:val="18"/>
               </w:rPr>
-              <w:t xml:space="preserve">10.11d</w:t>
+              <w:t xml:space="preserve">10.13d</w:t>
             </w:r>
           </w:p>
         </w:tc>
@@ -26468,7 +26605,7 @@
                 <w:sz w:val="18"/>
                 <w:szCs w:val="18"/>
               </w:rPr>
-              <w:t xml:space="preserve">[C] Chiedete qualcosa all'assistente quando il credito della Console è esaurito (solo se capita; non va provocato)</w:t>
+              <w:t xml:space="preserve">Scheda Utenti e stato online</w:t>
             </w:r>
           </w:p>
         </w:tc>
@@ -26500,7 +26637,7 @@
                 <w:sz w:val="18"/>
                 <w:szCs w:val="18"/>
               </w:rPr>
-              <w:t xml:space="preserve">Messaggio in italiano «L'assistente non è disponibile in questo momento…»; come Amministratore anche la causa tra parentesi</w:t>
+              <w:t xml:space="preserve">Riquadri e tabella; l'utente del Comune «Non collegato» con ultimo accesso aggiornato; i pulsanti Accessi e Operazioni aprono le schede filtrate; Esporta CSV scarica il file</w:t>
             </w:r>
           </w:p>
         </w:tc>
@@ -26538,7 +26675,7 @@
                 <w:sz w:val="18"/>
                 <w:szCs w:val="18"/>
               </w:rPr>
-              <w:t xml:space="preserve">10.11c</w:t>
+              <w:t xml:space="preserve">10.11d</w:t>
             </w:r>
           </w:p>
         </w:tc>
@@ -26571,7 +26708,7 @@
                 <w:sz w:val="18"/>
                 <w:szCs w:val="18"/>
               </w:rPr>
-              <w:t xml:space="preserve">[A] Documentazione: in fondo alla pagina gli 8 documenti ufficiali del Programma; premete Apri PDF sulla Metodologia</w:t>
+              <w:t xml:space="preserve">[C] Chiedete qualcosa all'assistente quando il credito della Console è esaurito (solo se capita; non va provocato)</w:t>
             </w:r>
           </w:p>
         </w:tc>
@@ -26604,7 +26741,7 @@
                 <w:sz w:val="18"/>
                 <w:szCs w:val="18"/>
               </w:rPr>
-              <w:t xml:space="preserve">Si apre il PDF della Metodologia CWP v1.2 in una nuova scheda</w:t>
+              <w:t xml:space="preserve">Messaggio in italiano «L'assistente non è disponibile in questo momento…»; come Amministratore anche la causa tra parentesi</w:t>
             </w:r>
           </w:p>
         </w:tc>
@@ -26641,7 +26778,7 @@
                 <w:sz w:val="18"/>
                 <w:szCs w:val="18"/>
               </w:rPr>
-              <w:t xml:space="preserve">10.10c</w:t>
+              <w:t xml:space="preserve">10.11c</w:t>
             </w:r>
           </w:p>
         </w:tc>
@@ -26673,7 +26810,7 @@
                 <w:sz w:val="18"/>
                 <w:szCs w:val="18"/>
               </w:rPr>
-              <w:t xml:space="preserve">[A] Dashboard: fate clic su «Organizzazione», poi di nuovo; in Pratiche e Utenti scegliete un campo in «Ordina per» e premete ▲/▼</w:t>
+              <w:t xml:space="preserve">[A] Documentazione: in fondo alla pagina gli 8 documenti ufficiali del Programma; premete Apri PDF sulla Metodologia</w:t>
             </w:r>
           </w:p>
         </w:tc>
@@ -26705,7 +26842,7 @@
                 <w:sz w:val="18"/>
                 <w:szCs w:val="18"/>
               </w:rPr>
-              <w:t xml:space="preserve">La tabella si ordina in modo crescente (▲) e poi decrescente (▼); gli elenchi a schede seguono il campo e il verso scelti; «ordine predefinito» torna all'ordine iniziale</w:t>
+              <w:t xml:space="preserve">Si apre il PDF della Metodologia CWP v1.2 in una nuova scheda</w:t>
             </w:r>
           </w:p>
         </w:tc>
@@ -26743,6 +26880,109 @@
                 <w:sz w:val="18"/>
                 <w:szCs w:val="18"/>
               </w:rPr>
+              <w:t xml:space="preserve">10.10c</w:t>
+            </w:r>
+          </w:p>
+        </w:tc>
+        <w:tc>
+          <w:tcPr>
+            <w:tcW w:type="dxa" w:w="4314"/>
+            <w:tcBorders>
+              <w:top w:val="single" w:color="D9D4C5" w:sz="4"/>
+              <w:left w:val="single" w:color="D9D4C5" w:sz="4"/>
+              <w:bottom w:val="single" w:color="D9D4C5" w:sz="4"/>
+              <w:right w:val="single" w:color="D9D4C5" w:sz="4"/>
+            </w:tcBorders>
+            <w:shd w:fill="F6F4EE" w:color="auto" w:val="clear"/>
+            <w:tcMar>
+              <w:top w:type="dxa" w:w="70"/>
+              <w:left w:type="dxa" w:w="110"/>
+              <w:bottom w:type="dxa" w:w="70"/>
+              <w:right w:type="dxa" w:w="110"/>
+            </w:tcMar>
+            <w:vAlign w:val="center"/>
+          </w:tcPr>
+          <w:p>
+            <w:pPr>
+              <w:spacing w:after="0" w:before="0"/>
+            </w:pPr>
+            <w:r>
+              <w:rPr>
+                <w:rFonts w:ascii="Arial" w:cs="Arial" w:eastAsia="Arial" w:hAnsi="Arial"/>
+                <w:color w:val="1B2118"/>
+                <w:sz w:val="18"/>
+                <w:szCs w:val="18"/>
+              </w:rPr>
+              <w:t xml:space="preserve">[A] Dashboard: fate clic su «Organizzazione», poi di nuovo; in Pratiche e Utenti scegliete un campo in «Ordina per» e premete ▲/▼</w:t>
+            </w:r>
+          </w:p>
+        </w:tc>
+        <w:tc>
+          <w:tcPr>
+            <w:tcW w:type="dxa" w:w="4314"/>
+            <w:tcBorders>
+              <w:top w:val="single" w:color="D9D4C5" w:sz="4"/>
+              <w:left w:val="single" w:color="D9D4C5" w:sz="4"/>
+              <w:bottom w:val="single" w:color="D9D4C5" w:sz="4"/>
+              <w:right w:val="single" w:color="D9D4C5" w:sz="4"/>
+            </w:tcBorders>
+            <w:shd w:fill="F6F4EE" w:color="auto" w:val="clear"/>
+            <w:tcMar>
+              <w:top w:type="dxa" w:w="70"/>
+              <w:left w:type="dxa" w:w="110"/>
+              <w:bottom w:type="dxa" w:w="70"/>
+              <w:right w:type="dxa" w:w="110"/>
+            </w:tcMar>
+            <w:vAlign w:val="center"/>
+          </w:tcPr>
+          <w:p>
+            <w:pPr>
+              <w:spacing w:after="0" w:before="0"/>
+            </w:pPr>
+            <w:r>
+              <w:rPr>
+                <w:rFonts w:ascii="Arial" w:cs="Arial" w:eastAsia="Arial" w:hAnsi="Arial"/>
+                <w:color w:val="1B2118"/>
+                <w:sz w:val="18"/>
+                <w:szCs w:val="18"/>
+              </w:rPr>
+              <w:t xml:space="preserve">La tabella si ordina in modo crescente (▲) e poi decrescente (▼); gli elenchi a schede seguono il campo e il verso scelti; «ordine predefinito» torna all'ordine iniziale</w:t>
+            </w:r>
+          </w:p>
+        </w:tc>
+      </w:tr>
+      <w:tr>
+        <w:trPr>
+          <w:cantSplit/>
+        </w:trPr>
+        <w:tc>
+          <w:tcPr>
+            <w:tcW w:type="dxa" w:w="1010"/>
+            <w:tcBorders>
+              <w:top w:val="single" w:color="D9D4C5" w:sz="4"/>
+              <w:left w:val="single" w:color="D9D4C5" w:sz="4"/>
+              <w:bottom w:val="single" w:color="D9D4C5" w:sz="4"/>
+              <w:right w:val="single" w:color="D9D4C5" w:sz="4"/>
+            </w:tcBorders>
+            <w:tcMar>
+              <w:top w:type="dxa" w:w="70"/>
+              <w:left w:type="dxa" w:w="110"/>
+              <w:bottom w:type="dxa" w:w="70"/>
+              <w:right w:type="dxa" w:w="110"/>
+            </w:tcMar>
+            <w:vAlign w:val="center"/>
+          </w:tcPr>
+          <w:p>
+            <w:pPr>
+              <w:spacing w:after="0" w:before="0"/>
+            </w:pPr>
+            <w:r>
+              <w:rPr>
+                <w:rFonts w:ascii="Arial" w:cs="Arial" w:eastAsia="Arial" w:hAnsi="Arial"/>
+                <w:color w:val="1B2118"/>
+                <w:sz w:val="18"/>
+                <w:szCs w:val="18"/>
+              </w:rPr>
               <w:t xml:space="preserve">10.10b</w:t>
             </w:r>
           </w:p>
@@ -26756,7 +26996,6 @@
               <w:bottom w:val="single" w:color="D9D4C5" w:sz="4"/>
               <w:right w:val="single" w:color="D9D4C5" w:sz="4"/>
             </w:tcBorders>
-            <w:shd w:fill="F6F4EE" w:color="auto" w:val="clear"/>
             <w:tcMar>
               <w:top w:type="dxa" w:w="70"/>
               <w:left w:type="dxa" w:w="110"/>
@@ -26789,7 +27028,6 @@
               <w:bottom w:val="single" w:color="D9D4C5" w:sz="4"/>
               <w:right w:val="single" w:color="D9D4C5" w:sz="4"/>
             </w:tcBorders>
-            <w:shd w:fill="F6F4EE" w:color="auto" w:val="clear"/>
             <w:tcMar>
               <w:top w:type="dxa" w:w="70"/>
               <w:left w:type="dxa" w:w="110"/>
@@ -27215,7 +27453,7 @@
         <w:szCs w:val="16"/>
       </w:rPr>
       <w:tab/>
-      <w:t xml:space="preserve">Manuale Test · Rev. 3.6 · 20/10/2026</w:t>
+      <w:t xml:space="preserve">Manuale Test · Rev. 3.7 · 20/10/2026</w:t>
     </w:r>
   </w:p>
 </w:hdr>
@@ -27280,7 +27518,7 @@
         <w:szCs w:val="16"/>
       </w:rPr>
       <w:tab/>
-      <w:t xml:space="preserve">Manuale Test · Rev. 3.6 · 20/10/2026</w:t>
+      <w:t xml:space="preserve">Manuale Test · Rev. 3.7 · 20/10/2026</w:t>
     </w:r>
   </w:p>
 </w:hdr>

--- a/public/documentazione/Manuale_Test_Portale_CWP.docx
+++ b/public/documentazione/Manuale_Test_Portale_CWP.docx
@@ -302,7 +302,7 @@
                 <w:sz w:val="20"/>
                 <w:szCs w:val="20"/>
               </w:rPr>
-              <w:t xml:space="preserve">Rev. 3.7</w:t>
+              <w:t xml:space="preserve">Rev. 3.8</w:t>
             </w:r>
           </w:p>
         </w:tc>
@@ -719,7 +719,7 @@
                 <w:sz w:val="18"/>
                 <w:szCs w:val="18"/>
               </w:rPr>
-              <w:t xml:space="preserve">3.7</w:t>
+              <w:t xml:space="preserve">3.8</w:t>
             </w:r>
           </w:p>
         </w:tc>
@@ -783,7 +783,7 @@
                 <w:sz w:val="18"/>
                 <w:szCs w:val="18"/>
               </w:rPr>
-              <w:t xml:space="preserve">Prove 10.6b (menu Amministratori) e 10.7 (menu enti).</w:t>
+              <w:t xml:space="preserve">Prove 10.14-10.14d (sicurezza).</w:t>
             </w:r>
           </w:p>
         </w:tc>
@@ -853,7 +853,7 @@
                 <w:sz w:val="18"/>
                 <w:szCs w:val="18"/>
               </w:rPr>
-              <w:t xml:space="preserve">3.6</w:t>
+              <w:t xml:space="preserve">3.7</w:t>
             </w:r>
           </w:p>
         </w:tc>
@@ -919,7 +919,7 @@
                 <w:sz w:val="18"/>
                 <w:szCs w:val="18"/>
               </w:rPr>
-              <w:t xml:space="preserve">Sezione «Audit User». Voce «Marketplaces» in arrivo.</w:t>
+              <w:t xml:space="preserve">Prove 10.6b (menu Amministratori) e 10.7 (menu enti).</w:t>
             </w:r>
           </w:p>
         </w:tc>
@@ -989,7 +989,7 @@
                 <w:sz w:val="18"/>
                 <w:szCs w:val="18"/>
               </w:rPr>
-              <w:t xml:space="preserve">3.5</w:t>
+              <w:t xml:space="preserve">3.6</w:t>
             </w:r>
           </w:p>
         </w:tc>
@@ -1053,7 +1053,7 @@
                 <w:sz w:val="18"/>
                 <w:szCs w:val="18"/>
               </w:rPr>
-              <w:t xml:space="preserve">Prove 10.12b-10.13d (Audit trail user).</w:t>
+              <w:t xml:space="preserve">Sezione «Audit User». Voce «Marketplaces» in arrivo.</w:t>
             </w:r>
           </w:p>
         </w:tc>
@@ -1123,7 +1123,7 @@
                 <w:sz w:val="18"/>
                 <w:szCs w:val="18"/>
               </w:rPr>
-              <w:t xml:space="preserve">3.4</w:t>
+              <w:t xml:space="preserve">3.5</w:t>
             </w:r>
           </w:p>
         </w:tc>
@@ -1189,7 +1189,7 @@
                 <w:sz w:val="18"/>
                 <w:szCs w:val="18"/>
               </w:rPr>
-              <w:t xml:space="preserve">Prove 8b.7-8b.7e (PDF, Excel, telefono), 10.12 (utenti online), 10.11d.</w:t>
+              <w:t xml:space="preserve">Prove 10.12b-10.13d (Audit trail user).</w:t>
             </w:r>
           </w:p>
         </w:tc>
@@ -1259,7 +1259,7 @@
                 <w:sz w:val="18"/>
                 <w:szCs w:val="18"/>
               </w:rPr>
-              <w:t xml:space="preserve">3.3</w:t>
+              <w:t xml:space="preserve">3.4</w:t>
             </w:r>
           </w:p>
         </w:tc>
@@ -1291,7 +1291,7 @@
                 <w:sz w:val="18"/>
                 <w:szCs w:val="18"/>
               </w:rPr>
-              <w:t xml:space="preserve">19/10/2026</w:t>
+              <w:t xml:space="preserve">20/10/2026</w:t>
             </w:r>
           </w:p>
         </w:tc>
@@ -1323,7 +1323,7 @@
                 <w:sz w:val="18"/>
                 <w:szCs w:val="18"/>
               </w:rPr>
-              <w:t xml:space="preserve">Prova 10.11: messaggio d'attesa «Un attimo…».</w:t>
+              <w:t xml:space="preserve">Prove 8b.7-8b.7e (PDF, Excel, telefono), 10.12 (utenti online), 10.11d.</w:t>
             </w:r>
           </w:p>
         </w:tc>
@@ -1393,7 +1393,7 @@
                 <w:sz w:val="18"/>
                 <w:szCs w:val="18"/>
               </w:rPr>
-              <w:t xml:space="preserve">3.2</w:t>
+              <w:t xml:space="preserve">3.3</w:t>
             </w:r>
           </w:p>
         </w:tc>
@@ -1459,7 +1459,7 @@
                 <w:sz w:val="18"/>
                 <w:szCs w:val="18"/>
               </w:rPr>
-              <w:t xml:space="preserve">Prova 10.11 aggiornata con l'assistente attivo e i messaggi d'errore della Console.</w:t>
+              <w:t xml:space="preserve">Prova 10.11: messaggio d'attesa «Un attimo…».</w:t>
             </w:r>
           </w:p>
         </w:tc>
@@ -1529,7 +1529,7 @@
                 <w:sz w:val="18"/>
                 <w:szCs w:val="18"/>
               </w:rPr>
-              <w:t xml:space="preserve">3.1</w:t>
+              <w:t xml:space="preserve">3.2</w:t>
             </w:r>
           </w:p>
         </w:tc>
@@ -1593,7 +1593,7 @@
                 <w:sz w:val="18"/>
                 <w:szCs w:val="18"/>
               </w:rPr>
-              <w:t xml:space="preserve">Prove 10.11-10.11c: assistente virtuale e documenti ufficiali.</w:t>
+              <w:t xml:space="preserve">Prova 10.11 aggiornata con l'assistente attivo e i messaggi d'errore della Console.</w:t>
             </w:r>
           </w:p>
         </w:tc>
@@ -1663,7 +1663,7 @@
                 <w:sz w:val="18"/>
                 <w:szCs w:val="18"/>
               </w:rPr>
-              <w:t xml:space="preserve">3.0</w:t>
+              <w:t xml:space="preserve">3.1</w:t>
             </w:r>
           </w:p>
         </w:tc>
@@ -1729,7 +1729,7 @@
                 <w:sz w:val="18"/>
                 <w:szCs w:val="18"/>
               </w:rPr>
-              <w:t xml:space="preserve">Prova 10.10c: ordinamento.</w:t>
+              <w:t xml:space="preserve">Prove 10.11-10.11c: assistente virtuale e documenti ufficiali.</w:t>
             </w:r>
           </w:p>
         </w:tc>
@@ -1799,7 +1799,7 @@
                 <w:sz w:val="18"/>
                 <w:szCs w:val="18"/>
               </w:rPr>
-              <w:t xml:space="preserve">2.9</w:t>
+              <w:t xml:space="preserve">3.0</w:t>
             </w:r>
           </w:p>
         </w:tc>
@@ -1863,7 +1863,7 @@
                 <w:sz w:val="18"/>
                 <w:szCs w:val="18"/>
               </w:rPr>
-              <w:t xml:space="preserve">Prove 8b.3b e 8b.3c: metodo per utenza, buffer e taratura.</w:t>
+              <w:t xml:space="preserve">Prova 10.10c: ordinamento.</w:t>
             </w:r>
           </w:p>
         </w:tc>
@@ -1933,7 +1933,7 @@
                 <w:sz w:val="18"/>
                 <w:szCs w:val="18"/>
               </w:rPr>
-              <w:t xml:space="preserve">2.8</w:t>
+              <w:t xml:space="preserve">2.9</w:t>
             </w:r>
           </w:p>
         </w:tc>
@@ -1999,7 +1999,7 @@
                 <w:sz w:val="18"/>
                 <w:szCs w:val="18"/>
               </w:rPr>
-              <w:t xml:space="preserve">Prova 10.10b: barra a LED della Dashboard.</w:t>
+              <w:t xml:space="preserve">Prove 8b.3b e 8b.3c: metodo per utenza, buffer e taratura.</w:t>
             </w:r>
           </w:p>
         </w:tc>
@@ -2069,7 +2069,7 @@
                 <w:sz w:val="18"/>
                 <w:szCs w:val="18"/>
               </w:rPr>
-              <w:t xml:space="preserve">2.7</w:t>
+              <w:t xml:space="preserve">2.8</w:t>
             </w:r>
           </w:p>
         </w:tc>
@@ -2133,7 +2133,7 @@
                 <w:sz w:val="18"/>
                 <w:szCs w:val="18"/>
               </w:rPr>
-              <w:t xml:space="preserve">Prova 1.3d: eliminazione di un utente mai attivo.</w:t>
+              <w:t xml:space="preserve">Prova 10.10b: barra a LED della Dashboard.</w:t>
             </w:r>
           </w:p>
         </w:tc>
@@ -2203,7 +2203,7 @@
                 <w:sz w:val="18"/>
                 <w:szCs w:val="18"/>
               </w:rPr>
-              <w:t xml:space="preserve">2.6</w:t>
+              <w:t xml:space="preserve">2.7</w:t>
             </w:r>
           </w:p>
         </w:tc>
@@ -2269,7 +2269,7 @@
                 <w:sz w:val="18"/>
                 <w:szCs w:val="18"/>
               </w:rPr>
-              <w:t xml:space="preserve">Prove 1.3 e 1.3c: email con le credenziali.</w:t>
+              <w:t xml:space="preserve">Prova 1.3d: eliminazione di un utente mai attivo.</w:t>
             </w:r>
           </w:p>
         </w:tc>
@@ -2339,7 +2339,7 @@
                 <w:sz w:val="18"/>
                 <w:szCs w:val="18"/>
               </w:rPr>
-              <w:t xml:space="preserve">2.5</w:t>
+              <w:t xml:space="preserve">2.6</w:t>
             </w:r>
           </w:p>
         </w:tc>
@@ -2403,7 +2403,7 @@
                 <w:sz w:val="18"/>
                 <w:szCs w:val="18"/>
               </w:rPr>
-              <w:t xml:space="preserve">Prove 1.3a-1.3a3: nomina di un Amministratore e protezione del principale.</w:t>
+              <w:t xml:space="preserve">Prove 1.3 e 1.3c: email con le credenziali.</w:t>
             </w:r>
           </w:p>
         </w:tc>
@@ -2473,7 +2473,7 @@
                 <w:sz w:val="18"/>
                 <w:szCs w:val="18"/>
               </w:rPr>
-              <w:t xml:space="preserve">2.4</w:t>
+              <w:t xml:space="preserve">2.5</w:t>
             </w:r>
           </w:p>
         </w:tc>
@@ -2539,7 +2539,7 @@
                 <w:sz w:val="18"/>
                 <w:szCs w:val="18"/>
               </w:rPr>
-              <w:t xml:space="preserve">Prove 8b.7c e 8b.7d: costi Caso 1 e Caso 2.</w:t>
+              <w:t xml:space="preserve">Prove 1.3a-1.3a3: nomina di un Amministratore e protezione del principale.</w:t>
             </w:r>
           </w:p>
         </w:tc>
@@ -2609,7 +2609,7 @@
                 <w:sz w:val="18"/>
                 <w:szCs w:val="18"/>
               </w:rPr>
-              <w:t xml:space="preserve">2.3</w:t>
+              <w:t xml:space="preserve">2.4</w:t>
             </w:r>
           </w:p>
         </w:tc>
@@ -2673,7 +2673,7 @@
                 <w:sz w:val="18"/>
                 <w:szCs w:val="18"/>
               </w:rPr>
-              <w:t xml:space="preserve">Prova 8b.7b aggiornata: valore del credito anno per anno.</w:t>
+              <w:t xml:space="preserve">Prove 8b.7c e 8b.7d: costi Caso 1 e Caso 2.</w:t>
             </w:r>
           </w:p>
         </w:tc>
@@ -2743,7 +2743,7 @@
                 <w:sz w:val="18"/>
                 <w:szCs w:val="18"/>
               </w:rPr>
-              <w:t xml:space="preserve">2.2</w:t>
+              <w:t xml:space="preserve">2.3</w:t>
             </w:r>
           </w:p>
         </w:tc>
@@ -2809,7 +2809,7 @@
                 <w:sz w:val="18"/>
                 <w:szCs w:val="18"/>
               </w:rPr>
-              <w:t xml:space="preserve">Prova 8b.7b della simulazione economica (ricavi e costi per il Comune).</w:t>
+              <w:t xml:space="preserve">Prova 8b.7b aggiornata: valore del credito anno per anno.</w:t>
             </w:r>
           </w:p>
         </w:tc>
@@ -2879,7 +2879,7 @@
                 <w:sz w:val="18"/>
                 <w:szCs w:val="18"/>
               </w:rPr>
-              <w:t xml:space="preserve">2.1</w:t>
+              <w:t xml:space="preserve">2.2</w:t>
             </w:r>
           </w:p>
         </w:tc>
@@ -2943,7 +2943,7 @@
                 <w:sz w:val="18"/>
                 <w:szCs w:val="18"/>
               </w:rPr>
-              <w:t xml:space="preserve">Prove 8b.2b e 8b.2c (scenario di riferimento e situazione attuale).</w:t>
+              <w:t xml:space="preserve">Prova 8b.7b della simulazione economica (ricavi e costi per il Comune).</w:t>
             </w:r>
           </w:p>
         </w:tc>
@@ -3013,7 +3013,7 @@
                 <w:sz w:val="18"/>
                 <w:szCs w:val="18"/>
               </w:rPr>
-              <w:t xml:space="preserve">2.0</w:t>
+              <w:t xml:space="preserve">2.1</w:t>
             </w:r>
           </w:p>
         </w:tc>
@@ -3079,7 +3079,7 @@
                 <w:sz w:val="18"/>
                 <w:szCs w:val="18"/>
               </w:rPr>
-              <w:t xml:space="preserve">Prove 8b del simulatore di scenari.</w:t>
+              <w:t xml:space="preserve">Prove 8b.2b e 8b.2c (scenario di riferimento e situazione attuale).</w:t>
             </w:r>
           </w:p>
         </w:tc>
@@ -3149,7 +3149,7 @@
                 <w:sz w:val="18"/>
                 <w:szCs w:val="18"/>
               </w:rPr>
-              <w:t xml:space="preserve">1.9</w:t>
+              <w:t xml:space="preserve">2.0</w:t>
             </w:r>
           </w:p>
         </w:tc>
@@ -3213,7 +3213,7 @@
                 <w:sz w:val="18"/>
                 <w:szCs w:val="18"/>
               </w:rPr>
-              <w:t xml:space="preserve">In sviluppo: simulatore di scenari e assistente virtuale.</w:t>
+              <w:t xml:space="preserve">Prove 8b del simulatore di scenari.</w:t>
             </w:r>
           </w:p>
         </w:tc>
@@ -3283,7 +3283,7 @@
                 <w:sz w:val="18"/>
                 <w:szCs w:val="18"/>
               </w:rPr>
-              <w:t xml:space="preserve">1.8</w:t>
+              <w:t xml:space="preserve">1.9</w:t>
             </w:r>
           </w:p>
         </w:tc>
@@ -3349,7 +3349,7 @@
                 <w:sz w:val="18"/>
                 <w:szCs w:val="18"/>
               </w:rPr>
-              <w:t xml:space="preserve">Tolto il limite noto sull'incarico del soggetto promotore del programma.</w:t>
+              <w:t xml:space="preserve">In sviluppo: simulatore di scenari e assistente virtuale.</w:t>
             </w:r>
           </w:p>
         </w:tc>
@@ -3419,7 +3419,7 @@
                 <w:sz w:val="18"/>
                 <w:szCs w:val="18"/>
               </w:rPr>
-              <w:t xml:space="preserve">1.7</w:t>
+              <w:t xml:space="preserve">1.8</w:t>
             </w:r>
           </w:p>
         </w:tc>
@@ -3451,7 +3451,7 @@
                 <w:sz w:val="18"/>
                 <w:szCs w:val="18"/>
               </w:rPr>
-              <w:t xml:space="preserve">18/10/2026</w:t>
+              <w:t xml:space="preserve">19/10/2026</w:t>
             </w:r>
           </w:p>
         </w:tc>
@@ -3483,7 +3483,7 @@
                 <w:sz w:val="18"/>
                 <w:szCs w:val="18"/>
               </w:rPr>
-              <w:t xml:space="preserve">Percorso di prova esteso alle funzioni dell'allineamento ai documenti CWP: territorio ISTAT, stati del Programma, Rapporto a 7 fasi, tariffe e sospensione, accuratezza, ritiro, account unico, crediti emessi, reclami, pagina pubblica, qualità dei dati.</w:t>
+              <w:t xml:space="preserve">Tolto il limite noto sull'incarico del soggetto promotore del programma.</w:t>
             </w:r>
           </w:p>
         </w:tc>
@@ -3553,7 +3553,7 @@
                 <w:sz w:val="18"/>
                 <w:szCs w:val="18"/>
               </w:rPr>
-              <w:t xml:space="preserve">1.6</w:t>
+              <w:t xml:space="preserve">1.7</w:t>
             </w:r>
           </w:p>
         </w:tc>
@@ -3619,7 +3619,7 @@
                 <w:sz w:val="18"/>
                 <w:szCs w:val="18"/>
               </w:rPr>
-              <w:t xml:space="preserve">Glossario: descrizione corretta del buffer (al massimo 80%).</w:t>
+              <w:t xml:space="preserve">Percorso di prova esteso alle funzioni dell'allineamento ai documenti CWP: territorio ISTAT, stati del Programma, Rapporto a 7 fasi, tariffe e sospensione, accuratezza, ritiro, account unico, crediti emessi, reclami, pagina pubblica, qualità dei dati.</w:t>
             </w:r>
           </w:p>
         </w:tc>
@@ -3689,7 +3689,7 @@
                 <w:sz w:val="18"/>
                 <w:szCs w:val="18"/>
               </w:rPr>
-              <w:t xml:space="preserve">1.5</w:t>
+              <w:t xml:space="preserve">1.6</w:t>
             </w:r>
           </w:p>
         </w:tc>
@@ -3753,7 +3753,7 @@
                 <w:sz w:val="18"/>
                 <w:szCs w:val="18"/>
               </w:rPr>
-              <w:t xml:space="preserve">Nuove prove 1.2b, 1.8, 3.7, 4.1b, 6.4, 6.5; prove 1.6, 1.7, 3.2, 4.1, 4.6, 5.4 e 6.3 aggiornate (anagrafiche, documenti richiesti, consultazione, Rapporti a 4 fasi, conservazione, fascicolo).</w:t>
+              <w:t xml:space="preserve">Glossario: descrizione corretta del buffer (al massimo 80%).</w:t>
             </w:r>
           </w:p>
         </w:tc>
@@ -3823,7 +3823,7 @@
                 <w:sz w:val="18"/>
                 <w:szCs w:val="18"/>
               </w:rPr>
-              <w:t xml:space="preserve">1.4</w:t>
+              <w:t xml:space="preserve">1.5</w:t>
             </w:r>
           </w:p>
         </w:tc>
@@ -3889,7 +3889,7 @@
                 <w:sz w:val="18"/>
                 <w:szCs w:val="18"/>
               </w:rPr>
-              <w:t xml:space="preserve">Nuova prova 7.12 (risultato azzerato dopo una modifica dei dati); prove successive del blocco 7 rinumerate; prova 8.4 estesa.</w:t>
+              <w:t xml:space="preserve">Nuove prove 1.2b, 1.8, 3.7, 4.1b, 6.4, 6.5; prove 1.6, 1.7, 3.2, 4.1, 4.6, 5.4 e 6.3 aggiornate (anagrafiche, documenti richiesti, consultazione, Rapporti a 4 fasi, conservazione, fascicolo).</w:t>
             </w:r>
           </w:p>
         </w:tc>
@@ -3959,7 +3959,7 @@
                 <w:sz w:val="18"/>
                 <w:szCs w:val="18"/>
               </w:rPr>
-              <w:t xml:space="preserve">1.3</w:t>
+              <w:t xml:space="preserve">1.4</w:t>
             </w:r>
           </w:p>
         </w:tc>
@@ -4023,7 +4023,7 @@
                 <w:sz w:val="18"/>
                 <w:szCs w:val="18"/>
               </w:rPr>
-              <w:t xml:space="preserve">Prove del rapporto PDF, del numero di registro e del registro dei crediti con le nuove versioni.</w:t>
+              <w:t xml:space="preserve">Nuova prova 7.12 (risultato azzerato dopo una modifica dei dati); prove successive del blocco 7 rinumerate; prova 8.4 estesa.</w:t>
             </w:r>
           </w:p>
         </w:tc>
@@ -4093,7 +4093,7 @@
                 <w:sz w:val="18"/>
                 <w:szCs w:val="18"/>
               </w:rPr>
-              <w:t xml:space="preserve">1.2</w:t>
+              <w:t xml:space="preserve">1.3</w:t>
             </w:r>
           </w:p>
         </w:tc>
@@ -4159,7 +4159,7 @@
                 <w:sz w:val="18"/>
                 <w:szCs w:val="18"/>
               </w:rPr>
-              <w:t xml:space="preserve">Calcolo crediti: prove di import del tracciato con i file di esempio (compilato, letture, dati personali) e dei controlli di coerenza.</w:t>
+              <w:t xml:space="preserve">Prove del rapporto PDF, del numero di registro e del registro dei crediti con le nuove versioni.</w:t>
             </w:r>
           </w:p>
         </w:tc>
@@ -4229,7 +4229,7 @@
                 <w:sz w:val="18"/>
                 <w:szCs w:val="18"/>
               </w:rPr>
-              <w:t xml:space="preserve">1.1</w:t>
+              <w:t xml:space="preserve">1.2</w:t>
             </w:r>
           </w:p>
         </w:tc>
@@ -4293,7 +4293,7 @@
                 <w:sz w:val="18"/>
                 <w:szCs w:val="18"/>
               </w:rPr>
-              <w:t xml:space="preserve">Prove per Enti di Validazione, modelli, note di fase, messaggi, pagamenti visibili al Comune, pratica sospesa, consultazione pubblica con conferma dell'email, limiti di invio ed errata corrige.</w:t>
+              <w:t xml:space="preserve">Calcolo crediti: prove di import del tracciato con i file di esempio (compilato, letture, dati personali) e dei controlli di coerenza.</w:t>
             </w:r>
           </w:p>
         </w:tc>
@@ -4363,6 +4363,142 @@
                 <w:sz w:val="18"/>
                 <w:szCs w:val="18"/>
               </w:rPr>
+              <w:t xml:space="preserve">1.1</w:t>
+            </w:r>
+          </w:p>
+        </w:tc>
+        <w:tc>
+          <w:tcPr>
+            <w:tcW w:type="dxa" w:w="1300"/>
+            <w:tcBorders>
+              <w:top w:val="single" w:color="D9D4C5" w:sz="4"/>
+              <w:left w:val="single" w:color="D9D4C5" w:sz="4"/>
+              <w:bottom w:val="single" w:color="D9D4C5" w:sz="4"/>
+              <w:right w:val="single" w:color="D9D4C5" w:sz="4"/>
+            </w:tcBorders>
+            <w:shd w:fill="F6F4EE" w:color="auto" w:val="clear"/>
+            <w:tcMar>
+              <w:top w:type="dxa" w:w="70"/>
+              <w:left w:type="dxa" w:w="110"/>
+              <w:bottom w:type="dxa" w:w="70"/>
+              <w:right w:type="dxa" w:w="110"/>
+            </w:tcMar>
+            <w:vAlign w:val="center"/>
+          </w:tcPr>
+          <w:p>
+            <w:pPr>
+              <w:spacing w:after="0" w:before="0"/>
+            </w:pPr>
+            <w:r>
+              <w:rPr>
+                <w:rFonts w:ascii="Arial" w:cs="Arial" w:eastAsia="Arial" w:hAnsi="Arial"/>
+                <w:color w:val="1B2118"/>
+                <w:sz w:val="18"/>
+                <w:szCs w:val="18"/>
+              </w:rPr>
+              <w:t xml:space="preserve">18/10/2026</w:t>
+            </w:r>
+          </w:p>
+        </w:tc>
+        <w:tc>
+          <w:tcPr>
+            <w:tcW w:type="dxa" w:w="5538"/>
+            <w:tcBorders>
+              <w:top w:val="single" w:color="D9D4C5" w:sz="4"/>
+              <w:left w:val="single" w:color="D9D4C5" w:sz="4"/>
+              <w:bottom w:val="single" w:color="D9D4C5" w:sz="4"/>
+              <w:right w:val="single" w:color="D9D4C5" w:sz="4"/>
+            </w:tcBorders>
+            <w:shd w:fill="F6F4EE" w:color="auto" w:val="clear"/>
+            <w:tcMar>
+              <w:top w:type="dxa" w:w="70"/>
+              <w:left w:type="dxa" w:w="110"/>
+              <w:bottom w:type="dxa" w:w="70"/>
+              <w:right w:type="dxa" w:w="110"/>
+            </w:tcMar>
+            <w:vAlign w:val="center"/>
+          </w:tcPr>
+          <w:p>
+            <w:pPr>
+              <w:spacing w:after="0" w:before="0"/>
+            </w:pPr>
+            <w:r>
+              <w:rPr>
+                <w:rFonts w:ascii="Arial" w:cs="Arial" w:eastAsia="Arial" w:hAnsi="Arial"/>
+                <w:color w:val="1B2118"/>
+                <w:sz w:val="18"/>
+                <w:szCs w:val="18"/>
+              </w:rPr>
+              <w:t xml:space="preserve">Prove per Enti di Validazione, modelli, note di fase, messaggi, pagamenti visibili al Comune, pratica sospesa, consultazione pubblica con conferma dell'email, limiti di invio ed errata corrige.</w:t>
+            </w:r>
+          </w:p>
+        </w:tc>
+        <w:tc>
+          <w:tcPr>
+            <w:tcW w:type="dxa" w:w="2000"/>
+            <w:tcBorders>
+              <w:top w:val="single" w:color="D9D4C5" w:sz="4"/>
+              <w:left w:val="single" w:color="D9D4C5" w:sz="4"/>
+              <w:bottom w:val="single" w:color="D9D4C5" w:sz="4"/>
+              <w:right w:val="single" w:color="D9D4C5" w:sz="4"/>
+            </w:tcBorders>
+            <w:shd w:fill="F6F4EE" w:color="auto" w:val="clear"/>
+            <w:tcMar>
+              <w:top w:type="dxa" w:w="70"/>
+              <w:left w:type="dxa" w:w="110"/>
+              <w:bottom w:type="dxa" w:w="70"/>
+              <w:right w:type="dxa" w:w="110"/>
+            </w:tcMar>
+            <w:vAlign w:val="center"/>
+          </w:tcPr>
+          <w:p>
+            <w:pPr>
+              <w:spacing w:after="0" w:before="0"/>
+            </w:pPr>
+            <w:r>
+              <w:rPr>
+                <w:rFonts w:ascii="Arial" w:cs="Arial" w:eastAsia="Arial" w:hAnsi="Arial"/>
+                <w:color w:val="1B2118"/>
+                <w:sz w:val="18"/>
+                <w:szCs w:val="18"/>
+              </w:rPr>
+              <w:t xml:space="preserve">Fondazione Operate</w:t>
+            </w:r>
+          </w:p>
+        </w:tc>
+      </w:tr>
+      <w:tr>
+        <w:trPr>
+          <w:cantSplit/>
+        </w:trPr>
+        <w:tc>
+          <w:tcPr>
+            <w:tcW w:type="dxa" w:w="800"/>
+            <w:tcBorders>
+              <w:top w:val="single" w:color="D9D4C5" w:sz="4"/>
+              <w:left w:val="single" w:color="D9D4C5" w:sz="4"/>
+              <w:bottom w:val="single" w:color="D9D4C5" w:sz="4"/>
+              <w:right w:val="single" w:color="D9D4C5" w:sz="4"/>
+            </w:tcBorders>
+            <w:tcMar>
+              <w:top w:type="dxa" w:w="70"/>
+              <w:left w:type="dxa" w:w="110"/>
+              <w:bottom w:type="dxa" w:w="70"/>
+              <w:right w:type="dxa" w:w="110"/>
+            </w:tcMar>
+            <w:vAlign w:val="center"/>
+          </w:tcPr>
+          <w:p>
+            <w:pPr>
+              <w:spacing w:after="0" w:before="0"/>
+            </w:pPr>
+            <w:r>
+              <w:rPr>
+                <w:rFonts w:ascii="Arial" w:cs="Arial" w:eastAsia="Arial" w:hAnsi="Arial"/>
+                <w:color w:val="1B2118"/>
+                <w:sz w:val="18"/>
+                <w:szCs w:val="18"/>
+              </w:rPr>
               <w:t xml:space="preserve">1.0</w:t>
             </w:r>
           </w:p>
@@ -4376,7 +4512,6 @@
               <w:bottom w:val="single" w:color="D9D4C5" w:sz="4"/>
               <w:right w:val="single" w:color="D9D4C5" w:sz="4"/>
             </w:tcBorders>
-            <w:shd w:fill="F6F4EE" w:color="auto" w:val="clear"/>
             <w:tcMar>
               <w:top w:type="dxa" w:w="70"/>
               <w:left w:type="dxa" w:w="110"/>
@@ -4409,7 +4544,6 @@
               <w:bottom w:val="single" w:color="D9D4C5" w:sz="4"/>
               <w:right w:val="single" w:color="D9D4C5" w:sz="4"/>
             </w:tcBorders>
-            <w:shd w:fill="F6F4EE" w:color="auto" w:val="clear"/>
             <w:tcMar>
               <w:top w:type="dxa" w:w="70"/>
               <w:left w:type="dxa" w:w="110"/>
@@ -4442,7 +4576,6 @@
               <w:bottom w:val="single" w:color="D9D4C5" w:sz="4"/>
               <w:right w:val="single" w:color="D9D4C5" w:sz="4"/>
             </w:tcBorders>
-            <w:shd w:fill="F6F4EE" w:color="auto" w:val="clear"/>
             <w:tcMar>
               <w:top w:type="dxa" w:w="70"/>
               <w:left w:type="dxa" w:w="110"/>
@@ -4484,7 +4617,7 @@
           <w:sz w:val="20"/>
           <w:szCs w:val="20"/>
         </w:rPr>
-        <w:t xml:space="preserve">Guida alla revisione 3.7 del 20/10/2026, allineata al portale e agli altri manuali. È aggiornata a ogni rilascio; la versione corrente si scarica dall'area Documentazione del portale (solo Amministratori).</w:t>
+        <w:t xml:space="preserve">Guida alla revisione 3.8 del 20/10/2026, allineata al portale e agli altri manuali. È aggiornata a ogni rilascio; la versione corrente si scarica dall'area Documentazione del portale (solo Amministratori).</w:t>
       </w:r>
     </w:p>
     <w:p>
@@ -4858,7 +4991,7 @@
         </w:rPr>
         <w:t xml:space="preserve">Il portale: </w:t>
       </w:r>
-      <w:hyperlink w:history="1" r:id="rIdt9-kp4rwxq_pygddcohmd">
+      <w:hyperlink w:history="1" r:id="rIdcllvnlpdxyzwqyvw1ihdp">
         <w:r>
           <w:rPr>
             <w:rFonts w:ascii="Arial" w:cs="Arial" w:eastAsia="Arial" w:hAnsi="Arial"/>
@@ -26742,6 +26875,416 @@
                 <w:szCs w:val="18"/>
               </w:rPr>
               <w:t xml:space="preserve">Messaggio in italiano «L'assistente non è disponibile in questo momento…»; come Amministratore anche la causa tra parentesi</w:t>
+            </w:r>
+          </w:p>
+        </w:tc>
+      </w:tr>
+      <w:tr>
+        <w:trPr>
+          <w:cantSplit/>
+        </w:trPr>
+        <w:tc>
+          <w:tcPr>
+            <w:tcW w:type="dxa" w:w="1010"/>
+            <w:tcBorders>
+              <w:top w:val="single" w:color="D9D4C5" w:sz="4"/>
+              <w:left w:val="single" w:color="D9D4C5" w:sz="4"/>
+              <w:bottom w:val="single" w:color="D9D4C5" w:sz="4"/>
+              <w:right w:val="single" w:color="D9D4C5" w:sz="4"/>
+            </w:tcBorders>
+            <w:tcMar>
+              <w:top w:type="dxa" w:w="70"/>
+              <w:left w:type="dxa" w:w="110"/>
+              <w:bottom w:type="dxa" w:w="70"/>
+              <w:right w:type="dxa" w:w="110"/>
+            </w:tcMar>
+            <w:vAlign w:val="center"/>
+          </w:tcPr>
+          <w:p>
+            <w:pPr>
+              <w:spacing w:after="0" w:before="0"/>
+            </w:pPr>
+            <w:r>
+              <w:rPr>
+                <w:rFonts w:ascii="Arial" w:cs="Arial" w:eastAsia="Arial" w:hAnsi="Arial"/>
+                <w:color w:val="1B2118"/>
+                <w:sz w:val="18"/>
+                <w:szCs w:val="18"/>
+              </w:rPr>
+              <w:t xml:space="preserve">10.14</w:t>
+            </w:r>
+          </w:p>
+        </w:tc>
+        <w:tc>
+          <w:tcPr>
+            <w:tcW w:type="dxa" w:w="4314"/>
+            <w:tcBorders>
+              <w:top w:val="single" w:color="D9D4C5" w:sz="4"/>
+              <w:left w:val="single" w:color="D9D4C5" w:sz="4"/>
+              <w:bottom w:val="single" w:color="D9D4C5" w:sz="4"/>
+              <w:right w:val="single" w:color="D9D4C5" w:sz="4"/>
+            </w:tcBorders>
+            <w:tcMar>
+              <w:top w:type="dxa" w:w="70"/>
+              <w:left w:type="dxa" w:w="110"/>
+              <w:bottom w:type="dxa" w:w="70"/>
+              <w:right w:type="dxa" w:w="110"/>
+            </w:tcMar>
+            <w:vAlign w:val="center"/>
+          </w:tcPr>
+          <w:p>
+            <w:pPr>
+              <w:spacing w:after="0" w:before="0"/>
+            </w:pPr>
+            <w:r>
+              <w:rPr>
+                <w:rFonts w:ascii="Arial" w:cs="Arial" w:eastAsia="Arial" w:hAnsi="Arial"/>
+                <w:color w:val="1B2118"/>
+                <w:sz w:val="18"/>
+                <w:szCs w:val="18"/>
+              </w:rPr>
+              <w:t xml:space="preserve">[A] Lasciate il portale aperto senza toccarlo per 28 minuti</w:t>
+            </w:r>
+          </w:p>
+        </w:tc>
+        <w:tc>
+          <w:tcPr>
+            <w:tcW w:type="dxa" w:w="4314"/>
+            <w:tcBorders>
+              <w:top w:val="single" w:color="D9D4C5" w:sz="4"/>
+              <w:left w:val="single" w:color="D9D4C5" w:sz="4"/>
+              <w:bottom w:val="single" w:color="D9D4C5" w:sz="4"/>
+              <w:right w:val="single" w:color="D9D4C5" w:sz="4"/>
+            </w:tcBorders>
+            <w:tcMar>
+              <w:top w:type="dxa" w:w="70"/>
+              <w:left w:type="dxa" w:w="110"/>
+              <w:bottom w:type="dxa" w:w="70"/>
+              <w:right w:type="dxa" w:w="110"/>
+            </w:tcMar>
+            <w:vAlign w:val="center"/>
+          </w:tcPr>
+          <w:p>
+            <w:pPr>
+              <w:spacing w:after="0" w:before="0"/>
+            </w:pPr>
+            <w:r>
+              <w:rPr>
+                <w:rFonts w:ascii="Arial" w:cs="Arial" w:eastAsia="Arial" w:hAnsi="Arial"/>
+                <w:color w:val="1B2118"/>
+                <w:sz w:val="18"/>
+                <w:szCs w:val="18"/>
+              </w:rPr>
+              <w:t xml:space="preserve">Compare «Sei ancora lì?» con il conto alla rovescia; Resto collegato lo chiude; senza risposta dopo 2 minuti si esce e la pagina di accesso dice «la sessione è stata chiusa dopo un periodo senza attività»</w:t>
+            </w:r>
+          </w:p>
+        </w:tc>
+      </w:tr>
+      <w:tr>
+        <w:trPr>
+          <w:cantSplit/>
+        </w:trPr>
+        <w:tc>
+          <w:tcPr>
+            <w:tcW w:type="dxa" w:w="1010"/>
+            <w:tcBorders>
+              <w:top w:val="single" w:color="D9D4C5" w:sz="4"/>
+              <w:left w:val="single" w:color="D9D4C5" w:sz="4"/>
+              <w:bottom w:val="single" w:color="D9D4C5" w:sz="4"/>
+              <w:right w:val="single" w:color="D9D4C5" w:sz="4"/>
+            </w:tcBorders>
+            <w:shd w:fill="F6F4EE" w:color="auto" w:val="clear"/>
+            <w:tcMar>
+              <w:top w:type="dxa" w:w="70"/>
+              <w:left w:type="dxa" w:w="110"/>
+              <w:bottom w:type="dxa" w:w="70"/>
+              <w:right w:type="dxa" w:w="110"/>
+            </w:tcMar>
+            <w:vAlign w:val="center"/>
+          </w:tcPr>
+          <w:p>
+            <w:pPr>
+              <w:spacing w:after="0" w:before="0"/>
+            </w:pPr>
+            <w:r>
+              <w:rPr>
+                <w:rFonts w:ascii="Arial" w:cs="Arial" w:eastAsia="Arial" w:hAnsi="Arial"/>
+                <w:color w:val="1B2118"/>
+                <w:sz w:val="18"/>
+                <w:szCs w:val="18"/>
+              </w:rPr>
+              <w:t xml:space="preserve">10.14b</w:t>
+            </w:r>
+          </w:p>
+        </w:tc>
+        <w:tc>
+          <w:tcPr>
+            <w:tcW w:type="dxa" w:w="4314"/>
+            <w:tcBorders>
+              <w:top w:val="single" w:color="D9D4C5" w:sz="4"/>
+              <w:left w:val="single" w:color="D9D4C5" w:sz="4"/>
+              <w:bottom w:val="single" w:color="D9D4C5" w:sz="4"/>
+              <w:right w:val="single" w:color="D9D4C5" w:sz="4"/>
+            </w:tcBorders>
+            <w:shd w:fill="F6F4EE" w:color="auto" w:val="clear"/>
+            <w:tcMar>
+              <w:top w:type="dxa" w:w="70"/>
+              <w:left w:type="dxa" w:w="110"/>
+              <w:bottom w:type="dxa" w:w="70"/>
+              <w:right w:type="dxa" w:w="110"/>
+            </w:tcMar>
+            <w:vAlign w:val="center"/>
+          </w:tcPr>
+          <w:p>
+            <w:pPr>
+              <w:spacing w:after="0" w:before="0"/>
+            </w:pPr>
+            <w:r>
+              <w:rPr>
+                <w:rFonts w:ascii="Arial" w:cs="Arial" w:eastAsia="Arial" w:hAnsi="Arial"/>
+                <w:color w:val="1B2118"/>
+                <w:sz w:val="18"/>
+                <w:szCs w:val="18"/>
+              </w:rPr>
+              <w:t xml:space="preserve">Sbagliate per 5 volte la password di un utente di prova in pochi minuti</w:t>
+            </w:r>
+          </w:p>
+        </w:tc>
+        <w:tc>
+          <w:tcPr>
+            <w:tcW w:type="dxa" w:w="4314"/>
+            <w:tcBorders>
+              <w:top w:val="single" w:color="D9D4C5" w:sz="4"/>
+              <w:left w:val="single" w:color="D9D4C5" w:sz="4"/>
+              <w:bottom w:val="single" w:color="D9D4C5" w:sz="4"/>
+              <w:right w:val="single" w:color="D9D4C5" w:sz="4"/>
+            </w:tcBorders>
+            <w:shd w:fill="F6F4EE" w:color="auto" w:val="clear"/>
+            <w:tcMar>
+              <w:top w:type="dxa" w:w="70"/>
+              <w:left w:type="dxa" w:w="110"/>
+              <w:bottom w:type="dxa" w:w="70"/>
+              <w:right w:type="dxa" w:w="110"/>
+            </w:tcMar>
+            <w:vAlign w:val="center"/>
+          </w:tcPr>
+          <w:p>
+            <w:pPr>
+              <w:spacing w:after="0" w:before="0"/>
+            </w:pPr>
+            <w:r>
+              <w:rPr>
+                <w:rFonts w:ascii="Arial" w:cs="Arial" w:eastAsia="Arial" w:hAnsi="Arial"/>
+                <w:color w:val="1B2118"/>
+                <w:sz w:val="18"/>
+                <w:szCs w:val="18"/>
+              </w:rPr>
+              <w:t xml:space="preserve">All'Amministratore principale arriva la notifica «Accessi non riusciti ripetuti» (campanella ed email)</w:t>
+            </w:r>
+          </w:p>
+        </w:tc>
+      </w:tr>
+      <w:tr>
+        <w:trPr>
+          <w:cantSplit/>
+        </w:trPr>
+        <w:tc>
+          <w:tcPr>
+            <w:tcW w:type="dxa" w:w="1010"/>
+            <w:tcBorders>
+              <w:top w:val="single" w:color="D9D4C5" w:sz="4"/>
+              <w:left w:val="single" w:color="D9D4C5" w:sz="4"/>
+              <w:bottom w:val="single" w:color="D9D4C5" w:sz="4"/>
+              <w:right w:val="single" w:color="D9D4C5" w:sz="4"/>
+            </w:tcBorders>
+            <w:tcMar>
+              <w:top w:type="dxa" w:w="70"/>
+              <w:left w:type="dxa" w:w="110"/>
+              <w:bottom w:type="dxa" w:w="70"/>
+              <w:right w:type="dxa" w:w="110"/>
+            </w:tcMar>
+            <w:vAlign w:val="center"/>
+          </w:tcPr>
+          <w:p>
+            <w:pPr>
+              <w:spacing w:after="0" w:before="0"/>
+            </w:pPr>
+            <w:r>
+              <w:rPr>
+                <w:rFonts w:ascii="Arial" w:cs="Arial" w:eastAsia="Arial" w:hAnsi="Arial"/>
+                <w:color w:val="1B2118"/>
+                <w:sz w:val="18"/>
+                <w:szCs w:val="18"/>
+              </w:rPr>
+              <w:t xml:space="preserve">10.14c</w:t>
+            </w:r>
+          </w:p>
+        </w:tc>
+        <w:tc>
+          <w:tcPr>
+            <w:tcW w:type="dxa" w:w="4314"/>
+            <w:tcBorders>
+              <w:top w:val="single" w:color="D9D4C5" w:sz="4"/>
+              <w:left w:val="single" w:color="D9D4C5" w:sz="4"/>
+              <w:bottom w:val="single" w:color="D9D4C5" w:sz="4"/>
+              <w:right w:val="single" w:color="D9D4C5" w:sz="4"/>
+            </w:tcBorders>
+            <w:tcMar>
+              <w:top w:type="dxa" w:w="70"/>
+              <w:left w:type="dxa" w:w="110"/>
+              <w:bottom w:type="dxa" w:w="70"/>
+              <w:right w:type="dxa" w:w="110"/>
+            </w:tcMar>
+            <w:vAlign w:val="center"/>
+          </w:tcPr>
+          <w:p>
+            <w:pPr>
+              <w:spacing w:after="0" w:before="0"/>
+            </w:pPr>
+            <w:r>
+              <w:rPr>
+                <w:rFonts w:ascii="Arial" w:cs="Arial" w:eastAsia="Arial" w:hAnsi="Arial"/>
+                <w:color w:val="1B2118"/>
+                <w:sz w:val="18"/>
+                <w:szCs w:val="18"/>
+              </w:rPr>
+              <w:t xml:space="preserve">[A] Nominate Amministratore un utente di prova (da un Amministratore diverso dal principale)</w:t>
+            </w:r>
+          </w:p>
+        </w:tc>
+        <w:tc>
+          <w:tcPr>
+            <w:tcW w:type="dxa" w:w="4314"/>
+            <w:tcBorders>
+              <w:top w:val="single" w:color="D9D4C5" w:sz="4"/>
+              <w:left w:val="single" w:color="D9D4C5" w:sz="4"/>
+              <w:bottom w:val="single" w:color="D9D4C5" w:sz="4"/>
+              <w:right w:val="single" w:color="D9D4C5" w:sz="4"/>
+            </w:tcBorders>
+            <w:tcMar>
+              <w:top w:type="dxa" w:w="70"/>
+              <w:left w:type="dxa" w:w="110"/>
+              <w:bottom w:type="dxa" w:w="70"/>
+              <w:right w:type="dxa" w:w="110"/>
+            </w:tcMar>
+            <w:vAlign w:val="center"/>
+          </w:tcPr>
+          <w:p>
+            <w:pPr>
+              <w:spacing w:after="0" w:before="0"/>
+            </w:pPr>
+            <w:r>
+              <w:rPr>
+                <w:rFonts w:ascii="Arial" w:cs="Arial" w:eastAsia="Arial" w:hAnsi="Arial"/>
+                <w:color w:val="1B2118"/>
+                <w:sz w:val="18"/>
+                <w:szCs w:val="18"/>
+              </w:rPr>
+              <w:t xml:space="preserve">Al principale arriva la notifica «Nuovo Amministratore»</w:t>
+            </w:r>
+          </w:p>
+        </w:tc>
+      </w:tr>
+      <w:tr>
+        <w:trPr>
+          <w:cantSplit/>
+        </w:trPr>
+        <w:tc>
+          <w:tcPr>
+            <w:tcW w:type="dxa" w:w="1010"/>
+            <w:tcBorders>
+              <w:top w:val="single" w:color="D9D4C5" w:sz="4"/>
+              <w:left w:val="single" w:color="D9D4C5" w:sz="4"/>
+              <w:bottom w:val="single" w:color="D9D4C5" w:sz="4"/>
+              <w:right w:val="single" w:color="D9D4C5" w:sz="4"/>
+            </w:tcBorders>
+            <w:shd w:fill="F6F4EE" w:color="auto" w:val="clear"/>
+            <w:tcMar>
+              <w:top w:type="dxa" w:w="70"/>
+              <w:left w:type="dxa" w:w="110"/>
+              <w:bottom w:type="dxa" w:w="70"/>
+              <w:right w:type="dxa" w:w="110"/>
+            </w:tcMar>
+            <w:vAlign w:val="center"/>
+          </w:tcPr>
+          <w:p>
+            <w:pPr>
+              <w:spacing w:after="0" w:before="0"/>
+            </w:pPr>
+            <w:r>
+              <w:rPr>
+                <w:rFonts w:ascii="Arial" w:cs="Arial" w:eastAsia="Arial" w:hAnsi="Arial"/>
+                <w:color w:val="1B2118"/>
+                <w:sz w:val="18"/>
+                <w:szCs w:val="18"/>
+              </w:rPr>
+              <w:t xml:space="preserve">10.14d</w:t>
+            </w:r>
+          </w:p>
+        </w:tc>
+        <w:tc>
+          <w:tcPr>
+            <w:tcW w:type="dxa" w:w="4314"/>
+            <w:tcBorders>
+              <w:top w:val="single" w:color="D9D4C5" w:sz="4"/>
+              <w:left w:val="single" w:color="D9D4C5" w:sz="4"/>
+              <w:bottom w:val="single" w:color="D9D4C5" w:sz="4"/>
+              <w:right w:val="single" w:color="D9D4C5" w:sz="4"/>
+            </w:tcBorders>
+            <w:shd w:fill="F6F4EE" w:color="auto" w:val="clear"/>
+            <w:tcMar>
+              <w:top w:type="dxa" w:w="70"/>
+              <w:left w:type="dxa" w:w="110"/>
+              <w:bottom w:type="dxa" w:w="70"/>
+              <w:right w:type="dxa" w:w="110"/>
+            </w:tcMar>
+            <w:vAlign w:val="center"/>
+          </w:tcPr>
+          <w:p>
+            <w:pPr>
+              <w:spacing w:after="0" w:before="0"/>
+            </w:pPr>
+            <w:r>
+              <w:rPr>
+                <w:rFonts w:ascii="Arial" w:cs="Arial" w:eastAsia="Arial" w:hAnsi="Arial"/>
+                <w:color w:val="1B2118"/>
+                <w:sz w:val="18"/>
+                <w:szCs w:val="18"/>
+              </w:rPr>
+              <w:t xml:space="preserve">Aprite securityheaders.com e analizzate portale-cwp.vercel.app</w:t>
+            </w:r>
+          </w:p>
+        </w:tc>
+        <w:tc>
+          <w:tcPr>
+            <w:tcW w:type="dxa" w:w="4314"/>
+            <w:tcBorders>
+              <w:top w:val="single" w:color="D9D4C5" w:sz="4"/>
+              <w:left w:val="single" w:color="D9D4C5" w:sz="4"/>
+              <w:bottom w:val="single" w:color="D9D4C5" w:sz="4"/>
+              <w:right w:val="single" w:color="D9D4C5" w:sz="4"/>
+            </w:tcBorders>
+            <w:shd w:fill="F6F4EE" w:color="auto" w:val="clear"/>
+            <w:tcMar>
+              <w:top w:type="dxa" w:w="70"/>
+              <w:left w:type="dxa" w:w="110"/>
+              <w:bottom w:type="dxa" w:w="70"/>
+              <w:right w:type="dxa" w:w="110"/>
+            </w:tcMar>
+            <w:vAlign w:val="center"/>
+          </w:tcPr>
+          <w:p>
+            <w:pPr>
+              <w:spacing w:after="0" w:before="0"/>
+            </w:pPr>
+            <w:r>
+              <w:rPr>
+                <w:rFonts w:ascii="Arial" w:cs="Arial" w:eastAsia="Arial" w:hAnsi="Arial"/>
+                <w:color w:val="1B2118"/>
+                <w:sz w:val="18"/>
+                <w:szCs w:val="18"/>
+              </w:rPr>
+              <w:t xml:space="preserve">Presenti Content-Security-Policy, Strict-Transport-Security, X-Frame-Options, X-Content-Type-Options, Referrer-Policy, Permissions-Policy</w:t>
             </w:r>
           </w:p>
         </w:tc>
@@ -27453,7 +27996,7 @@
         <w:szCs w:val="16"/>
       </w:rPr>
       <w:tab/>
-      <w:t xml:space="preserve">Manuale Test · Rev. 3.7 · 20/10/2026</w:t>
+      <w:t xml:space="preserve">Manuale Test · Rev. 3.8 · 20/10/2026</w:t>
     </w:r>
   </w:p>
 </w:hdr>
@@ -27518,7 +28061,7 @@
         <w:szCs w:val="16"/>
       </w:rPr>
       <w:tab/>
-      <w:t xml:space="preserve">Manuale Test · Rev. 3.7 · 20/10/2026</w:t>
+      <w:t xml:space="preserve">Manuale Test · Rev. 3.8 · 20/10/2026</w:t>
     </w:r>
   </w:p>
 </w:hdr>

--- a/public/documentazione/Manuale_Test_Portale_CWP.docx
+++ b/public/documentazione/Manuale_Test_Portale_CWP.docx
@@ -302,7 +302,7 @@
                 <w:sz w:val="20"/>
                 <w:szCs w:val="20"/>
               </w:rPr>
-              <w:t xml:space="preserve">Rev. 3.8</w:t>
+              <w:t xml:space="preserve">Rev. 3.9</w:t>
             </w:r>
           </w:p>
         </w:tc>
@@ -719,7 +719,7 @@
                 <w:sz w:val="18"/>
                 <w:szCs w:val="18"/>
               </w:rPr>
-              <w:t xml:space="preserve">3.8</w:t>
+              <w:t xml:space="preserve">3.9</w:t>
             </w:r>
           </w:p>
         </w:tc>
@@ -783,7 +783,7 @@
                 <w:sz w:val="18"/>
                 <w:szCs w:val="18"/>
               </w:rPr>
-              <w:t xml:space="preserve">Prove 10.14-10.14d (sicurezza).</w:t>
+              <w:t xml:space="preserve">Prove del collaudo V01: 7.17-7.22 (negativi, date inesistenti, buffer, conferma senza Banca Dati, percentuali nel CSV, formule nei CSV) e 8b.5-8b.5e, 8b.9b (simulatore e audit degli scenari).</w:t>
             </w:r>
           </w:p>
         </w:tc>
@@ -853,7 +853,7 @@
                 <w:sz w:val="18"/>
                 <w:szCs w:val="18"/>
               </w:rPr>
-              <w:t xml:space="preserve">3.7</w:t>
+              <w:t xml:space="preserve">3.8</w:t>
             </w:r>
           </w:p>
         </w:tc>
@@ -919,7 +919,7 @@
                 <w:sz w:val="18"/>
                 <w:szCs w:val="18"/>
               </w:rPr>
-              <w:t xml:space="preserve">Prove 10.6b (menu Amministratori) e 10.7 (menu enti).</w:t>
+              <w:t xml:space="preserve">Prove 10.14-10.14d (sicurezza).</w:t>
             </w:r>
           </w:p>
         </w:tc>
@@ -989,7 +989,7 @@
                 <w:sz w:val="18"/>
                 <w:szCs w:val="18"/>
               </w:rPr>
-              <w:t xml:space="preserve">3.6</w:t>
+              <w:t xml:space="preserve">3.7</w:t>
             </w:r>
           </w:p>
         </w:tc>
@@ -1053,7 +1053,7 @@
                 <w:sz w:val="18"/>
                 <w:szCs w:val="18"/>
               </w:rPr>
-              <w:t xml:space="preserve">Sezione «Audit User». Voce «Marketplaces» in arrivo.</w:t>
+              <w:t xml:space="preserve">Prove 10.6b (menu Amministratori) e 10.7 (menu enti).</w:t>
             </w:r>
           </w:p>
         </w:tc>
@@ -1123,7 +1123,7 @@
                 <w:sz w:val="18"/>
                 <w:szCs w:val="18"/>
               </w:rPr>
-              <w:t xml:space="preserve">3.5</w:t>
+              <w:t xml:space="preserve">3.6</w:t>
             </w:r>
           </w:p>
         </w:tc>
@@ -1189,7 +1189,7 @@
                 <w:sz w:val="18"/>
                 <w:szCs w:val="18"/>
               </w:rPr>
-              <w:t xml:space="preserve">Prove 10.12b-10.13d (Audit trail user).</w:t>
+              <w:t xml:space="preserve">Sezione «Audit User». Voce «Marketplaces» in arrivo.</w:t>
             </w:r>
           </w:p>
         </w:tc>
@@ -1259,7 +1259,7 @@
                 <w:sz w:val="18"/>
                 <w:szCs w:val="18"/>
               </w:rPr>
-              <w:t xml:space="preserve">3.4</w:t>
+              <w:t xml:space="preserve">3.5</w:t>
             </w:r>
           </w:p>
         </w:tc>
@@ -1323,7 +1323,7 @@
                 <w:sz w:val="18"/>
                 <w:szCs w:val="18"/>
               </w:rPr>
-              <w:t xml:space="preserve">Prove 8b.7-8b.7e (PDF, Excel, telefono), 10.12 (utenti online), 10.11d.</w:t>
+              <w:t xml:space="preserve">Prove 10.12b-10.13d (Audit trail user).</w:t>
             </w:r>
           </w:p>
         </w:tc>
@@ -1393,7 +1393,7 @@
                 <w:sz w:val="18"/>
                 <w:szCs w:val="18"/>
               </w:rPr>
-              <w:t xml:space="preserve">3.3</w:t>
+              <w:t xml:space="preserve">3.4</w:t>
             </w:r>
           </w:p>
         </w:tc>
@@ -1426,7 +1426,7 @@
                 <w:sz w:val="18"/>
                 <w:szCs w:val="18"/>
               </w:rPr>
-              <w:t xml:space="preserve">19/10/2026</w:t>
+              <w:t xml:space="preserve">20/10/2026</w:t>
             </w:r>
           </w:p>
         </w:tc>
@@ -1459,7 +1459,7 @@
                 <w:sz w:val="18"/>
                 <w:szCs w:val="18"/>
               </w:rPr>
-              <w:t xml:space="preserve">Prova 10.11: messaggio d'attesa «Un attimo…».</w:t>
+              <w:t xml:space="preserve">Prove 8b.7-8b.7e (PDF, Excel, telefono), 10.12 (utenti online), 10.11d.</w:t>
             </w:r>
           </w:p>
         </w:tc>
@@ -1529,7 +1529,7 @@
                 <w:sz w:val="18"/>
                 <w:szCs w:val="18"/>
               </w:rPr>
-              <w:t xml:space="preserve">3.2</w:t>
+              <w:t xml:space="preserve">3.3</w:t>
             </w:r>
           </w:p>
         </w:tc>
@@ -1593,7 +1593,7 @@
                 <w:sz w:val="18"/>
                 <w:szCs w:val="18"/>
               </w:rPr>
-              <w:t xml:space="preserve">Prova 10.11 aggiornata con l'assistente attivo e i messaggi d'errore della Console.</w:t>
+              <w:t xml:space="preserve">Prova 10.11: messaggio d'attesa «Un attimo…».</w:t>
             </w:r>
           </w:p>
         </w:tc>
@@ -1663,7 +1663,7 @@
                 <w:sz w:val="18"/>
                 <w:szCs w:val="18"/>
               </w:rPr>
-              <w:t xml:space="preserve">3.1</w:t>
+              <w:t xml:space="preserve">3.2</w:t>
             </w:r>
           </w:p>
         </w:tc>
@@ -1729,7 +1729,7 @@
                 <w:sz w:val="18"/>
                 <w:szCs w:val="18"/>
               </w:rPr>
-              <w:t xml:space="preserve">Prove 10.11-10.11c: assistente virtuale e documenti ufficiali.</w:t>
+              <w:t xml:space="preserve">Prova 10.11 aggiornata con l'assistente attivo e i messaggi d'errore della Console.</w:t>
             </w:r>
           </w:p>
         </w:tc>
@@ -1799,7 +1799,7 @@
                 <w:sz w:val="18"/>
                 <w:szCs w:val="18"/>
               </w:rPr>
-              <w:t xml:space="preserve">3.0</w:t>
+              <w:t xml:space="preserve">3.1</w:t>
             </w:r>
           </w:p>
         </w:tc>
@@ -1863,7 +1863,7 @@
                 <w:sz w:val="18"/>
                 <w:szCs w:val="18"/>
               </w:rPr>
-              <w:t xml:space="preserve">Prova 10.10c: ordinamento.</w:t>
+              <w:t xml:space="preserve">Prove 10.11-10.11c: assistente virtuale e documenti ufficiali.</w:t>
             </w:r>
           </w:p>
         </w:tc>
@@ -1933,7 +1933,7 @@
                 <w:sz w:val="18"/>
                 <w:szCs w:val="18"/>
               </w:rPr>
-              <w:t xml:space="preserve">2.9</w:t>
+              <w:t xml:space="preserve">3.0</w:t>
             </w:r>
           </w:p>
         </w:tc>
@@ -1999,7 +1999,7 @@
                 <w:sz w:val="18"/>
                 <w:szCs w:val="18"/>
               </w:rPr>
-              <w:t xml:space="preserve">Prove 8b.3b e 8b.3c: metodo per utenza, buffer e taratura.</w:t>
+              <w:t xml:space="preserve">Prova 10.10c: ordinamento.</w:t>
             </w:r>
           </w:p>
         </w:tc>
@@ -2069,7 +2069,7 @@
                 <w:sz w:val="18"/>
                 <w:szCs w:val="18"/>
               </w:rPr>
-              <w:t xml:space="preserve">2.8</w:t>
+              <w:t xml:space="preserve">2.9</w:t>
             </w:r>
           </w:p>
         </w:tc>
@@ -2133,7 +2133,7 @@
                 <w:sz w:val="18"/>
                 <w:szCs w:val="18"/>
               </w:rPr>
-              <w:t xml:space="preserve">Prova 10.10b: barra a LED della Dashboard.</w:t>
+              <w:t xml:space="preserve">Prove 8b.3b e 8b.3c: metodo per utenza, buffer e taratura.</w:t>
             </w:r>
           </w:p>
         </w:tc>
@@ -2203,7 +2203,7 @@
                 <w:sz w:val="18"/>
                 <w:szCs w:val="18"/>
               </w:rPr>
-              <w:t xml:space="preserve">2.7</w:t>
+              <w:t xml:space="preserve">2.8</w:t>
             </w:r>
           </w:p>
         </w:tc>
@@ -2269,7 +2269,7 @@
                 <w:sz w:val="18"/>
                 <w:szCs w:val="18"/>
               </w:rPr>
-              <w:t xml:space="preserve">Prova 1.3d: eliminazione di un utente mai attivo.</w:t>
+              <w:t xml:space="preserve">Prova 10.10b: barra a LED della Dashboard.</w:t>
             </w:r>
           </w:p>
         </w:tc>
@@ -2339,7 +2339,7 @@
                 <w:sz w:val="18"/>
                 <w:szCs w:val="18"/>
               </w:rPr>
-              <w:t xml:space="preserve">2.6</w:t>
+              <w:t xml:space="preserve">2.7</w:t>
             </w:r>
           </w:p>
         </w:tc>
@@ -2403,7 +2403,7 @@
                 <w:sz w:val="18"/>
                 <w:szCs w:val="18"/>
               </w:rPr>
-              <w:t xml:space="preserve">Prove 1.3 e 1.3c: email con le credenziali.</w:t>
+              <w:t xml:space="preserve">Prova 1.3d: eliminazione di un utente mai attivo.</w:t>
             </w:r>
           </w:p>
         </w:tc>
@@ -2473,7 +2473,7 @@
                 <w:sz w:val="18"/>
                 <w:szCs w:val="18"/>
               </w:rPr>
-              <w:t xml:space="preserve">2.5</w:t>
+              <w:t xml:space="preserve">2.6</w:t>
             </w:r>
           </w:p>
         </w:tc>
@@ -2539,7 +2539,7 @@
                 <w:sz w:val="18"/>
                 <w:szCs w:val="18"/>
               </w:rPr>
-              <w:t xml:space="preserve">Prove 1.3a-1.3a3: nomina di un Amministratore e protezione del principale.</w:t>
+              <w:t xml:space="preserve">Prove 1.3 e 1.3c: email con le credenziali.</w:t>
             </w:r>
           </w:p>
         </w:tc>
@@ -2609,7 +2609,7 @@
                 <w:sz w:val="18"/>
                 <w:szCs w:val="18"/>
               </w:rPr>
-              <w:t xml:space="preserve">2.4</w:t>
+              <w:t xml:space="preserve">2.5</w:t>
             </w:r>
           </w:p>
         </w:tc>
@@ -2673,7 +2673,7 @@
                 <w:sz w:val="18"/>
                 <w:szCs w:val="18"/>
               </w:rPr>
-              <w:t xml:space="preserve">Prove 8b.7c e 8b.7d: costi Caso 1 e Caso 2.</w:t>
+              <w:t xml:space="preserve">Prove 1.3a-1.3a3: nomina di un Amministratore e protezione del principale.</w:t>
             </w:r>
           </w:p>
         </w:tc>
@@ -2743,7 +2743,7 @@
                 <w:sz w:val="18"/>
                 <w:szCs w:val="18"/>
               </w:rPr>
-              <w:t xml:space="preserve">2.3</w:t>
+              <w:t xml:space="preserve">2.4</w:t>
             </w:r>
           </w:p>
         </w:tc>
@@ -2809,7 +2809,7 @@
                 <w:sz w:val="18"/>
                 <w:szCs w:val="18"/>
               </w:rPr>
-              <w:t xml:space="preserve">Prova 8b.7b aggiornata: valore del credito anno per anno.</w:t>
+              <w:t xml:space="preserve">Prove 8b.7c e 8b.7d: costi Caso 1 e Caso 2.</w:t>
             </w:r>
           </w:p>
         </w:tc>
@@ -2879,7 +2879,7 @@
                 <w:sz w:val="18"/>
                 <w:szCs w:val="18"/>
               </w:rPr>
-              <w:t xml:space="preserve">2.2</w:t>
+              <w:t xml:space="preserve">2.3</w:t>
             </w:r>
           </w:p>
         </w:tc>
@@ -2943,7 +2943,7 @@
                 <w:sz w:val="18"/>
                 <w:szCs w:val="18"/>
               </w:rPr>
-              <w:t xml:space="preserve">Prova 8b.7b della simulazione economica (ricavi e costi per il Comune).</w:t>
+              <w:t xml:space="preserve">Prova 8b.7b aggiornata: valore del credito anno per anno.</w:t>
             </w:r>
           </w:p>
         </w:tc>
@@ -3013,7 +3013,7 @@
                 <w:sz w:val="18"/>
                 <w:szCs w:val="18"/>
               </w:rPr>
-              <w:t xml:space="preserve">2.1</w:t>
+              <w:t xml:space="preserve">2.2</w:t>
             </w:r>
           </w:p>
         </w:tc>
@@ -3079,7 +3079,7 @@
                 <w:sz w:val="18"/>
                 <w:szCs w:val="18"/>
               </w:rPr>
-              <w:t xml:space="preserve">Prove 8b.2b e 8b.2c (scenario di riferimento e situazione attuale).</w:t>
+              <w:t xml:space="preserve">Prova 8b.7b della simulazione economica (ricavi e costi per il Comune).</w:t>
             </w:r>
           </w:p>
         </w:tc>
@@ -3149,7 +3149,7 @@
                 <w:sz w:val="18"/>
                 <w:szCs w:val="18"/>
               </w:rPr>
-              <w:t xml:space="preserve">2.0</w:t>
+              <w:t xml:space="preserve">2.1</w:t>
             </w:r>
           </w:p>
         </w:tc>
@@ -3213,7 +3213,7 @@
                 <w:sz w:val="18"/>
                 <w:szCs w:val="18"/>
               </w:rPr>
-              <w:t xml:space="preserve">Prove 8b del simulatore di scenari.</w:t>
+              <w:t xml:space="preserve">Prove 8b.2b e 8b.2c (scenario di riferimento e situazione attuale).</w:t>
             </w:r>
           </w:p>
         </w:tc>
@@ -3283,7 +3283,7 @@
                 <w:sz w:val="18"/>
                 <w:szCs w:val="18"/>
               </w:rPr>
-              <w:t xml:space="preserve">1.9</w:t>
+              <w:t xml:space="preserve">2.0</w:t>
             </w:r>
           </w:p>
         </w:tc>
@@ -3349,7 +3349,7 @@
                 <w:sz w:val="18"/>
                 <w:szCs w:val="18"/>
               </w:rPr>
-              <w:t xml:space="preserve">In sviluppo: simulatore di scenari e assistente virtuale.</w:t>
+              <w:t xml:space="preserve">Prove 8b del simulatore di scenari.</w:t>
             </w:r>
           </w:p>
         </w:tc>
@@ -3419,7 +3419,7 @@
                 <w:sz w:val="18"/>
                 <w:szCs w:val="18"/>
               </w:rPr>
-              <w:t xml:space="preserve">1.8</w:t>
+              <w:t xml:space="preserve">1.9</w:t>
             </w:r>
           </w:p>
         </w:tc>
@@ -3483,7 +3483,7 @@
                 <w:sz w:val="18"/>
                 <w:szCs w:val="18"/>
               </w:rPr>
-              <w:t xml:space="preserve">Tolto il limite noto sull'incarico del soggetto promotore del programma.</w:t>
+              <w:t xml:space="preserve">In sviluppo: simulatore di scenari e assistente virtuale.</w:t>
             </w:r>
           </w:p>
         </w:tc>
@@ -3553,7 +3553,7 @@
                 <w:sz w:val="18"/>
                 <w:szCs w:val="18"/>
               </w:rPr>
-              <w:t xml:space="preserve">1.7</w:t>
+              <w:t xml:space="preserve">1.8</w:t>
             </w:r>
           </w:p>
         </w:tc>
@@ -3586,7 +3586,7 @@
                 <w:sz w:val="18"/>
                 <w:szCs w:val="18"/>
               </w:rPr>
-              <w:t xml:space="preserve">18/10/2026</w:t>
+              <w:t xml:space="preserve">19/10/2026</w:t>
             </w:r>
           </w:p>
         </w:tc>
@@ -3619,7 +3619,7 @@
                 <w:sz w:val="18"/>
                 <w:szCs w:val="18"/>
               </w:rPr>
-              <w:t xml:space="preserve">Percorso di prova esteso alle funzioni dell'allineamento ai documenti CWP: territorio ISTAT, stati del Programma, Rapporto a 7 fasi, tariffe e sospensione, accuratezza, ritiro, account unico, crediti emessi, reclami, pagina pubblica, qualità dei dati.</w:t>
+              <w:t xml:space="preserve">Tolto il limite noto sull'incarico del soggetto promotore del programma.</w:t>
             </w:r>
           </w:p>
         </w:tc>
@@ -3689,7 +3689,7 @@
                 <w:sz w:val="18"/>
                 <w:szCs w:val="18"/>
               </w:rPr>
-              <w:t xml:space="preserve">1.6</w:t>
+              <w:t xml:space="preserve">1.7</w:t>
             </w:r>
           </w:p>
         </w:tc>
@@ -3753,7 +3753,7 @@
                 <w:sz w:val="18"/>
                 <w:szCs w:val="18"/>
               </w:rPr>
-              <w:t xml:space="preserve">Glossario: descrizione corretta del buffer (al massimo 80%).</w:t>
+              <w:t xml:space="preserve">Percorso di prova esteso alle funzioni dell'allineamento ai documenti CWP: territorio ISTAT, stati del Programma, Rapporto a 7 fasi, tariffe e sospensione, accuratezza, ritiro, account unico, crediti emessi, reclami, pagina pubblica, qualità dei dati.</w:t>
             </w:r>
           </w:p>
         </w:tc>
@@ -3823,7 +3823,7 @@
                 <w:sz w:val="18"/>
                 <w:szCs w:val="18"/>
               </w:rPr>
-              <w:t xml:space="preserve">1.5</w:t>
+              <w:t xml:space="preserve">1.6</w:t>
             </w:r>
           </w:p>
         </w:tc>
@@ -3889,7 +3889,7 @@
                 <w:sz w:val="18"/>
                 <w:szCs w:val="18"/>
               </w:rPr>
-              <w:t xml:space="preserve">Nuove prove 1.2b, 1.8, 3.7, 4.1b, 6.4, 6.5; prove 1.6, 1.7, 3.2, 4.1, 4.6, 5.4 e 6.3 aggiornate (anagrafiche, documenti richiesti, consultazione, Rapporti a 4 fasi, conservazione, fascicolo).</w:t>
+              <w:t xml:space="preserve">Glossario: descrizione corretta del buffer (al massimo 80%).</w:t>
             </w:r>
           </w:p>
         </w:tc>
@@ -3959,7 +3959,7 @@
                 <w:sz w:val="18"/>
                 <w:szCs w:val="18"/>
               </w:rPr>
-              <w:t xml:space="preserve">1.4</w:t>
+              <w:t xml:space="preserve">1.5</w:t>
             </w:r>
           </w:p>
         </w:tc>
@@ -4023,7 +4023,7 @@
                 <w:sz w:val="18"/>
                 <w:szCs w:val="18"/>
               </w:rPr>
-              <w:t xml:space="preserve">Nuova prova 7.12 (risultato azzerato dopo una modifica dei dati); prove successive del blocco 7 rinumerate; prova 8.4 estesa.</w:t>
+              <w:t xml:space="preserve">Nuove prove 1.2b, 1.8, 3.7, 4.1b, 6.4, 6.5; prove 1.6, 1.7, 3.2, 4.1, 4.6, 5.4 e 6.3 aggiornate (anagrafiche, documenti richiesti, consultazione, Rapporti a 4 fasi, conservazione, fascicolo).</w:t>
             </w:r>
           </w:p>
         </w:tc>
@@ -4093,7 +4093,7 @@
                 <w:sz w:val="18"/>
                 <w:szCs w:val="18"/>
               </w:rPr>
-              <w:t xml:space="preserve">1.3</w:t>
+              <w:t xml:space="preserve">1.4</w:t>
             </w:r>
           </w:p>
         </w:tc>
@@ -4159,7 +4159,7 @@
                 <w:sz w:val="18"/>
                 <w:szCs w:val="18"/>
               </w:rPr>
-              <w:t xml:space="preserve">Prove del rapporto PDF, del numero di registro e del registro dei crediti con le nuove versioni.</w:t>
+              <w:t xml:space="preserve">Nuova prova 7.12 (risultato azzerato dopo una modifica dei dati); prove successive del blocco 7 rinumerate; prova 8.4 estesa.</w:t>
             </w:r>
           </w:p>
         </w:tc>
@@ -4229,7 +4229,7 @@
                 <w:sz w:val="18"/>
                 <w:szCs w:val="18"/>
               </w:rPr>
-              <w:t xml:space="preserve">1.2</w:t>
+              <w:t xml:space="preserve">1.3</w:t>
             </w:r>
           </w:p>
         </w:tc>
@@ -4293,7 +4293,7 @@
                 <w:sz w:val="18"/>
                 <w:szCs w:val="18"/>
               </w:rPr>
-              <w:t xml:space="preserve">Calcolo crediti: prove di import del tracciato con i file di esempio (compilato, letture, dati personali) e dei controlli di coerenza.</w:t>
+              <w:t xml:space="preserve">Prove del rapporto PDF, del numero di registro e del registro dei crediti con le nuove versioni.</w:t>
             </w:r>
           </w:p>
         </w:tc>
@@ -4363,7 +4363,7 @@
                 <w:sz w:val="18"/>
                 <w:szCs w:val="18"/>
               </w:rPr>
-              <w:t xml:space="preserve">1.1</w:t>
+              <w:t xml:space="preserve">1.2</w:t>
             </w:r>
           </w:p>
         </w:tc>
@@ -4429,7 +4429,7 @@
                 <w:sz w:val="18"/>
                 <w:szCs w:val="18"/>
               </w:rPr>
-              <w:t xml:space="preserve">Prove per Enti di Validazione, modelli, note di fase, messaggi, pagamenti visibili al Comune, pratica sospesa, consultazione pubblica con conferma dell'email, limiti di invio ed errata corrige.</w:t>
+              <w:t xml:space="preserve">Calcolo crediti: prove di import del tracciato con i file di esempio (compilato, letture, dati personali) e dei controlli di coerenza.</w:t>
             </w:r>
           </w:p>
         </w:tc>
@@ -4499,6 +4499,140 @@
                 <w:sz w:val="18"/>
                 <w:szCs w:val="18"/>
               </w:rPr>
+              <w:t xml:space="preserve">1.1</w:t>
+            </w:r>
+          </w:p>
+        </w:tc>
+        <w:tc>
+          <w:tcPr>
+            <w:tcW w:type="dxa" w:w="1300"/>
+            <w:tcBorders>
+              <w:top w:val="single" w:color="D9D4C5" w:sz="4"/>
+              <w:left w:val="single" w:color="D9D4C5" w:sz="4"/>
+              <w:bottom w:val="single" w:color="D9D4C5" w:sz="4"/>
+              <w:right w:val="single" w:color="D9D4C5" w:sz="4"/>
+            </w:tcBorders>
+            <w:tcMar>
+              <w:top w:type="dxa" w:w="70"/>
+              <w:left w:type="dxa" w:w="110"/>
+              <w:bottom w:type="dxa" w:w="70"/>
+              <w:right w:type="dxa" w:w="110"/>
+            </w:tcMar>
+            <w:vAlign w:val="center"/>
+          </w:tcPr>
+          <w:p>
+            <w:pPr>
+              <w:spacing w:after="0" w:before="0"/>
+            </w:pPr>
+            <w:r>
+              <w:rPr>
+                <w:rFonts w:ascii="Arial" w:cs="Arial" w:eastAsia="Arial" w:hAnsi="Arial"/>
+                <w:color w:val="1B2118"/>
+                <w:sz w:val="18"/>
+                <w:szCs w:val="18"/>
+              </w:rPr>
+              <w:t xml:space="preserve">18/10/2026</w:t>
+            </w:r>
+          </w:p>
+        </w:tc>
+        <w:tc>
+          <w:tcPr>
+            <w:tcW w:type="dxa" w:w="5538"/>
+            <w:tcBorders>
+              <w:top w:val="single" w:color="D9D4C5" w:sz="4"/>
+              <w:left w:val="single" w:color="D9D4C5" w:sz="4"/>
+              <w:bottom w:val="single" w:color="D9D4C5" w:sz="4"/>
+              <w:right w:val="single" w:color="D9D4C5" w:sz="4"/>
+            </w:tcBorders>
+            <w:tcMar>
+              <w:top w:type="dxa" w:w="70"/>
+              <w:left w:type="dxa" w:w="110"/>
+              <w:bottom w:type="dxa" w:w="70"/>
+              <w:right w:type="dxa" w:w="110"/>
+            </w:tcMar>
+            <w:vAlign w:val="center"/>
+          </w:tcPr>
+          <w:p>
+            <w:pPr>
+              <w:spacing w:after="0" w:before="0"/>
+            </w:pPr>
+            <w:r>
+              <w:rPr>
+                <w:rFonts w:ascii="Arial" w:cs="Arial" w:eastAsia="Arial" w:hAnsi="Arial"/>
+                <w:color w:val="1B2118"/>
+                <w:sz w:val="18"/>
+                <w:szCs w:val="18"/>
+              </w:rPr>
+              <w:t xml:space="preserve">Prove per Enti di Validazione, modelli, note di fase, messaggi, pagamenti visibili al Comune, pratica sospesa, consultazione pubblica con conferma dell'email, limiti di invio ed errata corrige.</w:t>
+            </w:r>
+          </w:p>
+        </w:tc>
+        <w:tc>
+          <w:tcPr>
+            <w:tcW w:type="dxa" w:w="2000"/>
+            <w:tcBorders>
+              <w:top w:val="single" w:color="D9D4C5" w:sz="4"/>
+              <w:left w:val="single" w:color="D9D4C5" w:sz="4"/>
+              <w:bottom w:val="single" w:color="D9D4C5" w:sz="4"/>
+              <w:right w:val="single" w:color="D9D4C5" w:sz="4"/>
+            </w:tcBorders>
+            <w:tcMar>
+              <w:top w:type="dxa" w:w="70"/>
+              <w:left w:type="dxa" w:w="110"/>
+              <w:bottom w:type="dxa" w:w="70"/>
+              <w:right w:type="dxa" w:w="110"/>
+            </w:tcMar>
+            <w:vAlign w:val="center"/>
+          </w:tcPr>
+          <w:p>
+            <w:pPr>
+              <w:spacing w:after="0" w:before="0"/>
+            </w:pPr>
+            <w:r>
+              <w:rPr>
+                <w:rFonts w:ascii="Arial" w:cs="Arial" w:eastAsia="Arial" w:hAnsi="Arial"/>
+                <w:color w:val="1B2118"/>
+                <w:sz w:val="18"/>
+                <w:szCs w:val="18"/>
+              </w:rPr>
+              <w:t xml:space="preserve">Fondazione Operate</w:t>
+            </w:r>
+          </w:p>
+        </w:tc>
+      </w:tr>
+      <w:tr>
+        <w:trPr>
+          <w:cantSplit/>
+        </w:trPr>
+        <w:tc>
+          <w:tcPr>
+            <w:tcW w:type="dxa" w:w="800"/>
+            <w:tcBorders>
+              <w:top w:val="single" w:color="D9D4C5" w:sz="4"/>
+              <w:left w:val="single" w:color="D9D4C5" w:sz="4"/>
+              <w:bottom w:val="single" w:color="D9D4C5" w:sz="4"/>
+              <w:right w:val="single" w:color="D9D4C5" w:sz="4"/>
+            </w:tcBorders>
+            <w:shd w:fill="F6F4EE" w:color="auto" w:val="clear"/>
+            <w:tcMar>
+              <w:top w:type="dxa" w:w="70"/>
+              <w:left w:type="dxa" w:w="110"/>
+              <w:bottom w:type="dxa" w:w="70"/>
+              <w:right w:type="dxa" w:w="110"/>
+            </w:tcMar>
+            <w:vAlign w:val="center"/>
+          </w:tcPr>
+          <w:p>
+            <w:pPr>
+              <w:spacing w:after="0" w:before="0"/>
+            </w:pPr>
+            <w:r>
+              <w:rPr>
+                <w:rFonts w:ascii="Arial" w:cs="Arial" w:eastAsia="Arial" w:hAnsi="Arial"/>
+                <w:color w:val="1B2118"/>
+                <w:sz w:val="18"/>
+                <w:szCs w:val="18"/>
+              </w:rPr>
               <w:t xml:space="preserve">1.0</w:t>
             </w:r>
           </w:p>
@@ -4512,6 +4646,7 @@
               <w:bottom w:val="single" w:color="D9D4C5" w:sz="4"/>
               <w:right w:val="single" w:color="D9D4C5" w:sz="4"/>
             </w:tcBorders>
+            <w:shd w:fill="F6F4EE" w:color="auto" w:val="clear"/>
             <w:tcMar>
               <w:top w:type="dxa" w:w="70"/>
               <w:left w:type="dxa" w:w="110"/>
@@ -4544,6 +4679,7 @@
               <w:bottom w:val="single" w:color="D9D4C5" w:sz="4"/>
               <w:right w:val="single" w:color="D9D4C5" w:sz="4"/>
             </w:tcBorders>
+            <w:shd w:fill="F6F4EE" w:color="auto" w:val="clear"/>
             <w:tcMar>
               <w:top w:type="dxa" w:w="70"/>
               <w:left w:type="dxa" w:w="110"/>
@@ -4576,6 +4712,7 @@
               <w:bottom w:val="single" w:color="D9D4C5" w:sz="4"/>
               <w:right w:val="single" w:color="D9D4C5" w:sz="4"/>
             </w:tcBorders>
+            <w:shd w:fill="F6F4EE" w:color="auto" w:val="clear"/>
             <w:tcMar>
               <w:top w:type="dxa" w:w="70"/>
               <w:left w:type="dxa" w:w="110"/>
@@ -4617,7 +4754,7 @@
           <w:sz w:val="20"/>
           <w:szCs w:val="20"/>
         </w:rPr>
-        <w:t xml:space="preserve">Guida alla revisione 3.8 del 20/10/2026, allineata al portale e agli altri manuali. È aggiornata a ogni rilascio; la versione corrente si scarica dall'area Documentazione del portale (solo Amministratori).</w:t>
+        <w:t xml:space="preserve">Guida alla revisione 3.9 del 20/10/2026, allineata al portale e agli altri manuali. È aggiornata a ogni rilascio; la versione corrente si scarica dall'area Documentazione del portale (solo Amministratori).</w:t>
       </w:r>
     </w:p>
     <w:p>
@@ -4785,7 +4922,7 @@
             <w:szCs w:val="22"/>
           </w:rPr>
           <w:tab/>
-          <w:t xml:space="preserve">20</w:t>
+          <w:t xml:space="preserve">21</w:t>
         </w:r>
       </w:hyperlink>
     </w:p>
@@ -4991,7 +5128,7 @@
         </w:rPr>
         <w:t xml:space="preserve">Il portale: </w:t>
       </w:r>
-      <w:hyperlink w:history="1" r:id="rIdcllvnlpdxyzwqyvw1ihdp">
+      <w:hyperlink w:history="1" r:id="rIdww-8jklcq9hfmtyqwvozy">
         <w:r>
           <w:rPr>
             <w:rFonts w:ascii="Arial" w:cs="Arial" w:eastAsia="Arial" w:hAnsi="Arial"/>
@@ -20728,6 +20865,870 @@
           </w:p>
         </w:tc>
       </w:tr>
+      <w:tr>
+        <w:trPr>
+          <w:cantSplit/>
+        </w:trPr>
+        <w:tc>
+          <w:tcPr>
+            <w:tcW w:type="dxa" w:w="885"/>
+            <w:tcBorders>
+              <w:top w:val="single" w:color="D9D4C5" w:sz="4"/>
+              <w:left w:val="single" w:color="D9D4C5" w:sz="4"/>
+              <w:bottom w:val="single" w:color="D9D4C5" w:sz="4"/>
+              <w:right w:val="single" w:color="D9D4C5" w:sz="4"/>
+            </w:tcBorders>
+            <w:tcMar>
+              <w:top w:type="dxa" w:w="70"/>
+              <w:left w:type="dxa" w:w="110"/>
+              <w:bottom w:type="dxa" w:w="70"/>
+              <w:right w:type="dxa" w:w="110"/>
+            </w:tcMar>
+            <w:vAlign w:val="center"/>
+          </w:tcPr>
+          <w:p>
+            <w:pPr>
+              <w:spacing w:after="0" w:before="0"/>
+            </w:pPr>
+            <w:r>
+              <w:rPr>
+                <w:rFonts w:ascii="Arial" w:cs="Arial" w:eastAsia="Arial" w:hAnsi="Arial"/>
+                <w:color w:val="1B2118"/>
+                <w:sz w:val="18"/>
+                <w:szCs w:val="18"/>
+              </w:rPr>
+              <w:t xml:space="preserve">7.17</w:t>
+            </w:r>
+          </w:p>
+        </w:tc>
+        <w:tc>
+          <w:tcPr>
+            <w:tcW w:type="dxa" w:w="4377"/>
+            <w:tcBorders>
+              <w:top w:val="single" w:color="D9D4C5" w:sz="4"/>
+              <w:left w:val="single" w:color="D9D4C5" w:sz="4"/>
+              <w:bottom w:val="single" w:color="D9D4C5" w:sz="4"/>
+              <w:right w:val="single" w:color="D9D4C5" w:sz="4"/>
+            </w:tcBorders>
+            <w:tcMar>
+              <w:top w:type="dxa" w:w="70"/>
+              <w:left w:type="dxa" w:w="110"/>
+              <w:bottom w:type="dxa" w:w="70"/>
+              <w:right w:type="dxa" w:w="110"/>
+            </w:tcMar>
+            <w:vAlign w:val="center"/>
+          </w:tcPr>
+          <w:p>
+            <w:pPr>
+              <w:spacing w:after="0" w:before="0"/>
+            </w:pPr>
+            <w:r>
+              <w:rPr>
+                <w:rFonts w:ascii="Arial" w:cs="Arial" w:eastAsia="Arial" w:hAnsi="Arial"/>
+                <w:color w:val="1B2118"/>
+                <w:sz w:val="18"/>
+                <w:szCs w:val="18"/>
+              </w:rPr>
+              <w:t xml:space="preserve">[A] Collaudo V01, D07. Passo 5 → Importa CSV conferimenti con le righe </w:t>
+            </w:r>
+            <w:r>
+              <w:rPr>
+                <w:rFonts w:ascii="Consolas" w:cs="Consolas" w:eastAsia="Consolas" w:hAnsi="Consolas"/>
+                <w:color w:val="2F5D3A"/>
+                <w:sz w:val="18"/>
+                <w:szCs w:val="18"/>
+              </w:rPr>
+              <w:t xml:space="preserve">S001;UD;UD1;organico;-225</w:t>
+            </w:r>
+            <w:r>
+              <w:rPr>
+                <w:rFonts w:ascii="Arial" w:cs="Arial" w:eastAsia="Arial" w:hAnsi="Arial"/>
+                <w:color w:val="1B2118"/>
+                <w:sz w:val="18"/>
+                <w:szCs w:val="18"/>
+              </w:rPr>
+              <w:t xml:space="preserve"> e </w:t>
+            </w:r>
+            <w:r>
+              <w:rPr>
+                <w:rFonts w:ascii="Consolas" w:cs="Consolas" w:eastAsia="Consolas" w:hAnsi="Consolas"/>
+                <w:color w:val="2F5D3A"/>
+                <w:sz w:val="18"/>
+                <w:szCs w:val="18"/>
+              </w:rPr>
+              <w:t xml:space="preserve">S001;UD;UD1;indifferenziato;75</w:t>
+            </w:r>
+            <w:r>
+              <w:rPr>
+                <w:rFonts w:ascii="Arial" w:cs="Arial" w:eastAsia="Arial" w:hAnsi="Arial"/>
+                <w:color w:val="1B2118"/>
+                <w:sz w:val="18"/>
+                <w:szCs w:val="18"/>
+              </w:rPr>
+              <w:t xml:space="preserve"> (colonna «Peso centri di raccolta (kg)»)</w:t>
+            </w:r>
+          </w:p>
+        </w:tc>
+        <w:tc>
+          <w:tcPr>
+            <w:tcW w:type="dxa" w:w="4376"/>
+            <w:tcBorders>
+              <w:top w:val="single" w:color="D9D4C5" w:sz="4"/>
+              <w:left w:val="single" w:color="D9D4C5" w:sz="4"/>
+              <w:bottom w:val="single" w:color="D9D4C5" w:sz="4"/>
+              <w:right w:val="single" w:color="D9D4C5" w:sz="4"/>
+            </w:tcBorders>
+            <w:tcMar>
+              <w:top w:type="dxa" w:w="70"/>
+              <w:left w:type="dxa" w:w="110"/>
+              <w:bottom w:type="dxa" w:w="70"/>
+              <w:right w:type="dxa" w:w="110"/>
+            </w:tcMar>
+            <w:vAlign w:val="center"/>
+          </w:tcPr>
+          <w:p>
+            <w:pPr>
+              <w:spacing w:after="0" w:before="0"/>
+            </w:pPr>
+            <w:r>
+              <w:rPr>
+                <w:rFonts w:ascii="Arial" w:cs="Arial" w:eastAsia="Arial" w:hAnsi="Arial"/>
+                <w:color w:val="1B2118"/>
+                <w:sz w:val="18"/>
+                <w:szCs w:val="18"/>
+              </w:rPr>
+              <w:t xml:space="preserve">«File non importato: 1 riga da correggere (Riga 2: «-225» non è ammesso … negativo)»; la Banca Dati di prima resta invariata; nessun risultato nuovo</w:t>
+            </w:r>
+          </w:p>
+        </w:tc>
+      </w:tr>
+      <w:tr>
+        <w:trPr>
+          <w:cantSplit/>
+        </w:trPr>
+        <w:tc>
+          <w:tcPr>
+            <w:tcW w:type="dxa" w:w="885"/>
+            <w:tcBorders>
+              <w:top w:val="single" w:color="D9D4C5" w:sz="4"/>
+              <w:left w:val="single" w:color="D9D4C5" w:sz="4"/>
+              <w:bottom w:val="single" w:color="D9D4C5" w:sz="4"/>
+              <w:right w:val="single" w:color="D9D4C5" w:sz="4"/>
+            </w:tcBorders>
+            <w:shd w:fill="F6F4EE" w:color="auto" w:val="clear"/>
+            <w:tcMar>
+              <w:top w:type="dxa" w:w="70"/>
+              <w:left w:type="dxa" w:w="110"/>
+              <w:bottom w:type="dxa" w:w="70"/>
+              <w:right w:type="dxa" w:w="110"/>
+            </w:tcMar>
+            <w:vAlign w:val="center"/>
+          </w:tcPr>
+          <w:p>
+            <w:pPr>
+              <w:spacing w:after="0" w:before="0"/>
+            </w:pPr>
+            <w:r>
+              <w:rPr>
+                <w:rFonts w:ascii="Arial" w:cs="Arial" w:eastAsia="Arial" w:hAnsi="Arial"/>
+                <w:color w:val="1B2118"/>
+                <w:sz w:val="18"/>
+                <w:szCs w:val="18"/>
+              </w:rPr>
+              <w:t xml:space="preserve">7.17b</w:t>
+            </w:r>
+          </w:p>
+        </w:tc>
+        <w:tc>
+          <w:tcPr>
+            <w:tcW w:type="dxa" w:w="4377"/>
+            <w:tcBorders>
+              <w:top w:val="single" w:color="D9D4C5" w:sz="4"/>
+              <w:left w:val="single" w:color="D9D4C5" w:sz="4"/>
+              <w:bottom w:val="single" w:color="D9D4C5" w:sz="4"/>
+              <w:right w:val="single" w:color="D9D4C5" w:sz="4"/>
+            </w:tcBorders>
+            <w:shd w:fill="F6F4EE" w:color="auto" w:val="clear"/>
+            <w:tcMar>
+              <w:top w:type="dxa" w:w="70"/>
+              <w:left w:type="dxa" w:w="110"/>
+              <w:bottom w:type="dxa" w:w="70"/>
+              <w:right w:type="dxa" w:w="110"/>
+            </w:tcMar>
+            <w:vAlign w:val="center"/>
+          </w:tcPr>
+          <w:p>
+            <w:pPr>
+              <w:spacing w:after="0" w:before="0"/>
+            </w:pPr>
+            <w:r>
+              <w:rPr>
+                <w:rFonts w:ascii="Arial" w:cs="Arial" w:eastAsia="Arial" w:hAnsi="Arial"/>
+                <w:color w:val="1B2118"/>
+                <w:sz w:val="18"/>
+                <w:szCs w:val="18"/>
+              </w:rPr>
+              <w:t xml:space="preserve">[A] Ripetete con un negativo in ciascuna colonna (svuotamenti, volume, pesi, volumi, N. utenze) e nel CSV dei beni a riuso</w:t>
+            </w:r>
+          </w:p>
+        </w:tc>
+        <w:tc>
+          <w:tcPr>
+            <w:tcW w:type="dxa" w:w="4376"/>
+            <w:tcBorders>
+              <w:top w:val="single" w:color="D9D4C5" w:sz="4"/>
+              <w:left w:val="single" w:color="D9D4C5" w:sz="4"/>
+              <w:bottom w:val="single" w:color="D9D4C5" w:sz="4"/>
+              <w:right w:val="single" w:color="D9D4C5" w:sz="4"/>
+            </w:tcBorders>
+            <w:shd w:fill="F6F4EE" w:color="auto" w:val="clear"/>
+            <w:tcMar>
+              <w:top w:type="dxa" w:w="70"/>
+              <w:left w:type="dxa" w:w="110"/>
+              <w:bottom w:type="dxa" w:w="70"/>
+              <w:right w:type="dxa" w:w="110"/>
+            </w:tcMar>
+            <w:vAlign w:val="center"/>
+          </w:tcPr>
+          <w:p>
+            <w:pPr>
+              <w:spacing w:after="0" w:before="0"/>
+            </w:pPr>
+            <w:r>
+              <w:rPr>
+                <w:rFonts w:ascii="Arial" w:cs="Arial" w:eastAsia="Arial" w:hAnsi="Arial"/>
+                <w:color w:val="1B2118"/>
+                <w:sz w:val="18"/>
+                <w:szCs w:val="18"/>
+              </w:rPr>
+              <w:t xml:space="preserve">Sempre «File non importato»; con 0 o cella vuota il file si importa</w:t>
+            </w:r>
+          </w:p>
+        </w:tc>
+      </w:tr>
+      <w:tr>
+        <w:trPr>
+          <w:cantSplit/>
+        </w:trPr>
+        <w:tc>
+          <w:tcPr>
+            <w:tcW w:type="dxa" w:w="885"/>
+            <w:tcBorders>
+              <w:top w:val="single" w:color="D9D4C5" w:sz="4"/>
+              <w:left w:val="single" w:color="D9D4C5" w:sz="4"/>
+              <w:bottom w:val="single" w:color="D9D4C5" w:sz="4"/>
+              <w:right w:val="single" w:color="D9D4C5" w:sz="4"/>
+            </w:tcBorders>
+            <w:tcMar>
+              <w:top w:type="dxa" w:w="70"/>
+              <w:left w:type="dxa" w:w="110"/>
+              <w:bottom w:type="dxa" w:w="70"/>
+              <w:right w:type="dxa" w:w="110"/>
+            </w:tcMar>
+            <w:vAlign w:val="center"/>
+          </w:tcPr>
+          <w:p>
+            <w:pPr>
+              <w:spacing w:after="0" w:before="0"/>
+            </w:pPr>
+            <w:r>
+              <w:rPr>
+                <w:rFonts w:ascii="Arial" w:cs="Arial" w:eastAsia="Arial" w:hAnsi="Arial"/>
+                <w:color w:val="1B2118"/>
+                <w:sz w:val="18"/>
+                <w:szCs w:val="18"/>
+              </w:rPr>
+              <w:t xml:space="preserve">7.18</w:t>
+            </w:r>
+          </w:p>
+        </w:tc>
+        <w:tc>
+          <w:tcPr>
+            <w:tcW w:type="dxa" w:w="4377"/>
+            <w:tcBorders>
+              <w:top w:val="single" w:color="D9D4C5" w:sz="4"/>
+              <w:left w:val="single" w:color="D9D4C5" w:sz="4"/>
+              <w:bottom w:val="single" w:color="D9D4C5" w:sz="4"/>
+              <w:right w:val="single" w:color="D9D4C5" w:sz="4"/>
+            </w:tcBorders>
+            <w:tcMar>
+              <w:top w:type="dxa" w:w="70"/>
+              <w:left w:type="dxa" w:w="110"/>
+              <w:bottom w:type="dxa" w:w="70"/>
+              <w:right w:type="dxa" w:w="110"/>
+            </w:tcMar>
+            <w:vAlign w:val="center"/>
+          </w:tcPr>
+          <w:p>
+            <w:pPr>
+              <w:spacing w:after="0" w:before="0"/>
+            </w:pPr>
+            <w:r>
+              <w:rPr>
+                <w:rFonts w:ascii="Arial" w:cs="Arial" w:eastAsia="Arial" w:hAnsi="Arial"/>
+                <w:color w:val="1B2118"/>
+                <w:sz w:val="18"/>
+                <w:szCs w:val="18"/>
+              </w:rPr>
+              <w:t xml:space="preserve">[A] Collaudo V01, D04. Importate uno ZIP con </w:t>
+            </w:r>
+            <w:r>
+              <w:rPr>
+                <w:rFonts w:ascii="Consolas" w:cs="Consolas" w:eastAsia="Consolas" w:hAnsi="Consolas"/>
+                <w:color w:val="2F5D3A"/>
+                <w:sz w:val="18"/>
+                <w:szCs w:val="18"/>
+              </w:rPr>
+              <w:t xml:space="preserve">6_Letture</w:t>
+            </w:r>
+            <w:r>
+              <w:rPr>
+                <w:rFonts w:ascii="Arial" w:cs="Arial" w:eastAsia="Arial" w:hAnsi="Arial"/>
+                <w:color w:val="1B2118"/>
+                <w:sz w:val="18"/>
+                <w:szCs w:val="18"/>
+              </w:rPr>
+              <w:t xml:space="preserve"> contenente una lettura in data 31/02/2025 e una in data 01/06/2025</w:t>
+            </w:r>
+          </w:p>
+        </w:tc>
+        <w:tc>
+          <w:tcPr>
+            <w:tcW w:type="dxa" w:w="4376"/>
+            <w:tcBorders>
+              <w:top w:val="single" w:color="D9D4C5" w:sz="4"/>
+              <w:left w:val="single" w:color="D9D4C5" w:sz="4"/>
+              <w:bottom w:val="single" w:color="D9D4C5" w:sz="4"/>
+              <w:right w:val="single" w:color="D9D4C5" w:sz="4"/>
+            </w:tcBorders>
+            <w:tcMar>
+              <w:top w:type="dxa" w:w="70"/>
+              <w:left w:type="dxa" w:w="110"/>
+              <w:bottom w:type="dxa" w:w="70"/>
+              <w:right w:type="dxa" w:w="110"/>
+            </w:tcMar>
+            <w:vAlign w:val="center"/>
+          </w:tcPr>
+          <w:p>
+            <w:pPr>
+              <w:spacing w:after="0" w:before="0"/>
+            </w:pPr>
+            <w:r>
+              <w:rPr>
+                <w:rFonts w:ascii="Arial" w:cs="Arial" w:eastAsia="Arial" w:hAnsi="Arial"/>
+                <w:color w:val="1B2118"/>
+                <w:sz w:val="18"/>
+                <w:szCs w:val="18"/>
+              </w:rPr>
+              <w:t xml:space="preserve">Anteprima: 1 lettura usata; tra gli scarti «data «31/02/2025» non valida: giorno inesistente…»; con 29/02/2028 la lettura vale</w:t>
+            </w:r>
+          </w:p>
+        </w:tc>
+      </w:tr>
+      <w:tr>
+        <w:trPr>
+          <w:cantSplit/>
+        </w:trPr>
+        <w:tc>
+          <w:tcPr>
+            <w:tcW w:type="dxa" w:w="885"/>
+            <w:tcBorders>
+              <w:top w:val="single" w:color="D9D4C5" w:sz="4"/>
+              <w:left w:val="single" w:color="D9D4C5" w:sz="4"/>
+              <w:bottom w:val="single" w:color="D9D4C5" w:sz="4"/>
+              <w:right w:val="single" w:color="D9D4C5" w:sz="4"/>
+            </w:tcBorders>
+            <w:shd w:fill="F6F4EE" w:color="auto" w:val="clear"/>
+            <w:tcMar>
+              <w:top w:type="dxa" w:w="70"/>
+              <w:left w:type="dxa" w:w="110"/>
+              <w:bottom w:type="dxa" w:w="70"/>
+              <w:right w:type="dxa" w:w="110"/>
+            </w:tcMar>
+            <w:vAlign w:val="center"/>
+          </w:tcPr>
+          <w:p>
+            <w:pPr>
+              <w:spacing w:after="0" w:before="0"/>
+            </w:pPr>
+            <w:r>
+              <w:rPr>
+                <w:rFonts w:ascii="Arial" w:cs="Arial" w:eastAsia="Arial" w:hAnsi="Arial"/>
+                <w:color w:val="1B2118"/>
+                <w:sz w:val="18"/>
+                <w:szCs w:val="18"/>
+              </w:rPr>
+              <w:t xml:space="preserve">7.19</w:t>
+            </w:r>
+          </w:p>
+        </w:tc>
+        <w:tc>
+          <w:tcPr>
+            <w:tcW w:type="dxa" w:w="4377"/>
+            <w:tcBorders>
+              <w:top w:val="single" w:color="D9D4C5" w:sz="4"/>
+              <w:left w:val="single" w:color="D9D4C5" w:sz="4"/>
+              <w:bottom w:val="single" w:color="D9D4C5" w:sz="4"/>
+              <w:right w:val="single" w:color="D9D4C5" w:sz="4"/>
+            </w:tcBorders>
+            <w:shd w:fill="F6F4EE" w:color="auto" w:val="clear"/>
+            <w:tcMar>
+              <w:top w:type="dxa" w:w="70"/>
+              <w:left w:type="dxa" w:w="110"/>
+              <w:bottom w:type="dxa" w:w="70"/>
+              <w:right w:type="dxa" w:w="110"/>
+            </w:tcMar>
+            <w:vAlign w:val="center"/>
+          </w:tcPr>
+          <w:p>
+            <w:pPr>
+              <w:spacing w:after="0" w:before="0"/>
+            </w:pPr>
+            <w:r>
+              <w:rPr>
+                <w:rFonts w:ascii="Arial" w:cs="Arial" w:eastAsia="Arial" w:hAnsi="Arial"/>
+                <w:color w:val="1B2118"/>
+                <w:sz w:val="18"/>
+                <w:szCs w:val="18"/>
+              </w:rPr>
+              <w:t xml:space="preserve">[A] Collaudo V01, D02. Passo 6: buffer indicato a mano </w:t>
+            </w:r>
+            <w:r>
+              <w:rPr>
+                <w:rFonts w:ascii="Arial" w:cs="Arial" w:eastAsia="Arial" w:hAnsi="Arial"/>
+                <w:b/>
+                <w:bCs/>
+                <w:color w:val="1B2118"/>
+                <w:sz w:val="18"/>
+                <w:szCs w:val="18"/>
+              </w:rPr>
+              <w:t xml:space="preserve">90</w:t>
+            </w:r>
+            <w:r>
+              <w:rPr>
+                <w:rFonts w:ascii="Arial" w:cs="Arial" w:eastAsia="Arial" w:hAnsi="Arial"/>
+                <w:color w:val="1B2118"/>
+                <w:sz w:val="18"/>
+                <w:szCs w:val="18"/>
+              </w:rPr>
+              <w:t xml:space="preserve"> → Calcola</w:t>
+            </w:r>
+          </w:p>
+        </w:tc>
+        <w:tc>
+          <w:tcPr>
+            <w:tcW w:type="dxa" w:w="4376"/>
+            <w:tcBorders>
+              <w:top w:val="single" w:color="D9D4C5" w:sz="4"/>
+              <w:left w:val="single" w:color="D9D4C5" w:sz="4"/>
+              <w:bottom w:val="single" w:color="D9D4C5" w:sz="4"/>
+              <w:right w:val="single" w:color="D9D4C5" w:sz="4"/>
+            </w:tcBorders>
+            <w:shd w:fill="F6F4EE" w:color="auto" w:val="clear"/>
+            <w:tcMar>
+              <w:top w:type="dxa" w:w="70"/>
+              <w:left w:type="dxa" w:w="110"/>
+              <w:bottom w:type="dxa" w:w="70"/>
+              <w:right w:type="dxa" w:w="110"/>
+            </w:tcMar>
+            <w:vAlign w:val="center"/>
+          </w:tcPr>
+          <w:p>
+            <w:pPr>
+              <w:spacing w:after="0" w:before="0"/>
+            </w:pPr>
+            <w:r>
+              <w:rPr>
+                <w:rFonts w:ascii="Arial" w:cs="Arial" w:eastAsia="Arial" w:hAnsi="Arial"/>
+                <w:color w:val="1B2118"/>
+                <w:sz w:val="18"/>
+                <w:szCs w:val="18"/>
+              </w:rPr>
+              <w:t xml:space="preserve">Riquadro rosso «Calcolo bloccato: dati non ammessi» (buffer tra 0 e 80%); crediti 0; «Conferma calcolo» assente; con 80 il calcolo riprende</w:t>
+            </w:r>
+          </w:p>
+        </w:tc>
+      </w:tr>
+      <w:tr>
+        <w:trPr>
+          <w:cantSplit/>
+        </w:trPr>
+        <w:tc>
+          <w:tcPr>
+            <w:tcW w:type="dxa" w:w="885"/>
+            <w:tcBorders>
+              <w:top w:val="single" w:color="D9D4C5" w:sz="4"/>
+              <w:left w:val="single" w:color="D9D4C5" w:sz="4"/>
+              <w:bottom w:val="single" w:color="D9D4C5" w:sz="4"/>
+              <w:right w:val="single" w:color="D9D4C5" w:sz="4"/>
+            </w:tcBorders>
+            <w:tcMar>
+              <w:top w:type="dxa" w:w="70"/>
+              <w:left w:type="dxa" w:w="110"/>
+              <w:bottom w:type="dxa" w:w="70"/>
+              <w:right w:type="dxa" w:w="110"/>
+            </w:tcMar>
+            <w:vAlign w:val="center"/>
+          </w:tcPr>
+          <w:p>
+            <w:pPr>
+              <w:spacing w:after="0" w:before="0"/>
+            </w:pPr>
+            <w:r>
+              <w:rPr>
+                <w:rFonts w:ascii="Arial" w:cs="Arial" w:eastAsia="Arial" w:hAnsi="Arial"/>
+                <w:color w:val="1B2118"/>
+                <w:sz w:val="18"/>
+                <w:szCs w:val="18"/>
+              </w:rPr>
+              <w:t xml:space="preserve">7.20</w:t>
+            </w:r>
+          </w:p>
+        </w:tc>
+        <w:tc>
+          <w:tcPr>
+            <w:tcW w:type="dxa" w:w="4377"/>
+            <w:tcBorders>
+              <w:top w:val="single" w:color="D9D4C5" w:sz="4"/>
+              <w:left w:val="single" w:color="D9D4C5" w:sz="4"/>
+              <w:bottom w:val="single" w:color="D9D4C5" w:sz="4"/>
+              <w:right w:val="single" w:color="D9D4C5" w:sz="4"/>
+            </w:tcBorders>
+            <w:tcMar>
+              <w:top w:type="dxa" w:w="70"/>
+              <w:left w:type="dxa" w:w="110"/>
+              <w:bottom w:type="dxa" w:w="70"/>
+              <w:right w:type="dxa" w:w="110"/>
+            </w:tcMar>
+            <w:vAlign w:val="center"/>
+          </w:tcPr>
+          <w:p>
+            <w:pPr>
+              <w:spacing w:after="0" w:before="0"/>
+            </w:pPr>
+            <w:r>
+              <w:rPr>
+                <w:rFonts w:ascii="Arial" w:cs="Arial" w:eastAsia="Arial" w:hAnsi="Arial"/>
+                <w:color w:val="1B2118"/>
+                <w:sz w:val="18"/>
+                <w:szCs w:val="18"/>
+              </w:rPr>
+              <w:t xml:space="preserve">[A] Collaudo V01, R05. Su una bozza senza Banca Dati Utenze: Calcola → Conferma calcolo</w:t>
+            </w:r>
+          </w:p>
+        </w:tc>
+        <w:tc>
+          <w:tcPr>
+            <w:tcW w:type="dxa" w:w="4376"/>
+            <w:tcBorders>
+              <w:top w:val="single" w:color="D9D4C5" w:sz="4"/>
+              <w:left w:val="single" w:color="D9D4C5" w:sz="4"/>
+              <w:bottom w:val="single" w:color="D9D4C5" w:sz="4"/>
+              <w:right w:val="single" w:color="D9D4C5" w:sz="4"/>
+            </w:tcBorders>
+            <w:tcMar>
+              <w:top w:type="dxa" w:w="70"/>
+              <w:left w:type="dxa" w:w="110"/>
+              <w:bottom w:type="dxa" w:w="70"/>
+              <w:right w:type="dxa" w:w="110"/>
+            </w:tcMar>
+            <w:vAlign w:val="center"/>
+          </w:tcPr>
+          <w:p>
+            <w:pPr>
+              <w:spacing w:after="0" w:before="0"/>
+            </w:pPr>
+            <w:r>
+              <w:rPr>
+                <w:rFonts w:ascii="Arial" w:cs="Arial" w:eastAsia="Arial" w:hAnsi="Arial"/>
+                <w:color w:val="1B2118"/>
+                <w:sz w:val="18"/>
+                <w:szCs w:val="18"/>
+              </w:rPr>
+              <w:t xml:space="preserve">Nel riquadro l'elenco degli errori di coerenza (fra cui «Manca la Banca Dati Utenze») e </w:t>
+            </w:r>
+            <w:r>
+              <w:rPr>
+                <w:rFonts w:ascii="Arial" w:cs="Arial" w:eastAsia="Arial" w:hAnsi="Arial"/>
+                <w:b/>
+                <w:bCs/>
+                <w:color w:val="1B2118"/>
+                <w:sz w:val="18"/>
+                <w:szCs w:val="18"/>
+              </w:rPr>
+              <w:t xml:space="preserve">Conferma definitivamente</w:t>
+            </w:r>
+            <w:r>
+              <w:rPr>
+                <w:rFonts w:ascii="Arial" w:cs="Arial" w:eastAsia="Arial" w:hAnsi="Arial"/>
+                <w:color w:val="1B2118"/>
+                <w:sz w:val="18"/>
+                <w:szCs w:val="18"/>
+              </w:rPr>
+              <w:t xml:space="preserve"> disattivato</w:t>
+            </w:r>
+          </w:p>
+        </w:tc>
+      </w:tr>
+      <w:tr>
+        <w:trPr>
+          <w:cantSplit/>
+        </w:trPr>
+        <w:tc>
+          <w:tcPr>
+            <w:tcW w:type="dxa" w:w="885"/>
+            <w:tcBorders>
+              <w:top w:val="single" w:color="D9D4C5" w:sz="4"/>
+              <w:left w:val="single" w:color="D9D4C5" w:sz="4"/>
+              <w:bottom w:val="single" w:color="D9D4C5" w:sz="4"/>
+              <w:right w:val="single" w:color="D9D4C5" w:sz="4"/>
+            </w:tcBorders>
+            <w:shd w:fill="F6F4EE" w:color="auto" w:val="clear"/>
+            <w:tcMar>
+              <w:top w:type="dxa" w:w="70"/>
+              <w:left w:type="dxa" w:w="110"/>
+              <w:bottom w:type="dxa" w:w="70"/>
+              <w:right w:type="dxa" w:w="110"/>
+            </w:tcMar>
+            <w:vAlign w:val="center"/>
+          </w:tcPr>
+          <w:p>
+            <w:pPr>
+              <w:spacing w:after="0" w:before="0"/>
+            </w:pPr>
+            <w:r>
+              <w:rPr>
+                <w:rFonts w:ascii="Arial" w:cs="Arial" w:eastAsia="Arial" w:hAnsi="Arial"/>
+                <w:color w:val="1B2118"/>
+                <w:sz w:val="18"/>
+                <w:szCs w:val="18"/>
+              </w:rPr>
+              <w:t xml:space="preserve">7.21</w:t>
+            </w:r>
+          </w:p>
+        </w:tc>
+        <w:tc>
+          <w:tcPr>
+            <w:tcW w:type="dxa" w:w="4377"/>
+            <w:tcBorders>
+              <w:top w:val="single" w:color="D9D4C5" w:sz="4"/>
+              <w:left w:val="single" w:color="D9D4C5" w:sz="4"/>
+              <w:bottom w:val="single" w:color="D9D4C5" w:sz="4"/>
+              <w:right w:val="single" w:color="D9D4C5" w:sz="4"/>
+            </w:tcBorders>
+            <w:shd w:fill="F6F4EE" w:color="auto" w:val="clear"/>
+            <w:tcMar>
+              <w:top w:type="dxa" w:w="70"/>
+              <w:left w:type="dxa" w:w="110"/>
+              <w:bottom w:type="dxa" w:w="70"/>
+              <w:right w:type="dxa" w:w="110"/>
+            </w:tcMar>
+            <w:vAlign w:val="center"/>
+          </w:tcPr>
+          <w:p>
+            <w:pPr>
+              <w:spacing w:after="0" w:before="0"/>
+            </w:pPr>
+            <w:r>
+              <w:rPr>
+                <w:rFonts w:ascii="Arial" w:cs="Arial" w:eastAsia="Arial" w:hAnsi="Arial"/>
+                <w:color w:val="1B2118"/>
+                <w:sz w:val="18"/>
+                <w:szCs w:val="18"/>
+              </w:rPr>
+              <w:t xml:space="preserve">[A] Scarica il riepilogo (CSV)</w:t>
+            </w:r>
+          </w:p>
+        </w:tc>
+        <w:tc>
+          <w:tcPr>
+            <w:tcW w:type="dxa" w:w="4376"/>
+            <w:tcBorders>
+              <w:top w:val="single" w:color="D9D4C5" w:sz="4"/>
+              <w:left w:val="single" w:color="D9D4C5" w:sz="4"/>
+              <w:bottom w:val="single" w:color="D9D4C5" w:sz="4"/>
+              <w:right w:val="single" w:color="D9D4C5" w:sz="4"/>
+            </w:tcBorders>
+            <w:shd w:fill="F6F4EE" w:color="auto" w:val="clear"/>
+            <w:tcMar>
+              <w:top w:type="dxa" w:w="70"/>
+              <w:left w:type="dxa" w:w="110"/>
+              <w:bottom w:type="dxa" w:w="70"/>
+              <w:right w:type="dxa" w:w="110"/>
+            </w:tcMar>
+            <w:vAlign w:val="center"/>
+          </w:tcPr>
+          <w:p>
+            <w:pPr>
+              <w:spacing w:after="0" w:before="0"/>
+            </w:pPr>
+            <w:r>
+              <w:rPr>
+                <w:rFonts w:ascii="Arial" w:cs="Arial" w:eastAsia="Arial" w:hAnsi="Arial"/>
+                <w:color w:val="1B2118"/>
+                <w:sz w:val="18"/>
+                <w:szCs w:val="18"/>
+              </w:rPr>
+              <w:t xml:space="preserve">Le voci «P%UD (%)» e «P%UnD (%)» sono in percentuale (100 e 0), come nella pagina e nel PDF</w:t>
+            </w:r>
+          </w:p>
+        </w:tc>
+      </w:tr>
+      <w:tr>
+        <w:trPr>
+          <w:cantSplit/>
+        </w:trPr>
+        <w:tc>
+          <w:tcPr>
+            <w:tcW w:type="dxa" w:w="885"/>
+            <w:tcBorders>
+              <w:top w:val="single" w:color="D9D4C5" w:sz="4"/>
+              <w:left w:val="single" w:color="D9D4C5" w:sz="4"/>
+              <w:bottom w:val="single" w:color="D9D4C5" w:sz="4"/>
+              <w:right w:val="single" w:color="D9D4C5" w:sz="4"/>
+            </w:tcBorders>
+            <w:tcMar>
+              <w:top w:type="dxa" w:w="70"/>
+              <w:left w:type="dxa" w:w="110"/>
+              <w:bottom w:type="dxa" w:w="70"/>
+              <w:right w:type="dxa" w:w="110"/>
+            </w:tcMar>
+            <w:vAlign w:val="center"/>
+          </w:tcPr>
+          <w:p>
+            <w:pPr>
+              <w:spacing w:after="0" w:before="0"/>
+            </w:pPr>
+            <w:r>
+              <w:rPr>
+                <w:rFonts w:ascii="Arial" w:cs="Arial" w:eastAsia="Arial" w:hAnsi="Arial"/>
+                <w:color w:val="1B2118"/>
+                <w:sz w:val="18"/>
+                <w:szCs w:val="18"/>
+              </w:rPr>
+              <w:t xml:space="preserve">7.22</w:t>
+            </w:r>
+          </w:p>
+        </w:tc>
+        <w:tc>
+          <w:tcPr>
+            <w:tcW w:type="dxa" w:w="4377"/>
+            <w:tcBorders>
+              <w:top w:val="single" w:color="D9D4C5" w:sz="4"/>
+              <w:left w:val="single" w:color="D9D4C5" w:sz="4"/>
+              <w:bottom w:val="single" w:color="D9D4C5" w:sz="4"/>
+              <w:right w:val="single" w:color="D9D4C5" w:sz="4"/>
+            </w:tcBorders>
+            <w:tcMar>
+              <w:top w:type="dxa" w:w="70"/>
+              <w:left w:type="dxa" w:w="110"/>
+              <w:bottom w:type="dxa" w:w="70"/>
+              <w:right w:type="dxa" w:w="110"/>
+            </w:tcMar>
+            <w:vAlign w:val="center"/>
+          </w:tcPr>
+          <w:p>
+            <w:pPr>
+              <w:spacing w:after="0" w:before="0"/>
+            </w:pPr>
+            <w:r>
+              <w:rPr>
+                <w:rFonts w:ascii="Arial" w:cs="Arial" w:eastAsia="Arial" w:hAnsi="Arial"/>
+                <w:color w:val="1B2118"/>
+                <w:sz w:val="18"/>
+                <w:szCs w:val="18"/>
+              </w:rPr>
+              <w:t xml:space="preserve">[A] Collaudo V01, D06. In una bozza di prova importate un conferimento con codice utenza </w:t>
+            </w:r>
+            <w:r>
+              <w:rPr>
+                <w:rFonts w:ascii="Consolas" w:cs="Consolas" w:eastAsia="Consolas" w:hAnsi="Consolas"/>
+                <w:color w:val="2F5D3A"/>
+                <w:sz w:val="18"/>
+                <w:szCs w:val="18"/>
+              </w:rPr>
+              <w:t xml:space="preserve">=1+1</w:t>
+            </w:r>
+            <w:r>
+              <w:rPr>
+                <w:rFonts w:ascii="Arial" w:cs="Arial" w:eastAsia="Arial" w:hAnsi="Arial"/>
+                <w:color w:val="1B2118"/>
+                <w:sz w:val="18"/>
+                <w:szCs w:val="18"/>
+              </w:rPr>
+              <w:t xml:space="preserve">, premete Calcola, scaricate il dettaglio per utenza (CSV) e apritelo con Excel</w:t>
+            </w:r>
+          </w:p>
+        </w:tc>
+        <w:tc>
+          <w:tcPr>
+            <w:tcW w:type="dxa" w:w="4376"/>
+            <w:tcBorders>
+              <w:top w:val="single" w:color="D9D4C5" w:sz="4"/>
+              <w:left w:val="single" w:color="D9D4C5" w:sz="4"/>
+              <w:bottom w:val="single" w:color="D9D4C5" w:sz="4"/>
+              <w:right w:val="single" w:color="D9D4C5" w:sz="4"/>
+            </w:tcBorders>
+            <w:tcMar>
+              <w:top w:type="dxa" w:w="70"/>
+              <w:left w:type="dxa" w:w="110"/>
+              <w:bottom w:type="dxa" w:w="70"/>
+              <w:right w:type="dxa" w:w="110"/>
+            </w:tcMar>
+            <w:vAlign w:val="center"/>
+          </w:tcPr>
+          <w:p>
+            <w:pPr>
+              <w:spacing w:after="0" w:before="0"/>
+            </w:pPr>
+            <w:r>
+              <w:rPr>
+                <w:rFonts w:ascii="Arial" w:cs="Arial" w:eastAsia="Arial" w:hAnsi="Arial"/>
+                <w:color w:val="1B2118"/>
+                <w:sz w:val="18"/>
+                <w:szCs w:val="18"/>
+              </w:rPr>
+              <w:t xml:space="preserve">La cella mostra il testo </w:t>
+            </w:r>
+            <w:r>
+              <w:rPr>
+                <w:rFonts w:ascii="Consolas" w:cs="Consolas" w:eastAsia="Consolas" w:hAnsi="Consolas"/>
+                <w:color w:val="2F5D3A"/>
+                <w:sz w:val="18"/>
+                <w:szCs w:val="18"/>
+              </w:rPr>
+              <w:t xml:space="preserve">'=1+1</w:t>
+            </w:r>
+            <w:r>
+              <w:rPr>
+                <w:rFonts w:ascii="Arial" w:cs="Arial" w:eastAsia="Arial" w:hAnsi="Arial"/>
+                <w:color w:val="1B2118"/>
+                <w:sz w:val="18"/>
+                <w:szCs w:val="18"/>
+              </w:rPr>
+              <w:t xml:space="preserve"> (o </w:t>
+            </w:r>
+            <w:r>
+              <w:rPr>
+                <w:rFonts w:ascii="Consolas" w:cs="Consolas" w:eastAsia="Consolas" w:hAnsi="Consolas"/>
+                <w:color w:val="2F5D3A"/>
+                <w:sz w:val="18"/>
+                <w:szCs w:val="18"/>
+              </w:rPr>
+              <w:t xml:space="preserve">=1+1</w:t>
+            </w:r>
+            <w:r>
+              <w:rPr>
+                <w:rFonts w:ascii="Arial" w:cs="Arial" w:eastAsia="Arial" w:hAnsi="Arial"/>
+                <w:color w:val="1B2118"/>
+                <w:sz w:val="18"/>
+                <w:szCs w:val="18"/>
+              </w:rPr>
+              <w:t xml:space="preserve"> come testo), non il risultato 2; i numeri negativi (es. ΔI) restano numeri</w:t>
+            </w:r>
+          </w:p>
+        </w:tc>
+      </w:tr>
     </w:tbl>
     <w:p>
       <w:pPr>
@@ -23107,7 +24108,27 @@
                 <w:sz w:val="18"/>
                 <w:szCs w:val="18"/>
               </w:rPr>
-              <w:t xml:space="preserve">Avviso «il secco previsto supera la produzione totale»</w:t>
+              <w:t xml:space="preserve">Riquadro rosso «Dati non ammessi»: «il secco previsto … supera la produzione totale»; nessun risultato; </w:t>
+            </w:r>
+            <w:r>
+              <w:rPr>
+                <w:rFonts w:ascii="Arial" w:cs="Arial" w:eastAsia="Arial" w:hAnsi="Arial"/>
+                <w:b/>
+                <w:bCs/>
+                <w:color w:val="1B2118"/>
+                <w:sz w:val="18"/>
+                <w:szCs w:val="18"/>
+              </w:rPr>
+              <w:t xml:space="preserve">Salva</w:t>
+            </w:r>
+            <w:r>
+              <w:rPr>
+                <w:rFonts w:ascii="Arial" w:cs="Arial" w:eastAsia="Arial" w:hAnsi="Arial"/>
+                <w:color w:val="1B2118"/>
+                <w:sz w:val="18"/>
+                <w:szCs w:val="18"/>
+              </w:rPr>
+              <w:t xml:space="preserve"> disattivato (dal 20/10/2026: prima era solo un avviso)</w:t>
             </w:r>
           </w:p>
         </w:tc>
@@ -23145,7 +24166,7 @@
                 <w:sz w:val="18"/>
                 <w:szCs w:val="18"/>
               </w:rPr>
-              <w:t xml:space="preserve">8b.6</w:t>
+              <w:t xml:space="preserve">8b.5b</w:t>
             </w:r>
           </w:p>
         </w:tc>
@@ -23178,7 +24199,87 @@
                 <w:sz w:val="18"/>
                 <w:szCs w:val="18"/>
               </w:rPr>
-              <w:t xml:space="preserve">Salva → Duplica con nome «Ambizioso», cambiate il secco finale a 40 → Salva</w:t>
+              <w:t xml:space="preserve">Collaudo V01, D01. Nella prima riga: produzione pro capite </w:t>
+            </w:r>
+            <w:r>
+              <w:rPr>
+                <w:rFonts w:ascii="Arial" w:cs="Arial" w:eastAsia="Arial" w:hAnsi="Arial"/>
+                <w:b/>
+                <w:bCs/>
+                <w:color w:val="1B2118"/>
+                <w:sz w:val="18"/>
+                <w:szCs w:val="18"/>
+              </w:rPr>
+              <w:t xml:space="preserve">−10</w:t>
+            </w:r>
+            <w:r>
+              <w:rPr>
+                <w:rFonts w:ascii="Arial" w:cs="Arial" w:eastAsia="Arial" w:hAnsi="Arial"/>
+                <w:color w:val="1B2118"/>
+                <w:sz w:val="18"/>
+                <w:szCs w:val="18"/>
+              </w:rPr>
+              <w:t xml:space="preserve">; poi secco pro capite </w:t>
+            </w:r>
+            <w:r>
+              <w:rPr>
+                <w:rFonts w:ascii="Arial" w:cs="Arial" w:eastAsia="Arial" w:hAnsi="Arial"/>
+                <w:b/>
+                <w:bCs/>
+                <w:color w:val="1B2118"/>
+                <w:sz w:val="18"/>
+                <w:szCs w:val="18"/>
+              </w:rPr>
+              <w:t xml:space="preserve">−10</w:t>
+            </w:r>
+            <w:r>
+              <w:rPr>
+                <w:rFonts w:ascii="Arial" w:cs="Arial" w:eastAsia="Arial" w:hAnsi="Arial"/>
+                <w:color w:val="1B2118"/>
+                <w:sz w:val="18"/>
+                <w:szCs w:val="18"/>
+              </w:rPr>
+              <w:t xml:space="preserve">; poi popolazione </w:t>
+            </w:r>
+            <w:r>
+              <w:rPr>
+                <w:rFonts w:ascii="Arial" w:cs="Arial" w:eastAsia="Arial" w:hAnsi="Arial"/>
+                <w:b/>
+                <w:bCs/>
+                <w:color w:val="1B2118"/>
+                <w:sz w:val="18"/>
+                <w:szCs w:val="18"/>
+              </w:rPr>
+              <w:t xml:space="preserve">−1000</w:t>
+            </w:r>
+            <w:r>
+              <w:rPr>
+                <w:rFonts w:ascii="Arial" w:cs="Arial" w:eastAsia="Arial" w:hAnsi="Arial"/>
+                <w:color w:val="1B2118"/>
+                <w:sz w:val="18"/>
+                <w:szCs w:val="18"/>
+              </w:rPr>
+              <w:t xml:space="preserve"> e </w:t>
+            </w:r>
+            <w:r>
+              <w:rPr>
+                <w:rFonts w:ascii="Arial" w:cs="Arial" w:eastAsia="Arial" w:hAnsi="Arial"/>
+                <w:b/>
+                <w:bCs/>
+                <w:color w:val="1B2118"/>
+                <w:sz w:val="18"/>
+                <w:szCs w:val="18"/>
+              </w:rPr>
+              <w:t xml:space="preserve">0</w:t>
+            </w:r>
+            <w:r>
+              <w:rPr>
+                <w:rFonts w:ascii="Arial" w:cs="Arial" w:eastAsia="Arial" w:hAnsi="Arial"/>
+                <w:color w:val="1B2118"/>
+                <w:sz w:val="18"/>
+                <w:szCs w:val="18"/>
+              </w:rPr>
+              <w:t xml:space="preserve"> (ripristinate ogni volta)</w:t>
             </w:r>
           </w:p>
         </w:tc>
@@ -23211,7 +24312,7 @@
                 <w:sz w:val="18"/>
                 <w:szCs w:val="18"/>
               </w:rPr>
-              <w:t xml:space="preserve">Nell'elenco del Comune due scenari con % finale e crediti a confronto</w:t>
+              <w:t xml:space="preserve">Ogni volta: nessun risultato, riquadro rosso con l'anno e il campo, «Da correggere prima di salvare», Salva disattivato</w:t>
             </w:r>
           </w:p>
         </w:tc>
@@ -23248,7 +24349,7 @@
                 <w:sz w:val="18"/>
                 <w:szCs w:val="18"/>
               </w:rPr>
-              <w:t xml:space="preserve">8b.7</w:t>
+              <w:t xml:space="preserve">8b.5c</w:t>
             </w:r>
           </w:p>
         </w:tc>
@@ -23280,7 +24381,7 @@
                 <w:sz w:val="18"/>
                 <w:szCs w:val="18"/>
               </w:rPr>
-              <w:t xml:space="preserve">Salvate e premete </w:t>
+              <w:t xml:space="preserve">Collaudo V01, D02. Buffer previsto </w:t>
             </w:r>
             <w:r>
               <w:rPr>
@@ -23291,7 +24392,7 @@
                 <w:sz w:val="18"/>
                 <w:szCs w:val="18"/>
               </w:rPr>
-              <w:t xml:space="preserve">Scarica PDF</w:t>
+              <w:t xml:space="preserve">90</w:t>
             </w:r>
             <w:r>
               <w:rPr>
@@ -23311,16 +24412,16 @@
                 <w:sz w:val="18"/>
                 <w:szCs w:val="18"/>
               </w:rPr>
-              <w:t xml:space="preserve">Esporta Excel</w:t>
-            </w:r>
-            <w:r>
-              <w:rPr>
-                <w:rFonts w:ascii="Arial" w:cs="Arial" w:eastAsia="Arial" w:hAnsi="Arial"/>
-                <w:color w:val="1B2118"/>
-                <w:sz w:val="18"/>
-                <w:szCs w:val="18"/>
-              </w:rPr>
-              <w:t xml:space="preserve"> e </w:t>
+              <w:t xml:space="preserve">80,01</w:t>
+            </w:r>
+            <w:r>
+              <w:rPr>
+                <w:rFonts w:ascii="Arial" w:cs="Arial" w:eastAsia="Arial" w:hAnsi="Arial"/>
+                <w:color w:val="1B2118"/>
+                <w:sz w:val="18"/>
+                <w:szCs w:val="18"/>
+              </w:rPr>
+              <w:t xml:space="preserve">, </w:t>
             </w:r>
             <w:r>
               <w:rPr>
@@ -23331,7 +24432,67 @@
                 <w:sz w:val="18"/>
                 <w:szCs w:val="18"/>
               </w:rPr>
-              <w:t xml:space="preserve">CSV</w:t>
+              <w:t xml:space="preserve">100</w:t>
+            </w:r>
+            <w:r>
+              <w:rPr>
+                <w:rFonts w:ascii="Arial" w:cs="Arial" w:eastAsia="Arial" w:hAnsi="Arial"/>
+                <w:color w:val="1B2118"/>
+                <w:sz w:val="18"/>
+                <w:szCs w:val="18"/>
+              </w:rPr>
+              <w:t xml:space="preserve">, </w:t>
+            </w:r>
+            <w:r>
+              <w:rPr>
+                <w:rFonts w:ascii="Arial" w:cs="Arial" w:eastAsia="Arial" w:hAnsi="Arial"/>
+                <w:b/>
+                <w:bCs/>
+                <w:color w:val="1B2118"/>
+                <w:sz w:val="18"/>
+                <w:szCs w:val="18"/>
+              </w:rPr>
+              <w:t xml:space="preserve">−1</w:t>
+            </w:r>
+            <w:r>
+              <w:rPr>
+                <w:rFonts w:ascii="Arial" w:cs="Arial" w:eastAsia="Arial" w:hAnsi="Arial"/>
+                <w:color w:val="1B2118"/>
+                <w:sz w:val="18"/>
+                <w:szCs w:val="18"/>
+              </w:rPr>
+              <w:t xml:space="preserve"> e campo vuoto; poi </w:t>
+            </w:r>
+            <w:r>
+              <w:rPr>
+                <w:rFonts w:ascii="Arial" w:cs="Arial" w:eastAsia="Arial" w:hAnsi="Arial"/>
+                <w:b/>
+                <w:bCs/>
+                <w:color w:val="1B2118"/>
+                <w:sz w:val="18"/>
+                <w:szCs w:val="18"/>
+              </w:rPr>
+              <w:t xml:space="preserve">0</w:t>
+            </w:r>
+            <w:r>
+              <w:rPr>
+                <w:rFonts w:ascii="Arial" w:cs="Arial" w:eastAsia="Arial" w:hAnsi="Arial"/>
+                <w:color w:val="1B2118"/>
+                <w:sz w:val="18"/>
+                <w:szCs w:val="18"/>
+              </w:rPr>
+              <w:t xml:space="preserve"> e </w:t>
+            </w:r>
+            <w:r>
+              <w:rPr>
+                <w:rFonts w:ascii="Arial" w:cs="Arial" w:eastAsia="Arial" w:hAnsi="Arial"/>
+                <w:b/>
+                <w:bCs/>
+                <w:color w:val="1B2118"/>
+                <w:sz w:val="18"/>
+                <w:szCs w:val="18"/>
+              </w:rPr>
+              <w:t xml:space="preserve">80</w:t>
             </w:r>
           </w:p>
         </w:tc>
@@ -23363,7 +24524,7 @@
                 <w:sz w:val="18"/>
                 <w:szCs w:val="18"/>
               </w:rPr>
-              <w:t xml:space="preserve">PDF in A4 orizzontale con loghi, avvertenza «stima ex ante», scheda e sintesi, tabella anno per anno, parte economica e costi, «Pagina n di n»; il file Excel si apre senza avvisi con i fogli Sintesi, Anni, Economia e Costi e i numeri sommabili; il CSV ha una riga per anno</w:t>
+              <w:t xml:space="preserve">Con i primi valori errore «Buffer (%) … al massimo 80» e Salva disattivato; con 0 e 80 risultati normali</w:t>
             </w:r>
           </w:p>
         </w:tc>
@@ -23401,7 +24562,7 @@
                 <w:sz w:val="18"/>
                 <w:szCs w:val="18"/>
               </w:rPr>
-              <w:t xml:space="preserve">8b.7e</w:t>
+              <w:t xml:space="preserve">8b.5d</w:t>
             </w:r>
           </w:p>
         </w:tc>
@@ -23434,7 +24595,18 @@
                 <w:sz w:val="18"/>
                 <w:szCs w:val="18"/>
               </w:rPr>
-              <w:t xml:space="preserve">Sul telefono aprite uno scenario</w:t>
+              <w:t xml:space="preserve">Collaudo V01, D03. Valore proposto 32 €, Applica a tutti gli anni; poi valore del 2027 </w:t>
+            </w:r>
+            <w:r>
+              <w:rPr>
+                <w:rFonts w:ascii="Arial" w:cs="Arial" w:eastAsia="Arial" w:hAnsi="Arial"/>
+                <w:b/>
+                <w:bCs/>
+                <w:color w:val="1B2118"/>
+                <w:sz w:val="18"/>
+                <w:szCs w:val="18"/>
+              </w:rPr>
+              <w:t xml:space="preserve">0</w:t>
             </w:r>
           </w:p>
         </w:tc>
@@ -23467,7 +24639,7 @@
                 <w:sz w:val="18"/>
                 <w:szCs w:val="18"/>
               </w:rPr>
-              <w:t xml:space="preserve">I pulsanti vanno a capo e la pagina non scorre di lato; le tabelle larghe scorrono dentro il loro riquadro</w:t>
+              <w:t xml:space="preserve">Ricavi del 2027 = 0 €; cancellando il valore il 2027 torna a 32 €; con −5 compare «Valori economici non ammessi»</w:t>
             </w:r>
           </w:p>
         </w:tc>
@@ -23504,7 +24676,7 @@
                 <w:sz w:val="18"/>
                 <w:szCs w:val="18"/>
               </w:rPr>
-              <w:t xml:space="preserve">8b.7b</w:t>
+              <w:t xml:space="preserve">8b.5e</w:t>
             </w:r>
           </w:p>
         </w:tc>
@@ -23536,7 +24708,7 @@
                 <w:sz w:val="18"/>
                 <w:szCs w:val="18"/>
               </w:rPr>
-              <w:t xml:space="preserve">Simulazione economica: valore proposto 32 € → Applica a tutti gli anni; poi cambiate a mano il valore del 2030 a 40 €</w:t>
+              <w:t xml:space="preserve">Collaudo V01, R04. Con crediti e costi che si pareggiano esattamente</w:t>
             </w:r>
           </w:p>
         </w:tc>
@@ -23568,7 +24740,7 @@
                 <w:sz w:val="18"/>
                 <w:szCs w:val="18"/>
               </w:rPr>
-              <w:t xml:space="preserve">Colonna «Valore» compilata anno per anno, il 2030 a 40 € in grassetto; ricavi aggiornati</w:t>
+              <w:t xml:space="preserve">Riquadro «Margine netto»: «pareggio esatto nel …, nessun saldo positivo nel periodo» invece di «i costi non rientrano»</w:t>
             </w:r>
           </w:p>
         </w:tc>
@@ -23606,7 +24778,7 @@
                 <w:sz w:val="18"/>
                 <w:szCs w:val="18"/>
               </w:rPr>
-              <w:t xml:space="preserve">8b.7c</w:t>
+              <w:t xml:space="preserve">8b.6</w:t>
             </w:r>
           </w:p>
         </w:tc>
@@ -23639,7 +24811,7 @@
                 <w:sz w:val="18"/>
                 <w:szCs w:val="18"/>
               </w:rPr>
-              <w:t xml:space="preserve">Alla domanda «Simulare i costi in base al Caso 1 o al Caso 2?» scegliete Caso 1, poi Caso 2, con 16.735 abitanti</w:t>
+              <w:t xml:space="preserve">Salva → Duplica con nome «Ambizioso», cambiate il secco finale a 40 → Salva</w:t>
             </w:r>
           </w:p>
         </w:tc>
@@ -23672,7 +24844,7 @@
                 <w:sz w:val="18"/>
                 <w:szCs w:val="18"/>
               </w:rPr>
-              <w:t xml:space="preserve">Tabella delle sei voci con € per abitante interpolati (Caso 1: Progetto 0,13 €/ab, totale annuo circa 16.233 €); con il Caso 2 i costi salgono; nella tabella annuale partecipazione al Programma e consulenza, margine e anno di rientro</w:t>
+              <w:t xml:space="preserve">Nell'elenco del Comune due scenari con % finale e crediti a confronto</w:t>
             </w:r>
           </w:p>
         </w:tc>
@@ -23709,7 +24881,7 @@
                 <w:sz w:val="18"/>
                 <w:szCs w:val="18"/>
               </w:rPr>
-              <w:t xml:space="preserve">8b.7d</w:t>
+              <w:t xml:space="preserve">8b.7</w:t>
             </w:r>
           </w:p>
         </w:tc>
@@ -23741,7 +24913,58 @@
                 <w:sz w:val="18"/>
                 <w:szCs w:val="18"/>
               </w:rPr>
-              <w:t xml:space="preserve">Cambiate la durata a 7 anni</w:t>
+              <w:t xml:space="preserve">Salvate e premete </w:t>
+            </w:r>
+            <w:r>
+              <w:rPr>
+                <w:rFonts w:ascii="Arial" w:cs="Arial" w:eastAsia="Arial" w:hAnsi="Arial"/>
+                <w:b/>
+                <w:bCs/>
+                <w:color w:val="1B2118"/>
+                <w:sz w:val="18"/>
+                <w:szCs w:val="18"/>
+              </w:rPr>
+              <w:t xml:space="preserve">Scarica PDF</w:t>
+            </w:r>
+            <w:r>
+              <w:rPr>
+                <w:rFonts w:ascii="Arial" w:cs="Arial" w:eastAsia="Arial" w:hAnsi="Arial"/>
+                <w:color w:val="1B2118"/>
+                <w:sz w:val="18"/>
+                <w:szCs w:val="18"/>
+              </w:rPr>
+              <w:t xml:space="preserve">, poi </w:t>
+            </w:r>
+            <w:r>
+              <w:rPr>
+                <w:rFonts w:ascii="Arial" w:cs="Arial" w:eastAsia="Arial" w:hAnsi="Arial"/>
+                <w:b/>
+                <w:bCs/>
+                <w:color w:val="1B2118"/>
+                <w:sz w:val="18"/>
+                <w:szCs w:val="18"/>
+              </w:rPr>
+              <w:t xml:space="preserve">Esporta Excel</w:t>
+            </w:r>
+            <w:r>
+              <w:rPr>
+                <w:rFonts w:ascii="Arial" w:cs="Arial" w:eastAsia="Arial" w:hAnsi="Arial"/>
+                <w:color w:val="1B2118"/>
+                <w:sz w:val="18"/>
+                <w:szCs w:val="18"/>
+              </w:rPr>
+              <w:t xml:space="preserve"> e </w:t>
+            </w:r>
+            <w:r>
+              <w:rPr>
+                <w:rFonts w:ascii="Arial" w:cs="Arial" w:eastAsia="Arial" w:hAnsi="Arial"/>
+                <w:b/>
+                <w:bCs/>
+                <w:color w:val="1B2118"/>
+                <w:sz w:val="18"/>
+                <w:szCs w:val="18"/>
+              </w:rPr>
+              <w:t xml:space="preserve">CSV</w:t>
             </w:r>
           </w:p>
         </w:tc>
@@ -23773,7 +24996,7 @@
                 <w:sz w:val="18"/>
                 <w:szCs w:val="18"/>
               </w:rPr>
-              <w:t xml:space="preserve">Avviso: le tabelle valgono per progetti di 10 anni, i costi si computano a parte</w:t>
+              <w:t xml:space="preserve">PDF in A4 orizzontale con loghi, avvertenza «stima ex ante», scheda e sintesi, tabella anno per anno, parte economica e costi, «Pagina n di n»; il file Excel si apre senza avvisi con i fogli Sintesi, Anni, Economia e Costi e i numeri sommabili; il CSV ha una riga per anno</w:t>
             </w:r>
           </w:p>
         </w:tc>
@@ -23811,7 +25034,7 @@
                 <w:sz w:val="18"/>
                 <w:szCs w:val="18"/>
               </w:rPr>
-              <w:t xml:space="preserve">8b.8</w:t>
+              <w:t xml:space="preserve">8b.7e</w:t>
             </w:r>
           </w:p>
         </w:tc>
@@ -23844,7 +25067,7 @@
                 <w:sz w:val="18"/>
                 <w:szCs w:val="18"/>
               </w:rPr>
-              <w:t xml:space="preserve">[C] Provate ad aprire /simulatore</w:t>
+              <w:t xml:space="preserve">Sul telefono aprite uno scenario</w:t>
             </w:r>
           </w:p>
         </w:tc>
@@ -23877,7 +25100,7 @@
                 <w:sz w:val="18"/>
                 <w:szCs w:val="18"/>
               </w:rPr>
-              <w:t xml:space="preserve">«Questa sezione è riservata alla Fondazione»</w:t>
+              <w:t xml:space="preserve">I pulsanti vanno a capo e la pagina non scorre di lato; le tabelle larghe scorrono dentro il loro riquadro</w:t>
             </w:r>
           </w:p>
         </w:tc>
@@ -23914,6 +25137,416 @@
                 <w:sz w:val="18"/>
                 <w:szCs w:val="18"/>
               </w:rPr>
+              <w:t xml:space="preserve">8b.7b</w:t>
+            </w:r>
+          </w:p>
+        </w:tc>
+        <w:tc>
+          <w:tcPr>
+            <w:tcW w:type="dxa" w:w="4377"/>
+            <w:tcBorders>
+              <w:top w:val="single" w:color="D9D4C5" w:sz="4"/>
+              <w:left w:val="single" w:color="D9D4C5" w:sz="4"/>
+              <w:bottom w:val="single" w:color="D9D4C5" w:sz="4"/>
+              <w:right w:val="single" w:color="D9D4C5" w:sz="4"/>
+            </w:tcBorders>
+            <w:tcMar>
+              <w:top w:type="dxa" w:w="70"/>
+              <w:left w:type="dxa" w:w="110"/>
+              <w:bottom w:type="dxa" w:w="70"/>
+              <w:right w:type="dxa" w:w="110"/>
+            </w:tcMar>
+            <w:vAlign w:val="center"/>
+          </w:tcPr>
+          <w:p>
+            <w:pPr>
+              <w:spacing w:after="0" w:before="0"/>
+            </w:pPr>
+            <w:r>
+              <w:rPr>
+                <w:rFonts w:ascii="Arial" w:cs="Arial" w:eastAsia="Arial" w:hAnsi="Arial"/>
+                <w:color w:val="1B2118"/>
+                <w:sz w:val="18"/>
+                <w:szCs w:val="18"/>
+              </w:rPr>
+              <w:t xml:space="preserve">Simulazione economica: valore proposto 32 € → Applica a tutti gli anni; poi cambiate a mano il valore del 2030 a 40 €</w:t>
+            </w:r>
+          </w:p>
+        </w:tc>
+        <w:tc>
+          <w:tcPr>
+            <w:tcW w:type="dxa" w:w="4376"/>
+            <w:tcBorders>
+              <w:top w:val="single" w:color="D9D4C5" w:sz="4"/>
+              <w:left w:val="single" w:color="D9D4C5" w:sz="4"/>
+              <w:bottom w:val="single" w:color="D9D4C5" w:sz="4"/>
+              <w:right w:val="single" w:color="D9D4C5" w:sz="4"/>
+            </w:tcBorders>
+            <w:tcMar>
+              <w:top w:type="dxa" w:w="70"/>
+              <w:left w:type="dxa" w:w="110"/>
+              <w:bottom w:type="dxa" w:w="70"/>
+              <w:right w:type="dxa" w:w="110"/>
+            </w:tcMar>
+            <w:vAlign w:val="center"/>
+          </w:tcPr>
+          <w:p>
+            <w:pPr>
+              <w:spacing w:after="0" w:before="0"/>
+            </w:pPr>
+            <w:r>
+              <w:rPr>
+                <w:rFonts w:ascii="Arial" w:cs="Arial" w:eastAsia="Arial" w:hAnsi="Arial"/>
+                <w:color w:val="1B2118"/>
+                <w:sz w:val="18"/>
+                <w:szCs w:val="18"/>
+              </w:rPr>
+              <w:t xml:space="preserve">Colonna «Valore» compilata anno per anno, il 2030 a 40 € in grassetto; ricavi aggiornati</w:t>
+            </w:r>
+          </w:p>
+        </w:tc>
+      </w:tr>
+      <w:tr>
+        <w:trPr>
+          <w:cantSplit/>
+        </w:trPr>
+        <w:tc>
+          <w:tcPr>
+            <w:tcW w:type="dxa" w:w="885"/>
+            <w:tcBorders>
+              <w:top w:val="single" w:color="D9D4C5" w:sz="4"/>
+              <w:left w:val="single" w:color="D9D4C5" w:sz="4"/>
+              <w:bottom w:val="single" w:color="D9D4C5" w:sz="4"/>
+              <w:right w:val="single" w:color="D9D4C5" w:sz="4"/>
+            </w:tcBorders>
+            <w:shd w:fill="F6F4EE" w:color="auto" w:val="clear"/>
+            <w:tcMar>
+              <w:top w:type="dxa" w:w="70"/>
+              <w:left w:type="dxa" w:w="110"/>
+              <w:bottom w:type="dxa" w:w="70"/>
+              <w:right w:type="dxa" w:w="110"/>
+            </w:tcMar>
+            <w:vAlign w:val="center"/>
+          </w:tcPr>
+          <w:p>
+            <w:pPr>
+              <w:spacing w:after="0" w:before="0"/>
+            </w:pPr>
+            <w:r>
+              <w:rPr>
+                <w:rFonts w:ascii="Arial" w:cs="Arial" w:eastAsia="Arial" w:hAnsi="Arial"/>
+                <w:color w:val="1B2118"/>
+                <w:sz w:val="18"/>
+                <w:szCs w:val="18"/>
+              </w:rPr>
+              <w:t xml:space="preserve">8b.7c</w:t>
+            </w:r>
+          </w:p>
+        </w:tc>
+        <w:tc>
+          <w:tcPr>
+            <w:tcW w:type="dxa" w:w="4377"/>
+            <w:tcBorders>
+              <w:top w:val="single" w:color="D9D4C5" w:sz="4"/>
+              <w:left w:val="single" w:color="D9D4C5" w:sz="4"/>
+              <w:bottom w:val="single" w:color="D9D4C5" w:sz="4"/>
+              <w:right w:val="single" w:color="D9D4C5" w:sz="4"/>
+            </w:tcBorders>
+            <w:shd w:fill="F6F4EE" w:color="auto" w:val="clear"/>
+            <w:tcMar>
+              <w:top w:type="dxa" w:w="70"/>
+              <w:left w:type="dxa" w:w="110"/>
+              <w:bottom w:type="dxa" w:w="70"/>
+              <w:right w:type="dxa" w:w="110"/>
+            </w:tcMar>
+            <w:vAlign w:val="center"/>
+          </w:tcPr>
+          <w:p>
+            <w:pPr>
+              <w:spacing w:after="0" w:before="0"/>
+            </w:pPr>
+            <w:r>
+              <w:rPr>
+                <w:rFonts w:ascii="Arial" w:cs="Arial" w:eastAsia="Arial" w:hAnsi="Arial"/>
+                <w:color w:val="1B2118"/>
+                <w:sz w:val="18"/>
+                <w:szCs w:val="18"/>
+              </w:rPr>
+              <w:t xml:space="preserve">Alla domanda «Simulare i costi in base al Caso 1 o al Caso 2?» scegliete Caso 1, poi Caso 2, con 16.735 abitanti</w:t>
+            </w:r>
+          </w:p>
+        </w:tc>
+        <w:tc>
+          <w:tcPr>
+            <w:tcW w:type="dxa" w:w="4376"/>
+            <w:tcBorders>
+              <w:top w:val="single" w:color="D9D4C5" w:sz="4"/>
+              <w:left w:val="single" w:color="D9D4C5" w:sz="4"/>
+              <w:bottom w:val="single" w:color="D9D4C5" w:sz="4"/>
+              <w:right w:val="single" w:color="D9D4C5" w:sz="4"/>
+            </w:tcBorders>
+            <w:shd w:fill="F6F4EE" w:color="auto" w:val="clear"/>
+            <w:tcMar>
+              <w:top w:type="dxa" w:w="70"/>
+              <w:left w:type="dxa" w:w="110"/>
+              <w:bottom w:type="dxa" w:w="70"/>
+              <w:right w:type="dxa" w:w="110"/>
+            </w:tcMar>
+            <w:vAlign w:val="center"/>
+          </w:tcPr>
+          <w:p>
+            <w:pPr>
+              <w:spacing w:after="0" w:before="0"/>
+            </w:pPr>
+            <w:r>
+              <w:rPr>
+                <w:rFonts w:ascii="Arial" w:cs="Arial" w:eastAsia="Arial" w:hAnsi="Arial"/>
+                <w:color w:val="1B2118"/>
+                <w:sz w:val="18"/>
+                <w:szCs w:val="18"/>
+              </w:rPr>
+              <w:t xml:space="preserve">Tabella delle sei voci con € per abitante interpolati (Caso 1: Progetto 0,13 €/ab, totale annuo circa 16.233 €); con il Caso 2 i costi salgono; nella tabella annuale partecipazione al Programma e consulenza, margine e anno di rientro</w:t>
+            </w:r>
+          </w:p>
+        </w:tc>
+      </w:tr>
+      <w:tr>
+        <w:trPr>
+          <w:cantSplit/>
+        </w:trPr>
+        <w:tc>
+          <w:tcPr>
+            <w:tcW w:type="dxa" w:w="885"/>
+            <w:tcBorders>
+              <w:top w:val="single" w:color="D9D4C5" w:sz="4"/>
+              <w:left w:val="single" w:color="D9D4C5" w:sz="4"/>
+              <w:bottom w:val="single" w:color="D9D4C5" w:sz="4"/>
+              <w:right w:val="single" w:color="D9D4C5" w:sz="4"/>
+            </w:tcBorders>
+            <w:tcMar>
+              <w:top w:type="dxa" w:w="70"/>
+              <w:left w:type="dxa" w:w="110"/>
+              <w:bottom w:type="dxa" w:w="70"/>
+              <w:right w:type="dxa" w:w="110"/>
+            </w:tcMar>
+            <w:vAlign w:val="center"/>
+          </w:tcPr>
+          <w:p>
+            <w:pPr>
+              <w:spacing w:after="0" w:before="0"/>
+            </w:pPr>
+            <w:r>
+              <w:rPr>
+                <w:rFonts w:ascii="Arial" w:cs="Arial" w:eastAsia="Arial" w:hAnsi="Arial"/>
+                <w:color w:val="1B2118"/>
+                <w:sz w:val="18"/>
+                <w:szCs w:val="18"/>
+              </w:rPr>
+              <w:t xml:space="preserve">8b.7d</w:t>
+            </w:r>
+          </w:p>
+        </w:tc>
+        <w:tc>
+          <w:tcPr>
+            <w:tcW w:type="dxa" w:w="4377"/>
+            <w:tcBorders>
+              <w:top w:val="single" w:color="D9D4C5" w:sz="4"/>
+              <w:left w:val="single" w:color="D9D4C5" w:sz="4"/>
+              <w:bottom w:val="single" w:color="D9D4C5" w:sz="4"/>
+              <w:right w:val="single" w:color="D9D4C5" w:sz="4"/>
+            </w:tcBorders>
+            <w:tcMar>
+              <w:top w:type="dxa" w:w="70"/>
+              <w:left w:type="dxa" w:w="110"/>
+              <w:bottom w:type="dxa" w:w="70"/>
+              <w:right w:type="dxa" w:w="110"/>
+            </w:tcMar>
+            <w:vAlign w:val="center"/>
+          </w:tcPr>
+          <w:p>
+            <w:pPr>
+              <w:spacing w:after="0" w:before="0"/>
+            </w:pPr>
+            <w:r>
+              <w:rPr>
+                <w:rFonts w:ascii="Arial" w:cs="Arial" w:eastAsia="Arial" w:hAnsi="Arial"/>
+                <w:color w:val="1B2118"/>
+                <w:sz w:val="18"/>
+                <w:szCs w:val="18"/>
+              </w:rPr>
+              <w:t xml:space="preserve">Cambiate la durata a 7 anni</w:t>
+            </w:r>
+          </w:p>
+        </w:tc>
+        <w:tc>
+          <w:tcPr>
+            <w:tcW w:type="dxa" w:w="4376"/>
+            <w:tcBorders>
+              <w:top w:val="single" w:color="D9D4C5" w:sz="4"/>
+              <w:left w:val="single" w:color="D9D4C5" w:sz="4"/>
+              <w:bottom w:val="single" w:color="D9D4C5" w:sz="4"/>
+              <w:right w:val="single" w:color="D9D4C5" w:sz="4"/>
+            </w:tcBorders>
+            <w:tcMar>
+              <w:top w:type="dxa" w:w="70"/>
+              <w:left w:type="dxa" w:w="110"/>
+              <w:bottom w:type="dxa" w:w="70"/>
+              <w:right w:type="dxa" w:w="110"/>
+            </w:tcMar>
+            <w:vAlign w:val="center"/>
+          </w:tcPr>
+          <w:p>
+            <w:pPr>
+              <w:spacing w:after="0" w:before="0"/>
+            </w:pPr>
+            <w:r>
+              <w:rPr>
+                <w:rFonts w:ascii="Arial" w:cs="Arial" w:eastAsia="Arial" w:hAnsi="Arial"/>
+                <w:color w:val="1B2118"/>
+                <w:sz w:val="18"/>
+                <w:szCs w:val="18"/>
+              </w:rPr>
+              <w:t xml:space="preserve">Avviso: le tabelle valgono per progetti di 10 anni, i costi si computano a parte</w:t>
+            </w:r>
+          </w:p>
+        </w:tc>
+      </w:tr>
+      <w:tr>
+        <w:trPr>
+          <w:cantSplit/>
+        </w:trPr>
+        <w:tc>
+          <w:tcPr>
+            <w:tcW w:type="dxa" w:w="885"/>
+            <w:tcBorders>
+              <w:top w:val="single" w:color="D9D4C5" w:sz="4"/>
+              <w:left w:val="single" w:color="D9D4C5" w:sz="4"/>
+              <w:bottom w:val="single" w:color="D9D4C5" w:sz="4"/>
+              <w:right w:val="single" w:color="D9D4C5" w:sz="4"/>
+            </w:tcBorders>
+            <w:shd w:fill="F6F4EE" w:color="auto" w:val="clear"/>
+            <w:tcMar>
+              <w:top w:type="dxa" w:w="70"/>
+              <w:left w:type="dxa" w:w="110"/>
+              <w:bottom w:type="dxa" w:w="70"/>
+              <w:right w:type="dxa" w:w="110"/>
+            </w:tcMar>
+            <w:vAlign w:val="center"/>
+          </w:tcPr>
+          <w:p>
+            <w:pPr>
+              <w:spacing w:after="0" w:before="0"/>
+            </w:pPr>
+            <w:r>
+              <w:rPr>
+                <w:rFonts w:ascii="Arial" w:cs="Arial" w:eastAsia="Arial" w:hAnsi="Arial"/>
+                <w:color w:val="1B2118"/>
+                <w:sz w:val="18"/>
+                <w:szCs w:val="18"/>
+              </w:rPr>
+              <w:t xml:space="preserve">8b.8</w:t>
+            </w:r>
+          </w:p>
+        </w:tc>
+        <w:tc>
+          <w:tcPr>
+            <w:tcW w:type="dxa" w:w="4377"/>
+            <w:tcBorders>
+              <w:top w:val="single" w:color="D9D4C5" w:sz="4"/>
+              <w:left w:val="single" w:color="D9D4C5" w:sz="4"/>
+              <w:bottom w:val="single" w:color="D9D4C5" w:sz="4"/>
+              <w:right w:val="single" w:color="D9D4C5" w:sz="4"/>
+            </w:tcBorders>
+            <w:shd w:fill="F6F4EE" w:color="auto" w:val="clear"/>
+            <w:tcMar>
+              <w:top w:type="dxa" w:w="70"/>
+              <w:left w:type="dxa" w:w="110"/>
+              <w:bottom w:type="dxa" w:w="70"/>
+              <w:right w:type="dxa" w:w="110"/>
+            </w:tcMar>
+            <w:vAlign w:val="center"/>
+          </w:tcPr>
+          <w:p>
+            <w:pPr>
+              <w:spacing w:after="0" w:before="0"/>
+            </w:pPr>
+            <w:r>
+              <w:rPr>
+                <w:rFonts w:ascii="Arial" w:cs="Arial" w:eastAsia="Arial" w:hAnsi="Arial"/>
+                <w:color w:val="1B2118"/>
+                <w:sz w:val="18"/>
+                <w:szCs w:val="18"/>
+              </w:rPr>
+              <w:t xml:space="preserve">[C] Provate ad aprire /simulatore</w:t>
+            </w:r>
+          </w:p>
+        </w:tc>
+        <w:tc>
+          <w:tcPr>
+            <w:tcW w:type="dxa" w:w="4376"/>
+            <w:tcBorders>
+              <w:top w:val="single" w:color="D9D4C5" w:sz="4"/>
+              <w:left w:val="single" w:color="D9D4C5" w:sz="4"/>
+              <w:bottom w:val="single" w:color="D9D4C5" w:sz="4"/>
+              <w:right w:val="single" w:color="D9D4C5" w:sz="4"/>
+            </w:tcBorders>
+            <w:shd w:fill="F6F4EE" w:color="auto" w:val="clear"/>
+            <w:tcMar>
+              <w:top w:type="dxa" w:w="70"/>
+              <w:left w:type="dxa" w:w="110"/>
+              <w:bottom w:type="dxa" w:w="70"/>
+              <w:right w:type="dxa" w:w="110"/>
+            </w:tcMar>
+            <w:vAlign w:val="center"/>
+          </w:tcPr>
+          <w:p>
+            <w:pPr>
+              <w:spacing w:after="0" w:before="0"/>
+            </w:pPr>
+            <w:r>
+              <w:rPr>
+                <w:rFonts w:ascii="Arial" w:cs="Arial" w:eastAsia="Arial" w:hAnsi="Arial"/>
+                <w:color w:val="1B2118"/>
+                <w:sz w:val="18"/>
+                <w:szCs w:val="18"/>
+              </w:rPr>
+              <w:t xml:space="preserve">«Questa sezione è riservata alla Fondazione»</w:t>
+            </w:r>
+          </w:p>
+        </w:tc>
+      </w:tr>
+      <w:tr>
+        <w:trPr>
+          <w:cantSplit/>
+        </w:trPr>
+        <w:tc>
+          <w:tcPr>
+            <w:tcW w:type="dxa" w:w="885"/>
+            <w:tcBorders>
+              <w:top w:val="single" w:color="D9D4C5" w:sz="4"/>
+              <w:left w:val="single" w:color="D9D4C5" w:sz="4"/>
+              <w:bottom w:val="single" w:color="D9D4C5" w:sz="4"/>
+              <w:right w:val="single" w:color="D9D4C5" w:sz="4"/>
+            </w:tcBorders>
+            <w:tcMar>
+              <w:top w:type="dxa" w:w="70"/>
+              <w:left w:type="dxa" w:w="110"/>
+              <w:bottom w:type="dxa" w:w="70"/>
+              <w:right w:type="dxa" w:w="110"/>
+            </w:tcMar>
+            <w:vAlign w:val="center"/>
+          </w:tcPr>
+          <w:p>
+            <w:pPr>
+              <w:spacing w:after="0" w:before="0"/>
+            </w:pPr>
+            <w:r>
+              <w:rPr>
+                <w:rFonts w:ascii="Arial" w:cs="Arial" w:eastAsia="Arial" w:hAnsi="Arial"/>
+                <w:color w:val="1B2118"/>
+                <w:sz w:val="18"/>
+                <w:szCs w:val="18"/>
+              </w:rPr>
               <w:t xml:space="preserve">8b.9</w:t>
             </w:r>
           </w:p>
@@ -23978,7 +25611,111 @@
                 <w:sz w:val="18"/>
                 <w:szCs w:val="18"/>
               </w:rPr>
-              <w:t xml:space="preserve">Voci di creazione, modifica e cancellazione degli scenari</w:t>
+              <w:t xml:space="preserve">Voci di creazione, modifica e cancellazione degli scenari, con nome e codice dello scenario nella colonna «Oggetto e modifiche»</w:t>
+            </w:r>
+          </w:p>
+        </w:tc>
+      </w:tr>
+      <w:tr>
+        <w:trPr>
+          <w:cantSplit/>
+        </w:trPr>
+        <w:tc>
+          <w:tcPr>
+            <w:tcW w:type="dxa" w:w="885"/>
+            <w:tcBorders>
+              <w:top w:val="single" w:color="D9D4C5" w:sz="4"/>
+              <w:left w:val="single" w:color="D9D4C5" w:sz="4"/>
+              <w:bottom w:val="single" w:color="D9D4C5" w:sz="4"/>
+              <w:right w:val="single" w:color="D9D4C5" w:sz="4"/>
+            </w:tcBorders>
+            <w:shd w:fill="F6F4EE" w:color="auto" w:val="clear"/>
+            <w:tcMar>
+              <w:top w:type="dxa" w:w="70"/>
+              <w:left w:type="dxa" w:w="110"/>
+              <w:bottom w:type="dxa" w:w="70"/>
+              <w:right w:type="dxa" w:w="110"/>
+            </w:tcMar>
+            <w:vAlign w:val="center"/>
+          </w:tcPr>
+          <w:p>
+            <w:pPr>
+              <w:spacing w:after="0" w:before="0"/>
+            </w:pPr>
+            <w:r>
+              <w:rPr>
+                <w:rFonts w:ascii="Arial" w:cs="Arial" w:eastAsia="Arial" w:hAnsi="Arial"/>
+                <w:color w:val="1B2118"/>
+                <w:sz w:val="18"/>
+                <w:szCs w:val="18"/>
+              </w:rPr>
+              <w:t xml:space="preserve">8b.9b</w:t>
+            </w:r>
+          </w:p>
+        </w:tc>
+        <w:tc>
+          <w:tcPr>
+            <w:tcW w:type="dxa" w:w="4377"/>
+            <w:tcBorders>
+              <w:top w:val="single" w:color="D9D4C5" w:sz="4"/>
+              <w:left w:val="single" w:color="D9D4C5" w:sz="4"/>
+              <w:bottom w:val="single" w:color="D9D4C5" w:sz="4"/>
+              <w:right w:val="single" w:color="D9D4C5" w:sz="4"/>
+            </w:tcBorders>
+            <w:shd w:fill="F6F4EE" w:color="auto" w:val="clear"/>
+            <w:tcMar>
+              <w:top w:type="dxa" w:w="70"/>
+              <w:left w:type="dxa" w:w="110"/>
+              <w:bottom w:type="dxa" w:w="70"/>
+              <w:right w:type="dxa" w:w="110"/>
+            </w:tcMar>
+            <w:vAlign w:val="center"/>
+          </w:tcPr>
+          <w:p>
+            <w:pPr>
+              <w:spacing w:after="0" w:before="0"/>
+            </w:pPr>
+            <w:r>
+              <w:rPr>
+                <w:rFonts w:ascii="Arial" w:cs="Arial" w:eastAsia="Arial" w:hAnsi="Arial"/>
+                <w:color w:val="1B2118"/>
+                <w:sz w:val="18"/>
+                <w:szCs w:val="18"/>
+              </w:rPr>
+              <w:t xml:space="preserve">[A] Collaudo V01, D05. Modificate due scenari diversi (buffer in uno, produzione 2027 nell'altro) e salvate; aprite Audit e premete «n modifiche»</w:t>
+            </w:r>
+          </w:p>
+        </w:tc>
+        <w:tc>
+          <w:tcPr>
+            <w:tcW w:type="dxa" w:w="4376"/>
+            <w:tcBorders>
+              <w:top w:val="single" w:color="D9D4C5" w:sz="4"/>
+              <w:left w:val="single" w:color="D9D4C5" w:sz="4"/>
+              <w:bottom w:val="single" w:color="D9D4C5" w:sz="4"/>
+              <w:right w:val="single" w:color="D9D4C5" w:sz="4"/>
+            </w:tcBorders>
+            <w:shd w:fill="F6F4EE" w:color="auto" w:val="clear"/>
+            <w:tcMar>
+              <w:top w:type="dxa" w:w="70"/>
+              <w:left w:type="dxa" w:w="110"/>
+              <w:bottom w:type="dxa" w:w="70"/>
+              <w:right w:type="dxa" w:w="110"/>
+            </w:tcMar>
+            <w:vAlign w:val="center"/>
+          </w:tcPr>
+          <w:p>
+            <w:pPr>
+              <w:spacing w:after="0" w:before="0"/>
+            </w:pPr>
+            <w:r>
+              <w:rPr>
+                <w:rFonts w:ascii="Arial" w:cs="Arial" w:eastAsia="Arial" w:hAnsi="Arial"/>
+                <w:color w:val="1B2118"/>
+                <w:sz w:val="18"/>
+                <w:szCs w:val="18"/>
+              </w:rPr>
+              <w:t xml:space="preserve">Ogni riga indica lo scenario giusto («Scenario del simulatore «nome» (codice)») e i cambi «Buffer (%): 20 → 25», «Anno 2027 › produzione totale (t): 300 → 290», «Crediti netti stimati …», «Ultimo ricalcolo …»</w:t>
             </w:r>
           </w:p>
         </w:tc>
@@ -27996,7 +29733,7 @@
         <w:szCs w:val="16"/>
       </w:rPr>
       <w:tab/>
-      <w:t xml:space="preserve">Manuale Test · Rev. 3.8 · 20/10/2026</w:t>
+      <w:t xml:space="preserve">Manuale Test · Rev. 3.9 · 20/10/2026</w:t>
     </w:r>
   </w:p>
 </w:hdr>
@@ -28061,7 +29798,7 @@
         <w:szCs w:val="16"/>
       </w:rPr>
       <w:tab/>
-      <w:t xml:space="preserve">Manuale Test · Rev. 3.8 · 20/10/2026</w:t>
+      <w:t xml:space="preserve">Manuale Test · Rev. 3.9 · 20/10/2026</w:t>
     </w:r>
   </w:p>
 </w:hdr>

--- a/public/documentazione/Manuale_Test_Portale_CWP.docx
+++ b/public/documentazione/Manuale_Test_Portale_CWP.docx
@@ -302,7 +302,7 @@
                 <w:sz w:val="20"/>
                 <w:szCs w:val="20"/>
               </w:rPr>
-              <w:t xml:space="preserve">Rev. 3.9</w:t>
+              <w:t xml:space="preserve">Rev. 3.10</w:t>
             </w:r>
           </w:p>
         </w:tc>
@@ -365,7 +365,7 @@
                 <w:sz w:val="20"/>
                 <w:szCs w:val="20"/>
               </w:rPr>
-              <w:t xml:space="preserve">20/10/2026</w:t>
+              <w:t xml:space="preserve">21/10/2026</w:t>
             </w:r>
           </w:p>
         </w:tc>
@@ -719,7 +719,7 @@
                 <w:sz w:val="18"/>
                 <w:szCs w:val="18"/>
               </w:rPr>
-              <w:t xml:space="preserve">3.9</w:t>
+              <w:t xml:space="preserve">3.10</w:t>
             </w:r>
           </w:p>
         </w:tc>
@@ -751,7 +751,7 @@
                 <w:sz w:val="18"/>
                 <w:szCs w:val="18"/>
               </w:rPr>
-              <w:t xml:space="preserve">20/10/2026</w:t>
+              <w:t xml:space="preserve">21/10/2026</w:t>
             </w:r>
           </w:p>
         </w:tc>
@@ -783,7 +783,7 @@
                 <w:sz w:val="18"/>
                 <w:szCs w:val="18"/>
               </w:rPr>
-              <w:t xml:space="preserve">Prove del collaudo V01: 7.17-7.22 (negativi, date inesistenti, buffer, conferma senza Banca Dati, percentuali nel CSV, formule nei CSV) e 8b.5-8b.5e, 8b.9b (simulatore e audit degli scenari).</w:t>
+              <w:t xml:space="preserve">Collaudo V05: prova 10.5 aggiornata (account disattivato) e nuova 10.5b (testi lunghi nell'Audit).</w:t>
             </w:r>
           </w:p>
         </w:tc>
@@ -853,7 +853,7 @@
                 <w:sz w:val="18"/>
                 <w:szCs w:val="18"/>
               </w:rPr>
-              <w:t xml:space="preserve">3.8</w:t>
+              <w:t xml:space="preserve">3.9</w:t>
             </w:r>
           </w:p>
         </w:tc>
@@ -919,7 +919,7 @@
                 <w:sz w:val="18"/>
                 <w:szCs w:val="18"/>
               </w:rPr>
-              <w:t xml:space="preserve">Prove 10.14-10.14d (sicurezza).</w:t>
+              <w:t xml:space="preserve">Prove del collaudo V01: 7.17-7.22 (negativi, date inesistenti, buffer, conferma senza Banca Dati, percentuali nel CSV, formule nei CSV) e 8b.5-8b.5e, 8b.9b (simulatore e audit degli scenari).</w:t>
             </w:r>
           </w:p>
         </w:tc>
@@ -989,7 +989,7 @@
                 <w:sz w:val="18"/>
                 <w:szCs w:val="18"/>
               </w:rPr>
-              <w:t xml:space="preserve">3.7</w:t>
+              <w:t xml:space="preserve">3.8</w:t>
             </w:r>
           </w:p>
         </w:tc>
@@ -1053,7 +1053,7 @@
                 <w:sz w:val="18"/>
                 <w:szCs w:val="18"/>
               </w:rPr>
-              <w:t xml:space="preserve">Prove 10.6b (menu Amministratori) e 10.7 (menu enti).</w:t>
+              <w:t xml:space="preserve">Prove 10.14-10.14d (sicurezza).</w:t>
             </w:r>
           </w:p>
         </w:tc>
@@ -1123,7 +1123,7 @@
                 <w:sz w:val="18"/>
                 <w:szCs w:val="18"/>
               </w:rPr>
-              <w:t xml:space="preserve">3.6</w:t>
+              <w:t xml:space="preserve">3.7</w:t>
             </w:r>
           </w:p>
         </w:tc>
@@ -1189,7 +1189,7 @@
                 <w:sz w:val="18"/>
                 <w:szCs w:val="18"/>
               </w:rPr>
-              <w:t xml:space="preserve">Sezione «Audit User». Voce «Marketplaces» in arrivo.</w:t>
+              <w:t xml:space="preserve">Prove 10.6b (menu Amministratori) e 10.7 (menu enti).</w:t>
             </w:r>
           </w:p>
         </w:tc>
@@ -1259,7 +1259,7 @@
                 <w:sz w:val="18"/>
                 <w:szCs w:val="18"/>
               </w:rPr>
-              <w:t xml:space="preserve">3.5</w:t>
+              <w:t xml:space="preserve">3.6</w:t>
             </w:r>
           </w:p>
         </w:tc>
@@ -1323,7 +1323,7 @@
                 <w:sz w:val="18"/>
                 <w:szCs w:val="18"/>
               </w:rPr>
-              <w:t xml:space="preserve">Prove 10.12b-10.13d (Audit trail user).</w:t>
+              <w:t xml:space="preserve">Sezione «Audit User». Voce «Marketplaces» in arrivo.</w:t>
             </w:r>
           </w:p>
         </w:tc>
@@ -1393,7 +1393,7 @@
                 <w:sz w:val="18"/>
                 <w:szCs w:val="18"/>
               </w:rPr>
-              <w:t xml:space="preserve">3.4</w:t>
+              <w:t xml:space="preserve">3.5</w:t>
             </w:r>
           </w:p>
         </w:tc>
@@ -1459,7 +1459,7 @@
                 <w:sz w:val="18"/>
                 <w:szCs w:val="18"/>
               </w:rPr>
-              <w:t xml:space="preserve">Prove 8b.7-8b.7e (PDF, Excel, telefono), 10.12 (utenti online), 10.11d.</w:t>
+              <w:t xml:space="preserve">Prove 10.12b-10.13d (Audit trail user).</w:t>
             </w:r>
           </w:p>
         </w:tc>
@@ -1529,7 +1529,7 @@
                 <w:sz w:val="18"/>
                 <w:szCs w:val="18"/>
               </w:rPr>
-              <w:t xml:space="preserve">3.3</w:t>
+              <w:t xml:space="preserve">3.4</w:t>
             </w:r>
           </w:p>
         </w:tc>
@@ -1561,7 +1561,7 @@
                 <w:sz w:val="18"/>
                 <w:szCs w:val="18"/>
               </w:rPr>
-              <w:t xml:space="preserve">19/10/2026</w:t>
+              <w:t xml:space="preserve">20/10/2026</w:t>
             </w:r>
           </w:p>
         </w:tc>
@@ -1593,7 +1593,7 @@
                 <w:sz w:val="18"/>
                 <w:szCs w:val="18"/>
               </w:rPr>
-              <w:t xml:space="preserve">Prova 10.11: messaggio d'attesa «Un attimo…».</w:t>
+              <w:t xml:space="preserve">Prove 8b.7-8b.7e (PDF, Excel, telefono), 10.12 (utenti online), 10.11d.</w:t>
             </w:r>
           </w:p>
         </w:tc>
@@ -1663,7 +1663,7 @@
                 <w:sz w:val="18"/>
                 <w:szCs w:val="18"/>
               </w:rPr>
-              <w:t xml:space="preserve">3.2</w:t>
+              <w:t xml:space="preserve">3.3</w:t>
             </w:r>
           </w:p>
         </w:tc>
@@ -1729,7 +1729,7 @@
                 <w:sz w:val="18"/>
                 <w:szCs w:val="18"/>
               </w:rPr>
-              <w:t xml:space="preserve">Prova 10.11 aggiornata con l'assistente attivo e i messaggi d'errore della Console.</w:t>
+              <w:t xml:space="preserve">Prova 10.11: messaggio d'attesa «Un attimo…».</w:t>
             </w:r>
           </w:p>
         </w:tc>
@@ -1799,7 +1799,7 @@
                 <w:sz w:val="18"/>
                 <w:szCs w:val="18"/>
               </w:rPr>
-              <w:t xml:space="preserve">3.1</w:t>
+              <w:t xml:space="preserve">3.2</w:t>
             </w:r>
           </w:p>
         </w:tc>
@@ -1863,7 +1863,7 @@
                 <w:sz w:val="18"/>
                 <w:szCs w:val="18"/>
               </w:rPr>
-              <w:t xml:space="preserve">Prove 10.11-10.11c: assistente virtuale e documenti ufficiali.</w:t>
+              <w:t xml:space="preserve">Prova 10.11 aggiornata con l'assistente attivo e i messaggi d'errore della Console.</w:t>
             </w:r>
           </w:p>
         </w:tc>
@@ -1933,7 +1933,7 @@
                 <w:sz w:val="18"/>
                 <w:szCs w:val="18"/>
               </w:rPr>
-              <w:t xml:space="preserve">3.0</w:t>
+              <w:t xml:space="preserve">3.1</w:t>
             </w:r>
           </w:p>
         </w:tc>
@@ -1999,7 +1999,7 @@
                 <w:sz w:val="18"/>
                 <w:szCs w:val="18"/>
               </w:rPr>
-              <w:t xml:space="preserve">Prova 10.10c: ordinamento.</w:t>
+              <w:t xml:space="preserve">Prove 10.11-10.11c: assistente virtuale e documenti ufficiali.</w:t>
             </w:r>
           </w:p>
         </w:tc>
@@ -2069,7 +2069,7 @@
                 <w:sz w:val="18"/>
                 <w:szCs w:val="18"/>
               </w:rPr>
-              <w:t xml:space="preserve">2.9</w:t>
+              <w:t xml:space="preserve">3.0</w:t>
             </w:r>
           </w:p>
         </w:tc>
@@ -2133,7 +2133,7 @@
                 <w:sz w:val="18"/>
                 <w:szCs w:val="18"/>
               </w:rPr>
-              <w:t xml:space="preserve">Prove 8b.3b e 8b.3c: metodo per utenza, buffer e taratura.</w:t>
+              <w:t xml:space="preserve">Prova 10.10c: ordinamento.</w:t>
             </w:r>
           </w:p>
         </w:tc>
@@ -2203,7 +2203,7 @@
                 <w:sz w:val="18"/>
                 <w:szCs w:val="18"/>
               </w:rPr>
-              <w:t xml:space="preserve">2.8</w:t>
+              <w:t xml:space="preserve">2.9</w:t>
             </w:r>
           </w:p>
         </w:tc>
@@ -2269,7 +2269,7 @@
                 <w:sz w:val="18"/>
                 <w:szCs w:val="18"/>
               </w:rPr>
-              <w:t xml:space="preserve">Prova 10.10b: barra a LED della Dashboard.</w:t>
+              <w:t xml:space="preserve">Prove 8b.3b e 8b.3c: metodo per utenza, buffer e taratura.</w:t>
             </w:r>
           </w:p>
         </w:tc>
@@ -2339,7 +2339,7 @@
                 <w:sz w:val="18"/>
                 <w:szCs w:val="18"/>
               </w:rPr>
-              <w:t xml:space="preserve">2.7</w:t>
+              <w:t xml:space="preserve">2.8</w:t>
             </w:r>
           </w:p>
         </w:tc>
@@ -2403,7 +2403,7 @@
                 <w:sz w:val="18"/>
                 <w:szCs w:val="18"/>
               </w:rPr>
-              <w:t xml:space="preserve">Prova 1.3d: eliminazione di un utente mai attivo.</w:t>
+              <w:t xml:space="preserve">Prova 10.10b: barra a LED della Dashboard.</w:t>
             </w:r>
           </w:p>
         </w:tc>
@@ -2473,7 +2473,7 @@
                 <w:sz w:val="18"/>
                 <w:szCs w:val="18"/>
               </w:rPr>
-              <w:t xml:space="preserve">2.6</w:t>
+              <w:t xml:space="preserve">2.7</w:t>
             </w:r>
           </w:p>
         </w:tc>
@@ -2539,7 +2539,7 @@
                 <w:sz w:val="18"/>
                 <w:szCs w:val="18"/>
               </w:rPr>
-              <w:t xml:space="preserve">Prove 1.3 e 1.3c: email con le credenziali.</w:t>
+              <w:t xml:space="preserve">Prova 1.3d: eliminazione di un utente mai attivo.</w:t>
             </w:r>
           </w:p>
         </w:tc>
@@ -2609,7 +2609,7 @@
                 <w:sz w:val="18"/>
                 <w:szCs w:val="18"/>
               </w:rPr>
-              <w:t xml:space="preserve">2.5</w:t>
+              <w:t xml:space="preserve">2.6</w:t>
             </w:r>
           </w:p>
         </w:tc>
@@ -2673,7 +2673,7 @@
                 <w:sz w:val="18"/>
                 <w:szCs w:val="18"/>
               </w:rPr>
-              <w:t xml:space="preserve">Prove 1.3a-1.3a3: nomina di un Amministratore e protezione del principale.</w:t>
+              <w:t xml:space="preserve">Prove 1.3 e 1.3c: email con le credenziali.</w:t>
             </w:r>
           </w:p>
         </w:tc>
@@ -2743,7 +2743,7 @@
                 <w:sz w:val="18"/>
                 <w:szCs w:val="18"/>
               </w:rPr>
-              <w:t xml:space="preserve">2.4</w:t>
+              <w:t xml:space="preserve">2.5</w:t>
             </w:r>
           </w:p>
         </w:tc>
@@ -2809,7 +2809,7 @@
                 <w:sz w:val="18"/>
                 <w:szCs w:val="18"/>
               </w:rPr>
-              <w:t xml:space="preserve">Prove 8b.7c e 8b.7d: costi Caso 1 e Caso 2.</w:t>
+              <w:t xml:space="preserve">Prove 1.3a-1.3a3: nomina di un Amministratore e protezione del principale.</w:t>
             </w:r>
           </w:p>
         </w:tc>
@@ -2879,7 +2879,7 @@
                 <w:sz w:val="18"/>
                 <w:szCs w:val="18"/>
               </w:rPr>
-              <w:t xml:space="preserve">2.3</w:t>
+              <w:t xml:space="preserve">2.4</w:t>
             </w:r>
           </w:p>
         </w:tc>
@@ -2943,7 +2943,7 @@
                 <w:sz w:val="18"/>
                 <w:szCs w:val="18"/>
               </w:rPr>
-              <w:t xml:space="preserve">Prova 8b.7b aggiornata: valore del credito anno per anno.</w:t>
+              <w:t xml:space="preserve">Prove 8b.7c e 8b.7d: costi Caso 1 e Caso 2.</w:t>
             </w:r>
           </w:p>
         </w:tc>
@@ -3013,7 +3013,7 @@
                 <w:sz w:val="18"/>
                 <w:szCs w:val="18"/>
               </w:rPr>
-              <w:t xml:space="preserve">2.2</w:t>
+              <w:t xml:space="preserve">2.3</w:t>
             </w:r>
           </w:p>
         </w:tc>
@@ -3079,7 +3079,7 @@
                 <w:sz w:val="18"/>
                 <w:szCs w:val="18"/>
               </w:rPr>
-              <w:t xml:space="preserve">Prova 8b.7b della simulazione economica (ricavi e costi per il Comune).</w:t>
+              <w:t xml:space="preserve">Prova 8b.7b aggiornata: valore del credito anno per anno.</w:t>
             </w:r>
           </w:p>
         </w:tc>
@@ -3149,7 +3149,7 @@
                 <w:sz w:val="18"/>
                 <w:szCs w:val="18"/>
               </w:rPr>
-              <w:t xml:space="preserve">2.1</w:t>
+              <w:t xml:space="preserve">2.2</w:t>
             </w:r>
           </w:p>
         </w:tc>
@@ -3213,7 +3213,7 @@
                 <w:sz w:val="18"/>
                 <w:szCs w:val="18"/>
               </w:rPr>
-              <w:t xml:space="preserve">Prove 8b.2b e 8b.2c (scenario di riferimento e situazione attuale).</w:t>
+              <w:t xml:space="preserve">Prova 8b.7b della simulazione economica (ricavi e costi per il Comune).</w:t>
             </w:r>
           </w:p>
         </w:tc>
@@ -3283,7 +3283,7 @@
                 <w:sz w:val="18"/>
                 <w:szCs w:val="18"/>
               </w:rPr>
-              <w:t xml:space="preserve">2.0</w:t>
+              <w:t xml:space="preserve">2.1</w:t>
             </w:r>
           </w:p>
         </w:tc>
@@ -3349,7 +3349,7 @@
                 <w:sz w:val="18"/>
                 <w:szCs w:val="18"/>
               </w:rPr>
-              <w:t xml:space="preserve">Prove 8b del simulatore di scenari.</w:t>
+              <w:t xml:space="preserve">Prove 8b.2b e 8b.2c (scenario di riferimento e situazione attuale).</w:t>
             </w:r>
           </w:p>
         </w:tc>
@@ -3419,7 +3419,7 @@
                 <w:sz w:val="18"/>
                 <w:szCs w:val="18"/>
               </w:rPr>
-              <w:t xml:space="preserve">1.9</w:t>
+              <w:t xml:space="preserve">2.0</w:t>
             </w:r>
           </w:p>
         </w:tc>
@@ -3483,7 +3483,7 @@
                 <w:sz w:val="18"/>
                 <w:szCs w:val="18"/>
               </w:rPr>
-              <w:t xml:space="preserve">In sviluppo: simulatore di scenari e assistente virtuale.</w:t>
+              <w:t xml:space="preserve">Prove 8b del simulatore di scenari.</w:t>
             </w:r>
           </w:p>
         </w:tc>
@@ -3553,7 +3553,7 @@
                 <w:sz w:val="18"/>
                 <w:szCs w:val="18"/>
               </w:rPr>
-              <w:t xml:space="preserve">1.8</w:t>
+              <w:t xml:space="preserve">1.9</w:t>
             </w:r>
           </w:p>
         </w:tc>
@@ -3619,7 +3619,7 @@
                 <w:sz w:val="18"/>
                 <w:szCs w:val="18"/>
               </w:rPr>
-              <w:t xml:space="preserve">Tolto il limite noto sull'incarico del soggetto promotore del programma.</w:t>
+              <w:t xml:space="preserve">In sviluppo: simulatore di scenari e assistente virtuale.</w:t>
             </w:r>
           </w:p>
         </w:tc>
@@ -3689,7 +3689,7 @@
                 <w:sz w:val="18"/>
                 <w:szCs w:val="18"/>
               </w:rPr>
-              <w:t xml:space="preserve">1.7</w:t>
+              <w:t xml:space="preserve">1.8</w:t>
             </w:r>
           </w:p>
         </w:tc>
@@ -3721,7 +3721,7 @@
                 <w:sz w:val="18"/>
                 <w:szCs w:val="18"/>
               </w:rPr>
-              <w:t xml:space="preserve">18/10/2026</w:t>
+              <w:t xml:space="preserve">19/10/2026</w:t>
             </w:r>
           </w:p>
         </w:tc>
@@ -3753,7 +3753,7 @@
                 <w:sz w:val="18"/>
                 <w:szCs w:val="18"/>
               </w:rPr>
-              <w:t xml:space="preserve">Percorso di prova esteso alle funzioni dell'allineamento ai documenti CWP: territorio ISTAT, stati del Programma, Rapporto a 7 fasi, tariffe e sospensione, accuratezza, ritiro, account unico, crediti emessi, reclami, pagina pubblica, qualità dei dati.</w:t>
+              <w:t xml:space="preserve">Tolto il limite noto sull'incarico del soggetto promotore del programma.</w:t>
             </w:r>
           </w:p>
         </w:tc>
@@ -3823,7 +3823,7 @@
                 <w:sz w:val="18"/>
                 <w:szCs w:val="18"/>
               </w:rPr>
-              <w:t xml:space="preserve">1.6</w:t>
+              <w:t xml:space="preserve">1.7</w:t>
             </w:r>
           </w:p>
         </w:tc>
@@ -3889,7 +3889,7 @@
                 <w:sz w:val="18"/>
                 <w:szCs w:val="18"/>
               </w:rPr>
-              <w:t xml:space="preserve">Glossario: descrizione corretta del buffer (al massimo 80%).</w:t>
+              <w:t xml:space="preserve">Percorso di prova esteso alle funzioni dell'allineamento ai documenti CWP: territorio ISTAT, stati del Programma, Rapporto a 7 fasi, tariffe e sospensione, accuratezza, ritiro, account unico, crediti emessi, reclami, pagina pubblica, qualità dei dati.</w:t>
             </w:r>
           </w:p>
         </w:tc>
@@ -3959,7 +3959,7 @@
                 <w:sz w:val="18"/>
                 <w:szCs w:val="18"/>
               </w:rPr>
-              <w:t xml:space="preserve">1.5</w:t>
+              <w:t xml:space="preserve">1.6</w:t>
             </w:r>
           </w:p>
         </w:tc>
@@ -4023,7 +4023,7 @@
                 <w:sz w:val="18"/>
                 <w:szCs w:val="18"/>
               </w:rPr>
-              <w:t xml:space="preserve">Nuove prove 1.2b, 1.8, 3.7, 4.1b, 6.4, 6.5; prove 1.6, 1.7, 3.2, 4.1, 4.6, 5.4 e 6.3 aggiornate (anagrafiche, documenti richiesti, consultazione, Rapporti a 4 fasi, conservazione, fascicolo).</w:t>
+              <w:t xml:space="preserve">Glossario: descrizione corretta del buffer (al massimo 80%).</w:t>
             </w:r>
           </w:p>
         </w:tc>
@@ -4093,7 +4093,7 @@
                 <w:sz w:val="18"/>
                 <w:szCs w:val="18"/>
               </w:rPr>
-              <w:t xml:space="preserve">1.4</w:t>
+              <w:t xml:space="preserve">1.5</w:t>
             </w:r>
           </w:p>
         </w:tc>
@@ -4159,7 +4159,7 @@
                 <w:sz w:val="18"/>
                 <w:szCs w:val="18"/>
               </w:rPr>
-              <w:t xml:space="preserve">Nuova prova 7.12 (risultato azzerato dopo una modifica dei dati); prove successive del blocco 7 rinumerate; prova 8.4 estesa.</w:t>
+              <w:t xml:space="preserve">Nuove prove 1.2b, 1.8, 3.7, 4.1b, 6.4, 6.5; prove 1.6, 1.7, 3.2, 4.1, 4.6, 5.4 e 6.3 aggiornate (anagrafiche, documenti richiesti, consultazione, Rapporti a 4 fasi, conservazione, fascicolo).</w:t>
             </w:r>
           </w:p>
         </w:tc>
@@ -4229,7 +4229,7 @@
                 <w:sz w:val="18"/>
                 <w:szCs w:val="18"/>
               </w:rPr>
-              <w:t xml:space="preserve">1.3</w:t>
+              <w:t xml:space="preserve">1.4</w:t>
             </w:r>
           </w:p>
         </w:tc>
@@ -4293,7 +4293,7 @@
                 <w:sz w:val="18"/>
                 <w:szCs w:val="18"/>
               </w:rPr>
-              <w:t xml:space="preserve">Prove del rapporto PDF, del numero di registro e del registro dei crediti con le nuove versioni.</w:t>
+              <w:t xml:space="preserve">Nuova prova 7.12 (risultato azzerato dopo una modifica dei dati); prove successive del blocco 7 rinumerate; prova 8.4 estesa.</w:t>
             </w:r>
           </w:p>
         </w:tc>
@@ -4363,7 +4363,7 @@
                 <w:sz w:val="18"/>
                 <w:szCs w:val="18"/>
               </w:rPr>
-              <w:t xml:space="preserve">1.2</w:t>
+              <w:t xml:space="preserve">1.3</w:t>
             </w:r>
           </w:p>
         </w:tc>
@@ -4429,7 +4429,7 @@
                 <w:sz w:val="18"/>
                 <w:szCs w:val="18"/>
               </w:rPr>
-              <w:t xml:space="preserve">Calcolo crediti: prove di import del tracciato con i file di esempio (compilato, letture, dati personali) e dei controlli di coerenza.</w:t>
+              <w:t xml:space="preserve">Prove del rapporto PDF, del numero di registro e del registro dei crediti con le nuove versioni.</w:t>
             </w:r>
           </w:p>
         </w:tc>
@@ -4499,7 +4499,7 @@
                 <w:sz w:val="18"/>
                 <w:szCs w:val="18"/>
               </w:rPr>
-              <w:t xml:space="preserve">1.1</w:t>
+              <w:t xml:space="preserve">1.2</w:t>
             </w:r>
           </w:p>
         </w:tc>
@@ -4563,7 +4563,7 @@
                 <w:sz w:val="18"/>
                 <w:szCs w:val="18"/>
               </w:rPr>
-              <w:t xml:space="preserve">Prove per Enti di Validazione, modelli, note di fase, messaggi, pagamenti visibili al Comune, pratica sospesa, consultazione pubblica con conferma dell'email, limiti di invio ed errata corrige.</w:t>
+              <w:t xml:space="preserve">Calcolo crediti: prove di import del tracciato con i file di esempio (compilato, letture, dati personali) e dei controlli di coerenza.</w:t>
             </w:r>
           </w:p>
         </w:tc>
@@ -4633,6 +4633,142 @@
                 <w:sz w:val="18"/>
                 <w:szCs w:val="18"/>
               </w:rPr>
+              <w:t xml:space="preserve">1.1</w:t>
+            </w:r>
+          </w:p>
+        </w:tc>
+        <w:tc>
+          <w:tcPr>
+            <w:tcW w:type="dxa" w:w="1300"/>
+            <w:tcBorders>
+              <w:top w:val="single" w:color="D9D4C5" w:sz="4"/>
+              <w:left w:val="single" w:color="D9D4C5" w:sz="4"/>
+              <w:bottom w:val="single" w:color="D9D4C5" w:sz="4"/>
+              <w:right w:val="single" w:color="D9D4C5" w:sz="4"/>
+            </w:tcBorders>
+            <w:shd w:fill="F6F4EE" w:color="auto" w:val="clear"/>
+            <w:tcMar>
+              <w:top w:type="dxa" w:w="70"/>
+              <w:left w:type="dxa" w:w="110"/>
+              <w:bottom w:type="dxa" w:w="70"/>
+              <w:right w:type="dxa" w:w="110"/>
+            </w:tcMar>
+            <w:vAlign w:val="center"/>
+          </w:tcPr>
+          <w:p>
+            <w:pPr>
+              <w:spacing w:after="0" w:before="0"/>
+            </w:pPr>
+            <w:r>
+              <w:rPr>
+                <w:rFonts w:ascii="Arial" w:cs="Arial" w:eastAsia="Arial" w:hAnsi="Arial"/>
+                <w:color w:val="1B2118"/>
+                <w:sz w:val="18"/>
+                <w:szCs w:val="18"/>
+              </w:rPr>
+              <w:t xml:space="preserve">18/10/2026</w:t>
+            </w:r>
+          </w:p>
+        </w:tc>
+        <w:tc>
+          <w:tcPr>
+            <w:tcW w:type="dxa" w:w="5538"/>
+            <w:tcBorders>
+              <w:top w:val="single" w:color="D9D4C5" w:sz="4"/>
+              <w:left w:val="single" w:color="D9D4C5" w:sz="4"/>
+              <w:bottom w:val="single" w:color="D9D4C5" w:sz="4"/>
+              <w:right w:val="single" w:color="D9D4C5" w:sz="4"/>
+            </w:tcBorders>
+            <w:shd w:fill="F6F4EE" w:color="auto" w:val="clear"/>
+            <w:tcMar>
+              <w:top w:type="dxa" w:w="70"/>
+              <w:left w:type="dxa" w:w="110"/>
+              <w:bottom w:type="dxa" w:w="70"/>
+              <w:right w:type="dxa" w:w="110"/>
+            </w:tcMar>
+            <w:vAlign w:val="center"/>
+          </w:tcPr>
+          <w:p>
+            <w:pPr>
+              <w:spacing w:after="0" w:before="0"/>
+            </w:pPr>
+            <w:r>
+              <w:rPr>
+                <w:rFonts w:ascii="Arial" w:cs="Arial" w:eastAsia="Arial" w:hAnsi="Arial"/>
+                <w:color w:val="1B2118"/>
+                <w:sz w:val="18"/>
+                <w:szCs w:val="18"/>
+              </w:rPr>
+              <w:t xml:space="preserve">Prove per Enti di Validazione, modelli, note di fase, messaggi, pagamenti visibili al Comune, pratica sospesa, consultazione pubblica con conferma dell'email, limiti di invio ed errata corrige.</w:t>
+            </w:r>
+          </w:p>
+        </w:tc>
+        <w:tc>
+          <w:tcPr>
+            <w:tcW w:type="dxa" w:w="2000"/>
+            <w:tcBorders>
+              <w:top w:val="single" w:color="D9D4C5" w:sz="4"/>
+              <w:left w:val="single" w:color="D9D4C5" w:sz="4"/>
+              <w:bottom w:val="single" w:color="D9D4C5" w:sz="4"/>
+              <w:right w:val="single" w:color="D9D4C5" w:sz="4"/>
+            </w:tcBorders>
+            <w:shd w:fill="F6F4EE" w:color="auto" w:val="clear"/>
+            <w:tcMar>
+              <w:top w:type="dxa" w:w="70"/>
+              <w:left w:type="dxa" w:w="110"/>
+              <w:bottom w:type="dxa" w:w="70"/>
+              <w:right w:type="dxa" w:w="110"/>
+            </w:tcMar>
+            <w:vAlign w:val="center"/>
+          </w:tcPr>
+          <w:p>
+            <w:pPr>
+              <w:spacing w:after="0" w:before="0"/>
+            </w:pPr>
+            <w:r>
+              <w:rPr>
+                <w:rFonts w:ascii="Arial" w:cs="Arial" w:eastAsia="Arial" w:hAnsi="Arial"/>
+                <w:color w:val="1B2118"/>
+                <w:sz w:val="18"/>
+                <w:szCs w:val="18"/>
+              </w:rPr>
+              <w:t xml:space="preserve">Fondazione Operate</w:t>
+            </w:r>
+          </w:p>
+        </w:tc>
+      </w:tr>
+      <w:tr>
+        <w:trPr>
+          <w:cantSplit/>
+        </w:trPr>
+        <w:tc>
+          <w:tcPr>
+            <w:tcW w:type="dxa" w:w="800"/>
+            <w:tcBorders>
+              <w:top w:val="single" w:color="D9D4C5" w:sz="4"/>
+              <w:left w:val="single" w:color="D9D4C5" w:sz="4"/>
+              <w:bottom w:val="single" w:color="D9D4C5" w:sz="4"/>
+              <w:right w:val="single" w:color="D9D4C5" w:sz="4"/>
+            </w:tcBorders>
+            <w:tcMar>
+              <w:top w:type="dxa" w:w="70"/>
+              <w:left w:type="dxa" w:w="110"/>
+              <w:bottom w:type="dxa" w:w="70"/>
+              <w:right w:type="dxa" w:w="110"/>
+            </w:tcMar>
+            <w:vAlign w:val="center"/>
+          </w:tcPr>
+          <w:p>
+            <w:pPr>
+              <w:spacing w:after="0" w:before="0"/>
+            </w:pPr>
+            <w:r>
+              <w:rPr>
+                <w:rFonts w:ascii="Arial" w:cs="Arial" w:eastAsia="Arial" w:hAnsi="Arial"/>
+                <w:color w:val="1B2118"/>
+                <w:sz w:val="18"/>
+                <w:szCs w:val="18"/>
+              </w:rPr>
               <w:t xml:space="preserve">1.0</w:t>
             </w:r>
           </w:p>
@@ -4646,7 +4782,6 @@
               <w:bottom w:val="single" w:color="D9D4C5" w:sz="4"/>
               <w:right w:val="single" w:color="D9D4C5" w:sz="4"/>
             </w:tcBorders>
-            <w:shd w:fill="F6F4EE" w:color="auto" w:val="clear"/>
             <w:tcMar>
               <w:top w:type="dxa" w:w="70"/>
               <w:left w:type="dxa" w:w="110"/>
@@ -4679,7 +4814,6 @@
               <w:bottom w:val="single" w:color="D9D4C5" w:sz="4"/>
               <w:right w:val="single" w:color="D9D4C5" w:sz="4"/>
             </w:tcBorders>
-            <w:shd w:fill="F6F4EE" w:color="auto" w:val="clear"/>
             <w:tcMar>
               <w:top w:type="dxa" w:w="70"/>
               <w:left w:type="dxa" w:w="110"/>
@@ -4712,7 +4846,6 @@
               <w:bottom w:val="single" w:color="D9D4C5" w:sz="4"/>
               <w:right w:val="single" w:color="D9D4C5" w:sz="4"/>
             </w:tcBorders>
-            <w:shd w:fill="F6F4EE" w:color="auto" w:val="clear"/>
             <w:tcMar>
               <w:top w:type="dxa" w:w="70"/>
               <w:left w:type="dxa" w:w="110"/>
@@ -4754,7 +4887,7 @@
           <w:sz w:val="20"/>
           <w:szCs w:val="20"/>
         </w:rPr>
-        <w:t xml:space="preserve">Guida alla revisione 3.9 del 20/10/2026, allineata al portale e agli altri manuali. È aggiornata a ogni rilascio; la versione corrente si scarica dall'area Documentazione del portale (solo Amministratori).</w:t>
+        <w:t xml:space="preserve">Guida alla revisione 3.10 del 21/10/2026, allineata al portale e agli altri manuali. È aggiornata a ogni rilascio; la versione corrente si scarica dall'area Documentazione del portale (solo Amministratori).</w:t>
       </w:r>
     </w:p>
     <w:p>
@@ -5128,7 +5261,7 @@
         </w:rPr>
         <w:t xml:space="preserve">Il portale: </w:t>
       </w:r>
-      <w:hyperlink w:history="1" r:id="rIdww-8jklcq9hfmtyqwvozy">
+      <w:hyperlink w:history="1" r:id="rIdgtev0b_-vuoyehl6mozsa">
         <w:r>
           <w:rPr>
             <w:rFonts w:ascii="Arial" w:cs="Arial" w:eastAsia="Arial" w:hAnsi="Arial"/>
@@ -27009,7 +27142,7 @@
                 <w:sz w:val="18"/>
                 <w:szCs w:val="18"/>
               </w:rPr>
-              <w:t xml:space="preserve">[A] Disattivate il Cliente e provate ad accedere con lui</w:t>
+              <w:t xml:space="preserve">[A] Disattivate il Cliente e provate ad accedere con lui (o ricaricate una sua pagina già aperta)</w:t>
             </w:r>
           </w:p>
         </w:tc>
@@ -27041,7 +27174,7 @@
                 <w:sz w:val="18"/>
                 <w:szCs w:val="18"/>
               </w:rPr>
-              <w:t xml:space="preserve">Non vede più alcun dato; riattivatelo</w:t>
+              <w:t xml:space="preserve">Riquadro «Account disattivato» con l'invito a scrivere alla Fondazione e il pulsante Esci; nessun dato; riattivatelo e al nuovo accesso rivede la sua pratica</w:t>
             </w:r>
           </w:p>
         </w:tc>
@@ -27079,7 +27212,7 @@
                 <w:sz w:val="18"/>
                 <w:szCs w:val="18"/>
               </w:rPr>
-              <w:t xml:space="preserve">10.6</w:t>
+              <w:t xml:space="preserve">10.5b</w:t>
             </w:r>
           </w:p>
         </w:tc>
@@ -27112,7 +27245,18 @@
                 <w:sz w:val="18"/>
                 <w:szCs w:val="18"/>
               </w:rPr>
-              <w:t xml:space="preserve">[O] Cercate le pagine Utenti, Audit, Calcolo crediti; provate anche a scrivere l'indirizzo (es. /utenti)</w:t>
+              <w:t xml:space="preserve">[A] Collaudo V05, D05-R1. Audit → cercate «COLLAUDO V03 Operatore» → «1 modifica» sulle due righe «modifica organizzazione» del 21/10 (09:20:41 e 09:21:21) → </w:t>
+            </w:r>
+            <w:r>
+              <w:rPr>
+                <w:rFonts w:ascii="Arial" w:cs="Arial" w:eastAsia="Arial" w:hAnsi="Arial"/>
+                <w:b/>
+                <w:bCs/>
+                <w:color w:val="1B2118"/>
+                <w:sz w:val="18"/>
+                <w:szCs w:val="18"/>
+              </w:rPr>
+              <w:t xml:space="preserve">Testo completo</w:t>
             </w:r>
           </w:p>
         </w:tc>
@@ -27145,7 +27289,7 @@
                 <w:sz w:val="18"/>
                 <w:szCs w:val="18"/>
               </w:rPr>
-              <w:t xml:space="preserve">Non compaiono nel menu dell'Operatore e i loro dati non sono accessibili; ci sono invece Crediti emessi e Reclami</w:t>
+              <w:t xml:space="preserve">Oggetto «Organizzazione «COLLAUDO AL V03 - COMUNE B - 20261020» (916f3283)»; nella prima «Aggiunto:» la riga temporanea, nella seconda «Tolto:» la stessa riga; Prima e Dopo interi; cercando «prova temporanea» compaiono le due righe</w:t>
             </w:r>
           </w:p>
         </w:tc>
@@ -27182,7 +27326,7 @@
                 <w:sz w:val="18"/>
                 <w:szCs w:val="18"/>
               </w:rPr>
-              <w:t xml:space="preserve">10.6b</w:t>
+              <w:t xml:space="preserve">10.6</w:t>
             </w:r>
           </w:p>
         </w:tc>
@@ -27214,7 +27358,7 @@
                 <w:sz w:val="18"/>
                 <w:szCs w:val="18"/>
               </w:rPr>
-              <w:t xml:space="preserve">[A] Controllate il menu come luca.moretti@operate.it e come altro Amministratore</w:t>
+              <w:t xml:space="preserve">[O] Cercate le pagine Utenti, Audit, Calcolo crediti; provate anche a scrivere l'indirizzo (es. /utenti)</w:t>
             </w:r>
           </w:p>
         </w:tc>
@@ -27246,7 +27390,7 @@
                 <w:sz w:val="18"/>
                 <w:szCs w:val="18"/>
               </w:rPr>
-              <w:t xml:space="preserve">Ordine: Dashboard, Anagrafiche, Simulatore, Pratiche, Reclami, Calcolo crediti, Crediti emessi, Impostazioni, Utenti, Audit, Audit User (solo il principale), Documentazione e Marketplaces in grigio, che non si apre</w:t>
+              <w:t xml:space="preserve">Non compaiono nel menu dell'Operatore e i loro dati non sono accessibili; ci sono invece Crediti emessi e Reclami</w:t>
             </w:r>
           </w:p>
         </w:tc>
@@ -27284,7 +27428,7 @@
                 <w:sz w:val="18"/>
                 <w:szCs w:val="18"/>
               </w:rPr>
-              <w:t xml:space="preserve">10.7</w:t>
+              <w:t xml:space="preserve">10.6b</w:t>
             </w:r>
           </w:p>
         </w:tc>
@@ -27317,7 +27461,7 @@
                 <w:sz w:val="18"/>
                 <w:szCs w:val="18"/>
               </w:rPr>
-              <w:t xml:space="preserve">[C] Controllate menu e pratiche visibili</w:t>
+              <w:t xml:space="preserve">[A] Controllate il menu come luca.moretti@operate.it e come altro Amministratore</w:t>
             </w:r>
           </w:p>
         </w:tc>
@@ -27350,7 +27494,7 @@
                 <w:sz w:val="18"/>
                 <w:szCs w:val="18"/>
               </w:rPr>
-              <w:t xml:space="preserve">Menu: Le mie pratiche, I tuoi documenti, Reclami, Formato dati, Il Programma CWP, Manuali e, in grigio e non cliccabile, Marketplaces; solo le pratiche del proprio Comune</w:t>
+              <w:t xml:space="preserve">Ordine: Dashboard, Anagrafiche, Simulatore, Pratiche, Reclami, Calcolo crediti, Crediti emessi, Impostazioni, Utenti, Audit, Audit User (solo il principale), Documentazione e Marketplaces in grigio, che non si apre</w:t>
             </w:r>
           </w:p>
         </w:tc>
@@ -27387,7 +27531,7 @@
                 <w:sz w:val="18"/>
                 <w:szCs w:val="18"/>
               </w:rPr>
-              <w:t xml:space="preserve">10.8</w:t>
+              <w:t xml:space="preserve">10.7</w:t>
             </w:r>
           </w:p>
         </w:tc>
@@ -27419,7 +27563,7 @@
                 <w:sz w:val="18"/>
                 <w:szCs w:val="18"/>
               </w:rPr>
-              <w:t xml:space="preserve">Senza accesso, /programma</w:t>
+              <w:t xml:space="preserve">[C] Controllate menu e pratiche visibili</w:t>
             </w:r>
           </w:p>
         </w:tc>
@@ -27451,7 +27595,7 @@
                 <w:sz w:val="18"/>
                 <w:szCs w:val="18"/>
               </w:rPr>
-              <w:t xml:space="preserve">Informazioni del Programma (soggetto promotore, email, sito), enti di validazione e verifica (RINA (prova)), registri (Registro (prova)), metodologie, la modulistica pubblica della prova 1.7 e come presentare un reclamo</w:t>
+              <w:t xml:space="preserve">Menu: Le mie pratiche, I tuoi documenti, Reclami, Formato dati, Il Programma CWP, Manuali e, in grigio e non cliccabile, Marketplaces; solo le pratiche del proprio Comune</w:t>
             </w:r>
           </w:p>
         </w:tc>
@@ -27489,7 +27633,7 @@
                 <w:sz w:val="18"/>
                 <w:szCs w:val="18"/>
               </w:rPr>
-              <w:t xml:space="preserve">10.9</w:t>
+              <w:t xml:space="preserve">10.8</w:t>
             </w:r>
           </w:p>
         </w:tc>
@@ -27522,7 +27666,7 @@
                 <w:sz w:val="18"/>
                 <w:szCs w:val="18"/>
               </w:rPr>
-              <w:t xml:space="preserve">[A] Audit: cercate il codice della pratica di prova</w:t>
+              <w:t xml:space="preserve">Senza accesso, /programma</w:t>
             </w:r>
           </w:p>
         </w:tc>
@@ -27555,7 +27699,7 @@
                 <w:sz w:val="18"/>
                 <w:szCs w:val="18"/>
               </w:rPr>
-              <w:t xml:space="preserve">Tutte le operazioni fatte, con autore, data e motivazione</w:t>
+              <w:t xml:space="preserve">Informazioni del Programma (soggetto promotore, email, sito), enti di validazione e verifica (RINA (prova)), registri (Registro (prova)), metodologie, la modulistica pubblica della prova 1.7 e come presentare un reclamo</w:t>
             </w:r>
           </w:p>
         </w:tc>
@@ -27592,7 +27736,7 @@
                 <w:sz w:val="18"/>
                 <w:szCs w:val="18"/>
               </w:rPr>
-              <w:t xml:space="preserve">10.10</w:t>
+              <w:t xml:space="preserve">10.9</w:t>
             </w:r>
           </w:p>
         </w:tc>
@@ -27624,7 +27768,7 @@
                 <w:sz w:val="18"/>
                 <w:szCs w:val="18"/>
               </w:rPr>
-              <w:t xml:space="preserve">[A] Dashboard: provate riquadri, filtri e ricerca</w:t>
+              <w:t xml:space="preserve">[A] Audit: cercate il codice della pratica di prova</w:t>
             </w:r>
           </w:p>
         </w:tc>
@@ -27656,7 +27800,7 @@
                 <w:sz w:val="18"/>
                 <w:szCs w:val="18"/>
               </w:rPr>
-              <w:t xml:space="preserve">La tabella si filtra di conseguenza</w:t>
+              <w:t xml:space="preserve">Tutte le operazioni fatte, con autore, data e motivazione</w:t>
             </w:r>
           </w:p>
         </w:tc>
@@ -27694,7 +27838,7 @@
                 <w:sz w:val="18"/>
                 <w:szCs w:val="18"/>
               </w:rPr>
-              <w:t xml:space="preserve">10.11</w:t>
+              <w:t xml:space="preserve">10.10</w:t>
             </w:r>
           </w:p>
         </w:tc>
@@ -27727,7 +27871,7 @@
                 <w:sz w:val="18"/>
                 <w:szCs w:val="18"/>
               </w:rPr>
-              <w:t xml:space="preserve">[A] Premete ✦ Assistente (in basso a destra) e chiedete «Come creo un nuovo utente amministratore?»</w:t>
+              <w:t xml:space="preserve">[A] Dashboard: provate riquadri, filtri e ricerca</w:t>
             </w:r>
           </w:p>
         </w:tc>
@@ -27760,7 +27904,7 @@
                 <w:sz w:val="18"/>
                 <w:szCs w:val="18"/>
               </w:rPr>
-              <w:t xml:space="preserve">Durante l'attesa compare «Un attimo…»; poi risposta in italiano con i passi del Manuale Amministratore e il capitolo citato; in fondo «Domande di oggi: n/40»; grassetto e corsivo si vedono come testo formattato, senza asterischi. Se compare «non ha potuto rispondere (…credit balance is too low…)» manca credito nella Claude Console; «…not scoped to a workspace…» la chiave non è legata a uno spazio di lavoro</w:t>
+              <w:t xml:space="preserve">La tabella si filtra di conseguenza</w:t>
             </w:r>
           </w:p>
         </w:tc>
@@ -27797,7 +27941,7 @@
                 <w:sz w:val="18"/>
                 <w:szCs w:val="18"/>
               </w:rPr>
-              <w:t xml:space="preserve">10.11b</w:t>
+              <w:t xml:space="preserve">10.11</w:t>
             </w:r>
           </w:p>
         </w:tc>
@@ -27829,7 +27973,7 @@
                 <w:sz w:val="18"/>
                 <w:szCs w:val="18"/>
               </w:rPr>
-              <w:t xml:space="preserve">[C] Con l'utente del Comune chiedete «Quanto costa la registrazione di un progetto?» e poi «In che fase è la mia pratica?»</w:t>
+              <w:t xml:space="preserve">[A] Premete ✦ Assistente (in basso a destra) e chiedete «Come creo un nuovo utente amministratore?»</w:t>
             </w:r>
           </w:p>
         </w:tc>
@@ -27861,7 +28005,7 @@
                 <w:sz w:val="18"/>
                 <w:szCs w:val="18"/>
               </w:rPr>
-              <w:t xml:space="preserve">Cifre dello Schema tariffario (IVA esclusa, da confermare con la Fondazione); alla seconda domanda spiega dove vederlo nel portale perché non vede i dati delle pratiche</w:t>
+              <w:t xml:space="preserve">Durante l'attesa compare «Un attimo…»; poi risposta in italiano con i passi del Manuale Amministratore e il capitolo citato; in fondo «Domande di oggi: n/40»; grassetto e corsivo si vedono come testo formattato, senza asterischi. Se compare «non ha potuto rispondere (…credit balance is too low…)» manca credito nella Claude Console; «…not scoped to a workspace…» la chiave non è legata a uno spazio di lavoro</w:t>
             </w:r>
           </w:p>
         </w:tc>
@@ -27899,7 +28043,7 @@
                 <w:sz w:val="18"/>
                 <w:szCs w:val="18"/>
               </w:rPr>
-              <w:t xml:space="preserve">10.12</w:t>
+              <w:t xml:space="preserve">10.11b</w:t>
             </w:r>
           </w:p>
         </w:tc>
@@ -27932,18 +28076,7 @@
                 <w:sz w:val="18"/>
                 <w:szCs w:val="18"/>
               </w:rPr>
-              <w:t xml:space="preserve">[A] Come luca.moretti@operate.it, con un altro utente collegato da un altro browser, guardate l'intestazione e premete </w:t>
-            </w:r>
-            <w:r>
-              <w:rPr>
-                <w:rFonts w:ascii="Arial" w:cs="Arial" w:eastAsia="Arial" w:hAnsi="Arial"/>
-                <w:b/>
-                <w:bCs/>
-                <w:color w:val="1B2118"/>
-                <w:sz w:val="18"/>
-                <w:szCs w:val="18"/>
-              </w:rPr>
-              <w:t xml:space="preserve">● n online</w:t>
+              <w:t xml:space="preserve">[C] Con l'utente del Comune chiedete «Quanto costa la registrazione di un progetto?» e poi «In che fase è la mia pratica?»</w:t>
             </w:r>
           </w:p>
         </w:tc>
@@ -27976,7 +28109,7 @@
                 <w:sz w:val="18"/>
                 <w:szCs w:val="18"/>
               </w:rPr>
-              <w:t xml:space="preserve">Il numero comprende entrambi; nell'elenco compaiono nome, ruolo, pagina aperta e «collegato da …»; quando l'altro preme Esci sparisce dagli online entro 30 secondi e resta tra «visti nelle ultime 24 ore»</w:t>
+              <w:t xml:space="preserve">Cifre dello Schema tariffario (IVA esclusa, da confermare con la Fondazione); alla seconda domanda spiega dove vederlo nel portale perché non vede i dati delle pratiche</w:t>
             </w:r>
           </w:p>
         </w:tc>
@@ -28013,7 +28146,7 @@
                 <w:sz w:val="18"/>
                 <w:szCs w:val="18"/>
               </w:rPr>
-              <w:t xml:space="preserve">10.12b</w:t>
+              <w:t xml:space="preserve">10.12</w:t>
             </w:r>
           </w:p>
         </w:tc>
@@ -28045,7 +28178,18 @@
                 <w:sz w:val="18"/>
                 <w:szCs w:val="18"/>
               </w:rPr>
-              <w:t xml:space="preserve">Entrate con un altro Amministratore</w:t>
+              <w:t xml:space="preserve">[A] Come luca.moretti@operate.it, con un altro utente collegato da un altro browser, guardate l'intestazione e premete </w:t>
+            </w:r>
+            <w:r>
+              <w:rPr>
+                <w:rFonts w:ascii="Arial" w:cs="Arial" w:eastAsia="Arial" w:hAnsi="Arial"/>
+                <w:b/>
+                <w:bCs/>
+                <w:color w:val="1B2118"/>
+                <w:sz w:val="18"/>
+                <w:szCs w:val="18"/>
+              </w:rPr>
+              <w:t xml:space="preserve">● n online</w:t>
             </w:r>
           </w:p>
         </w:tc>
@@ -28077,7 +28221,7 @@
                 <w:sz w:val="18"/>
                 <w:szCs w:val="18"/>
               </w:rPr>
-              <w:t xml:space="preserve">Il pulsante «n online» e la voce «Audit User» non compaiono; scrivendo /audit-utenti: «Questa sezione è riservata all'Amministratore principale»</w:t>
+              <w:t xml:space="preserve">Il numero comprende entrambi; nell'elenco compaiono nome, ruolo, pagina aperta e «collegato da …»; quando l'altro preme Esci sparisce dagli online entro 30 secondi e resta tra «visti nelle ultime 24 ore»</w:t>
             </w:r>
           </w:p>
         </w:tc>
@@ -28115,7 +28259,7 @@
                 <w:sz w:val="18"/>
                 <w:szCs w:val="18"/>
               </w:rPr>
-              <w:t xml:space="preserve">10.13</w:t>
+              <w:t xml:space="preserve">10.12b</w:t>
             </w:r>
           </w:p>
         </w:tc>
@@ -28148,7 +28292,7 @@
                 <w:sz w:val="18"/>
                 <w:szCs w:val="18"/>
               </w:rPr>
-              <w:t xml:space="preserve">[C] Provate l'accesso con una password sbagliata, poi entrate, scaricate un documento e premete Esci</w:t>
+              <w:t xml:space="preserve">Entrate con un altro Amministratore</w:t>
             </w:r>
           </w:p>
         </w:tc>
@@ -28181,7 +28325,7 @@
                 <w:sz w:val="18"/>
                 <w:szCs w:val="18"/>
               </w:rPr>
-              <w:t xml:space="preserve">—</w:t>
+              <w:t xml:space="preserve">Il pulsante «n online» e la voce «Audit User» non compaiono; scrivendo /audit-utenti: «Questa sezione è riservata all'Amministratore principale»</w:t>
             </w:r>
           </w:p>
         </w:tc>
@@ -28218,7 +28362,7 @@
                 <w:sz w:val="18"/>
                 <w:szCs w:val="18"/>
               </w:rPr>
-              <w:t xml:space="preserve">10.13b</w:t>
+              <w:t xml:space="preserve">10.13</w:t>
             </w:r>
           </w:p>
         </w:tc>
@@ -28250,27 +28394,7 @@
                 <w:sz w:val="18"/>
                 <w:szCs w:val="18"/>
               </w:rPr>
-              <w:t xml:space="preserve">[A] Come luca.moretti@operate.it aprite </w:t>
-            </w:r>
-            <w:r>
-              <w:rPr>
-                <w:rFonts w:ascii="Arial" w:cs="Arial" w:eastAsia="Arial" w:hAnsi="Arial"/>
-                <w:b/>
-                <w:bCs/>
-                <w:color w:val="1B2118"/>
-                <w:sz w:val="18"/>
-                <w:szCs w:val="18"/>
-              </w:rPr>
-              <w:t xml:space="preserve">Audit User</w:t>
-            </w:r>
-            <w:r>
-              <w:rPr>
-                <w:rFonts w:ascii="Arial" w:cs="Arial" w:eastAsia="Arial" w:hAnsi="Arial"/>
-                <w:color w:val="1B2118"/>
-                <w:sz w:val="18"/>
-                <w:szCs w:val="18"/>
-              </w:rPr>
-              <w:t xml:space="preserve"> → Accessi, filtrate sull'utente del Comune</w:t>
+              <w:t xml:space="preserve">[C] Provate l'accesso con una password sbagliata, poi entrate, scaricate un documento e premete Esci</w:t>
             </w:r>
           </w:p>
         </w:tc>
@@ -28302,7 +28426,7 @@
                 <w:sz w:val="18"/>
                 <w:szCs w:val="18"/>
               </w:rPr>
-              <w:t xml:space="preserve">In ordine: «Accesso non riuscito – password errata», «Accesso – con email e password», «Uscita (Esci) – dopo n min di collegamento», con data e ora al secondo</w:t>
+              <w:t xml:space="preserve">—</w:t>
             </w:r>
           </w:p>
         </w:tc>
@@ -28340,7 +28464,7 @@
                 <w:sz w:val="18"/>
                 <w:szCs w:val="18"/>
               </w:rPr>
-              <w:t xml:space="preserve">10.13c</w:t>
+              <w:t xml:space="preserve">10.13b</w:t>
             </w:r>
           </w:p>
         </w:tc>
@@ -28373,7 +28497,27 @@
                 <w:sz w:val="18"/>
                 <w:szCs w:val="18"/>
               </w:rPr>
-              <w:t xml:space="preserve">Scheda Operazioni, stesso utente</w:t>
+              <w:t xml:space="preserve">[A] Come luca.moretti@operate.it aprite </w:t>
+            </w:r>
+            <w:r>
+              <w:rPr>
+                <w:rFonts w:ascii="Arial" w:cs="Arial" w:eastAsia="Arial" w:hAnsi="Arial"/>
+                <w:b/>
+                <w:bCs/>
+                <w:color w:val="1B2118"/>
+                <w:sz w:val="18"/>
+                <w:szCs w:val="18"/>
+              </w:rPr>
+              <w:t xml:space="preserve">Audit User</w:t>
+            </w:r>
+            <w:r>
+              <w:rPr>
+                <w:rFonts w:ascii="Arial" w:cs="Arial" w:eastAsia="Arial" w:hAnsi="Arial"/>
+                <w:color w:val="1B2118"/>
+                <w:sz w:val="18"/>
+                <w:szCs w:val="18"/>
+              </w:rPr>
+              <w:t xml:space="preserve"> → Accessi, filtrate sull'utente del Comune</w:t>
             </w:r>
           </w:p>
         </w:tc>
@@ -28406,7 +28550,7 @@
                 <w:sz w:val="18"/>
                 <w:szCs w:val="18"/>
               </w:rPr>
-              <w:t xml:space="preserve">Riga «download documento» con il nome del file e il codice della pratica</w:t>
+              <w:t xml:space="preserve">In ordine: «Accesso non riuscito – password errata», «Accesso – con email e password», «Uscita (Esci) – dopo n min di collegamento», con data e ora al secondo</w:t>
             </w:r>
           </w:p>
         </w:tc>
@@ -28443,7 +28587,7 @@
                 <w:sz w:val="18"/>
                 <w:szCs w:val="18"/>
               </w:rPr>
-              <w:t xml:space="preserve">10.13d</w:t>
+              <w:t xml:space="preserve">10.13c</w:t>
             </w:r>
           </w:p>
         </w:tc>
@@ -28475,7 +28619,7 @@
                 <w:sz w:val="18"/>
                 <w:szCs w:val="18"/>
               </w:rPr>
-              <w:t xml:space="preserve">Scheda Utenti e stato online</w:t>
+              <w:t xml:space="preserve">Scheda Operazioni, stesso utente</w:t>
             </w:r>
           </w:p>
         </w:tc>
@@ -28507,7 +28651,7 @@
                 <w:sz w:val="18"/>
                 <w:szCs w:val="18"/>
               </w:rPr>
-              <w:t xml:space="preserve">Riquadri e tabella; l'utente del Comune «Non collegato» con ultimo accesso aggiornato; i pulsanti Accessi e Operazioni aprono le schede filtrate; Esporta CSV scarica il file</w:t>
+              <w:t xml:space="preserve">Riga «download documento» con il nome del file e il codice della pratica</w:t>
             </w:r>
           </w:p>
         </w:tc>
@@ -28545,7 +28689,7 @@
                 <w:sz w:val="18"/>
                 <w:szCs w:val="18"/>
               </w:rPr>
-              <w:t xml:space="preserve">10.11d</w:t>
+              <w:t xml:space="preserve">10.13d</w:t>
             </w:r>
           </w:p>
         </w:tc>
@@ -28578,7 +28722,7 @@
                 <w:sz w:val="18"/>
                 <w:szCs w:val="18"/>
               </w:rPr>
-              <w:t xml:space="preserve">[C] Chiedete qualcosa all'assistente quando il credito della Console è esaurito (solo se capita; non va provocato)</w:t>
+              <w:t xml:space="preserve">Scheda Utenti e stato online</w:t>
             </w:r>
           </w:p>
         </w:tc>
@@ -28611,7 +28755,7 @@
                 <w:sz w:val="18"/>
                 <w:szCs w:val="18"/>
               </w:rPr>
-              <w:t xml:space="preserve">Messaggio in italiano «L'assistente non è disponibile in questo momento…»; come Amministratore anche la causa tra parentesi</w:t>
+              <w:t xml:space="preserve">Riquadri e tabella; l'utente del Comune «Non collegato» con ultimo accesso aggiornato; i pulsanti Accessi e Operazioni aprono le schede filtrate; Esporta CSV scarica il file</w:t>
             </w:r>
           </w:p>
         </w:tc>
@@ -28648,7 +28792,7 @@
                 <w:sz w:val="18"/>
                 <w:szCs w:val="18"/>
               </w:rPr>
-              <w:t xml:space="preserve">10.14</w:t>
+              <w:t xml:space="preserve">10.11d</w:t>
             </w:r>
           </w:p>
         </w:tc>
@@ -28680,7 +28824,7 @@
                 <w:sz w:val="18"/>
                 <w:szCs w:val="18"/>
               </w:rPr>
-              <w:t xml:space="preserve">[A] Lasciate il portale aperto senza toccarlo per 28 minuti</w:t>
+              <w:t xml:space="preserve">[C] Chiedete qualcosa all'assistente quando il credito della Console è esaurito (solo se capita; non va provocato)</w:t>
             </w:r>
           </w:p>
         </w:tc>
@@ -28712,7 +28856,7 @@
                 <w:sz w:val="18"/>
                 <w:szCs w:val="18"/>
               </w:rPr>
-              <w:t xml:space="preserve">Compare «Sei ancora lì?» con il conto alla rovescia; Resto collegato lo chiude; senza risposta dopo 2 minuti si esce e la pagina di accesso dice «la sessione è stata chiusa dopo un periodo senza attività»</w:t>
+              <w:t xml:space="preserve">Messaggio in italiano «L'assistente non è disponibile in questo momento…»; come Amministratore anche la causa tra parentesi</w:t>
             </w:r>
           </w:p>
         </w:tc>
@@ -28750,7 +28894,7 @@
                 <w:sz w:val="18"/>
                 <w:szCs w:val="18"/>
               </w:rPr>
-              <w:t xml:space="preserve">10.14b</w:t>
+              <w:t xml:space="preserve">10.14</w:t>
             </w:r>
           </w:p>
         </w:tc>
@@ -28783,7 +28927,7 @@
                 <w:sz w:val="18"/>
                 <w:szCs w:val="18"/>
               </w:rPr>
-              <w:t xml:space="preserve">Sbagliate per 5 volte la password di un utente di prova in pochi minuti</w:t>
+              <w:t xml:space="preserve">[A] Lasciate il portale aperto senza toccarlo per 28 minuti</w:t>
             </w:r>
           </w:p>
         </w:tc>
@@ -28816,7 +28960,7 @@
                 <w:sz w:val="18"/>
                 <w:szCs w:val="18"/>
               </w:rPr>
-              <w:t xml:space="preserve">All'Amministratore principale arriva la notifica «Accessi non riusciti ripetuti» (campanella ed email)</w:t>
+              <w:t xml:space="preserve">Compare «Sei ancora lì?» con il conto alla rovescia; Resto collegato lo chiude; senza risposta dopo 2 minuti si esce e la pagina di accesso dice «la sessione è stata chiusa dopo un periodo senza attività»</w:t>
             </w:r>
           </w:p>
         </w:tc>
@@ -28853,7 +28997,7 @@
                 <w:sz w:val="18"/>
                 <w:szCs w:val="18"/>
               </w:rPr>
-              <w:t xml:space="preserve">10.14c</w:t>
+              <w:t xml:space="preserve">10.14b</w:t>
             </w:r>
           </w:p>
         </w:tc>
@@ -28885,7 +29029,7 @@
                 <w:sz w:val="18"/>
                 <w:szCs w:val="18"/>
               </w:rPr>
-              <w:t xml:space="preserve">[A] Nominate Amministratore un utente di prova (da un Amministratore diverso dal principale)</w:t>
+              <w:t xml:space="preserve">Sbagliate per 5 volte la password di un utente di prova in pochi minuti</w:t>
             </w:r>
           </w:p>
         </w:tc>
@@ -28917,7 +29061,7 @@
                 <w:sz w:val="18"/>
                 <w:szCs w:val="18"/>
               </w:rPr>
-              <w:t xml:space="preserve">Al principale arriva la notifica «Nuovo Amministratore»</w:t>
+              <w:t xml:space="preserve">All'Amministratore principale arriva la notifica «Accessi non riusciti ripetuti» (campanella ed email)</w:t>
             </w:r>
           </w:p>
         </w:tc>
@@ -28955,7 +29099,7 @@
                 <w:sz w:val="18"/>
                 <w:szCs w:val="18"/>
               </w:rPr>
-              <w:t xml:space="preserve">10.14d</w:t>
+              <w:t xml:space="preserve">10.14c</w:t>
             </w:r>
           </w:p>
         </w:tc>
@@ -28988,7 +29132,7 @@
                 <w:sz w:val="18"/>
                 <w:szCs w:val="18"/>
               </w:rPr>
-              <w:t xml:space="preserve">Aprite securityheaders.com e analizzate portale-cwp.vercel.app</w:t>
+              <w:t xml:space="preserve">[A] Nominate Amministratore un utente di prova (da un Amministratore diverso dal principale)</w:t>
             </w:r>
           </w:p>
         </w:tc>
@@ -29021,7 +29165,7 @@
                 <w:sz w:val="18"/>
                 <w:szCs w:val="18"/>
               </w:rPr>
-              <w:t xml:space="preserve">Presenti Content-Security-Policy, Strict-Transport-Security, X-Frame-Options, X-Content-Type-Options, Referrer-Policy, Permissions-Policy</w:t>
+              <w:t xml:space="preserve">Al principale arriva la notifica «Nuovo Amministratore»</w:t>
             </w:r>
           </w:p>
         </w:tc>
@@ -29058,7 +29202,7 @@
                 <w:sz w:val="18"/>
                 <w:szCs w:val="18"/>
               </w:rPr>
-              <w:t xml:space="preserve">10.11c</w:t>
+              <w:t xml:space="preserve">10.14d</w:t>
             </w:r>
           </w:p>
         </w:tc>
@@ -29090,7 +29234,7 @@
                 <w:sz w:val="18"/>
                 <w:szCs w:val="18"/>
               </w:rPr>
-              <w:t xml:space="preserve">[A] Documentazione: in fondo alla pagina gli 8 documenti ufficiali del Programma; premete Apri PDF sulla Metodologia</w:t>
+              <w:t xml:space="preserve">Aprite securityheaders.com e analizzate portale-cwp.vercel.app</w:t>
             </w:r>
           </w:p>
         </w:tc>
@@ -29122,7 +29266,7 @@
                 <w:sz w:val="18"/>
                 <w:szCs w:val="18"/>
               </w:rPr>
-              <w:t xml:space="preserve">Si apre il PDF della Metodologia CWP v1.2 in una nuova scheda</w:t>
+              <w:t xml:space="preserve">Presenti Content-Security-Policy, Strict-Transport-Security, X-Frame-Options, X-Content-Type-Options, Referrer-Policy, Permissions-Policy</w:t>
             </w:r>
           </w:p>
         </w:tc>
@@ -29160,7 +29304,7 @@
                 <w:sz w:val="18"/>
                 <w:szCs w:val="18"/>
               </w:rPr>
-              <w:t xml:space="preserve">10.10c</w:t>
+              <w:t xml:space="preserve">10.11c</w:t>
             </w:r>
           </w:p>
         </w:tc>
@@ -29193,7 +29337,7 @@
                 <w:sz w:val="18"/>
                 <w:szCs w:val="18"/>
               </w:rPr>
-              <w:t xml:space="preserve">[A] Dashboard: fate clic su «Organizzazione», poi di nuovo; in Pratiche e Utenti scegliete un campo in «Ordina per» e premete ▲/▼</w:t>
+              <w:t xml:space="preserve">[A] Documentazione: in fondo alla pagina gli 8 documenti ufficiali del Programma; premete Apri PDF sulla Metodologia</w:t>
             </w:r>
           </w:p>
         </w:tc>
@@ -29226,7 +29370,7 @@
                 <w:sz w:val="18"/>
                 <w:szCs w:val="18"/>
               </w:rPr>
-              <w:t xml:space="preserve">La tabella si ordina in modo crescente (▲) e poi decrescente (▼); gli elenchi a schede seguono il campo e il verso scelti; «ordine predefinito» torna all'ordine iniziale</w:t>
+              <w:t xml:space="preserve">Si apre il PDF della Metodologia CWP v1.2 in una nuova scheda</w:t>
             </w:r>
           </w:p>
         </w:tc>
@@ -29263,6 +29407,108 @@
                 <w:sz w:val="18"/>
                 <w:szCs w:val="18"/>
               </w:rPr>
+              <w:t xml:space="preserve">10.10c</w:t>
+            </w:r>
+          </w:p>
+        </w:tc>
+        <w:tc>
+          <w:tcPr>
+            <w:tcW w:type="dxa" w:w="4314"/>
+            <w:tcBorders>
+              <w:top w:val="single" w:color="D9D4C5" w:sz="4"/>
+              <w:left w:val="single" w:color="D9D4C5" w:sz="4"/>
+              <w:bottom w:val="single" w:color="D9D4C5" w:sz="4"/>
+              <w:right w:val="single" w:color="D9D4C5" w:sz="4"/>
+            </w:tcBorders>
+            <w:tcMar>
+              <w:top w:type="dxa" w:w="70"/>
+              <w:left w:type="dxa" w:w="110"/>
+              <w:bottom w:type="dxa" w:w="70"/>
+              <w:right w:type="dxa" w:w="110"/>
+            </w:tcMar>
+            <w:vAlign w:val="center"/>
+          </w:tcPr>
+          <w:p>
+            <w:pPr>
+              <w:spacing w:after="0" w:before="0"/>
+            </w:pPr>
+            <w:r>
+              <w:rPr>
+                <w:rFonts w:ascii="Arial" w:cs="Arial" w:eastAsia="Arial" w:hAnsi="Arial"/>
+                <w:color w:val="1B2118"/>
+                <w:sz w:val="18"/>
+                <w:szCs w:val="18"/>
+              </w:rPr>
+              <w:t xml:space="preserve">[A] Dashboard: fate clic su «Organizzazione», poi di nuovo; in Pratiche e Utenti scegliete un campo in «Ordina per» e premete ▲/▼</w:t>
+            </w:r>
+          </w:p>
+        </w:tc>
+        <w:tc>
+          <w:tcPr>
+            <w:tcW w:type="dxa" w:w="4314"/>
+            <w:tcBorders>
+              <w:top w:val="single" w:color="D9D4C5" w:sz="4"/>
+              <w:left w:val="single" w:color="D9D4C5" w:sz="4"/>
+              <w:bottom w:val="single" w:color="D9D4C5" w:sz="4"/>
+              <w:right w:val="single" w:color="D9D4C5" w:sz="4"/>
+            </w:tcBorders>
+            <w:tcMar>
+              <w:top w:type="dxa" w:w="70"/>
+              <w:left w:type="dxa" w:w="110"/>
+              <w:bottom w:type="dxa" w:w="70"/>
+              <w:right w:type="dxa" w:w="110"/>
+            </w:tcMar>
+            <w:vAlign w:val="center"/>
+          </w:tcPr>
+          <w:p>
+            <w:pPr>
+              <w:spacing w:after="0" w:before="0"/>
+            </w:pPr>
+            <w:r>
+              <w:rPr>
+                <w:rFonts w:ascii="Arial" w:cs="Arial" w:eastAsia="Arial" w:hAnsi="Arial"/>
+                <w:color w:val="1B2118"/>
+                <w:sz w:val="18"/>
+                <w:szCs w:val="18"/>
+              </w:rPr>
+              <w:t xml:space="preserve">La tabella si ordina in modo crescente (▲) e poi decrescente (▼); gli elenchi a schede seguono il campo e il verso scelti; «ordine predefinito» torna all'ordine iniziale</w:t>
+            </w:r>
+          </w:p>
+        </w:tc>
+      </w:tr>
+      <w:tr>
+        <w:trPr>
+          <w:cantSplit/>
+        </w:trPr>
+        <w:tc>
+          <w:tcPr>
+            <w:tcW w:type="dxa" w:w="1010"/>
+            <w:tcBorders>
+              <w:top w:val="single" w:color="D9D4C5" w:sz="4"/>
+              <w:left w:val="single" w:color="D9D4C5" w:sz="4"/>
+              <w:bottom w:val="single" w:color="D9D4C5" w:sz="4"/>
+              <w:right w:val="single" w:color="D9D4C5" w:sz="4"/>
+            </w:tcBorders>
+            <w:shd w:fill="F6F4EE" w:color="auto" w:val="clear"/>
+            <w:tcMar>
+              <w:top w:type="dxa" w:w="70"/>
+              <w:left w:type="dxa" w:w="110"/>
+              <w:bottom w:type="dxa" w:w="70"/>
+              <w:right w:type="dxa" w:w="110"/>
+            </w:tcMar>
+            <w:vAlign w:val="center"/>
+          </w:tcPr>
+          <w:p>
+            <w:pPr>
+              <w:spacing w:after="0" w:before="0"/>
+            </w:pPr>
+            <w:r>
+              <w:rPr>
+                <w:rFonts w:ascii="Arial" w:cs="Arial" w:eastAsia="Arial" w:hAnsi="Arial"/>
+                <w:color w:val="1B2118"/>
+                <w:sz w:val="18"/>
+                <w:szCs w:val="18"/>
+              </w:rPr>
               <w:t xml:space="preserve">10.10b</w:t>
             </w:r>
           </w:p>
@@ -29276,6 +29522,7 @@
               <w:bottom w:val="single" w:color="D9D4C5" w:sz="4"/>
               <w:right w:val="single" w:color="D9D4C5" w:sz="4"/>
             </w:tcBorders>
+            <w:shd w:fill="F6F4EE" w:color="auto" w:val="clear"/>
             <w:tcMar>
               <w:top w:type="dxa" w:w="70"/>
               <w:left w:type="dxa" w:w="110"/>
@@ -29308,6 +29555,7 @@
               <w:bottom w:val="single" w:color="D9D4C5" w:sz="4"/>
               <w:right w:val="single" w:color="D9D4C5" w:sz="4"/>
             </w:tcBorders>
+            <w:shd w:fill="F6F4EE" w:color="auto" w:val="clear"/>
             <w:tcMar>
               <w:top w:type="dxa" w:w="70"/>
               <w:left w:type="dxa" w:w="110"/>
@@ -29733,7 +29981,7 @@
         <w:szCs w:val="16"/>
       </w:rPr>
       <w:tab/>
-      <w:t xml:space="preserve">Manuale Test · Rev. 3.9 · 20/10/2026</w:t>
+      <w:t xml:space="preserve">Manuale Test · Rev. 3.10 · 21/10/2026</w:t>
     </w:r>
   </w:p>
 </w:hdr>
@@ -29798,7 +30046,7 @@
         <w:szCs w:val="16"/>
       </w:rPr>
       <w:tab/>
-      <w:t xml:space="preserve">Manuale Test · Rev. 3.9 · 20/10/2026</w:t>
+      <w:t xml:space="preserve">Manuale Test · Rev. 3.10 · 21/10/2026</w:t>
     </w:r>
   </w:p>
 </w:hdr>

--- a/public/documentazione/Manuale_Test_Portale_CWP.docx
+++ b/public/documentazione/Manuale_Test_Portale_CWP.docx
@@ -5261,7 +5261,7 @@
         </w:rPr>
         <w:t xml:space="preserve">Il portale: </w:t>
       </w:r>
-      <w:hyperlink w:history="1" r:id="rIdgtev0b_-vuoyehl6mozsa">
+      <w:hyperlink w:history="1" r:id="rId8payz6zuis6uax8_st4uj">
         <w:r>
           <w:rPr>
             <w:rFonts w:ascii="Arial" w:cs="Arial" w:eastAsia="Arial" w:hAnsi="Arial"/>

--- a/public/documentazione/Manuale_Test_Portale_CWP.docx
+++ b/public/documentazione/Manuale_Test_Portale_CWP.docx
@@ -302,7 +302,7 @@
                 <w:sz w:val="20"/>
                 <w:szCs w:val="20"/>
               </w:rPr>
-              <w:t xml:space="preserve">Rev. 3.10</w:t>
+              <w:t xml:space="preserve">Rev. 3.11</w:t>
             </w:r>
           </w:p>
         </w:tc>
@@ -719,7 +719,7 @@
                 <w:sz w:val="18"/>
                 <w:szCs w:val="18"/>
               </w:rPr>
-              <w:t xml:space="preserve">3.10</w:t>
+              <w:t xml:space="preserve">3.11</w:t>
             </w:r>
           </w:p>
         </w:tc>
@@ -783,7 +783,7 @@
                 <w:sz w:val="18"/>
                 <w:szCs w:val="18"/>
               </w:rPr>
-              <w:t xml:space="preserve">Collaudo V05: prova 10.5 aggiornata (account disattivato) e nuova 10.5b (testi lunghi nell'Audit).</w:t>
+              <w:t xml:space="preserve">Le segnalazioni del collaudo confluiscono nel Registro issue e test.</w:t>
             </w:r>
           </w:p>
         </w:tc>
@@ -853,7 +853,7 @@
                 <w:sz w:val="18"/>
                 <w:szCs w:val="18"/>
               </w:rPr>
-              <w:t xml:space="preserve">3.9</w:t>
+              <w:t xml:space="preserve">3.10</w:t>
             </w:r>
           </w:p>
         </w:tc>
@@ -886,7 +886,7 @@
                 <w:sz w:val="18"/>
                 <w:szCs w:val="18"/>
               </w:rPr>
-              <w:t xml:space="preserve">20/10/2026</w:t>
+              <w:t xml:space="preserve">21/10/2026</w:t>
             </w:r>
           </w:p>
         </w:tc>
@@ -919,7 +919,7 @@
                 <w:sz w:val="18"/>
                 <w:szCs w:val="18"/>
               </w:rPr>
-              <w:t xml:space="preserve">Prove del collaudo V01: 7.17-7.22 (negativi, date inesistenti, buffer, conferma senza Banca Dati, percentuali nel CSV, formule nei CSV) e 8b.5-8b.5e, 8b.9b (simulatore e audit degli scenari).</w:t>
+              <w:t xml:space="preserve">Collaudo V05: prova 10.5 aggiornata (account disattivato) e nuova 10.5b (testi lunghi nell'Audit).</w:t>
             </w:r>
           </w:p>
         </w:tc>
@@ -989,7 +989,7 @@
                 <w:sz w:val="18"/>
                 <w:szCs w:val="18"/>
               </w:rPr>
-              <w:t xml:space="preserve">3.8</w:t>
+              <w:t xml:space="preserve">3.9</w:t>
             </w:r>
           </w:p>
         </w:tc>
@@ -1053,7 +1053,7 @@
                 <w:sz w:val="18"/>
                 <w:szCs w:val="18"/>
               </w:rPr>
-              <w:t xml:space="preserve">Prove 10.14-10.14d (sicurezza).</w:t>
+              <w:t xml:space="preserve">Prove del collaudo V01: 7.17-7.22 (negativi, date inesistenti, buffer, conferma senza Banca Dati, percentuali nel CSV, formule nei CSV) e 8b.5-8b.5e, 8b.9b (simulatore e audit degli scenari).</w:t>
             </w:r>
           </w:p>
         </w:tc>
@@ -1123,7 +1123,7 @@
                 <w:sz w:val="18"/>
                 <w:szCs w:val="18"/>
               </w:rPr>
-              <w:t xml:space="preserve">3.7</w:t>
+              <w:t xml:space="preserve">3.8</w:t>
             </w:r>
           </w:p>
         </w:tc>
@@ -1189,7 +1189,7 @@
                 <w:sz w:val="18"/>
                 <w:szCs w:val="18"/>
               </w:rPr>
-              <w:t xml:space="preserve">Prove 10.6b (menu Amministratori) e 10.7 (menu enti).</w:t>
+              <w:t xml:space="preserve">Prove 10.14-10.14d (sicurezza).</w:t>
             </w:r>
           </w:p>
         </w:tc>
@@ -1259,7 +1259,7 @@
                 <w:sz w:val="18"/>
                 <w:szCs w:val="18"/>
               </w:rPr>
-              <w:t xml:space="preserve">3.6</w:t>
+              <w:t xml:space="preserve">3.7</w:t>
             </w:r>
           </w:p>
         </w:tc>
@@ -1323,7 +1323,7 @@
                 <w:sz w:val="18"/>
                 <w:szCs w:val="18"/>
               </w:rPr>
-              <w:t xml:space="preserve">Sezione «Audit User». Voce «Marketplaces» in arrivo.</w:t>
+              <w:t xml:space="preserve">Prove 10.6b (menu Amministratori) e 10.7 (menu enti).</w:t>
             </w:r>
           </w:p>
         </w:tc>
@@ -1393,7 +1393,7 @@
                 <w:sz w:val="18"/>
                 <w:szCs w:val="18"/>
               </w:rPr>
-              <w:t xml:space="preserve">3.5</w:t>
+              <w:t xml:space="preserve">3.6</w:t>
             </w:r>
           </w:p>
         </w:tc>
@@ -1459,7 +1459,7 @@
                 <w:sz w:val="18"/>
                 <w:szCs w:val="18"/>
               </w:rPr>
-              <w:t xml:space="preserve">Prove 10.12b-10.13d (Audit trail user).</w:t>
+              <w:t xml:space="preserve">Sezione «Audit User». Voce «Marketplaces» in arrivo.</w:t>
             </w:r>
           </w:p>
         </w:tc>
@@ -1529,7 +1529,7 @@
                 <w:sz w:val="18"/>
                 <w:szCs w:val="18"/>
               </w:rPr>
-              <w:t xml:space="preserve">3.4</w:t>
+              <w:t xml:space="preserve">3.5</w:t>
             </w:r>
           </w:p>
         </w:tc>
@@ -1593,7 +1593,7 @@
                 <w:sz w:val="18"/>
                 <w:szCs w:val="18"/>
               </w:rPr>
-              <w:t xml:space="preserve">Prove 8b.7-8b.7e (PDF, Excel, telefono), 10.12 (utenti online), 10.11d.</w:t>
+              <w:t xml:space="preserve">Prove 10.12b-10.13d (Audit trail user).</w:t>
             </w:r>
           </w:p>
         </w:tc>
@@ -1663,7 +1663,7 @@
                 <w:sz w:val="18"/>
                 <w:szCs w:val="18"/>
               </w:rPr>
-              <w:t xml:space="preserve">3.3</w:t>
+              <w:t xml:space="preserve">3.4</w:t>
             </w:r>
           </w:p>
         </w:tc>
@@ -1696,7 +1696,7 @@
                 <w:sz w:val="18"/>
                 <w:szCs w:val="18"/>
               </w:rPr>
-              <w:t xml:space="preserve">19/10/2026</w:t>
+              <w:t xml:space="preserve">20/10/2026</w:t>
             </w:r>
           </w:p>
         </w:tc>
@@ -1729,7 +1729,7 @@
                 <w:sz w:val="18"/>
                 <w:szCs w:val="18"/>
               </w:rPr>
-              <w:t xml:space="preserve">Prova 10.11: messaggio d'attesa «Un attimo…».</w:t>
+              <w:t xml:space="preserve">Prove 8b.7-8b.7e (PDF, Excel, telefono), 10.12 (utenti online), 10.11d.</w:t>
             </w:r>
           </w:p>
         </w:tc>
@@ -1799,7 +1799,7 @@
                 <w:sz w:val="18"/>
                 <w:szCs w:val="18"/>
               </w:rPr>
-              <w:t xml:space="preserve">3.2</w:t>
+              <w:t xml:space="preserve">3.3</w:t>
             </w:r>
           </w:p>
         </w:tc>
@@ -1863,7 +1863,7 @@
                 <w:sz w:val="18"/>
                 <w:szCs w:val="18"/>
               </w:rPr>
-              <w:t xml:space="preserve">Prova 10.11 aggiornata con l'assistente attivo e i messaggi d'errore della Console.</w:t>
+              <w:t xml:space="preserve">Prova 10.11: messaggio d'attesa «Un attimo…».</w:t>
             </w:r>
           </w:p>
         </w:tc>
@@ -1933,7 +1933,7 @@
                 <w:sz w:val="18"/>
                 <w:szCs w:val="18"/>
               </w:rPr>
-              <w:t xml:space="preserve">3.1</w:t>
+              <w:t xml:space="preserve">3.2</w:t>
             </w:r>
           </w:p>
         </w:tc>
@@ -1999,7 +1999,7 @@
                 <w:sz w:val="18"/>
                 <w:szCs w:val="18"/>
               </w:rPr>
-              <w:t xml:space="preserve">Prove 10.11-10.11c: assistente virtuale e documenti ufficiali.</w:t>
+              <w:t xml:space="preserve">Prova 10.11 aggiornata con l'assistente attivo e i messaggi d'errore della Console.</w:t>
             </w:r>
           </w:p>
         </w:tc>
@@ -2069,7 +2069,7 @@
                 <w:sz w:val="18"/>
                 <w:szCs w:val="18"/>
               </w:rPr>
-              <w:t xml:space="preserve">3.0</w:t>
+              <w:t xml:space="preserve">3.1</w:t>
             </w:r>
           </w:p>
         </w:tc>
@@ -2133,7 +2133,7 @@
                 <w:sz w:val="18"/>
                 <w:szCs w:val="18"/>
               </w:rPr>
-              <w:t xml:space="preserve">Prova 10.10c: ordinamento.</w:t>
+              <w:t xml:space="preserve">Prove 10.11-10.11c: assistente virtuale e documenti ufficiali.</w:t>
             </w:r>
           </w:p>
         </w:tc>
@@ -2203,7 +2203,7 @@
                 <w:sz w:val="18"/>
                 <w:szCs w:val="18"/>
               </w:rPr>
-              <w:t xml:space="preserve">2.9</w:t>
+              <w:t xml:space="preserve">3.0</w:t>
             </w:r>
           </w:p>
         </w:tc>
@@ -2269,7 +2269,7 @@
                 <w:sz w:val="18"/>
                 <w:szCs w:val="18"/>
               </w:rPr>
-              <w:t xml:space="preserve">Prove 8b.3b e 8b.3c: metodo per utenza, buffer e taratura.</w:t>
+              <w:t xml:space="preserve">Prova 10.10c: ordinamento.</w:t>
             </w:r>
           </w:p>
         </w:tc>
@@ -2339,7 +2339,7 @@
                 <w:sz w:val="18"/>
                 <w:szCs w:val="18"/>
               </w:rPr>
-              <w:t xml:space="preserve">2.8</w:t>
+              <w:t xml:space="preserve">2.9</w:t>
             </w:r>
           </w:p>
         </w:tc>
@@ -2403,7 +2403,7 @@
                 <w:sz w:val="18"/>
                 <w:szCs w:val="18"/>
               </w:rPr>
-              <w:t xml:space="preserve">Prova 10.10b: barra a LED della Dashboard.</w:t>
+              <w:t xml:space="preserve">Prove 8b.3b e 8b.3c: metodo per utenza, buffer e taratura.</w:t>
             </w:r>
           </w:p>
         </w:tc>
@@ -2473,7 +2473,7 @@
                 <w:sz w:val="18"/>
                 <w:szCs w:val="18"/>
               </w:rPr>
-              <w:t xml:space="preserve">2.7</w:t>
+              <w:t xml:space="preserve">2.8</w:t>
             </w:r>
           </w:p>
         </w:tc>
@@ -2539,7 +2539,7 @@
                 <w:sz w:val="18"/>
                 <w:szCs w:val="18"/>
               </w:rPr>
-              <w:t xml:space="preserve">Prova 1.3d: eliminazione di un utente mai attivo.</w:t>
+              <w:t xml:space="preserve">Prova 10.10b: barra a LED della Dashboard.</w:t>
             </w:r>
           </w:p>
         </w:tc>
@@ -2609,7 +2609,7 @@
                 <w:sz w:val="18"/>
                 <w:szCs w:val="18"/>
               </w:rPr>
-              <w:t xml:space="preserve">2.6</w:t>
+              <w:t xml:space="preserve">2.7</w:t>
             </w:r>
           </w:p>
         </w:tc>
@@ -2673,7 +2673,7 @@
                 <w:sz w:val="18"/>
                 <w:szCs w:val="18"/>
               </w:rPr>
-              <w:t xml:space="preserve">Prove 1.3 e 1.3c: email con le credenziali.</w:t>
+              <w:t xml:space="preserve">Prova 1.3d: eliminazione di un utente mai attivo.</w:t>
             </w:r>
           </w:p>
         </w:tc>
@@ -2743,7 +2743,7 @@
                 <w:sz w:val="18"/>
                 <w:szCs w:val="18"/>
               </w:rPr>
-              <w:t xml:space="preserve">2.5</w:t>
+              <w:t xml:space="preserve">2.6</w:t>
             </w:r>
           </w:p>
         </w:tc>
@@ -2809,7 +2809,7 @@
                 <w:sz w:val="18"/>
                 <w:szCs w:val="18"/>
               </w:rPr>
-              <w:t xml:space="preserve">Prove 1.3a-1.3a3: nomina di un Amministratore e protezione del principale.</w:t>
+              <w:t xml:space="preserve">Prove 1.3 e 1.3c: email con le credenziali.</w:t>
             </w:r>
           </w:p>
         </w:tc>
@@ -2879,7 +2879,7 @@
                 <w:sz w:val="18"/>
                 <w:szCs w:val="18"/>
               </w:rPr>
-              <w:t xml:space="preserve">2.4</w:t>
+              <w:t xml:space="preserve">2.5</w:t>
             </w:r>
           </w:p>
         </w:tc>
@@ -2943,7 +2943,7 @@
                 <w:sz w:val="18"/>
                 <w:szCs w:val="18"/>
               </w:rPr>
-              <w:t xml:space="preserve">Prove 8b.7c e 8b.7d: costi Caso 1 e Caso 2.</w:t>
+              <w:t xml:space="preserve">Prove 1.3a-1.3a3: nomina di un Amministratore e protezione del principale.</w:t>
             </w:r>
           </w:p>
         </w:tc>
@@ -3013,7 +3013,7 @@
                 <w:sz w:val="18"/>
                 <w:szCs w:val="18"/>
               </w:rPr>
-              <w:t xml:space="preserve">2.3</w:t>
+              <w:t xml:space="preserve">2.4</w:t>
             </w:r>
           </w:p>
         </w:tc>
@@ -3079,7 +3079,7 @@
                 <w:sz w:val="18"/>
                 <w:szCs w:val="18"/>
               </w:rPr>
-              <w:t xml:space="preserve">Prova 8b.7b aggiornata: valore del credito anno per anno.</w:t>
+              <w:t xml:space="preserve">Prove 8b.7c e 8b.7d: costi Caso 1 e Caso 2.</w:t>
             </w:r>
           </w:p>
         </w:tc>
@@ -3149,7 +3149,7 @@
                 <w:sz w:val="18"/>
                 <w:szCs w:val="18"/>
               </w:rPr>
-              <w:t xml:space="preserve">2.2</w:t>
+              <w:t xml:space="preserve">2.3</w:t>
             </w:r>
           </w:p>
         </w:tc>
@@ -3213,7 +3213,7 @@
                 <w:sz w:val="18"/>
                 <w:szCs w:val="18"/>
               </w:rPr>
-              <w:t xml:space="preserve">Prova 8b.7b della simulazione economica (ricavi e costi per il Comune).</w:t>
+              <w:t xml:space="preserve">Prova 8b.7b aggiornata: valore del credito anno per anno.</w:t>
             </w:r>
           </w:p>
         </w:tc>
@@ -3283,7 +3283,7 @@
                 <w:sz w:val="18"/>
                 <w:szCs w:val="18"/>
               </w:rPr>
-              <w:t xml:space="preserve">2.1</w:t>
+              <w:t xml:space="preserve">2.2</w:t>
             </w:r>
           </w:p>
         </w:tc>
@@ -3349,7 +3349,7 @@
                 <w:sz w:val="18"/>
                 <w:szCs w:val="18"/>
               </w:rPr>
-              <w:t xml:space="preserve">Prove 8b.2b e 8b.2c (scenario di riferimento e situazione attuale).</w:t>
+              <w:t xml:space="preserve">Prova 8b.7b della simulazione economica (ricavi e costi per il Comune).</w:t>
             </w:r>
           </w:p>
         </w:tc>
@@ -3419,7 +3419,7 @@
                 <w:sz w:val="18"/>
                 <w:szCs w:val="18"/>
               </w:rPr>
-              <w:t xml:space="preserve">2.0</w:t>
+              <w:t xml:space="preserve">2.1</w:t>
             </w:r>
           </w:p>
         </w:tc>
@@ -3483,7 +3483,7 @@
                 <w:sz w:val="18"/>
                 <w:szCs w:val="18"/>
               </w:rPr>
-              <w:t xml:space="preserve">Prove 8b del simulatore di scenari.</w:t>
+              <w:t xml:space="preserve">Prove 8b.2b e 8b.2c (scenario di riferimento e situazione attuale).</w:t>
             </w:r>
           </w:p>
         </w:tc>
@@ -3553,7 +3553,7 @@
                 <w:sz w:val="18"/>
                 <w:szCs w:val="18"/>
               </w:rPr>
-              <w:t xml:space="preserve">1.9</w:t>
+              <w:t xml:space="preserve">2.0</w:t>
             </w:r>
           </w:p>
         </w:tc>
@@ -3619,7 +3619,7 @@
                 <w:sz w:val="18"/>
                 <w:szCs w:val="18"/>
               </w:rPr>
-              <w:t xml:space="preserve">In sviluppo: simulatore di scenari e assistente virtuale.</w:t>
+              <w:t xml:space="preserve">Prove 8b del simulatore di scenari.</w:t>
             </w:r>
           </w:p>
         </w:tc>
@@ -3689,7 +3689,7 @@
                 <w:sz w:val="18"/>
                 <w:szCs w:val="18"/>
               </w:rPr>
-              <w:t xml:space="preserve">1.8</w:t>
+              <w:t xml:space="preserve">1.9</w:t>
             </w:r>
           </w:p>
         </w:tc>
@@ -3753,7 +3753,7 @@
                 <w:sz w:val="18"/>
                 <w:szCs w:val="18"/>
               </w:rPr>
-              <w:t xml:space="preserve">Tolto il limite noto sull'incarico del soggetto promotore del programma.</w:t>
+              <w:t xml:space="preserve">In sviluppo: simulatore di scenari e assistente virtuale.</w:t>
             </w:r>
           </w:p>
         </w:tc>
@@ -3823,7 +3823,7 @@
                 <w:sz w:val="18"/>
                 <w:szCs w:val="18"/>
               </w:rPr>
-              <w:t xml:space="preserve">1.7</w:t>
+              <w:t xml:space="preserve">1.8</w:t>
             </w:r>
           </w:p>
         </w:tc>
@@ -3856,7 +3856,7 @@
                 <w:sz w:val="18"/>
                 <w:szCs w:val="18"/>
               </w:rPr>
-              <w:t xml:space="preserve">18/10/2026</w:t>
+              <w:t xml:space="preserve">19/10/2026</w:t>
             </w:r>
           </w:p>
         </w:tc>
@@ -3889,7 +3889,7 @@
                 <w:sz w:val="18"/>
                 <w:szCs w:val="18"/>
               </w:rPr>
-              <w:t xml:space="preserve">Percorso di prova esteso alle funzioni dell'allineamento ai documenti CWP: territorio ISTAT, stati del Programma, Rapporto a 7 fasi, tariffe e sospensione, accuratezza, ritiro, account unico, crediti emessi, reclami, pagina pubblica, qualità dei dati.</w:t>
+              <w:t xml:space="preserve">Tolto il limite noto sull'incarico del soggetto promotore del programma.</w:t>
             </w:r>
           </w:p>
         </w:tc>
@@ -3959,7 +3959,7 @@
                 <w:sz w:val="18"/>
                 <w:szCs w:val="18"/>
               </w:rPr>
-              <w:t xml:space="preserve">1.6</w:t>
+              <w:t xml:space="preserve">1.7</w:t>
             </w:r>
           </w:p>
         </w:tc>
@@ -4023,7 +4023,7 @@
                 <w:sz w:val="18"/>
                 <w:szCs w:val="18"/>
               </w:rPr>
-              <w:t xml:space="preserve">Glossario: descrizione corretta del buffer (al massimo 80%).</w:t>
+              <w:t xml:space="preserve">Percorso di prova esteso alle funzioni dell'allineamento ai documenti CWP: territorio ISTAT, stati del Programma, Rapporto a 7 fasi, tariffe e sospensione, accuratezza, ritiro, account unico, crediti emessi, reclami, pagina pubblica, qualità dei dati.</w:t>
             </w:r>
           </w:p>
         </w:tc>
@@ -4093,7 +4093,7 @@
                 <w:sz w:val="18"/>
                 <w:szCs w:val="18"/>
               </w:rPr>
-              <w:t xml:space="preserve">1.5</w:t>
+              <w:t xml:space="preserve">1.6</w:t>
             </w:r>
           </w:p>
         </w:tc>
@@ -4159,7 +4159,7 @@
                 <w:sz w:val="18"/>
                 <w:szCs w:val="18"/>
               </w:rPr>
-              <w:t xml:space="preserve">Nuove prove 1.2b, 1.8, 3.7, 4.1b, 6.4, 6.5; prove 1.6, 1.7, 3.2, 4.1, 4.6, 5.4 e 6.3 aggiornate (anagrafiche, documenti richiesti, consultazione, Rapporti a 4 fasi, conservazione, fascicolo).</w:t>
+              <w:t xml:space="preserve">Glossario: descrizione corretta del buffer (al massimo 80%).</w:t>
             </w:r>
           </w:p>
         </w:tc>
@@ -4229,7 +4229,7 @@
                 <w:sz w:val="18"/>
                 <w:szCs w:val="18"/>
               </w:rPr>
-              <w:t xml:space="preserve">1.4</w:t>
+              <w:t xml:space="preserve">1.5</w:t>
             </w:r>
           </w:p>
         </w:tc>
@@ -4293,7 +4293,7 @@
                 <w:sz w:val="18"/>
                 <w:szCs w:val="18"/>
               </w:rPr>
-              <w:t xml:space="preserve">Nuova prova 7.12 (risultato azzerato dopo una modifica dei dati); prove successive del blocco 7 rinumerate; prova 8.4 estesa.</w:t>
+              <w:t xml:space="preserve">Nuove prove 1.2b, 1.8, 3.7, 4.1b, 6.4, 6.5; prove 1.6, 1.7, 3.2, 4.1, 4.6, 5.4 e 6.3 aggiornate (anagrafiche, documenti richiesti, consultazione, Rapporti a 4 fasi, conservazione, fascicolo).</w:t>
             </w:r>
           </w:p>
         </w:tc>
@@ -4363,7 +4363,7 @@
                 <w:sz w:val="18"/>
                 <w:szCs w:val="18"/>
               </w:rPr>
-              <w:t xml:space="preserve">1.3</w:t>
+              <w:t xml:space="preserve">1.4</w:t>
             </w:r>
           </w:p>
         </w:tc>
@@ -4429,7 +4429,7 @@
                 <w:sz w:val="18"/>
                 <w:szCs w:val="18"/>
               </w:rPr>
-              <w:t xml:space="preserve">Prove del rapporto PDF, del numero di registro e del registro dei crediti con le nuove versioni.</w:t>
+              <w:t xml:space="preserve">Nuova prova 7.12 (risultato azzerato dopo una modifica dei dati); prove successive del blocco 7 rinumerate; prova 8.4 estesa.</w:t>
             </w:r>
           </w:p>
         </w:tc>
@@ -4499,7 +4499,7 @@
                 <w:sz w:val="18"/>
                 <w:szCs w:val="18"/>
               </w:rPr>
-              <w:t xml:space="preserve">1.2</w:t>
+              <w:t xml:space="preserve">1.3</w:t>
             </w:r>
           </w:p>
         </w:tc>
@@ -4563,7 +4563,7 @@
                 <w:sz w:val="18"/>
                 <w:szCs w:val="18"/>
               </w:rPr>
-              <w:t xml:space="preserve">Calcolo crediti: prove di import del tracciato con i file di esempio (compilato, letture, dati personali) e dei controlli di coerenza.</w:t>
+              <w:t xml:space="preserve">Prove del rapporto PDF, del numero di registro e del registro dei crediti con le nuove versioni.</w:t>
             </w:r>
           </w:p>
         </w:tc>
@@ -4633,7 +4633,7 @@
                 <w:sz w:val="18"/>
                 <w:szCs w:val="18"/>
               </w:rPr>
-              <w:t xml:space="preserve">1.1</w:t>
+              <w:t xml:space="preserve">1.2</w:t>
             </w:r>
           </w:p>
         </w:tc>
@@ -4699,7 +4699,7 @@
                 <w:sz w:val="18"/>
                 <w:szCs w:val="18"/>
               </w:rPr>
-              <w:t xml:space="preserve">Prove per Enti di Validazione, modelli, note di fase, messaggi, pagamenti visibili al Comune, pratica sospesa, consultazione pubblica con conferma dell'email, limiti di invio ed errata corrige.</w:t>
+              <w:t xml:space="preserve">Calcolo crediti: prove di import del tracciato con i file di esempio (compilato, letture, dati personali) e dei controlli di coerenza.</w:t>
             </w:r>
           </w:p>
         </w:tc>
@@ -4769,6 +4769,140 @@
                 <w:sz w:val="18"/>
                 <w:szCs w:val="18"/>
               </w:rPr>
+              <w:t xml:space="preserve">1.1</w:t>
+            </w:r>
+          </w:p>
+        </w:tc>
+        <w:tc>
+          <w:tcPr>
+            <w:tcW w:type="dxa" w:w="1300"/>
+            <w:tcBorders>
+              <w:top w:val="single" w:color="D9D4C5" w:sz="4"/>
+              <w:left w:val="single" w:color="D9D4C5" w:sz="4"/>
+              <w:bottom w:val="single" w:color="D9D4C5" w:sz="4"/>
+              <w:right w:val="single" w:color="D9D4C5" w:sz="4"/>
+            </w:tcBorders>
+            <w:tcMar>
+              <w:top w:type="dxa" w:w="70"/>
+              <w:left w:type="dxa" w:w="110"/>
+              <w:bottom w:type="dxa" w:w="70"/>
+              <w:right w:type="dxa" w:w="110"/>
+            </w:tcMar>
+            <w:vAlign w:val="center"/>
+          </w:tcPr>
+          <w:p>
+            <w:pPr>
+              <w:spacing w:after="0" w:before="0"/>
+            </w:pPr>
+            <w:r>
+              <w:rPr>
+                <w:rFonts w:ascii="Arial" w:cs="Arial" w:eastAsia="Arial" w:hAnsi="Arial"/>
+                <w:color w:val="1B2118"/>
+                <w:sz w:val="18"/>
+                <w:szCs w:val="18"/>
+              </w:rPr>
+              <w:t xml:space="preserve">18/10/2026</w:t>
+            </w:r>
+          </w:p>
+        </w:tc>
+        <w:tc>
+          <w:tcPr>
+            <w:tcW w:type="dxa" w:w="5538"/>
+            <w:tcBorders>
+              <w:top w:val="single" w:color="D9D4C5" w:sz="4"/>
+              <w:left w:val="single" w:color="D9D4C5" w:sz="4"/>
+              <w:bottom w:val="single" w:color="D9D4C5" w:sz="4"/>
+              <w:right w:val="single" w:color="D9D4C5" w:sz="4"/>
+            </w:tcBorders>
+            <w:tcMar>
+              <w:top w:type="dxa" w:w="70"/>
+              <w:left w:type="dxa" w:w="110"/>
+              <w:bottom w:type="dxa" w:w="70"/>
+              <w:right w:type="dxa" w:w="110"/>
+            </w:tcMar>
+            <w:vAlign w:val="center"/>
+          </w:tcPr>
+          <w:p>
+            <w:pPr>
+              <w:spacing w:after="0" w:before="0"/>
+            </w:pPr>
+            <w:r>
+              <w:rPr>
+                <w:rFonts w:ascii="Arial" w:cs="Arial" w:eastAsia="Arial" w:hAnsi="Arial"/>
+                <w:color w:val="1B2118"/>
+                <w:sz w:val="18"/>
+                <w:szCs w:val="18"/>
+              </w:rPr>
+              <w:t xml:space="preserve">Prove per Enti di Validazione, modelli, note di fase, messaggi, pagamenti visibili al Comune, pratica sospesa, consultazione pubblica con conferma dell'email, limiti di invio ed errata corrige.</w:t>
+            </w:r>
+          </w:p>
+        </w:tc>
+        <w:tc>
+          <w:tcPr>
+            <w:tcW w:type="dxa" w:w="2000"/>
+            <w:tcBorders>
+              <w:top w:val="single" w:color="D9D4C5" w:sz="4"/>
+              <w:left w:val="single" w:color="D9D4C5" w:sz="4"/>
+              <w:bottom w:val="single" w:color="D9D4C5" w:sz="4"/>
+              <w:right w:val="single" w:color="D9D4C5" w:sz="4"/>
+            </w:tcBorders>
+            <w:tcMar>
+              <w:top w:type="dxa" w:w="70"/>
+              <w:left w:type="dxa" w:w="110"/>
+              <w:bottom w:type="dxa" w:w="70"/>
+              <w:right w:type="dxa" w:w="110"/>
+            </w:tcMar>
+            <w:vAlign w:val="center"/>
+          </w:tcPr>
+          <w:p>
+            <w:pPr>
+              <w:spacing w:after="0" w:before="0"/>
+            </w:pPr>
+            <w:r>
+              <w:rPr>
+                <w:rFonts w:ascii="Arial" w:cs="Arial" w:eastAsia="Arial" w:hAnsi="Arial"/>
+                <w:color w:val="1B2118"/>
+                <w:sz w:val="18"/>
+                <w:szCs w:val="18"/>
+              </w:rPr>
+              <w:t xml:space="preserve">Fondazione Operate</w:t>
+            </w:r>
+          </w:p>
+        </w:tc>
+      </w:tr>
+      <w:tr>
+        <w:trPr>
+          <w:cantSplit/>
+        </w:trPr>
+        <w:tc>
+          <w:tcPr>
+            <w:tcW w:type="dxa" w:w="800"/>
+            <w:tcBorders>
+              <w:top w:val="single" w:color="D9D4C5" w:sz="4"/>
+              <w:left w:val="single" w:color="D9D4C5" w:sz="4"/>
+              <w:bottom w:val="single" w:color="D9D4C5" w:sz="4"/>
+              <w:right w:val="single" w:color="D9D4C5" w:sz="4"/>
+            </w:tcBorders>
+            <w:shd w:fill="F6F4EE" w:color="auto" w:val="clear"/>
+            <w:tcMar>
+              <w:top w:type="dxa" w:w="70"/>
+              <w:left w:type="dxa" w:w="110"/>
+              <w:bottom w:type="dxa" w:w="70"/>
+              <w:right w:type="dxa" w:w="110"/>
+            </w:tcMar>
+            <w:vAlign w:val="center"/>
+          </w:tcPr>
+          <w:p>
+            <w:pPr>
+              <w:spacing w:after="0" w:before="0"/>
+            </w:pPr>
+            <w:r>
+              <w:rPr>
+                <w:rFonts w:ascii="Arial" w:cs="Arial" w:eastAsia="Arial" w:hAnsi="Arial"/>
+                <w:color w:val="1B2118"/>
+                <w:sz w:val="18"/>
+                <w:szCs w:val="18"/>
+              </w:rPr>
               <w:t xml:space="preserve">1.0</w:t>
             </w:r>
           </w:p>
@@ -4782,6 +4916,7 @@
               <w:bottom w:val="single" w:color="D9D4C5" w:sz="4"/>
               <w:right w:val="single" w:color="D9D4C5" w:sz="4"/>
             </w:tcBorders>
+            <w:shd w:fill="F6F4EE" w:color="auto" w:val="clear"/>
             <w:tcMar>
               <w:top w:type="dxa" w:w="70"/>
               <w:left w:type="dxa" w:w="110"/>
@@ -4814,6 +4949,7 @@
               <w:bottom w:val="single" w:color="D9D4C5" w:sz="4"/>
               <w:right w:val="single" w:color="D9D4C5" w:sz="4"/>
             </w:tcBorders>
+            <w:shd w:fill="F6F4EE" w:color="auto" w:val="clear"/>
             <w:tcMar>
               <w:top w:type="dxa" w:w="70"/>
               <w:left w:type="dxa" w:w="110"/>
@@ -4846,6 +4982,7 @@
               <w:bottom w:val="single" w:color="D9D4C5" w:sz="4"/>
               <w:right w:val="single" w:color="D9D4C5" w:sz="4"/>
             </w:tcBorders>
+            <w:shd w:fill="F6F4EE" w:color="auto" w:val="clear"/>
             <w:tcMar>
               <w:top w:type="dxa" w:w="70"/>
               <w:left w:type="dxa" w:w="110"/>
@@ -4887,7 +5024,7 @@
           <w:sz w:val="20"/>
           <w:szCs w:val="20"/>
         </w:rPr>
-        <w:t xml:space="preserve">Guida alla revisione 3.10 del 21/10/2026, allineata al portale e agli altri manuali. È aggiornata a ogni rilascio; la versione corrente si scarica dall'area Documentazione del portale (solo Amministratori).</w:t>
+        <w:t xml:space="preserve">Guida alla revisione 3.11 del 21/10/2026, allineata al portale e agli altri manuali. È aggiornata a ogni rilascio; la versione corrente si scarica dall'area Documentazione del portale (solo Amministratori).</w:t>
       </w:r>
     </w:p>
     <w:p>
@@ -5261,7 +5398,7 @@
         </w:rPr>
         <w:t xml:space="preserve">Il portale: </w:t>
       </w:r>
-      <w:hyperlink w:history="1" r:id="rId8payz6zuis6uax8_st4uj">
+      <w:hyperlink w:history="1" r:id="rId-fwbzkta-bkari6iehmj7">
         <w:r>
           <w:rPr>
             <w:rFonts w:ascii="Arial" w:cs="Arial" w:eastAsia="Arial" w:hAnsi="Arial"/>
@@ -29588,6 +29725,51 @@
     </w:p>
     <w:p>
       <w:pPr>
+        <w:spacing w:after="140" w:line="300"/>
+      </w:pPr>
+      <w:r>
+        <w:rPr>
+          <w:rFonts w:ascii="Arial" w:cs="Arial" w:eastAsia="Arial" w:hAnsi="Arial"/>
+          <w:b/>
+          <w:bCs/>
+          <w:color w:val="1B2118"/>
+          <w:sz w:val="21"/>
+          <w:szCs w:val="21"/>
+        </w:rPr>
+        <w:t xml:space="preserve">Dove finiscono le segnalazioni.</w:t>
+      </w:r>
+      <w:r>
+        <w:rPr>
+          <w:rFonts w:ascii="Arial" w:cs="Arial" w:eastAsia="Arial" w:hAnsi="Arial"/>
+          <w:color w:val="1B2118"/>
+          <w:sz w:val="21"/>
+          <w:szCs w:val="21"/>
+        </w:rPr>
+        <w:t xml:space="preserve"> Ogni segnalazione dei collaudatori entra nel </w:t>
+      </w:r>
+      <w:r>
+        <w:rPr>
+          <w:rFonts w:ascii="Arial" w:cs="Arial" w:eastAsia="Arial" w:hAnsi="Arial"/>
+          <w:b/>
+          <w:bCs/>
+          <w:color w:val="1B2118"/>
+          <w:sz w:val="21"/>
+          <w:szCs w:val="21"/>
+        </w:rPr>
+        <w:t xml:space="preserve">Registro issue e test</w:t>
+      </w:r>
+      <w:r>
+        <w:rPr>
+          <w:rFonts w:ascii="Arial" w:cs="Arial" w:eastAsia="Arial" w:hAnsi="Arial"/>
+          <w:color w:val="1B2118"/>
+          <w:sz w:val="21"/>
+          <w:szCs w:val="21"/>
+        </w:rPr>
+        <w:t xml:space="preserve"> (Documentazione, solo Amministratori), con data e ora, azione correttiva e stato (per esempio «CORRETTO_DA_RITESTARE»). Le prove da ripetere sono indicate nel registro con il numero del caso di questo manuale.</w:t>
+      </w:r>
+    </w:p>
+    <w:p>
+      <w:pPr>
         <w:pStyle w:val="Heading1"/>
         <w:pageBreakBefore/>
         <w:pBdr>
@@ -29981,7 +30163,7 @@
         <w:szCs w:val="16"/>
       </w:rPr>
       <w:tab/>
-      <w:t xml:space="preserve">Manuale Test · Rev. 3.10 · 21/10/2026</w:t>
+      <w:t xml:space="preserve">Manuale Test · Rev. 3.11 · 21/10/2026</w:t>
     </w:r>
   </w:p>
 </w:hdr>
@@ -30046,7 +30228,7 @@
         <w:szCs w:val="16"/>
       </w:rPr>
       <w:tab/>
-      <w:t xml:space="preserve">Manuale Test · Rev. 3.10 · 21/10/2026</w:t>
+      <w:t xml:space="preserve">Manuale Test · Rev. 3.11 · 21/10/2026</w:t>
     </w:r>
   </w:p>
 </w:hdr>

--- a/public/documentazione/Manuale_Test_Portale_CWP.docx
+++ b/public/documentazione/Manuale_Test_Portale_CWP.docx
@@ -302,7 +302,7 @@
                 <w:sz w:val="20"/>
                 <w:szCs w:val="20"/>
               </w:rPr>
-              <w:t xml:space="preserve">Rev. 3.11</w:t>
+              <w:t xml:space="preserve">Rev. 3.12</w:t>
             </w:r>
           </w:p>
         </w:tc>
@@ -719,7 +719,7 @@
                 <w:sz w:val="18"/>
                 <w:szCs w:val="18"/>
               </w:rPr>
-              <w:t xml:space="preserve">3.11</w:t>
+              <w:t xml:space="preserve">3.12</w:t>
             </w:r>
           </w:p>
         </w:tc>
@@ -783,7 +783,7 @@
                 <w:sz w:val="18"/>
                 <w:szCs w:val="18"/>
               </w:rPr>
-              <w:t xml:space="preserve">Le segnalazioni del collaudo confluiscono nel Registro issue e test.</w:t>
+              <w:t xml:space="preserve">Prova 7.23: caratteri incorporati nei PDF (R08).</w:t>
             </w:r>
           </w:p>
         </w:tc>
@@ -853,7 +853,7 @@
                 <w:sz w:val="18"/>
                 <w:szCs w:val="18"/>
               </w:rPr>
-              <w:t xml:space="preserve">3.10</w:t>
+              <w:t xml:space="preserve">3.11</w:t>
             </w:r>
           </w:p>
         </w:tc>
@@ -919,7 +919,7 @@
                 <w:sz w:val="18"/>
                 <w:szCs w:val="18"/>
               </w:rPr>
-              <w:t xml:space="preserve">Collaudo V05: prova 10.5 aggiornata (account disattivato) e nuova 10.5b (testi lunghi nell'Audit).</w:t>
+              <w:t xml:space="preserve">Le segnalazioni del collaudo confluiscono nel Registro issue e test.</w:t>
             </w:r>
           </w:p>
         </w:tc>
@@ -989,7 +989,7 @@
                 <w:sz w:val="18"/>
                 <w:szCs w:val="18"/>
               </w:rPr>
-              <w:t xml:space="preserve">3.9</w:t>
+              <w:t xml:space="preserve">3.10</w:t>
             </w:r>
           </w:p>
         </w:tc>
@@ -1021,7 +1021,7 @@
                 <w:sz w:val="18"/>
                 <w:szCs w:val="18"/>
               </w:rPr>
-              <w:t xml:space="preserve">20/10/2026</w:t>
+              <w:t xml:space="preserve">21/10/2026</w:t>
             </w:r>
           </w:p>
         </w:tc>
@@ -1053,7 +1053,7 @@
                 <w:sz w:val="18"/>
                 <w:szCs w:val="18"/>
               </w:rPr>
-              <w:t xml:space="preserve">Prove del collaudo V01: 7.17-7.22 (negativi, date inesistenti, buffer, conferma senza Banca Dati, percentuali nel CSV, formule nei CSV) e 8b.5-8b.5e, 8b.9b (simulatore e audit degli scenari).</w:t>
+              <w:t xml:space="preserve">Collaudo V05: prova 10.5 aggiornata (account disattivato) e nuova 10.5b (testi lunghi nell'Audit).</w:t>
             </w:r>
           </w:p>
         </w:tc>
@@ -1123,7 +1123,7 @@
                 <w:sz w:val="18"/>
                 <w:szCs w:val="18"/>
               </w:rPr>
-              <w:t xml:space="preserve">3.8</w:t>
+              <w:t xml:space="preserve">3.9</w:t>
             </w:r>
           </w:p>
         </w:tc>
@@ -1189,7 +1189,7 @@
                 <w:sz w:val="18"/>
                 <w:szCs w:val="18"/>
               </w:rPr>
-              <w:t xml:space="preserve">Prove 10.14-10.14d (sicurezza).</w:t>
+              <w:t xml:space="preserve">Prove del collaudo V01: 7.17-7.22 (negativi, date inesistenti, buffer, conferma senza Banca Dati, percentuali nel CSV, formule nei CSV) e 8b.5-8b.5e, 8b.9b (simulatore e audit degli scenari).</w:t>
             </w:r>
           </w:p>
         </w:tc>
@@ -1259,7 +1259,7 @@
                 <w:sz w:val="18"/>
                 <w:szCs w:val="18"/>
               </w:rPr>
-              <w:t xml:space="preserve">3.7</w:t>
+              <w:t xml:space="preserve">3.8</w:t>
             </w:r>
           </w:p>
         </w:tc>
@@ -1323,7 +1323,7 @@
                 <w:sz w:val="18"/>
                 <w:szCs w:val="18"/>
               </w:rPr>
-              <w:t xml:space="preserve">Prove 10.6b (menu Amministratori) e 10.7 (menu enti).</w:t>
+              <w:t xml:space="preserve">Prove 10.14-10.14d (sicurezza).</w:t>
             </w:r>
           </w:p>
         </w:tc>
@@ -1393,7 +1393,7 @@
                 <w:sz w:val="18"/>
                 <w:szCs w:val="18"/>
               </w:rPr>
-              <w:t xml:space="preserve">3.6</w:t>
+              <w:t xml:space="preserve">3.7</w:t>
             </w:r>
           </w:p>
         </w:tc>
@@ -1459,7 +1459,7 @@
                 <w:sz w:val="18"/>
                 <w:szCs w:val="18"/>
               </w:rPr>
-              <w:t xml:space="preserve">Sezione «Audit User». Voce «Marketplaces» in arrivo.</w:t>
+              <w:t xml:space="preserve">Prove 10.6b (menu Amministratori) e 10.7 (menu enti).</w:t>
             </w:r>
           </w:p>
         </w:tc>
@@ -1529,7 +1529,7 @@
                 <w:sz w:val="18"/>
                 <w:szCs w:val="18"/>
               </w:rPr>
-              <w:t xml:space="preserve">3.5</w:t>
+              <w:t xml:space="preserve">3.6</w:t>
             </w:r>
           </w:p>
         </w:tc>
@@ -1593,7 +1593,7 @@
                 <w:sz w:val="18"/>
                 <w:szCs w:val="18"/>
               </w:rPr>
-              <w:t xml:space="preserve">Prove 10.12b-10.13d (Audit trail user).</w:t>
+              <w:t xml:space="preserve">Sezione «Audit User». Voce «Marketplaces» in arrivo.</w:t>
             </w:r>
           </w:p>
         </w:tc>
@@ -1663,7 +1663,7 @@
                 <w:sz w:val="18"/>
                 <w:szCs w:val="18"/>
               </w:rPr>
-              <w:t xml:space="preserve">3.4</w:t>
+              <w:t xml:space="preserve">3.5</w:t>
             </w:r>
           </w:p>
         </w:tc>
@@ -1729,7 +1729,7 @@
                 <w:sz w:val="18"/>
                 <w:szCs w:val="18"/>
               </w:rPr>
-              <w:t xml:space="preserve">Prove 8b.7-8b.7e (PDF, Excel, telefono), 10.12 (utenti online), 10.11d.</w:t>
+              <w:t xml:space="preserve">Prove 10.12b-10.13d (Audit trail user).</w:t>
             </w:r>
           </w:p>
         </w:tc>
@@ -1799,7 +1799,7 @@
                 <w:sz w:val="18"/>
                 <w:szCs w:val="18"/>
               </w:rPr>
-              <w:t xml:space="preserve">3.3</w:t>
+              <w:t xml:space="preserve">3.4</w:t>
             </w:r>
           </w:p>
         </w:tc>
@@ -1831,7 +1831,7 @@
                 <w:sz w:val="18"/>
                 <w:szCs w:val="18"/>
               </w:rPr>
-              <w:t xml:space="preserve">19/10/2026</w:t>
+              <w:t xml:space="preserve">20/10/2026</w:t>
             </w:r>
           </w:p>
         </w:tc>
@@ -1863,7 +1863,7 @@
                 <w:sz w:val="18"/>
                 <w:szCs w:val="18"/>
               </w:rPr>
-              <w:t xml:space="preserve">Prova 10.11: messaggio d'attesa «Un attimo…».</w:t>
+              <w:t xml:space="preserve">Prove 8b.7-8b.7e (PDF, Excel, telefono), 10.12 (utenti online), 10.11d.</w:t>
             </w:r>
           </w:p>
         </w:tc>
@@ -1933,7 +1933,7 @@
                 <w:sz w:val="18"/>
                 <w:szCs w:val="18"/>
               </w:rPr>
-              <w:t xml:space="preserve">3.2</w:t>
+              <w:t xml:space="preserve">3.3</w:t>
             </w:r>
           </w:p>
         </w:tc>
@@ -1999,7 +1999,7 @@
                 <w:sz w:val="18"/>
                 <w:szCs w:val="18"/>
               </w:rPr>
-              <w:t xml:space="preserve">Prova 10.11 aggiornata con l'assistente attivo e i messaggi d'errore della Console.</w:t>
+              <w:t xml:space="preserve">Prova 10.11: messaggio d'attesa «Un attimo…».</w:t>
             </w:r>
           </w:p>
         </w:tc>
@@ -2069,7 +2069,7 @@
                 <w:sz w:val="18"/>
                 <w:szCs w:val="18"/>
               </w:rPr>
-              <w:t xml:space="preserve">3.1</w:t>
+              <w:t xml:space="preserve">3.2</w:t>
             </w:r>
           </w:p>
         </w:tc>
@@ -2133,7 +2133,7 @@
                 <w:sz w:val="18"/>
                 <w:szCs w:val="18"/>
               </w:rPr>
-              <w:t xml:space="preserve">Prove 10.11-10.11c: assistente virtuale e documenti ufficiali.</w:t>
+              <w:t xml:space="preserve">Prova 10.11 aggiornata con l'assistente attivo e i messaggi d'errore della Console.</w:t>
             </w:r>
           </w:p>
         </w:tc>
@@ -2203,7 +2203,7 @@
                 <w:sz w:val="18"/>
                 <w:szCs w:val="18"/>
               </w:rPr>
-              <w:t xml:space="preserve">3.0</w:t>
+              <w:t xml:space="preserve">3.1</w:t>
             </w:r>
           </w:p>
         </w:tc>
@@ -2269,7 +2269,7 @@
                 <w:sz w:val="18"/>
                 <w:szCs w:val="18"/>
               </w:rPr>
-              <w:t xml:space="preserve">Prova 10.10c: ordinamento.</w:t>
+              <w:t xml:space="preserve">Prove 10.11-10.11c: assistente virtuale e documenti ufficiali.</w:t>
             </w:r>
           </w:p>
         </w:tc>
@@ -2339,7 +2339,7 @@
                 <w:sz w:val="18"/>
                 <w:szCs w:val="18"/>
               </w:rPr>
-              <w:t xml:space="preserve">2.9</w:t>
+              <w:t xml:space="preserve">3.0</w:t>
             </w:r>
           </w:p>
         </w:tc>
@@ -2403,7 +2403,7 @@
                 <w:sz w:val="18"/>
                 <w:szCs w:val="18"/>
               </w:rPr>
-              <w:t xml:space="preserve">Prove 8b.3b e 8b.3c: metodo per utenza, buffer e taratura.</w:t>
+              <w:t xml:space="preserve">Prova 10.10c: ordinamento.</w:t>
             </w:r>
           </w:p>
         </w:tc>
@@ -2473,7 +2473,7 @@
                 <w:sz w:val="18"/>
                 <w:szCs w:val="18"/>
               </w:rPr>
-              <w:t xml:space="preserve">2.8</w:t>
+              <w:t xml:space="preserve">2.9</w:t>
             </w:r>
           </w:p>
         </w:tc>
@@ -2539,7 +2539,7 @@
                 <w:sz w:val="18"/>
                 <w:szCs w:val="18"/>
               </w:rPr>
-              <w:t xml:space="preserve">Prova 10.10b: barra a LED della Dashboard.</w:t>
+              <w:t xml:space="preserve">Prove 8b.3b e 8b.3c: metodo per utenza, buffer e taratura.</w:t>
             </w:r>
           </w:p>
         </w:tc>
@@ -2609,7 +2609,7 @@
                 <w:sz w:val="18"/>
                 <w:szCs w:val="18"/>
               </w:rPr>
-              <w:t xml:space="preserve">2.7</w:t>
+              <w:t xml:space="preserve">2.8</w:t>
             </w:r>
           </w:p>
         </w:tc>
@@ -2673,7 +2673,7 @@
                 <w:sz w:val="18"/>
                 <w:szCs w:val="18"/>
               </w:rPr>
-              <w:t xml:space="preserve">Prova 1.3d: eliminazione di un utente mai attivo.</w:t>
+              <w:t xml:space="preserve">Prova 10.10b: barra a LED della Dashboard.</w:t>
             </w:r>
           </w:p>
         </w:tc>
@@ -2743,7 +2743,7 @@
                 <w:sz w:val="18"/>
                 <w:szCs w:val="18"/>
               </w:rPr>
-              <w:t xml:space="preserve">2.6</w:t>
+              <w:t xml:space="preserve">2.7</w:t>
             </w:r>
           </w:p>
         </w:tc>
@@ -2809,7 +2809,7 @@
                 <w:sz w:val="18"/>
                 <w:szCs w:val="18"/>
               </w:rPr>
-              <w:t xml:space="preserve">Prove 1.3 e 1.3c: email con le credenziali.</w:t>
+              <w:t xml:space="preserve">Prova 1.3d: eliminazione di un utente mai attivo.</w:t>
             </w:r>
           </w:p>
         </w:tc>
@@ -2879,7 +2879,7 @@
                 <w:sz w:val="18"/>
                 <w:szCs w:val="18"/>
               </w:rPr>
-              <w:t xml:space="preserve">2.5</w:t>
+              <w:t xml:space="preserve">2.6</w:t>
             </w:r>
           </w:p>
         </w:tc>
@@ -2943,7 +2943,7 @@
                 <w:sz w:val="18"/>
                 <w:szCs w:val="18"/>
               </w:rPr>
-              <w:t xml:space="preserve">Prove 1.3a-1.3a3: nomina di un Amministratore e protezione del principale.</w:t>
+              <w:t xml:space="preserve">Prove 1.3 e 1.3c: email con le credenziali.</w:t>
             </w:r>
           </w:p>
         </w:tc>
@@ -3013,7 +3013,7 @@
                 <w:sz w:val="18"/>
                 <w:szCs w:val="18"/>
               </w:rPr>
-              <w:t xml:space="preserve">2.4</w:t>
+              <w:t xml:space="preserve">2.5</w:t>
             </w:r>
           </w:p>
         </w:tc>
@@ -3079,7 +3079,7 @@
                 <w:sz w:val="18"/>
                 <w:szCs w:val="18"/>
               </w:rPr>
-              <w:t xml:space="preserve">Prove 8b.7c e 8b.7d: costi Caso 1 e Caso 2.</w:t>
+              <w:t xml:space="preserve">Prove 1.3a-1.3a3: nomina di un Amministratore e protezione del principale.</w:t>
             </w:r>
           </w:p>
         </w:tc>
@@ -3149,7 +3149,7 @@
                 <w:sz w:val="18"/>
                 <w:szCs w:val="18"/>
               </w:rPr>
-              <w:t xml:space="preserve">2.3</w:t>
+              <w:t xml:space="preserve">2.4</w:t>
             </w:r>
           </w:p>
         </w:tc>
@@ -3213,7 +3213,7 @@
                 <w:sz w:val="18"/>
                 <w:szCs w:val="18"/>
               </w:rPr>
-              <w:t xml:space="preserve">Prova 8b.7b aggiornata: valore del credito anno per anno.</w:t>
+              <w:t xml:space="preserve">Prove 8b.7c e 8b.7d: costi Caso 1 e Caso 2.</w:t>
             </w:r>
           </w:p>
         </w:tc>
@@ -3283,7 +3283,7 @@
                 <w:sz w:val="18"/>
                 <w:szCs w:val="18"/>
               </w:rPr>
-              <w:t xml:space="preserve">2.2</w:t>
+              <w:t xml:space="preserve">2.3</w:t>
             </w:r>
           </w:p>
         </w:tc>
@@ -3349,7 +3349,7 @@
                 <w:sz w:val="18"/>
                 <w:szCs w:val="18"/>
               </w:rPr>
-              <w:t xml:space="preserve">Prova 8b.7b della simulazione economica (ricavi e costi per il Comune).</w:t>
+              <w:t xml:space="preserve">Prova 8b.7b aggiornata: valore del credito anno per anno.</w:t>
             </w:r>
           </w:p>
         </w:tc>
@@ -3419,7 +3419,7 @@
                 <w:sz w:val="18"/>
                 <w:szCs w:val="18"/>
               </w:rPr>
-              <w:t xml:space="preserve">2.1</w:t>
+              <w:t xml:space="preserve">2.2</w:t>
             </w:r>
           </w:p>
         </w:tc>
@@ -3483,7 +3483,7 @@
                 <w:sz w:val="18"/>
                 <w:szCs w:val="18"/>
               </w:rPr>
-              <w:t xml:space="preserve">Prove 8b.2b e 8b.2c (scenario di riferimento e situazione attuale).</w:t>
+              <w:t xml:space="preserve">Prova 8b.7b della simulazione economica (ricavi e costi per il Comune).</w:t>
             </w:r>
           </w:p>
         </w:tc>
@@ -3553,7 +3553,7 @@
                 <w:sz w:val="18"/>
                 <w:szCs w:val="18"/>
               </w:rPr>
-              <w:t xml:space="preserve">2.0</w:t>
+              <w:t xml:space="preserve">2.1</w:t>
             </w:r>
           </w:p>
         </w:tc>
@@ -3619,7 +3619,7 @@
                 <w:sz w:val="18"/>
                 <w:szCs w:val="18"/>
               </w:rPr>
-              <w:t xml:space="preserve">Prove 8b del simulatore di scenari.</w:t>
+              <w:t xml:space="preserve">Prove 8b.2b e 8b.2c (scenario di riferimento e situazione attuale).</w:t>
             </w:r>
           </w:p>
         </w:tc>
@@ -3689,7 +3689,7 @@
                 <w:sz w:val="18"/>
                 <w:szCs w:val="18"/>
               </w:rPr>
-              <w:t xml:space="preserve">1.9</w:t>
+              <w:t xml:space="preserve">2.0</w:t>
             </w:r>
           </w:p>
         </w:tc>
@@ -3753,7 +3753,7 @@
                 <w:sz w:val="18"/>
                 <w:szCs w:val="18"/>
               </w:rPr>
-              <w:t xml:space="preserve">In sviluppo: simulatore di scenari e assistente virtuale.</w:t>
+              <w:t xml:space="preserve">Prove 8b del simulatore di scenari.</w:t>
             </w:r>
           </w:p>
         </w:tc>
@@ -3823,7 +3823,7 @@
                 <w:sz w:val="18"/>
                 <w:szCs w:val="18"/>
               </w:rPr>
-              <w:t xml:space="preserve">1.8</w:t>
+              <w:t xml:space="preserve">1.9</w:t>
             </w:r>
           </w:p>
         </w:tc>
@@ -3889,7 +3889,7 @@
                 <w:sz w:val="18"/>
                 <w:szCs w:val="18"/>
               </w:rPr>
-              <w:t xml:space="preserve">Tolto il limite noto sull'incarico del soggetto promotore del programma.</w:t>
+              <w:t xml:space="preserve">In sviluppo: simulatore di scenari e assistente virtuale.</w:t>
             </w:r>
           </w:p>
         </w:tc>
@@ -3959,7 +3959,7 @@
                 <w:sz w:val="18"/>
                 <w:szCs w:val="18"/>
               </w:rPr>
-              <w:t xml:space="preserve">1.7</w:t>
+              <w:t xml:space="preserve">1.8</w:t>
             </w:r>
           </w:p>
         </w:tc>
@@ -3991,7 +3991,7 @@
                 <w:sz w:val="18"/>
                 <w:szCs w:val="18"/>
               </w:rPr>
-              <w:t xml:space="preserve">18/10/2026</w:t>
+              <w:t xml:space="preserve">19/10/2026</w:t>
             </w:r>
           </w:p>
         </w:tc>
@@ -4023,7 +4023,7 @@
                 <w:sz w:val="18"/>
                 <w:szCs w:val="18"/>
               </w:rPr>
-              <w:t xml:space="preserve">Percorso di prova esteso alle funzioni dell'allineamento ai documenti CWP: territorio ISTAT, stati del Programma, Rapporto a 7 fasi, tariffe e sospensione, accuratezza, ritiro, account unico, crediti emessi, reclami, pagina pubblica, qualità dei dati.</w:t>
+              <w:t xml:space="preserve">Tolto il limite noto sull'incarico del soggetto promotore del programma.</w:t>
             </w:r>
           </w:p>
         </w:tc>
@@ -4093,7 +4093,7 @@
                 <w:sz w:val="18"/>
                 <w:szCs w:val="18"/>
               </w:rPr>
-              <w:t xml:space="preserve">1.6</w:t>
+              <w:t xml:space="preserve">1.7</w:t>
             </w:r>
           </w:p>
         </w:tc>
@@ -4159,7 +4159,7 @@
                 <w:sz w:val="18"/>
                 <w:szCs w:val="18"/>
               </w:rPr>
-              <w:t xml:space="preserve">Glossario: descrizione corretta del buffer (al massimo 80%).</w:t>
+              <w:t xml:space="preserve">Percorso di prova esteso alle funzioni dell'allineamento ai documenti CWP: territorio ISTAT, stati del Programma, Rapporto a 7 fasi, tariffe e sospensione, accuratezza, ritiro, account unico, crediti emessi, reclami, pagina pubblica, qualità dei dati.</w:t>
             </w:r>
           </w:p>
         </w:tc>
@@ -4229,7 +4229,7 @@
                 <w:sz w:val="18"/>
                 <w:szCs w:val="18"/>
               </w:rPr>
-              <w:t xml:space="preserve">1.5</w:t>
+              <w:t xml:space="preserve">1.6</w:t>
             </w:r>
           </w:p>
         </w:tc>
@@ -4293,7 +4293,7 @@
                 <w:sz w:val="18"/>
                 <w:szCs w:val="18"/>
               </w:rPr>
-              <w:t xml:space="preserve">Nuove prove 1.2b, 1.8, 3.7, 4.1b, 6.4, 6.5; prove 1.6, 1.7, 3.2, 4.1, 4.6, 5.4 e 6.3 aggiornate (anagrafiche, documenti richiesti, consultazione, Rapporti a 4 fasi, conservazione, fascicolo).</w:t>
+              <w:t xml:space="preserve">Glossario: descrizione corretta del buffer (al massimo 80%).</w:t>
             </w:r>
           </w:p>
         </w:tc>
@@ -4363,7 +4363,7 @@
                 <w:sz w:val="18"/>
                 <w:szCs w:val="18"/>
               </w:rPr>
-              <w:t xml:space="preserve">1.4</w:t>
+              <w:t xml:space="preserve">1.5</w:t>
             </w:r>
           </w:p>
         </w:tc>
@@ -4429,7 +4429,7 @@
                 <w:sz w:val="18"/>
                 <w:szCs w:val="18"/>
               </w:rPr>
-              <w:t xml:space="preserve">Nuova prova 7.12 (risultato azzerato dopo una modifica dei dati); prove successive del blocco 7 rinumerate; prova 8.4 estesa.</w:t>
+              <w:t xml:space="preserve">Nuove prove 1.2b, 1.8, 3.7, 4.1b, 6.4, 6.5; prove 1.6, 1.7, 3.2, 4.1, 4.6, 5.4 e 6.3 aggiornate (anagrafiche, documenti richiesti, consultazione, Rapporti a 4 fasi, conservazione, fascicolo).</w:t>
             </w:r>
           </w:p>
         </w:tc>
@@ -4499,7 +4499,7 @@
                 <w:sz w:val="18"/>
                 <w:szCs w:val="18"/>
               </w:rPr>
-              <w:t xml:space="preserve">1.3</w:t>
+              <w:t xml:space="preserve">1.4</w:t>
             </w:r>
           </w:p>
         </w:tc>
@@ -4563,7 +4563,7 @@
                 <w:sz w:val="18"/>
                 <w:szCs w:val="18"/>
               </w:rPr>
-              <w:t xml:space="preserve">Prove del rapporto PDF, del numero di registro e del registro dei crediti con le nuove versioni.</w:t>
+              <w:t xml:space="preserve">Nuova prova 7.12 (risultato azzerato dopo una modifica dei dati); prove successive del blocco 7 rinumerate; prova 8.4 estesa.</w:t>
             </w:r>
           </w:p>
         </w:tc>
@@ -4633,7 +4633,7 @@
                 <w:sz w:val="18"/>
                 <w:szCs w:val="18"/>
               </w:rPr>
-              <w:t xml:space="preserve">1.2</w:t>
+              <w:t xml:space="preserve">1.3</w:t>
             </w:r>
           </w:p>
         </w:tc>
@@ -4699,7 +4699,7 @@
                 <w:sz w:val="18"/>
                 <w:szCs w:val="18"/>
               </w:rPr>
-              <w:t xml:space="preserve">Calcolo crediti: prove di import del tracciato con i file di esempio (compilato, letture, dati personali) e dei controlli di coerenza.</w:t>
+              <w:t xml:space="preserve">Prove del rapporto PDF, del numero di registro e del registro dei crediti con le nuove versioni.</w:t>
             </w:r>
           </w:p>
         </w:tc>
@@ -4769,7 +4769,7 @@
                 <w:sz w:val="18"/>
                 <w:szCs w:val="18"/>
               </w:rPr>
-              <w:t xml:space="preserve">1.1</w:t>
+              <w:t xml:space="preserve">1.2</w:t>
             </w:r>
           </w:p>
         </w:tc>
@@ -4833,7 +4833,7 @@
                 <w:sz w:val="18"/>
                 <w:szCs w:val="18"/>
               </w:rPr>
-              <w:t xml:space="preserve">Prove per Enti di Validazione, modelli, note di fase, messaggi, pagamenti visibili al Comune, pratica sospesa, consultazione pubblica con conferma dell'email, limiti di invio ed errata corrige.</w:t>
+              <w:t xml:space="preserve">Calcolo crediti: prove di import del tracciato con i file di esempio (compilato, letture, dati personali) e dei controlli di coerenza.</w:t>
             </w:r>
           </w:p>
         </w:tc>
@@ -4903,6 +4903,142 @@
                 <w:sz w:val="18"/>
                 <w:szCs w:val="18"/>
               </w:rPr>
+              <w:t xml:space="preserve">1.1</w:t>
+            </w:r>
+          </w:p>
+        </w:tc>
+        <w:tc>
+          <w:tcPr>
+            <w:tcW w:type="dxa" w:w="1300"/>
+            <w:tcBorders>
+              <w:top w:val="single" w:color="D9D4C5" w:sz="4"/>
+              <w:left w:val="single" w:color="D9D4C5" w:sz="4"/>
+              <w:bottom w:val="single" w:color="D9D4C5" w:sz="4"/>
+              <w:right w:val="single" w:color="D9D4C5" w:sz="4"/>
+            </w:tcBorders>
+            <w:shd w:fill="F6F4EE" w:color="auto" w:val="clear"/>
+            <w:tcMar>
+              <w:top w:type="dxa" w:w="70"/>
+              <w:left w:type="dxa" w:w="110"/>
+              <w:bottom w:type="dxa" w:w="70"/>
+              <w:right w:type="dxa" w:w="110"/>
+            </w:tcMar>
+            <w:vAlign w:val="center"/>
+          </w:tcPr>
+          <w:p>
+            <w:pPr>
+              <w:spacing w:after="0" w:before="0"/>
+            </w:pPr>
+            <w:r>
+              <w:rPr>
+                <w:rFonts w:ascii="Arial" w:cs="Arial" w:eastAsia="Arial" w:hAnsi="Arial"/>
+                <w:color w:val="1B2118"/>
+                <w:sz w:val="18"/>
+                <w:szCs w:val="18"/>
+              </w:rPr>
+              <w:t xml:space="preserve">18/10/2026</w:t>
+            </w:r>
+          </w:p>
+        </w:tc>
+        <w:tc>
+          <w:tcPr>
+            <w:tcW w:type="dxa" w:w="5538"/>
+            <w:tcBorders>
+              <w:top w:val="single" w:color="D9D4C5" w:sz="4"/>
+              <w:left w:val="single" w:color="D9D4C5" w:sz="4"/>
+              <w:bottom w:val="single" w:color="D9D4C5" w:sz="4"/>
+              <w:right w:val="single" w:color="D9D4C5" w:sz="4"/>
+            </w:tcBorders>
+            <w:shd w:fill="F6F4EE" w:color="auto" w:val="clear"/>
+            <w:tcMar>
+              <w:top w:type="dxa" w:w="70"/>
+              <w:left w:type="dxa" w:w="110"/>
+              <w:bottom w:type="dxa" w:w="70"/>
+              <w:right w:type="dxa" w:w="110"/>
+            </w:tcMar>
+            <w:vAlign w:val="center"/>
+          </w:tcPr>
+          <w:p>
+            <w:pPr>
+              <w:spacing w:after="0" w:before="0"/>
+            </w:pPr>
+            <w:r>
+              <w:rPr>
+                <w:rFonts w:ascii="Arial" w:cs="Arial" w:eastAsia="Arial" w:hAnsi="Arial"/>
+                <w:color w:val="1B2118"/>
+                <w:sz w:val="18"/>
+                <w:szCs w:val="18"/>
+              </w:rPr>
+              <w:t xml:space="preserve">Prove per Enti di Validazione, modelli, note di fase, messaggi, pagamenti visibili al Comune, pratica sospesa, consultazione pubblica con conferma dell'email, limiti di invio ed errata corrige.</w:t>
+            </w:r>
+          </w:p>
+        </w:tc>
+        <w:tc>
+          <w:tcPr>
+            <w:tcW w:type="dxa" w:w="2000"/>
+            <w:tcBorders>
+              <w:top w:val="single" w:color="D9D4C5" w:sz="4"/>
+              <w:left w:val="single" w:color="D9D4C5" w:sz="4"/>
+              <w:bottom w:val="single" w:color="D9D4C5" w:sz="4"/>
+              <w:right w:val="single" w:color="D9D4C5" w:sz="4"/>
+            </w:tcBorders>
+            <w:shd w:fill="F6F4EE" w:color="auto" w:val="clear"/>
+            <w:tcMar>
+              <w:top w:type="dxa" w:w="70"/>
+              <w:left w:type="dxa" w:w="110"/>
+              <w:bottom w:type="dxa" w:w="70"/>
+              <w:right w:type="dxa" w:w="110"/>
+            </w:tcMar>
+            <w:vAlign w:val="center"/>
+          </w:tcPr>
+          <w:p>
+            <w:pPr>
+              <w:spacing w:after="0" w:before="0"/>
+            </w:pPr>
+            <w:r>
+              <w:rPr>
+                <w:rFonts w:ascii="Arial" w:cs="Arial" w:eastAsia="Arial" w:hAnsi="Arial"/>
+                <w:color w:val="1B2118"/>
+                <w:sz w:val="18"/>
+                <w:szCs w:val="18"/>
+              </w:rPr>
+              <w:t xml:space="preserve">Fondazione Operate</w:t>
+            </w:r>
+          </w:p>
+        </w:tc>
+      </w:tr>
+      <w:tr>
+        <w:trPr>
+          <w:cantSplit/>
+        </w:trPr>
+        <w:tc>
+          <w:tcPr>
+            <w:tcW w:type="dxa" w:w="800"/>
+            <w:tcBorders>
+              <w:top w:val="single" w:color="D9D4C5" w:sz="4"/>
+              <w:left w:val="single" w:color="D9D4C5" w:sz="4"/>
+              <w:bottom w:val="single" w:color="D9D4C5" w:sz="4"/>
+              <w:right w:val="single" w:color="D9D4C5" w:sz="4"/>
+            </w:tcBorders>
+            <w:tcMar>
+              <w:top w:type="dxa" w:w="70"/>
+              <w:left w:type="dxa" w:w="110"/>
+              <w:bottom w:type="dxa" w:w="70"/>
+              <w:right w:type="dxa" w:w="110"/>
+            </w:tcMar>
+            <w:vAlign w:val="center"/>
+          </w:tcPr>
+          <w:p>
+            <w:pPr>
+              <w:spacing w:after="0" w:before="0"/>
+            </w:pPr>
+            <w:r>
+              <w:rPr>
+                <w:rFonts w:ascii="Arial" w:cs="Arial" w:eastAsia="Arial" w:hAnsi="Arial"/>
+                <w:color w:val="1B2118"/>
+                <w:sz w:val="18"/>
+                <w:szCs w:val="18"/>
+              </w:rPr>
               <w:t xml:space="preserve">1.0</w:t>
             </w:r>
           </w:p>
@@ -4916,7 +5052,6 @@
               <w:bottom w:val="single" w:color="D9D4C5" w:sz="4"/>
               <w:right w:val="single" w:color="D9D4C5" w:sz="4"/>
             </w:tcBorders>
-            <w:shd w:fill="F6F4EE" w:color="auto" w:val="clear"/>
             <w:tcMar>
               <w:top w:type="dxa" w:w="70"/>
               <w:left w:type="dxa" w:w="110"/>
@@ -4949,7 +5084,6 @@
               <w:bottom w:val="single" w:color="D9D4C5" w:sz="4"/>
               <w:right w:val="single" w:color="D9D4C5" w:sz="4"/>
             </w:tcBorders>
-            <w:shd w:fill="F6F4EE" w:color="auto" w:val="clear"/>
             <w:tcMar>
               <w:top w:type="dxa" w:w="70"/>
               <w:left w:type="dxa" w:w="110"/>
@@ -4982,7 +5116,6 @@
               <w:bottom w:val="single" w:color="D9D4C5" w:sz="4"/>
               <w:right w:val="single" w:color="D9D4C5" w:sz="4"/>
             </w:tcBorders>
-            <w:shd w:fill="F6F4EE" w:color="auto" w:val="clear"/>
             <w:tcMar>
               <w:top w:type="dxa" w:w="70"/>
               <w:left w:type="dxa" w:w="110"/>
@@ -5024,7 +5157,7 @@
           <w:sz w:val="20"/>
           <w:szCs w:val="20"/>
         </w:rPr>
-        <w:t xml:space="preserve">Guida alla revisione 3.11 del 21/10/2026, allineata al portale e agli altri manuali. È aggiornata a ogni rilascio; la versione corrente si scarica dall'area Documentazione del portale (solo Amministratori).</w:t>
+        <w:t xml:space="preserve">Guida alla revisione 3.12 del 21/10/2026, allineata al portale e agli altri manuali. È aggiornata a ogni rilascio; la versione corrente si scarica dall'area Documentazione del portale (solo Amministratori).</w:t>
       </w:r>
     </w:p>
     <w:p>
@@ -5398,7 +5531,7 @@
         </w:rPr>
         <w:t xml:space="preserve">Il portale: </w:t>
       </w:r>
-      <w:hyperlink w:history="1" r:id="rId-fwbzkta-bkari6iehmj7">
+      <w:hyperlink w:history="1" r:id="rIdwpudramdxvzj7nnzdl2lt">
         <w:r>
           <w:rPr>
             <w:rFonts w:ascii="Arial" w:cs="Arial" w:eastAsia="Arial" w:hAnsi="Arial"/>
@@ -21995,6 +22128,110 @@
                 <w:szCs w:val="18"/>
               </w:rPr>
               <w:t xml:space="preserve"> come testo), non il risultato 2; i numeri negativi (es. ΔI) restano numeri</w:t>
+            </w:r>
+          </w:p>
+        </w:tc>
+      </w:tr>
+      <w:tr>
+        <w:trPr>
+          <w:cantSplit/>
+        </w:trPr>
+        <w:tc>
+          <w:tcPr>
+            <w:tcW w:type="dxa" w:w="885"/>
+            <w:tcBorders>
+              <w:top w:val="single" w:color="D9D4C5" w:sz="4"/>
+              <w:left w:val="single" w:color="D9D4C5" w:sz="4"/>
+              <w:bottom w:val="single" w:color="D9D4C5" w:sz="4"/>
+              <w:right w:val="single" w:color="D9D4C5" w:sz="4"/>
+            </w:tcBorders>
+            <w:shd w:fill="F6F4EE" w:color="auto" w:val="clear"/>
+            <w:tcMar>
+              <w:top w:type="dxa" w:w="70"/>
+              <w:left w:type="dxa" w:w="110"/>
+              <w:bottom w:type="dxa" w:w="70"/>
+              <w:right w:type="dxa" w:w="110"/>
+            </w:tcMar>
+            <w:vAlign w:val="center"/>
+          </w:tcPr>
+          <w:p>
+            <w:pPr>
+              <w:spacing w:after="0" w:before="0"/>
+            </w:pPr>
+            <w:r>
+              <w:rPr>
+                <w:rFonts w:ascii="Arial" w:cs="Arial" w:eastAsia="Arial" w:hAnsi="Arial"/>
+                <w:color w:val="1B2118"/>
+                <w:sz w:val="18"/>
+                <w:szCs w:val="18"/>
+              </w:rPr>
+              <w:t xml:space="preserve">7.23</w:t>
+            </w:r>
+          </w:p>
+        </w:tc>
+        <w:tc>
+          <w:tcPr>
+            <w:tcW w:type="dxa" w:w="4377"/>
+            <w:tcBorders>
+              <w:top w:val="single" w:color="D9D4C5" w:sz="4"/>
+              <w:left w:val="single" w:color="D9D4C5" w:sz="4"/>
+              <w:bottom w:val="single" w:color="D9D4C5" w:sz="4"/>
+              <w:right w:val="single" w:color="D9D4C5" w:sz="4"/>
+            </w:tcBorders>
+            <w:shd w:fill="F6F4EE" w:color="auto" w:val="clear"/>
+            <w:tcMar>
+              <w:top w:type="dxa" w:w="70"/>
+              <w:left w:type="dxa" w:w="110"/>
+              <w:bottom w:type="dxa" w:w="70"/>
+              <w:right w:type="dxa" w:w="110"/>
+            </w:tcMar>
+            <w:vAlign w:val="center"/>
+          </w:tcPr>
+          <w:p>
+            <w:pPr>
+              <w:spacing w:after="0" w:before="0"/>
+            </w:pPr>
+            <w:r>
+              <w:rPr>
+                <w:rFonts w:ascii="Arial" w:cs="Arial" w:eastAsia="Arial" w:hAnsi="Arial"/>
+                <w:color w:val="1B2118"/>
+                <w:sz w:val="18"/>
+                <w:szCs w:val="18"/>
+              </w:rPr>
+              <w:t xml:space="preserve">[A] Collaudo V01, R08. Scaricate il rapporto di calcolo (PDF), il PDF del simulatore e un fascicolo; apriteli in due lettori diversi (per esempio Anteprima/Acrobat e il browser) e stampatene una pagina</w:t>
+            </w:r>
+          </w:p>
+        </w:tc>
+        <w:tc>
+          <w:tcPr>
+            <w:tcW w:type="dxa" w:w="4376"/>
+            <w:tcBorders>
+              <w:top w:val="single" w:color="D9D4C5" w:sz="4"/>
+              <w:left w:val="single" w:color="D9D4C5" w:sz="4"/>
+              <w:bottom w:val="single" w:color="D9D4C5" w:sz="4"/>
+              <w:right w:val="single" w:color="D9D4C5" w:sz="4"/>
+            </w:tcBorders>
+            <w:shd w:fill="F6F4EE" w:color="auto" w:val="clear"/>
+            <w:tcMar>
+              <w:top w:type="dxa" w:w="70"/>
+              <w:left w:type="dxa" w:w="110"/>
+              <w:bottom w:type="dxa" w:w="70"/>
+              <w:right w:type="dxa" w:w="110"/>
+            </w:tcMar>
+            <w:vAlign w:val="center"/>
+          </w:tcPr>
+          <w:p>
+            <w:pPr>
+              <w:spacing w:after="0" w:before="0"/>
+            </w:pPr>
+            <w:r>
+              <w:rPr>
+                <w:rFonts w:ascii="Arial" w:cs="Arial" w:eastAsia="Arial" w:hAnsi="Arial"/>
+                <w:color w:val="1B2118"/>
+                <w:sz w:val="18"/>
+                <w:szCs w:val="18"/>
+              </w:rPr>
+              <w:t xml:space="preserve">Testo regolare, senza spazi strani né lettere sovrapposte; nelle proprietà del documento (Caratteri) compare LiberationSans «incorporato»</w:t>
             </w:r>
           </w:p>
         </w:tc>
@@ -30163,7 +30400,7 @@
         <w:szCs w:val="16"/>
       </w:rPr>
       <w:tab/>
-      <w:t xml:space="preserve">Manuale Test · Rev. 3.11 · 21/10/2026</w:t>
+      <w:t xml:space="preserve">Manuale Test · Rev. 3.12 · 21/10/2026</w:t>
     </w:r>
   </w:p>
 </w:hdr>
@@ -30228,7 +30465,7 @@
         <w:szCs w:val="16"/>
       </w:rPr>
       <w:tab/>
-      <w:t xml:space="preserve">Manuale Test · Rev. 3.11 · 21/10/2026</w:t>
+      <w:t xml:space="preserve">Manuale Test · Rev. 3.12 · 21/10/2026</w:t>
     </w:r>
   </w:p>
 </w:hdr>

--- a/public/documentazione/Manuale_Test_Portale_CWP.docx
+++ b/public/documentazione/Manuale_Test_Portale_CWP.docx
@@ -302,7 +302,7 @@
                 <w:sz w:val="20"/>
                 <w:szCs w:val="20"/>
               </w:rPr>
-              <w:t xml:space="preserve">Rev. 3.12</w:t>
+              <w:t xml:space="preserve">Rev. 3.13</w:t>
             </w:r>
           </w:p>
         </w:tc>
@@ -719,7 +719,7 @@
                 <w:sz w:val="18"/>
                 <w:szCs w:val="18"/>
               </w:rPr>
-              <w:t xml:space="preserve">3.12</w:t>
+              <w:t xml:space="preserve">3.13</w:t>
             </w:r>
           </w:p>
         </w:tc>
@@ -783,7 +783,7 @@
                 <w:sz w:val="18"/>
                 <w:szCs w:val="18"/>
               </w:rPr>
-              <w:t xml:space="preserve">Prova 7.23: caratteri incorporati nei PDF (R08).</w:t>
+              <w:t xml:space="preserve">Prove 10.11e (pratica aperta) e 10.11f (Operatore).</w:t>
             </w:r>
           </w:p>
         </w:tc>
@@ -853,7 +853,7 @@
                 <w:sz w:val="18"/>
                 <w:szCs w:val="18"/>
               </w:rPr>
-              <w:t xml:space="preserve">3.11</w:t>
+              <w:t xml:space="preserve">3.12</w:t>
             </w:r>
           </w:p>
         </w:tc>
@@ -919,7 +919,7 @@
                 <w:sz w:val="18"/>
                 <w:szCs w:val="18"/>
               </w:rPr>
-              <w:t xml:space="preserve">Le segnalazioni del collaudo confluiscono nel Registro issue e test.</w:t>
+              <w:t xml:space="preserve">Prova 7.23: caratteri incorporati nei PDF (R08).</w:t>
             </w:r>
           </w:p>
         </w:tc>
@@ -989,7 +989,7 @@
                 <w:sz w:val="18"/>
                 <w:szCs w:val="18"/>
               </w:rPr>
-              <w:t xml:space="preserve">3.10</w:t>
+              <w:t xml:space="preserve">3.11</w:t>
             </w:r>
           </w:p>
         </w:tc>
@@ -1053,7 +1053,7 @@
                 <w:sz w:val="18"/>
                 <w:szCs w:val="18"/>
               </w:rPr>
-              <w:t xml:space="preserve">Collaudo V05: prova 10.5 aggiornata (account disattivato) e nuova 10.5b (testi lunghi nell'Audit).</w:t>
+              <w:t xml:space="preserve">Le segnalazioni del collaudo confluiscono nel Registro issue e test.</w:t>
             </w:r>
           </w:p>
         </w:tc>
@@ -1123,7 +1123,7 @@
                 <w:sz w:val="18"/>
                 <w:szCs w:val="18"/>
               </w:rPr>
-              <w:t xml:space="preserve">3.9</w:t>
+              <w:t xml:space="preserve">3.10</w:t>
             </w:r>
           </w:p>
         </w:tc>
@@ -1156,7 +1156,7 @@
                 <w:sz w:val="18"/>
                 <w:szCs w:val="18"/>
               </w:rPr>
-              <w:t xml:space="preserve">20/10/2026</w:t>
+              <w:t xml:space="preserve">21/10/2026</w:t>
             </w:r>
           </w:p>
         </w:tc>
@@ -1189,7 +1189,7 @@
                 <w:sz w:val="18"/>
                 <w:szCs w:val="18"/>
               </w:rPr>
-              <w:t xml:space="preserve">Prove del collaudo V01: 7.17-7.22 (negativi, date inesistenti, buffer, conferma senza Banca Dati, percentuali nel CSV, formule nei CSV) e 8b.5-8b.5e, 8b.9b (simulatore e audit degli scenari).</w:t>
+              <w:t xml:space="preserve">Collaudo V05: prova 10.5 aggiornata (account disattivato) e nuova 10.5b (testi lunghi nell'Audit).</w:t>
             </w:r>
           </w:p>
         </w:tc>
@@ -1259,7 +1259,7 @@
                 <w:sz w:val="18"/>
                 <w:szCs w:val="18"/>
               </w:rPr>
-              <w:t xml:space="preserve">3.8</w:t>
+              <w:t xml:space="preserve">3.9</w:t>
             </w:r>
           </w:p>
         </w:tc>
@@ -1323,7 +1323,7 @@
                 <w:sz w:val="18"/>
                 <w:szCs w:val="18"/>
               </w:rPr>
-              <w:t xml:space="preserve">Prove 10.14-10.14d (sicurezza).</w:t>
+              <w:t xml:space="preserve">Prove del collaudo V01: 7.17-7.22 (negativi, date inesistenti, buffer, conferma senza Banca Dati, percentuali nel CSV, formule nei CSV) e 8b.5-8b.5e, 8b.9b (simulatore e audit degli scenari).</w:t>
             </w:r>
           </w:p>
         </w:tc>
@@ -1393,7 +1393,7 @@
                 <w:sz w:val="18"/>
                 <w:szCs w:val="18"/>
               </w:rPr>
-              <w:t xml:space="preserve">3.7</w:t>
+              <w:t xml:space="preserve">3.8</w:t>
             </w:r>
           </w:p>
         </w:tc>
@@ -1459,7 +1459,7 @@
                 <w:sz w:val="18"/>
                 <w:szCs w:val="18"/>
               </w:rPr>
-              <w:t xml:space="preserve">Prove 10.6b (menu Amministratori) e 10.7 (menu enti).</w:t>
+              <w:t xml:space="preserve">Prove 10.14-10.14d (sicurezza).</w:t>
             </w:r>
           </w:p>
         </w:tc>
@@ -1529,7 +1529,7 @@
                 <w:sz w:val="18"/>
                 <w:szCs w:val="18"/>
               </w:rPr>
-              <w:t xml:space="preserve">3.6</w:t>
+              <w:t xml:space="preserve">3.7</w:t>
             </w:r>
           </w:p>
         </w:tc>
@@ -1593,7 +1593,7 @@
                 <w:sz w:val="18"/>
                 <w:szCs w:val="18"/>
               </w:rPr>
-              <w:t xml:space="preserve">Sezione «Audit User». Voce «Marketplaces» in arrivo.</w:t>
+              <w:t xml:space="preserve">Prove 10.6b (menu Amministratori) e 10.7 (menu enti).</w:t>
             </w:r>
           </w:p>
         </w:tc>
@@ -1663,7 +1663,7 @@
                 <w:sz w:val="18"/>
                 <w:szCs w:val="18"/>
               </w:rPr>
-              <w:t xml:space="preserve">3.5</w:t>
+              <w:t xml:space="preserve">3.6</w:t>
             </w:r>
           </w:p>
         </w:tc>
@@ -1729,7 +1729,7 @@
                 <w:sz w:val="18"/>
                 <w:szCs w:val="18"/>
               </w:rPr>
-              <w:t xml:space="preserve">Prove 10.12b-10.13d (Audit trail user).</w:t>
+              <w:t xml:space="preserve">Sezione «Audit User». Voce «Marketplaces» in arrivo.</w:t>
             </w:r>
           </w:p>
         </w:tc>
@@ -1799,7 +1799,7 @@
                 <w:sz w:val="18"/>
                 <w:szCs w:val="18"/>
               </w:rPr>
-              <w:t xml:space="preserve">3.4</w:t>
+              <w:t xml:space="preserve">3.5</w:t>
             </w:r>
           </w:p>
         </w:tc>
@@ -1863,7 +1863,7 @@
                 <w:sz w:val="18"/>
                 <w:szCs w:val="18"/>
               </w:rPr>
-              <w:t xml:space="preserve">Prove 8b.7-8b.7e (PDF, Excel, telefono), 10.12 (utenti online), 10.11d.</w:t>
+              <w:t xml:space="preserve">Prove 10.12b-10.13d (Audit trail user).</w:t>
             </w:r>
           </w:p>
         </w:tc>
@@ -1933,7 +1933,7 @@
                 <w:sz w:val="18"/>
                 <w:szCs w:val="18"/>
               </w:rPr>
-              <w:t xml:space="preserve">3.3</w:t>
+              <w:t xml:space="preserve">3.4</w:t>
             </w:r>
           </w:p>
         </w:tc>
@@ -1966,7 +1966,7 @@
                 <w:sz w:val="18"/>
                 <w:szCs w:val="18"/>
               </w:rPr>
-              <w:t xml:space="preserve">19/10/2026</w:t>
+              <w:t xml:space="preserve">20/10/2026</w:t>
             </w:r>
           </w:p>
         </w:tc>
@@ -1999,7 +1999,7 @@
                 <w:sz w:val="18"/>
                 <w:szCs w:val="18"/>
               </w:rPr>
-              <w:t xml:space="preserve">Prova 10.11: messaggio d'attesa «Un attimo…».</w:t>
+              <w:t xml:space="preserve">Prove 8b.7-8b.7e (PDF, Excel, telefono), 10.12 (utenti online), 10.11d.</w:t>
             </w:r>
           </w:p>
         </w:tc>
@@ -2069,7 +2069,7 @@
                 <w:sz w:val="18"/>
                 <w:szCs w:val="18"/>
               </w:rPr>
-              <w:t xml:space="preserve">3.2</w:t>
+              <w:t xml:space="preserve">3.3</w:t>
             </w:r>
           </w:p>
         </w:tc>
@@ -2133,7 +2133,7 @@
                 <w:sz w:val="18"/>
                 <w:szCs w:val="18"/>
               </w:rPr>
-              <w:t xml:space="preserve">Prova 10.11 aggiornata con l'assistente attivo e i messaggi d'errore della Console.</w:t>
+              <w:t xml:space="preserve">Prova 10.11: messaggio d'attesa «Un attimo…».</w:t>
             </w:r>
           </w:p>
         </w:tc>
@@ -2203,7 +2203,7 @@
                 <w:sz w:val="18"/>
                 <w:szCs w:val="18"/>
               </w:rPr>
-              <w:t xml:space="preserve">3.1</w:t>
+              <w:t xml:space="preserve">3.2</w:t>
             </w:r>
           </w:p>
         </w:tc>
@@ -2269,7 +2269,7 @@
                 <w:sz w:val="18"/>
                 <w:szCs w:val="18"/>
               </w:rPr>
-              <w:t xml:space="preserve">Prove 10.11-10.11c: assistente virtuale e documenti ufficiali.</w:t>
+              <w:t xml:space="preserve">Prova 10.11 aggiornata con l'assistente attivo e i messaggi d'errore della Console.</w:t>
             </w:r>
           </w:p>
         </w:tc>
@@ -2339,7 +2339,7 @@
                 <w:sz w:val="18"/>
                 <w:szCs w:val="18"/>
               </w:rPr>
-              <w:t xml:space="preserve">3.0</w:t>
+              <w:t xml:space="preserve">3.1</w:t>
             </w:r>
           </w:p>
         </w:tc>
@@ -2403,7 +2403,7 @@
                 <w:sz w:val="18"/>
                 <w:szCs w:val="18"/>
               </w:rPr>
-              <w:t xml:space="preserve">Prova 10.10c: ordinamento.</w:t>
+              <w:t xml:space="preserve">Prove 10.11-10.11c: assistente virtuale e documenti ufficiali.</w:t>
             </w:r>
           </w:p>
         </w:tc>
@@ -2473,7 +2473,7 @@
                 <w:sz w:val="18"/>
                 <w:szCs w:val="18"/>
               </w:rPr>
-              <w:t xml:space="preserve">2.9</w:t>
+              <w:t xml:space="preserve">3.0</w:t>
             </w:r>
           </w:p>
         </w:tc>
@@ -2539,7 +2539,7 @@
                 <w:sz w:val="18"/>
                 <w:szCs w:val="18"/>
               </w:rPr>
-              <w:t xml:space="preserve">Prove 8b.3b e 8b.3c: metodo per utenza, buffer e taratura.</w:t>
+              <w:t xml:space="preserve">Prova 10.10c: ordinamento.</w:t>
             </w:r>
           </w:p>
         </w:tc>
@@ -2609,7 +2609,7 @@
                 <w:sz w:val="18"/>
                 <w:szCs w:val="18"/>
               </w:rPr>
-              <w:t xml:space="preserve">2.8</w:t>
+              <w:t xml:space="preserve">2.9</w:t>
             </w:r>
           </w:p>
         </w:tc>
@@ -2673,7 +2673,7 @@
                 <w:sz w:val="18"/>
                 <w:szCs w:val="18"/>
               </w:rPr>
-              <w:t xml:space="preserve">Prova 10.10b: barra a LED della Dashboard.</w:t>
+              <w:t xml:space="preserve">Prove 8b.3b e 8b.3c: metodo per utenza, buffer e taratura.</w:t>
             </w:r>
           </w:p>
         </w:tc>
@@ -2743,7 +2743,7 @@
                 <w:sz w:val="18"/>
                 <w:szCs w:val="18"/>
               </w:rPr>
-              <w:t xml:space="preserve">2.7</w:t>
+              <w:t xml:space="preserve">2.8</w:t>
             </w:r>
           </w:p>
         </w:tc>
@@ -2809,7 +2809,7 @@
                 <w:sz w:val="18"/>
                 <w:szCs w:val="18"/>
               </w:rPr>
-              <w:t xml:space="preserve">Prova 1.3d: eliminazione di un utente mai attivo.</w:t>
+              <w:t xml:space="preserve">Prova 10.10b: barra a LED della Dashboard.</w:t>
             </w:r>
           </w:p>
         </w:tc>
@@ -2879,7 +2879,7 @@
                 <w:sz w:val="18"/>
                 <w:szCs w:val="18"/>
               </w:rPr>
-              <w:t xml:space="preserve">2.6</w:t>
+              <w:t xml:space="preserve">2.7</w:t>
             </w:r>
           </w:p>
         </w:tc>
@@ -2943,7 +2943,7 @@
                 <w:sz w:val="18"/>
                 <w:szCs w:val="18"/>
               </w:rPr>
-              <w:t xml:space="preserve">Prove 1.3 e 1.3c: email con le credenziali.</w:t>
+              <w:t xml:space="preserve">Prova 1.3d: eliminazione di un utente mai attivo.</w:t>
             </w:r>
           </w:p>
         </w:tc>
@@ -3013,7 +3013,7 @@
                 <w:sz w:val="18"/>
                 <w:szCs w:val="18"/>
               </w:rPr>
-              <w:t xml:space="preserve">2.5</w:t>
+              <w:t xml:space="preserve">2.6</w:t>
             </w:r>
           </w:p>
         </w:tc>
@@ -3079,7 +3079,7 @@
                 <w:sz w:val="18"/>
                 <w:szCs w:val="18"/>
               </w:rPr>
-              <w:t xml:space="preserve">Prove 1.3a-1.3a3: nomina di un Amministratore e protezione del principale.</w:t>
+              <w:t xml:space="preserve">Prove 1.3 e 1.3c: email con le credenziali.</w:t>
             </w:r>
           </w:p>
         </w:tc>
@@ -3149,7 +3149,7 @@
                 <w:sz w:val="18"/>
                 <w:szCs w:val="18"/>
               </w:rPr>
-              <w:t xml:space="preserve">2.4</w:t>
+              <w:t xml:space="preserve">2.5</w:t>
             </w:r>
           </w:p>
         </w:tc>
@@ -3213,7 +3213,7 @@
                 <w:sz w:val="18"/>
                 <w:szCs w:val="18"/>
               </w:rPr>
-              <w:t xml:space="preserve">Prove 8b.7c e 8b.7d: costi Caso 1 e Caso 2.</w:t>
+              <w:t xml:space="preserve">Prove 1.3a-1.3a3: nomina di un Amministratore e protezione del principale.</w:t>
             </w:r>
           </w:p>
         </w:tc>
@@ -3283,7 +3283,7 @@
                 <w:sz w:val="18"/>
                 <w:szCs w:val="18"/>
               </w:rPr>
-              <w:t xml:space="preserve">2.3</w:t>
+              <w:t xml:space="preserve">2.4</w:t>
             </w:r>
           </w:p>
         </w:tc>
@@ -3349,7 +3349,7 @@
                 <w:sz w:val="18"/>
                 <w:szCs w:val="18"/>
               </w:rPr>
-              <w:t xml:space="preserve">Prova 8b.7b aggiornata: valore del credito anno per anno.</w:t>
+              <w:t xml:space="preserve">Prove 8b.7c e 8b.7d: costi Caso 1 e Caso 2.</w:t>
             </w:r>
           </w:p>
         </w:tc>
@@ -3419,7 +3419,7 @@
                 <w:sz w:val="18"/>
                 <w:szCs w:val="18"/>
               </w:rPr>
-              <w:t xml:space="preserve">2.2</w:t>
+              <w:t xml:space="preserve">2.3</w:t>
             </w:r>
           </w:p>
         </w:tc>
@@ -3483,7 +3483,7 @@
                 <w:sz w:val="18"/>
                 <w:szCs w:val="18"/>
               </w:rPr>
-              <w:t xml:space="preserve">Prova 8b.7b della simulazione economica (ricavi e costi per il Comune).</w:t>
+              <w:t xml:space="preserve">Prova 8b.7b aggiornata: valore del credito anno per anno.</w:t>
             </w:r>
           </w:p>
         </w:tc>
@@ -3553,7 +3553,7 @@
                 <w:sz w:val="18"/>
                 <w:szCs w:val="18"/>
               </w:rPr>
-              <w:t xml:space="preserve">2.1</w:t>
+              <w:t xml:space="preserve">2.2</w:t>
             </w:r>
           </w:p>
         </w:tc>
@@ -3619,7 +3619,7 @@
                 <w:sz w:val="18"/>
                 <w:szCs w:val="18"/>
               </w:rPr>
-              <w:t xml:space="preserve">Prove 8b.2b e 8b.2c (scenario di riferimento e situazione attuale).</w:t>
+              <w:t xml:space="preserve">Prova 8b.7b della simulazione economica (ricavi e costi per il Comune).</w:t>
             </w:r>
           </w:p>
         </w:tc>
@@ -3689,7 +3689,7 @@
                 <w:sz w:val="18"/>
                 <w:szCs w:val="18"/>
               </w:rPr>
-              <w:t xml:space="preserve">2.0</w:t>
+              <w:t xml:space="preserve">2.1</w:t>
             </w:r>
           </w:p>
         </w:tc>
@@ -3753,7 +3753,7 @@
                 <w:sz w:val="18"/>
                 <w:szCs w:val="18"/>
               </w:rPr>
-              <w:t xml:space="preserve">Prove 8b del simulatore di scenari.</w:t>
+              <w:t xml:space="preserve">Prove 8b.2b e 8b.2c (scenario di riferimento e situazione attuale).</w:t>
             </w:r>
           </w:p>
         </w:tc>
@@ -3823,7 +3823,7 @@
                 <w:sz w:val="18"/>
                 <w:szCs w:val="18"/>
               </w:rPr>
-              <w:t xml:space="preserve">1.9</w:t>
+              <w:t xml:space="preserve">2.0</w:t>
             </w:r>
           </w:p>
         </w:tc>
@@ -3889,7 +3889,7 @@
                 <w:sz w:val="18"/>
                 <w:szCs w:val="18"/>
               </w:rPr>
-              <w:t xml:space="preserve">In sviluppo: simulatore di scenari e assistente virtuale.</w:t>
+              <w:t xml:space="preserve">Prove 8b del simulatore di scenari.</w:t>
             </w:r>
           </w:p>
         </w:tc>
@@ -3959,7 +3959,7 @@
                 <w:sz w:val="18"/>
                 <w:szCs w:val="18"/>
               </w:rPr>
-              <w:t xml:space="preserve">1.8</w:t>
+              <w:t xml:space="preserve">1.9</w:t>
             </w:r>
           </w:p>
         </w:tc>
@@ -4023,7 +4023,7 @@
                 <w:sz w:val="18"/>
                 <w:szCs w:val="18"/>
               </w:rPr>
-              <w:t xml:space="preserve">Tolto il limite noto sull'incarico del soggetto promotore del programma.</w:t>
+              <w:t xml:space="preserve">In sviluppo: simulatore di scenari e assistente virtuale.</w:t>
             </w:r>
           </w:p>
         </w:tc>
@@ -4093,7 +4093,7 @@
                 <w:sz w:val="18"/>
                 <w:szCs w:val="18"/>
               </w:rPr>
-              <w:t xml:space="preserve">1.7</w:t>
+              <w:t xml:space="preserve">1.8</w:t>
             </w:r>
           </w:p>
         </w:tc>
@@ -4126,7 +4126,7 @@
                 <w:sz w:val="18"/>
                 <w:szCs w:val="18"/>
               </w:rPr>
-              <w:t xml:space="preserve">18/10/2026</w:t>
+              <w:t xml:space="preserve">19/10/2026</w:t>
             </w:r>
           </w:p>
         </w:tc>
@@ -4159,7 +4159,7 @@
                 <w:sz w:val="18"/>
                 <w:szCs w:val="18"/>
               </w:rPr>
-              <w:t xml:space="preserve">Percorso di prova esteso alle funzioni dell'allineamento ai documenti CWP: territorio ISTAT, stati del Programma, Rapporto a 7 fasi, tariffe e sospensione, accuratezza, ritiro, account unico, crediti emessi, reclami, pagina pubblica, qualità dei dati.</w:t>
+              <w:t xml:space="preserve">Tolto il limite noto sull'incarico del soggetto promotore del programma.</w:t>
             </w:r>
           </w:p>
         </w:tc>
@@ -4229,7 +4229,7 @@
                 <w:sz w:val="18"/>
                 <w:szCs w:val="18"/>
               </w:rPr>
-              <w:t xml:space="preserve">1.6</w:t>
+              <w:t xml:space="preserve">1.7</w:t>
             </w:r>
           </w:p>
         </w:tc>
@@ -4293,7 +4293,7 @@
                 <w:sz w:val="18"/>
                 <w:szCs w:val="18"/>
               </w:rPr>
-              <w:t xml:space="preserve">Glossario: descrizione corretta del buffer (al massimo 80%).</w:t>
+              <w:t xml:space="preserve">Percorso di prova esteso alle funzioni dell'allineamento ai documenti CWP: territorio ISTAT, stati del Programma, Rapporto a 7 fasi, tariffe e sospensione, accuratezza, ritiro, account unico, crediti emessi, reclami, pagina pubblica, qualità dei dati.</w:t>
             </w:r>
           </w:p>
         </w:tc>
@@ -4363,7 +4363,7 @@
                 <w:sz w:val="18"/>
                 <w:szCs w:val="18"/>
               </w:rPr>
-              <w:t xml:space="preserve">1.5</w:t>
+              <w:t xml:space="preserve">1.6</w:t>
             </w:r>
           </w:p>
         </w:tc>
@@ -4429,7 +4429,7 @@
                 <w:sz w:val="18"/>
                 <w:szCs w:val="18"/>
               </w:rPr>
-              <w:t xml:space="preserve">Nuove prove 1.2b, 1.8, 3.7, 4.1b, 6.4, 6.5; prove 1.6, 1.7, 3.2, 4.1, 4.6, 5.4 e 6.3 aggiornate (anagrafiche, documenti richiesti, consultazione, Rapporti a 4 fasi, conservazione, fascicolo).</w:t>
+              <w:t xml:space="preserve">Glossario: descrizione corretta del buffer (al massimo 80%).</w:t>
             </w:r>
           </w:p>
         </w:tc>
@@ -4499,7 +4499,7 @@
                 <w:sz w:val="18"/>
                 <w:szCs w:val="18"/>
               </w:rPr>
-              <w:t xml:space="preserve">1.4</w:t>
+              <w:t xml:space="preserve">1.5</w:t>
             </w:r>
           </w:p>
         </w:tc>
@@ -4563,7 +4563,7 @@
                 <w:sz w:val="18"/>
                 <w:szCs w:val="18"/>
               </w:rPr>
-              <w:t xml:space="preserve">Nuova prova 7.12 (risultato azzerato dopo una modifica dei dati); prove successive del blocco 7 rinumerate; prova 8.4 estesa.</w:t>
+              <w:t xml:space="preserve">Nuove prove 1.2b, 1.8, 3.7, 4.1b, 6.4, 6.5; prove 1.6, 1.7, 3.2, 4.1, 4.6, 5.4 e 6.3 aggiornate (anagrafiche, documenti richiesti, consultazione, Rapporti a 4 fasi, conservazione, fascicolo).</w:t>
             </w:r>
           </w:p>
         </w:tc>
@@ -4633,7 +4633,7 @@
                 <w:sz w:val="18"/>
                 <w:szCs w:val="18"/>
               </w:rPr>
-              <w:t xml:space="preserve">1.3</w:t>
+              <w:t xml:space="preserve">1.4</w:t>
             </w:r>
           </w:p>
         </w:tc>
@@ -4699,7 +4699,7 @@
                 <w:sz w:val="18"/>
                 <w:szCs w:val="18"/>
               </w:rPr>
-              <w:t xml:space="preserve">Prove del rapporto PDF, del numero di registro e del registro dei crediti con le nuove versioni.</w:t>
+              <w:t xml:space="preserve">Nuova prova 7.12 (risultato azzerato dopo una modifica dei dati); prove successive del blocco 7 rinumerate; prova 8.4 estesa.</w:t>
             </w:r>
           </w:p>
         </w:tc>
@@ -4769,7 +4769,7 @@
                 <w:sz w:val="18"/>
                 <w:szCs w:val="18"/>
               </w:rPr>
-              <w:t xml:space="preserve">1.2</w:t>
+              <w:t xml:space="preserve">1.3</w:t>
             </w:r>
           </w:p>
         </w:tc>
@@ -4833,7 +4833,7 @@
                 <w:sz w:val="18"/>
                 <w:szCs w:val="18"/>
               </w:rPr>
-              <w:t xml:space="preserve">Calcolo crediti: prove di import del tracciato con i file di esempio (compilato, letture, dati personali) e dei controlli di coerenza.</w:t>
+              <w:t xml:space="preserve">Prove del rapporto PDF, del numero di registro e del registro dei crediti con le nuove versioni.</w:t>
             </w:r>
           </w:p>
         </w:tc>
@@ -4903,7 +4903,7 @@
                 <w:sz w:val="18"/>
                 <w:szCs w:val="18"/>
               </w:rPr>
-              <w:t xml:space="preserve">1.1</w:t>
+              <w:t xml:space="preserve">1.2</w:t>
             </w:r>
           </w:p>
         </w:tc>
@@ -4969,7 +4969,7 @@
                 <w:sz w:val="18"/>
                 <w:szCs w:val="18"/>
               </w:rPr>
-              <w:t xml:space="preserve">Prove per Enti di Validazione, modelli, note di fase, messaggi, pagamenti visibili al Comune, pratica sospesa, consultazione pubblica con conferma dell'email, limiti di invio ed errata corrige.</w:t>
+              <w:t xml:space="preserve">Calcolo crediti: prove di import del tracciato con i file di esempio (compilato, letture, dati personali) e dei controlli di coerenza.</w:t>
             </w:r>
           </w:p>
         </w:tc>
@@ -5039,6 +5039,140 @@
                 <w:sz w:val="18"/>
                 <w:szCs w:val="18"/>
               </w:rPr>
+              <w:t xml:space="preserve">1.1</w:t>
+            </w:r>
+          </w:p>
+        </w:tc>
+        <w:tc>
+          <w:tcPr>
+            <w:tcW w:type="dxa" w:w="1300"/>
+            <w:tcBorders>
+              <w:top w:val="single" w:color="D9D4C5" w:sz="4"/>
+              <w:left w:val="single" w:color="D9D4C5" w:sz="4"/>
+              <w:bottom w:val="single" w:color="D9D4C5" w:sz="4"/>
+              <w:right w:val="single" w:color="D9D4C5" w:sz="4"/>
+            </w:tcBorders>
+            <w:tcMar>
+              <w:top w:type="dxa" w:w="70"/>
+              <w:left w:type="dxa" w:w="110"/>
+              <w:bottom w:type="dxa" w:w="70"/>
+              <w:right w:type="dxa" w:w="110"/>
+            </w:tcMar>
+            <w:vAlign w:val="center"/>
+          </w:tcPr>
+          <w:p>
+            <w:pPr>
+              <w:spacing w:after="0" w:before="0"/>
+            </w:pPr>
+            <w:r>
+              <w:rPr>
+                <w:rFonts w:ascii="Arial" w:cs="Arial" w:eastAsia="Arial" w:hAnsi="Arial"/>
+                <w:color w:val="1B2118"/>
+                <w:sz w:val="18"/>
+                <w:szCs w:val="18"/>
+              </w:rPr>
+              <w:t xml:space="preserve">18/10/2026</w:t>
+            </w:r>
+          </w:p>
+        </w:tc>
+        <w:tc>
+          <w:tcPr>
+            <w:tcW w:type="dxa" w:w="5538"/>
+            <w:tcBorders>
+              <w:top w:val="single" w:color="D9D4C5" w:sz="4"/>
+              <w:left w:val="single" w:color="D9D4C5" w:sz="4"/>
+              <w:bottom w:val="single" w:color="D9D4C5" w:sz="4"/>
+              <w:right w:val="single" w:color="D9D4C5" w:sz="4"/>
+            </w:tcBorders>
+            <w:tcMar>
+              <w:top w:type="dxa" w:w="70"/>
+              <w:left w:type="dxa" w:w="110"/>
+              <w:bottom w:type="dxa" w:w="70"/>
+              <w:right w:type="dxa" w:w="110"/>
+            </w:tcMar>
+            <w:vAlign w:val="center"/>
+          </w:tcPr>
+          <w:p>
+            <w:pPr>
+              <w:spacing w:after="0" w:before="0"/>
+            </w:pPr>
+            <w:r>
+              <w:rPr>
+                <w:rFonts w:ascii="Arial" w:cs="Arial" w:eastAsia="Arial" w:hAnsi="Arial"/>
+                <w:color w:val="1B2118"/>
+                <w:sz w:val="18"/>
+                <w:szCs w:val="18"/>
+              </w:rPr>
+              <w:t xml:space="preserve">Prove per Enti di Validazione, modelli, note di fase, messaggi, pagamenti visibili al Comune, pratica sospesa, consultazione pubblica con conferma dell'email, limiti di invio ed errata corrige.</w:t>
+            </w:r>
+          </w:p>
+        </w:tc>
+        <w:tc>
+          <w:tcPr>
+            <w:tcW w:type="dxa" w:w="2000"/>
+            <w:tcBorders>
+              <w:top w:val="single" w:color="D9D4C5" w:sz="4"/>
+              <w:left w:val="single" w:color="D9D4C5" w:sz="4"/>
+              <w:bottom w:val="single" w:color="D9D4C5" w:sz="4"/>
+              <w:right w:val="single" w:color="D9D4C5" w:sz="4"/>
+            </w:tcBorders>
+            <w:tcMar>
+              <w:top w:type="dxa" w:w="70"/>
+              <w:left w:type="dxa" w:w="110"/>
+              <w:bottom w:type="dxa" w:w="70"/>
+              <w:right w:type="dxa" w:w="110"/>
+            </w:tcMar>
+            <w:vAlign w:val="center"/>
+          </w:tcPr>
+          <w:p>
+            <w:pPr>
+              <w:spacing w:after="0" w:before="0"/>
+            </w:pPr>
+            <w:r>
+              <w:rPr>
+                <w:rFonts w:ascii="Arial" w:cs="Arial" w:eastAsia="Arial" w:hAnsi="Arial"/>
+                <w:color w:val="1B2118"/>
+                <w:sz w:val="18"/>
+                <w:szCs w:val="18"/>
+              </w:rPr>
+              <w:t xml:space="preserve">Fondazione Operate</w:t>
+            </w:r>
+          </w:p>
+        </w:tc>
+      </w:tr>
+      <w:tr>
+        <w:trPr>
+          <w:cantSplit/>
+        </w:trPr>
+        <w:tc>
+          <w:tcPr>
+            <w:tcW w:type="dxa" w:w="800"/>
+            <w:tcBorders>
+              <w:top w:val="single" w:color="D9D4C5" w:sz="4"/>
+              <w:left w:val="single" w:color="D9D4C5" w:sz="4"/>
+              <w:bottom w:val="single" w:color="D9D4C5" w:sz="4"/>
+              <w:right w:val="single" w:color="D9D4C5" w:sz="4"/>
+            </w:tcBorders>
+            <w:shd w:fill="F6F4EE" w:color="auto" w:val="clear"/>
+            <w:tcMar>
+              <w:top w:type="dxa" w:w="70"/>
+              <w:left w:type="dxa" w:w="110"/>
+              <w:bottom w:type="dxa" w:w="70"/>
+              <w:right w:type="dxa" w:w="110"/>
+            </w:tcMar>
+            <w:vAlign w:val="center"/>
+          </w:tcPr>
+          <w:p>
+            <w:pPr>
+              <w:spacing w:after="0" w:before="0"/>
+            </w:pPr>
+            <w:r>
+              <w:rPr>
+                <w:rFonts w:ascii="Arial" w:cs="Arial" w:eastAsia="Arial" w:hAnsi="Arial"/>
+                <w:color w:val="1B2118"/>
+                <w:sz w:val="18"/>
+                <w:szCs w:val="18"/>
+              </w:rPr>
               <w:t xml:space="preserve">1.0</w:t>
             </w:r>
           </w:p>
@@ -5052,6 +5186,7 @@
               <w:bottom w:val="single" w:color="D9D4C5" w:sz="4"/>
               <w:right w:val="single" w:color="D9D4C5" w:sz="4"/>
             </w:tcBorders>
+            <w:shd w:fill="F6F4EE" w:color="auto" w:val="clear"/>
             <w:tcMar>
               <w:top w:type="dxa" w:w="70"/>
               <w:left w:type="dxa" w:w="110"/>
@@ -5084,6 +5219,7 @@
               <w:bottom w:val="single" w:color="D9D4C5" w:sz="4"/>
               <w:right w:val="single" w:color="D9D4C5" w:sz="4"/>
             </w:tcBorders>
+            <w:shd w:fill="F6F4EE" w:color="auto" w:val="clear"/>
             <w:tcMar>
               <w:top w:type="dxa" w:w="70"/>
               <w:left w:type="dxa" w:w="110"/>
@@ -5116,6 +5252,7 @@
               <w:bottom w:val="single" w:color="D9D4C5" w:sz="4"/>
               <w:right w:val="single" w:color="D9D4C5" w:sz="4"/>
             </w:tcBorders>
+            <w:shd w:fill="F6F4EE" w:color="auto" w:val="clear"/>
             <w:tcMar>
               <w:top w:type="dxa" w:w="70"/>
               <w:left w:type="dxa" w:w="110"/>
@@ -5157,7 +5294,7 @@
           <w:sz w:val="20"/>
           <w:szCs w:val="20"/>
         </w:rPr>
-        <w:t xml:space="preserve">Guida alla revisione 3.12 del 21/10/2026, allineata al portale e agli altri manuali. È aggiornata a ogni rilascio; la versione corrente si scarica dall'area Documentazione del portale (solo Amministratori).</w:t>
+        <w:t xml:space="preserve">Guida alla revisione 3.13 del 21/10/2026, allineata al portale e agli altri manuali. È aggiornata a ogni rilascio; la versione corrente si scarica dall'area Documentazione del portale (solo Amministratori).</w:t>
       </w:r>
     </w:p>
     <w:p>
@@ -5531,7 +5668,7 @@
         </w:rPr>
         <w:t xml:space="preserve">Il portale: </w:t>
       </w:r>
-      <w:hyperlink w:history="1" r:id="rIdwpudramdxvzj7nnzdl2lt">
+      <w:hyperlink w:history="1" r:id="rIdqausuiivrhdakwpbv2hlz">
         <w:r>
           <w:rPr>
             <w:rFonts w:ascii="Arial" w:cs="Arial" w:eastAsia="Arial" w:hAnsi="Arial"/>
@@ -28484,6 +28621,211 @@
                 <w:szCs w:val="18"/>
               </w:rPr>
               <w:t xml:space="preserve">Cifre dello Schema tariffario (IVA esclusa, da confermare con la Fondazione); alla seconda domanda spiega dove vederlo nel portale perché non vede i dati delle pratiche</w:t>
+            </w:r>
+          </w:p>
+        </w:tc>
+      </w:tr>
+      <w:tr>
+        <w:trPr>
+          <w:cantSplit/>
+        </w:trPr>
+        <w:tc>
+          <w:tcPr>
+            <w:tcW w:type="dxa" w:w="1010"/>
+            <w:tcBorders>
+              <w:top w:val="single" w:color="D9D4C5" w:sz="4"/>
+              <w:left w:val="single" w:color="D9D4C5" w:sz="4"/>
+              <w:bottom w:val="single" w:color="D9D4C5" w:sz="4"/>
+              <w:right w:val="single" w:color="D9D4C5" w:sz="4"/>
+            </w:tcBorders>
+            <w:tcMar>
+              <w:top w:type="dxa" w:w="70"/>
+              <w:left w:type="dxa" w:w="110"/>
+              <w:bottom w:type="dxa" w:w="70"/>
+              <w:right w:type="dxa" w:w="110"/>
+            </w:tcMar>
+            <w:vAlign w:val="center"/>
+          </w:tcPr>
+          <w:p>
+            <w:pPr>
+              <w:spacing w:after="0" w:before="0"/>
+            </w:pPr>
+            <w:r>
+              <w:rPr>
+                <w:rFonts w:ascii="Arial" w:cs="Arial" w:eastAsia="Arial" w:hAnsi="Arial"/>
+                <w:color w:val="1B2118"/>
+                <w:sz w:val="18"/>
+                <w:szCs w:val="18"/>
+              </w:rPr>
+              <w:t xml:space="preserve">10.11e</w:t>
+            </w:r>
+          </w:p>
+        </w:tc>
+        <w:tc>
+          <w:tcPr>
+            <w:tcW w:type="dxa" w:w="4314"/>
+            <w:tcBorders>
+              <w:top w:val="single" w:color="D9D4C5" w:sz="4"/>
+              <w:left w:val="single" w:color="D9D4C5" w:sz="4"/>
+              <w:bottom w:val="single" w:color="D9D4C5" w:sz="4"/>
+              <w:right w:val="single" w:color="D9D4C5" w:sz="4"/>
+            </w:tcBorders>
+            <w:tcMar>
+              <w:top w:type="dxa" w:w="70"/>
+              <w:left w:type="dxa" w:w="110"/>
+              <w:bottom w:type="dxa" w:w="70"/>
+              <w:right w:type="dxa" w:w="110"/>
+            </w:tcMar>
+            <w:vAlign w:val="center"/>
+          </w:tcPr>
+          <w:p>
+            <w:pPr>
+              <w:spacing w:after="0" w:before="0"/>
+            </w:pPr>
+            <w:r>
+              <w:rPr>
+                <w:rFonts w:ascii="Arial" w:cs="Arial" w:eastAsia="Arial" w:hAnsi="Arial"/>
+                <w:color w:val="1B2118"/>
+                <w:sz w:val="18"/>
+                <w:szCs w:val="18"/>
+              </w:rPr>
+              <w:t xml:space="preserve">[C] Aprite la vostra pratica di prova e, da quella pagina, chiedete all'assistente «A che punto è questa pratica?» e «Quali documenti mancano nella fase in corso?»</w:t>
+            </w:r>
+          </w:p>
+        </w:tc>
+        <w:tc>
+          <w:tcPr>
+            <w:tcW w:type="dxa" w:w="4314"/>
+            <w:tcBorders>
+              <w:top w:val="single" w:color="D9D4C5" w:sz="4"/>
+              <w:left w:val="single" w:color="D9D4C5" w:sz="4"/>
+              <w:bottom w:val="single" w:color="D9D4C5" w:sz="4"/>
+              <w:right w:val="single" w:color="D9D4C5" w:sz="4"/>
+            </w:tcBorders>
+            <w:tcMar>
+              <w:top w:type="dxa" w:w="70"/>
+              <w:left w:type="dxa" w:w="110"/>
+              <w:bottom w:type="dxa" w:w="70"/>
+              <w:right w:type="dxa" w:w="110"/>
+            </w:tcMar>
+            <w:vAlign w:val="center"/>
+          </w:tcPr>
+          <w:p>
+            <w:pPr>
+              <w:spacing w:after="0" w:before="0"/>
+            </w:pPr>
+            <w:r>
+              <w:rPr>
+                <w:rFonts w:ascii="Arial" w:cs="Arial" w:eastAsia="Arial" w:hAnsi="Arial"/>
+                <w:color w:val="1B2118"/>
+                <w:sz w:val="18"/>
+                <w:szCs w:val="18"/>
+              </w:rPr>
+              <w:t xml:space="preserve">Risposta con lo stato, la fase in corso e la sua scadenza, i documenti richiesti non ancora caricati, eventuali pagamenti da saldare; l'intestazione della chat dice «sulla pratica aperta»</w:t>
+            </w:r>
+          </w:p>
+        </w:tc>
+      </w:tr>
+      <w:tr>
+        <w:trPr>
+          <w:cantSplit/>
+        </w:trPr>
+        <w:tc>
+          <w:tcPr>
+            <w:tcW w:type="dxa" w:w="1010"/>
+            <w:tcBorders>
+              <w:top w:val="single" w:color="D9D4C5" w:sz="4"/>
+              <w:left w:val="single" w:color="D9D4C5" w:sz="4"/>
+              <w:bottom w:val="single" w:color="D9D4C5" w:sz="4"/>
+              <w:right w:val="single" w:color="D9D4C5" w:sz="4"/>
+            </w:tcBorders>
+            <w:shd w:fill="F6F4EE" w:color="auto" w:val="clear"/>
+            <w:tcMar>
+              <w:top w:type="dxa" w:w="70"/>
+              <w:left w:type="dxa" w:w="110"/>
+              <w:bottom w:type="dxa" w:w="70"/>
+              <w:right w:type="dxa" w:w="110"/>
+            </w:tcMar>
+            <w:vAlign w:val="center"/>
+          </w:tcPr>
+          <w:p>
+            <w:pPr>
+              <w:spacing w:after="0" w:before="0"/>
+            </w:pPr>
+            <w:r>
+              <w:rPr>
+                <w:rFonts w:ascii="Arial" w:cs="Arial" w:eastAsia="Arial" w:hAnsi="Arial"/>
+                <w:color w:val="1B2118"/>
+                <w:sz w:val="18"/>
+                <w:szCs w:val="18"/>
+              </w:rPr>
+              <w:t xml:space="preserve">10.11f</w:t>
+            </w:r>
+          </w:p>
+        </w:tc>
+        <w:tc>
+          <w:tcPr>
+            <w:tcW w:type="dxa" w:w="4314"/>
+            <w:tcBorders>
+              <w:top w:val="single" w:color="D9D4C5" w:sz="4"/>
+              <w:left w:val="single" w:color="D9D4C5" w:sz="4"/>
+              <w:bottom w:val="single" w:color="D9D4C5" w:sz="4"/>
+              <w:right w:val="single" w:color="D9D4C5" w:sz="4"/>
+            </w:tcBorders>
+            <w:shd w:fill="F6F4EE" w:color="auto" w:val="clear"/>
+            <w:tcMar>
+              <w:top w:type="dxa" w:w="70"/>
+              <w:left w:type="dxa" w:w="110"/>
+              <w:bottom w:type="dxa" w:w="70"/>
+              <w:right w:type="dxa" w:w="110"/>
+            </w:tcMar>
+            <w:vAlign w:val="center"/>
+          </w:tcPr>
+          <w:p>
+            <w:pPr>
+              <w:spacing w:after="0" w:before="0"/>
+            </w:pPr>
+            <w:r>
+              <w:rPr>
+                <w:rFonts w:ascii="Arial" w:cs="Arial" w:eastAsia="Arial" w:hAnsi="Arial"/>
+                <w:color w:val="1B2118"/>
+                <w:sz w:val="18"/>
+                <w:szCs w:val="18"/>
+              </w:rPr>
+              <w:t xml:space="preserve">[O] Come Operatore aprite l'assistente e chiedete «Come apro la fase successiva di una pratica?» e poi «Come creo un nuovo utente?»</w:t>
+            </w:r>
+          </w:p>
+        </w:tc>
+        <w:tc>
+          <w:tcPr>
+            <w:tcW w:type="dxa" w:w="4314"/>
+            <w:tcBorders>
+              <w:top w:val="single" w:color="D9D4C5" w:sz="4"/>
+              <w:left w:val="single" w:color="D9D4C5" w:sz="4"/>
+              <w:bottom w:val="single" w:color="D9D4C5" w:sz="4"/>
+              <w:right w:val="single" w:color="D9D4C5" w:sz="4"/>
+            </w:tcBorders>
+            <w:shd w:fill="F6F4EE" w:color="auto" w:val="clear"/>
+            <w:tcMar>
+              <w:top w:type="dxa" w:w="70"/>
+              <w:left w:type="dxa" w:w="110"/>
+              <w:bottom w:type="dxa" w:w="70"/>
+              <w:right w:type="dxa" w:w="110"/>
+            </w:tcMar>
+            <w:vAlign w:val="center"/>
+          </w:tcPr>
+          <w:p>
+            <w:pPr>
+              <w:spacing w:after="0" w:before="0"/>
+            </w:pPr>
+            <w:r>
+              <w:rPr>
+                <w:rFonts w:ascii="Arial" w:cs="Arial" w:eastAsia="Arial" w:hAnsi="Arial"/>
+                <w:color w:val="1B2118"/>
+                <w:sz w:val="18"/>
+                <w:szCs w:val="18"/>
+              </w:rPr>
+              <w:t xml:space="preserve">Prima risposta con i passi del manuale; alla seconda spiega che la gestione utenti è riservata agli Amministratori</w:t>
             </w:r>
           </w:p>
         </w:tc>
@@ -30400,7 +30742,7 @@
         <w:szCs w:val="16"/>
       </w:rPr>
       <w:tab/>
-      <w:t xml:space="preserve">Manuale Test · Rev. 3.12 · 21/10/2026</w:t>
+      <w:t xml:space="preserve">Manuale Test · Rev. 3.13 · 21/10/2026</w:t>
     </w:r>
   </w:p>
 </w:hdr>
@@ -30465,7 +30807,7 @@
         <w:szCs w:val="16"/>
       </w:rPr>
       <w:tab/>
-      <w:t xml:space="preserve">Manuale Test · Rev. 3.12 · 21/10/2026</w:t>
+      <w:t xml:space="preserve">Manuale Test · Rev. 3.13 · 21/10/2026</w:t>
     </w:r>
   </w:p>
 </w:hdr>

--- a/public/documentazione/Manuale_Test_Portale_CWP.docx
+++ b/public/documentazione/Manuale_Test_Portale_CWP.docx
@@ -302,7 +302,7 @@
                 <w:sz w:val="20"/>
                 <w:szCs w:val="20"/>
               </w:rPr>
-              <w:t xml:space="preserve">Rev. 3.13</w:t>
+              <w:t xml:space="preserve">Rev. 3.14</w:t>
             </w:r>
           </w:p>
         </w:tc>
@@ -719,7 +719,7 @@
                 <w:sz w:val="18"/>
                 <w:szCs w:val="18"/>
               </w:rPr>
-              <w:t xml:space="preserve">3.13</w:t>
+              <w:t xml:space="preserve">3.14</w:t>
             </w:r>
           </w:p>
         </w:tc>
@@ -783,7 +783,7 @@
                 <w:sz w:val="18"/>
                 <w:szCs w:val="18"/>
               </w:rPr>
-              <w:t xml:space="preserve">Prove 10.11e (pratica aperta) e 10.11f (Operatore).</w:t>
+              <w:t xml:space="preserve">Prove 8b.7 aggiornata e 8b.7b (PDF della simulazione completo).</w:t>
             </w:r>
           </w:p>
         </w:tc>
@@ -853,7 +853,7 @@
                 <w:sz w:val="18"/>
                 <w:szCs w:val="18"/>
               </w:rPr>
-              <w:t xml:space="preserve">3.12</w:t>
+              <w:t xml:space="preserve">3.13</w:t>
             </w:r>
           </w:p>
         </w:tc>
@@ -919,7 +919,7 @@
                 <w:sz w:val="18"/>
                 <w:szCs w:val="18"/>
               </w:rPr>
-              <w:t xml:space="preserve">Prova 7.23: caratteri incorporati nei PDF (R08).</w:t>
+              <w:t xml:space="preserve">Prove 10.11e (pratica aperta) e 10.11f (Operatore).</w:t>
             </w:r>
           </w:p>
         </w:tc>
@@ -989,7 +989,7 @@
                 <w:sz w:val="18"/>
                 <w:szCs w:val="18"/>
               </w:rPr>
-              <w:t xml:space="preserve">3.11</w:t>
+              <w:t xml:space="preserve">3.12</w:t>
             </w:r>
           </w:p>
         </w:tc>
@@ -1053,7 +1053,7 @@
                 <w:sz w:val="18"/>
                 <w:szCs w:val="18"/>
               </w:rPr>
-              <w:t xml:space="preserve">Le segnalazioni del collaudo confluiscono nel Registro issue e test.</w:t>
+              <w:t xml:space="preserve">Prova 7.23: caratteri incorporati nei PDF (R08).</w:t>
             </w:r>
           </w:p>
         </w:tc>
@@ -1123,7 +1123,7 @@
                 <w:sz w:val="18"/>
                 <w:szCs w:val="18"/>
               </w:rPr>
-              <w:t xml:space="preserve">3.10</w:t>
+              <w:t xml:space="preserve">3.11</w:t>
             </w:r>
           </w:p>
         </w:tc>
@@ -1189,7 +1189,7 @@
                 <w:sz w:val="18"/>
                 <w:szCs w:val="18"/>
               </w:rPr>
-              <w:t xml:space="preserve">Collaudo V05: prova 10.5 aggiornata (account disattivato) e nuova 10.5b (testi lunghi nell'Audit).</w:t>
+              <w:t xml:space="preserve">Le segnalazioni del collaudo confluiscono nel Registro issue e test.</w:t>
             </w:r>
           </w:p>
         </w:tc>
@@ -1259,7 +1259,7 @@
                 <w:sz w:val="18"/>
                 <w:szCs w:val="18"/>
               </w:rPr>
-              <w:t xml:space="preserve">3.9</w:t>
+              <w:t xml:space="preserve">3.10</w:t>
             </w:r>
           </w:p>
         </w:tc>
@@ -1291,7 +1291,7 @@
                 <w:sz w:val="18"/>
                 <w:szCs w:val="18"/>
               </w:rPr>
-              <w:t xml:space="preserve">20/10/2026</w:t>
+              <w:t xml:space="preserve">21/10/2026</w:t>
             </w:r>
           </w:p>
         </w:tc>
@@ -1323,7 +1323,7 @@
                 <w:sz w:val="18"/>
                 <w:szCs w:val="18"/>
               </w:rPr>
-              <w:t xml:space="preserve">Prove del collaudo V01: 7.17-7.22 (negativi, date inesistenti, buffer, conferma senza Banca Dati, percentuali nel CSV, formule nei CSV) e 8b.5-8b.5e, 8b.9b (simulatore e audit degli scenari).</w:t>
+              <w:t xml:space="preserve">Collaudo V05: prova 10.5 aggiornata (account disattivato) e nuova 10.5b (testi lunghi nell'Audit).</w:t>
             </w:r>
           </w:p>
         </w:tc>
@@ -1393,7 +1393,7 @@
                 <w:sz w:val="18"/>
                 <w:szCs w:val="18"/>
               </w:rPr>
-              <w:t xml:space="preserve">3.8</w:t>
+              <w:t xml:space="preserve">3.9</w:t>
             </w:r>
           </w:p>
         </w:tc>
@@ -1459,7 +1459,7 @@
                 <w:sz w:val="18"/>
                 <w:szCs w:val="18"/>
               </w:rPr>
-              <w:t xml:space="preserve">Prove 10.14-10.14d (sicurezza).</w:t>
+              <w:t xml:space="preserve">Prove del collaudo V01: 7.17-7.22 (negativi, date inesistenti, buffer, conferma senza Banca Dati, percentuali nel CSV, formule nei CSV) e 8b.5-8b.5e, 8b.9b (simulatore e audit degli scenari).</w:t>
             </w:r>
           </w:p>
         </w:tc>
@@ -1529,7 +1529,7 @@
                 <w:sz w:val="18"/>
                 <w:szCs w:val="18"/>
               </w:rPr>
-              <w:t xml:space="preserve">3.7</w:t>
+              <w:t xml:space="preserve">3.8</w:t>
             </w:r>
           </w:p>
         </w:tc>
@@ -1593,7 +1593,7 @@
                 <w:sz w:val="18"/>
                 <w:szCs w:val="18"/>
               </w:rPr>
-              <w:t xml:space="preserve">Prove 10.6b (menu Amministratori) e 10.7 (menu enti).</w:t>
+              <w:t xml:space="preserve">Prove 10.14-10.14d (sicurezza).</w:t>
             </w:r>
           </w:p>
         </w:tc>
@@ -1663,7 +1663,7 @@
                 <w:sz w:val="18"/>
                 <w:szCs w:val="18"/>
               </w:rPr>
-              <w:t xml:space="preserve">3.6</w:t>
+              <w:t xml:space="preserve">3.7</w:t>
             </w:r>
           </w:p>
         </w:tc>
@@ -1729,7 +1729,7 @@
                 <w:sz w:val="18"/>
                 <w:szCs w:val="18"/>
               </w:rPr>
-              <w:t xml:space="preserve">Sezione «Audit User». Voce «Marketplaces» in arrivo.</w:t>
+              <w:t xml:space="preserve">Prove 10.6b (menu Amministratori) e 10.7 (menu enti).</w:t>
             </w:r>
           </w:p>
         </w:tc>
@@ -1799,7 +1799,7 @@
                 <w:sz w:val="18"/>
                 <w:szCs w:val="18"/>
               </w:rPr>
-              <w:t xml:space="preserve">3.5</w:t>
+              <w:t xml:space="preserve">3.6</w:t>
             </w:r>
           </w:p>
         </w:tc>
@@ -1863,7 +1863,7 @@
                 <w:sz w:val="18"/>
                 <w:szCs w:val="18"/>
               </w:rPr>
-              <w:t xml:space="preserve">Prove 10.12b-10.13d (Audit trail user).</w:t>
+              <w:t xml:space="preserve">Sezione «Audit User». Voce «Marketplaces» in arrivo.</w:t>
             </w:r>
           </w:p>
         </w:tc>
@@ -1933,7 +1933,7 @@
                 <w:sz w:val="18"/>
                 <w:szCs w:val="18"/>
               </w:rPr>
-              <w:t xml:space="preserve">3.4</w:t>
+              <w:t xml:space="preserve">3.5</w:t>
             </w:r>
           </w:p>
         </w:tc>
@@ -1999,7 +1999,7 @@
                 <w:sz w:val="18"/>
                 <w:szCs w:val="18"/>
               </w:rPr>
-              <w:t xml:space="preserve">Prove 8b.7-8b.7e (PDF, Excel, telefono), 10.12 (utenti online), 10.11d.</w:t>
+              <w:t xml:space="preserve">Prove 10.12b-10.13d (Audit trail user).</w:t>
             </w:r>
           </w:p>
         </w:tc>
@@ -2069,7 +2069,7 @@
                 <w:sz w:val="18"/>
                 <w:szCs w:val="18"/>
               </w:rPr>
-              <w:t xml:space="preserve">3.3</w:t>
+              <w:t xml:space="preserve">3.4</w:t>
             </w:r>
           </w:p>
         </w:tc>
@@ -2101,7 +2101,7 @@
                 <w:sz w:val="18"/>
                 <w:szCs w:val="18"/>
               </w:rPr>
-              <w:t xml:space="preserve">19/10/2026</w:t>
+              <w:t xml:space="preserve">20/10/2026</w:t>
             </w:r>
           </w:p>
         </w:tc>
@@ -2133,7 +2133,7 @@
                 <w:sz w:val="18"/>
                 <w:szCs w:val="18"/>
               </w:rPr>
-              <w:t xml:space="preserve">Prova 10.11: messaggio d'attesa «Un attimo…».</w:t>
+              <w:t xml:space="preserve">Prove 8b.7-8b.7e (PDF, Excel, telefono), 10.12 (utenti online), 10.11d.</w:t>
             </w:r>
           </w:p>
         </w:tc>
@@ -2203,7 +2203,7 @@
                 <w:sz w:val="18"/>
                 <w:szCs w:val="18"/>
               </w:rPr>
-              <w:t xml:space="preserve">3.2</w:t>
+              <w:t xml:space="preserve">3.3</w:t>
             </w:r>
           </w:p>
         </w:tc>
@@ -2269,7 +2269,7 @@
                 <w:sz w:val="18"/>
                 <w:szCs w:val="18"/>
               </w:rPr>
-              <w:t xml:space="preserve">Prova 10.11 aggiornata con l'assistente attivo e i messaggi d'errore della Console.</w:t>
+              <w:t xml:space="preserve">Prova 10.11: messaggio d'attesa «Un attimo…».</w:t>
             </w:r>
           </w:p>
         </w:tc>
@@ -2339,7 +2339,7 @@
                 <w:sz w:val="18"/>
                 <w:szCs w:val="18"/>
               </w:rPr>
-              <w:t xml:space="preserve">3.1</w:t>
+              <w:t xml:space="preserve">3.2</w:t>
             </w:r>
           </w:p>
         </w:tc>
@@ -2403,7 +2403,7 @@
                 <w:sz w:val="18"/>
                 <w:szCs w:val="18"/>
               </w:rPr>
-              <w:t xml:space="preserve">Prove 10.11-10.11c: assistente virtuale e documenti ufficiali.</w:t>
+              <w:t xml:space="preserve">Prova 10.11 aggiornata con l'assistente attivo e i messaggi d'errore della Console.</w:t>
             </w:r>
           </w:p>
         </w:tc>
@@ -2473,7 +2473,7 @@
                 <w:sz w:val="18"/>
                 <w:szCs w:val="18"/>
               </w:rPr>
-              <w:t xml:space="preserve">3.0</w:t>
+              <w:t xml:space="preserve">3.1</w:t>
             </w:r>
           </w:p>
         </w:tc>
@@ -2539,7 +2539,7 @@
                 <w:sz w:val="18"/>
                 <w:szCs w:val="18"/>
               </w:rPr>
-              <w:t xml:space="preserve">Prova 10.10c: ordinamento.</w:t>
+              <w:t xml:space="preserve">Prove 10.11-10.11c: assistente virtuale e documenti ufficiali.</w:t>
             </w:r>
           </w:p>
         </w:tc>
@@ -2609,7 +2609,7 @@
                 <w:sz w:val="18"/>
                 <w:szCs w:val="18"/>
               </w:rPr>
-              <w:t xml:space="preserve">2.9</w:t>
+              <w:t xml:space="preserve">3.0</w:t>
             </w:r>
           </w:p>
         </w:tc>
@@ -2673,7 +2673,7 @@
                 <w:sz w:val="18"/>
                 <w:szCs w:val="18"/>
               </w:rPr>
-              <w:t xml:space="preserve">Prove 8b.3b e 8b.3c: metodo per utenza, buffer e taratura.</w:t>
+              <w:t xml:space="preserve">Prova 10.10c: ordinamento.</w:t>
             </w:r>
           </w:p>
         </w:tc>
@@ -2743,7 +2743,7 @@
                 <w:sz w:val="18"/>
                 <w:szCs w:val="18"/>
               </w:rPr>
-              <w:t xml:space="preserve">2.8</w:t>
+              <w:t xml:space="preserve">2.9</w:t>
             </w:r>
           </w:p>
         </w:tc>
@@ -2809,7 +2809,7 @@
                 <w:sz w:val="18"/>
                 <w:szCs w:val="18"/>
               </w:rPr>
-              <w:t xml:space="preserve">Prova 10.10b: barra a LED della Dashboard.</w:t>
+              <w:t xml:space="preserve">Prove 8b.3b e 8b.3c: metodo per utenza, buffer e taratura.</w:t>
             </w:r>
           </w:p>
         </w:tc>
@@ -2879,7 +2879,7 @@
                 <w:sz w:val="18"/>
                 <w:szCs w:val="18"/>
               </w:rPr>
-              <w:t xml:space="preserve">2.7</w:t>
+              <w:t xml:space="preserve">2.8</w:t>
             </w:r>
           </w:p>
         </w:tc>
@@ -2943,7 +2943,7 @@
                 <w:sz w:val="18"/>
                 <w:szCs w:val="18"/>
               </w:rPr>
-              <w:t xml:space="preserve">Prova 1.3d: eliminazione di un utente mai attivo.</w:t>
+              <w:t xml:space="preserve">Prova 10.10b: barra a LED della Dashboard.</w:t>
             </w:r>
           </w:p>
         </w:tc>
@@ -3013,7 +3013,7 @@
                 <w:sz w:val="18"/>
                 <w:szCs w:val="18"/>
               </w:rPr>
-              <w:t xml:space="preserve">2.6</w:t>
+              <w:t xml:space="preserve">2.7</w:t>
             </w:r>
           </w:p>
         </w:tc>
@@ -3079,7 +3079,7 @@
                 <w:sz w:val="18"/>
                 <w:szCs w:val="18"/>
               </w:rPr>
-              <w:t xml:space="preserve">Prove 1.3 e 1.3c: email con le credenziali.</w:t>
+              <w:t xml:space="preserve">Prova 1.3d: eliminazione di un utente mai attivo.</w:t>
             </w:r>
           </w:p>
         </w:tc>
@@ -3149,7 +3149,7 @@
                 <w:sz w:val="18"/>
                 <w:szCs w:val="18"/>
               </w:rPr>
-              <w:t xml:space="preserve">2.5</w:t>
+              <w:t xml:space="preserve">2.6</w:t>
             </w:r>
           </w:p>
         </w:tc>
@@ -3213,7 +3213,7 @@
                 <w:sz w:val="18"/>
                 <w:szCs w:val="18"/>
               </w:rPr>
-              <w:t xml:space="preserve">Prove 1.3a-1.3a3: nomina di un Amministratore e protezione del principale.</w:t>
+              <w:t xml:space="preserve">Prove 1.3 e 1.3c: email con le credenziali.</w:t>
             </w:r>
           </w:p>
         </w:tc>
@@ -3283,7 +3283,7 @@
                 <w:sz w:val="18"/>
                 <w:szCs w:val="18"/>
               </w:rPr>
-              <w:t xml:space="preserve">2.4</w:t>
+              <w:t xml:space="preserve">2.5</w:t>
             </w:r>
           </w:p>
         </w:tc>
@@ -3349,7 +3349,7 @@
                 <w:sz w:val="18"/>
                 <w:szCs w:val="18"/>
               </w:rPr>
-              <w:t xml:space="preserve">Prove 8b.7c e 8b.7d: costi Caso 1 e Caso 2.</w:t>
+              <w:t xml:space="preserve">Prove 1.3a-1.3a3: nomina di un Amministratore e protezione del principale.</w:t>
             </w:r>
           </w:p>
         </w:tc>
@@ -3419,7 +3419,7 @@
                 <w:sz w:val="18"/>
                 <w:szCs w:val="18"/>
               </w:rPr>
-              <w:t xml:space="preserve">2.3</w:t>
+              <w:t xml:space="preserve">2.4</w:t>
             </w:r>
           </w:p>
         </w:tc>
@@ -3483,7 +3483,7 @@
                 <w:sz w:val="18"/>
                 <w:szCs w:val="18"/>
               </w:rPr>
-              <w:t xml:space="preserve">Prova 8b.7b aggiornata: valore del credito anno per anno.</w:t>
+              <w:t xml:space="preserve">Prove 8b.7c e 8b.7d: costi Caso 1 e Caso 2.</w:t>
             </w:r>
           </w:p>
         </w:tc>
@@ -3553,7 +3553,7 @@
                 <w:sz w:val="18"/>
                 <w:szCs w:val="18"/>
               </w:rPr>
-              <w:t xml:space="preserve">2.2</w:t>
+              <w:t xml:space="preserve">2.3</w:t>
             </w:r>
           </w:p>
         </w:tc>
@@ -3619,7 +3619,7 @@
                 <w:sz w:val="18"/>
                 <w:szCs w:val="18"/>
               </w:rPr>
-              <w:t xml:space="preserve">Prova 8b.7b della simulazione economica (ricavi e costi per il Comune).</w:t>
+              <w:t xml:space="preserve">Prova 8b.7b aggiornata: valore del credito anno per anno.</w:t>
             </w:r>
           </w:p>
         </w:tc>
@@ -3689,7 +3689,7 @@
                 <w:sz w:val="18"/>
                 <w:szCs w:val="18"/>
               </w:rPr>
-              <w:t xml:space="preserve">2.1</w:t>
+              <w:t xml:space="preserve">2.2</w:t>
             </w:r>
           </w:p>
         </w:tc>
@@ -3753,7 +3753,7 @@
                 <w:sz w:val="18"/>
                 <w:szCs w:val="18"/>
               </w:rPr>
-              <w:t xml:space="preserve">Prove 8b.2b e 8b.2c (scenario di riferimento e situazione attuale).</w:t>
+              <w:t xml:space="preserve">Prova 8b.7b della simulazione economica (ricavi e costi per il Comune).</w:t>
             </w:r>
           </w:p>
         </w:tc>
@@ -3823,7 +3823,7 @@
                 <w:sz w:val="18"/>
                 <w:szCs w:val="18"/>
               </w:rPr>
-              <w:t xml:space="preserve">2.0</w:t>
+              <w:t xml:space="preserve">2.1</w:t>
             </w:r>
           </w:p>
         </w:tc>
@@ -3889,7 +3889,7 @@
                 <w:sz w:val="18"/>
                 <w:szCs w:val="18"/>
               </w:rPr>
-              <w:t xml:space="preserve">Prove 8b del simulatore di scenari.</w:t>
+              <w:t xml:space="preserve">Prove 8b.2b e 8b.2c (scenario di riferimento e situazione attuale).</w:t>
             </w:r>
           </w:p>
         </w:tc>
@@ -3959,7 +3959,7 @@
                 <w:sz w:val="18"/>
                 <w:szCs w:val="18"/>
               </w:rPr>
-              <w:t xml:space="preserve">1.9</w:t>
+              <w:t xml:space="preserve">2.0</w:t>
             </w:r>
           </w:p>
         </w:tc>
@@ -4023,7 +4023,7 @@
                 <w:sz w:val="18"/>
                 <w:szCs w:val="18"/>
               </w:rPr>
-              <w:t xml:space="preserve">In sviluppo: simulatore di scenari e assistente virtuale.</w:t>
+              <w:t xml:space="preserve">Prove 8b del simulatore di scenari.</w:t>
             </w:r>
           </w:p>
         </w:tc>
@@ -4093,7 +4093,7 @@
                 <w:sz w:val="18"/>
                 <w:szCs w:val="18"/>
               </w:rPr>
-              <w:t xml:space="preserve">1.8</w:t>
+              <w:t xml:space="preserve">1.9</w:t>
             </w:r>
           </w:p>
         </w:tc>
@@ -4159,7 +4159,7 @@
                 <w:sz w:val="18"/>
                 <w:szCs w:val="18"/>
               </w:rPr>
-              <w:t xml:space="preserve">Tolto il limite noto sull'incarico del soggetto promotore del programma.</w:t>
+              <w:t xml:space="preserve">In sviluppo: simulatore di scenari e assistente virtuale.</w:t>
             </w:r>
           </w:p>
         </w:tc>
@@ -4229,7 +4229,7 @@
                 <w:sz w:val="18"/>
                 <w:szCs w:val="18"/>
               </w:rPr>
-              <w:t xml:space="preserve">1.7</w:t>
+              <w:t xml:space="preserve">1.8</w:t>
             </w:r>
           </w:p>
         </w:tc>
@@ -4261,7 +4261,7 @@
                 <w:sz w:val="18"/>
                 <w:szCs w:val="18"/>
               </w:rPr>
-              <w:t xml:space="preserve">18/10/2026</w:t>
+              <w:t xml:space="preserve">19/10/2026</w:t>
             </w:r>
           </w:p>
         </w:tc>
@@ -4293,7 +4293,7 @@
                 <w:sz w:val="18"/>
                 <w:szCs w:val="18"/>
               </w:rPr>
-              <w:t xml:space="preserve">Percorso di prova esteso alle funzioni dell'allineamento ai documenti CWP: territorio ISTAT, stati del Programma, Rapporto a 7 fasi, tariffe e sospensione, accuratezza, ritiro, account unico, crediti emessi, reclami, pagina pubblica, qualità dei dati.</w:t>
+              <w:t xml:space="preserve">Tolto il limite noto sull'incarico del soggetto promotore del programma.</w:t>
             </w:r>
           </w:p>
         </w:tc>
@@ -4363,7 +4363,7 @@
                 <w:sz w:val="18"/>
                 <w:szCs w:val="18"/>
               </w:rPr>
-              <w:t xml:space="preserve">1.6</w:t>
+              <w:t xml:space="preserve">1.7</w:t>
             </w:r>
           </w:p>
         </w:tc>
@@ -4429,7 +4429,7 @@
                 <w:sz w:val="18"/>
                 <w:szCs w:val="18"/>
               </w:rPr>
-              <w:t xml:space="preserve">Glossario: descrizione corretta del buffer (al massimo 80%).</w:t>
+              <w:t xml:space="preserve">Percorso di prova esteso alle funzioni dell'allineamento ai documenti CWP: territorio ISTAT, stati del Programma, Rapporto a 7 fasi, tariffe e sospensione, accuratezza, ritiro, account unico, crediti emessi, reclami, pagina pubblica, qualità dei dati.</w:t>
             </w:r>
           </w:p>
         </w:tc>
@@ -4499,7 +4499,7 @@
                 <w:sz w:val="18"/>
                 <w:szCs w:val="18"/>
               </w:rPr>
-              <w:t xml:space="preserve">1.5</w:t>
+              <w:t xml:space="preserve">1.6</w:t>
             </w:r>
           </w:p>
         </w:tc>
@@ -4563,7 +4563,7 @@
                 <w:sz w:val="18"/>
                 <w:szCs w:val="18"/>
               </w:rPr>
-              <w:t xml:space="preserve">Nuove prove 1.2b, 1.8, 3.7, 4.1b, 6.4, 6.5; prove 1.6, 1.7, 3.2, 4.1, 4.6, 5.4 e 6.3 aggiornate (anagrafiche, documenti richiesti, consultazione, Rapporti a 4 fasi, conservazione, fascicolo).</w:t>
+              <w:t xml:space="preserve">Glossario: descrizione corretta del buffer (al massimo 80%).</w:t>
             </w:r>
           </w:p>
         </w:tc>
@@ -4633,7 +4633,7 @@
                 <w:sz w:val="18"/>
                 <w:szCs w:val="18"/>
               </w:rPr>
-              <w:t xml:space="preserve">1.4</w:t>
+              <w:t xml:space="preserve">1.5</w:t>
             </w:r>
           </w:p>
         </w:tc>
@@ -4699,7 +4699,7 @@
                 <w:sz w:val="18"/>
                 <w:szCs w:val="18"/>
               </w:rPr>
-              <w:t xml:space="preserve">Nuova prova 7.12 (risultato azzerato dopo una modifica dei dati); prove successive del blocco 7 rinumerate; prova 8.4 estesa.</w:t>
+              <w:t xml:space="preserve">Nuove prove 1.2b, 1.8, 3.7, 4.1b, 6.4, 6.5; prove 1.6, 1.7, 3.2, 4.1, 4.6, 5.4 e 6.3 aggiornate (anagrafiche, documenti richiesti, consultazione, Rapporti a 4 fasi, conservazione, fascicolo).</w:t>
             </w:r>
           </w:p>
         </w:tc>
@@ -4769,7 +4769,7 @@
                 <w:sz w:val="18"/>
                 <w:szCs w:val="18"/>
               </w:rPr>
-              <w:t xml:space="preserve">1.3</w:t>
+              <w:t xml:space="preserve">1.4</w:t>
             </w:r>
           </w:p>
         </w:tc>
@@ -4833,7 +4833,7 @@
                 <w:sz w:val="18"/>
                 <w:szCs w:val="18"/>
               </w:rPr>
-              <w:t xml:space="preserve">Prove del rapporto PDF, del numero di registro e del registro dei crediti con le nuove versioni.</w:t>
+              <w:t xml:space="preserve">Nuova prova 7.12 (risultato azzerato dopo una modifica dei dati); prove successive del blocco 7 rinumerate; prova 8.4 estesa.</w:t>
             </w:r>
           </w:p>
         </w:tc>
@@ -4903,7 +4903,7 @@
                 <w:sz w:val="18"/>
                 <w:szCs w:val="18"/>
               </w:rPr>
-              <w:t xml:space="preserve">1.2</w:t>
+              <w:t xml:space="preserve">1.3</w:t>
             </w:r>
           </w:p>
         </w:tc>
@@ -4969,7 +4969,7 @@
                 <w:sz w:val="18"/>
                 <w:szCs w:val="18"/>
               </w:rPr>
-              <w:t xml:space="preserve">Calcolo crediti: prove di import del tracciato con i file di esempio (compilato, letture, dati personali) e dei controlli di coerenza.</w:t>
+              <w:t xml:space="preserve">Prove del rapporto PDF, del numero di registro e del registro dei crediti con le nuove versioni.</w:t>
             </w:r>
           </w:p>
         </w:tc>
@@ -5039,7 +5039,7 @@
                 <w:sz w:val="18"/>
                 <w:szCs w:val="18"/>
               </w:rPr>
-              <w:t xml:space="preserve">1.1</w:t>
+              <w:t xml:space="preserve">1.2</w:t>
             </w:r>
           </w:p>
         </w:tc>
@@ -5103,7 +5103,7 @@
                 <w:sz w:val="18"/>
                 <w:szCs w:val="18"/>
               </w:rPr>
-              <w:t xml:space="preserve">Prove per Enti di Validazione, modelli, note di fase, messaggi, pagamenti visibili al Comune, pratica sospesa, consultazione pubblica con conferma dell'email, limiti di invio ed errata corrige.</w:t>
+              <w:t xml:space="preserve">Calcolo crediti: prove di import del tracciato con i file di esempio (compilato, letture, dati personali) e dei controlli di coerenza.</w:t>
             </w:r>
           </w:p>
         </w:tc>
@@ -5173,6 +5173,142 @@
                 <w:sz w:val="18"/>
                 <w:szCs w:val="18"/>
               </w:rPr>
+              <w:t xml:space="preserve">1.1</w:t>
+            </w:r>
+          </w:p>
+        </w:tc>
+        <w:tc>
+          <w:tcPr>
+            <w:tcW w:type="dxa" w:w="1300"/>
+            <w:tcBorders>
+              <w:top w:val="single" w:color="D9D4C5" w:sz="4"/>
+              <w:left w:val="single" w:color="D9D4C5" w:sz="4"/>
+              <w:bottom w:val="single" w:color="D9D4C5" w:sz="4"/>
+              <w:right w:val="single" w:color="D9D4C5" w:sz="4"/>
+            </w:tcBorders>
+            <w:shd w:fill="F6F4EE" w:color="auto" w:val="clear"/>
+            <w:tcMar>
+              <w:top w:type="dxa" w:w="70"/>
+              <w:left w:type="dxa" w:w="110"/>
+              <w:bottom w:type="dxa" w:w="70"/>
+              <w:right w:type="dxa" w:w="110"/>
+            </w:tcMar>
+            <w:vAlign w:val="center"/>
+          </w:tcPr>
+          <w:p>
+            <w:pPr>
+              <w:spacing w:after="0" w:before="0"/>
+            </w:pPr>
+            <w:r>
+              <w:rPr>
+                <w:rFonts w:ascii="Arial" w:cs="Arial" w:eastAsia="Arial" w:hAnsi="Arial"/>
+                <w:color w:val="1B2118"/>
+                <w:sz w:val="18"/>
+                <w:szCs w:val="18"/>
+              </w:rPr>
+              <w:t xml:space="preserve">18/10/2026</w:t>
+            </w:r>
+          </w:p>
+        </w:tc>
+        <w:tc>
+          <w:tcPr>
+            <w:tcW w:type="dxa" w:w="5538"/>
+            <w:tcBorders>
+              <w:top w:val="single" w:color="D9D4C5" w:sz="4"/>
+              <w:left w:val="single" w:color="D9D4C5" w:sz="4"/>
+              <w:bottom w:val="single" w:color="D9D4C5" w:sz="4"/>
+              <w:right w:val="single" w:color="D9D4C5" w:sz="4"/>
+            </w:tcBorders>
+            <w:shd w:fill="F6F4EE" w:color="auto" w:val="clear"/>
+            <w:tcMar>
+              <w:top w:type="dxa" w:w="70"/>
+              <w:left w:type="dxa" w:w="110"/>
+              <w:bottom w:type="dxa" w:w="70"/>
+              <w:right w:type="dxa" w:w="110"/>
+            </w:tcMar>
+            <w:vAlign w:val="center"/>
+          </w:tcPr>
+          <w:p>
+            <w:pPr>
+              <w:spacing w:after="0" w:before="0"/>
+            </w:pPr>
+            <w:r>
+              <w:rPr>
+                <w:rFonts w:ascii="Arial" w:cs="Arial" w:eastAsia="Arial" w:hAnsi="Arial"/>
+                <w:color w:val="1B2118"/>
+                <w:sz w:val="18"/>
+                <w:szCs w:val="18"/>
+              </w:rPr>
+              <w:t xml:space="preserve">Prove per Enti di Validazione, modelli, note di fase, messaggi, pagamenti visibili al Comune, pratica sospesa, consultazione pubblica con conferma dell'email, limiti di invio ed errata corrige.</w:t>
+            </w:r>
+          </w:p>
+        </w:tc>
+        <w:tc>
+          <w:tcPr>
+            <w:tcW w:type="dxa" w:w="2000"/>
+            <w:tcBorders>
+              <w:top w:val="single" w:color="D9D4C5" w:sz="4"/>
+              <w:left w:val="single" w:color="D9D4C5" w:sz="4"/>
+              <w:bottom w:val="single" w:color="D9D4C5" w:sz="4"/>
+              <w:right w:val="single" w:color="D9D4C5" w:sz="4"/>
+            </w:tcBorders>
+            <w:shd w:fill="F6F4EE" w:color="auto" w:val="clear"/>
+            <w:tcMar>
+              <w:top w:type="dxa" w:w="70"/>
+              <w:left w:type="dxa" w:w="110"/>
+              <w:bottom w:type="dxa" w:w="70"/>
+              <w:right w:type="dxa" w:w="110"/>
+            </w:tcMar>
+            <w:vAlign w:val="center"/>
+          </w:tcPr>
+          <w:p>
+            <w:pPr>
+              <w:spacing w:after="0" w:before="0"/>
+            </w:pPr>
+            <w:r>
+              <w:rPr>
+                <w:rFonts w:ascii="Arial" w:cs="Arial" w:eastAsia="Arial" w:hAnsi="Arial"/>
+                <w:color w:val="1B2118"/>
+                <w:sz w:val="18"/>
+                <w:szCs w:val="18"/>
+              </w:rPr>
+              <w:t xml:space="preserve">Fondazione Operate</w:t>
+            </w:r>
+          </w:p>
+        </w:tc>
+      </w:tr>
+      <w:tr>
+        <w:trPr>
+          <w:cantSplit/>
+        </w:trPr>
+        <w:tc>
+          <w:tcPr>
+            <w:tcW w:type="dxa" w:w="800"/>
+            <w:tcBorders>
+              <w:top w:val="single" w:color="D9D4C5" w:sz="4"/>
+              <w:left w:val="single" w:color="D9D4C5" w:sz="4"/>
+              <w:bottom w:val="single" w:color="D9D4C5" w:sz="4"/>
+              <w:right w:val="single" w:color="D9D4C5" w:sz="4"/>
+            </w:tcBorders>
+            <w:tcMar>
+              <w:top w:type="dxa" w:w="70"/>
+              <w:left w:type="dxa" w:w="110"/>
+              <w:bottom w:type="dxa" w:w="70"/>
+              <w:right w:type="dxa" w:w="110"/>
+            </w:tcMar>
+            <w:vAlign w:val="center"/>
+          </w:tcPr>
+          <w:p>
+            <w:pPr>
+              <w:spacing w:after="0" w:before="0"/>
+            </w:pPr>
+            <w:r>
+              <w:rPr>
+                <w:rFonts w:ascii="Arial" w:cs="Arial" w:eastAsia="Arial" w:hAnsi="Arial"/>
+                <w:color w:val="1B2118"/>
+                <w:sz w:val="18"/>
+                <w:szCs w:val="18"/>
+              </w:rPr>
               <w:t xml:space="preserve">1.0</w:t>
             </w:r>
           </w:p>
@@ -5186,7 +5322,6 @@
               <w:bottom w:val="single" w:color="D9D4C5" w:sz="4"/>
               <w:right w:val="single" w:color="D9D4C5" w:sz="4"/>
             </w:tcBorders>
-            <w:shd w:fill="F6F4EE" w:color="auto" w:val="clear"/>
             <w:tcMar>
               <w:top w:type="dxa" w:w="70"/>
               <w:left w:type="dxa" w:w="110"/>
@@ -5219,7 +5354,6 @@
               <w:bottom w:val="single" w:color="D9D4C5" w:sz="4"/>
               <w:right w:val="single" w:color="D9D4C5" w:sz="4"/>
             </w:tcBorders>
-            <w:shd w:fill="F6F4EE" w:color="auto" w:val="clear"/>
             <w:tcMar>
               <w:top w:type="dxa" w:w="70"/>
               <w:left w:type="dxa" w:w="110"/>
@@ -5252,7 +5386,6 @@
               <w:bottom w:val="single" w:color="D9D4C5" w:sz="4"/>
               <w:right w:val="single" w:color="D9D4C5" w:sz="4"/>
             </w:tcBorders>
-            <w:shd w:fill="F6F4EE" w:color="auto" w:val="clear"/>
             <w:tcMar>
               <w:top w:type="dxa" w:w="70"/>
               <w:left w:type="dxa" w:w="110"/>
@@ -5294,7 +5427,7 @@
           <w:sz w:val="20"/>
           <w:szCs w:val="20"/>
         </w:rPr>
-        <w:t xml:space="preserve">Guida alla revisione 3.13 del 21/10/2026, allineata al portale e agli altri manuali. È aggiornata a ogni rilascio; la versione corrente si scarica dall'area Documentazione del portale (solo Amministratori).</w:t>
+        <w:t xml:space="preserve">Guida alla revisione 3.14 del 21/10/2026, allineata al portale e agli altri manuali. È aggiornata a ogni rilascio; la versione corrente si scarica dall'area Documentazione del portale (solo Amministratori).</w:t>
       </w:r>
     </w:p>
     <w:p>
@@ -5668,7 +5801,7 @@
         </w:rPr>
         <w:t xml:space="preserve">Il portale: </w:t>
       </w:r>
-      <w:hyperlink w:history="1" r:id="rIdqausuiivrhdakwpbv2hlz">
+      <w:hyperlink w:history="1" r:id="rIdth8yn5lise8wxgjvv0inl">
         <w:r>
           <w:rPr>
             <w:rFonts w:ascii="Arial" w:cs="Arial" w:eastAsia="Arial" w:hAnsi="Arial"/>
@@ -25640,7 +25773,7 @@
                 <w:sz w:val="18"/>
                 <w:szCs w:val="18"/>
               </w:rPr>
-              <w:t xml:space="preserve">PDF in A4 orizzontale con loghi, avvertenza «stima ex ante», scheda e sintesi, tabella anno per anno, parte economica e costi, «Pagina n di n»; il file Excel si apre senza avvisi con i fogli Sintesi, Anni, Economia e Costi e i numeri sommabili; il CSV ha una riga per anno</w:t>
+              <w:t xml:space="preserve">PDF in A4 orizzontale con loghi, avvertenza «stima ex ante», scheda e sintesi, quattro grafici (crediti netti, differenziata con soglia 65%, margine e margine cumulato), sezioni 1-5 con tutti i dati inseriti (impostazioni e buffer del Capitolo 7, riferimento con i rifiuti per tipologia, situazione attuale, obiettivi), risultati con il totale, parametri economici, costi e tabella economica, «Pagina n di n»; il file Excel si apre senza avvisi con i fogli Sintesi, Dati inseriti, Anni, Economia e Costi e i numeri sommabili; il CSV ha una riga per anno</w:t>
             </w:r>
           </w:p>
         </w:tc>
@@ -25678,7 +25811,7 @@
                 <w:sz w:val="18"/>
                 <w:szCs w:val="18"/>
               </w:rPr>
-              <w:t xml:space="preserve">8b.7e</w:t>
+              <w:t xml:space="preserve">8b.7b</w:t>
             </w:r>
           </w:p>
         </w:tc>
@@ -25711,7 +25844,7 @@
                 <w:sz w:val="18"/>
                 <w:szCs w:val="18"/>
               </w:rPr>
-              <w:t xml:space="preserve">Sul telefono aprite uno scenario</w:t>
+              <w:t xml:space="preserve">Confrontate il PDF con la pagina dello scenario aperto</w:t>
             </w:r>
           </w:p>
         </w:tc>
@@ -25744,7 +25877,7 @@
                 <w:sz w:val="18"/>
                 <w:szCs w:val="18"/>
               </w:rPr>
-              <w:t xml:space="preserve">I pulsanti vanno a capo e la pagina non scorre di lato; le tabelle larghe scorrono dentro il loro riquadro</w:t>
+              <w:t xml:space="preserve">Ogni valore inserito nella pagina (impostazioni, rifiuti del riferimento, situazione attuale, obiettivi, valore del credito, costi dell'ente) compare nel PDF con lo stesso numero; i totali dei risultati coincidono con la riga «Totale» della pagina</w:t>
             </w:r>
           </w:p>
         </w:tc>
@@ -25781,7 +25914,7 @@
                 <w:sz w:val="18"/>
                 <w:szCs w:val="18"/>
               </w:rPr>
-              <w:t xml:space="preserve">8b.7b</w:t>
+              <w:t xml:space="preserve">8b.7e</w:t>
             </w:r>
           </w:p>
         </w:tc>
@@ -25813,7 +25946,7 @@
                 <w:sz w:val="18"/>
                 <w:szCs w:val="18"/>
               </w:rPr>
-              <w:t xml:space="preserve">Simulazione economica: valore proposto 32 € → Applica a tutti gli anni; poi cambiate a mano il valore del 2030 a 40 €</w:t>
+              <w:t xml:space="preserve">Sul telefono aprite uno scenario</w:t>
             </w:r>
           </w:p>
         </w:tc>
@@ -25845,7 +25978,7 @@
                 <w:sz w:val="18"/>
                 <w:szCs w:val="18"/>
               </w:rPr>
-              <w:t xml:space="preserve">Colonna «Valore» compilata anno per anno, il 2030 a 40 € in grassetto; ricavi aggiornati</w:t>
+              <w:t xml:space="preserve">I pulsanti vanno a capo e la pagina non scorre di lato; le tabelle larghe scorrono dentro il loro riquadro</w:t>
             </w:r>
           </w:p>
         </w:tc>
@@ -25883,7 +26016,7 @@
                 <w:sz w:val="18"/>
                 <w:szCs w:val="18"/>
               </w:rPr>
-              <w:t xml:space="preserve">8b.7c</w:t>
+              <w:t xml:space="preserve">8b.7b</w:t>
             </w:r>
           </w:p>
         </w:tc>
@@ -25916,7 +26049,7 @@
                 <w:sz w:val="18"/>
                 <w:szCs w:val="18"/>
               </w:rPr>
-              <w:t xml:space="preserve">Alla domanda «Simulare i costi in base al Caso 1 o al Caso 2?» scegliete Caso 1, poi Caso 2, con 16.735 abitanti</w:t>
+              <w:t xml:space="preserve">Simulazione economica: valore proposto 32 € → Applica a tutti gli anni; poi cambiate a mano il valore del 2030 a 40 €</w:t>
             </w:r>
           </w:p>
         </w:tc>
@@ -25949,7 +26082,7 @@
                 <w:sz w:val="18"/>
                 <w:szCs w:val="18"/>
               </w:rPr>
-              <w:t xml:space="preserve">Tabella delle sei voci con € per abitante interpolati (Caso 1: Progetto 0,13 €/ab, totale annuo circa 16.233 €); con il Caso 2 i costi salgono; nella tabella annuale partecipazione al Programma e consulenza, margine e anno di rientro</w:t>
+              <w:t xml:space="preserve">Colonna «Valore» compilata anno per anno, il 2030 a 40 € in grassetto; ricavi aggiornati</w:t>
             </w:r>
           </w:p>
         </w:tc>
@@ -25986,7 +26119,7 @@
                 <w:sz w:val="18"/>
                 <w:szCs w:val="18"/>
               </w:rPr>
-              <w:t xml:space="preserve">8b.7d</w:t>
+              <w:t xml:space="preserve">8b.7c</w:t>
             </w:r>
           </w:p>
         </w:tc>
@@ -26018,7 +26151,7 @@
                 <w:sz w:val="18"/>
                 <w:szCs w:val="18"/>
               </w:rPr>
-              <w:t xml:space="preserve">Cambiate la durata a 7 anni</w:t>
+              <w:t xml:space="preserve">Alla domanda «Simulare i costi in base al Caso 1 o al Caso 2?» scegliete Caso 1, poi Caso 2, con 16.735 abitanti</w:t>
             </w:r>
           </w:p>
         </w:tc>
@@ -26050,7 +26183,7 @@
                 <w:sz w:val="18"/>
                 <w:szCs w:val="18"/>
               </w:rPr>
-              <w:t xml:space="preserve">Avviso: le tabelle valgono per progetti di 10 anni, i costi si computano a parte</w:t>
+              <w:t xml:space="preserve">Tabella delle sei voci con € per abitante interpolati (Caso 1: Progetto 0,13 €/ab, totale annuo circa 16.233 €); con il Caso 2 i costi salgono; nella tabella annuale partecipazione al Programma e consulenza, margine e anno di rientro</w:t>
             </w:r>
           </w:p>
         </w:tc>
@@ -26088,7 +26221,7 @@
                 <w:sz w:val="18"/>
                 <w:szCs w:val="18"/>
               </w:rPr>
-              <w:t xml:space="preserve">8b.8</w:t>
+              <w:t xml:space="preserve">8b.7d</w:t>
             </w:r>
           </w:p>
         </w:tc>
@@ -26121,7 +26254,7 @@
                 <w:sz w:val="18"/>
                 <w:szCs w:val="18"/>
               </w:rPr>
-              <w:t xml:space="preserve">[C] Provate ad aprire /simulatore</w:t>
+              <w:t xml:space="preserve">Cambiate la durata a 7 anni</w:t>
             </w:r>
           </w:p>
         </w:tc>
@@ -26154,7 +26287,7 @@
                 <w:sz w:val="18"/>
                 <w:szCs w:val="18"/>
               </w:rPr>
-              <w:t xml:space="preserve">«Questa sezione è riservata alla Fondazione»</w:t>
+              <w:t xml:space="preserve">Avviso: le tabelle valgono per progetti di 10 anni, i costi si computano a parte</w:t>
             </w:r>
           </w:p>
         </w:tc>
@@ -26191,7 +26324,7 @@
                 <w:sz w:val="18"/>
                 <w:szCs w:val="18"/>
               </w:rPr>
-              <w:t xml:space="preserve">8b.9</w:t>
+              <w:t xml:space="preserve">8b.8</w:t>
             </w:r>
           </w:p>
         </w:tc>
@@ -26223,7 +26356,7 @@
                 <w:sz w:val="18"/>
                 <w:szCs w:val="18"/>
               </w:rPr>
-              <w:t xml:space="preserve">[A] Audit</w:t>
+              <w:t xml:space="preserve">[C] Provate ad aprire /simulatore</w:t>
             </w:r>
           </w:p>
         </w:tc>
@@ -26255,7 +26388,7 @@
                 <w:sz w:val="18"/>
                 <w:szCs w:val="18"/>
               </w:rPr>
-              <w:t xml:space="preserve">Voci di creazione, modifica e cancellazione degli scenari, con nome e codice dello scenario nella colonna «Oggetto e modifiche»</w:t>
+              <w:t xml:space="preserve">«Questa sezione è riservata alla Fondazione»</w:t>
             </w:r>
           </w:p>
         </w:tc>
@@ -26293,6 +26426,109 @@
                 <w:sz w:val="18"/>
                 <w:szCs w:val="18"/>
               </w:rPr>
+              <w:t xml:space="preserve">8b.9</w:t>
+            </w:r>
+          </w:p>
+        </w:tc>
+        <w:tc>
+          <w:tcPr>
+            <w:tcW w:type="dxa" w:w="4377"/>
+            <w:tcBorders>
+              <w:top w:val="single" w:color="D9D4C5" w:sz="4"/>
+              <w:left w:val="single" w:color="D9D4C5" w:sz="4"/>
+              <w:bottom w:val="single" w:color="D9D4C5" w:sz="4"/>
+              <w:right w:val="single" w:color="D9D4C5" w:sz="4"/>
+            </w:tcBorders>
+            <w:shd w:fill="F6F4EE" w:color="auto" w:val="clear"/>
+            <w:tcMar>
+              <w:top w:type="dxa" w:w="70"/>
+              <w:left w:type="dxa" w:w="110"/>
+              <w:bottom w:type="dxa" w:w="70"/>
+              <w:right w:type="dxa" w:w="110"/>
+            </w:tcMar>
+            <w:vAlign w:val="center"/>
+          </w:tcPr>
+          <w:p>
+            <w:pPr>
+              <w:spacing w:after="0" w:before="0"/>
+            </w:pPr>
+            <w:r>
+              <w:rPr>
+                <w:rFonts w:ascii="Arial" w:cs="Arial" w:eastAsia="Arial" w:hAnsi="Arial"/>
+                <w:color w:val="1B2118"/>
+                <w:sz w:val="18"/>
+                <w:szCs w:val="18"/>
+              </w:rPr>
+              <w:t xml:space="preserve">[A] Audit</w:t>
+            </w:r>
+          </w:p>
+        </w:tc>
+        <w:tc>
+          <w:tcPr>
+            <w:tcW w:type="dxa" w:w="4376"/>
+            <w:tcBorders>
+              <w:top w:val="single" w:color="D9D4C5" w:sz="4"/>
+              <w:left w:val="single" w:color="D9D4C5" w:sz="4"/>
+              <w:bottom w:val="single" w:color="D9D4C5" w:sz="4"/>
+              <w:right w:val="single" w:color="D9D4C5" w:sz="4"/>
+            </w:tcBorders>
+            <w:shd w:fill="F6F4EE" w:color="auto" w:val="clear"/>
+            <w:tcMar>
+              <w:top w:type="dxa" w:w="70"/>
+              <w:left w:type="dxa" w:w="110"/>
+              <w:bottom w:type="dxa" w:w="70"/>
+              <w:right w:type="dxa" w:w="110"/>
+            </w:tcMar>
+            <w:vAlign w:val="center"/>
+          </w:tcPr>
+          <w:p>
+            <w:pPr>
+              <w:spacing w:after="0" w:before="0"/>
+            </w:pPr>
+            <w:r>
+              <w:rPr>
+                <w:rFonts w:ascii="Arial" w:cs="Arial" w:eastAsia="Arial" w:hAnsi="Arial"/>
+                <w:color w:val="1B2118"/>
+                <w:sz w:val="18"/>
+                <w:szCs w:val="18"/>
+              </w:rPr>
+              <w:t xml:space="preserve">Voci di creazione, modifica e cancellazione degli scenari, con nome e codice dello scenario nella colonna «Oggetto e modifiche»</w:t>
+            </w:r>
+          </w:p>
+        </w:tc>
+      </w:tr>
+      <w:tr>
+        <w:trPr>
+          <w:cantSplit/>
+        </w:trPr>
+        <w:tc>
+          <w:tcPr>
+            <w:tcW w:type="dxa" w:w="885"/>
+            <w:tcBorders>
+              <w:top w:val="single" w:color="D9D4C5" w:sz="4"/>
+              <w:left w:val="single" w:color="D9D4C5" w:sz="4"/>
+              <w:bottom w:val="single" w:color="D9D4C5" w:sz="4"/>
+              <w:right w:val="single" w:color="D9D4C5" w:sz="4"/>
+            </w:tcBorders>
+            <w:tcMar>
+              <w:top w:type="dxa" w:w="70"/>
+              <w:left w:type="dxa" w:w="110"/>
+              <w:bottom w:type="dxa" w:w="70"/>
+              <w:right w:type="dxa" w:w="110"/>
+            </w:tcMar>
+            <w:vAlign w:val="center"/>
+          </w:tcPr>
+          <w:p>
+            <w:pPr>
+              <w:spacing w:after="0" w:before="0"/>
+            </w:pPr>
+            <w:r>
+              <w:rPr>
+                <w:rFonts w:ascii="Arial" w:cs="Arial" w:eastAsia="Arial" w:hAnsi="Arial"/>
+                <w:color w:val="1B2118"/>
+                <w:sz w:val="18"/>
+                <w:szCs w:val="18"/>
+              </w:rPr>
               <w:t xml:space="preserve">8b.9b</w:t>
             </w:r>
           </w:p>
@@ -26306,7 +26542,6 @@
               <w:bottom w:val="single" w:color="D9D4C5" w:sz="4"/>
               <w:right w:val="single" w:color="D9D4C5" w:sz="4"/>
             </w:tcBorders>
-            <w:shd w:fill="F6F4EE" w:color="auto" w:val="clear"/>
             <w:tcMar>
               <w:top w:type="dxa" w:w="70"/>
               <w:left w:type="dxa" w:w="110"/>
@@ -26339,7 +26574,6 @@
               <w:bottom w:val="single" w:color="D9D4C5" w:sz="4"/>
               <w:right w:val="single" w:color="D9D4C5" w:sz="4"/>
             </w:tcBorders>
-            <w:shd w:fill="F6F4EE" w:color="auto" w:val="clear"/>
             <w:tcMar>
               <w:top w:type="dxa" w:w="70"/>
               <w:left w:type="dxa" w:w="110"/>
@@ -30742,7 +30976,7 @@
         <w:szCs w:val="16"/>
       </w:rPr>
       <w:tab/>
-      <w:t xml:space="preserve">Manuale Test · Rev. 3.13 · 21/10/2026</w:t>
+      <w:t xml:space="preserve">Manuale Test · Rev. 3.14 · 21/10/2026</w:t>
     </w:r>
   </w:p>
 </w:hdr>
@@ -30807,7 +31041,7 @@
         <w:szCs w:val="16"/>
       </w:rPr>
       <w:tab/>
-      <w:t xml:space="preserve">Manuale Test · Rev. 3.13 · 21/10/2026</w:t>
+      <w:t xml:space="preserve">Manuale Test · Rev. 3.14 · 21/10/2026</w:t>
     </w:r>
   </w:p>
 </w:hdr>

--- a/public/documentazione/Manuale_Test_Portale_CWP.docx
+++ b/public/documentazione/Manuale_Test_Portale_CWP.docx
@@ -302,7 +302,7 @@
                 <w:sz w:val="20"/>
                 <w:szCs w:val="20"/>
               </w:rPr>
-              <w:t xml:space="preserve">Rev. 3.14</w:t>
+              <w:t xml:space="preserve">Rev. 3.15</w:t>
             </w:r>
           </w:p>
         </w:tc>
@@ -719,7 +719,7 @@
                 <w:sz w:val="18"/>
                 <w:szCs w:val="18"/>
               </w:rPr>
-              <w:t xml:space="preserve">3.14</w:t>
+              <w:t xml:space="preserve">3.15</w:t>
             </w:r>
           </w:p>
         </w:tc>
@@ -783,7 +783,7 @@
                 <w:sz w:val="18"/>
                 <w:szCs w:val="18"/>
               </w:rPr>
-              <w:t xml:space="preserve">Prove 8b.7 aggiornata e 8b.7b (PDF della simulazione completo).</w:t>
+              <w:t xml:space="preserve">Prove 10.15-10.15g (News).</w:t>
             </w:r>
           </w:p>
         </w:tc>
@@ -853,7 +853,7 @@
                 <w:sz w:val="18"/>
                 <w:szCs w:val="18"/>
               </w:rPr>
-              <w:t xml:space="preserve">3.13</w:t>
+              <w:t xml:space="preserve">3.14</w:t>
             </w:r>
           </w:p>
         </w:tc>
@@ -919,7 +919,7 @@
                 <w:sz w:val="18"/>
                 <w:szCs w:val="18"/>
               </w:rPr>
-              <w:t xml:space="preserve">Prove 10.11e (pratica aperta) e 10.11f (Operatore).</w:t>
+              <w:t xml:space="preserve">Prove 8b.7 aggiornata e 8b.7b (PDF della simulazione completo).</w:t>
             </w:r>
           </w:p>
         </w:tc>
@@ -989,7 +989,7 @@
                 <w:sz w:val="18"/>
                 <w:szCs w:val="18"/>
               </w:rPr>
-              <w:t xml:space="preserve">3.12</w:t>
+              <w:t xml:space="preserve">3.13</w:t>
             </w:r>
           </w:p>
         </w:tc>
@@ -1053,7 +1053,7 @@
                 <w:sz w:val="18"/>
                 <w:szCs w:val="18"/>
               </w:rPr>
-              <w:t xml:space="preserve">Prova 7.23: caratteri incorporati nei PDF (R08).</w:t>
+              <w:t xml:space="preserve">Prove 10.11e (pratica aperta) e 10.11f (Operatore).</w:t>
             </w:r>
           </w:p>
         </w:tc>
@@ -1123,7 +1123,7 @@
                 <w:sz w:val="18"/>
                 <w:szCs w:val="18"/>
               </w:rPr>
-              <w:t xml:space="preserve">3.11</w:t>
+              <w:t xml:space="preserve">3.12</w:t>
             </w:r>
           </w:p>
         </w:tc>
@@ -1189,7 +1189,7 @@
                 <w:sz w:val="18"/>
                 <w:szCs w:val="18"/>
               </w:rPr>
-              <w:t xml:space="preserve">Le segnalazioni del collaudo confluiscono nel Registro issue e test.</w:t>
+              <w:t xml:space="preserve">Prova 7.23: caratteri incorporati nei PDF (R08).</w:t>
             </w:r>
           </w:p>
         </w:tc>
@@ -1259,7 +1259,7 @@
                 <w:sz w:val="18"/>
                 <w:szCs w:val="18"/>
               </w:rPr>
-              <w:t xml:space="preserve">3.10</w:t>
+              <w:t xml:space="preserve">3.11</w:t>
             </w:r>
           </w:p>
         </w:tc>
@@ -1323,7 +1323,7 @@
                 <w:sz w:val="18"/>
                 <w:szCs w:val="18"/>
               </w:rPr>
-              <w:t xml:space="preserve">Collaudo V05: prova 10.5 aggiornata (account disattivato) e nuova 10.5b (testi lunghi nell'Audit).</w:t>
+              <w:t xml:space="preserve">Le segnalazioni del collaudo confluiscono nel Registro issue e test.</w:t>
             </w:r>
           </w:p>
         </w:tc>
@@ -1393,7 +1393,7 @@
                 <w:sz w:val="18"/>
                 <w:szCs w:val="18"/>
               </w:rPr>
-              <w:t xml:space="preserve">3.9</w:t>
+              <w:t xml:space="preserve">3.10</w:t>
             </w:r>
           </w:p>
         </w:tc>
@@ -1426,7 +1426,7 @@
                 <w:sz w:val="18"/>
                 <w:szCs w:val="18"/>
               </w:rPr>
-              <w:t xml:space="preserve">20/10/2026</w:t>
+              <w:t xml:space="preserve">21/10/2026</w:t>
             </w:r>
           </w:p>
         </w:tc>
@@ -1459,7 +1459,7 @@
                 <w:sz w:val="18"/>
                 <w:szCs w:val="18"/>
               </w:rPr>
-              <w:t xml:space="preserve">Prove del collaudo V01: 7.17-7.22 (negativi, date inesistenti, buffer, conferma senza Banca Dati, percentuali nel CSV, formule nei CSV) e 8b.5-8b.5e, 8b.9b (simulatore e audit degli scenari).</w:t>
+              <w:t xml:space="preserve">Collaudo V05: prova 10.5 aggiornata (account disattivato) e nuova 10.5b (testi lunghi nell'Audit).</w:t>
             </w:r>
           </w:p>
         </w:tc>
@@ -1529,7 +1529,7 @@
                 <w:sz w:val="18"/>
                 <w:szCs w:val="18"/>
               </w:rPr>
-              <w:t xml:space="preserve">3.8</w:t>
+              <w:t xml:space="preserve">3.9</w:t>
             </w:r>
           </w:p>
         </w:tc>
@@ -1593,7 +1593,7 @@
                 <w:sz w:val="18"/>
                 <w:szCs w:val="18"/>
               </w:rPr>
-              <w:t xml:space="preserve">Prove 10.14-10.14d (sicurezza).</w:t>
+              <w:t xml:space="preserve">Prove del collaudo V01: 7.17-7.22 (negativi, date inesistenti, buffer, conferma senza Banca Dati, percentuali nel CSV, formule nei CSV) e 8b.5-8b.5e, 8b.9b (simulatore e audit degli scenari).</w:t>
             </w:r>
           </w:p>
         </w:tc>
@@ -1663,7 +1663,7 @@
                 <w:sz w:val="18"/>
                 <w:szCs w:val="18"/>
               </w:rPr>
-              <w:t xml:space="preserve">3.7</w:t>
+              <w:t xml:space="preserve">3.8</w:t>
             </w:r>
           </w:p>
         </w:tc>
@@ -1729,7 +1729,7 @@
                 <w:sz w:val="18"/>
                 <w:szCs w:val="18"/>
               </w:rPr>
-              <w:t xml:space="preserve">Prove 10.6b (menu Amministratori) e 10.7 (menu enti).</w:t>
+              <w:t xml:space="preserve">Prove 10.14-10.14d (sicurezza).</w:t>
             </w:r>
           </w:p>
         </w:tc>
@@ -1799,7 +1799,7 @@
                 <w:sz w:val="18"/>
                 <w:szCs w:val="18"/>
               </w:rPr>
-              <w:t xml:space="preserve">3.6</w:t>
+              <w:t xml:space="preserve">3.7</w:t>
             </w:r>
           </w:p>
         </w:tc>
@@ -1863,7 +1863,7 @@
                 <w:sz w:val="18"/>
                 <w:szCs w:val="18"/>
               </w:rPr>
-              <w:t xml:space="preserve">Sezione «Audit User». Voce «Marketplaces» in arrivo.</w:t>
+              <w:t xml:space="preserve">Prove 10.6b (menu Amministratori) e 10.7 (menu enti).</w:t>
             </w:r>
           </w:p>
         </w:tc>
@@ -1933,7 +1933,7 @@
                 <w:sz w:val="18"/>
                 <w:szCs w:val="18"/>
               </w:rPr>
-              <w:t xml:space="preserve">3.5</w:t>
+              <w:t xml:space="preserve">3.6</w:t>
             </w:r>
           </w:p>
         </w:tc>
@@ -1999,7 +1999,7 @@
                 <w:sz w:val="18"/>
                 <w:szCs w:val="18"/>
               </w:rPr>
-              <w:t xml:space="preserve">Prove 10.12b-10.13d (Audit trail user).</w:t>
+              <w:t xml:space="preserve">Sezione «Audit User». Voce «Marketplaces» in arrivo.</w:t>
             </w:r>
           </w:p>
         </w:tc>
@@ -2069,7 +2069,7 @@
                 <w:sz w:val="18"/>
                 <w:szCs w:val="18"/>
               </w:rPr>
-              <w:t xml:space="preserve">3.4</w:t>
+              <w:t xml:space="preserve">3.5</w:t>
             </w:r>
           </w:p>
         </w:tc>
@@ -2133,7 +2133,7 @@
                 <w:sz w:val="18"/>
                 <w:szCs w:val="18"/>
               </w:rPr>
-              <w:t xml:space="preserve">Prove 8b.7-8b.7e (PDF, Excel, telefono), 10.12 (utenti online), 10.11d.</w:t>
+              <w:t xml:space="preserve">Prove 10.12b-10.13d (Audit trail user).</w:t>
             </w:r>
           </w:p>
         </w:tc>
@@ -2203,7 +2203,7 @@
                 <w:sz w:val="18"/>
                 <w:szCs w:val="18"/>
               </w:rPr>
-              <w:t xml:space="preserve">3.3</w:t>
+              <w:t xml:space="preserve">3.4</w:t>
             </w:r>
           </w:p>
         </w:tc>
@@ -2236,7 +2236,7 @@
                 <w:sz w:val="18"/>
                 <w:szCs w:val="18"/>
               </w:rPr>
-              <w:t xml:space="preserve">19/10/2026</w:t>
+              <w:t xml:space="preserve">20/10/2026</w:t>
             </w:r>
           </w:p>
         </w:tc>
@@ -2269,7 +2269,7 @@
                 <w:sz w:val="18"/>
                 <w:szCs w:val="18"/>
               </w:rPr>
-              <w:t xml:space="preserve">Prova 10.11: messaggio d'attesa «Un attimo…».</w:t>
+              <w:t xml:space="preserve">Prove 8b.7-8b.7e (PDF, Excel, telefono), 10.12 (utenti online), 10.11d.</w:t>
             </w:r>
           </w:p>
         </w:tc>
@@ -2339,7 +2339,7 @@
                 <w:sz w:val="18"/>
                 <w:szCs w:val="18"/>
               </w:rPr>
-              <w:t xml:space="preserve">3.2</w:t>
+              <w:t xml:space="preserve">3.3</w:t>
             </w:r>
           </w:p>
         </w:tc>
@@ -2403,7 +2403,7 @@
                 <w:sz w:val="18"/>
                 <w:szCs w:val="18"/>
               </w:rPr>
-              <w:t xml:space="preserve">Prova 10.11 aggiornata con l'assistente attivo e i messaggi d'errore della Console.</w:t>
+              <w:t xml:space="preserve">Prova 10.11: messaggio d'attesa «Un attimo…».</w:t>
             </w:r>
           </w:p>
         </w:tc>
@@ -2473,7 +2473,7 @@
                 <w:sz w:val="18"/>
                 <w:szCs w:val="18"/>
               </w:rPr>
-              <w:t xml:space="preserve">3.1</w:t>
+              <w:t xml:space="preserve">3.2</w:t>
             </w:r>
           </w:p>
         </w:tc>
@@ -2539,7 +2539,7 @@
                 <w:sz w:val="18"/>
                 <w:szCs w:val="18"/>
               </w:rPr>
-              <w:t xml:space="preserve">Prove 10.11-10.11c: assistente virtuale e documenti ufficiali.</w:t>
+              <w:t xml:space="preserve">Prova 10.11 aggiornata con l'assistente attivo e i messaggi d'errore della Console.</w:t>
             </w:r>
           </w:p>
         </w:tc>
@@ -2609,7 +2609,7 @@
                 <w:sz w:val="18"/>
                 <w:szCs w:val="18"/>
               </w:rPr>
-              <w:t xml:space="preserve">3.0</w:t>
+              <w:t xml:space="preserve">3.1</w:t>
             </w:r>
           </w:p>
         </w:tc>
@@ -2673,7 +2673,7 @@
                 <w:sz w:val="18"/>
                 <w:szCs w:val="18"/>
               </w:rPr>
-              <w:t xml:space="preserve">Prova 10.10c: ordinamento.</w:t>
+              <w:t xml:space="preserve">Prove 10.11-10.11c: assistente virtuale e documenti ufficiali.</w:t>
             </w:r>
           </w:p>
         </w:tc>
@@ -2743,7 +2743,7 @@
                 <w:sz w:val="18"/>
                 <w:szCs w:val="18"/>
               </w:rPr>
-              <w:t xml:space="preserve">2.9</w:t>
+              <w:t xml:space="preserve">3.0</w:t>
             </w:r>
           </w:p>
         </w:tc>
@@ -2809,7 +2809,7 @@
                 <w:sz w:val="18"/>
                 <w:szCs w:val="18"/>
               </w:rPr>
-              <w:t xml:space="preserve">Prove 8b.3b e 8b.3c: metodo per utenza, buffer e taratura.</w:t>
+              <w:t xml:space="preserve">Prova 10.10c: ordinamento.</w:t>
             </w:r>
           </w:p>
         </w:tc>
@@ -2879,7 +2879,7 @@
                 <w:sz w:val="18"/>
                 <w:szCs w:val="18"/>
               </w:rPr>
-              <w:t xml:space="preserve">2.8</w:t>
+              <w:t xml:space="preserve">2.9</w:t>
             </w:r>
           </w:p>
         </w:tc>
@@ -2943,7 +2943,7 @@
                 <w:sz w:val="18"/>
                 <w:szCs w:val="18"/>
               </w:rPr>
-              <w:t xml:space="preserve">Prova 10.10b: barra a LED della Dashboard.</w:t>
+              <w:t xml:space="preserve">Prove 8b.3b e 8b.3c: metodo per utenza, buffer e taratura.</w:t>
             </w:r>
           </w:p>
         </w:tc>
@@ -3013,7 +3013,7 @@
                 <w:sz w:val="18"/>
                 <w:szCs w:val="18"/>
               </w:rPr>
-              <w:t xml:space="preserve">2.7</w:t>
+              <w:t xml:space="preserve">2.8</w:t>
             </w:r>
           </w:p>
         </w:tc>
@@ -3079,7 +3079,7 @@
                 <w:sz w:val="18"/>
                 <w:szCs w:val="18"/>
               </w:rPr>
-              <w:t xml:space="preserve">Prova 1.3d: eliminazione di un utente mai attivo.</w:t>
+              <w:t xml:space="preserve">Prova 10.10b: barra a LED della Dashboard.</w:t>
             </w:r>
           </w:p>
         </w:tc>
@@ -3149,7 +3149,7 @@
                 <w:sz w:val="18"/>
                 <w:szCs w:val="18"/>
               </w:rPr>
-              <w:t xml:space="preserve">2.6</w:t>
+              <w:t xml:space="preserve">2.7</w:t>
             </w:r>
           </w:p>
         </w:tc>
@@ -3213,7 +3213,7 @@
                 <w:sz w:val="18"/>
                 <w:szCs w:val="18"/>
               </w:rPr>
-              <w:t xml:space="preserve">Prove 1.3 e 1.3c: email con le credenziali.</w:t>
+              <w:t xml:space="preserve">Prova 1.3d: eliminazione di un utente mai attivo.</w:t>
             </w:r>
           </w:p>
         </w:tc>
@@ -3283,7 +3283,7 @@
                 <w:sz w:val="18"/>
                 <w:szCs w:val="18"/>
               </w:rPr>
-              <w:t xml:space="preserve">2.5</w:t>
+              <w:t xml:space="preserve">2.6</w:t>
             </w:r>
           </w:p>
         </w:tc>
@@ -3349,7 +3349,7 @@
                 <w:sz w:val="18"/>
                 <w:szCs w:val="18"/>
               </w:rPr>
-              <w:t xml:space="preserve">Prove 1.3a-1.3a3: nomina di un Amministratore e protezione del principale.</w:t>
+              <w:t xml:space="preserve">Prove 1.3 e 1.3c: email con le credenziali.</w:t>
             </w:r>
           </w:p>
         </w:tc>
@@ -3419,7 +3419,7 @@
                 <w:sz w:val="18"/>
                 <w:szCs w:val="18"/>
               </w:rPr>
-              <w:t xml:space="preserve">2.4</w:t>
+              <w:t xml:space="preserve">2.5</w:t>
             </w:r>
           </w:p>
         </w:tc>
@@ -3483,7 +3483,7 @@
                 <w:sz w:val="18"/>
                 <w:szCs w:val="18"/>
               </w:rPr>
-              <w:t xml:space="preserve">Prove 8b.7c e 8b.7d: costi Caso 1 e Caso 2.</w:t>
+              <w:t xml:space="preserve">Prove 1.3a-1.3a3: nomina di un Amministratore e protezione del principale.</w:t>
             </w:r>
           </w:p>
         </w:tc>
@@ -3553,7 +3553,7 @@
                 <w:sz w:val="18"/>
                 <w:szCs w:val="18"/>
               </w:rPr>
-              <w:t xml:space="preserve">2.3</w:t>
+              <w:t xml:space="preserve">2.4</w:t>
             </w:r>
           </w:p>
         </w:tc>
@@ -3619,7 +3619,7 @@
                 <w:sz w:val="18"/>
                 <w:szCs w:val="18"/>
               </w:rPr>
-              <w:t xml:space="preserve">Prova 8b.7b aggiornata: valore del credito anno per anno.</w:t>
+              <w:t xml:space="preserve">Prove 8b.7c e 8b.7d: costi Caso 1 e Caso 2.</w:t>
             </w:r>
           </w:p>
         </w:tc>
@@ -3689,7 +3689,7 @@
                 <w:sz w:val="18"/>
                 <w:szCs w:val="18"/>
               </w:rPr>
-              <w:t xml:space="preserve">2.2</w:t>
+              <w:t xml:space="preserve">2.3</w:t>
             </w:r>
           </w:p>
         </w:tc>
@@ -3753,7 +3753,7 @@
                 <w:sz w:val="18"/>
                 <w:szCs w:val="18"/>
               </w:rPr>
-              <w:t xml:space="preserve">Prova 8b.7b della simulazione economica (ricavi e costi per il Comune).</w:t>
+              <w:t xml:space="preserve">Prova 8b.7b aggiornata: valore del credito anno per anno.</w:t>
             </w:r>
           </w:p>
         </w:tc>
@@ -3823,7 +3823,7 @@
                 <w:sz w:val="18"/>
                 <w:szCs w:val="18"/>
               </w:rPr>
-              <w:t xml:space="preserve">2.1</w:t>
+              <w:t xml:space="preserve">2.2</w:t>
             </w:r>
           </w:p>
         </w:tc>
@@ -3889,7 +3889,7 @@
                 <w:sz w:val="18"/>
                 <w:szCs w:val="18"/>
               </w:rPr>
-              <w:t xml:space="preserve">Prove 8b.2b e 8b.2c (scenario di riferimento e situazione attuale).</w:t>
+              <w:t xml:space="preserve">Prova 8b.7b della simulazione economica (ricavi e costi per il Comune).</w:t>
             </w:r>
           </w:p>
         </w:tc>
@@ -3959,7 +3959,7 @@
                 <w:sz w:val="18"/>
                 <w:szCs w:val="18"/>
               </w:rPr>
-              <w:t xml:space="preserve">2.0</w:t>
+              <w:t xml:space="preserve">2.1</w:t>
             </w:r>
           </w:p>
         </w:tc>
@@ -4023,7 +4023,7 @@
                 <w:sz w:val="18"/>
                 <w:szCs w:val="18"/>
               </w:rPr>
-              <w:t xml:space="preserve">Prove 8b del simulatore di scenari.</w:t>
+              <w:t xml:space="preserve">Prove 8b.2b e 8b.2c (scenario di riferimento e situazione attuale).</w:t>
             </w:r>
           </w:p>
         </w:tc>
@@ -4093,7 +4093,7 @@
                 <w:sz w:val="18"/>
                 <w:szCs w:val="18"/>
               </w:rPr>
-              <w:t xml:space="preserve">1.9</w:t>
+              <w:t xml:space="preserve">2.0</w:t>
             </w:r>
           </w:p>
         </w:tc>
@@ -4159,7 +4159,7 @@
                 <w:sz w:val="18"/>
                 <w:szCs w:val="18"/>
               </w:rPr>
-              <w:t xml:space="preserve">In sviluppo: simulatore di scenari e assistente virtuale.</w:t>
+              <w:t xml:space="preserve">Prove 8b del simulatore di scenari.</w:t>
             </w:r>
           </w:p>
         </w:tc>
@@ -4229,7 +4229,7 @@
                 <w:sz w:val="18"/>
                 <w:szCs w:val="18"/>
               </w:rPr>
-              <w:t xml:space="preserve">1.8</w:t>
+              <w:t xml:space="preserve">1.9</w:t>
             </w:r>
           </w:p>
         </w:tc>
@@ -4293,7 +4293,7 @@
                 <w:sz w:val="18"/>
                 <w:szCs w:val="18"/>
               </w:rPr>
-              <w:t xml:space="preserve">Tolto il limite noto sull'incarico del soggetto promotore del programma.</w:t>
+              <w:t xml:space="preserve">In sviluppo: simulatore di scenari e assistente virtuale.</w:t>
             </w:r>
           </w:p>
         </w:tc>
@@ -4363,7 +4363,7 @@
                 <w:sz w:val="18"/>
                 <w:szCs w:val="18"/>
               </w:rPr>
-              <w:t xml:space="preserve">1.7</w:t>
+              <w:t xml:space="preserve">1.8</w:t>
             </w:r>
           </w:p>
         </w:tc>
@@ -4396,7 +4396,7 @@
                 <w:sz w:val="18"/>
                 <w:szCs w:val="18"/>
               </w:rPr>
-              <w:t xml:space="preserve">18/10/2026</w:t>
+              <w:t xml:space="preserve">19/10/2026</w:t>
             </w:r>
           </w:p>
         </w:tc>
@@ -4429,7 +4429,7 @@
                 <w:sz w:val="18"/>
                 <w:szCs w:val="18"/>
               </w:rPr>
-              <w:t xml:space="preserve">Percorso di prova esteso alle funzioni dell'allineamento ai documenti CWP: territorio ISTAT, stati del Programma, Rapporto a 7 fasi, tariffe e sospensione, accuratezza, ritiro, account unico, crediti emessi, reclami, pagina pubblica, qualità dei dati.</w:t>
+              <w:t xml:space="preserve">Tolto il limite noto sull'incarico del soggetto promotore del programma.</w:t>
             </w:r>
           </w:p>
         </w:tc>
@@ -4499,7 +4499,7 @@
                 <w:sz w:val="18"/>
                 <w:szCs w:val="18"/>
               </w:rPr>
-              <w:t xml:space="preserve">1.6</w:t>
+              <w:t xml:space="preserve">1.7</w:t>
             </w:r>
           </w:p>
         </w:tc>
@@ -4563,7 +4563,7 @@
                 <w:sz w:val="18"/>
                 <w:szCs w:val="18"/>
               </w:rPr>
-              <w:t xml:space="preserve">Glossario: descrizione corretta del buffer (al massimo 80%).</w:t>
+              <w:t xml:space="preserve">Percorso di prova esteso alle funzioni dell'allineamento ai documenti CWP: territorio ISTAT, stati del Programma, Rapporto a 7 fasi, tariffe e sospensione, accuratezza, ritiro, account unico, crediti emessi, reclami, pagina pubblica, qualità dei dati.</w:t>
             </w:r>
           </w:p>
         </w:tc>
@@ -4633,7 +4633,7 @@
                 <w:sz w:val="18"/>
                 <w:szCs w:val="18"/>
               </w:rPr>
-              <w:t xml:space="preserve">1.5</w:t>
+              <w:t xml:space="preserve">1.6</w:t>
             </w:r>
           </w:p>
         </w:tc>
@@ -4699,7 +4699,7 @@
                 <w:sz w:val="18"/>
                 <w:szCs w:val="18"/>
               </w:rPr>
-              <w:t xml:space="preserve">Nuove prove 1.2b, 1.8, 3.7, 4.1b, 6.4, 6.5; prove 1.6, 1.7, 3.2, 4.1, 4.6, 5.4 e 6.3 aggiornate (anagrafiche, documenti richiesti, consultazione, Rapporti a 4 fasi, conservazione, fascicolo).</w:t>
+              <w:t xml:space="preserve">Glossario: descrizione corretta del buffer (al massimo 80%).</w:t>
             </w:r>
           </w:p>
         </w:tc>
@@ -4769,7 +4769,7 @@
                 <w:sz w:val="18"/>
                 <w:szCs w:val="18"/>
               </w:rPr>
-              <w:t xml:space="preserve">1.4</w:t>
+              <w:t xml:space="preserve">1.5</w:t>
             </w:r>
           </w:p>
         </w:tc>
@@ -4833,7 +4833,7 @@
                 <w:sz w:val="18"/>
                 <w:szCs w:val="18"/>
               </w:rPr>
-              <w:t xml:space="preserve">Nuova prova 7.12 (risultato azzerato dopo una modifica dei dati); prove successive del blocco 7 rinumerate; prova 8.4 estesa.</w:t>
+              <w:t xml:space="preserve">Nuove prove 1.2b, 1.8, 3.7, 4.1b, 6.4, 6.5; prove 1.6, 1.7, 3.2, 4.1, 4.6, 5.4 e 6.3 aggiornate (anagrafiche, documenti richiesti, consultazione, Rapporti a 4 fasi, conservazione, fascicolo).</w:t>
             </w:r>
           </w:p>
         </w:tc>
@@ -4903,7 +4903,7 @@
                 <w:sz w:val="18"/>
                 <w:szCs w:val="18"/>
               </w:rPr>
-              <w:t xml:space="preserve">1.3</w:t>
+              <w:t xml:space="preserve">1.4</w:t>
             </w:r>
           </w:p>
         </w:tc>
@@ -4969,7 +4969,7 @@
                 <w:sz w:val="18"/>
                 <w:szCs w:val="18"/>
               </w:rPr>
-              <w:t xml:space="preserve">Prove del rapporto PDF, del numero di registro e del registro dei crediti con le nuove versioni.</w:t>
+              <w:t xml:space="preserve">Nuova prova 7.12 (risultato azzerato dopo una modifica dei dati); prove successive del blocco 7 rinumerate; prova 8.4 estesa.</w:t>
             </w:r>
           </w:p>
         </w:tc>
@@ -5039,7 +5039,7 @@
                 <w:sz w:val="18"/>
                 <w:szCs w:val="18"/>
               </w:rPr>
-              <w:t xml:space="preserve">1.2</w:t>
+              <w:t xml:space="preserve">1.3</w:t>
             </w:r>
           </w:p>
         </w:tc>
@@ -5103,7 +5103,7 @@
                 <w:sz w:val="18"/>
                 <w:szCs w:val="18"/>
               </w:rPr>
-              <w:t xml:space="preserve">Calcolo crediti: prove di import del tracciato con i file di esempio (compilato, letture, dati personali) e dei controlli di coerenza.</w:t>
+              <w:t xml:space="preserve">Prove del rapporto PDF, del numero di registro e del registro dei crediti con le nuove versioni.</w:t>
             </w:r>
           </w:p>
         </w:tc>
@@ -5173,7 +5173,7 @@
                 <w:sz w:val="18"/>
                 <w:szCs w:val="18"/>
               </w:rPr>
-              <w:t xml:space="preserve">1.1</w:t>
+              <w:t xml:space="preserve">1.2</w:t>
             </w:r>
           </w:p>
         </w:tc>
@@ -5239,7 +5239,7 @@
                 <w:sz w:val="18"/>
                 <w:szCs w:val="18"/>
               </w:rPr>
-              <w:t xml:space="preserve">Prove per Enti di Validazione, modelli, note di fase, messaggi, pagamenti visibili al Comune, pratica sospesa, consultazione pubblica con conferma dell'email, limiti di invio ed errata corrige.</w:t>
+              <w:t xml:space="preserve">Calcolo crediti: prove di import del tracciato con i file di esempio (compilato, letture, dati personali) e dei controlli di coerenza.</w:t>
             </w:r>
           </w:p>
         </w:tc>
@@ -5309,6 +5309,140 @@
                 <w:sz w:val="18"/>
                 <w:szCs w:val="18"/>
               </w:rPr>
+              <w:t xml:space="preserve">1.1</w:t>
+            </w:r>
+          </w:p>
+        </w:tc>
+        <w:tc>
+          <w:tcPr>
+            <w:tcW w:type="dxa" w:w="1300"/>
+            <w:tcBorders>
+              <w:top w:val="single" w:color="D9D4C5" w:sz="4"/>
+              <w:left w:val="single" w:color="D9D4C5" w:sz="4"/>
+              <w:bottom w:val="single" w:color="D9D4C5" w:sz="4"/>
+              <w:right w:val="single" w:color="D9D4C5" w:sz="4"/>
+            </w:tcBorders>
+            <w:tcMar>
+              <w:top w:type="dxa" w:w="70"/>
+              <w:left w:type="dxa" w:w="110"/>
+              <w:bottom w:type="dxa" w:w="70"/>
+              <w:right w:type="dxa" w:w="110"/>
+            </w:tcMar>
+            <w:vAlign w:val="center"/>
+          </w:tcPr>
+          <w:p>
+            <w:pPr>
+              <w:spacing w:after="0" w:before="0"/>
+            </w:pPr>
+            <w:r>
+              <w:rPr>
+                <w:rFonts w:ascii="Arial" w:cs="Arial" w:eastAsia="Arial" w:hAnsi="Arial"/>
+                <w:color w:val="1B2118"/>
+                <w:sz w:val="18"/>
+                <w:szCs w:val="18"/>
+              </w:rPr>
+              <w:t xml:space="preserve">18/10/2026</w:t>
+            </w:r>
+          </w:p>
+        </w:tc>
+        <w:tc>
+          <w:tcPr>
+            <w:tcW w:type="dxa" w:w="5538"/>
+            <w:tcBorders>
+              <w:top w:val="single" w:color="D9D4C5" w:sz="4"/>
+              <w:left w:val="single" w:color="D9D4C5" w:sz="4"/>
+              <w:bottom w:val="single" w:color="D9D4C5" w:sz="4"/>
+              <w:right w:val="single" w:color="D9D4C5" w:sz="4"/>
+            </w:tcBorders>
+            <w:tcMar>
+              <w:top w:type="dxa" w:w="70"/>
+              <w:left w:type="dxa" w:w="110"/>
+              <w:bottom w:type="dxa" w:w="70"/>
+              <w:right w:type="dxa" w:w="110"/>
+            </w:tcMar>
+            <w:vAlign w:val="center"/>
+          </w:tcPr>
+          <w:p>
+            <w:pPr>
+              <w:spacing w:after="0" w:before="0"/>
+            </w:pPr>
+            <w:r>
+              <w:rPr>
+                <w:rFonts w:ascii="Arial" w:cs="Arial" w:eastAsia="Arial" w:hAnsi="Arial"/>
+                <w:color w:val="1B2118"/>
+                <w:sz w:val="18"/>
+                <w:szCs w:val="18"/>
+              </w:rPr>
+              <w:t xml:space="preserve">Prove per Enti di Validazione, modelli, note di fase, messaggi, pagamenti visibili al Comune, pratica sospesa, consultazione pubblica con conferma dell'email, limiti di invio ed errata corrige.</w:t>
+            </w:r>
+          </w:p>
+        </w:tc>
+        <w:tc>
+          <w:tcPr>
+            <w:tcW w:type="dxa" w:w="2000"/>
+            <w:tcBorders>
+              <w:top w:val="single" w:color="D9D4C5" w:sz="4"/>
+              <w:left w:val="single" w:color="D9D4C5" w:sz="4"/>
+              <w:bottom w:val="single" w:color="D9D4C5" w:sz="4"/>
+              <w:right w:val="single" w:color="D9D4C5" w:sz="4"/>
+            </w:tcBorders>
+            <w:tcMar>
+              <w:top w:type="dxa" w:w="70"/>
+              <w:left w:type="dxa" w:w="110"/>
+              <w:bottom w:type="dxa" w:w="70"/>
+              <w:right w:type="dxa" w:w="110"/>
+            </w:tcMar>
+            <w:vAlign w:val="center"/>
+          </w:tcPr>
+          <w:p>
+            <w:pPr>
+              <w:spacing w:after="0" w:before="0"/>
+            </w:pPr>
+            <w:r>
+              <w:rPr>
+                <w:rFonts w:ascii="Arial" w:cs="Arial" w:eastAsia="Arial" w:hAnsi="Arial"/>
+                <w:color w:val="1B2118"/>
+                <w:sz w:val="18"/>
+                <w:szCs w:val="18"/>
+              </w:rPr>
+              <w:t xml:space="preserve">Fondazione Operate</w:t>
+            </w:r>
+          </w:p>
+        </w:tc>
+      </w:tr>
+      <w:tr>
+        <w:trPr>
+          <w:cantSplit/>
+        </w:trPr>
+        <w:tc>
+          <w:tcPr>
+            <w:tcW w:type="dxa" w:w="800"/>
+            <w:tcBorders>
+              <w:top w:val="single" w:color="D9D4C5" w:sz="4"/>
+              <w:left w:val="single" w:color="D9D4C5" w:sz="4"/>
+              <w:bottom w:val="single" w:color="D9D4C5" w:sz="4"/>
+              <w:right w:val="single" w:color="D9D4C5" w:sz="4"/>
+            </w:tcBorders>
+            <w:shd w:fill="F6F4EE" w:color="auto" w:val="clear"/>
+            <w:tcMar>
+              <w:top w:type="dxa" w:w="70"/>
+              <w:left w:type="dxa" w:w="110"/>
+              <w:bottom w:type="dxa" w:w="70"/>
+              <w:right w:type="dxa" w:w="110"/>
+            </w:tcMar>
+            <w:vAlign w:val="center"/>
+          </w:tcPr>
+          <w:p>
+            <w:pPr>
+              <w:spacing w:after="0" w:before="0"/>
+            </w:pPr>
+            <w:r>
+              <w:rPr>
+                <w:rFonts w:ascii="Arial" w:cs="Arial" w:eastAsia="Arial" w:hAnsi="Arial"/>
+                <w:color w:val="1B2118"/>
+                <w:sz w:val="18"/>
+                <w:szCs w:val="18"/>
+              </w:rPr>
               <w:t xml:space="preserve">1.0</w:t>
             </w:r>
           </w:p>
@@ -5322,6 +5456,7 @@
               <w:bottom w:val="single" w:color="D9D4C5" w:sz="4"/>
               <w:right w:val="single" w:color="D9D4C5" w:sz="4"/>
             </w:tcBorders>
+            <w:shd w:fill="F6F4EE" w:color="auto" w:val="clear"/>
             <w:tcMar>
               <w:top w:type="dxa" w:w="70"/>
               <w:left w:type="dxa" w:w="110"/>
@@ -5354,6 +5489,7 @@
               <w:bottom w:val="single" w:color="D9D4C5" w:sz="4"/>
               <w:right w:val="single" w:color="D9D4C5" w:sz="4"/>
             </w:tcBorders>
+            <w:shd w:fill="F6F4EE" w:color="auto" w:val="clear"/>
             <w:tcMar>
               <w:top w:type="dxa" w:w="70"/>
               <w:left w:type="dxa" w:w="110"/>
@@ -5386,6 +5522,7 @@
               <w:bottom w:val="single" w:color="D9D4C5" w:sz="4"/>
               <w:right w:val="single" w:color="D9D4C5" w:sz="4"/>
             </w:tcBorders>
+            <w:shd w:fill="F6F4EE" w:color="auto" w:val="clear"/>
             <w:tcMar>
               <w:top w:type="dxa" w:w="70"/>
               <w:left w:type="dxa" w:w="110"/>
@@ -5427,7 +5564,7 @@
           <w:sz w:val="20"/>
           <w:szCs w:val="20"/>
         </w:rPr>
-        <w:t xml:space="preserve">Guida alla revisione 3.14 del 21/10/2026, allineata al portale e agli altri manuali. È aggiornata a ogni rilascio; la versione corrente si scarica dall'area Documentazione del portale (solo Amministratori).</w:t>
+        <w:t xml:space="preserve">Guida alla revisione 3.15 del 21/10/2026, allineata al portale e agli altri manuali. È aggiornata a ogni rilascio; la versione corrente si scarica dall'area Documentazione del portale (solo Amministratori).</w:t>
       </w:r>
     </w:p>
     <w:p>
@@ -5595,7 +5732,7 @@
             <w:szCs w:val="22"/>
           </w:rPr>
           <w:tab/>
-          <w:t xml:space="preserve">21</w:t>
+          <w:t xml:space="preserve">22</w:t>
         </w:r>
       </w:hyperlink>
     </w:p>
@@ -5801,7 +5938,7 @@
         </w:rPr>
         <w:t xml:space="preserve">Il portale: </w:t>
       </w:r>
-      <w:hyperlink w:history="1" r:id="rIdth8yn5lise8wxgjvv0inl">
+      <w:hyperlink w:history="1" r:id="rIdz9kg-hwpzkrt9mr4u0cyv">
         <w:r>
           <w:rPr>
             <w:rFonts w:ascii="Arial" w:cs="Arial" w:eastAsia="Arial" w:hAnsi="Arial"/>
@@ -30459,6 +30596,786 @@
                 <w:sz w:val="18"/>
                 <w:szCs w:val="18"/>
               </w:rPr>
+              <w:t xml:space="preserve">10.15</w:t>
+            </w:r>
+          </w:p>
+        </w:tc>
+        <w:tc>
+          <w:tcPr>
+            <w:tcW w:type="dxa" w:w="4314"/>
+            <w:tcBorders>
+              <w:top w:val="single" w:color="D9D4C5" w:sz="4"/>
+              <w:left w:val="single" w:color="D9D4C5" w:sz="4"/>
+              <w:bottom w:val="single" w:color="D9D4C5" w:sz="4"/>
+              <w:right w:val="single" w:color="D9D4C5" w:sz="4"/>
+            </w:tcBorders>
+            <w:shd w:fill="F6F4EE" w:color="auto" w:val="clear"/>
+            <w:tcMar>
+              <w:top w:type="dxa" w:w="70"/>
+              <w:left w:type="dxa" w:w="110"/>
+              <w:bottom w:type="dxa" w:w="70"/>
+              <w:right w:type="dxa" w:w="110"/>
+            </w:tcMar>
+            <w:vAlign w:val="center"/>
+          </w:tcPr>
+          <w:p>
+            <w:pPr>
+              <w:spacing w:after="0" w:before="0"/>
+            </w:pPr>
+            <w:r>
+              <w:rPr>
+                <w:rFonts w:ascii="Arial" w:cs="Arial" w:eastAsia="Arial" w:hAnsi="Arial"/>
+                <w:color w:val="1B2118"/>
+                <w:sz w:val="18"/>
+                <w:szCs w:val="18"/>
+              </w:rPr>
+              <w:t xml:space="preserve">[A] Aprite </w:t>
+            </w:r>
+            <w:r>
+              <w:rPr>
+                <w:rFonts w:ascii="Arial" w:cs="Arial" w:eastAsia="Arial" w:hAnsi="Arial"/>
+                <w:b/>
+                <w:bCs/>
+                <w:color w:val="1B2118"/>
+                <w:sz w:val="18"/>
+                <w:szCs w:val="18"/>
+              </w:rPr>
+              <w:t xml:space="preserve">News</w:t>
+            </w:r>
+            <w:r>
+              <w:rPr>
+                <w:rFonts w:ascii="Arial" w:cs="Arial" w:eastAsia="Arial" w:hAnsi="Arial"/>
+                <w:color w:val="1B2118"/>
+                <w:sz w:val="18"/>
+                <w:szCs w:val="18"/>
+              </w:rPr>
+              <w:t xml:space="preserve"> dal menu</w:t>
+            </w:r>
+          </w:p>
+        </w:tc>
+        <w:tc>
+          <w:tcPr>
+            <w:tcW w:type="dxa" w:w="4314"/>
+            <w:tcBorders>
+              <w:top w:val="single" w:color="D9D4C5" w:sz="4"/>
+              <w:left w:val="single" w:color="D9D4C5" w:sz="4"/>
+              <w:bottom w:val="single" w:color="D9D4C5" w:sz="4"/>
+              <w:right w:val="single" w:color="D9D4C5" w:sz="4"/>
+            </w:tcBorders>
+            <w:shd w:fill="F6F4EE" w:color="auto" w:val="clear"/>
+            <w:tcMar>
+              <w:top w:type="dxa" w:w="70"/>
+              <w:left w:type="dxa" w:w="110"/>
+              <w:bottom w:type="dxa" w:w="70"/>
+              <w:right w:type="dxa" w:w="110"/>
+            </w:tcMar>
+            <w:vAlign w:val="center"/>
+          </w:tcPr>
+          <w:p>
+            <w:pPr>
+              <w:spacing w:after="0" w:before="0"/>
+            </w:pPr>
+            <w:r>
+              <w:rPr>
+                <w:rFonts w:ascii="Arial" w:cs="Arial" w:eastAsia="Arial" w:hAnsi="Arial"/>
+                <w:color w:val="1B2118"/>
+                <w:sz w:val="18"/>
+                <w:szCs w:val="18"/>
+              </w:rPr>
+              <w:t xml:space="preserve">Pagina con data dell'ultima ricerca e della prossima (ogni 2 ore), riquadro «Prezzi citati» se ci sono prezzi, filtri per categoria con i conteggi, elenco di notizie con data, testata, categoria, rilevanza (pallini su 5), titolo e sintesi in italiano</w:t>
+            </w:r>
+          </w:p>
+        </w:tc>
+      </w:tr>
+      <w:tr>
+        <w:trPr>
+          <w:cantSplit/>
+        </w:trPr>
+        <w:tc>
+          <w:tcPr>
+            <w:tcW w:type="dxa" w:w="1010"/>
+            <w:tcBorders>
+              <w:top w:val="single" w:color="D9D4C5" w:sz="4"/>
+              <w:left w:val="single" w:color="D9D4C5" w:sz="4"/>
+              <w:bottom w:val="single" w:color="D9D4C5" w:sz="4"/>
+              <w:right w:val="single" w:color="D9D4C5" w:sz="4"/>
+            </w:tcBorders>
+            <w:tcMar>
+              <w:top w:type="dxa" w:w="70"/>
+              <w:left w:type="dxa" w:w="110"/>
+              <w:bottom w:type="dxa" w:w="70"/>
+              <w:right w:type="dxa" w:w="110"/>
+            </w:tcMar>
+            <w:vAlign w:val="center"/>
+          </w:tcPr>
+          <w:p>
+            <w:pPr>
+              <w:spacing w:after="0" w:before="0"/>
+            </w:pPr>
+            <w:r>
+              <w:rPr>
+                <w:rFonts w:ascii="Arial" w:cs="Arial" w:eastAsia="Arial" w:hAnsi="Arial"/>
+                <w:color w:val="1B2118"/>
+                <w:sz w:val="18"/>
+                <w:szCs w:val="18"/>
+              </w:rPr>
+              <w:t xml:space="preserve">10.15b</w:t>
+            </w:r>
+          </w:p>
+        </w:tc>
+        <w:tc>
+          <w:tcPr>
+            <w:tcW w:type="dxa" w:w="4314"/>
+            <w:tcBorders>
+              <w:top w:val="single" w:color="D9D4C5" w:sz="4"/>
+              <w:left w:val="single" w:color="D9D4C5" w:sz="4"/>
+              <w:bottom w:val="single" w:color="D9D4C5" w:sz="4"/>
+              <w:right w:val="single" w:color="D9D4C5" w:sz="4"/>
+            </w:tcBorders>
+            <w:tcMar>
+              <w:top w:type="dxa" w:w="70"/>
+              <w:left w:type="dxa" w:w="110"/>
+              <w:bottom w:type="dxa" w:w="70"/>
+              <w:right w:type="dxa" w:w="110"/>
+            </w:tcMar>
+            <w:vAlign w:val="center"/>
+          </w:tcPr>
+          <w:p>
+            <w:pPr>
+              <w:spacing w:after="0" w:before="0"/>
+            </w:pPr>
+            <w:r>
+              <w:rPr>
+                <w:rFonts w:ascii="Arial" w:cs="Arial" w:eastAsia="Arial" w:hAnsi="Arial"/>
+                <w:color w:val="1B2118"/>
+                <w:sz w:val="18"/>
+                <w:szCs w:val="18"/>
+              </w:rPr>
+              <w:t xml:space="preserve">Leggete 10 notizie a caso e apritene 3</w:t>
+            </w:r>
+          </w:p>
+        </w:tc>
+        <w:tc>
+          <w:tcPr>
+            <w:tcW w:type="dxa" w:w="4314"/>
+            <w:tcBorders>
+              <w:top w:val="single" w:color="D9D4C5" w:sz="4"/>
+              <w:left w:val="single" w:color="D9D4C5" w:sz="4"/>
+              <w:bottom w:val="single" w:color="D9D4C5" w:sz="4"/>
+              <w:right w:val="single" w:color="D9D4C5" w:sz="4"/>
+            </w:tcBorders>
+            <w:tcMar>
+              <w:top w:type="dxa" w:w="70"/>
+              <w:left w:type="dxa" w:w="110"/>
+              <w:bottom w:type="dxa" w:w="70"/>
+              <w:right w:type="dxa" w:w="110"/>
+            </w:tcMar>
+            <w:vAlign w:val="center"/>
+          </w:tcPr>
+          <w:p>
+            <w:pPr>
+              <w:spacing w:after="0" w:before="0"/>
+            </w:pPr>
+            <w:r>
+              <w:rPr>
+                <w:rFonts w:ascii="Arial" w:cs="Arial" w:eastAsia="Arial" w:hAnsi="Arial"/>
+                <w:color w:val="1B2118"/>
+                <w:sz w:val="18"/>
+                <w:szCs w:val="18"/>
+              </w:rPr>
+              <w:t xml:space="preserve">Tutte parlano di crediti di carbonio volontari (mercato, marketplace, prezzi, standard e registri, regole, progetti); il titolo apre l'articolo originale in una nuova scheda</w:t>
+            </w:r>
+          </w:p>
+        </w:tc>
+      </w:tr>
+      <w:tr>
+        <w:trPr>
+          <w:cantSplit/>
+        </w:trPr>
+        <w:tc>
+          <w:tcPr>
+            <w:tcW w:type="dxa" w:w="1010"/>
+            <w:tcBorders>
+              <w:top w:val="single" w:color="D9D4C5" w:sz="4"/>
+              <w:left w:val="single" w:color="D9D4C5" w:sz="4"/>
+              <w:bottom w:val="single" w:color="D9D4C5" w:sz="4"/>
+              <w:right w:val="single" w:color="D9D4C5" w:sz="4"/>
+            </w:tcBorders>
+            <w:shd w:fill="F6F4EE" w:color="auto" w:val="clear"/>
+            <w:tcMar>
+              <w:top w:type="dxa" w:w="70"/>
+              <w:left w:type="dxa" w:w="110"/>
+              <w:bottom w:type="dxa" w:w="70"/>
+              <w:right w:type="dxa" w:w="110"/>
+            </w:tcMar>
+            <w:vAlign w:val="center"/>
+          </w:tcPr>
+          <w:p>
+            <w:pPr>
+              <w:spacing w:after="0" w:before="0"/>
+            </w:pPr>
+            <w:r>
+              <w:rPr>
+                <w:rFonts w:ascii="Arial" w:cs="Arial" w:eastAsia="Arial" w:hAnsi="Arial"/>
+                <w:color w:val="1B2118"/>
+                <w:sz w:val="18"/>
+                <w:szCs w:val="18"/>
+              </w:rPr>
+              <w:t xml:space="preserve">10.15c</w:t>
+            </w:r>
+          </w:p>
+        </w:tc>
+        <w:tc>
+          <w:tcPr>
+            <w:tcW w:type="dxa" w:w="4314"/>
+            <w:tcBorders>
+              <w:top w:val="single" w:color="D9D4C5" w:sz="4"/>
+              <w:left w:val="single" w:color="D9D4C5" w:sz="4"/>
+              <w:bottom w:val="single" w:color="D9D4C5" w:sz="4"/>
+              <w:right w:val="single" w:color="D9D4C5" w:sz="4"/>
+            </w:tcBorders>
+            <w:shd w:fill="F6F4EE" w:color="auto" w:val="clear"/>
+            <w:tcMar>
+              <w:top w:type="dxa" w:w="70"/>
+              <w:left w:type="dxa" w:w="110"/>
+              <w:bottom w:type="dxa" w:w="70"/>
+              <w:right w:type="dxa" w:w="110"/>
+            </w:tcMar>
+            <w:vAlign w:val="center"/>
+          </w:tcPr>
+          <w:p>
+            <w:pPr>
+              <w:spacing w:after="0" w:before="0"/>
+            </w:pPr>
+            <w:r>
+              <w:rPr>
+                <w:rFonts w:ascii="Arial" w:cs="Arial" w:eastAsia="Arial" w:hAnsi="Arial"/>
+                <w:color w:val="1B2118"/>
+                <w:sz w:val="18"/>
+                <w:szCs w:val="18"/>
+              </w:rPr>
+              <w:t xml:space="preserve">Spuntate «Mostra le scartate dal filtro»</w:t>
+            </w:r>
+          </w:p>
+        </w:tc>
+        <w:tc>
+          <w:tcPr>
+            <w:tcW w:type="dxa" w:w="4314"/>
+            <w:tcBorders>
+              <w:top w:val="single" w:color="D9D4C5" w:sz="4"/>
+              <w:left w:val="single" w:color="D9D4C5" w:sz="4"/>
+              <w:bottom w:val="single" w:color="D9D4C5" w:sz="4"/>
+              <w:right w:val="single" w:color="D9D4C5" w:sz="4"/>
+            </w:tcBorders>
+            <w:shd w:fill="F6F4EE" w:color="auto" w:val="clear"/>
+            <w:tcMar>
+              <w:top w:type="dxa" w:w="70"/>
+              <w:left w:type="dxa" w:w="110"/>
+              <w:bottom w:type="dxa" w:w="70"/>
+              <w:right w:type="dxa" w:w="110"/>
+            </w:tcMar>
+            <w:vAlign w:val="center"/>
+          </w:tcPr>
+          <w:p>
+            <w:pPr>
+              <w:spacing w:after="0" w:before="0"/>
+            </w:pPr>
+            <w:r>
+              <w:rPr>
+                <w:rFonts w:ascii="Arial" w:cs="Arial" w:eastAsia="Arial" w:hAnsi="Arial"/>
+                <w:color w:val="1B2118"/>
+                <w:sz w:val="18"/>
+                <w:szCs w:val="18"/>
+              </w:rPr>
+              <w:t xml:space="preserve">Compaiono anche le notizie non attinenti con l'etichetta «Scartata dal filtro» e il motivo (es. solo EU ETS, certificati del GSE)</w:t>
+            </w:r>
+          </w:p>
+        </w:tc>
+      </w:tr>
+      <w:tr>
+        <w:trPr>
+          <w:cantSplit/>
+        </w:trPr>
+        <w:tc>
+          <w:tcPr>
+            <w:tcW w:type="dxa" w:w="1010"/>
+            <w:tcBorders>
+              <w:top w:val="single" w:color="D9D4C5" w:sz="4"/>
+              <w:left w:val="single" w:color="D9D4C5" w:sz="4"/>
+              <w:bottom w:val="single" w:color="D9D4C5" w:sz="4"/>
+              <w:right w:val="single" w:color="D9D4C5" w:sz="4"/>
+            </w:tcBorders>
+            <w:tcMar>
+              <w:top w:type="dxa" w:w="70"/>
+              <w:left w:type="dxa" w:w="110"/>
+              <w:bottom w:type="dxa" w:w="70"/>
+              <w:right w:type="dxa" w:w="110"/>
+            </w:tcMar>
+            <w:vAlign w:val="center"/>
+          </w:tcPr>
+          <w:p>
+            <w:pPr>
+              <w:spacing w:after="0" w:before="0"/>
+            </w:pPr>
+            <w:r>
+              <w:rPr>
+                <w:rFonts w:ascii="Arial" w:cs="Arial" w:eastAsia="Arial" w:hAnsi="Arial"/>
+                <w:color w:val="1B2118"/>
+                <w:sz w:val="18"/>
+                <w:szCs w:val="18"/>
+              </w:rPr>
+              <w:t xml:space="preserve">10.15d</w:t>
+            </w:r>
+          </w:p>
+        </w:tc>
+        <w:tc>
+          <w:tcPr>
+            <w:tcW w:type="dxa" w:w="4314"/>
+            <w:tcBorders>
+              <w:top w:val="single" w:color="D9D4C5" w:sz="4"/>
+              <w:left w:val="single" w:color="D9D4C5" w:sz="4"/>
+              <w:bottom w:val="single" w:color="D9D4C5" w:sz="4"/>
+              <w:right w:val="single" w:color="D9D4C5" w:sz="4"/>
+            </w:tcBorders>
+            <w:tcMar>
+              <w:top w:type="dxa" w:w="70"/>
+              <w:left w:type="dxa" w:w="110"/>
+              <w:bottom w:type="dxa" w:w="70"/>
+              <w:right w:type="dxa" w:w="110"/>
+            </w:tcMar>
+            <w:vAlign w:val="center"/>
+          </w:tcPr>
+          <w:p>
+            <w:pPr>
+              <w:spacing w:after="0" w:before="0"/>
+            </w:pPr>
+            <w:r>
+              <w:rPr>
+                <w:rFonts w:ascii="Arial" w:cs="Arial" w:eastAsia="Arial" w:hAnsi="Arial"/>
+                <w:color w:val="1B2118"/>
+                <w:sz w:val="18"/>
+                <w:szCs w:val="18"/>
+              </w:rPr>
+              <w:t xml:space="preserve">Premete </w:t>
+            </w:r>
+            <w:r>
+              <w:rPr>
+                <w:rFonts w:ascii="Arial" w:cs="Arial" w:eastAsia="Arial" w:hAnsi="Arial"/>
+                <w:b/>
+                <w:bCs/>
+                <w:color w:val="1B2118"/>
+                <w:sz w:val="18"/>
+                <w:szCs w:val="18"/>
+              </w:rPr>
+              <w:t xml:space="preserve">Aggiorna ora</w:t>
+            </w:r>
+            <w:r>
+              <w:rPr>
+                <w:rFonts w:ascii="Arial" w:cs="Arial" w:eastAsia="Arial" w:hAnsi="Arial"/>
+                <w:color w:val="1B2118"/>
+                <w:sz w:val="18"/>
+                <w:szCs w:val="18"/>
+              </w:rPr>
+              <w:t xml:space="preserve">, poi subito di nuovo</w:t>
+            </w:r>
+          </w:p>
+        </w:tc>
+        <w:tc>
+          <w:tcPr>
+            <w:tcW w:type="dxa" w:w="4314"/>
+            <w:tcBorders>
+              <w:top w:val="single" w:color="D9D4C5" w:sz="4"/>
+              <w:left w:val="single" w:color="D9D4C5" w:sz="4"/>
+              <w:bottom w:val="single" w:color="D9D4C5" w:sz="4"/>
+              <w:right w:val="single" w:color="D9D4C5" w:sz="4"/>
+            </w:tcBorders>
+            <w:tcMar>
+              <w:top w:type="dxa" w:w="70"/>
+              <w:left w:type="dxa" w:w="110"/>
+              <w:bottom w:type="dxa" w:w="70"/>
+              <w:right w:type="dxa" w:w="110"/>
+            </w:tcMar>
+            <w:vAlign w:val="center"/>
+          </w:tcPr>
+          <w:p>
+            <w:pPr>
+              <w:spacing w:after="0" w:before="0"/>
+            </w:pPr>
+            <w:r>
+              <w:rPr>
+                <w:rFonts w:ascii="Arial" w:cs="Arial" w:eastAsia="Arial" w:hAnsi="Arial"/>
+                <w:color w:val="1B2118"/>
+                <w:sz w:val="18"/>
+                <w:szCs w:val="18"/>
+              </w:rPr>
+              <w:t xml:space="preserve">La prima volta, dopo 20-60 secondi, «Ricerca completata: n lette, n nuove, n attinenti»; la seconda «Ultima ricerca meno di 10 minuti fa»; il Registro ricerche mostra la ricerca «Aggiorna ora» con esito ok</w:t>
+            </w:r>
+          </w:p>
+        </w:tc>
+      </w:tr>
+      <w:tr>
+        <w:trPr>
+          <w:cantSplit/>
+        </w:trPr>
+        <w:tc>
+          <w:tcPr>
+            <w:tcW w:type="dxa" w:w="1010"/>
+            <w:tcBorders>
+              <w:top w:val="single" w:color="D9D4C5" w:sz="4"/>
+              <w:left w:val="single" w:color="D9D4C5" w:sz="4"/>
+              <w:bottom w:val="single" w:color="D9D4C5" w:sz="4"/>
+              <w:right w:val="single" w:color="D9D4C5" w:sz="4"/>
+            </w:tcBorders>
+            <w:shd w:fill="F6F4EE" w:color="auto" w:val="clear"/>
+            <w:tcMar>
+              <w:top w:type="dxa" w:w="70"/>
+              <w:left w:type="dxa" w:w="110"/>
+              <w:bottom w:type="dxa" w:w="70"/>
+              <w:right w:type="dxa" w:w="110"/>
+            </w:tcMar>
+            <w:vAlign w:val="center"/>
+          </w:tcPr>
+          <w:p>
+            <w:pPr>
+              <w:spacing w:after="0" w:before="0"/>
+            </w:pPr>
+            <w:r>
+              <w:rPr>
+                <w:rFonts w:ascii="Arial" w:cs="Arial" w:eastAsia="Arial" w:hAnsi="Arial"/>
+                <w:color w:val="1B2118"/>
+                <w:sz w:val="18"/>
+                <w:szCs w:val="18"/>
+              </w:rPr>
+              <w:t xml:space="preserve">10.15e</w:t>
+            </w:r>
+          </w:p>
+        </w:tc>
+        <w:tc>
+          <w:tcPr>
+            <w:tcW w:type="dxa" w:w="4314"/>
+            <w:tcBorders>
+              <w:top w:val="single" w:color="D9D4C5" w:sz="4"/>
+              <w:left w:val="single" w:color="D9D4C5" w:sz="4"/>
+              <w:bottom w:val="single" w:color="D9D4C5" w:sz="4"/>
+              <w:right w:val="single" w:color="D9D4C5" w:sz="4"/>
+            </w:tcBorders>
+            <w:shd w:fill="F6F4EE" w:color="auto" w:val="clear"/>
+            <w:tcMar>
+              <w:top w:type="dxa" w:w="70"/>
+              <w:left w:type="dxa" w:w="110"/>
+              <w:bottom w:type="dxa" w:w="70"/>
+              <w:right w:type="dxa" w:w="110"/>
+            </w:tcMar>
+            <w:vAlign w:val="center"/>
+          </w:tcPr>
+          <w:p>
+            <w:pPr>
+              <w:spacing w:after="0" w:before="0"/>
+            </w:pPr>
+            <w:r>
+              <w:rPr>
+                <w:rFonts w:ascii="Arial" w:cs="Arial" w:eastAsia="Arial" w:hAnsi="Arial"/>
+                <w:b/>
+                <w:bCs/>
+                <w:color w:val="1B2118"/>
+                <w:sz w:val="18"/>
+                <w:szCs w:val="18"/>
+              </w:rPr>
+              <w:t xml:space="preserve">Nascondi</w:t>
+            </w:r>
+            <w:r>
+              <w:rPr>
+                <w:rFonts w:ascii="Arial" w:cs="Arial" w:eastAsia="Arial" w:hAnsi="Arial"/>
+                <w:color w:val="1B2118"/>
+                <w:sz w:val="18"/>
+                <w:szCs w:val="18"/>
+              </w:rPr>
+              <w:t xml:space="preserve"> su una notizia, poi «Mostra le nascoste» e </w:t>
+            </w:r>
+            <w:r>
+              <w:rPr>
+                <w:rFonts w:ascii="Arial" w:cs="Arial" w:eastAsia="Arial" w:hAnsi="Arial"/>
+                <w:b/>
+                <w:bCs/>
+                <w:color w:val="1B2118"/>
+                <w:sz w:val="18"/>
+                <w:szCs w:val="18"/>
+              </w:rPr>
+              <w:t xml:space="preserve">Mostra di nuovo</w:t>
+            </w:r>
+          </w:p>
+        </w:tc>
+        <w:tc>
+          <w:tcPr>
+            <w:tcW w:type="dxa" w:w="4314"/>
+            <w:tcBorders>
+              <w:top w:val="single" w:color="D9D4C5" w:sz="4"/>
+              <w:left w:val="single" w:color="D9D4C5" w:sz="4"/>
+              <w:bottom w:val="single" w:color="D9D4C5" w:sz="4"/>
+              <w:right w:val="single" w:color="D9D4C5" w:sz="4"/>
+            </w:tcBorders>
+            <w:shd w:fill="F6F4EE" w:color="auto" w:val="clear"/>
+            <w:tcMar>
+              <w:top w:type="dxa" w:w="70"/>
+              <w:left w:type="dxa" w:w="110"/>
+              <w:bottom w:type="dxa" w:w="70"/>
+              <w:right w:type="dxa" w:w="110"/>
+            </w:tcMar>
+            <w:vAlign w:val="center"/>
+          </w:tcPr>
+          <w:p>
+            <w:pPr>
+              <w:spacing w:after="0" w:before="0"/>
+            </w:pPr>
+            <w:r>
+              <w:rPr>
+                <w:rFonts w:ascii="Arial" w:cs="Arial" w:eastAsia="Arial" w:hAnsi="Arial"/>
+                <w:color w:val="1B2118"/>
+                <w:sz w:val="18"/>
+                <w:szCs w:val="18"/>
+              </w:rPr>
+              <w:t xml:space="preserve">La notizia sparisce e ricompare</w:t>
+            </w:r>
+          </w:p>
+        </w:tc>
+      </w:tr>
+      <w:tr>
+        <w:trPr>
+          <w:cantSplit/>
+        </w:trPr>
+        <w:tc>
+          <w:tcPr>
+            <w:tcW w:type="dxa" w:w="1010"/>
+            <w:tcBorders>
+              <w:top w:val="single" w:color="D9D4C5" w:sz="4"/>
+              <w:left w:val="single" w:color="D9D4C5" w:sz="4"/>
+              <w:bottom w:val="single" w:color="D9D4C5" w:sz="4"/>
+              <w:right w:val="single" w:color="D9D4C5" w:sz="4"/>
+            </w:tcBorders>
+            <w:tcMar>
+              <w:top w:type="dxa" w:w="70"/>
+              <w:left w:type="dxa" w:w="110"/>
+              <w:bottom w:type="dxa" w:w="70"/>
+              <w:right w:type="dxa" w:w="110"/>
+            </w:tcMar>
+            <w:vAlign w:val="center"/>
+          </w:tcPr>
+          <w:p>
+            <w:pPr>
+              <w:spacing w:after="0" w:before="0"/>
+            </w:pPr>
+            <w:r>
+              <w:rPr>
+                <w:rFonts w:ascii="Arial" w:cs="Arial" w:eastAsia="Arial" w:hAnsi="Arial"/>
+                <w:color w:val="1B2118"/>
+                <w:sz w:val="18"/>
+                <w:szCs w:val="18"/>
+              </w:rPr>
+              <w:t xml:space="preserve">10.15f</w:t>
+            </w:r>
+          </w:p>
+        </w:tc>
+        <w:tc>
+          <w:tcPr>
+            <w:tcW w:type="dxa" w:w="4314"/>
+            <w:tcBorders>
+              <w:top w:val="single" w:color="D9D4C5" w:sz="4"/>
+              <w:left w:val="single" w:color="D9D4C5" w:sz="4"/>
+              <w:bottom w:val="single" w:color="D9D4C5" w:sz="4"/>
+              <w:right w:val="single" w:color="D9D4C5" w:sz="4"/>
+            </w:tcBorders>
+            <w:tcMar>
+              <w:top w:type="dxa" w:w="70"/>
+              <w:left w:type="dxa" w:w="110"/>
+              <w:bottom w:type="dxa" w:w="70"/>
+              <w:right w:type="dxa" w:w="110"/>
+            </w:tcMar>
+            <w:vAlign w:val="center"/>
+          </w:tcPr>
+          <w:p>
+            <w:pPr>
+              <w:spacing w:after="0" w:before="0"/>
+            </w:pPr>
+            <w:r>
+              <w:rPr>
+                <w:rFonts w:ascii="Arial" w:cs="Arial" w:eastAsia="Arial" w:hAnsi="Arial"/>
+                <w:color w:val="1B2118"/>
+                <w:sz w:val="18"/>
+                <w:szCs w:val="18"/>
+              </w:rPr>
+              <w:t xml:space="preserve">[O] e [C] Scrivete /news nell'indirizzo</w:t>
+            </w:r>
+          </w:p>
+        </w:tc>
+        <w:tc>
+          <w:tcPr>
+            <w:tcW w:type="dxa" w:w="4314"/>
+            <w:tcBorders>
+              <w:top w:val="single" w:color="D9D4C5" w:sz="4"/>
+              <w:left w:val="single" w:color="D9D4C5" w:sz="4"/>
+              <w:bottom w:val="single" w:color="D9D4C5" w:sz="4"/>
+              <w:right w:val="single" w:color="D9D4C5" w:sz="4"/>
+            </w:tcBorders>
+            <w:tcMar>
+              <w:top w:type="dxa" w:w="70"/>
+              <w:left w:type="dxa" w:w="110"/>
+              <w:bottom w:type="dxa" w:w="70"/>
+              <w:right w:type="dxa" w:w="110"/>
+            </w:tcMar>
+            <w:vAlign w:val="center"/>
+          </w:tcPr>
+          <w:p>
+            <w:pPr>
+              <w:spacing w:after="0" w:before="0"/>
+            </w:pPr>
+            <w:r>
+              <w:rPr>
+                <w:rFonts w:ascii="Arial" w:cs="Arial" w:eastAsia="Arial" w:hAnsi="Arial"/>
+                <w:color w:val="1B2118"/>
+                <w:sz w:val="18"/>
+                <w:szCs w:val="18"/>
+              </w:rPr>
+              <w:t xml:space="preserve">Nessuna voce News nel menu; la pagina dice «Questa sezione è riservata agli amministratori» e non mostra notizie</w:t>
+            </w:r>
+          </w:p>
+        </w:tc>
+      </w:tr>
+      <w:tr>
+        <w:trPr>
+          <w:cantSplit/>
+        </w:trPr>
+        <w:tc>
+          <w:tcPr>
+            <w:tcW w:type="dxa" w:w="1010"/>
+            <w:tcBorders>
+              <w:top w:val="single" w:color="D9D4C5" w:sz="4"/>
+              <w:left w:val="single" w:color="D9D4C5" w:sz="4"/>
+              <w:bottom w:val="single" w:color="D9D4C5" w:sz="4"/>
+              <w:right w:val="single" w:color="D9D4C5" w:sz="4"/>
+            </w:tcBorders>
+            <w:shd w:fill="F6F4EE" w:color="auto" w:val="clear"/>
+            <w:tcMar>
+              <w:top w:type="dxa" w:w="70"/>
+              <w:left w:type="dxa" w:w="110"/>
+              <w:bottom w:type="dxa" w:w="70"/>
+              <w:right w:type="dxa" w:w="110"/>
+            </w:tcMar>
+            <w:vAlign w:val="center"/>
+          </w:tcPr>
+          <w:p>
+            <w:pPr>
+              <w:spacing w:after="0" w:before="0"/>
+            </w:pPr>
+            <w:r>
+              <w:rPr>
+                <w:rFonts w:ascii="Arial" w:cs="Arial" w:eastAsia="Arial" w:hAnsi="Arial"/>
+                <w:color w:val="1B2118"/>
+                <w:sz w:val="18"/>
+                <w:szCs w:val="18"/>
+              </w:rPr>
+              <w:t xml:space="preserve">10.15g</w:t>
+            </w:r>
+          </w:p>
+        </w:tc>
+        <w:tc>
+          <w:tcPr>
+            <w:tcW w:type="dxa" w:w="4314"/>
+            <w:tcBorders>
+              <w:top w:val="single" w:color="D9D4C5" w:sz="4"/>
+              <w:left w:val="single" w:color="D9D4C5" w:sz="4"/>
+              <w:bottom w:val="single" w:color="D9D4C5" w:sz="4"/>
+              <w:right w:val="single" w:color="D9D4C5" w:sz="4"/>
+            </w:tcBorders>
+            <w:shd w:fill="F6F4EE" w:color="auto" w:val="clear"/>
+            <w:tcMar>
+              <w:top w:type="dxa" w:w="70"/>
+              <w:left w:type="dxa" w:w="110"/>
+              <w:bottom w:type="dxa" w:w="70"/>
+              <w:right w:type="dxa" w:w="110"/>
+            </w:tcMar>
+            <w:vAlign w:val="center"/>
+          </w:tcPr>
+          <w:p>
+            <w:pPr>
+              <w:spacing w:after="0" w:before="0"/>
+            </w:pPr>
+            <w:r>
+              <w:rPr>
+                <w:rFonts w:ascii="Arial" w:cs="Arial" w:eastAsia="Arial" w:hAnsi="Arial"/>
+                <w:color w:val="1B2118"/>
+                <w:sz w:val="18"/>
+                <w:szCs w:val="18"/>
+              </w:rPr>
+              <w:t xml:space="preserve">[A] Il giorno dopo aprite il Registro ricerche</w:t>
+            </w:r>
+          </w:p>
+        </w:tc>
+        <w:tc>
+          <w:tcPr>
+            <w:tcW w:type="dxa" w:w="4314"/>
+            <w:tcBorders>
+              <w:top w:val="single" w:color="D9D4C5" w:sz="4"/>
+              <w:left w:val="single" w:color="D9D4C5" w:sz="4"/>
+              <w:bottom w:val="single" w:color="D9D4C5" w:sz="4"/>
+              <w:right w:val="single" w:color="D9D4C5" w:sz="4"/>
+            </w:tcBorders>
+            <w:shd w:fill="F6F4EE" w:color="auto" w:val="clear"/>
+            <w:tcMar>
+              <w:top w:type="dxa" w:w="70"/>
+              <w:left w:type="dxa" w:w="110"/>
+              <w:bottom w:type="dxa" w:w="70"/>
+              <w:right w:type="dxa" w:w="110"/>
+            </w:tcMar>
+            <w:vAlign w:val="center"/>
+          </w:tcPr>
+          <w:p>
+            <w:pPr>
+              <w:spacing w:after="0" w:before="0"/>
+            </w:pPr>
+            <w:r>
+              <w:rPr>
+                <w:rFonts w:ascii="Arial" w:cs="Arial" w:eastAsia="Arial" w:hAnsi="Arial"/>
+                <w:color w:val="1B2118"/>
+                <w:sz w:val="18"/>
+                <w:szCs w:val="18"/>
+              </w:rPr>
+              <w:t xml:space="preserve">Ricerche «Automatica» ogni 2 ore con esito ok</w:t>
+            </w:r>
+          </w:p>
+        </w:tc>
+      </w:tr>
+      <w:tr>
+        <w:trPr>
+          <w:cantSplit/>
+        </w:trPr>
+        <w:tc>
+          <w:tcPr>
+            <w:tcW w:type="dxa" w:w="1010"/>
+            <w:tcBorders>
+              <w:top w:val="single" w:color="D9D4C5" w:sz="4"/>
+              <w:left w:val="single" w:color="D9D4C5" w:sz="4"/>
+              <w:bottom w:val="single" w:color="D9D4C5" w:sz="4"/>
+              <w:right w:val="single" w:color="D9D4C5" w:sz="4"/>
+            </w:tcBorders>
+            <w:tcMar>
+              <w:top w:type="dxa" w:w="70"/>
+              <w:left w:type="dxa" w:w="110"/>
+              <w:bottom w:type="dxa" w:w="70"/>
+              <w:right w:type="dxa" w:w="110"/>
+            </w:tcMar>
+            <w:vAlign w:val="center"/>
+          </w:tcPr>
+          <w:p>
+            <w:pPr>
+              <w:spacing w:after="0" w:before="0"/>
+            </w:pPr>
+            <w:r>
+              <w:rPr>
+                <w:rFonts w:ascii="Arial" w:cs="Arial" w:eastAsia="Arial" w:hAnsi="Arial"/>
+                <w:color w:val="1B2118"/>
+                <w:sz w:val="18"/>
+                <w:szCs w:val="18"/>
+              </w:rPr>
               <w:t xml:space="preserve">10.10b</w:t>
             </w:r>
           </w:p>
@@ -30472,7 +31389,6 @@
               <w:bottom w:val="single" w:color="D9D4C5" w:sz="4"/>
               <w:right w:val="single" w:color="D9D4C5" w:sz="4"/>
             </w:tcBorders>
-            <w:shd w:fill="F6F4EE" w:color="auto" w:val="clear"/>
             <w:tcMar>
               <w:top w:type="dxa" w:w="70"/>
               <w:left w:type="dxa" w:w="110"/>
@@ -30505,7 +31421,6 @@
               <w:bottom w:val="single" w:color="D9D4C5" w:sz="4"/>
               <w:right w:val="single" w:color="D9D4C5" w:sz="4"/>
             </w:tcBorders>
-            <w:shd w:fill="F6F4EE" w:color="auto" w:val="clear"/>
             <w:tcMar>
               <w:top w:type="dxa" w:w="70"/>
               <w:left w:type="dxa" w:w="110"/>
@@ -30976,7 +31891,7 @@
         <w:szCs w:val="16"/>
       </w:rPr>
       <w:tab/>
-      <w:t xml:space="preserve">Manuale Test · Rev. 3.14 · 21/10/2026</w:t>
+      <w:t xml:space="preserve">Manuale Test · Rev. 3.15 · 21/10/2026</w:t>
     </w:r>
   </w:p>
 </w:hdr>
@@ -31041,7 +31956,7 @@
         <w:szCs w:val="16"/>
       </w:rPr>
       <w:tab/>
-      <w:t xml:space="preserve">Manuale Test · Rev. 3.14 · 21/10/2026</w:t>
+      <w:t xml:space="preserve">Manuale Test · Rev. 3.15 · 21/10/2026</w:t>
     </w:r>
   </w:p>
 </w:hdr>

--- a/public/documentazione/Manuale_Test_Portale_CWP.docx
+++ b/public/documentazione/Manuale_Test_Portale_CWP.docx
@@ -302,7 +302,7 @@
                 <w:sz w:val="20"/>
                 <w:szCs w:val="20"/>
               </w:rPr>
-              <w:t xml:space="preserve">Rev. 3.15</w:t>
+              <w:t xml:space="preserve">Rev. 3.16</w:t>
             </w:r>
           </w:p>
         </w:tc>
@@ -719,7 +719,7 @@
                 <w:sz w:val="18"/>
                 <w:szCs w:val="18"/>
               </w:rPr>
-              <w:t xml:space="preserve">3.15</w:t>
+              <w:t xml:space="preserve">3.16</w:t>
             </w:r>
           </w:p>
         </w:tc>
@@ -783,7 +783,7 @@
                 <w:sz w:val="18"/>
                 <w:szCs w:val="18"/>
               </w:rPr>
-              <w:t xml:space="preserve">Prove 10.15-10.15g (News).</w:t>
+              <w:t xml:space="preserve">Prove 10.10d-10.10e (barra a LED, loghi); nomi Notizie CO2.</w:t>
             </w:r>
           </w:p>
         </w:tc>
@@ -853,7 +853,7 @@
                 <w:sz w:val="18"/>
                 <w:szCs w:val="18"/>
               </w:rPr>
-              <w:t xml:space="preserve">3.14</w:t>
+              <w:t xml:space="preserve">3.15</w:t>
             </w:r>
           </w:p>
         </w:tc>
@@ -919,7 +919,7 @@
                 <w:sz w:val="18"/>
                 <w:szCs w:val="18"/>
               </w:rPr>
-              <w:t xml:space="preserve">Prove 8b.7 aggiornata e 8b.7b (PDF della simulazione completo).</w:t>
+              <w:t xml:space="preserve">Prove 10.15-10.15g (News).</w:t>
             </w:r>
           </w:p>
         </w:tc>
@@ -989,7 +989,7 @@
                 <w:sz w:val="18"/>
                 <w:szCs w:val="18"/>
               </w:rPr>
-              <w:t xml:space="preserve">3.13</w:t>
+              <w:t xml:space="preserve">3.14</w:t>
             </w:r>
           </w:p>
         </w:tc>
@@ -1053,7 +1053,7 @@
                 <w:sz w:val="18"/>
                 <w:szCs w:val="18"/>
               </w:rPr>
-              <w:t xml:space="preserve">Prove 10.11e (pratica aperta) e 10.11f (Operatore).</w:t>
+              <w:t xml:space="preserve">Prove 8b.7 aggiornata e 8b.7b (PDF della simulazione completo).</w:t>
             </w:r>
           </w:p>
         </w:tc>
@@ -1123,7 +1123,7 @@
                 <w:sz w:val="18"/>
                 <w:szCs w:val="18"/>
               </w:rPr>
-              <w:t xml:space="preserve">3.12</w:t>
+              <w:t xml:space="preserve">3.13</w:t>
             </w:r>
           </w:p>
         </w:tc>
@@ -1189,7 +1189,7 @@
                 <w:sz w:val="18"/>
                 <w:szCs w:val="18"/>
               </w:rPr>
-              <w:t xml:space="preserve">Prova 7.23: caratteri incorporati nei PDF (R08).</w:t>
+              <w:t xml:space="preserve">Prove 10.11e (pratica aperta) e 10.11f (Operatore).</w:t>
             </w:r>
           </w:p>
         </w:tc>
@@ -1259,7 +1259,7 @@
                 <w:sz w:val="18"/>
                 <w:szCs w:val="18"/>
               </w:rPr>
-              <w:t xml:space="preserve">3.11</w:t>
+              <w:t xml:space="preserve">3.12</w:t>
             </w:r>
           </w:p>
         </w:tc>
@@ -1323,7 +1323,7 @@
                 <w:sz w:val="18"/>
                 <w:szCs w:val="18"/>
               </w:rPr>
-              <w:t xml:space="preserve">Le segnalazioni del collaudo confluiscono nel Registro issue e test.</w:t>
+              <w:t xml:space="preserve">Prova 7.23: caratteri incorporati nei PDF (R08).</w:t>
             </w:r>
           </w:p>
         </w:tc>
@@ -1393,7 +1393,7 @@
                 <w:sz w:val="18"/>
                 <w:szCs w:val="18"/>
               </w:rPr>
-              <w:t xml:space="preserve">3.10</w:t>
+              <w:t xml:space="preserve">3.11</w:t>
             </w:r>
           </w:p>
         </w:tc>
@@ -1459,7 +1459,7 @@
                 <w:sz w:val="18"/>
                 <w:szCs w:val="18"/>
               </w:rPr>
-              <w:t xml:space="preserve">Collaudo V05: prova 10.5 aggiornata (account disattivato) e nuova 10.5b (testi lunghi nell'Audit).</w:t>
+              <w:t xml:space="preserve">Le segnalazioni del collaudo confluiscono nel Registro issue e test.</w:t>
             </w:r>
           </w:p>
         </w:tc>
@@ -1529,7 +1529,7 @@
                 <w:sz w:val="18"/>
                 <w:szCs w:val="18"/>
               </w:rPr>
-              <w:t xml:space="preserve">3.9</w:t>
+              <w:t xml:space="preserve">3.10</w:t>
             </w:r>
           </w:p>
         </w:tc>
@@ -1561,7 +1561,7 @@
                 <w:sz w:val="18"/>
                 <w:szCs w:val="18"/>
               </w:rPr>
-              <w:t xml:space="preserve">20/10/2026</w:t>
+              <w:t xml:space="preserve">21/10/2026</w:t>
             </w:r>
           </w:p>
         </w:tc>
@@ -1593,7 +1593,7 @@
                 <w:sz w:val="18"/>
                 <w:szCs w:val="18"/>
               </w:rPr>
-              <w:t xml:space="preserve">Prove del collaudo V01: 7.17-7.22 (negativi, date inesistenti, buffer, conferma senza Banca Dati, percentuali nel CSV, formule nei CSV) e 8b.5-8b.5e, 8b.9b (simulatore e audit degli scenari).</w:t>
+              <w:t xml:space="preserve">Collaudo V05: prova 10.5 aggiornata (account disattivato) e nuova 10.5b (testi lunghi nell'Audit).</w:t>
             </w:r>
           </w:p>
         </w:tc>
@@ -1663,7 +1663,7 @@
                 <w:sz w:val="18"/>
                 <w:szCs w:val="18"/>
               </w:rPr>
-              <w:t xml:space="preserve">3.8</w:t>
+              <w:t xml:space="preserve">3.9</w:t>
             </w:r>
           </w:p>
         </w:tc>
@@ -1729,7 +1729,7 @@
                 <w:sz w:val="18"/>
                 <w:szCs w:val="18"/>
               </w:rPr>
-              <w:t xml:space="preserve">Prove 10.14-10.14d (sicurezza).</w:t>
+              <w:t xml:space="preserve">Prove del collaudo V01: 7.17-7.22 (negativi, date inesistenti, buffer, conferma senza Banca Dati, percentuali nel CSV, formule nei CSV) e 8b.5-8b.5e, 8b.9b (simulatore e audit degli scenari).</w:t>
             </w:r>
           </w:p>
         </w:tc>
@@ -1799,7 +1799,7 @@
                 <w:sz w:val="18"/>
                 <w:szCs w:val="18"/>
               </w:rPr>
-              <w:t xml:space="preserve">3.7</w:t>
+              <w:t xml:space="preserve">3.8</w:t>
             </w:r>
           </w:p>
         </w:tc>
@@ -1863,7 +1863,7 @@
                 <w:sz w:val="18"/>
                 <w:szCs w:val="18"/>
               </w:rPr>
-              <w:t xml:space="preserve">Prove 10.6b (menu Amministratori) e 10.7 (menu enti).</w:t>
+              <w:t xml:space="preserve">Prove 10.14-10.14d (sicurezza).</w:t>
             </w:r>
           </w:p>
         </w:tc>
@@ -1933,7 +1933,7 @@
                 <w:sz w:val="18"/>
                 <w:szCs w:val="18"/>
               </w:rPr>
-              <w:t xml:space="preserve">3.6</w:t>
+              <w:t xml:space="preserve">3.7</w:t>
             </w:r>
           </w:p>
         </w:tc>
@@ -1999,7 +1999,7 @@
                 <w:sz w:val="18"/>
                 <w:szCs w:val="18"/>
               </w:rPr>
-              <w:t xml:space="preserve">Sezione «Audit User». Voce «Marketplaces» in arrivo.</w:t>
+              <w:t xml:space="preserve">Prove 10.6b (menu Amministratori) e 10.7 (menu enti).</w:t>
             </w:r>
           </w:p>
         </w:tc>
@@ -2069,7 +2069,7 @@
                 <w:sz w:val="18"/>
                 <w:szCs w:val="18"/>
               </w:rPr>
-              <w:t xml:space="preserve">3.5</w:t>
+              <w:t xml:space="preserve">3.6</w:t>
             </w:r>
           </w:p>
         </w:tc>
@@ -2133,7 +2133,7 @@
                 <w:sz w:val="18"/>
                 <w:szCs w:val="18"/>
               </w:rPr>
-              <w:t xml:space="preserve">Prove 10.12b-10.13d (Audit trail user).</w:t>
+              <w:t xml:space="preserve">Sezione «Audit User». Voce «Marketplaces» in arrivo.</w:t>
             </w:r>
           </w:p>
         </w:tc>
@@ -2203,7 +2203,7 @@
                 <w:sz w:val="18"/>
                 <w:szCs w:val="18"/>
               </w:rPr>
-              <w:t xml:space="preserve">3.4</w:t>
+              <w:t xml:space="preserve">3.5</w:t>
             </w:r>
           </w:p>
         </w:tc>
@@ -2269,7 +2269,7 @@
                 <w:sz w:val="18"/>
                 <w:szCs w:val="18"/>
               </w:rPr>
-              <w:t xml:space="preserve">Prove 8b.7-8b.7e (PDF, Excel, telefono), 10.12 (utenti online), 10.11d.</w:t>
+              <w:t xml:space="preserve">Prove 10.12b-10.13d (Audit trail user).</w:t>
             </w:r>
           </w:p>
         </w:tc>
@@ -2339,7 +2339,7 @@
                 <w:sz w:val="18"/>
                 <w:szCs w:val="18"/>
               </w:rPr>
-              <w:t xml:space="preserve">3.3</w:t>
+              <w:t xml:space="preserve">3.4</w:t>
             </w:r>
           </w:p>
         </w:tc>
@@ -2371,7 +2371,7 @@
                 <w:sz w:val="18"/>
                 <w:szCs w:val="18"/>
               </w:rPr>
-              <w:t xml:space="preserve">19/10/2026</w:t>
+              <w:t xml:space="preserve">20/10/2026</w:t>
             </w:r>
           </w:p>
         </w:tc>
@@ -2403,7 +2403,7 @@
                 <w:sz w:val="18"/>
                 <w:szCs w:val="18"/>
               </w:rPr>
-              <w:t xml:space="preserve">Prova 10.11: messaggio d'attesa «Un attimo…».</w:t>
+              <w:t xml:space="preserve">Prove 8b.7-8b.7e (PDF, Excel, telefono), 10.12 (utenti online), 10.11d.</w:t>
             </w:r>
           </w:p>
         </w:tc>
@@ -2473,7 +2473,7 @@
                 <w:sz w:val="18"/>
                 <w:szCs w:val="18"/>
               </w:rPr>
-              <w:t xml:space="preserve">3.2</w:t>
+              <w:t xml:space="preserve">3.3</w:t>
             </w:r>
           </w:p>
         </w:tc>
@@ -2539,7 +2539,7 @@
                 <w:sz w:val="18"/>
                 <w:szCs w:val="18"/>
               </w:rPr>
-              <w:t xml:space="preserve">Prova 10.11 aggiornata con l'assistente attivo e i messaggi d'errore della Console.</w:t>
+              <w:t xml:space="preserve">Prova 10.11: messaggio d'attesa «Un attimo…».</w:t>
             </w:r>
           </w:p>
         </w:tc>
@@ -2609,7 +2609,7 @@
                 <w:sz w:val="18"/>
                 <w:szCs w:val="18"/>
               </w:rPr>
-              <w:t xml:space="preserve">3.1</w:t>
+              <w:t xml:space="preserve">3.2</w:t>
             </w:r>
           </w:p>
         </w:tc>
@@ -2673,7 +2673,7 @@
                 <w:sz w:val="18"/>
                 <w:szCs w:val="18"/>
               </w:rPr>
-              <w:t xml:space="preserve">Prove 10.11-10.11c: assistente virtuale e documenti ufficiali.</w:t>
+              <w:t xml:space="preserve">Prova 10.11 aggiornata con l'assistente attivo e i messaggi d'errore della Console.</w:t>
             </w:r>
           </w:p>
         </w:tc>
@@ -2743,7 +2743,7 @@
                 <w:sz w:val="18"/>
                 <w:szCs w:val="18"/>
               </w:rPr>
-              <w:t xml:space="preserve">3.0</w:t>
+              <w:t xml:space="preserve">3.1</w:t>
             </w:r>
           </w:p>
         </w:tc>
@@ -2809,7 +2809,7 @@
                 <w:sz w:val="18"/>
                 <w:szCs w:val="18"/>
               </w:rPr>
-              <w:t xml:space="preserve">Prova 10.10c: ordinamento.</w:t>
+              <w:t xml:space="preserve">Prove 10.11-10.11c: assistente virtuale e documenti ufficiali.</w:t>
             </w:r>
           </w:p>
         </w:tc>
@@ -2879,7 +2879,7 @@
                 <w:sz w:val="18"/>
                 <w:szCs w:val="18"/>
               </w:rPr>
-              <w:t xml:space="preserve">2.9</w:t>
+              <w:t xml:space="preserve">3.0</w:t>
             </w:r>
           </w:p>
         </w:tc>
@@ -2943,7 +2943,7 @@
                 <w:sz w:val="18"/>
                 <w:szCs w:val="18"/>
               </w:rPr>
-              <w:t xml:space="preserve">Prove 8b.3b e 8b.3c: metodo per utenza, buffer e taratura.</w:t>
+              <w:t xml:space="preserve">Prova 10.10c: ordinamento.</w:t>
             </w:r>
           </w:p>
         </w:tc>
@@ -3013,7 +3013,7 @@
                 <w:sz w:val="18"/>
                 <w:szCs w:val="18"/>
               </w:rPr>
-              <w:t xml:space="preserve">2.8</w:t>
+              <w:t xml:space="preserve">2.9</w:t>
             </w:r>
           </w:p>
         </w:tc>
@@ -3079,7 +3079,7 @@
                 <w:sz w:val="18"/>
                 <w:szCs w:val="18"/>
               </w:rPr>
-              <w:t xml:space="preserve">Prova 10.10b: barra a LED della Dashboard.</w:t>
+              <w:t xml:space="preserve">Prove 8b.3b e 8b.3c: metodo per utenza, buffer e taratura.</w:t>
             </w:r>
           </w:p>
         </w:tc>
@@ -3149,7 +3149,7 @@
                 <w:sz w:val="18"/>
                 <w:szCs w:val="18"/>
               </w:rPr>
-              <w:t xml:space="preserve">2.7</w:t>
+              <w:t xml:space="preserve">2.8</w:t>
             </w:r>
           </w:p>
         </w:tc>
@@ -3213,7 +3213,7 @@
                 <w:sz w:val="18"/>
                 <w:szCs w:val="18"/>
               </w:rPr>
-              <w:t xml:space="preserve">Prova 1.3d: eliminazione di un utente mai attivo.</w:t>
+              <w:t xml:space="preserve">Prova 10.10b: barra a LED della Dashboard.</w:t>
             </w:r>
           </w:p>
         </w:tc>
@@ -3283,7 +3283,7 @@
                 <w:sz w:val="18"/>
                 <w:szCs w:val="18"/>
               </w:rPr>
-              <w:t xml:space="preserve">2.6</w:t>
+              <w:t xml:space="preserve">2.7</w:t>
             </w:r>
           </w:p>
         </w:tc>
@@ -3349,7 +3349,7 @@
                 <w:sz w:val="18"/>
                 <w:szCs w:val="18"/>
               </w:rPr>
-              <w:t xml:space="preserve">Prove 1.3 e 1.3c: email con le credenziali.</w:t>
+              <w:t xml:space="preserve">Prova 1.3d: eliminazione di un utente mai attivo.</w:t>
             </w:r>
           </w:p>
         </w:tc>
@@ -3419,7 +3419,7 @@
                 <w:sz w:val="18"/>
                 <w:szCs w:val="18"/>
               </w:rPr>
-              <w:t xml:space="preserve">2.5</w:t>
+              <w:t xml:space="preserve">2.6</w:t>
             </w:r>
           </w:p>
         </w:tc>
@@ -3483,7 +3483,7 @@
                 <w:sz w:val="18"/>
                 <w:szCs w:val="18"/>
               </w:rPr>
-              <w:t xml:space="preserve">Prove 1.3a-1.3a3: nomina di un Amministratore e protezione del principale.</w:t>
+              <w:t xml:space="preserve">Prove 1.3 e 1.3c: email con le credenziali.</w:t>
             </w:r>
           </w:p>
         </w:tc>
@@ -3553,7 +3553,7 @@
                 <w:sz w:val="18"/>
                 <w:szCs w:val="18"/>
               </w:rPr>
-              <w:t xml:space="preserve">2.4</w:t>
+              <w:t xml:space="preserve">2.5</w:t>
             </w:r>
           </w:p>
         </w:tc>
@@ -3619,7 +3619,7 @@
                 <w:sz w:val="18"/>
                 <w:szCs w:val="18"/>
               </w:rPr>
-              <w:t xml:space="preserve">Prove 8b.7c e 8b.7d: costi Caso 1 e Caso 2.</w:t>
+              <w:t xml:space="preserve">Prove 1.3a-1.3a3: nomina di un Amministratore e protezione del principale.</w:t>
             </w:r>
           </w:p>
         </w:tc>
@@ -3689,7 +3689,7 @@
                 <w:sz w:val="18"/>
                 <w:szCs w:val="18"/>
               </w:rPr>
-              <w:t xml:space="preserve">2.3</w:t>
+              <w:t xml:space="preserve">2.4</w:t>
             </w:r>
           </w:p>
         </w:tc>
@@ -3753,7 +3753,7 @@
                 <w:sz w:val="18"/>
                 <w:szCs w:val="18"/>
               </w:rPr>
-              <w:t xml:space="preserve">Prova 8b.7b aggiornata: valore del credito anno per anno.</w:t>
+              <w:t xml:space="preserve">Prove 8b.7c e 8b.7d: costi Caso 1 e Caso 2.</w:t>
             </w:r>
           </w:p>
         </w:tc>
@@ -3823,7 +3823,7 @@
                 <w:sz w:val="18"/>
                 <w:szCs w:val="18"/>
               </w:rPr>
-              <w:t xml:space="preserve">2.2</w:t>
+              <w:t xml:space="preserve">2.3</w:t>
             </w:r>
           </w:p>
         </w:tc>
@@ -3889,7 +3889,7 @@
                 <w:sz w:val="18"/>
                 <w:szCs w:val="18"/>
               </w:rPr>
-              <w:t xml:space="preserve">Prova 8b.7b della simulazione economica (ricavi e costi per il Comune).</w:t>
+              <w:t xml:space="preserve">Prova 8b.7b aggiornata: valore del credito anno per anno.</w:t>
             </w:r>
           </w:p>
         </w:tc>
@@ -3959,7 +3959,7 @@
                 <w:sz w:val="18"/>
                 <w:szCs w:val="18"/>
               </w:rPr>
-              <w:t xml:space="preserve">2.1</w:t>
+              <w:t xml:space="preserve">2.2</w:t>
             </w:r>
           </w:p>
         </w:tc>
@@ -4023,7 +4023,7 @@
                 <w:sz w:val="18"/>
                 <w:szCs w:val="18"/>
               </w:rPr>
-              <w:t xml:space="preserve">Prove 8b.2b e 8b.2c (scenario di riferimento e situazione attuale).</w:t>
+              <w:t xml:space="preserve">Prova 8b.7b della simulazione economica (ricavi e costi per il Comune).</w:t>
             </w:r>
           </w:p>
         </w:tc>
@@ -4093,7 +4093,7 @@
                 <w:sz w:val="18"/>
                 <w:szCs w:val="18"/>
               </w:rPr>
-              <w:t xml:space="preserve">2.0</w:t>
+              <w:t xml:space="preserve">2.1</w:t>
             </w:r>
           </w:p>
         </w:tc>
@@ -4159,7 +4159,7 @@
                 <w:sz w:val="18"/>
                 <w:szCs w:val="18"/>
               </w:rPr>
-              <w:t xml:space="preserve">Prove 8b del simulatore di scenari.</w:t>
+              <w:t xml:space="preserve">Prove 8b.2b e 8b.2c (scenario di riferimento e situazione attuale).</w:t>
             </w:r>
           </w:p>
         </w:tc>
@@ -4229,7 +4229,7 @@
                 <w:sz w:val="18"/>
                 <w:szCs w:val="18"/>
               </w:rPr>
-              <w:t xml:space="preserve">1.9</w:t>
+              <w:t xml:space="preserve">2.0</w:t>
             </w:r>
           </w:p>
         </w:tc>
@@ -4293,7 +4293,7 @@
                 <w:sz w:val="18"/>
                 <w:szCs w:val="18"/>
               </w:rPr>
-              <w:t xml:space="preserve">In sviluppo: simulatore di scenari e assistente virtuale.</w:t>
+              <w:t xml:space="preserve">Prove 8b del simulatore di scenari.</w:t>
             </w:r>
           </w:p>
         </w:tc>
@@ -4363,7 +4363,7 @@
                 <w:sz w:val="18"/>
                 <w:szCs w:val="18"/>
               </w:rPr>
-              <w:t xml:space="preserve">1.8</w:t>
+              <w:t xml:space="preserve">1.9</w:t>
             </w:r>
           </w:p>
         </w:tc>
@@ -4429,7 +4429,7 @@
                 <w:sz w:val="18"/>
                 <w:szCs w:val="18"/>
               </w:rPr>
-              <w:t xml:space="preserve">Tolto il limite noto sull'incarico del soggetto promotore del programma.</w:t>
+              <w:t xml:space="preserve">In sviluppo: simulatore di scenari e assistente virtuale.</w:t>
             </w:r>
           </w:p>
         </w:tc>
@@ -4499,7 +4499,7 @@
                 <w:sz w:val="18"/>
                 <w:szCs w:val="18"/>
               </w:rPr>
-              <w:t xml:space="preserve">1.7</w:t>
+              <w:t xml:space="preserve">1.8</w:t>
             </w:r>
           </w:p>
         </w:tc>
@@ -4531,7 +4531,7 @@
                 <w:sz w:val="18"/>
                 <w:szCs w:val="18"/>
               </w:rPr>
-              <w:t xml:space="preserve">18/10/2026</w:t>
+              <w:t xml:space="preserve">19/10/2026</w:t>
             </w:r>
           </w:p>
         </w:tc>
@@ -4563,7 +4563,7 @@
                 <w:sz w:val="18"/>
                 <w:szCs w:val="18"/>
               </w:rPr>
-              <w:t xml:space="preserve">Percorso di prova esteso alle funzioni dell'allineamento ai documenti CWP: territorio ISTAT, stati del Programma, Rapporto a 7 fasi, tariffe e sospensione, accuratezza, ritiro, account unico, crediti emessi, reclami, pagina pubblica, qualità dei dati.</w:t>
+              <w:t xml:space="preserve">Tolto il limite noto sull'incarico del soggetto promotore del programma.</w:t>
             </w:r>
           </w:p>
         </w:tc>
@@ -4633,7 +4633,7 @@
                 <w:sz w:val="18"/>
                 <w:szCs w:val="18"/>
               </w:rPr>
-              <w:t xml:space="preserve">1.6</w:t>
+              <w:t xml:space="preserve">1.7</w:t>
             </w:r>
           </w:p>
         </w:tc>
@@ -4699,7 +4699,7 @@
                 <w:sz w:val="18"/>
                 <w:szCs w:val="18"/>
               </w:rPr>
-              <w:t xml:space="preserve">Glossario: descrizione corretta del buffer (al massimo 80%).</w:t>
+              <w:t xml:space="preserve">Percorso di prova esteso alle funzioni dell'allineamento ai documenti CWP: territorio ISTAT, stati del Programma, Rapporto a 7 fasi, tariffe e sospensione, accuratezza, ritiro, account unico, crediti emessi, reclami, pagina pubblica, qualità dei dati.</w:t>
             </w:r>
           </w:p>
         </w:tc>
@@ -4769,7 +4769,7 @@
                 <w:sz w:val="18"/>
                 <w:szCs w:val="18"/>
               </w:rPr>
-              <w:t xml:space="preserve">1.5</w:t>
+              <w:t xml:space="preserve">1.6</w:t>
             </w:r>
           </w:p>
         </w:tc>
@@ -4833,7 +4833,7 @@
                 <w:sz w:val="18"/>
                 <w:szCs w:val="18"/>
               </w:rPr>
-              <w:t xml:space="preserve">Nuove prove 1.2b, 1.8, 3.7, 4.1b, 6.4, 6.5; prove 1.6, 1.7, 3.2, 4.1, 4.6, 5.4 e 6.3 aggiornate (anagrafiche, documenti richiesti, consultazione, Rapporti a 4 fasi, conservazione, fascicolo).</w:t>
+              <w:t xml:space="preserve">Glossario: descrizione corretta del buffer (al massimo 80%).</w:t>
             </w:r>
           </w:p>
         </w:tc>
@@ -4903,7 +4903,7 @@
                 <w:sz w:val="18"/>
                 <w:szCs w:val="18"/>
               </w:rPr>
-              <w:t xml:space="preserve">1.4</w:t>
+              <w:t xml:space="preserve">1.5</w:t>
             </w:r>
           </w:p>
         </w:tc>
@@ -4969,7 +4969,7 @@
                 <w:sz w:val="18"/>
                 <w:szCs w:val="18"/>
               </w:rPr>
-              <w:t xml:space="preserve">Nuova prova 7.12 (risultato azzerato dopo una modifica dei dati); prove successive del blocco 7 rinumerate; prova 8.4 estesa.</w:t>
+              <w:t xml:space="preserve">Nuove prove 1.2b, 1.8, 3.7, 4.1b, 6.4, 6.5; prove 1.6, 1.7, 3.2, 4.1, 4.6, 5.4 e 6.3 aggiornate (anagrafiche, documenti richiesti, consultazione, Rapporti a 4 fasi, conservazione, fascicolo).</w:t>
             </w:r>
           </w:p>
         </w:tc>
@@ -5039,7 +5039,7 @@
                 <w:sz w:val="18"/>
                 <w:szCs w:val="18"/>
               </w:rPr>
-              <w:t xml:space="preserve">1.3</w:t>
+              <w:t xml:space="preserve">1.4</w:t>
             </w:r>
           </w:p>
         </w:tc>
@@ -5103,7 +5103,7 @@
                 <w:sz w:val="18"/>
                 <w:szCs w:val="18"/>
               </w:rPr>
-              <w:t xml:space="preserve">Prove del rapporto PDF, del numero di registro e del registro dei crediti con le nuove versioni.</w:t>
+              <w:t xml:space="preserve">Nuova prova 7.12 (risultato azzerato dopo una modifica dei dati); prove successive del blocco 7 rinumerate; prova 8.4 estesa.</w:t>
             </w:r>
           </w:p>
         </w:tc>
@@ -5173,7 +5173,7 @@
                 <w:sz w:val="18"/>
                 <w:szCs w:val="18"/>
               </w:rPr>
-              <w:t xml:space="preserve">1.2</w:t>
+              <w:t xml:space="preserve">1.3</w:t>
             </w:r>
           </w:p>
         </w:tc>
@@ -5239,7 +5239,7 @@
                 <w:sz w:val="18"/>
                 <w:szCs w:val="18"/>
               </w:rPr>
-              <w:t xml:space="preserve">Calcolo crediti: prove di import del tracciato con i file di esempio (compilato, letture, dati personali) e dei controlli di coerenza.</w:t>
+              <w:t xml:space="preserve">Prove del rapporto PDF, del numero di registro e del registro dei crediti con le nuove versioni.</w:t>
             </w:r>
           </w:p>
         </w:tc>
@@ -5309,7 +5309,7 @@
                 <w:sz w:val="18"/>
                 <w:szCs w:val="18"/>
               </w:rPr>
-              <w:t xml:space="preserve">1.1</w:t>
+              <w:t xml:space="preserve">1.2</w:t>
             </w:r>
           </w:p>
         </w:tc>
@@ -5373,7 +5373,7 @@
                 <w:sz w:val="18"/>
                 <w:szCs w:val="18"/>
               </w:rPr>
-              <w:t xml:space="preserve">Prove per Enti di Validazione, modelli, note di fase, messaggi, pagamenti visibili al Comune, pratica sospesa, consultazione pubblica con conferma dell'email, limiti di invio ed errata corrige.</w:t>
+              <w:t xml:space="preserve">Calcolo crediti: prove di import del tracciato con i file di esempio (compilato, letture, dati personali) e dei controlli di coerenza.</w:t>
             </w:r>
           </w:p>
         </w:tc>
@@ -5443,6 +5443,142 @@
                 <w:sz w:val="18"/>
                 <w:szCs w:val="18"/>
               </w:rPr>
+              <w:t xml:space="preserve">1.1</w:t>
+            </w:r>
+          </w:p>
+        </w:tc>
+        <w:tc>
+          <w:tcPr>
+            <w:tcW w:type="dxa" w:w="1300"/>
+            <w:tcBorders>
+              <w:top w:val="single" w:color="D9D4C5" w:sz="4"/>
+              <w:left w:val="single" w:color="D9D4C5" w:sz="4"/>
+              <w:bottom w:val="single" w:color="D9D4C5" w:sz="4"/>
+              <w:right w:val="single" w:color="D9D4C5" w:sz="4"/>
+            </w:tcBorders>
+            <w:shd w:fill="F6F4EE" w:color="auto" w:val="clear"/>
+            <w:tcMar>
+              <w:top w:type="dxa" w:w="70"/>
+              <w:left w:type="dxa" w:w="110"/>
+              <w:bottom w:type="dxa" w:w="70"/>
+              <w:right w:type="dxa" w:w="110"/>
+            </w:tcMar>
+            <w:vAlign w:val="center"/>
+          </w:tcPr>
+          <w:p>
+            <w:pPr>
+              <w:spacing w:after="0" w:before="0"/>
+            </w:pPr>
+            <w:r>
+              <w:rPr>
+                <w:rFonts w:ascii="Arial" w:cs="Arial" w:eastAsia="Arial" w:hAnsi="Arial"/>
+                <w:color w:val="1B2118"/>
+                <w:sz w:val="18"/>
+                <w:szCs w:val="18"/>
+              </w:rPr>
+              <w:t xml:space="preserve">18/10/2026</w:t>
+            </w:r>
+          </w:p>
+        </w:tc>
+        <w:tc>
+          <w:tcPr>
+            <w:tcW w:type="dxa" w:w="5538"/>
+            <w:tcBorders>
+              <w:top w:val="single" w:color="D9D4C5" w:sz="4"/>
+              <w:left w:val="single" w:color="D9D4C5" w:sz="4"/>
+              <w:bottom w:val="single" w:color="D9D4C5" w:sz="4"/>
+              <w:right w:val="single" w:color="D9D4C5" w:sz="4"/>
+            </w:tcBorders>
+            <w:shd w:fill="F6F4EE" w:color="auto" w:val="clear"/>
+            <w:tcMar>
+              <w:top w:type="dxa" w:w="70"/>
+              <w:left w:type="dxa" w:w="110"/>
+              <w:bottom w:type="dxa" w:w="70"/>
+              <w:right w:type="dxa" w:w="110"/>
+            </w:tcMar>
+            <w:vAlign w:val="center"/>
+          </w:tcPr>
+          <w:p>
+            <w:pPr>
+              <w:spacing w:after="0" w:before="0"/>
+            </w:pPr>
+            <w:r>
+              <w:rPr>
+                <w:rFonts w:ascii="Arial" w:cs="Arial" w:eastAsia="Arial" w:hAnsi="Arial"/>
+                <w:color w:val="1B2118"/>
+                <w:sz w:val="18"/>
+                <w:szCs w:val="18"/>
+              </w:rPr>
+              <w:t xml:space="preserve">Prove per Enti di Validazione, modelli, note di fase, messaggi, pagamenti visibili al Comune, pratica sospesa, consultazione pubblica con conferma dell'email, limiti di invio ed errata corrige.</w:t>
+            </w:r>
+          </w:p>
+        </w:tc>
+        <w:tc>
+          <w:tcPr>
+            <w:tcW w:type="dxa" w:w="2000"/>
+            <w:tcBorders>
+              <w:top w:val="single" w:color="D9D4C5" w:sz="4"/>
+              <w:left w:val="single" w:color="D9D4C5" w:sz="4"/>
+              <w:bottom w:val="single" w:color="D9D4C5" w:sz="4"/>
+              <w:right w:val="single" w:color="D9D4C5" w:sz="4"/>
+            </w:tcBorders>
+            <w:shd w:fill="F6F4EE" w:color="auto" w:val="clear"/>
+            <w:tcMar>
+              <w:top w:type="dxa" w:w="70"/>
+              <w:left w:type="dxa" w:w="110"/>
+              <w:bottom w:type="dxa" w:w="70"/>
+              <w:right w:type="dxa" w:w="110"/>
+            </w:tcMar>
+            <w:vAlign w:val="center"/>
+          </w:tcPr>
+          <w:p>
+            <w:pPr>
+              <w:spacing w:after="0" w:before="0"/>
+            </w:pPr>
+            <w:r>
+              <w:rPr>
+                <w:rFonts w:ascii="Arial" w:cs="Arial" w:eastAsia="Arial" w:hAnsi="Arial"/>
+                <w:color w:val="1B2118"/>
+                <w:sz w:val="18"/>
+                <w:szCs w:val="18"/>
+              </w:rPr>
+              <w:t xml:space="preserve">Fondazione Operate</w:t>
+            </w:r>
+          </w:p>
+        </w:tc>
+      </w:tr>
+      <w:tr>
+        <w:trPr>
+          <w:cantSplit/>
+        </w:trPr>
+        <w:tc>
+          <w:tcPr>
+            <w:tcW w:type="dxa" w:w="800"/>
+            <w:tcBorders>
+              <w:top w:val="single" w:color="D9D4C5" w:sz="4"/>
+              <w:left w:val="single" w:color="D9D4C5" w:sz="4"/>
+              <w:bottom w:val="single" w:color="D9D4C5" w:sz="4"/>
+              <w:right w:val="single" w:color="D9D4C5" w:sz="4"/>
+            </w:tcBorders>
+            <w:tcMar>
+              <w:top w:type="dxa" w:w="70"/>
+              <w:left w:type="dxa" w:w="110"/>
+              <w:bottom w:type="dxa" w:w="70"/>
+              <w:right w:type="dxa" w:w="110"/>
+            </w:tcMar>
+            <w:vAlign w:val="center"/>
+          </w:tcPr>
+          <w:p>
+            <w:pPr>
+              <w:spacing w:after="0" w:before="0"/>
+            </w:pPr>
+            <w:r>
+              <w:rPr>
+                <w:rFonts w:ascii="Arial" w:cs="Arial" w:eastAsia="Arial" w:hAnsi="Arial"/>
+                <w:color w:val="1B2118"/>
+                <w:sz w:val="18"/>
+                <w:szCs w:val="18"/>
+              </w:rPr>
               <w:t xml:space="preserve">1.0</w:t>
             </w:r>
           </w:p>
@@ -5456,7 +5592,6 @@
               <w:bottom w:val="single" w:color="D9D4C5" w:sz="4"/>
               <w:right w:val="single" w:color="D9D4C5" w:sz="4"/>
             </w:tcBorders>
-            <w:shd w:fill="F6F4EE" w:color="auto" w:val="clear"/>
             <w:tcMar>
               <w:top w:type="dxa" w:w="70"/>
               <w:left w:type="dxa" w:w="110"/>
@@ -5489,7 +5624,6 @@
               <w:bottom w:val="single" w:color="D9D4C5" w:sz="4"/>
               <w:right w:val="single" w:color="D9D4C5" w:sz="4"/>
             </w:tcBorders>
-            <w:shd w:fill="F6F4EE" w:color="auto" w:val="clear"/>
             <w:tcMar>
               <w:top w:type="dxa" w:w="70"/>
               <w:left w:type="dxa" w:w="110"/>
@@ -5522,7 +5656,6 @@
               <w:bottom w:val="single" w:color="D9D4C5" w:sz="4"/>
               <w:right w:val="single" w:color="D9D4C5" w:sz="4"/>
             </w:tcBorders>
-            <w:shd w:fill="F6F4EE" w:color="auto" w:val="clear"/>
             <w:tcMar>
               <w:top w:type="dxa" w:w="70"/>
               <w:left w:type="dxa" w:w="110"/>
@@ -5564,7 +5697,7 @@
           <w:sz w:val="20"/>
           <w:szCs w:val="20"/>
         </w:rPr>
-        <w:t xml:space="preserve">Guida alla revisione 3.15 del 21/10/2026, allineata al portale e agli altri manuali. È aggiornata a ogni rilascio; la versione corrente si scarica dall'area Documentazione del portale (solo Amministratori).</w:t>
+        <w:t xml:space="preserve">Guida alla revisione 3.16 del 21/10/2026, allineata al portale e agli altri manuali. È aggiornata a ogni rilascio; la versione corrente si scarica dall'area Documentazione del portale (solo Amministratori).</w:t>
       </w:r>
     </w:p>
     <w:p>
@@ -5938,7 +6071,7 @@
         </w:rPr>
         <w:t xml:space="preserve">Il portale: </w:t>
       </w:r>
-      <w:hyperlink w:history="1" r:id="rIdz9kg-hwpzkrt9mr4u0cyv">
+      <w:hyperlink w:history="1" r:id="rIdkqmejr8b7njhxx85s7hw8">
         <w:r>
           <w:rPr>
             <w:rFonts w:ascii="Arial" w:cs="Arial" w:eastAsia="Arial" w:hAnsi="Arial"/>
@@ -30596,7 +30729,7 @@
                 <w:sz w:val="18"/>
                 <w:szCs w:val="18"/>
               </w:rPr>
-              <w:t xml:space="preserve">10.15</w:t>
+              <w:t xml:space="preserve">10.10d</w:t>
             </w:r>
           </w:p>
         </w:tc>
@@ -30640,16 +30773,27 @@
                 <w:sz w:val="18"/>
                 <w:szCs w:val="18"/>
               </w:rPr>
-              <w:t xml:space="preserve">News</w:t>
-            </w:r>
-            <w:r>
-              <w:rPr>
-                <w:rFonts w:ascii="Arial" w:cs="Arial" w:eastAsia="Arial" w:hAnsi="Arial"/>
-                <w:color w:val="1B2118"/>
-                <w:sz w:val="18"/>
-                <w:szCs w:val="18"/>
-              </w:rPr>
-              <w:t xml:space="preserve"> dal menu</w:t>
+              <w:t xml:space="preserve">Pratiche</w:t>
+            </w:r>
+            <w:r>
+              <w:rPr>
+                <w:rFonts w:ascii="Arial" w:cs="Arial" w:eastAsia="Arial" w:hAnsi="Arial"/>
+                <w:color w:val="1B2118"/>
+                <w:sz w:val="18"/>
+                <w:szCs w:val="18"/>
+              </w:rPr>
+              <w:t xml:space="preserve">; poi, come utente del Comune, </w:t>
+            </w:r>
+            <w:r>
+              <w:rPr>
+                <w:rFonts w:ascii="Arial" w:cs="Arial" w:eastAsia="Arial" w:hAnsi="Arial"/>
+                <w:b/>
+                <w:bCs/>
+                <w:color w:val="1B2118"/>
+                <w:sz w:val="18"/>
+                <w:szCs w:val="18"/>
+              </w:rPr>
+              <w:t xml:space="preserve">Le mie pratiche</w:t>
             </w:r>
           </w:p>
         </w:tc>
@@ -30682,7 +30826,7 @@
                 <w:sz w:val="18"/>
                 <w:szCs w:val="18"/>
               </w:rPr>
-              <w:t xml:space="preserve">Pagina con data dell'ultima ricerca e della prossima (ogni 2 ore), riquadro «Prezzi citati» se ci sono prezzi, filtri per categoria con i conteggi, elenco di notizie con data, testata, categoria, rilevanza (pallini su 5), titolo e sintesi in italiano</w:t>
+              <w:t xml:space="preserve">In ogni riquadro dell'elenco, in alto a destra, la barra a LED delle 7 fasi con «n/7» (stato sotto); nella pratica aperta la stessa barra in alto a destra, sopra lo stato; dopo aver chiuso una fase la luce si accende anche nell'elenco</w:t>
             </w:r>
           </w:p>
         </w:tc>
@@ -30719,7 +30863,7 @@
                 <w:sz w:val="18"/>
                 <w:szCs w:val="18"/>
               </w:rPr>
-              <w:t xml:space="preserve">10.15b</w:t>
+              <w:t xml:space="preserve">10.10e</w:t>
             </w:r>
           </w:p>
         </w:tc>
@@ -30751,7 +30895,7 @@
                 <w:sz w:val="18"/>
                 <w:szCs w:val="18"/>
               </w:rPr>
-              <w:t xml:space="preserve">Leggete 10 notizie a caso e apritene 3</w:t>
+              <w:t xml:space="preserve">Aprite la pagina di accesso e l'intestazione</w:t>
             </w:r>
           </w:p>
         </w:tc>
@@ -30783,7 +30927,7 @@
                 <w:sz w:val="18"/>
                 <w:szCs w:val="18"/>
               </w:rPr>
-              <w:t xml:space="preserve">Tutte parlano di crediti di carbonio volontari (mercato, marketplace, prezzi, standard e registri, regole, progetti); il titolo apre l'articolo originale in una nuova scheda</w:t>
+              <w:t xml:space="preserve">Accanto al logo Carbon WastePrint i loghi RINA e Carbon Credit con i cerchi della stessa misura; nella pagina di accesso piccoli, sulla stessa riga del logo, allineati in basso e a destra</w:t>
             </w:r>
           </w:p>
         </w:tc>
@@ -30821,7 +30965,7 @@
                 <w:sz w:val="18"/>
                 <w:szCs w:val="18"/>
               </w:rPr>
-              <w:t xml:space="preserve">10.15c</w:t>
+              <w:t xml:space="preserve">10.15</w:t>
             </w:r>
           </w:p>
         </w:tc>
@@ -30854,7 +30998,27 @@
                 <w:sz w:val="18"/>
                 <w:szCs w:val="18"/>
               </w:rPr>
-              <w:t xml:space="preserve">Spuntate «Mostra le scartate dal filtro»</w:t>
+              <w:t xml:space="preserve">[A] Aprite </w:t>
+            </w:r>
+            <w:r>
+              <w:rPr>
+                <w:rFonts w:ascii="Arial" w:cs="Arial" w:eastAsia="Arial" w:hAnsi="Arial"/>
+                <w:b/>
+                <w:bCs/>
+                <w:color w:val="1B2118"/>
+                <w:sz w:val="18"/>
+                <w:szCs w:val="18"/>
+              </w:rPr>
+              <w:t xml:space="preserve">Notizie CO2</w:t>
+            </w:r>
+            <w:r>
+              <w:rPr>
+                <w:rFonts w:ascii="Arial" w:cs="Arial" w:eastAsia="Arial" w:hAnsi="Arial"/>
+                <w:color w:val="1B2118"/>
+                <w:sz w:val="18"/>
+                <w:szCs w:val="18"/>
+              </w:rPr>
+              <w:t xml:space="preserve"> dal menu</w:t>
             </w:r>
           </w:p>
         </w:tc>
@@ -30887,7 +31051,7 @@
                 <w:sz w:val="18"/>
                 <w:szCs w:val="18"/>
               </w:rPr>
-              <w:t xml:space="preserve">Compaiono anche le notizie non attinenti con l'etichetta «Scartata dal filtro» e il motivo (es. solo EU ETS, certificati del GSE)</w:t>
+              <w:t xml:space="preserve">Pagina con data dell'ultima ricerca e della prossima (ogni 2 ore), riquadro «Prezzi citati» se ci sono prezzi, filtri per categoria con i conteggi, elenco di notizie con data, testata, categoria, rilevanza (pallini su 5), titolo e sintesi in italiano</w:t>
             </w:r>
           </w:p>
         </w:tc>
@@ -30924,7 +31088,7 @@
                 <w:sz w:val="18"/>
                 <w:szCs w:val="18"/>
               </w:rPr>
-              <w:t xml:space="preserve">10.15d</w:t>
+              <w:t xml:space="preserve">10.15b</w:t>
             </w:r>
           </w:p>
         </w:tc>
@@ -30956,27 +31120,7 @@
                 <w:sz w:val="18"/>
                 <w:szCs w:val="18"/>
               </w:rPr>
-              <w:t xml:space="preserve">Premete </w:t>
-            </w:r>
-            <w:r>
-              <w:rPr>
-                <w:rFonts w:ascii="Arial" w:cs="Arial" w:eastAsia="Arial" w:hAnsi="Arial"/>
-                <w:b/>
-                <w:bCs/>
-                <w:color w:val="1B2118"/>
-                <w:sz w:val="18"/>
-                <w:szCs w:val="18"/>
-              </w:rPr>
-              <w:t xml:space="preserve">Aggiorna ora</w:t>
-            </w:r>
-            <w:r>
-              <w:rPr>
-                <w:rFonts w:ascii="Arial" w:cs="Arial" w:eastAsia="Arial" w:hAnsi="Arial"/>
-                <w:color w:val="1B2118"/>
-                <w:sz w:val="18"/>
-                <w:szCs w:val="18"/>
-              </w:rPr>
-              <w:t xml:space="preserve">, poi subito di nuovo</w:t>
+              <w:t xml:space="preserve">Leggete 10 notizie a caso e apritene 3</w:t>
             </w:r>
           </w:p>
         </w:tc>
@@ -31008,7 +31152,7 @@
                 <w:sz w:val="18"/>
                 <w:szCs w:val="18"/>
               </w:rPr>
-              <w:t xml:space="preserve">La prima volta, dopo 20-60 secondi, «Ricerca completata: n lette, n nuove, n attinenti»; la seconda «Ultima ricerca meno di 10 minuti fa»; il Registro ricerche mostra la ricerca «Aggiorna ora» con esito ok</w:t>
+              <w:t xml:space="preserve">Tutte parlano di crediti di carbonio volontari (mercato, marketplace, prezzi, standard e registri, regole, progetti); il titolo apre l'articolo originale in una nuova scheda</w:t>
             </w:r>
           </w:p>
         </w:tc>
@@ -31046,7 +31190,7 @@
                 <w:sz w:val="18"/>
                 <w:szCs w:val="18"/>
               </w:rPr>
-              <w:t xml:space="preserve">10.15e</w:t>
+              <w:t xml:space="preserve">10.15c</w:t>
             </w:r>
           </w:p>
         </w:tc>
@@ -31075,33 +31219,11 @@
             <w:r>
               <w:rPr>
                 <w:rFonts w:ascii="Arial" w:cs="Arial" w:eastAsia="Arial" w:hAnsi="Arial"/>
-                <w:b/>
-                <w:bCs/>
-                <w:color w:val="1B2118"/>
-                <w:sz w:val="18"/>
-                <w:szCs w:val="18"/>
-              </w:rPr>
-              <w:t xml:space="preserve">Nascondi</w:t>
-            </w:r>
-            <w:r>
-              <w:rPr>
-                <w:rFonts w:ascii="Arial" w:cs="Arial" w:eastAsia="Arial" w:hAnsi="Arial"/>
-                <w:color w:val="1B2118"/>
-                <w:sz w:val="18"/>
-                <w:szCs w:val="18"/>
-              </w:rPr>
-              <w:t xml:space="preserve"> su una notizia, poi «Mostra le nascoste» e </w:t>
-            </w:r>
-            <w:r>
-              <w:rPr>
-                <w:rFonts w:ascii="Arial" w:cs="Arial" w:eastAsia="Arial" w:hAnsi="Arial"/>
-                <w:b/>
-                <w:bCs/>
-                <w:color w:val="1B2118"/>
-                <w:sz w:val="18"/>
-                <w:szCs w:val="18"/>
-              </w:rPr>
-              <w:t xml:space="preserve">Mostra di nuovo</w:t>
+                <w:color w:val="1B2118"/>
+                <w:sz w:val="18"/>
+                <w:szCs w:val="18"/>
+              </w:rPr>
+              <w:t xml:space="preserve">Spuntate «Mostra le scartate dal filtro»</w:t>
             </w:r>
           </w:p>
         </w:tc>
@@ -31134,7 +31256,7 @@
                 <w:sz w:val="18"/>
                 <w:szCs w:val="18"/>
               </w:rPr>
-              <w:t xml:space="preserve">La notizia sparisce e ricompare</w:t>
+              <w:t xml:space="preserve">Compaiono anche le notizie non attinenti con l'etichetta «Scartata dal filtro» e il motivo (es. solo EU ETS, certificati del GSE)</w:t>
             </w:r>
           </w:p>
         </w:tc>
@@ -31171,6 +31293,253 @@
                 <w:sz w:val="18"/>
                 <w:szCs w:val="18"/>
               </w:rPr>
+              <w:t xml:space="preserve">10.15d</w:t>
+            </w:r>
+          </w:p>
+        </w:tc>
+        <w:tc>
+          <w:tcPr>
+            <w:tcW w:type="dxa" w:w="4314"/>
+            <w:tcBorders>
+              <w:top w:val="single" w:color="D9D4C5" w:sz="4"/>
+              <w:left w:val="single" w:color="D9D4C5" w:sz="4"/>
+              <w:bottom w:val="single" w:color="D9D4C5" w:sz="4"/>
+              <w:right w:val="single" w:color="D9D4C5" w:sz="4"/>
+            </w:tcBorders>
+            <w:tcMar>
+              <w:top w:type="dxa" w:w="70"/>
+              <w:left w:type="dxa" w:w="110"/>
+              <w:bottom w:type="dxa" w:w="70"/>
+              <w:right w:type="dxa" w:w="110"/>
+            </w:tcMar>
+            <w:vAlign w:val="center"/>
+          </w:tcPr>
+          <w:p>
+            <w:pPr>
+              <w:spacing w:after="0" w:before="0"/>
+            </w:pPr>
+            <w:r>
+              <w:rPr>
+                <w:rFonts w:ascii="Arial" w:cs="Arial" w:eastAsia="Arial" w:hAnsi="Arial"/>
+                <w:color w:val="1B2118"/>
+                <w:sz w:val="18"/>
+                <w:szCs w:val="18"/>
+              </w:rPr>
+              <w:t xml:space="preserve">Premete </w:t>
+            </w:r>
+            <w:r>
+              <w:rPr>
+                <w:rFonts w:ascii="Arial" w:cs="Arial" w:eastAsia="Arial" w:hAnsi="Arial"/>
+                <w:b/>
+                <w:bCs/>
+                <w:color w:val="1B2118"/>
+                <w:sz w:val="18"/>
+                <w:szCs w:val="18"/>
+              </w:rPr>
+              <w:t xml:space="preserve">Aggiorna ora</w:t>
+            </w:r>
+            <w:r>
+              <w:rPr>
+                <w:rFonts w:ascii="Arial" w:cs="Arial" w:eastAsia="Arial" w:hAnsi="Arial"/>
+                <w:color w:val="1B2118"/>
+                <w:sz w:val="18"/>
+                <w:szCs w:val="18"/>
+              </w:rPr>
+              <w:t xml:space="preserve">, poi subito di nuovo</w:t>
+            </w:r>
+          </w:p>
+        </w:tc>
+        <w:tc>
+          <w:tcPr>
+            <w:tcW w:type="dxa" w:w="4314"/>
+            <w:tcBorders>
+              <w:top w:val="single" w:color="D9D4C5" w:sz="4"/>
+              <w:left w:val="single" w:color="D9D4C5" w:sz="4"/>
+              <w:bottom w:val="single" w:color="D9D4C5" w:sz="4"/>
+              <w:right w:val="single" w:color="D9D4C5" w:sz="4"/>
+            </w:tcBorders>
+            <w:tcMar>
+              <w:top w:type="dxa" w:w="70"/>
+              <w:left w:type="dxa" w:w="110"/>
+              <w:bottom w:type="dxa" w:w="70"/>
+              <w:right w:type="dxa" w:w="110"/>
+            </w:tcMar>
+            <w:vAlign w:val="center"/>
+          </w:tcPr>
+          <w:p>
+            <w:pPr>
+              <w:spacing w:after="0" w:before="0"/>
+            </w:pPr>
+            <w:r>
+              <w:rPr>
+                <w:rFonts w:ascii="Arial" w:cs="Arial" w:eastAsia="Arial" w:hAnsi="Arial"/>
+                <w:color w:val="1B2118"/>
+                <w:sz w:val="18"/>
+                <w:szCs w:val="18"/>
+              </w:rPr>
+              <w:t xml:space="preserve">La prima volta, dopo 20-60 secondi, «Ricerca completata: n lette, n nuove, n attinenti»; la seconda «Ultima ricerca meno di 10 minuti fa»; il Registro ricerche mostra la ricerca «Aggiorna ora» con esito ok</w:t>
+            </w:r>
+          </w:p>
+        </w:tc>
+      </w:tr>
+      <w:tr>
+        <w:trPr>
+          <w:cantSplit/>
+        </w:trPr>
+        <w:tc>
+          <w:tcPr>
+            <w:tcW w:type="dxa" w:w="1010"/>
+            <w:tcBorders>
+              <w:top w:val="single" w:color="D9D4C5" w:sz="4"/>
+              <w:left w:val="single" w:color="D9D4C5" w:sz="4"/>
+              <w:bottom w:val="single" w:color="D9D4C5" w:sz="4"/>
+              <w:right w:val="single" w:color="D9D4C5" w:sz="4"/>
+            </w:tcBorders>
+            <w:shd w:fill="F6F4EE" w:color="auto" w:val="clear"/>
+            <w:tcMar>
+              <w:top w:type="dxa" w:w="70"/>
+              <w:left w:type="dxa" w:w="110"/>
+              <w:bottom w:type="dxa" w:w="70"/>
+              <w:right w:type="dxa" w:w="110"/>
+            </w:tcMar>
+            <w:vAlign w:val="center"/>
+          </w:tcPr>
+          <w:p>
+            <w:pPr>
+              <w:spacing w:after="0" w:before="0"/>
+            </w:pPr>
+            <w:r>
+              <w:rPr>
+                <w:rFonts w:ascii="Arial" w:cs="Arial" w:eastAsia="Arial" w:hAnsi="Arial"/>
+                <w:color w:val="1B2118"/>
+                <w:sz w:val="18"/>
+                <w:szCs w:val="18"/>
+              </w:rPr>
+              <w:t xml:space="preserve">10.15e</w:t>
+            </w:r>
+          </w:p>
+        </w:tc>
+        <w:tc>
+          <w:tcPr>
+            <w:tcW w:type="dxa" w:w="4314"/>
+            <w:tcBorders>
+              <w:top w:val="single" w:color="D9D4C5" w:sz="4"/>
+              <w:left w:val="single" w:color="D9D4C5" w:sz="4"/>
+              <w:bottom w:val="single" w:color="D9D4C5" w:sz="4"/>
+              <w:right w:val="single" w:color="D9D4C5" w:sz="4"/>
+            </w:tcBorders>
+            <w:shd w:fill="F6F4EE" w:color="auto" w:val="clear"/>
+            <w:tcMar>
+              <w:top w:type="dxa" w:w="70"/>
+              <w:left w:type="dxa" w:w="110"/>
+              <w:bottom w:type="dxa" w:w="70"/>
+              <w:right w:type="dxa" w:w="110"/>
+            </w:tcMar>
+            <w:vAlign w:val="center"/>
+          </w:tcPr>
+          <w:p>
+            <w:pPr>
+              <w:spacing w:after="0" w:before="0"/>
+            </w:pPr>
+            <w:r>
+              <w:rPr>
+                <w:rFonts w:ascii="Arial" w:cs="Arial" w:eastAsia="Arial" w:hAnsi="Arial"/>
+                <w:b/>
+                <w:bCs/>
+                <w:color w:val="1B2118"/>
+                <w:sz w:val="18"/>
+                <w:szCs w:val="18"/>
+              </w:rPr>
+              <w:t xml:space="preserve">Nascondi</w:t>
+            </w:r>
+            <w:r>
+              <w:rPr>
+                <w:rFonts w:ascii="Arial" w:cs="Arial" w:eastAsia="Arial" w:hAnsi="Arial"/>
+                <w:color w:val="1B2118"/>
+                <w:sz w:val="18"/>
+                <w:szCs w:val="18"/>
+              </w:rPr>
+              <w:t xml:space="preserve"> su una notizia, poi «Mostra le nascoste» e </w:t>
+            </w:r>
+            <w:r>
+              <w:rPr>
+                <w:rFonts w:ascii="Arial" w:cs="Arial" w:eastAsia="Arial" w:hAnsi="Arial"/>
+                <w:b/>
+                <w:bCs/>
+                <w:color w:val="1B2118"/>
+                <w:sz w:val="18"/>
+                <w:szCs w:val="18"/>
+              </w:rPr>
+              <w:t xml:space="preserve">Mostra di nuovo</w:t>
+            </w:r>
+          </w:p>
+        </w:tc>
+        <w:tc>
+          <w:tcPr>
+            <w:tcW w:type="dxa" w:w="4314"/>
+            <w:tcBorders>
+              <w:top w:val="single" w:color="D9D4C5" w:sz="4"/>
+              <w:left w:val="single" w:color="D9D4C5" w:sz="4"/>
+              <w:bottom w:val="single" w:color="D9D4C5" w:sz="4"/>
+              <w:right w:val="single" w:color="D9D4C5" w:sz="4"/>
+            </w:tcBorders>
+            <w:shd w:fill="F6F4EE" w:color="auto" w:val="clear"/>
+            <w:tcMar>
+              <w:top w:type="dxa" w:w="70"/>
+              <w:left w:type="dxa" w:w="110"/>
+              <w:bottom w:type="dxa" w:w="70"/>
+              <w:right w:type="dxa" w:w="110"/>
+            </w:tcMar>
+            <w:vAlign w:val="center"/>
+          </w:tcPr>
+          <w:p>
+            <w:pPr>
+              <w:spacing w:after="0" w:before="0"/>
+            </w:pPr>
+            <w:r>
+              <w:rPr>
+                <w:rFonts w:ascii="Arial" w:cs="Arial" w:eastAsia="Arial" w:hAnsi="Arial"/>
+                <w:color w:val="1B2118"/>
+                <w:sz w:val="18"/>
+                <w:szCs w:val="18"/>
+              </w:rPr>
+              <w:t xml:space="preserve">La notizia sparisce e ricompare</w:t>
+            </w:r>
+          </w:p>
+        </w:tc>
+      </w:tr>
+      <w:tr>
+        <w:trPr>
+          <w:cantSplit/>
+        </w:trPr>
+        <w:tc>
+          <w:tcPr>
+            <w:tcW w:type="dxa" w:w="1010"/>
+            <w:tcBorders>
+              <w:top w:val="single" w:color="D9D4C5" w:sz="4"/>
+              <w:left w:val="single" w:color="D9D4C5" w:sz="4"/>
+              <w:bottom w:val="single" w:color="D9D4C5" w:sz="4"/>
+              <w:right w:val="single" w:color="D9D4C5" w:sz="4"/>
+            </w:tcBorders>
+            <w:tcMar>
+              <w:top w:type="dxa" w:w="70"/>
+              <w:left w:type="dxa" w:w="110"/>
+              <w:bottom w:type="dxa" w:w="70"/>
+              <w:right w:type="dxa" w:w="110"/>
+            </w:tcMar>
+            <w:vAlign w:val="center"/>
+          </w:tcPr>
+          <w:p>
+            <w:pPr>
+              <w:spacing w:after="0" w:before="0"/>
+            </w:pPr>
+            <w:r>
+              <w:rPr>
+                <w:rFonts w:ascii="Arial" w:cs="Arial" w:eastAsia="Arial" w:hAnsi="Arial"/>
+                <w:color w:val="1B2118"/>
+                <w:sz w:val="18"/>
+                <w:szCs w:val="18"/>
+              </w:rPr>
               <w:t xml:space="preserve">10.15f</w:t>
             </w:r>
           </w:p>
@@ -31203,7 +31572,7 @@
                 <w:sz w:val="18"/>
                 <w:szCs w:val="18"/>
               </w:rPr>
-              <w:t xml:space="preserve">[O] e [C] Scrivete /news nell'indirizzo</w:t>
+              <w:t xml:space="preserve">[O] e [C] Scrivete /notizie-co2 nell'indirizzo</w:t>
             </w:r>
           </w:p>
         </w:tc>
@@ -31235,7 +31604,7 @@
                 <w:sz w:val="18"/>
                 <w:szCs w:val="18"/>
               </w:rPr>
-              <w:t xml:space="preserve">Nessuna voce News nel menu; la pagina dice «Questa sezione è riservata agli amministratori» e non mostra notizie</w:t>
+              <w:t xml:space="preserve">Nessuna voce Notizie CO2 nel menu; la pagina dice «Questa sezione è riservata agli amministratori» e non mostra notizie</w:t>
             </w:r>
           </w:p>
         </w:tc>
@@ -31891,7 +32260,7 @@
         <w:szCs w:val="16"/>
       </w:rPr>
       <w:tab/>
-      <w:t xml:space="preserve">Manuale Test · Rev. 3.15 · 21/10/2026</w:t>
+      <w:t xml:space="preserve">Manuale Test · Rev. 3.16 · 21/10/2026</w:t>
     </w:r>
   </w:p>
 </w:hdr>
@@ -31956,7 +32325,7 @@
         <w:szCs w:val="16"/>
       </w:rPr>
       <w:tab/>
-      <w:t xml:space="preserve">Manuale Test · Rev. 3.15 · 21/10/2026</w:t>
+      <w:t xml:space="preserve">Manuale Test · Rev. 3.16 · 21/10/2026</w:t>
     </w:r>
   </w:p>
 </w:hdr>

--- a/public/documentazione/Manuale_Test_Portale_CWP.docx
+++ b/public/documentazione/Manuale_Test_Portale_CWP.docx
@@ -783,7 +783,7 @@
                 <w:sz w:val="18"/>
                 <w:szCs w:val="18"/>
               </w:rPr>
-              <w:t xml:space="preserve">Prove 10.10d-10.10e (barra a LED, loghi); nomi Notizie CO2.</w:t>
+              <w:t xml:space="preserve">Prove 10.10d-10.10e (barra a LED, loghi); nomi Notizie CO2. Prova 10.15h (pallino verde).</w:t>
             </w:r>
           </w:p>
         </w:tc>
@@ -6071,7 +6071,7 @@
         </w:rPr>
         <w:t xml:space="preserve">Il portale: </w:t>
       </w:r>
-      <w:hyperlink w:history="1" r:id="rIdkqmejr8b7njhxx85s7hw8">
+      <w:hyperlink w:history="1" r:id="rIdoo2w2_j6yx6b-6qlmcx1q">
         <w:r>
           <w:rPr>
             <w:rFonts w:ascii="Arial" w:cs="Arial" w:eastAsia="Arial" w:hAnsi="Arial"/>
@@ -31642,7 +31642,7 @@
                 <w:sz w:val="18"/>
                 <w:szCs w:val="18"/>
               </w:rPr>
-              <w:t xml:space="preserve">10.15g</w:t>
+              <w:t xml:space="preserve">10.15h</w:t>
             </w:r>
           </w:p>
         </w:tc>
@@ -31675,7 +31675,7 @@
                 <w:sz w:val="18"/>
                 <w:szCs w:val="18"/>
               </w:rPr>
-              <w:t xml:space="preserve">[A] Il giorno dopo aprite il Registro ricerche</w:t>
+              <w:t xml:space="preserve">[A] Dopo una ricerca con notizie nuove (o «Aggiorna ora» da un altro Amministratore) guardate il menu, poi aprite Notizie CO2</w:t>
             </w:r>
           </w:p>
         </w:tc>
@@ -31708,7 +31708,7 @@
                 <w:sz w:val="18"/>
                 <w:szCs w:val="18"/>
               </w:rPr>
-              <w:t xml:space="preserve">Ricerche «Automatica» ogni 2 ore con esito ok</w:t>
+              <w:t xml:space="preserve">Pallino verde in alto a destra di «Notizie CO2»; aprendo la sezione si spegne e non ricompare finché non arrivano altre notizie; un altro Amministratore che non ha aperto la sezione lo vede ancora</w:t>
             </w:r>
           </w:p>
         </w:tc>
@@ -31745,6 +31745,108 @@
                 <w:sz w:val="18"/>
                 <w:szCs w:val="18"/>
               </w:rPr>
+              <w:t xml:space="preserve">10.15g</w:t>
+            </w:r>
+          </w:p>
+        </w:tc>
+        <w:tc>
+          <w:tcPr>
+            <w:tcW w:type="dxa" w:w="4314"/>
+            <w:tcBorders>
+              <w:top w:val="single" w:color="D9D4C5" w:sz="4"/>
+              <w:left w:val="single" w:color="D9D4C5" w:sz="4"/>
+              <w:bottom w:val="single" w:color="D9D4C5" w:sz="4"/>
+              <w:right w:val="single" w:color="D9D4C5" w:sz="4"/>
+            </w:tcBorders>
+            <w:tcMar>
+              <w:top w:type="dxa" w:w="70"/>
+              <w:left w:type="dxa" w:w="110"/>
+              <w:bottom w:type="dxa" w:w="70"/>
+              <w:right w:type="dxa" w:w="110"/>
+            </w:tcMar>
+            <w:vAlign w:val="center"/>
+          </w:tcPr>
+          <w:p>
+            <w:pPr>
+              <w:spacing w:after="0" w:before="0"/>
+            </w:pPr>
+            <w:r>
+              <w:rPr>
+                <w:rFonts w:ascii="Arial" w:cs="Arial" w:eastAsia="Arial" w:hAnsi="Arial"/>
+                <w:color w:val="1B2118"/>
+                <w:sz w:val="18"/>
+                <w:szCs w:val="18"/>
+              </w:rPr>
+              <w:t xml:space="preserve">[A] Il giorno dopo aprite il Registro ricerche</w:t>
+            </w:r>
+          </w:p>
+        </w:tc>
+        <w:tc>
+          <w:tcPr>
+            <w:tcW w:type="dxa" w:w="4314"/>
+            <w:tcBorders>
+              <w:top w:val="single" w:color="D9D4C5" w:sz="4"/>
+              <w:left w:val="single" w:color="D9D4C5" w:sz="4"/>
+              <w:bottom w:val="single" w:color="D9D4C5" w:sz="4"/>
+              <w:right w:val="single" w:color="D9D4C5" w:sz="4"/>
+            </w:tcBorders>
+            <w:tcMar>
+              <w:top w:type="dxa" w:w="70"/>
+              <w:left w:type="dxa" w:w="110"/>
+              <w:bottom w:type="dxa" w:w="70"/>
+              <w:right w:type="dxa" w:w="110"/>
+            </w:tcMar>
+            <w:vAlign w:val="center"/>
+          </w:tcPr>
+          <w:p>
+            <w:pPr>
+              <w:spacing w:after="0" w:before="0"/>
+            </w:pPr>
+            <w:r>
+              <w:rPr>
+                <w:rFonts w:ascii="Arial" w:cs="Arial" w:eastAsia="Arial" w:hAnsi="Arial"/>
+                <w:color w:val="1B2118"/>
+                <w:sz w:val="18"/>
+                <w:szCs w:val="18"/>
+              </w:rPr>
+              <w:t xml:space="preserve">Ricerche «Automatica» ogni 2 ore con esito ok</w:t>
+            </w:r>
+          </w:p>
+        </w:tc>
+      </w:tr>
+      <w:tr>
+        <w:trPr>
+          <w:cantSplit/>
+        </w:trPr>
+        <w:tc>
+          <w:tcPr>
+            <w:tcW w:type="dxa" w:w="1010"/>
+            <w:tcBorders>
+              <w:top w:val="single" w:color="D9D4C5" w:sz="4"/>
+              <w:left w:val="single" w:color="D9D4C5" w:sz="4"/>
+              <w:bottom w:val="single" w:color="D9D4C5" w:sz="4"/>
+              <w:right w:val="single" w:color="D9D4C5" w:sz="4"/>
+            </w:tcBorders>
+            <w:shd w:fill="F6F4EE" w:color="auto" w:val="clear"/>
+            <w:tcMar>
+              <w:top w:type="dxa" w:w="70"/>
+              <w:left w:type="dxa" w:w="110"/>
+              <w:bottom w:type="dxa" w:w="70"/>
+              <w:right w:type="dxa" w:w="110"/>
+            </w:tcMar>
+            <w:vAlign w:val="center"/>
+          </w:tcPr>
+          <w:p>
+            <w:pPr>
+              <w:spacing w:after="0" w:before="0"/>
+            </w:pPr>
+            <w:r>
+              <w:rPr>
+                <w:rFonts w:ascii="Arial" w:cs="Arial" w:eastAsia="Arial" w:hAnsi="Arial"/>
+                <w:color w:val="1B2118"/>
+                <w:sz w:val="18"/>
+                <w:szCs w:val="18"/>
+              </w:rPr>
               <w:t xml:space="preserve">10.10b</w:t>
             </w:r>
           </w:p>
@@ -31758,6 +31860,7 @@
               <w:bottom w:val="single" w:color="D9D4C5" w:sz="4"/>
               <w:right w:val="single" w:color="D9D4C5" w:sz="4"/>
             </w:tcBorders>
+            <w:shd w:fill="F6F4EE" w:color="auto" w:val="clear"/>
             <w:tcMar>
               <w:top w:type="dxa" w:w="70"/>
               <w:left w:type="dxa" w:w="110"/>
@@ -31790,6 +31893,7 @@
               <w:bottom w:val="single" w:color="D9D4C5" w:sz="4"/>
               <w:right w:val="single" w:color="D9D4C5" w:sz="4"/>
             </w:tcBorders>
+            <w:shd w:fill="F6F4EE" w:color="auto" w:val="clear"/>
             <w:tcMar>
               <w:top w:type="dxa" w:w="70"/>
               <w:left w:type="dxa" w:w="110"/>

--- a/public/documentazione/Manuale_Test_Portale_CWP.docx
+++ b/public/documentazione/Manuale_Test_Portale_CWP.docx
@@ -302,7 +302,7 @@
                 <w:sz w:val="20"/>
                 <w:szCs w:val="20"/>
               </w:rPr>
-              <w:t xml:space="preserve">Rev. 3.16</w:t>
+              <w:t xml:space="preserve">Rev. 3.17</w:t>
             </w:r>
           </w:p>
         </w:tc>
@@ -365,7 +365,7 @@
                 <w:sz w:val="20"/>
                 <w:szCs w:val="20"/>
               </w:rPr>
-              <w:t xml:space="preserve">21/10/2026</w:t>
+              <w:t xml:space="preserve">22/10/2026</w:t>
             </w:r>
           </w:p>
         </w:tc>
@@ -719,7 +719,7 @@
                 <w:sz w:val="18"/>
                 <w:szCs w:val="18"/>
               </w:rPr>
-              <w:t xml:space="preserve">3.16</w:t>
+              <w:t xml:space="preserve">3.17</w:t>
             </w:r>
           </w:p>
         </w:tc>
@@ -751,7 +751,7 @@
                 <w:sz w:val="18"/>
                 <w:szCs w:val="18"/>
               </w:rPr>
-              <w:t xml:space="preserve">21/10/2026</w:t>
+              <w:t xml:space="preserve">22/10/2026</w:t>
             </w:r>
           </w:p>
         </w:tc>
@@ -783,7 +783,7 @@
                 <w:sz w:val="18"/>
                 <w:szCs w:val="18"/>
               </w:rPr>
-              <w:t xml:space="preserve">Prove 10.10d-10.10e (barra a LED, loghi); nomi Notizie CO2. Prova 10.15h (pallino verde).</w:t>
+              <w:t xml:space="preserve">Prove dei rilievi N01-N06: 1.2d, 4.1, 4.9-4.9d, 5.0, 5.1c, 7.24, 8b.7d, 8b.7f, 10.10f; nota sull'attesa di 30 giorni.</w:t>
             </w:r>
           </w:p>
         </w:tc>
@@ -853,7 +853,7 @@
                 <w:sz w:val="18"/>
                 <w:szCs w:val="18"/>
               </w:rPr>
-              <w:t xml:space="preserve">3.15</w:t>
+              <w:t xml:space="preserve">3.16</w:t>
             </w:r>
           </w:p>
         </w:tc>
@@ -919,7 +919,7 @@
                 <w:sz w:val="18"/>
                 <w:szCs w:val="18"/>
               </w:rPr>
-              <w:t xml:space="preserve">Prove 10.15-10.15g (News).</w:t>
+              <w:t xml:space="preserve">Prove 10.10d-10.10e (barra a LED, loghi); nomi Notizie CO2. Prova 10.15h (pallino verde).</w:t>
             </w:r>
           </w:p>
         </w:tc>
@@ -989,7 +989,7 @@
                 <w:sz w:val="18"/>
                 <w:szCs w:val="18"/>
               </w:rPr>
-              <w:t xml:space="preserve">3.14</w:t>
+              <w:t xml:space="preserve">3.15</w:t>
             </w:r>
           </w:p>
         </w:tc>
@@ -1053,7 +1053,7 @@
                 <w:sz w:val="18"/>
                 <w:szCs w:val="18"/>
               </w:rPr>
-              <w:t xml:space="preserve">Prove 8b.7 aggiornata e 8b.7b (PDF della simulazione completo).</w:t>
+              <w:t xml:space="preserve">Prove 10.15-10.15g (News).</w:t>
             </w:r>
           </w:p>
         </w:tc>
@@ -1123,7 +1123,7 @@
                 <w:sz w:val="18"/>
                 <w:szCs w:val="18"/>
               </w:rPr>
-              <w:t xml:space="preserve">3.13</w:t>
+              <w:t xml:space="preserve">3.14</w:t>
             </w:r>
           </w:p>
         </w:tc>
@@ -1189,7 +1189,7 @@
                 <w:sz w:val="18"/>
                 <w:szCs w:val="18"/>
               </w:rPr>
-              <w:t xml:space="preserve">Prove 10.11e (pratica aperta) e 10.11f (Operatore).</w:t>
+              <w:t xml:space="preserve">Prove 8b.7 aggiornata e 8b.7b (PDF della simulazione completo).</w:t>
             </w:r>
           </w:p>
         </w:tc>
@@ -1259,7 +1259,7 @@
                 <w:sz w:val="18"/>
                 <w:szCs w:val="18"/>
               </w:rPr>
-              <w:t xml:space="preserve">3.12</w:t>
+              <w:t xml:space="preserve">3.13</w:t>
             </w:r>
           </w:p>
         </w:tc>
@@ -1323,7 +1323,7 @@
                 <w:sz w:val="18"/>
                 <w:szCs w:val="18"/>
               </w:rPr>
-              <w:t xml:space="preserve">Prova 7.23: caratteri incorporati nei PDF (R08).</w:t>
+              <w:t xml:space="preserve">Prove 10.11e (pratica aperta) e 10.11f (Operatore).</w:t>
             </w:r>
           </w:p>
         </w:tc>
@@ -1393,7 +1393,7 @@
                 <w:sz w:val="18"/>
                 <w:szCs w:val="18"/>
               </w:rPr>
-              <w:t xml:space="preserve">3.11</w:t>
+              <w:t xml:space="preserve">3.12</w:t>
             </w:r>
           </w:p>
         </w:tc>
@@ -1459,7 +1459,7 @@
                 <w:sz w:val="18"/>
                 <w:szCs w:val="18"/>
               </w:rPr>
-              <w:t xml:space="preserve">Le segnalazioni del collaudo confluiscono nel Registro issue e test.</w:t>
+              <w:t xml:space="preserve">Prova 7.23: caratteri incorporati nei PDF (R08).</w:t>
             </w:r>
           </w:p>
         </w:tc>
@@ -1529,7 +1529,7 @@
                 <w:sz w:val="18"/>
                 <w:szCs w:val="18"/>
               </w:rPr>
-              <w:t xml:space="preserve">3.10</w:t>
+              <w:t xml:space="preserve">3.11</w:t>
             </w:r>
           </w:p>
         </w:tc>
@@ -1593,7 +1593,7 @@
                 <w:sz w:val="18"/>
                 <w:szCs w:val="18"/>
               </w:rPr>
-              <w:t xml:space="preserve">Collaudo V05: prova 10.5 aggiornata (account disattivato) e nuova 10.5b (testi lunghi nell'Audit).</w:t>
+              <w:t xml:space="preserve">Le segnalazioni del collaudo confluiscono nel Registro issue e test.</w:t>
             </w:r>
           </w:p>
         </w:tc>
@@ -1663,7 +1663,7 @@
                 <w:sz w:val="18"/>
                 <w:szCs w:val="18"/>
               </w:rPr>
-              <w:t xml:space="preserve">3.9</w:t>
+              <w:t xml:space="preserve">3.10</w:t>
             </w:r>
           </w:p>
         </w:tc>
@@ -1696,7 +1696,7 @@
                 <w:sz w:val="18"/>
                 <w:szCs w:val="18"/>
               </w:rPr>
-              <w:t xml:space="preserve">20/10/2026</w:t>
+              <w:t xml:space="preserve">21/10/2026</w:t>
             </w:r>
           </w:p>
         </w:tc>
@@ -1729,7 +1729,7 @@
                 <w:sz w:val="18"/>
                 <w:szCs w:val="18"/>
               </w:rPr>
-              <w:t xml:space="preserve">Prove del collaudo V01: 7.17-7.22 (negativi, date inesistenti, buffer, conferma senza Banca Dati, percentuali nel CSV, formule nei CSV) e 8b.5-8b.5e, 8b.9b (simulatore e audit degli scenari).</w:t>
+              <w:t xml:space="preserve">Collaudo V05: prova 10.5 aggiornata (account disattivato) e nuova 10.5b (testi lunghi nell'Audit).</w:t>
             </w:r>
           </w:p>
         </w:tc>
@@ -1799,7 +1799,7 @@
                 <w:sz w:val="18"/>
                 <w:szCs w:val="18"/>
               </w:rPr>
-              <w:t xml:space="preserve">3.8</w:t>
+              <w:t xml:space="preserve">3.9</w:t>
             </w:r>
           </w:p>
         </w:tc>
@@ -1863,7 +1863,7 @@
                 <w:sz w:val="18"/>
                 <w:szCs w:val="18"/>
               </w:rPr>
-              <w:t xml:space="preserve">Prove 10.14-10.14d (sicurezza).</w:t>
+              <w:t xml:space="preserve">Prove del collaudo V01: 7.17-7.22 (negativi, date inesistenti, buffer, conferma senza Banca Dati, percentuali nel CSV, formule nei CSV) e 8b.5-8b.5e, 8b.9b (simulatore e audit degli scenari).</w:t>
             </w:r>
           </w:p>
         </w:tc>
@@ -1933,7 +1933,7 @@
                 <w:sz w:val="18"/>
                 <w:szCs w:val="18"/>
               </w:rPr>
-              <w:t xml:space="preserve">3.7</w:t>
+              <w:t xml:space="preserve">3.8</w:t>
             </w:r>
           </w:p>
         </w:tc>
@@ -1999,7 +1999,7 @@
                 <w:sz w:val="18"/>
                 <w:szCs w:val="18"/>
               </w:rPr>
-              <w:t xml:space="preserve">Prove 10.6b (menu Amministratori) e 10.7 (menu enti).</w:t>
+              <w:t xml:space="preserve">Prove 10.14-10.14d (sicurezza).</w:t>
             </w:r>
           </w:p>
         </w:tc>
@@ -2069,7 +2069,7 @@
                 <w:sz w:val="18"/>
                 <w:szCs w:val="18"/>
               </w:rPr>
-              <w:t xml:space="preserve">3.6</w:t>
+              <w:t xml:space="preserve">3.7</w:t>
             </w:r>
           </w:p>
         </w:tc>
@@ -2133,7 +2133,7 @@
                 <w:sz w:val="18"/>
                 <w:szCs w:val="18"/>
               </w:rPr>
-              <w:t xml:space="preserve">Sezione «Audit User». Voce «Marketplaces» in arrivo.</w:t>
+              <w:t xml:space="preserve">Prove 10.6b (menu Amministratori) e 10.7 (menu enti).</w:t>
             </w:r>
           </w:p>
         </w:tc>
@@ -2203,7 +2203,7 @@
                 <w:sz w:val="18"/>
                 <w:szCs w:val="18"/>
               </w:rPr>
-              <w:t xml:space="preserve">3.5</w:t>
+              <w:t xml:space="preserve">3.6</w:t>
             </w:r>
           </w:p>
         </w:tc>
@@ -2269,7 +2269,7 @@
                 <w:sz w:val="18"/>
                 <w:szCs w:val="18"/>
               </w:rPr>
-              <w:t xml:space="preserve">Prove 10.12b-10.13d (Audit trail user).</w:t>
+              <w:t xml:space="preserve">Sezione «Audit User». Voce «Marketplaces» in arrivo.</w:t>
             </w:r>
           </w:p>
         </w:tc>
@@ -2339,7 +2339,7 @@
                 <w:sz w:val="18"/>
                 <w:szCs w:val="18"/>
               </w:rPr>
-              <w:t xml:space="preserve">3.4</w:t>
+              <w:t xml:space="preserve">3.5</w:t>
             </w:r>
           </w:p>
         </w:tc>
@@ -2403,7 +2403,7 @@
                 <w:sz w:val="18"/>
                 <w:szCs w:val="18"/>
               </w:rPr>
-              <w:t xml:space="preserve">Prove 8b.7-8b.7e (PDF, Excel, telefono), 10.12 (utenti online), 10.11d.</w:t>
+              <w:t xml:space="preserve">Prove 10.12b-10.13d (Audit trail user).</w:t>
             </w:r>
           </w:p>
         </w:tc>
@@ -2473,7 +2473,7 @@
                 <w:sz w:val="18"/>
                 <w:szCs w:val="18"/>
               </w:rPr>
-              <w:t xml:space="preserve">3.3</w:t>
+              <w:t xml:space="preserve">3.4</w:t>
             </w:r>
           </w:p>
         </w:tc>
@@ -2506,7 +2506,7 @@
                 <w:sz w:val="18"/>
                 <w:szCs w:val="18"/>
               </w:rPr>
-              <w:t xml:space="preserve">19/10/2026</w:t>
+              <w:t xml:space="preserve">20/10/2026</w:t>
             </w:r>
           </w:p>
         </w:tc>
@@ -2539,7 +2539,7 @@
                 <w:sz w:val="18"/>
                 <w:szCs w:val="18"/>
               </w:rPr>
-              <w:t xml:space="preserve">Prova 10.11: messaggio d'attesa «Un attimo…».</w:t>
+              <w:t xml:space="preserve">Prove 8b.7-8b.7e (PDF, Excel, telefono), 10.12 (utenti online), 10.11d.</w:t>
             </w:r>
           </w:p>
         </w:tc>
@@ -2609,7 +2609,7 @@
                 <w:sz w:val="18"/>
                 <w:szCs w:val="18"/>
               </w:rPr>
-              <w:t xml:space="preserve">3.2</w:t>
+              <w:t xml:space="preserve">3.3</w:t>
             </w:r>
           </w:p>
         </w:tc>
@@ -2673,7 +2673,7 @@
                 <w:sz w:val="18"/>
                 <w:szCs w:val="18"/>
               </w:rPr>
-              <w:t xml:space="preserve">Prova 10.11 aggiornata con l'assistente attivo e i messaggi d'errore della Console.</w:t>
+              <w:t xml:space="preserve">Prova 10.11: messaggio d'attesa «Un attimo…».</w:t>
             </w:r>
           </w:p>
         </w:tc>
@@ -2743,7 +2743,7 @@
                 <w:sz w:val="18"/>
                 <w:szCs w:val="18"/>
               </w:rPr>
-              <w:t xml:space="preserve">3.1</w:t>
+              <w:t xml:space="preserve">3.2</w:t>
             </w:r>
           </w:p>
         </w:tc>
@@ -2809,7 +2809,7 @@
                 <w:sz w:val="18"/>
                 <w:szCs w:val="18"/>
               </w:rPr>
-              <w:t xml:space="preserve">Prove 10.11-10.11c: assistente virtuale e documenti ufficiali.</w:t>
+              <w:t xml:space="preserve">Prova 10.11 aggiornata con l'assistente attivo e i messaggi d'errore della Console.</w:t>
             </w:r>
           </w:p>
         </w:tc>
@@ -2879,7 +2879,7 @@
                 <w:sz w:val="18"/>
                 <w:szCs w:val="18"/>
               </w:rPr>
-              <w:t xml:space="preserve">3.0</w:t>
+              <w:t xml:space="preserve">3.1</w:t>
             </w:r>
           </w:p>
         </w:tc>
@@ -2943,7 +2943,7 @@
                 <w:sz w:val="18"/>
                 <w:szCs w:val="18"/>
               </w:rPr>
-              <w:t xml:space="preserve">Prova 10.10c: ordinamento.</w:t>
+              <w:t xml:space="preserve">Prove 10.11-10.11c: assistente virtuale e documenti ufficiali.</w:t>
             </w:r>
           </w:p>
         </w:tc>
@@ -3013,7 +3013,7 @@
                 <w:sz w:val="18"/>
                 <w:szCs w:val="18"/>
               </w:rPr>
-              <w:t xml:space="preserve">2.9</w:t>
+              <w:t xml:space="preserve">3.0</w:t>
             </w:r>
           </w:p>
         </w:tc>
@@ -3079,7 +3079,7 @@
                 <w:sz w:val="18"/>
                 <w:szCs w:val="18"/>
               </w:rPr>
-              <w:t xml:space="preserve">Prove 8b.3b e 8b.3c: metodo per utenza, buffer e taratura.</w:t>
+              <w:t xml:space="preserve">Prova 10.10c: ordinamento.</w:t>
             </w:r>
           </w:p>
         </w:tc>
@@ -3149,7 +3149,7 @@
                 <w:sz w:val="18"/>
                 <w:szCs w:val="18"/>
               </w:rPr>
-              <w:t xml:space="preserve">2.8</w:t>
+              <w:t xml:space="preserve">2.9</w:t>
             </w:r>
           </w:p>
         </w:tc>
@@ -3213,7 +3213,7 @@
                 <w:sz w:val="18"/>
                 <w:szCs w:val="18"/>
               </w:rPr>
-              <w:t xml:space="preserve">Prova 10.10b: barra a LED della Dashboard.</w:t>
+              <w:t xml:space="preserve">Prove 8b.3b e 8b.3c: metodo per utenza, buffer e taratura.</w:t>
             </w:r>
           </w:p>
         </w:tc>
@@ -3283,7 +3283,7 @@
                 <w:sz w:val="18"/>
                 <w:szCs w:val="18"/>
               </w:rPr>
-              <w:t xml:space="preserve">2.7</w:t>
+              <w:t xml:space="preserve">2.8</w:t>
             </w:r>
           </w:p>
         </w:tc>
@@ -3349,7 +3349,7 @@
                 <w:sz w:val="18"/>
                 <w:szCs w:val="18"/>
               </w:rPr>
-              <w:t xml:space="preserve">Prova 1.3d: eliminazione di un utente mai attivo.</w:t>
+              <w:t xml:space="preserve">Prova 10.10b: barra a LED della Dashboard.</w:t>
             </w:r>
           </w:p>
         </w:tc>
@@ -3419,7 +3419,7 @@
                 <w:sz w:val="18"/>
                 <w:szCs w:val="18"/>
               </w:rPr>
-              <w:t xml:space="preserve">2.6</w:t>
+              <w:t xml:space="preserve">2.7</w:t>
             </w:r>
           </w:p>
         </w:tc>
@@ -3483,7 +3483,7 @@
                 <w:sz w:val="18"/>
                 <w:szCs w:val="18"/>
               </w:rPr>
-              <w:t xml:space="preserve">Prove 1.3 e 1.3c: email con le credenziali.</w:t>
+              <w:t xml:space="preserve">Prova 1.3d: eliminazione di un utente mai attivo.</w:t>
             </w:r>
           </w:p>
         </w:tc>
@@ -3553,7 +3553,7 @@
                 <w:sz w:val="18"/>
                 <w:szCs w:val="18"/>
               </w:rPr>
-              <w:t xml:space="preserve">2.5</w:t>
+              <w:t xml:space="preserve">2.6</w:t>
             </w:r>
           </w:p>
         </w:tc>
@@ -3619,7 +3619,7 @@
                 <w:sz w:val="18"/>
                 <w:szCs w:val="18"/>
               </w:rPr>
-              <w:t xml:space="preserve">Prove 1.3a-1.3a3: nomina di un Amministratore e protezione del principale.</w:t>
+              <w:t xml:space="preserve">Prove 1.3 e 1.3c: email con le credenziali.</w:t>
             </w:r>
           </w:p>
         </w:tc>
@@ -3689,7 +3689,7 @@
                 <w:sz w:val="18"/>
                 <w:szCs w:val="18"/>
               </w:rPr>
-              <w:t xml:space="preserve">2.4</w:t>
+              <w:t xml:space="preserve">2.5</w:t>
             </w:r>
           </w:p>
         </w:tc>
@@ -3753,7 +3753,7 @@
                 <w:sz w:val="18"/>
                 <w:szCs w:val="18"/>
               </w:rPr>
-              <w:t xml:space="preserve">Prove 8b.7c e 8b.7d: costi Caso 1 e Caso 2.</w:t>
+              <w:t xml:space="preserve">Prove 1.3a-1.3a3: nomina di un Amministratore e protezione del principale.</w:t>
             </w:r>
           </w:p>
         </w:tc>
@@ -3823,7 +3823,7 @@
                 <w:sz w:val="18"/>
                 <w:szCs w:val="18"/>
               </w:rPr>
-              <w:t xml:space="preserve">2.3</w:t>
+              <w:t xml:space="preserve">2.4</w:t>
             </w:r>
           </w:p>
         </w:tc>
@@ -3889,7 +3889,7 @@
                 <w:sz w:val="18"/>
                 <w:szCs w:val="18"/>
               </w:rPr>
-              <w:t xml:space="preserve">Prova 8b.7b aggiornata: valore del credito anno per anno.</w:t>
+              <w:t xml:space="preserve">Prove 8b.7c e 8b.7d: costi Caso 1 e Caso 2.</w:t>
             </w:r>
           </w:p>
         </w:tc>
@@ -3959,7 +3959,7 @@
                 <w:sz w:val="18"/>
                 <w:szCs w:val="18"/>
               </w:rPr>
-              <w:t xml:space="preserve">2.2</w:t>
+              <w:t xml:space="preserve">2.3</w:t>
             </w:r>
           </w:p>
         </w:tc>
@@ -4023,7 +4023,7 @@
                 <w:sz w:val="18"/>
                 <w:szCs w:val="18"/>
               </w:rPr>
-              <w:t xml:space="preserve">Prova 8b.7b della simulazione economica (ricavi e costi per il Comune).</w:t>
+              <w:t xml:space="preserve">Prova 8b.7b aggiornata: valore del credito anno per anno.</w:t>
             </w:r>
           </w:p>
         </w:tc>
@@ -4093,7 +4093,7 @@
                 <w:sz w:val="18"/>
                 <w:szCs w:val="18"/>
               </w:rPr>
-              <w:t xml:space="preserve">2.1</w:t>
+              <w:t xml:space="preserve">2.2</w:t>
             </w:r>
           </w:p>
         </w:tc>
@@ -4159,7 +4159,7 @@
                 <w:sz w:val="18"/>
                 <w:szCs w:val="18"/>
               </w:rPr>
-              <w:t xml:space="preserve">Prove 8b.2b e 8b.2c (scenario di riferimento e situazione attuale).</w:t>
+              <w:t xml:space="preserve">Prova 8b.7b della simulazione economica (ricavi e costi per il Comune).</w:t>
             </w:r>
           </w:p>
         </w:tc>
@@ -4229,7 +4229,7 @@
                 <w:sz w:val="18"/>
                 <w:szCs w:val="18"/>
               </w:rPr>
-              <w:t xml:space="preserve">2.0</w:t>
+              <w:t xml:space="preserve">2.1</w:t>
             </w:r>
           </w:p>
         </w:tc>
@@ -4293,7 +4293,7 @@
                 <w:sz w:val="18"/>
                 <w:szCs w:val="18"/>
               </w:rPr>
-              <w:t xml:space="preserve">Prove 8b del simulatore di scenari.</w:t>
+              <w:t xml:space="preserve">Prove 8b.2b e 8b.2c (scenario di riferimento e situazione attuale).</w:t>
             </w:r>
           </w:p>
         </w:tc>
@@ -4363,7 +4363,7 @@
                 <w:sz w:val="18"/>
                 <w:szCs w:val="18"/>
               </w:rPr>
-              <w:t xml:space="preserve">1.9</w:t>
+              <w:t xml:space="preserve">2.0</w:t>
             </w:r>
           </w:p>
         </w:tc>
@@ -4429,7 +4429,7 @@
                 <w:sz w:val="18"/>
                 <w:szCs w:val="18"/>
               </w:rPr>
-              <w:t xml:space="preserve">In sviluppo: simulatore di scenari e assistente virtuale.</w:t>
+              <w:t xml:space="preserve">Prove 8b del simulatore di scenari.</w:t>
             </w:r>
           </w:p>
         </w:tc>
@@ -4499,7 +4499,7 @@
                 <w:sz w:val="18"/>
                 <w:szCs w:val="18"/>
               </w:rPr>
-              <w:t xml:space="preserve">1.8</w:t>
+              <w:t xml:space="preserve">1.9</w:t>
             </w:r>
           </w:p>
         </w:tc>
@@ -4563,7 +4563,7 @@
                 <w:sz w:val="18"/>
                 <w:szCs w:val="18"/>
               </w:rPr>
-              <w:t xml:space="preserve">Tolto il limite noto sull'incarico del soggetto promotore del programma.</w:t>
+              <w:t xml:space="preserve">In sviluppo: simulatore di scenari e assistente virtuale.</w:t>
             </w:r>
           </w:p>
         </w:tc>
@@ -4633,7 +4633,7 @@
                 <w:sz w:val="18"/>
                 <w:szCs w:val="18"/>
               </w:rPr>
-              <w:t xml:space="preserve">1.7</w:t>
+              <w:t xml:space="preserve">1.8</w:t>
             </w:r>
           </w:p>
         </w:tc>
@@ -4666,7 +4666,7 @@
                 <w:sz w:val="18"/>
                 <w:szCs w:val="18"/>
               </w:rPr>
-              <w:t xml:space="preserve">18/10/2026</w:t>
+              <w:t xml:space="preserve">19/10/2026</w:t>
             </w:r>
           </w:p>
         </w:tc>
@@ -4699,7 +4699,7 @@
                 <w:sz w:val="18"/>
                 <w:szCs w:val="18"/>
               </w:rPr>
-              <w:t xml:space="preserve">Percorso di prova esteso alle funzioni dell'allineamento ai documenti CWP: territorio ISTAT, stati del Programma, Rapporto a 7 fasi, tariffe e sospensione, accuratezza, ritiro, account unico, crediti emessi, reclami, pagina pubblica, qualità dei dati.</w:t>
+              <w:t xml:space="preserve">Tolto il limite noto sull'incarico del soggetto promotore del programma.</w:t>
             </w:r>
           </w:p>
         </w:tc>
@@ -4769,7 +4769,7 @@
                 <w:sz w:val="18"/>
                 <w:szCs w:val="18"/>
               </w:rPr>
-              <w:t xml:space="preserve">1.6</w:t>
+              <w:t xml:space="preserve">1.7</w:t>
             </w:r>
           </w:p>
         </w:tc>
@@ -4833,7 +4833,7 @@
                 <w:sz w:val="18"/>
                 <w:szCs w:val="18"/>
               </w:rPr>
-              <w:t xml:space="preserve">Glossario: descrizione corretta del buffer (al massimo 80%).</w:t>
+              <w:t xml:space="preserve">Percorso di prova esteso alle funzioni dell'allineamento ai documenti CWP: territorio ISTAT, stati del Programma, Rapporto a 7 fasi, tariffe e sospensione, accuratezza, ritiro, account unico, crediti emessi, reclami, pagina pubblica, qualità dei dati.</w:t>
             </w:r>
           </w:p>
         </w:tc>
@@ -4903,7 +4903,7 @@
                 <w:sz w:val="18"/>
                 <w:szCs w:val="18"/>
               </w:rPr>
-              <w:t xml:space="preserve">1.5</w:t>
+              <w:t xml:space="preserve">1.6</w:t>
             </w:r>
           </w:p>
         </w:tc>
@@ -4969,7 +4969,7 @@
                 <w:sz w:val="18"/>
                 <w:szCs w:val="18"/>
               </w:rPr>
-              <w:t xml:space="preserve">Nuove prove 1.2b, 1.8, 3.7, 4.1b, 6.4, 6.5; prove 1.6, 1.7, 3.2, 4.1, 4.6, 5.4 e 6.3 aggiornate (anagrafiche, documenti richiesti, consultazione, Rapporti a 4 fasi, conservazione, fascicolo).</w:t>
+              <w:t xml:space="preserve">Glossario: descrizione corretta del buffer (al massimo 80%).</w:t>
             </w:r>
           </w:p>
         </w:tc>
@@ -5039,7 +5039,7 @@
                 <w:sz w:val="18"/>
                 <w:szCs w:val="18"/>
               </w:rPr>
-              <w:t xml:space="preserve">1.4</w:t>
+              <w:t xml:space="preserve">1.5</w:t>
             </w:r>
           </w:p>
         </w:tc>
@@ -5103,7 +5103,7 @@
                 <w:sz w:val="18"/>
                 <w:szCs w:val="18"/>
               </w:rPr>
-              <w:t xml:space="preserve">Nuova prova 7.12 (risultato azzerato dopo una modifica dei dati); prove successive del blocco 7 rinumerate; prova 8.4 estesa.</w:t>
+              <w:t xml:space="preserve">Nuove prove 1.2b, 1.8, 3.7, 4.1b, 6.4, 6.5; prove 1.6, 1.7, 3.2, 4.1, 4.6, 5.4 e 6.3 aggiornate (anagrafiche, documenti richiesti, consultazione, Rapporti a 4 fasi, conservazione, fascicolo).</w:t>
             </w:r>
           </w:p>
         </w:tc>
@@ -5173,7 +5173,7 @@
                 <w:sz w:val="18"/>
                 <w:szCs w:val="18"/>
               </w:rPr>
-              <w:t xml:space="preserve">1.3</w:t>
+              <w:t xml:space="preserve">1.4</w:t>
             </w:r>
           </w:p>
         </w:tc>
@@ -5239,7 +5239,7 @@
                 <w:sz w:val="18"/>
                 <w:szCs w:val="18"/>
               </w:rPr>
-              <w:t xml:space="preserve">Prove del rapporto PDF, del numero di registro e del registro dei crediti con le nuove versioni.</w:t>
+              <w:t xml:space="preserve">Nuova prova 7.12 (risultato azzerato dopo una modifica dei dati); prove successive del blocco 7 rinumerate; prova 8.4 estesa.</w:t>
             </w:r>
           </w:p>
         </w:tc>
@@ -5309,7 +5309,7 @@
                 <w:sz w:val="18"/>
                 <w:szCs w:val="18"/>
               </w:rPr>
-              <w:t xml:space="preserve">1.2</w:t>
+              <w:t xml:space="preserve">1.3</w:t>
             </w:r>
           </w:p>
         </w:tc>
@@ -5373,7 +5373,7 @@
                 <w:sz w:val="18"/>
                 <w:szCs w:val="18"/>
               </w:rPr>
-              <w:t xml:space="preserve">Calcolo crediti: prove di import del tracciato con i file di esempio (compilato, letture, dati personali) e dei controlli di coerenza.</w:t>
+              <w:t xml:space="preserve">Prove del rapporto PDF, del numero di registro e del registro dei crediti con le nuove versioni.</w:t>
             </w:r>
           </w:p>
         </w:tc>
@@ -5443,7 +5443,7 @@
                 <w:sz w:val="18"/>
                 <w:szCs w:val="18"/>
               </w:rPr>
-              <w:t xml:space="preserve">1.1</w:t>
+              <w:t xml:space="preserve">1.2</w:t>
             </w:r>
           </w:p>
         </w:tc>
@@ -5509,7 +5509,7 @@
                 <w:sz w:val="18"/>
                 <w:szCs w:val="18"/>
               </w:rPr>
-              <w:t xml:space="preserve">Prove per Enti di Validazione, modelli, note di fase, messaggi, pagamenti visibili al Comune, pratica sospesa, consultazione pubblica con conferma dell'email, limiti di invio ed errata corrige.</w:t>
+              <w:t xml:space="preserve">Calcolo crediti: prove di import del tracciato con i file di esempio (compilato, letture, dati personali) e dei controlli di coerenza.</w:t>
             </w:r>
           </w:p>
         </w:tc>
@@ -5579,6 +5579,140 @@
                 <w:sz w:val="18"/>
                 <w:szCs w:val="18"/>
               </w:rPr>
+              <w:t xml:space="preserve">1.1</w:t>
+            </w:r>
+          </w:p>
+        </w:tc>
+        <w:tc>
+          <w:tcPr>
+            <w:tcW w:type="dxa" w:w="1300"/>
+            <w:tcBorders>
+              <w:top w:val="single" w:color="D9D4C5" w:sz="4"/>
+              <w:left w:val="single" w:color="D9D4C5" w:sz="4"/>
+              <w:bottom w:val="single" w:color="D9D4C5" w:sz="4"/>
+              <w:right w:val="single" w:color="D9D4C5" w:sz="4"/>
+            </w:tcBorders>
+            <w:tcMar>
+              <w:top w:type="dxa" w:w="70"/>
+              <w:left w:type="dxa" w:w="110"/>
+              <w:bottom w:type="dxa" w:w="70"/>
+              <w:right w:type="dxa" w:w="110"/>
+            </w:tcMar>
+            <w:vAlign w:val="center"/>
+          </w:tcPr>
+          <w:p>
+            <w:pPr>
+              <w:spacing w:after="0" w:before="0"/>
+            </w:pPr>
+            <w:r>
+              <w:rPr>
+                <w:rFonts w:ascii="Arial" w:cs="Arial" w:eastAsia="Arial" w:hAnsi="Arial"/>
+                <w:color w:val="1B2118"/>
+                <w:sz w:val="18"/>
+                <w:szCs w:val="18"/>
+              </w:rPr>
+              <w:t xml:space="preserve">18/10/2026</w:t>
+            </w:r>
+          </w:p>
+        </w:tc>
+        <w:tc>
+          <w:tcPr>
+            <w:tcW w:type="dxa" w:w="5538"/>
+            <w:tcBorders>
+              <w:top w:val="single" w:color="D9D4C5" w:sz="4"/>
+              <w:left w:val="single" w:color="D9D4C5" w:sz="4"/>
+              <w:bottom w:val="single" w:color="D9D4C5" w:sz="4"/>
+              <w:right w:val="single" w:color="D9D4C5" w:sz="4"/>
+            </w:tcBorders>
+            <w:tcMar>
+              <w:top w:type="dxa" w:w="70"/>
+              <w:left w:type="dxa" w:w="110"/>
+              <w:bottom w:type="dxa" w:w="70"/>
+              <w:right w:type="dxa" w:w="110"/>
+            </w:tcMar>
+            <w:vAlign w:val="center"/>
+          </w:tcPr>
+          <w:p>
+            <w:pPr>
+              <w:spacing w:after="0" w:before="0"/>
+            </w:pPr>
+            <w:r>
+              <w:rPr>
+                <w:rFonts w:ascii="Arial" w:cs="Arial" w:eastAsia="Arial" w:hAnsi="Arial"/>
+                <w:color w:val="1B2118"/>
+                <w:sz w:val="18"/>
+                <w:szCs w:val="18"/>
+              </w:rPr>
+              <w:t xml:space="preserve">Prove per Enti di Validazione, modelli, note di fase, messaggi, pagamenti visibili al Comune, pratica sospesa, consultazione pubblica con conferma dell'email, limiti di invio ed errata corrige.</w:t>
+            </w:r>
+          </w:p>
+        </w:tc>
+        <w:tc>
+          <w:tcPr>
+            <w:tcW w:type="dxa" w:w="2000"/>
+            <w:tcBorders>
+              <w:top w:val="single" w:color="D9D4C5" w:sz="4"/>
+              <w:left w:val="single" w:color="D9D4C5" w:sz="4"/>
+              <w:bottom w:val="single" w:color="D9D4C5" w:sz="4"/>
+              <w:right w:val="single" w:color="D9D4C5" w:sz="4"/>
+            </w:tcBorders>
+            <w:tcMar>
+              <w:top w:type="dxa" w:w="70"/>
+              <w:left w:type="dxa" w:w="110"/>
+              <w:bottom w:type="dxa" w:w="70"/>
+              <w:right w:type="dxa" w:w="110"/>
+            </w:tcMar>
+            <w:vAlign w:val="center"/>
+          </w:tcPr>
+          <w:p>
+            <w:pPr>
+              <w:spacing w:after="0" w:before="0"/>
+            </w:pPr>
+            <w:r>
+              <w:rPr>
+                <w:rFonts w:ascii="Arial" w:cs="Arial" w:eastAsia="Arial" w:hAnsi="Arial"/>
+                <w:color w:val="1B2118"/>
+                <w:sz w:val="18"/>
+                <w:szCs w:val="18"/>
+              </w:rPr>
+              <w:t xml:space="preserve">Fondazione Operate</w:t>
+            </w:r>
+          </w:p>
+        </w:tc>
+      </w:tr>
+      <w:tr>
+        <w:trPr>
+          <w:cantSplit/>
+        </w:trPr>
+        <w:tc>
+          <w:tcPr>
+            <w:tcW w:type="dxa" w:w="800"/>
+            <w:tcBorders>
+              <w:top w:val="single" w:color="D9D4C5" w:sz="4"/>
+              <w:left w:val="single" w:color="D9D4C5" w:sz="4"/>
+              <w:bottom w:val="single" w:color="D9D4C5" w:sz="4"/>
+              <w:right w:val="single" w:color="D9D4C5" w:sz="4"/>
+            </w:tcBorders>
+            <w:shd w:fill="F6F4EE" w:color="auto" w:val="clear"/>
+            <w:tcMar>
+              <w:top w:type="dxa" w:w="70"/>
+              <w:left w:type="dxa" w:w="110"/>
+              <w:bottom w:type="dxa" w:w="70"/>
+              <w:right w:type="dxa" w:w="110"/>
+            </w:tcMar>
+            <w:vAlign w:val="center"/>
+          </w:tcPr>
+          <w:p>
+            <w:pPr>
+              <w:spacing w:after="0" w:before="0"/>
+            </w:pPr>
+            <w:r>
+              <w:rPr>
+                <w:rFonts w:ascii="Arial" w:cs="Arial" w:eastAsia="Arial" w:hAnsi="Arial"/>
+                <w:color w:val="1B2118"/>
+                <w:sz w:val="18"/>
+                <w:szCs w:val="18"/>
+              </w:rPr>
               <w:t xml:space="preserve">1.0</w:t>
             </w:r>
           </w:p>
@@ -5592,6 +5726,7 @@
               <w:bottom w:val="single" w:color="D9D4C5" w:sz="4"/>
               <w:right w:val="single" w:color="D9D4C5" w:sz="4"/>
             </w:tcBorders>
+            <w:shd w:fill="F6F4EE" w:color="auto" w:val="clear"/>
             <w:tcMar>
               <w:top w:type="dxa" w:w="70"/>
               <w:left w:type="dxa" w:w="110"/>
@@ -5624,6 +5759,7 @@
               <w:bottom w:val="single" w:color="D9D4C5" w:sz="4"/>
               <w:right w:val="single" w:color="D9D4C5" w:sz="4"/>
             </w:tcBorders>
+            <w:shd w:fill="F6F4EE" w:color="auto" w:val="clear"/>
             <w:tcMar>
               <w:top w:type="dxa" w:w="70"/>
               <w:left w:type="dxa" w:w="110"/>
@@ -5656,6 +5792,7 @@
               <w:bottom w:val="single" w:color="D9D4C5" w:sz="4"/>
               <w:right w:val="single" w:color="D9D4C5" w:sz="4"/>
             </w:tcBorders>
+            <w:shd w:fill="F6F4EE" w:color="auto" w:val="clear"/>
             <w:tcMar>
               <w:top w:type="dxa" w:w="70"/>
               <w:left w:type="dxa" w:w="110"/>
@@ -5697,7 +5834,7 @@
           <w:sz w:val="20"/>
           <w:szCs w:val="20"/>
         </w:rPr>
-        <w:t xml:space="preserve">Guida alla revisione 3.16 del 21/10/2026, allineata al portale e agli altri manuali. È aggiornata a ogni rilascio; la versione corrente si scarica dall'area Documentazione del portale (solo Amministratori).</w:t>
+        <w:t xml:space="preserve">Guida alla revisione 3.17 del 22/10/2026, allineata al portale e agli altri manuali. È aggiornata a ogni rilascio; la versione corrente si scarica dall'area Documentazione del portale (solo Amministratori).</w:t>
       </w:r>
     </w:p>
     <w:p>
@@ -5865,7 +6002,7 @@
             <w:szCs w:val="22"/>
           </w:rPr>
           <w:tab/>
-          <w:t xml:space="preserve">22</w:t>
+          <w:t xml:space="preserve">23</w:t>
         </w:r>
       </w:hyperlink>
     </w:p>
@@ -6071,7 +6208,7 @@
         </w:rPr>
         <w:t xml:space="preserve">Il portale: </w:t>
       </w:r>
-      <w:hyperlink w:history="1" r:id="rIdoo2w2_j6yx6b-6qlmcx1q">
+      <w:hyperlink w:history="1" r:id="rIdczxpxc_ckpvw9cbznor5m">
         <w:r>
           <w:rPr>
             <w:rFonts w:ascii="Arial" w:cs="Arial" w:eastAsia="Arial" w:hAnsi="Arial"/>
@@ -11868,7 +12005,7 @@
                 <w:sz w:val="18"/>
                 <w:szCs w:val="18"/>
               </w:rPr>
-              <w:t xml:space="preserve">1.2c</w:t>
+              <w:t xml:space="preserve">1.2d</w:t>
             </w:r>
           </w:p>
         </w:tc>
@@ -11900,7 +12037,7 @@
                 <w:sz w:val="18"/>
                 <w:szCs w:val="18"/>
               </w:rPr>
-              <w:t xml:space="preserve">[O] Anagrafiche → Organizzazioni: Modifica «Comune di Prova»: tipo «Ente locale (T.U.E.L.)», codice fiscale, PEC, Delegato 1 e Delegato 2</w:t>
+              <w:t xml:space="preserve">[A] Rilievo N05. + Nuovo progetto: scrivete nel campo Codice pratica «cwp-026-099», poi cancellatelo e lasciate il campo vuoto (non create la pratica se non serve)</w:t>
             </w:r>
           </w:p>
         </w:tc>
@@ -11932,7 +12069,7 @@
                 <w:sz w:val="18"/>
                 <w:szCs w:val="18"/>
               </w:rPr>
-              <w:t xml:space="preserve">Dati salvati; sotto l'organizzazione compare la pratica creata</w:t>
+              <w:t xml:space="preserve">Con il codice scritto compare l'avviso arancione «Il codice non segue il formato automatico CWP-AAAA-NNNN: verrà salvato così come è scritto»; con il campo vuoto l'avviso sparisce e il codice lo assegna il portale (CWP-AAAA-NNNN)</w:t>
             </w:r>
           </w:p>
         </w:tc>
@@ -11970,7 +12107,7 @@
                 <w:sz w:val="18"/>
                 <w:szCs w:val="18"/>
               </w:rPr>
-              <w:t xml:space="preserve">1.3</w:t>
+              <w:t xml:space="preserve">1.2c</w:t>
             </w:r>
           </w:p>
         </w:tc>
@@ -12003,7 +12140,7 @@
                 <w:sz w:val="18"/>
                 <w:szCs w:val="18"/>
               </w:rPr>
-              <w:t xml:space="preserve">[A] Utenti → + Nuovo utente, ruolo Cliente, associato a «Comune di Prova»</w:t>
+              <w:t xml:space="preserve">[O] Anagrafiche → Organizzazioni: Modifica «Comune di Prova»: tipo «Ente locale (T.U.E.L.)», codice fiscale, PEC, Delegato 1 e Delegato 2</w:t>
             </w:r>
           </w:p>
         </w:tc>
@@ -12036,7 +12173,7 @@
                 <w:sz w:val="18"/>
                 <w:szCs w:val="18"/>
               </w:rPr>
-              <w:t xml:space="preserve">L'utente compare in elenco; la finestra dice se l'email con le credenziali è partita (finché il dominio non è verificato su Resend arriva solo all'indirizzo del titolare Resend, per gli altri «⚠ Email non inviata»); annotate la password temporanea</w:t>
+              <w:t xml:space="preserve">Dati salvati; sotto l'organizzazione compare la pratica creata</w:t>
             </w:r>
           </w:p>
         </w:tc>
@@ -12073,7 +12210,7 @@
                 <w:sz w:val="18"/>
                 <w:szCs w:val="18"/>
               </w:rPr>
-              <w:t xml:space="preserve">1.3d</w:t>
+              <w:t xml:space="preserve">1.3</w:t>
             </w:r>
           </w:p>
         </w:tc>
@@ -12105,27 +12242,7 @@
                 <w:sz w:val="18"/>
                 <w:szCs w:val="18"/>
               </w:rPr>
-              <w:t xml:space="preserve">[A] Create un utente con un'email di prova, poi premete </w:t>
-            </w:r>
-            <w:r>
-              <w:rPr>
-                <w:rFonts w:ascii="Arial" w:cs="Arial" w:eastAsia="Arial" w:hAnsi="Arial"/>
-                <w:b/>
-                <w:bCs/>
-                <w:color w:val="1B2118"/>
-                <w:sz w:val="18"/>
-                <w:szCs w:val="18"/>
-              </w:rPr>
-              <w:t xml:space="preserve">Elimina</w:t>
-            </w:r>
-            <w:r>
-              <w:rPr>
-                <w:rFonts w:ascii="Arial" w:cs="Arial" w:eastAsia="Arial" w:hAnsi="Arial"/>
-                <w:color w:val="1B2118"/>
-                <w:sz w:val="18"/>
-                <w:szCs w:val="18"/>
-              </w:rPr>
-              <w:t xml:space="preserve"> nella sua riga → Elimina definitivamente</w:t>
+              <w:t xml:space="preserve">[A] Utenti → + Nuovo utente, ruolo Cliente, associato a «Comune di Prova»</w:t>
             </w:r>
           </w:p>
         </w:tc>
@@ -12157,7 +12274,7 @@
                 <w:sz w:val="18"/>
                 <w:szCs w:val="18"/>
               </w:rPr>
-              <w:t xml:space="preserve">L'utente sparisce dall'elenco; in Audit la voce «cancellazione profilo». Sul referente del Comune, che ha già operato, il pulsante Elimina non compare</w:t>
+              <w:t xml:space="preserve">L'utente compare in elenco; la finestra dice se l'email con le credenziali è partita (finché il dominio non è verificato su Resend arriva solo all'indirizzo del titolare Resend, per gli altri «⚠ Email non inviata»); annotate la password temporanea</w:t>
             </w:r>
           </w:p>
         </w:tc>
@@ -12195,7 +12312,7 @@
                 <w:sz w:val="18"/>
                 <w:szCs w:val="18"/>
               </w:rPr>
-              <w:t xml:space="preserve">1.3c</w:t>
+              <w:t xml:space="preserve">1.3d</w:t>
             </w:r>
           </w:p>
         </w:tc>
@@ -12228,7 +12345,27 @@
                 <w:sz w:val="18"/>
                 <w:szCs w:val="18"/>
               </w:rPr>
-              <w:t xml:space="preserve">[C] Aprite l'email «Il tuo accesso al Portale CWP» (se arrivata) e premete Accedi al portale</w:t>
+              <w:t xml:space="preserve">[A] Create un utente con un'email di prova, poi premete </w:t>
+            </w:r>
+            <w:r>
+              <w:rPr>
+                <w:rFonts w:ascii="Arial" w:cs="Arial" w:eastAsia="Arial" w:hAnsi="Arial"/>
+                <w:b/>
+                <w:bCs/>
+                <w:color w:val="1B2118"/>
+                <w:sz w:val="18"/>
+                <w:szCs w:val="18"/>
+              </w:rPr>
+              <w:t xml:space="preserve">Elimina</w:t>
+            </w:r>
+            <w:r>
+              <w:rPr>
+                <w:rFonts w:ascii="Arial" w:cs="Arial" w:eastAsia="Arial" w:hAnsi="Arial"/>
+                <w:color w:val="1B2118"/>
+                <w:sz w:val="18"/>
+                <w:szCs w:val="18"/>
+              </w:rPr>
+              <w:t xml:space="preserve"> nella sua riga → Elimina definitivamente</w:t>
             </w:r>
           </w:p>
         </w:tc>
@@ -12261,7 +12398,7 @@
                 <w:sz w:val="18"/>
                 <w:szCs w:val="18"/>
               </w:rPr>
-              <w:t xml:space="preserve">Si apre la pagina di accesso; con email e password temporanea dell'email il portale chiede subito la password personale</w:t>
+              <w:t xml:space="preserve">L'utente sparisce dall'elenco; in Audit la voce «cancellazione profilo». Sul referente del Comune, che ha già operato, il pulsante Elimina non compare</w:t>
             </w:r>
           </w:p>
         </w:tc>
@@ -12298,7 +12435,7 @@
                 <w:sz w:val="18"/>
                 <w:szCs w:val="18"/>
               </w:rPr>
-              <w:t xml:space="preserve">1.3a</w:t>
+              <w:t xml:space="preserve">1.3c</w:t>
             </w:r>
           </w:p>
         </w:tc>
@@ -12330,27 +12467,7 @@
                 <w:sz w:val="18"/>
                 <w:szCs w:val="18"/>
               </w:rPr>
-              <w:t xml:space="preserve">[A] Utenti → + Nuovo utente, ruolo </w:t>
-            </w:r>
-            <w:r>
-              <w:rPr>
-                <w:rFonts w:ascii="Arial" w:cs="Arial" w:eastAsia="Arial" w:hAnsi="Arial"/>
-                <w:b/>
-                <w:bCs/>
-                <w:color w:val="1B2118"/>
-                <w:sz w:val="18"/>
-                <w:szCs w:val="18"/>
-              </w:rPr>
-              <w:t xml:space="preserve">Amministratore</w:t>
-            </w:r>
-            <w:r>
-              <w:rPr>
-                <w:rFonts w:ascii="Arial" w:cs="Arial" w:eastAsia="Arial" w:hAnsi="Arial"/>
-                <w:color w:val="1B2118"/>
-                <w:sz w:val="18"/>
-                <w:szCs w:val="18"/>
-              </w:rPr>
-              <w:t xml:space="preserve"> (compare il promemoria sull'accesso completo) → Crea; poi entrate con il nuovo account</w:t>
+              <w:t xml:space="preserve">[C] Aprite l'email «Il tuo accesso al Portale CWP» (se arrivata) e premete Accedi al portale</w:t>
             </w:r>
           </w:p>
         </w:tc>
@@ -12382,7 +12499,7 @@
                 <w:sz w:val="18"/>
                 <w:szCs w:val="18"/>
               </w:rPr>
-              <w:t xml:space="preserve">Il nuovo utente ha il segno Admin e vede tutto il menu dell'Amministratore</w:t>
+              <w:t xml:space="preserve">Si apre la pagina di accesso; con email e password temporanea dell'email il portale chiede subito la password personale</w:t>
             </w:r>
           </w:p>
         </w:tc>
@@ -12420,7 +12537,7 @@
                 <w:sz w:val="18"/>
                 <w:szCs w:val="18"/>
               </w:rPr>
-              <w:t xml:space="preserve">1.3a2</w:t>
+              <w:t xml:space="preserve">1.3a</w:t>
             </w:r>
           </w:p>
         </w:tc>
@@ -12453,7 +12570,27 @@
                 <w:sz w:val="18"/>
                 <w:szCs w:val="18"/>
               </w:rPr>
-              <w:t xml:space="preserve">[A] Nella riga di luca.moretti@operate.it</w:t>
+              <w:t xml:space="preserve">[A] Utenti → + Nuovo utente, ruolo </w:t>
+            </w:r>
+            <w:r>
+              <w:rPr>
+                <w:rFonts w:ascii="Arial" w:cs="Arial" w:eastAsia="Arial" w:hAnsi="Arial"/>
+                <w:b/>
+                <w:bCs/>
+                <w:color w:val="1B2118"/>
+                <w:sz w:val="18"/>
+                <w:szCs w:val="18"/>
+              </w:rPr>
+              <w:t xml:space="preserve">Amministratore</w:t>
+            </w:r>
+            <w:r>
+              <w:rPr>
+                <w:rFonts w:ascii="Arial" w:cs="Arial" w:eastAsia="Arial" w:hAnsi="Arial"/>
+                <w:color w:val="1B2118"/>
+                <w:sz w:val="18"/>
+                <w:szCs w:val="18"/>
+              </w:rPr>
+              <w:t xml:space="preserve"> (compare il promemoria sull'accesso completo) → Crea; poi entrate con il nuovo account</w:t>
             </w:r>
           </w:p>
         </w:tc>
@@ -12486,7 +12623,7 @@
                 <w:sz w:val="18"/>
                 <w:szCs w:val="18"/>
               </w:rPr>
-              <w:t xml:space="preserve">Segno «Principale», nessun pulsante Modifica, Reimposta password o Disattiva</w:t>
+              <w:t xml:space="preserve">Il nuovo utente ha il segno Admin e vede tutto il menu dell'Amministratore</w:t>
             </w:r>
           </w:p>
         </w:tc>
@@ -12523,7 +12660,7 @@
                 <w:sz w:val="18"/>
                 <w:szCs w:val="18"/>
               </w:rPr>
-              <w:t xml:space="preserve">1.3a3</w:t>
+              <w:t xml:space="preserve">1.3a2</w:t>
             </w:r>
           </w:p>
         </w:tc>
@@ -12555,7 +12692,7 @@
                 <w:sz w:val="18"/>
                 <w:szCs w:val="18"/>
               </w:rPr>
-              <w:t xml:space="preserve">[A] Con Modifica riportate il nuovo Amministratore a Operatore, poi Disattiva e Riattiva</w:t>
+              <w:t xml:space="preserve">[A] Nella riga di luca.moretti@operate.it</w:t>
             </w:r>
           </w:p>
         </w:tc>
@@ -12587,7 +12724,7 @@
                 <w:sz w:val="18"/>
                 <w:szCs w:val="18"/>
               </w:rPr>
-              <w:t xml:space="preserve">Ruolo cambiato; disattivazione e riattivazione riuscite; voci nell'audit</w:t>
+              <w:t xml:space="preserve">Segno «Principale», nessun pulsante Modifica, Reimposta password o Disattiva</w:t>
             </w:r>
           </w:p>
         </w:tc>
@@ -12625,7 +12762,7 @@
                 <w:sz w:val="18"/>
                 <w:szCs w:val="18"/>
               </w:rPr>
-              <w:t xml:space="preserve">1.3b</w:t>
+              <w:t xml:space="preserve">1.3a3</w:t>
             </w:r>
           </w:p>
         </w:tc>
@@ -12658,27 +12795,7 @@
                 <w:sz w:val="18"/>
                 <w:szCs w:val="18"/>
               </w:rPr>
-              <w:t xml:space="preserve">[A] Create un </w:t>
-            </w:r>
-            <w:r>
-              <w:rPr>
-                <w:rFonts w:ascii="Arial" w:cs="Arial" w:eastAsia="Arial" w:hAnsi="Arial"/>
-                <w:b/>
-                <w:bCs/>
-                <w:color w:val="1B2118"/>
-                <w:sz w:val="18"/>
-                <w:szCs w:val="18"/>
-              </w:rPr>
-              <w:t xml:space="preserve">secondo</w:t>
-            </w:r>
-            <w:r>
-              <w:rPr>
-                <w:rFonts w:ascii="Arial" w:cs="Arial" w:eastAsia="Arial" w:hAnsi="Arial"/>
-                <w:color w:val="1B2118"/>
-                <w:sz w:val="18"/>
-                <w:szCs w:val="18"/>
-              </w:rPr>
-              <w:t xml:space="preserve"> utente Cliente associato a «Comune di Prova»</w:t>
+              <w:t xml:space="preserve">[A] Con Modifica riportate il nuovo Amministratore a Operatore, poi Disattiva e Riattiva</w:t>
             </w:r>
           </w:p>
         </w:tc>
@@ -12711,7 +12828,7 @@
                 <w:sz w:val="18"/>
                 <w:szCs w:val="18"/>
               </w:rPr>
-              <w:t xml:space="preserve">Rifiutato: «L'Organizzazione «Comune di Prova» ha già un account attivo… Disattiva quello attuale prima di attivarne un altro»</w:t>
+              <w:t xml:space="preserve">Ruolo cambiato; disattivazione e riattivazione riuscite; voci nell'audit</w:t>
             </w:r>
           </w:p>
         </w:tc>
@@ -12748,7 +12865,7 @@
                 <w:sz w:val="18"/>
                 <w:szCs w:val="18"/>
               </w:rPr>
-              <w:t xml:space="preserve">1.4</w:t>
+              <w:t xml:space="preserve">1.3b</w:t>
             </w:r>
           </w:p>
         </w:tc>
@@ -12780,7 +12897,27 @@
                 <w:sz w:val="18"/>
                 <w:szCs w:val="18"/>
               </w:rPr>
-              <w:t xml:space="preserve">[C] Accedete con la password temporanea</w:t>
+              <w:t xml:space="preserve">[A] Create un </w:t>
+            </w:r>
+            <w:r>
+              <w:rPr>
+                <w:rFonts w:ascii="Arial" w:cs="Arial" w:eastAsia="Arial" w:hAnsi="Arial"/>
+                <w:b/>
+                <w:bCs/>
+                <w:color w:val="1B2118"/>
+                <w:sz w:val="18"/>
+                <w:szCs w:val="18"/>
+              </w:rPr>
+              <w:t xml:space="preserve">secondo</w:t>
+            </w:r>
+            <w:r>
+              <w:rPr>
+                <w:rFonts w:ascii="Arial" w:cs="Arial" w:eastAsia="Arial" w:hAnsi="Arial"/>
+                <w:color w:val="1B2118"/>
+                <w:sz w:val="18"/>
+                <w:szCs w:val="18"/>
+              </w:rPr>
+              <w:t xml:space="preserve"> utente Cliente associato a «Comune di Prova»</w:t>
             </w:r>
           </w:p>
         </w:tc>
@@ -12812,7 +12949,7 @@
                 <w:sz w:val="18"/>
                 <w:szCs w:val="18"/>
               </w:rPr>
-              <w:t xml:space="preserve">Il portale chiede subito una nuova password (min. 10 caratteri, lettere e numeri)</w:t>
+              <w:t xml:space="preserve">Rifiutato: «L'Organizzazione «Comune di Prova» ha già un account attivo… Disattiva quello attuale prima di attivarne un altro»</w:t>
             </w:r>
           </w:p>
         </w:tc>
@@ -12850,7 +12987,7 @@
                 <w:sz w:val="18"/>
                 <w:szCs w:val="18"/>
               </w:rPr>
-              <w:t xml:space="preserve">1.5</w:t>
+              <w:t xml:space="preserve">1.4</w:t>
             </w:r>
           </w:p>
         </w:tc>
@@ -12883,7 +13020,7 @@
                 <w:sz w:val="18"/>
                 <w:szCs w:val="18"/>
               </w:rPr>
-              <w:t xml:space="preserve">[C] Aprite Il mio profilo e il Manuale</w:t>
+              <w:t xml:space="preserve">[C] Accedete con la password temporanea</w:t>
             </w:r>
           </w:p>
         </w:tc>
@@ -12916,7 +13053,7 @@
                 <w:sz w:val="18"/>
                 <w:szCs w:val="18"/>
               </w:rPr>
-              <w:t xml:space="preserve">Dati dell'account; manuale scaricabile in PDF</w:t>
+              <w:t xml:space="preserve">Il portale chiede subito una nuova password (min. 10 caratteri, lettere e numeri)</w:t>
             </w:r>
           </w:p>
         </w:tc>
@@ -12953,7 +13090,7 @@
                 <w:sz w:val="18"/>
                 <w:szCs w:val="18"/>
               </w:rPr>
-              <w:t xml:space="preserve">1.6</w:t>
+              <w:t xml:space="preserve">1.5</w:t>
             </w:r>
           </w:p>
         </w:tc>
@@ -12985,7 +13122,7 @@
                 <w:sz w:val="18"/>
                 <w:szCs w:val="18"/>
               </w:rPr>
-              <w:t xml:space="preserve">[O] Anagrafiche → Enti di Validazione: + Nuovo ente «RINA (prova)»</w:t>
+              <w:t xml:space="preserve">[C] Aprite Il mio profilo e il Manuale</w:t>
             </w:r>
           </w:p>
         </w:tc>
@@ -13017,7 +13154,7 @@
                 <w:sz w:val="18"/>
                 <w:szCs w:val="18"/>
               </w:rPr>
-              <w:t xml:space="preserve">L'ente compare in elenco (anche un Operatore può crearlo)</w:t>
+              <w:t xml:space="preserve">Dati dell'account; manuale scaricabile in PDF</w:t>
             </w:r>
           </w:p>
         </w:tc>
@@ -13055,7 +13192,7 @@
                 <w:sz w:val="18"/>
                 <w:szCs w:val="18"/>
               </w:rPr>
-              <w:t xml:space="preserve">1.6b</w:t>
+              <w:t xml:space="preserve">1.6</w:t>
             </w:r>
           </w:p>
         </w:tc>
@@ -13088,7 +13225,7 @@
                 <w:sz w:val="18"/>
                 <w:szCs w:val="18"/>
               </w:rPr>
-              <w:t xml:space="preserve">[O] Anagrafiche → Registri: + Nuovo registro «Registro (prova)», attivo</w:t>
+              <w:t xml:space="preserve">[O] Anagrafiche → Enti di Validazione: + Nuovo ente «RINA (prova)»</w:t>
             </w:r>
           </w:p>
         </w:tc>
@@ -13121,7 +13258,7 @@
                 <w:sz w:val="18"/>
                 <w:szCs w:val="18"/>
               </w:rPr>
-              <w:t xml:space="preserve">Il registro compare in elenco (serve alla prova 8.2)</w:t>
+              <w:t xml:space="preserve">L'ente compare in elenco (anche un Operatore può crearlo)</w:t>
             </w:r>
           </w:p>
         </w:tc>
@@ -13158,7 +13295,7 @@
                 <w:sz w:val="18"/>
                 <w:szCs w:val="18"/>
               </w:rPr>
-              <w:t xml:space="preserve">1.7</w:t>
+              <w:t xml:space="preserve">1.6b</w:t>
             </w:r>
           </w:p>
         </w:tc>
@@ -13190,7 +13327,7 @@
                 <w:sz w:val="18"/>
                 <w:szCs w:val="18"/>
               </w:rPr>
-              <w:t xml:space="preserve">[A] Impostazioni → Modelli di documento: un modello per «Progetto · Fase 1» e uno Generale, spuntando «pubblico» sul secondo con sezione «Modulistica»</w:t>
+              <w:t xml:space="preserve">[O] Anagrafiche → Registri: + Nuovo registro «Registro (prova)», attivo</w:t>
             </w:r>
           </w:p>
         </w:tc>
@@ -13222,7 +13359,7 @@
                 <w:sz w:val="18"/>
                 <w:szCs w:val="18"/>
               </w:rPr>
-              <w:t xml:space="preserve">Pubblicati; il Comune vede il primo nella fase 1 e il secondo in I tuoi documenti</w:t>
+              <w:t xml:space="preserve">Il registro compare in elenco (serve alla prova 8.2)</w:t>
             </w:r>
           </w:p>
         </w:tc>
@@ -13260,7 +13397,7 @@
                 <w:sz w:val="18"/>
                 <w:szCs w:val="18"/>
               </w:rPr>
-              <w:t xml:space="preserve">1.8</w:t>
+              <w:t xml:space="preserve">1.7</w:t>
             </w:r>
           </w:p>
         </w:tc>
@@ -13293,7 +13430,7 @@
                 <w:sz w:val="18"/>
                 <w:szCs w:val="18"/>
               </w:rPr>
-              <w:t xml:space="preserve">[A] Impostazioni → Documenti richiesti per fase: controllate le voci già presenti, poi aggiungete Progetto, Fase 2, «Altra (scrivila)…» «Delibera tariffaria»</w:t>
+              <w:t xml:space="preserve">[A] Impostazioni → Modelli di documento: un modello per «Progetto · Fase 1» e uno Generale, spuntando «pubblico» sul secondo con sezione «Modulistica»</w:t>
             </w:r>
           </w:p>
         </w:tc>
@@ -13326,7 +13463,7 @@
                 <w:sz w:val="18"/>
                 <w:szCs w:val="18"/>
               </w:rPr>
-              <w:t xml:space="preserve">Ci sono già le voci della Guida (es. Progetto · Fase 1 «Modulo di descrizione del progetto», Fase 3 «Contratto con l'ente di validazione e verifica»); la nuova voce compare in elenco</w:t>
+              <w:t xml:space="preserve">Pubblicati; il Comune vede il primo nella fase 1 e il secondo in I tuoi documenti</w:t>
             </w:r>
           </w:p>
         </w:tc>
@@ -13363,6 +13500,108 @@
                 <w:sz w:val="18"/>
                 <w:szCs w:val="18"/>
               </w:rPr>
+              <w:t xml:space="preserve">1.8</w:t>
+            </w:r>
+          </w:p>
+        </w:tc>
+        <w:tc>
+          <w:tcPr>
+            <w:tcW w:type="dxa" w:w="4377"/>
+            <w:tcBorders>
+              <w:top w:val="single" w:color="D9D4C5" w:sz="4"/>
+              <w:left w:val="single" w:color="D9D4C5" w:sz="4"/>
+              <w:bottom w:val="single" w:color="D9D4C5" w:sz="4"/>
+              <w:right w:val="single" w:color="D9D4C5" w:sz="4"/>
+            </w:tcBorders>
+            <w:tcMar>
+              <w:top w:type="dxa" w:w="70"/>
+              <w:left w:type="dxa" w:w="110"/>
+              <w:bottom w:type="dxa" w:w="70"/>
+              <w:right w:type="dxa" w:w="110"/>
+            </w:tcMar>
+            <w:vAlign w:val="center"/>
+          </w:tcPr>
+          <w:p>
+            <w:pPr>
+              <w:spacing w:after="0" w:before="0"/>
+            </w:pPr>
+            <w:r>
+              <w:rPr>
+                <w:rFonts w:ascii="Arial" w:cs="Arial" w:eastAsia="Arial" w:hAnsi="Arial"/>
+                <w:color w:val="1B2118"/>
+                <w:sz w:val="18"/>
+                <w:szCs w:val="18"/>
+              </w:rPr>
+              <w:t xml:space="preserve">[A] Impostazioni → Documenti richiesti per fase: controllate le voci già presenti, poi aggiungete Progetto, Fase 2, «Altra (scrivila)…» «Delibera tariffaria»</w:t>
+            </w:r>
+          </w:p>
+        </w:tc>
+        <w:tc>
+          <w:tcPr>
+            <w:tcW w:type="dxa" w:w="4376"/>
+            <w:tcBorders>
+              <w:top w:val="single" w:color="D9D4C5" w:sz="4"/>
+              <w:left w:val="single" w:color="D9D4C5" w:sz="4"/>
+              <w:bottom w:val="single" w:color="D9D4C5" w:sz="4"/>
+              <w:right w:val="single" w:color="D9D4C5" w:sz="4"/>
+            </w:tcBorders>
+            <w:tcMar>
+              <w:top w:type="dxa" w:w="70"/>
+              <w:left w:type="dxa" w:w="110"/>
+              <w:bottom w:type="dxa" w:w="70"/>
+              <w:right w:type="dxa" w:w="110"/>
+            </w:tcMar>
+            <w:vAlign w:val="center"/>
+          </w:tcPr>
+          <w:p>
+            <w:pPr>
+              <w:spacing w:after="0" w:before="0"/>
+            </w:pPr>
+            <w:r>
+              <w:rPr>
+                <w:rFonts w:ascii="Arial" w:cs="Arial" w:eastAsia="Arial" w:hAnsi="Arial"/>
+                <w:color w:val="1B2118"/>
+                <w:sz w:val="18"/>
+                <w:szCs w:val="18"/>
+              </w:rPr>
+              <w:t xml:space="preserve">Ci sono già le voci della Guida (es. Progetto · Fase 1 «Modulo di descrizione del progetto», Fase 3 «Contratto con l'ente di validazione e verifica»); la nuova voce compare in elenco</w:t>
+            </w:r>
+          </w:p>
+        </w:tc>
+      </w:tr>
+      <w:tr>
+        <w:trPr>
+          <w:cantSplit/>
+        </w:trPr>
+        <w:tc>
+          <w:tcPr>
+            <w:tcW w:type="dxa" w:w="885"/>
+            <w:tcBorders>
+              <w:top w:val="single" w:color="D9D4C5" w:sz="4"/>
+              <w:left w:val="single" w:color="D9D4C5" w:sz="4"/>
+              <w:bottom w:val="single" w:color="D9D4C5" w:sz="4"/>
+              <w:right w:val="single" w:color="D9D4C5" w:sz="4"/>
+            </w:tcBorders>
+            <w:shd w:fill="F6F4EE" w:color="auto" w:val="clear"/>
+            <w:tcMar>
+              <w:top w:type="dxa" w:w="70"/>
+              <w:left w:type="dxa" w:w="110"/>
+              <w:bottom w:type="dxa" w:w="70"/>
+              <w:right w:type="dxa" w:w="110"/>
+            </w:tcMar>
+            <w:vAlign w:val="center"/>
+          </w:tcPr>
+          <w:p>
+            <w:pPr>
+              <w:spacing w:after="0" w:before="0"/>
+            </w:pPr>
+            <w:r>
+              <w:rPr>
+                <w:rFonts w:ascii="Arial" w:cs="Arial" w:eastAsia="Arial" w:hAnsi="Arial"/>
+                <w:color w:val="1B2118"/>
+                <w:sz w:val="18"/>
+                <w:szCs w:val="18"/>
+              </w:rPr>
               <w:t xml:space="preserve">1.9</w:t>
             </w:r>
           </w:p>
@@ -13376,6 +13615,7 @@
               <w:bottom w:val="single" w:color="D9D4C5" w:sz="4"/>
               <w:right w:val="single" w:color="D9D4C5" w:sz="4"/>
             </w:tcBorders>
+            <w:shd w:fill="F6F4EE" w:color="auto" w:val="clear"/>
             <w:tcMar>
               <w:top w:type="dxa" w:w="70"/>
               <w:left w:type="dxa" w:w="110"/>
@@ -13408,6 +13648,7 @@
               <w:bottom w:val="single" w:color="D9D4C5" w:sz="4"/>
               <w:right w:val="single" w:color="D9D4C5" w:sz="4"/>
             </w:tcBorders>
+            <w:shd w:fill="F6F4EE" w:color="auto" w:val="clear"/>
             <w:tcMar>
               <w:top w:type="dxa" w:w="70"/>
               <w:left w:type="dxa" w:w="110"/>
@@ -16183,7 +16424,7 @@
                 <w:sz w:val="18"/>
                 <w:szCs w:val="18"/>
               </w:rPr>
-              <w:t xml:space="preserve">[O] Apri fase 3; nel riquadro Feedback pubblico scegliete il «Modulo di descrizione del progetto» e Apri il feedback pubblico</w:t>
+              <w:t xml:space="preserve">[O] Senza aprire la fase 3, nel riquadro Feedback pubblico scegliete il «Modulo di descrizione del progetto» e Apri il feedback pubblico</w:t>
             </w:r>
           </w:p>
         </w:tc>
@@ -16215,7 +16456,7 @@
                 <w:sz w:val="18"/>
                 <w:szCs w:val="18"/>
               </w:rPr>
-              <w:t xml:space="preserve">Feedback Attivo per 30 giorni; il documento diventa Pubblico; il Comune riceve «Aperto il periodo di feedback pubblico»; link alla pagina pubblica</w:t>
+              <w:t xml:space="preserve">Feedback Attivo per 30 giorni; la fase 3 si apre da sola con scadenza uguale all'ultimo giorno del feedback (rilievo N02); il documento diventa Pubblico; il Comune riceve «Aperto il periodo di feedback pubblico»; link alla pagina pubblica</w:t>
             </w:r>
           </w:p>
         </w:tc>
@@ -17208,7 +17449,7 @@
                 <w:sz w:val="18"/>
                 <w:szCs w:val="18"/>
               </w:rPr>
-              <w:t xml:space="preserve">[O] Chiudi il feedback pubblico, chiudi la fase 3, apri e chiudi la fase 4</w:t>
+              <w:t xml:space="preserve">[O] Rilievo N02. Prima del termine guardate il riquadro Feedback pubblico e premete Chiudi fase sulla fase 3</w:t>
             </w:r>
           </w:p>
         </w:tc>
@@ -17240,7 +17481,316 @@
                 <w:sz w:val="18"/>
                 <w:szCs w:val="18"/>
               </w:rPr>
-              <w:t xml:space="preserve">Feedback Chiuso; fasi Completate</w:t>
+              <w:t xml:space="preserve">Nel riquadro: «Il feedback resta aperto fino al … compreso: si chiude dal giorno successivo», nessun pulsante di chiusura; Chiudi fase 3 rifiutato: «Il feedback pubblico resta aperto fino al … compreso: la fase 3 si chiude dal giorno successivo»</w:t>
+            </w:r>
+          </w:p>
+        </w:tc>
+      </w:tr>
+      <w:tr>
+        <w:trPr>
+          <w:cantSplit/>
+        </w:trPr>
+        <w:tc>
+          <w:tcPr>
+            <w:tcW w:type="dxa" w:w="809"/>
+            <w:tcBorders>
+              <w:top w:val="single" w:color="D9D4C5" w:sz="4"/>
+              <w:left w:val="single" w:color="D9D4C5" w:sz="4"/>
+              <w:bottom w:val="single" w:color="D9D4C5" w:sz="4"/>
+              <w:right w:val="single" w:color="D9D4C5" w:sz="4"/>
+            </w:tcBorders>
+            <w:shd w:fill="F6F4EE" w:color="auto" w:val="clear"/>
+            <w:tcMar>
+              <w:top w:type="dxa" w:w="70"/>
+              <w:left w:type="dxa" w:w="110"/>
+              <w:bottom w:type="dxa" w:w="70"/>
+              <w:right w:type="dxa" w:w="110"/>
+            </w:tcMar>
+            <w:vAlign w:val="center"/>
+          </w:tcPr>
+          <w:p>
+            <w:pPr>
+              <w:spacing w:after="0" w:before="0"/>
+            </w:pPr>
+            <w:r>
+              <w:rPr>
+                <w:rFonts w:ascii="Arial" w:cs="Arial" w:eastAsia="Arial" w:hAnsi="Arial"/>
+                <w:color w:val="1B2118"/>
+                <w:sz w:val="18"/>
+                <w:szCs w:val="18"/>
+              </w:rPr>
+              <w:t xml:space="preserve">4.9b</w:t>
+            </w:r>
+          </w:p>
+        </w:tc>
+        <w:tc>
+          <w:tcPr>
+            <w:tcW w:type="dxa" w:w="4414"/>
+            <w:tcBorders>
+              <w:top w:val="single" w:color="D9D4C5" w:sz="4"/>
+              <w:left w:val="single" w:color="D9D4C5" w:sz="4"/>
+              <w:bottom w:val="single" w:color="D9D4C5" w:sz="4"/>
+              <w:right w:val="single" w:color="D9D4C5" w:sz="4"/>
+            </w:tcBorders>
+            <w:shd w:fill="F6F4EE" w:color="auto" w:val="clear"/>
+            <w:tcMar>
+              <w:top w:type="dxa" w:w="70"/>
+              <w:left w:type="dxa" w:w="110"/>
+              <w:bottom w:type="dxa" w:w="70"/>
+              <w:right w:type="dxa" w:w="110"/>
+            </w:tcMar>
+            <w:vAlign w:val="center"/>
+          </w:tcPr>
+          <w:p>
+            <w:pPr>
+              <w:spacing w:after="0" w:before="0"/>
+            </w:pPr>
+            <w:r>
+              <w:rPr>
+                <w:rFonts w:ascii="Arial" w:cs="Arial" w:eastAsia="Arial" w:hAnsi="Arial"/>
+                <w:color w:val="1B2118"/>
+                <w:sz w:val="18"/>
+                <w:szCs w:val="18"/>
+              </w:rPr>
+              <w:t xml:space="preserve">[O] Dal giorno dopo il termine: Chiudi il feedback pubblico e la fase 3; poi apri e chiudi la fase 4</w:t>
+            </w:r>
+          </w:p>
+        </w:tc>
+        <w:tc>
+          <w:tcPr>
+            <w:tcW w:type="dxa" w:w="4415"/>
+            <w:tcBorders>
+              <w:top w:val="single" w:color="D9D4C5" w:sz="4"/>
+              <w:left w:val="single" w:color="D9D4C5" w:sz="4"/>
+              <w:bottom w:val="single" w:color="D9D4C5" w:sz="4"/>
+              <w:right w:val="single" w:color="D9D4C5" w:sz="4"/>
+            </w:tcBorders>
+            <w:shd w:fill="F6F4EE" w:color="auto" w:val="clear"/>
+            <w:tcMar>
+              <w:top w:type="dxa" w:w="70"/>
+              <w:left w:type="dxa" w:w="110"/>
+              <w:bottom w:type="dxa" w:w="70"/>
+              <w:right w:type="dxa" w:w="110"/>
+            </w:tcMar>
+            <w:vAlign w:val="center"/>
+          </w:tcPr>
+          <w:p>
+            <w:pPr>
+              <w:spacing w:after="0" w:before="0"/>
+            </w:pPr>
+            <w:r>
+              <w:rPr>
+                <w:rFonts w:ascii="Arial" w:cs="Arial" w:eastAsia="Arial" w:hAnsi="Arial"/>
+                <w:color w:val="1B2118"/>
+                <w:sz w:val="18"/>
+                <w:szCs w:val="18"/>
+              </w:rPr>
+              <w:t xml:space="preserve">Feedback Chiuso e fase 3 Completata nello stesso momento; in Audit la chiusura del feedback; fase 4 Completata</w:t>
+            </w:r>
+          </w:p>
+        </w:tc>
+      </w:tr>
+      <w:tr>
+        <w:trPr>
+          <w:cantSplit/>
+        </w:trPr>
+        <w:tc>
+          <w:tcPr>
+            <w:tcW w:type="dxa" w:w="809"/>
+            <w:tcBorders>
+              <w:top w:val="single" w:color="D9D4C5" w:sz="4"/>
+              <w:left w:val="single" w:color="D9D4C5" w:sz="4"/>
+              <w:bottom w:val="single" w:color="D9D4C5" w:sz="4"/>
+              <w:right w:val="single" w:color="D9D4C5" w:sz="4"/>
+            </w:tcBorders>
+            <w:tcMar>
+              <w:top w:type="dxa" w:w="70"/>
+              <w:left w:type="dxa" w:w="110"/>
+              <w:bottom w:type="dxa" w:w="70"/>
+              <w:right w:type="dxa" w:w="110"/>
+            </w:tcMar>
+            <w:vAlign w:val="center"/>
+          </w:tcPr>
+          <w:p>
+            <w:pPr>
+              <w:spacing w:after="0" w:before="0"/>
+            </w:pPr>
+            <w:r>
+              <w:rPr>
+                <w:rFonts w:ascii="Arial" w:cs="Arial" w:eastAsia="Arial" w:hAnsi="Arial"/>
+                <w:color w:val="1B2118"/>
+                <w:sz w:val="18"/>
+                <w:szCs w:val="18"/>
+              </w:rPr>
+              <w:t xml:space="preserve">4.9c</w:t>
+            </w:r>
+          </w:p>
+        </w:tc>
+        <w:tc>
+          <w:tcPr>
+            <w:tcW w:type="dxa" w:w="4414"/>
+            <w:tcBorders>
+              <w:top w:val="single" w:color="D9D4C5" w:sz="4"/>
+              <w:left w:val="single" w:color="D9D4C5" w:sz="4"/>
+              <w:bottom w:val="single" w:color="D9D4C5" w:sz="4"/>
+              <w:right w:val="single" w:color="D9D4C5" w:sz="4"/>
+            </w:tcBorders>
+            <w:tcMar>
+              <w:top w:type="dxa" w:w="70"/>
+              <w:left w:type="dxa" w:w="110"/>
+              <w:bottom w:type="dxa" w:w="70"/>
+              <w:right w:type="dxa" w:w="110"/>
+            </w:tcMar>
+            <w:vAlign w:val="center"/>
+          </w:tcPr>
+          <w:p>
+            <w:pPr>
+              <w:spacing w:after="0" w:before="0"/>
+            </w:pPr>
+            <w:r>
+              <w:rPr>
+                <w:rFonts w:ascii="Arial" w:cs="Arial" w:eastAsia="Arial" w:hAnsi="Arial"/>
+                <w:color w:val="1B2118"/>
+                <w:sz w:val="18"/>
+                <w:szCs w:val="18"/>
+              </w:rPr>
+              <w:t xml:space="preserve">[O] Su un secondo Progetto di prova con il feedback aperto: Stato della pratica → Ritirata (motivazione), poi «Chiudi ora: pratica ritirata» senza e con motivazione</w:t>
+            </w:r>
+          </w:p>
+        </w:tc>
+        <w:tc>
+          <w:tcPr>
+            <w:tcW w:type="dxa" w:w="4415"/>
+            <w:tcBorders>
+              <w:top w:val="single" w:color="D9D4C5" w:sz="4"/>
+              <w:left w:val="single" w:color="D9D4C5" w:sz="4"/>
+              <w:bottom w:val="single" w:color="D9D4C5" w:sz="4"/>
+              <w:right w:val="single" w:color="D9D4C5" w:sz="4"/>
+            </w:tcBorders>
+            <w:tcMar>
+              <w:top w:type="dxa" w:w="70"/>
+              <w:left w:type="dxa" w:w="110"/>
+              <w:bottom w:type="dxa" w:w="70"/>
+              <w:right w:type="dxa" w:w="110"/>
+            </w:tcMar>
+            <w:vAlign w:val="center"/>
+          </w:tcPr>
+          <w:p>
+            <w:pPr>
+              <w:spacing w:after="0" w:before="0"/>
+            </w:pPr>
+            <w:r>
+              <w:rPr>
+                <w:rFonts w:ascii="Arial" w:cs="Arial" w:eastAsia="Arial" w:hAnsi="Arial"/>
+                <w:color w:val="1B2118"/>
+                <w:sz w:val="18"/>
+                <w:szCs w:val="18"/>
+              </w:rPr>
+              <w:t xml:space="preserve">Senza motivazione il pulsante resta disattivato; con motivazione il feedback si chiude, la fase 3 resta com'è e la motivazione è in Audit</w:t>
+            </w:r>
+          </w:p>
+        </w:tc>
+      </w:tr>
+      <w:tr>
+        <w:trPr>
+          <w:cantSplit/>
+        </w:trPr>
+        <w:tc>
+          <w:tcPr>
+            <w:tcW w:type="dxa" w:w="809"/>
+            <w:tcBorders>
+              <w:top w:val="single" w:color="D9D4C5" w:sz="4"/>
+              <w:left w:val="single" w:color="D9D4C5" w:sz="4"/>
+              <w:bottom w:val="single" w:color="D9D4C5" w:sz="4"/>
+              <w:right w:val="single" w:color="D9D4C5" w:sz="4"/>
+            </w:tcBorders>
+            <w:shd w:fill="F6F4EE" w:color="auto" w:val="clear"/>
+            <w:tcMar>
+              <w:top w:type="dxa" w:w="70"/>
+              <w:left w:type="dxa" w:w="110"/>
+              <w:bottom w:type="dxa" w:w="70"/>
+              <w:right w:type="dxa" w:w="110"/>
+            </w:tcMar>
+            <w:vAlign w:val="center"/>
+          </w:tcPr>
+          <w:p>
+            <w:pPr>
+              <w:spacing w:after="0" w:before="0"/>
+            </w:pPr>
+            <w:r>
+              <w:rPr>
+                <w:rFonts w:ascii="Arial" w:cs="Arial" w:eastAsia="Arial" w:hAnsi="Arial"/>
+                <w:color w:val="1B2118"/>
+                <w:sz w:val="18"/>
+                <w:szCs w:val="18"/>
+              </w:rPr>
+              <w:t xml:space="preserve">4.9d</w:t>
+            </w:r>
+          </w:p>
+        </w:tc>
+        <w:tc>
+          <w:tcPr>
+            <w:tcW w:type="dxa" w:w="4414"/>
+            <w:tcBorders>
+              <w:top w:val="single" w:color="D9D4C5" w:sz="4"/>
+              <w:left w:val="single" w:color="D9D4C5" w:sz="4"/>
+              <w:bottom w:val="single" w:color="D9D4C5" w:sz="4"/>
+              <w:right w:val="single" w:color="D9D4C5" w:sz="4"/>
+            </w:tcBorders>
+            <w:shd w:fill="F6F4EE" w:color="auto" w:val="clear"/>
+            <w:tcMar>
+              <w:top w:type="dxa" w:w="70"/>
+              <w:left w:type="dxa" w:w="110"/>
+              <w:bottom w:type="dxa" w:w="70"/>
+              <w:right w:type="dxa" w:w="110"/>
+            </w:tcMar>
+            <w:vAlign w:val="center"/>
+          </w:tcPr>
+          <w:p>
+            <w:pPr>
+              <w:spacing w:after="0" w:before="0"/>
+            </w:pPr>
+            <w:r>
+              <w:rPr>
+                <w:rFonts w:ascii="Arial" w:cs="Arial" w:eastAsia="Arial" w:hAnsi="Arial"/>
+                <w:color w:val="1B2118"/>
+                <w:sz w:val="18"/>
+                <w:szCs w:val="18"/>
+              </w:rPr>
+              <w:t xml:space="preserve">[O] Con la fase 3 completata provate ad aprire un nuovo feedback pubblico</w:t>
+            </w:r>
+          </w:p>
+        </w:tc>
+        <w:tc>
+          <w:tcPr>
+            <w:tcW w:type="dxa" w:w="4415"/>
+            <w:tcBorders>
+              <w:top w:val="single" w:color="D9D4C5" w:sz="4"/>
+              <w:left w:val="single" w:color="D9D4C5" w:sz="4"/>
+              <w:bottom w:val="single" w:color="D9D4C5" w:sz="4"/>
+              <w:right w:val="single" w:color="D9D4C5" w:sz="4"/>
+            </w:tcBorders>
+            <w:shd w:fill="F6F4EE" w:color="auto" w:val="clear"/>
+            <w:tcMar>
+              <w:top w:type="dxa" w:w="70"/>
+              <w:left w:type="dxa" w:w="110"/>
+              <w:bottom w:type="dxa" w:w="70"/>
+              <w:right w:type="dxa" w:w="110"/>
+            </w:tcMar>
+            <w:vAlign w:val="center"/>
+          </w:tcPr>
+          <w:p>
+            <w:pPr>
+              <w:spacing w:after="0" w:before="0"/>
+            </w:pPr>
+            <w:r>
+              <w:rPr>
+                <w:rFonts w:ascii="Arial" w:cs="Arial" w:eastAsia="Arial" w:hAnsi="Arial"/>
+                <w:color w:val="1B2118"/>
+                <w:sz w:val="18"/>
+                <w:szCs w:val="18"/>
+              </w:rPr>
+              <w:t xml:space="preserve">Rifiutato: «La fase 3 (feedback pubblico) è già completata: non si apre un nuovo feedback»</w:t>
             </w:r>
           </w:p>
         </w:tc>
@@ -17250,6 +17800,31 @@
       <w:pPr>
         <w:spacing w:after="160"/>
       </w:pPr>
+    </w:p>
+    <w:p>
+      <w:pPr>
+        <w:spacing w:after="140" w:line="300"/>
+      </w:pPr>
+      <w:r>
+        <w:rPr>
+          <w:rFonts w:ascii="Arial" w:cs="Arial" w:eastAsia="Arial" w:hAnsi="Arial"/>
+          <w:b/>
+          <w:bCs/>
+          <w:color w:val="1B2118"/>
+          <w:sz w:val="21"/>
+          <w:szCs w:val="21"/>
+        </w:rPr>
+        <w:t xml:space="preserve">Attenzione (dal 22/10/2026, rilievo N02).</w:t>
+      </w:r>
+      <w:r>
+        <w:rPr>
+          <w:rFonts w:ascii="Arial" w:cs="Arial" w:eastAsia="Arial" w:hAnsi="Arial"/>
+          <w:color w:val="1B2118"/>
+          <w:sz w:val="21"/>
+          <w:szCs w:val="21"/>
+        </w:rPr>
+        <w:t xml:space="preserve"> Il feedback pubblico e la fase 3 si chiudono solo dal giorno dopo il termine (30 giorni per il Progetto, 20 per il Rapporto). Le prove 4.9b e 5.x richiedono quindi un Progetto di prova il cui feedback sia aperto da più di 30 giorni. In alternativa, solo su un ambiente di prova, l'Amministratore riduce prima la durata della fase 3 in Impostazioni: la durata vale per tutti i nuovi feedback, quindi non va cambiata sul portale operativo.</w:t>
+      </w:r>
     </w:p>
     <w:p>
       <w:pPr>
@@ -17429,7 +18004,7 @@
                 <w:sz w:val="18"/>
                 <w:szCs w:val="18"/>
               </w:rPr>
-              <w:t xml:space="preserve">5.1</w:t>
+              <w:t xml:space="preserve">5.0</w:t>
             </w:r>
           </w:p>
         </w:tc>
@@ -17461,7 +18036,7 @@
                 <w:sz w:val="18"/>
                 <w:szCs w:val="18"/>
               </w:rPr>
-              <w:t xml:space="preserve">[O] Apri fase 5 (la tariffa di iscrizione non è pagata)</w:t>
+              <w:t xml:space="preserve">[O] Rilievo N03. Intestazione della pratica: Ente di validazione e verifica → Cambia → «— nessuno —» → Salva; guardate la fase 5; poi riassegnate «RINA (prova)»</w:t>
             </w:r>
           </w:p>
         </w:tc>
@@ -17493,7 +18068,7 @@
                 <w:sz w:val="18"/>
                 <w:szCs w:val="18"/>
               </w:rPr>
-              <w:t xml:space="preserve">Rifiutato: «La tariffa di iscrizione va saldata prima della fase di validazione o verifica…»</w:t>
+              <w:t xml:space="preserve">Senza ente, al posto di «Apri fase» nella fase 5: «Per aprire la fase 5 assegna prima l'ente di validazione e verifica»; con l'ente riassegnato torna il pulsante</w:t>
             </w:r>
           </w:p>
         </w:tc>
@@ -17531,6 +18106,109 @@
                 <w:sz w:val="18"/>
                 <w:szCs w:val="18"/>
               </w:rPr>
+              <w:t xml:space="preserve">5.1</w:t>
+            </w:r>
+          </w:p>
+        </w:tc>
+        <w:tc>
+          <w:tcPr>
+            <w:tcW w:type="dxa" w:w="4414"/>
+            <w:tcBorders>
+              <w:top w:val="single" w:color="D9D4C5" w:sz="4"/>
+              <w:left w:val="single" w:color="D9D4C5" w:sz="4"/>
+              <w:bottom w:val="single" w:color="D9D4C5" w:sz="4"/>
+              <w:right w:val="single" w:color="D9D4C5" w:sz="4"/>
+            </w:tcBorders>
+            <w:shd w:fill="F6F4EE" w:color="auto" w:val="clear"/>
+            <w:tcMar>
+              <w:top w:type="dxa" w:w="70"/>
+              <w:left w:type="dxa" w:w="110"/>
+              <w:bottom w:type="dxa" w:w="70"/>
+              <w:right w:type="dxa" w:w="110"/>
+            </w:tcMar>
+            <w:vAlign w:val="center"/>
+          </w:tcPr>
+          <w:p>
+            <w:pPr>
+              <w:spacing w:after="0" w:before="0"/>
+            </w:pPr>
+            <w:r>
+              <w:rPr>
+                <w:rFonts w:ascii="Arial" w:cs="Arial" w:eastAsia="Arial" w:hAnsi="Arial"/>
+                <w:color w:val="1B2118"/>
+                <w:sz w:val="18"/>
+                <w:szCs w:val="18"/>
+              </w:rPr>
+              <w:t xml:space="preserve">[O] Apri fase 5 (la tariffa di iscrizione non è pagata)</w:t>
+            </w:r>
+          </w:p>
+        </w:tc>
+        <w:tc>
+          <w:tcPr>
+            <w:tcW w:type="dxa" w:w="4415"/>
+            <w:tcBorders>
+              <w:top w:val="single" w:color="D9D4C5" w:sz="4"/>
+              <w:left w:val="single" w:color="D9D4C5" w:sz="4"/>
+              <w:bottom w:val="single" w:color="D9D4C5" w:sz="4"/>
+              <w:right w:val="single" w:color="D9D4C5" w:sz="4"/>
+            </w:tcBorders>
+            <w:shd w:fill="F6F4EE" w:color="auto" w:val="clear"/>
+            <w:tcMar>
+              <w:top w:type="dxa" w:w="70"/>
+              <w:left w:type="dxa" w:w="110"/>
+              <w:bottom w:type="dxa" w:w="70"/>
+              <w:right w:type="dxa" w:w="110"/>
+            </w:tcMar>
+            <w:vAlign w:val="center"/>
+          </w:tcPr>
+          <w:p>
+            <w:pPr>
+              <w:spacing w:after="0" w:before="0"/>
+            </w:pPr>
+            <w:r>
+              <w:rPr>
+                <w:rFonts w:ascii="Arial" w:cs="Arial" w:eastAsia="Arial" w:hAnsi="Arial"/>
+                <w:color w:val="1B2118"/>
+                <w:sz w:val="18"/>
+                <w:szCs w:val="18"/>
+              </w:rPr>
+              <w:t xml:space="preserve">Rifiutato: «La tariffa di iscrizione va saldata prima della fase di validazione o verifica…»</w:t>
+            </w:r>
+          </w:p>
+        </w:tc>
+      </w:tr>
+      <w:tr>
+        <w:trPr>
+          <w:cantSplit/>
+        </w:trPr>
+        <w:tc>
+          <w:tcPr>
+            <w:tcW w:type="dxa" w:w="809"/>
+            <w:tcBorders>
+              <w:top w:val="single" w:color="D9D4C5" w:sz="4"/>
+              <w:left w:val="single" w:color="D9D4C5" w:sz="4"/>
+              <w:bottom w:val="single" w:color="D9D4C5" w:sz="4"/>
+              <w:right w:val="single" w:color="D9D4C5" w:sz="4"/>
+            </w:tcBorders>
+            <w:tcMar>
+              <w:top w:type="dxa" w:w="70"/>
+              <w:left w:type="dxa" w:w="110"/>
+              <w:bottom w:type="dxa" w:w="70"/>
+              <w:right w:type="dxa" w:w="110"/>
+            </w:tcMar>
+            <w:vAlign w:val="center"/>
+          </w:tcPr>
+          <w:p>
+            <w:pPr>
+              <w:spacing w:after="0" w:before="0"/>
+            </w:pPr>
+            <w:r>
+              <w:rPr>
+                <w:rFonts w:ascii="Arial" w:cs="Arial" w:eastAsia="Arial" w:hAnsi="Arial"/>
+                <w:color w:val="1B2118"/>
+                <w:sz w:val="18"/>
+                <w:szCs w:val="18"/>
+              </w:rPr>
               <w:t xml:space="preserve">5.1b</w:t>
             </w:r>
           </w:p>
@@ -17544,7 +18222,6 @@
               <w:bottom w:val="single" w:color="D9D4C5" w:sz="4"/>
               <w:right w:val="single" w:color="D9D4C5" w:sz="4"/>
             </w:tcBorders>
-            <w:shd w:fill="F6F4EE" w:color="auto" w:val="clear"/>
             <w:tcMar>
               <w:top w:type="dxa" w:w="70"/>
               <w:left w:type="dxa" w:w="110"/>
@@ -17577,7 +18254,6 @@
               <w:bottom w:val="single" w:color="D9D4C5" w:sz="4"/>
               <w:right w:val="single" w:color="D9D4C5" w:sz="4"/>
             </w:tcBorders>
-            <w:shd w:fill="F6F4EE" w:color="auto" w:val="clear"/>
             <w:tcMar>
               <w:top w:type="dxa" w:w="70"/>
               <w:left w:type="dxa" w:w="110"/>
@@ -17598,6 +18274,110 @@
                 <w:szCs w:val="18"/>
               </w:rPr>
               <w:t xml:space="preserve">La fase si apre</w:t>
+            </w:r>
+          </w:p>
+        </w:tc>
+      </w:tr>
+      <w:tr>
+        <w:trPr>
+          <w:cantSplit/>
+        </w:trPr>
+        <w:tc>
+          <w:tcPr>
+            <w:tcW w:type="dxa" w:w="809"/>
+            <w:tcBorders>
+              <w:top w:val="single" w:color="D9D4C5" w:sz="4"/>
+              <w:left w:val="single" w:color="D9D4C5" w:sz="4"/>
+              <w:bottom w:val="single" w:color="D9D4C5" w:sz="4"/>
+              <w:right w:val="single" w:color="D9D4C5" w:sz="4"/>
+            </w:tcBorders>
+            <w:shd w:fill="F6F4EE" w:color="auto" w:val="clear"/>
+            <w:tcMar>
+              <w:top w:type="dxa" w:w="70"/>
+              <w:left w:type="dxa" w:w="110"/>
+              <w:bottom w:type="dxa" w:w="70"/>
+              <w:right w:type="dxa" w:w="110"/>
+            </w:tcMar>
+            <w:vAlign w:val="center"/>
+          </w:tcPr>
+          <w:p>
+            <w:pPr>
+              <w:spacing w:after="0" w:before="0"/>
+            </w:pPr>
+            <w:r>
+              <w:rPr>
+                <w:rFonts w:ascii="Arial" w:cs="Arial" w:eastAsia="Arial" w:hAnsi="Arial"/>
+                <w:color w:val="1B2118"/>
+                <w:sz w:val="18"/>
+                <w:szCs w:val="18"/>
+              </w:rPr>
+              <w:t xml:space="preserve">5.1c</w:t>
+            </w:r>
+          </w:p>
+        </w:tc>
+        <w:tc>
+          <w:tcPr>
+            <w:tcW w:type="dxa" w:w="4414"/>
+            <w:tcBorders>
+              <w:top w:val="single" w:color="D9D4C5" w:sz="4"/>
+              <w:left w:val="single" w:color="D9D4C5" w:sz="4"/>
+              <w:bottom w:val="single" w:color="D9D4C5" w:sz="4"/>
+              <w:right w:val="single" w:color="D9D4C5" w:sz="4"/>
+            </w:tcBorders>
+            <w:shd w:fill="F6F4EE" w:color="auto" w:val="clear"/>
+            <w:tcMar>
+              <w:top w:type="dxa" w:w="70"/>
+              <w:left w:type="dxa" w:w="110"/>
+              <w:bottom w:type="dxa" w:w="70"/>
+              <w:right w:type="dxa" w:w="110"/>
+            </w:tcMar>
+            <w:vAlign w:val="center"/>
+          </w:tcPr>
+          <w:p>
+            <w:pPr>
+              <w:spacing w:after="0" w:before="0"/>
+            </w:pPr>
+            <w:r>
+              <w:rPr>
+                <w:rFonts w:ascii="Arial" w:cs="Arial" w:eastAsia="Arial" w:hAnsi="Arial"/>
+                <w:color w:val="1B2118"/>
+                <w:sz w:val="18"/>
+                <w:szCs w:val="18"/>
+              </w:rPr>
+              <w:t xml:space="preserve">[O] Con la fase 5 aperta: Ente → «— nessuno —» → Salva; poi scegliete un altro ente</w:t>
+            </w:r>
+          </w:p>
+        </w:tc>
+        <w:tc>
+          <w:tcPr>
+            <w:tcW w:type="dxa" w:w="4415"/>
+            <w:tcBorders>
+              <w:top w:val="single" w:color="D9D4C5" w:sz="4"/>
+              <w:left w:val="single" w:color="D9D4C5" w:sz="4"/>
+              <w:bottom w:val="single" w:color="D9D4C5" w:sz="4"/>
+              <w:right w:val="single" w:color="D9D4C5" w:sz="4"/>
+            </w:tcBorders>
+            <w:shd w:fill="F6F4EE" w:color="auto" w:val="clear"/>
+            <w:tcMar>
+              <w:top w:type="dxa" w:w="70"/>
+              <w:left w:type="dxa" w:w="110"/>
+              <w:bottom w:type="dxa" w:w="70"/>
+              <w:right w:type="dxa" w:w="110"/>
+            </w:tcMar>
+            <w:vAlign w:val="center"/>
+          </w:tcPr>
+          <w:p>
+            <w:pPr>
+              <w:spacing w:after="0" w:before="0"/>
+            </w:pPr>
+            <w:r>
+              <w:rPr>
+                <w:rFonts w:ascii="Arial" w:cs="Arial" w:eastAsia="Arial" w:hAnsi="Arial"/>
+                <w:color w:val="1B2118"/>
+                <w:sz w:val="18"/>
+                <w:szCs w:val="18"/>
+              </w:rPr>
+              <w:t xml:space="preserve">Il primo rifiutato: «La fase 5 è aperta: l'ente si può sostituire ma non togliere»; la sostituzione riesce</w:t>
             </w:r>
           </w:p>
         </w:tc>
@@ -22772,6 +23552,107 @@
                 <w:szCs w:val="18"/>
               </w:rPr>
               <w:t xml:space="preserve">Testo regolare, senza spazi strani né lettere sovrapposte; nelle proprietà del documento (Caratteri) compare LiberationSans «incorporato»</w:t>
+            </w:r>
+          </w:p>
+        </w:tc>
+      </w:tr>
+      <w:tr>
+        <w:trPr>
+          <w:cantSplit/>
+        </w:trPr>
+        <w:tc>
+          <w:tcPr>
+            <w:tcW w:type="dxa" w:w="885"/>
+            <w:tcBorders>
+              <w:top w:val="single" w:color="D9D4C5" w:sz="4"/>
+              <w:left w:val="single" w:color="D9D4C5" w:sz="4"/>
+              <w:bottom w:val="single" w:color="D9D4C5" w:sz="4"/>
+              <w:right w:val="single" w:color="D9D4C5" w:sz="4"/>
+            </w:tcBorders>
+            <w:tcMar>
+              <w:top w:type="dxa" w:w="70"/>
+              <w:left w:type="dxa" w:w="110"/>
+              <w:bottom w:type="dxa" w:w="70"/>
+              <w:right w:type="dxa" w:w="110"/>
+            </w:tcMar>
+            <w:vAlign w:val="center"/>
+          </w:tcPr>
+          <w:p>
+            <w:pPr>
+              <w:spacing w:after="0" w:before="0"/>
+            </w:pPr>
+            <w:r>
+              <w:rPr>
+                <w:rFonts w:ascii="Arial" w:cs="Arial" w:eastAsia="Arial" w:hAnsi="Arial"/>
+                <w:color w:val="1B2118"/>
+                <w:sz w:val="18"/>
+                <w:szCs w:val="18"/>
+              </w:rPr>
+              <w:t xml:space="preserve">7.24</w:t>
+            </w:r>
+          </w:p>
+        </w:tc>
+        <w:tc>
+          <w:tcPr>
+            <w:tcW w:type="dxa" w:w="4377"/>
+            <w:tcBorders>
+              <w:top w:val="single" w:color="D9D4C5" w:sz="4"/>
+              <w:left w:val="single" w:color="D9D4C5" w:sz="4"/>
+              <w:bottom w:val="single" w:color="D9D4C5" w:sz="4"/>
+              <w:right w:val="single" w:color="D9D4C5" w:sz="4"/>
+            </w:tcBorders>
+            <w:tcMar>
+              <w:top w:type="dxa" w:w="70"/>
+              <w:left w:type="dxa" w:w="110"/>
+              <w:bottom w:type="dxa" w:w="70"/>
+              <w:right w:type="dxa" w:w="110"/>
+            </w:tcMar>
+            <w:vAlign w:val="center"/>
+          </w:tcPr>
+          <w:p>
+            <w:pPr>
+              <w:spacing w:after="0" w:before="0"/>
+            </w:pPr>
+            <w:r>
+              <w:rPr>
+                <w:rFonts w:ascii="Arial" w:cs="Arial" w:eastAsia="Arial" w:hAnsi="Arial"/>
+                <w:color w:val="1B2118"/>
+                <w:sz w:val="18"/>
+                <w:szCs w:val="18"/>
+              </w:rPr>
+              <w:t xml:space="preserve">[A] Rilievo N06. Su una bozza con organico, carta, vetro, plastica, tessili, legno e metallo (quantità &gt; 0): Calcola e scaricate il rapporto PDF</w:t>
+            </w:r>
+          </w:p>
+        </w:tc>
+        <w:tc>
+          <w:tcPr>
+            <w:tcW w:type="dxa" w:w="4376"/>
+            <w:tcBorders>
+              <w:top w:val="single" w:color="D9D4C5" w:sz="4"/>
+              <w:left w:val="single" w:color="D9D4C5" w:sz="4"/>
+              <w:bottom w:val="single" w:color="D9D4C5" w:sz="4"/>
+              <w:right w:val="single" w:color="D9D4C5" w:sz="4"/>
+            </w:tcBorders>
+            <w:tcMar>
+              <w:top w:type="dxa" w:w="70"/>
+              <w:left w:type="dxa" w:w="110"/>
+              <w:bottom w:type="dxa" w:w="70"/>
+              <w:right w:type="dxa" w:w="110"/>
+            </w:tcMar>
+            <w:vAlign w:val="center"/>
+          </w:tcPr>
+          <w:p>
+            <w:pPr>
+              <w:spacing w:after="0" w:before="0"/>
+            </w:pPr>
+            <w:r>
+              <w:rPr>
+                <w:rFonts w:ascii="Arial" w:cs="Arial" w:eastAsia="Arial" w:hAnsi="Arial"/>
+                <w:color w:val="1B2118"/>
+                <w:sz w:val="18"/>
+                <w:szCs w:val="18"/>
+              </w:rPr>
+              <w:t xml:space="preserve">Sotto la tabella dei fattori: «FE indifferenziato calcolato… da» con quota, tonnellate e FE di ogni frazione usata; la nota «Comprende tipologie oltre le cinque nominate al cap. 5 della Metodologia (Legno): il paniere da usare è in attesa di conferma della Fondazione»; «Escluse perché senza fattore: Metallo». Lo stesso nel PDF. Il valore del fattore non cambia rispetto a prima</w:t>
             </w:r>
           </w:p>
         </w:tc>
@@ -26524,7 +27405,7 @@
                 <w:sz w:val="18"/>
                 <w:szCs w:val="18"/>
               </w:rPr>
-              <w:t xml:space="preserve">Cambiate la durata a 7 anni</w:t>
+              <w:t xml:space="preserve">Rilievo N01. Cambiate la durata a 7 anni (con il Caso 1)</w:t>
             </w:r>
           </w:p>
         </w:tc>
@@ -26557,7 +27438,7 @@
                 <w:sz w:val="18"/>
                 <w:szCs w:val="18"/>
               </w:rPr>
-              <w:t xml:space="preserve">Avviso: le tabelle valgono per progetti di 10 anni, i costi si computano a parte</w:t>
+              <w:t xml:space="preserve">Riquadro rosso «Stima, non listino approvato»; casella «Costi per il Comune nel periodo (stima)»; avviso «Per 7 anni la regola non è ancora stabilita dalla Fondazione…»; nel PDF e nel foglio Economia dell'Excel la riga «ATTENZIONE» sopra la tabella annuale</w:t>
             </w:r>
           </w:p>
         </w:tc>
@@ -26594,7 +27475,7 @@
                 <w:sz w:val="18"/>
                 <w:szCs w:val="18"/>
               </w:rPr>
-              <w:t xml:space="preserve">8b.8</w:t>
+              <w:t xml:space="preserve">8b.7f</w:t>
             </w:r>
           </w:p>
         </w:tc>
@@ -26626,7 +27507,7 @@
                 <w:sz w:val="18"/>
                 <w:szCs w:val="18"/>
               </w:rPr>
-              <w:t xml:space="preserve">[C] Provate ad aprire /simulatore</w:t>
+              <w:t xml:space="preserve">Rilievo N01. Con il Caso 1 e 10 anni guardate la tabella dei costi, il PDF e il foglio Costi dell'Excel</w:t>
             </w:r>
           </w:p>
         </w:tc>
@@ -26658,7 +27539,7 @@
                 <w:sz w:val="18"/>
                 <w:szCs w:val="18"/>
               </w:rPr>
-              <w:t xml:space="preserve">«Questa sezione è riservata alla Fondazione»</w:t>
+              <w:t xml:space="preserve">Le tre voci «una tantum, in 10 rate annuali»; sotto la tabella la nota «corrispettivo unico e forfettario pagato in 10 rate annuali uguali… l'importo indicato è la rata annua»; lo stesso importo in tutti i 10 anni, nessun riquadro «Stima»</w:t>
             </w:r>
           </w:p>
         </w:tc>
@@ -26696,7 +27577,7 @@
                 <w:sz w:val="18"/>
                 <w:szCs w:val="18"/>
               </w:rPr>
-              <w:t xml:space="preserve">8b.9</w:t>
+              <w:t xml:space="preserve">8b.8</w:t>
             </w:r>
           </w:p>
         </w:tc>
@@ -26729,7 +27610,7 @@
                 <w:sz w:val="18"/>
                 <w:szCs w:val="18"/>
               </w:rPr>
-              <w:t xml:space="preserve">[A] Audit</w:t>
+              <w:t xml:space="preserve">[C] Provate ad aprire /simulatore</w:t>
             </w:r>
           </w:p>
         </w:tc>
@@ -26762,7 +27643,7 @@
                 <w:sz w:val="18"/>
                 <w:szCs w:val="18"/>
               </w:rPr>
-              <w:t xml:space="preserve">Voci di creazione, modifica e cancellazione degli scenari, con nome e codice dello scenario nella colonna «Oggetto e modifiche»</w:t>
+              <w:t xml:space="preserve">«Questa sezione è riservata alla Fondazione»</w:t>
             </w:r>
           </w:p>
         </w:tc>
@@ -26799,6 +27680,108 @@
                 <w:sz w:val="18"/>
                 <w:szCs w:val="18"/>
               </w:rPr>
+              <w:t xml:space="preserve">8b.9</w:t>
+            </w:r>
+          </w:p>
+        </w:tc>
+        <w:tc>
+          <w:tcPr>
+            <w:tcW w:type="dxa" w:w="4377"/>
+            <w:tcBorders>
+              <w:top w:val="single" w:color="D9D4C5" w:sz="4"/>
+              <w:left w:val="single" w:color="D9D4C5" w:sz="4"/>
+              <w:bottom w:val="single" w:color="D9D4C5" w:sz="4"/>
+              <w:right w:val="single" w:color="D9D4C5" w:sz="4"/>
+            </w:tcBorders>
+            <w:tcMar>
+              <w:top w:type="dxa" w:w="70"/>
+              <w:left w:type="dxa" w:w="110"/>
+              <w:bottom w:type="dxa" w:w="70"/>
+              <w:right w:type="dxa" w:w="110"/>
+            </w:tcMar>
+            <w:vAlign w:val="center"/>
+          </w:tcPr>
+          <w:p>
+            <w:pPr>
+              <w:spacing w:after="0" w:before="0"/>
+            </w:pPr>
+            <w:r>
+              <w:rPr>
+                <w:rFonts w:ascii="Arial" w:cs="Arial" w:eastAsia="Arial" w:hAnsi="Arial"/>
+                <w:color w:val="1B2118"/>
+                <w:sz w:val="18"/>
+                <w:szCs w:val="18"/>
+              </w:rPr>
+              <w:t xml:space="preserve">[A] Audit</w:t>
+            </w:r>
+          </w:p>
+        </w:tc>
+        <w:tc>
+          <w:tcPr>
+            <w:tcW w:type="dxa" w:w="4376"/>
+            <w:tcBorders>
+              <w:top w:val="single" w:color="D9D4C5" w:sz="4"/>
+              <w:left w:val="single" w:color="D9D4C5" w:sz="4"/>
+              <w:bottom w:val="single" w:color="D9D4C5" w:sz="4"/>
+              <w:right w:val="single" w:color="D9D4C5" w:sz="4"/>
+            </w:tcBorders>
+            <w:tcMar>
+              <w:top w:type="dxa" w:w="70"/>
+              <w:left w:type="dxa" w:w="110"/>
+              <w:bottom w:type="dxa" w:w="70"/>
+              <w:right w:type="dxa" w:w="110"/>
+            </w:tcMar>
+            <w:vAlign w:val="center"/>
+          </w:tcPr>
+          <w:p>
+            <w:pPr>
+              <w:spacing w:after="0" w:before="0"/>
+            </w:pPr>
+            <w:r>
+              <w:rPr>
+                <w:rFonts w:ascii="Arial" w:cs="Arial" w:eastAsia="Arial" w:hAnsi="Arial"/>
+                <w:color w:val="1B2118"/>
+                <w:sz w:val="18"/>
+                <w:szCs w:val="18"/>
+              </w:rPr>
+              <w:t xml:space="preserve">Voci di creazione, modifica e cancellazione degli scenari, con nome e codice dello scenario nella colonna «Oggetto e modifiche»</w:t>
+            </w:r>
+          </w:p>
+        </w:tc>
+      </w:tr>
+      <w:tr>
+        <w:trPr>
+          <w:cantSplit/>
+        </w:trPr>
+        <w:tc>
+          <w:tcPr>
+            <w:tcW w:type="dxa" w:w="885"/>
+            <w:tcBorders>
+              <w:top w:val="single" w:color="D9D4C5" w:sz="4"/>
+              <w:left w:val="single" w:color="D9D4C5" w:sz="4"/>
+              <w:bottom w:val="single" w:color="D9D4C5" w:sz="4"/>
+              <w:right w:val="single" w:color="D9D4C5" w:sz="4"/>
+            </w:tcBorders>
+            <w:shd w:fill="F6F4EE" w:color="auto" w:val="clear"/>
+            <w:tcMar>
+              <w:top w:type="dxa" w:w="70"/>
+              <w:left w:type="dxa" w:w="110"/>
+              <w:bottom w:type="dxa" w:w="70"/>
+              <w:right w:type="dxa" w:w="110"/>
+            </w:tcMar>
+            <w:vAlign w:val="center"/>
+          </w:tcPr>
+          <w:p>
+            <w:pPr>
+              <w:spacing w:after="0" w:before="0"/>
+            </w:pPr>
+            <w:r>
+              <w:rPr>
+                <w:rFonts w:ascii="Arial" w:cs="Arial" w:eastAsia="Arial" w:hAnsi="Arial"/>
+                <w:color w:val="1B2118"/>
+                <w:sz w:val="18"/>
+                <w:szCs w:val="18"/>
+              </w:rPr>
               <w:t xml:space="preserve">8b.9b</w:t>
             </w:r>
           </w:p>
@@ -26812,6 +27795,7 @@
               <w:bottom w:val="single" w:color="D9D4C5" w:sz="4"/>
               <w:right w:val="single" w:color="D9D4C5" w:sz="4"/>
             </w:tcBorders>
+            <w:shd w:fill="F6F4EE" w:color="auto" w:val="clear"/>
             <w:tcMar>
               <w:top w:type="dxa" w:w="70"/>
               <w:left w:type="dxa" w:w="110"/>
@@ -26844,6 +27828,7 @@
               <w:bottom w:val="single" w:color="D9D4C5" w:sz="4"/>
               <w:right w:val="single" w:color="D9D4C5" w:sz="4"/>
             </w:tcBorders>
+            <w:shd w:fill="F6F4EE" w:color="auto" w:val="clear"/>
             <w:tcMar>
               <w:top w:type="dxa" w:w="70"/>
               <w:left w:type="dxa" w:w="110"/>
@@ -30627,7 +31612,7 @@
                 <w:sz w:val="18"/>
                 <w:szCs w:val="18"/>
               </w:rPr>
-              <w:t xml:space="preserve">10.10c</w:t>
+              <w:t xml:space="preserve">10.10f</w:t>
             </w:r>
           </w:p>
         </w:tc>
@@ -30659,7 +31644,7 @@
                 <w:sz w:val="18"/>
                 <w:szCs w:val="18"/>
               </w:rPr>
-              <w:t xml:space="preserve">[A] Dashboard: fate clic su «Organizzazione», poi di nuovo; in Pratiche e Utenti scegliete un campo in «Ordina per» e premete ▲/▼</w:t>
+              <w:t xml:space="preserve">[A] Rilievo N04. Dashboard: guardate i riquadri e la colonna Scadenza</w:t>
             </w:r>
           </w:p>
         </w:tc>
@@ -30691,7 +31676,7 @@
                 <w:sz w:val="18"/>
                 <w:szCs w:val="18"/>
               </w:rPr>
-              <w:t xml:space="preserve">La tabella si ordina in modo crescente (▲) e poi decrescente (▼); gli elenchi a schede seguono il campo e il verso scelti; «ordine predefinito» torna all'ordine iniziale</w:t>
+              <w:t xml:space="preserve">Riquadro «Fase aperta senza scadenza» con il numero delle pratiche attive la cui fase aperta non ha data (arancione se &gt; 0); nella riga «— nessuna scadenza nota»; un clic sul riquadro filtra quelle pratiche; le pratiche sospese, chiuse o ritirate non sono contate</w:t>
             </w:r>
           </w:p>
         </w:tc>
@@ -30729,7 +31714,7 @@
                 <w:sz w:val="18"/>
                 <w:szCs w:val="18"/>
               </w:rPr>
-              <w:t xml:space="preserve">10.10d</w:t>
+              <w:t xml:space="preserve">10.10c</w:t>
             </w:r>
           </w:p>
         </w:tc>
@@ -30762,38 +31747,7 @@
                 <w:sz w:val="18"/>
                 <w:szCs w:val="18"/>
               </w:rPr>
-              <w:t xml:space="preserve">[A] Aprite </w:t>
-            </w:r>
-            <w:r>
-              <w:rPr>
-                <w:rFonts w:ascii="Arial" w:cs="Arial" w:eastAsia="Arial" w:hAnsi="Arial"/>
-                <w:b/>
-                <w:bCs/>
-                <w:color w:val="1B2118"/>
-                <w:sz w:val="18"/>
-                <w:szCs w:val="18"/>
-              </w:rPr>
-              <w:t xml:space="preserve">Pratiche</w:t>
-            </w:r>
-            <w:r>
-              <w:rPr>
-                <w:rFonts w:ascii="Arial" w:cs="Arial" w:eastAsia="Arial" w:hAnsi="Arial"/>
-                <w:color w:val="1B2118"/>
-                <w:sz w:val="18"/>
-                <w:szCs w:val="18"/>
-              </w:rPr>
-              <w:t xml:space="preserve">; poi, come utente del Comune, </w:t>
-            </w:r>
-            <w:r>
-              <w:rPr>
-                <w:rFonts w:ascii="Arial" w:cs="Arial" w:eastAsia="Arial" w:hAnsi="Arial"/>
-                <w:b/>
-                <w:bCs/>
-                <w:color w:val="1B2118"/>
-                <w:sz w:val="18"/>
-                <w:szCs w:val="18"/>
-              </w:rPr>
-              <w:t xml:space="preserve">Le mie pratiche</w:t>
+              <w:t xml:space="preserve">[A] Dashboard: fate clic su «Organizzazione», poi di nuovo; in Pratiche e Utenti scegliete un campo in «Ordina per» e premete ▲/▼</w:t>
             </w:r>
           </w:p>
         </w:tc>
@@ -30826,7 +31780,7 @@
                 <w:sz w:val="18"/>
                 <w:szCs w:val="18"/>
               </w:rPr>
-              <w:t xml:space="preserve">In ogni riquadro dell'elenco, in alto a destra, la barra a LED delle 7 fasi con «n/7» (stato sotto); nella pratica aperta la stessa barra in alto a destra, sopra lo stato; dopo aver chiuso una fase la luce si accende anche nell'elenco</w:t>
+              <w:t xml:space="preserve">La tabella si ordina in modo crescente (▲) e poi decrescente (▼); gli elenchi a schede seguono il campo e il verso scelti; «ordine predefinito» torna all'ordine iniziale</w:t>
             </w:r>
           </w:p>
         </w:tc>
@@ -30863,7 +31817,7 @@
                 <w:sz w:val="18"/>
                 <w:szCs w:val="18"/>
               </w:rPr>
-              <w:t xml:space="preserve">10.10e</w:t>
+              <w:t xml:space="preserve">10.10d</w:t>
             </w:r>
           </w:p>
         </w:tc>
@@ -30895,7 +31849,38 @@
                 <w:sz w:val="18"/>
                 <w:szCs w:val="18"/>
               </w:rPr>
-              <w:t xml:space="preserve">Aprite la pagina di accesso e l'intestazione</w:t>
+              <w:t xml:space="preserve">[A] Aprite </w:t>
+            </w:r>
+            <w:r>
+              <w:rPr>
+                <w:rFonts w:ascii="Arial" w:cs="Arial" w:eastAsia="Arial" w:hAnsi="Arial"/>
+                <w:b/>
+                <w:bCs/>
+                <w:color w:val="1B2118"/>
+                <w:sz w:val="18"/>
+                <w:szCs w:val="18"/>
+              </w:rPr>
+              <w:t xml:space="preserve">Pratiche</w:t>
+            </w:r>
+            <w:r>
+              <w:rPr>
+                <w:rFonts w:ascii="Arial" w:cs="Arial" w:eastAsia="Arial" w:hAnsi="Arial"/>
+                <w:color w:val="1B2118"/>
+                <w:sz w:val="18"/>
+                <w:szCs w:val="18"/>
+              </w:rPr>
+              <w:t xml:space="preserve">; poi, come utente del Comune, </w:t>
+            </w:r>
+            <w:r>
+              <w:rPr>
+                <w:rFonts w:ascii="Arial" w:cs="Arial" w:eastAsia="Arial" w:hAnsi="Arial"/>
+                <w:b/>
+                <w:bCs/>
+                <w:color w:val="1B2118"/>
+                <w:sz w:val="18"/>
+                <w:szCs w:val="18"/>
+              </w:rPr>
+              <w:t xml:space="preserve">Le mie pratiche</w:t>
             </w:r>
           </w:p>
         </w:tc>
@@ -30927,7 +31912,7 @@
                 <w:sz w:val="18"/>
                 <w:szCs w:val="18"/>
               </w:rPr>
-              <w:t xml:space="preserve">Accanto al logo Carbon WastePrint i loghi RINA e Carbon Credit con i cerchi della stessa misura; nella pagina di accesso piccoli, sulla stessa riga del logo, allineati in basso e a destra</w:t>
+              <w:t xml:space="preserve">In ogni riquadro dell'elenco, in alto a destra, la barra a LED delle 7 fasi con «n/7» (stato sotto); nella pratica aperta la stessa barra in alto a destra, sopra lo stato; dopo aver chiuso una fase la luce si accende anche nell'elenco</w:t>
             </w:r>
           </w:p>
         </w:tc>
@@ -30965,7 +31950,7 @@
                 <w:sz w:val="18"/>
                 <w:szCs w:val="18"/>
               </w:rPr>
-              <w:t xml:space="preserve">10.15</w:t>
+              <w:t xml:space="preserve">10.10e</w:t>
             </w:r>
           </w:p>
         </w:tc>
@@ -30998,27 +31983,7 @@
                 <w:sz w:val="18"/>
                 <w:szCs w:val="18"/>
               </w:rPr>
-              <w:t xml:space="preserve">[A] Aprite </w:t>
-            </w:r>
-            <w:r>
-              <w:rPr>
-                <w:rFonts w:ascii="Arial" w:cs="Arial" w:eastAsia="Arial" w:hAnsi="Arial"/>
-                <w:b/>
-                <w:bCs/>
-                <w:color w:val="1B2118"/>
-                <w:sz w:val="18"/>
-                <w:szCs w:val="18"/>
-              </w:rPr>
-              <w:t xml:space="preserve">Notizie CO2</w:t>
-            </w:r>
-            <w:r>
-              <w:rPr>
-                <w:rFonts w:ascii="Arial" w:cs="Arial" w:eastAsia="Arial" w:hAnsi="Arial"/>
-                <w:color w:val="1B2118"/>
-                <w:sz w:val="18"/>
-                <w:szCs w:val="18"/>
-              </w:rPr>
-              <w:t xml:space="preserve"> dal menu</w:t>
+              <w:t xml:space="preserve">Aprite la pagina di accesso e l'intestazione</w:t>
             </w:r>
           </w:p>
         </w:tc>
@@ -31051,7 +32016,7 @@
                 <w:sz w:val="18"/>
                 <w:szCs w:val="18"/>
               </w:rPr>
-              <w:t xml:space="preserve">Pagina con data dell'ultima ricerca e della prossima (ogni 2 ore), riquadro «Prezzi citati» se ci sono prezzi, filtri per categoria con i conteggi, elenco di notizie con data, testata, categoria, rilevanza (pallini su 5), titolo e sintesi in italiano</w:t>
+              <w:t xml:space="preserve">Accanto al logo Carbon WastePrint i loghi RINA e Carbon Credit con i cerchi della stessa misura; nella pagina di accesso piccoli, sulla stessa riga del logo, allineati in basso e a destra</w:t>
             </w:r>
           </w:p>
         </w:tc>
@@ -31088,7 +32053,7 @@
                 <w:sz w:val="18"/>
                 <w:szCs w:val="18"/>
               </w:rPr>
-              <w:t xml:space="preserve">10.15b</w:t>
+              <w:t xml:space="preserve">10.15</w:t>
             </w:r>
           </w:p>
         </w:tc>
@@ -31120,7 +32085,27 @@
                 <w:sz w:val="18"/>
                 <w:szCs w:val="18"/>
               </w:rPr>
-              <w:t xml:space="preserve">Leggete 10 notizie a caso e apritene 3</w:t>
+              <w:t xml:space="preserve">[A] Aprite </w:t>
+            </w:r>
+            <w:r>
+              <w:rPr>
+                <w:rFonts w:ascii="Arial" w:cs="Arial" w:eastAsia="Arial" w:hAnsi="Arial"/>
+                <w:b/>
+                <w:bCs/>
+                <w:color w:val="1B2118"/>
+                <w:sz w:val="18"/>
+                <w:szCs w:val="18"/>
+              </w:rPr>
+              <w:t xml:space="preserve">Notizie CO2</w:t>
+            </w:r>
+            <w:r>
+              <w:rPr>
+                <w:rFonts w:ascii="Arial" w:cs="Arial" w:eastAsia="Arial" w:hAnsi="Arial"/>
+                <w:color w:val="1B2118"/>
+                <w:sz w:val="18"/>
+                <w:szCs w:val="18"/>
+              </w:rPr>
+              <w:t xml:space="preserve"> dal menu</w:t>
             </w:r>
           </w:p>
         </w:tc>
@@ -31152,7 +32137,7 @@
                 <w:sz w:val="18"/>
                 <w:szCs w:val="18"/>
               </w:rPr>
-              <w:t xml:space="preserve">Tutte parlano di crediti di carbonio volontari (mercato, marketplace, prezzi, standard e registri, regole, progetti); il titolo apre l'articolo originale in una nuova scheda</w:t>
+              <w:t xml:space="preserve">Pagina con data dell'ultima ricerca e della prossima (ogni 2 ore), riquadro «Prezzi citati» se ci sono prezzi, filtri per categoria con i conteggi, elenco di notizie con data, testata, categoria, rilevanza (pallini su 5), titolo e sintesi in italiano</w:t>
             </w:r>
           </w:p>
         </w:tc>
@@ -31190,7 +32175,7 @@
                 <w:sz w:val="18"/>
                 <w:szCs w:val="18"/>
               </w:rPr>
-              <w:t xml:space="preserve">10.15c</w:t>
+              <w:t xml:space="preserve">10.15b</w:t>
             </w:r>
           </w:p>
         </w:tc>
@@ -31223,7 +32208,7 @@
                 <w:sz w:val="18"/>
                 <w:szCs w:val="18"/>
               </w:rPr>
-              <w:t xml:space="preserve">Spuntate «Mostra le scartate dal filtro»</w:t>
+              <w:t xml:space="preserve">Leggete 10 notizie a caso e apritene 3</w:t>
             </w:r>
           </w:p>
         </w:tc>
@@ -31256,7 +32241,7 @@
                 <w:sz w:val="18"/>
                 <w:szCs w:val="18"/>
               </w:rPr>
-              <w:t xml:space="preserve">Compaiono anche le notizie non attinenti con l'etichetta «Scartata dal filtro» e il motivo (es. solo EU ETS, certificati del GSE)</w:t>
+              <w:t xml:space="preserve">Tutte parlano di crediti di carbonio volontari (mercato, marketplace, prezzi, standard e registri, regole, progetti); il titolo apre l'articolo originale in una nuova scheda</w:t>
             </w:r>
           </w:p>
         </w:tc>
@@ -31293,7 +32278,7 @@
                 <w:sz w:val="18"/>
                 <w:szCs w:val="18"/>
               </w:rPr>
-              <w:t xml:space="preserve">10.15d</w:t>
+              <w:t xml:space="preserve">10.15c</w:t>
             </w:r>
           </w:p>
         </w:tc>
@@ -31325,27 +32310,7 @@
                 <w:sz w:val="18"/>
                 <w:szCs w:val="18"/>
               </w:rPr>
-              <w:t xml:space="preserve">Premete </w:t>
-            </w:r>
-            <w:r>
-              <w:rPr>
-                <w:rFonts w:ascii="Arial" w:cs="Arial" w:eastAsia="Arial" w:hAnsi="Arial"/>
-                <w:b/>
-                <w:bCs/>
-                <w:color w:val="1B2118"/>
-                <w:sz w:val="18"/>
-                <w:szCs w:val="18"/>
-              </w:rPr>
-              <w:t xml:space="preserve">Aggiorna ora</w:t>
-            </w:r>
-            <w:r>
-              <w:rPr>
-                <w:rFonts w:ascii="Arial" w:cs="Arial" w:eastAsia="Arial" w:hAnsi="Arial"/>
-                <w:color w:val="1B2118"/>
-                <w:sz w:val="18"/>
-                <w:szCs w:val="18"/>
-              </w:rPr>
-              <w:t xml:space="preserve">, poi subito di nuovo</w:t>
+              <w:t xml:space="preserve">Spuntate «Mostra le scartate dal filtro»</w:t>
             </w:r>
           </w:p>
         </w:tc>
@@ -31377,7 +32342,7 @@
                 <w:sz w:val="18"/>
                 <w:szCs w:val="18"/>
               </w:rPr>
-              <w:t xml:space="preserve">La prima volta, dopo 20-60 secondi, «Ricerca completata: n lette, n nuove, n attinenti»; la seconda «Ultima ricerca meno di 10 minuti fa»; il Registro ricerche mostra la ricerca «Aggiorna ora» con esito ok</w:t>
+              <w:t xml:space="preserve">Compaiono anche le notizie non attinenti con l'etichetta «Scartata dal filtro» e il motivo (es. solo EU ETS, certificati del GSE)</w:t>
             </w:r>
           </w:p>
         </w:tc>
@@ -31415,7 +32380,7 @@
                 <w:sz w:val="18"/>
                 <w:szCs w:val="18"/>
               </w:rPr>
-              <w:t xml:space="preserve">10.15e</w:t>
+              <w:t xml:space="preserve">10.15d</w:t>
             </w:r>
           </w:p>
         </w:tc>
@@ -31441,6 +32406,15 @@
             <w:pPr>
               <w:spacing w:after="0" w:before="0"/>
             </w:pPr>
+            <w:r>
+              <w:rPr>
+                <w:rFonts w:ascii="Arial" w:cs="Arial" w:eastAsia="Arial" w:hAnsi="Arial"/>
+                <w:color w:val="1B2118"/>
+                <w:sz w:val="18"/>
+                <w:szCs w:val="18"/>
+              </w:rPr>
+              <w:t xml:space="preserve">Premete </w:t>
+            </w:r>
             <w:r>
               <w:rPr>
                 <w:rFonts w:ascii="Arial" w:cs="Arial" w:eastAsia="Arial" w:hAnsi="Arial"/>
@@ -31450,27 +32424,16 @@
                 <w:sz w:val="18"/>
                 <w:szCs w:val="18"/>
               </w:rPr>
-              <w:t xml:space="preserve">Nascondi</w:t>
-            </w:r>
-            <w:r>
-              <w:rPr>
-                <w:rFonts w:ascii="Arial" w:cs="Arial" w:eastAsia="Arial" w:hAnsi="Arial"/>
-                <w:color w:val="1B2118"/>
-                <w:sz w:val="18"/>
-                <w:szCs w:val="18"/>
-              </w:rPr>
-              <w:t xml:space="preserve"> su una notizia, poi «Mostra le nascoste» e </w:t>
-            </w:r>
-            <w:r>
-              <w:rPr>
-                <w:rFonts w:ascii="Arial" w:cs="Arial" w:eastAsia="Arial" w:hAnsi="Arial"/>
-                <w:b/>
-                <w:bCs/>
-                <w:color w:val="1B2118"/>
-                <w:sz w:val="18"/>
-                <w:szCs w:val="18"/>
-              </w:rPr>
-              <w:t xml:space="preserve">Mostra di nuovo</w:t>
+              <w:t xml:space="preserve">Aggiorna ora</w:t>
+            </w:r>
+            <w:r>
+              <w:rPr>
+                <w:rFonts w:ascii="Arial" w:cs="Arial" w:eastAsia="Arial" w:hAnsi="Arial"/>
+                <w:color w:val="1B2118"/>
+                <w:sz w:val="18"/>
+                <w:szCs w:val="18"/>
+              </w:rPr>
+              <w:t xml:space="preserve">, poi subito di nuovo</w:t>
             </w:r>
           </w:p>
         </w:tc>
@@ -31503,7 +32466,7 @@
                 <w:sz w:val="18"/>
                 <w:szCs w:val="18"/>
               </w:rPr>
-              <w:t xml:space="preserve">La notizia sparisce e ricompare</w:t>
+              <w:t xml:space="preserve">La prima volta, dopo 20-60 secondi, «Ricerca completata: n lette, n nuove, n attinenti»; la seconda «Ultima ricerca meno di 10 minuti fa»; il Registro ricerche mostra la ricerca «Aggiorna ora» con esito ok</w:t>
             </w:r>
           </w:p>
         </w:tc>
@@ -31540,7 +32503,7 @@
                 <w:sz w:val="18"/>
                 <w:szCs w:val="18"/>
               </w:rPr>
-              <w:t xml:space="preserve">10.15f</w:t>
+              <w:t xml:space="preserve">10.15e</w:t>
             </w:r>
           </w:p>
         </w:tc>
@@ -31568,11 +32531,33 @@
             <w:r>
               <w:rPr>
                 <w:rFonts w:ascii="Arial" w:cs="Arial" w:eastAsia="Arial" w:hAnsi="Arial"/>
-                <w:color w:val="1B2118"/>
-                <w:sz w:val="18"/>
-                <w:szCs w:val="18"/>
-              </w:rPr>
-              <w:t xml:space="preserve">[O] e [C] Scrivete /notizie-co2 nell'indirizzo</w:t>
+                <w:b/>
+                <w:bCs/>
+                <w:color w:val="1B2118"/>
+                <w:sz w:val="18"/>
+                <w:szCs w:val="18"/>
+              </w:rPr>
+              <w:t xml:space="preserve">Nascondi</w:t>
+            </w:r>
+            <w:r>
+              <w:rPr>
+                <w:rFonts w:ascii="Arial" w:cs="Arial" w:eastAsia="Arial" w:hAnsi="Arial"/>
+                <w:color w:val="1B2118"/>
+                <w:sz w:val="18"/>
+                <w:szCs w:val="18"/>
+              </w:rPr>
+              <w:t xml:space="preserve"> su una notizia, poi «Mostra le nascoste» e </w:t>
+            </w:r>
+            <w:r>
+              <w:rPr>
+                <w:rFonts w:ascii="Arial" w:cs="Arial" w:eastAsia="Arial" w:hAnsi="Arial"/>
+                <w:b/>
+                <w:bCs/>
+                <w:color w:val="1B2118"/>
+                <w:sz w:val="18"/>
+                <w:szCs w:val="18"/>
+              </w:rPr>
+              <w:t xml:space="preserve">Mostra di nuovo</w:t>
             </w:r>
           </w:p>
         </w:tc>
@@ -31604,7 +32589,7 @@
                 <w:sz w:val="18"/>
                 <w:szCs w:val="18"/>
               </w:rPr>
-              <w:t xml:space="preserve">Nessuna voce Notizie CO2 nel menu; la pagina dice «Questa sezione è riservata agli amministratori» e non mostra notizie</w:t>
+              <w:t xml:space="preserve">La notizia sparisce e ricompare</w:t>
             </w:r>
           </w:p>
         </w:tc>
@@ -31642,7 +32627,7 @@
                 <w:sz w:val="18"/>
                 <w:szCs w:val="18"/>
               </w:rPr>
-              <w:t xml:space="preserve">10.15h</w:t>
+              <w:t xml:space="preserve">10.15f</w:t>
             </w:r>
           </w:p>
         </w:tc>
@@ -31675,7 +32660,7 @@
                 <w:sz w:val="18"/>
                 <w:szCs w:val="18"/>
               </w:rPr>
-              <w:t xml:space="preserve">[A] Dopo una ricerca con notizie nuove (o «Aggiorna ora» da un altro Amministratore) guardate il menu, poi aprite Notizie CO2</w:t>
+              <w:t xml:space="preserve">[O] e [C] Scrivete /notizie-co2 nell'indirizzo</w:t>
             </w:r>
           </w:p>
         </w:tc>
@@ -31708,7 +32693,7 @@
                 <w:sz w:val="18"/>
                 <w:szCs w:val="18"/>
               </w:rPr>
-              <w:t xml:space="preserve">Pallino verde in alto a destra di «Notizie CO2»; aprendo la sezione si spegne e non ricompare finché non arrivano altre notizie; un altro Amministratore che non ha aperto la sezione lo vede ancora</w:t>
+              <w:t xml:space="preserve">Nessuna voce Notizie CO2 nel menu; la pagina dice «Questa sezione è riservata agli amministratori» e non mostra notizie</w:t>
             </w:r>
           </w:p>
         </w:tc>
@@ -31745,7 +32730,7 @@
                 <w:sz w:val="18"/>
                 <w:szCs w:val="18"/>
               </w:rPr>
-              <w:t xml:space="preserve">10.15g</w:t>
+              <w:t xml:space="preserve">10.15h</w:t>
             </w:r>
           </w:p>
         </w:tc>
@@ -31777,7 +32762,7 @@
                 <w:sz w:val="18"/>
                 <w:szCs w:val="18"/>
               </w:rPr>
-              <w:t xml:space="preserve">[A] Il giorno dopo aprite il Registro ricerche</w:t>
+              <w:t xml:space="preserve">[A] Dopo una ricerca con notizie nuove (o «Aggiorna ora» da un altro Amministratore) guardate il menu, poi aprite Notizie CO2</w:t>
             </w:r>
           </w:p>
         </w:tc>
@@ -31809,7 +32794,7 @@
                 <w:sz w:val="18"/>
                 <w:szCs w:val="18"/>
               </w:rPr>
-              <w:t xml:space="preserve">Ricerche «Automatica» ogni 2 ore con esito ok</w:t>
+              <w:t xml:space="preserve">Pallino verde in alto a destra di «Notizie CO2»; aprendo la sezione si spegne e non ricompare finché non arrivano altre notizie; un altro Amministratore che non ha aperto la sezione lo vede ancora</w:t>
             </w:r>
           </w:p>
         </w:tc>
@@ -31847,6 +32832,109 @@
                 <w:sz w:val="18"/>
                 <w:szCs w:val="18"/>
               </w:rPr>
+              <w:t xml:space="preserve">10.15g</w:t>
+            </w:r>
+          </w:p>
+        </w:tc>
+        <w:tc>
+          <w:tcPr>
+            <w:tcW w:type="dxa" w:w="4314"/>
+            <w:tcBorders>
+              <w:top w:val="single" w:color="D9D4C5" w:sz="4"/>
+              <w:left w:val="single" w:color="D9D4C5" w:sz="4"/>
+              <w:bottom w:val="single" w:color="D9D4C5" w:sz="4"/>
+              <w:right w:val="single" w:color="D9D4C5" w:sz="4"/>
+            </w:tcBorders>
+            <w:shd w:fill="F6F4EE" w:color="auto" w:val="clear"/>
+            <w:tcMar>
+              <w:top w:type="dxa" w:w="70"/>
+              <w:left w:type="dxa" w:w="110"/>
+              <w:bottom w:type="dxa" w:w="70"/>
+              <w:right w:type="dxa" w:w="110"/>
+            </w:tcMar>
+            <w:vAlign w:val="center"/>
+          </w:tcPr>
+          <w:p>
+            <w:pPr>
+              <w:spacing w:after="0" w:before="0"/>
+            </w:pPr>
+            <w:r>
+              <w:rPr>
+                <w:rFonts w:ascii="Arial" w:cs="Arial" w:eastAsia="Arial" w:hAnsi="Arial"/>
+                <w:color w:val="1B2118"/>
+                <w:sz w:val="18"/>
+                <w:szCs w:val="18"/>
+              </w:rPr>
+              <w:t xml:space="preserve">[A] Il giorno dopo aprite il Registro ricerche</w:t>
+            </w:r>
+          </w:p>
+        </w:tc>
+        <w:tc>
+          <w:tcPr>
+            <w:tcW w:type="dxa" w:w="4314"/>
+            <w:tcBorders>
+              <w:top w:val="single" w:color="D9D4C5" w:sz="4"/>
+              <w:left w:val="single" w:color="D9D4C5" w:sz="4"/>
+              <w:bottom w:val="single" w:color="D9D4C5" w:sz="4"/>
+              <w:right w:val="single" w:color="D9D4C5" w:sz="4"/>
+            </w:tcBorders>
+            <w:shd w:fill="F6F4EE" w:color="auto" w:val="clear"/>
+            <w:tcMar>
+              <w:top w:type="dxa" w:w="70"/>
+              <w:left w:type="dxa" w:w="110"/>
+              <w:bottom w:type="dxa" w:w="70"/>
+              <w:right w:type="dxa" w:w="110"/>
+            </w:tcMar>
+            <w:vAlign w:val="center"/>
+          </w:tcPr>
+          <w:p>
+            <w:pPr>
+              <w:spacing w:after="0" w:before="0"/>
+            </w:pPr>
+            <w:r>
+              <w:rPr>
+                <w:rFonts w:ascii="Arial" w:cs="Arial" w:eastAsia="Arial" w:hAnsi="Arial"/>
+                <w:color w:val="1B2118"/>
+                <w:sz w:val="18"/>
+                <w:szCs w:val="18"/>
+              </w:rPr>
+              <w:t xml:space="preserve">Ricerche «Automatica» ogni 2 ore con esito ok</w:t>
+            </w:r>
+          </w:p>
+        </w:tc>
+      </w:tr>
+      <w:tr>
+        <w:trPr>
+          <w:cantSplit/>
+        </w:trPr>
+        <w:tc>
+          <w:tcPr>
+            <w:tcW w:type="dxa" w:w="1010"/>
+            <w:tcBorders>
+              <w:top w:val="single" w:color="D9D4C5" w:sz="4"/>
+              <w:left w:val="single" w:color="D9D4C5" w:sz="4"/>
+              <w:bottom w:val="single" w:color="D9D4C5" w:sz="4"/>
+              <w:right w:val="single" w:color="D9D4C5" w:sz="4"/>
+            </w:tcBorders>
+            <w:tcMar>
+              <w:top w:type="dxa" w:w="70"/>
+              <w:left w:type="dxa" w:w="110"/>
+              <w:bottom w:type="dxa" w:w="70"/>
+              <w:right w:type="dxa" w:w="110"/>
+            </w:tcMar>
+            <w:vAlign w:val="center"/>
+          </w:tcPr>
+          <w:p>
+            <w:pPr>
+              <w:spacing w:after="0" w:before="0"/>
+            </w:pPr>
+            <w:r>
+              <w:rPr>
+                <w:rFonts w:ascii="Arial" w:cs="Arial" w:eastAsia="Arial" w:hAnsi="Arial"/>
+                <w:color w:val="1B2118"/>
+                <w:sz w:val="18"/>
+                <w:szCs w:val="18"/>
+              </w:rPr>
               <w:t xml:space="preserve">10.10b</w:t>
             </w:r>
           </w:p>
@@ -31860,7 +32948,6 @@
               <w:bottom w:val="single" w:color="D9D4C5" w:sz="4"/>
               <w:right w:val="single" w:color="D9D4C5" w:sz="4"/>
             </w:tcBorders>
-            <w:shd w:fill="F6F4EE" w:color="auto" w:val="clear"/>
             <w:tcMar>
               <w:top w:type="dxa" w:w="70"/>
               <w:left w:type="dxa" w:w="110"/>
@@ -31893,7 +32980,6 @@
               <w:bottom w:val="single" w:color="D9D4C5" w:sz="4"/>
               <w:right w:val="single" w:color="D9D4C5" w:sz="4"/>
             </w:tcBorders>
-            <w:shd w:fill="F6F4EE" w:color="auto" w:val="clear"/>
             <w:tcMar>
               <w:top w:type="dxa" w:w="70"/>
               <w:left w:type="dxa" w:w="110"/>
@@ -32364,7 +33450,7 @@
         <w:szCs w:val="16"/>
       </w:rPr>
       <w:tab/>
-      <w:t xml:space="preserve">Manuale Test · Rev. 3.16 · 21/10/2026</w:t>
+      <w:t xml:space="preserve">Manuale Test · Rev. 3.17 · 22/10/2026</w:t>
     </w:r>
   </w:p>
 </w:hdr>
@@ -32429,7 +33515,7 @@
         <w:szCs w:val="16"/>
       </w:rPr>
       <w:tab/>
-      <w:t xml:space="preserve">Manuale Test · Rev. 3.16 · 21/10/2026</w:t>
+      <w:t xml:space="preserve">Manuale Test · Rev. 3.17 · 22/10/2026</w:t>
     </w:r>
   </w:p>
 </w:hdr>

--- a/public/documentazione/Manuale_Test_Portale_CWP.docx
+++ b/public/documentazione/Manuale_Test_Portale_CWP.docx
@@ -302,7 +302,7 @@
                 <w:sz w:val="20"/>
                 <w:szCs w:val="20"/>
               </w:rPr>
-              <w:t xml:space="preserve">Rev. 3.17</w:t>
+              <w:t xml:space="preserve">Rev. 3.18</w:t>
             </w:r>
           </w:p>
         </w:tc>
@@ -719,7 +719,7 @@
                 <w:sz w:val="18"/>
                 <w:szCs w:val="18"/>
               </w:rPr>
-              <w:t xml:space="preserve">3.17</w:t>
+              <w:t xml:space="preserve">3.18</w:t>
             </w:r>
           </w:p>
         </w:tc>
@@ -783,7 +783,7 @@
                 <w:sz w:val="18"/>
                 <w:szCs w:val="18"/>
               </w:rPr>
-              <w:t xml:space="preserve">Prove dei rilievi N01-N06: 1.2d, 4.1, 4.9-4.9d, 5.0, 5.1c, 7.24, 8b.7d, 8b.7f, 10.10f; nota sull'attesa di 30 giorni.</w:t>
+              <w:t xml:space="preserve">Prove 10.10g-10.10l (navigazione da smartphone).</w:t>
             </w:r>
           </w:p>
         </w:tc>
@@ -853,7 +853,7 @@
                 <w:sz w:val="18"/>
                 <w:szCs w:val="18"/>
               </w:rPr>
-              <w:t xml:space="preserve">3.16</w:t>
+              <w:t xml:space="preserve">3.17</w:t>
             </w:r>
           </w:p>
         </w:tc>
@@ -886,7 +886,7 @@
                 <w:sz w:val="18"/>
                 <w:szCs w:val="18"/>
               </w:rPr>
-              <w:t xml:space="preserve">21/10/2026</w:t>
+              <w:t xml:space="preserve">22/10/2026</w:t>
             </w:r>
           </w:p>
         </w:tc>
@@ -919,7 +919,7 @@
                 <w:sz w:val="18"/>
                 <w:szCs w:val="18"/>
               </w:rPr>
-              <w:t xml:space="preserve">Prove 10.10d-10.10e (barra a LED, loghi); nomi Notizie CO2. Prova 10.15h (pallino verde).</w:t>
+              <w:t xml:space="preserve">Prove dei rilievi N01-N06: 1.2d, 4.1, 4.9-4.9d, 5.0, 5.1c, 7.24, 8b.7d, 8b.7f, 10.10f; nota sull'attesa di 30 giorni.</w:t>
             </w:r>
           </w:p>
         </w:tc>
@@ -989,7 +989,7 @@
                 <w:sz w:val="18"/>
                 <w:szCs w:val="18"/>
               </w:rPr>
-              <w:t xml:space="preserve">3.15</w:t>
+              <w:t xml:space="preserve">3.16</w:t>
             </w:r>
           </w:p>
         </w:tc>
@@ -1053,7 +1053,7 @@
                 <w:sz w:val="18"/>
                 <w:szCs w:val="18"/>
               </w:rPr>
-              <w:t xml:space="preserve">Prove 10.15-10.15g (News).</w:t>
+              <w:t xml:space="preserve">Prove 10.10d-10.10e (barra a LED, loghi); nomi Notizie CO2. Prova 10.15h (pallino verde).</w:t>
             </w:r>
           </w:p>
         </w:tc>
@@ -1123,7 +1123,7 @@
                 <w:sz w:val="18"/>
                 <w:szCs w:val="18"/>
               </w:rPr>
-              <w:t xml:space="preserve">3.14</w:t>
+              <w:t xml:space="preserve">3.15</w:t>
             </w:r>
           </w:p>
         </w:tc>
@@ -1189,7 +1189,7 @@
                 <w:sz w:val="18"/>
                 <w:szCs w:val="18"/>
               </w:rPr>
-              <w:t xml:space="preserve">Prove 8b.7 aggiornata e 8b.7b (PDF della simulazione completo).</w:t>
+              <w:t xml:space="preserve">Prove 10.15-10.15g (News).</w:t>
             </w:r>
           </w:p>
         </w:tc>
@@ -1259,7 +1259,7 @@
                 <w:sz w:val="18"/>
                 <w:szCs w:val="18"/>
               </w:rPr>
-              <w:t xml:space="preserve">3.13</w:t>
+              <w:t xml:space="preserve">3.14</w:t>
             </w:r>
           </w:p>
         </w:tc>
@@ -1323,7 +1323,7 @@
                 <w:sz w:val="18"/>
                 <w:szCs w:val="18"/>
               </w:rPr>
-              <w:t xml:space="preserve">Prove 10.11e (pratica aperta) e 10.11f (Operatore).</w:t>
+              <w:t xml:space="preserve">Prove 8b.7 aggiornata e 8b.7b (PDF della simulazione completo).</w:t>
             </w:r>
           </w:p>
         </w:tc>
@@ -1393,7 +1393,7 @@
                 <w:sz w:val="18"/>
                 <w:szCs w:val="18"/>
               </w:rPr>
-              <w:t xml:space="preserve">3.12</w:t>
+              <w:t xml:space="preserve">3.13</w:t>
             </w:r>
           </w:p>
         </w:tc>
@@ -1459,7 +1459,7 @@
                 <w:sz w:val="18"/>
                 <w:szCs w:val="18"/>
               </w:rPr>
-              <w:t xml:space="preserve">Prova 7.23: caratteri incorporati nei PDF (R08).</w:t>
+              <w:t xml:space="preserve">Prove 10.11e (pratica aperta) e 10.11f (Operatore).</w:t>
             </w:r>
           </w:p>
         </w:tc>
@@ -1529,7 +1529,7 @@
                 <w:sz w:val="18"/>
                 <w:szCs w:val="18"/>
               </w:rPr>
-              <w:t xml:space="preserve">3.11</w:t>
+              <w:t xml:space="preserve">3.12</w:t>
             </w:r>
           </w:p>
         </w:tc>
@@ -1593,7 +1593,7 @@
                 <w:sz w:val="18"/>
                 <w:szCs w:val="18"/>
               </w:rPr>
-              <w:t xml:space="preserve">Le segnalazioni del collaudo confluiscono nel Registro issue e test.</w:t>
+              <w:t xml:space="preserve">Prova 7.23: caratteri incorporati nei PDF (R08).</w:t>
             </w:r>
           </w:p>
         </w:tc>
@@ -1663,7 +1663,7 @@
                 <w:sz w:val="18"/>
                 <w:szCs w:val="18"/>
               </w:rPr>
-              <w:t xml:space="preserve">3.10</w:t>
+              <w:t xml:space="preserve">3.11</w:t>
             </w:r>
           </w:p>
         </w:tc>
@@ -1729,7 +1729,7 @@
                 <w:sz w:val="18"/>
                 <w:szCs w:val="18"/>
               </w:rPr>
-              <w:t xml:space="preserve">Collaudo V05: prova 10.5 aggiornata (account disattivato) e nuova 10.5b (testi lunghi nell'Audit).</w:t>
+              <w:t xml:space="preserve">Le segnalazioni del collaudo confluiscono nel Registro issue e test.</w:t>
             </w:r>
           </w:p>
         </w:tc>
@@ -1799,7 +1799,7 @@
                 <w:sz w:val="18"/>
                 <w:szCs w:val="18"/>
               </w:rPr>
-              <w:t xml:space="preserve">3.9</w:t>
+              <w:t xml:space="preserve">3.10</w:t>
             </w:r>
           </w:p>
         </w:tc>
@@ -1831,7 +1831,7 @@
                 <w:sz w:val="18"/>
                 <w:szCs w:val="18"/>
               </w:rPr>
-              <w:t xml:space="preserve">20/10/2026</w:t>
+              <w:t xml:space="preserve">21/10/2026</w:t>
             </w:r>
           </w:p>
         </w:tc>
@@ -1863,7 +1863,7 @@
                 <w:sz w:val="18"/>
                 <w:szCs w:val="18"/>
               </w:rPr>
-              <w:t xml:space="preserve">Prove del collaudo V01: 7.17-7.22 (negativi, date inesistenti, buffer, conferma senza Banca Dati, percentuali nel CSV, formule nei CSV) e 8b.5-8b.5e, 8b.9b (simulatore e audit degli scenari).</w:t>
+              <w:t xml:space="preserve">Collaudo V05: prova 10.5 aggiornata (account disattivato) e nuova 10.5b (testi lunghi nell'Audit).</w:t>
             </w:r>
           </w:p>
         </w:tc>
@@ -1933,7 +1933,7 @@
                 <w:sz w:val="18"/>
                 <w:szCs w:val="18"/>
               </w:rPr>
-              <w:t xml:space="preserve">3.8</w:t>
+              <w:t xml:space="preserve">3.9</w:t>
             </w:r>
           </w:p>
         </w:tc>
@@ -1999,7 +1999,7 @@
                 <w:sz w:val="18"/>
                 <w:szCs w:val="18"/>
               </w:rPr>
-              <w:t xml:space="preserve">Prove 10.14-10.14d (sicurezza).</w:t>
+              <w:t xml:space="preserve">Prove del collaudo V01: 7.17-7.22 (negativi, date inesistenti, buffer, conferma senza Banca Dati, percentuali nel CSV, formule nei CSV) e 8b.5-8b.5e, 8b.9b (simulatore e audit degli scenari).</w:t>
             </w:r>
           </w:p>
         </w:tc>
@@ -2069,7 +2069,7 @@
                 <w:sz w:val="18"/>
                 <w:szCs w:val="18"/>
               </w:rPr>
-              <w:t xml:space="preserve">3.7</w:t>
+              <w:t xml:space="preserve">3.8</w:t>
             </w:r>
           </w:p>
         </w:tc>
@@ -2133,7 +2133,7 @@
                 <w:sz w:val="18"/>
                 <w:szCs w:val="18"/>
               </w:rPr>
-              <w:t xml:space="preserve">Prove 10.6b (menu Amministratori) e 10.7 (menu enti).</w:t>
+              <w:t xml:space="preserve">Prove 10.14-10.14d (sicurezza).</w:t>
             </w:r>
           </w:p>
         </w:tc>
@@ -2203,7 +2203,7 @@
                 <w:sz w:val="18"/>
                 <w:szCs w:val="18"/>
               </w:rPr>
-              <w:t xml:space="preserve">3.6</w:t>
+              <w:t xml:space="preserve">3.7</w:t>
             </w:r>
           </w:p>
         </w:tc>
@@ -2269,7 +2269,7 @@
                 <w:sz w:val="18"/>
                 <w:szCs w:val="18"/>
               </w:rPr>
-              <w:t xml:space="preserve">Sezione «Audit User». Voce «Marketplaces» in arrivo.</w:t>
+              <w:t xml:space="preserve">Prove 10.6b (menu Amministratori) e 10.7 (menu enti).</w:t>
             </w:r>
           </w:p>
         </w:tc>
@@ -2339,7 +2339,7 @@
                 <w:sz w:val="18"/>
                 <w:szCs w:val="18"/>
               </w:rPr>
-              <w:t xml:space="preserve">3.5</w:t>
+              <w:t xml:space="preserve">3.6</w:t>
             </w:r>
           </w:p>
         </w:tc>
@@ -2403,7 +2403,7 @@
                 <w:sz w:val="18"/>
                 <w:szCs w:val="18"/>
               </w:rPr>
-              <w:t xml:space="preserve">Prove 10.12b-10.13d (Audit trail user).</w:t>
+              <w:t xml:space="preserve">Sezione «Audit User». Voce «Marketplaces» in arrivo.</w:t>
             </w:r>
           </w:p>
         </w:tc>
@@ -2473,7 +2473,7 @@
                 <w:sz w:val="18"/>
                 <w:szCs w:val="18"/>
               </w:rPr>
-              <w:t xml:space="preserve">3.4</w:t>
+              <w:t xml:space="preserve">3.5</w:t>
             </w:r>
           </w:p>
         </w:tc>
@@ -2539,7 +2539,7 @@
                 <w:sz w:val="18"/>
                 <w:szCs w:val="18"/>
               </w:rPr>
-              <w:t xml:space="preserve">Prove 8b.7-8b.7e (PDF, Excel, telefono), 10.12 (utenti online), 10.11d.</w:t>
+              <w:t xml:space="preserve">Prove 10.12b-10.13d (Audit trail user).</w:t>
             </w:r>
           </w:p>
         </w:tc>
@@ -2609,7 +2609,7 @@
                 <w:sz w:val="18"/>
                 <w:szCs w:val="18"/>
               </w:rPr>
-              <w:t xml:space="preserve">3.3</w:t>
+              <w:t xml:space="preserve">3.4</w:t>
             </w:r>
           </w:p>
         </w:tc>
@@ -2641,7 +2641,7 @@
                 <w:sz w:val="18"/>
                 <w:szCs w:val="18"/>
               </w:rPr>
-              <w:t xml:space="preserve">19/10/2026</w:t>
+              <w:t xml:space="preserve">20/10/2026</w:t>
             </w:r>
           </w:p>
         </w:tc>
@@ -2673,7 +2673,7 @@
                 <w:sz w:val="18"/>
                 <w:szCs w:val="18"/>
               </w:rPr>
-              <w:t xml:space="preserve">Prova 10.11: messaggio d'attesa «Un attimo…».</w:t>
+              <w:t xml:space="preserve">Prove 8b.7-8b.7e (PDF, Excel, telefono), 10.12 (utenti online), 10.11d.</w:t>
             </w:r>
           </w:p>
         </w:tc>
@@ -2743,7 +2743,7 @@
                 <w:sz w:val="18"/>
                 <w:szCs w:val="18"/>
               </w:rPr>
-              <w:t xml:space="preserve">3.2</w:t>
+              <w:t xml:space="preserve">3.3</w:t>
             </w:r>
           </w:p>
         </w:tc>
@@ -2809,7 +2809,7 @@
                 <w:sz w:val="18"/>
                 <w:szCs w:val="18"/>
               </w:rPr>
-              <w:t xml:space="preserve">Prova 10.11 aggiornata con l'assistente attivo e i messaggi d'errore della Console.</w:t>
+              <w:t xml:space="preserve">Prova 10.11: messaggio d'attesa «Un attimo…».</w:t>
             </w:r>
           </w:p>
         </w:tc>
@@ -2879,7 +2879,7 @@
                 <w:sz w:val="18"/>
                 <w:szCs w:val="18"/>
               </w:rPr>
-              <w:t xml:space="preserve">3.1</w:t>
+              <w:t xml:space="preserve">3.2</w:t>
             </w:r>
           </w:p>
         </w:tc>
@@ -2943,7 +2943,7 @@
                 <w:sz w:val="18"/>
                 <w:szCs w:val="18"/>
               </w:rPr>
-              <w:t xml:space="preserve">Prove 10.11-10.11c: assistente virtuale e documenti ufficiali.</w:t>
+              <w:t xml:space="preserve">Prova 10.11 aggiornata con l'assistente attivo e i messaggi d'errore della Console.</w:t>
             </w:r>
           </w:p>
         </w:tc>
@@ -3013,7 +3013,7 @@
                 <w:sz w:val="18"/>
                 <w:szCs w:val="18"/>
               </w:rPr>
-              <w:t xml:space="preserve">3.0</w:t>
+              <w:t xml:space="preserve">3.1</w:t>
             </w:r>
           </w:p>
         </w:tc>
@@ -3079,7 +3079,7 @@
                 <w:sz w:val="18"/>
                 <w:szCs w:val="18"/>
               </w:rPr>
-              <w:t xml:space="preserve">Prova 10.10c: ordinamento.</w:t>
+              <w:t xml:space="preserve">Prove 10.11-10.11c: assistente virtuale e documenti ufficiali.</w:t>
             </w:r>
           </w:p>
         </w:tc>
@@ -3149,7 +3149,7 @@
                 <w:sz w:val="18"/>
                 <w:szCs w:val="18"/>
               </w:rPr>
-              <w:t xml:space="preserve">2.9</w:t>
+              <w:t xml:space="preserve">3.0</w:t>
             </w:r>
           </w:p>
         </w:tc>
@@ -3213,7 +3213,7 @@
                 <w:sz w:val="18"/>
                 <w:szCs w:val="18"/>
               </w:rPr>
-              <w:t xml:space="preserve">Prove 8b.3b e 8b.3c: metodo per utenza, buffer e taratura.</w:t>
+              <w:t xml:space="preserve">Prova 10.10c: ordinamento.</w:t>
             </w:r>
           </w:p>
         </w:tc>
@@ -3283,7 +3283,7 @@
                 <w:sz w:val="18"/>
                 <w:szCs w:val="18"/>
               </w:rPr>
-              <w:t xml:space="preserve">2.8</w:t>
+              <w:t xml:space="preserve">2.9</w:t>
             </w:r>
           </w:p>
         </w:tc>
@@ -3349,7 +3349,7 @@
                 <w:sz w:val="18"/>
                 <w:szCs w:val="18"/>
               </w:rPr>
-              <w:t xml:space="preserve">Prova 10.10b: barra a LED della Dashboard.</w:t>
+              <w:t xml:space="preserve">Prove 8b.3b e 8b.3c: metodo per utenza, buffer e taratura.</w:t>
             </w:r>
           </w:p>
         </w:tc>
@@ -3419,7 +3419,7 @@
                 <w:sz w:val="18"/>
                 <w:szCs w:val="18"/>
               </w:rPr>
-              <w:t xml:space="preserve">2.7</w:t>
+              <w:t xml:space="preserve">2.8</w:t>
             </w:r>
           </w:p>
         </w:tc>
@@ -3483,7 +3483,7 @@
                 <w:sz w:val="18"/>
                 <w:szCs w:val="18"/>
               </w:rPr>
-              <w:t xml:space="preserve">Prova 1.3d: eliminazione di un utente mai attivo.</w:t>
+              <w:t xml:space="preserve">Prova 10.10b: barra a LED della Dashboard.</w:t>
             </w:r>
           </w:p>
         </w:tc>
@@ -3553,7 +3553,7 @@
                 <w:sz w:val="18"/>
                 <w:szCs w:val="18"/>
               </w:rPr>
-              <w:t xml:space="preserve">2.6</w:t>
+              <w:t xml:space="preserve">2.7</w:t>
             </w:r>
           </w:p>
         </w:tc>
@@ -3619,7 +3619,7 @@
                 <w:sz w:val="18"/>
                 <w:szCs w:val="18"/>
               </w:rPr>
-              <w:t xml:space="preserve">Prove 1.3 e 1.3c: email con le credenziali.</w:t>
+              <w:t xml:space="preserve">Prova 1.3d: eliminazione di un utente mai attivo.</w:t>
             </w:r>
           </w:p>
         </w:tc>
@@ -3689,7 +3689,7 @@
                 <w:sz w:val="18"/>
                 <w:szCs w:val="18"/>
               </w:rPr>
-              <w:t xml:space="preserve">2.5</w:t>
+              <w:t xml:space="preserve">2.6</w:t>
             </w:r>
           </w:p>
         </w:tc>
@@ -3753,7 +3753,7 @@
                 <w:sz w:val="18"/>
                 <w:szCs w:val="18"/>
               </w:rPr>
-              <w:t xml:space="preserve">Prove 1.3a-1.3a3: nomina di un Amministratore e protezione del principale.</w:t>
+              <w:t xml:space="preserve">Prove 1.3 e 1.3c: email con le credenziali.</w:t>
             </w:r>
           </w:p>
         </w:tc>
@@ -3823,7 +3823,7 @@
                 <w:sz w:val="18"/>
                 <w:szCs w:val="18"/>
               </w:rPr>
-              <w:t xml:space="preserve">2.4</w:t>
+              <w:t xml:space="preserve">2.5</w:t>
             </w:r>
           </w:p>
         </w:tc>
@@ -3889,7 +3889,7 @@
                 <w:sz w:val="18"/>
                 <w:szCs w:val="18"/>
               </w:rPr>
-              <w:t xml:space="preserve">Prove 8b.7c e 8b.7d: costi Caso 1 e Caso 2.</w:t>
+              <w:t xml:space="preserve">Prove 1.3a-1.3a3: nomina di un Amministratore e protezione del principale.</w:t>
             </w:r>
           </w:p>
         </w:tc>
@@ -3959,7 +3959,7 @@
                 <w:sz w:val="18"/>
                 <w:szCs w:val="18"/>
               </w:rPr>
-              <w:t xml:space="preserve">2.3</w:t>
+              <w:t xml:space="preserve">2.4</w:t>
             </w:r>
           </w:p>
         </w:tc>
@@ -4023,7 +4023,7 @@
                 <w:sz w:val="18"/>
                 <w:szCs w:val="18"/>
               </w:rPr>
-              <w:t xml:space="preserve">Prova 8b.7b aggiornata: valore del credito anno per anno.</w:t>
+              <w:t xml:space="preserve">Prove 8b.7c e 8b.7d: costi Caso 1 e Caso 2.</w:t>
             </w:r>
           </w:p>
         </w:tc>
@@ -4093,7 +4093,7 @@
                 <w:sz w:val="18"/>
                 <w:szCs w:val="18"/>
               </w:rPr>
-              <w:t xml:space="preserve">2.2</w:t>
+              <w:t xml:space="preserve">2.3</w:t>
             </w:r>
           </w:p>
         </w:tc>
@@ -4159,7 +4159,7 @@
                 <w:sz w:val="18"/>
                 <w:szCs w:val="18"/>
               </w:rPr>
-              <w:t xml:space="preserve">Prova 8b.7b della simulazione economica (ricavi e costi per il Comune).</w:t>
+              <w:t xml:space="preserve">Prova 8b.7b aggiornata: valore del credito anno per anno.</w:t>
             </w:r>
           </w:p>
         </w:tc>
@@ -4229,7 +4229,7 @@
                 <w:sz w:val="18"/>
                 <w:szCs w:val="18"/>
               </w:rPr>
-              <w:t xml:space="preserve">2.1</w:t>
+              <w:t xml:space="preserve">2.2</w:t>
             </w:r>
           </w:p>
         </w:tc>
@@ -4293,7 +4293,7 @@
                 <w:sz w:val="18"/>
                 <w:szCs w:val="18"/>
               </w:rPr>
-              <w:t xml:space="preserve">Prove 8b.2b e 8b.2c (scenario di riferimento e situazione attuale).</w:t>
+              <w:t xml:space="preserve">Prova 8b.7b della simulazione economica (ricavi e costi per il Comune).</w:t>
             </w:r>
           </w:p>
         </w:tc>
@@ -4363,7 +4363,7 @@
                 <w:sz w:val="18"/>
                 <w:szCs w:val="18"/>
               </w:rPr>
-              <w:t xml:space="preserve">2.0</w:t>
+              <w:t xml:space="preserve">2.1</w:t>
             </w:r>
           </w:p>
         </w:tc>
@@ -4429,7 +4429,7 @@
                 <w:sz w:val="18"/>
                 <w:szCs w:val="18"/>
               </w:rPr>
-              <w:t xml:space="preserve">Prove 8b del simulatore di scenari.</w:t>
+              <w:t xml:space="preserve">Prove 8b.2b e 8b.2c (scenario di riferimento e situazione attuale).</w:t>
             </w:r>
           </w:p>
         </w:tc>
@@ -4499,7 +4499,7 @@
                 <w:sz w:val="18"/>
                 <w:szCs w:val="18"/>
               </w:rPr>
-              <w:t xml:space="preserve">1.9</w:t>
+              <w:t xml:space="preserve">2.0</w:t>
             </w:r>
           </w:p>
         </w:tc>
@@ -4563,7 +4563,7 @@
                 <w:sz w:val="18"/>
                 <w:szCs w:val="18"/>
               </w:rPr>
-              <w:t xml:space="preserve">In sviluppo: simulatore di scenari e assistente virtuale.</w:t>
+              <w:t xml:space="preserve">Prove 8b del simulatore di scenari.</w:t>
             </w:r>
           </w:p>
         </w:tc>
@@ -4633,7 +4633,7 @@
                 <w:sz w:val="18"/>
                 <w:szCs w:val="18"/>
               </w:rPr>
-              <w:t xml:space="preserve">1.8</w:t>
+              <w:t xml:space="preserve">1.9</w:t>
             </w:r>
           </w:p>
         </w:tc>
@@ -4699,7 +4699,7 @@
                 <w:sz w:val="18"/>
                 <w:szCs w:val="18"/>
               </w:rPr>
-              <w:t xml:space="preserve">Tolto il limite noto sull'incarico del soggetto promotore del programma.</w:t>
+              <w:t xml:space="preserve">In sviluppo: simulatore di scenari e assistente virtuale.</w:t>
             </w:r>
           </w:p>
         </w:tc>
@@ -4769,7 +4769,7 @@
                 <w:sz w:val="18"/>
                 <w:szCs w:val="18"/>
               </w:rPr>
-              <w:t xml:space="preserve">1.7</w:t>
+              <w:t xml:space="preserve">1.8</w:t>
             </w:r>
           </w:p>
         </w:tc>
@@ -4801,7 +4801,7 @@
                 <w:sz w:val="18"/>
                 <w:szCs w:val="18"/>
               </w:rPr>
-              <w:t xml:space="preserve">18/10/2026</w:t>
+              <w:t xml:space="preserve">19/10/2026</w:t>
             </w:r>
           </w:p>
         </w:tc>
@@ -4833,7 +4833,7 @@
                 <w:sz w:val="18"/>
                 <w:szCs w:val="18"/>
               </w:rPr>
-              <w:t xml:space="preserve">Percorso di prova esteso alle funzioni dell'allineamento ai documenti CWP: territorio ISTAT, stati del Programma, Rapporto a 7 fasi, tariffe e sospensione, accuratezza, ritiro, account unico, crediti emessi, reclami, pagina pubblica, qualità dei dati.</w:t>
+              <w:t xml:space="preserve">Tolto il limite noto sull'incarico del soggetto promotore del programma.</w:t>
             </w:r>
           </w:p>
         </w:tc>
@@ -4903,7 +4903,7 @@
                 <w:sz w:val="18"/>
                 <w:szCs w:val="18"/>
               </w:rPr>
-              <w:t xml:space="preserve">1.6</w:t>
+              <w:t xml:space="preserve">1.7</w:t>
             </w:r>
           </w:p>
         </w:tc>
@@ -4969,7 +4969,7 @@
                 <w:sz w:val="18"/>
                 <w:szCs w:val="18"/>
               </w:rPr>
-              <w:t xml:space="preserve">Glossario: descrizione corretta del buffer (al massimo 80%).</w:t>
+              <w:t xml:space="preserve">Percorso di prova esteso alle funzioni dell'allineamento ai documenti CWP: territorio ISTAT, stati del Programma, Rapporto a 7 fasi, tariffe e sospensione, accuratezza, ritiro, account unico, crediti emessi, reclami, pagina pubblica, qualità dei dati.</w:t>
             </w:r>
           </w:p>
         </w:tc>
@@ -5039,7 +5039,7 @@
                 <w:sz w:val="18"/>
                 <w:szCs w:val="18"/>
               </w:rPr>
-              <w:t xml:space="preserve">1.5</w:t>
+              <w:t xml:space="preserve">1.6</w:t>
             </w:r>
           </w:p>
         </w:tc>
@@ -5103,7 +5103,7 @@
                 <w:sz w:val="18"/>
                 <w:szCs w:val="18"/>
               </w:rPr>
-              <w:t xml:space="preserve">Nuove prove 1.2b, 1.8, 3.7, 4.1b, 6.4, 6.5; prove 1.6, 1.7, 3.2, 4.1, 4.6, 5.4 e 6.3 aggiornate (anagrafiche, documenti richiesti, consultazione, Rapporti a 4 fasi, conservazione, fascicolo).</w:t>
+              <w:t xml:space="preserve">Glossario: descrizione corretta del buffer (al massimo 80%).</w:t>
             </w:r>
           </w:p>
         </w:tc>
@@ -5173,7 +5173,7 @@
                 <w:sz w:val="18"/>
                 <w:szCs w:val="18"/>
               </w:rPr>
-              <w:t xml:space="preserve">1.4</w:t>
+              <w:t xml:space="preserve">1.5</w:t>
             </w:r>
           </w:p>
         </w:tc>
@@ -5239,7 +5239,7 @@
                 <w:sz w:val="18"/>
                 <w:szCs w:val="18"/>
               </w:rPr>
-              <w:t xml:space="preserve">Nuova prova 7.12 (risultato azzerato dopo una modifica dei dati); prove successive del blocco 7 rinumerate; prova 8.4 estesa.</w:t>
+              <w:t xml:space="preserve">Nuove prove 1.2b, 1.8, 3.7, 4.1b, 6.4, 6.5; prove 1.6, 1.7, 3.2, 4.1, 4.6, 5.4 e 6.3 aggiornate (anagrafiche, documenti richiesti, consultazione, Rapporti a 4 fasi, conservazione, fascicolo).</w:t>
             </w:r>
           </w:p>
         </w:tc>
@@ -5309,7 +5309,7 @@
                 <w:sz w:val="18"/>
                 <w:szCs w:val="18"/>
               </w:rPr>
-              <w:t xml:space="preserve">1.3</w:t>
+              <w:t xml:space="preserve">1.4</w:t>
             </w:r>
           </w:p>
         </w:tc>
@@ -5373,7 +5373,7 @@
                 <w:sz w:val="18"/>
                 <w:szCs w:val="18"/>
               </w:rPr>
-              <w:t xml:space="preserve">Prove del rapporto PDF, del numero di registro e del registro dei crediti con le nuove versioni.</w:t>
+              <w:t xml:space="preserve">Nuova prova 7.12 (risultato azzerato dopo una modifica dei dati); prove successive del blocco 7 rinumerate; prova 8.4 estesa.</w:t>
             </w:r>
           </w:p>
         </w:tc>
@@ -5443,7 +5443,7 @@
                 <w:sz w:val="18"/>
                 <w:szCs w:val="18"/>
               </w:rPr>
-              <w:t xml:space="preserve">1.2</w:t>
+              <w:t xml:space="preserve">1.3</w:t>
             </w:r>
           </w:p>
         </w:tc>
@@ -5509,7 +5509,7 @@
                 <w:sz w:val="18"/>
                 <w:szCs w:val="18"/>
               </w:rPr>
-              <w:t xml:space="preserve">Calcolo crediti: prove di import del tracciato con i file di esempio (compilato, letture, dati personali) e dei controlli di coerenza.</w:t>
+              <w:t xml:space="preserve">Prove del rapporto PDF, del numero di registro e del registro dei crediti con le nuove versioni.</w:t>
             </w:r>
           </w:p>
         </w:tc>
@@ -5579,7 +5579,7 @@
                 <w:sz w:val="18"/>
                 <w:szCs w:val="18"/>
               </w:rPr>
-              <w:t xml:space="preserve">1.1</w:t>
+              <w:t xml:space="preserve">1.2</w:t>
             </w:r>
           </w:p>
         </w:tc>
@@ -5643,7 +5643,7 @@
                 <w:sz w:val="18"/>
                 <w:szCs w:val="18"/>
               </w:rPr>
-              <w:t xml:space="preserve">Prove per Enti di Validazione, modelli, note di fase, messaggi, pagamenti visibili al Comune, pratica sospesa, consultazione pubblica con conferma dell'email, limiti di invio ed errata corrige.</w:t>
+              <w:t xml:space="preserve">Calcolo crediti: prove di import del tracciato con i file di esempio (compilato, letture, dati personali) e dei controlli di coerenza.</w:t>
             </w:r>
           </w:p>
         </w:tc>
@@ -5713,6 +5713,142 @@
                 <w:sz w:val="18"/>
                 <w:szCs w:val="18"/>
               </w:rPr>
+              <w:t xml:space="preserve">1.1</w:t>
+            </w:r>
+          </w:p>
+        </w:tc>
+        <w:tc>
+          <w:tcPr>
+            <w:tcW w:type="dxa" w:w="1300"/>
+            <w:tcBorders>
+              <w:top w:val="single" w:color="D9D4C5" w:sz="4"/>
+              <w:left w:val="single" w:color="D9D4C5" w:sz="4"/>
+              <w:bottom w:val="single" w:color="D9D4C5" w:sz="4"/>
+              <w:right w:val="single" w:color="D9D4C5" w:sz="4"/>
+            </w:tcBorders>
+            <w:shd w:fill="F6F4EE" w:color="auto" w:val="clear"/>
+            <w:tcMar>
+              <w:top w:type="dxa" w:w="70"/>
+              <w:left w:type="dxa" w:w="110"/>
+              <w:bottom w:type="dxa" w:w="70"/>
+              <w:right w:type="dxa" w:w="110"/>
+            </w:tcMar>
+            <w:vAlign w:val="center"/>
+          </w:tcPr>
+          <w:p>
+            <w:pPr>
+              <w:spacing w:after="0" w:before="0"/>
+            </w:pPr>
+            <w:r>
+              <w:rPr>
+                <w:rFonts w:ascii="Arial" w:cs="Arial" w:eastAsia="Arial" w:hAnsi="Arial"/>
+                <w:color w:val="1B2118"/>
+                <w:sz w:val="18"/>
+                <w:szCs w:val="18"/>
+              </w:rPr>
+              <w:t xml:space="preserve">18/10/2026</w:t>
+            </w:r>
+          </w:p>
+        </w:tc>
+        <w:tc>
+          <w:tcPr>
+            <w:tcW w:type="dxa" w:w="5538"/>
+            <w:tcBorders>
+              <w:top w:val="single" w:color="D9D4C5" w:sz="4"/>
+              <w:left w:val="single" w:color="D9D4C5" w:sz="4"/>
+              <w:bottom w:val="single" w:color="D9D4C5" w:sz="4"/>
+              <w:right w:val="single" w:color="D9D4C5" w:sz="4"/>
+            </w:tcBorders>
+            <w:shd w:fill="F6F4EE" w:color="auto" w:val="clear"/>
+            <w:tcMar>
+              <w:top w:type="dxa" w:w="70"/>
+              <w:left w:type="dxa" w:w="110"/>
+              <w:bottom w:type="dxa" w:w="70"/>
+              <w:right w:type="dxa" w:w="110"/>
+            </w:tcMar>
+            <w:vAlign w:val="center"/>
+          </w:tcPr>
+          <w:p>
+            <w:pPr>
+              <w:spacing w:after="0" w:before="0"/>
+            </w:pPr>
+            <w:r>
+              <w:rPr>
+                <w:rFonts w:ascii="Arial" w:cs="Arial" w:eastAsia="Arial" w:hAnsi="Arial"/>
+                <w:color w:val="1B2118"/>
+                <w:sz w:val="18"/>
+                <w:szCs w:val="18"/>
+              </w:rPr>
+              <w:t xml:space="preserve">Prove per Enti di Validazione, modelli, note di fase, messaggi, pagamenti visibili al Comune, pratica sospesa, consultazione pubblica con conferma dell'email, limiti di invio ed errata corrige.</w:t>
+            </w:r>
+          </w:p>
+        </w:tc>
+        <w:tc>
+          <w:tcPr>
+            <w:tcW w:type="dxa" w:w="2000"/>
+            <w:tcBorders>
+              <w:top w:val="single" w:color="D9D4C5" w:sz="4"/>
+              <w:left w:val="single" w:color="D9D4C5" w:sz="4"/>
+              <w:bottom w:val="single" w:color="D9D4C5" w:sz="4"/>
+              <w:right w:val="single" w:color="D9D4C5" w:sz="4"/>
+            </w:tcBorders>
+            <w:shd w:fill="F6F4EE" w:color="auto" w:val="clear"/>
+            <w:tcMar>
+              <w:top w:type="dxa" w:w="70"/>
+              <w:left w:type="dxa" w:w="110"/>
+              <w:bottom w:type="dxa" w:w="70"/>
+              <w:right w:type="dxa" w:w="110"/>
+            </w:tcMar>
+            <w:vAlign w:val="center"/>
+          </w:tcPr>
+          <w:p>
+            <w:pPr>
+              <w:spacing w:after="0" w:before="0"/>
+            </w:pPr>
+            <w:r>
+              <w:rPr>
+                <w:rFonts w:ascii="Arial" w:cs="Arial" w:eastAsia="Arial" w:hAnsi="Arial"/>
+                <w:color w:val="1B2118"/>
+                <w:sz w:val="18"/>
+                <w:szCs w:val="18"/>
+              </w:rPr>
+              <w:t xml:space="preserve">Fondazione Operate</w:t>
+            </w:r>
+          </w:p>
+        </w:tc>
+      </w:tr>
+      <w:tr>
+        <w:trPr>
+          <w:cantSplit/>
+        </w:trPr>
+        <w:tc>
+          <w:tcPr>
+            <w:tcW w:type="dxa" w:w="800"/>
+            <w:tcBorders>
+              <w:top w:val="single" w:color="D9D4C5" w:sz="4"/>
+              <w:left w:val="single" w:color="D9D4C5" w:sz="4"/>
+              <w:bottom w:val="single" w:color="D9D4C5" w:sz="4"/>
+              <w:right w:val="single" w:color="D9D4C5" w:sz="4"/>
+            </w:tcBorders>
+            <w:tcMar>
+              <w:top w:type="dxa" w:w="70"/>
+              <w:left w:type="dxa" w:w="110"/>
+              <w:bottom w:type="dxa" w:w="70"/>
+              <w:right w:type="dxa" w:w="110"/>
+            </w:tcMar>
+            <w:vAlign w:val="center"/>
+          </w:tcPr>
+          <w:p>
+            <w:pPr>
+              <w:spacing w:after="0" w:before="0"/>
+            </w:pPr>
+            <w:r>
+              <w:rPr>
+                <w:rFonts w:ascii="Arial" w:cs="Arial" w:eastAsia="Arial" w:hAnsi="Arial"/>
+                <w:color w:val="1B2118"/>
+                <w:sz w:val="18"/>
+                <w:szCs w:val="18"/>
+              </w:rPr>
               <w:t xml:space="preserve">1.0</w:t>
             </w:r>
           </w:p>
@@ -5726,7 +5862,6 @@
               <w:bottom w:val="single" w:color="D9D4C5" w:sz="4"/>
               <w:right w:val="single" w:color="D9D4C5" w:sz="4"/>
             </w:tcBorders>
-            <w:shd w:fill="F6F4EE" w:color="auto" w:val="clear"/>
             <w:tcMar>
               <w:top w:type="dxa" w:w="70"/>
               <w:left w:type="dxa" w:w="110"/>
@@ -5759,7 +5894,6 @@
               <w:bottom w:val="single" w:color="D9D4C5" w:sz="4"/>
               <w:right w:val="single" w:color="D9D4C5" w:sz="4"/>
             </w:tcBorders>
-            <w:shd w:fill="F6F4EE" w:color="auto" w:val="clear"/>
             <w:tcMar>
               <w:top w:type="dxa" w:w="70"/>
               <w:left w:type="dxa" w:w="110"/>
@@ -5792,7 +5926,6 @@
               <w:bottom w:val="single" w:color="D9D4C5" w:sz="4"/>
               <w:right w:val="single" w:color="D9D4C5" w:sz="4"/>
             </w:tcBorders>
-            <w:shd w:fill="F6F4EE" w:color="auto" w:val="clear"/>
             <w:tcMar>
               <w:top w:type="dxa" w:w="70"/>
               <w:left w:type="dxa" w:w="110"/>
@@ -5834,7 +5967,7 @@
           <w:sz w:val="20"/>
           <w:szCs w:val="20"/>
         </w:rPr>
-        <w:t xml:space="preserve">Guida alla revisione 3.17 del 22/10/2026, allineata al portale e agli altri manuali. È aggiornata a ogni rilascio; la versione corrente si scarica dall'area Documentazione del portale (solo Amministratori).</w:t>
+        <w:t xml:space="preserve">Guida alla revisione 3.18 del 22/10/2026, allineata al portale e agli altri manuali. È aggiornata a ogni rilascio; la versione corrente si scarica dall'area Documentazione del portale (solo Amministratori).</w:t>
       </w:r>
     </w:p>
     <w:p>
@@ -6208,7 +6341,7 @@
         </w:rPr>
         <w:t xml:space="preserve">Il portale: </w:t>
       </w:r>
-      <w:hyperlink w:history="1" r:id="rIdczxpxc_ckpvw9cbznor5m">
+      <w:hyperlink w:history="1" r:id="rIdwyxgyjb5niyitdtpelohs">
         <w:r>
           <w:rPr>
             <w:rFonts w:ascii="Arial" w:cs="Arial" w:eastAsia="Arial" w:hAnsi="Arial"/>
@@ -32017,6 +32150,427 @@
                 <w:szCs w:val="18"/>
               </w:rPr>
               <w:t xml:space="preserve">Accanto al logo Carbon WastePrint i loghi RINA e Carbon Credit con i cerchi della stessa misura; nella pagina di accesso piccoli, sulla stessa riga del logo, allineati in basso e a destra</w:t>
+            </w:r>
+          </w:p>
+        </w:tc>
+      </w:tr>
+      <w:tr>
+        <w:trPr>
+          <w:cantSplit/>
+        </w:trPr>
+        <w:tc>
+          <w:tcPr>
+            <w:tcW w:type="dxa" w:w="1010"/>
+            <w:tcBorders>
+              <w:top w:val="single" w:color="D9D4C5" w:sz="4"/>
+              <w:left w:val="single" w:color="D9D4C5" w:sz="4"/>
+              <w:bottom w:val="single" w:color="D9D4C5" w:sz="4"/>
+              <w:right w:val="single" w:color="D9D4C5" w:sz="4"/>
+            </w:tcBorders>
+            <w:tcMar>
+              <w:top w:type="dxa" w:w="70"/>
+              <w:left w:type="dxa" w:w="110"/>
+              <w:bottom w:type="dxa" w:w="70"/>
+              <w:right w:type="dxa" w:w="110"/>
+            </w:tcMar>
+            <w:vAlign w:val="center"/>
+          </w:tcPr>
+          <w:p>
+            <w:pPr>
+              <w:spacing w:after="0" w:before="0"/>
+            </w:pPr>
+            <w:r>
+              <w:rPr>
+                <w:rFonts w:ascii="Arial" w:cs="Arial" w:eastAsia="Arial" w:hAnsi="Arial"/>
+                <w:color w:val="1B2118"/>
+                <w:sz w:val="18"/>
+                <w:szCs w:val="18"/>
+              </w:rPr>
+              <w:t xml:space="preserve">10.10g</w:t>
+            </w:r>
+          </w:p>
+        </w:tc>
+        <w:tc>
+          <w:tcPr>
+            <w:tcW w:type="dxa" w:w="4314"/>
+            <w:tcBorders>
+              <w:top w:val="single" w:color="D9D4C5" w:sz="4"/>
+              <w:left w:val="single" w:color="D9D4C5" w:sz="4"/>
+              <w:bottom w:val="single" w:color="D9D4C5" w:sz="4"/>
+              <w:right w:val="single" w:color="D9D4C5" w:sz="4"/>
+            </w:tcBorders>
+            <w:tcMar>
+              <w:top w:type="dxa" w:w="70"/>
+              <w:left w:type="dxa" w:w="110"/>
+              <w:bottom w:type="dxa" w:w="70"/>
+              <w:right w:type="dxa" w:w="110"/>
+            </w:tcMar>
+            <w:vAlign w:val="center"/>
+          </w:tcPr>
+          <w:p>
+            <w:pPr>
+              <w:spacing w:after="0" w:before="0"/>
+            </w:pPr>
+            <w:r>
+              <w:rPr>
+                <w:rFonts w:ascii="Arial" w:cs="Arial" w:eastAsia="Arial" w:hAnsi="Arial"/>
+                <w:color w:val="1B2118"/>
+                <w:sz w:val="18"/>
+                <w:szCs w:val="18"/>
+              </w:rPr>
+              <w:t xml:space="preserve">[A] Dal telefono (o con il browser stretto sotto 760 px) aprite la Dashboard e premete </w:t>
+            </w:r>
+            <w:r>
+              <w:rPr>
+                <w:rFonts w:ascii="Arial" w:cs="Arial" w:eastAsia="Arial" w:hAnsi="Arial"/>
+                <w:b/>
+                <w:bCs/>
+                <w:color w:val="1B2118"/>
+                <w:sz w:val="18"/>
+                <w:szCs w:val="18"/>
+              </w:rPr>
+              <w:t xml:space="preserve">☰ Menu</w:t>
+            </w:r>
+          </w:p>
+        </w:tc>
+        <w:tc>
+          <w:tcPr>
+            <w:tcW w:type="dxa" w:w="4314"/>
+            <w:tcBorders>
+              <w:top w:val="single" w:color="D9D4C5" w:sz="4"/>
+              <w:left w:val="single" w:color="D9D4C5" w:sz="4"/>
+              <w:bottom w:val="single" w:color="D9D4C5" w:sz="4"/>
+              <w:right w:val="single" w:color="D9D4C5" w:sz="4"/>
+            </w:tcBorders>
+            <w:tcMar>
+              <w:top w:type="dxa" w:w="70"/>
+              <w:left w:type="dxa" w:w="110"/>
+              <w:bottom w:type="dxa" w:w="70"/>
+              <w:right w:type="dxa" w:w="110"/>
+            </w:tcMar>
+            <w:vAlign w:val="center"/>
+          </w:tcPr>
+          <w:p>
+            <w:pPr>
+              <w:spacing w:after="0" w:before="0"/>
+            </w:pPr>
+            <w:r>
+              <w:rPr>
+                <w:rFonts w:ascii="Arial" w:cs="Arial" w:eastAsia="Arial" w:hAnsi="Arial"/>
+                <w:color w:val="1B2118"/>
+                <w:sz w:val="18"/>
+                <w:szCs w:val="18"/>
+              </w:rPr>
+              <w:t xml:space="preserve">Intestazione bassa con loghi, campanella e Menu; il pannello mostra tutte le voci grandi, il profilo con il segno Admin ed Esci; scegliendo una voce il pannello si chiude e la pagina cambia; nessuna pagina scorre di lato</w:t>
+            </w:r>
+          </w:p>
+        </w:tc>
+      </w:tr>
+      <w:tr>
+        <w:trPr>
+          <w:cantSplit/>
+        </w:trPr>
+        <w:tc>
+          <w:tcPr>
+            <w:tcW w:type="dxa" w:w="1010"/>
+            <w:tcBorders>
+              <w:top w:val="single" w:color="D9D4C5" w:sz="4"/>
+              <w:left w:val="single" w:color="D9D4C5" w:sz="4"/>
+              <w:bottom w:val="single" w:color="D9D4C5" w:sz="4"/>
+              <w:right w:val="single" w:color="D9D4C5" w:sz="4"/>
+            </w:tcBorders>
+            <w:shd w:fill="F6F4EE" w:color="auto" w:val="clear"/>
+            <w:tcMar>
+              <w:top w:type="dxa" w:w="70"/>
+              <w:left w:type="dxa" w:w="110"/>
+              <w:bottom w:type="dxa" w:w="70"/>
+              <w:right w:type="dxa" w:w="110"/>
+            </w:tcMar>
+            <w:vAlign w:val="center"/>
+          </w:tcPr>
+          <w:p>
+            <w:pPr>
+              <w:spacing w:after="0" w:before="0"/>
+            </w:pPr>
+            <w:r>
+              <w:rPr>
+                <w:rFonts w:ascii="Arial" w:cs="Arial" w:eastAsia="Arial" w:hAnsi="Arial"/>
+                <w:color w:val="1B2118"/>
+                <w:sz w:val="18"/>
+                <w:szCs w:val="18"/>
+              </w:rPr>
+              <w:t xml:space="preserve">10.10h</w:t>
+            </w:r>
+          </w:p>
+        </w:tc>
+        <w:tc>
+          <w:tcPr>
+            <w:tcW w:type="dxa" w:w="4314"/>
+            <w:tcBorders>
+              <w:top w:val="single" w:color="D9D4C5" w:sz="4"/>
+              <w:left w:val="single" w:color="D9D4C5" w:sz="4"/>
+              <w:bottom w:val="single" w:color="D9D4C5" w:sz="4"/>
+              <w:right w:val="single" w:color="D9D4C5" w:sz="4"/>
+            </w:tcBorders>
+            <w:shd w:fill="F6F4EE" w:color="auto" w:val="clear"/>
+            <w:tcMar>
+              <w:top w:type="dxa" w:w="70"/>
+              <w:left w:type="dxa" w:w="110"/>
+              <w:bottom w:type="dxa" w:w="70"/>
+              <w:right w:type="dxa" w:w="110"/>
+            </w:tcMar>
+            <w:vAlign w:val="center"/>
+          </w:tcPr>
+          <w:p>
+            <w:pPr>
+              <w:spacing w:after="0" w:before="0"/>
+            </w:pPr>
+            <w:r>
+              <w:rPr>
+                <w:rFonts w:ascii="Arial" w:cs="Arial" w:eastAsia="Arial" w:hAnsi="Arial"/>
+                <w:color w:val="1B2118"/>
+                <w:sz w:val="18"/>
+                <w:szCs w:val="18"/>
+              </w:rPr>
+              <w:t xml:space="preserve">[A] Dal telefono: Dashboard e Audit</w:t>
+            </w:r>
+          </w:p>
+        </w:tc>
+        <w:tc>
+          <w:tcPr>
+            <w:tcW w:type="dxa" w:w="4314"/>
+            <w:tcBorders>
+              <w:top w:val="single" w:color="D9D4C5" w:sz="4"/>
+              <w:left w:val="single" w:color="D9D4C5" w:sz="4"/>
+              <w:bottom w:val="single" w:color="D9D4C5" w:sz="4"/>
+              <w:right w:val="single" w:color="D9D4C5" w:sz="4"/>
+            </w:tcBorders>
+            <w:shd w:fill="F6F4EE" w:color="auto" w:val="clear"/>
+            <w:tcMar>
+              <w:top w:type="dxa" w:w="70"/>
+              <w:left w:type="dxa" w:w="110"/>
+              <w:bottom w:type="dxa" w:w="70"/>
+              <w:right w:type="dxa" w:w="110"/>
+            </w:tcMar>
+            <w:vAlign w:val="center"/>
+          </w:tcPr>
+          <w:p>
+            <w:pPr>
+              <w:spacing w:after="0" w:before="0"/>
+            </w:pPr>
+            <w:r>
+              <w:rPr>
+                <w:rFonts w:ascii="Arial" w:cs="Arial" w:eastAsia="Arial" w:hAnsi="Arial"/>
+                <w:color w:val="1B2118"/>
+                <w:sz w:val="18"/>
+                <w:szCs w:val="18"/>
+              </w:rPr>
+              <w:t xml:space="preserve">Ogni pratica (e ogni evento) è una scheda con le etichette delle colonne; «Ordina per» sopra le schede funziona</w:t>
+            </w:r>
+          </w:p>
+        </w:tc>
+      </w:tr>
+      <w:tr>
+        <w:trPr>
+          <w:cantSplit/>
+        </w:trPr>
+        <w:tc>
+          <w:tcPr>
+            <w:tcW w:type="dxa" w:w="1010"/>
+            <w:tcBorders>
+              <w:top w:val="single" w:color="D9D4C5" w:sz="4"/>
+              <w:left w:val="single" w:color="D9D4C5" w:sz="4"/>
+              <w:bottom w:val="single" w:color="D9D4C5" w:sz="4"/>
+              <w:right w:val="single" w:color="D9D4C5" w:sz="4"/>
+            </w:tcBorders>
+            <w:tcMar>
+              <w:top w:type="dxa" w:w="70"/>
+              <w:left w:type="dxa" w:w="110"/>
+              <w:bottom w:type="dxa" w:w="70"/>
+              <w:right w:type="dxa" w:w="110"/>
+            </w:tcMar>
+            <w:vAlign w:val="center"/>
+          </w:tcPr>
+          <w:p>
+            <w:pPr>
+              <w:spacing w:after="0" w:before="0"/>
+            </w:pPr>
+            <w:r>
+              <w:rPr>
+                <w:rFonts w:ascii="Arial" w:cs="Arial" w:eastAsia="Arial" w:hAnsi="Arial"/>
+                <w:color w:val="1B2118"/>
+                <w:sz w:val="18"/>
+                <w:szCs w:val="18"/>
+              </w:rPr>
+              <w:t xml:space="preserve">10.10i</w:t>
+            </w:r>
+          </w:p>
+        </w:tc>
+        <w:tc>
+          <w:tcPr>
+            <w:tcW w:type="dxa" w:w="4314"/>
+            <w:tcBorders>
+              <w:top w:val="single" w:color="D9D4C5" w:sz="4"/>
+              <w:left w:val="single" w:color="D9D4C5" w:sz="4"/>
+              <w:bottom w:val="single" w:color="D9D4C5" w:sz="4"/>
+              <w:right w:val="single" w:color="D9D4C5" w:sz="4"/>
+            </w:tcBorders>
+            <w:tcMar>
+              <w:top w:type="dxa" w:w="70"/>
+              <w:left w:type="dxa" w:w="110"/>
+              <w:bottom w:type="dxa" w:w="70"/>
+              <w:right w:type="dxa" w:w="110"/>
+            </w:tcMar>
+            <w:vAlign w:val="center"/>
+          </w:tcPr>
+          <w:p>
+            <w:pPr>
+              <w:spacing w:after="0" w:before="0"/>
+            </w:pPr>
+            <w:r>
+              <w:rPr>
+                <w:rFonts w:ascii="Arial" w:cs="Arial" w:eastAsia="Arial" w:hAnsi="Arial"/>
+                <w:color w:val="1B2118"/>
+                <w:sz w:val="18"/>
+                <w:szCs w:val="18"/>
+              </w:rPr>
+              <w:t xml:space="preserve">[O] e [C] Dal telefono: Pratiche (o Le mie pratiche con più pratiche)</w:t>
+            </w:r>
+          </w:p>
+        </w:tc>
+        <w:tc>
+          <w:tcPr>
+            <w:tcW w:type="dxa" w:w="4314"/>
+            <w:tcBorders>
+              <w:top w:val="single" w:color="D9D4C5" w:sz="4"/>
+              <w:left w:val="single" w:color="D9D4C5" w:sz="4"/>
+              <w:bottom w:val="single" w:color="D9D4C5" w:sz="4"/>
+              <w:right w:val="single" w:color="D9D4C5" w:sz="4"/>
+            </w:tcBorders>
+            <w:tcMar>
+              <w:top w:type="dxa" w:w="70"/>
+              <w:left w:type="dxa" w:w="110"/>
+              <w:bottom w:type="dxa" w:w="70"/>
+              <w:right w:type="dxa" w:w="110"/>
+            </w:tcMar>
+            <w:vAlign w:val="center"/>
+          </w:tcPr>
+          <w:p>
+            <w:pPr>
+              <w:spacing w:after="0" w:before="0"/>
+            </w:pPr>
+            <w:r>
+              <w:rPr>
+                <w:rFonts w:ascii="Arial" w:cs="Arial" w:eastAsia="Arial" w:hAnsi="Arial"/>
+                <w:color w:val="1B2118"/>
+                <w:sz w:val="18"/>
+                <w:szCs w:val="18"/>
+              </w:rPr>
+              <w:t xml:space="preserve">Prima l'elenco; toccando una pratica il dettaglio con «← Tutte le pratiche» in alto, che riporta all'elenco; con una sola pratica il Comune vede subito il dettaglio</w:t>
+            </w:r>
+          </w:p>
+        </w:tc>
+      </w:tr>
+      <w:tr>
+        <w:trPr>
+          <w:cantSplit/>
+        </w:trPr>
+        <w:tc>
+          <w:tcPr>
+            <w:tcW w:type="dxa" w:w="1010"/>
+            <w:tcBorders>
+              <w:top w:val="single" w:color="D9D4C5" w:sz="4"/>
+              <w:left w:val="single" w:color="D9D4C5" w:sz="4"/>
+              <w:bottom w:val="single" w:color="D9D4C5" w:sz="4"/>
+              <w:right w:val="single" w:color="D9D4C5" w:sz="4"/>
+            </w:tcBorders>
+            <w:shd w:fill="F6F4EE" w:color="auto" w:val="clear"/>
+            <w:tcMar>
+              <w:top w:type="dxa" w:w="70"/>
+              <w:left w:type="dxa" w:w="110"/>
+              <w:bottom w:type="dxa" w:w="70"/>
+              <w:right w:type="dxa" w:w="110"/>
+            </w:tcMar>
+            <w:vAlign w:val="center"/>
+          </w:tcPr>
+          <w:p>
+            <w:pPr>
+              <w:spacing w:after="0" w:before="0"/>
+            </w:pPr>
+            <w:r>
+              <w:rPr>
+                <w:rFonts w:ascii="Arial" w:cs="Arial" w:eastAsia="Arial" w:hAnsi="Arial"/>
+                <w:color w:val="1B2118"/>
+                <w:sz w:val="18"/>
+                <w:szCs w:val="18"/>
+              </w:rPr>
+              <w:t xml:space="preserve">10.10l</w:t>
+            </w:r>
+          </w:p>
+        </w:tc>
+        <w:tc>
+          <w:tcPr>
+            <w:tcW w:type="dxa" w:w="4314"/>
+            <w:tcBorders>
+              <w:top w:val="single" w:color="D9D4C5" w:sz="4"/>
+              <w:left w:val="single" w:color="D9D4C5" w:sz="4"/>
+              <w:bottom w:val="single" w:color="D9D4C5" w:sz="4"/>
+              <w:right w:val="single" w:color="D9D4C5" w:sz="4"/>
+            </w:tcBorders>
+            <w:shd w:fill="F6F4EE" w:color="auto" w:val="clear"/>
+            <w:tcMar>
+              <w:top w:type="dxa" w:w="70"/>
+              <w:left w:type="dxa" w:w="110"/>
+              <w:bottom w:type="dxa" w:w="70"/>
+              <w:right w:type="dxa" w:w="110"/>
+            </w:tcMar>
+            <w:vAlign w:val="center"/>
+          </w:tcPr>
+          <w:p>
+            <w:pPr>
+              <w:spacing w:after="0" w:before="0"/>
+            </w:pPr>
+            <w:r>
+              <w:rPr>
+                <w:rFonts w:ascii="Arial" w:cs="Arial" w:eastAsia="Arial" w:hAnsi="Arial"/>
+                <w:color w:val="1B2118"/>
+                <w:sz w:val="18"/>
+                <w:szCs w:val="18"/>
+              </w:rPr>
+              <w:t xml:space="preserve">Dal telefono (iPhone) toccate un campo di ricerca o di testo; aprite l'assistente ✦</w:t>
+            </w:r>
+          </w:p>
+        </w:tc>
+        <w:tc>
+          <w:tcPr>
+            <w:tcW w:type="dxa" w:w="4314"/>
+            <w:tcBorders>
+              <w:top w:val="single" w:color="D9D4C5" w:sz="4"/>
+              <w:left w:val="single" w:color="D9D4C5" w:sz="4"/>
+              <w:bottom w:val="single" w:color="D9D4C5" w:sz="4"/>
+              <w:right w:val="single" w:color="D9D4C5" w:sz="4"/>
+            </w:tcBorders>
+            <w:shd w:fill="F6F4EE" w:color="auto" w:val="clear"/>
+            <w:tcMar>
+              <w:top w:type="dxa" w:w="70"/>
+              <w:left w:type="dxa" w:w="110"/>
+              <w:bottom w:type="dxa" w:w="70"/>
+              <w:right w:type="dxa" w:w="110"/>
+            </w:tcMar>
+            <w:vAlign w:val="center"/>
+          </w:tcPr>
+          <w:p>
+            <w:pPr>
+              <w:spacing w:after="0" w:before="0"/>
+            </w:pPr>
+            <w:r>
+              <w:rPr>
+                <w:rFonts w:ascii="Arial" w:cs="Arial" w:eastAsia="Arial" w:hAnsi="Arial"/>
+                <w:color w:val="1B2118"/>
+                <w:sz w:val="18"/>
+                <w:szCs w:val="18"/>
+              </w:rPr>
+              <w:t xml:space="preserve">La pagina non si ingrandisce; l'assistente occupa tutto lo schermo e si chiude con ✕</w:t>
             </w:r>
           </w:p>
         </w:tc>
@@ -33450,7 +34004,7 @@
         <w:szCs w:val="16"/>
       </w:rPr>
       <w:tab/>
-      <w:t xml:space="preserve">Manuale Test · Rev. 3.17 · 22/10/2026</w:t>
+      <w:t xml:space="preserve">Manuale Test · Rev. 3.18 · 22/10/2026</w:t>
     </w:r>
   </w:p>
 </w:hdr>
@@ -33515,7 +34069,7 @@
         <w:szCs w:val="16"/>
       </w:rPr>
       <w:tab/>
-      <w:t xml:space="preserve">Manuale Test · Rev. 3.17 · 22/10/2026</w:t>
+      <w:t xml:space="preserve">Manuale Test · Rev. 3.18 · 22/10/2026</w:t>
     </w:r>
   </w:p>
 </w:hdr>

--- a/public/documentazione/Manuale_Test_Portale_CWP.docx
+++ b/public/documentazione/Manuale_Test_Portale_CWP.docx
@@ -6341,7 +6341,7 @@
         </w:rPr>
         <w:t xml:space="preserve">Il portale: </w:t>
       </w:r>
-      <w:hyperlink w:history="1" r:id="rIdwyxgyjb5niyitdtpelohs">
+      <w:hyperlink w:history="1" r:id="rIdfpxlvt_buqachi8ihgxwt">
         <w:r>
           <w:rPr>
             <w:rFonts w:ascii="Arial" w:cs="Arial" w:eastAsia="Arial" w:hAnsi="Arial"/>

--- a/public/documentazione/Manuale_Test_Portale_CWP.docx
+++ b/public/documentazione/Manuale_Test_Portale_CWP.docx
@@ -302,7 +302,7 @@
                 <w:sz w:val="20"/>
                 <w:szCs w:val="20"/>
               </w:rPr>
-              <w:t xml:space="preserve">Rev. 3.18</w:t>
+              <w:t xml:space="preserve">Rev. 3.19</w:t>
             </w:r>
           </w:p>
         </w:tc>
@@ -719,7 +719,7 @@
                 <w:sz w:val="18"/>
                 <w:szCs w:val="18"/>
               </w:rPr>
-              <w:t xml:space="preserve">3.18</w:t>
+              <w:t xml:space="preserve">3.19</w:t>
             </w:r>
           </w:p>
         </w:tc>
@@ -783,7 +783,7 @@
                 <w:sz w:val="18"/>
                 <w:szCs w:val="18"/>
               </w:rPr>
-              <w:t xml:space="preserve">Prove 10.10g-10.10l (navigazione da smartphone).</w:t>
+              <w:t xml:space="preserve">Prove 7.25-7.25e (Banca Dati Utenze).</w:t>
             </w:r>
           </w:p>
         </w:tc>
@@ -853,7 +853,7 @@
                 <w:sz w:val="18"/>
                 <w:szCs w:val="18"/>
               </w:rPr>
-              <w:t xml:space="preserve">3.17</w:t>
+              <w:t xml:space="preserve">3.18</w:t>
             </w:r>
           </w:p>
         </w:tc>
@@ -919,7 +919,7 @@
                 <w:sz w:val="18"/>
                 <w:szCs w:val="18"/>
               </w:rPr>
-              <w:t xml:space="preserve">Prove dei rilievi N01-N06: 1.2d, 4.1, 4.9-4.9d, 5.0, 5.1c, 7.24, 8b.7d, 8b.7f, 10.10f; nota sull'attesa di 30 giorni.</w:t>
+              <w:t xml:space="preserve">Prove 10.10g-10.10l (navigazione da smartphone).</w:t>
             </w:r>
           </w:p>
         </w:tc>
@@ -989,7 +989,7 @@
                 <w:sz w:val="18"/>
                 <w:szCs w:val="18"/>
               </w:rPr>
-              <w:t xml:space="preserve">3.16</w:t>
+              <w:t xml:space="preserve">3.17</w:t>
             </w:r>
           </w:p>
         </w:tc>
@@ -1021,7 +1021,7 @@
                 <w:sz w:val="18"/>
                 <w:szCs w:val="18"/>
               </w:rPr>
-              <w:t xml:space="preserve">21/10/2026</w:t>
+              <w:t xml:space="preserve">22/10/2026</w:t>
             </w:r>
           </w:p>
         </w:tc>
@@ -1053,7 +1053,7 @@
                 <w:sz w:val="18"/>
                 <w:szCs w:val="18"/>
               </w:rPr>
-              <w:t xml:space="preserve">Prove 10.10d-10.10e (barra a LED, loghi); nomi Notizie CO2. Prova 10.15h (pallino verde).</w:t>
+              <w:t xml:space="preserve">Prove dei rilievi N01-N06: 1.2d, 4.1, 4.9-4.9d, 5.0, 5.1c, 7.24, 8b.7d, 8b.7f, 10.10f; nota sull'attesa di 30 giorni.</w:t>
             </w:r>
           </w:p>
         </w:tc>
@@ -1123,7 +1123,7 @@
                 <w:sz w:val="18"/>
                 <w:szCs w:val="18"/>
               </w:rPr>
-              <w:t xml:space="preserve">3.15</w:t>
+              <w:t xml:space="preserve">3.16</w:t>
             </w:r>
           </w:p>
         </w:tc>
@@ -1189,7 +1189,7 @@
                 <w:sz w:val="18"/>
                 <w:szCs w:val="18"/>
               </w:rPr>
-              <w:t xml:space="preserve">Prove 10.15-10.15g (News).</w:t>
+              <w:t xml:space="preserve">Prove 10.10d-10.10e (barra a LED, loghi); nomi Notizie CO2. Prova 10.15h (pallino verde).</w:t>
             </w:r>
           </w:p>
         </w:tc>
@@ -1259,7 +1259,7 @@
                 <w:sz w:val="18"/>
                 <w:szCs w:val="18"/>
               </w:rPr>
-              <w:t xml:space="preserve">3.14</w:t>
+              <w:t xml:space="preserve">3.15</w:t>
             </w:r>
           </w:p>
         </w:tc>
@@ -1323,7 +1323,7 @@
                 <w:sz w:val="18"/>
                 <w:szCs w:val="18"/>
               </w:rPr>
-              <w:t xml:space="preserve">Prove 8b.7 aggiornata e 8b.7b (PDF della simulazione completo).</w:t>
+              <w:t xml:space="preserve">Prove 10.15-10.15g (News).</w:t>
             </w:r>
           </w:p>
         </w:tc>
@@ -1393,7 +1393,7 @@
                 <w:sz w:val="18"/>
                 <w:szCs w:val="18"/>
               </w:rPr>
-              <w:t xml:space="preserve">3.13</w:t>
+              <w:t xml:space="preserve">3.14</w:t>
             </w:r>
           </w:p>
         </w:tc>
@@ -1459,7 +1459,7 @@
                 <w:sz w:val="18"/>
                 <w:szCs w:val="18"/>
               </w:rPr>
-              <w:t xml:space="preserve">Prove 10.11e (pratica aperta) e 10.11f (Operatore).</w:t>
+              <w:t xml:space="preserve">Prove 8b.7 aggiornata e 8b.7b (PDF della simulazione completo).</w:t>
             </w:r>
           </w:p>
         </w:tc>
@@ -1529,7 +1529,7 @@
                 <w:sz w:val="18"/>
                 <w:szCs w:val="18"/>
               </w:rPr>
-              <w:t xml:space="preserve">3.12</w:t>
+              <w:t xml:space="preserve">3.13</w:t>
             </w:r>
           </w:p>
         </w:tc>
@@ -1593,7 +1593,7 @@
                 <w:sz w:val="18"/>
                 <w:szCs w:val="18"/>
               </w:rPr>
-              <w:t xml:space="preserve">Prova 7.23: caratteri incorporati nei PDF (R08).</w:t>
+              <w:t xml:space="preserve">Prove 10.11e (pratica aperta) e 10.11f (Operatore).</w:t>
             </w:r>
           </w:p>
         </w:tc>
@@ -1663,7 +1663,7 @@
                 <w:sz w:val="18"/>
                 <w:szCs w:val="18"/>
               </w:rPr>
-              <w:t xml:space="preserve">3.11</w:t>
+              <w:t xml:space="preserve">3.12</w:t>
             </w:r>
           </w:p>
         </w:tc>
@@ -1729,7 +1729,7 @@
                 <w:sz w:val="18"/>
                 <w:szCs w:val="18"/>
               </w:rPr>
-              <w:t xml:space="preserve">Le segnalazioni del collaudo confluiscono nel Registro issue e test.</w:t>
+              <w:t xml:space="preserve">Prova 7.23: caratteri incorporati nei PDF (R08).</w:t>
             </w:r>
           </w:p>
         </w:tc>
@@ -1799,7 +1799,7 @@
                 <w:sz w:val="18"/>
                 <w:szCs w:val="18"/>
               </w:rPr>
-              <w:t xml:space="preserve">3.10</w:t>
+              <w:t xml:space="preserve">3.11</w:t>
             </w:r>
           </w:p>
         </w:tc>
@@ -1863,7 +1863,7 @@
                 <w:sz w:val="18"/>
                 <w:szCs w:val="18"/>
               </w:rPr>
-              <w:t xml:space="preserve">Collaudo V05: prova 10.5 aggiornata (account disattivato) e nuova 10.5b (testi lunghi nell'Audit).</w:t>
+              <w:t xml:space="preserve">Le segnalazioni del collaudo confluiscono nel Registro issue e test.</w:t>
             </w:r>
           </w:p>
         </w:tc>
@@ -1933,7 +1933,7 @@
                 <w:sz w:val="18"/>
                 <w:szCs w:val="18"/>
               </w:rPr>
-              <w:t xml:space="preserve">3.9</w:t>
+              <w:t xml:space="preserve">3.10</w:t>
             </w:r>
           </w:p>
         </w:tc>
@@ -1966,7 +1966,7 @@
                 <w:sz w:val="18"/>
                 <w:szCs w:val="18"/>
               </w:rPr>
-              <w:t xml:space="preserve">20/10/2026</w:t>
+              <w:t xml:space="preserve">21/10/2026</w:t>
             </w:r>
           </w:p>
         </w:tc>
@@ -1999,7 +1999,7 @@
                 <w:sz w:val="18"/>
                 <w:szCs w:val="18"/>
               </w:rPr>
-              <w:t xml:space="preserve">Prove del collaudo V01: 7.17-7.22 (negativi, date inesistenti, buffer, conferma senza Banca Dati, percentuali nel CSV, formule nei CSV) e 8b.5-8b.5e, 8b.9b (simulatore e audit degli scenari).</w:t>
+              <w:t xml:space="preserve">Collaudo V05: prova 10.5 aggiornata (account disattivato) e nuova 10.5b (testi lunghi nell'Audit).</w:t>
             </w:r>
           </w:p>
         </w:tc>
@@ -2069,7 +2069,7 @@
                 <w:sz w:val="18"/>
                 <w:szCs w:val="18"/>
               </w:rPr>
-              <w:t xml:space="preserve">3.8</w:t>
+              <w:t xml:space="preserve">3.9</w:t>
             </w:r>
           </w:p>
         </w:tc>
@@ -2133,7 +2133,7 @@
                 <w:sz w:val="18"/>
                 <w:szCs w:val="18"/>
               </w:rPr>
-              <w:t xml:space="preserve">Prove 10.14-10.14d (sicurezza).</w:t>
+              <w:t xml:space="preserve">Prove del collaudo V01: 7.17-7.22 (negativi, date inesistenti, buffer, conferma senza Banca Dati, percentuali nel CSV, formule nei CSV) e 8b.5-8b.5e, 8b.9b (simulatore e audit degli scenari).</w:t>
             </w:r>
           </w:p>
         </w:tc>
@@ -2203,7 +2203,7 @@
                 <w:sz w:val="18"/>
                 <w:szCs w:val="18"/>
               </w:rPr>
-              <w:t xml:space="preserve">3.7</w:t>
+              <w:t xml:space="preserve">3.8</w:t>
             </w:r>
           </w:p>
         </w:tc>
@@ -2269,7 +2269,7 @@
                 <w:sz w:val="18"/>
                 <w:szCs w:val="18"/>
               </w:rPr>
-              <w:t xml:space="preserve">Prove 10.6b (menu Amministratori) e 10.7 (menu enti).</w:t>
+              <w:t xml:space="preserve">Prove 10.14-10.14d (sicurezza).</w:t>
             </w:r>
           </w:p>
         </w:tc>
@@ -2339,7 +2339,7 @@
                 <w:sz w:val="18"/>
                 <w:szCs w:val="18"/>
               </w:rPr>
-              <w:t xml:space="preserve">3.6</w:t>
+              <w:t xml:space="preserve">3.7</w:t>
             </w:r>
           </w:p>
         </w:tc>
@@ -2403,7 +2403,7 @@
                 <w:sz w:val="18"/>
                 <w:szCs w:val="18"/>
               </w:rPr>
-              <w:t xml:space="preserve">Sezione «Audit User». Voce «Marketplaces» in arrivo.</w:t>
+              <w:t xml:space="preserve">Prove 10.6b (menu Amministratori) e 10.7 (menu enti).</w:t>
             </w:r>
           </w:p>
         </w:tc>
@@ -2473,7 +2473,7 @@
                 <w:sz w:val="18"/>
                 <w:szCs w:val="18"/>
               </w:rPr>
-              <w:t xml:space="preserve">3.5</w:t>
+              <w:t xml:space="preserve">3.6</w:t>
             </w:r>
           </w:p>
         </w:tc>
@@ -2539,7 +2539,7 @@
                 <w:sz w:val="18"/>
                 <w:szCs w:val="18"/>
               </w:rPr>
-              <w:t xml:space="preserve">Prove 10.12b-10.13d (Audit trail user).</w:t>
+              <w:t xml:space="preserve">Sezione «Audit User». Voce «Marketplaces» in arrivo.</w:t>
             </w:r>
           </w:p>
         </w:tc>
@@ -2609,7 +2609,7 @@
                 <w:sz w:val="18"/>
                 <w:szCs w:val="18"/>
               </w:rPr>
-              <w:t xml:space="preserve">3.4</w:t>
+              <w:t xml:space="preserve">3.5</w:t>
             </w:r>
           </w:p>
         </w:tc>
@@ -2673,7 +2673,7 @@
                 <w:sz w:val="18"/>
                 <w:szCs w:val="18"/>
               </w:rPr>
-              <w:t xml:space="preserve">Prove 8b.7-8b.7e (PDF, Excel, telefono), 10.12 (utenti online), 10.11d.</w:t>
+              <w:t xml:space="preserve">Prove 10.12b-10.13d (Audit trail user).</w:t>
             </w:r>
           </w:p>
         </w:tc>
@@ -2743,7 +2743,7 @@
                 <w:sz w:val="18"/>
                 <w:szCs w:val="18"/>
               </w:rPr>
-              <w:t xml:space="preserve">3.3</w:t>
+              <w:t xml:space="preserve">3.4</w:t>
             </w:r>
           </w:p>
         </w:tc>
@@ -2776,7 +2776,7 @@
                 <w:sz w:val="18"/>
                 <w:szCs w:val="18"/>
               </w:rPr>
-              <w:t xml:space="preserve">19/10/2026</w:t>
+              <w:t xml:space="preserve">20/10/2026</w:t>
             </w:r>
           </w:p>
         </w:tc>
@@ -2809,7 +2809,7 @@
                 <w:sz w:val="18"/>
                 <w:szCs w:val="18"/>
               </w:rPr>
-              <w:t xml:space="preserve">Prova 10.11: messaggio d'attesa «Un attimo…».</w:t>
+              <w:t xml:space="preserve">Prove 8b.7-8b.7e (PDF, Excel, telefono), 10.12 (utenti online), 10.11d.</w:t>
             </w:r>
           </w:p>
         </w:tc>
@@ -2879,7 +2879,7 @@
                 <w:sz w:val="18"/>
                 <w:szCs w:val="18"/>
               </w:rPr>
-              <w:t xml:space="preserve">3.2</w:t>
+              <w:t xml:space="preserve">3.3</w:t>
             </w:r>
           </w:p>
         </w:tc>
@@ -2943,7 +2943,7 @@
                 <w:sz w:val="18"/>
                 <w:szCs w:val="18"/>
               </w:rPr>
-              <w:t xml:space="preserve">Prova 10.11 aggiornata con l'assistente attivo e i messaggi d'errore della Console.</w:t>
+              <w:t xml:space="preserve">Prova 10.11: messaggio d'attesa «Un attimo…».</w:t>
             </w:r>
           </w:p>
         </w:tc>
@@ -3013,7 +3013,7 @@
                 <w:sz w:val="18"/>
                 <w:szCs w:val="18"/>
               </w:rPr>
-              <w:t xml:space="preserve">3.1</w:t>
+              <w:t xml:space="preserve">3.2</w:t>
             </w:r>
           </w:p>
         </w:tc>
@@ -3079,7 +3079,7 @@
                 <w:sz w:val="18"/>
                 <w:szCs w:val="18"/>
               </w:rPr>
-              <w:t xml:space="preserve">Prove 10.11-10.11c: assistente virtuale e documenti ufficiali.</w:t>
+              <w:t xml:space="preserve">Prova 10.11 aggiornata con l'assistente attivo e i messaggi d'errore della Console.</w:t>
             </w:r>
           </w:p>
         </w:tc>
@@ -3149,7 +3149,7 @@
                 <w:sz w:val="18"/>
                 <w:szCs w:val="18"/>
               </w:rPr>
-              <w:t xml:space="preserve">3.0</w:t>
+              <w:t xml:space="preserve">3.1</w:t>
             </w:r>
           </w:p>
         </w:tc>
@@ -3213,7 +3213,7 @@
                 <w:sz w:val="18"/>
                 <w:szCs w:val="18"/>
               </w:rPr>
-              <w:t xml:space="preserve">Prova 10.10c: ordinamento.</w:t>
+              <w:t xml:space="preserve">Prove 10.11-10.11c: assistente virtuale e documenti ufficiali.</w:t>
             </w:r>
           </w:p>
         </w:tc>
@@ -3283,7 +3283,7 @@
                 <w:sz w:val="18"/>
                 <w:szCs w:val="18"/>
               </w:rPr>
-              <w:t xml:space="preserve">2.9</w:t>
+              <w:t xml:space="preserve">3.0</w:t>
             </w:r>
           </w:p>
         </w:tc>
@@ -3349,7 +3349,7 @@
                 <w:sz w:val="18"/>
                 <w:szCs w:val="18"/>
               </w:rPr>
-              <w:t xml:space="preserve">Prove 8b.3b e 8b.3c: metodo per utenza, buffer e taratura.</w:t>
+              <w:t xml:space="preserve">Prova 10.10c: ordinamento.</w:t>
             </w:r>
           </w:p>
         </w:tc>
@@ -3419,7 +3419,7 @@
                 <w:sz w:val="18"/>
                 <w:szCs w:val="18"/>
               </w:rPr>
-              <w:t xml:space="preserve">2.8</w:t>
+              <w:t xml:space="preserve">2.9</w:t>
             </w:r>
           </w:p>
         </w:tc>
@@ -3483,7 +3483,7 @@
                 <w:sz w:val="18"/>
                 <w:szCs w:val="18"/>
               </w:rPr>
-              <w:t xml:space="preserve">Prova 10.10b: barra a LED della Dashboard.</w:t>
+              <w:t xml:space="preserve">Prove 8b.3b e 8b.3c: metodo per utenza, buffer e taratura.</w:t>
             </w:r>
           </w:p>
         </w:tc>
@@ -3553,7 +3553,7 @@
                 <w:sz w:val="18"/>
                 <w:szCs w:val="18"/>
               </w:rPr>
-              <w:t xml:space="preserve">2.7</w:t>
+              <w:t xml:space="preserve">2.8</w:t>
             </w:r>
           </w:p>
         </w:tc>
@@ -3619,7 +3619,7 @@
                 <w:sz w:val="18"/>
                 <w:szCs w:val="18"/>
               </w:rPr>
-              <w:t xml:space="preserve">Prova 1.3d: eliminazione di un utente mai attivo.</w:t>
+              <w:t xml:space="preserve">Prova 10.10b: barra a LED della Dashboard.</w:t>
             </w:r>
           </w:p>
         </w:tc>
@@ -3689,7 +3689,7 @@
                 <w:sz w:val="18"/>
                 <w:szCs w:val="18"/>
               </w:rPr>
-              <w:t xml:space="preserve">2.6</w:t>
+              <w:t xml:space="preserve">2.7</w:t>
             </w:r>
           </w:p>
         </w:tc>
@@ -3753,7 +3753,7 @@
                 <w:sz w:val="18"/>
                 <w:szCs w:val="18"/>
               </w:rPr>
-              <w:t xml:space="preserve">Prove 1.3 e 1.3c: email con le credenziali.</w:t>
+              <w:t xml:space="preserve">Prova 1.3d: eliminazione di un utente mai attivo.</w:t>
             </w:r>
           </w:p>
         </w:tc>
@@ -3823,7 +3823,7 @@
                 <w:sz w:val="18"/>
                 <w:szCs w:val="18"/>
               </w:rPr>
-              <w:t xml:space="preserve">2.5</w:t>
+              <w:t xml:space="preserve">2.6</w:t>
             </w:r>
           </w:p>
         </w:tc>
@@ -3889,7 +3889,7 @@
                 <w:sz w:val="18"/>
                 <w:szCs w:val="18"/>
               </w:rPr>
-              <w:t xml:space="preserve">Prove 1.3a-1.3a3: nomina di un Amministratore e protezione del principale.</w:t>
+              <w:t xml:space="preserve">Prove 1.3 e 1.3c: email con le credenziali.</w:t>
             </w:r>
           </w:p>
         </w:tc>
@@ -3959,7 +3959,7 @@
                 <w:sz w:val="18"/>
                 <w:szCs w:val="18"/>
               </w:rPr>
-              <w:t xml:space="preserve">2.4</w:t>
+              <w:t xml:space="preserve">2.5</w:t>
             </w:r>
           </w:p>
         </w:tc>
@@ -4023,7 +4023,7 @@
                 <w:sz w:val="18"/>
                 <w:szCs w:val="18"/>
               </w:rPr>
-              <w:t xml:space="preserve">Prove 8b.7c e 8b.7d: costi Caso 1 e Caso 2.</w:t>
+              <w:t xml:space="preserve">Prove 1.3a-1.3a3: nomina di un Amministratore e protezione del principale.</w:t>
             </w:r>
           </w:p>
         </w:tc>
@@ -4093,7 +4093,7 @@
                 <w:sz w:val="18"/>
                 <w:szCs w:val="18"/>
               </w:rPr>
-              <w:t xml:space="preserve">2.3</w:t>
+              <w:t xml:space="preserve">2.4</w:t>
             </w:r>
           </w:p>
         </w:tc>
@@ -4159,7 +4159,7 @@
                 <w:sz w:val="18"/>
                 <w:szCs w:val="18"/>
               </w:rPr>
-              <w:t xml:space="preserve">Prova 8b.7b aggiornata: valore del credito anno per anno.</w:t>
+              <w:t xml:space="preserve">Prove 8b.7c e 8b.7d: costi Caso 1 e Caso 2.</w:t>
             </w:r>
           </w:p>
         </w:tc>
@@ -4229,7 +4229,7 @@
                 <w:sz w:val="18"/>
                 <w:szCs w:val="18"/>
               </w:rPr>
-              <w:t xml:space="preserve">2.2</w:t>
+              <w:t xml:space="preserve">2.3</w:t>
             </w:r>
           </w:p>
         </w:tc>
@@ -4293,7 +4293,7 @@
                 <w:sz w:val="18"/>
                 <w:szCs w:val="18"/>
               </w:rPr>
-              <w:t xml:space="preserve">Prova 8b.7b della simulazione economica (ricavi e costi per il Comune).</w:t>
+              <w:t xml:space="preserve">Prova 8b.7b aggiornata: valore del credito anno per anno.</w:t>
             </w:r>
           </w:p>
         </w:tc>
@@ -4363,7 +4363,7 @@
                 <w:sz w:val="18"/>
                 <w:szCs w:val="18"/>
               </w:rPr>
-              <w:t xml:space="preserve">2.1</w:t>
+              <w:t xml:space="preserve">2.2</w:t>
             </w:r>
           </w:p>
         </w:tc>
@@ -4429,7 +4429,7 @@
                 <w:sz w:val="18"/>
                 <w:szCs w:val="18"/>
               </w:rPr>
-              <w:t xml:space="preserve">Prove 8b.2b e 8b.2c (scenario di riferimento e situazione attuale).</w:t>
+              <w:t xml:space="preserve">Prova 8b.7b della simulazione economica (ricavi e costi per il Comune).</w:t>
             </w:r>
           </w:p>
         </w:tc>
@@ -4499,7 +4499,7 @@
                 <w:sz w:val="18"/>
                 <w:szCs w:val="18"/>
               </w:rPr>
-              <w:t xml:space="preserve">2.0</w:t>
+              <w:t xml:space="preserve">2.1</w:t>
             </w:r>
           </w:p>
         </w:tc>
@@ -4563,7 +4563,7 @@
                 <w:sz w:val="18"/>
                 <w:szCs w:val="18"/>
               </w:rPr>
-              <w:t xml:space="preserve">Prove 8b del simulatore di scenari.</w:t>
+              <w:t xml:space="preserve">Prove 8b.2b e 8b.2c (scenario di riferimento e situazione attuale).</w:t>
             </w:r>
           </w:p>
         </w:tc>
@@ -4633,7 +4633,7 @@
                 <w:sz w:val="18"/>
                 <w:szCs w:val="18"/>
               </w:rPr>
-              <w:t xml:space="preserve">1.9</w:t>
+              <w:t xml:space="preserve">2.0</w:t>
             </w:r>
           </w:p>
         </w:tc>
@@ -4699,7 +4699,7 @@
                 <w:sz w:val="18"/>
                 <w:szCs w:val="18"/>
               </w:rPr>
-              <w:t xml:space="preserve">In sviluppo: simulatore di scenari e assistente virtuale.</w:t>
+              <w:t xml:space="preserve">Prove 8b del simulatore di scenari.</w:t>
             </w:r>
           </w:p>
         </w:tc>
@@ -4769,7 +4769,7 @@
                 <w:sz w:val="18"/>
                 <w:szCs w:val="18"/>
               </w:rPr>
-              <w:t xml:space="preserve">1.8</w:t>
+              <w:t xml:space="preserve">1.9</w:t>
             </w:r>
           </w:p>
         </w:tc>
@@ -4833,7 +4833,7 @@
                 <w:sz w:val="18"/>
                 <w:szCs w:val="18"/>
               </w:rPr>
-              <w:t xml:space="preserve">Tolto il limite noto sull'incarico del soggetto promotore del programma.</w:t>
+              <w:t xml:space="preserve">In sviluppo: simulatore di scenari e assistente virtuale.</w:t>
             </w:r>
           </w:p>
         </w:tc>
@@ -4903,7 +4903,7 @@
                 <w:sz w:val="18"/>
                 <w:szCs w:val="18"/>
               </w:rPr>
-              <w:t xml:space="preserve">1.7</w:t>
+              <w:t xml:space="preserve">1.8</w:t>
             </w:r>
           </w:p>
         </w:tc>
@@ -4936,7 +4936,7 @@
                 <w:sz w:val="18"/>
                 <w:szCs w:val="18"/>
               </w:rPr>
-              <w:t xml:space="preserve">18/10/2026</w:t>
+              <w:t xml:space="preserve">19/10/2026</w:t>
             </w:r>
           </w:p>
         </w:tc>
@@ -4969,7 +4969,7 @@
                 <w:sz w:val="18"/>
                 <w:szCs w:val="18"/>
               </w:rPr>
-              <w:t xml:space="preserve">Percorso di prova esteso alle funzioni dell'allineamento ai documenti CWP: territorio ISTAT, stati del Programma, Rapporto a 7 fasi, tariffe e sospensione, accuratezza, ritiro, account unico, crediti emessi, reclami, pagina pubblica, qualità dei dati.</w:t>
+              <w:t xml:space="preserve">Tolto il limite noto sull'incarico del soggetto promotore del programma.</w:t>
             </w:r>
           </w:p>
         </w:tc>
@@ -5039,7 +5039,7 @@
                 <w:sz w:val="18"/>
                 <w:szCs w:val="18"/>
               </w:rPr>
-              <w:t xml:space="preserve">1.6</w:t>
+              <w:t xml:space="preserve">1.7</w:t>
             </w:r>
           </w:p>
         </w:tc>
@@ -5103,7 +5103,7 @@
                 <w:sz w:val="18"/>
                 <w:szCs w:val="18"/>
               </w:rPr>
-              <w:t xml:space="preserve">Glossario: descrizione corretta del buffer (al massimo 80%).</w:t>
+              <w:t xml:space="preserve">Percorso di prova esteso alle funzioni dell'allineamento ai documenti CWP: territorio ISTAT, stati del Programma, Rapporto a 7 fasi, tariffe e sospensione, accuratezza, ritiro, account unico, crediti emessi, reclami, pagina pubblica, qualità dei dati.</w:t>
             </w:r>
           </w:p>
         </w:tc>
@@ -5173,7 +5173,7 @@
                 <w:sz w:val="18"/>
                 <w:szCs w:val="18"/>
               </w:rPr>
-              <w:t xml:space="preserve">1.5</w:t>
+              <w:t xml:space="preserve">1.6</w:t>
             </w:r>
           </w:p>
         </w:tc>
@@ -5239,7 +5239,7 @@
                 <w:sz w:val="18"/>
                 <w:szCs w:val="18"/>
               </w:rPr>
-              <w:t xml:space="preserve">Nuove prove 1.2b, 1.8, 3.7, 4.1b, 6.4, 6.5; prove 1.6, 1.7, 3.2, 4.1, 4.6, 5.4 e 6.3 aggiornate (anagrafiche, documenti richiesti, consultazione, Rapporti a 4 fasi, conservazione, fascicolo).</w:t>
+              <w:t xml:space="preserve">Glossario: descrizione corretta del buffer (al massimo 80%).</w:t>
             </w:r>
           </w:p>
         </w:tc>
@@ -5309,7 +5309,7 @@
                 <w:sz w:val="18"/>
                 <w:szCs w:val="18"/>
               </w:rPr>
-              <w:t xml:space="preserve">1.4</w:t>
+              <w:t xml:space="preserve">1.5</w:t>
             </w:r>
           </w:p>
         </w:tc>
@@ -5373,7 +5373,7 @@
                 <w:sz w:val="18"/>
                 <w:szCs w:val="18"/>
               </w:rPr>
-              <w:t xml:space="preserve">Nuova prova 7.12 (risultato azzerato dopo una modifica dei dati); prove successive del blocco 7 rinumerate; prova 8.4 estesa.</w:t>
+              <w:t xml:space="preserve">Nuove prove 1.2b, 1.8, 3.7, 4.1b, 6.4, 6.5; prove 1.6, 1.7, 3.2, 4.1, 4.6, 5.4 e 6.3 aggiornate (anagrafiche, documenti richiesti, consultazione, Rapporti a 4 fasi, conservazione, fascicolo).</w:t>
             </w:r>
           </w:p>
         </w:tc>
@@ -5443,7 +5443,7 @@
                 <w:sz w:val="18"/>
                 <w:szCs w:val="18"/>
               </w:rPr>
-              <w:t xml:space="preserve">1.3</w:t>
+              <w:t xml:space="preserve">1.4</w:t>
             </w:r>
           </w:p>
         </w:tc>
@@ -5509,7 +5509,7 @@
                 <w:sz w:val="18"/>
                 <w:szCs w:val="18"/>
               </w:rPr>
-              <w:t xml:space="preserve">Prove del rapporto PDF, del numero di registro e del registro dei crediti con le nuove versioni.</w:t>
+              <w:t xml:space="preserve">Nuova prova 7.12 (risultato azzerato dopo una modifica dei dati); prove successive del blocco 7 rinumerate; prova 8.4 estesa.</w:t>
             </w:r>
           </w:p>
         </w:tc>
@@ -5579,7 +5579,7 @@
                 <w:sz w:val="18"/>
                 <w:szCs w:val="18"/>
               </w:rPr>
-              <w:t xml:space="preserve">1.2</w:t>
+              <w:t xml:space="preserve">1.3</w:t>
             </w:r>
           </w:p>
         </w:tc>
@@ -5643,7 +5643,7 @@
                 <w:sz w:val="18"/>
                 <w:szCs w:val="18"/>
               </w:rPr>
-              <w:t xml:space="preserve">Calcolo crediti: prove di import del tracciato con i file di esempio (compilato, letture, dati personali) e dei controlli di coerenza.</w:t>
+              <w:t xml:space="preserve">Prove del rapporto PDF, del numero di registro e del registro dei crediti con le nuove versioni.</w:t>
             </w:r>
           </w:p>
         </w:tc>
@@ -5713,7 +5713,7 @@
                 <w:sz w:val="18"/>
                 <w:szCs w:val="18"/>
               </w:rPr>
-              <w:t xml:space="preserve">1.1</w:t>
+              <w:t xml:space="preserve">1.2</w:t>
             </w:r>
           </w:p>
         </w:tc>
@@ -5779,7 +5779,7 @@
                 <w:sz w:val="18"/>
                 <w:szCs w:val="18"/>
               </w:rPr>
-              <w:t xml:space="preserve">Prove per Enti di Validazione, modelli, note di fase, messaggi, pagamenti visibili al Comune, pratica sospesa, consultazione pubblica con conferma dell'email, limiti di invio ed errata corrige.</w:t>
+              <w:t xml:space="preserve">Calcolo crediti: prove di import del tracciato con i file di esempio (compilato, letture, dati personali) e dei controlli di coerenza.</w:t>
             </w:r>
           </w:p>
         </w:tc>
@@ -5849,6 +5849,140 @@
                 <w:sz w:val="18"/>
                 <w:szCs w:val="18"/>
               </w:rPr>
+              <w:t xml:space="preserve">1.1</w:t>
+            </w:r>
+          </w:p>
+        </w:tc>
+        <w:tc>
+          <w:tcPr>
+            <w:tcW w:type="dxa" w:w="1300"/>
+            <w:tcBorders>
+              <w:top w:val="single" w:color="D9D4C5" w:sz="4"/>
+              <w:left w:val="single" w:color="D9D4C5" w:sz="4"/>
+              <w:bottom w:val="single" w:color="D9D4C5" w:sz="4"/>
+              <w:right w:val="single" w:color="D9D4C5" w:sz="4"/>
+            </w:tcBorders>
+            <w:tcMar>
+              <w:top w:type="dxa" w:w="70"/>
+              <w:left w:type="dxa" w:w="110"/>
+              <w:bottom w:type="dxa" w:w="70"/>
+              <w:right w:type="dxa" w:w="110"/>
+            </w:tcMar>
+            <w:vAlign w:val="center"/>
+          </w:tcPr>
+          <w:p>
+            <w:pPr>
+              <w:spacing w:after="0" w:before="0"/>
+            </w:pPr>
+            <w:r>
+              <w:rPr>
+                <w:rFonts w:ascii="Arial" w:cs="Arial" w:eastAsia="Arial" w:hAnsi="Arial"/>
+                <w:color w:val="1B2118"/>
+                <w:sz w:val="18"/>
+                <w:szCs w:val="18"/>
+              </w:rPr>
+              <w:t xml:space="preserve">18/10/2026</w:t>
+            </w:r>
+          </w:p>
+        </w:tc>
+        <w:tc>
+          <w:tcPr>
+            <w:tcW w:type="dxa" w:w="5538"/>
+            <w:tcBorders>
+              <w:top w:val="single" w:color="D9D4C5" w:sz="4"/>
+              <w:left w:val="single" w:color="D9D4C5" w:sz="4"/>
+              <w:bottom w:val="single" w:color="D9D4C5" w:sz="4"/>
+              <w:right w:val="single" w:color="D9D4C5" w:sz="4"/>
+            </w:tcBorders>
+            <w:tcMar>
+              <w:top w:type="dxa" w:w="70"/>
+              <w:left w:type="dxa" w:w="110"/>
+              <w:bottom w:type="dxa" w:w="70"/>
+              <w:right w:type="dxa" w:w="110"/>
+            </w:tcMar>
+            <w:vAlign w:val="center"/>
+          </w:tcPr>
+          <w:p>
+            <w:pPr>
+              <w:spacing w:after="0" w:before="0"/>
+            </w:pPr>
+            <w:r>
+              <w:rPr>
+                <w:rFonts w:ascii="Arial" w:cs="Arial" w:eastAsia="Arial" w:hAnsi="Arial"/>
+                <w:color w:val="1B2118"/>
+                <w:sz w:val="18"/>
+                <w:szCs w:val="18"/>
+              </w:rPr>
+              <w:t xml:space="preserve">Prove per Enti di Validazione, modelli, note di fase, messaggi, pagamenti visibili al Comune, pratica sospesa, consultazione pubblica con conferma dell'email, limiti di invio ed errata corrige.</w:t>
+            </w:r>
+          </w:p>
+        </w:tc>
+        <w:tc>
+          <w:tcPr>
+            <w:tcW w:type="dxa" w:w="2000"/>
+            <w:tcBorders>
+              <w:top w:val="single" w:color="D9D4C5" w:sz="4"/>
+              <w:left w:val="single" w:color="D9D4C5" w:sz="4"/>
+              <w:bottom w:val="single" w:color="D9D4C5" w:sz="4"/>
+              <w:right w:val="single" w:color="D9D4C5" w:sz="4"/>
+            </w:tcBorders>
+            <w:tcMar>
+              <w:top w:type="dxa" w:w="70"/>
+              <w:left w:type="dxa" w:w="110"/>
+              <w:bottom w:type="dxa" w:w="70"/>
+              <w:right w:type="dxa" w:w="110"/>
+            </w:tcMar>
+            <w:vAlign w:val="center"/>
+          </w:tcPr>
+          <w:p>
+            <w:pPr>
+              <w:spacing w:after="0" w:before="0"/>
+            </w:pPr>
+            <w:r>
+              <w:rPr>
+                <w:rFonts w:ascii="Arial" w:cs="Arial" w:eastAsia="Arial" w:hAnsi="Arial"/>
+                <w:color w:val="1B2118"/>
+                <w:sz w:val="18"/>
+                <w:szCs w:val="18"/>
+              </w:rPr>
+              <w:t xml:space="preserve">Fondazione Operate</w:t>
+            </w:r>
+          </w:p>
+        </w:tc>
+      </w:tr>
+      <w:tr>
+        <w:trPr>
+          <w:cantSplit/>
+        </w:trPr>
+        <w:tc>
+          <w:tcPr>
+            <w:tcW w:type="dxa" w:w="800"/>
+            <w:tcBorders>
+              <w:top w:val="single" w:color="D9D4C5" w:sz="4"/>
+              <w:left w:val="single" w:color="D9D4C5" w:sz="4"/>
+              <w:bottom w:val="single" w:color="D9D4C5" w:sz="4"/>
+              <w:right w:val="single" w:color="D9D4C5" w:sz="4"/>
+            </w:tcBorders>
+            <w:shd w:fill="F6F4EE" w:color="auto" w:val="clear"/>
+            <w:tcMar>
+              <w:top w:type="dxa" w:w="70"/>
+              <w:left w:type="dxa" w:w="110"/>
+              <w:bottom w:type="dxa" w:w="70"/>
+              <w:right w:type="dxa" w:w="110"/>
+            </w:tcMar>
+            <w:vAlign w:val="center"/>
+          </w:tcPr>
+          <w:p>
+            <w:pPr>
+              <w:spacing w:after="0" w:before="0"/>
+            </w:pPr>
+            <w:r>
+              <w:rPr>
+                <w:rFonts w:ascii="Arial" w:cs="Arial" w:eastAsia="Arial" w:hAnsi="Arial"/>
+                <w:color w:val="1B2118"/>
+                <w:sz w:val="18"/>
+                <w:szCs w:val="18"/>
+              </w:rPr>
               <w:t xml:space="preserve">1.0</w:t>
             </w:r>
           </w:p>
@@ -5862,6 +5996,7 @@
               <w:bottom w:val="single" w:color="D9D4C5" w:sz="4"/>
               <w:right w:val="single" w:color="D9D4C5" w:sz="4"/>
             </w:tcBorders>
+            <w:shd w:fill="F6F4EE" w:color="auto" w:val="clear"/>
             <w:tcMar>
               <w:top w:type="dxa" w:w="70"/>
               <w:left w:type="dxa" w:w="110"/>
@@ -5894,6 +6029,7 @@
               <w:bottom w:val="single" w:color="D9D4C5" w:sz="4"/>
               <w:right w:val="single" w:color="D9D4C5" w:sz="4"/>
             </w:tcBorders>
+            <w:shd w:fill="F6F4EE" w:color="auto" w:val="clear"/>
             <w:tcMar>
               <w:top w:type="dxa" w:w="70"/>
               <w:left w:type="dxa" w:w="110"/>
@@ -5926,6 +6062,7 @@
               <w:bottom w:val="single" w:color="D9D4C5" w:sz="4"/>
               <w:right w:val="single" w:color="D9D4C5" w:sz="4"/>
             </w:tcBorders>
+            <w:shd w:fill="F6F4EE" w:color="auto" w:val="clear"/>
             <w:tcMar>
               <w:top w:type="dxa" w:w="70"/>
               <w:left w:type="dxa" w:w="110"/>
@@ -5967,7 +6104,7 @@
           <w:sz w:val="20"/>
           <w:szCs w:val="20"/>
         </w:rPr>
-        <w:t xml:space="preserve">Guida alla revisione 3.18 del 22/10/2026, allineata al portale e agli altri manuali. È aggiornata a ogni rilascio; la versione corrente si scarica dall'area Documentazione del portale (solo Amministratori).</w:t>
+        <w:t xml:space="preserve">Guida alla revisione 3.19 del 22/10/2026, allineata al portale e agli altri manuali. È aggiornata a ogni rilascio; la versione corrente si scarica dall'area Documentazione del portale (solo Amministratori).</w:t>
       </w:r>
     </w:p>
     <w:p>
@@ -6341,7 +6478,7 @@
         </w:rPr>
         <w:t xml:space="preserve">Il portale: </w:t>
       </w:r>
-      <w:hyperlink w:history="1" r:id="rIdfpxlvt_buqachi8ihgxwt">
+      <w:hyperlink w:history="1" r:id="rIddmljjsqzz78jss_wls2wj">
         <w:r>
           <w:rPr>
             <w:rFonts w:ascii="Arial" w:cs="Arial" w:eastAsia="Arial" w:hAnsi="Arial"/>
@@ -23786,6 +23923,620 @@
                 <w:szCs w:val="18"/>
               </w:rPr>
               <w:t xml:space="preserve">Sotto la tabella dei fattori: «FE indifferenziato calcolato… da» con quota, tonnellate e FE di ogni frazione usata; la nota «Comprende tipologie oltre le cinque nominate al cap. 5 della Metodologia (Legno): il paniere da usare è in attesa di conferma della Fondazione»; «Escluse perché senza fattore: Metallo». Lo stesso nel PDF. Il valore del fattore non cambia rispetto a prima</w:t>
+            </w:r>
+          </w:p>
+        </w:tc>
+      </w:tr>
+      <w:tr>
+        <w:trPr>
+          <w:cantSplit/>
+        </w:trPr>
+        <w:tc>
+          <w:tcPr>
+            <w:tcW w:type="dxa" w:w="885"/>
+            <w:tcBorders>
+              <w:top w:val="single" w:color="D9D4C5" w:sz="4"/>
+              <w:left w:val="single" w:color="D9D4C5" w:sz="4"/>
+              <w:bottom w:val="single" w:color="D9D4C5" w:sz="4"/>
+              <w:right w:val="single" w:color="D9D4C5" w:sz="4"/>
+            </w:tcBorders>
+            <w:shd w:fill="F6F4EE" w:color="auto" w:val="clear"/>
+            <w:tcMar>
+              <w:top w:type="dxa" w:w="70"/>
+              <w:left w:type="dxa" w:w="110"/>
+              <w:bottom w:type="dxa" w:w="70"/>
+              <w:right w:type="dxa" w:w="110"/>
+            </w:tcMar>
+            <w:vAlign w:val="center"/>
+          </w:tcPr>
+          <w:p>
+            <w:pPr>
+              <w:spacing w:after="0" w:before="0"/>
+            </w:pPr>
+            <w:r>
+              <w:rPr>
+                <w:rFonts w:ascii="Arial" w:cs="Arial" w:eastAsia="Arial" w:hAnsi="Arial"/>
+                <w:color w:val="1B2118"/>
+                <w:sz w:val="18"/>
+                <w:szCs w:val="18"/>
+              </w:rPr>
+              <w:t xml:space="preserve">7.25</w:t>
+            </w:r>
+          </w:p>
+        </w:tc>
+        <w:tc>
+          <w:tcPr>
+            <w:tcW w:type="dxa" w:w="4377"/>
+            <w:tcBorders>
+              <w:top w:val="single" w:color="D9D4C5" w:sz="4"/>
+              <w:left w:val="single" w:color="D9D4C5" w:sz="4"/>
+              <w:bottom w:val="single" w:color="D9D4C5" w:sz="4"/>
+              <w:right w:val="single" w:color="D9D4C5" w:sz="4"/>
+            </w:tcBorders>
+            <w:shd w:fill="F6F4EE" w:color="auto" w:val="clear"/>
+            <w:tcMar>
+              <w:top w:type="dxa" w:w="70"/>
+              <w:left w:type="dxa" w:w="110"/>
+              <w:bottom w:type="dxa" w:w="70"/>
+              <w:right w:type="dxa" w:w="110"/>
+            </w:tcMar>
+            <w:vAlign w:val="center"/>
+          </w:tcPr>
+          <w:p>
+            <w:pPr>
+              <w:spacing w:after="0" w:before="0"/>
+            </w:pPr>
+            <w:r>
+              <w:rPr>
+                <w:rFonts w:ascii="Arial" w:cs="Arial" w:eastAsia="Arial" w:hAnsi="Arial"/>
+                <w:color w:val="1B2118"/>
+                <w:sz w:val="18"/>
+                <w:szCs w:val="18"/>
+              </w:rPr>
+              <w:t xml:space="preserve">[A] Banca Dati Utenze. In un calcolo in bozza aprite </w:t>
+            </w:r>
+            <w:r>
+              <w:rPr>
+                <w:rFonts w:ascii="Arial" w:cs="Arial" w:eastAsia="Arial" w:hAnsi="Arial"/>
+                <w:b/>
+                <w:bCs/>
+                <w:color w:val="1B2118"/>
+                <w:sz w:val="18"/>
+                <w:szCs w:val="18"/>
+              </w:rPr>
+              <w:t xml:space="preserve">5a. Utenze del calcolo</w:t>
+            </w:r>
+            <w:r>
+              <w:rPr>
+                <w:rFonts w:ascii="Arial" w:cs="Arial" w:eastAsia="Arial" w:hAnsi="Arial"/>
+                <w:color w:val="1B2118"/>
+                <w:sz w:val="18"/>
+                <w:szCs w:val="18"/>
+              </w:rPr>
+              <w:t xml:space="preserve"> → </w:t>
+            </w:r>
+            <w:r>
+              <w:rPr>
+                <w:rFonts w:ascii="Arial" w:cs="Arial" w:eastAsia="Arial" w:hAnsi="Arial"/>
+                <w:b/>
+                <w:bCs/>
+                <w:color w:val="1B2118"/>
+                <w:sz w:val="18"/>
+                <w:szCs w:val="18"/>
+              </w:rPr>
+              <w:t xml:space="preserve">Scarica il modello Excel</w:t>
+            </w:r>
+            <w:r>
+              <w:rPr>
+                <w:rFonts w:ascii="Arial" w:cs="Arial" w:eastAsia="Arial" w:hAnsi="Arial"/>
+                <w:color w:val="1B2118"/>
+                <w:sz w:val="18"/>
+                <w:szCs w:val="18"/>
+              </w:rPr>
+              <w:t xml:space="preserve">, poi </w:t>
+            </w:r>
+            <w:r>
+              <w:rPr>
+                <w:rFonts w:ascii="Arial" w:cs="Arial" w:eastAsia="Arial" w:hAnsi="Arial"/>
+                <w:b/>
+                <w:bCs/>
+                <w:color w:val="1B2118"/>
+                <w:sz w:val="18"/>
+                <w:szCs w:val="18"/>
+              </w:rPr>
+              <w:t xml:space="preserve">Carica il file dell'anno</w:t>
+            </w:r>
+            <w:r>
+              <w:rPr>
+                <w:rFonts w:ascii="Arial" w:cs="Arial" w:eastAsia="Arial" w:hAnsi="Arial"/>
+                <w:color w:val="1B2118"/>
+                <w:sz w:val="18"/>
+                <w:szCs w:val="18"/>
+              </w:rPr>
+              <w:t xml:space="preserve"> con il file di prova </w:t>
+            </w:r>
+            <w:r>
+              <w:rPr>
+                <w:rFonts w:ascii="Consolas" w:cs="Consolas" w:eastAsia="Consolas" w:hAnsi="Consolas"/>
+                <w:color w:val="2F5D3A"/>
+                <w:sz w:val="18"/>
+                <w:szCs w:val="18"/>
+              </w:rPr>
+              <w:t xml:space="preserve">Banca_dati_utenze_prova_40.xlsx</w:t>
+            </w:r>
+            <w:r>
+              <w:rPr>
+                <w:rFonts w:ascii="Arial" w:cs="Arial" w:eastAsia="Arial" w:hAnsi="Arial"/>
+                <w:color w:val="1B2118"/>
+                <w:sz w:val="18"/>
+                <w:szCs w:val="18"/>
+              </w:rPr>
+              <w:t xml:space="preserve"> → </w:t>
+            </w:r>
+            <w:r>
+              <w:rPr>
+                <w:rFonts w:ascii="Arial" w:cs="Arial" w:eastAsia="Arial" w:hAnsi="Arial"/>
+                <w:b/>
+                <w:bCs/>
+                <w:color w:val="1B2118"/>
+                <w:sz w:val="18"/>
+                <w:szCs w:val="18"/>
+              </w:rPr>
+              <w:t xml:space="preserve">Sostituisci l'elenco</w:t>
+            </w:r>
+          </w:p>
+        </w:tc>
+        <w:tc>
+          <w:tcPr>
+            <w:tcW w:type="dxa" w:w="4376"/>
+            <w:tcBorders>
+              <w:top w:val="single" w:color="D9D4C5" w:sz="4"/>
+              <w:left w:val="single" w:color="D9D4C5" w:sz="4"/>
+              <w:bottom w:val="single" w:color="D9D4C5" w:sz="4"/>
+              <w:right w:val="single" w:color="D9D4C5" w:sz="4"/>
+            </w:tcBorders>
+            <w:shd w:fill="F6F4EE" w:color="auto" w:val="clear"/>
+            <w:tcMar>
+              <w:top w:type="dxa" w:w="70"/>
+              <w:left w:type="dxa" w:w="110"/>
+              <w:bottom w:type="dxa" w:w="70"/>
+              <w:right w:type="dxa" w:w="110"/>
+            </w:tcMar>
+            <w:vAlign w:val="center"/>
+          </w:tcPr>
+          <w:p>
+            <w:pPr>
+              <w:spacing w:after="0" w:before="0"/>
+            </w:pPr>
+            <w:r>
+              <w:rPr>
+                <w:rFonts w:ascii="Arial" w:cs="Arial" w:eastAsia="Arial" w:hAnsi="Arial"/>
+                <w:color w:val="1B2118"/>
+                <w:sz w:val="18"/>
+                <w:szCs w:val="18"/>
+              </w:rPr>
+              <w:t xml:space="preserve">Anteprima: 20 domestiche e 20 non domestiche, avvisi per PROVA-UD-005 (totale diverso dalla somma) e per 4 utenze senza categoria; dopo il caricamento i riquadri dicono 20, 20 e 4; in Audit «caricamento utenze» con i numeri</w:t>
+            </w:r>
+          </w:p>
+        </w:tc>
+      </w:tr>
+      <w:tr>
+        <w:trPr>
+          <w:cantSplit/>
+        </w:trPr>
+        <w:tc>
+          <w:tcPr>
+            <w:tcW w:type="dxa" w:w="885"/>
+            <w:tcBorders>
+              <w:top w:val="single" w:color="D9D4C5" w:sz="4"/>
+              <w:left w:val="single" w:color="D9D4C5" w:sz="4"/>
+              <w:bottom w:val="single" w:color="D9D4C5" w:sz="4"/>
+              <w:right w:val="single" w:color="D9D4C5" w:sz="4"/>
+            </w:tcBorders>
+            <w:tcMar>
+              <w:top w:type="dxa" w:w="70"/>
+              <w:left w:type="dxa" w:w="110"/>
+              <w:bottom w:type="dxa" w:w="70"/>
+              <w:right w:type="dxa" w:w="110"/>
+            </w:tcMar>
+            <w:vAlign w:val="center"/>
+          </w:tcPr>
+          <w:p>
+            <w:pPr>
+              <w:spacing w:after="0" w:before="0"/>
+            </w:pPr>
+            <w:r>
+              <w:rPr>
+                <w:rFonts w:ascii="Arial" w:cs="Arial" w:eastAsia="Arial" w:hAnsi="Arial"/>
+                <w:color w:val="1B2118"/>
+                <w:sz w:val="18"/>
+                <w:szCs w:val="18"/>
+              </w:rPr>
+              <w:t xml:space="preserve">7.25b</w:t>
+            </w:r>
+          </w:p>
+        </w:tc>
+        <w:tc>
+          <w:tcPr>
+            <w:tcW w:type="dxa" w:w="4377"/>
+            <w:tcBorders>
+              <w:top w:val="single" w:color="D9D4C5" w:sz="4"/>
+              <w:left w:val="single" w:color="D9D4C5" w:sz="4"/>
+              <w:bottom w:val="single" w:color="D9D4C5" w:sz="4"/>
+              <w:right w:val="single" w:color="D9D4C5" w:sz="4"/>
+            </w:tcBorders>
+            <w:tcMar>
+              <w:top w:type="dxa" w:w="70"/>
+              <w:left w:type="dxa" w:w="110"/>
+              <w:bottom w:type="dxa" w:w="70"/>
+              <w:right w:type="dxa" w:w="110"/>
+            </w:tcMar>
+            <w:vAlign w:val="center"/>
+          </w:tcPr>
+          <w:p>
+            <w:pPr>
+              <w:spacing w:after="0" w:before="0"/>
+            </w:pPr>
+            <w:r>
+              <w:rPr>
+                <w:rFonts w:ascii="Arial" w:cs="Arial" w:eastAsia="Arial" w:hAnsi="Arial"/>
+                <w:color w:val="1B2118"/>
+                <w:sz w:val="18"/>
+                <w:szCs w:val="18"/>
+              </w:rPr>
+              <w:t xml:space="preserve">[A] Caricate un file con una riga senza indifferenziato e una con un codice ripetuto</w:t>
+            </w:r>
+          </w:p>
+        </w:tc>
+        <w:tc>
+          <w:tcPr>
+            <w:tcW w:type="dxa" w:w="4376"/>
+            <w:tcBorders>
+              <w:top w:val="single" w:color="D9D4C5" w:sz="4"/>
+              <w:left w:val="single" w:color="D9D4C5" w:sz="4"/>
+              <w:bottom w:val="single" w:color="D9D4C5" w:sz="4"/>
+              <w:right w:val="single" w:color="D9D4C5" w:sz="4"/>
+            </w:tcBorders>
+            <w:tcMar>
+              <w:top w:type="dxa" w:w="70"/>
+              <w:left w:type="dxa" w:w="110"/>
+              <w:bottom w:type="dxa" w:w="70"/>
+              <w:right w:type="dxa" w:w="110"/>
+            </w:tcMar>
+            <w:vAlign w:val="center"/>
+          </w:tcPr>
+          <w:p>
+            <w:pPr>
+              <w:spacing w:after="0" w:before="0"/>
+            </w:pPr>
+            <w:r>
+              <w:rPr>
+                <w:rFonts w:ascii="Arial" w:cs="Arial" w:eastAsia="Arial" w:hAnsi="Arial"/>
+                <w:color w:val="1B2118"/>
+                <w:sz w:val="18"/>
+                <w:szCs w:val="18"/>
+              </w:rPr>
+              <w:t xml:space="preserve">«File non caricato»: per ogni errore foglio, riga e codice; l'elenco precedente non cambia</w:t>
+            </w:r>
+          </w:p>
+        </w:tc>
+      </w:tr>
+      <w:tr>
+        <w:trPr>
+          <w:cantSplit/>
+        </w:trPr>
+        <w:tc>
+          <w:tcPr>
+            <w:tcW w:type="dxa" w:w="885"/>
+            <w:tcBorders>
+              <w:top w:val="single" w:color="D9D4C5" w:sz="4"/>
+              <w:left w:val="single" w:color="D9D4C5" w:sz="4"/>
+              <w:bottom w:val="single" w:color="D9D4C5" w:sz="4"/>
+              <w:right w:val="single" w:color="D9D4C5" w:sz="4"/>
+            </w:tcBorders>
+            <w:shd w:fill="F6F4EE" w:color="auto" w:val="clear"/>
+            <w:tcMar>
+              <w:top w:type="dxa" w:w="70"/>
+              <w:left w:type="dxa" w:w="110"/>
+              <w:bottom w:type="dxa" w:w="70"/>
+              <w:right w:type="dxa" w:w="110"/>
+            </w:tcMar>
+            <w:vAlign w:val="center"/>
+          </w:tcPr>
+          <w:p>
+            <w:pPr>
+              <w:spacing w:after="0" w:before="0"/>
+            </w:pPr>
+            <w:r>
+              <w:rPr>
+                <w:rFonts w:ascii="Arial" w:cs="Arial" w:eastAsia="Arial" w:hAnsi="Arial"/>
+                <w:color w:val="1B2118"/>
+                <w:sz w:val="18"/>
+                <w:szCs w:val="18"/>
+              </w:rPr>
+              <w:t xml:space="preserve">7.25c</w:t>
+            </w:r>
+          </w:p>
+        </w:tc>
+        <w:tc>
+          <w:tcPr>
+            <w:tcW w:type="dxa" w:w="4377"/>
+            <w:tcBorders>
+              <w:top w:val="single" w:color="D9D4C5" w:sz="4"/>
+              <w:left w:val="single" w:color="D9D4C5" w:sz="4"/>
+              <w:bottom w:val="single" w:color="D9D4C5" w:sz="4"/>
+              <w:right w:val="single" w:color="D9D4C5" w:sz="4"/>
+            </w:tcBorders>
+            <w:shd w:fill="F6F4EE" w:color="auto" w:val="clear"/>
+            <w:tcMar>
+              <w:top w:type="dxa" w:w="70"/>
+              <w:left w:type="dxa" w:w="110"/>
+              <w:bottom w:type="dxa" w:w="70"/>
+              <w:right w:type="dxa" w:w="110"/>
+            </w:tcMar>
+            <w:vAlign w:val="center"/>
+          </w:tcPr>
+          <w:p>
+            <w:pPr>
+              <w:spacing w:after="0" w:before="0"/>
+            </w:pPr>
+            <w:r>
+              <w:rPr>
+                <w:rFonts w:ascii="Arial" w:cs="Arial" w:eastAsia="Arial" w:hAnsi="Arial"/>
+                <w:color w:val="1B2118"/>
+                <w:sz w:val="18"/>
+                <w:szCs w:val="18"/>
+              </w:rPr>
+              <w:t xml:space="preserve">[A] Aprite PROVA-UD-008 (categoria «da assegnare»), scrivete 2 nella categoria tariffaria, poi cambiate la categoria di simulazione in 3 e salvate</w:t>
+            </w:r>
+          </w:p>
+        </w:tc>
+        <w:tc>
+          <w:tcPr>
+            <w:tcW w:type="dxa" w:w="4376"/>
+            <w:tcBorders>
+              <w:top w:val="single" w:color="D9D4C5" w:sz="4"/>
+              <w:left w:val="single" w:color="D9D4C5" w:sz="4"/>
+              <w:bottom w:val="single" w:color="D9D4C5" w:sz="4"/>
+              <w:right w:val="single" w:color="D9D4C5" w:sz="4"/>
+            </w:tcBorders>
+            <w:shd w:fill="F6F4EE" w:color="auto" w:val="clear"/>
+            <w:tcMar>
+              <w:top w:type="dxa" w:w="70"/>
+              <w:left w:type="dxa" w:w="110"/>
+              <w:bottom w:type="dxa" w:w="70"/>
+              <w:right w:type="dxa" w:w="110"/>
+            </w:tcMar>
+            <w:vAlign w:val="center"/>
+          </w:tcPr>
+          <w:p>
+            <w:pPr>
+              <w:spacing w:after="0" w:before="0"/>
+            </w:pPr>
+            <w:r>
+              <w:rPr>
+                <w:rFonts w:ascii="Arial" w:cs="Arial" w:eastAsia="Arial" w:hAnsi="Arial"/>
+                <w:color w:val="1B2118"/>
+                <w:sz w:val="18"/>
+                <w:szCs w:val="18"/>
+              </w:rPr>
+              <w:t xml:space="preserve">La simulazione segue la tariffaria (2) finché non la cambiate; dopo il salvataggio la riga mostra 2 e 3 «(cambiata)», i riquadri una utenza senza categoria in meno; in Audit «modifica utenza» con i campi cambiati</w:t>
+            </w:r>
+          </w:p>
+        </w:tc>
+      </w:tr>
+      <w:tr>
+        <w:trPr>
+          <w:cantSplit/>
+        </w:trPr>
+        <w:tc>
+          <w:tcPr>
+            <w:tcW w:type="dxa" w:w="885"/>
+            <w:tcBorders>
+              <w:top w:val="single" w:color="D9D4C5" w:sz="4"/>
+              <w:left w:val="single" w:color="D9D4C5" w:sz="4"/>
+              <w:bottom w:val="single" w:color="D9D4C5" w:sz="4"/>
+              <w:right w:val="single" w:color="D9D4C5" w:sz="4"/>
+            </w:tcBorders>
+            <w:tcMar>
+              <w:top w:type="dxa" w:w="70"/>
+              <w:left w:type="dxa" w:w="110"/>
+              <w:bottom w:type="dxa" w:w="70"/>
+              <w:right w:type="dxa" w:w="110"/>
+            </w:tcMar>
+            <w:vAlign w:val="center"/>
+          </w:tcPr>
+          <w:p>
+            <w:pPr>
+              <w:spacing w:after="0" w:before="0"/>
+            </w:pPr>
+            <w:r>
+              <w:rPr>
+                <w:rFonts w:ascii="Arial" w:cs="Arial" w:eastAsia="Arial" w:hAnsi="Arial"/>
+                <w:color w:val="1B2118"/>
+                <w:sz w:val="18"/>
+                <w:szCs w:val="18"/>
+              </w:rPr>
+              <w:t xml:space="preserve">7.25d</w:t>
+            </w:r>
+          </w:p>
+        </w:tc>
+        <w:tc>
+          <w:tcPr>
+            <w:tcW w:type="dxa" w:w="4377"/>
+            <w:tcBorders>
+              <w:top w:val="single" w:color="D9D4C5" w:sz="4"/>
+              <w:left w:val="single" w:color="D9D4C5" w:sz="4"/>
+              <w:bottom w:val="single" w:color="D9D4C5" w:sz="4"/>
+              <w:right w:val="single" w:color="D9D4C5" w:sz="4"/>
+            </w:tcBorders>
+            <w:tcMar>
+              <w:top w:type="dxa" w:w="70"/>
+              <w:left w:type="dxa" w:w="110"/>
+              <w:bottom w:type="dxa" w:w="70"/>
+              <w:right w:type="dxa" w:w="110"/>
+            </w:tcMar>
+            <w:vAlign w:val="center"/>
+          </w:tcPr>
+          <w:p>
+            <w:pPr>
+              <w:spacing w:after="0" w:before="0"/>
+            </w:pPr>
+            <w:r>
+              <w:rPr>
+                <w:rFonts w:ascii="Arial" w:cs="Arial" w:eastAsia="Arial" w:hAnsi="Arial"/>
+                <w:color w:val="1B2118"/>
+                <w:sz w:val="18"/>
+                <w:szCs w:val="18"/>
+              </w:rPr>
+              <w:t xml:space="preserve">[A] + Nuova utenza non domestica: lasciate vuoti ragione sociale e indifferenziato, poi compilateli, usate «= somma delle frazioni» e salvate; poi riaprite e </w:t>
+            </w:r>
+            <w:r>
+              <w:rPr>
+                <w:rFonts w:ascii="Arial" w:cs="Arial" w:eastAsia="Arial" w:hAnsi="Arial"/>
+                <w:b/>
+                <w:bCs/>
+                <w:color w:val="1B2118"/>
+                <w:sz w:val="18"/>
+                <w:szCs w:val="18"/>
+              </w:rPr>
+              <w:t xml:space="preserve">Elimina utenza</w:t>
+            </w:r>
+          </w:p>
+        </w:tc>
+        <w:tc>
+          <w:tcPr>
+            <w:tcW w:type="dxa" w:w="4376"/>
+            <w:tcBorders>
+              <w:top w:val="single" w:color="D9D4C5" w:sz="4"/>
+              <w:left w:val="single" w:color="D9D4C5" w:sz="4"/>
+              <w:bottom w:val="single" w:color="D9D4C5" w:sz="4"/>
+              <w:right w:val="single" w:color="D9D4C5" w:sz="4"/>
+            </w:tcBorders>
+            <w:tcMar>
+              <w:top w:type="dxa" w:w="70"/>
+              <w:left w:type="dxa" w:w="110"/>
+              <w:bottom w:type="dxa" w:w="70"/>
+              <w:right w:type="dxa" w:w="110"/>
+            </w:tcMar>
+            <w:vAlign w:val="center"/>
+          </w:tcPr>
+          <w:p>
+            <w:pPr>
+              <w:spacing w:after="0" w:before="0"/>
+            </w:pPr>
+            <w:r>
+              <w:rPr>
+                <w:rFonts w:ascii="Arial" w:cs="Arial" w:eastAsia="Arial" w:hAnsi="Arial"/>
+                <w:color w:val="1B2118"/>
+                <w:sz w:val="18"/>
+                <w:szCs w:val="18"/>
+              </w:rPr>
+              <w:t xml:space="preserve">Prima errori in rosso e Salva disattivato; poi salvataggio riuscito; eliminazione con voce di audit</w:t>
+            </w:r>
+          </w:p>
+        </w:tc>
+      </w:tr>
+      <w:tr>
+        <w:trPr>
+          <w:cantSplit/>
+        </w:trPr>
+        <w:tc>
+          <w:tcPr>
+            <w:tcW w:type="dxa" w:w="885"/>
+            <w:tcBorders>
+              <w:top w:val="single" w:color="D9D4C5" w:sz="4"/>
+              <w:left w:val="single" w:color="D9D4C5" w:sz="4"/>
+              <w:bottom w:val="single" w:color="D9D4C5" w:sz="4"/>
+              <w:right w:val="single" w:color="D9D4C5" w:sz="4"/>
+            </w:tcBorders>
+            <w:shd w:fill="F6F4EE" w:color="auto" w:val="clear"/>
+            <w:tcMar>
+              <w:top w:type="dxa" w:w="70"/>
+              <w:left w:type="dxa" w:w="110"/>
+              <w:bottom w:type="dxa" w:w="70"/>
+              <w:right w:type="dxa" w:w="110"/>
+            </w:tcMar>
+            <w:vAlign w:val="center"/>
+          </w:tcPr>
+          <w:p>
+            <w:pPr>
+              <w:spacing w:after="0" w:before="0"/>
+            </w:pPr>
+            <w:r>
+              <w:rPr>
+                <w:rFonts w:ascii="Arial" w:cs="Arial" w:eastAsia="Arial" w:hAnsi="Arial"/>
+                <w:color w:val="1B2118"/>
+                <w:sz w:val="18"/>
+                <w:szCs w:val="18"/>
+              </w:rPr>
+              <w:t xml:space="preserve">7.25e</w:t>
+            </w:r>
+          </w:p>
+        </w:tc>
+        <w:tc>
+          <w:tcPr>
+            <w:tcW w:type="dxa" w:w="4377"/>
+            <w:tcBorders>
+              <w:top w:val="single" w:color="D9D4C5" w:sz="4"/>
+              <w:left w:val="single" w:color="D9D4C5" w:sz="4"/>
+              <w:bottom w:val="single" w:color="D9D4C5" w:sz="4"/>
+              <w:right w:val="single" w:color="D9D4C5" w:sz="4"/>
+            </w:tcBorders>
+            <w:shd w:fill="F6F4EE" w:color="auto" w:val="clear"/>
+            <w:tcMar>
+              <w:top w:type="dxa" w:w="70"/>
+              <w:left w:type="dxa" w:w="110"/>
+              <w:bottom w:type="dxa" w:w="70"/>
+              <w:right w:type="dxa" w:w="110"/>
+            </w:tcMar>
+            <w:vAlign w:val="center"/>
+          </w:tcPr>
+          <w:p>
+            <w:pPr>
+              <w:spacing w:after="0" w:before="0"/>
+            </w:pPr>
+            <w:r>
+              <w:rPr>
+                <w:rFonts w:ascii="Arial" w:cs="Arial" w:eastAsia="Arial" w:hAnsi="Arial"/>
+                <w:color w:val="1B2118"/>
+                <w:sz w:val="18"/>
+                <w:szCs w:val="18"/>
+              </w:rPr>
+              <w:t xml:space="preserve">[O] Come Operatore provate ad aprire /crediti</w:t>
+            </w:r>
+          </w:p>
+        </w:tc>
+        <w:tc>
+          <w:tcPr>
+            <w:tcW w:type="dxa" w:w="4376"/>
+            <w:tcBorders>
+              <w:top w:val="single" w:color="D9D4C5" w:sz="4"/>
+              <w:left w:val="single" w:color="D9D4C5" w:sz="4"/>
+              <w:bottom w:val="single" w:color="D9D4C5" w:sz="4"/>
+              <w:right w:val="single" w:color="D9D4C5" w:sz="4"/>
+            </w:tcBorders>
+            <w:shd w:fill="F6F4EE" w:color="auto" w:val="clear"/>
+            <w:tcMar>
+              <w:top w:type="dxa" w:w="70"/>
+              <w:left w:type="dxa" w:w="110"/>
+              <w:bottom w:type="dxa" w:w="70"/>
+              <w:right w:type="dxa" w:w="110"/>
+            </w:tcMar>
+            <w:vAlign w:val="center"/>
+          </w:tcPr>
+          <w:p>
+            <w:pPr>
+              <w:spacing w:after="0" w:before="0"/>
+            </w:pPr>
+            <w:r>
+              <w:rPr>
+                <w:rFonts w:ascii="Arial" w:cs="Arial" w:eastAsia="Arial" w:hAnsi="Arial"/>
+                <w:color w:val="1B2118"/>
+                <w:sz w:val="18"/>
+                <w:szCs w:val="18"/>
+              </w:rPr>
+              <w:t xml:space="preserve">Pagina non disponibile: la Banca Dati Utenze si gestisce solo come Amministratore</w:t>
             </w:r>
           </w:p>
         </w:tc>
@@ -34004,7 +34755,7 @@
         <w:szCs w:val="16"/>
       </w:rPr>
       <w:tab/>
-      <w:t xml:space="preserve">Manuale Test · Rev. 3.18 · 22/10/2026</w:t>
+      <w:t xml:space="preserve">Manuale Test · Rev. 3.19 · 22/10/2026</w:t>
     </w:r>
   </w:p>
 </w:hdr>
@@ -34069,7 +34820,7 @@
         <w:szCs w:val="16"/>
       </w:rPr>
       <w:tab/>
-      <w:t xml:space="preserve">Manuale Test · Rev. 3.18 · 22/10/2026</w:t>
+      <w:t xml:space="preserve">Manuale Test · Rev. 3.19 · 22/10/2026</w:t>
     </w:r>
   </w:p>
 </w:hdr>

--- a/public/documentazione/Manuale_Test_Portale_CWP.docx
+++ b/public/documentazione/Manuale_Test_Portale_CWP.docx
@@ -302,7 +302,7 @@
                 <w:sz w:val="20"/>
                 <w:szCs w:val="20"/>
               </w:rPr>
-              <w:t xml:space="preserve">Rev. 3.19</w:t>
+              <w:t xml:space="preserve">Rev. 3.20</w:t>
             </w:r>
           </w:p>
         </w:tc>
@@ -365,7 +365,7 @@
                 <w:sz w:val="20"/>
                 <w:szCs w:val="20"/>
               </w:rPr>
-              <w:t xml:space="preserve">22/10/2026</w:t>
+              <w:t xml:space="preserve">23/10/2026</w:t>
             </w:r>
           </w:p>
         </w:tc>
@@ -719,7 +719,7 @@
                 <w:sz w:val="18"/>
                 <w:szCs w:val="18"/>
               </w:rPr>
-              <w:t xml:space="preserve">3.19</w:t>
+              <w:t xml:space="preserve">3.20</w:t>
             </w:r>
           </w:p>
         </w:tc>
@@ -751,7 +751,7 @@
                 <w:sz w:val="18"/>
                 <w:szCs w:val="18"/>
               </w:rPr>
-              <w:t xml:space="preserve">22/10/2026</w:t>
+              <w:t xml:space="preserve">23/10/2026</w:t>
             </w:r>
           </w:p>
         </w:tc>
@@ -783,7 +783,7 @@
                 <w:sz w:val="18"/>
                 <w:szCs w:val="18"/>
               </w:rPr>
-              <w:t xml:space="preserve">Prove 7.25-7.25e (Banca Dati Utenze).</w:t>
+              <w:t xml:space="preserve">Prove 7.26-7.26f: utenze del passo 5a nel calcolo, esclusioni, conferma, riquadro del 5b, calcoli solo tracciato, CSV.</w:t>
             </w:r>
           </w:p>
         </w:tc>
@@ -853,7 +853,7 @@
                 <w:sz w:val="18"/>
                 <w:szCs w:val="18"/>
               </w:rPr>
-              <w:t xml:space="preserve">3.18</w:t>
+              <w:t xml:space="preserve">3.19</w:t>
             </w:r>
           </w:p>
         </w:tc>
@@ -919,7 +919,7 @@
                 <w:sz w:val="18"/>
                 <w:szCs w:val="18"/>
               </w:rPr>
-              <w:t xml:space="preserve">Prove 10.10g-10.10l (navigazione da smartphone).</w:t>
+              <w:t xml:space="preserve">Prove 7.25-7.25e (Banca Dati Utenze).</w:t>
             </w:r>
           </w:p>
         </w:tc>
@@ -989,7 +989,7 @@
                 <w:sz w:val="18"/>
                 <w:szCs w:val="18"/>
               </w:rPr>
-              <w:t xml:space="preserve">3.17</w:t>
+              <w:t xml:space="preserve">3.18</w:t>
             </w:r>
           </w:p>
         </w:tc>
@@ -1053,7 +1053,7 @@
                 <w:sz w:val="18"/>
                 <w:szCs w:val="18"/>
               </w:rPr>
-              <w:t xml:space="preserve">Prove dei rilievi N01-N06: 1.2d, 4.1, 4.9-4.9d, 5.0, 5.1c, 7.24, 8b.7d, 8b.7f, 10.10f; nota sull'attesa di 30 giorni.</w:t>
+              <w:t xml:space="preserve">Prove 10.10g-10.10l (navigazione da smartphone).</w:t>
             </w:r>
           </w:p>
         </w:tc>
@@ -1123,7 +1123,7 @@
                 <w:sz w:val="18"/>
                 <w:szCs w:val="18"/>
               </w:rPr>
-              <w:t xml:space="preserve">3.16</w:t>
+              <w:t xml:space="preserve">3.17</w:t>
             </w:r>
           </w:p>
         </w:tc>
@@ -1156,7 +1156,7 @@
                 <w:sz w:val="18"/>
                 <w:szCs w:val="18"/>
               </w:rPr>
-              <w:t xml:space="preserve">21/10/2026</w:t>
+              <w:t xml:space="preserve">22/10/2026</w:t>
             </w:r>
           </w:p>
         </w:tc>
@@ -1189,7 +1189,7 @@
                 <w:sz w:val="18"/>
                 <w:szCs w:val="18"/>
               </w:rPr>
-              <w:t xml:space="preserve">Prove 10.10d-10.10e (barra a LED, loghi); nomi Notizie CO2. Prova 10.15h (pallino verde).</w:t>
+              <w:t xml:space="preserve">Prove dei rilievi N01-N06: 1.2d, 4.1, 4.9-4.9d, 5.0, 5.1c, 7.24, 8b.7d, 8b.7f, 10.10f; nota sull'attesa di 30 giorni.</w:t>
             </w:r>
           </w:p>
         </w:tc>
@@ -1259,7 +1259,7 @@
                 <w:sz w:val="18"/>
                 <w:szCs w:val="18"/>
               </w:rPr>
-              <w:t xml:space="preserve">3.15</w:t>
+              <w:t xml:space="preserve">3.16</w:t>
             </w:r>
           </w:p>
         </w:tc>
@@ -1323,7 +1323,7 @@
                 <w:sz w:val="18"/>
                 <w:szCs w:val="18"/>
               </w:rPr>
-              <w:t xml:space="preserve">Prove 10.15-10.15g (News).</w:t>
+              <w:t xml:space="preserve">Prove 10.10d-10.10e (barra a LED, loghi); nomi Notizie CO2. Prova 10.15h (pallino verde).</w:t>
             </w:r>
           </w:p>
         </w:tc>
@@ -1393,7 +1393,7 @@
                 <w:sz w:val="18"/>
                 <w:szCs w:val="18"/>
               </w:rPr>
-              <w:t xml:space="preserve">3.14</w:t>
+              <w:t xml:space="preserve">3.15</w:t>
             </w:r>
           </w:p>
         </w:tc>
@@ -1459,7 +1459,7 @@
                 <w:sz w:val="18"/>
                 <w:szCs w:val="18"/>
               </w:rPr>
-              <w:t xml:space="preserve">Prove 8b.7 aggiornata e 8b.7b (PDF della simulazione completo).</w:t>
+              <w:t xml:space="preserve">Prove 10.15-10.15g (News).</w:t>
             </w:r>
           </w:p>
         </w:tc>
@@ -1529,7 +1529,7 @@
                 <w:sz w:val="18"/>
                 <w:szCs w:val="18"/>
               </w:rPr>
-              <w:t xml:space="preserve">3.13</w:t>
+              <w:t xml:space="preserve">3.14</w:t>
             </w:r>
           </w:p>
         </w:tc>
@@ -1593,7 +1593,7 @@
                 <w:sz w:val="18"/>
                 <w:szCs w:val="18"/>
               </w:rPr>
-              <w:t xml:space="preserve">Prove 10.11e (pratica aperta) e 10.11f (Operatore).</w:t>
+              <w:t xml:space="preserve">Prove 8b.7 aggiornata e 8b.7b (PDF della simulazione completo).</w:t>
             </w:r>
           </w:p>
         </w:tc>
@@ -1663,7 +1663,7 @@
                 <w:sz w:val="18"/>
                 <w:szCs w:val="18"/>
               </w:rPr>
-              <w:t xml:space="preserve">3.12</w:t>
+              <w:t xml:space="preserve">3.13</w:t>
             </w:r>
           </w:p>
         </w:tc>
@@ -1729,7 +1729,7 @@
                 <w:sz w:val="18"/>
                 <w:szCs w:val="18"/>
               </w:rPr>
-              <w:t xml:space="preserve">Prova 7.23: caratteri incorporati nei PDF (R08).</w:t>
+              <w:t xml:space="preserve">Prove 10.11e (pratica aperta) e 10.11f (Operatore).</w:t>
             </w:r>
           </w:p>
         </w:tc>
@@ -1799,7 +1799,7 @@
                 <w:sz w:val="18"/>
                 <w:szCs w:val="18"/>
               </w:rPr>
-              <w:t xml:space="preserve">3.11</w:t>
+              <w:t xml:space="preserve">3.12</w:t>
             </w:r>
           </w:p>
         </w:tc>
@@ -1863,7 +1863,7 @@
                 <w:sz w:val="18"/>
                 <w:szCs w:val="18"/>
               </w:rPr>
-              <w:t xml:space="preserve">Le segnalazioni del collaudo confluiscono nel Registro issue e test.</w:t>
+              <w:t xml:space="preserve">Prova 7.23: caratteri incorporati nei PDF (R08).</w:t>
             </w:r>
           </w:p>
         </w:tc>
@@ -1933,7 +1933,7 @@
                 <w:sz w:val="18"/>
                 <w:szCs w:val="18"/>
               </w:rPr>
-              <w:t xml:space="preserve">3.10</w:t>
+              <w:t xml:space="preserve">3.11</w:t>
             </w:r>
           </w:p>
         </w:tc>
@@ -1999,7 +1999,7 @@
                 <w:sz w:val="18"/>
                 <w:szCs w:val="18"/>
               </w:rPr>
-              <w:t xml:space="preserve">Collaudo V05: prova 10.5 aggiornata (account disattivato) e nuova 10.5b (testi lunghi nell'Audit).</w:t>
+              <w:t xml:space="preserve">Le segnalazioni del collaudo confluiscono nel Registro issue e test.</w:t>
             </w:r>
           </w:p>
         </w:tc>
@@ -2069,7 +2069,7 @@
                 <w:sz w:val="18"/>
                 <w:szCs w:val="18"/>
               </w:rPr>
-              <w:t xml:space="preserve">3.9</w:t>
+              <w:t xml:space="preserve">3.10</w:t>
             </w:r>
           </w:p>
         </w:tc>
@@ -2101,7 +2101,7 @@
                 <w:sz w:val="18"/>
                 <w:szCs w:val="18"/>
               </w:rPr>
-              <w:t xml:space="preserve">20/10/2026</w:t>
+              <w:t xml:space="preserve">21/10/2026</w:t>
             </w:r>
           </w:p>
         </w:tc>
@@ -2133,7 +2133,7 @@
                 <w:sz w:val="18"/>
                 <w:szCs w:val="18"/>
               </w:rPr>
-              <w:t xml:space="preserve">Prove del collaudo V01: 7.17-7.22 (negativi, date inesistenti, buffer, conferma senza Banca Dati, percentuali nel CSV, formule nei CSV) e 8b.5-8b.5e, 8b.9b (simulatore e audit degli scenari).</w:t>
+              <w:t xml:space="preserve">Collaudo V05: prova 10.5 aggiornata (account disattivato) e nuova 10.5b (testi lunghi nell'Audit).</w:t>
             </w:r>
           </w:p>
         </w:tc>
@@ -2203,7 +2203,7 @@
                 <w:sz w:val="18"/>
                 <w:szCs w:val="18"/>
               </w:rPr>
-              <w:t xml:space="preserve">3.8</w:t>
+              <w:t xml:space="preserve">3.9</w:t>
             </w:r>
           </w:p>
         </w:tc>
@@ -2269,7 +2269,7 @@
                 <w:sz w:val="18"/>
                 <w:szCs w:val="18"/>
               </w:rPr>
-              <w:t xml:space="preserve">Prove 10.14-10.14d (sicurezza).</w:t>
+              <w:t xml:space="preserve">Prove del collaudo V01: 7.17-7.22 (negativi, date inesistenti, buffer, conferma senza Banca Dati, percentuali nel CSV, formule nei CSV) e 8b.5-8b.5e, 8b.9b (simulatore e audit degli scenari).</w:t>
             </w:r>
           </w:p>
         </w:tc>
@@ -2339,7 +2339,7 @@
                 <w:sz w:val="18"/>
                 <w:szCs w:val="18"/>
               </w:rPr>
-              <w:t xml:space="preserve">3.7</w:t>
+              <w:t xml:space="preserve">3.8</w:t>
             </w:r>
           </w:p>
         </w:tc>
@@ -2403,7 +2403,7 @@
                 <w:sz w:val="18"/>
                 <w:szCs w:val="18"/>
               </w:rPr>
-              <w:t xml:space="preserve">Prove 10.6b (menu Amministratori) e 10.7 (menu enti).</w:t>
+              <w:t xml:space="preserve">Prove 10.14-10.14d (sicurezza).</w:t>
             </w:r>
           </w:p>
         </w:tc>
@@ -2473,7 +2473,7 @@
                 <w:sz w:val="18"/>
                 <w:szCs w:val="18"/>
               </w:rPr>
-              <w:t xml:space="preserve">3.6</w:t>
+              <w:t xml:space="preserve">3.7</w:t>
             </w:r>
           </w:p>
         </w:tc>
@@ -2539,7 +2539,7 @@
                 <w:sz w:val="18"/>
                 <w:szCs w:val="18"/>
               </w:rPr>
-              <w:t xml:space="preserve">Sezione «Audit User». Voce «Marketplaces» in arrivo.</w:t>
+              <w:t xml:space="preserve">Prove 10.6b (menu Amministratori) e 10.7 (menu enti).</w:t>
             </w:r>
           </w:p>
         </w:tc>
@@ -2609,7 +2609,7 @@
                 <w:sz w:val="18"/>
                 <w:szCs w:val="18"/>
               </w:rPr>
-              <w:t xml:space="preserve">3.5</w:t>
+              <w:t xml:space="preserve">3.6</w:t>
             </w:r>
           </w:p>
         </w:tc>
@@ -2673,7 +2673,7 @@
                 <w:sz w:val="18"/>
                 <w:szCs w:val="18"/>
               </w:rPr>
-              <w:t xml:space="preserve">Prove 10.12b-10.13d (Audit trail user).</w:t>
+              <w:t xml:space="preserve">Sezione «Audit User». Voce «Marketplaces» in arrivo.</w:t>
             </w:r>
           </w:p>
         </w:tc>
@@ -2743,7 +2743,7 @@
                 <w:sz w:val="18"/>
                 <w:szCs w:val="18"/>
               </w:rPr>
-              <w:t xml:space="preserve">3.4</w:t>
+              <w:t xml:space="preserve">3.5</w:t>
             </w:r>
           </w:p>
         </w:tc>
@@ -2809,7 +2809,7 @@
                 <w:sz w:val="18"/>
                 <w:szCs w:val="18"/>
               </w:rPr>
-              <w:t xml:space="preserve">Prove 8b.7-8b.7e (PDF, Excel, telefono), 10.12 (utenti online), 10.11d.</w:t>
+              <w:t xml:space="preserve">Prove 10.12b-10.13d (Audit trail user).</w:t>
             </w:r>
           </w:p>
         </w:tc>
@@ -2879,7 +2879,7 @@
                 <w:sz w:val="18"/>
                 <w:szCs w:val="18"/>
               </w:rPr>
-              <w:t xml:space="preserve">3.3</w:t>
+              <w:t xml:space="preserve">3.4</w:t>
             </w:r>
           </w:p>
         </w:tc>
@@ -2911,7 +2911,7 @@
                 <w:sz w:val="18"/>
                 <w:szCs w:val="18"/>
               </w:rPr>
-              <w:t xml:space="preserve">19/10/2026</w:t>
+              <w:t xml:space="preserve">20/10/2026</w:t>
             </w:r>
           </w:p>
         </w:tc>
@@ -2943,7 +2943,7 @@
                 <w:sz w:val="18"/>
                 <w:szCs w:val="18"/>
               </w:rPr>
-              <w:t xml:space="preserve">Prova 10.11: messaggio d'attesa «Un attimo…».</w:t>
+              <w:t xml:space="preserve">Prove 8b.7-8b.7e (PDF, Excel, telefono), 10.12 (utenti online), 10.11d.</w:t>
             </w:r>
           </w:p>
         </w:tc>
@@ -3013,7 +3013,7 @@
                 <w:sz w:val="18"/>
                 <w:szCs w:val="18"/>
               </w:rPr>
-              <w:t xml:space="preserve">3.2</w:t>
+              <w:t xml:space="preserve">3.3</w:t>
             </w:r>
           </w:p>
         </w:tc>
@@ -3079,7 +3079,7 @@
                 <w:sz w:val="18"/>
                 <w:szCs w:val="18"/>
               </w:rPr>
-              <w:t xml:space="preserve">Prova 10.11 aggiornata con l'assistente attivo e i messaggi d'errore della Console.</w:t>
+              <w:t xml:space="preserve">Prova 10.11: messaggio d'attesa «Un attimo…».</w:t>
             </w:r>
           </w:p>
         </w:tc>
@@ -3149,7 +3149,7 @@
                 <w:sz w:val="18"/>
                 <w:szCs w:val="18"/>
               </w:rPr>
-              <w:t xml:space="preserve">3.1</w:t>
+              <w:t xml:space="preserve">3.2</w:t>
             </w:r>
           </w:p>
         </w:tc>
@@ -3213,7 +3213,7 @@
                 <w:sz w:val="18"/>
                 <w:szCs w:val="18"/>
               </w:rPr>
-              <w:t xml:space="preserve">Prove 10.11-10.11c: assistente virtuale e documenti ufficiali.</w:t>
+              <w:t xml:space="preserve">Prova 10.11 aggiornata con l'assistente attivo e i messaggi d'errore della Console.</w:t>
             </w:r>
           </w:p>
         </w:tc>
@@ -3283,7 +3283,7 @@
                 <w:sz w:val="18"/>
                 <w:szCs w:val="18"/>
               </w:rPr>
-              <w:t xml:space="preserve">3.0</w:t>
+              <w:t xml:space="preserve">3.1</w:t>
             </w:r>
           </w:p>
         </w:tc>
@@ -3349,7 +3349,7 @@
                 <w:sz w:val="18"/>
                 <w:szCs w:val="18"/>
               </w:rPr>
-              <w:t xml:space="preserve">Prova 10.10c: ordinamento.</w:t>
+              <w:t xml:space="preserve">Prove 10.11-10.11c: assistente virtuale e documenti ufficiali.</w:t>
             </w:r>
           </w:p>
         </w:tc>
@@ -3419,7 +3419,7 @@
                 <w:sz w:val="18"/>
                 <w:szCs w:val="18"/>
               </w:rPr>
-              <w:t xml:space="preserve">2.9</w:t>
+              <w:t xml:space="preserve">3.0</w:t>
             </w:r>
           </w:p>
         </w:tc>
@@ -3483,7 +3483,7 @@
                 <w:sz w:val="18"/>
                 <w:szCs w:val="18"/>
               </w:rPr>
-              <w:t xml:space="preserve">Prove 8b.3b e 8b.3c: metodo per utenza, buffer e taratura.</w:t>
+              <w:t xml:space="preserve">Prova 10.10c: ordinamento.</w:t>
             </w:r>
           </w:p>
         </w:tc>
@@ -3553,7 +3553,7 @@
                 <w:sz w:val="18"/>
                 <w:szCs w:val="18"/>
               </w:rPr>
-              <w:t xml:space="preserve">2.8</w:t>
+              <w:t xml:space="preserve">2.9</w:t>
             </w:r>
           </w:p>
         </w:tc>
@@ -3619,7 +3619,7 @@
                 <w:sz w:val="18"/>
                 <w:szCs w:val="18"/>
               </w:rPr>
-              <w:t xml:space="preserve">Prova 10.10b: barra a LED della Dashboard.</w:t>
+              <w:t xml:space="preserve">Prove 8b.3b e 8b.3c: metodo per utenza, buffer e taratura.</w:t>
             </w:r>
           </w:p>
         </w:tc>
@@ -3689,7 +3689,7 @@
                 <w:sz w:val="18"/>
                 <w:szCs w:val="18"/>
               </w:rPr>
-              <w:t xml:space="preserve">2.7</w:t>
+              <w:t xml:space="preserve">2.8</w:t>
             </w:r>
           </w:p>
         </w:tc>
@@ -3753,7 +3753,7 @@
                 <w:sz w:val="18"/>
                 <w:szCs w:val="18"/>
               </w:rPr>
-              <w:t xml:space="preserve">Prova 1.3d: eliminazione di un utente mai attivo.</w:t>
+              <w:t xml:space="preserve">Prova 10.10b: barra a LED della Dashboard.</w:t>
             </w:r>
           </w:p>
         </w:tc>
@@ -3823,7 +3823,7 @@
                 <w:sz w:val="18"/>
                 <w:szCs w:val="18"/>
               </w:rPr>
-              <w:t xml:space="preserve">2.6</w:t>
+              <w:t xml:space="preserve">2.7</w:t>
             </w:r>
           </w:p>
         </w:tc>
@@ -3889,7 +3889,7 @@
                 <w:sz w:val="18"/>
                 <w:szCs w:val="18"/>
               </w:rPr>
-              <w:t xml:space="preserve">Prove 1.3 e 1.3c: email con le credenziali.</w:t>
+              <w:t xml:space="preserve">Prova 1.3d: eliminazione di un utente mai attivo.</w:t>
             </w:r>
           </w:p>
         </w:tc>
@@ -3959,7 +3959,7 @@
                 <w:sz w:val="18"/>
                 <w:szCs w:val="18"/>
               </w:rPr>
-              <w:t xml:space="preserve">2.5</w:t>
+              <w:t xml:space="preserve">2.6</w:t>
             </w:r>
           </w:p>
         </w:tc>
@@ -4023,7 +4023,7 @@
                 <w:sz w:val="18"/>
                 <w:szCs w:val="18"/>
               </w:rPr>
-              <w:t xml:space="preserve">Prove 1.3a-1.3a3: nomina di un Amministratore e protezione del principale.</w:t>
+              <w:t xml:space="preserve">Prove 1.3 e 1.3c: email con le credenziali.</w:t>
             </w:r>
           </w:p>
         </w:tc>
@@ -4093,7 +4093,7 @@
                 <w:sz w:val="18"/>
                 <w:szCs w:val="18"/>
               </w:rPr>
-              <w:t xml:space="preserve">2.4</w:t>
+              <w:t xml:space="preserve">2.5</w:t>
             </w:r>
           </w:p>
         </w:tc>
@@ -4159,7 +4159,7 @@
                 <w:sz w:val="18"/>
                 <w:szCs w:val="18"/>
               </w:rPr>
-              <w:t xml:space="preserve">Prove 8b.7c e 8b.7d: costi Caso 1 e Caso 2.</w:t>
+              <w:t xml:space="preserve">Prove 1.3a-1.3a3: nomina di un Amministratore e protezione del principale.</w:t>
             </w:r>
           </w:p>
         </w:tc>
@@ -4229,7 +4229,7 @@
                 <w:sz w:val="18"/>
                 <w:szCs w:val="18"/>
               </w:rPr>
-              <w:t xml:space="preserve">2.3</w:t>
+              <w:t xml:space="preserve">2.4</w:t>
             </w:r>
           </w:p>
         </w:tc>
@@ -4293,7 +4293,7 @@
                 <w:sz w:val="18"/>
                 <w:szCs w:val="18"/>
               </w:rPr>
-              <w:t xml:space="preserve">Prova 8b.7b aggiornata: valore del credito anno per anno.</w:t>
+              <w:t xml:space="preserve">Prove 8b.7c e 8b.7d: costi Caso 1 e Caso 2.</w:t>
             </w:r>
           </w:p>
         </w:tc>
@@ -4363,7 +4363,7 @@
                 <w:sz w:val="18"/>
                 <w:szCs w:val="18"/>
               </w:rPr>
-              <w:t xml:space="preserve">2.2</w:t>
+              <w:t xml:space="preserve">2.3</w:t>
             </w:r>
           </w:p>
         </w:tc>
@@ -4429,7 +4429,7 @@
                 <w:sz w:val="18"/>
                 <w:szCs w:val="18"/>
               </w:rPr>
-              <w:t xml:space="preserve">Prova 8b.7b della simulazione economica (ricavi e costi per il Comune).</w:t>
+              <w:t xml:space="preserve">Prova 8b.7b aggiornata: valore del credito anno per anno.</w:t>
             </w:r>
           </w:p>
         </w:tc>
@@ -4499,7 +4499,7 @@
                 <w:sz w:val="18"/>
                 <w:szCs w:val="18"/>
               </w:rPr>
-              <w:t xml:space="preserve">2.1</w:t>
+              <w:t xml:space="preserve">2.2</w:t>
             </w:r>
           </w:p>
         </w:tc>
@@ -4563,7 +4563,7 @@
                 <w:sz w:val="18"/>
                 <w:szCs w:val="18"/>
               </w:rPr>
-              <w:t xml:space="preserve">Prove 8b.2b e 8b.2c (scenario di riferimento e situazione attuale).</w:t>
+              <w:t xml:space="preserve">Prova 8b.7b della simulazione economica (ricavi e costi per il Comune).</w:t>
             </w:r>
           </w:p>
         </w:tc>
@@ -4633,7 +4633,7 @@
                 <w:sz w:val="18"/>
                 <w:szCs w:val="18"/>
               </w:rPr>
-              <w:t xml:space="preserve">2.0</w:t>
+              <w:t xml:space="preserve">2.1</w:t>
             </w:r>
           </w:p>
         </w:tc>
@@ -4699,7 +4699,7 @@
                 <w:sz w:val="18"/>
                 <w:szCs w:val="18"/>
               </w:rPr>
-              <w:t xml:space="preserve">Prove 8b del simulatore di scenari.</w:t>
+              <w:t xml:space="preserve">Prove 8b.2b e 8b.2c (scenario di riferimento e situazione attuale).</w:t>
             </w:r>
           </w:p>
         </w:tc>
@@ -4769,7 +4769,7 @@
                 <w:sz w:val="18"/>
                 <w:szCs w:val="18"/>
               </w:rPr>
-              <w:t xml:space="preserve">1.9</w:t>
+              <w:t xml:space="preserve">2.0</w:t>
             </w:r>
           </w:p>
         </w:tc>
@@ -4833,7 +4833,7 @@
                 <w:sz w:val="18"/>
                 <w:szCs w:val="18"/>
               </w:rPr>
-              <w:t xml:space="preserve">In sviluppo: simulatore di scenari e assistente virtuale.</w:t>
+              <w:t xml:space="preserve">Prove 8b del simulatore di scenari.</w:t>
             </w:r>
           </w:p>
         </w:tc>
@@ -4903,7 +4903,7 @@
                 <w:sz w:val="18"/>
                 <w:szCs w:val="18"/>
               </w:rPr>
-              <w:t xml:space="preserve">1.8</w:t>
+              <w:t xml:space="preserve">1.9</w:t>
             </w:r>
           </w:p>
         </w:tc>
@@ -4969,7 +4969,7 @@
                 <w:sz w:val="18"/>
                 <w:szCs w:val="18"/>
               </w:rPr>
-              <w:t xml:space="preserve">Tolto il limite noto sull'incarico del soggetto promotore del programma.</w:t>
+              <w:t xml:space="preserve">In sviluppo: simulatore di scenari e assistente virtuale.</w:t>
             </w:r>
           </w:p>
         </w:tc>
@@ -5039,7 +5039,7 @@
                 <w:sz w:val="18"/>
                 <w:szCs w:val="18"/>
               </w:rPr>
-              <w:t xml:space="preserve">1.7</w:t>
+              <w:t xml:space="preserve">1.8</w:t>
             </w:r>
           </w:p>
         </w:tc>
@@ -5071,7 +5071,7 @@
                 <w:sz w:val="18"/>
                 <w:szCs w:val="18"/>
               </w:rPr>
-              <w:t xml:space="preserve">18/10/2026</w:t>
+              <w:t xml:space="preserve">19/10/2026</w:t>
             </w:r>
           </w:p>
         </w:tc>
@@ -5103,7 +5103,7 @@
                 <w:sz w:val="18"/>
                 <w:szCs w:val="18"/>
               </w:rPr>
-              <w:t xml:space="preserve">Percorso di prova esteso alle funzioni dell'allineamento ai documenti CWP: territorio ISTAT, stati del Programma, Rapporto a 7 fasi, tariffe e sospensione, accuratezza, ritiro, account unico, crediti emessi, reclami, pagina pubblica, qualità dei dati.</w:t>
+              <w:t xml:space="preserve">Tolto il limite noto sull'incarico del soggetto promotore del programma.</w:t>
             </w:r>
           </w:p>
         </w:tc>
@@ -5173,7 +5173,7 @@
                 <w:sz w:val="18"/>
                 <w:szCs w:val="18"/>
               </w:rPr>
-              <w:t xml:space="preserve">1.6</w:t>
+              <w:t xml:space="preserve">1.7</w:t>
             </w:r>
           </w:p>
         </w:tc>
@@ -5239,7 +5239,7 @@
                 <w:sz w:val="18"/>
                 <w:szCs w:val="18"/>
               </w:rPr>
-              <w:t xml:space="preserve">Glossario: descrizione corretta del buffer (al massimo 80%).</w:t>
+              <w:t xml:space="preserve">Percorso di prova esteso alle funzioni dell'allineamento ai documenti CWP: territorio ISTAT, stati del Programma, Rapporto a 7 fasi, tariffe e sospensione, accuratezza, ritiro, account unico, crediti emessi, reclami, pagina pubblica, qualità dei dati.</w:t>
             </w:r>
           </w:p>
         </w:tc>
@@ -5309,7 +5309,7 @@
                 <w:sz w:val="18"/>
                 <w:szCs w:val="18"/>
               </w:rPr>
-              <w:t xml:space="preserve">1.5</w:t>
+              <w:t xml:space="preserve">1.6</w:t>
             </w:r>
           </w:p>
         </w:tc>
@@ -5373,7 +5373,7 @@
                 <w:sz w:val="18"/>
                 <w:szCs w:val="18"/>
               </w:rPr>
-              <w:t xml:space="preserve">Nuove prove 1.2b, 1.8, 3.7, 4.1b, 6.4, 6.5; prove 1.6, 1.7, 3.2, 4.1, 4.6, 5.4 e 6.3 aggiornate (anagrafiche, documenti richiesti, consultazione, Rapporti a 4 fasi, conservazione, fascicolo).</w:t>
+              <w:t xml:space="preserve">Glossario: descrizione corretta del buffer (al massimo 80%).</w:t>
             </w:r>
           </w:p>
         </w:tc>
@@ -5443,7 +5443,7 @@
                 <w:sz w:val="18"/>
                 <w:szCs w:val="18"/>
               </w:rPr>
-              <w:t xml:space="preserve">1.4</w:t>
+              <w:t xml:space="preserve">1.5</w:t>
             </w:r>
           </w:p>
         </w:tc>
@@ -5509,7 +5509,7 @@
                 <w:sz w:val="18"/>
                 <w:szCs w:val="18"/>
               </w:rPr>
-              <w:t xml:space="preserve">Nuova prova 7.12 (risultato azzerato dopo una modifica dei dati); prove successive del blocco 7 rinumerate; prova 8.4 estesa.</w:t>
+              <w:t xml:space="preserve">Nuove prove 1.2b, 1.8, 3.7, 4.1b, 6.4, 6.5; prove 1.6, 1.7, 3.2, 4.1, 4.6, 5.4 e 6.3 aggiornate (anagrafiche, documenti richiesti, consultazione, Rapporti a 4 fasi, conservazione, fascicolo).</w:t>
             </w:r>
           </w:p>
         </w:tc>
@@ -5579,7 +5579,7 @@
                 <w:sz w:val="18"/>
                 <w:szCs w:val="18"/>
               </w:rPr>
-              <w:t xml:space="preserve">1.3</w:t>
+              <w:t xml:space="preserve">1.4</w:t>
             </w:r>
           </w:p>
         </w:tc>
@@ -5643,7 +5643,7 @@
                 <w:sz w:val="18"/>
                 <w:szCs w:val="18"/>
               </w:rPr>
-              <w:t xml:space="preserve">Prove del rapporto PDF, del numero di registro e del registro dei crediti con le nuove versioni.</w:t>
+              <w:t xml:space="preserve">Nuova prova 7.12 (risultato azzerato dopo una modifica dei dati); prove successive del blocco 7 rinumerate; prova 8.4 estesa.</w:t>
             </w:r>
           </w:p>
         </w:tc>
@@ -5713,7 +5713,7 @@
                 <w:sz w:val="18"/>
                 <w:szCs w:val="18"/>
               </w:rPr>
-              <w:t xml:space="preserve">1.2</w:t>
+              <w:t xml:space="preserve">1.3</w:t>
             </w:r>
           </w:p>
         </w:tc>
@@ -5779,7 +5779,7 @@
                 <w:sz w:val="18"/>
                 <w:szCs w:val="18"/>
               </w:rPr>
-              <w:t xml:space="preserve">Calcolo crediti: prove di import del tracciato con i file di esempio (compilato, letture, dati personali) e dei controlli di coerenza.</w:t>
+              <w:t xml:space="preserve">Prove del rapporto PDF, del numero di registro e del registro dei crediti con le nuove versioni.</w:t>
             </w:r>
           </w:p>
         </w:tc>
@@ -5849,7 +5849,7 @@
                 <w:sz w:val="18"/>
                 <w:szCs w:val="18"/>
               </w:rPr>
-              <w:t xml:space="preserve">1.1</w:t>
+              <w:t xml:space="preserve">1.2</w:t>
             </w:r>
           </w:p>
         </w:tc>
@@ -5913,7 +5913,7 @@
                 <w:sz w:val="18"/>
                 <w:szCs w:val="18"/>
               </w:rPr>
-              <w:t xml:space="preserve">Prove per Enti di Validazione, modelli, note di fase, messaggi, pagamenti visibili al Comune, pratica sospesa, consultazione pubblica con conferma dell'email, limiti di invio ed errata corrige.</w:t>
+              <w:t xml:space="preserve">Calcolo crediti: prove di import del tracciato con i file di esempio (compilato, letture, dati personali) e dei controlli di coerenza.</w:t>
             </w:r>
           </w:p>
         </w:tc>
@@ -5983,6 +5983,142 @@
                 <w:sz w:val="18"/>
                 <w:szCs w:val="18"/>
               </w:rPr>
+              <w:t xml:space="preserve">1.1</w:t>
+            </w:r>
+          </w:p>
+        </w:tc>
+        <w:tc>
+          <w:tcPr>
+            <w:tcW w:type="dxa" w:w="1300"/>
+            <w:tcBorders>
+              <w:top w:val="single" w:color="D9D4C5" w:sz="4"/>
+              <w:left w:val="single" w:color="D9D4C5" w:sz="4"/>
+              <w:bottom w:val="single" w:color="D9D4C5" w:sz="4"/>
+              <w:right w:val="single" w:color="D9D4C5" w:sz="4"/>
+            </w:tcBorders>
+            <w:shd w:fill="F6F4EE" w:color="auto" w:val="clear"/>
+            <w:tcMar>
+              <w:top w:type="dxa" w:w="70"/>
+              <w:left w:type="dxa" w:w="110"/>
+              <w:bottom w:type="dxa" w:w="70"/>
+              <w:right w:type="dxa" w:w="110"/>
+            </w:tcMar>
+            <w:vAlign w:val="center"/>
+          </w:tcPr>
+          <w:p>
+            <w:pPr>
+              <w:spacing w:after="0" w:before="0"/>
+            </w:pPr>
+            <w:r>
+              <w:rPr>
+                <w:rFonts w:ascii="Arial" w:cs="Arial" w:eastAsia="Arial" w:hAnsi="Arial"/>
+                <w:color w:val="1B2118"/>
+                <w:sz w:val="18"/>
+                <w:szCs w:val="18"/>
+              </w:rPr>
+              <w:t xml:space="preserve">18/10/2026</w:t>
+            </w:r>
+          </w:p>
+        </w:tc>
+        <w:tc>
+          <w:tcPr>
+            <w:tcW w:type="dxa" w:w="5538"/>
+            <w:tcBorders>
+              <w:top w:val="single" w:color="D9D4C5" w:sz="4"/>
+              <w:left w:val="single" w:color="D9D4C5" w:sz="4"/>
+              <w:bottom w:val="single" w:color="D9D4C5" w:sz="4"/>
+              <w:right w:val="single" w:color="D9D4C5" w:sz="4"/>
+            </w:tcBorders>
+            <w:shd w:fill="F6F4EE" w:color="auto" w:val="clear"/>
+            <w:tcMar>
+              <w:top w:type="dxa" w:w="70"/>
+              <w:left w:type="dxa" w:w="110"/>
+              <w:bottom w:type="dxa" w:w="70"/>
+              <w:right w:type="dxa" w:w="110"/>
+            </w:tcMar>
+            <w:vAlign w:val="center"/>
+          </w:tcPr>
+          <w:p>
+            <w:pPr>
+              <w:spacing w:after="0" w:before="0"/>
+            </w:pPr>
+            <w:r>
+              <w:rPr>
+                <w:rFonts w:ascii="Arial" w:cs="Arial" w:eastAsia="Arial" w:hAnsi="Arial"/>
+                <w:color w:val="1B2118"/>
+                <w:sz w:val="18"/>
+                <w:szCs w:val="18"/>
+              </w:rPr>
+              <w:t xml:space="preserve">Prove per Enti di Validazione, modelli, note di fase, messaggi, pagamenti visibili al Comune, pratica sospesa, consultazione pubblica con conferma dell'email, limiti di invio ed errata corrige.</w:t>
+            </w:r>
+          </w:p>
+        </w:tc>
+        <w:tc>
+          <w:tcPr>
+            <w:tcW w:type="dxa" w:w="2000"/>
+            <w:tcBorders>
+              <w:top w:val="single" w:color="D9D4C5" w:sz="4"/>
+              <w:left w:val="single" w:color="D9D4C5" w:sz="4"/>
+              <w:bottom w:val="single" w:color="D9D4C5" w:sz="4"/>
+              <w:right w:val="single" w:color="D9D4C5" w:sz="4"/>
+            </w:tcBorders>
+            <w:shd w:fill="F6F4EE" w:color="auto" w:val="clear"/>
+            <w:tcMar>
+              <w:top w:type="dxa" w:w="70"/>
+              <w:left w:type="dxa" w:w="110"/>
+              <w:bottom w:type="dxa" w:w="70"/>
+              <w:right w:type="dxa" w:w="110"/>
+            </w:tcMar>
+            <w:vAlign w:val="center"/>
+          </w:tcPr>
+          <w:p>
+            <w:pPr>
+              <w:spacing w:after="0" w:before="0"/>
+            </w:pPr>
+            <w:r>
+              <w:rPr>
+                <w:rFonts w:ascii="Arial" w:cs="Arial" w:eastAsia="Arial" w:hAnsi="Arial"/>
+                <w:color w:val="1B2118"/>
+                <w:sz w:val="18"/>
+                <w:szCs w:val="18"/>
+              </w:rPr>
+              <w:t xml:space="preserve">Fondazione Operate</w:t>
+            </w:r>
+          </w:p>
+        </w:tc>
+      </w:tr>
+      <w:tr>
+        <w:trPr>
+          <w:cantSplit/>
+        </w:trPr>
+        <w:tc>
+          <w:tcPr>
+            <w:tcW w:type="dxa" w:w="800"/>
+            <w:tcBorders>
+              <w:top w:val="single" w:color="D9D4C5" w:sz="4"/>
+              <w:left w:val="single" w:color="D9D4C5" w:sz="4"/>
+              <w:bottom w:val="single" w:color="D9D4C5" w:sz="4"/>
+              <w:right w:val="single" w:color="D9D4C5" w:sz="4"/>
+            </w:tcBorders>
+            <w:tcMar>
+              <w:top w:type="dxa" w:w="70"/>
+              <w:left w:type="dxa" w:w="110"/>
+              <w:bottom w:type="dxa" w:w="70"/>
+              <w:right w:type="dxa" w:w="110"/>
+            </w:tcMar>
+            <w:vAlign w:val="center"/>
+          </w:tcPr>
+          <w:p>
+            <w:pPr>
+              <w:spacing w:after="0" w:before="0"/>
+            </w:pPr>
+            <w:r>
+              <w:rPr>
+                <w:rFonts w:ascii="Arial" w:cs="Arial" w:eastAsia="Arial" w:hAnsi="Arial"/>
+                <w:color w:val="1B2118"/>
+                <w:sz w:val="18"/>
+                <w:szCs w:val="18"/>
+              </w:rPr>
               <w:t xml:space="preserve">1.0</w:t>
             </w:r>
           </w:p>
@@ -5996,7 +6132,6 @@
               <w:bottom w:val="single" w:color="D9D4C5" w:sz="4"/>
               <w:right w:val="single" w:color="D9D4C5" w:sz="4"/>
             </w:tcBorders>
-            <w:shd w:fill="F6F4EE" w:color="auto" w:val="clear"/>
             <w:tcMar>
               <w:top w:type="dxa" w:w="70"/>
               <w:left w:type="dxa" w:w="110"/>
@@ -6029,7 +6164,6 @@
               <w:bottom w:val="single" w:color="D9D4C5" w:sz="4"/>
               <w:right w:val="single" w:color="D9D4C5" w:sz="4"/>
             </w:tcBorders>
-            <w:shd w:fill="F6F4EE" w:color="auto" w:val="clear"/>
             <w:tcMar>
               <w:top w:type="dxa" w:w="70"/>
               <w:left w:type="dxa" w:w="110"/>
@@ -6062,7 +6196,6 @@
               <w:bottom w:val="single" w:color="D9D4C5" w:sz="4"/>
               <w:right w:val="single" w:color="D9D4C5" w:sz="4"/>
             </w:tcBorders>
-            <w:shd w:fill="F6F4EE" w:color="auto" w:val="clear"/>
             <w:tcMar>
               <w:top w:type="dxa" w:w="70"/>
               <w:left w:type="dxa" w:w="110"/>
@@ -6104,7 +6237,7 @@
           <w:sz w:val="20"/>
           <w:szCs w:val="20"/>
         </w:rPr>
-        <w:t xml:space="preserve">Guida alla revisione 3.19 del 22/10/2026, allineata al portale e agli altri manuali. È aggiornata a ogni rilascio; la versione corrente si scarica dall'area Documentazione del portale (solo Amministratori).</w:t>
+        <w:t xml:space="preserve">Guida alla revisione 3.20 del 23/10/2026, allineata al portale e agli altri manuali. È aggiornata a ogni rilascio; la versione corrente si scarica dall'area Documentazione del portale (solo Amministratori).</w:t>
       </w:r>
     </w:p>
     <w:p>
@@ -6272,7 +6405,7 @@
             <w:szCs w:val="22"/>
           </w:rPr>
           <w:tab/>
-          <w:t xml:space="preserve">23</w:t>
+          <w:t xml:space="preserve">24</w:t>
         </w:r>
       </w:hyperlink>
     </w:p>
@@ -6478,7 +6611,7 @@
         </w:rPr>
         <w:t xml:space="preserve">Il portale: </w:t>
       </w:r>
-      <w:hyperlink w:history="1" r:id="rIddmljjsqzz78jss_wls2wj">
+      <w:hyperlink w:history="1" r:id="rIdrc4z5ipq-a4cvznwvtceh">
         <w:r>
           <w:rPr>
             <w:rFonts w:ascii="Arial" w:cs="Arial" w:eastAsia="Arial" w:hAnsi="Arial"/>
@@ -24537,6 +24670,745 @@
                 <w:szCs w:val="18"/>
               </w:rPr>
               <w:t xml:space="preserve">Pagina non disponibile: la Banca Dati Utenze si gestisce solo come Amministratore</w:t>
+            </w:r>
+          </w:p>
+        </w:tc>
+      </w:tr>
+      <w:tr>
+        <w:trPr>
+          <w:cantSplit/>
+        </w:trPr>
+        <w:tc>
+          <w:tcPr>
+            <w:tcW w:type="dxa" w:w="885"/>
+            <w:tcBorders>
+              <w:top w:val="single" w:color="D9D4C5" w:sz="4"/>
+              <w:left w:val="single" w:color="D9D4C5" w:sz="4"/>
+              <w:bottom w:val="single" w:color="D9D4C5" w:sz="4"/>
+              <w:right w:val="single" w:color="D9D4C5" w:sz="4"/>
+            </w:tcBorders>
+            <w:tcMar>
+              <w:top w:type="dxa" w:w="70"/>
+              <w:left w:type="dxa" w:w="110"/>
+              <w:bottom w:type="dxa" w:w="70"/>
+              <w:right w:type="dxa" w:w="110"/>
+            </w:tcMar>
+            <w:vAlign w:val="center"/>
+          </w:tcPr>
+          <w:p>
+            <w:pPr>
+              <w:spacing w:after="0" w:before="0"/>
+            </w:pPr>
+            <w:r>
+              <w:rPr>
+                <w:rFonts w:ascii="Arial" w:cs="Arial" w:eastAsia="Arial" w:hAnsi="Arial"/>
+                <w:color w:val="1B2118"/>
+                <w:sz w:val="18"/>
+                <w:szCs w:val="18"/>
+              </w:rPr>
+              <w:t xml:space="preserve">7.26</w:t>
+            </w:r>
+          </w:p>
+        </w:tc>
+        <w:tc>
+          <w:tcPr>
+            <w:tcW w:type="dxa" w:w="4377"/>
+            <w:tcBorders>
+              <w:top w:val="single" w:color="D9D4C5" w:sz="4"/>
+              <w:left w:val="single" w:color="D9D4C5" w:sz="4"/>
+              <w:bottom w:val="single" w:color="D9D4C5" w:sz="4"/>
+              <w:right w:val="single" w:color="D9D4C5" w:sz="4"/>
+            </w:tcBorders>
+            <w:tcMar>
+              <w:top w:type="dxa" w:w="70"/>
+              <w:left w:type="dxa" w:w="110"/>
+              <w:bottom w:type="dxa" w:w="70"/>
+              <w:right w:type="dxa" w:w="110"/>
+            </w:tcMar>
+            <w:vAlign w:val="center"/>
+          </w:tcPr>
+          <w:p>
+            <w:pPr>
+              <w:spacing w:after="0" w:before="0"/>
+            </w:pPr>
+            <w:r>
+              <w:rPr>
+                <w:rFonts w:ascii="Arial" w:cs="Arial" w:eastAsia="Arial" w:hAnsi="Arial"/>
+                <w:color w:val="1B2118"/>
+                <w:sz w:val="18"/>
+                <w:szCs w:val="18"/>
+              </w:rPr>
+              <w:t xml:space="preserve">[A] Utenze nel calcolo. Nel calcolo di prova (40 utenze, delibera con le classi 1-6 e le categorie delle non domestiche) premete </w:t>
+            </w:r>
+            <w:r>
+              <w:rPr>
+                <w:rFonts w:ascii="Arial" w:cs="Arial" w:eastAsia="Arial" w:hAnsi="Arial"/>
+                <w:b/>
+                <w:bCs/>
+                <w:color w:val="1B2118"/>
+                <w:sz w:val="18"/>
+                <w:szCs w:val="18"/>
+              </w:rPr>
+              <w:t xml:space="preserve">Calcola</w:t>
+            </w:r>
+            <w:r>
+              <w:rPr>
+                <w:rFonts w:ascii="Arial" w:cs="Arial" w:eastAsia="Arial" w:hAnsi="Arial"/>
+                <w:color w:val="1B2118"/>
+                <w:sz w:val="18"/>
+                <w:szCs w:val="18"/>
+              </w:rPr>
+              <w:t xml:space="preserve"> con alcune utenze ancora «da assegnare»</w:t>
+            </w:r>
+          </w:p>
+        </w:tc>
+        <w:tc>
+          <w:tcPr>
+            <w:tcW w:type="dxa" w:w="4376"/>
+            <w:tcBorders>
+              <w:top w:val="single" w:color="D9D4C5" w:sz="4"/>
+              <w:left w:val="single" w:color="D9D4C5" w:sz="4"/>
+              <w:bottom w:val="single" w:color="D9D4C5" w:sz="4"/>
+              <w:right w:val="single" w:color="D9D4C5" w:sz="4"/>
+            </w:tcBorders>
+            <w:tcMar>
+              <w:top w:type="dxa" w:w="70"/>
+              <w:left w:type="dxa" w:w="110"/>
+              <w:bottom w:type="dxa" w:w="70"/>
+              <w:right w:type="dxa" w:w="110"/>
+            </w:tcMar>
+            <w:vAlign w:val="center"/>
+          </w:tcPr>
+          <w:p>
+            <w:pPr>
+              <w:spacing w:after="0" w:before="0"/>
+            </w:pPr>
+            <w:r>
+              <w:rPr>
+                <w:rFonts w:ascii="Arial" w:cs="Arial" w:eastAsia="Arial" w:hAnsi="Arial"/>
+                <w:color w:val="1B2118"/>
+                <w:sz w:val="18"/>
+                <w:szCs w:val="18"/>
+              </w:rPr>
+              <w:t xml:space="preserve">Risultati: riga «Banca Dati Utenze: utenze del passo 5a…» con il numero di utenze </w:t>
+            </w:r>
+            <w:r>
+              <w:rPr>
+                <w:rFonts w:ascii="Arial" w:cs="Arial" w:eastAsia="Arial" w:hAnsi="Arial"/>
+                <w:b/>
+                <w:bCs/>
+                <w:color w:val="1B2118"/>
+                <w:sz w:val="18"/>
+                <w:szCs w:val="18"/>
+              </w:rPr>
+              <w:t xml:space="preserve">escluse</w:t>
+            </w:r>
+            <w:r>
+              <w:rPr>
+                <w:rFonts w:ascii="Arial" w:cs="Arial" w:eastAsia="Arial" w:hAnsi="Arial"/>
+                <w:color w:val="1B2118"/>
+                <w:sz w:val="18"/>
+                <w:szCs w:val="18"/>
+              </w:rPr>
+              <w:t xml:space="preserve"> in rosso; tra gli avvisi «N utenze senza categoria di simulazione: escluse dal calcolo»; nei Controlli di coerenza un errore con i codici; </w:t>
+            </w:r>
+            <w:r>
+              <w:rPr>
+                <w:rFonts w:ascii="Arial" w:cs="Arial" w:eastAsia="Arial" w:hAnsi="Arial"/>
+                <w:b/>
+                <w:bCs/>
+                <w:color w:val="1B2118"/>
+                <w:sz w:val="18"/>
+                <w:szCs w:val="18"/>
+              </w:rPr>
+              <w:t xml:space="preserve">Conferma calcolo</w:t>
+            </w:r>
+            <w:r>
+              <w:rPr>
+                <w:rFonts w:ascii="Arial" w:cs="Arial" w:eastAsia="Arial" w:hAnsi="Arial"/>
+                <w:color w:val="1B2118"/>
+                <w:sz w:val="18"/>
+                <w:szCs w:val="18"/>
+              </w:rPr>
+              <w:t xml:space="preserve"> non disponibile</w:t>
+            </w:r>
+          </w:p>
+        </w:tc>
+      </w:tr>
+      <w:tr>
+        <w:trPr>
+          <w:cantSplit/>
+        </w:trPr>
+        <w:tc>
+          <w:tcPr>
+            <w:tcW w:type="dxa" w:w="885"/>
+            <w:tcBorders>
+              <w:top w:val="single" w:color="D9D4C5" w:sz="4"/>
+              <w:left w:val="single" w:color="D9D4C5" w:sz="4"/>
+              <w:bottom w:val="single" w:color="D9D4C5" w:sz="4"/>
+              <w:right w:val="single" w:color="D9D4C5" w:sz="4"/>
+            </w:tcBorders>
+            <w:shd w:fill="F6F4EE" w:color="auto" w:val="clear"/>
+            <w:tcMar>
+              <w:top w:type="dxa" w:w="70"/>
+              <w:left w:type="dxa" w:w="110"/>
+              <w:bottom w:type="dxa" w:w="70"/>
+              <w:right w:type="dxa" w:w="110"/>
+            </w:tcMar>
+            <w:vAlign w:val="center"/>
+          </w:tcPr>
+          <w:p>
+            <w:pPr>
+              <w:spacing w:after="0" w:before="0"/>
+            </w:pPr>
+            <w:r>
+              <w:rPr>
+                <w:rFonts w:ascii="Arial" w:cs="Arial" w:eastAsia="Arial" w:hAnsi="Arial"/>
+                <w:color w:val="1B2118"/>
+                <w:sz w:val="18"/>
+                <w:szCs w:val="18"/>
+              </w:rPr>
+              <w:t xml:space="preserve">7.26b</w:t>
+            </w:r>
+          </w:p>
+        </w:tc>
+        <w:tc>
+          <w:tcPr>
+            <w:tcW w:type="dxa" w:w="4377"/>
+            <w:tcBorders>
+              <w:top w:val="single" w:color="D9D4C5" w:sz="4"/>
+              <w:left w:val="single" w:color="D9D4C5" w:sz="4"/>
+              <w:bottom w:val="single" w:color="D9D4C5" w:sz="4"/>
+              <w:right w:val="single" w:color="D9D4C5" w:sz="4"/>
+            </w:tcBorders>
+            <w:shd w:fill="F6F4EE" w:color="auto" w:val="clear"/>
+            <w:tcMar>
+              <w:top w:type="dxa" w:w="70"/>
+              <w:left w:type="dxa" w:w="110"/>
+              <w:bottom w:type="dxa" w:w="70"/>
+              <w:right w:type="dxa" w:w="110"/>
+            </w:tcMar>
+            <w:vAlign w:val="center"/>
+          </w:tcPr>
+          <w:p>
+            <w:pPr>
+              <w:spacing w:after="0" w:before="0"/>
+            </w:pPr>
+            <w:r>
+              <w:rPr>
+                <w:rFonts w:ascii="Arial" w:cs="Arial" w:eastAsia="Arial" w:hAnsi="Arial"/>
+                <w:color w:val="1B2118"/>
+                <w:sz w:val="18"/>
+                <w:szCs w:val="18"/>
+              </w:rPr>
+              <w:t xml:space="preserve">[A] Assegnate la categoria alle utenze «da assegnare» (passo 5a) e a quelle con una categoria assente dalla delibera, poi </w:t>
+            </w:r>
+            <w:r>
+              <w:rPr>
+                <w:rFonts w:ascii="Arial" w:cs="Arial" w:eastAsia="Arial" w:hAnsi="Arial"/>
+                <w:b/>
+                <w:bCs/>
+                <w:color w:val="1B2118"/>
+                <w:sz w:val="18"/>
+                <w:szCs w:val="18"/>
+              </w:rPr>
+              <w:t xml:space="preserve">Calcola</w:t>
+            </w:r>
+          </w:p>
+        </w:tc>
+        <w:tc>
+          <w:tcPr>
+            <w:tcW w:type="dxa" w:w="4376"/>
+            <w:tcBorders>
+              <w:top w:val="single" w:color="D9D4C5" w:sz="4"/>
+              <w:left w:val="single" w:color="D9D4C5" w:sz="4"/>
+              <w:bottom w:val="single" w:color="D9D4C5" w:sz="4"/>
+              <w:right w:val="single" w:color="D9D4C5" w:sz="4"/>
+            </w:tcBorders>
+            <w:shd w:fill="F6F4EE" w:color="auto" w:val="clear"/>
+            <w:tcMar>
+              <w:top w:type="dxa" w:w="70"/>
+              <w:left w:type="dxa" w:w="110"/>
+              <w:bottom w:type="dxa" w:w="70"/>
+              <w:right w:type="dxa" w:w="110"/>
+            </w:tcMar>
+            <w:vAlign w:val="center"/>
+          </w:tcPr>
+          <w:p>
+            <w:pPr>
+              <w:spacing w:after="0" w:before="0"/>
+            </w:pPr>
+            <w:r>
+              <w:rPr>
+                <w:rFonts w:ascii="Arial" w:cs="Arial" w:eastAsia="Arial" w:hAnsi="Arial"/>
+                <w:color w:val="1B2118"/>
+                <w:sz w:val="18"/>
+                <w:szCs w:val="18"/>
+              </w:rPr>
+              <w:t xml:space="preserve">Nessuna utenza esclusa, nessun errore di coerenza sulle categorie; il numero di utenze nei riquadri dei Risultati è uguale a quello del passo 5a</w:t>
+            </w:r>
+          </w:p>
+        </w:tc>
+      </w:tr>
+      <w:tr>
+        <w:trPr>
+          <w:cantSplit/>
+        </w:trPr>
+        <w:tc>
+          <w:tcPr>
+            <w:tcW w:type="dxa" w:w="885"/>
+            <w:tcBorders>
+              <w:top w:val="single" w:color="D9D4C5" w:sz="4"/>
+              <w:left w:val="single" w:color="D9D4C5" w:sz="4"/>
+              <w:bottom w:val="single" w:color="D9D4C5" w:sz="4"/>
+              <w:right w:val="single" w:color="D9D4C5" w:sz="4"/>
+            </w:tcBorders>
+            <w:tcMar>
+              <w:top w:type="dxa" w:w="70"/>
+              <w:left w:type="dxa" w:w="110"/>
+              <w:bottom w:type="dxa" w:w="70"/>
+              <w:right w:type="dxa" w:w="110"/>
+            </w:tcMar>
+            <w:vAlign w:val="center"/>
+          </w:tcPr>
+          <w:p>
+            <w:pPr>
+              <w:spacing w:after="0" w:before="0"/>
+            </w:pPr>
+            <w:r>
+              <w:rPr>
+                <w:rFonts w:ascii="Arial" w:cs="Arial" w:eastAsia="Arial" w:hAnsi="Arial"/>
+                <w:color w:val="1B2118"/>
+                <w:sz w:val="18"/>
+                <w:szCs w:val="18"/>
+              </w:rPr>
+              <w:t xml:space="preserve">7.26c</w:t>
+            </w:r>
+          </w:p>
+        </w:tc>
+        <w:tc>
+          <w:tcPr>
+            <w:tcW w:type="dxa" w:w="4377"/>
+            <w:tcBorders>
+              <w:top w:val="single" w:color="D9D4C5" w:sz="4"/>
+              <w:left w:val="single" w:color="D9D4C5" w:sz="4"/>
+              <w:bottom w:val="single" w:color="D9D4C5" w:sz="4"/>
+              <w:right w:val="single" w:color="D9D4C5" w:sz="4"/>
+            </w:tcBorders>
+            <w:tcMar>
+              <w:top w:type="dxa" w:w="70"/>
+              <w:left w:type="dxa" w:w="110"/>
+              <w:bottom w:type="dxa" w:w="70"/>
+              <w:right w:type="dxa" w:w="110"/>
+            </w:tcMar>
+            <w:vAlign w:val="center"/>
+          </w:tcPr>
+          <w:p>
+            <w:pPr>
+              <w:spacing w:after="0" w:before="0"/>
+            </w:pPr>
+            <w:r>
+              <w:rPr>
+                <w:rFonts w:ascii="Arial" w:cs="Arial" w:eastAsia="Arial" w:hAnsi="Arial"/>
+                <w:color w:val="1B2118"/>
+                <w:sz w:val="18"/>
+                <w:szCs w:val="18"/>
+              </w:rPr>
+              <w:t xml:space="preserve">[A] Dopo «Calcola» modificate un'utenza (es. kg di indifferenziato)</w:t>
+            </w:r>
+          </w:p>
+        </w:tc>
+        <w:tc>
+          <w:tcPr>
+            <w:tcW w:type="dxa" w:w="4376"/>
+            <w:tcBorders>
+              <w:top w:val="single" w:color="D9D4C5" w:sz="4"/>
+              <w:left w:val="single" w:color="D9D4C5" w:sz="4"/>
+              <w:bottom w:val="single" w:color="D9D4C5" w:sz="4"/>
+              <w:right w:val="single" w:color="D9D4C5" w:sz="4"/>
+            </w:tcBorders>
+            <w:tcMar>
+              <w:top w:type="dxa" w:w="70"/>
+              <w:left w:type="dxa" w:w="110"/>
+              <w:bottom w:type="dxa" w:w="70"/>
+              <w:right w:type="dxa" w:w="110"/>
+            </w:tcMar>
+            <w:vAlign w:val="center"/>
+          </w:tcPr>
+          <w:p>
+            <w:pPr>
+              <w:spacing w:after="0" w:before="0"/>
+            </w:pPr>
+            <w:r>
+              <w:rPr>
+                <w:rFonts w:ascii="Arial" w:cs="Arial" w:eastAsia="Arial" w:hAnsi="Arial"/>
+                <w:color w:val="1B2118"/>
+                <w:sz w:val="18"/>
+                <w:szCs w:val="18"/>
+              </w:rPr>
+              <w:t xml:space="preserve">Il risultato salvato si azzera; «Conferma calcolo» sparisce finché non si preme di nuovo «Calcola»</w:t>
+            </w:r>
+          </w:p>
+        </w:tc>
+      </w:tr>
+      <w:tr>
+        <w:trPr>
+          <w:cantSplit/>
+        </w:trPr>
+        <w:tc>
+          <w:tcPr>
+            <w:tcW w:type="dxa" w:w="885"/>
+            <w:tcBorders>
+              <w:top w:val="single" w:color="D9D4C5" w:sz="4"/>
+              <w:left w:val="single" w:color="D9D4C5" w:sz="4"/>
+              <w:bottom w:val="single" w:color="D9D4C5" w:sz="4"/>
+              <w:right w:val="single" w:color="D9D4C5" w:sz="4"/>
+            </w:tcBorders>
+            <w:shd w:fill="F6F4EE" w:color="auto" w:val="clear"/>
+            <w:tcMar>
+              <w:top w:type="dxa" w:w="70"/>
+              <w:left w:type="dxa" w:w="110"/>
+              <w:bottom w:type="dxa" w:w="70"/>
+              <w:right w:type="dxa" w:w="110"/>
+            </w:tcMar>
+            <w:vAlign w:val="center"/>
+          </w:tcPr>
+          <w:p>
+            <w:pPr>
+              <w:spacing w:after="0" w:before="0"/>
+            </w:pPr>
+            <w:r>
+              <w:rPr>
+                <w:rFonts w:ascii="Arial" w:cs="Arial" w:eastAsia="Arial" w:hAnsi="Arial"/>
+                <w:color w:val="1B2118"/>
+                <w:sz w:val="18"/>
+                <w:szCs w:val="18"/>
+              </w:rPr>
+              <w:t xml:space="preserve">7.26d</w:t>
+            </w:r>
+          </w:p>
+        </w:tc>
+        <w:tc>
+          <w:tcPr>
+            <w:tcW w:type="dxa" w:w="4377"/>
+            <w:tcBorders>
+              <w:top w:val="single" w:color="D9D4C5" w:sz="4"/>
+              <w:left w:val="single" w:color="D9D4C5" w:sz="4"/>
+              <w:bottom w:val="single" w:color="D9D4C5" w:sz="4"/>
+              <w:right w:val="single" w:color="D9D4C5" w:sz="4"/>
+            </w:tcBorders>
+            <w:shd w:fill="F6F4EE" w:color="auto" w:val="clear"/>
+            <w:tcMar>
+              <w:top w:type="dxa" w:w="70"/>
+              <w:left w:type="dxa" w:w="110"/>
+              <w:bottom w:type="dxa" w:w="70"/>
+              <w:right w:type="dxa" w:w="110"/>
+            </w:tcMar>
+            <w:vAlign w:val="center"/>
+          </w:tcPr>
+          <w:p>
+            <w:pPr>
+              <w:spacing w:after="0" w:before="0"/>
+            </w:pPr>
+            <w:r>
+              <w:rPr>
+                <w:rFonts w:ascii="Arial" w:cs="Arial" w:eastAsia="Arial" w:hAnsi="Arial"/>
+                <w:color w:val="1B2118"/>
+                <w:sz w:val="18"/>
+                <w:szCs w:val="18"/>
+              </w:rPr>
+              <w:t xml:space="preserve">[A] In un calcolo con utenze nel 5a aprite </w:t>
+            </w:r>
+            <w:r>
+              <w:rPr>
+                <w:rFonts w:ascii="Arial" w:cs="Arial" w:eastAsia="Arial" w:hAnsi="Arial"/>
+                <w:b/>
+                <w:bCs/>
+                <w:color w:val="1B2118"/>
+                <w:sz w:val="18"/>
+                <w:szCs w:val="18"/>
+              </w:rPr>
+              <w:t xml:space="preserve">5b. Conferimenti (tracciato)</w:t>
+            </w:r>
+          </w:p>
+        </w:tc>
+        <w:tc>
+          <w:tcPr>
+            <w:tcW w:type="dxa" w:w="4376"/>
+            <w:tcBorders>
+              <w:top w:val="single" w:color="D9D4C5" w:sz="4"/>
+              <w:left w:val="single" w:color="D9D4C5" w:sz="4"/>
+              <w:bottom w:val="single" w:color="D9D4C5" w:sz="4"/>
+              <w:right w:val="single" w:color="D9D4C5" w:sz="4"/>
+            </w:tcBorders>
+            <w:shd w:fill="F6F4EE" w:color="auto" w:val="clear"/>
+            <w:tcMar>
+              <w:top w:type="dxa" w:w="70"/>
+              <w:left w:type="dxa" w:w="110"/>
+              <w:bottom w:type="dxa" w:w="70"/>
+              <w:right w:type="dxa" w:w="110"/>
+            </w:tcMar>
+            <w:vAlign w:val="center"/>
+          </w:tcPr>
+          <w:p>
+            <w:pPr>
+              <w:spacing w:after="0" w:before="0"/>
+            </w:pPr>
+            <w:r>
+              <w:rPr>
+                <w:rFonts w:ascii="Arial" w:cs="Arial" w:eastAsia="Arial" w:hAnsi="Arial"/>
+                <w:color w:val="1B2118"/>
+                <w:sz w:val="18"/>
+                <w:szCs w:val="18"/>
+              </w:rPr>
+              <w:t xml:space="preserve">Riquadro arancione: «Questo calcolo usa le N utenze del passo 5a…»; se ci sono anche conferimenti, tra gli avvisi dei Risultati «… righe di conferimento del passo 5b non sono usate»</w:t>
+            </w:r>
+          </w:p>
+        </w:tc>
+      </w:tr>
+      <w:tr>
+        <w:trPr>
+          <w:cantSplit/>
+        </w:trPr>
+        <w:tc>
+          <w:tcPr>
+            <w:tcW w:type="dxa" w:w="885"/>
+            <w:tcBorders>
+              <w:top w:val="single" w:color="D9D4C5" w:sz="4"/>
+              <w:left w:val="single" w:color="D9D4C5" w:sz="4"/>
+              <w:bottom w:val="single" w:color="D9D4C5" w:sz="4"/>
+              <w:right w:val="single" w:color="D9D4C5" w:sz="4"/>
+            </w:tcBorders>
+            <w:tcMar>
+              <w:top w:type="dxa" w:w="70"/>
+              <w:left w:type="dxa" w:w="110"/>
+              <w:bottom w:type="dxa" w:w="70"/>
+              <w:right w:type="dxa" w:w="110"/>
+            </w:tcMar>
+            <w:vAlign w:val="center"/>
+          </w:tcPr>
+          <w:p>
+            <w:pPr>
+              <w:spacing w:after="0" w:before="0"/>
+            </w:pPr>
+            <w:r>
+              <w:rPr>
+                <w:rFonts w:ascii="Arial" w:cs="Arial" w:eastAsia="Arial" w:hAnsi="Arial"/>
+                <w:color w:val="1B2118"/>
+                <w:sz w:val="18"/>
+                <w:szCs w:val="18"/>
+              </w:rPr>
+              <w:t xml:space="preserve">7.26e</w:t>
+            </w:r>
+          </w:p>
+        </w:tc>
+        <w:tc>
+          <w:tcPr>
+            <w:tcW w:type="dxa" w:w="4377"/>
+            <w:tcBorders>
+              <w:top w:val="single" w:color="D9D4C5" w:sz="4"/>
+              <w:left w:val="single" w:color="D9D4C5" w:sz="4"/>
+              <w:bottom w:val="single" w:color="D9D4C5" w:sz="4"/>
+              <w:right w:val="single" w:color="D9D4C5" w:sz="4"/>
+            </w:tcBorders>
+            <w:tcMar>
+              <w:top w:type="dxa" w:w="70"/>
+              <w:left w:type="dxa" w:w="110"/>
+              <w:bottom w:type="dxa" w:w="70"/>
+              <w:right w:type="dxa" w:w="110"/>
+            </w:tcMar>
+            <w:vAlign w:val="center"/>
+          </w:tcPr>
+          <w:p>
+            <w:pPr>
+              <w:spacing w:after="0" w:before="0"/>
+            </w:pPr>
+            <w:r>
+              <w:rPr>
+                <w:rFonts w:ascii="Arial" w:cs="Arial" w:eastAsia="Arial" w:hAnsi="Arial"/>
+                <w:color w:val="1B2118"/>
+                <w:sz w:val="18"/>
+                <w:szCs w:val="18"/>
+              </w:rPr>
+              <w:t xml:space="preserve">[A] Un calcolo esistente senza utenze nel 5a (solo tracciato): </w:t>
+            </w:r>
+            <w:r>
+              <w:rPr>
+                <w:rFonts w:ascii="Arial" w:cs="Arial" w:eastAsia="Arial" w:hAnsi="Arial"/>
+                <w:b/>
+                <w:bCs/>
+                <w:color w:val="1B2118"/>
+                <w:sz w:val="18"/>
+                <w:szCs w:val="18"/>
+              </w:rPr>
+              <w:t xml:space="preserve">Calcola</w:t>
+            </w:r>
+          </w:p>
+        </w:tc>
+        <w:tc>
+          <w:tcPr>
+            <w:tcW w:type="dxa" w:w="4376"/>
+            <w:tcBorders>
+              <w:top w:val="single" w:color="D9D4C5" w:sz="4"/>
+              <w:left w:val="single" w:color="D9D4C5" w:sz="4"/>
+              <w:bottom w:val="single" w:color="D9D4C5" w:sz="4"/>
+              <w:right w:val="single" w:color="D9D4C5" w:sz="4"/>
+            </w:tcBorders>
+            <w:tcMar>
+              <w:top w:type="dxa" w:w="70"/>
+              <w:left w:type="dxa" w:w="110"/>
+              <w:bottom w:type="dxa" w:w="70"/>
+              <w:right w:type="dxa" w:w="110"/>
+            </w:tcMar>
+            <w:vAlign w:val="center"/>
+          </w:tcPr>
+          <w:p>
+            <w:pPr>
+              <w:spacing w:after="0" w:before="0"/>
+            </w:pPr>
+            <w:r>
+              <w:rPr>
+                <w:rFonts w:ascii="Arial" w:cs="Arial" w:eastAsia="Arial" w:hAnsi="Arial"/>
+                <w:color w:val="1B2118"/>
+                <w:sz w:val="18"/>
+                <w:szCs w:val="18"/>
+              </w:rPr>
+              <w:t xml:space="preserve">Stessi numeri di prima; riga «Banca Dati Utenze: conferimenti del tracciato (passo 5b)»</w:t>
+            </w:r>
+          </w:p>
+        </w:tc>
+      </w:tr>
+      <w:tr>
+        <w:trPr>
+          <w:cantSplit/>
+        </w:trPr>
+        <w:tc>
+          <w:tcPr>
+            <w:tcW w:type="dxa" w:w="885"/>
+            <w:tcBorders>
+              <w:top w:val="single" w:color="D9D4C5" w:sz="4"/>
+              <w:left w:val="single" w:color="D9D4C5" w:sz="4"/>
+              <w:bottom w:val="single" w:color="D9D4C5" w:sz="4"/>
+              <w:right w:val="single" w:color="D9D4C5" w:sz="4"/>
+            </w:tcBorders>
+            <w:shd w:fill="F6F4EE" w:color="auto" w:val="clear"/>
+            <w:tcMar>
+              <w:top w:type="dxa" w:w="70"/>
+              <w:left w:type="dxa" w:w="110"/>
+              <w:bottom w:type="dxa" w:w="70"/>
+              <w:right w:type="dxa" w:w="110"/>
+            </w:tcMar>
+            <w:vAlign w:val="center"/>
+          </w:tcPr>
+          <w:p>
+            <w:pPr>
+              <w:spacing w:after="0" w:before="0"/>
+            </w:pPr>
+            <w:r>
+              <w:rPr>
+                <w:rFonts w:ascii="Arial" w:cs="Arial" w:eastAsia="Arial" w:hAnsi="Arial"/>
+                <w:color w:val="1B2118"/>
+                <w:sz w:val="18"/>
+                <w:szCs w:val="18"/>
+              </w:rPr>
+              <w:t xml:space="preserve">7.26f</w:t>
+            </w:r>
+          </w:p>
+        </w:tc>
+        <w:tc>
+          <w:tcPr>
+            <w:tcW w:type="dxa" w:w="4377"/>
+            <w:tcBorders>
+              <w:top w:val="single" w:color="D9D4C5" w:sz="4"/>
+              <w:left w:val="single" w:color="D9D4C5" w:sz="4"/>
+              <w:bottom w:val="single" w:color="D9D4C5" w:sz="4"/>
+              <w:right w:val="single" w:color="D9D4C5" w:sz="4"/>
+            </w:tcBorders>
+            <w:shd w:fill="F6F4EE" w:color="auto" w:val="clear"/>
+            <w:tcMar>
+              <w:top w:type="dxa" w:w="70"/>
+              <w:left w:type="dxa" w:w="110"/>
+              <w:bottom w:type="dxa" w:w="70"/>
+              <w:right w:type="dxa" w:w="110"/>
+            </w:tcMar>
+            <w:vAlign w:val="center"/>
+          </w:tcPr>
+          <w:p>
+            <w:pPr>
+              <w:spacing w:after="0" w:before="0"/>
+            </w:pPr>
+            <w:r>
+              <w:rPr>
+                <w:rFonts w:ascii="Arial" w:cs="Arial" w:eastAsia="Arial" w:hAnsi="Arial"/>
+                <w:color w:val="1B2118"/>
+                <w:sz w:val="18"/>
+                <w:szCs w:val="18"/>
+              </w:rPr>
+              <w:t xml:space="preserve">[A] </w:t>
+            </w:r>
+            <w:r>
+              <w:rPr>
+                <w:rFonts w:ascii="Arial" w:cs="Arial" w:eastAsia="Arial" w:hAnsi="Arial"/>
+                <w:b/>
+                <w:bCs/>
+                <w:color w:val="1B2118"/>
+                <w:sz w:val="18"/>
+                <w:szCs w:val="18"/>
+              </w:rPr>
+              <w:t xml:space="preserve">Scarica il riepilogo (CSV)</w:t>
+            </w:r>
+            <w:r>
+              <w:rPr>
+                <w:rFonts w:ascii="Arial" w:cs="Arial" w:eastAsia="Arial" w:hAnsi="Arial"/>
+                <w:color w:val="1B2118"/>
+                <w:sz w:val="18"/>
+                <w:szCs w:val="18"/>
+              </w:rPr>
+              <w:t xml:space="preserve"> e </w:t>
+            </w:r>
+            <w:r>
+              <w:rPr>
+                <w:rFonts w:ascii="Arial" w:cs="Arial" w:eastAsia="Arial" w:hAnsi="Arial"/>
+                <w:b/>
+                <w:bCs/>
+                <w:color w:val="1B2118"/>
+                <w:sz w:val="18"/>
+                <w:szCs w:val="18"/>
+              </w:rPr>
+              <w:t xml:space="preserve">Scarica il dettaglio per utenza (CSV)</w:t>
+            </w:r>
+          </w:p>
+        </w:tc>
+        <w:tc>
+          <w:tcPr>
+            <w:tcW w:type="dxa" w:w="4376"/>
+            <w:tcBorders>
+              <w:top w:val="single" w:color="D9D4C5" w:sz="4"/>
+              <w:left w:val="single" w:color="D9D4C5" w:sz="4"/>
+              <w:bottom w:val="single" w:color="D9D4C5" w:sz="4"/>
+              <w:right w:val="single" w:color="D9D4C5" w:sz="4"/>
+            </w:tcBorders>
+            <w:shd w:fill="F6F4EE" w:color="auto" w:val="clear"/>
+            <w:tcMar>
+              <w:top w:type="dxa" w:w="70"/>
+              <w:left w:type="dxa" w:w="110"/>
+              <w:bottom w:type="dxa" w:w="70"/>
+              <w:right w:type="dxa" w:w="110"/>
+            </w:tcMar>
+            <w:vAlign w:val="center"/>
+          </w:tcPr>
+          <w:p>
+            <w:pPr>
+              <w:spacing w:after="0" w:before="0"/>
+            </w:pPr>
+            <w:r>
+              <w:rPr>
+                <w:rFonts w:ascii="Arial" w:cs="Arial" w:eastAsia="Arial" w:hAnsi="Arial"/>
+                <w:color w:val="1B2118"/>
+                <w:sz w:val="18"/>
+                <w:szCs w:val="18"/>
+              </w:rPr>
+              <w:t xml:space="preserve">Il riepilogo ha le voci «Banca Dati Utenze» e «Utenze escluse»; il dettaglio ha i codici delle utenze, nessun nome né indirizzo</w:t>
             </w:r>
           </w:p>
         </w:tc>
@@ -34755,7 +35627,7 @@
         <w:szCs w:val="16"/>
       </w:rPr>
       <w:tab/>
-      <w:t xml:space="preserve">Manuale Test · Rev. 3.19 · 22/10/2026</w:t>
+      <w:t xml:space="preserve">Manuale Test · Rev. 3.20 · 23/10/2026</w:t>
     </w:r>
   </w:p>
 </w:hdr>
@@ -34820,7 +35692,7 @@
         <w:szCs w:val="16"/>
       </w:rPr>
       <w:tab/>
-      <w:t xml:space="preserve">Manuale Test · Rev. 3.19 · 22/10/2026</w:t>
+      <w:t xml:space="preserve">Manuale Test · Rev. 3.20 · 23/10/2026</w:t>
     </w:r>
   </w:p>
 </w:hdr>

--- a/public/documentazione/Manuale_Test_Portale_CWP.docx
+++ b/public/documentazione/Manuale_Test_Portale_CWP.docx
@@ -302,7 +302,7 @@
                 <w:sz w:val="20"/>
                 <w:szCs w:val="20"/>
               </w:rPr>
-              <w:t xml:space="preserve">Rev. 3.20</w:t>
+              <w:t xml:space="preserve">Rev. 3.21</w:t>
             </w:r>
           </w:p>
         </w:tc>
@@ -719,7 +719,7 @@
                 <w:sz w:val="18"/>
                 <w:szCs w:val="18"/>
               </w:rPr>
-              <w:t xml:space="preserve">3.20</w:t>
+              <w:t xml:space="preserve">3.21</w:t>
             </w:r>
           </w:p>
         </w:tc>
@@ -783,7 +783,7 @@
                 <w:sz w:val="18"/>
                 <w:szCs w:val="18"/>
               </w:rPr>
-              <w:t xml:space="preserve">Prove 7.26-7.26f: utenze del passo 5a nel calcolo, esclusioni, conferma, riquadro del 5b, calcoli solo tracciato, CSV.</w:t>
+              <w:t xml:space="preserve">Prove 10.10m-10.10p: valore dei crediti in Dashboard e per i Comuni, prezzo di riferimento.</w:t>
             </w:r>
           </w:p>
         </w:tc>
@@ -853,7 +853,7 @@
                 <w:sz w:val="18"/>
                 <w:szCs w:val="18"/>
               </w:rPr>
-              <w:t xml:space="preserve">3.19</w:t>
+              <w:t xml:space="preserve">3.20</w:t>
             </w:r>
           </w:p>
         </w:tc>
@@ -886,7 +886,7 @@
                 <w:sz w:val="18"/>
                 <w:szCs w:val="18"/>
               </w:rPr>
-              <w:t xml:space="preserve">22/10/2026</w:t>
+              <w:t xml:space="preserve">23/10/2026</w:t>
             </w:r>
           </w:p>
         </w:tc>
@@ -919,7 +919,7 @@
                 <w:sz w:val="18"/>
                 <w:szCs w:val="18"/>
               </w:rPr>
-              <w:t xml:space="preserve">Prove 7.25-7.25e (Banca Dati Utenze).</w:t>
+              <w:t xml:space="preserve">Prove 7.26-7.26f: utenze del passo 5a nel calcolo, esclusioni, conferma, riquadro del 5b, calcoli solo tracciato, CSV.</w:t>
             </w:r>
           </w:p>
         </w:tc>
@@ -989,7 +989,7 @@
                 <w:sz w:val="18"/>
                 <w:szCs w:val="18"/>
               </w:rPr>
-              <w:t xml:space="preserve">3.18</w:t>
+              <w:t xml:space="preserve">3.19</w:t>
             </w:r>
           </w:p>
         </w:tc>
@@ -1053,7 +1053,7 @@
                 <w:sz w:val="18"/>
                 <w:szCs w:val="18"/>
               </w:rPr>
-              <w:t xml:space="preserve">Prove 10.10g-10.10l (navigazione da smartphone).</w:t>
+              <w:t xml:space="preserve">Prove 7.25-7.25e (Banca Dati Utenze).</w:t>
             </w:r>
           </w:p>
         </w:tc>
@@ -1123,7 +1123,7 @@
                 <w:sz w:val="18"/>
                 <w:szCs w:val="18"/>
               </w:rPr>
-              <w:t xml:space="preserve">3.17</w:t>
+              <w:t xml:space="preserve">3.18</w:t>
             </w:r>
           </w:p>
         </w:tc>
@@ -1189,7 +1189,7 @@
                 <w:sz w:val="18"/>
                 <w:szCs w:val="18"/>
               </w:rPr>
-              <w:t xml:space="preserve">Prove dei rilievi N01-N06: 1.2d, 4.1, 4.9-4.9d, 5.0, 5.1c, 7.24, 8b.7d, 8b.7f, 10.10f; nota sull'attesa di 30 giorni.</w:t>
+              <w:t xml:space="preserve">Prove 10.10g-10.10l (navigazione da smartphone).</w:t>
             </w:r>
           </w:p>
         </w:tc>
@@ -1259,7 +1259,7 @@
                 <w:sz w:val="18"/>
                 <w:szCs w:val="18"/>
               </w:rPr>
-              <w:t xml:space="preserve">3.16</w:t>
+              <w:t xml:space="preserve">3.17</w:t>
             </w:r>
           </w:p>
         </w:tc>
@@ -1291,7 +1291,7 @@
                 <w:sz w:val="18"/>
                 <w:szCs w:val="18"/>
               </w:rPr>
-              <w:t xml:space="preserve">21/10/2026</w:t>
+              <w:t xml:space="preserve">22/10/2026</w:t>
             </w:r>
           </w:p>
         </w:tc>
@@ -1323,7 +1323,7 @@
                 <w:sz w:val="18"/>
                 <w:szCs w:val="18"/>
               </w:rPr>
-              <w:t xml:space="preserve">Prove 10.10d-10.10e (barra a LED, loghi); nomi Notizie CO2. Prova 10.15h (pallino verde).</w:t>
+              <w:t xml:space="preserve">Prove dei rilievi N01-N06: 1.2d, 4.1, 4.9-4.9d, 5.0, 5.1c, 7.24, 8b.7d, 8b.7f, 10.10f; nota sull'attesa di 30 giorni.</w:t>
             </w:r>
           </w:p>
         </w:tc>
@@ -1393,7 +1393,7 @@
                 <w:sz w:val="18"/>
                 <w:szCs w:val="18"/>
               </w:rPr>
-              <w:t xml:space="preserve">3.15</w:t>
+              <w:t xml:space="preserve">3.16</w:t>
             </w:r>
           </w:p>
         </w:tc>
@@ -1459,7 +1459,7 @@
                 <w:sz w:val="18"/>
                 <w:szCs w:val="18"/>
               </w:rPr>
-              <w:t xml:space="preserve">Prove 10.15-10.15g (News).</w:t>
+              <w:t xml:space="preserve">Prove 10.10d-10.10e (barra a LED, loghi); nomi Notizie CO2. Prova 10.15h (pallino verde).</w:t>
             </w:r>
           </w:p>
         </w:tc>
@@ -1529,7 +1529,7 @@
                 <w:sz w:val="18"/>
                 <w:szCs w:val="18"/>
               </w:rPr>
-              <w:t xml:space="preserve">3.14</w:t>
+              <w:t xml:space="preserve">3.15</w:t>
             </w:r>
           </w:p>
         </w:tc>
@@ -1593,7 +1593,7 @@
                 <w:sz w:val="18"/>
                 <w:szCs w:val="18"/>
               </w:rPr>
-              <w:t xml:space="preserve">Prove 8b.7 aggiornata e 8b.7b (PDF della simulazione completo).</w:t>
+              <w:t xml:space="preserve">Prove 10.15-10.15g (News).</w:t>
             </w:r>
           </w:p>
         </w:tc>
@@ -1663,7 +1663,7 @@
                 <w:sz w:val="18"/>
                 <w:szCs w:val="18"/>
               </w:rPr>
-              <w:t xml:space="preserve">3.13</w:t>
+              <w:t xml:space="preserve">3.14</w:t>
             </w:r>
           </w:p>
         </w:tc>
@@ -1729,7 +1729,7 @@
                 <w:sz w:val="18"/>
                 <w:szCs w:val="18"/>
               </w:rPr>
-              <w:t xml:space="preserve">Prove 10.11e (pratica aperta) e 10.11f (Operatore).</w:t>
+              <w:t xml:space="preserve">Prove 8b.7 aggiornata e 8b.7b (PDF della simulazione completo).</w:t>
             </w:r>
           </w:p>
         </w:tc>
@@ -1799,7 +1799,7 @@
                 <w:sz w:val="18"/>
                 <w:szCs w:val="18"/>
               </w:rPr>
-              <w:t xml:space="preserve">3.12</w:t>
+              <w:t xml:space="preserve">3.13</w:t>
             </w:r>
           </w:p>
         </w:tc>
@@ -1863,7 +1863,7 @@
                 <w:sz w:val="18"/>
                 <w:szCs w:val="18"/>
               </w:rPr>
-              <w:t xml:space="preserve">Prova 7.23: caratteri incorporati nei PDF (R08).</w:t>
+              <w:t xml:space="preserve">Prove 10.11e (pratica aperta) e 10.11f (Operatore).</w:t>
             </w:r>
           </w:p>
         </w:tc>
@@ -1933,7 +1933,7 @@
                 <w:sz w:val="18"/>
                 <w:szCs w:val="18"/>
               </w:rPr>
-              <w:t xml:space="preserve">3.11</w:t>
+              <w:t xml:space="preserve">3.12</w:t>
             </w:r>
           </w:p>
         </w:tc>
@@ -1999,7 +1999,7 @@
                 <w:sz w:val="18"/>
                 <w:szCs w:val="18"/>
               </w:rPr>
-              <w:t xml:space="preserve">Le segnalazioni del collaudo confluiscono nel Registro issue e test.</w:t>
+              <w:t xml:space="preserve">Prova 7.23: caratteri incorporati nei PDF (R08).</w:t>
             </w:r>
           </w:p>
         </w:tc>
@@ -2069,7 +2069,7 @@
                 <w:sz w:val="18"/>
                 <w:szCs w:val="18"/>
               </w:rPr>
-              <w:t xml:space="preserve">3.10</w:t>
+              <w:t xml:space="preserve">3.11</w:t>
             </w:r>
           </w:p>
         </w:tc>
@@ -2133,7 +2133,7 @@
                 <w:sz w:val="18"/>
                 <w:szCs w:val="18"/>
               </w:rPr>
-              <w:t xml:space="preserve">Collaudo V05: prova 10.5 aggiornata (account disattivato) e nuova 10.5b (testi lunghi nell'Audit).</w:t>
+              <w:t xml:space="preserve">Le segnalazioni del collaudo confluiscono nel Registro issue e test.</w:t>
             </w:r>
           </w:p>
         </w:tc>
@@ -2203,7 +2203,7 @@
                 <w:sz w:val="18"/>
                 <w:szCs w:val="18"/>
               </w:rPr>
-              <w:t xml:space="preserve">3.9</w:t>
+              <w:t xml:space="preserve">3.10</w:t>
             </w:r>
           </w:p>
         </w:tc>
@@ -2236,7 +2236,7 @@
                 <w:sz w:val="18"/>
                 <w:szCs w:val="18"/>
               </w:rPr>
-              <w:t xml:space="preserve">20/10/2026</w:t>
+              <w:t xml:space="preserve">21/10/2026</w:t>
             </w:r>
           </w:p>
         </w:tc>
@@ -2269,7 +2269,7 @@
                 <w:sz w:val="18"/>
                 <w:szCs w:val="18"/>
               </w:rPr>
-              <w:t xml:space="preserve">Prove del collaudo V01: 7.17-7.22 (negativi, date inesistenti, buffer, conferma senza Banca Dati, percentuali nel CSV, formule nei CSV) e 8b.5-8b.5e, 8b.9b (simulatore e audit degli scenari).</w:t>
+              <w:t xml:space="preserve">Collaudo V05: prova 10.5 aggiornata (account disattivato) e nuova 10.5b (testi lunghi nell'Audit).</w:t>
             </w:r>
           </w:p>
         </w:tc>
@@ -2339,7 +2339,7 @@
                 <w:sz w:val="18"/>
                 <w:szCs w:val="18"/>
               </w:rPr>
-              <w:t xml:space="preserve">3.8</w:t>
+              <w:t xml:space="preserve">3.9</w:t>
             </w:r>
           </w:p>
         </w:tc>
@@ -2403,7 +2403,7 @@
                 <w:sz w:val="18"/>
                 <w:szCs w:val="18"/>
               </w:rPr>
-              <w:t xml:space="preserve">Prove 10.14-10.14d (sicurezza).</w:t>
+              <w:t xml:space="preserve">Prove del collaudo V01: 7.17-7.22 (negativi, date inesistenti, buffer, conferma senza Banca Dati, percentuali nel CSV, formule nei CSV) e 8b.5-8b.5e, 8b.9b (simulatore e audit degli scenari).</w:t>
             </w:r>
           </w:p>
         </w:tc>
@@ -2473,7 +2473,7 @@
                 <w:sz w:val="18"/>
                 <w:szCs w:val="18"/>
               </w:rPr>
-              <w:t xml:space="preserve">3.7</w:t>
+              <w:t xml:space="preserve">3.8</w:t>
             </w:r>
           </w:p>
         </w:tc>
@@ -2539,7 +2539,7 @@
                 <w:sz w:val="18"/>
                 <w:szCs w:val="18"/>
               </w:rPr>
-              <w:t xml:space="preserve">Prove 10.6b (menu Amministratori) e 10.7 (menu enti).</w:t>
+              <w:t xml:space="preserve">Prove 10.14-10.14d (sicurezza).</w:t>
             </w:r>
           </w:p>
         </w:tc>
@@ -2609,7 +2609,7 @@
                 <w:sz w:val="18"/>
                 <w:szCs w:val="18"/>
               </w:rPr>
-              <w:t xml:space="preserve">3.6</w:t>
+              <w:t xml:space="preserve">3.7</w:t>
             </w:r>
           </w:p>
         </w:tc>
@@ -2673,7 +2673,7 @@
                 <w:sz w:val="18"/>
                 <w:szCs w:val="18"/>
               </w:rPr>
-              <w:t xml:space="preserve">Sezione «Audit User». Voce «Marketplaces» in arrivo.</w:t>
+              <w:t xml:space="preserve">Prove 10.6b (menu Amministratori) e 10.7 (menu enti).</w:t>
             </w:r>
           </w:p>
         </w:tc>
@@ -2743,7 +2743,7 @@
                 <w:sz w:val="18"/>
                 <w:szCs w:val="18"/>
               </w:rPr>
-              <w:t xml:space="preserve">3.5</w:t>
+              <w:t xml:space="preserve">3.6</w:t>
             </w:r>
           </w:p>
         </w:tc>
@@ -2809,7 +2809,7 @@
                 <w:sz w:val="18"/>
                 <w:szCs w:val="18"/>
               </w:rPr>
-              <w:t xml:space="preserve">Prove 10.12b-10.13d (Audit trail user).</w:t>
+              <w:t xml:space="preserve">Sezione «Audit User». Voce «Marketplaces» in arrivo.</w:t>
             </w:r>
           </w:p>
         </w:tc>
@@ -2879,7 +2879,7 @@
                 <w:sz w:val="18"/>
                 <w:szCs w:val="18"/>
               </w:rPr>
-              <w:t xml:space="preserve">3.4</w:t>
+              <w:t xml:space="preserve">3.5</w:t>
             </w:r>
           </w:p>
         </w:tc>
@@ -2943,7 +2943,7 @@
                 <w:sz w:val="18"/>
                 <w:szCs w:val="18"/>
               </w:rPr>
-              <w:t xml:space="preserve">Prove 8b.7-8b.7e (PDF, Excel, telefono), 10.12 (utenti online), 10.11d.</w:t>
+              <w:t xml:space="preserve">Prove 10.12b-10.13d (Audit trail user).</w:t>
             </w:r>
           </w:p>
         </w:tc>
@@ -3013,7 +3013,7 @@
                 <w:sz w:val="18"/>
                 <w:szCs w:val="18"/>
               </w:rPr>
-              <w:t xml:space="preserve">3.3</w:t>
+              <w:t xml:space="preserve">3.4</w:t>
             </w:r>
           </w:p>
         </w:tc>
@@ -3046,7 +3046,7 @@
                 <w:sz w:val="18"/>
                 <w:szCs w:val="18"/>
               </w:rPr>
-              <w:t xml:space="preserve">19/10/2026</w:t>
+              <w:t xml:space="preserve">20/10/2026</w:t>
             </w:r>
           </w:p>
         </w:tc>
@@ -3079,7 +3079,7 @@
                 <w:sz w:val="18"/>
                 <w:szCs w:val="18"/>
               </w:rPr>
-              <w:t xml:space="preserve">Prova 10.11: messaggio d'attesa «Un attimo…».</w:t>
+              <w:t xml:space="preserve">Prove 8b.7-8b.7e (PDF, Excel, telefono), 10.12 (utenti online), 10.11d.</w:t>
             </w:r>
           </w:p>
         </w:tc>
@@ -3149,7 +3149,7 @@
                 <w:sz w:val="18"/>
                 <w:szCs w:val="18"/>
               </w:rPr>
-              <w:t xml:space="preserve">3.2</w:t>
+              <w:t xml:space="preserve">3.3</w:t>
             </w:r>
           </w:p>
         </w:tc>
@@ -3213,7 +3213,7 @@
                 <w:sz w:val="18"/>
                 <w:szCs w:val="18"/>
               </w:rPr>
-              <w:t xml:space="preserve">Prova 10.11 aggiornata con l'assistente attivo e i messaggi d'errore della Console.</w:t>
+              <w:t xml:space="preserve">Prova 10.11: messaggio d'attesa «Un attimo…».</w:t>
             </w:r>
           </w:p>
         </w:tc>
@@ -3283,7 +3283,7 @@
                 <w:sz w:val="18"/>
                 <w:szCs w:val="18"/>
               </w:rPr>
-              <w:t xml:space="preserve">3.1</w:t>
+              <w:t xml:space="preserve">3.2</w:t>
             </w:r>
           </w:p>
         </w:tc>
@@ -3349,7 +3349,7 @@
                 <w:sz w:val="18"/>
                 <w:szCs w:val="18"/>
               </w:rPr>
-              <w:t xml:space="preserve">Prove 10.11-10.11c: assistente virtuale e documenti ufficiali.</w:t>
+              <w:t xml:space="preserve">Prova 10.11 aggiornata con l'assistente attivo e i messaggi d'errore della Console.</w:t>
             </w:r>
           </w:p>
         </w:tc>
@@ -3419,7 +3419,7 @@
                 <w:sz w:val="18"/>
                 <w:szCs w:val="18"/>
               </w:rPr>
-              <w:t xml:space="preserve">3.0</w:t>
+              <w:t xml:space="preserve">3.1</w:t>
             </w:r>
           </w:p>
         </w:tc>
@@ -3483,7 +3483,7 @@
                 <w:sz w:val="18"/>
                 <w:szCs w:val="18"/>
               </w:rPr>
-              <w:t xml:space="preserve">Prova 10.10c: ordinamento.</w:t>
+              <w:t xml:space="preserve">Prove 10.11-10.11c: assistente virtuale e documenti ufficiali.</w:t>
             </w:r>
           </w:p>
         </w:tc>
@@ -3553,7 +3553,7 @@
                 <w:sz w:val="18"/>
                 <w:szCs w:val="18"/>
               </w:rPr>
-              <w:t xml:space="preserve">2.9</w:t>
+              <w:t xml:space="preserve">3.0</w:t>
             </w:r>
           </w:p>
         </w:tc>
@@ -3619,7 +3619,7 @@
                 <w:sz w:val="18"/>
                 <w:szCs w:val="18"/>
               </w:rPr>
-              <w:t xml:space="preserve">Prove 8b.3b e 8b.3c: metodo per utenza, buffer e taratura.</w:t>
+              <w:t xml:space="preserve">Prova 10.10c: ordinamento.</w:t>
             </w:r>
           </w:p>
         </w:tc>
@@ -3689,7 +3689,7 @@
                 <w:sz w:val="18"/>
                 <w:szCs w:val="18"/>
               </w:rPr>
-              <w:t xml:space="preserve">2.8</w:t>
+              <w:t xml:space="preserve">2.9</w:t>
             </w:r>
           </w:p>
         </w:tc>
@@ -3753,7 +3753,7 @@
                 <w:sz w:val="18"/>
                 <w:szCs w:val="18"/>
               </w:rPr>
-              <w:t xml:space="preserve">Prova 10.10b: barra a LED della Dashboard.</w:t>
+              <w:t xml:space="preserve">Prove 8b.3b e 8b.3c: metodo per utenza, buffer e taratura.</w:t>
             </w:r>
           </w:p>
         </w:tc>
@@ -3823,7 +3823,7 @@
                 <w:sz w:val="18"/>
                 <w:szCs w:val="18"/>
               </w:rPr>
-              <w:t xml:space="preserve">2.7</w:t>
+              <w:t xml:space="preserve">2.8</w:t>
             </w:r>
           </w:p>
         </w:tc>
@@ -3889,7 +3889,7 @@
                 <w:sz w:val="18"/>
                 <w:szCs w:val="18"/>
               </w:rPr>
-              <w:t xml:space="preserve">Prova 1.3d: eliminazione di un utente mai attivo.</w:t>
+              <w:t xml:space="preserve">Prova 10.10b: barra a LED della Dashboard.</w:t>
             </w:r>
           </w:p>
         </w:tc>
@@ -3959,7 +3959,7 @@
                 <w:sz w:val="18"/>
                 <w:szCs w:val="18"/>
               </w:rPr>
-              <w:t xml:space="preserve">2.6</w:t>
+              <w:t xml:space="preserve">2.7</w:t>
             </w:r>
           </w:p>
         </w:tc>
@@ -4023,7 +4023,7 @@
                 <w:sz w:val="18"/>
                 <w:szCs w:val="18"/>
               </w:rPr>
-              <w:t xml:space="preserve">Prove 1.3 e 1.3c: email con le credenziali.</w:t>
+              <w:t xml:space="preserve">Prova 1.3d: eliminazione di un utente mai attivo.</w:t>
             </w:r>
           </w:p>
         </w:tc>
@@ -4093,7 +4093,7 @@
                 <w:sz w:val="18"/>
                 <w:szCs w:val="18"/>
               </w:rPr>
-              <w:t xml:space="preserve">2.5</w:t>
+              <w:t xml:space="preserve">2.6</w:t>
             </w:r>
           </w:p>
         </w:tc>
@@ -4159,7 +4159,7 @@
                 <w:sz w:val="18"/>
                 <w:szCs w:val="18"/>
               </w:rPr>
-              <w:t xml:space="preserve">Prove 1.3a-1.3a3: nomina di un Amministratore e protezione del principale.</w:t>
+              <w:t xml:space="preserve">Prove 1.3 e 1.3c: email con le credenziali.</w:t>
             </w:r>
           </w:p>
         </w:tc>
@@ -4229,7 +4229,7 @@
                 <w:sz w:val="18"/>
                 <w:szCs w:val="18"/>
               </w:rPr>
-              <w:t xml:space="preserve">2.4</w:t>
+              <w:t xml:space="preserve">2.5</w:t>
             </w:r>
           </w:p>
         </w:tc>
@@ -4293,7 +4293,7 @@
                 <w:sz w:val="18"/>
                 <w:szCs w:val="18"/>
               </w:rPr>
-              <w:t xml:space="preserve">Prove 8b.7c e 8b.7d: costi Caso 1 e Caso 2.</w:t>
+              <w:t xml:space="preserve">Prove 1.3a-1.3a3: nomina di un Amministratore e protezione del principale.</w:t>
             </w:r>
           </w:p>
         </w:tc>
@@ -4363,7 +4363,7 @@
                 <w:sz w:val="18"/>
                 <w:szCs w:val="18"/>
               </w:rPr>
-              <w:t xml:space="preserve">2.3</w:t>
+              <w:t xml:space="preserve">2.4</w:t>
             </w:r>
           </w:p>
         </w:tc>
@@ -4429,7 +4429,7 @@
                 <w:sz w:val="18"/>
                 <w:szCs w:val="18"/>
               </w:rPr>
-              <w:t xml:space="preserve">Prova 8b.7b aggiornata: valore del credito anno per anno.</w:t>
+              <w:t xml:space="preserve">Prove 8b.7c e 8b.7d: costi Caso 1 e Caso 2.</w:t>
             </w:r>
           </w:p>
         </w:tc>
@@ -4499,7 +4499,7 @@
                 <w:sz w:val="18"/>
                 <w:szCs w:val="18"/>
               </w:rPr>
-              <w:t xml:space="preserve">2.2</w:t>
+              <w:t xml:space="preserve">2.3</w:t>
             </w:r>
           </w:p>
         </w:tc>
@@ -4563,7 +4563,7 @@
                 <w:sz w:val="18"/>
                 <w:szCs w:val="18"/>
               </w:rPr>
-              <w:t xml:space="preserve">Prova 8b.7b della simulazione economica (ricavi e costi per il Comune).</w:t>
+              <w:t xml:space="preserve">Prova 8b.7b aggiornata: valore del credito anno per anno.</w:t>
             </w:r>
           </w:p>
         </w:tc>
@@ -4633,7 +4633,7 @@
                 <w:sz w:val="18"/>
                 <w:szCs w:val="18"/>
               </w:rPr>
-              <w:t xml:space="preserve">2.1</w:t>
+              <w:t xml:space="preserve">2.2</w:t>
             </w:r>
           </w:p>
         </w:tc>
@@ -4699,7 +4699,7 @@
                 <w:sz w:val="18"/>
                 <w:szCs w:val="18"/>
               </w:rPr>
-              <w:t xml:space="preserve">Prove 8b.2b e 8b.2c (scenario di riferimento e situazione attuale).</w:t>
+              <w:t xml:space="preserve">Prova 8b.7b della simulazione economica (ricavi e costi per il Comune).</w:t>
             </w:r>
           </w:p>
         </w:tc>
@@ -4769,7 +4769,7 @@
                 <w:sz w:val="18"/>
                 <w:szCs w:val="18"/>
               </w:rPr>
-              <w:t xml:space="preserve">2.0</w:t>
+              <w:t xml:space="preserve">2.1</w:t>
             </w:r>
           </w:p>
         </w:tc>
@@ -4833,7 +4833,7 @@
                 <w:sz w:val="18"/>
                 <w:szCs w:val="18"/>
               </w:rPr>
-              <w:t xml:space="preserve">Prove 8b del simulatore di scenari.</w:t>
+              <w:t xml:space="preserve">Prove 8b.2b e 8b.2c (scenario di riferimento e situazione attuale).</w:t>
             </w:r>
           </w:p>
         </w:tc>
@@ -4903,7 +4903,7 @@
                 <w:sz w:val="18"/>
                 <w:szCs w:val="18"/>
               </w:rPr>
-              <w:t xml:space="preserve">1.9</w:t>
+              <w:t xml:space="preserve">2.0</w:t>
             </w:r>
           </w:p>
         </w:tc>
@@ -4969,7 +4969,7 @@
                 <w:sz w:val="18"/>
                 <w:szCs w:val="18"/>
               </w:rPr>
-              <w:t xml:space="preserve">In sviluppo: simulatore di scenari e assistente virtuale.</w:t>
+              <w:t xml:space="preserve">Prove 8b del simulatore di scenari.</w:t>
             </w:r>
           </w:p>
         </w:tc>
@@ -5039,7 +5039,7 @@
                 <w:sz w:val="18"/>
                 <w:szCs w:val="18"/>
               </w:rPr>
-              <w:t xml:space="preserve">1.8</w:t>
+              <w:t xml:space="preserve">1.9</w:t>
             </w:r>
           </w:p>
         </w:tc>
@@ -5103,7 +5103,7 @@
                 <w:sz w:val="18"/>
                 <w:szCs w:val="18"/>
               </w:rPr>
-              <w:t xml:space="preserve">Tolto il limite noto sull'incarico del soggetto promotore del programma.</w:t>
+              <w:t xml:space="preserve">In sviluppo: simulatore di scenari e assistente virtuale.</w:t>
             </w:r>
           </w:p>
         </w:tc>
@@ -5173,7 +5173,7 @@
                 <w:sz w:val="18"/>
                 <w:szCs w:val="18"/>
               </w:rPr>
-              <w:t xml:space="preserve">1.7</w:t>
+              <w:t xml:space="preserve">1.8</w:t>
             </w:r>
           </w:p>
         </w:tc>
@@ -5206,7 +5206,7 @@
                 <w:sz w:val="18"/>
                 <w:szCs w:val="18"/>
               </w:rPr>
-              <w:t xml:space="preserve">18/10/2026</w:t>
+              <w:t xml:space="preserve">19/10/2026</w:t>
             </w:r>
           </w:p>
         </w:tc>
@@ -5239,7 +5239,7 @@
                 <w:sz w:val="18"/>
                 <w:szCs w:val="18"/>
               </w:rPr>
-              <w:t xml:space="preserve">Percorso di prova esteso alle funzioni dell'allineamento ai documenti CWP: territorio ISTAT, stati del Programma, Rapporto a 7 fasi, tariffe e sospensione, accuratezza, ritiro, account unico, crediti emessi, reclami, pagina pubblica, qualità dei dati.</w:t>
+              <w:t xml:space="preserve">Tolto il limite noto sull'incarico del soggetto promotore del programma.</w:t>
             </w:r>
           </w:p>
         </w:tc>
@@ -5309,7 +5309,7 @@
                 <w:sz w:val="18"/>
                 <w:szCs w:val="18"/>
               </w:rPr>
-              <w:t xml:space="preserve">1.6</w:t>
+              <w:t xml:space="preserve">1.7</w:t>
             </w:r>
           </w:p>
         </w:tc>
@@ -5373,7 +5373,7 @@
                 <w:sz w:val="18"/>
                 <w:szCs w:val="18"/>
               </w:rPr>
-              <w:t xml:space="preserve">Glossario: descrizione corretta del buffer (al massimo 80%).</w:t>
+              <w:t xml:space="preserve">Percorso di prova esteso alle funzioni dell'allineamento ai documenti CWP: territorio ISTAT, stati del Programma, Rapporto a 7 fasi, tariffe e sospensione, accuratezza, ritiro, account unico, crediti emessi, reclami, pagina pubblica, qualità dei dati.</w:t>
             </w:r>
           </w:p>
         </w:tc>
@@ -5443,7 +5443,7 @@
                 <w:sz w:val="18"/>
                 <w:szCs w:val="18"/>
               </w:rPr>
-              <w:t xml:space="preserve">1.5</w:t>
+              <w:t xml:space="preserve">1.6</w:t>
             </w:r>
           </w:p>
         </w:tc>
@@ -5509,7 +5509,7 @@
                 <w:sz w:val="18"/>
                 <w:szCs w:val="18"/>
               </w:rPr>
-              <w:t xml:space="preserve">Nuove prove 1.2b, 1.8, 3.7, 4.1b, 6.4, 6.5; prove 1.6, 1.7, 3.2, 4.1, 4.6, 5.4 e 6.3 aggiornate (anagrafiche, documenti richiesti, consultazione, Rapporti a 4 fasi, conservazione, fascicolo).</w:t>
+              <w:t xml:space="preserve">Glossario: descrizione corretta del buffer (al massimo 80%).</w:t>
             </w:r>
           </w:p>
         </w:tc>
@@ -5579,7 +5579,7 @@
                 <w:sz w:val="18"/>
                 <w:szCs w:val="18"/>
               </w:rPr>
-              <w:t xml:space="preserve">1.4</w:t>
+              <w:t xml:space="preserve">1.5</w:t>
             </w:r>
           </w:p>
         </w:tc>
@@ -5643,7 +5643,7 @@
                 <w:sz w:val="18"/>
                 <w:szCs w:val="18"/>
               </w:rPr>
-              <w:t xml:space="preserve">Nuova prova 7.12 (risultato azzerato dopo una modifica dei dati); prove successive del blocco 7 rinumerate; prova 8.4 estesa.</w:t>
+              <w:t xml:space="preserve">Nuove prove 1.2b, 1.8, 3.7, 4.1b, 6.4, 6.5; prove 1.6, 1.7, 3.2, 4.1, 4.6, 5.4 e 6.3 aggiornate (anagrafiche, documenti richiesti, consultazione, Rapporti a 4 fasi, conservazione, fascicolo).</w:t>
             </w:r>
           </w:p>
         </w:tc>
@@ -5713,7 +5713,7 @@
                 <w:sz w:val="18"/>
                 <w:szCs w:val="18"/>
               </w:rPr>
-              <w:t xml:space="preserve">1.3</w:t>
+              <w:t xml:space="preserve">1.4</w:t>
             </w:r>
           </w:p>
         </w:tc>
@@ -5779,7 +5779,7 @@
                 <w:sz w:val="18"/>
                 <w:szCs w:val="18"/>
               </w:rPr>
-              <w:t xml:space="preserve">Prove del rapporto PDF, del numero di registro e del registro dei crediti con le nuove versioni.</w:t>
+              <w:t xml:space="preserve">Nuova prova 7.12 (risultato azzerato dopo una modifica dei dati); prove successive del blocco 7 rinumerate; prova 8.4 estesa.</w:t>
             </w:r>
           </w:p>
         </w:tc>
@@ -5849,7 +5849,7 @@
                 <w:sz w:val="18"/>
                 <w:szCs w:val="18"/>
               </w:rPr>
-              <w:t xml:space="preserve">1.2</w:t>
+              <w:t xml:space="preserve">1.3</w:t>
             </w:r>
           </w:p>
         </w:tc>
@@ -5913,7 +5913,7 @@
                 <w:sz w:val="18"/>
                 <w:szCs w:val="18"/>
               </w:rPr>
-              <w:t xml:space="preserve">Calcolo crediti: prove di import del tracciato con i file di esempio (compilato, letture, dati personali) e dei controlli di coerenza.</w:t>
+              <w:t xml:space="preserve">Prove del rapporto PDF, del numero di registro e del registro dei crediti con le nuove versioni.</w:t>
             </w:r>
           </w:p>
         </w:tc>
@@ -5983,7 +5983,7 @@
                 <w:sz w:val="18"/>
                 <w:szCs w:val="18"/>
               </w:rPr>
-              <w:t xml:space="preserve">1.1</w:t>
+              <w:t xml:space="preserve">1.2</w:t>
             </w:r>
           </w:p>
         </w:tc>
@@ -6049,7 +6049,7 @@
                 <w:sz w:val="18"/>
                 <w:szCs w:val="18"/>
               </w:rPr>
-              <w:t xml:space="preserve">Prove per Enti di Validazione, modelli, note di fase, messaggi, pagamenti visibili al Comune, pratica sospesa, consultazione pubblica con conferma dell'email, limiti di invio ed errata corrige.</w:t>
+              <w:t xml:space="preserve">Calcolo crediti: prove di import del tracciato con i file di esempio (compilato, letture, dati personali) e dei controlli di coerenza.</w:t>
             </w:r>
           </w:p>
         </w:tc>
@@ -6119,6 +6119,140 @@
                 <w:sz w:val="18"/>
                 <w:szCs w:val="18"/>
               </w:rPr>
+              <w:t xml:space="preserve">1.1</w:t>
+            </w:r>
+          </w:p>
+        </w:tc>
+        <w:tc>
+          <w:tcPr>
+            <w:tcW w:type="dxa" w:w="1300"/>
+            <w:tcBorders>
+              <w:top w:val="single" w:color="D9D4C5" w:sz="4"/>
+              <w:left w:val="single" w:color="D9D4C5" w:sz="4"/>
+              <w:bottom w:val="single" w:color="D9D4C5" w:sz="4"/>
+              <w:right w:val="single" w:color="D9D4C5" w:sz="4"/>
+            </w:tcBorders>
+            <w:tcMar>
+              <w:top w:type="dxa" w:w="70"/>
+              <w:left w:type="dxa" w:w="110"/>
+              <w:bottom w:type="dxa" w:w="70"/>
+              <w:right w:type="dxa" w:w="110"/>
+            </w:tcMar>
+            <w:vAlign w:val="center"/>
+          </w:tcPr>
+          <w:p>
+            <w:pPr>
+              <w:spacing w:after="0" w:before="0"/>
+            </w:pPr>
+            <w:r>
+              <w:rPr>
+                <w:rFonts w:ascii="Arial" w:cs="Arial" w:eastAsia="Arial" w:hAnsi="Arial"/>
+                <w:color w:val="1B2118"/>
+                <w:sz w:val="18"/>
+                <w:szCs w:val="18"/>
+              </w:rPr>
+              <w:t xml:space="preserve">18/10/2026</w:t>
+            </w:r>
+          </w:p>
+        </w:tc>
+        <w:tc>
+          <w:tcPr>
+            <w:tcW w:type="dxa" w:w="5538"/>
+            <w:tcBorders>
+              <w:top w:val="single" w:color="D9D4C5" w:sz="4"/>
+              <w:left w:val="single" w:color="D9D4C5" w:sz="4"/>
+              <w:bottom w:val="single" w:color="D9D4C5" w:sz="4"/>
+              <w:right w:val="single" w:color="D9D4C5" w:sz="4"/>
+            </w:tcBorders>
+            <w:tcMar>
+              <w:top w:type="dxa" w:w="70"/>
+              <w:left w:type="dxa" w:w="110"/>
+              <w:bottom w:type="dxa" w:w="70"/>
+              <w:right w:type="dxa" w:w="110"/>
+            </w:tcMar>
+            <w:vAlign w:val="center"/>
+          </w:tcPr>
+          <w:p>
+            <w:pPr>
+              <w:spacing w:after="0" w:before="0"/>
+            </w:pPr>
+            <w:r>
+              <w:rPr>
+                <w:rFonts w:ascii="Arial" w:cs="Arial" w:eastAsia="Arial" w:hAnsi="Arial"/>
+                <w:color w:val="1B2118"/>
+                <w:sz w:val="18"/>
+                <w:szCs w:val="18"/>
+              </w:rPr>
+              <w:t xml:space="preserve">Prove per Enti di Validazione, modelli, note di fase, messaggi, pagamenti visibili al Comune, pratica sospesa, consultazione pubblica con conferma dell'email, limiti di invio ed errata corrige.</w:t>
+            </w:r>
+          </w:p>
+        </w:tc>
+        <w:tc>
+          <w:tcPr>
+            <w:tcW w:type="dxa" w:w="2000"/>
+            <w:tcBorders>
+              <w:top w:val="single" w:color="D9D4C5" w:sz="4"/>
+              <w:left w:val="single" w:color="D9D4C5" w:sz="4"/>
+              <w:bottom w:val="single" w:color="D9D4C5" w:sz="4"/>
+              <w:right w:val="single" w:color="D9D4C5" w:sz="4"/>
+            </w:tcBorders>
+            <w:tcMar>
+              <w:top w:type="dxa" w:w="70"/>
+              <w:left w:type="dxa" w:w="110"/>
+              <w:bottom w:type="dxa" w:w="70"/>
+              <w:right w:type="dxa" w:w="110"/>
+            </w:tcMar>
+            <w:vAlign w:val="center"/>
+          </w:tcPr>
+          <w:p>
+            <w:pPr>
+              <w:spacing w:after="0" w:before="0"/>
+            </w:pPr>
+            <w:r>
+              <w:rPr>
+                <w:rFonts w:ascii="Arial" w:cs="Arial" w:eastAsia="Arial" w:hAnsi="Arial"/>
+                <w:color w:val="1B2118"/>
+                <w:sz w:val="18"/>
+                <w:szCs w:val="18"/>
+              </w:rPr>
+              <w:t xml:space="preserve">Fondazione Operate</w:t>
+            </w:r>
+          </w:p>
+        </w:tc>
+      </w:tr>
+      <w:tr>
+        <w:trPr>
+          <w:cantSplit/>
+        </w:trPr>
+        <w:tc>
+          <w:tcPr>
+            <w:tcW w:type="dxa" w:w="800"/>
+            <w:tcBorders>
+              <w:top w:val="single" w:color="D9D4C5" w:sz="4"/>
+              <w:left w:val="single" w:color="D9D4C5" w:sz="4"/>
+              <w:bottom w:val="single" w:color="D9D4C5" w:sz="4"/>
+              <w:right w:val="single" w:color="D9D4C5" w:sz="4"/>
+            </w:tcBorders>
+            <w:shd w:fill="F6F4EE" w:color="auto" w:val="clear"/>
+            <w:tcMar>
+              <w:top w:type="dxa" w:w="70"/>
+              <w:left w:type="dxa" w:w="110"/>
+              <w:bottom w:type="dxa" w:w="70"/>
+              <w:right w:type="dxa" w:w="110"/>
+            </w:tcMar>
+            <w:vAlign w:val="center"/>
+          </w:tcPr>
+          <w:p>
+            <w:pPr>
+              <w:spacing w:after="0" w:before="0"/>
+            </w:pPr>
+            <w:r>
+              <w:rPr>
+                <w:rFonts w:ascii="Arial" w:cs="Arial" w:eastAsia="Arial" w:hAnsi="Arial"/>
+                <w:color w:val="1B2118"/>
+                <w:sz w:val="18"/>
+                <w:szCs w:val="18"/>
+              </w:rPr>
               <w:t xml:space="preserve">1.0</w:t>
             </w:r>
           </w:p>
@@ -6132,6 +6266,7 @@
               <w:bottom w:val="single" w:color="D9D4C5" w:sz="4"/>
               <w:right w:val="single" w:color="D9D4C5" w:sz="4"/>
             </w:tcBorders>
+            <w:shd w:fill="F6F4EE" w:color="auto" w:val="clear"/>
             <w:tcMar>
               <w:top w:type="dxa" w:w="70"/>
               <w:left w:type="dxa" w:w="110"/>
@@ -6164,6 +6299,7 @@
               <w:bottom w:val="single" w:color="D9D4C5" w:sz="4"/>
               <w:right w:val="single" w:color="D9D4C5" w:sz="4"/>
             </w:tcBorders>
+            <w:shd w:fill="F6F4EE" w:color="auto" w:val="clear"/>
             <w:tcMar>
               <w:top w:type="dxa" w:w="70"/>
               <w:left w:type="dxa" w:w="110"/>
@@ -6196,6 +6332,7 @@
               <w:bottom w:val="single" w:color="D9D4C5" w:sz="4"/>
               <w:right w:val="single" w:color="D9D4C5" w:sz="4"/>
             </w:tcBorders>
+            <w:shd w:fill="F6F4EE" w:color="auto" w:val="clear"/>
             <w:tcMar>
               <w:top w:type="dxa" w:w="70"/>
               <w:left w:type="dxa" w:w="110"/>
@@ -6237,7 +6374,7 @@
           <w:sz w:val="20"/>
           <w:szCs w:val="20"/>
         </w:rPr>
-        <w:t xml:space="preserve">Guida alla revisione 3.20 del 23/10/2026, allineata al portale e agli altri manuali. È aggiornata a ogni rilascio; la versione corrente si scarica dall'area Documentazione del portale (solo Amministratori).</w:t>
+        <w:t xml:space="preserve">Guida alla revisione 3.21 del 23/10/2026, allineata al portale e agli altri manuali. È aggiornata a ogni rilascio; la versione corrente si scarica dall'area Documentazione del portale (solo Amministratori).</w:t>
       </w:r>
     </w:p>
     <w:p>
@@ -6611,7 +6748,7 @@
         </w:rPr>
         <w:t xml:space="preserve">Il portale: </w:t>
       </w:r>
-      <w:hyperlink w:history="1" r:id="rIdrc4z5ipq-a4cvznwvtceh">
+      <w:hyperlink w:history="1" r:id="rId3u5uhkoxcoeolxiy7ztd8">
         <w:r>
           <w:rPr>
             <w:rFonts w:ascii="Arial" w:cs="Arial" w:eastAsia="Arial" w:hAnsi="Arial"/>
@@ -34194,6 +34331,478 @@
                 <w:szCs w:val="18"/>
               </w:rPr>
               <w:t xml:space="preserve">La pagina non si ingrandisce; l'assistente occupa tutto lo schermo e si chiude con ✕</w:t>
+            </w:r>
+          </w:p>
+        </w:tc>
+      </w:tr>
+      <w:tr>
+        <w:trPr>
+          <w:cantSplit/>
+        </w:trPr>
+        <w:tc>
+          <w:tcPr>
+            <w:tcW w:type="dxa" w:w="1010"/>
+            <w:tcBorders>
+              <w:top w:val="single" w:color="D9D4C5" w:sz="4"/>
+              <w:left w:val="single" w:color="D9D4C5" w:sz="4"/>
+              <w:bottom w:val="single" w:color="D9D4C5" w:sz="4"/>
+              <w:right w:val="single" w:color="D9D4C5" w:sz="4"/>
+            </w:tcBorders>
+            <w:tcMar>
+              <w:top w:type="dxa" w:w="70"/>
+              <w:left w:type="dxa" w:w="110"/>
+              <w:bottom w:type="dxa" w:w="70"/>
+              <w:right w:type="dxa" w:w="110"/>
+            </w:tcMar>
+            <w:vAlign w:val="center"/>
+          </w:tcPr>
+          <w:p>
+            <w:pPr>
+              <w:spacing w:after="0" w:before="0"/>
+            </w:pPr>
+            <w:r>
+              <w:rPr>
+                <w:rFonts w:ascii="Arial" w:cs="Arial" w:eastAsia="Arial" w:hAnsi="Arial"/>
+                <w:color w:val="1B2118"/>
+                <w:sz w:val="18"/>
+                <w:szCs w:val="18"/>
+              </w:rPr>
+              <w:t xml:space="preserve">10.10m</w:t>
+            </w:r>
+          </w:p>
+        </w:tc>
+        <w:tc>
+          <w:tcPr>
+            <w:tcW w:type="dxa" w:w="4314"/>
+            <w:tcBorders>
+              <w:top w:val="single" w:color="D9D4C5" w:sz="4"/>
+              <w:left w:val="single" w:color="D9D4C5" w:sz="4"/>
+              <w:bottom w:val="single" w:color="D9D4C5" w:sz="4"/>
+              <w:right w:val="single" w:color="D9D4C5" w:sz="4"/>
+            </w:tcBorders>
+            <w:tcMar>
+              <w:top w:type="dxa" w:w="70"/>
+              <w:left w:type="dxa" w:w="110"/>
+              <w:bottom w:type="dxa" w:w="70"/>
+              <w:right w:type="dxa" w:w="110"/>
+            </w:tcMar>
+            <w:vAlign w:val="center"/>
+          </w:tcPr>
+          <w:p>
+            <w:pPr>
+              <w:spacing w:after="0" w:before="0"/>
+            </w:pPr>
+            <w:r>
+              <w:rPr>
+                <w:rFonts w:ascii="Arial" w:cs="Arial" w:eastAsia="Arial" w:hAnsi="Arial"/>
+                <w:color w:val="1B2118"/>
+                <w:sz w:val="18"/>
+                <w:szCs w:val="18"/>
+              </w:rPr>
+              <w:t xml:space="preserve">[A] Dashboard: riquadri </w:t>
+            </w:r>
+            <w:r>
+              <w:rPr>
+                <w:rFonts w:ascii="Arial" w:cs="Arial" w:eastAsia="Arial" w:hAnsi="Arial"/>
+                <w:b/>
+                <w:bCs/>
+                <w:color w:val="1B2118"/>
+                <w:sz w:val="18"/>
+                <w:szCs w:val="18"/>
+              </w:rPr>
+              <w:t xml:space="preserve">Crediti in simulazione</w:t>
+            </w:r>
+            <w:r>
+              <w:rPr>
+                <w:rFonts w:ascii="Arial" w:cs="Arial" w:eastAsia="Arial" w:hAnsi="Arial"/>
+                <w:color w:val="1B2118"/>
+                <w:sz w:val="18"/>
+                <w:szCs w:val="18"/>
+              </w:rPr>
+              <w:t xml:space="preserve"> e </w:t>
+            </w:r>
+            <w:r>
+              <w:rPr>
+                <w:rFonts w:ascii="Arial" w:cs="Arial" w:eastAsia="Arial" w:hAnsi="Arial"/>
+                <w:b/>
+                <w:bCs/>
+                <w:color w:val="1B2118"/>
+                <w:sz w:val="18"/>
+                <w:szCs w:val="18"/>
+              </w:rPr>
+              <w:t xml:space="preserve">Crediti in fase esecutiva</w:t>
+            </w:r>
+          </w:p>
+        </w:tc>
+        <w:tc>
+          <w:tcPr>
+            <w:tcW w:type="dxa" w:w="4314"/>
+            <w:tcBorders>
+              <w:top w:val="single" w:color="D9D4C5" w:sz="4"/>
+              <w:left w:val="single" w:color="D9D4C5" w:sz="4"/>
+              <w:bottom w:val="single" w:color="D9D4C5" w:sz="4"/>
+              <w:right w:val="single" w:color="D9D4C5" w:sz="4"/>
+            </w:tcBorders>
+            <w:tcMar>
+              <w:top w:type="dxa" w:w="70"/>
+              <w:left w:type="dxa" w:w="110"/>
+              <w:bottom w:type="dxa" w:w="70"/>
+              <w:right w:type="dxa" w:w="110"/>
+            </w:tcMar>
+            <w:vAlign w:val="center"/>
+          </w:tcPr>
+          <w:p>
+            <w:pPr>
+              <w:spacing w:after="0" w:before="0"/>
+            </w:pPr>
+            <w:r>
+              <w:rPr>
+                <w:rFonts w:ascii="Arial" w:cs="Arial" w:eastAsia="Arial" w:hAnsi="Arial"/>
+                <w:color w:val="1B2118"/>
+                <w:sz w:val="18"/>
+                <w:szCs w:val="18"/>
+              </w:rPr>
+              <w:t xml:space="preserve">Crediti ed euro di tutto il portale; nella simulazione un solo scenario per Comune (l'ultimo aggiornato); in fase esecutiva le righe Calcolati, Emessi e Venduti con il prezzo di riferimento indicato</w:t>
+            </w:r>
+          </w:p>
+        </w:tc>
+      </w:tr>
+      <w:tr>
+        <w:trPr>
+          <w:cantSplit/>
+        </w:trPr>
+        <w:tc>
+          <w:tcPr>
+            <w:tcW w:type="dxa" w:w="1010"/>
+            <w:tcBorders>
+              <w:top w:val="single" w:color="D9D4C5" w:sz="4"/>
+              <w:left w:val="single" w:color="D9D4C5" w:sz="4"/>
+              <w:bottom w:val="single" w:color="D9D4C5" w:sz="4"/>
+              <w:right w:val="single" w:color="D9D4C5" w:sz="4"/>
+            </w:tcBorders>
+            <w:shd w:fill="F6F4EE" w:color="auto" w:val="clear"/>
+            <w:tcMar>
+              <w:top w:type="dxa" w:w="70"/>
+              <w:left w:type="dxa" w:w="110"/>
+              <w:bottom w:type="dxa" w:w="70"/>
+              <w:right w:type="dxa" w:w="110"/>
+            </w:tcMar>
+            <w:vAlign w:val="center"/>
+          </w:tcPr>
+          <w:p>
+            <w:pPr>
+              <w:spacing w:after="0" w:before="0"/>
+            </w:pPr>
+            <w:r>
+              <w:rPr>
+                <w:rFonts w:ascii="Arial" w:cs="Arial" w:eastAsia="Arial" w:hAnsi="Arial"/>
+                <w:color w:val="1B2118"/>
+                <w:sz w:val="18"/>
+                <w:szCs w:val="18"/>
+              </w:rPr>
+              <w:t xml:space="preserve">10.10n</w:t>
+            </w:r>
+          </w:p>
+        </w:tc>
+        <w:tc>
+          <w:tcPr>
+            <w:tcW w:type="dxa" w:w="4314"/>
+            <w:tcBorders>
+              <w:top w:val="single" w:color="D9D4C5" w:sz="4"/>
+              <w:left w:val="single" w:color="D9D4C5" w:sz="4"/>
+              <w:bottom w:val="single" w:color="D9D4C5" w:sz="4"/>
+              <w:right w:val="single" w:color="D9D4C5" w:sz="4"/>
+            </w:tcBorders>
+            <w:shd w:fill="F6F4EE" w:color="auto" w:val="clear"/>
+            <w:tcMar>
+              <w:top w:type="dxa" w:w="70"/>
+              <w:left w:type="dxa" w:w="110"/>
+              <w:bottom w:type="dxa" w:w="70"/>
+              <w:right w:type="dxa" w:w="110"/>
+            </w:tcMar>
+            <w:vAlign w:val="center"/>
+          </w:tcPr>
+          <w:p>
+            <w:pPr>
+              <w:spacing w:after="0" w:before="0"/>
+            </w:pPr>
+            <w:r>
+              <w:rPr>
+                <w:rFonts w:ascii="Arial" w:cs="Arial" w:eastAsia="Arial" w:hAnsi="Arial"/>
+                <w:color w:val="1B2118"/>
+                <w:sz w:val="18"/>
+                <w:szCs w:val="18"/>
+              </w:rPr>
+              <w:t xml:space="preserve">[A] Simulatore: aprite uno scenario salvato prima del 23/10, premete </w:t>
+            </w:r>
+            <w:r>
+              <w:rPr>
+                <w:rFonts w:ascii="Arial" w:cs="Arial" w:eastAsia="Arial" w:hAnsi="Arial"/>
+                <w:b/>
+                <w:bCs/>
+                <w:color w:val="1B2118"/>
+                <w:sz w:val="18"/>
+                <w:szCs w:val="18"/>
+              </w:rPr>
+              <w:t xml:space="preserve">Salva</w:t>
+            </w:r>
+            <w:r>
+              <w:rPr>
+                <w:rFonts w:ascii="Arial" w:cs="Arial" w:eastAsia="Arial" w:hAnsi="Arial"/>
+                <w:color w:val="1B2118"/>
+                <w:sz w:val="18"/>
+                <w:szCs w:val="18"/>
+              </w:rPr>
+              <w:t xml:space="preserve">, tornate alla Dashboard</w:t>
+            </w:r>
+          </w:p>
+        </w:tc>
+        <w:tc>
+          <w:tcPr>
+            <w:tcW w:type="dxa" w:w="4314"/>
+            <w:tcBorders>
+              <w:top w:val="single" w:color="D9D4C5" w:sz="4"/>
+              <w:left w:val="single" w:color="D9D4C5" w:sz="4"/>
+              <w:bottom w:val="single" w:color="D9D4C5" w:sz="4"/>
+              <w:right w:val="single" w:color="D9D4C5" w:sz="4"/>
+            </w:tcBorders>
+            <w:shd w:fill="F6F4EE" w:color="auto" w:val="clear"/>
+            <w:tcMar>
+              <w:top w:type="dxa" w:w="70"/>
+              <w:left w:type="dxa" w:w="110"/>
+              <w:bottom w:type="dxa" w:w="70"/>
+              <w:right w:type="dxa" w:w="110"/>
+            </w:tcMar>
+            <w:vAlign w:val="center"/>
+          </w:tcPr>
+          <w:p>
+            <w:pPr>
+              <w:spacing w:after="0" w:before="0"/>
+            </w:pPr>
+            <w:r>
+              <w:rPr>
+                <w:rFonts w:ascii="Arial" w:cs="Arial" w:eastAsia="Arial" w:hAnsi="Arial"/>
+                <w:color w:val="1B2118"/>
+                <w:sz w:val="18"/>
+                <w:szCs w:val="18"/>
+              </w:rPr>
+              <w:t xml:space="preserve">Il numero di scenari «valorizzati a 32 €/credito» scende di uno; gli euro dello scenario sono i suoi ricavi</w:t>
+            </w:r>
+          </w:p>
+        </w:tc>
+      </w:tr>
+      <w:tr>
+        <w:trPr>
+          <w:cantSplit/>
+        </w:trPr>
+        <w:tc>
+          <w:tcPr>
+            <w:tcW w:type="dxa" w:w="1010"/>
+            <w:tcBorders>
+              <w:top w:val="single" w:color="D9D4C5" w:sz="4"/>
+              <w:left w:val="single" w:color="D9D4C5" w:sz="4"/>
+              <w:bottom w:val="single" w:color="D9D4C5" w:sz="4"/>
+              <w:right w:val="single" w:color="D9D4C5" w:sz="4"/>
+            </w:tcBorders>
+            <w:tcMar>
+              <w:top w:type="dxa" w:w="70"/>
+              <w:left w:type="dxa" w:w="110"/>
+              <w:bottom w:type="dxa" w:w="70"/>
+              <w:right w:type="dxa" w:w="110"/>
+            </w:tcMar>
+            <w:vAlign w:val="center"/>
+          </w:tcPr>
+          <w:p>
+            <w:pPr>
+              <w:spacing w:after="0" w:before="0"/>
+            </w:pPr>
+            <w:r>
+              <w:rPr>
+                <w:rFonts w:ascii="Arial" w:cs="Arial" w:eastAsia="Arial" w:hAnsi="Arial"/>
+                <w:color w:val="1B2118"/>
+                <w:sz w:val="18"/>
+                <w:szCs w:val="18"/>
+              </w:rPr>
+              <w:t xml:space="preserve">10.10o</w:t>
+            </w:r>
+          </w:p>
+        </w:tc>
+        <w:tc>
+          <w:tcPr>
+            <w:tcW w:type="dxa" w:w="4314"/>
+            <w:tcBorders>
+              <w:top w:val="single" w:color="D9D4C5" w:sz="4"/>
+              <w:left w:val="single" w:color="D9D4C5" w:sz="4"/>
+              <w:bottom w:val="single" w:color="D9D4C5" w:sz="4"/>
+              <w:right w:val="single" w:color="D9D4C5" w:sz="4"/>
+            </w:tcBorders>
+            <w:tcMar>
+              <w:top w:type="dxa" w:w="70"/>
+              <w:left w:type="dxa" w:w="110"/>
+              <w:bottom w:type="dxa" w:w="70"/>
+              <w:right w:type="dxa" w:w="110"/>
+            </w:tcMar>
+            <w:vAlign w:val="center"/>
+          </w:tcPr>
+          <w:p>
+            <w:pPr>
+              <w:spacing w:after="0" w:before="0"/>
+            </w:pPr>
+            <w:r>
+              <w:rPr>
+                <w:rFonts w:ascii="Arial" w:cs="Arial" w:eastAsia="Arial" w:hAnsi="Arial"/>
+                <w:color w:val="1B2118"/>
+                <w:sz w:val="18"/>
+                <w:szCs w:val="18"/>
+              </w:rPr>
+              <w:t xml:space="preserve">[A] Impostazioni → Prezzo di riferimento del credito: 40 → Salva; poi rimettete il valore di prima</w:t>
+            </w:r>
+          </w:p>
+        </w:tc>
+        <w:tc>
+          <w:tcPr>
+            <w:tcW w:type="dxa" w:w="4314"/>
+            <w:tcBorders>
+              <w:top w:val="single" w:color="D9D4C5" w:sz="4"/>
+              <w:left w:val="single" w:color="D9D4C5" w:sz="4"/>
+              <w:bottom w:val="single" w:color="D9D4C5" w:sz="4"/>
+              <w:right w:val="single" w:color="D9D4C5" w:sz="4"/>
+            </w:tcBorders>
+            <w:tcMar>
+              <w:top w:type="dxa" w:w="70"/>
+              <w:left w:type="dxa" w:w="110"/>
+              <w:bottom w:type="dxa" w:w="70"/>
+              <w:right w:type="dxa" w:w="110"/>
+            </w:tcMar>
+            <w:vAlign w:val="center"/>
+          </w:tcPr>
+          <w:p>
+            <w:pPr>
+              <w:spacing w:after="0" w:before="0"/>
+            </w:pPr>
+            <w:r>
+              <w:rPr>
+                <w:rFonts w:ascii="Arial" w:cs="Arial" w:eastAsia="Arial" w:hAnsi="Arial"/>
+                <w:color w:val="1B2118"/>
+                <w:sz w:val="18"/>
+                <w:szCs w:val="18"/>
+              </w:rPr>
+              <w:t xml:space="preserve">La Dashboard valorizza calcolati ed emessi al nuovo prezzo; due voci «modifica prezzo di riferimento del credito» in Audit; un prezzo negativo è rifiutato</w:t>
+            </w:r>
+          </w:p>
+        </w:tc>
+      </w:tr>
+      <w:tr>
+        <w:trPr>
+          <w:cantSplit/>
+        </w:trPr>
+        <w:tc>
+          <w:tcPr>
+            <w:tcW w:type="dxa" w:w="1010"/>
+            <w:tcBorders>
+              <w:top w:val="single" w:color="D9D4C5" w:sz="4"/>
+              <w:left w:val="single" w:color="D9D4C5" w:sz="4"/>
+              <w:bottom w:val="single" w:color="D9D4C5" w:sz="4"/>
+              <w:right w:val="single" w:color="D9D4C5" w:sz="4"/>
+            </w:tcBorders>
+            <w:shd w:fill="F6F4EE" w:color="auto" w:val="clear"/>
+            <w:tcMar>
+              <w:top w:type="dxa" w:w="70"/>
+              <w:left w:type="dxa" w:w="110"/>
+              <w:bottom w:type="dxa" w:w="70"/>
+              <w:right w:type="dxa" w:w="110"/>
+            </w:tcMar>
+            <w:vAlign w:val="center"/>
+          </w:tcPr>
+          <w:p>
+            <w:pPr>
+              <w:spacing w:after="0" w:before="0"/>
+            </w:pPr>
+            <w:r>
+              <w:rPr>
+                <w:rFonts w:ascii="Arial" w:cs="Arial" w:eastAsia="Arial" w:hAnsi="Arial"/>
+                <w:color w:val="1B2118"/>
+                <w:sz w:val="18"/>
+                <w:szCs w:val="18"/>
+              </w:rPr>
+              <w:t xml:space="preserve">10.10p</w:t>
+            </w:r>
+          </w:p>
+        </w:tc>
+        <w:tc>
+          <w:tcPr>
+            <w:tcW w:type="dxa" w:w="4314"/>
+            <w:tcBorders>
+              <w:top w:val="single" w:color="D9D4C5" w:sz="4"/>
+              <w:left w:val="single" w:color="D9D4C5" w:sz="4"/>
+              <w:bottom w:val="single" w:color="D9D4C5" w:sz="4"/>
+              <w:right w:val="single" w:color="D9D4C5" w:sz="4"/>
+            </w:tcBorders>
+            <w:shd w:fill="F6F4EE" w:color="auto" w:val="clear"/>
+            <w:tcMar>
+              <w:top w:type="dxa" w:w="70"/>
+              <w:left w:type="dxa" w:w="110"/>
+              <w:bottom w:type="dxa" w:w="70"/>
+              <w:right w:type="dxa" w:w="110"/>
+            </w:tcMar>
+            <w:vAlign w:val="center"/>
+          </w:tcPr>
+          <w:p>
+            <w:pPr>
+              <w:spacing w:after="0" w:before="0"/>
+            </w:pPr>
+            <w:r>
+              <w:rPr>
+                <w:rFonts w:ascii="Arial" w:cs="Arial" w:eastAsia="Arial" w:hAnsi="Arial"/>
+                <w:color w:val="1B2118"/>
+                <w:sz w:val="18"/>
+                <w:szCs w:val="18"/>
+              </w:rPr>
+              <w:t xml:space="preserve">[C] Come utente del Comune aprite </w:t>
+            </w:r>
+            <w:r>
+              <w:rPr>
+                <w:rFonts w:ascii="Arial" w:cs="Arial" w:eastAsia="Arial" w:hAnsi="Arial"/>
+                <w:b/>
+                <w:bCs/>
+                <w:color w:val="1B2118"/>
+                <w:sz w:val="18"/>
+                <w:szCs w:val="18"/>
+              </w:rPr>
+              <w:t xml:space="preserve">Le mie pratiche</w:t>
+            </w:r>
+          </w:p>
+        </w:tc>
+        <w:tc>
+          <w:tcPr>
+            <w:tcW w:type="dxa" w:w="4314"/>
+            <w:tcBorders>
+              <w:top w:val="single" w:color="D9D4C5" w:sz="4"/>
+              <w:left w:val="single" w:color="D9D4C5" w:sz="4"/>
+              <w:bottom w:val="single" w:color="D9D4C5" w:sz="4"/>
+              <w:right w:val="single" w:color="D9D4C5" w:sz="4"/>
+            </w:tcBorders>
+            <w:shd w:fill="F6F4EE" w:color="auto" w:val="clear"/>
+            <w:tcMar>
+              <w:top w:type="dxa" w:w="70"/>
+              <w:left w:type="dxa" w:w="110"/>
+              <w:bottom w:type="dxa" w:w="70"/>
+              <w:right w:type="dxa" w:w="110"/>
+            </w:tcMar>
+            <w:vAlign w:val="center"/>
+          </w:tcPr>
+          <w:p>
+            <w:pPr>
+              <w:spacing w:after="0" w:before="0"/>
+            </w:pPr>
+            <w:r>
+              <w:rPr>
+                <w:rFonts w:ascii="Arial" w:cs="Arial" w:eastAsia="Arial" w:hAnsi="Arial"/>
+                <w:color w:val="1B2118"/>
+                <w:sz w:val="18"/>
+                <w:szCs w:val="18"/>
+              </w:rPr>
+              <w:t xml:space="preserve">I due riquadri «Valore dei crediti della tua organizzazione» con i soli dati del vostro Comune (nessun dato di altri Comuni)</w:t>
             </w:r>
           </w:p>
         </w:tc>
@@ -35627,7 +36236,7 @@
         <w:szCs w:val="16"/>
       </w:rPr>
       <w:tab/>
-      <w:t xml:space="preserve">Manuale Test · Rev. 3.20 · 23/10/2026</w:t>
+      <w:t xml:space="preserve">Manuale Test · Rev. 3.21 · 23/10/2026</w:t>
     </w:r>
   </w:p>
 </w:hdr>
@@ -35692,7 +36301,7 @@
         <w:szCs w:val="16"/>
       </w:rPr>
       <w:tab/>
-      <w:t xml:space="preserve">Manuale Test · Rev. 3.20 · 23/10/2026</w:t>
+      <w:t xml:space="preserve">Manuale Test · Rev. 3.21 · 23/10/2026</w:t>
     </w:r>
   </w:p>
 </w:hdr>

--- a/public/documentazione/Manuale_Test_Portale_CWP.docx
+++ b/public/documentazione/Manuale_Test_Portale_CWP.docx
@@ -6748,7 +6748,7 @@
         </w:rPr>
         <w:t xml:space="preserve">Il portale: </w:t>
       </w:r>
-      <w:hyperlink w:history="1" r:id="rId3u5uhkoxcoeolxiy7ztd8">
+      <w:hyperlink w:history="1" r:id="rIdakledhe1urt2_7xd0xm9w">
         <w:r>
           <w:rPr>
             <w:rFonts w:ascii="Arial" w:cs="Arial" w:eastAsia="Arial" w:hAnsi="Arial"/>

--- a/public/documentazione/Manuale_Test_Portale_CWP.docx
+++ b/public/documentazione/Manuale_Test_Portale_CWP.docx
@@ -302,7 +302,7 @@
                 <w:sz w:val="20"/>
                 <w:szCs w:val="20"/>
               </w:rPr>
-              <w:t xml:space="preserve">Rev. 3.21</w:t>
+              <w:t xml:space="preserve">Rev. 3.22</w:t>
             </w:r>
           </w:p>
         </w:tc>
@@ -719,7 +719,7 @@
                 <w:sz w:val="18"/>
                 <w:szCs w:val="18"/>
               </w:rPr>
-              <w:t xml:space="preserve">3.21</w:t>
+              <w:t xml:space="preserve">3.22</w:t>
             </w:r>
           </w:p>
         </w:tc>
@@ -783,7 +783,7 @@
                 <w:sz w:val="18"/>
                 <w:szCs w:val="18"/>
               </w:rPr>
-              <w:t xml:space="preserve">Prove 10.10m-10.10p: valore dei crediti in Dashboard e per i Comuni, prezzo di riferimento.</w:t>
+              <w:t xml:space="preserve">Prove 10.10q-10.10s: listino del Progetto e valore dei progetti.</w:t>
             </w:r>
           </w:p>
         </w:tc>
@@ -853,7 +853,7 @@
                 <w:sz w:val="18"/>
                 <w:szCs w:val="18"/>
               </w:rPr>
-              <w:t xml:space="preserve">3.20</w:t>
+              <w:t xml:space="preserve">3.21</w:t>
             </w:r>
           </w:p>
         </w:tc>
@@ -919,7 +919,7 @@
                 <w:sz w:val="18"/>
                 <w:szCs w:val="18"/>
               </w:rPr>
-              <w:t xml:space="preserve">Prove 7.26-7.26f: utenze del passo 5a nel calcolo, esclusioni, conferma, riquadro del 5b, calcoli solo tracciato, CSV.</w:t>
+              <w:t xml:space="preserve">Prove 10.10m-10.10p: valore dei crediti in Dashboard e per i Comuni, prezzo di riferimento.</w:t>
             </w:r>
           </w:p>
         </w:tc>
@@ -989,7 +989,7 @@
                 <w:sz w:val="18"/>
                 <w:szCs w:val="18"/>
               </w:rPr>
-              <w:t xml:space="preserve">3.19</w:t>
+              <w:t xml:space="preserve">3.20</w:t>
             </w:r>
           </w:p>
         </w:tc>
@@ -1021,7 +1021,7 @@
                 <w:sz w:val="18"/>
                 <w:szCs w:val="18"/>
               </w:rPr>
-              <w:t xml:space="preserve">22/10/2026</w:t>
+              <w:t xml:space="preserve">23/10/2026</w:t>
             </w:r>
           </w:p>
         </w:tc>
@@ -1053,7 +1053,7 @@
                 <w:sz w:val="18"/>
                 <w:szCs w:val="18"/>
               </w:rPr>
-              <w:t xml:space="preserve">Prove 7.25-7.25e (Banca Dati Utenze).</w:t>
+              <w:t xml:space="preserve">Prove 7.26-7.26f: utenze del passo 5a nel calcolo, esclusioni, conferma, riquadro del 5b, calcoli solo tracciato, CSV.</w:t>
             </w:r>
           </w:p>
         </w:tc>
@@ -1123,7 +1123,7 @@
                 <w:sz w:val="18"/>
                 <w:szCs w:val="18"/>
               </w:rPr>
-              <w:t xml:space="preserve">3.18</w:t>
+              <w:t xml:space="preserve">3.19</w:t>
             </w:r>
           </w:p>
         </w:tc>
@@ -1189,7 +1189,7 @@
                 <w:sz w:val="18"/>
                 <w:szCs w:val="18"/>
               </w:rPr>
-              <w:t xml:space="preserve">Prove 10.10g-10.10l (navigazione da smartphone).</w:t>
+              <w:t xml:space="preserve">Prove 7.25-7.25e (Banca Dati Utenze).</w:t>
             </w:r>
           </w:p>
         </w:tc>
@@ -1259,7 +1259,7 @@
                 <w:sz w:val="18"/>
                 <w:szCs w:val="18"/>
               </w:rPr>
-              <w:t xml:space="preserve">3.17</w:t>
+              <w:t xml:space="preserve">3.18</w:t>
             </w:r>
           </w:p>
         </w:tc>
@@ -1323,7 +1323,7 @@
                 <w:sz w:val="18"/>
                 <w:szCs w:val="18"/>
               </w:rPr>
-              <w:t xml:space="preserve">Prove dei rilievi N01-N06: 1.2d, 4.1, 4.9-4.9d, 5.0, 5.1c, 7.24, 8b.7d, 8b.7f, 10.10f; nota sull'attesa di 30 giorni.</w:t>
+              <w:t xml:space="preserve">Prove 10.10g-10.10l (navigazione da smartphone).</w:t>
             </w:r>
           </w:p>
         </w:tc>
@@ -1393,7 +1393,7 @@
                 <w:sz w:val="18"/>
                 <w:szCs w:val="18"/>
               </w:rPr>
-              <w:t xml:space="preserve">3.16</w:t>
+              <w:t xml:space="preserve">3.17</w:t>
             </w:r>
           </w:p>
         </w:tc>
@@ -1426,7 +1426,7 @@
                 <w:sz w:val="18"/>
                 <w:szCs w:val="18"/>
               </w:rPr>
-              <w:t xml:space="preserve">21/10/2026</w:t>
+              <w:t xml:space="preserve">22/10/2026</w:t>
             </w:r>
           </w:p>
         </w:tc>
@@ -1459,7 +1459,7 @@
                 <w:sz w:val="18"/>
                 <w:szCs w:val="18"/>
               </w:rPr>
-              <w:t xml:space="preserve">Prove 10.10d-10.10e (barra a LED, loghi); nomi Notizie CO2. Prova 10.15h (pallino verde).</w:t>
+              <w:t xml:space="preserve">Prove dei rilievi N01-N06: 1.2d, 4.1, 4.9-4.9d, 5.0, 5.1c, 7.24, 8b.7d, 8b.7f, 10.10f; nota sull'attesa di 30 giorni.</w:t>
             </w:r>
           </w:p>
         </w:tc>
@@ -1529,7 +1529,7 @@
                 <w:sz w:val="18"/>
                 <w:szCs w:val="18"/>
               </w:rPr>
-              <w:t xml:space="preserve">3.15</w:t>
+              <w:t xml:space="preserve">3.16</w:t>
             </w:r>
           </w:p>
         </w:tc>
@@ -1593,7 +1593,7 @@
                 <w:sz w:val="18"/>
                 <w:szCs w:val="18"/>
               </w:rPr>
-              <w:t xml:space="preserve">Prove 10.15-10.15g (News).</w:t>
+              <w:t xml:space="preserve">Prove 10.10d-10.10e (barra a LED, loghi); nomi Notizie CO2. Prova 10.15h (pallino verde).</w:t>
             </w:r>
           </w:p>
         </w:tc>
@@ -1663,7 +1663,7 @@
                 <w:sz w:val="18"/>
                 <w:szCs w:val="18"/>
               </w:rPr>
-              <w:t xml:space="preserve">3.14</w:t>
+              <w:t xml:space="preserve">3.15</w:t>
             </w:r>
           </w:p>
         </w:tc>
@@ -1729,7 +1729,7 @@
                 <w:sz w:val="18"/>
                 <w:szCs w:val="18"/>
               </w:rPr>
-              <w:t xml:space="preserve">Prove 8b.7 aggiornata e 8b.7b (PDF della simulazione completo).</w:t>
+              <w:t xml:space="preserve">Prove 10.15-10.15g (News).</w:t>
             </w:r>
           </w:p>
         </w:tc>
@@ -1799,7 +1799,7 @@
                 <w:sz w:val="18"/>
                 <w:szCs w:val="18"/>
               </w:rPr>
-              <w:t xml:space="preserve">3.13</w:t>
+              <w:t xml:space="preserve">3.14</w:t>
             </w:r>
           </w:p>
         </w:tc>
@@ -1863,7 +1863,7 @@
                 <w:sz w:val="18"/>
                 <w:szCs w:val="18"/>
               </w:rPr>
-              <w:t xml:space="preserve">Prove 10.11e (pratica aperta) e 10.11f (Operatore).</w:t>
+              <w:t xml:space="preserve">Prove 8b.7 aggiornata e 8b.7b (PDF della simulazione completo).</w:t>
             </w:r>
           </w:p>
         </w:tc>
@@ -1933,7 +1933,7 @@
                 <w:sz w:val="18"/>
                 <w:szCs w:val="18"/>
               </w:rPr>
-              <w:t xml:space="preserve">3.12</w:t>
+              <w:t xml:space="preserve">3.13</w:t>
             </w:r>
           </w:p>
         </w:tc>
@@ -1999,7 +1999,7 @@
                 <w:sz w:val="18"/>
                 <w:szCs w:val="18"/>
               </w:rPr>
-              <w:t xml:space="preserve">Prova 7.23: caratteri incorporati nei PDF (R08).</w:t>
+              <w:t xml:space="preserve">Prove 10.11e (pratica aperta) e 10.11f (Operatore).</w:t>
             </w:r>
           </w:p>
         </w:tc>
@@ -2069,7 +2069,7 @@
                 <w:sz w:val="18"/>
                 <w:szCs w:val="18"/>
               </w:rPr>
-              <w:t xml:space="preserve">3.11</w:t>
+              <w:t xml:space="preserve">3.12</w:t>
             </w:r>
           </w:p>
         </w:tc>
@@ -2133,7 +2133,7 @@
                 <w:sz w:val="18"/>
                 <w:szCs w:val="18"/>
               </w:rPr>
-              <w:t xml:space="preserve">Le segnalazioni del collaudo confluiscono nel Registro issue e test.</w:t>
+              <w:t xml:space="preserve">Prova 7.23: caratteri incorporati nei PDF (R08).</w:t>
             </w:r>
           </w:p>
         </w:tc>
@@ -2203,7 +2203,7 @@
                 <w:sz w:val="18"/>
                 <w:szCs w:val="18"/>
               </w:rPr>
-              <w:t xml:space="preserve">3.10</w:t>
+              <w:t xml:space="preserve">3.11</w:t>
             </w:r>
           </w:p>
         </w:tc>
@@ -2269,7 +2269,7 @@
                 <w:sz w:val="18"/>
                 <w:szCs w:val="18"/>
               </w:rPr>
-              <w:t xml:space="preserve">Collaudo V05: prova 10.5 aggiornata (account disattivato) e nuova 10.5b (testi lunghi nell'Audit).</w:t>
+              <w:t xml:space="preserve">Le segnalazioni del collaudo confluiscono nel Registro issue e test.</w:t>
             </w:r>
           </w:p>
         </w:tc>
@@ -2339,7 +2339,7 @@
                 <w:sz w:val="18"/>
                 <w:szCs w:val="18"/>
               </w:rPr>
-              <w:t xml:space="preserve">3.9</w:t>
+              <w:t xml:space="preserve">3.10</w:t>
             </w:r>
           </w:p>
         </w:tc>
@@ -2371,7 +2371,7 @@
                 <w:sz w:val="18"/>
                 <w:szCs w:val="18"/>
               </w:rPr>
-              <w:t xml:space="preserve">20/10/2026</w:t>
+              <w:t xml:space="preserve">21/10/2026</w:t>
             </w:r>
           </w:p>
         </w:tc>
@@ -2403,7 +2403,7 @@
                 <w:sz w:val="18"/>
                 <w:szCs w:val="18"/>
               </w:rPr>
-              <w:t xml:space="preserve">Prove del collaudo V01: 7.17-7.22 (negativi, date inesistenti, buffer, conferma senza Banca Dati, percentuali nel CSV, formule nei CSV) e 8b.5-8b.5e, 8b.9b (simulatore e audit degli scenari).</w:t>
+              <w:t xml:space="preserve">Collaudo V05: prova 10.5 aggiornata (account disattivato) e nuova 10.5b (testi lunghi nell'Audit).</w:t>
             </w:r>
           </w:p>
         </w:tc>
@@ -2473,7 +2473,7 @@
                 <w:sz w:val="18"/>
                 <w:szCs w:val="18"/>
               </w:rPr>
-              <w:t xml:space="preserve">3.8</w:t>
+              <w:t xml:space="preserve">3.9</w:t>
             </w:r>
           </w:p>
         </w:tc>
@@ -2539,7 +2539,7 @@
                 <w:sz w:val="18"/>
                 <w:szCs w:val="18"/>
               </w:rPr>
-              <w:t xml:space="preserve">Prove 10.14-10.14d (sicurezza).</w:t>
+              <w:t xml:space="preserve">Prove del collaudo V01: 7.17-7.22 (negativi, date inesistenti, buffer, conferma senza Banca Dati, percentuali nel CSV, formule nei CSV) e 8b.5-8b.5e, 8b.9b (simulatore e audit degli scenari).</w:t>
             </w:r>
           </w:p>
         </w:tc>
@@ -2609,7 +2609,7 @@
                 <w:sz w:val="18"/>
                 <w:szCs w:val="18"/>
               </w:rPr>
-              <w:t xml:space="preserve">3.7</w:t>
+              <w:t xml:space="preserve">3.8</w:t>
             </w:r>
           </w:p>
         </w:tc>
@@ -2673,7 +2673,7 @@
                 <w:sz w:val="18"/>
                 <w:szCs w:val="18"/>
               </w:rPr>
-              <w:t xml:space="preserve">Prove 10.6b (menu Amministratori) e 10.7 (menu enti).</w:t>
+              <w:t xml:space="preserve">Prove 10.14-10.14d (sicurezza).</w:t>
             </w:r>
           </w:p>
         </w:tc>
@@ -2743,7 +2743,7 @@
                 <w:sz w:val="18"/>
                 <w:szCs w:val="18"/>
               </w:rPr>
-              <w:t xml:space="preserve">3.6</w:t>
+              <w:t xml:space="preserve">3.7</w:t>
             </w:r>
           </w:p>
         </w:tc>
@@ -2809,7 +2809,7 @@
                 <w:sz w:val="18"/>
                 <w:szCs w:val="18"/>
               </w:rPr>
-              <w:t xml:space="preserve">Sezione «Audit User». Voce «Marketplaces» in arrivo.</w:t>
+              <w:t xml:space="preserve">Prove 10.6b (menu Amministratori) e 10.7 (menu enti).</w:t>
             </w:r>
           </w:p>
         </w:tc>
@@ -2879,7 +2879,7 @@
                 <w:sz w:val="18"/>
                 <w:szCs w:val="18"/>
               </w:rPr>
-              <w:t xml:space="preserve">3.5</w:t>
+              <w:t xml:space="preserve">3.6</w:t>
             </w:r>
           </w:p>
         </w:tc>
@@ -2943,7 +2943,7 @@
                 <w:sz w:val="18"/>
                 <w:szCs w:val="18"/>
               </w:rPr>
-              <w:t xml:space="preserve">Prove 10.12b-10.13d (Audit trail user).</w:t>
+              <w:t xml:space="preserve">Sezione «Audit User». Voce «Marketplaces» in arrivo.</w:t>
             </w:r>
           </w:p>
         </w:tc>
@@ -3013,7 +3013,7 @@
                 <w:sz w:val="18"/>
                 <w:szCs w:val="18"/>
               </w:rPr>
-              <w:t xml:space="preserve">3.4</w:t>
+              <w:t xml:space="preserve">3.5</w:t>
             </w:r>
           </w:p>
         </w:tc>
@@ -3079,7 +3079,7 @@
                 <w:sz w:val="18"/>
                 <w:szCs w:val="18"/>
               </w:rPr>
-              <w:t xml:space="preserve">Prove 8b.7-8b.7e (PDF, Excel, telefono), 10.12 (utenti online), 10.11d.</w:t>
+              <w:t xml:space="preserve">Prove 10.12b-10.13d (Audit trail user).</w:t>
             </w:r>
           </w:p>
         </w:tc>
@@ -3149,7 +3149,7 @@
                 <w:sz w:val="18"/>
                 <w:szCs w:val="18"/>
               </w:rPr>
-              <w:t xml:space="preserve">3.3</w:t>
+              <w:t xml:space="preserve">3.4</w:t>
             </w:r>
           </w:p>
         </w:tc>
@@ -3181,7 +3181,7 @@
                 <w:sz w:val="18"/>
                 <w:szCs w:val="18"/>
               </w:rPr>
-              <w:t xml:space="preserve">19/10/2026</w:t>
+              <w:t xml:space="preserve">20/10/2026</w:t>
             </w:r>
           </w:p>
         </w:tc>
@@ -3213,7 +3213,7 @@
                 <w:sz w:val="18"/>
                 <w:szCs w:val="18"/>
               </w:rPr>
-              <w:t xml:space="preserve">Prova 10.11: messaggio d'attesa «Un attimo…».</w:t>
+              <w:t xml:space="preserve">Prove 8b.7-8b.7e (PDF, Excel, telefono), 10.12 (utenti online), 10.11d.</w:t>
             </w:r>
           </w:p>
         </w:tc>
@@ -3283,7 +3283,7 @@
                 <w:sz w:val="18"/>
                 <w:szCs w:val="18"/>
               </w:rPr>
-              <w:t xml:space="preserve">3.2</w:t>
+              <w:t xml:space="preserve">3.3</w:t>
             </w:r>
           </w:p>
         </w:tc>
@@ -3349,7 +3349,7 @@
                 <w:sz w:val="18"/>
                 <w:szCs w:val="18"/>
               </w:rPr>
-              <w:t xml:space="preserve">Prova 10.11 aggiornata con l'assistente attivo e i messaggi d'errore della Console.</w:t>
+              <w:t xml:space="preserve">Prova 10.11: messaggio d'attesa «Un attimo…».</w:t>
             </w:r>
           </w:p>
         </w:tc>
@@ -3419,7 +3419,7 @@
                 <w:sz w:val="18"/>
                 <w:szCs w:val="18"/>
               </w:rPr>
-              <w:t xml:space="preserve">3.1</w:t>
+              <w:t xml:space="preserve">3.2</w:t>
             </w:r>
           </w:p>
         </w:tc>
@@ -3483,7 +3483,7 @@
                 <w:sz w:val="18"/>
                 <w:szCs w:val="18"/>
               </w:rPr>
-              <w:t xml:space="preserve">Prove 10.11-10.11c: assistente virtuale e documenti ufficiali.</w:t>
+              <w:t xml:space="preserve">Prova 10.11 aggiornata con l'assistente attivo e i messaggi d'errore della Console.</w:t>
             </w:r>
           </w:p>
         </w:tc>
@@ -3553,7 +3553,7 @@
                 <w:sz w:val="18"/>
                 <w:szCs w:val="18"/>
               </w:rPr>
-              <w:t xml:space="preserve">3.0</w:t>
+              <w:t xml:space="preserve">3.1</w:t>
             </w:r>
           </w:p>
         </w:tc>
@@ -3619,7 +3619,7 @@
                 <w:sz w:val="18"/>
                 <w:szCs w:val="18"/>
               </w:rPr>
-              <w:t xml:space="preserve">Prova 10.10c: ordinamento.</w:t>
+              <w:t xml:space="preserve">Prove 10.11-10.11c: assistente virtuale e documenti ufficiali.</w:t>
             </w:r>
           </w:p>
         </w:tc>
@@ -3689,7 +3689,7 @@
                 <w:sz w:val="18"/>
                 <w:szCs w:val="18"/>
               </w:rPr>
-              <w:t xml:space="preserve">2.9</w:t>
+              <w:t xml:space="preserve">3.0</w:t>
             </w:r>
           </w:p>
         </w:tc>
@@ -3753,7 +3753,7 @@
                 <w:sz w:val="18"/>
                 <w:szCs w:val="18"/>
               </w:rPr>
-              <w:t xml:space="preserve">Prove 8b.3b e 8b.3c: metodo per utenza, buffer e taratura.</w:t>
+              <w:t xml:space="preserve">Prova 10.10c: ordinamento.</w:t>
             </w:r>
           </w:p>
         </w:tc>
@@ -3823,7 +3823,7 @@
                 <w:sz w:val="18"/>
                 <w:szCs w:val="18"/>
               </w:rPr>
-              <w:t xml:space="preserve">2.8</w:t>
+              <w:t xml:space="preserve">2.9</w:t>
             </w:r>
           </w:p>
         </w:tc>
@@ -3889,7 +3889,7 @@
                 <w:sz w:val="18"/>
                 <w:szCs w:val="18"/>
               </w:rPr>
-              <w:t xml:space="preserve">Prova 10.10b: barra a LED della Dashboard.</w:t>
+              <w:t xml:space="preserve">Prove 8b.3b e 8b.3c: metodo per utenza, buffer e taratura.</w:t>
             </w:r>
           </w:p>
         </w:tc>
@@ -3959,7 +3959,7 @@
                 <w:sz w:val="18"/>
                 <w:szCs w:val="18"/>
               </w:rPr>
-              <w:t xml:space="preserve">2.7</w:t>
+              <w:t xml:space="preserve">2.8</w:t>
             </w:r>
           </w:p>
         </w:tc>
@@ -4023,7 +4023,7 @@
                 <w:sz w:val="18"/>
                 <w:szCs w:val="18"/>
               </w:rPr>
-              <w:t xml:space="preserve">Prova 1.3d: eliminazione di un utente mai attivo.</w:t>
+              <w:t xml:space="preserve">Prova 10.10b: barra a LED della Dashboard.</w:t>
             </w:r>
           </w:p>
         </w:tc>
@@ -4093,7 +4093,7 @@
                 <w:sz w:val="18"/>
                 <w:szCs w:val="18"/>
               </w:rPr>
-              <w:t xml:space="preserve">2.6</w:t>
+              <w:t xml:space="preserve">2.7</w:t>
             </w:r>
           </w:p>
         </w:tc>
@@ -4159,7 +4159,7 @@
                 <w:sz w:val="18"/>
                 <w:szCs w:val="18"/>
               </w:rPr>
-              <w:t xml:space="preserve">Prove 1.3 e 1.3c: email con le credenziali.</w:t>
+              <w:t xml:space="preserve">Prova 1.3d: eliminazione di un utente mai attivo.</w:t>
             </w:r>
           </w:p>
         </w:tc>
@@ -4229,7 +4229,7 @@
                 <w:sz w:val="18"/>
                 <w:szCs w:val="18"/>
               </w:rPr>
-              <w:t xml:space="preserve">2.5</w:t>
+              <w:t xml:space="preserve">2.6</w:t>
             </w:r>
           </w:p>
         </w:tc>
@@ -4293,7 +4293,7 @@
                 <w:sz w:val="18"/>
                 <w:szCs w:val="18"/>
               </w:rPr>
-              <w:t xml:space="preserve">Prove 1.3a-1.3a3: nomina di un Amministratore e protezione del principale.</w:t>
+              <w:t xml:space="preserve">Prove 1.3 e 1.3c: email con le credenziali.</w:t>
             </w:r>
           </w:p>
         </w:tc>
@@ -4363,7 +4363,7 @@
                 <w:sz w:val="18"/>
                 <w:szCs w:val="18"/>
               </w:rPr>
-              <w:t xml:space="preserve">2.4</w:t>
+              <w:t xml:space="preserve">2.5</w:t>
             </w:r>
           </w:p>
         </w:tc>
@@ -4429,7 +4429,7 @@
                 <w:sz w:val="18"/>
                 <w:szCs w:val="18"/>
               </w:rPr>
-              <w:t xml:space="preserve">Prove 8b.7c e 8b.7d: costi Caso 1 e Caso 2.</w:t>
+              <w:t xml:space="preserve">Prove 1.3a-1.3a3: nomina di un Amministratore e protezione del principale.</w:t>
             </w:r>
           </w:p>
         </w:tc>
@@ -4499,7 +4499,7 @@
                 <w:sz w:val="18"/>
                 <w:szCs w:val="18"/>
               </w:rPr>
-              <w:t xml:space="preserve">2.3</w:t>
+              <w:t xml:space="preserve">2.4</w:t>
             </w:r>
           </w:p>
         </w:tc>
@@ -4563,7 +4563,7 @@
                 <w:sz w:val="18"/>
                 <w:szCs w:val="18"/>
               </w:rPr>
-              <w:t xml:space="preserve">Prova 8b.7b aggiornata: valore del credito anno per anno.</w:t>
+              <w:t xml:space="preserve">Prove 8b.7c e 8b.7d: costi Caso 1 e Caso 2.</w:t>
             </w:r>
           </w:p>
         </w:tc>
@@ -4633,7 +4633,7 @@
                 <w:sz w:val="18"/>
                 <w:szCs w:val="18"/>
               </w:rPr>
-              <w:t xml:space="preserve">2.2</w:t>
+              <w:t xml:space="preserve">2.3</w:t>
             </w:r>
           </w:p>
         </w:tc>
@@ -4699,7 +4699,7 @@
                 <w:sz w:val="18"/>
                 <w:szCs w:val="18"/>
               </w:rPr>
-              <w:t xml:space="preserve">Prova 8b.7b della simulazione economica (ricavi e costi per il Comune).</w:t>
+              <w:t xml:space="preserve">Prova 8b.7b aggiornata: valore del credito anno per anno.</w:t>
             </w:r>
           </w:p>
         </w:tc>
@@ -4769,7 +4769,7 @@
                 <w:sz w:val="18"/>
                 <w:szCs w:val="18"/>
               </w:rPr>
-              <w:t xml:space="preserve">2.1</w:t>
+              <w:t xml:space="preserve">2.2</w:t>
             </w:r>
           </w:p>
         </w:tc>
@@ -4833,7 +4833,7 @@
                 <w:sz w:val="18"/>
                 <w:szCs w:val="18"/>
               </w:rPr>
-              <w:t xml:space="preserve">Prove 8b.2b e 8b.2c (scenario di riferimento e situazione attuale).</w:t>
+              <w:t xml:space="preserve">Prova 8b.7b della simulazione economica (ricavi e costi per il Comune).</w:t>
             </w:r>
           </w:p>
         </w:tc>
@@ -4903,7 +4903,7 @@
                 <w:sz w:val="18"/>
                 <w:szCs w:val="18"/>
               </w:rPr>
-              <w:t xml:space="preserve">2.0</w:t>
+              <w:t xml:space="preserve">2.1</w:t>
             </w:r>
           </w:p>
         </w:tc>
@@ -4969,7 +4969,7 @@
                 <w:sz w:val="18"/>
                 <w:szCs w:val="18"/>
               </w:rPr>
-              <w:t xml:space="preserve">Prove 8b del simulatore di scenari.</w:t>
+              <w:t xml:space="preserve">Prove 8b.2b e 8b.2c (scenario di riferimento e situazione attuale).</w:t>
             </w:r>
           </w:p>
         </w:tc>
@@ -5039,7 +5039,7 @@
                 <w:sz w:val="18"/>
                 <w:szCs w:val="18"/>
               </w:rPr>
-              <w:t xml:space="preserve">1.9</w:t>
+              <w:t xml:space="preserve">2.0</w:t>
             </w:r>
           </w:p>
         </w:tc>
@@ -5103,7 +5103,7 @@
                 <w:sz w:val="18"/>
                 <w:szCs w:val="18"/>
               </w:rPr>
-              <w:t xml:space="preserve">In sviluppo: simulatore di scenari e assistente virtuale.</w:t>
+              <w:t xml:space="preserve">Prove 8b del simulatore di scenari.</w:t>
             </w:r>
           </w:p>
         </w:tc>
@@ -5173,7 +5173,7 @@
                 <w:sz w:val="18"/>
                 <w:szCs w:val="18"/>
               </w:rPr>
-              <w:t xml:space="preserve">1.8</w:t>
+              <w:t xml:space="preserve">1.9</w:t>
             </w:r>
           </w:p>
         </w:tc>
@@ -5239,7 +5239,7 @@
                 <w:sz w:val="18"/>
                 <w:szCs w:val="18"/>
               </w:rPr>
-              <w:t xml:space="preserve">Tolto il limite noto sull'incarico del soggetto promotore del programma.</w:t>
+              <w:t xml:space="preserve">In sviluppo: simulatore di scenari e assistente virtuale.</w:t>
             </w:r>
           </w:p>
         </w:tc>
@@ -5309,7 +5309,7 @@
                 <w:sz w:val="18"/>
                 <w:szCs w:val="18"/>
               </w:rPr>
-              <w:t xml:space="preserve">1.7</w:t>
+              <w:t xml:space="preserve">1.8</w:t>
             </w:r>
           </w:p>
         </w:tc>
@@ -5341,7 +5341,7 @@
                 <w:sz w:val="18"/>
                 <w:szCs w:val="18"/>
               </w:rPr>
-              <w:t xml:space="preserve">18/10/2026</w:t>
+              <w:t xml:space="preserve">19/10/2026</w:t>
             </w:r>
           </w:p>
         </w:tc>
@@ -5373,7 +5373,7 @@
                 <w:sz w:val="18"/>
                 <w:szCs w:val="18"/>
               </w:rPr>
-              <w:t xml:space="preserve">Percorso di prova esteso alle funzioni dell'allineamento ai documenti CWP: territorio ISTAT, stati del Programma, Rapporto a 7 fasi, tariffe e sospensione, accuratezza, ritiro, account unico, crediti emessi, reclami, pagina pubblica, qualità dei dati.</w:t>
+              <w:t xml:space="preserve">Tolto il limite noto sull'incarico del soggetto promotore del programma.</w:t>
             </w:r>
           </w:p>
         </w:tc>
@@ -5443,7 +5443,7 @@
                 <w:sz w:val="18"/>
                 <w:szCs w:val="18"/>
               </w:rPr>
-              <w:t xml:space="preserve">1.6</w:t>
+              <w:t xml:space="preserve">1.7</w:t>
             </w:r>
           </w:p>
         </w:tc>
@@ -5509,7 +5509,7 @@
                 <w:sz w:val="18"/>
                 <w:szCs w:val="18"/>
               </w:rPr>
-              <w:t xml:space="preserve">Glossario: descrizione corretta del buffer (al massimo 80%).</w:t>
+              <w:t xml:space="preserve">Percorso di prova esteso alle funzioni dell'allineamento ai documenti CWP: territorio ISTAT, stati del Programma, Rapporto a 7 fasi, tariffe e sospensione, accuratezza, ritiro, account unico, crediti emessi, reclami, pagina pubblica, qualità dei dati.</w:t>
             </w:r>
           </w:p>
         </w:tc>
@@ -5579,7 +5579,7 @@
                 <w:sz w:val="18"/>
                 <w:szCs w:val="18"/>
               </w:rPr>
-              <w:t xml:space="preserve">1.5</w:t>
+              <w:t xml:space="preserve">1.6</w:t>
             </w:r>
           </w:p>
         </w:tc>
@@ -5643,7 +5643,7 @@
                 <w:sz w:val="18"/>
                 <w:szCs w:val="18"/>
               </w:rPr>
-              <w:t xml:space="preserve">Nuove prove 1.2b, 1.8, 3.7, 4.1b, 6.4, 6.5; prove 1.6, 1.7, 3.2, 4.1, 4.6, 5.4 e 6.3 aggiornate (anagrafiche, documenti richiesti, consultazione, Rapporti a 4 fasi, conservazione, fascicolo).</w:t>
+              <w:t xml:space="preserve">Glossario: descrizione corretta del buffer (al massimo 80%).</w:t>
             </w:r>
           </w:p>
         </w:tc>
@@ -5713,7 +5713,7 @@
                 <w:sz w:val="18"/>
                 <w:szCs w:val="18"/>
               </w:rPr>
-              <w:t xml:space="preserve">1.4</w:t>
+              <w:t xml:space="preserve">1.5</w:t>
             </w:r>
           </w:p>
         </w:tc>
@@ -5779,7 +5779,7 @@
                 <w:sz w:val="18"/>
                 <w:szCs w:val="18"/>
               </w:rPr>
-              <w:t xml:space="preserve">Nuova prova 7.12 (risultato azzerato dopo una modifica dei dati); prove successive del blocco 7 rinumerate; prova 8.4 estesa.</w:t>
+              <w:t xml:space="preserve">Nuove prove 1.2b, 1.8, 3.7, 4.1b, 6.4, 6.5; prove 1.6, 1.7, 3.2, 4.1, 4.6, 5.4 e 6.3 aggiornate (anagrafiche, documenti richiesti, consultazione, Rapporti a 4 fasi, conservazione, fascicolo).</w:t>
             </w:r>
           </w:p>
         </w:tc>
@@ -5849,7 +5849,7 @@
                 <w:sz w:val="18"/>
                 <w:szCs w:val="18"/>
               </w:rPr>
-              <w:t xml:space="preserve">1.3</w:t>
+              <w:t xml:space="preserve">1.4</w:t>
             </w:r>
           </w:p>
         </w:tc>
@@ -5913,7 +5913,7 @@
                 <w:sz w:val="18"/>
                 <w:szCs w:val="18"/>
               </w:rPr>
-              <w:t xml:space="preserve">Prove del rapporto PDF, del numero di registro e del registro dei crediti con le nuove versioni.</w:t>
+              <w:t xml:space="preserve">Nuova prova 7.12 (risultato azzerato dopo una modifica dei dati); prove successive del blocco 7 rinumerate; prova 8.4 estesa.</w:t>
             </w:r>
           </w:p>
         </w:tc>
@@ -5983,7 +5983,7 @@
                 <w:sz w:val="18"/>
                 <w:szCs w:val="18"/>
               </w:rPr>
-              <w:t xml:space="preserve">1.2</w:t>
+              <w:t xml:space="preserve">1.3</w:t>
             </w:r>
           </w:p>
         </w:tc>
@@ -6049,7 +6049,7 @@
                 <w:sz w:val="18"/>
                 <w:szCs w:val="18"/>
               </w:rPr>
-              <w:t xml:space="preserve">Calcolo crediti: prove di import del tracciato con i file di esempio (compilato, letture, dati personali) e dei controlli di coerenza.</w:t>
+              <w:t xml:space="preserve">Prove del rapporto PDF, del numero di registro e del registro dei crediti con le nuove versioni.</w:t>
             </w:r>
           </w:p>
         </w:tc>
@@ -6119,7 +6119,7 @@
                 <w:sz w:val="18"/>
                 <w:szCs w:val="18"/>
               </w:rPr>
-              <w:t xml:space="preserve">1.1</w:t>
+              <w:t xml:space="preserve">1.2</w:t>
             </w:r>
           </w:p>
         </w:tc>
@@ -6183,7 +6183,7 @@
                 <w:sz w:val="18"/>
                 <w:szCs w:val="18"/>
               </w:rPr>
-              <w:t xml:space="preserve">Prove per Enti di Validazione, modelli, note di fase, messaggi, pagamenti visibili al Comune, pratica sospesa, consultazione pubblica con conferma dell'email, limiti di invio ed errata corrige.</w:t>
+              <w:t xml:space="preserve">Calcolo crediti: prove di import del tracciato con i file di esempio (compilato, letture, dati personali) e dei controlli di coerenza.</w:t>
             </w:r>
           </w:p>
         </w:tc>
@@ -6253,6 +6253,142 @@
                 <w:sz w:val="18"/>
                 <w:szCs w:val="18"/>
               </w:rPr>
+              <w:t xml:space="preserve">1.1</w:t>
+            </w:r>
+          </w:p>
+        </w:tc>
+        <w:tc>
+          <w:tcPr>
+            <w:tcW w:type="dxa" w:w="1300"/>
+            <w:tcBorders>
+              <w:top w:val="single" w:color="D9D4C5" w:sz="4"/>
+              <w:left w:val="single" w:color="D9D4C5" w:sz="4"/>
+              <w:bottom w:val="single" w:color="D9D4C5" w:sz="4"/>
+              <w:right w:val="single" w:color="D9D4C5" w:sz="4"/>
+            </w:tcBorders>
+            <w:shd w:fill="F6F4EE" w:color="auto" w:val="clear"/>
+            <w:tcMar>
+              <w:top w:type="dxa" w:w="70"/>
+              <w:left w:type="dxa" w:w="110"/>
+              <w:bottom w:type="dxa" w:w="70"/>
+              <w:right w:type="dxa" w:w="110"/>
+            </w:tcMar>
+            <w:vAlign w:val="center"/>
+          </w:tcPr>
+          <w:p>
+            <w:pPr>
+              <w:spacing w:after="0" w:before="0"/>
+            </w:pPr>
+            <w:r>
+              <w:rPr>
+                <w:rFonts w:ascii="Arial" w:cs="Arial" w:eastAsia="Arial" w:hAnsi="Arial"/>
+                <w:color w:val="1B2118"/>
+                <w:sz w:val="18"/>
+                <w:szCs w:val="18"/>
+              </w:rPr>
+              <w:t xml:space="preserve">18/10/2026</w:t>
+            </w:r>
+          </w:p>
+        </w:tc>
+        <w:tc>
+          <w:tcPr>
+            <w:tcW w:type="dxa" w:w="5538"/>
+            <w:tcBorders>
+              <w:top w:val="single" w:color="D9D4C5" w:sz="4"/>
+              <w:left w:val="single" w:color="D9D4C5" w:sz="4"/>
+              <w:bottom w:val="single" w:color="D9D4C5" w:sz="4"/>
+              <w:right w:val="single" w:color="D9D4C5" w:sz="4"/>
+            </w:tcBorders>
+            <w:shd w:fill="F6F4EE" w:color="auto" w:val="clear"/>
+            <w:tcMar>
+              <w:top w:type="dxa" w:w="70"/>
+              <w:left w:type="dxa" w:w="110"/>
+              <w:bottom w:type="dxa" w:w="70"/>
+              <w:right w:type="dxa" w:w="110"/>
+            </w:tcMar>
+            <w:vAlign w:val="center"/>
+          </w:tcPr>
+          <w:p>
+            <w:pPr>
+              <w:spacing w:after="0" w:before="0"/>
+            </w:pPr>
+            <w:r>
+              <w:rPr>
+                <w:rFonts w:ascii="Arial" w:cs="Arial" w:eastAsia="Arial" w:hAnsi="Arial"/>
+                <w:color w:val="1B2118"/>
+                <w:sz w:val="18"/>
+                <w:szCs w:val="18"/>
+              </w:rPr>
+              <w:t xml:space="preserve">Prove per Enti di Validazione, modelli, note di fase, messaggi, pagamenti visibili al Comune, pratica sospesa, consultazione pubblica con conferma dell'email, limiti di invio ed errata corrige.</w:t>
+            </w:r>
+          </w:p>
+        </w:tc>
+        <w:tc>
+          <w:tcPr>
+            <w:tcW w:type="dxa" w:w="2000"/>
+            <w:tcBorders>
+              <w:top w:val="single" w:color="D9D4C5" w:sz="4"/>
+              <w:left w:val="single" w:color="D9D4C5" w:sz="4"/>
+              <w:bottom w:val="single" w:color="D9D4C5" w:sz="4"/>
+              <w:right w:val="single" w:color="D9D4C5" w:sz="4"/>
+            </w:tcBorders>
+            <w:shd w:fill="F6F4EE" w:color="auto" w:val="clear"/>
+            <w:tcMar>
+              <w:top w:type="dxa" w:w="70"/>
+              <w:left w:type="dxa" w:w="110"/>
+              <w:bottom w:type="dxa" w:w="70"/>
+              <w:right w:type="dxa" w:w="110"/>
+            </w:tcMar>
+            <w:vAlign w:val="center"/>
+          </w:tcPr>
+          <w:p>
+            <w:pPr>
+              <w:spacing w:after="0" w:before="0"/>
+            </w:pPr>
+            <w:r>
+              <w:rPr>
+                <w:rFonts w:ascii="Arial" w:cs="Arial" w:eastAsia="Arial" w:hAnsi="Arial"/>
+                <w:color w:val="1B2118"/>
+                <w:sz w:val="18"/>
+                <w:szCs w:val="18"/>
+              </w:rPr>
+              <w:t xml:space="preserve">Fondazione Operate</w:t>
+            </w:r>
+          </w:p>
+        </w:tc>
+      </w:tr>
+      <w:tr>
+        <w:trPr>
+          <w:cantSplit/>
+        </w:trPr>
+        <w:tc>
+          <w:tcPr>
+            <w:tcW w:type="dxa" w:w="800"/>
+            <w:tcBorders>
+              <w:top w:val="single" w:color="D9D4C5" w:sz="4"/>
+              <w:left w:val="single" w:color="D9D4C5" w:sz="4"/>
+              <w:bottom w:val="single" w:color="D9D4C5" w:sz="4"/>
+              <w:right w:val="single" w:color="D9D4C5" w:sz="4"/>
+            </w:tcBorders>
+            <w:tcMar>
+              <w:top w:type="dxa" w:w="70"/>
+              <w:left w:type="dxa" w:w="110"/>
+              <w:bottom w:type="dxa" w:w="70"/>
+              <w:right w:type="dxa" w:w="110"/>
+            </w:tcMar>
+            <w:vAlign w:val="center"/>
+          </w:tcPr>
+          <w:p>
+            <w:pPr>
+              <w:spacing w:after="0" w:before="0"/>
+            </w:pPr>
+            <w:r>
+              <w:rPr>
+                <w:rFonts w:ascii="Arial" w:cs="Arial" w:eastAsia="Arial" w:hAnsi="Arial"/>
+                <w:color w:val="1B2118"/>
+                <w:sz w:val="18"/>
+                <w:szCs w:val="18"/>
+              </w:rPr>
               <w:t xml:space="preserve">1.0</w:t>
             </w:r>
           </w:p>
@@ -6266,7 +6402,6 @@
               <w:bottom w:val="single" w:color="D9D4C5" w:sz="4"/>
               <w:right w:val="single" w:color="D9D4C5" w:sz="4"/>
             </w:tcBorders>
-            <w:shd w:fill="F6F4EE" w:color="auto" w:val="clear"/>
             <w:tcMar>
               <w:top w:type="dxa" w:w="70"/>
               <w:left w:type="dxa" w:w="110"/>
@@ -6299,7 +6434,6 @@
               <w:bottom w:val="single" w:color="D9D4C5" w:sz="4"/>
               <w:right w:val="single" w:color="D9D4C5" w:sz="4"/>
             </w:tcBorders>
-            <w:shd w:fill="F6F4EE" w:color="auto" w:val="clear"/>
             <w:tcMar>
               <w:top w:type="dxa" w:w="70"/>
               <w:left w:type="dxa" w:w="110"/>
@@ -6332,7 +6466,6 @@
               <w:bottom w:val="single" w:color="D9D4C5" w:sz="4"/>
               <w:right w:val="single" w:color="D9D4C5" w:sz="4"/>
             </w:tcBorders>
-            <w:shd w:fill="F6F4EE" w:color="auto" w:val="clear"/>
             <w:tcMar>
               <w:top w:type="dxa" w:w="70"/>
               <w:left w:type="dxa" w:w="110"/>
@@ -6374,7 +6507,7 @@
           <w:sz w:val="20"/>
           <w:szCs w:val="20"/>
         </w:rPr>
-        <w:t xml:space="preserve">Guida alla revisione 3.21 del 23/10/2026, allineata al portale e agli altri manuali. È aggiornata a ogni rilascio; la versione corrente si scarica dall'area Documentazione del portale (solo Amministratori).</w:t>
+        <w:t xml:space="preserve">Guida alla revisione 3.22 del 23/10/2026, allineata al portale e agli altri manuali. È aggiornata a ogni rilascio; la versione corrente si scarica dall'area Documentazione del portale (solo Amministratori).</w:t>
       </w:r>
     </w:p>
     <w:p>
@@ -6748,7 +6881,7 @@
         </w:rPr>
         <w:t xml:space="preserve">Il portale: </w:t>
       </w:r>
-      <w:hyperlink w:history="1" r:id="rIdakledhe1urt2_7xd0xm9w">
+      <w:hyperlink w:history="1" r:id="rIdrloslg1vb_oigr0nwhwbh">
         <w:r>
           <w:rPr>
             <w:rFonts w:ascii="Arial" w:cs="Arial" w:eastAsia="Arial" w:hAnsi="Arial"/>
@@ -34839,7 +34972,7 @@
                 <w:sz w:val="18"/>
                 <w:szCs w:val="18"/>
               </w:rPr>
-              <w:t xml:space="preserve">10.15</w:t>
+              <w:t xml:space="preserve">10.10q</w:t>
             </w:r>
           </w:p>
         </w:tc>
@@ -34871,27 +35004,7 @@
                 <w:sz w:val="18"/>
                 <w:szCs w:val="18"/>
               </w:rPr>
-              <w:t xml:space="preserve">[A] Aprite </w:t>
-            </w:r>
-            <w:r>
-              <w:rPr>
-                <w:rFonts w:ascii="Arial" w:cs="Arial" w:eastAsia="Arial" w:hAnsi="Arial"/>
-                <w:b/>
-                <w:bCs/>
-                <w:color w:val="1B2118"/>
-                <w:sz w:val="18"/>
-                <w:szCs w:val="18"/>
-              </w:rPr>
-              <w:t xml:space="preserve">Notizie CO2</w:t>
-            </w:r>
-            <w:r>
-              <w:rPr>
-                <w:rFonts w:ascii="Arial" w:cs="Arial" w:eastAsia="Arial" w:hAnsi="Arial"/>
-                <w:color w:val="1B2118"/>
-                <w:sz w:val="18"/>
-                <w:szCs w:val="18"/>
-              </w:rPr>
-              <w:t xml:space="preserve"> dal menu</w:t>
+              <w:t xml:space="preserve">[A] Pratiche → + Nuovo progetto senza scegliere il listino; poi scegliete Caso 2 con popolazione 16735</w:t>
             </w:r>
           </w:p>
         </w:tc>
@@ -34923,7 +35036,7 @@
                 <w:sz w:val="18"/>
                 <w:szCs w:val="18"/>
               </w:rPr>
-              <w:t xml:space="preserve">Pagina con data dell'ultima ricerca e della prossima (ogni 2 ore), riquadro «Prezzi citati» se ci sono prezzi, filtri per categoria con i conteggi, elenco di notizie con data, testata, categoria, rilevanza (pallini su 5), titolo e sintesi in italiano</w:t>
+              <w:t xml:space="preserve">Senza listino: «Scegli il listino…»; con Caso 2 compare «Valore del progetto: … in 10 anni (… all'anno)»</w:t>
             </w:r>
           </w:p>
         </w:tc>
@@ -34961,7 +35074,7 @@
                 <w:sz w:val="18"/>
                 <w:szCs w:val="18"/>
               </w:rPr>
-              <w:t xml:space="preserve">10.15b</w:t>
+              <w:t xml:space="preserve">10.10r</w:t>
             </w:r>
           </w:p>
         </w:tc>
@@ -34994,7 +35107,7 @@
                 <w:sz w:val="18"/>
                 <w:szCs w:val="18"/>
               </w:rPr>
-              <w:t xml:space="preserve">Leggete 10 notizie a caso e apritene 3</w:t>
+              <w:t xml:space="preserve">[A] Progetto aperto prima del 23/10: «Listino: da indicare»; Modifica i dati → Caso 1, popolazione 16735 → Salva</w:t>
             </w:r>
           </w:p>
         </w:tc>
@@ -35027,7 +35140,7 @@
                 <w:sz w:val="18"/>
                 <w:szCs w:val="18"/>
               </w:rPr>
-              <w:t xml:space="preserve">Tutte parlano di crediti di carbonio volontari (mercato, marketplace, prezzi, standard e registri, regole, progetti); il titolo apre l'articolo originale in una nuova scheda</w:t>
+              <w:t xml:space="preserve">Compare «Valore del progetto per il cliente: 162.329,50 € in 10 anni (16.232,95 € all'anno)»; in Audit «modifica pratica»; nella Dashboard il riquadro «Valore dei progetti» lo conta</w:t>
             </w:r>
           </w:p>
         </w:tc>
@@ -35064,7 +35177,7 @@
                 <w:sz w:val="18"/>
                 <w:szCs w:val="18"/>
               </w:rPr>
-              <w:t xml:space="preserve">10.15c</w:t>
+              <w:t xml:space="preserve">10.10s</w:t>
             </w:r>
           </w:p>
         </w:tc>
@@ -35096,7 +35209,7 @@
                 <w:sz w:val="18"/>
                 <w:szCs w:val="18"/>
               </w:rPr>
-              <w:t xml:space="preserve">Spuntate «Mostra le scartate dal filtro»</w:t>
+              <w:t xml:space="preserve">[A] Simulatore: scenario con Caso 1 → Salva; poi Dashboard</w:t>
             </w:r>
           </w:p>
         </w:tc>
@@ -35128,7 +35241,7 @@
                 <w:sz w:val="18"/>
                 <w:szCs w:val="18"/>
               </w:rPr>
-              <w:t xml:space="preserve">Compaiono anche le notizie non attinenti con l'etichetta «Scartata dal filtro» e il motivo (es. solo EU ETS, certificati del GSE)</w:t>
+              <w:t xml:space="preserve">Nella riga «In simulazione» del riquadro «Valore dei progetti» entra quanto paga il cliente nel periodo simulato</w:t>
             </w:r>
           </w:p>
         </w:tc>
@@ -35166,7 +35279,7 @@
                 <w:sz w:val="18"/>
                 <w:szCs w:val="18"/>
               </w:rPr>
-              <w:t xml:space="preserve">10.15d</w:t>
+              <w:t xml:space="preserve">10.15</w:t>
             </w:r>
           </w:p>
         </w:tc>
@@ -35199,7 +35312,7 @@
                 <w:sz w:val="18"/>
                 <w:szCs w:val="18"/>
               </w:rPr>
-              <w:t xml:space="preserve">Premete </w:t>
+              <w:t xml:space="preserve">[A] Aprite </w:t>
             </w:r>
             <w:r>
               <w:rPr>
@@ -35210,16 +35323,16 @@
                 <w:sz w:val="18"/>
                 <w:szCs w:val="18"/>
               </w:rPr>
-              <w:t xml:space="preserve">Aggiorna ora</w:t>
-            </w:r>
-            <w:r>
-              <w:rPr>
-                <w:rFonts w:ascii="Arial" w:cs="Arial" w:eastAsia="Arial" w:hAnsi="Arial"/>
-                <w:color w:val="1B2118"/>
-                <w:sz w:val="18"/>
-                <w:szCs w:val="18"/>
-              </w:rPr>
-              <w:t xml:space="preserve">, poi subito di nuovo</w:t>
+              <w:t xml:space="preserve">Notizie CO2</w:t>
+            </w:r>
+            <w:r>
+              <w:rPr>
+                <w:rFonts w:ascii="Arial" w:cs="Arial" w:eastAsia="Arial" w:hAnsi="Arial"/>
+                <w:color w:val="1B2118"/>
+                <w:sz w:val="18"/>
+                <w:szCs w:val="18"/>
+              </w:rPr>
+              <w:t xml:space="preserve"> dal menu</w:t>
             </w:r>
           </w:p>
         </w:tc>
@@ -35252,7 +35365,7 @@
                 <w:sz w:val="18"/>
                 <w:szCs w:val="18"/>
               </w:rPr>
-              <w:t xml:space="preserve">La prima volta, dopo 20-60 secondi, «Ricerca completata: n lette, n nuove, n attinenti»; la seconda «Ultima ricerca meno di 10 minuti fa»; il Registro ricerche mostra la ricerca «Aggiorna ora» con esito ok</w:t>
+              <w:t xml:space="preserve">Pagina con data dell'ultima ricerca e della prossima (ogni 2 ore), riquadro «Prezzi citati» se ci sono prezzi, filtri per categoria con i conteggi, elenco di notizie con data, testata, categoria, rilevanza (pallini su 5), titolo e sintesi in italiano</w:t>
             </w:r>
           </w:p>
         </w:tc>
@@ -35289,7 +35402,7 @@
                 <w:sz w:val="18"/>
                 <w:szCs w:val="18"/>
               </w:rPr>
-              <w:t xml:space="preserve">10.15e</w:t>
+              <w:t xml:space="preserve">10.15b</w:t>
             </w:r>
           </w:p>
         </w:tc>
@@ -35317,33 +35430,11 @@
             <w:r>
               <w:rPr>
                 <w:rFonts w:ascii="Arial" w:cs="Arial" w:eastAsia="Arial" w:hAnsi="Arial"/>
-                <w:b/>
-                <w:bCs/>
-                <w:color w:val="1B2118"/>
-                <w:sz w:val="18"/>
-                <w:szCs w:val="18"/>
-              </w:rPr>
-              <w:t xml:space="preserve">Nascondi</w:t>
-            </w:r>
-            <w:r>
-              <w:rPr>
-                <w:rFonts w:ascii="Arial" w:cs="Arial" w:eastAsia="Arial" w:hAnsi="Arial"/>
-                <w:color w:val="1B2118"/>
-                <w:sz w:val="18"/>
-                <w:szCs w:val="18"/>
-              </w:rPr>
-              <w:t xml:space="preserve"> su una notizia, poi «Mostra le nascoste» e </w:t>
-            </w:r>
-            <w:r>
-              <w:rPr>
-                <w:rFonts w:ascii="Arial" w:cs="Arial" w:eastAsia="Arial" w:hAnsi="Arial"/>
-                <w:b/>
-                <w:bCs/